--- a/res/template_medium.docx
+++ b/res/template_medium.docx
@@ -13,6 +13,16 @@
           <w:u w:val="single"/>
         </w:rPr>
       </w:pPr>
+      <w:r>
+        <w:rPr>
+          <w:b/>
+          <w:bCs/>
+          <w:sz w:val="40"/>
+          <w:szCs w:val="40"/>
+          <w:u w:val="single"/>
+        </w:rPr>
+        <w:t xml:space="preserve">Medium Level </w:t>
+      </w:r>
       <w:r>
         <w:rPr>
           <w:rFonts w:hint="eastAsia"/>
@@ -22,7 +32,28 @@
           <w:szCs w:val="40"/>
           <w:u w:val="single"/>
         </w:rPr>
-        <w:t>Curation log</w:t>
+        <w:t xml:space="preserve">Curation </w:t>
+      </w:r>
+      <w:r>
+        <w:rPr>
+          <w:b/>
+          <w:bCs/>
+          <w:sz w:val="40"/>
+          <w:szCs w:val="40"/>
+          <w:u w:val="single"/>
+        </w:rPr>
+        <w:t>L</w:t>
+      </w:r>
+      <w:r>
+        <w:rPr>
+          <w:rFonts w:hint="eastAsia"/>
+          <w:b/>
+          <w:bCs/>
+          <w:sz w:val="40"/>
+          <w:szCs w:val="40"/>
+          <w:u w:val="single"/>
+        </w:rPr>
+        <w:t>og</w:t>
       </w:r>
     </w:p>
     <w:p>
@@ -30,14 +61,7 @@
         <w:rPr>
           <w:rFonts w:hint="eastAsia"/>
         </w:rPr>
-        <w:t xml:space="preserve">Ticket number: </w:t>
-      </w:r>
-      <w:proofErr w:type="gramStart"/>
-      <w:r>
-        <w:rPr>
-          <w:rFonts w:hint="eastAsia"/>
-        </w:rPr>
-        <w:t>{</w:t>
+        <w:t>Ticket number: {</w:t>
       </w:r>
       <w:r>
         <w:rPr>
@@ -51,13 +75,8 @@
         </w:rPr>
         <w:t xml:space="preserve"> </w:t>
       </w:r>
-      <w:proofErr w:type="spellStart"/>
       <w:r>
-        <w:t>project</w:t>
-      </w:r>
-      <w:proofErr w:type="gramEnd"/>
-      <w:r>
-        <w:t>_info</w:t>
+        <w:t>project_info</w:t>
       </w:r>
       <w:r>
         <w:rPr>
@@ -68,7 +87,6 @@
       <w:r>
         <w:t>ticket_number</w:t>
       </w:r>
-      <w:proofErr w:type="spellEnd"/>
       <w:r>
         <w:rPr>
           <w:rFonts w:hint="eastAsia"/>
@@ -99,35 +117,16 @@
         <w:rPr>
           <w:rFonts w:hint="eastAsia"/>
         </w:rPr>
-        <w:t xml:space="preserve"> </w:t>
+        <w:t xml:space="preserve"> {{ </w:t>
       </w:r>
-      <w:proofErr w:type="gramStart"/>
       <w:r>
-        <w:rPr>
-          <w:rFonts w:hint="eastAsia"/>
-        </w:rPr>
-        <w:t xml:space="preserve">{{ </w:t>
-      </w:r>
-      <w:proofErr w:type="spellStart"/>
-      <w:r>
-        <w:t>project</w:t>
-      </w:r>
-      <w:proofErr w:type="gramEnd"/>
-      <w:r>
-        <w:t>_info</w:t>
+        <w:t>project_info</w:t>
       </w:r>
       <w:r>
         <w:rPr>
           <w:rFonts w:hint="eastAsia"/>
         </w:rPr>
-        <w:t>.curator_name</w:t>
-      </w:r>
-      <w:proofErr w:type="spellEnd"/>
-      <w:r>
-        <w:rPr>
-          <w:rFonts w:hint="eastAsia"/>
-        </w:rPr>
-        <w:t xml:space="preserve"> }}</w:t>
+        <w:t>.curator_name }}</w:t>
       </w:r>
     </w:p>
     <w:p>
@@ -135,22 +134,10 @@
         <w:rPr>
           <w:rFonts w:hint="eastAsia"/>
         </w:rPr>
-        <w:t xml:space="preserve">Curator email: </w:t>
+        <w:t xml:space="preserve">Curator email: {{ </w:t>
       </w:r>
-      <w:proofErr w:type="gramStart"/>
       <w:r>
-        <w:rPr>
-          <w:rFonts w:hint="eastAsia"/>
-        </w:rPr>
-        <w:t xml:space="preserve">{{ </w:t>
-      </w:r>
-      <w:proofErr w:type="spellStart"/>
-      <w:r>
-        <w:t>project</w:t>
-      </w:r>
-      <w:proofErr w:type="gramEnd"/>
-      <w:r>
-        <w:t>_info</w:t>
+        <w:t>project_info</w:t>
       </w:r>
       <w:r>
         <w:rPr>
@@ -161,7 +148,6 @@
       <w:r>
         <w:t>curator_email</w:t>
       </w:r>
-      <w:proofErr w:type="spellEnd"/>
       <w:r>
         <w:rPr>
           <w:rFonts w:hint="eastAsia"/>
@@ -176,31 +162,21 @@
         </w:rPr>
         <w:t xml:space="preserve">Dataset title: </w:t>
       </w:r>
-      <w:proofErr w:type="gramStart"/>
       <w:r>
         <w:rPr>
           <w:rFonts w:hint="eastAsia"/>
         </w:rPr>
         <w:t xml:space="preserve">{{ </w:t>
       </w:r>
-      <w:proofErr w:type="spellStart"/>
       <w:r>
         <w:rPr>
           <w:rFonts w:hint="eastAsia"/>
         </w:rPr>
-        <w:t>dataset</w:t>
-      </w:r>
-      <w:proofErr w:type="gramEnd"/>
-      <w:r>
-        <w:rPr>
-          <w:rFonts w:hint="eastAsia"/>
-        </w:rPr>
-        <w:t>.</w:t>
+        <w:t>dataset.</w:t>
       </w:r>
       <w:r>
         <w:t>DatasetTitle</w:t>
       </w:r>
-      <w:proofErr w:type="spellEnd"/>
       <w:r>
         <w:rPr>
           <w:rFonts w:hint="eastAsia"/>
@@ -234,14 +210,7 @@
         <w:rPr>
           <w:rFonts w:hint="eastAsia"/>
         </w:rPr>
-        <w:t xml:space="preserve">: </w:t>
-      </w:r>
-      <w:proofErr w:type="gramStart"/>
-      <w:r>
-        <w:rPr>
-          <w:rFonts w:hint="eastAsia"/>
-        </w:rPr>
-        <w:t>{</w:t>
+        <w:t>: {</w:t>
       </w:r>
       <w:r>
         <w:rPr>
@@ -255,24 +224,15 @@
         </w:rPr>
         <w:t xml:space="preserve"> </w:t>
       </w:r>
-      <w:proofErr w:type="spellStart"/>
       <w:r>
         <w:rPr>
           <w:rFonts w:hint="eastAsia"/>
         </w:rPr>
-        <w:t>dataset</w:t>
-      </w:r>
-      <w:proofErr w:type="gramEnd"/>
-      <w:r>
-        <w:rPr>
-          <w:rFonts w:hint="eastAsia"/>
-        </w:rPr>
-        <w:t>.</w:t>
+        <w:t>dataset.</w:t>
       </w:r>
       <w:r>
         <w:t>DatasetPersistentId</w:t>
       </w:r>
-      <w:proofErr w:type="spellEnd"/>
       <w:r>
         <w:rPr>
           <w:rFonts w:hint="eastAsia"/>
@@ -291,21 +251,7 @@
         <w:rPr>
           <w:rFonts w:hint="eastAsia"/>
         </w:rPr>
-        <w:t xml:space="preserve">Dataset ID (versioned): </w:t>
-      </w:r>
-      <w:proofErr w:type="gramStart"/>
-      <w:r>
-        <w:rPr>
-          <w:rFonts w:hint="eastAsia"/>
-        </w:rPr>
-        <w:t>{{ dataset.ID</w:t>
-      </w:r>
-      <w:proofErr w:type="gramEnd"/>
-      <w:r>
-        <w:rPr>
-          <w:rFonts w:hint="eastAsia"/>
-        </w:rPr>
-        <w:t xml:space="preserve">  }}</w:t>
+        <w:t>Dataset ID (versioned): {{ dataset.ID  }}</w:t>
       </w:r>
     </w:p>
     <w:p>
@@ -313,14 +259,7 @@
         <w:rPr>
           <w:rFonts w:hint="eastAsia"/>
         </w:rPr>
-        <w:t xml:space="preserve">Dataset access URL: </w:t>
-      </w:r>
-      <w:proofErr w:type="gramStart"/>
-      <w:r>
-        <w:rPr>
-          <w:rFonts w:hint="eastAsia"/>
-        </w:rPr>
-        <w:t>{</w:t>
+        <w:t>Dataset access URL: {</w:t>
       </w:r>
       <w:r>
         <w:rPr>
@@ -332,26 +271,11 @@
         <w:rPr>
           <w:rFonts w:hint="eastAsia"/>
         </w:rPr>
-        <w:t xml:space="preserve"> </w:t>
-      </w:r>
-      <w:proofErr w:type="spellStart"/>
-      <w:r>
-        <w:rPr>
-          <w:rFonts w:hint="eastAsia"/>
-        </w:rPr>
-        <w:t>dataset</w:t>
-      </w:r>
-      <w:proofErr w:type="gramEnd"/>
-      <w:r>
-        <w:rPr>
-          <w:rFonts w:hint="eastAsia"/>
-        </w:rPr>
-        <w:t>.</w:t>
+        <w:t xml:space="preserve"> dataset.</w:t>
       </w:r>
       <w:r>
         <w:t>DatasetURL</w:t>
       </w:r>
-      <w:proofErr w:type="spellEnd"/>
       <w:r>
         <w:rPr>
           <w:rFonts w:hint="eastAsia"/>
@@ -399,7 +323,6 @@
         </w:rPr>
         <w:t xml:space="preserve">date: </w:t>
       </w:r>
-      <w:proofErr w:type="gramStart"/>
       <w:r>
         <w:rPr>
           <w:rFonts w:hint="eastAsia"/>
@@ -424,7 +347,6 @@
         </w:rPr>
         <w:t>timestamp</w:t>
       </w:r>
-      <w:proofErr w:type="gramEnd"/>
       <w:r>
         <w:rPr>
           <w:rFonts w:hint="eastAsia"/>
@@ -1145,25 +1067,7 @@
                 <w:bCs/>
                 <w:lang w:val="en-US"/>
               </w:rPr>
-              <w:t xml:space="preserve">Has the depositor (or their research group) previously created or submitted to a </w:t>
-            </w:r>
-            <w:proofErr w:type="spellStart"/>
-            <w:r>
-              <w:rPr>
-                <w:b/>
-                <w:bCs/>
-                <w:lang w:val="en-US"/>
-              </w:rPr>
-              <w:t>dataverse</w:t>
-            </w:r>
-            <w:proofErr w:type="spellEnd"/>
-            <w:r>
-              <w:rPr>
-                <w:b/>
-                <w:bCs/>
-                <w:lang w:val="en-US"/>
-              </w:rPr>
-              <w:t>?</w:t>
+              <w:t>Has the depositor (or their research group) previously created or submitted to a dataverse?</w:t>
             </w:r>
           </w:p>
         </w:tc>
@@ -1225,14 +1129,7 @@
               <w:rPr>
                 <w:lang w:val="en-US"/>
               </w:rPr>
-              <w:t xml:space="preserve">{% if </w:t>
-            </w:r>
-            <w:proofErr w:type="spellStart"/>
-            <w:r>
-              <w:rPr>
-                <w:lang w:val="en-US"/>
-              </w:rPr>
-              <w:t>template_dict.</w:t>
+              <w:t>{% if template_dict.</w:t>
             </w:r>
             <w:r>
               <w:rPr>
@@ -1245,378 +1142,246 @@
               <w:rPr>
                 <w:lang w:val="en-US"/>
               </w:rPr>
-              <w:t>.comments|length</w:t>
-            </w:r>
-            <w:proofErr w:type="spellEnd"/>
-            <w:r>
-              <w:rPr>
-                <w:lang w:val="en-US"/>
+              <w:t xml:space="preserve">.comments|length </w:t>
+            </w:r>
+            <w:r>
+              <w:rPr>
+                <w:rFonts w:hint="eastAsia"/>
+                <w:lang w:val="en-US"/>
+              </w:rPr>
+              <w:t>&gt;</w:t>
+            </w:r>
+            <w:r>
+              <w:rPr>
+                <w:lang w:val="en-US"/>
+              </w:rPr>
+              <w:t xml:space="preserve"> 0 %}X{% endif %}</w:t>
+            </w:r>
+          </w:p>
+          <w:p>
+            <w:pPr>
+              <w:rPr>
+                <w:lang w:val="en-US"/>
+              </w:rPr>
+            </w:pPr>
+          </w:p>
+        </w:tc>
+        <w:tc>
+          <w:tcPr>
+            <w:tcW w:w="0" w:type="auto"/>
+            <w:tcBorders>
+              <w:top w:val="single" w:sz="8" w:space="0" w:color="000000"/>
+              <w:left w:val="single" w:sz="8" w:space="0" w:color="000000"/>
+              <w:bottom w:val="single" w:sz="8" w:space="0" w:color="000000"/>
+              <w:right w:val="single" w:sz="8" w:space="0" w:color="000000"/>
+            </w:tcBorders>
+            <w:tcMar>
+              <w:top w:w="100" w:type="dxa"/>
+              <w:left w:w="100" w:type="dxa"/>
+              <w:bottom w:w="100" w:type="dxa"/>
+              <w:right w:w="100" w:type="dxa"/>
+            </w:tcMar>
+            <w:hideMark/>
+          </w:tcPr>
+          <w:p>
+            <w:pPr>
+              <w:rPr>
+                <w:lang w:val="en-US"/>
+              </w:rPr>
+            </w:pPr>
+            <w:r>
+              <w:rPr>
+                <w:lang w:val="en-US"/>
+              </w:rPr>
+              <w:t>{% if template_dict.</w:t>
+            </w:r>
+            <w:r>
+              <w:rPr>
+                <w:rFonts w:hint="eastAsia"/>
+                <w:lang w:val="en-US"/>
+              </w:rPr>
+              <w:t>dv_record</w:t>
+            </w:r>
+            <w:r>
+              <w:rPr>
+                <w:lang w:val="en-US"/>
+              </w:rPr>
+              <w:t xml:space="preserve">.comments|length </w:t>
+            </w:r>
+            <w:r>
+              <w:rPr>
+                <w:rFonts w:hint="eastAsia"/>
+                <w:lang w:val="en-US"/>
+              </w:rPr>
+              <w:t>==</w:t>
+            </w:r>
+            <w:r>
+              <w:rPr>
+                <w:lang w:val="en-US"/>
+              </w:rPr>
+              <w:t xml:space="preserve"> 0 %}X{% endif %}</w:t>
+            </w:r>
+          </w:p>
+          <w:p>
+            <w:pPr>
+              <w:rPr>
+                <w:lang w:val="en-US"/>
+              </w:rPr>
+            </w:pPr>
+          </w:p>
+        </w:tc>
+        <w:tc>
+          <w:tcPr>
+            <w:tcW w:w="0" w:type="auto"/>
+            <w:tcBorders>
+              <w:top w:val="single" w:sz="8" w:space="0" w:color="000000"/>
+              <w:left w:val="single" w:sz="8" w:space="0" w:color="000000"/>
+              <w:bottom w:val="single" w:sz="8" w:space="0" w:color="000000"/>
+              <w:right w:val="single" w:sz="8" w:space="0" w:color="000000"/>
+            </w:tcBorders>
+            <w:tcMar>
+              <w:top w:w="100" w:type="dxa"/>
+              <w:left w:w="100" w:type="dxa"/>
+              <w:bottom w:w="100" w:type="dxa"/>
+              <w:right w:w="100" w:type="dxa"/>
+            </w:tcMar>
+            <w:hideMark/>
+          </w:tcPr>
+          <w:p>
+            <w:pPr>
+              <w:rPr>
+                <w:lang w:val="en-US"/>
+              </w:rPr>
+            </w:pPr>
+          </w:p>
+        </w:tc>
+        <w:tc>
+          <w:tcPr>
+            <w:tcW w:w="0" w:type="auto"/>
+            <w:tcBorders>
+              <w:top w:val="single" w:sz="8" w:space="0" w:color="000000"/>
+              <w:left w:val="single" w:sz="8" w:space="0" w:color="000000"/>
+              <w:bottom w:val="single" w:sz="8" w:space="0" w:color="000000"/>
+              <w:right w:val="single" w:sz="8" w:space="0" w:color="000000"/>
+            </w:tcBorders>
+            <w:tcMar>
+              <w:top w:w="100" w:type="dxa"/>
+              <w:left w:w="100" w:type="dxa"/>
+              <w:bottom w:w="100" w:type="dxa"/>
+              <w:right w:w="100" w:type="dxa"/>
+            </w:tcMar>
+            <w:hideMark/>
+          </w:tcPr>
+          <w:p>
+            <w:pPr>
+              <w:rPr>
+                <w:lang w:val="en-US"/>
+              </w:rPr>
+            </w:pPr>
+          </w:p>
+        </w:tc>
+        <w:tc>
+          <w:tcPr>
+            <w:tcW w:w="0" w:type="auto"/>
+            <w:tcBorders>
+              <w:top w:val="single" w:sz="8" w:space="0" w:color="000000"/>
+              <w:left w:val="single" w:sz="8" w:space="0" w:color="000000"/>
+              <w:bottom w:val="single" w:sz="8" w:space="0" w:color="000000"/>
+              <w:right w:val="single" w:sz="8" w:space="0" w:color="000000"/>
+            </w:tcBorders>
+            <w:tcMar>
+              <w:top w:w="100" w:type="dxa"/>
+              <w:left w:w="100" w:type="dxa"/>
+              <w:bottom w:w="100" w:type="dxa"/>
+              <w:right w:w="100" w:type="dxa"/>
+            </w:tcMar>
+            <w:hideMark/>
+          </w:tcPr>
+          <w:p>
+            <w:pPr>
+              <w:rPr>
+                <w:lang w:val="en-US"/>
+              </w:rPr>
+            </w:pPr>
+          </w:p>
+        </w:tc>
+        <w:tc>
+          <w:tcPr>
+            <w:tcW w:w="0" w:type="auto"/>
+            <w:tcBorders>
+              <w:top w:val="single" w:sz="8" w:space="0" w:color="000000"/>
+              <w:left w:val="single" w:sz="8" w:space="0" w:color="000000"/>
+              <w:bottom w:val="single" w:sz="8" w:space="0" w:color="000000"/>
+              <w:right w:val="single" w:sz="8" w:space="0" w:color="000000"/>
+            </w:tcBorders>
+            <w:tcMar>
+              <w:top w:w="100" w:type="dxa"/>
+              <w:left w:w="100" w:type="dxa"/>
+              <w:bottom w:w="100" w:type="dxa"/>
+              <w:right w:w="100" w:type="dxa"/>
+            </w:tcMar>
+            <w:hideMark/>
+          </w:tcPr>
+          <w:p>
+            <w:pPr>
+              <w:rPr>
+                <w:lang w:val="en-US"/>
+              </w:rPr>
+            </w:pPr>
+            <w:r>
+              <w:rPr>
+                <w:lang w:val="en-US"/>
+              </w:rPr>
+              <w:t>If relevant, list previously created dataverse:</w:t>
+            </w:r>
+            <w:r>
+              <w:rPr>
+                <w:lang w:val="en-US"/>
+              </w:rPr>
+              <w:br/>
+            </w:r>
+            <w:r>
+              <w:t xml:space="preserve">{% for item in template_dict.dv_record.comments %} </w:t>
+            </w:r>
+          </w:p>
+          <w:p>
+            <w:r>
+              <w:t>{% for author, dataverses in item.items() %} {{ author }}</w:t>
+            </w:r>
+            <w:r>
+              <w:rPr>
+                <w:rFonts w:hint="eastAsia"/>
+              </w:rPr>
+              <w:t>:</w:t>
+            </w:r>
+          </w:p>
+          <w:p>
+            <w:r>
+              <w:t xml:space="preserve">{% for dataverse in dataverses %} </w:t>
+            </w:r>
+            <w:r>
+              <w:t>{{ loop.index }}.</w:t>
+            </w:r>
+            <w:r>
+              <w:rPr>
+                <w:rFonts w:hint="eastAsia"/>
               </w:rPr>
               <w:t xml:space="preserve"> </w:t>
             </w:r>
             <w:r>
-              <w:rPr>
-                <w:rFonts w:hint="eastAsia"/>
-                <w:lang w:val="en-US"/>
-              </w:rPr>
-              <w:t>&gt;</w:t>
-            </w:r>
-            <w:r>
-              <w:rPr>
-                <w:lang w:val="en-US"/>
-              </w:rPr>
-              <w:t xml:space="preserve"> 0 %}X{% endif %}</w:t>
-            </w:r>
-          </w:p>
-          <w:p>
-            <w:pPr>
-              <w:rPr>
-                <w:lang w:val="en-US"/>
-              </w:rPr>
-            </w:pPr>
-          </w:p>
-        </w:tc>
-        <w:tc>
-          <w:tcPr>
-            <w:tcW w:w="0" w:type="auto"/>
-            <w:tcBorders>
-              <w:top w:val="single" w:sz="8" w:space="0" w:color="000000"/>
-              <w:left w:val="single" w:sz="8" w:space="0" w:color="000000"/>
-              <w:bottom w:val="single" w:sz="8" w:space="0" w:color="000000"/>
-              <w:right w:val="single" w:sz="8" w:space="0" w:color="000000"/>
-            </w:tcBorders>
-            <w:tcMar>
-              <w:top w:w="100" w:type="dxa"/>
-              <w:left w:w="100" w:type="dxa"/>
-              <w:bottom w:w="100" w:type="dxa"/>
-              <w:right w:w="100" w:type="dxa"/>
-            </w:tcMar>
-            <w:hideMark/>
-          </w:tcPr>
-          <w:p>
-            <w:pPr>
-              <w:rPr>
-                <w:lang w:val="en-US"/>
-              </w:rPr>
-            </w:pPr>
-            <w:r>
-              <w:rPr>
-                <w:lang w:val="en-US"/>
-              </w:rPr>
-              <w:t xml:space="preserve">{% if </w:t>
-            </w:r>
-            <w:proofErr w:type="spellStart"/>
-            <w:r>
-              <w:rPr>
-                <w:lang w:val="en-US"/>
-              </w:rPr>
-              <w:t>template_dict.</w:t>
-            </w:r>
-            <w:r>
-              <w:rPr>
-                <w:rFonts w:hint="eastAsia"/>
-                <w:lang w:val="en-US"/>
-              </w:rPr>
-              <w:t>dv_record</w:t>
-            </w:r>
-            <w:r>
-              <w:rPr>
-                <w:lang w:val="en-US"/>
-              </w:rPr>
-              <w:t>.comments|length</w:t>
-            </w:r>
-            <w:proofErr w:type="spellEnd"/>
-            <w:r>
-              <w:rPr>
-                <w:lang w:val="en-US"/>
-              </w:rPr>
-              <w:t xml:space="preserve"> </w:t>
-            </w:r>
-            <w:r>
-              <w:rPr>
-                <w:rFonts w:hint="eastAsia"/>
-                <w:lang w:val="en-US"/>
-              </w:rPr>
-              <w:t>==</w:t>
-            </w:r>
-            <w:r>
-              <w:rPr>
-                <w:lang w:val="en-US"/>
-              </w:rPr>
-              <w:t xml:space="preserve"> 0 %}X{% endif %}</w:t>
-            </w:r>
-          </w:p>
-          <w:p>
-            <w:pPr>
-              <w:rPr>
-                <w:lang w:val="en-US"/>
-              </w:rPr>
-            </w:pPr>
-          </w:p>
-        </w:tc>
-        <w:tc>
-          <w:tcPr>
-            <w:tcW w:w="0" w:type="auto"/>
-            <w:tcBorders>
-              <w:top w:val="single" w:sz="8" w:space="0" w:color="000000"/>
-              <w:left w:val="single" w:sz="8" w:space="0" w:color="000000"/>
-              <w:bottom w:val="single" w:sz="8" w:space="0" w:color="000000"/>
-              <w:right w:val="single" w:sz="8" w:space="0" w:color="000000"/>
-            </w:tcBorders>
-            <w:tcMar>
-              <w:top w:w="100" w:type="dxa"/>
-              <w:left w:w="100" w:type="dxa"/>
-              <w:bottom w:w="100" w:type="dxa"/>
-              <w:right w:w="100" w:type="dxa"/>
-            </w:tcMar>
-            <w:hideMark/>
-          </w:tcPr>
-          <w:p>
-            <w:pPr>
-              <w:rPr>
-                <w:lang w:val="en-US"/>
-              </w:rPr>
-            </w:pPr>
-          </w:p>
-        </w:tc>
-        <w:tc>
-          <w:tcPr>
-            <w:tcW w:w="0" w:type="auto"/>
-            <w:tcBorders>
-              <w:top w:val="single" w:sz="8" w:space="0" w:color="000000"/>
-              <w:left w:val="single" w:sz="8" w:space="0" w:color="000000"/>
-              <w:bottom w:val="single" w:sz="8" w:space="0" w:color="000000"/>
-              <w:right w:val="single" w:sz="8" w:space="0" w:color="000000"/>
-            </w:tcBorders>
-            <w:tcMar>
-              <w:top w:w="100" w:type="dxa"/>
-              <w:left w:w="100" w:type="dxa"/>
-              <w:bottom w:w="100" w:type="dxa"/>
-              <w:right w:w="100" w:type="dxa"/>
-            </w:tcMar>
-            <w:hideMark/>
-          </w:tcPr>
-          <w:p>
-            <w:pPr>
-              <w:rPr>
-                <w:lang w:val="en-US"/>
-              </w:rPr>
-            </w:pPr>
-          </w:p>
-        </w:tc>
-        <w:tc>
-          <w:tcPr>
-            <w:tcW w:w="0" w:type="auto"/>
-            <w:tcBorders>
-              <w:top w:val="single" w:sz="8" w:space="0" w:color="000000"/>
-              <w:left w:val="single" w:sz="8" w:space="0" w:color="000000"/>
-              <w:bottom w:val="single" w:sz="8" w:space="0" w:color="000000"/>
-              <w:right w:val="single" w:sz="8" w:space="0" w:color="000000"/>
-            </w:tcBorders>
-            <w:tcMar>
-              <w:top w:w="100" w:type="dxa"/>
-              <w:left w:w="100" w:type="dxa"/>
-              <w:bottom w:w="100" w:type="dxa"/>
-              <w:right w:w="100" w:type="dxa"/>
-            </w:tcMar>
-            <w:hideMark/>
-          </w:tcPr>
-          <w:p>
-            <w:pPr>
-              <w:rPr>
-                <w:lang w:val="en-US"/>
-              </w:rPr>
-            </w:pPr>
-          </w:p>
-        </w:tc>
-        <w:tc>
-          <w:tcPr>
-            <w:tcW w:w="0" w:type="auto"/>
-            <w:tcBorders>
-              <w:top w:val="single" w:sz="8" w:space="0" w:color="000000"/>
-              <w:left w:val="single" w:sz="8" w:space="0" w:color="000000"/>
-              <w:bottom w:val="single" w:sz="8" w:space="0" w:color="000000"/>
-              <w:right w:val="single" w:sz="8" w:space="0" w:color="000000"/>
-            </w:tcBorders>
-            <w:tcMar>
-              <w:top w:w="100" w:type="dxa"/>
-              <w:left w:w="100" w:type="dxa"/>
-              <w:bottom w:w="100" w:type="dxa"/>
-              <w:right w:w="100" w:type="dxa"/>
-            </w:tcMar>
-            <w:hideMark/>
-          </w:tcPr>
-          <w:p>
-            <w:pPr>
-              <w:rPr>
-                <w:lang w:val="en-US"/>
-              </w:rPr>
-            </w:pPr>
-            <w:r>
-              <w:rPr>
-                <w:lang w:val="en-US"/>
-              </w:rPr>
-              <w:t xml:space="preserve">If relevant, list previously created </w:t>
-            </w:r>
-            <w:proofErr w:type="spellStart"/>
-            <w:r>
-              <w:rPr>
-                <w:lang w:val="en-US"/>
-              </w:rPr>
-              <w:t>dataverse</w:t>
-            </w:r>
-            <w:proofErr w:type="spellEnd"/>
-            <w:r>
-              <w:rPr>
-                <w:lang w:val="en-US"/>
-              </w:rPr>
-              <w:t>:</w:t>
-            </w:r>
-            <w:r>
-              <w:rPr>
-                <w:lang w:val="en-US"/>
-              </w:rPr>
+              <w:t>{{ dataverse }}</w:t>
+            </w:r>
+            <w:r>
               <w:br/>
             </w:r>
             <w:r>
-              <w:t xml:space="preserve">{% for item in </w:t>
-            </w:r>
-            <w:proofErr w:type="spellStart"/>
-            <w:r>
-              <w:t>template_dict.dv_record.</w:t>
-            </w:r>
-            <w:proofErr w:type="gramStart"/>
-            <w:r>
-              <w:t>comments</w:t>
-            </w:r>
-            <w:proofErr w:type="spellEnd"/>
-            <w:r>
-              <w:t xml:space="preserve"> %}</w:t>
-            </w:r>
-            <w:proofErr w:type="gramEnd"/>
-            <w:r>
-              <w:t xml:space="preserve"> </w:t>
-            </w:r>
-          </w:p>
-          <w:p>
-            <w:r>
-              <w:t xml:space="preserve">{% for author, </w:t>
-            </w:r>
-            <w:proofErr w:type="spellStart"/>
-            <w:r>
-              <w:t>dataverses</w:t>
-            </w:r>
-            <w:proofErr w:type="spellEnd"/>
-            <w:r>
-              <w:t xml:space="preserve"> in </w:t>
-            </w:r>
-            <w:proofErr w:type="spellStart"/>
-            <w:proofErr w:type="gramStart"/>
-            <w:r>
-              <w:t>item.items</w:t>
-            </w:r>
-            <w:proofErr w:type="spellEnd"/>
-            <w:proofErr w:type="gramEnd"/>
-            <w:r>
-              <w:t>() %} {{ author }}</w:t>
-            </w:r>
-            <w:r>
-              <w:rPr>
-                <w:rFonts w:hint="eastAsia"/>
-              </w:rPr>
-              <w:t>:</w:t>
-            </w:r>
-          </w:p>
-          <w:p>
-            <w:r>
-              <w:t xml:space="preserve">{% for </w:t>
-            </w:r>
-            <w:proofErr w:type="spellStart"/>
-            <w:r>
-              <w:t>dataverse</w:t>
-            </w:r>
-            <w:proofErr w:type="spellEnd"/>
-            <w:r>
-              <w:t xml:space="preserve"> in </w:t>
-            </w:r>
-            <w:proofErr w:type="spellStart"/>
-            <w:r>
-              <w:t>dataverses</w:t>
-            </w:r>
-            <w:proofErr w:type="spellEnd"/>
-            <w:r>
-              <w:t xml:space="preserve"> %} </w:t>
-            </w:r>
-            <w:proofErr w:type="gramStart"/>
-            <w:r>
-              <w:t xml:space="preserve">{{ </w:t>
-            </w:r>
-            <w:proofErr w:type="spellStart"/>
-            <w:r>
-              <w:t>loop</w:t>
-            </w:r>
-            <w:proofErr w:type="gramEnd"/>
-            <w:r>
-              <w:t>.index</w:t>
-            </w:r>
-            <w:proofErr w:type="spellEnd"/>
-            <w:r>
-              <w:t xml:space="preserve"> }}.</w:t>
-            </w:r>
-            <w:r>
-              <w:rPr>
-                <w:rFonts w:hint="eastAsia"/>
-              </w:rPr>
-              <w:t xml:space="preserve"> </w:t>
-            </w:r>
-            <w:proofErr w:type="gramStart"/>
-            <w:r>
-              <w:t xml:space="preserve">{{ </w:t>
-            </w:r>
-            <w:proofErr w:type="spellStart"/>
-            <w:r>
-              <w:t>dataverse</w:t>
-            </w:r>
-            <w:proofErr w:type="spellEnd"/>
-            <w:proofErr w:type="gramEnd"/>
-            <w:r>
-              <w:t xml:space="preserve"> }}</w:t>
+              <w:t xml:space="preserve">{% endfor %} </w:t>
             </w:r>
             <w:r>
               <w:br/>
             </w:r>
             <w:r>
-              <w:t xml:space="preserve">{% </w:t>
-            </w:r>
-            <w:proofErr w:type="spellStart"/>
-            <w:r>
-              <w:t>endfor</w:t>
-            </w:r>
-            <w:proofErr w:type="spellEnd"/>
-            <w:r>
-              <w:t xml:space="preserve"> %} </w:t>
-            </w:r>
-            <w:r>
-              <w:br/>
-            </w:r>
-            <w:r>
-              <w:t xml:space="preserve">{% </w:t>
-            </w:r>
-            <w:proofErr w:type="spellStart"/>
-            <w:r>
-              <w:t>endfor</w:t>
-            </w:r>
-            <w:proofErr w:type="spellEnd"/>
-            <w:r>
-              <w:t xml:space="preserve"> %} {% </w:t>
-            </w:r>
-            <w:proofErr w:type="spellStart"/>
-            <w:r>
-              <w:t>endfor</w:t>
-            </w:r>
-            <w:proofErr w:type="spellEnd"/>
-            <w:r>
-              <w:t xml:space="preserve"> %}</w:t>
+              <w:t>{% endfor %} {% endfor %}</w:t>
             </w:r>
           </w:p>
         </w:tc>
@@ -1794,21 +1559,7 @@
               <w:rPr>
                 <w:lang w:val="en-US"/>
               </w:rPr>
-              <w:t>If the dataset is deposited in a sub-</w:t>
-            </w:r>
-            <w:proofErr w:type="spellStart"/>
-            <w:r>
-              <w:rPr>
-                <w:lang w:val="en-US"/>
-              </w:rPr>
-              <w:t>dataverse</w:t>
-            </w:r>
-            <w:proofErr w:type="spellEnd"/>
-            <w:r>
-              <w:rPr>
-                <w:lang w:val="en-US"/>
-              </w:rPr>
-              <w:t xml:space="preserve"> collection, include </w:t>
+              <w:t xml:space="preserve">If the dataset is deposited in a sub-dataverse collection, include </w:t>
             </w:r>
             <w:r>
               <w:rPr>
@@ -1849,21 +1600,7 @@
                 <w:lang w:val="en-US"/>
               </w:rPr>
               <w:lastRenderedPageBreak/>
-              <w:t xml:space="preserve">{% if </w:t>
-            </w:r>
-            <w:proofErr w:type="spellStart"/>
-            <w:r>
-              <w:rPr>
-                <w:lang w:val="en-US"/>
-              </w:rPr>
-              <w:t>template_dict</w:t>
-            </w:r>
-            <w:proofErr w:type="spellEnd"/>
-            <w:r>
-              <w:rPr>
-                <w:lang w:val="en-US"/>
-              </w:rPr>
-              <w:t>.</w:t>
+              <w:t>{% if template_dict.</w:t>
             </w:r>
             <w:r>
               <w:rPr>
@@ -1876,11 +1613,9 @@
               </w:rPr>
               <w:t xml:space="preserve"> </w:t>
             </w:r>
-            <w:proofErr w:type="spellStart"/>
             <w:r>
               <w:t>name_name_of_dataverse</w:t>
             </w:r>
-            <w:proofErr w:type="spellEnd"/>
             <w:r>
               <w:rPr>
                 <w:lang w:val="en-US"/>
@@ -1899,7 +1634,6 @@
               </w:rPr>
               <w:t>University of Toronto Dataverse</w:t>
             </w:r>
-            <w:proofErr w:type="gramStart"/>
             <w:r>
               <w:rPr>
                 <w:lang w:val="en-US"/>
@@ -1910,59 +1644,38 @@
               <w:rPr>
                 <w:lang w:val="en-US"/>
               </w:rPr>
-              <w:t xml:space="preserve"> %}</w:t>
-            </w:r>
-            <w:proofErr w:type="gramEnd"/>
-            <w:r>
-              <w:rPr>
-                <w:lang w:val="en-US"/>
-              </w:rPr>
-              <w:t>X{% endif %}</w:t>
-            </w:r>
-          </w:p>
-        </w:tc>
-        <w:tc>
-          <w:tcPr>
-            <w:tcW w:w="0" w:type="auto"/>
-            <w:tcBorders>
-              <w:top w:val="single" w:sz="8" w:space="0" w:color="000000"/>
-              <w:left w:val="single" w:sz="8" w:space="0" w:color="000000"/>
-              <w:bottom w:val="single" w:sz="8" w:space="0" w:color="000000"/>
-              <w:right w:val="single" w:sz="8" w:space="0" w:color="000000"/>
-            </w:tcBorders>
-            <w:tcMar>
-              <w:top w:w="100" w:type="dxa"/>
-              <w:left w:w="100" w:type="dxa"/>
-              <w:bottom w:w="100" w:type="dxa"/>
-              <w:right w:w="100" w:type="dxa"/>
-            </w:tcMar>
-            <w:hideMark/>
-          </w:tcPr>
-          <w:p>
-            <w:pPr>
-              <w:rPr>
-                <w:lang w:val="en-US"/>
-              </w:rPr>
-            </w:pPr>
-            <w:r>
-              <w:rPr>
-                <w:lang w:val="en-US"/>
-              </w:rPr>
-              <w:t xml:space="preserve">{% if </w:t>
-            </w:r>
-            <w:proofErr w:type="spellStart"/>
-            <w:r>
-              <w:rPr>
-                <w:lang w:val="en-US"/>
-              </w:rPr>
-              <w:t>template_dict</w:t>
-            </w:r>
-            <w:proofErr w:type="spellEnd"/>
-            <w:r>
-              <w:rPr>
-                <w:lang w:val="en-US"/>
-              </w:rPr>
-              <w:t>.</w:t>
+              <w:t xml:space="preserve"> %}X{% endif %}</w:t>
+            </w:r>
+          </w:p>
+        </w:tc>
+        <w:tc>
+          <w:tcPr>
+            <w:tcW w:w="0" w:type="auto"/>
+            <w:tcBorders>
+              <w:top w:val="single" w:sz="8" w:space="0" w:color="000000"/>
+              <w:left w:val="single" w:sz="8" w:space="0" w:color="000000"/>
+              <w:bottom w:val="single" w:sz="8" w:space="0" w:color="000000"/>
+              <w:right w:val="single" w:sz="8" w:space="0" w:color="000000"/>
+            </w:tcBorders>
+            <w:tcMar>
+              <w:top w:w="100" w:type="dxa"/>
+              <w:left w:w="100" w:type="dxa"/>
+              <w:bottom w:w="100" w:type="dxa"/>
+              <w:right w:w="100" w:type="dxa"/>
+            </w:tcMar>
+            <w:hideMark/>
+          </w:tcPr>
+          <w:p>
+            <w:pPr>
+              <w:rPr>
+                <w:lang w:val="en-US"/>
+              </w:rPr>
+            </w:pPr>
+            <w:r>
+              <w:rPr>
+                <w:lang w:val="en-US"/>
+              </w:rPr>
+              <w:t>{% if template_dict.</w:t>
             </w:r>
             <w:r>
               <w:rPr>
@@ -1975,11 +1688,9 @@
               </w:rPr>
               <w:t xml:space="preserve"> </w:t>
             </w:r>
-            <w:proofErr w:type="spellStart"/>
             <w:r>
               <w:t>name_name_of_dataverse</w:t>
             </w:r>
-            <w:proofErr w:type="spellEnd"/>
             <w:r>
               <w:rPr>
                 <w:lang w:val="en-US"/>
@@ -2010,7 +1721,6 @@
               </w:rPr>
               <w:t>University of Toronto Dataverse</w:t>
             </w:r>
-            <w:proofErr w:type="gramStart"/>
             <w:r>
               <w:rPr>
                 <w:lang w:val="en-US"/>
@@ -2021,14 +1731,7 @@
               <w:rPr>
                 <w:lang w:val="en-US"/>
               </w:rPr>
-              <w:t xml:space="preserve"> %}</w:t>
-            </w:r>
-            <w:proofErr w:type="gramEnd"/>
-            <w:r>
-              <w:rPr>
-                <w:lang w:val="en-US"/>
-              </w:rPr>
-              <w:t>X{% endif %}</w:t>
+              <w:t xml:space="preserve"> %}X{% endif %}</w:t>
             </w:r>
           </w:p>
         </w:tc>
@@ -2142,69 +1845,46 @@
                 <w:rFonts w:hint="eastAsia"/>
                 <w:lang w:val="en-US"/>
               </w:rPr>
-              <w:t xml:space="preserve">List the </w:t>
-            </w:r>
-            <w:proofErr w:type="spellStart"/>
+              <w:t xml:space="preserve">List the dataverse </w:t>
+            </w:r>
+            <w:r>
+              <w:rPr>
+                <w:lang w:val="en-US"/>
+              </w:rPr>
+              <w:t>collection</w:t>
+            </w:r>
             <w:r>
               <w:rPr>
                 <w:rFonts w:hint="eastAsia"/>
                 <w:lang w:val="en-US"/>
               </w:rPr>
-              <w:t>dataverse</w:t>
-            </w:r>
-            <w:proofErr w:type="spellEnd"/>
+              <w:t xml:space="preserve"> name:</w:t>
+            </w:r>
+            <w:r>
+              <w:rPr>
+                <w:lang w:val="en-US"/>
+              </w:rPr>
+              <w:br/>
+            </w:r>
             <w:r>
               <w:rPr>
                 <w:rFonts w:hint="eastAsia"/>
                 <w:lang w:val="en-US"/>
               </w:rPr>
-              <w:t xml:space="preserve"> </w:t>
-            </w:r>
-            <w:r>
-              <w:rPr>
-                <w:lang w:val="en-US"/>
-              </w:rPr>
-              <w:t>collection</w:t>
+              <w:t xml:space="preserve">{{ </w:t>
+            </w:r>
+            <w:r>
+              <w:t>template_dict</w:t>
             </w:r>
             <w:r>
               <w:rPr>
                 <w:rFonts w:hint="eastAsia"/>
-                <w:lang w:val="en-US"/>
-              </w:rPr>
-              <w:t xml:space="preserve"> name:</w:t>
-            </w:r>
-            <w:r>
-              <w:rPr>
-                <w:lang w:val="en-US"/>
-              </w:rPr>
-              <w:br/>
-            </w:r>
-            <w:r>
-              <w:rPr>
-                <w:rFonts w:hint="eastAsia"/>
-                <w:lang w:val="en-US"/>
-              </w:rPr>
-              <w:t xml:space="preserve">{{ </w:t>
-            </w:r>
-            <w:proofErr w:type="spellStart"/>
-            <w:r>
-              <w:t>template_dict</w:t>
-            </w:r>
-            <w:proofErr w:type="spellEnd"/>
-            <w:r>
-              <w:rPr>
-                <w:rFonts w:hint="eastAsia"/>
               </w:rPr>
               <w:t>.</w:t>
             </w:r>
             <w:r>
-              <w:t xml:space="preserve"> </w:t>
-            </w:r>
-            <w:proofErr w:type="spellStart"/>
-            <w:r>
-              <w:t>name_name_of_dataverse</w:t>
-            </w:r>
-            <w:proofErr w:type="spellEnd"/>
+              <w:t xml:space="preserve"> name_name_of_dataverse</w:t>
+            </w:r>
             <w:r>
               <w:rPr>
                 <w:rFonts w:hint="eastAsia"/>
@@ -2339,88 +2019,38 @@
                 <w:bCs/>
                 <w:lang w:val="en-US"/>
               </w:rPr>
-              <w:t>*If the dataset was deposited in a sub-</w:t>
-            </w:r>
-            <w:proofErr w:type="spellStart"/>
-            <w:r>
-              <w:rPr>
-                <w:b/>
-                <w:bCs/>
-                <w:lang w:val="en-US"/>
-              </w:rPr>
-              <w:t>dataverse</w:t>
-            </w:r>
-            <w:proofErr w:type="spellEnd"/>
-            <w:r>
-              <w:rPr>
-                <w:b/>
-                <w:bCs/>
-                <w:lang w:val="en-US"/>
-              </w:rPr>
-              <w:t xml:space="preserve"> collection, does it require its own </w:t>
-            </w:r>
-            <w:proofErr w:type="spellStart"/>
-            <w:r>
-              <w:rPr>
-                <w:b/>
-                <w:bCs/>
-                <w:lang w:val="en-US"/>
-              </w:rPr>
-              <w:t>dataverse</w:t>
-            </w:r>
-            <w:proofErr w:type="spellEnd"/>
-            <w:r>
-              <w:rPr>
-                <w:b/>
-                <w:bCs/>
-                <w:lang w:val="en-US"/>
-              </w:rPr>
-              <w:t>?</w:t>
-            </w:r>
-          </w:p>
-        </w:tc>
-        <w:tc>
-          <w:tcPr>
-            <w:tcW w:w="0" w:type="auto"/>
-            <w:tcBorders>
-              <w:top w:val="single" w:sz="8" w:space="0" w:color="000000"/>
-              <w:left w:val="single" w:sz="8" w:space="0" w:color="000000"/>
-              <w:bottom w:val="single" w:sz="8" w:space="0" w:color="000000"/>
-              <w:right w:val="single" w:sz="8" w:space="0" w:color="000000"/>
-            </w:tcBorders>
-            <w:tcMar>
-              <w:top w:w="100" w:type="dxa"/>
-              <w:left w:w="100" w:type="dxa"/>
-              <w:bottom w:w="100" w:type="dxa"/>
-              <w:right w:w="100" w:type="dxa"/>
-            </w:tcMar>
-            <w:hideMark/>
-          </w:tcPr>
-          <w:p>
-            <w:pPr>
-              <w:rPr>
-                <w:lang w:val="en-US"/>
-              </w:rPr>
-            </w:pPr>
-            <w:r>
-              <w:rPr>
-                <w:lang w:val="en-US"/>
-              </w:rPr>
-              <w:t xml:space="preserve">If the depositor created a </w:t>
-            </w:r>
-            <w:proofErr w:type="spellStart"/>
-            <w:r>
-              <w:rPr>
-                <w:lang w:val="en-US"/>
-              </w:rPr>
-              <w:t>dataverse</w:t>
-            </w:r>
-            <w:proofErr w:type="spellEnd"/>
-            <w:r>
-              <w:rPr>
-                <w:lang w:val="en-US"/>
-              </w:rPr>
-              <w:t xml:space="preserve"> with one dataset:</w:t>
+              <w:t>*If the dataset was deposited in a sub-dataverse collection, does it require its own dataverse?</w:t>
+            </w:r>
+          </w:p>
+        </w:tc>
+        <w:tc>
+          <w:tcPr>
+            <w:tcW w:w="0" w:type="auto"/>
+            <w:tcBorders>
+              <w:top w:val="single" w:sz="8" w:space="0" w:color="000000"/>
+              <w:left w:val="single" w:sz="8" w:space="0" w:color="000000"/>
+              <w:bottom w:val="single" w:sz="8" w:space="0" w:color="000000"/>
+              <w:right w:val="single" w:sz="8" w:space="0" w:color="000000"/>
+            </w:tcBorders>
+            <w:tcMar>
+              <w:top w:w="100" w:type="dxa"/>
+              <w:left w:w="100" w:type="dxa"/>
+              <w:bottom w:w="100" w:type="dxa"/>
+              <w:right w:w="100" w:type="dxa"/>
+            </w:tcMar>
+            <w:hideMark/>
+          </w:tcPr>
+          <w:p>
+            <w:pPr>
+              <w:rPr>
+                <w:lang w:val="en-US"/>
+              </w:rPr>
+            </w:pPr>
+            <w:r>
+              <w:rPr>
+                <w:lang w:val="en-US"/>
+              </w:rPr>
+              <w:t>If the depositor created a dataverse with one dataset:</w:t>
             </w:r>
           </w:p>
           <w:p>
@@ -2437,21 +2067,7 @@
               <w:rPr>
                 <w:lang w:val="en-US"/>
               </w:rPr>
-              <w:t>Is it the only dataset in the sub-</w:t>
-            </w:r>
-            <w:proofErr w:type="spellStart"/>
-            <w:r>
-              <w:rPr>
-                <w:lang w:val="en-US"/>
-              </w:rPr>
-              <w:t>dataverse</w:t>
-            </w:r>
-            <w:proofErr w:type="spellEnd"/>
-            <w:r>
-              <w:rPr>
-                <w:lang w:val="en-US"/>
-              </w:rPr>
-              <w:t xml:space="preserve"> collection?</w:t>
+              <w:t>Is it the only dataset in the sub-dataverse collection?</w:t>
             </w:r>
           </w:p>
           <w:p>
@@ -2468,21 +2084,7 @@
               <w:rPr>
                 <w:lang w:val="en-US"/>
               </w:rPr>
-              <w:t>Is there another sub-</w:t>
-            </w:r>
-            <w:proofErr w:type="spellStart"/>
-            <w:r>
-              <w:rPr>
-                <w:lang w:val="en-US"/>
-              </w:rPr>
-              <w:t>dataverse</w:t>
-            </w:r>
-            <w:proofErr w:type="spellEnd"/>
-            <w:r>
-              <w:rPr>
-                <w:lang w:val="en-US"/>
-              </w:rPr>
-              <w:t xml:space="preserve"> collection it should be in?</w:t>
+              <w:t>Is there another sub-dataverse collection it should be in?</w:t>
             </w:r>
           </w:p>
           <w:p>
@@ -2523,35 +2125,7 @@
                 <w:lang w:val="en-US"/>
               </w:rPr>
               <w:lastRenderedPageBreak/>
-              <w:t xml:space="preserve">or that they </w:t>
-            </w:r>
-            <w:proofErr w:type="gramStart"/>
-            <w:r>
-              <w:rPr>
-                <w:lang w:val="en-US"/>
-              </w:rPr>
-              <w:t>actually require</w:t>
-            </w:r>
-            <w:proofErr w:type="gramEnd"/>
-            <w:r>
-              <w:rPr>
-                <w:lang w:val="en-US"/>
-              </w:rPr>
-              <w:t xml:space="preserve"> a </w:t>
-            </w:r>
-            <w:proofErr w:type="spellStart"/>
-            <w:r>
-              <w:rPr>
-                <w:lang w:val="en-US"/>
-              </w:rPr>
-              <w:t>dataverse</w:t>
-            </w:r>
-            <w:proofErr w:type="spellEnd"/>
-            <w:r>
-              <w:rPr>
-                <w:lang w:val="en-US"/>
-              </w:rPr>
-              <w:t xml:space="preserve"> (e.g., will there be future deposits?)</w:t>
+              <w:t>or that they actually require a dataverse (e.g., will there be future deposits?)</w:t>
             </w:r>
           </w:p>
         </w:tc>
@@ -3237,91 +2811,63 @@
               <w:rPr>
                 <w:lang w:val="en-US"/>
               </w:rPr>
-              <w:t xml:space="preserve">{% if </w:t>
-            </w:r>
-            <w:proofErr w:type="spellStart"/>
-            <w:r>
-              <w:rPr>
-                <w:lang w:val="en-US"/>
-              </w:rPr>
-              <w:t>template_dict.file_ext.comments|length</w:t>
-            </w:r>
-            <w:proofErr w:type="spellEnd"/>
-            <w:r>
-              <w:rPr>
-                <w:lang w:val="en-US"/>
-              </w:rPr>
-              <w:t xml:space="preserve"> == 0 %}X{% endif %}</w:t>
-            </w:r>
-          </w:p>
-        </w:tc>
-        <w:tc>
-          <w:tcPr>
-            <w:tcW w:w="0" w:type="auto"/>
-            <w:tcBorders>
-              <w:top w:val="single" w:sz="8" w:space="0" w:color="000000"/>
-              <w:left w:val="single" w:sz="8" w:space="0" w:color="000000"/>
-              <w:bottom w:val="single" w:sz="8" w:space="0" w:color="000000"/>
-              <w:right w:val="single" w:sz="8" w:space="0" w:color="000000"/>
-            </w:tcBorders>
-            <w:tcMar>
-              <w:top w:w="100" w:type="dxa"/>
-              <w:left w:w="100" w:type="dxa"/>
-              <w:bottom w:w="100" w:type="dxa"/>
-              <w:right w:w="100" w:type="dxa"/>
-            </w:tcMar>
-            <w:hideMark/>
-          </w:tcPr>
-          <w:p>
-            <w:pPr>
-              <w:rPr>
-                <w:lang w:val="en-US"/>
-              </w:rPr>
-            </w:pPr>
-          </w:p>
-        </w:tc>
-        <w:tc>
-          <w:tcPr>
-            <w:tcW w:w="0" w:type="auto"/>
-            <w:tcBorders>
-              <w:top w:val="single" w:sz="8" w:space="0" w:color="000000"/>
-              <w:left w:val="single" w:sz="8" w:space="0" w:color="000000"/>
-              <w:bottom w:val="single" w:sz="8" w:space="0" w:color="000000"/>
-              <w:right w:val="single" w:sz="8" w:space="0" w:color="000000"/>
-            </w:tcBorders>
-            <w:tcMar>
-              <w:top w:w="100" w:type="dxa"/>
-              <w:left w:w="100" w:type="dxa"/>
-              <w:bottom w:w="100" w:type="dxa"/>
-              <w:right w:w="100" w:type="dxa"/>
-            </w:tcMar>
-            <w:hideMark/>
-          </w:tcPr>
-          <w:p>
-            <w:pPr>
-              <w:rPr>
-                <w:lang w:val="en-US"/>
-              </w:rPr>
-            </w:pPr>
-            <w:r>
-              <w:rPr>
-                <w:lang w:val="en-US"/>
-              </w:rPr>
-              <w:t xml:space="preserve">{% if </w:t>
-            </w:r>
-            <w:proofErr w:type="spellStart"/>
-            <w:r>
-              <w:rPr>
-                <w:lang w:val="en-US"/>
-              </w:rPr>
-              <w:t>template_dict.file_ext.comments|length</w:t>
-            </w:r>
-            <w:proofErr w:type="spellEnd"/>
-            <w:r>
-              <w:rPr>
-                <w:lang w:val="en-US"/>
-              </w:rPr>
-              <w:t xml:space="preserve"> &gt; 0 %}X{% endif %}</w:t>
+              <w:t>{% if template_dict.file_ext.comments|length == 0 %}X{% endif %}</w:t>
+            </w:r>
+          </w:p>
+        </w:tc>
+        <w:tc>
+          <w:tcPr>
+            <w:tcW w:w="0" w:type="auto"/>
+            <w:tcBorders>
+              <w:top w:val="single" w:sz="8" w:space="0" w:color="000000"/>
+              <w:left w:val="single" w:sz="8" w:space="0" w:color="000000"/>
+              <w:bottom w:val="single" w:sz="8" w:space="0" w:color="000000"/>
+              <w:right w:val="single" w:sz="8" w:space="0" w:color="000000"/>
+            </w:tcBorders>
+            <w:tcMar>
+              <w:top w:w="100" w:type="dxa"/>
+              <w:left w:w="100" w:type="dxa"/>
+              <w:bottom w:w="100" w:type="dxa"/>
+              <w:right w:w="100" w:type="dxa"/>
+            </w:tcMar>
+            <w:hideMark/>
+          </w:tcPr>
+          <w:p>
+            <w:pPr>
+              <w:rPr>
+                <w:lang w:val="en-US"/>
+              </w:rPr>
+            </w:pPr>
+          </w:p>
+        </w:tc>
+        <w:tc>
+          <w:tcPr>
+            <w:tcW w:w="0" w:type="auto"/>
+            <w:tcBorders>
+              <w:top w:val="single" w:sz="8" w:space="0" w:color="000000"/>
+              <w:left w:val="single" w:sz="8" w:space="0" w:color="000000"/>
+              <w:bottom w:val="single" w:sz="8" w:space="0" w:color="000000"/>
+              <w:right w:val="single" w:sz="8" w:space="0" w:color="000000"/>
+            </w:tcBorders>
+            <w:tcMar>
+              <w:top w:w="100" w:type="dxa"/>
+              <w:left w:w="100" w:type="dxa"/>
+              <w:bottom w:w="100" w:type="dxa"/>
+              <w:right w:w="100" w:type="dxa"/>
+            </w:tcMar>
+            <w:hideMark/>
+          </w:tcPr>
+          <w:p>
+            <w:pPr>
+              <w:rPr>
+                <w:lang w:val="en-US"/>
+              </w:rPr>
+            </w:pPr>
+            <w:r>
+              <w:rPr>
+                <w:lang w:val="en-US"/>
+              </w:rPr>
+              <w:t>{% if template_dict.file_ext.comments|length &gt; 0 %}X{% endif %}</w:t>
             </w:r>
           </w:p>
         </w:tc>
@@ -3414,30 +2960,8 @@
               <w:rPr>
                 <w:lang w:val="en-US"/>
               </w:rPr>
-              <w:t xml:space="preserve">{% for item in </w:t>
-            </w:r>
-            <w:proofErr w:type="spellStart"/>
-            <w:r>
-              <w:rPr>
-                <w:lang w:val="en-US"/>
-              </w:rPr>
-              <w:t>template_dict.file_open.</w:t>
-            </w:r>
-            <w:proofErr w:type="gramStart"/>
-            <w:r>
-              <w:rPr>
-                <w:lang w:val="en-US"/>
-              </w:rPr>
-              <w:t>comments</w:t>
-            </w:r>
-            <w:proofErr w:type="spellEnd"/>
-            <w:r>
-              <w:rPr>
-                <w:lang w:val="en-US"/>
-              </w:rPr>
-              <w:t xml:space="preserve"> %}</w:t>
-            </w:r>
-            <w:proofErr w:type="gramEnd"/>
+              <w:t>{% for item in template_dict.file_open.comments %}</w:t>
+            </w:r>
           </w:p>
           <w:p>
             <w:pPr>
@@ -3454,55 +2978,13 @@
               <w:rPr>
                 <w:lang w:val="en-US"/>
               </w:rPr>
-              <w:t xml:space="preserve">{{ </w:t>
-            </w:r>
-            <w:proofErr w:type="spellStart"/>
-            <w:r>
-              <w:rPr>
-                <w:lang w:val="en-US"/>
-              </w:rPr>
-              <w:t>item.file_</w:t>
-            </w:r>
-            <w:proofErr w:type="gramStart"/>
-            <w:r>
-              <w:rPr>
-                <w:lang w:val="en-US"/>
-              </w:rPr>
-              <w:t>name</w:t>
-            </w:r>
-            <w:proofErr w:type="spellEnd"/>
-            <w:r>
-              <w:rPr>
-                <w:lang w:val="en-US"/>
-              </w:rPr>
-              <w:t xml:space="preserve"> }}</w:t>
-            </w:r>
-            <w:r>
-              <w:rPr>
-                <w:lang w:val="en-US"/>
-              </w:rPr>
-              <w:t>{%</w:t>
-            </w:r>
-            <w:proofErr w:type="gramEnd"/>
-            <w:r>
-              <w:rPr>
-                <w:lang w:val="en-US"/>
-              </w:rPr>
-              <w:t xml:space="preserve"> </w:t>
-            </w:r>
-            <w:proofErr w:type="spellStart"/>
-            <w:r>
-              <w:rPr>
-                <w:lang w:val="en-US"/>
-              </w:rPr>
-              <w:t>endfor</w:t>
-            </w:r>
-            <w:proofErr w:type="spellEnd"/>
-            <w:r>
-              <w:rPr>
-                <w:lang w:val="en-US"/>
-              </w:rPr>
-              <w:t xml:space="preserve"> %}</w:t>
+              <w:t>{{ item.file_name }}</w:t>
+            </w:r>
+            <w:r>
+              <w:rPr>
+                <w:lang w:val="en-US"/>
+              </w:rPr>
+              <w:t>{% endfor %}</w:t>
             </w:r>
           </w:p>
           <w:p>
@@ -3535,30 +3017,8 @@
               <w:rPr>
                 <w:lang w:val="en-US"/>
               </w:rPr>
-              <w:t xml:space="preserve">{% for item in </w:t>
-            </w:r>
-            <w:proofErr w:type="spellStart"/>
-            <w:r>
-              <w:rPr>
-                <w:lang w:val="en-US"/>
-              </w:rPr>
-              <w:t>template_dict.file_open.not_</w:t>
-            </w:r>
-            <w:proofErr w:type="gramStart"/>
-            <w:r>
-              <w:rPr>
-                <w:lang w:val="en-US"/>
-              </w:rPr>
-              <w:t>checked</w:t>
-            </w:r>
-            <w:proofErr w:type="spellEnd"/>
-            <w:r>
-              <w:rPr>
-                <w:lang w:val="en-US"/>
-              </w:rPr>
-              <w:t xml:space="preserve"> %}</w:t>
-            </w:r>
-            <w:proofErr w:type="gramEnd"/>
+              <w:t>{% for item in template_dict.file_open.not_checked %}</w:t>
+            </w:r>
           </w:p>
           <w:p>
             <w:pPr>
@@ -3575,49 +3035,7 @@
               <w:rPr>
                 <w:lang w:val="en-US"/>
               </w:rPr>
-              <w:t xml:space="preserve">{{ </w:t>
-            </w:r>
-            <w:proofErr w:type="spellStart"/>
-            <w:r>
-              <w:rPr>
-                <w:lang w:val="en-US"/>
-              </w:rPr>
-              <w:t>item.file_</w:t>
-            </w:r>
-            <w:proofErr w:type="gramStart"/>
-            <w:r>
-              <w:rPr>
-                <w:lang w:val="en-US"/>
-              </w:rPr>
-              <w:t>name</w:t>
-            </w:r>
-            <w:proofErr w:type="spellEnd"/>
-            <w:r>
-              <w:rPr>
-                <w:lang w:val="en-US"/>
-              </w:rPr>
-              <w:t xml:space="preserve"> }}{%</w:t>
-            </w:r>
-            <w:proofErr w:type="gramEnd"/>
-            <w:r>
-              <w:rPr>
-                <w:lang w:val="en-US"/>
-              </w:rPr>
-              <w:t xml:space="preserve"> </w:t>
-            </w:r>
-            <w:proofErr w:type="spellStart"/>
-            <w:r>
-              <w:rPr>
-                <w:lang w:val="en-US"/>
-              </w:rPr>
-              <w:t>endfor</w:t>
-            </w:r>
-            <w:proofErr w:type="spellEnd"/>
-            <w:r>
-              <w:rPr>
-                <w:lang w:val="en-US"/>
-              </w:rPr>
-              <w:t xml:space="preserve"> %}</w:t>
+              <w:t>{{ item.file_name }}{% endfor %}</w:t>
             </w:r>
           </w:p>
           <w:p>
@@ -3831,91 +3249,63 @@
               <w:rPr>
                 <w:lang w:val="en-US"/>
               </w:rPr>
-              <w:t xml:space="preserve">{% if </w:t>
-            </w:r>
-            <w:proofErr w:type="spellStart"/>
-            <w:r>
-              <w:rPr>
-                <w:lang w:val="en-US"/>
-              </w:rPr>
-              <w:t>template_dict.special_characters.comments|length</w:t>
-            </w:r>
-            <w:proofErr w:type="spellEnd"/>
-            <w:r>
-              <w:rPr>
-                <w:lang w:val="en-US"/>
-              </w:rPr>
-              <w:t xml:space="preserve"> == 0 %}X{% endif %}</w:t>
-            </w:r>
-          </w:p>
-        </w:tc>
-        <w:tc>
-          <w:tcPr>
-            <w:tcW w:w="0" w:type="auto"/>
-            <w:tcBorders>
-              <w:top w:val="single" w:sz="8" w:space="0" w:color="000000"/>
-              <w:left w:val="single" w:sz="8" w:space="0" w:color="000000"/>
-              <w:bottom w:val="single" w:sz="8" w:space="0" w:color="000000"/>
-              <w:right w:val="single" w:sz="8" w:space="0" w:color="000000"/>
-            </w:tcBorders>
-            <w:tcMar>
-              <w:top w:w="100" w:type="dxa"/>
-              <w:left w:w="100" w:type="dxa"/>
-              <w:bottom w:w="100" w:type="dxa"/>
-              <w:right w:w="100" w:type="dxa"/>
-            </w:tcMar>
-            <w:hideMark/>
-          </w:tcPr>
-          <w:p>
-            <w:pPr>
-              <w:rPr>
-                <w:lang w:val="en-US"/>
-              </w:rPr>
-            </w:pPr>
-          </w:p>
-        </w:tc>
-        <w:tc>
-          <w:tcPr>
-            <w:tcW w:w="0" w:type="auto"/>
-            <w:tcBorders>
-              <w:top w:val="single" w:sz="8" w:space="0" w:color="000000"/>
-              <w:left w:val="single" w:sz="8" w:space="0" w:color="000000"/>
-              <w:bottom w:val="single" w:sz="8" w:space="0" w:color="000000"/>
-              <w:right w:val="single" w:sz="8" w:space="0" w:color="000000"/>
-            </w:tcBorders>
-            <w:tcMar>
-              <w:top w:w="100" w:type="dxa"/>
-              <w:left w:w="100" w:type="dxa"/>
-              <w:bottom w:w="100" w:type="dxa"/>
-              <w:right w:w="100" w:type="dxa"/>
-            </w:tcMar>
-            <w:hideMark/>
-          </w:tcPr>
-          <w:p>
-            <w:pPr>
-              <w:rPr>
-                <w:lang w:val="en-US"/>
-              </w:rPr>
-            </w:pPr>
-            <w:r>
-              <w:rPr>
-                <w:lang w:val="en-US"/>
-              </w:rPr>
-              <w:t xml:space="preserve">{% if </w:t>
-            </w:r>
-            <w:proofErr w:type="spellStart"/>
-            <w:r>
-              <w:rPr>
-                <w:lang w:val="en-US"/>
-              </w:rPr>
-              <w:t>template_dict.special_characters.comments|length</w:t>
-            </w:r>
-            <w:proofErr w:type="spellEnd"/>
-            <w:r>
-              <w:rPr>
-                <w:lang w:val="en-US"/>
-              </w:rPr>
-              <w:t xml:space="preserve"> &gt; 0 %}X{% endif %}</w:t>
+              <w:t>{% if template_dict.special_characters.comments|length == 0 %}X{% endif %}</w:t>
+            </w:r>
+          </w:p>
+        </w:tc>
+        <w:tc>
+          <w:tcPr>
+            <w:tcW w:w="0" w:type="auto"/>
+            <w:tcBorders>
+              <w:top w:val="single" w:sz="8" w:space="0" w:color="000000"/>
+              <w:left w:val="single" w:sz="8" w:space="0" w:color="000000"/>
+              <w:bottom w:val="single" w:sz="8" w:space="0" w:color="000000"/>
+              <w:right w:val="single" w:sz="8" w:space="0" w:color="000000"/>
+            </w:tcBorders>
+            <w:tcMar>
+              <w:top w:w="100" w:type="dxa"/>
+              <w:left w:w="100" w:type="dxa"/>
+              <w:bottom w:w="100" w:type="dxa"/>
+              <w:right w:w="100" w:type="dxa"/>
+            </w:tcMar>
+            <w:hideMark/>
+          </w:tcPr>
+          <w:p>
+            <w:pPr>
+              <w:rPr>
+                <w:lang w:val="en-US"/>
+              </w:rPr>
+            </w:pPr>
+          </w:p>
+        </w:tc>
+        <w:tc>
+          <w:tcPr>
+            <w:tcW w:w="0" w:type="auto"/>
+            <w:tcBorders>
+              <w:top w:val="single" w:sz="8" w:space="0" w:color="000000"/>
+              <w:left w:val="single" w:sz="8" w:space="0" w:color="000000"/>
+              <w:bottom w:val="single" w:sz="8" w:space="0" w:color="000000"/>
+              <w:right w:val="single" w:sz="8" w:space="0" w:color="000000"/>
+            </w:tcBorders>
+            <w:tcMar>
+              <w:top w:w="100" w:type="dxa"/>
+              <w:left w:w="100" w:type="dxa"/>
+              <w:bottom w:w="100" w:type="dxa"/>
+              <w:right w:w="100" w:type="dxa"/>
+            </w:tcMar>
+            <w:hideMark/>
+          </w:tcPr>
+          <w:p>
+            <w:pPr>
+              <w:rPr>
+                <w:lang w:val="en-US"/>
+              </w:rPr>
+            </w:pPr>
+            <w:r>
+              <w:rPr>
+                <w:lang w:val="en-US"/>
+              </w:rPr>
+              <w:t>{% if template_dict.special_characters.comments|length &gt; 0 %}X{% endif %}</w:t>
             </w:r>
           </w:p>
         </w:tc>
@@ -4008,30 +3398,8 @@
               <w:rPr>
                 <w:lang w:val="en-US"/>
               </w:rPr>
-              <w:t xml:space="preserve">{% for item in </w:t>
-            </w:r>
-            <w:proofErr w:type="spellStart"/>
-            <w:r>
-              <w:rPr>
-                <w:lang w:val="en-US"/>
-              </w:rPr>
-              <w:t>template_dict.special_characters.</w:t>
-            </w:r>
-            <w:proofErr w:type="gramStart"/>
-            <w:r>
-              <w:rPr>
-                <w:lang w:val="en-US"/>
-              </w:rPr>
-              <w:t>comments</w:t>
-            </w:r>
-            <w:proofErr w:type="spellEnd"/>
-            <w:r>
-              <w:rPr>
-                <w:lang w:val="en-US"/>
-              </w:rPr>
-              <w:t xml:space="preserve"> %}</w:t>
-            </w:r>
-            <w:proofErr w:type="gramEnd"/>
+              <w:t>{% for item in template_dict.special_characters.comments %}</w:t>
+            </w:r>
           </w:p>
           <w:p>
             <w:pPr>
@@ -4048,49 +3416,7 @@
               <w:rPr>
                 <w:lang w:val="en-US"/>
               </w:rPr>
-              <w:t xml:space="preserve">{{ </w:t>
-            </w:r>
-            <w:proofErr w:type="spellStart"/>
-            <w:r>
-              <w:rPr>
-                <w:lang w:val="en-US"/>
-              </w:rPr>
-              <w:t>item.file_</w:t>
-            </w:r>
-            <w:proofErr w:type="gramStart"/>
-            <w:r>
-              <w:rPr>
-                <w:lang w:val="en-US"/>
-              </w:rPr>
-              <w:t>name</w:t>
-            </w:r>
-            <w:proofErr w:type="spellEnd"/>
-            <w:r>
-              <w:rPr>
-                <w:lang w:val="en-US"/>
-              </w:rPr>
-              <w:t xml:space="preserve"> }}{%</w:t>
-            </w:r>
-            <w:proofErr w:type="gramEnd"/>
-            <w:r>
-              <w:rPr>
-                <w:lang w:val="en-US"/>
-              </w:rPr>
-              <w:t xml:space="preserve"> </w:t>
-            </w:r>
-            <w:proofErr w:type="spellStart"/>
-            <w:r>
-              <w:rPr>
-                <w:lang w:val="en-US"/>
-              </w:rPr>
-              <w:t>endfor</w:t>
-            </w:r>
-            <w:proofErr w:type="spellEnd"/>
-            <w:r>
-              <w:rPr>
-                <w:lang w:val="en-US"/>
-              </w:rPr>
-              <w:t xml:space="preserve"> %}</w:t>
+              <w:t>{{ item.file_name }}{% endfor %}</w:t>
             </w:r>
           </w:p>
         </w:tc>
@@ -4283,21 +3609,7 @@
               <w:rPr>
                 <w:lang w:val="en-US"/>
               </w:rPr>
-              <w:t xml:space="preserve">{% if </w:t>
-            </w:r>
-            <w:proofErr w:type="spellStart"/>
-            <w:r>
-              <w:rPr>
-                <w:lang w:val="en-US"/>
-              </w:rPr>
-              <w:t>template_dict.readme_file.comments|length</w:t>
-            </w:r>
-            <w:proofErr w:type="spellEnd"/>
-            <w:r>
-              <w:rPr>
-                <w:lang w:val="en-US"/>
-              </w:rPr>
-              <w:t xml:space="preserve"> </w:t>
+              <w:t xml:space="preserve">{% if template_dict.readme_file.comments|length </w:t>
             </w:r>
             <w:r>
               <w:rPr>
@@ -4366,21 +3678,7 @@
               <w:rPr>
                 <w:lang w:val="en-US"/>
               </w:rPr>
-              <w:t xml:space="preserve">{% if </w:t>
-            </w:r>
-            <w:proofErr w:type="spellStart"/>
-            <w:r>
-              <w:rPr>
-                <w:lang w:val="en-US"/>
-              </w:rPr>
-              <w:t>template_dict.file_ext.comments|length</w:t>
-            </w:r>
-            <w:proofErr w:type="spellEnd"/>
-            <w:r>
-              <w:rPr>
-                <w:lang w:val="en-US"/>
-              </w:rPr>
-              <w:t xml:space="preserve"> &gt; 0 %}X{% endif %}</w:t>
+              <w:t>{% if template_dict.file_ext.comments|length &gt; 0 %}X{% endif %}</w:t>
             </w:r>
           </w:p>
         </w:tc>
@@ -4473,30 +3771,8 @@
               <w:rPr>
                 <w:lang w:val="en-US"/>
               </w:rPr>
-              <w:t xml:space="preserve">{% for item in </w:t>
-            </w:r>
-            <w:proofErr w:type="spellStart"/>
-            <w:r>
-              <w:rPr>
-                <w:lang w:val="en-US"/>
-              </w:rPr>
-              <w:t>template_dict.file_ext.</w:t>
-            </w:r>
-            <w:proofErr w:type="gramStart"/>
-            <w:r>
-              <w:rPr>
-                <w:lang w:val="en-US"/>
-              </w:rPr>
-              <w:t>comments</w:t>
-            </w:r>
-            <w:proofErr w:type="spellEnd"/>
-            <w:r>
-              <w:rPr>
-                <w:lang w:val="en-US"/>
-              </w:rPr>
-              <w:t xml:space="preserve"> %}</w:t>
-            </w:r>
-            <w:proofErr w:type="gramEnd"/>
+              <w:t>{% for item in template_dict.file_ext.comments %}</w:t>
+            </w:r>
           </w:p>
           <w:p>
             <w:pPr>
@@ -4513,49 +3789,7 @@
               <w:rPr>
                 <w:lang w:val="en-US"/>
               </w:rPr>
-              <w:t xml:space="preserve">{{ </w:t>
-            </w:r>
-            <w:proofErr w:type="spellStart"/>
-            <w:r>
-              <w:rPr>
-                <w:lang w:val="en-US"/>
-              </w:rPr>
-              <w:t>item.file_</w:t>
-            </w:r>
-            <w:proofErr w:type="gramStart"/>
-            <w:r>
-              <w:rPr>
-                <w:lang w:val="en-US"/>
-              </w:rPr>
-              <w:t>name</w:t>
-            </w:r>
-            <w:proofErr w:type="spellEnd"/>
-            <w:r>
-              <w:rPr>
-                <w:lang w:val="en-US"/>
-              </w:rPr>
-              <w:t xml:space="preserve"> }}{%</w:t>
-            </w:r>
-            <w:proofErr w:type="gramEnd"/>
-            <w:r>
-              <w:rPr>
-                <w:lang w:val="en-US"/>
-              </w:rPr>
-              <w:t xml:space="preserve"> </w:t>
-            </w:r>
-            <w:proofErr w:type="spellStart"/>
-            <w:r>
-              <w:rPr>
-                <w:lang w:val="en-US"/>
-              </w:rPr>
-              <w:t>endfor</w:t>
-            </w:r>
-            <w:proofErr w:type="spellEnd"/>
-            <w:r>
-              <w:rPr>
-                <w:lang w:val="en-US"/>
-              </w:rPr>
-              <w:t xml:space="preserve"> %}</w:t>
+              <w:t>{{ item.file_name }}{% endfor %}</w:t>
             </w:r>
           </w:p>
         </w:tc>
@@ -4747,29 +3981,195 @@
               <w:rPr>
                 <w:lang w:val="en-US"/>
               </w:rPr>
-              <w:t xml:space="preserve">{% if </w:t>
-            </w:r>
-            <w:proofErr w:type="spellStart"/>
-            <w:r>
-              <w:rPr>
-                <w:lang w:val="en-US"/>
-              </w:rPr>
-              <w:t>template_dict</w:t>
-            </w:r>
-            <w:proofErr w:type="spellEnd"/>
-            <w:r>
-              <w:rPr>
-                <w:lang w:val="en-US"/>
-              </w:rPr>
-              <w:t>.</w:t>
-            </w:r>
-            <w:r>
-              <w:rPr>
-                <w:lang w:val="en-US"/>
-              </w:rPr>
-              <w:t xml:space="preserve"> </w:t>
-            </w:r>
-            <w:proofErr w:type="spellStart"/>
+              <w:t>{% if template_dict.</w:t>
+            </w:r>
+            <w:r>
+              <w:rPr>
+                <w:lang w:val="en-US"/>
+              </w:rPr>
+              <w:t xml:space="preserve"> common_file_format</w:t>
+            </w:r>
+            <w:r>
+              <w:rPr>
+                <w:lang w:val="en-US"/>
+              </w:rPr>
+              <w:t xml:space="preserve">.comments|length </w:t>
+            </w:r>
+            <w:r>
+              <w:rPr>
+                <w:rFonts w:hint="eastAsia"/>
+                <w:lang w:val="en-US"/>
+              </w:rPr>
+              <w:t>==</w:t>
+            </w:r>
+            <w:r>
+              <w:rPr>
+                <w:lang w:val="en-US"/>
+              </w:rPr>
+              <w:t xml:space="preserve"> 0 %}X{% endif %}</w:t>
+            </w:r>
+          </w:p>
+        </w:tc>
+        <w:tc>
+          <w:tcPr>
+            <w:tcW w:w="0" w:type="auto"/>
+            <w:tcBorders>
+              <w:top w:val="single" w:sz="8" w:space="0" w:color="000000"/>
+              <w:left w:val="single" w:sz="8" w:space="0" w:color="000000"/>
+              <w:bottom w:val="single" w:sz="8" w:space="0" w:color="000000"/>
+              <w:right w:val="single" w:sz="8" w:space="0" w:color="000000"/>
+            </w:tcBorders>
+            <w:tcMar>
+              <w:top w:w="100" w:type="dxa"/>
+              <w:left w:w="100" w:type="dxa"/>
+              <w:bottom w:w="100" w:type="dxa"/>
+              <w:right w:w="100" w:type="dxa"/>
+            </w:tcMar>
+            <w:hideMark/>
+          </w:tcPr>
+          <w:p>
+            <w:pPr>
+              <w:rPr>
+                <w:lang w:val="en-US"/>
+              </w:rPr>
+            </w:pPr>
+          </w:p>
+        </w:tc>
+        <w:tc>
+          <w:tcPr>
+            <w:tcW w:w="0" w:type="auto"/>
+            <w:tcBorders>
+              <w:top w:val="single" w:sz="8" w:space="0" w:color="000000"/>
+              <w:left w:val="single" w:sz="8" w:space="0" w:color="000000"/>
+              <w:bottom w:val="single" w:sz="8" w:space="0" w:color="000000"/>
+              <w:right w:val="single" w:sz="8" w:space="0" w:color="000000"/>
+            </w:tcBorders>
+            <w:tcMar>
+              <w:top w:w="100" w:type="dxa"/>
+              <w:left w:w="100" w:type="dxa"/>
+              <w:bottom w:w="100" w:type="dxa"/>
+              <w:right w:w="100" w:type="dxa"/>
+            </w:tcMar>
+            <w:hideMark/>
+          </w:tcPr>
+          <w:p>
+            <w:pPr>
+              <w:rPr>
+                <w:lang w:val="en-US"/>
+              </w:rPr>
+            </w:pPr>
+            <w:r>
+              <w:rPr>
+                <w:lang w:val="en-US"/>
+              </w:rPr>
+              <w:t>{% if template_dict.</w:t>
+            </w:r>
+            <w:r>
+              <w:rPr>
+                <w:lang w:val="en-US"/>
+              </w:rPr>
+              <w:t xml:space="preserve"> common_file_format</w:t>
+            </w:r>
+            <w:r>
+              <w:rPr>
+                <w:lang w:val="en-US"/>
+              </w:rPr>
+              <w:t>.comments|length &gt; 0 %}X{% endif %}</w:t>
+            </w:r>
+          </w:p>
+        </w:tc>
+        <w:tc>
+          <w:tcPr>
+            <w:tcW w:w="0" w:type="auto"/>
+            <w:tcBorders>
+              <w:top w:val="single" w:sz="8" w:space="0" w:color="000000"/>
+              <w:left w:val="single" w:sz="8" w:space="0" w:color="000000"/>
+              <w:bottom w:val="single" w:sz="8" w:space="0" w:color="000000"/>
+              <w:right w:val="single" w:sz="8" w:space="0" w:color="000000"/>
+            </w:tcBorders>
+            <w:tcMar>
+              <w:top w:w="100" w:type="dxa"/>
+              <w:left w:w="100" w:type="dxa"/>
+              <w:bottom w:w="100" w:type="dxa"/>
+              <w:right w:w="100" w:type="dxa"/>
+            </w:tcMar>
+            <w:hideMark/>
+          </w:tcPr>
+          <w:p>
+            <w:pPr>
+              <w:rPr>
+                <w:lang w:val="en-US"/>
+              </w:rPr>
+            </w:pPr>
+          </w:p>
+        </w:tc>
+        <w:tc>
+          <w:tcPr>
+            <w:tcW w:w="0" w:type="auto"/>
+            <w:tcBorders>
+              <w:top w:val="single" w:sz="8" w:space="0" w:color="000000"/>
+              <w:left w:val="single" w:sz="8" w:space="0" w:color="000000"/>
+              <w:bottom w:val="single" w:sz="8" w:space="0" w:color="000000"/>
+              <w:right w:val="single" w:sz="8" w:space="0" w:color="000000"/>
+            </w:tcBorders>
+            <w:tcMar>
+              <w:top w:w="100" w:type="dxa"/>
+              <w:left w:w="100" w:type="dxa"/>
+              <w:bottom w:w="100" w:type="dxa"/>
+              <w:right w:w="100" w:type="dxa"/>
+            </w:tcMar>
+            <w:hideMark/>
+          </w:tcPr>
+          <w:p>
+            <w:pPr>
+              <w:rPr>
+                <w:lang w:val="en-US"/>
+              </w:rPr>
+            </w:pPr>
+          </w:p>
+        </w:tc>
+        <w:tc>
+          <w:tcPr>
+            <w:tcW w:w="0" w:type="auto"/>
+            <w:tcBorders>
+              <w:top w:val="single" w:sz="8" w:space="0" w:color="000000"/>
+              <w:left w:val="single" w:sz="8" w:space="0" w:color="000000"/>
+              <w:bottom w:val="single" w:sz="8" w:space="0" w:color="000000"/>
+              <w:right w:val="single" w:sz="8" w:space="0" w:color="000000"/>
+            </w:tcBorders>
+            <w:tcMar>
+              <w:top w:w="100" w:type="dxa"/>
+              <w:left w:w="100" w:type="dxa"/>
+              <w:bottom w:w="100" w:type="dxa"/>
+              <w:right w:w="100" w:type="dxa"/>
+            </w:tcMar>
+            <w:hideMark/>
+          </w:tcPr>
+          <w:p>
+            <w:pPr>
+              <w:rPr>
+                <w:lang w:val="en-US"/>
+              </w:rPr>
+            </w:pPr>
+            <w:r>
+              <w:rPr>
+                <w:lang w:val="en-US"/>
+              </w:rPr>
+              <w:t>List all files that do not appear on the common file format list:</w:t>
+            </w:r>
+          </w:p>
+          <w:p>
+            <w:pPr>
+              <w:rPr>
+                <w:lang w:val="en-US"/>
+              </w:rPr>
+            </w:pPr>
+            <w:r>
+              <w:rPr>
+                <w:lang w:val="en-US"/>
+              </w:rPr>
+              <w:t>{% for item in template_dict.</w:t>
+            </w:r>
             <w:r>
               <w:rPr>
                 <w:lang w:val="en-US"/>
@@ -4780,252 +4180,8 @@
               <w:rPr>
                 <w:lang w:val="en-US"/>
               </w:rPr>
-              <w:t>.comments|length</w:t>
-            </w:r>
-            <w:proofErr w:type="spellEnd"/>
-            <w:r>
-              <w:rPr>
-                <w:lang w:val="en-US"/>
-              </w:rPr>
-              <w:t xml:space="preserve"> </w:t>
-            </w:r>
-            <w:r>
-              <w:rPr>
-                <w:rFonts w:hint="eastAsia"/>
-                <w:lang w:val="en-US"/>
-              </w:rPr>
-              <w:t>==</w:t>
-            </w:r>
-            <w:r>
-              <w:rPr>
-                <w:lang w:val="en-US"/>
-              </w:rPr>
-              <w:t xml:space="preserve"> 0 %}X{% endif %}</w:t>
-            </w:r>
-          </w:p>
-        </w:tc>
-        <w:tc>
-          <w:tcPr>
-            <w:tcW w:w="0" w:type="auto"/>
-            <w:tcBorders>
-              <w:top w:val="single" w:sz="8" w:space="0" w:color="000000"/>
-              <w:left w:val="single" w:sz="8" w:space="0" w:color="000000"/>
-              <w:bottom w:val="single" w:sz="8" w:space="0" w:color="000000"/>
-              <w:right w:val="single" w:sz="8" w:space="0" w:color="000000"/>
-            </w:tcBorders>
-            <w:tcMar>
-              <w:top w:w="100" w:type="dxa"/>
-              <w:left w:w="100" w:type="dxa"/>
-              <w:bottom w:w="100" w:type="dxa"/>
-              <w:right w:w="100" w:type="dxa"/>
-            </w:tcMar>
-            <w:hideMark/>
-          </w:tcPr>
-          <w:p>
-            <w:pPr>
-              <w:rPr>
-                <w:lang w:val="en-US"/>
-              </w:rPr>
-            </w:pPr>
-          </w:p>
-        </w:tc>
-        <w:tc>
-          <w:tcPr>
-            <w:tcW w:w="0" w:type="auto"/>
-            <w:tcBorders>
-              <w:top w:val="single" w:sz="8" w:space="0" w:color="000000"/>
-              <w:left w:val="single" w:sz="8" w:space="0" w:color="000000"/>
-              <w:bottom w:val="single" w:sz="8" w:space="0" w:color="000000"/>
-              <w:right w:val="single" w:sz="8" w:space="0" w:color="000000"/>
-            </w:tcBorders>
-            <w:tcMar>
-              <w:top w:w="100" w:type="dxa"/>
-              <w:left w:w="100" w:type="dxa"/>
-              <w:bottom w:w="100" w:type="dxa"/>
-              <w:right w:w="100" w:type="dxa"/>
-            </w:tcMar>
-            <w:hideMark/>
-          </w:tcPr>
-          <w:p>
-            <w:pPr>
-              <w:rPr>
-                <w:lang w:val="en-US"/>
-              </w:rPr>
-            </w:pPr>
-            <w:r>
-              <w:rPr>
-                <w:lang w:val="en-US"/>
-              </w:rPr>
-              <w:t xml:space="preserve">{% if </w:t>
-            </w:r>
-            <w:proofErr w:type="spellStart"/>
-            <w:r>
-              <w:rPr>
-                <w:lang w:val="en-US"/>
-              </w:rPr>
-              <w:t>template_dict</w:t>
-            </w:r>
-            <w:proofErr w:type="spellEnd"/>
-            <w:r>
-              <w:rPr>
-                <w:lang w:val="en-US"/>
-              </w:rPr>
-              <w:t>.</w:t>
-            </w:r>
-            <w:r>
-              <w:rPr>
-                <w:lang w:val="en-US"/>
-              </w:rPr>
-              <w:t xml:space="preserve"> </w:t>
-            </w:r>
-            <w:proofErr w:type="spellStart"/>
-            <w:r>
-              <w:rPr>
-                <w:lang w:val="en-US"/>
-              </w:rPr>
-              <w:t>common_file_format</w:t>
-            </w:r>
-            <w:r>
-              <w:rPr>
-                <w:lang w:val="en-US"/>
-              </w:rPr>
-              <w:t>.comments|length</w:t>
-            </w:r>
-            <w:proofErr w:type="spellEnd"/>
-            <w:r>
-              <w:rPr>
-                <w:lang w:val="en-US"/>
-              </w:rPr>
-              <w:t xml:space="preserve"> &gt; 0 %}X{% endif %}</w:t>
-            </w:r>
-          </w:p>
-        </w:tc>
-        <w:tc>
-          <w:tcPr>
-            <w:tcW w:w="0" w:type="auto"/>
-            <w:tcBorders>
-              <w:top w:val="single" w:sz="8" w:space="0" w:color="000000"/>
-              <w:left w:val="single" w:sz="8" w:space="0" w:color="000000"/>
-              <w:bottom w:val="single" w:sz="8" w:space="0" w:color="000000"/>
-              <w:right w:val="single" w:sz="8" w:space="0" w:color="000000"/>
-            </w:tcBorders>
-            <w:tcMar>
-              <w:top w:w="100" w:type="dxa"/>
-              <w:left w:w="100" w:type="dxa"/>
-              <w:bottom w:w="100" w:type="dxa"/>
-              <w:right w:w="100" w:type="dxa"/>
-            </w:tcMar>
-            <w:hideMark/>
-          </w:tcPr>
-          <w:p>
-            <w:pPr>
-              <w:rPr>
-                <w:lang w:val="en-US"/>
-              </w:rPr>
-            </w:pPr>
-          </w:p>
-        </w:tc>
-        <w:tc>
-          <w:tcPr>
-            <w:tcW w:w="0" w:type="auto"/>
-            <w:tcBorders>
-              <w:top w:val="single" w:sz="8" w:space="0" w:color="000000"/>
-              <w:left w:val="single" w:sz="8" w:space="0" w:color="000000"/>
-              <w:bottom w:val="single" w:sz="8" w:space="0" w:color="000000"/>
-              <w:right w:val="single" w:sz="8" w:space="0" w:color="000000"/>
-            </w:tcBorders>
-            <w:tcMar>
-              <w:top w:w="100" w:type="dxa"/>
-              <w:left w:w="100" w:type="dxa"/>
-              <w:bottom w:w="100" w:type="dxa"/>
-              <w:right w:w="100" w:type="dxa"/>
-            </w:tcMar>
-            <w:hideMark/>
-          </w:tcPr>
-          <w:p>
-            <w:pPr>
-              <w:rPr>
-                <w:lang w:val="en-US"/>
-              </w:rPr>
-            </w:pPr>
-          </w:p>
-        </w:tc>
-        <w:tc>
-          <w:tcPr>
-            <w:tcW w:w="0" w:type="auto"/>
-            <w:tcBorders>
-              <w:top w:val="single" w:sz="8" w:space="0" w:color="000000"/>
-              <w:left w:val="single" w:sz="8" w:space="0" w:color="000000"/>
-              <w:bottom w:val="single" w:sz="8" w:space="0" w:color="000000"/>
-              <w:right w:val="single" w:sz="8" w:space="0" w:color="000000"/>
-            </w:tcBorders>
-            <w:tcMar>
-              <w:top w:w="100" w:type="dxa"/>
-              <w:left w:w="100" w:type="dxa"/>
-              <w:bottom w:w="100" w:type="dxa"/>
-              <w:right w:w="100" w:type="dxa"/>
-            </w:tcMar>
-            <w:hideMark/>
-          </w:tcPr>
-          <w:p>
-            <w:pPr>
-              <w:rPr>
-                <w:lang w:val="en-US"/>
-              </w:rPr>
-            </w:pPr>
-            <w:r>
-              <w:rPr>
-                <w:lang w:val="en-US"/>
-              </w:rPr>
-              <w:t>List all files that do not appear on the common file format list:</w:t>
-            </w:r>
-          </w:p>
-          <w:p>
-            <w:pPr>
-              <w:rPr>
-                <w:lang w:val="en-US"/>
-              </w:rPr>
-            </w:pPr>
-            <w:r>
-              <w:rPr>
-                <w:lang w:val="en-US"/>
-              </w:rPr>
-              <w:t xml:space="preserve">{% for item in </w:t>
-            </w:r>
-            <w:proofErr w:type="spellStart"/>
-            <w:r>
-              <w:rPr>
-                <w:lang w:val="en-US"/>
-              </w:rPr>
-              <w:t>template_dict.</w:t>
-            </w:r>
-            <w:r>
-              <w:rPr>
-                <w:lang w:val="en-US"/>
-              </w:rPr>
-              <w:t>common_file_format</w:t>
-            </w:r>
-            <w:r>
-              <w:rPr>
-                <w:lang w:val="en-US"/>
-              </w:rPr>
-              <w:t>.</w:t>
-            </w:r>
-            <w:proofErr w:type="gramStart"/>
-            <w:r>
-              <w:rPr>
-                <w:lang w:val="en-US"/>
-              </w:rPr>
-              <w:t>comments</w:t>
-            </w:r>
-            <w:proofErr w:type="spellEnd"/>
-            <w:r>
-              <w:rPr>
-                <w:lang w:val="en-US"/>
-              </w:rPr>
-              <w:t xml:space="preserve"> %}</w:t>
-            </w:r>
-            <w:proofErr w:type="gramEnd"/>
+              <w:t>.comments %}</w:t>
+            </w:r>
           </w:p>
           <w:p>
             <w:pPr>
@@ -5042,49 +4198,7 @@
               <w:rPr>
                 <w:lang w:val="en-US"/>
               </w:rPr>
-              <w:t xml:space="preserve">{{ </w:t>
-            </w:r>
-            <w:proofErr w:type="spellStart"/>
-            <w:r>
-              <w:rPr>
-                <w:lang w:val="en-US"/>
-              </w:rPr>
-              <w:t>item.file_</w:t>
-            </w:r>
-            <w:proofErr w:type="gramStart"/>
-            <w:r>
-              <w:rPr>
-                <w:lang w:val="en-US"/>
-              </w:rPr>
-              <w:t>name</w:t>
-            </w:r>
-            <w:proofErr w:type="spellEnd"/>
-            <w:r>
-              <w:rPr>
-                <w:lang w:val="en-US"/>
-              </w:rPr>
-              <w:t xml:space="preserve"> }}{%</w:t>
-            </w:r>
-            <w:proofErr w:type="gramEnd"/>
-            <w:r>
-              <w:rPr>
-                <w:lang w:val="en-US"/>
-              </w:rPr>
-              <w:t xml:space="preserve"> </w:t>
-            </w:r>
-            <w:proofErr w:type="spellStart"/>
-            <w:r>
-              <w:rPr>
-                <w:lang w:val="en-US"/>
-              </w:rPr>
-              <w:t>endfor</w:t>
-            </w:r>
-            <w:proofErr w:type="spellEnd"/>
-            <w:r>
-              <w:rPr>
-                <w:lang w:val="en-US"/>
-              </w:rPr>
-              <w:t xml:space="preserve"> %}</w:t>
+              <w:t>{{ item.file_name }}{% endfor %}</w:t>
             </w:r>
           </w:p>
         </w:tc>
@@ -5993,66 +5107,38 @@
               <w:rPr>
                 <w:lang w:val="en-US"/>
               </w:rPr>
-              <w:t xml:space="preserve">{% if </w:t>
-            </w:r>
-            <w:proofErr w:type="spellStart"/>
-            <w:r>
-              <w:rPr>
-                <w:lang w:val="en-US"/>
-              </w:rPr>
-              <w:t>template_dict.readme_file.comments|length</w:t>
-            </w:r>
-            <w:proofErr w:type="spellEnd"/>
-            <w:r>
-              <w:rPr>
-                <w:lang w:val="en-US"/>
-              </w:rPr>
-              <w:t xml:space="preserve"> &gt; 0 %}X{% endif %}</w:t>
-            </w:r>
-          </w:p>
-        </w:tc>
-        <w:tc>
-          <w:tcPr>
-            <w:tcW w:w="0" w:type="auto"/>
-            <w:tcBorders>
-              <w:top w:val="single" w:sz="8" w:space="0" w:color="000000"/>
-              <w:left w:val="single" w:sz="8" w:space="0" w:color="000000"/>
-              <w:bottom w:val="single" w:sz="8" w:space="0" w:color="000000"/>
-              <w:right w:val="single" w:sz="8" w:space="0" w:color="000000"/>
-            </w:tcBorders>
-            <w:tcMar>
-              <w:top w:w="100" w:type="dxa"/>
-              <w:left w:w="100" w:type="dxa"/>
-              <w:bottom w:w="100" w:type="dxa"/>
-              <w:right w:w="100" w:type="dxa"/>
-            </w:tcMar>
-            <w:hideMark/>
-          </w:tcPr>
-          <w:p>
-            <w:pPr>
-              <w:rPr>
-                <w:lang w:val="en-US"/>
-              </w:rPr>
-            </w:pPr>
-            <w:r>
-              <w:rPr>
-                <w:lang w:val="en-US"/>
-              </w:rPr>
-              <w:t xml:space="preserve">{% if </w:t>
-            </w:r>
-            <w:proofErr w:type="spellStart"/>
-            <w:r>
-              <w:rPr>
-                <w:lang w:val="en-US"/>
-              </w:rPr>
-              <w:t>template_dict.readme_file.comments|length</w:t>
-            </w:r>
-            <w:proofErr w:type="spellEnd"/>
-            <w:r>
-              <w:rPr>
-                <w:lang w:val="en-US"/>
-              </w:rPr>
-              <w:t xml:space="preserve"> == 0 %}X{% endif %}</w:t>
+              <w:t>{% if template_dict.readme_file.comments|length &gt; 0 %}X{% endif %}</w:t>
+            </w:r>
+          </w:p>
+        </w:tc>
+        <w:tc>
+          <w:tcPr>
+            <w:tcW w:w="0" w:type="auto"/>
+            <w:tcBorders>
+              <w:top w:val="single" w:sz="8" w:space="0" w:color="000000"/>
+              <w:left w:val="single" w:sz="8" w:space="0" w:color="000000"/>
+              <w:bottom w:val="single" w:sz="8" w:space="0" w:color="000000"/>
+              <w:right w:val="single" w:sz="8" w:space="0" w:color="000000"/>
+            </w:tcBorders>
+            <w:tcMar>
+              <w:top w:w="100" w:type="dxa"/>
+              <w:left w:w="100" w:type="dxa"/>
+              <w:bottom w:w="100" w:type="dxa"/>
+              <w:right w:w="100" w:type="dxa"/>
+            </w:tcMar>
+            <w:hideMark/>
+          </w:tcPr>
+          <w:p>
+            <w:pPr>
+              <w:rPr>
+                <w:lang w:val="en-US"/>
+              </w:rPr>
+            </w:pPr>
+            <w:r>
+              <w:rPr>
+                <w:lang w:val="en-US"/>
+              </w:rPr>
+              <w:t>{% if template_dict.readme_file.comments|length == 0 %}X{% endif %}</w:t>
             </w:r>
           </w:p>
         </w:tc>
@@ -6170,69 +5256,22 @@
               <w:rPr>
                 <w:lang w:val="en-US"/>
               </w:rPr>
-              <w:t xml:space="preserve">{% for item in </w:t>
-            </w:r>
-            <w:proofErr w:type="spellStart"/>
-            <w:r>
-              <w:rPr>
-                <w:lang w:val="en-US"/>
-              </w:rPr>
-              <w:t>template_dict.readme_file.</w:t>
-            </w:r>
-            <w:proofErr w:type="gramStart"/>
-            <w:r>
-              <w:rPr>
-                <w:lang w:val="en-US"/>
-              </w:rPr>
-              <w:t>comments</w:t>
-            </w:r>
-            <w:proofErr w:type="spellEnd"/>
-            <w:r>
-              <w:rPr>
-                <w:lang w:val="en-US"/>
-              </w:rPr>
-              <w:t xml:space="preserve"> %}</w:t>
-            </w:r>
-            <w:r>
-              <w:t>{{</w:t>
-            </w:r>
-            <w:proofErr w:type="gramEnd"/>
-            <w:r>
+              <w:t>{% for item in template_dict.readme_file.comments %}</w:t>
+            </w:r>
+            <w:r>
+              <w:t>{{ loop.index }}.</w:t>
+            </w:r>
+            <w:r>
+              <w:rPr>
+                <w:rFonts w:hint="eastAsia"/>
+              </w:rPr>
               <w:t xml:space="preserve"> </w:t>
             </w:r>
-            <w:proofErr w:type="spellStart"/>
-            <w:r>
-              <w:t>loop.index</w:t>
-            </w:r>
-            <w:proofErr w:type="spellEnd"/>
-            <w:r>
-              <w:t xml:space="preserve"> }}.</w:t>
-            </w:r>
-            <w:r>
-              <w:rPr>
-                <w:rFonts w:hint="eastAsia"/>
-              </w:rPr>
-              <w:t xml:space="preserve"> </w:t>
-            </w:r>
-            <w:r>
-              <w:rPr>
-                <w:lang w:val="en-US"/>
-              </w:rPr>
-              <w:t xml:space="preserve">{{ </w:t>
-            </w:r>
-            <w:proofErr w:type="spellStart"/>
-            <w:r>
-              <w:rPr>
-                <w:lang w:val="en-US"/>
-              </w:rPr>
-              <w:t>item.file_name</w:t>
-            </w:r>
-            <w:proofErr w:type="spellEnd"/>
-            <w:r>
-              <w:rPr>
-                <w:lang w:val="en-US"/>
-              </w:rPr>
-              <w:t xml:space="preserve"> }}</w:t>
+            <w:r>
+              <w:rPr>
+                <w:lang w:val="en-US"/>
+              </w:rPr>
+              <w:t>{{ item.file_name }}</w:t>
             </w:r>
             <w:r>
               <w:rPr>
@@ -6244,21 +5283,7 @@
               <w:rPr>
                 <w:lang w:val="en-US"/>
               </w:rPr>
-              <w:t xml:space="preserve">{% </w:t>
-            </w:r>
-            <w:proofErr w:type="spellStart"/>
-            <w:r>
-              <w:rPr>
-                <w:lang w:val="en-US"/>
-              </w:rPr>
-              <w:t>endfor</w:t>
-            </w:r>
-            <w:proofErr w:type="spellEnd"/>
-            <w:r>
-              <w:rPr>
-                <w:lang w:val="en-US"/>
-              </w:rPr>
-              <w:t xml:space="preserve"> %}</w:t>
+              <w:t>{% endfor %}</w:t>
             </w:r>
           </w:p>
         </w:tc>
@@ -7056,30 +6081,8 @@
               <w:rPr>
                 <w:lang w:val="en-US"/>
               </w:rPr>
-              <w:t xml:space="preserve">{% for item in </w:t>
-            </w:r>
-            <w:proofErr w:type="spellStart"/>
-            <w:r>
-              <w:rPr>
-                <w:lang w:val="en-US"/>
-              </w:rPr>
-              <w:t>template_dict.typo.</w:t>
-            </w:r>
-            <w:proofErr w:type="gramStart"/>
-            <w:r>
-              <w:rPr>
-                <w:lang w:val="en-US"/>
-              </w:rPr>
-              <w:t>comments</w:t>
-            </w:r>
-            <w:proofErr w:type="spellEnd"/>
-            <w:r>
-              <w:rPr>
-                <w:lang w:val="en-US"/>
-              </w:rPr>
-              <w:t xml:space="preserve"> %}</w:t>
-            </w:r>
-            <w:proofErr w:type="gramEnd"/>
+              <w:t>{% for item in template_dict.typo.comments %}</w:t>
+            </w:r>
           </w:p>
           <w:p>
             <w:pPr>
@@ -7089,33 +6092,11 @@
                 <w:numId w:val="27"/>
               </w:numPr>
             </w:pPr>
-            <w:proofErr w:type="gramStart"/>
-            <w:r>
-              <w:rPr>
-                <w:lang w:val="en-US"/>
-              </w:rPr>
-              <w:t>{{ item }}{%</w:t>
-            </w:r>
-            <w:proofErr w:type="gramEnd"/>
-            <w:r>
-              <w:rPr>
-                <w:lang w:val="en-US"/>
-              </w:rPr>
-              <w:t xml:space="preserve"> </w:t>
-            </w:r>
-            <w:proofErr w:type="spellStart"/>
-            <w:r>
-              <w:rPr>
-                <w:lang w:val="en-US"/>
-              </w:rPr>
-              <w:t>endfor</w:t>
-            </w:r>
-            <w:proofErr w:type="spellEnd"/>
-            <w:r>
-              <w:rPr>
-                <w:lang w:val="en-US"/>
-              </w:rPr>
-              <w:t xml:space="preserve"> %}</w:t>
+            <w:r>
+              <w:rPr>
+                <w:lang w:val="en-US"/>
+              </w:rPr>
+              <w:t>{{ item }}{% endfor %}</w:t>
             </w:r>
           </w:p>
           <w:p>
@@ -7735,21 +6716,8 @@
             <w:r>
               <w:t xml:space="preserve">not </w:t>
             </w:r>
-            <w:proofErr w:type="spellStart"/>
-            <w:r>
-              <w:t>template_</w:t>
-            </w:r>
-            <w:proofErr w:type="gramStart"/>
-            <w:r>
-              <w:t>dict.none</w:t>
-            </w:r>
-            <w:proofErr w:type="gramEnd"/>
-            <w:r>
-              <w:t>_author_affiliation</w:t>
-            </w:r>
-            <w:proofErr w:type="spellEnd"/>
-            <w:r>
-              <w:t xml:space="preserve"> %}X{% endif %}</w:t>
+            <w:r>
+              <w:t>template_dict.none_author_affiliation %}X{% endif %}</w:t>
             </w:r>
           </w:p>
         </w:tc>
@@ -7782,21 +6750,8 @@
             <w:r>
               <w:t xml:space="preserve"> </w:t>
             </w:r>
-            <w:proofErr w:type="spellStart"/>
-            <w:r>
-              <w:t>template_</w:t>
-            </w:r>
-            <w:proofErr w:type="gramStart"/>
-            <w:r>
-              <w:t>dict.none</w:t>
-            </w:r>
-            <w:proofErr w:type="gramEnd"/>
-            <w:r>
-              <w:t>_author_affiliation</w:t>
-            </w:r>
-            <w:proofErr w:type="spellEnd"/>
-            <w:r>
-              <w:t xml:space="preserve"> %}X{% endif %}</w:t>
+            <w:r>
+              <w:t>template_dict.none_author_affiliation %}X{% endif %}</w:t>
             </w:r>
           </w:p>
         </w:tc>
@@ -9296,19 +8251,7 @@
               <w:br/>
             </w:r>
             <w:r>
-              <w:t xml:space="preserve">{% if </w:t>
-            </w:r>
-            <w:proofErr w:type="spellStart"/>
-            <w:r>
-              <w:t>template_</w:t>
-            </w:r>
-            <w:proofErr w:type="gramStart"/>
-            <w:r>
-              <w:t>dict.restricted</w:t>
-            </w:r>
-            <w:proofErr w:type="gramEnd"/>
-            <w:r>
-              <w:t>_files.comment</w:t>
+              <w:t>{% if template_dict.restricted_files.comment</w:t>
             </w:r>
             <w:r>
               <w:rPr>
@@ -9317,22 +8260,10 @@
               <w:t>s</w:t>
             </w:r>
             <w:r>
-              <w:t>|length</w:t>
-            </w:r>
-            <w:proofErr w:type="spellEnd"/>
-            <w:r>
-              <w:t xml:space="preserve"> &gt; 0</w:t>
-            </w:r>
-            <w:r>
-              <w:t xml:space="preserve"> %} {% for item in </w:t>
-            </w:r>
-            <w:proofErr w:type="spellStart"/>
-            <w:r>
-              <w:t>template_dict.restricted_files.comments</w:t>
-            </w:r>
-            <w:proofErr w:type="spellEnd"/>
-            <w:r>
-              <w:t xml:space="preserve"> %} </w:t>
+              <w:t>|length &gt; 0</w:t>
+            </w:r>
+            <w:r>
+              <w:t xml:space="preserve"> %} {% for item in template_dict.restricted_files.comments %} </w:t>
             </w:r>
           </w:p>
           <w:p>
@@ -9343,42 +8274,13 @@
                 <w:numId w:val="29"/>
               </w:numPr>
             </w:pPr>
-            <w:proofErr w:type="gramStart"/>
-            <w:r>
-              <w:t xml:space="preserve">{{ </w:t>
-            </w:r>
-            <w:proofErr w:type="spellStart"/>
-            <w:r>
-              <w:t>item</w:t>
-            </w:r>
-            <w:proofErr w:type="gramEnd"/>
-            <w:r>
-              <w:t>.file_name</w:t>
-            </w:r>
-            <w:proofErr w:type="spellEnd"/>
-            <w:r>
-              <w:t xml:space="preserve"> }} {% </w:t>
-            </w:r>
-            <w:proofErr w:type="spellStart"/>
-            <w:r>
-              <w:t>endfor</w:t>
-            </w:r>
-            <w:proofErr w:type="spellEnd"/>
-            <w:r>
-              <w:t xml:space="preserve"> %}</w:t>
-            </w:r>
-          </w:p>
-          <w:p>
-            <w:r>
-              <w:t xml:space="preserve">{% else </w:t>
-            </w:r>
-            <w:proofErr w:type="gramStart"/>
-            <w:r>
-              <w:t>%}(</w:t>
-            </w:r>
-            <w:proofErr w:type="gramEnd"/>
-            <w:r>
-              <w:t>NONE){% endif %}</w:t>
+            <w:r>
+              <w:t>{{ item.file_name }} {% endfor %}</w:t>
+            </w:r>
+          </w:p>
+          <w:p>
+            <w:r>
+              <w:t>{% else %}(NONE){% endif %}</w:t>
             </w:r>
           </w:p>
           <w:p>
@@ -9406,31 +8308,7 @@
               </w:rPr>
             </w:pPr>
             <w:r>
-              <w:t xml:space="preserve">{% if </w:t>
-            </w:r>
-            <w:proofErr w:type="spellStart"/>
-            <w:r>
-              <w:t>template_</w:t>
-            </w:r>
-            <w:proofErr w:type="gramStart"/>
-            <w:r>
-              <w:t>dict.terms</w:t>
-            </w:r>
-            <w:proofErr w:type="gramEnd"/>
-            <w:r>
-              <w:t>_license.licenseName</w:t>
-            </w:r>
-            <w:proofErr w:type="spellEnd"/>
-            <w:r>
-              <w:t xml:space="preserve"> is not none %}{{ </w:t>
-            </w:r>
-            <w:proofErr w:type="spellStart"/>
-            <w:r>
-              <w:t>template_dict.terms_license.licenseName</w:t>
-            </w:r>
-            <w:proofErr w:type="spellEnd"/>
-            <w:r>
-              <w:t xml:space="preserve"> }}{% else %}(NONE){% endif %}</w:t>
+              <w:t>{% if template_dict.terms_license.licenseName is not none %}{{ template_dict.terms_license.licenseName }}{% else %}(NONE){% endif %}</w:t>
             </w:r>
           </w:p>
           <w:p>
@@ -9471,35 +8349,17 @@
                     </w:rPr>
                   </w:pPr>
                   <w:r>
-                    <w:t xml:space="preserve">{% if </w:t>
-                  </w:r>
-                  <w:proofErr w:type="spellStart"/>
-                  <w:r>
-                    <w:t>template_</w:t>
-                  </w:r>
-                  <w:proofErr w:type="gramStart"/>
-                  <w:r>
-                    <w:t>dict.terms</w:t>
-                  </w:r>
-                  <w:proofErr w:type="gramEnd"/>
-                  <w:r>
-                    <w:t>_license.</w:t>
+                    <w:t>{% if template_dict.terms_license.</w:t>
                   </w:r>
                   <w:r>
                     <w:t>termsOfUse</w:t>
                   </w:r>
-                  <w:proofErr w:type="spellEnd"/>
                   <w:r>
-                    <w:t xml:space="preserve"> is not none %}{{ </w:t>
-                  </w:r>
-                  <w:proofErr w:type="spellStart"/>
-                  <w:r>
-                    <w:t>template_dict.terms_license.</w:t>
+                    <w:t xml:space="preserve"> is not none %}{{ template_dict.terms_license.</w:t>
                   </w:r>
                   <w:r>
                     <w:t>termsOfUse</w:t>
                   </w:r>
-                  <w:proofErr w:type="spellEnd"/>
                   <w:r>
                     <w:t xml:space="preserve"> }}{% else %}(NONE){% endif %}</w:t>
                   </w:r>
@@ -9693,21 +8553,7 @@
               <w:rPr>
                 <w:lang w:val="en-US"/>
               </w:rPr>
-              <w:t xml:space="preserve">If there are restricted files and no Terms of Access, </w:t>
-            </w:r>
-            <w:proofErr w:type="gramStart"/>
-            <w:r>
-              <w:rPr>
-                <w:lang w:val="en-US"/>
-              </w:rPr>
-              <w:t>recommend</w:t>
-            </w:r>
-            <w:proofErr w:type="gramEnd"/>
-            <w:r>
-              <w:rPr>
-                <w:lang w:val="en-US"/>
-              </w:rPr>
-              <w:t xml:space="preserve"> including terms of access.</w:t>
+              <w:t>If there are restricted files and no Terms of Access, recommend including terms of access.</w:t>
             </w:r>
           </w:p>
         </w:tc>
@@ -9741,19 +8587,11 @@
               </w:rPr>
               <w:t xml:space="preserve">{% if </w:t>
             </w:r>
-            <w:proofErr w:type="spellStart"/>
-            <w:r>
-              <w:rPr>
-                <w:lang w:val="en-US"/>
-              </w:rPr>
-              <w:t>template_dict</w:t>
-            </w:r>
-            <w:proofErr w:type="spellEnd"/>
-            <w:r>
-              <w:rPr>
-                <w:lang w:val="en-US"/>
-              </w:rPr>
-              <w:t>.</w:t>
+            <w:r>
+              <w:rPr>
+                <w:lang w:val="en-US"/>
+              </w:rPr>
+              <w:t>template_dict.</w:t>
             </w:r>
             <w:r>
               <w:rPr>
@@ -9766,117 +8604,90 @@
               </w:rPr>
               <w:t xml:space="preserve"> </w:t>
             </w:r>
-            <w:proofErr w:type="spellStart"/>
             <w:r>
               <w:t>restricted_files</w:t>
             </w:r>
-            <w:proofErr w:type="spellEnd"/>
-            <w:r>
-              <w:rPr>
-                <w:lang w:val="en-US"/>
-              </w:rPr>
-              <w:t>.</w:t>
-            </w:r>
-            <w:proofErr w:type="spellStart"/>
-            <w:r>
-              <w:rPr>
-                <w:lang w:val="en-US"/>
-              </w:rPr>
-              <w:t>comments</w:t>
+            <w:r>
+              <w:rPr>
+                <w:lang w:val="en-US"/>
+              </w:rPr>
+              <w:t>.comments</w:t>
             </w:r>
             <w:r>
               <w:rPr>
                 <w:rFonts w:hint="eastAsia"/>
                 <w:lang w:val="en-US"/>
               </w:rPr>
-              <w:t>|length</w:t>
-            </w:r>
-            <w:proofErr w:type="spellEnd"/>
+              <w:t>|length &gt;</w:t>
+            </w:r>
+            <w:r>
+              <w:rPr>
+                <w:lang w:val="en-US"/>
+              </w:rPr>
+              <w:t xml:space="preserve"> 0 </w:t>
+            </w:r>
             <w:r>
               <w:rPr>
                 <w:rFonts w:hint="eastAsia"/>
                 <w:lang w:val="en-US"/>
               </w:rPr>
-              <w:t xml:space="preserve"> &gt;</w:t>
-            </w:r>
-            <w:r>
-              <w:rPr>
-                <w:lang w:val="en-US"/>
-              </w:rPr>
-              <w:t xml:space="preserve"> 0 </w:t>
-            </w:r>
+              <w:t xml:space="preserve">and </w:t>
+            </w:r>
+            <w:r>
+              <w:t>template_dict.terms_license.</w:t>
+            </w:r>
+            <w:r>
+              <w:t>termsOfAccess</w:t>
+            </w:r>
+            <w:r>
+              <w:t xml:space="preserve"> is not none</w:t>
+            </w:r>
+            <w:r>
+              <w:rPr>
+                <w:lang w:val="en-US"/>
+              </w:rPr>
+              <w:t xml:space="preserve"> %}</w:t>
+            </w:r>
+            <w:r>
+              <w:t>X{% endif %}</w:t>
+            </w:r>
+          </w:p>
+        </w:tc>
+        <w:tc>
+          <w:tcPr>
+            <w:tcW w:w="0" w:type="auto"/>
+            <w:tcBorders>
+              <w:top w:val="single" w:sz="8" w:space="0" w:color="000000"/>
+              <w:left w:val="single" w:sz="8" w:space="0" w:color="000000"/>
+              <w:bottom w:val="single" w:sz="8" w:space="0" w:color="000000"/>
+              <w:right w:val="single" w:sz="8" w:space="0" w:color="000000"/>
+            </w:tcBorders>
+            <w:tcMar>
+              <w:top w:w="100" w:type="dxa"/>
+              <w:left w:w="100" w:type="dxa"/>
+              <w:bottom w:w="100" w:type="dxa"/>
+              <w:right w:w="100" w:type="dxa"/>
+            </w:tcMar>
+            <w:hideMark/>
+          </w:tcPr>
+          <w:p>
+            <w:pPr>
+              <w:rPr>
+                <w:lang w:val="en-US"/>
+              </w:rPr>
+            </w:pPr>
             <w:r>
               <w:rPr>
                 <w:rFonts w:hint="eastAsia"/>
                 <w:lang w:val="en-US"/>
               </w:rPr>
-              <w:t xml:space="preserve">and </w:t>
-            </w:r>
-            <w:proofErr w:type="spellStart"/>
-            <w:r>
-              <w:t>template_dict.terms_license.</w:t>
-            </w:r>
-            <w:r>
-              <w:t>termsOfAccess</w:t>
-            </w:r>
-            <w:proofErr w:type="spellEnd"/>
-            <w:r>
-              <w:t xml:space="preserve"> is not none</w:t>
-            </w:r>
-            <w:r>
-              <w:rPr>
-                <w:lang w:val="en-US"/>
-              </w:rPr>
-              <w:t xml:space="preserve"> %}</w:t>
-            </w:r>
-            <w:r>
-              <w:t>X{% endif %}</w:t>
-            </w:r>
-          </w:p>
-        </w:tc>
-        <w:tc>
-          <w:tcPr>
-            <w:tcW w:w="0" w:type="auto"/>
-            <w:tcBorders>
-              <w:top w:val="single" w:sz="8" w:space="0" w:color="000000"/>
-              <w:left w:val="single" w:sz="8" w:space="0" w:color="000000"/>
-              <w:bottom w:val="single" w:sz="8" w:space="0" w:color="000000"/>
-              <w:right w:val="single" w:sz="8" w:space="0" w:color="000000"/>
-            </w:tcBorders>
-            <w:tcMar>
-              <w:top w:w="100" w:type="dxa"/>
-              <w:left w:w="100" w:type="dxa"/>
-              <w:bottom w:w="100" w:type="dxa"/>
-              <w:right w:w="100" w:type="dxa"/>
-            </w:tcMar>
-            <w:hideMark/>
-          </w:tcPr>
-          <w:p>
-            <w:pPr>
-              <w:rPr>
-                <w:lang w:val="en-US"/>
-              </w:rPr>
-            </w:pPr>
-            <w:r>
-              <w:rPr>
-                <w:rFonts w:hint="eastAsia"/>
-                <w:lang w:val="en-US"/>
-              </w:rPr>
               <w:t xml:space="preserve">{% if </w:t>
             </w:r>
-            <w:proofErr w:type="spellStart"/>
-            <w:r>
-              <w:rPr>
-                <w:lang w:val="en-US"/>
-              </w:rPr>
-              <w:t>template_dict</w:t>
-            </w:r>
-            <w:proofErr w:type="spellEnd"/>
-            <w:r>
-              <w:rPr>
-                <w:lang w:val="en-US"/>
-              </w:rPr>
-              <w:t>.</w:t>
+            <w:r>
+              <w:rPr>
+                <w:lang w:val="en-US"/>
+              </w:rPr>
+              <w:t>template_dict.</w:t>
             </w:r>
             <w:r>
               <w:rPr>
@@ -9889,167 +8700,140 @@
               </w:rPr>
               <w:t xml:space="preserve"> </w:t>
             </w:r>
-            <w:proofErr w:type="spellStart"/>
             <w:r>
               <w:t>restricted_files</w:t>
             </w:r>
-            <w:proofErr w:type="spellEnd"/>
-            <w:r>
-              <w:rPr>
-                <w:lang w:val="en-US"/>
-              </w:rPr>
-              <w:t>.</w:t>
-            </w:r>
-            <w:proofErr w:type="spellStart"/>
-            <w:r>
-              <w:rPr>
-                <w:lang w:val="en-US"/>
-              </w:rPr>
-              <w:t>comments</w:t>
+            <w:r>
+              <w:rPr>
+                <w:lang w:val="en-US"/>
+              </w:rPr>
+              <w:t>.comments</w:t>
             </w:r>
             <w:r>
               <w:rPr>
                 <w:rFonts w:hint="eastAsia"/>
                 <w:lang w:val="en-US"/>
               </w:rPr>
-              <w:t>|length</w:t>
-            </w:r>
-            <w:proofErr w:type="spellEnd"/>
+              <w:t>|length &gt;</w:t>
+            </w:r>
+            <w:r>
+              <w:rPr>
+                <w:lang w:val="en-US"/>
+              </w:rPr>
+              <w:t xml:space="preserve"> 0 </w:t>
+            </w:r>
             <w:r>
               <w:rPr>
                 <w:rFonts w:hint="eastAsia"/>
                 <w:lang w:val="en-US"/>
               </w:rPr>
-              <w:t xml:space="preserve"> &gt;</w:t>
-            </w:r>
-            <w:r>
-              <w:rPr>
-                <w:lang w:val="en-US"/>
-              </w:rPr>
-              <w:t xml:space="preserve"> 0 </w:t>
-            </w:r>
+              <w:t xml:space="preserve">and </w:t>
+            </w:r>
+            <w:r>
+              <w:t>template_dict.terms_license.</w:t>
+            </w:r>
+            <w:r>
+              <w:t>termsOfAccess</w:t>
+            </w:r>
+            <w:r>
+              <w:t xml:space="preserve"> is none</w:t>
+            </w:r>
+            <w:r>
+              <w:rPr>
+                <w:lang w:val="en-US"/>
+              </w:rPr>
+              <w:t xml:space="preserve"> %}</w:t>
+            </w:r>
+            <w:r>
+              <w:t>X{% endif %}</w:t>
+            </w:r>
+          </w:p>
+        </w:tc>
+        <w:tc>
+          <w:tcPr>
+            <w:tcW w:w="0" w:type="auto"/>
+            <w:tcBorders>
+              <w:top w:val="single" w:sz="8" w:space="0" w:color="000000"/>
+              <w:left w:val="single" w:sz="8" w:space="0" w:color="000000"/>
+              <w:bottom w:val="single" w:sz="8" w:space="0" w:color="000000"/>
+              <w:right w:val="single" w:sz="8" w:space="0" w:color="000000"/>
+            </w:tcBorders>
+            <w:tcMar>
+              <w:top w:w="100" w:type="dxa"/>
+              <w:left w:w="100" w:type="dxa"/>
+              <w:bottom w:w="100" w:type="dxa"/>
+              <w:right w:w="100" w:type="dxa"/>
+            </w:tcMar>
+            <w:hideMark/>
+          </w:tcPr>
+          <w:p>
+            <w:pPr>
+              <w:rPr>
+                <w:lang w:val="en-US"/>
+              </w:rPr>
+            </w:pPr>
+          </w:p>
+        </w:tc>
+        <w:tc>
+          <w:tcPr>
+            <w:tcW w:w="0" w:type="auto"/>
+            <w:tcBorders>
+              <w:top w:val="single" w:sz="8" w:space="0" w:color="000000"/>
+              <w:left w:val="single" w:sz="8" w:space="0" w:color="000000"/>
+              <w:bottom w:val="single" w:sz="8" w:space="0" w:color="000000"/>
+              <w:right w:val="single" w:sz="8" w:space="0" w:color="000000"/>
+            </w:tcBorders>
+            <w:tcMar>
+              <w:top w:w="100" w:type="dxa"/>
+              <w:left w:w="100" w:type="dxa"/>
+              <w:bottom w:w="100" w:type="dxa"/>
+              <w:right w:w="100" w:type="dxa"/>
+            </w:tcMar>
+            <w:hideMark/>
+          </w:tcPr>
+          <w:p>
+            <w:pPr>
+              <w:rPr>
+                <w:lang w:val="en-US"/>
+              </w:rPr>
+            </w:pPr>
+          </w:p>
+        </w:tc>
+        <w:tc>
+          <w:tcPr>
+            <w:tcW w:w="0" w:type="auto"/>
+            <w:tcBorders>
+              <w:top w:val="single" w:sz="8" w:space="0" w:color="000000"/>
+              <w:left w:val="single" w:sz="8" w:space="0" w:color="000000"/>
+              <w:bottom w:val="single" w:sz="8" w:space="0" w:color="000000"/>
+              <w:right w:val="single" w:sz="8" w:space="0" w:color="000000"/>
+            </w:tcBorders>
+            <w:tcMar>
+              <w:top w:w="100" w:type="dxa"/>
+              <w:left w:w="100" w:type="dxa"/>
+              <w:bottom w:w="100" w:type="dxa"/>
+              <w:right w:w="100" w:type="dxa"/>
+            </w:tcMar>
+            <w:hideMark/>
+          </w:tcPr>
+          <w:p>
+            <w:pPr>
+              <w:rPr>
+                <w:lang w:val="en-US"/>
+              </w:rPr>
+            </w:pPr>
             <w:r>
               <w:rPr>
                 <w:rFonts w:hint="eastAsia"/>
                 <w:lang w:val="en-US"/>
               </w:rPr>
-              <w:t xml:space="preserve">and </w:t>
-            </w:r>
-            <w:proofErr w:type="spellStart"/>
-            <w:r>
-              <w:t>template_dict.terms_license.</w:t>
-            </w:r>
-            <w:r>
-              <w:t>termsOfAccess</w:t>
-            </w:r>
-            <w:proofErr w:type="spellEnd"/>
-            <w:r>
-              <w:t xml:space="preserve"> is none</w:t>
-            </w:r>
-            <w:r>
-              <w:rPr>
-                <w:lang w:val="en-US"/>
-              </w:rPr>
-              <w:t xml:space="preserve"> %}</w:t>
-            </w:r>
-            <w:r>
-              <w:t>X{% endif %}</w:t>
-            </w:r>
-          </w:p>
-        </w:tc>
-        <w:tc>
-          <w:tcPr>
-            <w:tcW w:w="0" w:type="auto"/>
-            <w:tcBorders>
-              <w:top w:val="single" w:sz="8" w:space="0" w:color="000000"/>
-              <w:left w:val="single" w:sz="8" w:space="0" w:color="000000"/>
-              <w:bottom w:val="single" w:sz="8" w:space="0" w:color="000000"/>
-              <w:right w:val="single" w:sz="8" w:space="0" w:color="000000"/>
-            </w:tcBorders>
-            <w:tcMar>
-              <w:top w:w="100" w:type="dxa"/>
-              <w:left w:w="100" w:type="dxa"/>
-              <w:bottom w:w="100" w:type="dxa"/>
-              <w:right w:w="100" w:type="dxa"/>
-            </w:tcMar>
-            <w:hideMark/>
-          </w:tcPr>
-          <w:p>
-            <w:pPr>
-              <w:rPr>
-                <w:lang w:val="en-US"/>
-              </w:rPr>
-            </w:pPr>
-          </w:p>
-        </w:tc>
-        <w:tc>
-          <w:tcPr>
-            <w:tcW w:w="0" w:type="auto"/>
-            <w:tcBorders>
-              <w:top w:val="single" w:sz="8" w:space="0" w:color="000000"/>
-              <w:left w:val="single" w:sz="8" w:space="0" w:color="000000"/>
-              <w:bottom w:val="single" w:sz="8" w:space="0" w:color="000000"/>
-              <w:right w:val="single" w:sz="8" w:space="0" w:color="000000"/>
-            </w:tcBorders>
-            <w:tcMar>
-              <w:top w:w="100" w:type="dxa"/>
-              <w:left w:w="100" w:type="dxa"/>
-              <w:bottom w:w="100" w:type="dxa"/>
-              <w:right w:w="100" w:type="dxa"/>
-            </w:tcMar>
-            <w:hideMark/>
-          </w:tcPr>
-          <w:p>
-            <w:pPr>
-              <w:rPr>
-                <w:lang w:val="en-US"/>
-              </w:rPr>
-            </w:pPr>
-          </w:p>
-        </w:tc>
-        <w:tc>
-          <w:tcPr>
-            <w:tcW w:w="0" w:type="auto"/>
-            <w:tcBorders>
-              <w:top w:val="single" w:sz="8" w:space="0" w:color="000000"/>
-              <w:left w:val="single" w:sz="8" w:space="0" w:color="000000"/>
-              <w:bottom w:val="single" w:sz="8" w:space="0" w:color="000000"/>
-              <w:right w:val="single" w:sz="8" w:space="0" w:color="000000"/>
-            </w:tcBorders>
-            <w:tcMar>
-              <w:top w:w="100" w:type="dxa"/>
-              <w:left w:w="100" w:type="dxa"/>
-              <w:bottom w:w="100" w:type="dxa"/>
-              <w:right w:w="100" w:type="dxa"/>
-            </w:tcMar>
-            <w:hideMark/>
-          </w:tcPr>
-          <w:p>
-            <w:pPr>
-              <w:rPr>
-                <w:lang w:val="en-US"/>
-              </w:rPr>
-            </w:pPr>
-            <w:r>
-              <w:rPr>
-                <w:rFonts w:hint="eastAsia"/>
-                <w:lang w:val="en-US"/>
-              </w:rPr>
               <w:t xml:space="preserve">{% if </w:t>
             </w:r>
-            <w:proofErr w:type="spellStart"/>
-            <w:r>
-              <w:rPr>
-                <w:lang w:val="en-US"/>
-              </w:rPr>
-              <w:t>template_dict</w:t>
-            </w:r>
-            <w:proofErr w:type="spellEnd"/>
-            <w:r>
-              <w:rPr>
-                <w:lang w:val="en-US"/>
-              </w:rPr>
-              <w:t>.</w:t>
+            <w:r>
+              <w:rPr>
+                <w:lang w:val="en-US"/>
+              </w:rPr>
+              <w:t>template_dict.</w:t>
             </w:r>
             <w:r>
               <w:rPr>
@@ -10062,38 +8846,21 @@
               </w:rPr>
               <w:t xml:space="preserve"> </w:t>
             </w:r>
-            <w:proofErr w:type="spellStart"/>
             <w:r>
               <w:t>restricted_files</w:t>
             </w:r>
-            <w:proofErr w:type="spellEnd"/>
-            <w:r>
-              <w:rPr>
-                <w:lang w:val="en-US"/>
-              </w:rPr>
-              <w:t>.</w:t>
-            </w:r>
-            <w:proofErr w:type="spellStart"/>
-            <w:r>
-              <w:rPr>
-                <w:lang w:val="en-US"/>
-              </w:rPr>
-              <w:t>comments</w:t>
+            <w:r>
+              <w:rPr>
+                <w:lang w:val="en-US"/>
+              </w:rPr>
+              <w:t>.comments</w:t>
             </w:r>
             <w:r>
               <w:rPr>
                 <w:rFonts w:hint="eastAsia"/>
                 <w:lang w:val="en-US"/>
               </w:rPr>
-              <w:t>|length</w:t>
-            </w:r>
-            <w:proofErr w:type="spellEnd"/>
-            <w:r>
-              <w:rPr>
-                <w:rFonts w:hint="eastAsia"/>
-                <w:lang w:val="en-US"/>
-              </w:rPr>
-              <w:t xml:space="preserve"> ==</w:t>
+              <w:t>|length ==</w:t>
             </w:r>
             <w:r>
               <w:rPr>
@@ -10168,35 +8935,17 @@
                     </w:rPr>
                   </w:pPr>
                   <w:r>
-                    <w:t xml:space="preserve">{% if </w:t>
-                  </w:r>
-                  <w:proofErr w:type="spellStart"/>
-                  <w:r>
-                    <w:t>template_</w:t>
-                  </w:r>
-                  <w:proofErr w:type="gramStart"/>
-                  <w:r>
-                    <w:t>dict.terms</w:t>
-                  </w:r>
-                  <w:proofErr w:type="gramEnd"/>
-                  <w:r>
-                    <w:t>_license.</w:t>
+                    <w:t>{% if template_dict.terms_license.</w:t>
                   </w:r>
                   <w:r>
                     <w:t>termsOfAccess</w:t>
                   </w:r>
-                  <w:proofErr w:type="spellEnd"/>
                   <w:r>
-                    <w:t xml:space="preserve"> is not none %}{{ </w:t>
-                  </w:r>
-                  <w:proofErr w:type="spellStart"/>
-                  <w:r>
-                    <w:t>template_dict.terms_license.</w:t>
+                    <w:t xml:space="preserve"> is not none %}{{ template_dict.terms_license.</w:t>
                   </w:r>
                   <w:r>
                     <w:t>termsOfAccess</w:t>
                   </w:r>
-                  <w:proofErr w:type="spellEnd"/>
                   <w:r>
                     <w:t xml:space="preserve"> }}{% else %}(NONE){% endif %}</w:t>
                   </w:r>

--- a/res/template_medium.docx
+++ b/res/template_medium.docx
@@ -61,7 +61,14 @@
         <w:rPr>
           <w:rFonts w:hint="eastAsia"/>
         </w:rPr>
-        <w:t>Ticket number: {</w:t>
+        <w:t xml:space="preserve">Ticket number: </w:t>
+      </w:r>
+      <w:proofErr w:type="gramStart"/>
+      <w:r>
+        <w:rPr>
+          <w:rFonts w:hint="eastAsia"/>
+        </w:rPr>
+        <w:t>{</w:t>
       </w:r>
       <w:r>
         <w:rPr>
@@ -76,7 +83,11 @@
         <w:t xml:space="preserve"> </w:t>
       </w:r>
       <w:r>
-        <w:t>project_info</w:t>
+        <w:t>project</w:t>
+      </w:r>
+      <w:proofErr w:type="gramEnd"/>
+      <w:r>
+        <w:t>_info</w:t>
       </w:r>
       <w:r>
         <w:rPr>
@@ -117,10 +128,21 @@
         <w:rPr>
           <w:rFonts w:hint="eastAsia"/>
         </w:rPr>
-        <w:t xml:space="preserve"> {{ </w:t>
+        <w:t xml:space="preserve"> </w:t>
+      </w:r>
+      <w:proofErr w:type="gramStart"/>
+      <w:r>
+        <w:rPr>
+          <w:rFonts w:hint="eastAsia"/>
+        </w:rPr>
+        <w:t xml:space="preserve">{{ </w:t>
       </w:r>
       <w:r>
-        <w:t>project_info</w:t>
+        <w:t>project</w:t>
+      </w:r>
+      <w:proofErr w:type="gramEnd"/>
+      <w:r>
+        <w:t>_info</w:t>
       </w:r>
       <w:r>
         <w:rPr>
@@ -134,10 +156,21 @@
         <w:rPr>
           <w:rFonts w:hint="eastAsia"/>
         </w:rPr>
-        <w:t xml:space="preserve">Curator email: {{ </w:t>
+        <w:t xml:space="preserve">Curator email: </w:t>
+      </w:r>
+      <w:proofErr w:type="gramStart"/>
+      <w:r>
+        <w:rPr>
+          <w:rFonts w:hint="eastAsia"/>
+        </w:rPr>
+        <w:t xml:space="preserve">{{ </w:t>
       </w:r>
       <w:r>
-        <w:t>project_info</w:t>
+        <w:t>project</w:t>
+      </w:r>
+      <w:proofErr w:type="gramEnd"/>
+      <w:r>
+        <w:t>_info</w:t>
       </w:r>
       <w:r>
         <w:rPr>
@@ -162,6 +195,7 @@
         </w:rPr>
         <w:t xml:space="preserve">Dataset title: </w:t>
       </w:r>
+      <w:proofErr w:type="gramStart"/>
       <w:r>
         <w:rPr>
           <w:rFonts w:hint="eastAsia"/>
@@ -172,7 +206,14 @@
         <w:rPr>
           <w:rFonts w:hint="eastAsia"/>
         </w:rPr>
-        <w:t>dataset.</w:t>
+        <w:t>dataset</w:t>
+      </w:r>
+      <w:proofErr w:type="gramEnd"/>
+      <w:r>
+        <w:rPr>
+          <w:rFonts w:hint="eastAsia"/>
+        </w:rPr>
+        <w:t>.</w:t>
       </w:r>
       <w:r>
         <w:t>DatasetTitle</w:t>
@@ -210,7 +251,14 @@
         <w:rPr>
           <w:rFonts w:hint="eastAsia"/>
         </w:rPr>
-        <w:t>: {</w:t>
+        <w:t xml:space="preserve">: </w:t>
+      </w:r>
+      <w:proofErr w:type="gramStart"/>
+      <w:r>
+        <w:rPr>
+          <w:rFonts w:hint="eastAsia"/>
+        </w:rPr>
+        <w:t>{</w:t>
       </w:r>
       <w:r>
         <w:rPr>
@@ -228,7 +276,14 @@
         <w:rPr>
           <w:rFonts w:hint="eastAsia"/>
         </w:rPr>
-        <w:t>dataset.</w:t>
+        <w:t>dataset</w:t>
+      </w:r>
+      <w:proofErr w:type="gramEnd"/>
+      <w:r>
+        <w:rPr>
+          <w:rFonts w:hint="eastAsia"/>
+        </w:rPr>
+        <w:t>.</w:t>
       </w:r>
       <w:r>
         <w:t>DatasetPersistentId</w:t>
@@ -251,7 +306,21 @@
         <w:rPr>
           <w:rFonts w:hint="eastAsia"/>
         </w:rPr>
-        <w:t>Dataset ID (versioned): {{ dataset.ID  }}</w:t>
+        <w:t xml:space="preserve">Dataset ID (versioned): </w:t>
+      </w:r>
+      <w:proofErr w:type="gramStart"/>
+      <w:r>
+        <w:rPr>
+          <w:rFonts w:hint="eastAsia"/>
+        </w:rPr>
+        <w:t>{{ dataset.ID</w:t>
+      </w:r>
+      <w:proofErr w:type="gramEnd"/>
+      <w:r>
+        <w:rPr>
+          <w:rFonts w:hint="eastAsia"/>
+        </w:rPr>
+        <w:t xml:space="preserve">  }}</w:t>
       </w:r>
     </w:p>
     <w:p>
@@ -259,7 +328,14 @@
         <w:rPr>
           <w:rFonts w:hint="eastAsia"/>
         </w:rPr>
-        <w:t>Dataset access URL: {</w:t>
+        <w:t xml:space="preserve">Dataset access URL: </w:t>
+      </w:r>
+      <w:proofErr w:type="gramStart"/>
+      <w:r>
+        <w:rPr>
+          <w:rFonts w:hint="eastAsia"/>
+        </w:rPr>
+        <w:t>{</w:t>
       </w:r>
       <w:r>
         <w:rPr>
@@ -271,7 +347,14 @@
         <w:rPr>
           <w:rFonts w:hint="eastAsia"/>
         </w:rPr>
-        <w:t xml:space="preserve"> dataset.</w:t>
+        <w:t xml:space="preserve"> dataset</w:t>
+      </w:r>
+      <w:proofErr w:type="gramEnd"/>
+      <w:r>
+        <w:rPr>
+          <w:rFonts w:hint="eastAsia"/>
+        </w:rPr>
+        <w:t>.</w:t>
       </w:r>
       <w:r>
         <w:t>DatasetURL</w:t>
@@ -323,6 +406,7 @@
         </w:rPr>
         <w:t xml:space="preserve">date: </w:t>
       </w:r>
+      <w:proofErr w:type="gramStart"/>
       <w:r>
         <w:rPr>
           <w:rFonts w:hint="eastAsia"/>
@@ -347,6 +431,7 @@
         </w:rPr>
         <w:t>timestamp</w:t>
       </w:r>
+      <w:proofErr w:type="gramEnd"/>
       <w:r>
         <w:rPr>
           <w:rFonts w:hint="eastAsia"/>
@@ -1129,14 +1214,29 @@
               <w:rPr>
                 <w:lang w:val="en-US"/>
               </w:rPr>
-              <w:t>{% if template_dict.</w:t>
+              <w:t>{% if template_</w:t>
+            </w:r>
+            <w:proofErr w:type="gramStart"/>
+            <w:r>
+              <w:rPr>
+                <w:lang w:val="en-US"/>
+              </w:rPr>
+              <w:t>dict.</w:t>
             </w:r>
             <w:r>
               <w:rPr>
                 <w:rFonts w:hint="eastAsia"/>
                 <w:lang w:val="en-US"/>
               </w:rPr>
-              <w:t>dv_record</w:t>
+              <w:t>dv</w:t>
+            </w:r>
+            <w:proofErr w:type="gramEnd"/>
+            <w:r>
+              <w:rPr>
+                <w:rFonts w:hint="eastAsia"/>
+                <w:lang w:val="en-US"/>
+              </w:rPr>
+              <w:t>_record</w:t>
             </w:r>
             <w:r>
               <w:rPr>
@@ -1193,14 +1293,29 @@
               <w:rPr>
                 <w:lang w:val="en-US"/>
               </w:rPr>
-              <w:t>{% if template_dict.</w:t>
+              <w:t>{% if template_</w:t>
+            </w:r>
+            <w:proofErr w:type="gramStart"/>
+            <w:r>
+              <w:rPr>
+                <w:lang w:val="en-US"/>
+              </w:rPr>
+              <w:t>dict.</w:t>
             </w:r>
             <w:r>
               <w:rPr>
                 <w:rFonts w:hint="eastAsia"/>
                 <w:lang w:val="en-US"/>
               </w:rPr>
-              <w:t>dv_record</w:t>
+              <w:t>dv</w:t>
+            </w:r>
+            <w:proofErr w:type="gramEnd"/>
+            <w:r>
+              <w:rPr>
+                <w:rFonts w:hint="eastAsia"/>
+                <w:lang w:val="en-US"/>
+              </w:rPr>
+              <w:t>_record</w:t>
             </w:r>
             <w:r>
               <w:rPr>
@@ -1341,12 +1456,28 @@
               <w:br/>
             </w:r>
             <w:r>
-              <w:t xml:space="preserve">{% for item in template_dict.dv_record.comments %} </w:t>
-            </w:r>
-          </w:p>
-          <w:p>
-            <w:r>
-              <w:t>{% for author, dataverses in item.items() %} {{ author }}</w:t>
+              <w:t>{% for item in template_</w:t>
+            </w:r>
+            <w:proofErr w:type="gramStart"/>
+            <w:r>
+              <w:t>dict.dv</w:t>
+            </w:r>
+            <w:proofErr w:type="gramEnd"/>
+            <w:r>
+              <w:t xml:space="preserve">_record.comments %} </w:t>
+            </w:r>
+          </w:p>
+          <w:p>
+            <w:r>
+              <w:t xml:space="preserve">{% for author, dataverses in </w:t>
+            </w:r>
+            <w:proofErr w:type="gramStart"/>
+            <w:r>
+              <w:t>item.items</w:t>
+            </w:r>
+            <w:proofErr w:type="gramEnd"/>
+            <w:r>
+              <w:t>() %} {{ author }}</w:t>
             </w:r>
             <w:r>
               <w:rPr>
@@ -1359,8 +1490,13 @@
             <w:r>
               <w:t xml:space="preserve">{% for dataverse in dataverses %} </w:t>
             </w:r>
-            <w:r>
-              <w:t>{{ loop.index }}.</w:t>
+            <w:proofErr w:type="gramStart"/>
+            <w:r>
+              <w:t>{{ loop</w:t>
+            </w:r>
+            <w:proofErr w:type="gramEnd"/>
+            <w:r>
+              <w:t>.index }}.</w:t>
             </w:r>
             <w:r>
               <w:rPr>
@@ -1368,8 +1504,13 @@
               </w:rPr>
               <w:t xml:space="preserve"> </w:t>
             </w:r>
-            <w:r>
-              <w:t>{{ dataverse }}</w:t>
+            <w:proofErr w:type="gramStart"/>
+            <w:r>
+              <w:t>{{ dataverse</w:t>
+            </w:r>
+            <w:proofErr w:type="gramEnd"/>
+            <w:r>
+              <w:t xml:space="preserve"> }}</w:t>
             </w:r>
             <w:r>
               <w:br/>
@@ -1634,6 +1775,7 @@
               </w:rPr>
               <w:t>University of Toronto Dataverse</w:t>
             </w:r>
+            <w:proofErr w:type="gramStart"/>
             <w:r>
               <w:rPr>
                 <w:lang w:val="en-US"/>
@@ -1644,7 +1786,14 @@
               <w:rPr>
                 <w:lang w:val="en-US"/>
               </w:rPr>
-              <w:t xml:space="preserve"> %}X{% endif %}</w:t>
+              <w:t xml:space="preserve"> %}X{</w:t>
+            </w:r>
+            <w:proofErr w:type="gramEnd"/>
+            <w:r>
+              <w:rPr>
+                <w:lang w:val="en-US"/>
+              </w:rPr>
+              <w:t>% endif %}</w:t>
             </w:r>
           </w:p>
         </w:tc>
@@ -1689,7 +1838,11 @@
               <w:t xml:space="preserve"> </w:t>
             </w:r>
             <w:r>
-              <w:t>name_name_of_dataverse</w:t>
+              <w:t>name_name_of_</w:t>
+            </w:r>
+            <w:proofErr w:type="gramStart"/>
+            <w:r>
+              <w:t>dataverse</w:t>
             </w:r>
             <w:r>
               <w:rPr>
@@ -1703,6 +1856,7 @@
               </w:rPr>
               <w:t>!</w:t>
             </w:r>
+            <w:proofErr w:type="gramEnd"/>
             <w:r>
               <w:rPr>
                 <w:lang w:val="en-US"/>
@@ -1721,6 +1875,7 @@
               </w:rPr>
               <w:t>University of Toronto Dataverse</w:t>
             </w:r>
+            <w:proofErr w:type="gramStart"/>
             <w:r>
               <w:rPr>
                 <w:lang w:val="en-US"/>
@@ -1731,7 +1886,14 @@
               <w:rPr>
                 <w:lang w:val="en-US"/>
               </w:rPr>
-              <w:t xml:space="preserve"> %}X{% endif %}</w:t>
+              <w:t xml:space="preserve"> %}</w:t>
+            </w:r>
+            <w:proofErr w:type="gramEnd"/>
+            <w:r>
+              <w:rPr>
+                <w:lang w:val="en-US"/>
+              </w:rPr>
+              <w:t>X{% endif %}</w:t>
             </w:r>
           </w:p>
         </w:tc>
@@ -1866,6 +2028,7 @@
               </w:rPr>
               <w:br/>
             </w:r>
+            <w:proofErr w:type="gramStart"/>
             <w:r>
               <w:rPr>
                 <w:rFonts w:hint="eastAsia"/>
@@ -1874,7 +2037,11 @@
               <w:t xml:space="preserve">{{ </w:t>
             </w:r>
             <w:r>
-              <w:t>template_dict</w:t>
+              <w:t>template</w:t>
+            </w:r>
+            <w:proofErr w:type="gramEnd"/>
+            <w:r>
+              <w:t>_dict</w:t>
             </w:r>
             <w:r>
               <w:rPr>
@@ -2125,7 +2292,21 @@
                 <w:lang w:val="en-US"/>
               </w:rPr>
               <w:lastRenderedPageBreak/>
-              <w:t>or that they actually require a dataverse (e.g., will there be future deposits?)</w:t>
+              <w:t xml:space="preserve">or that they </w:t>
+            </w:r>
+            <w:proofErr w:type="gramStart"/>
+            <w:r>
+              <w:rPr>
+                <w:lang w:val="en-US"/>
+              </w:rPr>
+              <w:t>actually require</w:t>
+            </w:r>
+            <w:proofErr w:type="gramEnd"/>
+            <w:r>
+              <w:rPr>
+                <w:lang w:val="en-US"/>
+              </w:rPr>
+              <w:t xml:space="preserve"> a dataverse (e.g., will there be future deposits?)</w:t>
             </w:r>
           </w:p>
         </w:tc>
@@ -2811,63 +2992,91 @@
               <w:rPr>
                 <w:lang w:val="en-US"/>
               </w:rPr>
-              <w:t>{% if template_dict.file_ext.comments|length == 0 %}X{% endif %}</w:t>
-            </w:r>
-          </w:p>
-        </w:tc>
-        <w:tc>
-          <w:tcPr>
-            <w:tcW w:w="0" w:type="auto"/>
-            <w:tcBorders>
-              <w:top w:val="single" w:sz="8" w:space="0" w:color="000000"/>
-              <w:left w:val="single" w:sz="8" w:space="0" w:color="000000"/>
-              <w:bottom w:val="single" w:sz="8" w:space="0" w:color="000000"/>
-              <w:right w:val="single" w:sz="8" w:space="0" w:color="000000"/>
-            </w:tcBorders>
-            <w:tcMar>
-              <w:top w:w="100" w:type="dxa"/>
-              <w:left w:w="100" w:type="dxa"/>
-              <w:bottom w:w="100" w:type="dxa"/>
-              <w:right w:w="100" w:type="dxa"/>
-            </w:tcMar>
-            <w:hideMark/>
-          </w:tcPr>
-          <w:p>
-            <w:pPr>
-              <w:rPr>
-                <w:lang w:val="en-US"/>
-              </w:rPr>
-            </w:pPr>
-          </w:p>
-        </w:tc>
-        <w:tc>
-          <w:tcPr>
-            <w:tcW w:w="0" w:type="auto"/>
-            <w:tcBorders>
-              <w:top w:val="single" w:sz="8" w:space="0" w:color="000000"/>
-              <w:left w:val="single" w:sz="8" w:space="0" w:color="000000"/>
-              <w:bottom w:val="single" w:sz="8" w:space="0" w:color="000000"/>
-              <w:right w:val="single" w:sz="8" w:space="0" w:color="000000"/>
-            </w:tcBorders>
-            <w:tcMar>
-              <w:top w:w="100" w:type="dxa"/>
-              <w:left w:w="100" w:type="dxa"/>
-              <w:bottom w:w="100" w:type="dxa"/>
-              <w:right w:w="100" w:type="dxa"/>
-            </w:tcMar>
-            <w:hideMark/>
-          </w:tcPr>
-          <w:p>
-            <w:pPr>
-              <w:rPr>
-                <w:lang w:val="en-US"/>
-              </w:rPr>
-            </w:pPr>
-            <w:r>
-              <w:rPr>
-                <w:lang w:val="en-US"/>
-              </w:rPr>
-              <w:t>{% if template_dict.file_ext.comments|length &gt; 0 %}X{% endif %}</w:t>
+              <w:t>{% if template_</w:t>
+            </w:r>
+            <w:proofErr w:type="gramStart"/>
+            <w:r>
+              <w:rPr>
+                <w:lang w:val="en-US"/>
+              </w:rPr>
+              <w:t>dict.file</w:t>
+            </w:r>
+            <w:proofErr w:type="gramEnd"/>
+            <w:r>
+              <w:rPr>
+                <w:lang w:val="en-US"/>
+              </w:rPr>
+              <w:t>_ext.comments|length == 0 %}X{% endif %}</w:t>
+            </w:r>
+          </w:p>
+        </w:tc>
+        <w:tc>
+          <w:tcPr>
+            <w:tcW w:w="0" w:type="auto"/>
+            <w:tcBorders>
+              <w:top w:val="single" w:sz="8" w:space="0" w:color="000000"/>
+              <w:left w:val="single" w:sz="8" w:space="0" w:color="000000"/>
+              <w:bottom w:val="single" w:sz="8" w:space="0" w:color="000000"/>
+              <w:right w:val="single" w:sz="8" w:space="0" w:color="000000"/>
+            </w:tcBorders>
+            <w:tcMar>
+              <w:top w:w="100" w:type="dxa"/>
+              <w:left w:w="100" w:type="dxa"/>
+              <w:bottom w:w="100" w:type="dxa"/>
+              <w:right w:w="100" w:type="dxa"/>
+            </w:tcMar>
+            <w:hideMark/>
+          </w:tcPr>
+          <w:p>
+            <w:pPr>
+              <w:rPr>
+                <w:lang w:val="en-US"/>
+              </w:rPr>
+            </w:pPr>
+          </w:p>
+        </w:tc>
+        <w:tc>
+          <w:tcPr>
+            <w:tcW w:w="0" w:type="auto"/>
+            <w:tcBorders>
+              <w:top w:val="single" w:sz="8" w:space="0" w:color="000000"/>
+              <w:left w:val="single" w:sz="8" w:space="0" w:color="000000"/>
+              <w:bottom w:val="single" w:sz="8" w:space="0" w:color="000000"/>
+              <w:right w:val="single" w:sz="8" w:space="0" w:color="000000"/>
+            </w:tcBorders>
+            <w:tcMar>
+              <w:top w:w="100" w:type="dxa"/>
+              <w:left w:w="100" w:type="dxa"/>
+              <w:bottom w:w="100" w:type="dxa"/>
+              <w:right w:w="100" w:type="dxa"/>
+            </w:tcMar>
+            <w:hideMark/>
+          </w:tcPr>
+          <w:p>
+            <w:pPr>
+              <w:rPr>
+                <w:lang w:val="en-US"/>
+              </w:rPr>
+            </w:pPr>
+            <w:r>
+              <w:rPr>
+                <w:lang w:val="en-US"/>
+              </w:rPr>
+              <w:t>{% if template_</w:t>
+            </w:r>
+            <w:proofErr w:type="gramStart"/>
+            <w:r>
+              <w:rPr>
+                <w:lang w:val="en-US"/>
+              </w:rPr>
+              <w:t>dict.file</w:t>
+            </w:r>
+            <w:proofErr w:type="gramEnd"/>
+            <w:r>
+              <w:rPr>
+                <w:lang w:val="en-US"/>
+              </w:rPr>
+              <w:t>_ext.comments|length &gt; 0 %}X{% endif %}</w:t>
             </w:r>
           </w:p>
         </w:tc>
@@ -2960,7 +3169,21 @@
               <w:rPr>
                 <w:lang w:val="en-US"/>
               </w:rPr>
-              <w:t>{% for item in template_dict.file_open.comments %}</w:t>
+              <w:t>{% for item in template_</w:t>
+            </w:r>
+            <w:proofErr w:type="gramStart"/>
+            <w:r>
+              <w:rPr>
+                <w:lang w:val="en-US"/>
+              </w:rPr>
+              <w:t>dict.file</w:t>
+            </w:r>
+            <w:proofErr w:type="gramEnd"/>
+            <w:r>
+              <w:rPr>
+                <w:lang w:val="en-US"/>
+              </w:rPr>
+              <w:t>_open.comments %}</w:t>
             </w:r>
           </w:p>
           <w:p>
@@ -2974,18 +3197,34 @@
                 <w:lang w:val="en-US"/>
               </w:rPr>
             </w:pPr>
-            <w:r>
-              <w:rPr>
-                <w:lang w:val="en-US"/>
-              </w:rPr>
-              <w:t>{{ item.file_name }}</w:t>
-            </w:r>
-            <w:r>
-              <w:rPr>
-                <w:lang w:val="en-US"/>
-              </w:rPr>
-              <w:t>{% endfor %}</w:t>
-            </w:r>
+            <w:proofErr w:type="gramStart"/>
+            <w:r>
+              <w:rPr>
+                <w:lang w:val="en-US"/>
+              </w:rPr>
+              <w:t>{{ item</w:t>
+            </w:r>
+            <w:proofErr w:type="gramEnd"/>
+            <w:r>
+              <w:rPr>
+                <w:lang w:val="en-US"/>
+              </w:rPr>
+              <w:t>.file_name }}</w:t>
+            </w:r>
+            <w:r>
+              <w:rPr>
+                <w:lang w:val="en-US"/>
+              </w:rPr>
+              <w:t xml:space="preserve">{% </w:t>
+            </w:r>
+            <w:proofErr w:type="gramStart"/>
+            <w:r>
+              <w:rPr>
+                <w:lang w:val="en-US"/>
+              </w:rPr>
+              <w:t>endfor %}</w:t>
+            </w:r>
+            <w:proofErr w:type="gramEnd"/>
           </w:p>
           <w:p>
             <w:pPr>
@@ -3017,8 +3256,16 @@
               <w:rPr>
                 <w:lang w:val="en-US"/>
               </w:rPr>
-              <w:t>{% for item in template_dict.file_open.not_checked %}</w:t>
-            </w:r>
+              <w:t>{% for item in template_dict.file_open.not_</w:t>
+            </w:r>
+            <w:proofErr w:type="gramStart"/>
+            <w:r>
+              <w:rPr>
+                <w:lang w:val="en-US"/>
+              </w:rPr>
+              <w:t>checked %}</w:t>
+            </w:r>
+            <w:proofErr w:type="gramEnd"/>
           </w:p>
           <w:p>
             <w:pPr>
@@ -3031,12 +3278,28 @@
                 <w:lang w:val="en-US"/>
               </w:rPr>
             </w:pPr>
-            <w:r>
-              <w:rPr>
-                <w:lang w:val="en-US"/>
-              </w:rPr>
-              <w:t>{{ item.file_name }}{% endfor %}</w:t>
-            </w:r>
+            <w:proofErr w:type="gramStart"/>
+            <w:r>
+              <w:rPr>
+                <w:lang w:val="en-US"/>
+              </w:rPr>
+              <w:t>{{ item</w:t>
+            </w:r>
+            <w:proofErr w:type="gramEnd"/>
+            <w:r>
+              <w:rPr>
+                <w:lang w:val="en-US"/>
+              </w:rPr>
+              <w:t xml:space="preserve">.file_name }}{% </w:t>
+            </w:r>
+            <w:proofErr w:type="gramStart"/>
+            <w:r>
+              <w:rPr>
+                <w:lang w:val="en-US"/>
+              </w:rPr>
+              <w:t>endfor %}</w:t>
+            </w:r>
+            <w:proofErr w:type="gramEnd"/>
           </w:p>
           <w:p>
             <w:pPr>
@@ -3163,23 +3426,10 @@
           <w:p>
             <w:pPr>
               <w:rPr>
-                <w:lang w:val="en-US"/>
-              </w:rPr>
-            </w:pPr>
-            <w:r>
-              <w:rPr>
                 <w:b/>
                 <w:bCs/>
                 <w:lang w:val="en-US"/>
               </w:rPr>
-              <w:t>Are all files free of the following special characters (</w:t>
-            </w:r>
-          </w:p>
-          <w:p>
-            <w:pPr>
-              <w:rPr>
-                <w:lang w:val="en-US"/>
-              </w:rPr>
             </w:pPr>
             <w:r>
               <w:rPr>
@@ -3187,7 +3437,33 @@
                 <w:bCs/>
                 <w:lang w:val="en-US"/>
               </w:rPr>
-              <w:t>&amp; , * , % , . , # , * , ( ) , ! , @$ , ^ , ~ , ‘ , { } , [ ] , ? , &lt; &gt;) ?</w:t>
+              <w:t>Are all files free of the following special characters (</w:t>
+            </w:r>
+            <w:r>
+              <w:rPr>
+                <w:b/>
+                <w:bCs/>
+                <w:lang w:val="en-US"/>
+              </w:rPr>
+              <w:t>&lt;&gt;:"/\</w:t>
+            </w:r>
+            <w:proofErr w:type="gramStart"/>
+            <w:r>
+              <w:rPr>
+                <w:b/>
+                <w:bCs/>
+                <w:lang w:val="en-US"/>
+              </w:rPr>
+              <w:t>|?*</w:t>
+            </w:r>
+            <w:proofErr w:type="gramEnd"/>
+            <w:r>
+              <w:rPr>
+                <w:b/>
+                <w:bCs/>
+                <w:lang w:val="en-US"/>
+              </w:rPr>
+              <w:t>,@$~)?</w:t>
             </w:r>
           </w:p>
         </w:tc>
@@ -3249,63 +3525,91 @@
               <w:rPr>
                 <w:lang w:val="en-US"/>
               </w:rPr>
-              <w:t>{% if template_dict.special_characters.comments|length == 0 %}X{% endif %}</w:t>
-            </w:r>
-          </w:p>
-        </w:tc>
-        <w:tc>
-          <w:tcPr>
-            <w:tcW w:w="0" w:type="auto"/>
-            <w:tcBorders>
-              <w:top w:val="single" w:sz="8" w:space="0" w:color="000000"/>
-              <w:left w:val="single" w:sz="8" w:space="0" w:color="000000"/>
-              <w:bottom w:val="single" w:sz="8" w:space="0" w:color="000000"/>
-              <w:right w:val="single" w:sz="8" w:space="0" w:color="000000"/>
-            </w:tcBorders>
-            <w:tcMar>
-              <w:top w:w="100" w:type="dxa"/>
-              <w:left w:w="100" w:type="dxa"/>
-              <w:bottom w:w="100" w:type="dxa"/>
-              <w:right w:w="100" w:type="dxa"/>
-            </w:tcMar>
-            <w:hideMark/>
-          </w:tcPr>
-          <w:p>
-            <w:pPr>
-              <w:rPr>
-                <w:lang w:val="en-US"/>
-              </w:rPr>
-            </w:pPr>
-          </w:p>
-        </w:tc>
-        <w:tc>
-          <w:tcPr>
-            <w:tcW w:w="0" w:type="auto"/>
-            <w:tcBorders>
-              <w:top w:val="single" w:sz="8" w:space="0" w:color="000000"/>
-              <w:left w:val="single" w:sz="8" w:space="0" w:color="000000"/>
-              <w:bottom w:val="single" w:sz="8" w:space="0" w:color="000000"/>
-              <w:right w:val="single" w:sz="8" w:space="0" w:color="000000"/>
-            </w:tcBorders>
-            <w:tcMar>
-              <w:top w:w="100" w:type="dxa"/>
-              <w:left w:w="100" w:type="dxa"/>
-              <w:bottom w:w="100" w:type="dxa"/>
-              <w:right w:w="100" w:type="dxa"/>
-            </w:tcMar>
-            <w:hideMark/>
-          </w:tcPr>
-          <w:p>
-            <w:pPr>
-              <w:rPr>
-                <w:lang w:val="en-US"/>
-              </w:rPr>
-            </w:pPr>
-            <w:r>
-              <w:rPr>
-                <w:lang w:val="en-US"/>
-              </w:rPr>
-              <w:t>{% if template_dict.special_characters.comments|length &gt; 0 %}X{% endif %}</w:t>
+              <w:t>{% if template_</w:t>
+            </w:r>
+            <w:proofErr w:type="gramStart"/>
+            <w:r>
+              <w:rPr>
+                <w:lang w:val="en-US"/>
+              </w:rPr>
+              <w:t>dict.special</w:t>
+            </w:r>
+            <w:proofErr w:type="gramEnd"/>
+            <w:r>
+              <w:rPr>
+                <w:lang w:val="en-US"/>
+              </w:rPr>
+              <w:t>_characters.comments|length == 0 %}X{% endif %}</w:t>
+            </w:r>
+          </w:p>
+        </w:tc>
+        <w:tc>
+          <w:tcPr>
+            <w:tcW w:w="0" w:type="auto"/>
+            <w:tcBorders>
+              <w:top w:val="single" w:sz="8" w:space="0" w:color="000000"/>
+              <w:left w:val="single" w:sz="8" w:space="0" w:color="000000"/>
+              <w:bottom w:val="single" w:sz="8" w:space="0" w:color="000000"/>
+              <w:right w:val="single" w:sz="8" w:space="0" w:color="000000"/>
+            </w:tcBorders>
+            <w:tcMar>
+              <w:top w:w="100" w:type="dxa"/>
+              <w:left w:w="100" w:type="dxa"/>
+              <w:bottom w:w="100" w:type="dxa"/>
+              <w:right w:w="100" w:type="dxa"/>
+            </w:tcMar>
+            <w:hideMark/>
+          </w:tcPr>
+          <w:p>
+            <w:pPr>
+              <w:rPr>
+                <w:lang w:val="en-US"/>
+              </w:rPr>
+            </w:pPr>
+          </w:p>
+        </w:tc>
+        <w:tc>
+          <w:tcPr>
+            <w:tcW w:w="0" w:type="auto"/>
+            <w:tcBorders>
+              <w:top w:val="single" w:sz="8" w:space="0" w:color="000000"/>
+              <w:left w:val="single" w:sz="8" w:space="0" w:color="000000"/>
+              <w:bottom w:val="single" w:sz="8" w:space="0" w:color="000000"/>
+              <w:right w:val="single" w:sz="8" w:space="0" w:color="000000"/>
+            </w:tcBorders>
+            <w:tcMar>
+              <w:top w:w="100" w:type="dxa"/>
+              <w:left w:w="100" w:type="dxa"/>
+              <w:bottom w:w="100" w:type="dxa"/>
+              <w:right w:w="100" w:type="dxa"/>
+            </w:tcMar>
+            <w:hideMark/>
+          </w:tcPr>
+          <w:p>
+            <w:pPr>
+              <w:rPr>
+                <w:lang w:val="en-US"/>
+              </w:rPr>
+            </w:pPr>
+            <w:r>
+              <w:rPr>
+                <w:lang w:val="en-US"/>
+              </w:rPr>
+              <w:t>{% if template_</w:t>
+            </w:r>
+            <w:proofErr w:type="gramStart"/>
+            <w:r>
+              <w:rPr>
+                <w:lang w:val="en-US"/>
+              </w:rPr>
+              <w:t>dict.special</w:t>
+            </w:r>
+            <w:proofErr w:type="gramEnd"/>
+            <w:r>
+              <w:rPr>
+                <w:lang w:val="en-US"/>
+              </w:rPr>
+              <w:t>_characters.comments|length &gt; 0 %}X{% endif %}</w:t>
             </w:r>
           </w:p>
         </w:tc>
@@ -3398,7 +3702,21 @@
               <w:rPr>
                 <w:lang w:val="en-US"/>
               </w:rPr>
-              <w:t>{% for item in template_dict.special_characters.comments %}</w:t>
+              <w:t>{% for item in template_</w:t>
+            </w:r>
+            <w:proofErr w:type="gramStart"/>
+            <w:r>
+              <w:rPr>
+                <w:lang w:val="en-US"/>
+              </w:rPr>
+              <w:t>dict.special</w:t>
+            </w:r>
+            <w:proofErr w:type="gramEnd"/>
+            <w:r>
+              <w:rPr>
+                <w:lang w:val="en-US"/>
+              </w:rPr>
+              <w:t>_characters.comments %}</w:t>
             </w:r>
           </w:p>
           <w:p>
@@ -3412,11 +3730,19 @@
                 <w:lang w:val="en-US"/>
               </w:rPr>
             </w:pPr>
-            <w:r>
-              <w:rPr>
-                <w:lang w:val="en-US"/>
-              </w:rPr>
-              <w:t>{{ item.file_name }}{% endfor %}</w:t>
+            <w:proofErr w:type="gramStart"/>
+            <w:r>
+              <w:rPr>
+                <w:lang w:val="en-US"/>
+              </w:rPr>
+              <w:t>{{ item</w:t>
+            </w:r>
+            <w:proofErr w:type="gramEnd"/>
+            <w:r>
+              <w:rPr>
+                <w:lang w:val="en-US"/>
+              </w:rPr>
+              <w:t>.file_name }}{% endfor %}</w:t>
             </w:r>
           </w:p>
         </w:tc>
@@ -3513,7 +3839,6 @@
                 <w:bCs/>
                 <w:lang w:val="en-US"/>
               </w:rPr>
-              <w:lastRenderedPageBreak/>
               <w:t>2.3</w:t>
             </w:r>
           </w:p>
@@ -3609,7 +3934,21 @@
               <w:rPr>
                 <w:lang w:val="en-US"/>
               </w:rPr>
-              <w:t xml:space="preserve">{% if template_dict.readme_file.comments|length </w:t>
+              <w:t>{% if template_</w:t>
+            </w:r>
+            <w:proofErr w:type="gramStart"/>
+            <w:r>
+              <w:rPr>
+                <w:lang w:val="en-US"/>
+              </w:rPr>
+              <w:t>dict.readme</w:t>
+            </w:r>
+            <w:proofErr w:type="gramEnd"/>
+            <w:r>
+              <w:rPr>
+                <w:lang w:val="en-US"/>
+              </w:rPr>
+              <w:t xml:space="preserve">_file.comments|length </w:t>
             </w:r>
             <w:r>
               <w:rPr>
@@ -3678,7 +4017,21 @@
               <w:rPr>
                 <w:lang w:val="en-US"/>
               </w:rPr>
-              <w:t>{% if template_dict.file_ext.comments|length &gt; 0 %}X{% endif %}</w:t>
+              <w:t>{% if template_</w:t>
+            </w:r>
+            <w:proofErr w:type="gramStart"/>
+            <w:r>
+              <w:rPr>
+                <w:lang w:val="en-US"/>
+              </w:rPr>
+              <w:t>dict.file</w:t>
+            </w:r>
+            <w:proofErr w:type="gramEnd"/>
+            <w:r>
+              <w:rPr>
+                <w:lang w:val="en-US"/>
+              </w:rPr>
+              <w:t>_ext.comments|length &gt; 0 %}X{% endif %}</w:t>
             </w:r>
           </w:p>
         </w:tc>
@@ -3771,7 +4124,21 @@
               <w:rPr>
                 <w:lang w:val="en-US"/>
               </w:rPr>
-              <w:t>{% for item in template_dict.file_ext.comments %}</w:t>
+              <w:t>{% for item in template_</w:t>
+            </w:r>
+            <w:proofErr w:type="gramStart"/>
+            <w:r>
+              <w:rPr>
+                <w:lang w:val="en-US"/>
+              </w:rPr>
+              <w:t>dict.file</w:t>
+            </w:r>
+            <w:proofErr w:type="gramEnd"/>
+            <w:r>
+              <w:rPr>
+                <w:lang w:val="en-US"/>
+              </w:rPr>
+              <w:t>_ext.comments %}</w:t>
             </w:r>
           </w:p>
           <w:p>
@@ -3785,11 +4152,19 @@
                 <w:lang w:val="en-US"/>
               </w:rPr>
             </w:pPr>
-            <w:r>
-              <w:rPr>
-                <w:lang w:val="en-US"/>
-              </w:rPr>
-              <w:t>{{ item.file_name }}{% endfor %}</w:t>
+            <w:proofErr w:type="gramStart"/>
+            <w:r>
+              <w:rPr>
+                <w:lang w:val="en-US"/>
+              </w:rPr>
+              <w:t>{{ item</w:t>
+            </w:r>
+            <w:proofErr w:type="gramEnd"/>
+            <w:r>
+              <w:rPr>
+                <w:lang w:val="en-US"/>
+              </w:rPr>
+              <w:t>.file_name }}{% endfor %}</w:t>
             </w:r>
           </w:p>
         </w:tc>
@@ -3886,6 +4261,7 @@
                 <w:bCs/>
                 <w:lang w:val="en-US"/>
               </w:rPr>
+              <w:lastRenderedPageBreak/>
               <w:t>2.4</w:t>
             </w:r>
           </w:p>
@@ -3987,13 +4363,27 @@
               <w:rPr>
                 <w:lang w:val="en-US"/>
               </w:rPr>
-              <w:t xml:space="preserve"> common_file_format</w:t>
-            </w:r>
-            <w:r>
-              <w:rPr>
-                <w:lang w:val="en-US"/>
-              </w:rPr>
-              <w:t xml:space="preserve">.comments|length </w:t>
+              <w:t xml:space="preserve"> common_file_</w:t>
+            </w:r>
+            <w:proofErr w:type="gramStart"/>
+            <w:r>
+              <w:rPr>
+                <w:lang w:val="en-US"/>
+              </w:rPr>
+              <w:t>format</w:t>
+            </w:r>
+            <w:r>
+              <w:rPr>
+                <w:lang w:val="en-US"/>
+              </w:rPr>
+              <w:t>.comments</w:t>
+            </w:r>
+            <w:proofErr w:type="gramEnd"/>
+            <w:r>
+              <w:rPr>
+                <w:lang w:val="en-US"/>
+              </w:rPr>
+              <w:t xml:space="preserve">|length </w:t>
             </w:r>
             <w:r>
               <w:rPr>
@@ -4068,13 +4458,27 @@
               <w:rPr>
                 <w:lang w:val="en-US"/>
               </w:rPr>
-              <w:t xml:space="preserve"> common_file_format</w:t>
-            </w:r>
-            <w:r>
-              <w:rPr>
-                <w:lang w:val="en-US"/>
-              </w:rPr>
-              <w:t>.comments|length &gt; 0 %}X{% endif %}</w:t>
+              <w:t xml:space="preserve"> common_file_</w:t>
+            </w:r>
+            <w:proofErr w:type="gramStart"/>
+            <w:r>
+              <w:rPr>
+                <w:lang w:val="en-US"/>
+              </w:rPr>
+              <w:t>format</w:t>
+            </w:r>
+            <w:r>
+              <w:rPr>
+                <w:lang w:val="en-US"/>
+              </w:rPr>
+              <w:t>.comments</w:t>
+            </w:r>
+            <w:proofErr w:type="gramEnd"/>
+            <w:r>
+              <w:rPr>
+                <w:lang w:val="en-US"/>
+              </w:rPr>
+              <w:t>|length &gt; 0 %}X{% endif %}</w:t>
             </w:r>
           </w:p>
         </w:tc>
@@ -4168,13 +4572,27 @@
               <w:rPr>
                 <w:lang w:val="en-US"/>
               </w:rPr>
-              <w:t>{% for item in template_dict.</w:t>
-            </w:r>
-            <w:r>
-              <w:rPr>
-                <w:lang w:val="en-US"/>
-              </w:rPr>
-              <w:t>common_file_format</w:t>
+              <w:t>{% for item in template_</w:t>
+            </w:r>
+            <w:proofErr w:type="gramStart"/>
+            <w:r>
+              <w:rPr>
+                <w:lang w:val="en-US"/>
+              </w:rPr>
+              <w:t>dict.</w:t>
+            </w:r>
+            <w:r>
+              <w:rPr>
+                <w:lang w:val="en-US"/>
+              </w:rPr>
+              <w:t>common</w:t>
+            </w:r>
+            <w:proofErr w:type="gramEnd"/>
+            <w:r>
+              <w:rPr>
+                <w:lang w:val="en-US"/>
+              </w:rPr>
+              <w:t>_file_format</w:t>
             </w:r>
             <w:r>
               <w:rPr>
@@ -4194,11 +4612,19 @@
                 <w:lang w:val="en-US"/>
               </w:rPr>
             </w:pPr>
-            <w:r>
-              <w:rPr>
-                <w:lang w:val="en-US"/>
-              </w:rPr>
-              <w:t>{{ item.file_name }}{% endfor %}</w:t>
+            <w:proofErr w:type="gramStart"/>
+            <w:r>
+              <w:rPr>
+                <w:lang w:val="en-US"/>
+              </w:rPr>
+              <w:t>{{ item</w:t>
+            </w:r>
+            <w:proofErr w:type="gramEnd"/>
+            <w:r>
+              <w:rPr>
+                <w:lang w:val="en-US"/>
+              </w:rPr>
+              <w:t>.file_name }}{% endfor %}</w:t>
             </w:r>
           </w:p>
         </w:tc>
@@ -5035,47 +5461,37 @@
                 <w:bCs/>
                 <w:lang w:val="en-US"/>
               </w:rPr>
-              <w:t xml:space="preserve">Does the dataset include a separate </w:t>
-            </w:r>
-            <w:r>
-              <w:rPr>
-                <w:b/>
-                <w:bCs/>
-                <w:lang w:val="en-US"/>
-              </w:rPr>
-              <w:lastRenderedPageBreak/>
-              <w:t>README file?</w:t>
-            </w:r>
-          </w:p>
-        </w:tc>
-        <w:tc>
-          <w:tcPr>
-            <w:tcW w:w="0" w:type="auto"/>
-            <w:tcBorders>
-              <w:top w:val="single" w:sz="8" w:space="0" w:color="000000"/>
-              <w:left w:val="single" w:sz="8" w:space="0" w:color="000000"/>
-              <w:bottom w:val="single" w:sz="8" w:space="0" w:color="000000"/>
-              <w:right w:val="single" w:sz="8" w:space="0" w:color="000000"/>
-            </w:tcBorders>
-            <w:tcMar>
-              <w:top w:w="100" w:type="dxa"/>
-              <w:left w:w="100" w:type="dxa"/>
-              <w:bottom w:w="100" w:type="dxa"/>
-              <w:right w:w="100" w:type="dxa"/>
-            </w:tcMar>
-            <w:hideMark/>
-          </w:tcPr>
-          <w:p>
-            <w:pPr>
-              <w:rPr>
-                <w:lang w:val="en-US"/>
-              </w:rPr>
-            </w:pPr>
-            <w:r>
-              <w:rPr>
-                <w:lang w:val="en-US"/>
-              </w:rPr>
-              <w:lastRenderedPageBreak/>
+              <w:t>Does the dataset include a separate README file?</w:t>
+            </w:r>
+          </w:p>
+        </w:tc>
+        <w:tc>
+          <w:tcPr>
+            <w:tcW w:w="0" w:type="auto"/>
+            <w:tcBorders>
+              <w:top w:val="single" w:sz="8" w:space="0" w:color="000000"/>
+              <w:left w:val="single" w:sz="8" w:space="0" w:color="000000"/>
+              <w:bottom w:val="single" w:sz="8" w:space="0" w:color="000000"/>
+              <w:right w:val="single" w:sz="8" w:space="0" w:color="000000"/>
+            </w:tcBorders>
+            <w:tcMar>
+              <w:top w:w="100" w:type="dxa"/>
+              <w:left w:w="100" w:type="dxa"/>
+              <w:bottom w:w="100" w:type="dxa"/>
+              <w:right w:w="100" w:type="dxa"/>
+            </w:tcMar>
+            <w:hideMark/>
+          </w:tcPr>
+          <w:p>
+            <w:pPr>
+              <w:rPr>
+                <w:lang w:val="en-US"/>
+              </w:rPr>
+            </w:pPr>
+            <w:r>
+              <w:rPr>
+                <w:lang w:val="en-US"/>
+              </w:rPr>
               <w:t>Python scripted.</w:t>
             </w:r>
           </w:p>
@@ -5107,38 +5523,66 @@
               <w:rPr>
                 <w:lang w:val="en-US"/>
               </w:rPr>
-              <w:t>{% if template_dict.readme_file.comments|length &gt; 0 %}X{% endif %}</w:t>
-            </w:r>
-          </w:p>
-        </w:tc>
-        <w:tc>
-          <w:tcPr>
-            <w:tcW w:w="0" w:type="auto"/>
-            <w:tcBorders>
-              <w:top w:val="single" w:sz="8" w:space="0" w:color="000000"/>
-              <w:left w:val="single" w:sz="8" w:space="0" w:color="000000"/>
-              <w:bottom w:val="single" w:sz="8" w:space="0" w:color="000000"/>
-              <w:right w:val="single" w:sz="8" w:space="0" w:color="000000"/>
-            </w:tcBorders>
-            <w:tcMar>
-              <w:top w:w="100" w:type="dxa"/>
-              <w:left w:w="100" w:type="dxa"/>
-              <w:bottom w:w="100" w:type="dxa"/>
-              <w:right w:w="100" w:type="dxa"/>
-            </w:tcMar>
-            <w:hideMark/>
-          </w:tcPr>
-          <w:p>
-            <w:pPr>
-              <w:rPr>
-                <w:lang w:val="en-US"/>
-              </w:rPr>
-            </w:pPr>
-            <w:r>
-              <w:rPr>
-                <w:lang w:val="en-US"/>
-              </w:rPr>
-              <w:t>{% if template_dict.readme_file.comments|length == 0 %}X{% endif %}</w:t>
+              <w:t>{% if template_</w:t>
+            </w:r>
+            <w:proofErr w:type="gramStart"/>
+            <w:r>
+              <w:rPr>
+                <w:lang w:val="en-US"/>
+              </w:rPr>
+              <w:t>dict.readme</w:t>
+            </w:r>
+            <w:proofErr w:type="gramEnd"/>
+            <w:r>
+              <w:rPr>
+                <w:lang w:val="en-US"/>
+              </w:rPr>
+              <w:t>_file.comments|length &gt; 0 %}X{% endif %}</w:t>
+            </w:r>
+          </w:p>
+        </w:tc>
+        <w:tc>
+          <w:tcPr>
+            <w:tcW w:w="0" w:type="auto"/>
+            <w:tcBorders>
+              <w:top w:val="single" w:sz="8" w:space="0" w:color="000000"/>
+              <w:left w:val="single" w:sz="8" w:space="0" w:color="000000"/>
+              <w:bottom w:val="single" w:sz="8" w:space="0" w:color="000000"/>
+              <w:right w:val="single" w:sz="8" w:space="0" w:color="000000"/>
+            </w:tcBorders>
+            <w:tcMar>
+              <w:top w:w="100" w:type="dxa"/>
+              <w:left w:w="100" w:type="dxa"/>
+              <w:bottom w:w="100" w:type="dxa"/>
+              <w:right w:w="100" w:type="dxa"/>
+            </w:tcMar>
+            <w:hideMark/>
+          </w:tcPr>
+          <w:p>
+            <w:pPr>
+              <w:rPr>
+                <w:lang w:val="en-US"/>
+              </w:rPr>
+            </w:pPr>
+            <w:r>
+              <w:rPr>
+                <w:lang w:val="en-US"/>
+              </w:rPr>
+              <w:t>{% if template_</w:t>
+            </w:r>
+            <w:proofErr w:type="gramStart"/>
+            <w:r>
+              <w:rPr>
+                <w:lang w:val="en-US"/>
+              </w:rPr>
+              <w:t>dict.readme</w:t>
+            </w:r>
+            <w:proofErr w:type="gramEnd"/>
+            <w:r>
+              <w:rPr>
+                <w:lang w:val="en-US"/>
+              </w:rPr>
+              <w:t>_file.comments|length == 0 %}X{% endif %}</w:t>
             </w:r>
           </w:p>
         </w:tc>
@@ -5256,7 +5700,21 @@
               <w:rPr>
                 <w:lang w:val="en-US"/>
               </w:rPr>
-              <w:t>{% for item in template_dict.readme_file.comments %}</w:t>
+              <w:t>{% for item in template_</w:t>
+            </w:r>
+            <w:proofErr w:type="gramStart"/>
+            <w:r>
+              <w:rPr>
+                <w:lang w:val="en-US"/>
+              </w:rPr>
+              <w:t>dict.readme</w:t>
+            </w:r>
+            <w:proofErr w:type="gramEnd"/>
+            <w:r>
+              <w:rPr>
+                <w:lang w:val="en-US"/>
+              </w:rPr>
+              <w:t>_file.comments %}</w:t>
             </w:r>
             <w:r>
               <w:t>{{ loop.index }}.</w:t>
@@ -5267,11 +5725,19 @@
               </w:rPr>
               <w:t xml:space="preserve"> </w:t>
             </w:r>
-            <w:r>
-              <w:rPr>
-                <w:lang w:val="en-US"/>
-              </w:rPr>
-              <w:t>{{ item.file_name }}</w:t>
+            <w:proofErr w:type="gramStart"/>
+            <w:r>
+              <w:rPr>
+                <w:lang w:val="en-US"/>
+              </w:rPr>
+              <w:t>{{ item</w:t>
+            </w:r>
+            <w:proofErr w:type="gramEnd"/>
+            <w:r>
+              <w:rPr>
+                <w:lang w:val="en-US"/>
+              </w:rPr>
+              <w:t>.file_name }}</w:t>
             </w:r>
             <w:r>
               <w:rPr>
@@ -5730,6 +6196,7 @@
                 <w:bCs/>
                 <w:lang w:val="en-US"/>
               </w:rPr>
+              <w:lastRenderedPageBreak/>
               <w:t>4.1</w:t>
             </w:r>
           </w:p>
@@ -6081,8 +6548,30 @@
               <w:rPr>
                 <w:lang w:val="en-US"/>
               </w:rPr>
-              <w:t>{% for item in template_dict.typo.comments %}</w:t>
-            </w:r>
+              <w:t>{% for item in template_</w:t>
+            </w:r>
+            <w:proofErr w:type="gramStart"/>
+            <w:r>
+              <w:rPr>
+                <w:lang w:val="en-US"/>
+              </w:rPr>
+              <w:t>dict.typo</w:t>
+            </w:r>
+            <w:proofErr w:type="gramEnd"/>
+            <w:r>
+              <w:rPr>
+                <w:lang w:val="en-US"/>
+              </w:rPr>
+              <w:t>.</w:t>
+            </w:r>
+            <w:proofErr w:type="gramStart"/>
+            <w:r>
+              <w:rPr>
+                <w:lang w:val="en-US"/>
+              </w:rPr>
+              <w:t>comments %}</w:t>
+            </w:r>
+            <w:proofErr w:type="gramEnd"/>
           </w:p>
           <w:p>
             <w:pPr>
@@ -6092,12 +6581,28 @@
                 <w:numId w:val="27"/>
               </w:numPr>
             </w:pPr>
-            <w:r>
-              <w:rPr>
-                <w:lang w:val="en-US"/>
-              </w:rPr>
-              <w:t>{{ item }}{% endfor %}</w:t>
-            </w:r>
+            <w:proofErr w:type="gramStart"/>
+            <w:r>
+              <w:rPr>
+                <w:lang w:val="en-US"/>
+              </w:rPr>
+              <w:t>{{ item</w:t>
+            </w:r>
+            <w:proofErr w:type="gramEnd"/>
+            <w:r>
+              <w:rPr>
+                <w:lang w:val="en-US"/>
+              </w:rPr>
+              <w:t xml:space="preserve"> }}{% </w:t>
+            </w:r>
+            <w:proofErr w:type="gramStart"/>
+            <w:r>
+              <w:rPr>
+                <w:lang w:val="en-US"/>
+              </w:rPr>
+              <w:t>endfor %}</w:t>
+            </w:r>
+            <w:proofErr w:type="gramEnd"/>
           </w:p>
           <w:p>
             <w:pPr>
@@ -6647,47 +7152,37 @@
                 <w:bCs/>
                 <w:lang w:val="en-US"/>
               </w:rPr>
-              <w:t xml:space="preserve">Does at least one author have an institutional </w:t>
-            </w:r>
-            <w:r>
-              <w:rPr>
-                <w:b/>
-                <w:bCs/>
-                <w:lang w:val="en-US"/>
-              </w:rPr>
-              <w:lastRenderedPageBreak/>
-              <w:t>affiliation listed?</w:t>
-            </w:r>
-          </w:p>
-        </w:tc>
-        <w:tc>
-          <w:tcPr>
-            <w:tcW w:w="0" w:type="auto"/>
-            <w:tcBorders>
-              <w:top w:val="single" w:sz="8" w:space="0" w:color="000000"/>
-              <w:left w:val="single" w:sz="8" w:space="0" w:color="000000"/>
-              <w:bottom w:val="single" w:sz="8" w:space="0" w:color="000000"/>
-              <w:right w:val="single" w:sz="8" w:space="0" w:color="000000"/>
-            </w:tcBorders>
-            <w:tcMar>
-              <w:top w:w="100" w:type="dxa"/>
-              <w:left w:w="100" w:type="dxa"/>
-              <w:bottom w:w="100" w:type="dxa"/>
-              <w:right w:w="100" w:type="dxa"/>
-            </w:tcMar>
-            <w:hideMark/>
-          </w:tcPr>
-          <w:p>
-            <w:pPr>
-              <w:rPr>
-                <w:lang w:val="en-US"/>
-              </w:rPr>
-            </w:pPr>
-            <w:r>
-              <w:rPr>
-                <w:lang w:val="en-US"/>
-              </w:rPr>
-              <w:lastRenderedPageBreak/>
+              <w:t>Does at least one author have an institutional affiliation listed?</w:t>
+            </w:r>
+          </w:p>
+        </w:tc>
+        <w:tc>
+          <w:tcPr>
+            <w:tcW w:w="0" w:type="auto"/>
+            <w:tcBorders>
+              <w:top w:val="single" w:sz="8" w:space="0" w:color="000000"/>
+              <w:left w:val="single" w:sz="8" w:space="0" w:color="000000"/>
+              <w:bottom w:val="single" w:sz="8" w:space="0" w:color="000000"/>
+              <w:right w:val="single" w:sz="8" w:space="0" w:color="000000"/>
+            </w:tcBorders>
+            <w:tcMar>
+              <w:top w:w="100" w:type="dxa"/>
+              <w:left w:w="100" w:type="dxa"/>
+              <w:bottom w:w="100" w:type="dxa"/>
+              <w:right w:w="100" w:type="dxa"/>
+            </w:tcMar>
+            <w:hideMark/>
+          </w:tcPr>
+          <w:p>
+            <w:pPr>
+              <w:rPr>
+                <w:lang w:val="en-US"/>
+              </w:rPr>
+            </w:pPr>
+            <w:r>
+              <w:rPr>
+                <w:lang w:val="en-US"/>
+              </w:rPr>
               <w:t>Python scripted.</w:t>
             </w:r>
           </w:p>
@@ -6717,7 +7212,15 @@
               <w:t xml:space="preserve">not </w:t>
             </w:r>
             <w:r>
-              <w:t>template_dict.none_author_affiliation %}X{% endif %}</w:t>
+              <w:t>template_</w:t>
+            </w:r>
+            <w:proofErr w:type="gramStart"/>
+            <w:r>
+              <w:t>dict.none</w:t>
+            </w:r>
+            <w:proofErr w:type="gramEnd"/>
+            <w:r>
+              <w:t>_author_affiliation %}X{% endif %}</w:t>
             </w:r>
           </w:p>
         </w:tc>
@@ -6751,7 +7254,15 @@
               <w:t xml:space="preserve"> </w:t>
             </w:r>
             <w:r>
-              <w:t>template_dict.none_author_affiliation %}X{% endif %}</w:t>
+              <w:t>template_</w:t>
+            </w:r>
+            <w:proofErr w:type="gramStart"/>
+            <w:r>
+              <w:t>dict.none</w:t>
+            </w:r>
+            <w:proofErr w:type="gramEnd"/>
+            <w:r>
+              <w:t>_author_affiliation %}X{% endif %}</w:t>
             </w:r>
           </w:p>
         </w:tc>
@@ -7310,6 +7821,7 @@
                 <w:bCs/>
                 <w:lang w:val="en-US"/>
               </w:rPr>
+              <w:lastRenderedPageBreak/>
               <w:t>5.1</w:t>
             </w:r>
           </w:p>
@@ -7703,7 +8215,7 @@
                 <w:bCs/>
                 <w:lang w:val="en-US"/>
               </w:rPr>
-              <w:t xml:space="preserve">*If something is flagged in the sensitive </w:t>
+              <w:t xml:space="preserve">*If something is flagged in the sensitive data review, does the depositor have REB approval to share </w:t>
             </w:r>
             <w:r>
               <w:rPr>
@@ -7712,7 +8224,7 @@
                 <w:lang w:val="en-US"/>
               </w:rPr>
               <w:lastRenderedPageBreak/>
-              <w:t>data review, does the depositor have REB approval to share the dataset?</w:t>
+              <w:t>the dataset?</w:t>
             </w:r>
           </w:p>
         </w:tc>
@@ -7748,14 +8260,14 @@
                 <w:lang w:val="en-US"/>
               </w:rPr>
               <w:lastRenderedPageBreak/>
-              <w:t xml:space="preserve">If something is flagged in the </w:t>
+              <w:t xml:space="preserve">If something is flagged in the sensitive data review (see question above), check </w:t>
             </w:r>
             <w:r>
               <w:rPr>
                 <w:lang w:val="en-US"/>
               </w:rPr>
               <w:lastRenderedPageBreak/>
-              <w:t>sensitive data review (see question above), check the intake form to confirm information about their REB status.</w:t>
+              <w:t>the intake form to confirm information about their REB status.</w:t>
             </w:r>
           </w:p>
         </w:tc>
@@ -8251,7 +8763,15 @@
               <w:br/>
             </w:r>
             <w:r>
-              <w:t>{% if template_dict.restricted_files.comment</w:t>
+              <w:t>{% if template_</w:t>
+            </w:r>
+            <w:proofErr w:type="gramStart"/>
+            <w:r>
+              <w:t>dict.restricted</w:t>
+            </w:r>
+            <w:proofErr w:type="gramEnd"/>
+            <w:r>
+              <w:t>_files.comment</w:t>
             </w:r>
             <w:r>
               <w:rPr>
@@ -8274,13 +8794,26 @@
                 <w:numId w:val="29"/>
               </w:numPr>
             </w:pPr>
-            <w:r>
-              <w:t>{{ item.file_name }} {% endfor %}</w:t>
-            </w:r>
-          </w:p>
-          <w:p>
-            <w:r>
-              <w:t>{% else %}(NONE){% endif %}</w:t>
+            <w:proofErr w:type="gramStart"/>
+            <w:r>
+              <w:t>{{ item</w:t>
+            </w:r>
+            <w:proofErr w:type="gramEnd"/>
+            <w:r>
+              <w:t>.file_name }} {% endfor %}</w:t>
+            </w:r>
+          </w:p>
+          <w:p>
+            <w:r>
+              <w:t xml:space="preserve">{% else </w:t>
+            </w:r>
+            <w:proofErr w:type="gramStart"/>
+            <w:r>
+              <w:t>%}(</w:t>
+            </w:r>
+            <w:proofErr w:type="gramEnd"/>
+            <w:r>
+              <w:t>NONE){% endif %}</w:t>
             </w:r>
           </w:p>
           <w:p>
@@ -8308,7 +8841,15 @@
               </w:rPr>
             </w:pPr>
             <w:r>
-              <w:t>{% if template_dict.terms_license.licenseName is not none %}{{ template_dict.terms_license.licenseName }}{% else %}(NONE){% endif %}</w:t>
+              <w:t>{% if template_</w:t>
+            </w:r>
+            <w:proofErr w:type="gramStart"/>
+            <w:r>
+              <w:t>dict.terms</w:t>
+            </w:r>
+            <w:proofErr w:type="gramEnd"/>
+            <w:r>
+              <w:t>_license.licenseName is not none %}{{ template_dict.terms_license.licenseName }}{% else %}(NONE){% endif %}</w:t>
             </w:r>
           </w:p>
           <w:p>
@@ -8349,7 +8890,15 @@
                     </w:rPr>
                   </w:pPr>
                   <w:r>
-                    <w:t>{% if template_dict.terms_license.</w:t>
+                    <w:t>{% if template_</w:t>
+                  </w:r>
+                  <w:proofErr w:type="gramStart"/>
+                  <w:r>
+                    <w:t>dict.terms</w:t>
+                  </w:r>
+                  <w:proofErr w:type="gramEnd"/>
+                  <w:r>
+                    <w:t>_license.</w:t>
                   </w:r>
                   <w:r>
                     <w:t>termsOfUse</w:t>
@@ -8471,7 +9020,6 @@
                 <w:bCs/>
                 <w:lang w:val="en-US"/>
               </w:rPr>
-              <w:lastRenderedPageBreak/>
               <w:t>5.4a</w:t>
             </w:r>
           </w:p>
@@ -8505,37 +9053,47 @@
                 <w:bCs/>
                 <w:lang w:val="en-US"/>
               </w:rPr>
-              <w:t>*If there are restricted files in the dataset, is the Terms of Access field complete?</w:t>
-            </w:r>
-          </w:p>
-        </w:tc>
-        <w:tc>
-          <w:tcPr>
-            <w:tcW w:w="0" w:type="auto"/>
-            <w:tcBorders>
-              <w:top w:val="single" w:sz="8" w:space="0" w:color="000000"/>
-              <w:left w:val="single" w:sz="8" w:space="0" w:color="000000"/>
-              <w:bottom w:val="single" w:sz="8" w:space="0" w:color="000000"/>
-              <w:right w:val="single" w:sz="8" w:space="0" w:color="000000"/>
-            </w:tcBorders>
-            <w:tcMar>
-              <w:top w:w="100" w:type="dxa"/>
-              <w:left w:w="100" w:type="dxa"/>
-              <w:bottom w:w="100" w:type="dxa"/>
-              <w:right w:w="100" w:type="dxa"/>
-            </w:tcMar>
-            <w:hideMark/>
-          </w:tcPr>
-          <w:p>
-            <w:pPr>
-              <w:rPr>
-                <w:lang w:val="en-US"/>
-              </w:rPr>
-            </w:pPr>
-            <w:r>
-              <w:rPr>
-                <w:lang w:val="en-US"/>
-              </w:rPr>
+              <w:t xml:space="preserve">*If there are restricted files in the dataset, is the Terms of Access </w:t>
+            </w:r>
+            <w:r>
+              <w:rPr>
+                <w:b/>
+                <w:bCs/>
+                <w:lang w:val="en-US"/>
+              </w:rPr>
+              <w:lastRenderedPageBreak/>
+              <w:t>field complete?</w:t>
+            </w:r>
+          </w:p>
+        </w:tc>
+        <w:tc>
+          <w:tcPr>
+            <w:tcW w:w="0" w:type="auto"/>
+            <w:tcBorders>
+              <w:top w:val="single" w:sz="8" w:space="0" w:color="000000"/>
+              <w:left w:val="single" w:sz="8" w:space="0" w:color="000000"/>
+              <w:bottom w:val="single" w:sz="8" w:space="0" w:color="000000"/>
+              <w:right w:val="single" w:sz="8" w:space="0" w:color="000000"/>
+            </w:tcBorders>
+            <w:tcMar>
+              <w:top w:w="100" w:type="dxa"/>
+              <w:left w:w="100" w:type="dxa"/>
+              <w:bottom w:w="100" w:type="dxa"/>
+              <w:right w:w="100" w:type="dxa"/>
+            </w:tcMar>
+            <w:hideMark/>
+          </w:tcPr>
+          <w:p>
+            <w:pPr>
+              <w:rPr>
+                <w:lang w:val="en-US"/>
+              </w:rPr>
+            </w:pPr>
+            <w:r>
+              <w:rPr>
+                <w:lang w:val="en-US"/>
+              </w:rPr>
+              <w:lastRenderedPageBreak/>
               <w:t>Python scripted.</w:t>
             </w:r>
           </w:p>
@@ -8553,7 +9111,28 @@
               <w:rPr>
                 <w:lang w:val="en-US"/>
               </w:rPr>
-              <w:t>If there are restricted files and no Terms of Access, recommend including terms of access.</w:t>
+              <w:t xml:space="preserve">If there are restricted files </w:t>
+            </w:r>
+            <w:r>
+              <w:rPr>
+                <w:lang w:val="en-US"/>
+              </w:rPr>
+              <w:lastRenderedPageBreak/>
+              <w:t xml:space="preserve">and no Terms of Access, </w:t>
+            </w:r>
+            <w:proofErr w:type="gramStart"/>
+            <w:r>
+              <w:rPr>
+                <w:lang w:val="en-US"/>
+              </w:rPr>
+              <w:t>recommend</w:t>
+            </w:r>
+            <w:proofErr w:type="gramEnd"/>
+            <w:r>
+              <w:rPr>
+                <w:lang w:val="en-US"/>
+              </w:rPr>
+              <w:t xml:space="preserve"> including terms of access.</w:t>
             </w:r>
           </w:p>
         </w:tc>
@@ -8585,6 +9164,7 @@
                 <w:rFonts w:hint="eastAsia"/>
                 <w:lang w:val="en-US"/>
               </w:rPr>
+              <w:lastRenderedPageBreak/>
               <w:t xml:space="preserve">{% if </w:t>
             </w:r>
             <w:r>
@@ -8605,7 +9185,11 @@
               <w:t xml:space="preserve"> </w:t>
             </w:r>
             <w:r>
-              <w:t>restricted_files</w:t>
+              <w:t>restricted_</w:t>
+            </w:r>
+            <w:proofErr w:type="gramStart"/>
+            <w:r>
+              <w:t>files</w:t>
             </w:r>
             <w:r>
               <w:rPr>
@@ -8613,6 +9197,7 @@
               </w:rPr>
               <w:t>.comments</w:t>
             </w:r>
+            <w:proofErr w:type="gramEnd"/>
             <w:r>
               <w:rPr>
                 <w:rFonts w:hint="eastAsia"/>
@@ -8701,7 +9286,11 @@
               <w:t xml:space="preserve"> </w:t>
             </w:r>
             <w:r>
-              <w:t>restricted_files</w:t>
+              <w:t>restricted_</w:t>
+            </w:r>
+            <w:proofErr w:type="gramStart"/>
+            <w:r>
+              <w:t>files</w:t>
             </w:r>
             <w:r>
               <w:rPr>
@@ -8709,6 +9298,7 @@
               </w:rPr>
               <w:t>.comments</w:t>
             </w:r>
+            <w:proofErr w:type="gramEnd"/>
             <w:r>
               <w:rPr>
                 <w:rFonts w:hint="eastAsia"/>
@@ -8847,7 +9437,11 @@
               <w:t xml:space="preserve"> </w:t>
             </w:r>
             <w:r>
-              <w:t>restricted_files</w:t>
+              <w:t>restricted_</w:t>
+            </w:r>
+            <w:proofErr w:type="gramStart"/>
+            <w:r>
+              <w:t>files</w:t>
             </w:r>
             <w:r>
               <w:rPr>
@@ -8855,6 +9449,7 @@
               </w:rPr>
               <w:t>.comments</w:t>
             </w:r>
+            <w:proofErr w:type="gramEnd"/>
             <w:r>
               <w:rPr>
                 <w:rFonts w:hint="eastAsia"/>
@@ -8935,7 +9530,15 @@
                     </w:rPr>
                   </w:pPr>
                   <w:r>
-                    <w:t>{% if template_dict.terms_license.</w:t>
+                    <w:t>{% if template_</w:t>
+                  </w:r>
+                  <w:proofErr w:type="gramStart"/>
+                  <w:r>
+                    <w:t>dict.terms</w:t>
+                  </w:r>
+                  <w:proofErr w:type="gramEnd"/>
+                  <w:r>
+                    <w:t>_license.</w:t>
                   </w:r>
                   <w:r>
                     <w:t>termsOfAccess</w:t>
@@ -13393,7 +13996,6 @@
   <w:style w:type="character" w:default="1" w:styleId="DefaultParagraphFont">
     <w:name w:val="Default Paragraph Font"/>
     <w:uiPriority w:val="1"/>
-    <w:semiHidden/>
     <w:unhideWhenUsed/>
   </w:style>
   <w:style w:type="table" w:default="1" w:styleId="TableNormal">

--- a/res/template_medium.docx
+++ b/res/template_medium.docx
@@ -61,14 +61,7 @@
         <w:rPr>
           <w:rFonts w:hint="eastAsia"/>
         </w:rPr>
-        <w:t xml:space="preserve">Ticket number: </w:t>
-      </w:r>
-      <w:proofErr w:type="gramStart"/>
-      <w:r>
-        <w:rPr>
-          <w:rFonts w:hint="eastAsia"/>
-        </w:rPr>
-        <w:t>{</w:t>
+        <w:t>Ticket number: {</w:t>
       </w:r>
       <w:r>
         <w:rPr>
@@ -82,12 +75,9 @@
         </w:rPr>
         <w:t xml:space="preserve"> </w:t>
       </w:r>
+      <w:proofErr w:type="spellStart"/>
       <w:r>
-        <w:t>project</w:t>
-      </w:r>
-      <w:proofErr w:type="gramEnd"/>
-      <w:r>
-        <w:t>_info</w:t>
+        <w:t>project_info</w:t>
       </w:r>
       <w:r>
         <w:rPr>
@@ -98,6 +88,7 @@
       <w:r>
         <w:t>ticket_number</w:t>
       </w:r>
+      <w:proofErr w:type="spellEnd"/>
       <w:r>
         <w:rPr>
           <w:rFonts w:hint="eastAsia"/>
@@ -128,27 +119,24 @@
         <w:rPr>
           <w:rFonts w:hint="eastAsia"/>
         </w:rPr>
-        <w:t xml:space="preserve"> </w:t>
+        <w:t xml:space="preserve"> {{ </w:t>
       </w:r>
-      <w:proofErr w:type="gramStart"/>
+      <w:proofErr w:type="spellStart"/>
       <w:r>
-        <w:rPr>
-          <w:rFonts w:hint="eastAsia"/>
-        </w:rPr>
-        <w:t xml:space="preserve">{{ </w:t>
-      </w:r>
-      <w:r>
-        <w:t>project</w:t>
-      </w:r>
-      <w:proofErr w:type="gramEnd"/>
-      <w:r>
-        <w:t>_info</w:t>
+        <w:t>project_info</w:t>
       </w:r>
       <w:r>
         <w:rPr>
           <w:rFonts w:hint="eastAsia"/>
         </w:rPr>
-        <w:t>.curator_name }}</w:t>
+        <w:t>.curator_name</w:t>
+      </w:r>
+      <w:proofErr w:type="spellEnd"/>
+      <w:r>
+        <w:rPr>
+          <w:rFonts w:hint="eastAsia"/>
+        </w:rPr>
+        <w:t xml:space="preserve"> }}</w:t>
       </w:r>
     </w:p>
     <w:p>
@@ -156,21 +144,11 @@
         <w:rPr>
           <w:rFonts w:hint="eastAsia"/>
         </w:rPr>
-        <w:t xml:space="preserve">Curator email: </w:t>
+        <w:t xml:space="preserve">Curator email: {{ </w:t>
       </w:r>
-      <w:proofErr w:type="gramStart"/>
+      <w:proofErr w:type="spellStart"/>
       <w:r>
-        <w:rPr>
-          <w:rFonts w:hint="eastAsia"/>
-        </w:rPr>
-        <w:t xml:space="preserve">{{ </w:t>
-      </w:r>
-      <w:r>
-        <w:t>project</w:t>
-      </w:r>
-      <w:proofErr w:type="gramEnd"/>
-      <w:r>
-        <w:t>_info</w:t>
+        <w:t>project_info</w:t>
       </w:r>
       <w:r>
         <w:rPr>
@@ -181,6 +159,7 @@
       <w:r>
         <w:t>curator_email</w:t>
       </w:r>
+      <w:proofErr w:type="spellEnd"/>
       <w:r>
         <w:rPr>
           <w:rFonts w:hint="eastAsia"/>
@@ -195,29 +174,23 @@
         </w:rPr>
         <w:t xml:space="preserve">Dataset title: </w:t>
       </w:r>
-      <w:proofErr w:type="gramStart"/>
       <w:r>
         <w:rPr>
           <w:rFonts w:hint="eastAsia"/>
         </w:rPr>
         <w:t xml:space="preserve">{{ </w:t>
       </w:r>
+      <w:proofErr w:type="spellStart"/>
       <w:r>
         <w:rPr>
           <w:rFonts w:hint="eastAsia"/>
         </w:rPr>
-        <w:t>dataset</w:t>
-      </w:r>
-      <w:proofErr w:type="gramEnd"/>
-      <w:r>
-        <w:rPr>
-          <w:rFonts w:hint="eastAsia"/>
-        </w:rPr>
-        <w:t>.</w:t>
+        <w:t>dataset.</w:t>
       </w:r>
       <w:r>
         <w:t>DatasetTitle</w:t>
       </w:r>
+      <w:proofErr w:type="spellEnd"/>
       <w:r>
         <w:rPr>
           <w:rFonts w:hint="eastAsia"/>
@@ -251,14 +224,7 @@
         <w:rPr>
           <w:rFonts w:hint="eastAsia"/>
         </w:rPr>
-        <w:t xml:space="preserve">: </w:t>
-      </w:r>
-      <w:proofErr w:type="gramStart"/>
-      <w:r>
-        <w:rPr>
-          <w:rFonts w:hint="eastAsia"/>
-        </w:rPr>
-        <w:t>{</w:t>
+        <w:t>: {</w:t>
       </w:r>
       <w:r>
         <w:rPr>
@@ -272,22 +238,17 @@
         </w:rPr>
         <w:t xml:space="preserve"> </w:t>
       </w:r>
+      <w:proofErr w:type="spellStart"/>
       <w:r>
         <w:rPr>
           <w:rFonts w:hint="eastAsia"/>
         </w:rPr>
-        <w:t>dataset</w:t>
-      </w:r>
-      <w:proofErr w:type="gramEnd"/>
-      <w:r>
-        <w:rPr>
-          <w:rFonts w:hint="eastAsia"/>
-        </w:rPr>
-        <w:t>.</w:t>
+        <w:t>dataset.</w:t>
       </w:r>
       <w:r>
         <w:t>DatasetPersistentId</w:t>
       </w:r>
+      <w:proofErr w:type="spellEnd"/>
       <w:r>
         <w:rPr>
           <w:rFonts w:hint="eastAsia"/>
@@ -306,21 +267,7 @@
         <w:rPr>
           <w:rFonts w:hint="eastAsia"/>
         </w:rPr>
-        <w:t xml:space="preserve">Dataset ID (versioned): </w:t>
-      </w:r>
-      <w:proofErr w:type="gramStart"/>
-      <w:r>
-        <w:rPr>
-          <w:rFonts w:hint="eastAsia"/>
-        </w:rPr>
-        <w:t>{{ dataset.ID</w:t>
-      </w:r>
-      <w:proofErr w:type="gramEnd"/>
-      <w:r>
-        <w:rPr>
-          <w:rFonts w:hint="eastAsia"/>
-        </w:rPr>
-        <w:t xml:space="preserve">  }}</w:t>
+        <w:t>Dataset ID (versioned): {{ dataset.ID  }}</w:t>
       </w:r>
     </w:p>
     <w:p>
@@ -328,14 +275,7 @@
         <w:rPr>
           <w:rFonts w:hint="eastAsia"/>
         </w:rPr>
-        <w:t xml:space="preserve">Dataset access URL: </w:t>
-      </w:r>
-      <w:proofErr w:type="gramStart"/>
-      <w:r>
-        <w:rPr>
-          <w:rFonts w:hint="eastAsia"/>
-        </w:rPr>
-        <w:t>{</w:t>
+        <w:t>Dataset access URL: {</w:t>
       </w:r>
       <w:r>
         <w:rPr>
@@ -347,18 +287,19 @@
         <w:rPr>
           <w:rFonts w:hint="eastAsia"/>
         </w:rPr>
-        <w:t xml:space="preserve"> dataset</w:t>
+        <w:t xml:space="preserve"> </w:t>
       </w:r>
-      <w:proofErr w:type="gramEnd"/>
+      <w:proofErr w:type="spellStart"/>
       <w:r>
         <w:rPr>
           <w:rFonts w:hint="eastAsia"/>
         </w:rPr>
-        <w:t>.</w:t>
+        <w:t>dataset.</w:t>
       </w:r>
       <w:r>
         <w:t>DatasetURL</w:t>
       </w:r>
+      <w:proofErr w:type="spellEnd"/>
       <w:r>
         <w:rPr>
           <w:rFonts w:hint="eastAsia"/>
@@ -406,7 +347,6 @@
         </w:rPr>
         <w:t xml:space="preserve">date: </w:t>
       </w:r>
-      <w:proofErr w:type="gramStart"/>
       <w:r>
         <w:rPr>
           <w:rFonts w:hint="eastAsia"/>
@@ -431,7 +371,6 @@
         </w:rPr>
         <w:t>timestamp</w:t>
       </w:r>
-      <w:proofErr w:type="gramEnd"/>
       <w:r>
         <w:rPr>
           <w:rFonts w:hint="eastAsia"/>
@@ -1152,7 +1091,25 @@
                 <w:bCs/>
                 <w:lang w:val="en-US"/>
               </w:rPr>
-              <w:t>Has the depositor (or their research group) previously created or submitted to a dataverse?</w:t>
+              <w:t xml:space="preserve">Has the depositor (or their research group) previously created or submitted to a </w:t>
+            </w:r>
+            <w:proofErr w:type="spellStart"/>
+            <w:r>
+              <w:rPr>
+                <w:b/>
+                <w:bCs/>
+                <w:lang w:val="en-US"/>
+              </w:rPr>
+              <w:t>dataverse</w:t>
+            </w:r>
+            <w:proofErr w:type="spellEnd"/>
+            <w:r>
+              <w:rPr>
+                <w:b/>
+                <w:bCs/>
+                <w:lang w:val="en-US"/>
+              </w:rPr>
+              <w:t>?</w:t>
             </w:r>
           </w:p>
         </w:tc>
@@ -1214,42 +1171,119 @@
               <w:rPr>
                 <w:lang w:val="en-US"/>
               </w:rPr>
-              <w:t>{% if template_</w:t>
-            </w:r>
-            <w:proofErr w:type="gramStart"/>
-            <w:r>
-              <w:rPr>
-                <w:lang w:val="en-US"/>
-              </w:rPr>
-              <w:t>dict.</w:t>
+              <w:t xml:space="preserve">{% if </w:t>
+            </w:r>
+            <w:proofErr w:type="spellStart"/>
+            <w:r>
+              <w:rPr>
+                <w:lang w:val="en-US"/>
+              </w:rPr>
+              <w:t>template_dict.</w:t>
             </w:r>
             <w:r>
               <w:rPr>
                 <w:rFonts w:hint="eastAsia"/>
                 <w:lang w:val="en-US"/>
               </w:rPr>
-              <w:t>dv</w:t>
-            </w:r>
-            <w:proofErr w:type="gramEnd"/>
+              <w:t>dv_record</w:t>
+            </w:r>
+            <w:r>
+              <w:rPr>
+                <w:lang w:val="en-US"/>
+              </w:rPr>
+              <w:t>.comments|length</w:t>
+            </w:r>
+            <w:proofErr w:type="spellEnd"/>
+            <w:r>
+              <w:rPr>
+                <w:lang w:val="en-US"/>
+              </w:rPr>
+              <w:t xml:space="preserve"> </w:t>
+            </w:r>
             <w:r>
               <w:rPr>
                 <w:rFonts w:hint="eastAsia"/>
                 <w:lang w:val="en-US"/>
               </w:rPr>
-              <w:t>_record</w:t>
-            </w:r>
-            <w:r>
-              <w:rPr>
-                <w:lang w:val="en-US"/>
-              </w:rPr>
-              <w:t xml:space="preserve">.comments|length </w:t>
+              <w:t>&gt;</w:t>
+            </w:r>
+            <w:r>
+              <w:rPr>
+                <w:lang w:val="en-US"/>
+              </w:rPr>
+              <w:t xml:space="preserve"> 0 %}X{% endif %}</w:t>
+            </w:r>
+          </w:p>
+          <w:p>
+            <w:pPr>
+              <w:rPr>
+                <w:lang w:val="en-US"/>
+              </w:rPr>
+            </w:pPr>
+          </w:p>
+        </w:tc>
+        <w:tc>
+          <w:tcPr>
+            <w:tcW w:w="0" w:type="auto"/>
+            <w:tcBorders>
+              <w:top w:val="single" w:sz="8" w:space="0" w:color="000000"/>
+              <w:left w:val="single" w:sz="8" w:space="0" w:color="000000"/>
+              <w:bottom w:val="single" w:sz="8" w:space="0" w:color="000000"/>
+              <w:right w:val="single" w:sz="8" w:space="0" w:color="000000"/>
+            </w:tcBorders>
+            <w:tcMar>
+              <w:top w:w="100" w:type="dxa"/>
+              <w:left w:w="100" w:type="dxa"/>
+              <w:bottom w:w="100" w:type="dxa"/>
+              <w:right w:w="100" w:type="dxa"/>
+            </w:tcMar>
+            <w:hideMark/>
+          </w:tcPr>
+          <w:p>
+            <w:pPr>
+              <w:rPr>
+                <w:lang w:val="en-US"/>
+              </w:rPr>
+            </w:pPr>
+            <w:r>
+              <w:rPr>
+                <w:lang w:val="en-US"/>
+              </w:rPr>
+              <w:t xml:space="preserve">{% if </w:t>
+            </w:r>
+            <w:proofErr w:type="spellStart"/>
+            <w:r>
+              <w:rPr>
+                <w:lang w:val="en-US"/>
+              </w:rPr>
+              <w:t>template_dict.</w:t>
             </w:r>
             <w:r>
               <w:rPr>
                 <w:rFonts w:hint="eastAsia"/>
                 <w:lang w:val="en-US"/>
               </w:rPr>
-              <w:t>&gt;</w:t>
+              <w:t>dv_record</w:t>
+            </w:r>
+            <w:r>
+              <w:rPr>
+                <w:lang w:val="en-US"/>
+              </w:rPr>
+              <w:t>.comments|length</w:t>
+            </w:r>
+            <w:proofErr w:type="spellEnd"/>
+            <w:r>
+              <w:rPr>
+                <w:lang w:val="en-US"/>
+              </w:rPr>
+              <w:t xml:space="preserve"> </w:t>
+            </w:r>
+            <w:r>
+              <w:rPr>
+                <w:rFonts w:hint="eastAsia"/>
+                <w:lang w:val="en-US"/>
+              </w:rPr>
+              <w:t>==</w:t>
             </w:r>
             <w:r>
               <w:rPr>
@@ -1289,240 +1323,213 @@
                 <w:lang w:val="en-US"/>
               </w:rPr>
             </w:pPr>
-            <w:r>
-              <w:rPr>
-                <w:lang w:val="en-US"/>
-              </w:rPr>
-              <w:t>{% if template_</w:t>
-            </w:r>
-            <w:proofErr w:type="gramStart"/>
-            <w:r>
-              <w:rPr>
-                <w:lang w:val="en-US"/>
-              </w:rPr>
-              <w:t>dict.</w:t>
+          </w:p>
+        </w:tc>
+        <w:tc>
+          <w:tcPr>
+            <w:tcW w:w="0" w:type="auto"/>
+            <w:tcBorders>
+              <w:top w:val="single" w:sz="8" w:space="0" w:color="000000"/>
+              <w:left w:val="single" w:sz="8" w:space="0" w:color="000000"/>
+              <w:bottom w:val="single" w:sz="8" w:space="0" w:color="000000"/>
+              <w:right w:val="single" w:sz="8" w:space="0" w:color="000000"/>
+            </w:tcBorders>
+            <w:tcMar>
+              <w:top w:w="100" w:type="dxa"/>
+              <w:left w:w="100" w:type="dxa"/>
+              <w:bottom w:w="100" w:type="dxa"/>
+              <w:right w:w="100" w:type="dxa"/>
+            </w:tcMar>
+            <w:hideMark/>
+          </w:tcPr>
+          <w:p>
+            <w:pPr>
+              <w:rPr>
+                <w:lang w:val="en-US"/>
+              </w:rPr>
+            </w:pPr>
+          </w:p>
+        </w:tc>
+        <w:tc>
+          <w:tcPr>
+            <w:tcW w:w="0" w:type="auto"/>
+            <w:tcBorders>
+              <w:top w:val="single" w:sz="8" w:space="0" w:color="000000"/>
+              <w:left w:val="single" w:sz="8" w:space="0" w:color="000000"/>
+              <w:bottom w:val="single" w:sz="8" w:space="0" w:color="000000"/>
+              <w:right w:val="single" w:sz="8" w:space="0" w:color="000000"/>
+            </w:tcBorders>
+            <w:tcMar>
+              <w:top w:w="100" w:type="dxa"/>
+              <w:left w:w="100" w:type="dxa"/>
+              <w:bottom w:w="100" w:type="dxa"/>
+              <w:right w:w="100" w:type="dxa"/>
+            </w:tcMar>
+            <w:hideMark/>
+          </w:tcPr>
+          <w:p>
+            <w:pPr>
+              <w:rPr>
+                <w:lang w:val="en-US"/>
+              </w:rPr>
+            </w:pPr>
+          </w:p>
+        </w:tc>
+        <w:tc>
+          <w:tcPr>
+            <w:tcW w:w="0" w:type="auto"/>
+            <w:tcBorders>
+              <w:top w:val="single" w:sz="8" w:space="0" w:color="000000"/>
+              <w:left w:val="single" w:sz="8" w:space="0" w:color="000000"/>
+              <w:bottom w:val="single" w:sz="8" w:space="0" w:color="000000"/>
+              <w:right w:val="single" w:sz="8" w:space="0" w:color="000000"/>
+            </w:tcBorders>
+            <w:tcMar>
+              <w:top w:w="100" w:type="dxa"/>
+              <w:left w:w="100" w:type="dxa"/>
+              <w:bottom w:w="100" w:type="dxa"/>
+              <w:right w:w="100" w:type="dxa"/>
+            </w:tcMar>
+            <w:hideMark/>
+          </w:tcPr>
+          <w:p>
+            <w:pPr>
+              <w:rPr>
+                <w:lang w:val="en-US"/>
+              </w:rPr>
+            </w:pPr>
+            <w:r>
+              <w:rPr>
+                <w:lang w:val="en-US"/>
+              </w:rPr>
+              <w:t xml:space="preserve">If relevant, list previously created </w:t>
+            </w:r>
+            <w:proofErr w:type="spellStart"/>
+            <w:r>
+              <w:rPr>
+                <w:lang w:val="en-US"/>
+              </w:rPr>
+              <w:t>dataverse</w:t>
+            </w:r>
+            <w:proofErr w:type="spellEnd"/>
+            <w:r>
+              <w:rPr>
+                <w:lang w:val="en-US"/>
+              </w:rPr>
+              <w:t>:</w:t>
+            </w:r>
+            <w:r>
+              <w:rPr>
+                <w:lang w:val="en-US"/>
+              </w:rPr>
+              <w:br/>
+            </w:r>
+            <w:r>
+              <w:t xml:space="preserve">{% for item in </w:t>
+            </w:r>
+            <w:proofErr w:type="spellStart"/>
+            <w:r>
+              <w:t>template_dict.dv_record.comments</w:t>
+            </w:r>
+            <w:proofErr w:type="spellEnd"/>
+            <w:r>
+              <w:t xml:space="preserve"> %} </w:t>
+            </w:r>
+          </w:p>
+          <w:p>
+            <w:r>
+              <w:t xml:space="preserve">{% for author, </w:t>
+            </w:r>
+            <w:proofErr w:type="spellStart"/>
+            <w:r>
+              <w:t>dataverses</w:t>
+            </w:r>
+            <w:proofErr w:type="spellEnd"/>
+            <w:r>
+              <w:t xml:space="preserve"> in </w:t>
+            </w:r>
+            <w:proofErr w:type="spellStart"/>
+            <w:r>
+              <w:t>item.items</w:t>
+            </w:r>
+            <w:proofErr w:type="spellEnd"/>
+            <w:r>
+              <w:t>() %} {{ author }}</w:t>
             </w:r>
             <w:r>
               <w:rPr>
                 <w:rFonts w:hint="eastAsia"/>
-                <w:lang w:val="en-US"/>
-              </w:rPr>
-              <w:t>dv</w:t>
-            </w:r>
-            <w:proofErr w:type="gramEnd"/>
+              </w:rPr>
+              <w:t>:</w:t>
+            </w:r>
+          </w:p>
+          <w:p>
+            <w:r>
+              <w:t xml:space="preserve">{% for dataverse in </w:t>
+            </w:r>
+            <w:proofErr w:type="spellStart"/>
+            <w:r>
+              <w:t>dataverses</w:t>
+            </w:r>
+            <w:proofErr w:type="spellEnd"/>
+            <w:r>
+              <w:t xml:space="preserve"> %} </w:t>
+            </w:r>
+            <w:r>
+              <w:t xml:space="preserve">{{ </w:t>
+            </w:r>
+            <w:proofErr w:type="spellStart"/>
+            <w:r>
+              <w:t>loop.index</w:t>
+            </w:r>
+            <w:proofErr w:type="spellEnd"/>
+            <w:r>
+              <w:t xml:space="preserve"> }}.</w:t>
+            </w:r>
             <w:r>
               <w:rPr>
                 <w:rFonts w:hint="eastAsia"/>
-                <w:lang w:val="en-US"/>
-              </w:rPr>
-              <w:t>_record</w:t>
-            </w:r>
-            <w:r>
-              <w:rPr>
-                <w:lang w:val="en-US"/>
-              </w:rPr>
-              <w:t xml:space="preserve">.comments|length </w:t>
-            </w:r>
-            <w:r>
-              <w:rPr>
-                <w:rFonts w:hint="eastAsia"/>
-                <w:lang w:val="en-US"/>
-              </w:rPr>
-              <w:t>==</w:t>
-            </w:r>
-            <w:r>
-              <w:rPr>
-                <w:lang w:val="en-US"/>
-              </w:rPr>
-              <w:t xml:space="preserve"> 0 %}X{% endif %}</w:t>
-            </w:r>
-          </w:p>
-          <w:p>
-            <w:pPr>
-              <w:rPr>
-                <w:lang w:val="en-US"/>
-              </w:rPr>
-            </w:pPr>
-          </w:p>
-        </w:tc>
-        <w:tc>
-          <w:tcPr>
-            <w:tcW w:w="0" w:type="auto"/>
-            <w:tcBorders>
-              <w:top w:val="single" w:sz="8" w:space="0" w:color="000000"/>
-              <w:left w:val="single" w:sz="8" w:space="0" w:color="000000"/>
-              <w:bottom w:val="single" w:sz="8" w:space="0" w:color="000000"/>
-              <w:right w:val="single" w:sz="8" w:space="0" w:color="000000"/>
-            </w:tcBorders>
-            <w:tcMar>
-              <w:top w:w="100" w:type="dxa"/>
-              <w:left w:w="100" w:type="dxa"/>
-              <w:bottom w:w="100" w:type="dxa"/>
-              <w:right w:w="100" w:type="dxa"/>
-            </w:tcMar>
-            <w:hideMark/>
-          </w:tcPr>
-          <w:p>
-            <w:pPr>
-              <w:rPr>
-                <w:lang w:val="en-US"/>
-              </w:rPr>
-            </w:pPr>
-          </w:p>
-        </w:tc>
-        <w:tc>
-          <w:tcPr>
-            <w:tcW w:w="0" w:type="auto"/>
-            <w:tcBorders>
-              <w:top w:val="single" w:sz="8" w:space="0" w:color="000000"/>
-              <w:left w:val="single" w:sz="8" w:space="0" w:color="000000"/>
-              <w:bottom w:val="single" w:sz="8" w:space="0" w:color="000000"/>
-              <w:right w:val="single" w:sz="8" w:space="0" w:color="000000"/>
-            </w:tcBorders>
-            <w:tcMar>
-              <w:top w:w="100" w:type="dxa"/>
-              <w:left w:w="100" w:type="dxa"/>
-              <w:bottom w:w="100" w:type="dxa"/>
-              <w:right w:w="100" w:type="dxa"/>
-            </w:tcMar>
-            <w:hideMark/>
-          </w:tcPr>
-          <w:p>
-            <w:pPr>
-              <w:rPr>
-                <w:lang w:val="en-US"/>
-              </w:rPr>
-            </w:pPr>
-          </w:p>
-        </w:tc>
-        <w:tc>
-          <w:tcPr>
-            <w:tcW w:w="0" w:type="auto"/>
-            <w:tcBorders>
-              <w:top w:val="single" w:sz="8" w:space="0" w:color="000000"/>
-              <w:left w:val="single" w:sz="8" w:space="0" w:color="000000"/>
-              <w:bottom w:val="single" w:sz="8" w:space="0" w:color="000000"/>
-              <w:right w:val="single" w:sz="8" w:space="0" w:color="000000"/>
-            </w:tcBorders>
-            <w:tcMar>
-              <w:top w:w="100" w:type="dxa"/>
-              <w:left w:w="100" w:type="dxa"/>
-              <w:bottom w:w="100" w:type="dxa"/>
-              <w:right w:w="100" w:type="dxa"/>
-            </w:tcMar>
-            <w:hideMark/>
-          </w:tcPr>
-          <w:p>
-            <w:pPr>
-              <w:rPr>
-                <w:lang w:val="en-US"/>
-              </w:rPr>
-            </w:pPr>
-          </w:p>
-        </w:tc>
-        <w:tc>
-          <w:tcPr>
-            <w:tcW w:w="0" w:type="auto"/>
-            <w:tcBorders>
-              <w:top w:val="single" w:sz="8" w:space="0" w:color="000000"/>
-              <w:left w:val="single" w:sz="8" w:space="0" w:color="000000"/>
-              <w:bottom w:val="single" w:sz="8" w:space="0" w:color="000000"/>
-              <w:right w:val="single" w:sz="8" w:space="0" w:color="000000"/>
-            </w:tcBorders>
-            <w:tcMar>
-              <w:top w:w="100" w:type="dxa"/>
-              <w:left w:w="100" w:type="dxa"/>
-              <w:bottom w:w="100" w:type="dxa"/>
-              <w:right w:w="100" w:type="dxa"/>
-            </w:tcMar>
-            <w:hideMark/>
-          </w:tcPr>
-          <w:p>
-            <w:pPr>
-              <w:rPr>
-                <w:lang w:val="en-US"/>
-              </w:rPr>
-            </w:pPr>
-            <w:r>
-              <w:rPr>
-                <w:lang w:val="en-US"/>
-              </w:rPr>
-              <w:t>If relevant, list previously created dataverse:</w:t>
-            </w:r>
-            <w:r>
-              <w:rPr>
-                <w:lang w:val="en-US"/>
-              </w:rPr>
+              </w:rPr>
+              <w:t xml:space="preserve"> </w:t>
+            </w:r>
+            <w:r>
+              <w:t>{{ dataverse }}</w:t>
+            </w:r>
+            <w:r>
               <w:br/>
             </w:r>
             <w:r>
-              <w:t>{% for item in template_</w:t>
-            </w:r>
-            <w:proofErr w:type="gramStart"/>
-            <w:r>
-              <w:t>dict.dv</w:t>
-            </w:r>
-            <w:proofErr w:type="gramEnd"/>
-            <w:r>
-              <w:t xml:space="preserve">_record.comments %} </w:t>
-            </w:r>
-          </w:p>
-          <w:p>
-            <w:r>
-              <w:t xml:space="preserve">{% for author, dataverses in </w:t>
-            </w:r>
-            <w:proofErr w:type="gramStart"/>
-            <w:r>
-              <w:t>item.items</w:t>
-            </w:r>
-            <w:proofErr w:type="gramEnd"/>
-            <w:r>
-              <w:t>() %} {{ author }}</w:t>
-            </w:r>
-            <w:r>
-              <w:rPr>
-                <w:rFonts w:hint="eastAsia"/>
-              </w:rPr>
-              <w:t>:</w:t>
-            </w:r>
-          </w:p>
-          <w:p>
-            <w:r>
-              <w:t xml:space="preserve">{% for dataverse in dataverses %} </w:t>
-            </w:r>
-            <w:proofErr w:type="gramStart"/>
-            <w:r>
-              <w:t>{{ loop</w:t>
-            </w:r>
-            <w:proofErr w:type="gramEnd"/>
-            <w:r>
-              <w:t>.index }}.</w:t>
-            </w:r>
-            <w:r>
-              <w:rPr>
-                <w:rFonts w:hint="eastAsia"/>
-              </w:rPr>
-              <w:t xml:space="preserve"> </w:t>
-            </w:r>
-            <w:proofErr w:type="gramStart"/>
-            <w:r>
-              <w:t>{{ dataverse</w:t>
-            </w:r>
-            <w:proofErr w:type="gramEnd"/>
-            <w:r>
-              <w:t xml:space="preserve"> }}</w:t>
+              <w:t xml:space="preserve">{% </w:t>
+            </w:r>
+            <w:proofErr w:type="spellStart"/>
+            <w:r>
+              <w:t>endfor</w:t>
+            </w:r>
+            <w:proofErr w:type="spellEnd"/>
+            <w:r>
+              <w:t xml:space="preserve"> %} </w:t>
             </w:r>
             <w:r>
               <w:br/>
             </w:r>
             <w:r>
-              <w:t xml:space="preserve">{% endfor %} </w:t>
-            </w:r>
-            <w:r>
-              <w:br/>
-            </w:r>
-            <w:r>
-              <w:t>{% endfor %} {% endfor %}</w:t>
+              <w:t xml:space="preserve">{% </w:t>
+            </w:r>
+            <w:proofErr w:type="spellStart"/>
+            <w:r>
+              <w:t>endfor</w:t>
+            </w:r>
+            <w:proofErr w:type="spellEnd"/>
+            <w:r>
+              <w:t xml:space="preserve"> %} {% </w:t>
+            </w:r>
+            <w:proofErr w:type="spellStart"/>
+            <w:r>
+              <w:t>endfor</w:t>
+            </w:r>
+            <w:proofErr w:type="spellEnd"/>
+            <w:r>
+              <w:t xml:space="preserve"> %}</w:t>
             </w:r>
           </w:p>
         </w:tc>
@@ -1700,7 +1707,21 @@
               <w:rPr>
                 <w:lang w:val="en-US"/>
               </w:rPr>
-              <w:t xml:space="preserve">If the dataset is deposited in a sub-dataverse collection, include </w:t>
+              <w:t>If the dataset is deposited in a sub-</w:t>
+            </w:r>
+            <w:proofErr w:type="spellStart"/>
+            <w:r>
+              <w:rPr>
+                <w:lang w:val="en-US"/>
+              </w:rPr>
+              <w:t>dataverse</w:t>
+            </w:r>
+            <w:proofErr w:type="spellEnd"/>
+            <w:r>
+              <w:rPr>
+                <w:lang w:val="en-US"/>
+              </w:rPr>
+              <w:t xml:space="preserve"> collection, include </w:t>
             </w:r>
             <w:r>
               <w:rPr>
@@ -1741,7 +1762,21 @@
                 <w:lang w:val="en-US"/>
               </w:rPr>
               <w:lastRenderedPageBreak/>
-              <w:t>{% if template_dict.</w:t>
+              <w:t xml:space="preserve">{% if </w:t>
+            </w:r>
+            <w:proofErr w:type="spellStart"/>
+            <w:r>
+              <w:rPr>
+                <w:lang w:val="en-US"/>
+              </w:rPr>
+              <w:t>template_dict</w:t>
+            </w:r>
+            <w:proofErr w:type="spellEnd"/>
+            <w:r>
+              <w:rPr>
+                <w:lang w:val="en-US"/>
+              </w:rPr>
+              <w:t>.</w:t>
             </w:r>
             <w:r>
               <w:rPr>
@@ -1754,9 +1789,11 @@
               </w:rPr>
               <w:t xml:space="preserve"> </w:t>
             </w:r>
+            <w:proofErr w:type="spellStart"/>
             <w:r>
               <w:t>name_name_of_dataverse</w:t>
             </w:r>
+            <w:proofErr w:type="spellEnd"/>
             <w:r>
               <w:rPr>
                 <w:lang w:val="en-US"/>
@@ -1775,7 +1812,6 @@
               </w:rPr>
               <w:t>University of Toronto Dataverse</w:t>
             </w:r>
-            <w:proofErr w:type="gramStart"/>
             <w:r>
               <w:rPr>
                 <w:lang w:val="en-US"/>
@@ -1786,45 +1822,52 @@
               <w:rPr>
                 <w:lang w:val="en-US"/>
               </w:rPr>
-              <w:t xml:space="preserve"> %}X{</w:t>
-            </w:r>
-            <w:proofErr w:type="gramEnd"/>
-            <w:r>
-              <w:rPr>
-                <w:lang w:val="en-US"/>
-              </w:rPr>
-              <w:t>% endif %}</w:t>
-            </w:r>
-          </w:p>
-        </w:tc>
-        <w:tc>
-          <w:tcPr>
-            <w:tcW w:w="0" w:type="auto"/>
-            <w:tcBorders>
-              <w:top w:val="single" w:sz="8" w:space="0" w:color="000000"/>
-              <w:left w:val="single" w:sz="8" w:space="0" w:color="000000"/>
-              <w:bottom w:val="single" w:sz="8" w:space="0" w:color="000000"/>
-              <w:right w:val="single" w:sz="8" w:space="0" w:color="000000"/>
-            </w:tcBorders>
-            <w:tcMar>
-              <w:top w:w="100" w:type="dxa"/>
-              <w:left w:w="100" w:type="dxa"/>
-              <w:bottom w:w="100" w:type="dxa"/>
-              <w:right w:w="100" w:type="dxa"/>
-            </w:tcMar>
-            <w:hideMark/>
-          </w:tcPr>
-          <w:p>
-            <w:pPr>
-              <w:rPr>
-                <w:lang w:val="en-US"/>
-              </w:rPr>
-            </w:pPr>
-            <w:r>
-              <w:rPr>
-                <w:lang w:val="en-US"/>
-              </w:rPr>
-              <w:t>{% if template_dict.</w:t>
+              <w:t xml:space="preserve"> %}X{% endif %}</w:t>
+            </w:r>
+          </w:p>
+        </w:tc>
+        <w:tc>
+          <w:tcPr>
+            <w:tcW w:w="0" w:type="auto"/>
+            <w:tcBorders>
+              <w:top w:val="single" w:sz="8" w:space="0" w:color="000000"/>
+              <w:left w:val="single" w:sz="8" w:space="0" w:color="000000"/>
+              <w:bottom w:val="single" w:sz="8" w:space="0" w:color="000000"/>
+              <w:right w:val="single" w:sz="8" w:space="0" w:color="000000"/>
+            </w:tcBorders>
+            <w:tcMar>
+              <w:top w:w="100" w:type="dxa"/>
+              <w:left w:w="100" w:type="dxa"/>
+              <w:bottom w:w="100" w:type="dxa"/>
+              <w:right w:w="100" w:type="dxa"/>
+            </w:tcMar>
+            <w:hideMark/>
+          </w:tcPr>
+          <w:p>
+            <w:pPr>
+              <w:rPr>
+                <w:lang w:val="en-US"/>
+              </w:rPr>
+            </w:pPr>
+            <w:r>
+              <w:rPr>
+                <w:lang w:val="en-US"/>
+              </w:rPr>
+              <w:t xml:space="preserve">{% if </w:t>
+            </w:r>
+            <w:proofErr w:type="spellStart"/>
+            <w:r>
+              <w:rPr>
+                <w:lang w:val="en-US"/>
+              </w:rPr>
+              <w:t>template_dict</w:t>
+            </w:r>
+            <w:proofErr w:type="spellEnd"/>
+            <w:r>
+              <w:rPr>
+                <w:lang w:val="en-US"/>
+              </w:rPr>
+              <w:t>.</w:t>
             </w:r>
             <w:r>
               <w:rPr>
@@ -1837,15 +1880,179 @@
               </w:rPr>
               <w:t xml:space="preserve"> </w:t>
             </w:r>
-            <w:r>
-              <w:t>name_name_of_</w:t>
-            </w:r>
-            <w:proofErr w:type="gramStart"/>
-            <w:r>
+            <w:proofErr w:type="spellStart"/>
+            <w:r>
+              <w:t>name_name_of_dataverse</w:t>
+            </w:r>
+            <w:proofErr w:type="spellEnd"/>
+            <w:r>
+              <w:rPr>
+                <w:lang w:val="en-US"/>
+              </w:rPr>
+              <w:t xml:space="preserve"> </w:t>
+            </w:r>
+            <w:r>
+              <w:rPr>
+                <w:lang w:val="en-US"/>
+              </w:rPr>
+              <w:t>!</w:t>
+            </w:r>
+            <w:r>
+              <w:rPr>
+                <w:lang w:val="en-US"/>
+              </w:rPr>
+              <w:t xml:space="preserve">= </w:t>
+            </w:r>
+            <w:r>
+              <w:rPr>
+                <w:lang w:val="en-US"/>
+              </w:rPr>
+              <w:t>‘</w:t>
+            </w:r>
+            <w:r>
+              <w:rPr>
+                <w:lang w:val="en-US"/>
+              </w:rPr>
+              <w:t>University of Toronto Dataverse</w:t>
+            </w:r>
+            <w:r>
+              <w:rPr>
+                <w:lang w:val="en-US"/>
+              </w:rPr>
+              <w:t>’</w:t>
+            </w:r>
+            <w:r>
+              <w:rPr>
+                <w:lang w:val="en-US"/>
+              </w:rPr>
+              <w:t xml:space="preserve"> %}X{% endif %}</w:t>
+            </w:r>
+          </w:p>
+        </w:tc>
+        <w:tc>
+          <w:tcPr>
+            <w:tcW w:w="0" w:type="auto"/>
+            <w:tcBorders>
+              <w:top w:val="single" w:sz="8" w:space="0" w:color="000000"/>
+              <w:left w:val="single" w:sz="8" w:space="0" w:color="000000"/>
+              <w:bottom w:val="single" w:sz="8" w:space="0" w:color="000000"/>
+              <w:right w:val="single" w:sz="8" w:space="0" w:color="000000"/>
+            </w:tcBorders>
+            <w:tcMar>
+              <w:top w:w="100" w:type="dxa"/>
+              <w:left w:w="100" w:type="dxa"/>
+              <w:bottom w:w="100" w:type="dxa"/>
+              <w:right w:w="100" w:type="dxa"/>
+            </w:tcMar>
+            <w:hideMark/>
+          </w:tcPr>
+          <w:p>
+            <w:pPr>
+              <w:rPr>
+                <w:lang w:val="en-US"/>
+              </w:rPr>
+            </w:pPr>
+          </w:p>
+          <w:p>
+            <w:pPr>
+              <w:rPr>
+                <w:lang w:val="en-US"/>
+              </w:rPr>
+            </w:pPr>
+          </w:p>
+        </w:tc>
+        <w:tc>
+          <w:tcPr>
+            <w:tcW w:w="0" w:type="auto"/>
+            <w:tcBorders>
+              <w:top w:val="single" w:sz="8" w:space="0" w:color="000000"/>
+              <w:left w:val="single" w:sz="8" w:space="0" w:color="000000"/>
+              <w:bottom w:val="single" w:sz="8" w:space="0" w:color="000000"/>
+              <w:right w:val="single" w:sz="8" w:space="0" w:color="000000"/>
+            </w:tcBorders>
+            <w:tcMar>
+              <w:top w:w="100" w:type="dxa"/>
+              <w:left w:w="100" w:type="dxa"/>
+              <w:bottom w:w="100" w:type="dxa"/>
+              <w:right w:w="100" w:type="dxa"/>
+            </w:tcMar>
+            <w:hideMark/>
+          </w:tcPr>
+          <w:p>
+            <w:pPr>
+              <w:rPr>
+                <w:lang w:val="en-US"/>
+              </w:rPr>
+            </w:pPr>
+          </w:p>
+        </w:tc>
+        <w:tc>
+          <w:tcPr>
+            <w:tcW w:w="0" w:type="auto"/>
+            <w:tcBorders>
+              <w:top w:val="single" w:sz="8" w:space="0" w:color="000000"/>
+              <w:left w:val="single" w:sz="8" w:space="0" w:color="000000"/>
+              <w:bottom w:val="single" w:sz="8" w:space="0" w:color="000000"/>
+              <w:right w:val="single" w:sz="8" w:space="0" w:color="000000"/>
+            </w:tcBorders>
+            <w:tcMar>
+              <w:top w:w="100" w:type="dxa"/>
+              <w:left w:w="100" w:type="dxa"/>
+              <w:bottom w:w="100" w:type="dxa"/>
+              <w:right w:w="100" w:type="dxa"/>
+            </w:tcMar>
+            <w:hideMark/>
+          </w:tcPr>
+          <w:p>
+            <w:pPr>
+              <w:rPr>
+                <w:lang w:val="en-US"/>
+              </w:rPr>
+            </w:pPr>
+          </w:p>
+        </w:tc>
+        <w:tc>
+          <w:tcPr>
+            <w:tcW w:w="0" w:type="auto"/>
+            <w:tcBorders>
+              <w:top w:val="single" w:sz="8" w:space="0" w:color="000000"/>
+              <w:left w:val="single" w:sz="8" w:space="0" w:color="000000"/>
+              <w:bottom w:val="single" w:sz="8" w:space="0" w:color="000000"/>
+              <w:right w:val="single" w:sz="8" w:space="0" w:color="000000"/>
+            </w:tcBorders>
+            <w:tcMar>
+              <w:top w:w="100" w:type="dxa"/>
+              <w:left w:w="100" w:type="dxa"/>
+              <w:bottom w:w="100" w:type="dxa"/>
+              <w:right w:w="100" w:type="dxa"/>
+            </w:tcMar>
+            <w:hideMark/>
+          </w:tcPr>
+          <w:p>
+            <w:pPr>
+              <w:rPr>
+                <w:lang w:val="en-US"/>
+              </w:rPr>
+            </w:pPr>
+            <w:r>
+              <w:rPr>
+                <w:rFonts w:hint="eastAsia"/>
+                <w:lang w:val="en-US"/>
+              </w:rPr>
+              <w:t xml:space="preserve">List the </w:t>
+            </w:r>
+            <w:proofErr w:type="spellStart"/>
+            <w:r>
+              <w:rPr>
+                <w:rFonts w:hint="eastAsia"/>
+                <w:lang w:val="en-US"/>
+              </w:rPr>
               <w:t>dataverse</w:t>
             </w:r>
-            <w:r>
-              <w:rPr>
+            <w:proofErr w:type="spellEnd"/>
+            <w:r>
+              <w:rPr>
+                <w:rFonts w:hint="eastAsia"/>
                 <w:lang w:val="en-US"/>
               </w:rPr>
               <w:t xml:space="preserve"> </w:t>
@@ -1854,204 +2061,42 @@
               <w:rPr>
                 <w:lang w:val="en-US"/>
               </w:rPr>
-              <w:t>!</w:t>
-            </w:r>
-            <w:proofErr w:type="gramEnd"/>
-            <w:r>
-              <w:rPr>
-                <w:lang w:val="en-US"/>
-              </w:rPr>
-              <w:t xml:space="preserve">= </w:t>
-            </w:r>
-            <w:r>
-              <w:rPr>
-                <w:lang w:val="en-US"/>
-              </w:rPr>
-              <w:t>‘</w:t>
-            </w:r>
-            <w:r>
-              <w:rPr>
-                <w:lang w:val="en-US"/>
-              </w:rPr>
-              <w:t>University of Toronto Dataverse</w:t>
-            </w:r>
-            <w:proofErr w:type="gramStart"/>
-            <w:r>
-              <w:rPr>
-                <w:lang w:val="en-US"/>
-              </w:rPr>
-              <w:t>’</w:t>
-            </w:r>
-            <w:r>
-              <w:rPr>
-                <w:lang w:val="en-US"/>
-              </w:rPr>
-              <w:t xml:space="preserve"> %}</w:t>
-            </w:r>
-            <w:proofErr w:type="gramEnd"/>
-            <w:r>
-              <w:rPr>
-                <w:lang w:val="en-US"/>
-              </w:rPr>
-              <w:t>X{% endif %}</w:t>
-            </w:r>
-          </w:p>
-        </w:tc>
-        <w:tc>
-          <w:tcPr>
-            <w:tcW w:w="0" w:type="auto"/>
-            <w:tcBorders>
-              <w:top w:val="single" w:sz="8" w:space="0" w:color="000000"/>
-              <w:left w:val="single" w:sz="8" w:space="0" w:color="000000"/>
-              <w:bottom w:val="single" w:sz="8" w:space="0" w:color="000000"/>
-              <w:right w:val="single" w:sz="8" w:space="0" w:color="000000"/>
-            </w:tcBorders>
-            <w:tcMar>
-              <w:top w:w="100" w:type="dxa"/>
-              <w:left w:w="100" w:type="dxa"/>
-              <w:bottom w:w="100" w:type="dxa"/>
-              <w:right w:w="100" w:type="dxa"/>
-            </w:tcMar>
-            <w:hideMark/>
-          </w:tcPr>
-          <w:p>
-            <w:pPr>
-              <w:rPr>
-                <w:lang w:val="en-US"/>
-              </w:rPr>
-            </w:pPr>
-          </w:p>
-          <w:p>
-            <w:pPr>
-              <w:rPr>
-                <w:lang w:val="en-US"/>
-              </w:rPr>
-            </w:pPr>
-          </w:p>
-        </w:tc>
-        <w:tc>
-          <w:tcPr>
-            <w:tcW w:w="0" w:type="auto"/>
-            <w:tcBorders>
-              <w:top w:val="single" w:sz="8" w:space="0" w:color="000000"/>
-              <w:left w:val="single" w:sz="8" w:space="0" w:color="000000"/>
-              <w:bottom w:val="single" w:sz="8" w:space="0" w:color="000000"/>
-              <w:right w:val="single" w:sz="8" w:space="0" w:color="000000"/>
-            </w:tcBorders>
-            <w:tcMar>
-              <w:top w:w="100" w:type="dxa"/>
-              <w:left w:w="100" w:type="dxa"/>
-              <w:bottom w:w="100" w:type="dxa"/>
-              <w:right w:w="100" w:type="dxa"/>
-            </w:tcMar>
-            <w:hideMark/>
-          </w:tcPr>
-          <w:p>
-            <w:pPr>
-              <w:rPr>
-                <w:lang w:val="en-US"/>
-              </w:rPr>
-            </w:pPr>
-          </w:p>
-        </w:tc>
-        <w:tc>
-          <w:tcPr>
-            <w:tcW w:w="0" w:type="auto"/>
-            <w:tcBorders>
-              <w:top w:val="single" w:sz="8" w:space="0" w:color="000000"/>
-              <w:left w:val="single" w:sz="8" w:space="0" w:color="000000"/>
-              <w:bottom w:val="single" w:sz="8" w:space="0" w:color="000000"/>
-              <w:right w:val="single" w:sz="8" w:space="0" w:color="000000"/>
-            </w:tcBorders>
-            <w:tcMar>
-              <w:top w:w="100" w:type="dxa"/>
-              <w:left w:w="100" w:type="dxa"/>
-              <w:bottom w:w="100" w:type="dxa"/>
-              <w:right w:w="100" w:type="dxa"/>
-            </w:tcMar>
-            <w:hideMark/>
-          </w:tcPr>
-          <w:p>
-            <w:pPr>
-              <w:rPr>
-                <w:lang w:val="en-US"/>
-              </w:rPr>
-            </w:pPr>
-          </w:p>
-        </w:tc>
-        <w:tc>
-          <w:tcPr>
-            <w:tcW w:w="0" w:type="auto"/>
-            <w:tcBorders>
-              <w:top w:val="single" w:sz="8" w:space="0" w:color="000000"/>
-              <w:left w:val="single" w:sz="8" w:space="0" w:color="000000"/>
-              <w:bottom w:val="single" w:sz="8" w:space="0" w:color="000000"/>
-              <w:right w:val="single" w:sz="8" w:space="0" w:color="000000"/>
-            </w:tcBorders>
-            <w:tcMar>
-              <w:top w:w="100" w:type="dxa"/>
-              <w:left w:w="100" w:type="dxa"/>
-              <w:bottom w:w="100" w:type="dxa"/>
-              <w:right w:w="100" w:type="dxa"/>
-            </w:tcMar>
-            <w:hideMark/>
-          </w:tcPr>
-          <w:p>
-            <w:pPr>
-              <w:rPr>
-                <w:lang w:val="en-US"/>
-              </w:rPr>
-            </w:pPr>
+              <w:t>collection</w:t>
+            </w:r>
             <w:r>
               <w:rPr>
                 <w:rFonts w:hint="eastAsia"/>
                 <w:lang w:val="en-US"/>
               </w:rPr>
-              <w:t xml:space="preserve">List the dataverse </w:t>
-            </w:r>
-            <w:r>
-              <w:rPr>
-                <w:lang w:val="en-US"/>
-              </w:rPr>
-              <w:t>collection</w:t>
+              <w:t xml:space="preserve"> name:</w:t>
+            </w:r>
+            <w:r>
+              <w:rPr>
+                <w:lang w:val="en-US"/>
+              </w:rPr>
+              <w:br/>
             </w:r>
             <w:r>
               <w:rPr>
                 <w:rFonts w:hint="eastAsia"/>
                 <w:lang w:val="en-US"/>
               </w:rPr>
-              <w:t xml:space="preserve"> name:</w:t>
-            </w:r>
-            <w:r>
-              <w:rPr>
-                <w:lang w:val="en-US"/>
-              </w:rPr>
-              <w:br/>
-            </w:r>
-            <w:proofErr w:type="gramStart"/>
+              <w:t xml:space="preserve">{{ </w:t>
+            </w:r>
+            <w:proofErr w:type="spellStart"/>
+            <w:r>
+              <w:t>template_dict</w:t>
+            </w:r>
             <w:r>
               <w:rPr>
                 <w:rFonts w:hint="eastAsia"/>
-                <w:lang w:val="en-US"/>
-              </w:rPr>
-              <w:t xml:space="preserve">{{ </w:t>
-            </w:r>
-            <w:r>
-              <w:t>template</w:t>
-            </w:r>
-            <w:proofErr w:type="gramEnd"/>
-            <w:r>
-              <w:t>_dict</w:t>
-            </w:r>
-            <w:r>
-              <w:rPr>
-                <w:rFonts w:hint="eastAsia"/>
               </w:rPr>
               <w:t>.</w:t>
             </w:r>
             <w:r>
-              <w:t xml:space="preserve"> name_name_of_dataverse</w:t>
-            </w:r>
+              <w:t>name_of_dataverse</w:t>
+            </w:r>
+            <w:proofErr w:type="spellEnd"/>
             <w:r>
               <w:rPr>
                 <w:rFonts w:hint="eastAsia"/>
@@ -2186,38 +2231,88 @@
                 <w:bCs/>
                 <w:lang w:val="en-US"/>
               </w:rPr>
-              <w:t>*If the dataset was deposited in a sub-dataverse collection, does it require its own dataverse?</w:t>
-            </w:r>
-          </w:p>
-        </w:tc>
-        <w:tc>
-          <w:tcPr>
-            <w:tcW w:w="0" w:type="auto"/>
-            <w:tcBorders>
-              <w:top w:val="single" w:sz="8" w:space="0" w:color="000000"/>
-              <w:left w:val="single" w:sz="8" w:space="0" w:color="000000"/>
-              <w:bottom w:val="single" w:sz="8" w:space="0" w:color="000000"/>
-              <w:right w:val="single" w:sz="8" w:space="0" w:color="000000"/>
-            </w:tcBorders>
-            <w:tcMar>
-              <w:top w:w="100" w:type="dxa"/>
-              <w:left w:w="100" w:type="dxa"/>
-              <w:bottom w:w="100" w:type="dxa"/>
-              <w:right w:w="100" w:type="dxa"/>
-            </w:tcMar>
-            <w:hideMark/>
-          </w:tcPr>
-          <w:p>
-            <w:pPr>
-              <w:rPr>
-                <w:lang w:val="en-US"/>
-              </w:rPr>
-            </w:pPr>
-            <w:r>
-              <w:rPr>
-                <w:lang w:val="en-US"/>
-              </w:rPr>
-              <w:t>If the depositor created a dataverse with one dataset:</w:t>
+              <w:t>*If the dataset was deposited in a sub-</w:t>
+            </w:r>
+            <w:proofErr w:type="spellStart"/>
+            <w:r>
+              <w:rPr>
+                <w:b/>
+                <w:bCs/>
+                <w:lang w:val="en-US"/>
+              </w:rPr>
+              <w:t>dataverse</w:t>
+            </w:r>
+            <w:proofErr w:type="spellEnd"/>
+            <w:r>
+              <w:rPr>
+                <w:b/>
+                <w:bCs/>
+                <w:lang w:val="en-US"/>
+              </w:rPr>
+              <w:t xml:space="preserve"> collection, does it require its own </w:t>
+            </w:r>
+            <w:proofErr w:type="spellStart"/>
+            <w:r>
+              <w:rPr>
+                <w:b/>
+                <w:bCs/>
+                <w:lang w:val="en-US"/>
+              </w:rPr>
+              <w:t>dataverse</w:t>
+            </w:r>
+            <w:proofErr w:type="spellEnd"/>
+            <w:r>
+              <w:rPr>
+                <w:b/>
+                <w:bCs/>
+                <w:lang w:val="en-US"/>
+              </w:rPr>
+              <w:t>?</w:t>
+            </w:r>
+          </w:p>
+        </w:tc>
+        <w:tc>
+          <w:tcPr>
+            <w:tcW w:w="0" w:type="auto"/>
+            <w:tcBorders>
+              <w:top w:val="single" w:sz="8" w:space="0" w:color="000000"/>
+              <w:left w:val="single" w:sz="8" w:space="0" w:color="000000"/>
+              <w:bottom w:val="single" w:sz="8" w:space="0" w:color="000000"/>
+              <w:right w:val="single" w:sz="8" w:space="0" w:color="000000"/>
+            </w:tcBorders>
+            <w:tcMar>
+              <w:top w:w="100" w:type="dxa"/>
+              <w:left w:w="100" w:type="dxa"/>
+              <w:bottom w:w="100" w:type="dxa"/>
+              <w:right w:w="100" w:type="dxa"/>
+            </w:tcMar>
+            <w:hideMark/>
+          </w:tcPr>
+          <w:p>
+            <w:pPr>
+              <w:rPr>
+                <w:lang w:val="en-US"/>
+              </w:rPr>
+            </w:pPr>
+            <w:r>
+              <w:rPr>
+                <w:lang w:val="en-US"/>
+              </w:rPr>
+              <w:t xml:space="preserve">If the depositor created a </w:t>
+            </w:r>
+            <w:proofErr w:type="spellStart"/>
+            <w:r>
+              <w:rPr>
+                <w:lang w:val="en-US"/>
+              </w:rPr>
+              <w:t>dataverse</w:t>
+            </w:r>
+            <w:proofErr w:type="spellEnd"/>
+            <w:r>
+              <w:rPr>
+                <w:lang w:val="en-US"/>
+              </w:rPr>
+              <w:t xml:space="preserve"> with one dataset:</w:t>
             </w:r>
           </w:p>
           <w:p>
@@ -2234,7 +2329,21 @@
               <w:rPr>
                 <w:lang w:val="en-US"/>
               </w:rPr>
-              <w:t>Is it the only dataset in the sub-dataverse collection?</w:t>
+              <w:t>Is it the only dataset in the sub-</w:t>
+            </w:r>
+            <w:proofErr w:type="spellStart"/>
+            <w:r>
+              <w:rPr>
+                <w:lang w:val="en-US"/>
+              </w:rPr>
+              <w:t>dataverse</w:t>
+            </w:r>
+            <w:proofErr w:type="spellEnd"/>
+            <w:r>
+              <w:rPr>
+                <w:lang w:val="en-US"/>
+              </w:rPr>
+              <w:t xml:space="preserve"> collection?</w:t>
             </w:r>
           </w:p>
           <w:p>
@@ -2251,7 +2360,21 @@
               <w:rPr>
                 <w:lang w:val="en-US"/>
               </w:rPr>
-              <w:t>Is there another sub-dataverse collection it should be in?</w:t>
+              <w:t>Is there another sub-</w:t>
+            </w:r>
+            <w:proofErr w:type="spellStart"/>
+            <w:r>
+              <w:rPr>
+                <w:lang w:val="en-US"/>
+              </w:rPr>
+              <w:t>dataverse</w:t>
+            </w:r>
+            <w:proofErr w:type="spellEnd"/>
+            <w:r>
+              <w:rPr>
+                <w:lang w:val="en-US"/>
+              </w:rPr>
+              <w:t xml:space="preserve"> collection it should be in?</w:t>
             </w:r>
           </w:p>
           <w:p>
@@ -2292,21 +2415,21 @@
                 <w:lang w:val="en-US"/>
               </w:rPr>
               <w:lastRenderedPageBreak/>
-              <w:t xml:space="preserve">or that they </w:t>
-            </w:r>
-            <w:proofErr w:type="gramStart"/>
-            <w:r>
-              <w:rPr>
-                <w:lang w:val="en-US"/>
-              </w:rPr>
-              <w:t>actually require</w:t>
-            </w:r>
-            <w:proofErr w:type="gramEnd"/>
-            <w:r>
-              <w:rPr>
-                <w:lang w:val="en-US"/>
-              </w:rPr>
-              <w:t xml:space="preserve"> a dataverse (e.g., will there be future deposits?)</w:t>
+              <w:t xml:space="preserve">or that they actually require a </w:t>
+            </w:r>
+            <w:proofErr w:type="spellStart"/>
+            <w:r>
+              <w:rPr>
+                <w:lang w:val="en-US"/>
+              </w:rPr>
+              <w:t>dataverse</w:t>
+            </w:r>
+            <w:proofErr w:type="spellEnd"/>
+            <w:r>
+              <w:rPr>
+                <w:lang w:val="en-US"/>
+              </w:rPr>
+              <w:t xml:space="preserve"> (e.g., will there be future deposits?)</w:t>
             </w:r>
           </w:p>
         </w:tc>
@@ -2992,91 +3115,91 @@
               <w:rPr>
                 <w:lang w:val="en-US"/>
               </w:rPr>
-              <w:t>{% if template_</w:t>
-            </w:r>
-            <w:proofErr w:type="gramStart"/>
-            <w:r>
-              <w:rPr>
-                <w:lang w:val="en-US"/>
-              </w:rPr>
-              <w:t>dict.file</w:t>
-            </w:r>
-            <w:proofErr w:type="gramEnd"/>
-            <w:r>
-              <w:rPr>
-                <w:lang w:val="en-US"/>
-              </w:rPr>
-              <w:t>_ext.comments|length == 0 %}X{% endif %}</w:t>
-            </w:r>
-          </w:p>
-        </w:tc>
-        <w:tc>
-          <w:tcPr>
-            <w:tcW w:w="0" w:type="auto"/>
-            <w:tcBorders>
-              <w:top w:val="single" w:sz="8" w:space="0" w:color="000000"/>
-              <w:left w:val="single" w:sz="8" w:space="0" w:color="000000"/>
-              <w:bottom w:val="single" w:sz="8" w:space="0" w:color="000000"/>
-              <w:right w:val="single" w:sz="8" w:space="0" w:color="000000"/>
-            </w:tcBorders>
-            <w:tcMar>
-              <w:top w:w="100" w:type="dxa"/>
-              <w:left w:w="100" w:type="dxa"/>
-              <w:bottom w:w="100" w:type="dxa"/>
-              <w:right w:w="100" w:type="dxa"/>
-            </w:tcMar>
-            <w:hideMark/>
-          </w:tcPr>
-          <w:p>
-            <w:pPr>
-              <w:rPr>
-                <w:lang w:val="en-US"/>
-              </w:rPr>
-            </w:pPr>
-          </w:p>
-        </w:tc>
-        <w:tc>
-          <w:tcPr>
-            <w:tcW w:w="0" w:type="auto"/>
-            <w:tcBorders>
-              <w:top w:val="single" w:sz="8" w:space="0" w:color="000000"/>
-              <w:left w:val="single" w:sz="8" w:space="0" w:color="000000"/>
-              <w:bottom w:val="single" w:sz="8" w:space="0" w:color="000000"/>
-              <w:right w:val="single" w:sz="8" w:space="0" w:color="000000"/>
-            </w:tcBorders>
-            <w:tcMar>
-              <w:top w:w="100" w:type="dxa"/>
-              <w:left w:w="100" w:type="dxa"/>
-              <w:bottom w:w="100" w:type="dxa"/>
-              <w:right w:w="100" w:type="dxa"/>
-            </w:tcMar>
-            <w:hideMark/>
-          </w:tcPr>
-          <w:p>
-            <w:pPr>
-              <w:rPr>
-                <w:lang w:val="en-US"/>
-              </w:rPr>
-            </w:pPr>
-            <w:r>
-              <w:rPr>
-                <w:lang w:val="en-US"/>
-              </w:rPr>
-              <w:t>{% if template_</w:t>
-            </w:r>
-            <w:proofErr w:type="gramStart"/>
-            <w:r>
-              <w:rPr>
-                <w:lang w:val="en-US"/>
-              </w:rPr>
-              <w:t>dict.file</w:t>
-            </w:r>
-            <w:proofErr w:type="gramEnd"/>
-            <w:r>
-              <w:rPr>
-                <w:lang w:val="en-US"/>
-              </w:rPr>
-              <w:t>_ext.comments|length &gt; 0 %}X{% endif %}</w:t>
+              <w:t xml:space="preserve">{% if </w:t>
+            </w:r>
+            <w:proofErr w:type="spellStart"/>
+            <w:r>
+              <w:rPr>
+                <w:lang w:val="en-US"/>
+              </w:rPr>
+              <w:t>template_dict.file_ext.comments|length</w:t>
+            </w:r>
+            <w:proofErr w:type="spellEnd"/>
+            <w:r>
+              <w:rPr>
+                <w:lang w:val="en-US"/>
+              </w:rPr>
+              <w:t xml:space="preserve"> == 0 %}X{% endif %}</w:t>
+            </w:r>
+          </w:p>
+        </w:tc>
+        <w:tc>
+          <w:tcPr>
+            <w:tcW w:w="0" w:type="auto"/>
+            <w:tcBorders>
+              <w:top w:val="single" w:sz="8" w:space="0" w:color="000000"/>
+              <w:left w:val="single" w:sz="8" w:space="0" w:color="000000"/>
+              <w:bottom w:val="single" w:sz="8" w:space="0" w:color="000000"/>
+              <w:right w:val="single" w:sz="8" w:space="0" w:color="000000"/>
+            </w:tcBorders>
+            <w:tcMar>
+              <w:top w:w="100" w:type="dxa"/>
+              <w:left w:w="100" w:type="dxa"/>
+              <w:bottom w:w="100" w:type="dxa"/>
+              <w:right w:w="100" w:type="dxa"/>
+            </w:tcMar>
+            <w:hideMark/>
+          </w:tcPr>
+          <w:p>
+            <w:pPr>
+              <w:rPr>
+                <w:lang w:val="en-US"/>
+              </w:rPr>
+            </w:pPr>
+          </w:p>
+        </w:tc>
+        <w:tc>
+          <w:tcPr>
+            <w:tcW w:w="0" w:type="auto"/>
+            <w:tcBorders>
+              <w:top w:val="single" w:sz="8" w:space="0" w:color="000000"/>
+              <w:left w:val="single" w:sz="8" w:space="0" w:color="000000"/>
+              <w:bottom w:val="single" w:sz="8" w:space="0" w:color="000000"/>
+              <w:right w:val="single" w:sz="8" w:space="0" w:color="000000"/>
+            </w:tcBorders>
+            <w:tcMar>
+              <w:top w:w="100" w:type="dxa"/>
+              <w:left w:w="100" w:type="dxa"/>
+              <w:bottom w:w="100" w:type="dxa"/>
+              <w:right w:w="100" w:type="dxa"/>
+            </w:tcMar>
+            <w:hideMark/>
+          </w:tcPr>
+          <w:p>
+            <w:pPr>
+              <w:rPr>
+                <w:lang w:val="en-US"/>
+              </w:rPr>
+            </w:pPr>
+            <w:r>
+              <w:rPr>
+                <w:lang w:val="en-US"/>
+              </w:rPr>
+              <w:t xml:space="preserve">{% if </w:t>
+            </w:r>
+            <w:proofErr w:type="spellStart"/>
+            <w:r>
+              <w:rPr>
+                <w:lang w:val="en-US"/>
+              </w:rPr>
+              <w:t>template_dict.file_ext.comments|length</w:t>
+            </w:r>
+            <w:proofErr w:type="spellEnd"/>
+            <w:r>
+              <w:rPr>
+                <w:lang w:val="en-US"/>
+              </w:rPr>
+              <w:t xml:space="preserve"> &gt; 0 %}X{% endif %}</w:t>
             </w:r>
           </w:p>
         </w:tc>
@@ -3169,21 +3292,21 @@
               <w:rPr>
                 <w:lang w:val="en-US"/>
               </w:rPr>
-              <w:t>{% for item in template_</w:t>
-            </w:r>
-            <w:proofErr w:type="gramStart"/>
-            <w:r>
-              <w:rPr>
-                <w:lang w:val="en-US"/>
-              </w:rPr>
-              <w:t>dict.file</w:t>
-            </w:r>
-            <w:proofErr w:type="gramEnd"/>
-            <w:r>
-              <w:rPr>
-                <w:lang w:val="en-US"/>
-              </w:rPr>
-              <w:t>_open.comments %}</w:t>
+              <w:t xml:space="preserve">{% for item in </w:t>
+            </w:r>
+            <w:proofErr w:type="spellStart"/>
+            <w:r>
+              <w:rPr>
+                <w:lang w:val="en-US"/>
+              </w:rPr>
+              <w:t>template_dict.file_open.comments</w:t>
+            </w:r>
+            <w:proofErr w:type="spellEnd"/>
+            <w:r>
+              <w:rPr>
+                <w:lang w:val="en-US"/>
+              </w:rPr>
+              <w:t xml:space="preserve"> %}</w:t>
             </w:r>
           </w:p>
           <w:p>
@@ -3197,19 +3320,25 @@
                 <w:lang w:val="en-US"/>
               </w:rPr>
             </w:pPr>
-            <w:proofErr w:type="gramStart"/>
-            <w:r>
-              <w:rPr>
-                <w:lang w:val="en-US"/>
-              </w:rPr>
-              <w:t>{{ item</w:t>
-            </w:r>
-            <w:proofErr w:type="gramEnd"/>
-            <w:r>
-              <w:rPr>
-                <w:lang w:val="en-US"/>
-              </w:rPr>
-              <w:t>.file_name }}</w:t>
+            <w:r>
+              <w:rPr>
+                <w:lang w:val="en-US"/>
+              </w:rPr>
+              <w:t xml:space="preserve">{{ </w:t>
+            </w:r>
+            <w:proofErr w:type="spellStart"/>
+            <w:r>
+              <w:rPr>
+                <w:lang w:val="en-US"/>
+              </w:rPr>
+              <w:t>item.file_name</w:t>
+            </w:r>
+            <w:proofErr w:type="spellEnd"/>
+            <w:r>
+              <w:rPr>
+                <w:lang w:val="en-US"/>
+              </w:rPr>
+              <w:t xml:space="preserve"> }}</w:t>
             </w:r>
             <w:r>
               <w:rPr>
@@ -3217,14 +3346,20 @@
               </w:rPr>
               <w:t xml:space="preserve">{% </w:t>
             </w:r>
-            <w:proofErr w:type="gramStart"/>
-            <w:r>
-              <w:rPr>
-                <w:lang w:val="en-US"/>
-              </w:rPr>
-              <w:t>endfor %}</w:t>
-            </w:r>
-            <w:proofErr w:type="gramEnd"/>
+            <w:proofErr w:type="spellStart"/>
+            <w:r>
+              <w:rPr>
+                <w:lang w:val="en-US"/>
+              </w:rPr>
+              <w:t>endfor</w:t>
+            </w:r>
+            <w:proofErr w:type="spellEnd"/>
+            <w:r>
+              <w:rPr>
+                <w:lang w:val="en-US"/>
+              </w:rPr>
+              <w:t xml:space="preserve"> %}</w:t>
+            </w:r>
           </w:p>
           <w:p>
             <w:pPr>
@@ -3256,16 +3391,22 @@
               <w:rPr>
                 <w:lang w:val="en-US"/>
               </w:rPr>
-              <w:t>{% for item in template_dict.file_open.not_</w:t>
-            </w:r>
-            <w:proofErr w:type="gramStart"/>
-            <w:r>
-              <w:rPr>
-                <w:lang w:val="en-US"/>
-              </w:rPr>
-              <w:t>checked %}</w:t>
-            </w:r>
-            <w:proofErr w:type="gramEnd"/>
+              <w:t xml:space="preserve">{% for item in </w:t>
+            </w:r>
+            <w:proofErr w:type="spellStart"/>
+            <w:r>
+              <w:rPr>
+                <w:lang w:val="en-US"/>
+              </w:rPr>
+              <w:t>template_dict.file_open.not_checked</w:t>
+            </w:r>
+            <w:proofErr w:type="spellEnd"/>
+            <w:r>
+              <w:rPr>
+                <w:lang w:val="en-US"/>
+              </w:rPr>
+              <w:t xml:space="preserve"> %}</w:t>
+            </w:r>
           </w:p>
           <w:p>
             <w:pPr>
@@ -3278,28 +3419,40 @@
                 <w:lang w:val="en-US"/>
               </w:rPr>
             </w:pPr>
-            <w:proofErr w:type="gramStart"/>
-            <w:r>
-              <w:rPr>
-                <w:lang w:val="en-US"/>
-              </w:rPr>
-              <w:t>{{ item</w:t>
-            </w:r>
-            <w:proofErr w:type="gramEnd"/>
-            <w:r>
-              <w:rPr>
-                <w:lang w:val="en-US"/>
-              </w:rPr>
-              <w:t xml:space="preserve">.file_name }}{% </w:t>
-            </w:r>
-            <w:proofErr w:type="gramStart"/>
-            <w:r>
-              <w:rPr>
-                <w:lang w:val="en-US"/>
-              </w:rPr>
-              <w:t>endfor %}</w:t>
-            </w:r>
-            <w:proofErr w:type="gramEnd"/>
+            <w:r>
+              <w:rPr>
+                <w:lang w:val="en-US"/>
+              </w:rPr>
+              <w:t xml:space="preserve">{{ </w:t>
+            </w:r>
+            <w:proofErr w:type="spellStart"/>
+            <w:r>
+              <w:rPr>
+                <w:lang w:val="en-US"/>
+              </w:rPr>
+              <w:t>item.file_name</w:t>
+            </w:r>
+            <w:proofErr w:type="spellEnd"/>
+            <w:r>
+              <w:rPr>
+                <w:lang w:val="en-US"/>
+              </w:rPr>
+              <w:t xml:space="preserve"> }}{% </w:t>
+            </w:r>
+            <w:proofErr w:type="spellStart"/>
+            <w:r>
+              <w:rPr>
+                <w:lang w:val="en-US"/>
+              </w:rPr>
+              <w:t>endfor</w:t>
+            </w:r>
+            <w:proofErr w:type="spellEnd"/>
+            <w:r>
+              <w:rPr>
+                <w:lang w:val="en-US"/>
+              </w:rPr>
+              <w:t xml:space="preserve"> %}</w:t>
+            </w:r>
           </w:p>
           <w:p>
             <w:pPr>
@@ -3445,24 +3598,14 @@
                 <w:bCs/>
                 <w:lang w:val="en-US"/>
               </w:rPr>
-              <w:t>&lt;&gt;:"/\</w:t>
-            </w:r>
-            <w:proofErr w:type="gramStart"/>
+              <w:t>&lt;&gt;:"/\|?*</w:t>
+            </w:r>
             <w:r>
               <w:rPr>
                 <w:b/>
                 <w:bCs/>
                 <w:lang w:val="en-US"/>
               </w:rPr>
-              <w:t>|?*</w:t>
-            </w:r>
-            <w:proofErr w:type="gramEnd"/>
-            <w:r>
-              <w:rPr>
-                <w:b/>
-                <w:bCs/>
-                <w:lang w:val="en-US"/>
-              </w:rPr>
               <w:t>,@$~)?</w:t>
             </w:r>
           </w:p>
@@ -3525,91 +3668,91 @@
               <w:rPr>
                 <w:lang w:val="en-US"/>
               </w:rPr>
-              <w:t>{% if template_</w:t>
-            </w:r>
-            <w:proofErr w:type="gramStart"/>
-            <w:r>
-              <w:rPr>
-                <w:lang w:val="en-US"/>
-              </w:rPr>
-              <w:t>dict.special</w:t>
-            </w:r>
-            <w:proofErr w:type="gramEnd"/>
-            <w:r>
-              <w:rPr>
-                <w:lang w:val="en-US"/>
-              </w:rPr>
-              <w:t>_characters.comments|length == 0 %}X{% endif %}</w:t>
-            </w:r>
-          </w:p>
-        </w:tc>
-        <w:tc>
-          <w:tcPr>
-            <w:tcW w:w="0" w:type="auto"/>
-            <w:tcBorders>
-              <w:top w:val="single" w:sz="8" w:space="0" w:color="000000"/>
-              <w:left w:val="single" w:sz="8" w:space="0" w:color="000000"/>
-              <w:bottom w:val="single" w:sz="8" w:space="0" w:color="000000"/>
-              <w:right w:val="single" w:sz="8" w:space="0" w:color="000000"/>
-            </w:tcBorders>
-            <w:tcMar>
-              <w:top w:w="100" w:type="dxa"/>
-              <w:left w:w="100" w:type="dxa"/>
-              <w:bottom w:w="100" w:type="dxa"/>
-              <w:right w:w="100" w:type="dxa"/>
-            </w:tcMar>
-            <w:hideMark/>
-          </w:tcPr>
-          <w:p>
-            <w:pPr>
-              <w:rPr>
-                <w:lang w:val="en-US"/>
-              </w:rPr>
-            </w:pPr>
-          </w:p>
-        </w:tc>
-        <w:tc>
-          <w:tcPr>
-            <w:tcW w:w="0" w:type="auto"/>
-            <w:tcBorders>
-              <w:top w:val="single" w:sz="8" w:space="0" w:color="000000"/>
-              <w:left w:val="single" w:sz="8" w:space="0" w:color="000000"/>
-              <w:bottom w:val="single" w:sz="8" w:space="0" w:color="000000"/>
-              <w:right w:val="single" w:sz="8" w:space="0" w:color="000000"/>
-            </w:tcBorders>
-            <w:tcMar>
-              <w:top w:w="100" w:type="dxa"/>
-              <w:left w:w="100" w:type="dxa"/>
-              <w:bottom w:w="100" w:type="dxa"/>
-              <w:right w:w="100" w:type="dxa"/>
-            </w:tcMar>
-            <w:hideMark/>
-          </w:tcPr>
-          <w:p>
-            <w:pPr>
-              <w:rPr>
-                <w:lang w:val="en-US"/>
-              </w:rPr>
-            </w:pPr>
-            <w:r>
-              <w:rPr>
-                <w:lang w:val="en-US"/>
-              </w:rPr>
-              <w:t>{% if template_</w:t>
-            </w:r>
-            <w:proofErr w:type="gramStart"/>
-            <w:r>
-              <w:rPr>
-                <w:lang w:val="en-US"/>
-              </w:rPr>
-              <w:t>dict.special</w:t>
-            </w:r>
-            <w:proofErr w:type="gramEnd"/>
-            <w:r>
-              <w:rPr>
-                <w:lang w:val="en-US"/>
-              </w:rPr>
-              <w:t>_characters.comments|length &gt; 0 %}X{% endif %}</w:t>
+              <w:t xml:space="preserve">{% if </w:t>
+            </w:r>
+            <w:proofErr w:type="spellStart"/>
+            <w:r>
+              <w:rPr>
+                <w:lang w:val="en-US"/>
+              </w:rPr>
+              <w:t>template_dict.special_characters.comments|length</w:t>
+            </w:r>
+            <w:proofErr w:type="spellEnd"/>
+            <w:r>
+              <w:rPr>
+                <w:lang w:val="en-US"/>
+              </w:rPr>
+              <w:t xml:space="preserve"> == 0 %}X{% endif %}</w:t>
+            </w:r>
+          </w:p>
+        </w:tc>
+        <w:tc>
+          <w:tcPr>
+            <w:tcW w:w="0" w:type="auto"/>
+            <w:tcBorders>
+              <w:top w:val="single" w:sz="8" w:space="0" w:color="000000"/>
+              <w:left w:val="single" w:sz="8" w:space="0" w:color="000000"/>
+              <w:bottom w:val="single" w:sz="8" w:space="0" w:color="000000"/>
+              <w:right w:val="single" w:sz="8" w:space="0" w:color="000000"/>
+            </w:tcBorders>
+            <w:tcMar>
+              <w:top w:w="100" w:type="dxa"/>
+              <w:left w:w="100" w:type="dxa"/>
+              <w:bottom w:w="100" w:type="dxa"/>
+              <w:right w:w="100" w:type="dxa"/>
+            </w:tcMar>
+            <w:hideMark/>
+          </w:tcPr>
+          <w:p>
+            <w:pPr>
+              <w:rPr>
+                <w:lang w:val="en-US"/>
+              </w:rPr>
+            </w:pPr>
+          </w:p>
+        </w:tc>
+        <w:tc>
+          <w:tcPr>
+            <w:tcW w:w="0" w:type="auto"/>
+            <w:tcBorders>
+              <w:top w:val="single" w:sz="8" w:space="0" w:color="000000"/>
+              <w:left w:val="single" w:sz="8" w:space="0" w:color="000000"/>
+              <w:bottom w:val="single" w:sz="8" w:space="0" w:color="000000"/>
+              <w:right w:val="single" w:sz="8" w:space="0" w:color="000000"/>
+            </w:tcBorders>
+            <w:tcMar>
+              <w:top w:w="100" w:type="dxa"/>
+              <w:left w:w="100" w:type="dxa"/>
+              <w:bottom w:w="100" w:type="dxa"/>
+              <w:right w:w="100" w:type="dxa"/>
+            </w:tcMar>
+            <w:hideMark/>
+          </w:tcPr>
+          <w:p>
+            <w:pPr>
+              <w:rPr>
+                <w:lang w:val="en-US"/>
+              </w:rPr>
+            </w:pPr>
+            <w:r>
+              <w:rPr>
+                <w:lang w:val="en-US"/>
+              </w:rPr>
+              <w:t xml:space="preserve">{% if </w:t>
+            </w:r>
+            <w:proofErr w:type="spellStart"/>
+            <w:r>
+              <w:rPr>
+                <w:lang w:val="en-US"/>
+              </w:rPr>
+              <w:t>template_dict.special_characters.comments|length</w:t>
+            </w:r>
+            <w:proofErr w:type="spellEnd"/>
+            <w:r>
+              <w:rPr>
+                <w:lang w:val="en-US"/>
+              </w:rPr>
+              <w:t xml:space="preserve"> &gt; 0 %}X{% endif %}</w:t>
             </w:r>
           </w:p>
         </w:tc>
@@ -3702,21 +3845,21 @@
               <w:rPr>
                 <w:lang w:val="en-US"/>
               </w:rPr>
-              <w:t>{% for item in template_</w:t>
-            </w:r>
-            <w:proofErr w:type="gramStart"/>
-            <w:r>
-              <w:rPr>
-                <w:lang w:val="en-US"/>
-              </w:rPr>
-              <w:t>dict.special</w:t>
-            </w:r>
-            <w:proofErr w:type="gramEnd"/>
-            <w:r>
-              <w:rPr>
-                <w:lang w:val="en-US"/>
-              </w:rPr>
-              <w:t>_characters.comments %}</w:t>
+              <w:t xml:space="preserve">{% for item in </w:t>
+            </w:r>
+            <w:proofErr w:type="spellStart"/>
+            <w:r>
+              <w:rPr>
+                <w:lang w:val="en-US"/>
+              </w:rPr>
+              <w:t>template_dict.special_characters.comments</w:t>
+            </w:r>
+            <w:proofErr w:type="spellEnd"/>
+            <w:r>
+              <w:rPr>
+                <w:lang w:val="en-US"/>
+              </w:rPr>
+              <w:t xml:space="preserve"> %}</w:t>
             </w:r>
           </w:p>
           <w:p>
@@ -3730,19 +3873,39 @@
                 <w:lang w:val="en-US"/>
               </w:rPr>
             </w:pPr>
-            <w:proofErr w:type="gramStart"/>
-            <w:r>
-              <w:rPr>
-                <w:lang w:val="en-US"/>
-              </w:rPr>
-              <w:t>{{ item</w:t>
-            </w:r>
-            <w:proofErr w:type="gramEnd"/>
-            <w:r>
-              <w:rPr>
-                <w:lang w:val="en-US"/>
-              </w:rPr>
-              <w:t>.file_name }}{% endfor %}</w:t>
+            <w:r>
+              <w:rPr>
+                <w:lang w:val="en-US"/>
+              </w:rPr>
+              <w:t xml:space="preserve">{{ </w:t>
+            </w:r>
+            <w:proofErr w:type="spellStart"/>
+            <w:r>
+              <w:rPr>
+                <w:lang w:val="en-US"/>
+              </w:rPr>
+              <w:t>item.file_name</w:t>
+            </w:r>
+            <w:proofErr w:type="spellEnd"/>
+            <w:r>
+              <w:rPr>
+                <w:lang w:val="en-US"/>
+              </w:rPr>
+              <w:t xml:space="preserve"> }}{% </w:t>
+            </w:r>
+            <w:proofErr w:type="spellStart"/>
+            <w:r>
+              <w:rPr>
+                <w:lang w:val="en-US"/>
+              </w:rPr>
+              <w:t>endfor</w:t>
+            </w:r>
+            <w:proofErr w:type="spellEnd"/>
+            <w:r>
+              <w:rPr>
+                <w:lang w:val="en-US"/>
+              </w:rPr>
+              <w:t xml:space="preserve"> %}</w:t>
             </w:r>
           </w:p>
         </w:tc>
@@ -3934,21 +4097,21 @@
               <w:rPr>
                 <w:lang w:val="en-US"/>
               </w:rPr>
-              <w:t>{% if template_</w:t>
-            </w:r>
-            <w:proofErr w:type="gramStart"/>
-            <w:r>
-              <w:rPr>
-                <w:lang w:val="en-US"/>
-              </w:rPr>
-              <w:t>dict.readme</w:t>
-            </w:r>
-            <w:proofErr w:type="gramEnd"/>
-            <w:r>
-              <w:rPr>
-                <w:lang w:val="en-US"/>
-              </w:rPr>
-              <w:t xml:space="preserve">_file.comments|length </w:t>
+              <w:t xml:space="preserve">{% if </w:t>
+            </w:r>
+            <w:proofErr w:type="spellStart"/>
+            <w:r>
+              <w:rPr>
+                <w:lang w:val="en-US"/>
+              </w:rPr>
+              <w:t>template_dict.readme_file.comments|length</w:t>
+            </w:r>
+            <w:proofErr w:type="spellEnd"/>
+            <w:r>
+              <w:rPr>
+                <w:lang w:val="en-US"/>
+              </w:rPr>
+              <w:t xml:space="preserve"> </w:t>
             </w:r>
             <w:r>
               <w:rPr>
@@ -4017,21 +4180,21 @@
               <w:rPr>
                 <w:lang w:val="en-US"/>
               </w:rPr>
-              <w:t>{% if template_</w:t>
-            </w:r>
-            <w:proofErr w:type="gramStart"/>
-            <w:r>
-              <w:rPr>
-                <w:lang w:val="en-US"/>
-              </w:rPr>
-              <w:t>dict.file</w:t>
-            </w:r>
-            <w:proofErr w:type="gramEnd"/>
-            <w:r>
-              <w:rPr>
-                <w:lang w:val="en-US"/>
-              </w:rPr>
-              <w:t>_ext.comments|length &gt; 0 %}X{% endif %}</w:t>
+              <w:t xml:space="preserve">{% if </w:t>
+            </w:r>
+            <w:proofErr w:type="spellStart"/>
+            <w:r>
+              <w:rPr>
+                <w:lang w:val="en-US"/>
+              </w:rPr>
+              <w:t>template_dict.file_ext.comments|length</w:t>
+            </w:r>
+            <w:proofErr w:type="spellEnd"/>
+            <w:r>
+              <w:rPr>
+                <w:lang w:val="en-US"/>
+              </w:rPr>
+              <w:t xml:space="preserve"> &gt; 0 %}X{% endif %}</w:t>
             </w:r>
           </w:p>
         </w:tc>
@@ -4124,21 +4287,21 @@
               <w:rPr>
                 <w:lang w:val="en-US"/>
               </w:rPr>
-              <w:t>{% for item in template_</w:t>
-            </w:r>
-            <w:proofErr w:type="gramStart"/>
-            <w:r>
-              <w:rPr>
-                <w:lang w:val="en-US"/>
-              </w:rPr>
-              <w:t>dict.file</w:t>
-            </w:r>
-            <w:proofErr w:type="gramEnd"/>
-            <w:r>
-              <w:rPr>
-                <w:lang w:val="en-US"/>
-              </w:rPr>
-              <w:t>_ext.comments %}</w:t>
+              <w:t xml:space="preserve">{% for item in </w:t>
+            </w:r>
+            <w:proofErr w:type="spellStart"/>
+            <w:r>
+              <w:rPr>
+                <w:lang w:val="en-US"/>
+              </w:rPr>
+              <w:t>template_dict.file_ext.comments</w:t>
+            </w:r>
+            <w:proofErr w:type="spellEnd"/>
+            <w:r>
+              <w:rPr>
+                <w:lang w:val="en-US"/>
+              </w:rPr>
+              <w:t xml:space="preserve"> %}</w:t>
             </w:r>
           </w:p>
           <w:p>
@@ -4152,19 +4315,39 @@
                 <w:lang w:val="en-US"/>
               </w:rPr>
             </w:pPr>
-            <w:proofErr w:type="gramStart"/>
-            <w:r>
-              <w:rPr>
-                <w:lang w:val="en-US"/>
-              </w:rPr>
-              <w:t>{{ item</w:t>
-            </w:r>
-            <w:proofErr w:type="gramEnd"/>
-            <w:r>
-              <w:rPr>
-                <w:lang w:val="en-US"/>
-              </w:rPr>
-              <w:t>.file_name }}{% endfor %}</w:t>
+            <w:r>
+              <w:rPr>
+                <w:lang w:val="en-US"/>
+              </w:rPr>
+              <w:t xml:space="preserve">{{ </w:t>
+            </w:r>
+            <w:proofErr w:type="spellStart"/>
+            <w:r>
+              <w:rPr>
+                <w:lang w:val="en-US"/>
+              </w:rPr>
+              <w:t>item.file_name</w:t>
+            </w:r>
+            <w:proofErr w:type="spellEnd"/>
+            <w:r>
+              <w:rPr>
+                <w:lang w:val="en-US"/>
+              </w:rPr>
+              <w:t xml:space="preserve"> }}{% </w:t>
+            </w:r>
+            <w:proofErr w:type="spellStart"/>
+            <w:r>
+              <w:rPr>
+                <w:lang w:val="en-US"/>
+              </w:rPr>
+              <w:t>endfor</w:t>
+            </w:r>
+            <w:proofErr w:type="spellEnd"/>
+            <w:r>
+              <w:rPr>
+                <w:lang w:val="en-US"/>
+              </w:rPr>
+              <w:t xml:space="preserve"> %}</w:t>
             </w:r>
           </w:p>
         </w:tc>
@@ -4357,20 +4540,263 @@
               <w:rPr>
                 <w:lang w:val="en-US"/>
               </w:rPr>
-              <w:t>{% if template_dict.</w:t>
-            </w:r>
-            <w:r>
-              <w:rPr>
-                <w:lang w:val="en-US"/>
-              </w:rPr>
-              <w:t xml:space="preserve"> common_file_</w:t>
-            </w:r>
-            <w:proofErr w:type="gramStart"/>
-            <w:r>
-              <w:rPr>
-                <w:lang w:val="en-US"/>
-              </w:rPr>
-              <w:t>format</w:t>
+              <w:t xml:space="preserve">{% if </w:t>
+            </w:r>
+            <w:proofErr w:type="spellStart"/>
+            <w:r>
+              <w:rPr>
+                <w:lang w:val="en-US"/>
+              </w:rPr>
+              <w:t>template_dict</w:t>
+            </w:r>
+            <w:proofErr w:type="spellEnd"/>
+            <w:r>
+              <w:rPr>
+                <w:lang w:val="en-US"/>
+              </w:rPr>
+              <w:t>.</w:t>
+            </w:r>
+            <w:r>
+              <w:rPr>
+                <w:lang w:val="en-US"/>
+              </w:rPr>
+              <w:t xml:space="preserve"> </w:t>
+            </w:r>
+            <w:proofErr w:type="spellStart"/>
+            <w:r>
+              <w:rPr>
+                <w:lang w:val="en-US"/>
+              </w:rPr>
+              <w:t>common_file_format</w:t>
+            </w:r>
+            <w:r>
+              <w:rPr>
+                <w:lang w:val="en-US"/>
+              </w:rPr>
+              <w:t>.comments|length</w:t>
+            </w:r>
+            <w:proofErr w:type="spellEnd"/>
+            <w:r>
+              <w:rPr>
+                <w:lang w:val="en-US"/>
+              </w:rPr>
+              <w:t xml:space="preserve"> </w:t>
+            </w:r>
+            <w:r>
+              <w:rPr>
+                <w:rFonts w:hint="eastAsia"/>
+                <w:lang w:val="en-US"/>
+              </w:rPr>
+              <w:t>==</w:t>
+            </w:r>
+            <w:r>
+              <w:rPr>
+                <w:lang w:val="en-US"/>
+              </w:rPr>
+              <w:t xml:space="preserve"> 0 %}X{% endif %}</w:t>
+            </w:r>
+          </w:p>
+        </w:tc>
+        <w:tc>
+          <w:tcPr>
+            <w:tcW w:w="0" w:type="auto"/>
+            <w:tcBorders>
+              <w:top w:val="single" w:sz="8" w:space="0" w:color="000000"/>
+              <w:left w:val="single" w:sz="8" w:space="0" w:color="000000"/>
+              <w:bottom w:val="single" w:sz="8" w:space="0" w:color="000000"/>
+              <w:right w:val="single" w:sz="8" w:space="0" w:color="000000"/>
+            </w:tcBorders>
+            <w:tcMar>
+              <w:top w:w="100" w:type="dxa"/>
+              <w:left w:w="100" w:type="dxa"/>
+              <w:bottom w:w="100" w:type="dxa"/>
+              <w:right w:w="100" w:type="dxa"/>
+            </w:tcMar>
+            <w:hideMark/>
+          </w:tcPr>
+          <w:p>
+            <w:pPr>
+              <w:rPr>
+                <w:lang w:val="en-US"/>
+              </w:rPr>
+            </w:pPr>
+          </w:p>
+        </w:tc>
+        <w:tc>
+          <w:tcPr>
+            <w:tcW w:w="0" w:type="auto"/>
+            <w:tcBorders>
+              <w:top w:val="single" w:sz="8" w:space="0" w:color="000000"/>
+              <w:left w:val="single" w:sz="8" w:space="0" w:color="000000"/>
+              <w:bottom w:val="single" w:sz="8" w:space="0" w:color="000000"/>
+              <w:right w:val="single" w:sz="8" w:space="0" w:color="000000"/>
+            </w:tcBorders>
+            <w:tcMar>
+              <w:top w:w="100" w:type="dxa"/>
+              <w:left w:w="100" w:type="dxa"/>
+              <w:bottom w:w="100" w:type="dxa"/>
+              <w:right w:w="100" w:type="dxa"/>
+            </w:tcMar>
+            <w:hideMark/>
+          </w:tcPr>
+          <w:p>
+            <w:pPr>
+              <w:rPr>
+                <w:lang w:val="en-US"/>
+              </w:rPr>
+            </w:pPr>
+            <w:r>
+              <w:rPr>
+                <w:lang w:val="en-US"/>
+              </w:rPr>
+              <w:t xml:space="preserve">{% if </w:t>
+            </w:r>
+            <w:proofErr w:type="spellStart"/>
+            <w:r>
+              <w:rPr>
+                <w:lang w:val="en-US"/>
+              </w:rPr>
+              <w:t>template_dict</w:t>
+            </w:r>
+            <w:proofErr w:type="spellEnd"/>
+            <w:r>
+              <w:rPr>
+                <w:lang w:val="en-US"/>
+              </w:rPr>
+              <w:t>.</w:t>
+            </w:r>
+            <w:r>
+              <w:rPr>
+                <w:lang w:val="en-US"/>
+              </w:rPr>
+              <w:t xml:space="preserve"> </w:t>
+            </w:r>
+            <w:proofErr w:type="spellStart"/>
+            <w:r>
+              <w:rPr>
+                <w:lang w:val="en-US"/>
+              </w:rPr>
+              <w:t>common_file_format</w:t>
+            </w:r>
+            <w:r>
+              <w:rPr>
+                <w:lang w:val="en-US"/>
+              </w:rPr>
+              <w:t>.comments|length</w:t>
+            </w:r>
+            <w:proofErr w:type="spellEnd"/>
+            <w:r>
+              <w:rPr>
+                <w:lang w:val="en-US"/>
+              </w:rPr>
+              <w:t xml:space="preserve"> &gt; 0 %}X{% endif %}</w:t>
+            </w:r>
+          </w:p>
+        </w:tc>
+        <w:tc>
+          <w:tcPr>
+            <w:tcW w:w="0" w:type="auto"/>
+            <w:tcBorders>
+              <w:top w:val="single" w:sz="8" w:space="0" w:color="000000"/>
+              <w:left w:val="single" w:sz="8" w:space="0" w:color="000000"/>
+              <w:bottom w:val="single" w:sz="8" w:space="0" w:color="000000"/>
+              <w:right w:val="single" w:sz="8" w:space="0" w:color="000000"/>
+            </w:tcBorders>
+            <w:tcMar>
+              <w:top w:w="100" w:type="dxa"/>
+              <w:left w:w="100" w:type="dxa"/>
+              <w:bottom w:w="100" w:type="dxa"/>
+              <w:right w:w="100" w:type="dxa"/>
+            </w:tcMar>
+            <w:hideMark/>
+          </w:tcPr>
+          <w:p>
+            <w:pPr>
+              <w:rPr>
+                <w:lang w:val="en-US"/>
+              </w:rPr>
+            </w:pPr>
+          </w:p>
+        </w:tc>
+        <w:tc>
+          <w:tcPr>
+            <w:tcW w:w="0" w:type="auto"/>
+            <w:tcBorders>
+              <w:top w:val="single" w:sz="8" w:space="0" w:color="000000"/>
+              <w:left w:val="single" w:sz="8" w:space="0" w:color="000000"/>
+              <w:bottom w:val="single" w:sz="8" w:space="0" w:color="000000"/>
+              <w:right w:val="single" w:sz="8" w:space="0" w:color="000000"/>
+            </w:tcBorders>
+            <w:tcMar>
+              <w:top w:w="100" w:type="dxa"/>
+              <w:left w:w="100" w:type="dxa"/>
+              <w:bottom w:w="100" w:type="dxa"/>
+              <w:right w:w="100" w:type="dxa"/>
+            </w:tcMar>
+            <w:hideMark/>
+          </w:tcPr>
+          <w:p>
+            <w:pPr>
+              <w:rPr>
+                <w:lang w:val="en-US"/>
+              </w:rPr>
+            </w:pPr>
+          </w:p>
+        </w:tc>
+        <w:tc>
+          <w:tcPr>
+            <w:tcW w:w="0" w:type="auto"/>
+            <w:tcBorders>
+              <w:top w:val="single" w:sz="8" w:space="0" w:color="000000"/>
+              <w:left w:val="single" w:sz="8" w:space="0" w:color="000000"/>
+              <w:bottom w:val="single" w:sz="8" w:space="0" w:color="000000"/>
+              <w:right w:val="single" w:sz="8" w:space="0" w:color="000000"/>
+            </w:tcBorders>
+            <w:tcMar>
+              <w:top w:w="100" w:type="dxa"/>
+              <w:left w:w="100" w:type="dxa"/>
+              <w:bottom w:w="100" w:type="dxa"/>
+              <w:right w:w="100" w:type="dxa"/>
+            </w:tcMar>
+            <w:hideMark/>
+          </w:tcPr>
+          <w:p>
+            <w:pPr>
+              <w:rPr>
+                <w:lang w:val="en-US"/>
+              </w:rPr>
+            </w:pPr>
+            <w:r>
+              <w:rPr>
+                <w:lang w:val="en-US"/>
+              </w:rPr>
+              <w:t>List all files that do not appear on the common file format list:</w:t>
+            </w:r>
+          </w:p>
+          <w:p>
+            <w:pPr>
+              <w:rPr>
+                <w:lang w:val="en-US"/>
+              </w:rPr>
+            </w:pPr>
+            <w:r>
+              <w:rPr>
+                <w:lang w:val="en-US"/>
+              </w:rPr>
+              <w:t xml:space="preserve">{% for item in </w:t>
+            </w:r>
+            <w:proofErr w:type="spellStart"/>
+            <w:r>
+              <w:rPr>
+                <w:lang w:val="en-US"/>
+              </w:rPr>
+              <w:t>template_dict.</w:t>
+            </w:r>
+            <w:r>
+              <w:rPr>
+                <w:lang w:val="en-US"/>
+              </w:rPr>
+              <w:t>common_file_format</w:t>
             </w:r>
             <w:r>
               <w:rPr>
@@ -4378,227 +4804,12 @@
               </w:rPr>
               <w:t>.comments</w:t>
             </w:r>
-            <w:proofErr w:type="gramEnd"/>
-            <w:r>
-              <w:rPr>
-                <w:lang w:val="en-US"/>
-              </w:rPr>
-              <w:t xml:space="preserve">|length </w:t>
-            </w:r>
-            <w:r>
-              <w:rPr>
-                <w:rFonts w:hint="eastAsia"/>
-                <w:lang w:val="en-US"/>
-              </w:rPr>
-              <w:t>==</w:t>
-            </w:r>
-            <w:r>
-              <w:rPr>
-                <w:lang w:val="en-US"/>
-              </w:rPr>
-              <w:t xml:space="preserve"> 0 %}X{% endif %}</w:t>
-            </w:r>
-          </w:p>
-        </w:tc>
-        <w:tc>
-          <w:tcPr>
-            <w:tcW w:w="0" w:type="auto"/>
-            <w:tcBorders>
-              <w:top w:val="single" w:sz="8" w:space="0" w:color="000000"/>
-              <w:left w:val="single" w:sz="8" w:space="0" w:color="000000"/>
-              <w:bottom w:val="single" w:sz="8" w:space="0" w:color="000000"/>
-              <w:right w:val="single" w:sz="8" w:space="0" w:color="000000"/>
-            </w:tcBorders>
-            <w:tcMar>
-              <w:top w:w="100" w:type="dxa"/>
-              <w:left w:w="100" w:type="dxa"/>
-              <w:bottom w:w="100" w:type="dxa"/>
-              <w:right w:w="100" w:type="dxa"/>
-            </w:tcMar>
-            <w:hideMark/>
-          </w:tcPr>
-          <w:p>
-            <w:pPr>
-              <w:rPr>
-                <w:lang w:val="en-US"/>
-              </w:rPr>
-            </w:pPr>
-          </w:p>
-        </w:tc>
-        <w:tc>
-          <w:tcPr>
-            <w:tcW w:w="0" w:type="auto"/>
-            <w:tcBorders>
-              <w:top w:val="single" w:sz="8" w:space="0" w:color="000000"/>
-              <w:left w:val="single" w:sz="8" w:space="0" w:color="000000"/>
-              <w:bottom w:val="single" w:sz="8" w:space="0" w:color="000000"/>
-              <w:right w:val="single" w:sz="8" w:space="0" w:color="000000"/>
-            </w:tcBorders>
-            <w:tcMar>
-              <w:top w:w="100" w:type="dxa"/>
-              <w:left w:w="100" w:type="dxa"/>
-              <w:bottom w:w="100" w:type="dxa"/>
-              <w:right w:w="100" w:type="dxa"/>
-            </w:tcMar>
-            <w:hideMark/>
-          </w:tcPr>
-          <w:p>
-            <w:pPr>
-              <w:rPr>
-                <w:lang w:val="en-US"/>
-              </w:rPr>
-            </w:pPr>
-            <w:r>
-              <w:rPr>
-                <w:lang w:val="en-US"/>
-              </w:rPr>
-              <w:t>{% if template_dict.</w:t>
-            </w:r>
-            <w:r>
-              <w:rPr>
-                <w:lang w:val="en-US"/>
-              </w:rPr>
-              <w:t xml:space="preserve"> common_file_</w:t>
-            </w:r>
-            <w:proofErr w:type="gramStart"/>
-            <w:r>
-              <w:rPr>
-                <w:lang w:val="en-US"/>
-              </w:rPr>
-              <w:t>format</w:t>
-            </w:r>
-            <w:r>
-              <w:rPr>
-                <w:lang w:val="en-US"/>
-              </w:rPr>
-              <w:t>.comments</w:t>
-            </w:r>
-            <w:proofErr w:type="gramEnd"/>
-            <w:r>
-              <w:rPr>
-                <w:lang w:val="en-US"/>
-              </w:rPr>
-              <w:t>|length &gt; 0 %}X{% endif %}</w:t>
-            </w:r>
-          </w:p>
-        </w:tc>
-        <w:tc>
-          <w:tcPr>
-            <w:tcW w:w="0" w:type="auto"/>
-            <w:tcBorders>
-              <w:top w:val="single" w:sz="8" w:space="0" w:color="000000"/>
-              <w:left w:val="single" w:sz="8" w:space="0" w:color="000000"/>
-              <w:bottom w:val="single" w:sz="8" w:space="0" w:color="000000"/>
-              <w:right w:val="single" w:sz="8" w:space="0" w:color="000000"/>
-            </w:tcBorders>
-            <w:tcMar>
-              <w:top w:w="100" w:type="dxa"/>
-              <w:left w:w="100" w:type="dxa"/>
-              <w:bottom w:w="100" w:type="dxa"/>
-              <w:right w:w="100" w:type="dxa"/>
-            </w:tcMar>
-            <w:hideMark/>
-          </w:tcPr>
-          <w:p>
-            <w:pPr>
-              <w:rPr>
-                <w:lang w:val="en-US"/>
-              </w:rPr>
-            </w:pPr>
-          </w:p>
-        </w:tc>
-        <w:tc>
-          <w:tcPr>
-            <w:tcW w:w="0" w:type="auto"/>
-            <w:tcBorders>
-              <w:top w:val="single" w:sz="8" w:space="0" w:color="000000"/>
-              <w:left w:val="single" w:sz="8" w:space="0" w:color="000000"/>
-              <w:bottom w:val="single" w:sz="8" w:space="0" w:color="000000"/>
-              <w:right w:val="single" w:sz="8" w:space="0" w:color="000000"/>
-            </w:tcBorders>
-            <w:tcMar>
-              <w:top w:w="100" w:type="dxa"/>
-              <w:left w:w="100" w:type="dxa"/>
-              <w:bottom w:w="100" w:type="dxa"/>
-              <w:right w:w="100" w:type="dxa"/>
-            </w:tcMar>
-            <w:hideMark/>
-          </w:tcPr>
-          <w:p>
-            <w:pPr>
-              <w:rPr>
-                <w:lang w:val="en-US"/>
-              </w:rPr>
-            </w:pPr>
-          </w:p>
-        </w:tc>
-        <w:tc>
-          <w:tcPr>
-            <w:tcW w:w="0" w:type="auto"/>
-            <w:tcBorders>
-              <w:top w:val="single" w:sz="8" w:space="0" w:color="000000"/>
-              <w:left w:val="single" w:sz="8" w:space="0" w:color="000000"/>
-              <w:bottom w:val="single" w:sz="8" w:space="0" w:color="000000"/>
-              <w:right w:val="single" w:sz="8" w:space="0" w:color="000000"/>
-            </w:tcBorders>
-            <w:tcMar>
-              <w:top w:w="100" w:type="dxa"/>
-              <w:left w:w="100" w:type="dxa"/>
-              <w:bottom w:w="100" w:type="dxa"/>
-              <w:right w:w="100" w:type="dxa"/>
-            </w:tcMar>
-            <w:hideMark/>
-          </w:tcPr>
-          <w:p>
-            <w:pPr>
-              <w:rPr>
-                <w:lang w:val="en-US"/>
-              </w:rPr>
-            </w:pPr>
-            <w:r>
-              <w:rPr>
-                <w:lang w:val="en-US"/>
-              </w:rPr>
-              <w:t>List all files that do not appear on the common file format list:</w:t>
-            </w:r>
-          </w:p>
-          <w:p>
-            <w:pPr>
-              <w:rPr>
-                <w:lang w:val="en-US"/>
-              </w:rPr>
-            </w:pPr>
-            <w:r>
-              <w:rPr>
-                <w:lang w:val="en-US"/>
-              </w:rPr>
-              <w:t>{% for item in template_</w:t>
-            </w:r>
-            <w:proofErr w:type="gramStart"/>
-            <w:r>
-              <w:rPr>
-                <w:lang w:val="en-US"/>
-              </w:rPr>
-              <w:t>dict.</w:t>
-            </w:r>
-            <w:r>
-              <w:rPr>
-                <w:lang w:val="en-US"/>
-              </w:rPr>
-              <w:t>common</w:t>
-            </w:r>
-            <w:proofErr w:type="gramEnd"/>
-            <w:r>
-              <w:rPr>
-                <w:lang w:val="en-US"/>
-              </w:rPr>
-              <w:t>_file_format</w:t>
-            </w:r>
-            <w:r>
-              <w:rPr>
-                <w:lang w:val="en-US"/>
-              </w:rPr>
-              <w:t>.comments %}</w:t>
+            <w:proofErr w:type="spellEnd"/>
+            <w:r>
+              <w:rPr>
+                <w:lang w:val="en-US"/>
+              </w:rPr>
+              <w:t xml:space="preserve"> %}</w:t>
             </w:r>
           </w:p>
           <w:p>
@@ -4612,19 +4823,39 @@
                 <w:lang w:val="en-US"/>
               </w:rPr>
             </w:pPr>
-            <w:proofErr w:type="gramStart"/>
-            <w:r>
-              <w:rPr>
-                <w:lang w:val="en-US"/>
-              </w:rPr>
-              <w:t>{{ item</w:t>
-            </w:r>
-            <w:proofErr w:type="gramEnd"/>
-            <w:r>
-              <w:rPr>
-                <w:lang w:val="en-US"/>
-              </w:rPr>
-              <w:t>.file_name }}{% endfor %}</w:t>
+            <w:r>
+              <w:rPr>
+                <w:lang w:val="en-US"/>
+              </w:rPr>
+              <w:t xml:space="preserve">{{ </w:t>
+            </w:r>
+            <w:proofErr w:type="spellStart"/>
+            <w:r>
+              <w:rPr>
+                <w:lang w:val="en-US"/>
+              </w:rPr>
+              <w:t>item.file_name</w:t>
+            </w:r>
+            <w:proofErr w:type="spellEnd"/>
+            <w:r>
+              <w:rPr>
+                <w:lang w:val="en-US"/>
+              </w:rPr>
+              <w:t xml:space="preserve"> }}{% </w:t>
+            </w:r>
+            <w:proofErr w:type="spellStart"/>
+            <w:r>
+              <w:rPr>
+                <w:lang w:val="en-US"/>
+              </w:rPr>
+              <w:t>endfor</w:t>
+            </w:r>
+            <w:proofErr w:type="spellEnd"/>
+            <w:r>
+              <w:rPr>
+                <w:lang w:val="en-US"/>
+              </w:rPr>
+              <w:t xml:space="preserve"> %}</w:t>
             </w:r>
           </w:p>
         </w:tc>
@@ -5523,66 +5754,66 @@
               <w:rPr>
                 <w:lang w:val="en-US"/>
               </w:rPr>
-              <w:t>{% if template_</w:t>
-            </w:r>
-            <w:proofErr w:type="gramStart"/>
-            <w:r>
-              <w:rPr>
-                <w:lang w:val="en-US"/>
-              </w:rPr>
-              <w:t>dict.readme</w:t>
-            </w:r>
-            <w:proofErr w:type="gramEnd"/>
-            <w:r>
-              <w:rPr>
-                <w:lang w:val="en-US"/>
-              </w:rPr>
-              <w:t>_file.comments|length &gt; 0 %}X{% endif %}</w:t>
-            </w:r>
-          </w:p>
-        </w:tc>
-        <w:tc>
-          <w:tcPr>
-            <w:tcW w:w="0" w:type="auto"/>
-            <w:tcBorders>
-              <w:top w:val="single" w:sz="8" w:space="0" w:color="000000"/>
-              <w:left w:val="single" w:sz="8" w:space="0" w:color="000000"/>
-              <w:bottom w:val="single" w:sz="8" w:space="0" w:color="000000"/>
-              <w:right w:val="single" w:sz="8" w:space="0" w:color="000000"/>
-            </w:tcBorders>
-            <w:tcMar>
-              <w:top w:w="100" w:type="dxa"/>
-              <w:left w:w="100" w:type="dxa"/>
-              <w:bottom w:w="100" w:type="dxa"/>
-              <w:right w:w="100" w:type="dxa"/>
-            </w:tcMar>
-            <w:hideMark/>
-          </w:tcPr>
-          <w:p>
-            <w:pPr>
-              <w:rPr>
-                <w:lang w:val="en-US"/>
-              </w:rPr>
-            </w:pPr>
-            <w:r>
-              <w:rPr>
-                <w:lang w:val="en-US"/>
-              </w:rPr>
-              <w:t>{% if template_</w:t>
-            </w:r>
-            <w:proofErr w:type="gramStart"/>
-            <w:r>
-              <w:rPr>
-                <w:lang w:val="en-US"/>
-              </w:rPr>
-              <w:t>dict.readme</w:t>
-            </w:r>
-            <w:proofErr w:type="gramEnd"/>
-            <w:r>
-              <w:rPr>
-                <w:lang w:val="en-US"/>
-              </w:rPr>
-              <w:t>_file.comments|length == 0 %}X{% endif %}</w:t>
+              <w:t xml:space="preserve">{% if </w:t>
+            </w:r>
+            <w:proofErr w:type="spellStart"/>
+            <w:r>
+              <w:rPr>
+                <w:lang w:val="en-US"/>
+              </w:rPr>
+              <w:t>template_dict.readme_file.comments|length</w:t>
+            </w:r>
+            <w:proofErr w:type="spellEnd"/>
+            <w:r>
+              <w:rPr>
+                <w:lang w:val="en-US"/>
+              </w:rPr>
+              <w:t xml:space="preserve"> &gt; 0 %}X{% endif %}</w:t>
+            </w:r>
+          </w:p>
+        </w:tc>
+        <w:tc>
+          <w:tcPr>
+            <w:tcW w:w="0" w:type="auto"/>
+            <w:tcBorders>
+              <w:top w:val="single" w:sz="8" w:space="0" w:color="000000"/>
+              <w:left w:val="single" w:sz="8" w:space="0" w:color="000000"/>
+              <w:bottom w:val="single" w:sz="8" w:space="0" w:color="000000"/>
+              <w:right w:val="single" w:sz="8" w:space="0" w:color="000000"/>
+            </w:tcBorders>
+            <w:tcMar>
+              <w:top w:w="100" w:type="dxa"/>
+              <w:left w:w="100" w:type="dxa"/>
+              <w:bottom w:w="100" w:type="dxa"/>
+              <w:right w:w="100" w:type="dxa"/>
+            </w:tcMar>
+            <w:hideMark/>
+          </w:tcPr>
+          <w:p>
+            <w:pPr>
+              <w:rPr>
+                <w:lang w:val="en-US"/>
+              </w:rPr>
+            </w:pPr>
+            <w:r>
+              <w:rPr>
+                <w:lang w:val="en-US"/>
+              </w:rPr>
+              <w:t xml:space="preserve">{% if </w:t>
+            </w:r>
+            <w:proofErr w:type="spellStart"/>
+            <w:r>
+              <w:rPr>
+                <w:lang w:val="en-US"/>
+              </w:rPr>
+              <w:t>template_dict.readme_file.comments|length</w:t>
+            </w:r>
+            <w:proofErr w:type="spellEnd"/>
+            <w:r>
+              <w:rPr>
+                <w:lang w:val="en-US"/>
+              </w:rPr>
+              <w:t xml:space="preserve"> == 0 %}X{% endif %}</w:t>
             </w:r>
           </w:p>
         </w:tc>
@@ -5700,24 +5931,32 @@
               <w:rPr>
                 <w:lang w:val="en-US"/>
               </w:rPr>
-              <w:t>{% for item in template_</w:t>
-            </w:r>
-            <w:proofErr w:type="gramStart"/>
-            <w:r>
-              <w:rPr>
-                <w:lang w:val="en-US"/>
-              </w:rPr>
-              <w:t>dict.readme</w:t>
-            </w:r>
-            <w:proofErr w:type="gramEnd"/>
-            <w:r>
-              <w:rPr>
-                <w:lang w:val="en-US"/>
-              </w:rPr>
-              <w:t>_file.comments %}</w:t>
-            </w:r>
-            <w:r>
-              <w:t>{{ loop.index }}.</w:t>
+              <w:t xml:space="preserve">{% for item in </w:t>
+            </w:r>
+            <w:proofErr w:type="spellStart"/>
+            <w:r>
+              <w:rPr>
+                <w:lang w:val="en-US"/>
+              </w:rPr>
+              <w:t>template_dict.readme_file.comments</w:t>
+            </w:r>
+            <w:proofErr w:type="spellEnd"/>
+            <w:r>
+              <w:rPr>
+                <w:lang w:val="en-US"/>
+              </w:rPr>
+              <w:t xml:space="preserve"> %}</w:t>
+            </w:r>
+            <w:r>
+              <w:t xml:space="preserve">{{ </w:t>
+            </w:r>
+            <w:proofErr w:type="spellStart"/>
+            <w:r>
+              <w:t>loop.index</w:t>
+            </w:r>
+            <w:proofErr w:type="spellEnd"/>
+            <w:r>
+              <w:t xml:space="preserve"> }}.</w:t>
             </w:r>
             <w:r>
               <w:rPr>
@@ -5725,19 +5964,25 @@
               </w:rPr>
               <w:t xml:space="preserve"> </w:t>
             </w:r>
-            <w:proofErr w:type="gramStart"/>
-            <w:r>
-              <w:rPr>
-                <w:lang w:val="en-US"/>
-              </w:rPr>
-              <w:t>{{ item</w:t>
-            </w:r>
-            <w:proofErr w:type="gramEnd"/>
-            <w:r>
-              <w:rPr>
-                <w:lang w:val="en-US"/>
-              </w:rPr>
-              <w:t>.file_name }}</w:t>
+            <w:r>
+              <w:rPr>
+                <w:lang w:val="en-US"/>
+              </w:rPr>
+              <w:t xml:space="preserve">{{ </w:t>
+            </w:r>
+            <w:proofErr w:type="spellStart"/>
+            <w:r>
+              <w:rPr>
+                <w:lang w:val="en-US"/>
+              </w:rPr>
+              <w:t>item.file_name</w:t>
+            </w:r>
+            <w:proofErr w:type="spellEnd"/>
+            <w:r>
+              <w:rPr>
+                <w:lang w:val="en-US"/>
+              </w:rPr>
+              <w:t xml:space="preserve"> }}</w:t>
             </w:r>
             <w:r>
               <w:rPr>
@@ -5749,7 +5994,21 @@
               <w:rPr>
                 <w:lang w:val="en-US"/>
               </w:rPr>
-              <w:t>{% endfor %}</w:t>
+              <w:t xml:space="preserve">{% </w:t>
+            </w:r>
+            <w:proofErr w:type="spellStart"/>
+            <w:r>
+              <w:rPr>
+                <w:lang w:val="en-US"/>
+              </w:rPr>
+              <w:t>endfor</w:t>
+            </w:r>
+            <w:proofErr w:type="spellEnd"/>
+            <w:r>
+              <w:rPr>
+                <w:lang w:val="en-US"/>
+              </w:rPr>
+              <w:t xml:space="preserve"> %}</w:t>
             </w:r>
           </w:p>
         </w:tc>
@@ -6548,30 +6807,22 @@
               <w:rPr>
                 <w:lang w:val="en-US"/>
               </w:rPr>
-              <w:t>{% for item in template_</w:t>
-            </w:r>
-            <w:proofErr w:type="gramStart"/>
-            <w:r>
-              <w:rPr>
-                <w:lang w:val="en-US"/>
-              </w:rPr>
-              <w:t>dict.typo</w:t>
-            </w:r>
-            <w:proofErr w:type="gramEnd"/>
-            <w:r>
-              <w:rPr>
-                <w:lang w:val="en-US"/>
-              </w:rPr>
-              <w:t>.</w:t>
-            </w:r>
-            <w:proofErr w:type="gramStart"/>
-            <w:r>
-              <w:rPr>
-                <w:lang w:val="en-US"/>
-              </w:rPr>
-              <w:t>comments %}</w:t>
-            </w:r>
-            <w:proofErr w:type="gramEnd"/>
+              <w:t xml:space="preserve">{% for item in </w:t>
+            </w:r>
+            <w:proofErr w:type="spellStart"/>
+            <w:r>
+              <w:rPr>
+                <w:lang w:val="en-US"/>
+              </w:rPr>
+              <w:t>template_dict.typo.comments</w:t>
+            </w:r>
+            <w:proofErr w:type="spellEnd"/>
+            <w:r>
+              <w:rPr>
+                <w:lang w:val="en-US"/>
+              </w:rPr>
+              <w:t xml:space="preserve"> %}</w:t>
+            </w:r>
           </w:p>
           <w:p>
             <w:pPr>
@@ -6581,28 +6832,26 @@
                 <w:numId w:val="27"/>
               </w:numPr>
             </w:pPr>
-            <w:proofErr w:type="gramStart"/>
-            <w:r>
-              <w:rPr>
-                <w:lang w:val="en-US"/>
-              </w:rPr>
-              <w:t>{{ item</w:t>
-            </w:r>
-            <w:proofErr w:type="gramEnd"/>
-            <w:r>
-              <w:rPr>
-                <w:lang w:val="en-US"/>
-              </w:rPr>
-              <w:t xml:space="preserve"> }}{% </w:t>
-            </w:r>
-            <w:proofErr w:type="gramStart"/>
-            <w:r>
-              <w:rPr>
-                <w:lang w:val="en-US"/>
-              </w:rPr>
-              <w:t>endfor %}</w:t>
-            </w:r>
-            <w:proofErr w:type="gramEnd"/>
+            <w:r>
+              <w:rPr>
+                <w:lang w:val="en-US"/>
+              </w:rPr>
+              <w:t xml:space="preserve">{{ item }}{% </w:t>
+            </w:r>
+            <w:proofErr w:type="spellStart"/>
+            <w:r>
+              <w:rPr>
+                <w:lang w:val="en-US"/>
+              </w:rPr>
+              <w:t>endfor</w:t>
+            </w:r>
+            <w:proofErr w:type="spellEnd"/>
+            <w:r>
+              <w:rPr>
+                <w:lang w:val="en-US"/>
+              </w:rPr>
+              <w:t xml:space="preserve"> %}</w:t>
+            </w:r>
           </w:p>
           <w:p>
             <w:pPr>
@@ -7211,16 +7460,13 @@
             <w:r>
               <w:t xml:space="preserve">not </w:t>
             </w:r>
-            <w:r>
-              <w:t>template_</w:t>
-            </w:r>
-            <w:proofErr w:type="gramStart"/>
-            <w:r>
-              <w:t>dict.none</w:t>
-            </w:r>
-            <w:proofErr w:type="gramEnd"/>
-            <w:r>
-              <w:t>_author_affiliation %}X{% endif %}</w:t>
+            <w:proofErr w:type="spellStart"/>
+            <w:r>
+              <w:t>template_dict.none_author_affiliation</w:t>
+            </w:r>
+            <w:proofErr w:type="spellEnd"/>
+            <w:r>
+              <w:t xml:space="preserve"> %}X{% endif %}</w:t>
             </w:r>
           </w:p>
         </w:tc>
@@ -7253,16 +7499,13 @@
             <w:r>
               <w:t xml:space="preserve"> </w:t>
             </w:r>
-            <w:r>
-              <w:t>template_</w:t>
-            </w:r>
-            <w:proofErr w:type="gramStart"/>
-            <w:r>
-              <w:t>dict.none</w:t>
-            </w:r>
-            <w:proofErr w:type="gramEnd"/>
-            <w:r>
-              <w:t>_author_affiliation %}X{% endif %}</w:t>
+            <w:proofErr w:type="spellStart"/>
+            <w:r>
+              <w:t>template_dict.none_author_affiliation</w:t>
+            </w:r>
+            <w:proofErr w:type="spellEnd"/>
+            <w:r>
+              <w:t xml:space="preserve"> %}X{% endif %}</w:t>
             </w:r>
           </w:p>
         </w:tc>
@@ -8763,15 +9006,11 @@
               <w:br/>
             </w:r>
             <w:r>
-              <w:t>{% if template_</w:t>
-            </w:r>
-            <w:proofErr w:type="gramStart"/>
-            <w:r>
-              <w:t>dict.restricted</w:t>
-            </w:r>
-            <w:proofErr w:type="gramEnd"/>
-            <w:r>
-              <w:t>_files.comment</w:t>
+              <w:t xml:space="preserve">{% if </w:t>
+            </w:r>
+            <w:proofErr w:type="spellStart"/>
+            <w:r>
+              <w:t>template_dict.restricted_files.comment</w:t>
             </w:r>
             <w:r>
               <w:rPr>
@@ -8780,10 +9019,22 @@
               <w:t>s</w:t>
             </w:r>
             <w:r>
-              <w:t>|length &gt; 0</w:t>
-            </w:r>
-            <w:r>
-              <w:t xml:space="preserve"> %} {% for item in template_dict.restricted_files.comments %} </w:t>
+              <w:t>|length</w:t>
+            </w:r>
+            <w:proofErr w:type="spellEnd"/>
+            <w:r>
+              <w:t xml:space="preserve"> &gt; 0</w:t>
+            </w:r>
+            <w:r>
+              <w:t xml:space="preserve"> %} {% for item in </w:t>
+            </w:r>
+            <w:proofErr w:type="spellStart"/>
+            <w:r>
+              <w:t>template_dict.restricted_files.comments</w:t>
+            </w:r>
+            <w:proofErr w:type="spellEnd"/>
+            <w:r>
+              <w:t xml:space="preserve"> %} </w:t>
             </w:r>
           </w:p>
           <w:p>
@@ -8794,26 +9045,29 @@
                 <w:numId w:val="29"/>
               </w:numPr>
             </w:pPr>
-            <w:proofErr w:type="gramStart"/>
-            <w:r>
-              <w:t>{{ item</w:t>
-            </w:r>
-            <w:proofErr w:type="gramEnd"/>
-            <w:r>
-              <w:t>.file_name }} {% endfor %}</w:t>
-            </w:r>
-          </w:p>
-          <w:p>
-            <w:r>
-              <w:t xml:space="preserve">{% else </w:t>
-            </w:r>
-            <w:proofErr w:type="gramStart"/>
-            <w:r>
-              <w:t>%}(</w:t>
-            </w:r>
-            <w:proofErr w:type="gramEnd"/>
-            <w:r>
-              <w:t>NONE){% endif %}</w:t>
+            <w:r>
+              <w:t xml:space="preserve">{{ </w:t>
+            </w:r>
+            <w:proofErr w:type="spellStart"/>
+            <w:r>
+              <w:t>item.file_name</w:t>
+            </w:r>
+            <w:proofErr w:type="spellEnd"/>
+            <w:r>
+              <w:t xml:space="preserve"> }} {% </w:t>
+            </w:r>
+            <w:proofErr w:type="spellStart"/>
+            <w:r>
+              <w:t>endfor</w:t>
+            </w:r>
+            <w:proofErr w:type="spellEnd"/>
+            <w:r>
+              <w:t xml:space="preserve"> %}</w:t>
+            </w:r>
+          </w:p>
+          <w:p>
+            <w:r>
+              <w:t>{% else %}(NONE){% endif %}</w:t>
             </w:r>
           </w:p>
           <w:p>
@@ -8841,15 +9095,23 @@
               </w:rPr>
             </w:pPr>
             <w:r>
-              <w:t>{% if template_</w:t>
-            </w:r>
-            <w:proofErr w:type="gramStart"/>
-            <w:r>
-              <w:t>dict.terms</w:t>
-            </w:r>
-            <w:proofErr w:type="gramEnd"/>
-            <w:r>
-              <w:t>_license.licenseName is not none %}{{ template_dict.terms_license.licenseName }}{% else %}(NONE){% endif %}</w:t>
+              <w:t xml:space="preserve">{% if </w:t>
+            </w:r>
+            <w:proofErr w:type="spellStart"/>
+            <w:r>
+              <w:t>template_dict.terms_license.licenseName</w:t>
+            </w:r>
+            <w:proofErr w:type="spellEnd"/>
+            <w:r>
+              <w:t xml:space="preserve"> is not none %}{{ </w:t>
+            </w:r>
+            <w:proofErr w:type="spellStart"/>
+            <w:r>
+              <w:t>template_dict.terms_license.licenseName</w:t>
+            </w:r>
+            <w:proofErr w:type="spellEnd"/>
+            <w:r>
+              <w:t xml:space="preserve"> }}{% else %}(NONE){% endif %}</w:t>
             </w:r>
           </w:p>
           <w:p>
@@ -8890,25 +9152,27 @@
                     </w:rPr>
                   </w:pPr>
                   <w:r>
-                    <w:t>{% if template_</w:t>
+                    <w:t xml:space="preserve">{% if </w:t>
                   </w:r>
-                  <w:proofErr w:type="gramStart"/>
+                  <w:proofErr w:type="spellStart"/>
                   <w:r>
-                    <w:t>dict.terms</w:t>
-                  </w:r>
-                  <w:proofErr w:type="gramEnd"/>
-                  <w:r>
-                    <w:t>_license.</w:t>
+                    <w:t>template_dict.terms_license.</w:t>
                   </w:r>
                   <w:r>
                     <w:t>termsOfUse</w:t>
                   </w:r>
+                  <w:proofErr w:type="spellEnd"/>
                   <w:r>
-                    <w:t xml:space="preserve"> is not none %}{{ template_dict.terms_license.</w:t>
+                    <w:t xml:space="preserve"> is not none %}{{ </w:t>
+                  </w:r>
+                  <w:proofErr w:type="spellStart"/>
+                  <w:r>
+                    <w:t>template_dict.terms_license.</w:t>
                   </w:r>
                   <w:r>
                     <w:t>termsOfUse</w:t>
                   </w:r>
+                  <w:proofErr w:type="spellEnd"/>
                   <w:r>
                     <w:t xml:space="preserve"> }}{% else %}(NONE){% endif %}</w:t>
                   </w:r>
@@ -9118,21 +9382,7 @@
                 <w:lang w:val="en-US"/>
               </w:rPr>
               <w:lastRenderedPageBreak/>
-              <w:t xml:space="preserve">and no Terms of Access, </w:t>
-            </w:r>
-            <w:proofErr w:type="gramStart"/>
-            <w:r>
-              <w:rPr>
-                <w:lang w:val="en-US"/>
-              </w:rPr>
-              <w:t>recommend</w:t>
-            </w:r>
-            <w:proofErr w:type="gramEnd"/>
-            <w:r>
-              <w:rPr>
-                <w:lang w:val="en-US"/>
-              </w:rPr>
-              <w:t xml:space="preserve"> including terms of access.</w:t>
+              <w:t>and no Terms of Access, recommend including terms of access.</w:t>
             </w:r>
           </w:p>
         </w:tc>
@@ -9167,11 +9417,19 @@
               <w:lastRenderedPageBreak/>
               <w:t xml:space="preserve">{% if </w:t>
             </w:r>
-            <w:r>
-              <w:rPr>
-                <w:lang w:val="en-US"/>
-              </w:rPr>
-              <w:t>template_dict.</w:t>
+            <w:proofErr w:type="spellStart"/>
+            <w:r>
+              <w:rPr>
+                <w:lang w:val="en-US"/>
+              </w:rPr>
+              <w:t>template_dict</w:t>
+            </w:r>
+            <w:proofErr w:type="spellEnd"/>
+            <w:r>
+              <w:rPr>
+                <w:lang w:val="en-US"/>
+              </w:rPr>
+              <w:t>.</w:t>
             </w:r>
             <w:r>
               <w:rPr>
@@ -9184,26 +9442,38 @@
               </w:rPr>
               <w:t xml:space="preserve"> </w:t>
             </w:r>
-            <w:r>
-              <w:t>restricted_</w:t>
-            </w:r>
-            <w:proofErr w:type="gramStart"/>
-            <w:r>
-              <w:t>files</w:t>
-            </w:r>
-            <w:r>
-              <w:rPr>
-                <w:lang w:val="en-US"/>
-              </w:rPr>
-              <w:t>.comments</w:t>
-            </w:r>
-            <w:proofErr w:type="gramEnd"/>
+            <w:proofErr w:type="spellStart"/>
+            <w:r>
+              <w:t>restricted_files</w:t>
+            </w:r>
+            <w:proofErr w:type="spellEnd"/>
+            <w:r>
+              <w:rPr>
+                <w:lang w:val="en-US"/>
+              </w:rPr>
+              <w:t>.</w:t>
+            </w:r>
+            <w:proofErr w:type="spellStart"/>
+            <w:r>
+              <w:rPr>
+                <w:lang w:val="en-US"/>
+              </w:rPr>
+              <w:t>comments</w:t>
+            </w:r>
             <w:r>
               <w:rPr>
                 <w:rFonts w:hint="eastAsia"/>
                 <w:lang w:val="en-US"/>
               </w:rPr>
-              <w:t>|length &gt;</w:t>
+              <w:t>|length</w:t>
+            </w:r>
+            <w:proofErr w:type="spellEnd"/>
+            <w:r>
+              <w:rPr>
+                <w:rFonts w:hint="eastAsia"/>
+                <w:lang w:val="en-US"/>
+              </w:rPr>
+              <w:t xml:space="preserve"> &gt;</w:t>
             </w:r>
             <w:r>
               <w:rPr>
@@ -9218,12 +9488,14 @@
               </w:rPr>
               <w:t xml:space="preserve">and </w:t>
             </w:r>
+            <w:proofErr w:type="spellStart"/>
             <w:r>
               <w:t>template_dict.terms_license.</w:t>
             </w:r>
             <w:r>
               <w:t>termsOfAccess</w:t>
             </w:r>
+            <w:proofErr w:type="spellEnd"/>
             <w:r>
               <w:t xml:space="preserve"> is not none</w:t>
             </w:r>
@@ -9268,11 +9540,19 @@
               </w:rPr>
               <w:t xml:space="preserve">{% if </w:t>
             </w:r>
-            <w:r>
-              <w:rPr>
-                <w:lang w:val="en-US"/>
-              </w:rPr>
-              <w:t>template_dict.</w:t>
+            <w:proofErr w:type="spellStart"/>
+            <w:r>
+              <w:rPr>
+                <w:lang w:val="en-US"/>
+              </w:rPr>
+              <w:t>template_dict</w:t>
+            </w:r>
+            <w:proofErr w:type="spellEnd"/>
+            <w:r>
+              <w:rPr>
+                <w:lang w:val="en-US"/>
+              </w:rPr>
+              <w:t>.</w:t>
             </w:r>
             <w:r>
               <w:rPr>
@@ -9285,26 +9565,38 @@
               </w:rPr>
               <w:t xml:space="preserve"> </w:t>
             </w:r>
-            <w:r>
-              <w:t>restricted_</w:t>
-            </w:r>
-            <w:proofErr w:type="gramStart"/>
-            <w:r>
-              <w:t>files</w:t>
-            </w:r>
-            <w:r>
-              <w:rPr>
-                <w:lang w:val="en-US"/>
-              </w:rPr>
-              <w:t>.comments</w:t>
-            </w:r>
-            <w:proofErr w:type="gramEnd"/>
+            <w:proofErr w:type="spellStart"/>
+            <w:r>
+              <w:t>restricted_files</w:t>
+            </w:r>
+            <w:proofErr w:type="spellEnd"/>
+            <w:r>
+              <w:rPr>
+                <w:lang w:val="en-US"/>
+              </w:rPr>
+              <w:t>.</w:t>
+            </w:r>
+            <w:proofErr w:type="spellStart"/>
+            <w:r>
+              <w:rPr>
+                <w:lang w:val="en-US"/>
+              </w:rPr>
+              <w:t>comments</w:t>
+            </w:r>
             <w:r>
               <w:rPr>
                 <w:rFonts w:hint="eastAsia"/>
                 <w:lang w:val="en-US"/>
               </w:rPr>
-              <w:t>|length &gt;</w:t>
+              <w:t>|length</w:t>
+            </w:r>
+            <w:proofErr w:type="spellEnd"/>
+            <w:r>
+              <w:rPr>
+                <w:rFonts w:hint="eastAsia"/>
+                <w:lang w:val="en-US"/>
+              </w:rPr>
+              <w:t xml:space="preserve"> &gt;</w:t>
             </w:r>
             <w:r>
               <w:rPr>
@@ -9319,12 +9611,14 @@
               </w:rPr>
               <w:t xml:space="preserve">and </w:t>
             </w:r>
+            <w:proofErr w:type="spellStart"/>
             <w:r>
               <w:t>template_dict.terms_license.</w:t>
             </w:r>
             <w:r>
               <w:t>termsOfAccess</w:t>
             </w:r>
+            <w:proofErr w:type="spellEnd"/>
             <w:r>
               <w:t xml:space="preserve"> is none</w:t>
             </w:r>
@@ -9419,11 +9713,19 @@
               </w:rPr>
               <w:t xml:space="preserve">{% if </w:t>
             </w:r>
-            <w:r>
-              <w:rPr>
-                <w:lang w:val="en-US"/>
-              </w:rPr>
-              <w:t>template_dict.</w:t>
+            <w:proofErr w:type="spellStart"/>
+            <w:r>
+              <w:rPr>
+                <w:lang w:val="en-US"/>
+              </w:rPr>
+              <w:t>template_dict</w:t>
+            </w:r>
+            <w:proofErr w:type="spellEnd"/>
+            <w:r>
+              <w:rPr>
+                <w:lang w:val="en-US"/>
+              </w:rPr>
+              <w:t>.</w:t>
             </w:r>
             <w:r>
               <w:rPr>
@@ -9436,26 +9738,38 @@
               </w:rPr>
               <w:t xml:space="preserve"> </w:t>
             </w:r>
-            <w:r>
-              <w:t>restricted_</w:t>
-            </w:r>
-            <w:proofErr w:type="gramStart"/>
-            <w:r>
-              <w:t>files</w:t>
-            </w:r>
-            <w:r>
-              <w:rPr>
-                <w:lang w:val="en-US"/>
-              </w:rPr>
-              <w:t>.comments</w:t>
-            </w:r>
-            <w:proofErr w:type="gramEnd"/>
+            <w:proofErr w:type="spellStart"/>
+            <w:r>
+              <w:t>restricted_files</w:t>
+            </w:r>
+            <w:proofErr w:type="spellEnd"/>
+            <w:r>
+              <w:rPr>
+                <w:lang w:val="en-US"/>
+              </w:rPr>
+              <w:t>.</w:t>
+            </w:r>
+            <w:proofErr w:type="spellStart"/>
+            <w:r>
+              <w:rPr>
+                <w:lang w:val="en-US"/>
+              </w:rPr>
+              <w:t>comments</w:t>
+            </w:r>
             <w:r>
               <w:rPr>
                 <w:rFonts w:hint="eastAsia"/>
                 <w:lang w:val="en-US"/>
               </w:rPr>
-              <w:t>|length ==</w:t>
+              <w:t>|length</w:t>
+            </w:r>
+            <w:proofErr w:type="spellEnd"/>
+            <w:r>
+              <w:rPr>
+                <w:rFonts w:hint="eastAsia"/>
+                <w:lang w:val="en-US"/>
+              </w:rPr>
+              <w:t xml:space="preserve"> ==</w:t>
             </w:r>
             <w:r>
               <w:rPr>
@@ -9530,25 +9844,27 @@
                     </w:rPr>
                   </w:pPr>
                   <w:r>
-                    <w:t>{% if template_</w:t>
+                    <w:t xml:space="preserve">{% if </w:t>
                   </w:r>
-                  <w:proofErr w:type="gramStart"/>
+                  <w:proofErr w:type="spellStart"/>
                   <w:r>
-                    <w:t>dict.terms</w:t>
-                  </w:r>
-                  <w:proofErr w:type="gramEnd"/>
-                  <w:r>
-                    <w:t>_license.</w:t>
+                    <w:t>template_dict.terms_license.</w:t>
                   </w:r>
                   <w:r>
                     <w:t>termsOfAccess</w:t>
                   </w:r>
+                  <w:proofErr w:type="spellEnd"/>
                   <w:r>
-                    <w:t xml:space="preserve"> is not none %}{{ template_dict.terms_license.</w:t>
+                    <w:t xml:space="preserve"> is not none %}{{ </w:t>
+                  </w:r>
+                  <w:proofErr w:type="spellStart"/>
+                  <w:r>
+                    <w:t>template_dict.terms_license.</w:t>
                   </w:r>
                   <w:r>
                     <w:t>termsOfAccess</w:t>
                   </w:r>
+                  <w:proofErr w:type="spellEnd"/>
                   <w:r>
                     <w:t xml:space="preserve"> }}{% else %}(NONE){% endif %}</w:t>
                   </w:r>
@@ -13996,6 +14312,7 @@
   <w:style w:type="character" w:default="1" w:styleId="DefaultParagraphFont">
     <w:name w:val="Default Paragraph Font"/>
     <w:uiPriority w:val="1"/>
+    <w:semiHidden/>
     <w:unhideWhenUsed/>
   </w:style>
   <w:style w:type="table" w:default="1" w:styleId="TableNormal">

--- a/res/template_medium.docx
+++ b/res/template_medium.docx
@@ -75,7 +75,6 @@
         </w:rPr>
         <w:t xml:space="preserve"> </w:t>
       </w:r>
-      <w:proofErr w:type="spellStart"/>
       <w:r>
         <w:t>project_info</w:t>
       </w:r>
@@ -88,7 +87,6 @@
       <w:r>
         <w:t>ticket_number</w:t>
       </w:r>
-      <w:proofErr w:type="spellEnd"/>
       <w:r>
         <w:rPr>
           <w:rFonts w:hint="eastAsia"/>
@@ -121,7 +119,6 @@
         </w:rPr>
         <w:t xml:space="preserve"> {{ </w:t>
       </w:r>
-      <w:proofErr w:type="spellStart"/>
       <w:r>
         <w:t>project_info</w:t>
       </w:r>
@@ -129,14 +126,7 @@
         <w:rPr>
           <w:rFonts w:hint="eastAsia"/>
         </w:rPr>
-        <w:t>.curator_name</w:t>
-      </w:r>
-      <w:proofErr w:type="spellEnd"/>
-      <w:r>
-        <w:rPr>
-          <w:rFonts w:hint="eastAsia"/>
-        </w:rPr>
-        <w:t xml:space="preserve"> }}</w:t>
+        <w:t>.curator_name }}</w:t>
       </w:r>
     </w:p>
     <w:p>
@@ -146,7 +136,6 @@
         </w:rPr>
         <w:t xml:space="preserve">Curator email: {{ </w:t>
       </w:r>
-      <w:proofErr w:type="spellStart"/>
       <w:r>
         <w:t>project_info</w:t>
       </w:r>
@@ -159,7 +148,6 @@
       <w:r>
         <w:t>curator_email</w:t>
       </w:r>
-      <w:proofErr w:type="spellEnd"/>
       <w:r>
         <w:rPr>
           <w:rFonts w:hint="eastAsia"/>
@@ -180,7 +168,6 @@
         </w:rPr>
         <w:t xml:space="preserve">{{ </w:t>
       </w:r>
-      <w:proofErr w:type="spellStart"/>
       <w:r>
         <w:rPr>
           <w:rFonts w:hint="eastAsia"/>
@@ -190,7 +177,6 @@
       <w:r>
         <w:t>DatasetTitle</w:t>
       </w:r>
-      <w:proofErr w:type="spellEnd"/>
       <w:r>
         <w:rPr>
           <w:rFonts w:hint="eastAsia"/>
@@ -238,7 +224,6 @@
         </w:rPr>
         <w:t xml:space="preserve"> </w:t>
       </w:r>
-      <w:proofErr w:type="spellStart"/>
       <w:r>
         <w:rPr>
           <w:rFonts w:hint="eastAsia"/>
@@ -248,7 +233,6 @@
       <w:r>
         <w:t>DatasetPersistentId</w:t>
       </w:r>
-      <w:proofErr w:type="spellEnd"/>
       <w:r>
         <w:rPr>
           <w:rFonts w:hint="eastAsia"/>
@@ -287,19 +271,11 @@
         <w:rPr>
           <w:rFonts w:hint="eastAsia"/>
         </w:rPr>
-        <w:t xml:space="preserve"> </w:t>
-      </w:r>
-      <w:proofErr w:type="spellStart"/>
-      <w:r>
-        <w:rPr>
-          <w:rFonts w:hint="eastAsia"/>
-        </w:rPr>
-        <w:t>dataset.</w:t>
+        <w:t xml:space="preserve"> dataset.</w:t>
       </w:r>
       <w:r>
         <w:t>DatasetURL</w:t>
       </w:r>
-      <w:proofErr w:type="spellEnd"/>
       <w:r>
         <w:rPr>
           <w:rFonts w:hint="eastAsia"/>
@@ -1091,25 +1067,7 @@
                 <w:bCs/>
                 <w:lang w:val="en-US"/>
               </w:rPr>
-              <w:t xml:space="preserve">Has the depositor (or their research group) previously created or submitted to a </w:t>
-            </w:r>
-            <w:proofErr w:type="spellStart"/>
-            <w:r>
-              <w:rPr>
-                <w:b/>
-                <w:bCs/>
-                <w:lang w:val="en-US"/>
-              </w:rPr>
-              <w:t>dataverse</w:t>
-            </w:r>
-            <w:proofErr w:type="spellEnd"/>
-            <w:r>
-              <w:rPr>
-                <w:b/>
-                <w:bCs/>
-                <w:lang w:val="en-US"/>
-              </w:rPr>
-              <w:t>?</w:t>
+              <w:t>Has the depositor (or their research group) previously created or submitted to a dataverse?</w:t>
             </w:r>
           </w:p>
         </w:tc>
@@ -1171,14 +1129,7 @@
               <w:rPr>
                 <w:lang w:val="en-US"/>
               </w:rPr>
-              <w:t xml:space="preserve">{% if </w:t>
-            </w:r>
-            <w:proofErr w:type="spellStart"/>
-            <w:r>
-              <w:rPr>
-                <w:lang w:val="en-US"/>
-              </w:rPr>
-              <w:t>template_dict.</w:t>
+              <w:t>{% if template_dict.</w:t>
             </w:r>
             <w:r>
               <w:rPr>
@@ -1191,345 +1142,246 @@
               <w:rPr>
                 <w:lang w:val="en-US"/>
               </w:rPr>
-              <w:t>.comments|length</w:t>
-            </w:r>
-            <w:proofErr w:type="spellEnd"/>
-            <w:r>
-              <w:rPr>
-                <w:lang w:val="en-US"/>
+              <w:t xml:space="preserve">.comments|length </w:t>
+            </w:r>
+            <w:r>
+              <w:rPr>
+                <w:rFonts w:hint="eastAsia"/>
+                <w:lang w:val="en-US"/>
+              </w:rPr>
+              <w:t>&gt;</w:t>
+            </w:r>
+            <w:r>
+              <w:rPr>
+                <w:lang w:val="en-US"/>
+              </w:rPr>
+              <w:t xml:space="preserve"> 0 %}X{% endif %}</w:t>
+            </w:r>
+          </w:p>
+          <w:p>
+            <w:pPr>
+              <w:rPr>
+                <w:lang w:val="en-US"/>
+              </w:rPr>
+            </w:pPr>
+          </w:p>
+        </w:tc>
+        <w:tc>
+          <w:tcPr>
+            <w:tcW w:w="0" w:type="auto"/>
+            <w:tcBorders>
+              <w:top w:val="single" w:sz="8" w:space="0" w:color="000000"/>
+              <w:left w:val="single" w:sz="8" w:space="0" w:color="000000"/>
+              <w:bottom w:val="single" w:sz="8" w:space="0" w:color="000000"/>
+              <w:right w:val="single" w:sz="8" w:space="0" w:color="000000"/>
+            </w:tcBorders>
+            <w:tcMar>
+              <w:top w:w="100" w:type="dxa"/>
+              <w:left w:w="100" w:type="dxa"/>
+              <w:bottom w:w="100" w:type="dxa"/>
+              <w:right w:w="100" w:type="dxa"/>
+            </w:tcMar>
+            <w:hideMark/>
+          </w:tcPr>
+          <w:p>
+            <w:pPr>
+              <w:rPr>
+                <w:lang w:val="en-US"/>
+              </w:rPr>
+            </w:pPr>
+            <w:r>
+              <w:rPr>
+                <w:lang w:val="en-US"/>
+              </w:rPr>
+              <w:t>{% if template_dict.</w:t>
+            </w:r>
+            <w:r>
+              <w:rPr>
+                <w:rFonts w:hint="eastAsia"/>
+                <w:lang w:val="en-US"/>
+              </w:rPr>
+              <w:t>dv_record</w:t>
+            </w:r>
+            <w:r>
+              <w:rPr>
+                <w:lang w:val="en-US"/>
+              </w:rPr>
+              <w:t xml:space="preserve">.comments|length </w:t>
+            </w:r>
+            <w:r>
+              <w:rPr>
+                <w:rFonts w:hint="eastAsia"/>
+                <w:lang w:val="en-US"/>
+              </w:rPr>
+              <w:t>==</w:t>
+            </w:r>
+            <w:r>
+              <w:rPr>
+                <w:lang w:val="en-US"/>
+              </w:rPr>
+              <w:t xml:space="preserve"> 0 %}X{% endif %}</w:t>
+            </w:r>
+          </w:p>
+          <w:p>
+            <w:pPr>
+              <w:rPr>
+                <w:lang w:val="en-US"/>
+              </w:rPr>
+            </w:pPr>
+          </w:p>
+        </w:tc>
+        <w:tc>
+          <w:tcPr>
+            <w:tcW w:w="0" w:type="auto"/>
+            <w:tcBorders>
+              <w:top w:val="single" w:sz="8" w:space="0" w:color="000000"/>
+              <w:left w:val="single" w:sz="8" w:space="0" w:color="000000"/>
+              <w:bottom w:val="single" w:sz="8" w:space="0" w:color="000000"/>
+              <w:right w:val="single" w:sz="8" w:space="0" w:color="000000"/>
+            </w:tcBorders>
+            <w:tcMar>
+              <w:top w:w="100" w:type="dxa"/>
+              <w:left w:w="100" w:type="dxa"/>
+              <w:bottom w:w="100" w:type="dxa"/>
+              <w:right w:w="100" w:type="dxa"/>
+            </w:tcMar>
+            <w:hideMark/>
+          </w:tcPr>
+          <w:p>
+            <w:pPr>
+              <w:rPr>
+                <w:lang w:val="en-US"/>
+              </w:rPr>
+            </w:pPr>
+          </w:p>
+        </w:tc>
+        <w:tc>
+          <w:tcPr>
+            <w:tcW w:w="0" w:type="auto"/>
+            <w:tcBorders>
+              <w:top w:val="single" w:sz="8" w:space="0" w:color="000000"/>
+              <w:left w:val="single" w:sz="8" w:space="0" w:color="000000"/>
+              <w:bottom w:val="single" w:sz="8" w:space="0" w:color="000000"/>
+              <w:right w:val="single" w:sz="8" w:space="0" w:color="000000"/>
+            </w:tcBorders>
+            <w:tcMar>
+              <w:top w:w="100" w:type="dxa"/>
+              <w:left w:w="100" w:type="dxa"/>
+              <w:bottom w:w="100" w:type="dxa"/>
+              <w:right w:w="100" w:type="dxa"/>
+            </w:tcMar>
+            <w:hideMark/>
+          </w:tcPr>
+          <w:p>
+            <w:pPr>
+              <w:rPr>
+                <w:lang w:val="en-US"/>
+              </w:rPr>
+            </w:pPr>
+          </w:p>
+        </w:tc>
+        <w:tc>
+          <w:tcPr>
+            <w:tcW w:w="0" w:type="auto"/>
+            <w:tcBorders>
+              <w:top w:val="single" w:sz="8" w:space="0" w:color="000000"/>
+              <w:left w:val="single" w:sz="8" w:space="0" w:color="000000"/>
+              <w:bottom w:val="single" w:sz="8" w:space="0" w:color="000000"/>
+              <w:right w:val="single" w:sz="8" w:space="0" w:color="000000"/>
+            </w:tcBorders>
+            <w:tcMar>
+              <w:top w:w="100" w:type="dxa"/>
+              <w:left w:w="100" w:type="dxa"/>
+              <w:bottom w:w="100" w:type="dxa"/>
+              <w:right w:w="100" w:type="dxa"/>
+            </w:tcMar>
+            <w:hideMark/>
+          </w:tcPr>
+          <w:p>
+            <w:pPr>
+              <w:rPr>
+                <w:lang w:val="en-US"/>
+              </w:rPr>
+            </w:pPr>
+          </w:p>
+        </w:tc>
+        <w:tc>
+          <w:tcPr>
+            <w:tcW w:w="0" w:type="auto"/>
+            <w:tcBorders>
+              <w:top w:val="single" w:sz="8" w:space="0" w:color="000000"/>
+              <w:left w:val="single" w:sz="8" w:space="0" w:color="000000"/>
+              <w:bottom w:val="single" w:sz="8" w:space="0" w:color="000000"/>
+              <w:right w:val="single" w:sz="8" w:space="0" w:color="000000"/>
+            </w:tcBorders>
+            <w:tcMar>
+              <w:top w:w="100" w:type="dxa"/>
+              <w:left w:w="100" w:type="dxa"/>
+              <w:bottom w:w="100" w:type="dxa"/>
+              <w:right w:w="100" w:type="dxa"/>
+            </w:tcMar>
+            <w:hideMark/>
+          </w:tcPr>
+          <w:p>
+            <w:pPr>
+              <w:rPr>
+                <w:lang w:val="en-US"/>
+              </w:rPr>
+            </w:pPr>
+            <w:r>
+              <w:rPr>
+                <w:lang w:val="en-US"/>
+              </w:rPr>
+              <w:t>If relevant, list previously created dataverse:</w:t>
+            </w:r>
+            <w:r>
+              <w:rPr>
+                <w:lang w:val="en-US"/>
+              </w:rPr>
+              <w:br/>
+            </w:r>
+            <w:r>
+              <w:t xml:space="preserve">{% for item in template_dict.dv_record.comments %} </w:t>
+            </w:r>
+          </w:p>
+          <w:p>
+            <w:r>
+              <w:t>{% for author, dataverses in item.items() %} {{ author }}</w:t>
+            </w:r>
+            <w:r>
+              <w:rPr>
+                <w:rFonts w:hint="eastAsia"/>
+              </w:rPr>
+              <w:t>:</w:t>
+            </w:r>
+          </w:p>
+          <w:p>
+            <w:r>
+              <w:t xml:space="preserve">{% for dataverse in dataverses %} </w:t>
+            </w:r>
+            <w:r>
+              <w:t>{{ loop.index }}.</w:t>
+            </w:r>
+            <w:r>
+              <w:rPr>
+                <w:rFonts w:hint="eastAsia"/>
               </w:rPr>
               <w:t xml:space="preserve"> </w:t>
             </w:r>
             <w:r>
-              <w:rPr>
-                <w:rFonts w:hint="eastAsia"/>
-                <w:lang w:val="en-US"/>
-              </w:rPr>
-              <w:t>&gt;</w:t>
-            </w:r>
-            <w:r>
-              <w:rPr>
-                <w:lang w:val="en-US"/>
-              </w:rPr>
-              <w:t xml:space="preserve"> 0 %}X{% endif %}</w:t>
-            </w:r>
-          </w:p>
-          <w:p>
-            <w:pPr>
-              <w:rPr>
-                <w:lang w:val="en-US"/>
-              </w:rPr>
-            </w:pPr>
-          </w:p>
-        </w:tc>
-        <w:tc>
-          <w:tcPr>
-            <w:tcW w:w="0" w:type="auto"/>
-            <w:tcBorders>
-              <w:top w:val="single" w:sz="8" w:space="0" w:color="000000"/>
-              <w:left w:val="single" w:sz="8" w:space="0" w:color="000000"/>
-              <w:bottom w:val="single" w:sz="8" w:space="0" w:color="000000"/>
-              <w:right w:val="single" w:sz="8" w:space="0" w:color="000000"/>
-            </w:tcBorders>
-            <w:tcMar>
-              <w:top w:w="100" w:type="dxa"/>
-              <w:left w:w="100" w:type="dxa"/>
-              <w:bottom w:w="100" w:type="dxa"/>
-              <w:right w:w="100" w:type="dxa"/>
-            </w:tcMar>
-            <w:hideMark/>
-          </w:tcPr>
-          <w:p>
-            <w:pPr>
-              <w:rPr>
-                <w:lang w:val="en-US"/>
-              </w:rPr>
-            </w:pPr>
-            <w:r>
-              <w:rPr>
-                <w:lang w:val="en-US"/>
-              </w:rPr>
-              <w:t xml:space="preserve">{% if </w:t>
-            </w:r>
-            <w:proofErr w:type="spellStart"/>
-            <w:r>
-              <w:rPr>
-                <w:lang w:val="en-US"/>
-              </w:rPr>
-              <w:t>template_dict.</w:t>
-            </w:r>
-            <w:r>
-              <w:rPr>
-                <w:rFonts w:hint="eastAsia"/>
-                <w:lang w:val="en-US"/>
-              </w:rPr>
-              <w:t>dv_record</w:t>
-            </w:r>
-            <w:r>
-              <w:rPr>
-                <w:lang w:val="en-US"/>
-              </w:rPr>
-              <w:t>.comments|length</w:t>
-            </w:r>
-            <w:proofErr w:type="spellEnd"/>
-            <w:r>
-              <w:rPr>
-                <w:lang w:val="en-US"/>
-              </w:rPr>
-              <w:t xml:space="preserve"> </w:t>
-            </w:r>
-            <w:r>
-              <w:rPr>
-                <w:rFonts w:hint="eastAsia"/>
-                <w:lang w:val="en-US"/>
-              </w:rPr>
-              <w:t>==</w:t>
-            </w:r>
-            <w:r>
-              <w:rPr>
-                <w:lang w:val="en-US"/>
-              </w:rPr>
-              <w:t xml:space="preserve"> 0 %}X{% endif %}</w:t>
-            </w:r>
-          </w:p>
-          <w:p>
-            <w:pPr>
-              <w:rPr>
-                <w:lang w:val="en-US"/>
-              </w:rPr>
-            </w:pPr>
-          </w:p>
-        </w:tc>
-        <w:tc>
-          <w:tcPr>
-            <w:tcW w:w="0" w:type="auto"/>
-            <w:tcBorders>
-              <w:top w:val="single" w:sz="8" w:space="0" w:color="000000"/>
-              <w:left w:val="single" w:sz="8" w:space="0" w:color="000000"/>
-              <w:bottom w:val="single" w:sz="8" w:space="0" w:color="000000"/>
-              <w:right w:val="single" w:sz="8" w:space="0" w:color="000000"/>
-            </w:tcBorders>
-            <w:tcMar>
-              <w:top w:w="100" w:type="dxa"/>
-              <w:left w:w="100" w:type="dxa"/>
-              <w:bottom w:w="100" w:type="dxa"/>
-              <w:right w:w="100" w:type="dxa"/>
-            </w:tcMar>
-            <w:hideMark/>
-          </w:tcPr>
-          <w:p>
-            <w:pPr>
-              <w:rPr>
-                <w:lang w:val="en-US"/>
-              </w:rPr>
-            </w:pPr>
-          </w:p>
-        </w:tc>
-        <w:tc>
-          <w:tcPr>
-            <w:tcW w:w="0" w:type="auto"/>
-            <w:tcBorders>
-              <w:top w:val="single" w:sz="8" w:space="0" w:color="000000"/>
-              <w:left w:val="single" w:sz="8" w:space="0" w:color="000000"/>
-              <w:bottom w:val="single" w:sz="8" w:space="0" w:color="000000"/>
-              <w:right w:val="single" w:sz="8" w:space="0" w:color="000000"/>
-            </w:tcBorders>
-            <w:tcMar>
-              <w:top w:w="100" w:type="dxa"/>
-              <w:left w:w="100" w:type="dxa"/>
-              <w:bottom w:w="100" w:type="dxa"/>
-              <w:right w:w="100" w:type="dxa"/>
-            </w:tcMar>
-            <w:hideMark/>
-          </w:tcPr>
-          <w:p>
-            <w:pPr>
-              <w:rPr>
-                <w:lang w:val="en-US"/>
-              </w:rPr>
-            </w:pPr>
-          </w:p>
-        </w:tc>
-        <w:tc>
-          <w:tcPr>
-            <w:tcW w:w="0" w:type="auto"/>
-            <w:tcBorders>
-              <w:top w:val="single" w:sz="8" w:space="0" w:color="000000"/>
-              <w:left w:val="single" w:sz="8" w:space="0" w:color="000000"/>
-              <w:bottom w:val="single" w:sz="8" w:space="0" w:color="000000"/>
-              <w:right w:val="single" w:sz="8" w:space="0" w:color="000000"/>
-            </w:tcBorders>
-            <w:tcMar>
-              <w:top w:w="100" w:type="dxa"/>
-              <w:left w:w="100" w:type="dxa"/>
-              <w:bottom w:w="100" w:type="dxa"/>
-              <w:right w:w="100" w:type="dxa"/>
-            </w:tcMar>
-            <w:hideMark/>
-          </w:tcPr>
-          <w:p>
-            <w:pPr>
-              <w:rPr>
-                <w:lang w:val="en-US"/>
-              </w:rPr>
-            </w:pPr>
-          </w:p>
-        </w:tc>
-        <w:tc>
-          <w:tcPr>
-            <w:tcW w:w="0" w:type="auto"/>
-            <w:tcBorders>
-              <w:top w:val="single" w:sz="8" w:space="0" w:color="000000"/>
-              <w:left w:val="single" w:sz="8" w:space="0" w:color="000000"/>
-              <w:bottom w:val="single" w:sz="8" w:space="0" w:color="000000"/>
-              <w:right w:val="single" w:sz="8" w:space="0" w:color="000000"/>
-            </w:tcBorders>
-            <w:tcMar>
-              <w:top w:w="100" w:type="dxa"/>
-              <w:left w:w="100" w:type="dxa"/>
-              <w:bottom w:w="100" w:type="dxa"/>
-              <w:right w:w="100" w:type="dxa"/>
-            </w:tcMar>
-            <w:hideMark/>
-          </w:tcPr>
-          <w:p>
-            <w:pPr>
-              <w:rPr>
-                <w:lang w:val="en-US"/>
-              </w:rPr>
-            </w:pPr>
-            <w:r>
-              <w:rPr>
-                <w:lang w:val="en-US"/>
-              </w:rPr>
-              <w:t xml:space="preserve">If relevant, list previously created </w:t>
-            </w:r>
-            <w:proofErr w:type="spellStart"/>
-            <w:r>
-              <w:rPr>
-                <w:lang w:val="en-US"/>
-              </w:rPr>
-              <w:t>dataverse</w:t>
-            </w:r>
-            <w:proofErr w:type="spellEnd"/>
-            <w:r>
-              <w:rPr>
-                <w:lang w:val="en-US"/>
-              </w:rPr>
-              <w:t>:</w:t>
-            </w:r>
-            <w:r>
-              <w:rPr>
-                <w:lang w:val="en-US"/>
-              </w:rPr>
+              <w:t>{{ dataverse }}</w:t>
+            </w:r>
+            <w:r>
               <w:br/>
             </w:r>
             <w:r>
-              <w:t xml:space="preserve">{% for item in </w:t>
-            </w:r>
-            <w:proofErr w:type="spellStart"/>
-            <w:r>
-              <w:t>template_dict.dv_record.comments</w:t>
-            </w:r>
-            <w:proofErr w:type="spellEnd"/>
-            <w:r>
-              <w:t xml:space="preserve"> %} </w:t>
-            </w:r>
-          </w:p>
-          <w:p>
-            <w:r>
-              <w:t xml:space="preserve">{% for author, </w:t>
-            </w:r>
-            <w:proofErr w:type="spellStart"/>
-            <w:r>
-              <w:t>dataverses</w:t>
-            </w:r>
-            <w:proofErr w:type="spellEnd"/>
-            <w:r>
-              <w:t xml:space="preserve"> in </w:t>
-            </w:r>
-            <w:proofErr w:type="spellStart"/>
-            <w:r>
-              <w:t>item.items</w:t>
-            </w:r>
-            <w:proofErr w:type="spellEnd"/>
-            <w:r>
-              <w:t>() %} {{ author }}</w:t>
-            </w:r>
-            <w:r>
-              <w:rPr>
-                <w:rFonts w:hint="eastAsia"/>
-              </w:rPr>
-              <w:t>:</w:t>
-            </w:r>
-          </w:p>
-          <w:p>
-            <w:r>
-              <w:t xml:space="preserve">{% for dataverse in </w:t>
-            </w:r>
-            <w:proofErr w:type="spellStart"/>
-            <w:r>
-              <w:t>dataverses</w:t>
-            </w:r>
-            <w:proofErr w:type="spellEnd"/>
-            <w:r>
-              <w:t xml:space="preserve"> %} </w:t>
-            </w:r>
-            <w:r>
-              <w:t xml:space="preserve">{{ </w:t>
-            </w:r>
-            <w:proofErr w:type="spellStart"/>
-            <w:r>
-              <w:t>loop.index</w:t>
-            </w:r>
-            <w:proofErr w:type="spellEnd"/>
-            <w:r>
-              <w:t xml:space="preserve"> }}.</w:t>
-            </w:r>
-            <w:r>
-              <w:rPr>
-                <w:rFonts w:hint="eastAsia"/>
-              </w:rPr>
-              <w:t xml:space="preserve"> </w:t>
-            </w:r>
-            <w:r>
-              <w:t>{{ dataverse }}</w:t>
+              <w:t xml:space="preserve">{% endfor %} </w:t>
             </w:r>
             <w:r>
               <w:br/>
             </w:r>
             <w:r>
-              <w:t xml:space="preserve">{% </w:t>
-            </w:r>
-            <w:proofErr w:type="spellStart"/>
-            <w:r>
-              <w:t>endfor</w:t>
-            </w:r>
-            <w:proofErr w:type="spellEnd"/>
-            <w:r>
-              <w:t xml:space="preserve"> %} </w:t>
-            </w:r>
-            <w:r>
-              <w:br/>
-            </w:r>
-            <w:r>
-              <w:t xml:space="preserve">{% </w:t>
-            </w:r>
-            <w:proofErr w:type="spellStart"/>
-            <w:r>
-              <w:t>endfor</w:t>
-            </w:r>
-            <w:proofErr w:type="spellEnd"/>
-            <w:r>
-              <w:t xml:space="preserve"> %} {% </w:t>
-            </w:r>
-            <w:proofErr w:type="spellStart"/>
-            <w:r>
-              <w:t>endfor</w:t>
-            </w:r>
-            <w:proofErr w:type="spellEnd"/>
-            <w:r>
-              <w:t xml:space="preserve"> %}</w:t>
+              <w:t>{% endfor %} {% endfor %}</w:t>
             </w:r>
           </w:p>
         </w:tc>
@@ -1707,21 +1559,7 @@
               <w:rPr>
                 <w:lang w:val="en-US"/>
               </w:rPr>
-              <w:t>If the dataset is deposited in a sub-</w:t>
-            </w:r>
-            <w:proofErr w:type="spellStart"/>
-            <w:r>
-              <w:rPr>
-                <w:lang w:val="en-US"/>
-              </w:rPr>
-              <w:t>dataverse</w:t>
-            </w:r>
-            <w:proofErr w:type="spellEnd"/>
-            <w:r>
-              <w:rPr>
-                <w:lang w:val="en-US"/>
-              </w:rPr>
-              <w:t xml:space="preserve"> collection, include </w:t>
+              <w:t xml:space="preserve">If the dataset is deposited in a sub-dataverse collection, include </w:t>
             </w:r>
             <w:r>
               <w:rPr>
@@ -1762,21 +1600,7 @@
                 <w:lang w:val="en-US"/>
               </w:rPr>
               <w:lastRenderedPageBreak/>
-              <w:t xml:space="preserve">{% if </w:t>
-            </w:r>
-            <w:proofErr w:type="spellStart"/>
-            <w:r>
-              <w:rPr>
-                <w:lang w:val="en-US"/>
-              </w:rPr>
-              <w:t>template_dict</w:t>
-            </w:r>
-            <w:proofErr w:type="spellEnd"/>
-            <w:r>
-              <w:rPr>
-                <w:lang w:val="en-US"/>
-              </w:rPr>
-              <w:t>.</w:t>
+              <w:t>{% if template_dict.</w:t>
             </w:r>
             <w:r>
               <w:rPr>
@@ -1789,11 +1613,9 @@
               </w:rPr>
               <w:t xml:space="preserve"> </w:t>
             </w:r>
-            <w:proofErr w:type="spellStart"/>
             <w:r>
               <w:t>name_name_of_dataverse</w:t>
             </w:r>
-            <w:proofErr w:type="spellEnd"/>
             <w:r>
               <w:rPr>
                 <w:lang w:val="en-US"/>
@@ -1853,21 +1675,7 @@
               <w:rPr>
                 <w:lang w:val="en-US"/>
               </w:rPr>
-              <w:t xml:space="preserve">{% if </w:t>
-            </w:r>
-            <w:proofErr w:type="spellStart"/>
-            <w:r>
-              <w:rPr>
-                <w:lang w:val="en-US"/>
-              </w:rPr>
-              <w:t>template_dict</w:t>
-            </w:r>
-            <w:proofErr w:type="spellEnd"/>
-            <w:r>
-              <w:rPr>
-                <w:lang w:val="en-US"/>
-              </w:rPr>
-              <w:t>.</w:t>
+              <w:t>{% if template_dict.</w:t>
             </w:r>
             <w:r>
               <w:rPr>
@@ -1880,11 +1688,9 @@
               </w:rPr>
               <w:t xml:space="preserve"> </w:t>
             </w:r>
-            <w:proofErr w:type="spellStart"/>
             <w:r>
               <w:t>name_name_of_dataverse</w:t>
             </w:r>
-            <w:proofErr w:type="spellEnd"/>
             <w:r>
               <w:rPr>
                 <w:lang w:val="en-US"/>
@@ -2029,79 +1835,57 @@
             <w:hideMark/>
           </w:tcPr>
           <w:p>
-            <w:pPr>
-              <w:rPr>
-                <w:lang w:val="en-US"/>
-              </w:rPr>
-            </w:pPr>
-            <w:r>
-              <w:rPr>
-                <w:rFonts w:hint="eastAsia"/>
-                <w:lang w:val="en-US"/>
-              </w:rPr>
-              <w:t xml:space="preserve">List the </w:t>
-            </w:r>
-            <w:proofErr w:type="spellStart"/>
-            <w:r>
-              <w:rPr>
-                <w:rFonts w:hint="eastAsia"/>
-                <w:lang w:val="en-US"/>
-              </w:rPr>
-              <w:t>dataverse</w:t>
-            </w:r>
-            <w:proofErr w:type="spellEnd"/>
-            <w:r>
-              <w:rPr>
-                <w:rFonts w:hint="eastAsia"/>
-                <w:lang w:val="en-US"/>
-              </w:rPr>
-              <w:t xml:space="preserve"> </w:t>
-            </w:r>
-            <w:r>
-              <w:rPr>
-                <w:lang w:val="en-US"/>
-              </w:rPr>
-              <w:t>collection</w:t>
-            </w:r>
-            <w:r>
-              <w:rPr>
-                <w:rFonts w:hint="eastAsia"/>
-                <w:lang w:val="en-US"/>
-              </w:rPr>
-              <w:t xml:space="preserve"> name:</w:t>
+            <w:r>
+              <w:rPr>
+                <w:lang w:val="en-US"/>
+              </w:rPr>
+              <w:t>List the parent Dataverse collection name:</w:t>
             </w:r>
             <w:r>
               <w:rPr>
                 <w:lang w:val="en-US"/>
               </w:rPr>
               <w:br/>
-            </w:r>
-            <w:r>
-              <w:rPr>
-                <w:rFonts w:hint="eastAsia"/>
-                <w:lang w:val="en-US"/>
-              </w:rPr>
               <w:t xml:space="preserve">{{ </w:t>
             </w:r>
-            <w:proofErr w:type="spellStart"/>
-            <w:r>
-              <w:t>template_dict</w:t>
-            </w:r>
-            <w:r>
-              <w:rPr>
-                <w:rFonts w:hint="eastAsia"/>
-              </w:rPr>
-              <w:t>.</w:t>
-            </w:r>
-            <w:r>
-              <w:t>name_of_dataverse</w:t>
-            </w:r>
-            <w:proofErr w:type="spellEnd"/>
-            <w:r>
-              <w:rPr>
-                <w:rFonts w:hint="eastAsia"/>
-              </w:rPr>
+            <w:r>
+              <w:t>template_dict.</w:t>
+            </w:r>
+            <w:r>
+              <w:rPr>
+                <w:lang w:val="en-US"/>
+              </w:rPr>
+              <w:t>ds_tree_info.parentDataverseName</w:t>
+            </w:r>
+            <w:r>
               <w:t xml:space="preserve"> }}</w:t>
+            </w:r>
+          </w:p>
+          <w:p/>
+          <w:p>
+            <w:r>
+              <w:t>List the path of the dataset in the Dataverse collection:</w:t>
+            </w:r>
+            <w:r>
+              <w:br/>
+            </w:r>
+            <w:r>
+              <w:rPr>
+                <w:lang w:val="en-US"/>
+              </w:rPr>
+              <w:t xml:space="preserve">{{ </w:t>
+            </w:r>
+            <w:r>
+              <w:t>template_dict.</w:t>
+            </w:r>
+            <w:r>
+              <w:rPr>
+                <w:lang w:val="en-US"/>
+              </w:rPr>
+              <w:t>ds_tree_info.path</w:t>
+            </w:r>
+            <w:r>
+              <w:t>}}</w:t>
             </w:r>
           </w:p>
         </w:tc>
@@ -2231,88 +2015,38 @@
                 <w:bCs/>
                 <w:lang w:val="en-US"/>
               </w:rPr>
-              <w:t>*If the dataset was deposited in a sub-</w:t>
-            </w:r>
-            <w:proofErr w:type="spellStart"/>
-            <w:r>
-              <w:rPr>
-                <w:b/>
-                <w:bCs/>
-                <w:lang w:val="en-US"/>
-              </w:rPr>
-              <w:t>dataverse</w:t>
-            </w:r>
-            <w:proofErr w:type="spellEnd"/>
-            <w:r>
-              <w:rPr>
-                <w:b/>
-                <w:bCs/>
-                <w:lang w:val="en-US"/>
-              </w:rPr>
-              <w:t xml:space="preserve"> collection, does it require its own </w:t>
-            </w:r>
-            <w:proofErr w:type="spellStart"/>
-            <w:r>
-              <w:rPr>
-                <w:b/>
-                <w:bCs/>
-                <w:lang w:val="en-US"/>
-              </w:rPr>
-              <w:t>dataverse</w:t>
-            </w:r>
-            <w:proofErr w:type="spellEnd"/>
-            <w:r>
-              <w:rPr>
-                <w:b/>
-                <w:bCs/>
-                <w:lang w:val="en-US"/>
-              </w:rPr>
-              <w:t>?</w:t>
-            </w:r>
-          </w:p>
-        </w:tc>
-        <w:tc>
-          <w:tcPr>
-            <w:tcW w:w="0" w:type="auto"/>
-            <w:tcBorders>
-              <w:top w:val="single" w:sz="8" w:space="0" w:color="000000"/>
-              <w:left w:val="single" w:sz="8" w:space="0" w:color="000000"/>
-              <w:bottom w:val="single" w:sz="8" w:space="0" w:color="000000"/>
-              <w:right w:val="single" w:sz="8" w:space="0" w:color="000000"/>
-            </w:tcBorders>
-            <w:tcMar>
-              <w:top w:w="100" w:type="dxa"/>
-              <w:left w:w="100" w:type="dxa"/>
-              <w:bottom w:w="100" w:type="dxa"/>
-              <w:right w:w="100" w:type="dxa"/>
-            </w:tcMar>
-            <w:hideMark/>
-          </w:tcPr>
-          <w:p>
-            <w:pPr>
-              <w:rPr>
-                <w:lang w:val="en-US"/>
-              </w:rPr>
-            </w:pPr>
-            <w:r>
-              <w:rPr>
-                <w:lang w:val="en-US"/>
-              </w:rPr>
-              <w:t xml:space="preserve">If the depositor created a </w:t>
-            </w:r>
-            <w:proofErr w:type="spellStart"/>
-            <w:r>
-              <w:rPr>
-                <w:lang w:val="en-US"/>
-              </w:rPr>
-              <w:t>dataverse</w:t>
-            </w:r>
-            <w:proofErr w:type="spellEnd"/>
-            <w:r>
-              <w:rPr>
-                <w:lang w:val="en-US"/>
-              </w:rPr>
-              <w:t xml:space="preserve"> with one dataset:</w:t>
+              <w:t>*If the dataset was deposited in a sub-dataverse collection, does it require its own dataverse?</w:t>
+            </w:r>
+          </w:p>
+        </w:tc>
+        <w:tc>
+          <w:tcPr>
+            <w:tcW w:w="0" w:type="auto"/>
+            <w:tcBorders>
+              <w:top w:val="single" w:sz="8" w:space="0" w:color="000000"/>
+              <w:left w:val="single" w:sz="8" w:space="0" w:color="000000"/>
+              <w:bottom w:val="single" w:sz="8" w:space="0" w:color="000000"/>
+              <w:right w:val="single" w:sz="8" w:space="0" w:color="000000"/>
+            </w:tcBorders>
+            <w:tcMar>
+              <w:top w:w="100" w:type="dxa"/>
+              <w:left w:w="100" w:type="dxa"/>
+              <w:bottom w:w="100" w:type="dxa"/>
+              <w:right w:w="100" w:type="dxa"/>
+            </w:tcMar>
+            <w:hideMark/>
+          </w:tcPr>
+          <w:p>
+            <w:pPr>
+              <w:rPr>
+                <w:lang w:val="en-US"/>
+              </w:rPr>
+            </w:pPr>
+            <w:r>
+              <w:rPr>
+                <w:lang w:val="en-US"/>
+              </w:rPr>
+              <w:t>If the depositor created a dataverse with one dataset:</w:t>
             </w:r>
           </w:p>
           <w:p>
@@ -2329,21 +2063,7 @@
               <w:rPr>
                 <w:lang w:val="en-US"/>
               </w:rPr>
-              <w:t>Is it the only dataset in the sub-</w:t>
-            </w:r>
-            <w:proofErr w:type="spellStart"/>
-            <w:r>
-              <w:rPr>
-                <w:lang w:val="en-US"/>
-              </w:rPr>
-              <w:t>dataverse</w:t>
-            </w:r>
-            <w:proofErr w:type="spellEnd"/>
-            <w:r>
-              <w:rPr>
-                <w:lang w:val="en-US"/>
-              </w:rPr>
-              <w:t xml:space="preserve"> collection?</w:t>
+              <w:t>Is it the only dataset in the sub-dataverse collection?</w:t>
             </w:r>
           </w:p>
           <w:p>
@@ -2360,21 +2080,7 @@
               <w:rPr>
                 <w:lang w:val="en-US"/>
               </w:rPr>
-              <w:t>Is there another sub-</w:t>
-            </w:r>
-            <w:proofErr w:type="spellStart"/>
-            <w:r>
-              <w:rPr>
-                <w:lang w:val="en-US"/>
-              </w:rPr>
-              <w:t>dataverse</w:t>
-            </w:r>
-            <w:proofErr w:type="spellEnd"/>
-            <w:r>
-              <w:rPr>
-                <w:lang w:val="en-US"/>
-              </w:rPr>
-              <w:t xml:space="preserve"> collection it should be in?</w:t>
+              <w:t>Is there another sub-dataverse collection it should be in?</w:t>
             </w:r>
           </w:p>
           <w:p>
@@ -2415,21 +2121,7 @@
                 <w:lang w:val="en-US"/>
               </w:rPr>
               <w:lastRenderedPageBreak/>
-              <w:t xml:space="preserve">or that they actually require a </w:t>
-            </w:r>
-            <w:proofErr w:type="spellStart"/>
-            <w:r>
-              <w:rPr>
-                <w:lang w:val="en-US"/>
-              </w:rPr>
-              <w:t>dataverse</w:t>
-            </w:r>
-            <w:proofErr w:type="spellEnd"/>
-            <w:r>
-              <w:rPr>
-                <w:lang w:val="en-US"/>
-              </w:rPr>
-              <w:t xml:space="preserve"> (e.g., will there be future deposits?)</w:t>
+              <w:t>or that they actually require a dataverse (e.g., will there be future deposits?)</w:t>
             </w:r>
           </w:p>
         </w:tc>
@@ -3115,91 +2807,63 @@
               <w:rPr>
                 <w:lang w:val="en-US"/>
               </w:rPr>
-              <w:t xml:space="preserve">{% if </w:t>
-            </w:r>
-            <w:proofErr w:type="spellStart"/>
-            <w:r>
-              <w:rPr>
-                <w:lang w:val="en-US"/>
-              </w:rPr>
-              <w:t>template_dict.file_ext.comments|length</w:t>
-            </w:r>
-            <w:proofErr w:type="spellEnd"/>
-            <w:r>
-              <w:rPr>
-                <w:lang w:val="en-US"/>
-              </w:rPr>
-              <w:t xml:space="preserve"> == 0 %}X{% endif %}</w:t>
-            </w:r>
-          </w:p>
-        </w:tc>
-        <w:tc>
-          <w:tcPr>
-            <w:tcW w:w="0" w:type="auto"/>
-            <w:tcBorders>
-              <w:top w:val="single" w:sz="8" w:space="0" w:color="000000"/>
-              <w:left w:val="single" w:sz="8" w:space="0" w:color="000000"/>
-              <w:bottom w:val="single" w:sz="8" w:space="0" w:color="000000"/>
-              <w:right w:val="single" w:sz="8" w:space="0" w:color="000000"/>
-            </w:tcBorders>
-            <w:tcMar>
-              <w:top w:w="100" w:type="dxa"/>
-              <w:left w:w="100" w:type="dxa"/>
-              <w:bottom w:w="100" w:type="dxa"/>
-              <w:right w:w="100" w:type="dxa"/>
-            </w:tcMar>
-            <w:hideMark/>
-          </w:tcPr>
-          <w:p>
-            <w:pPr>
-              <w:rPr>
-                <w:lang w:val="en-US"/>
-              </w:rPr>
-            </w:pPr>
-          </w:p>
-        </w:tc>
-        <w:tc>
-          <w:tcPr>
-            <w:tcW w:w="0" w:type="auto"/>
-            <w:tcBorders>
-              <w:top w:val="single" w:sz="8" w:space="0" w:color="000000"/>
-              <w:left w:val="single" w:sz="8" w:space="0" w:color="000000"/>
-              <w:bottom w:val="single" w:sz="8" w:space="0" w:color="000000"/>
-              <w:right w:val="single" w:sz="8" w:space="0" w:color="000000"/>
-            </w:tcBorders>
-            <w:tcMar>
-              <w:top w:w="100" w:type="dxa"/>
-              <w:left w:w="100" w:type="dxa"/>
-              <w:bottom w:w="100" w:type="dxa"/>
-              <w:right w:w="100" w:type="dxa"/>
-            </w:tcMar>
-            <w:hideMark/>
-          </w:tcPr>
-          <w:p>
-            <w:pPr>
-              <w:rPr>
-                <w:lang w:val="en-US"/>
-              </w:rPr>
-            </w:pPr>
-            <w:r>
-              <w:rPr>
-                <w:lang w:val="en-US"/>
-              </w:rPr>
-              <w:t xml:space="preserve">{% if </w:t>
-            </w:r>
-            <w:proofErr w:type="spellStart"/>
-            <w:r>
-              <w:rPr>
-                <w:lang w:val="en-US"/>
-              </w:rPr>
-              <w:t>template_dict.file_ext.comments|length</w:t>
-            </w:r>
-            <w:proofErr w:type="spellEnd"/>
-            <w:r>
-              <w:rPr>
-                <w:lang w:val="en-US"/>
-              </w:rPr>
-              <w:t xml:space="preserve"> &gt; 0 %}X{% endif %}</w:t>
+              <w:t>{% if template_dict.file_ext.comments|length == 0 %}X{% endif %}</w:t>
+            </w:r>
+          </w:p>
+        </w:tc>
+        <w:tc>
+          <w:tcPr>
+            <w:tcW w:w="0" w:type="auto"/>
+            <w:tcBorders>
+              <w:top w:val="single" w:sz="8" w:space="0" w:color="000000"/>
+              <w:left w:val="single" w:sz="8" w:space="0" w:color="000000"/>
+              <w:bottom w:val="single" w:sz="8" w:space="0" w:color="000000"/>
+              <w:right w:val="single" w:sz="8" w:space="0" w:color="000000"/>
+            </w:tcBorders>
+            <w:tcMar>
+              <w:top w:w="100" w:type="dxa"/>
+              <w:left w:w="100" w:type="dxa"/>
+              <w:bottom w:w="100" w:type="dxa"/>
+              <w:right w:w="100" w:type="dxa"/>
+            </w:tcMar>
+            <w:hideMark/>
+          </w:tcPr>
+          <w:p>
+            <w:pPr>
+              <w:rPr>
+                <w:lang w:val="en-US"/>
+              </w:rPr>
+            </w:pPr>
+          </w:p>
+        </w:tc>
+        <w:tc>
+          <w:tcPr>
+            <w:tcW w:w="0" w:type="auto"/>
+            <w:tcBorders>
+              <w:top w:val="single" w:sz="8" w:space="0" w:color="000000"/>
+              <w:left w:val="single" w:sz="8" w:space="0" w:color="000000"/>
+              <w:bottom w:val="single" w:sz="8" w:space="0" w:color="000000"/>
+              <w:right w:val="single" w:sz="8" w:space="0" w:color="000000"/>
+            </w:tcBorders>
+            <w:tcMar>
+              <w:top w:w="100" w:type="dxa"/>
+              <w:left w:w="100" w:type="dxa"/>
+              <w:bottom w:w="100" w:type="dxa"/>
+              <w:right w:w="100" w:type="dxa"/>
+            </w:tcMar>
+            <w:hideMark/>
+          </w:tcPr>
+          <w:p>
+            <w:pPr>
+              <w:rPr>
+                <w:lang w:val="en-US"/>
+              </w:rPr>
+            </w:pPr>
+            <w:r>
+              <w:rPr>
+                <w:lang w:val="en-US"/>
+              </w:rPr>
+              <w:t>{% if template_dict.file_ext.comments|length &gt; 0 %}X{% endif %}</w:t>
             </w:r>
           </w:p>
         </w:tc>
@@ -3292,21 +2956,7 @@
               <w:rPr>
                 <w:lang w:val="en-US"/>
               </w:rPr>
-              <w:t xml:space="preserve">{% for item in </w:t>
-            </w:r>
-            <w:proofErr w:type="spellStart"/>
-            <w:r>
-              <w:rPr>
-                <w:lang w:val="en-US"/>
-              </w:rPr>
-              <w:t>template_dict.file_open.comments</w:t>
-            </w:r>
-            <w:proofErr w:type="spellEnd"/>
-            <w:r>
-              <w:rPr>
-                <w:lang w:val="en-US"/>
-              </w:rPr>
-              <w:t xml:space="preserve"> %}</w:t>
+              <w:t>{% for item in template_dict.file_open.comments %}</w:t>
             </w:r>
           </w:p>
           <w:p>
@@ -3324,41 +2974,13 @@
               <w:rPr>
                 <w:lang w:val="en-US"/>
               </w:rPr>
-              <w:t xml:space="preserve">{{ </w:t>
-            </w:r>
-            <w:proofErr w:type="spellStart"/>
-            <w:r>
-              <w:rPr>
-                <w:lang w:val="en-US"/>
-              </w:rPr>
-              <w:t>item.file_name</w:t>
-            </w:r>
-            <w:proofErr w:type="spellEnd"/>
-            <w:r>
-              <w:rPr>
-                <w:lang w:val="en-US"/>
-              </w:rPr>
-              <w:t xml:space="preserve"> }}</w:t>
-            </w:r>
-            <w:r>
-              <w:rPr>
-                <w:lang w:val="en-US"/>
-              </w:rPr>
-              <w:t xml:space="preserve">{% </w:t>
-            </w:r>
-            <w:proofErr w:type="spellStart"/>
-            <w:r>
-              <w:rPr>
-                <w:lang w:val="en-US"/>
-              </w:rPr>
-              <w:t>endfor</w:t>
-            </w:r>
-            <w:proofErr w:type="spellEnd"/>
-            <w:r>
-              <w:rPr>
-                <w:lang w:val="en-US"/>
-              </w:rPr>
-              <w:t xml:space="preserve"> %}</w:t>
+              <w:t>{{ item.file_name }}</w:t>
+            </w:r>
+            <w:r>
+              <w:rPr>
+                <w:lang w:val="en-US"/>
+              </w:rPr>
+              <w:t>{% endfor %}</w:t>
             </w:r>
           </w:p>
           <w:p>
@@ -3391,21 +3013,7 @@
               <w:rPr>
                 <w:lang w:val="en-US"/>
               </w:rPr>
-              <w:t xml:space="preserve">{% for item in </w:t>
-            </w:r>
-            <w:proofErr w:type="spellStart"/>
-            <w:r>
-              <w:rPr>
-                <w:lang w:val="en-US"/>
-              </w:rPr>
-              <w:t>template_dict.file_open.not_checked</w:t>
-            </w:r>
-            <w:proofErr w:type="spellEnd"/>
-            <w:r>
-              <w:rPr>
-                <w:lang w:val="en-US"/>
-              </w:rPr>
-              <w:t xml:space="preserve"> %}</w:t>
+              <w:t>{% for item in template_dict.file_open.not_checked %}</w:t>
             </w:r>
           </w:p>
           <w:p>
@@ -3423,35 +3031,7 @@
               <w:rPr>
                 <w:lang w:val="en-US"/>
               </w:rPr>
-              <w:t xml:space="preserve">{{ </w:t>
-            </w:r>
-            <w:proofErr w:type="spellStart"/>
-            <w:r>
-              <w:rPr>
-                <w:lang w:val="en-US"/>
-              </w:rPr>
-              <w:t>item.file_name</w:t>
-            </w:r>
-            <w:proofErr w:type="spellEnd"/>
-            <w:r>
-              <w:rPr>
-                <w:lang w:val="en-US"/>
-              </w:rPr>
-              <w:t xml:space="preserve"> }}{% </w:t>
-            </w:r>
-            <w:proofErr w:type="spellStart"/>
-            <w:r>
-              <w:rPr>
-                <w:lang w:val="en-US"/>
-              </w:rPr>
-              <w:t>endfor</w:t>
-            </w:r>
-            <w:proofErr w:type="spellEnd"/>
-            <w:r>
-              <w:rPr>
-                <w:lang w:val="en-US"/>
-              </w:rPr>
-              <w:t xml:space="preserve"> %}</w:t>
+              <w:t>{{ item.file_name }}{% endfor %}</w:t>
             </w:r>
           </w:p>
           <w:p>
@@ -3668,91 +3248,63 @@
               <w:rPr>
                 <w:lang w:val="en-US"/>
               </w:rPr>
-              <w:t xml:space="preserve">{% if </w:t>
-            </w:r>
-            <w:proofErr w:type="spellStart"/>
-            <w:r>
-              <w:rPr>
-                <w:lang w:val="en-US"/>
-              </w:rPr>
-              <w:t>template_dict.special_characters.comments|length</w:t>
-            </w:r>
-            <w:proofErr w:type="spellEnd"/>
-            <w:r>
-              <w:rPr>
-                <w:lang w:val="en-US"/>
-              </w:rPr>
-              <w:t xml:space="preserve"> == 0 %}X{% endif %}</w:t>
-            </w:r>
-          </w:p>
-        </w:tc>
-        <w:tc>
-          <w:tcPr>
-            <w:tcW w:w="0" w:type="auto"/>
-            <w:tcBorders>
-              <w:top w:val="single" w:sz="8" w:space="0" w:color="000000"/>
-              <w:left w:val="single" w:sz="8" w:space="0" w:color="000000"/>
-              <w:bottom w:val="single" w:sz="8" w:space="0" w:color="000000"/>
-              <w:right w:val="single" w:sz="8" w:space="0" w:color="000000"/>
-            </w:tcBorders>
-            <w:tcMar>
-              <w:top w:w="100" w:type="dxa"/>
-              <w:left w:w="100" w:type="dxa"/>
-              <w:bottom w:w="100" w:type="dxa"/>
-              <w:right w:w="100" w:type="dxa"/>
-            </w:tcMar>
-            <w:hideMark/>
-          </w:tcPr>
-          <w:p>
-            <w:pPr>
-              <w:rPr>
-                <w:lang w:val="en-US"/>
-              </w:rPr>
-            </w:pPr>
-          </w:p>
-        </w:tc>
-        <w:tc>
-          <w:tcPr>
-            <w:tcW w:w="0" w:type="auto"/>
-            <w:tcBorders>
-              <w:top w:val="single" w:sz="8" w:space="0" w:color="000000"/>
-              <w:left w:val="single" w:sz="8" w:space="0" w:color="000000"/>
-              <w:bottom w:val="single" w:sz="8" w:space="0" w:color="000000"/>
-              <w:right w:val="single" w:sz="8" w:space="0" w:color="000000"/>
-            </w:tcBorders>
-            <w:tcMar>
-              <w:top w:w="100" w:type="dxa"/>
-              <w:left w:w="100" w:type="dxa"/>
-              <w:bottom w:w="100" w:type="dxa"/>
-              <w:right w:w="100" w:type="dxa"/>
-            </w:tcMar>
-            <w:hideMark/>
-          </w:tcPr>
-          <w:p>
-            <w:pPr>
-              <w:rPr>
-                <w:lang w:val="en-US"/>
-              </w:rPr>
-            </w:pPr>
-            <w:r>
-              <w:rPr>
-                <w:lang w:val="en-US"/>
-              </w:rPr>
-              <w:t xml:space="preserve">{% if </w:t>
-            </w:r>
-            <w:proofErr w:type="spellStart"/>
-            <w:r>
-              <w:rPr>
-                <w:lang w:val="en-US"/>
-              </w:rPr>
-              <w:t>template_dict.special_characters.comments|length</w:t>
-            </w:r>
-            <w:proofErr w:type="spellEnd"/>
-            <w:r>
-              <w:rPr>
-                <w:lang w:val="en-US"/>
-              </w:rPr>
-              <w:t xml:space="preserve"> &gt; 0 %}X{% endif %}</w:t>
+              <w:t>{% if template_dict.special_characters.comments|length == 0 %}X{% endif %}</w:t>
+            </w:r>
+          </w:p>
+        </w:tc>
+        <w:tc>
+          <w:tcPr>
+            <w:tcW w:w="0" w:type="auto"/>
+            <w:tcBorders>
+              <w:top w:val="single" w:sz="8" w:space="0" w:color="000000"/>
+              <w:left w:val="single" w:sz="8" w:space="0" w:color="000000"/>
+              <w:bottom w:val="single" w:sz="8" w:space="0" w:color="000000"/>
+              <w:right w:val="single" w:sz="8" w:space="0" w:color="000000"/>
+            </w:tcBorders>
+            <w:tcMar>
+              <w:top w:w="100" w:type="dxa"/>
+              <w:left w:w="100" w:type="dxa"/>
+              <w:bottom w:w="100" w:type="dxa"/>
+              <w:right w:w="100" w:type="dxa"/>
+            </w:tcMar>
+            <w:hideMark/>
+          </w:tcPr>
+          <w:p>
+            <w:pPr>
+              <w:rPr>
+                <w:lang w:val="en-US"/>
+              </w:rPr>
+            </w:pPr>
+          </w:p>
+        </w:tc>
+        <w:tc>
+          <w:tcPr>
+            <w:tcW w:w="0" w:type="auto"/>
+            <w:tcBorders>
+              <w:top w:val="single" w:sz="8" w:space="0" w:color="000000"/>
+              <w:left w:val="single" w:sz="8" w:space="0" w:color="000000"/>
+              <w:bottom w:val="single" w:sz="8" w:space="0" w:color="000000"/>
+              <w:right w:val="single" w:sz="8" w:space="0" w:color="000000"/>
+            </w:tcBorders>
+            <w:tcMar>
+              <w:top w:w="100" w:type="dxa"/>
+              <w:left w:w="100" w:type="dxa"/>
+              <w:bottom w:w="100" w:type="dxa"/>
+              <w:right w:w="100" w:type="dxa"/>
+            </w:tcMar>
+            <w:hideMark/>
+          </w:tcPr>
+          <w:p>
+            <w:pPr>
+              <w:rPr>
+                <w:lang w:val="en-US"/>
+              </w:rPr>
+            </w:pPr>
+            <w:r>
+              <w:rPr>
+                <w:lang w:val="en-US"/>
+              </w:rPr>
+              <w:t>{% if template_dict.special_characters.comments|length &gt; 0 %}X{% endif %}</w:t>
             </w:r>
           </w:p>
         </w:tc>
@@ -3845,21 +3397,7 @@
               <w:rPr>
                 <w:lang w:val="en-US"/>
               </w:rPr>
-              <w:t xml:space="preserve">{% for item in </w:t>
-            </w:r>
-            <w:proofErr w:type="spellStart"/>
-            <w:r>
-              <w:rPr>
-                <w:lang w:val="en-US"/>
-              </w:rPr>
-              <w:t>template_dict.special_characters.comments</w:t>
-            </w:r>
-            <w:proofErr w:type="spellEnd"/>
-            <w:r>
-              <w:rPr>
-                <w:lang w:val="en-US"/>
-              </w:rPr>
-              <w:t xml:space="preserve"> %}</w:t>
+              <w:t>{% for item in template_dict.special_characters.comments %}</w:t>
             </w:r>
           </w:p>
           <w:p>
@@ -3877,35 +3415,7 @@
               <w:rPr>
                 <w:lang w:val="en-US"/>
               </w:rPr>
-              <w:t xml:space="preserve">{{ </w:t>
-            </w:r>
-            <w:proofErr w:type="spellStart"/>
-            <w:r>
-              <w:rPr>
-                <w:lang w:val="en-US"/>
-              </w:rPr>
-              <w:t>item.file_name</w:t>
-            </w:r>
-            <w:proofErr w:type="spellEnd"/>
-            <w:r>
-              <w:rPr>
-                <w:lang w:val="en-US"/>
-              </w:rPr>
-              <w:t xml:space="preserve"> }}{% </w:t>
-            </w:r>
-            <w:proofErr w:type="spellStart"/>
-            <w:r>
-              <w:rPr>
-                <w:lang w:val="en-US"/>
-              </w:rPr>
-              <w:t>endfor</w:t>
-            </w:r>
-            <w:proofErr w:type="spellEnd"/>
-            <w:r>
-              <w:rPr>
-                <w:lang w:val="en-US"/>
-              </w:rPr>
-              <w:t xml:space="preserve"> %}</w:t>
+              <w:t>{{ item.file_name }}{% endfor %}</w:t>
             </w:r>
           </w:p>
         </w:tc>
@@ -4097,21 +3607,7 @@
               <w:rPr>
                 <w:lang w:val="en-US"/>
               </w:rPr>
-              <w:t xml:space="preserve">{% if </w:t>
-            </w:r>
-            <w:proofErr w:type="spellStart"/>
-            <w:r>
-              <w:rPr>
-                <w:lang w:val="en-US"/>
-              </w:rPr>
-              <w:t>template_dict.readme_file.comments|length</w:t>
-            </w:r>
-            <w:proofErr w:type="spellEnd"/>
-            <w:r>
-              <w:rPr>
-                <w:lang w:val="en-US"/>
-              </w:rPr>
-              <w:t xml:space="preserve"> </w:t>
+              <w:t xml:space="preserve">{% if template_dict.readme_file.comments|length </w:t>
             </w:r>
             <w:r>
               <w:rPr>
@@ -4180,21 +3676,7 @@
               <w:rPr>
                 <w:lang w:val="en-US"/>
               </w:rPr>
-              <w:t xml:space="preserve">{% if </w:t>
-            </w:r>
-            <w:proofErr w:type="spellStart"/>
-            <w:r>
-              <w:rPr>
-                <w:lang w:val="en-US"/>
-              </w:rPr>
-              <w:t>template_dict.file_ext.comments|length</w:t>
-            </w:r>
-            <w:proofErr w:type="spellEnd"/>
-            <w:r>
-              <w:rPr>
-                <w:lang w:val="en-US"/>
-              </w:rPr>
-              <w:t xml:space="preserve"> &gt; 0 %}X{% endif %}</w:t>
+              <w:t>{% if template_dict.file_ext.comments|length &gt; 0 %}X{% endif %}</w:t>
             </w:r>
           </w:p>
         </w:tc>
@@ -4287,21 +3769,7 @@
               <w:rPr>
                 <w:lang w:val="en-US"/>
               </w:rPr>
-              <w:t xml:space="preserve">{% for item in </w:t>
-            </w:r>
-            <w:proofErr w:type="spellStart"/>
-            <w:r>
-              <w:rPr>
-                <w:lang w:val="en-US"/>
-              </w:rPr>
-              <w:t>template_dict.file_ext.comments</w:t>
-            </w:r>
-            <w:proofErr w:type="spellEnd"/>
-            <w:r>
-              <w:rPr>
-                <w:lang w:val="en-US"/>
-              </w:rPr>
-              <w:t xml:space="preserve"> %}</w:t>
+              <w:t>{% for item in template_dict.file_ext.comments %}</w:t>
             </w:r>
           </w:p>
           <w:p>
@@ -4319,35 +3787,7 @@
               <w:rPr>
                 <w:lang w:val="en-US"/>
               </w:rPr>
-              <w:t xml:space="preserve">{{ </w:t>
-            </w:r>
-            <w:proofErr w:type="spellStart"/>
-            <w:r>
-              <w:rPr>
-                <w:lang w:val="en-US"/>
-              </w:rPr>
-              <w:t>item.file_name</w:t>
-            </w:r>
-            <w:proofErr w:type="spellEnd"/>
-            <w:r>
-              <w:rPr>
-                <w:lang w:val="en-US"/>
-              </w:rPr>
-              <w:t xml:space="preserve"> }}{% </w:t>
-            </w:r>
-            <w:proofErr w:type="spellStart"/>
-            <w:r>
-              <w:rPr>
-                <w:lang w:val="en-US"/>
-              </w:rPr>
-              <w:t>endfor</w:t>
-            </w:r>
-            <w:proofErr w:type="spellEnd"/>
-            <w:r>
-              <w:rPr>
-                <w:lang w:val="en-US"/>
-              </w:rPr>
-              <w:t xml:space="preserve"> %}</w:t>
+              <w:t>{{ item.file_name }}{% endfor %}</w:t>
             </w:r>
           </w:p>
         </w:tc>
@@ -4540,29 +3980,195 @@
               <w:rPr>
                 <w:lang w:val="en-US"/>
               </w:rPr>
-              <w:t xml:space="preserve">{% if </w:t>
-            </w:r>
-            <w:proofErr w:type="spellStart"/>
-            <w:r>
-              <w:rPr>
-                <w:lang w:val="en-US"/>
-              </w:rPr>
-              <w:t>template_dict</w:t>
-            </w:r>
-            <w:proofErr w:type="spellEnd"/>
-            <w:r>
-              <w:rPr>
-                <w:lang w:val="en-US"/>
-              </w:rPr>
-              <w:t>.</w:t>
-            </w:r>
-            <w:r>
-              <w:rPr>
-                <w:lang w:val="en-US"/>
-              </w:rPr>
-              <w:t xml:space="preserve"> </w:t>
-            </w:r>
-            <w:proofErr w:type="spellStart"/>
+              <w:t>{% if template_dict.</w:t>
+            </w:r>
+            <w:r>
+              <w:rPr>
+                <w:lang w:val="en-US"/>
+              </w:rPr>
+              <w:t xml:space="preserve"> common_file_format</w:t>
+            </w:r>
+            <w:r>
+              <w:rPr>
+                <w:lang w:val="en-US"/>
+              </w:rPr>
+              <w:t xml:space="preserve">.comments|length </w:t>
+            </w:r>
+            <w:r>
+              <w:rPr>
+                <w:rFonts w:hint="eastAsia"/>
+                <w:lang w:val="en-US"/>
+              </w:rPr>
+              <w:t>==</w:t>
+            </w:r>
+            <w:r>
+              <w:rPr>
+                <w:lang w:val="en-US"/>
+              </w:rPr>
+              <w:t xml:space="preserve"> 0 %}X{% endif %}</w:t>
+            </w:r>
+          </w:p>
+        </w:tc>
+        <w:tc>
+          <w:tcPr>
+            <w:tcW w:w="0" w:type="auto"/>
+            <w:tcBorders>
+              <w:top w:val="single" w:sz="8" w:space="0" w:color="000000"/>
+              <w:left w:val="single" w:sz="8" w:space="0" w:color="000000"/>
+              <w:bottom w:val="single" w:sz="8" w:space="0" w:color="000000"/>
+              <w:right w:val="single" w:sz="8" w:space="0" w:color="000000"/>
+            </w:tcBorders>
+            <w:tcMar>
+              <w:top w:w="100" w:type="dxa"/>
+              <w:left w:w="100" w:type="dxa"/>
+              <w:bottom w:w="100" w:type="dxa"/>
+              <w:right w:w="100" w:type="dxa"/>
+            </w:tcMar>
+            <w:hideMark/>
+          </w:tcPr>
+          <w:p>
+            <w:pPr>
+              <w:rPr>
+                <w:lang w:val="en-US"/>
+              </w:rPr>
+            </w:pPr>
+          </w:p>
+        </w:tc>
+        <w:tc>
+          <w:tcPr>
+            <w:tcW w:w="0" w:type="auto"/>
+            <w:tcBorders>
+              <w:top w:val="single" w:sz="8" w:space="0" w:color="000000"/>
+              <w:left w:val="single" w:sz="8" w:space="0" w:color="000000"/>
+              <w:bottom w:val="single" w:sz="8" w:space="0" w:color="000000"/>
+              <w:right w:val="single" w:sz="8" w:space="0" w:color="000000"/>
+            </w:tcBorders>
+            <w:tcMar>
+              <w:top w:w="100" w:type="dxa"/>
+              <w:left w:w="100" w:type="dxa"/>
+              <w:bottom w:w="100" w:type="dxa"/>
+              <w:right w:w="100" w:type="dxa"/>
+            </w:tcMar>
+            <w:hideMark/>
+          </w:tcPr>
+          <w:p>
+            <w:pPr>
+              <w:rPr>
+                <w:lang w:val="en-US"/>
+              </w:rPr>
+            </w:pPr>
+            <w:r>
+              <w:rPr>
+                <w:lang w:val="en-US"/>
+              </w:rPr>
+              <w:t>{% if template_dict.</w:t>
+            </w:r>
+            <w:r>
+              <w:rPr>
+                <w:lang w:val="en-US"/>
+              </w:rPr>
+              <w:t xml:space="preserve"> common_file_format</w:t>
+            </w:r>
+            <w:r>
+              <w:rPr>
+                <w:lang w:val="en-US"/>
+              </w:rPr>
+              <w:t>.comments|length &gt; 0 %}X{% endif %}</w:t>
+            </w:r>
+          </w:p>
+        </w:tc>
+        <w:tc>
+          <w:tcPr>
+            <w:tcW w:w="0" w:type="auto"/>
+            <w:tcBorders>
+              <w:top w:val="single" w:sz="8" w:space="0" w:color="000000"/>
+              <w:left w:val="single" w:sz="8" w:space="0" w:color="000000"/>
+              <w:bottom w:val="single" w:sz="8" w:space="0" w:color="000000"/>
+              <w:right w:val="single" w:sz="8" w:space="0" w:color="000000"/>
+            </w:tcBorders>
+            <w:tcMar>
+              <w:top w:w="100" w:type="dxa"/>
+              <w:left w:w="100" w:type="dxa"/>
+              <w:bottom w:w="100" w:type="dxa"/>
+              <w:right w:w="100" w:type="dxa"/>
+            </w:tcMar>
+            <w:hideMark/>
+          </w:tcPr>
+          <w:p>
+            <w:pPr>
+              <w:rPr>
+                <w:lang w:val="en-US"/>
+              </w:rPr>
+            </w:pPr>
+          </w:p>
+        </w:tc>
+        <w:tc>
+          <w:tcPr>
+            <w:tcW w:w="0" w:type="auto"/>
+            <w:tcBorders>
+              <w:top w:val="single" w:sz="8" w:space="0" w:color="000000"/>
+              <w:left w:val="single" w:sz="8" w:space="0" w:color="000000"/>
+              <w:bottom w:val="single" w:sz="8" w:space="0" w:color="000000"/>
+              <w:right w:val="single" w:sz="8" w:space="0" w:color="000000"/>
+            </w:tcBorders>
+            <w:tcMar>
+              <w:top w:w="100" w:type="dxa"/>
+              <w:left w:w="100" w:type="dxa"/>
+              <w:bottom w:w="100" w:type="dxa"/>
+              <w:right w:w="100" w:type="dxa"/>
+            </w:tcMar>
+            <w:hideMark/>
+          </w:tcPr>
+          <w:p>
+            <w:pPr>
+              <w:rPr>
+                <w:lang w:val="en-US"/>
+              </w:rPr>
+            </w:pPr>
+          </w:p>
+        </w:tc>
+        <w:tc>
+          <w:tcPr>
+            <w:tcW w:w="0" w:type="auto"/>
+            <w:tcBorders>
+              <w:top w:val="single" w:sz="8" w:space="0" w:color="000000"/>
+              <w:left w:val="single" w:sz="8" w:space="0" w:color="000000"/>
+              <w:bottom w:val="single" w:sz="8" w:space="0" w:color="000000"/>
+              <w:right w:val="single" w:sz="8" w:space="0" w:color="000000"/>
+            </w:tcBorders>
+            <w:tcMar>
+              <w:top w:w="100" w:type="dxa"/>
+              <w:left w:w="100" w:type="dxa"/>
+              <w:bottom w:w="100" w:type="dxa"/>
+              <w:right w:w="100" w:type="dxa"/>
+            </w:tcMar>
+            <w:hideMark/>
+          </w:tcPr>
+          <w:p>
+            <w:pPr>
+              <w:rPr>
+                <w:lang w:val="en-US"/>
+              </w:rPr>
+            </w:pPr>
+            <w:r>
+              <w:rPr>
+                <w:lang w:val="en-US"/>
+              </w:rPr>
+              <w:t>List all files that do not appear on the common file format list:</w:t>
+            </w:r>
+          </w:p>
+          <w:p>
+            <w:pPr>
+              <w:rPr>
+                <w:lang w:val="en-US"/>
+              </w:rPr>
+            </w:pPr>
+            <w:r>
+              <w:rPr>
+                <w:lang w:val="en-US"/>
+              </w:rPr>
+              <w:t>{% for item in template_dict.</w:t>
+            </w:r>
             <w:r>
               <w:rPr>
                 <w:lang w:val="en-US"/>
@@ -4573,243 +4179,7 @@
               <w:rPr>
                 <w:lang w:val="en-US"/>
               </w:rPr>
-              <w:t>.comments|length</w:t>
-            </w:r>
-            <w:proofErr w:type="spellEnd"/>
-            <w:r>
-              <w:rPr>
-                <w:lang w:val="en-US"/>
-              </w:rPr>
-              <w:t xml:space="preserve"> </w:t>
-            </w:r>
-            <w:r>
-              <w:rPr>
-                <w:rFonts w:hint="eastAsia"/>
-                <w:lang w:val="en-US"/>
-              </w:rPr>
-              <w:t>==</w:t>
-            </w:r>
-            <w:r>
-              <w:rPr>
-                <w:lang w:val="en-US"/>
-              </w:rPr>
-              <w:t xml:space="preserve"> 0 %}X{% endif %}</w:t>
-            </w:r>
-          </w:p>
-        </w:tc>
-        <w:tc>
-          <w:tcPr>
-            <w:tcW w:w="0" w:type="auto"/>
-            <w:tcBorders>
-              <w:top w:val="single" w:sz="8" w:space="0" w:color="000000"/>
-              <w:left w:val="single" w:sz="8" w:space="0" w:color="000000"/>
-              <w:bottom w:val="single" w:sz="8" w:space="0" w:color="000000"/>
-              <w:right w:val="single" w:sz="8" w:space="0" w:color="000000"/>
-            </w:tcBorders>
-            <w:tcMar>
-              <w:top w:w="100" w:type="dxa"/>
-              <w:left w:w="100" w:type="dxa"/>
-              <w:bottom w:w="100" w:type="dxa"/>
-              <w:right w:w="100" w:type="dxa"/>
-            </w:tcMar>
-            <w:hideMark/>
-          </w:tcPr>
-          <w:p>
-            <w:pPr>
-              <w:rPr>
-                <w:lang w:val="en-US"/>
-              </w:rPr>
-            </w:pPr>
-          </w:p>
-        </w:tc>
-        <w:tc>
-          <w:tcPr>
-            <w:tcW w:w="0" w:type="auto"/>
-            <w:tcBorders>
-              <w:top w:val="single" w:sz="8" w:space="0" w:color="000000"/>
-              <w:left w:val="single" w:sz="8" w:space="0" w:color="000000"/>
-              <w:bottom w:val="single" w:sz="8" w:space="0" w:color="000000"/>
-              <w:right w:val="single" w:sz="8" w:space="0" w:color="000000"/>
-            </w:tcBorders>
-            <w:tcMar>
-              <w:top w:w="100" w:type="dxa"/>
-              <w:left w:w="100" w:type="dxa"/>
-              <w:bottom w:w="100" w:type="dxa"/>
-              <w:right w:w="100" w:type="dxa"/>
-            </w:tcMar>
-            <w:hideMark/>
-          </w:tcPr>
-          <w:p>
-            <w:pPr>
-              <w:rPr>
-                <w:lang w:val="en-US"/>
-              </w:rPr>
-            </w:pPr>
-            <w:r>
-              <w:rPr>
-                <w:lang w:val="en-US"/>
-              </w:rPr>
-              <w:t xml:space="preserve">{% if </w:t>
-            </w:r>
-            <w:proofErr w:type="spellStart"/>
-            <w:r>
-              <w:rPr>
-                <w:lang w:val="en-US"/>
-              </w:rPr>
-              <w:t>template_dict</w:t>
-            </w:r>
-            <w:proofErr w:type="spellEnd"/>
-            <w:r>
-              <w:rPr>
-                <w:lang w:val="en-US"/>
-              </w:rPr>
-              <w:t>.</w:t>
-            </w:r>
-            <w:r>
-              <w:rPr>
-                <w:lang w:val="en-US"/>
-              </w:rPr>
-              <w:t xml:space="preserve"> </w:t>
-            </w:r>
-            <w:proofErr w:type="spellStart"/>
-            <w:r>
-              <w:rPr>
-                <w:lang w:val="en-US"/>
-              </w:rPr>
-              <w:t>common_file_format</w:t>
-            </w:r>
-            <w:r>
-              <w:rPr>
-                <w:lang w:val="en-US"/>
-              </w:rPr>
-              <w:t>.comments|length</w:t>
-            </w:r>
-            <w:proofErr w:type="spellEnd"/>
-            <w:r>
-              <w:rPr>
-                <w:lang w:val="en-US"/>
-              </w:rPr>
-              <w:t xml:space="preserve"> &gt; 0 %}X{% endif %}</w:t>
-            </w:r>
-          </w:p>
-        </w:tc>
-        <w:tc>
-          <w:tcPr>
-            <w:tcW w:w="0" w:type="auto"/>
-            <w:tcBorders>
-              <w:top w:val="single" w:sz="8" w:space="0" w:color="000000"/>
-              <w:left w:val="single" w:sz="8" w:space="0" w:color="000000"/>
-              <w:bottom w:val="single" w:sz="8" w:space="0" w:color="000000"/>
-              <w:right w:val="single" w:sz="8" w:space="0" w:color="000000"/>
-            </w:tcBorders>
-            <w:tcMar>
-              <w:top w:w="100" w:type="dxa"/>
-              <w:left w:w="100" w:type="dxa"/>
-              <w:bottom w:w="100" w:type="dxa"/>
-              <w:right w:w="100" w:type="dxa"/>
-            </w:tcMar>
-            <w:hideMark/>
-          </w:tcPr>
-          <w:p>
-            <w:pPr>
-              <w:rPr>
-                <w:lang w:val="en-US"/>
-              </w:rPr>
-            </w:pPr>
-          </w:p>
-        </w:tc>
-        <w:tc>
-          <w:tcPr>
-            <w:tcW w:w="0" w:type="auto"/>
-            <w:tcBorders>
-              <w:top w:val="single" w:sz="8" w:space="0" w:color="000000"/>
-              <w:left w:val="single" w:sz="8" w:space="0" w:color="000000"/>
-              <w:bottom w:val="single" w:sz="8" w:space="0" w:color="000000"/>
-              <w:right w:val="single" w:sz="8" w:space="0" w:color="000000"/>
-            </w:tcBorders>
-            <w:tcMar>
-              <w:top w:w="100" w:type="dxa"/>
-              <w:left w:w="100" w:type="dxa"/>
-              <w:bottom w:w="100" w:type="dxa"/>
-              <w:right w:w="100" w:type="dxa"/>
-            </w:tcMar>
-            <w:hideMark/>
-          </w:tcPr>
-          <w:p>
-            <w:pPr>
-              <w:rPr>
-                <w:lang w:val="en-US"/>
-              </w:rPr>
-            </w:pPr>
-          </w:p>
-        </w:tc>
-        <w:tc>
-          <w:tcPr>
-            <w:tcW w:w="0" w:type="auto"/>
-            <w:tcBorders>
-              <w:top w:val="single" w:sz="8" w:space="0" w:color="000000"/>
-              <w:left w:val="single" w:sz="8" w:space="0" w:color="000000"/>
-              <w:bottom w:val="single" w:sz="8" w:space="0" w:color="000000"/>
-              <w:right w:val="single" w:sz="8" w:space="0" w:color="000000"/>
-            </w:tcBorders>
-            <w:tcMar>
-              <w:top w:w="100" w:type="dxa"/>
-              <w:left w:w="100" w:type="dxa"/>
-              <w:bottom w:w="100" w:type="dxa"/>
-              <w:right w:w="100" w:type="dxa"/>
-            </w:tcMar>
-            <w:hideMark/>
-          </w:tcPr>
-          <w:p>
-            <w:pPr>
-              <w:rPr>
-                <w:lang w:val="en-US"/>
-              </w:rPr>
-            </w:pPr>
-            <w:r>
-              <w:rPr>
-                <w:lang w:val="en-US"/>
-              </w:rPr>
-              <w:t>List all files that do not appear on the common file format list:</w:t>
-            </w:r>
-          </w:p>
-          <w:p>
-            <w:pPr>
-              <w:rPr>
-                <w:lang w:val="en-US"/>
-              </w:rPr>
-            </w:pPr>
-            <w:r>
-              <w:rPr>
-                <w:lang w:val="en-US"/>
-              </w:rPr>
-              <w:t xml:space="preserve">{% for item in </w:t>
-            </w:r>
-            <w:proofErr w:type="spellStart"/>
-            <w:r>
-              <w:rPr>
-                <w:lang w:val="en-US"/>
-              </w:rPr>
-              <w:t>template_dict.</w:t>
-            </w:r>
-            <w:r>
-              <w:rPr>
-                <w:lang w:val="en-US"/>
-              </w:rPr>
-              <w:t>common_file_format</w:t>
-            </w:r>
-            <w:r>
-              <w:rPr>
-                <w:lang w:val="en-US"/>
-              </w:rPr>
-              <w:t>.comments</w:t>
-            </w:r>
-            <w:proofErr w:type="spellEnd"/>
-            <w:r>
-              <w:rPr>
-                <w:lang w:val="en-US"/>
-              </w:rPr>
-              <w:t xml:space="preserve"> %}</w:t>
+              <w:t>.comments %}</w:t>
             </w:r>
           </w:p>
           <w:p>
@@ -4827,35 +4197,7 @@
               <w:rPr>
                 <w:lang w:val="en-US"/>
               </w:rPr>
-              <w:t xml:space="preserve">{{ </w:t>
-            </w:r>
-            <w:proofErr w:type="spellStart"/>
-            <w:r>
-              <w:rPr>
-                <w:lang w:val="en-US"/>
-              </w:rPr>
-              <w:t>item.file_name</w:t>
-            </w:r>
-            <w:proofErr w:type="spellEnd"/>
-            <w:r>
-              <w:rPr>
-                <w:lang w:val="en-US"/>
-              </w:rPr>
-              <w:t xml:space="preserve"> }}{% </w:t>
-            </w:r>
-            <w:proofErr w:type="spellStart"/>
-            <w:r>
-              <w:rPr>
-                <w:lang w:val="en-US"/>
-              </w:rPr>
-              <w:t>endfor</w:t>
-            </w:r>
-            <w:proofErr w:type="spellEnd"/>
-            <w:r>
-              <w:rPr>
-                <w:lang w:val="en-US"/>
-              </w:rPr>
-              <w:t xml:space="preserve"> %}</w:t>
+              <w:t>{{ item.file_name }}{% endfor %}</w:t>
             </w:r>
           </w:p>
         </w:tc>
@@ -5754,66 +5096,38 @@
               <w:rPr>
                 <w:lang w:val="en-US"/>
               </w:rPr>
-              <w:t xml:space="preserve">{% if </w:t>
-            </w:r>
-            <w:proofErr w:type="spellStart"/>
-            <w:r>
-              <w:rPr>
-                <w:lang w:val="en-US"/>
-              </w:rPr>
-              <w:t>template_dict.readme_file.comments|length</w:t>
-            </w:r>
-            <w:proofErr w:type="spellEnd"/>
-            <w:r>
-              <w:rPr>
-                <w:lang w:val="en-US"/>
-              </w:rPr>
-              <w:t xml:space="preserve"> &gt; 0 %}X{% endif %}</w:t>
-            </w:r>
-          </w:p>
-        </w:tc>
-        <w:tc>
-          <w:tcPr>
-            <w:tcW w:w="0" w:type="auto"/>
-            <w:tcBorders>
-              <w:top w:val="single" w:sz="8" w:space="0" w:color="000000"/>
-              <w:left w:val="single" w:sz="8" w:space="0" w:color="000000"/>
-              <w:bottom w:val="single" w:sz="8" w:space="0" w:color="000000"/>
-              <w:right w:val="single" w:sz="8" w:space="0" w:color="000000"/>
-            </w:tcBorders>
-            <w:tcMar>
-              <w:top w:w="100" w:type="dxa"/>
-              <w:left w:w="100" w:type="dxa"/>
-              <w:bottom w:w="100" w:type="dxa"/>
-              <w:right w:w="100" w:type="dxa"/>
-            </w:tcMar>
-            <w:hideMark/>
-          </w:tcPr>
-          <w:p>
-            <w:pPr>
-              <w:rPr>
-                <w:lang w:val="en-US"/>
-              </w:rPr>
-            </w:pPr>
-            <w:r>
-              <w:rPr>
-                <w:lang w:val="en-US"/>
-              </w:rPr>
-              <w:t xml:space="preserve">{% if </w:t>
-            </w:r>
-            <w:proofErr w:type="spellStart"/>
-            <w:r>
-              <w:rPr>
-                <w:lang w:val="en-US"/>
-              </w:rPr>
-              <w:t>template_dict.readme_file.comments|length</w:t>
-            </w:r>
-            <w:proofErr w:type="spellEnd"/>
-            <w:r>
-              <w:rPr>
-                <w:lang w:val="en-US"/>
-              </w:rPr>
-              <w:t xml:space="preserve"> == 0 %}X{% endif %}</w:t>
+              <w:t>{% if template_dict.readme_file.comments|length &gt; 0 %}X{% endif %}</w:t>
+            </w:r>
+          </w:p>
+        </w:tc>
+        <w:tc>
+          <w:tcPr>
+            <w:tcW w:w="0" w:type="auto"/>
+            <w:tcBorders>
+              <w:top w:val="single" w:sz="8" w:space="0" w:color="000000"/>
+              <w:left w:val="single" w:sz="8" w:space="0" w:color="000000"/>
+              <w:bottom w:val="single" w:sz="8" w:space="0" w:color="000000"/>
+              <w:right w:val="single" w:sz="8" w:space="0" w:color="000000"/>
+            </w:tcBorders>
+            <w:tcMar>
+              <w:top w:w="100" w:type="dxa"/>
+              <w:left w:w="100" w:type="dxa"/>
+              <w:bottom w:w="100" w:type="dxa"/>
+              <w:right w:w="100" w:type="dxa"/>
+            </w:tcMar>
+            <w:hideMark/>
+          </w:tcPr>
+          <w:p>
+            <w:pPr>
+              <w:rPr>
+                <w:lang w:val="en-US"/>
+              </w:rPr>
+            </w:pPr>
+            <w:r>
+              <w:rPr>
+                <w:lang w:val="en-US"/>
+              </w:rPr>
+              <w:t>{% if template_dict.readme_file.comments|length == 0 %}X{% endif %}</w:t>
             </w:r>
           </w:p>
         </w:tc>
@@ -5931,32 +5245,10 @@
               <w:rPr>
                 <w:lang w:val="en-US"/>
               </w:rPr>
-              <w:t xml:space="preserve">{% for item in </w:t>
-            </w:r>
-            <w:proofErr w:type="spellStart"/>
-            <w:r>
-              <w:rPr>
-                <w:lang w:val="en-US"/>
-              </w:rPr>
-              <w:t>template_dict.readme_file.comments</w:t>
-            </w:r>
-            <w:proofErr w:type="spellEnd"/>
-            <w:r>
-              <w:rPr>
-                <w:lang w:val="en-US"/>
-              </w:rPr>
-              <w:t xml:space="preserve"> %}</w:t>
-            </w:r>
-            <w:r>
-              <w:t xml:space="preserve">{{ </w:t>
-            </w:r>
-            <w:proofErr w:type="spellStart"/>
-            <w:r>
-              <w:t>loop.index</w:t>
-            </w:r>
-            <w:proofErr w:type="spellEnd"/>
-            <w:r>
-              <w:t xml:space="preserve"> }}.</w:t>
+              <w:t>{% for item in template_dict.readme_file.comments %}</w:t>
+            </w:r>
+            <w:r>
+              <w:t>{{ loop.index }}.</w:t>
             </w:r>
             <w:r>
               <w:rPr>
@@ -5968,21 +5260,7 @@
               <w:rPr>
                 <w:lang w:val="en-US"/>
               </w:rPr>
-              <w:t xml:space="preserve">{{ </w:t>
-            </w:r>
-            <w:proofErr w:type="spellStart"/>
-            <w:r>
-              <w:rPr>
-                <w:lang w:val="en-US"/>
-              </w:rPr>
-              <w:t>item.file_name</w:t>
-            </w:r>
-            <w:proofErr w:type="spellEnd"/>
-            <w:r>
-              <w:rPr>
-                <w:lang w:val="en-US"/>
-              </w:rPr>
-              <w:t xml:space="preserve"> }}</w:t>
+              <w:t>{{ item.file_name }}</w:t>
             </w:r>
             <w:r>
               <w:rPr>
@@ -5994,21 +5272,7 @@
               <w:rPr>
                 <w:lang w:val="en-US"/>
               </w:rPr>
-              <w:t xml:space="preserve">{% </w:t>
-            </w:r>
-            <w:proofErr w:type="spellStart"/>
-            <w:r>
-              <w:rPr>
-                <w:lang w:val="en-US"/>
-              </w:rPr>
-              <w:t>endfor</w:t>
-            </w:r>
-            <w:proofErr w:type="spellEnd"/>
-            <w:r>
-              <w:rPr>
-                <w:lang w:val="en-US"/>
-              </w:rPr>
-              <w:t xml:space="preserve"> %}</w:t>
+              <w:t>{% endfor %}</w:t>
             </w:r>
           </w:p>
         </w:tc>
@@ -6807,21 +6071,7 @@
               <w:rPr>
                 <w:lang w:val="en-US"/>
               </w:rPr>
-              <w:t xml:space="preserve">{% for item in </w:t>
-            </w:r>
-            <w:proofErr w:type="spellStart"/>
-            <w:r>
-              <w:rPr>
-                <w:lang w:val="en-US"/>
-              </w:rPr>
-              <w:t>template_dict.typo.comments</w:t>
-            </w:r>
-            <w:proofErr w:type="spellEnd"/>
-            <w:r>
-              <w:rPr>
-                <w:lang w:val="en-US"/>
-              </w:rPr>
-              <w:t xml:space="preserve"> %}</w:t>
+              <w:t>{% for item in template_dict.typo.comments %}</w:t>
             </w:r>
           </w:p>
           <w:p>
@@ -6836,21 +6086,7 @@
               <w:rPr>
                 <w:lang w:val="en-US"/>
               </w:rPr>
-              <w:t xml:space="preserve">{{ item }}{% </w:t>
-            </w:r>
-            <w:proofErr w:type="spellStart"/>
-            <w:r>
-              <w:rPr>
-                <w:lang w:val="en-US"/>
-              </w:rPr>
-              <w:t>endfor</w:t>
-            </w:r>
-            <w:proofErr w:type="spellEnd"/>
-            <w:r>
-              <w:rPr>
-                <w:lang w:val="en-US"/>
-              </w:rPr>
-              <w:t xml:space="preserve"> %}</w:t>
+              <w:t>{{ item }}{% endfor %}</w:t>
             </w:r>
           </w:p>
           <w:p>
@@ -7460,13 +6696,8 @@
             <w:r>
               <w:t xml:space="preserve">not </w:t>
             </w:r>
-            <w:proofErr w:type="spellStart"/>
-            <w:r>
-              <w:t>template_dict.none_author_affiliation</w:t>
-            </w:r>
-            <w:proofErr w:type="spellEnd"/>
-            <w:r>
-              <w:t xml:space="preserve"> %}X{% endif %}</w:t>
+            <w:r>
+              <w:t>template_dict.none_author_affiliation %}X{% endif %}</w:t>
             </w:r>
           </w:p>
         </w:tc>
@@ -7499,13 +6730,8 @@
             <w:r>
               <w:t xml:space="preserve"> </w:t>
             </w:r>
-            <w:proofErr w:type="spellStart"/>
-            <w:r>
-              <w:t>template_dict.none_author_affiliation</w:t>
-            </w:r>
-            <w:proofErr w:type="spellEnd"/>
-            <w:r>
-              <w:t xml:space="preserve"> %}X{% endif %}</w:t>
+            <w:r>
+              <w:t>template_dict.none_author_affiliation %}X{% endif %}</w:t>
             </w:r>
           </w:p>
         </w:tc>
@@ -9006,11 +8232,7 @@
               <w:br/>
             </w:r>
             <w:r>
-              <w:t xml:space="preserve">{% if </w:t>
-            </w:r>
-            <w:proofErr w:type="spellStart"/>
-            <w:r>
-              <w:t>template_dict.restricted_files.comment</w:t>
+              <w:t>{% if template_dict.restricted_files.comment</w:t>
             </w:r>
             <w:r>
               <w:rPr>
@@ -9019,22 +8241,10 @@
               <w:t>s</w:t>
             </w:r>
             <w:r>
-              <w:t>|length</w:t>
-            </w:r>
-            <w:proofErr w:type="spellEnd"/>
-            <w:r>
-              <w:t xml:space="preserve"> &gt; 0</w:t>
-            </w:r>
-            <w:r>
-              <w:t xml:space="preserve"> %} {% for item in </w:t>
-            </w:r>
-            <w:proofErr w:type="spellStart"/>
-            <w:r>
-              <w:t>template_dict.restricted_files.comments</w:t>
-            </w:r>
-            <w:proofErr w:type="spellEnd"/>
-            <w:r>
-              <w:t xml:space="preserve"> %} </w:t>
+              <w:t>|length &gt; 0</w:t>
+            </w:r>
+            <w:r>
+              <w:t xml:space="preserve"> %} {% for item in template_dict.restricted_files.comments %} </w:t>
             </w:r>
           </w:p>
           <w:p>
@@ -9046,23 +8256,7 @@
               </w:numPr>
             </w:pPr>
             <w:r>
-              <w:t xml:space="preserve">{{ </w:t>
-            </w:r>
-            <w:proofErr w:type="spellStart"/>
-            <w:r>
-              <w:t>item.file_name</w:t>
-            </w:r>
-            <w:proofErr w:type="spellEnd"/>
-            <w:r>
-              <w:t xml:space="preserve"> }} {% </w:t>
-            </w:r>
-            <w:proofErr w:type="spellStart"/>
-            <w:r>
-              <w:t>endfor</w:t>
-            </w:r>
-            <w:proofErr w:type="spellEnd"/>
-            <w:r>
-              <w:t xml:space="preserve"> %}</w:t>
+              <w:t>{{ item.file_name }} {% endfor %}</w:t>
             </w:r>
           </w:p>
           <w:p>
@@ -9095,23 +8289,7 @@
               </w:rPr>
             </w:pPr>
             <w:r>
-              <w:t xml:space="preserve">{% if </w:t>
-            </w:r>
-            <w:proofErr w:type="spellStart"/>
-            <w:r>
-              <w:t>template_dict.terms_license.licenseName</w:t>
-            </w:r>
-            <w:proofErr w:type="spellEnd"/>
-            <w:r>
-              <w:t xml:space="preserve"> is not none %}{{ </w:t>
-            </w:r>
-            <w:proofErr w:type="spellStart"/>
-            <w:r>
-              <w:t>template_dict.terms_license.licenseName</w:t>
-            </w:r>
-            <w:proofErr w:type="spellEnd"/>
-            <w:r>
-              <w:t xml:space="preserve"> }}{% else %}(NONE){% endif %}</w:t>
+              <w:t>{% if template_dict.terms_license.licenseName is not none %}{{ template_dict.terms_license.licenseName }}{% else %}(NONE){% endif %}</w:t>
             </w:r>
           </w:p>
           <w:p>
@@ -9152,27 +8330,17 @@
                     </w:rPr>
                   </w:pPr>
                   <w:r>
-                    <w:t xml:space="preserve">{% if </w:t>
-                  </w:r>
-                  <w:proofErr w:type="spellStart"/>
-                  <w:r>
-                    <w:t>template_dict.terms_license.</w:t>
+                    <w:t>{% if template_dict.terms_license.</w:t>
                   </w:r>
                   <w:r>
                     <w:t>termsOfUse</w:t>
                   </w:r>
-                  <w:proofErr w:type="spellEnd"/>
                   <w:r>
-                    <w:t xml:space="preserve"> is not none %}{{ </w:t>
-                  </w:r>
-                  <w:proofErr w:type="spellStart"/>
-                  <w:r>
-                    <w:t>template_dict.terms_license.</w:t>
+                    <w:t xml:space="preserve"> is not none %}{{ template_dict.terms_license.</w:t>
                   </w:r>
                   <w:r>
                     <w:t>termsOfUse</w:t>
                   </w:r>
-                  <w:proofErr w:type="spellEnd"/>
                   <w:r>
                     <w:t xml:space="preserve"> }}{% else %}(NONE){% endif %}</w:t>
                   </w:r>
@@ -9417,19 +8585,11 @@
               <w:lastRenderedPageBreak/>
               <w:t xml:space="preserve">{% if </w:t>
             </w:r>
-            <w:proofErr w:type="spellStart"/>
-            <w:r>
-              <w:rPr>
-                <w:lang w:val="en-US"/>
-              </w:rPr>
-              <w:t>template_dict</w:t>
-            </w:r>
-            <w:proofErr w:type="spellEnd"/>
-            <w:r>
-              <w:rPr>
-                <w:lang w:val="en-US"/>
-              </w:rPr>
-              <w:t>.</w:t>
+            <w:r>
+              <w:rPr>
+                <w:lang w:val="en-US"/>
+              </w:rPr>
+              <w:t>template_dict.</w:t>
             </w:r>
             <w:r>
               <w:rPr>
@@ -9442,117 +8602,90 @@
               </w:rPr>
               <w:t xml:space="preserve"> </w:t>
             </w:r>
-            <w:proofErr w:type="spellStart"/>
             <w:r>
               <w:t>restricted_files</w:t>
             </w:r>
-            <w:proofErr w:type="spellEnd"/>
-            <w:r>
-              <w:rPr>
-                <w:lang w:val="en-US"/>
-              </w:rPr>
-              <w:t>.</w:t>
-            </w:r>
-            <w:proofErr w:type="spellStart"/>
-            <w:r>
-              <w:rPr>
-                <w:lang w:val="en-US"/>
-              </w:rPr>
-              <w:t>comments</w:t>
+            <w:r>
+              <w:rPr>
+                <w:lang w:val="en-US"/>
+              </w:rPr>
+              <w:t>.comments</w:t>
             </w:r>
             <w:r>
               <w:rPr>
                 <w:rFonts w:hint="eastAsia"/>
                 <w:lang w:val="en-US"/>
               </w:rPr>
-              <w:t>|length</w:t>
-            </w:r>
-            <w:proofErr w:type="spellEnd"/>
+              <w:t>|length &gt;</w:t>
+            </w:r>
+            <w:r>
+              <w:rPr>
+                <w:lang w:val="en-US"/>
+              </w:rPr>
+              <w:t xml:space="preserve"> 0 </w:t>
+            </w:r>
             <w:r>
               <w:rPr>
                 <w:rFonts w:hint="eastAsia"/>
                 <w:lang w:val="en-US"/>
               </w:rPr>
-              <w:t xml:space="preserve"> &gt;</w:t>
-            </w:r>
-            <w:r>
-              <w:rPr>
-                <w:lang w:val="en-US"/>
-              </w:rPr>
-              <w:t xml:space="preserve"> 0 </w:t>
-            </w:r>
+              <w:t xml:space="preserve">and </w:t>
+            </w:r>
+            <w:r>
+              <w:t>template_dict.terms_license.</w:t>
+            </w:r>
+            <w:r>
+              <w:t>termsOfAccess</w:t>
+            </w:r>
+            <w:r>
+              <w:t xml:space="preserve"> is not none</w:t>
+            </w:r>
+            <w:r>
+              <w:rPr>
+                <w:lang w:val="en-US"/>
+              </w:rPr>
+              <w:t xml:space="preserve"> %}</w:t>
+            </w:r>
+            <w:r>
+              <w:t>X{% endif %}</w:t>
+            </w:r>
+          </w:p>
+        </w:tc>
+        <w:tc>
+          <w:tcPr>
+            <w:tcW w:w="0" w:type="auto"/>
+            <w:tcBorders>
+              <w:top w:val="single" w:sz="8" w:space="0" w:color="000000"/>
+              <w:left w:val="single" w:sz="8" w:space="0" w:color="000000"/>
+              <w:bottom w:val="single" w:sz="8" w:space="0" w:color="000000"/>
+              <w:right w:val="single" w:sz="8" w:space="0" w:color="000000"/>
+            </w:tcBorders>
+            <w:tcMar>
+              <w:top w:w="100" w:type="dxa"/>
+              <w:left w:w="100" w:type="dxa"/>
+              <w:bottom w:w="100" w:type="dxa"/>
+              <w:right w:w="100" w:type="dxa"/>
+            </w:tcMar>
+            <w:hideMark/>
+          </w:tcPr>
+          <w:p>
+            <w:pPr>
+              <w:rPr>
+                <w:lang w:val="en-US"/>
+              </w:rPr>
+            </w:pPr>
             <w:r>
               <w:rPr>
                 <w:rFonts w:hint="eastAsia"/>
                 <w:lang w:val="en-US"/>
               </w:rPr>
-              <w:t xml:space="preserve">and </w:t>
-            </w:r>
-            <w:proofErr w:type="spellStart"/>
-            <w:r>
-              <w:t>template_dict.terms_license.</w:t>
-            </w:r>
-            <w:r>
-              <w:t>termsOfAccess</w:t>
-            </w:r>
-            <w:proofErr w:type="spellEnd"/>
-            <w:r>
-              <w:t xml:space="preserve"> is not none</w:t>
-            </w:r>
-            <w:r>
-              <w:rPr>
-                <w:lang w:val="en-US"/>
-              </w:rPr>
-              <w:t xml:space="preserve"> %}</w:t>
-            </w:r>
-            <w:r>
-              <w:t>X{% endif %}</w:t>
-            </w:r>
-          </w:p>
-        </w:tc>
-        <w:tc>
-          <w:tcPr>
-            <w:tcW w:w="0" w:type="auto"/>
-            <w:tcBorders>
-              <w:top w:val="single" w:sz="8" w:space="0" w:color="000000"/>
-              <w:left w:val="single" w:sz="8" w:space="0" w:color="000000"/>
-              <w:bottom w:val="single" w:sz="8" w:space="0" w:color="000000"/>
-              <w:right w:val="single" w:sz="8" w:space="0" w:color="000000"/>
-            </w:tcBorders>
-            <w:tcMar>
-              <w:top w:w="100" w:type="dxa"/>
-              <w:left w:w="100" w:type="dxa"/>
-              <w:bottom w:w="100" w:type="dxa"/>
-              <w:right w:w="100" w:type="dxa"/>
-            </w:tcMar>
-            <w:hideMark/>
-          </w:tcPr>
-          <w:p>
-            <w:pPr>
-              <w:rPr>
-                <w:lang w:val="en-US"/>
-              </w:rPr>
-            </w:pPr>
-            <w:r>
-              <w:rPr>
-                <w:rFonts w:hint="eastAsia"/>
-                <w:lang w:val="en-US"/>
-              </w:rPr>
               <w:t xml:space="preserve">{% if </w:t>
             </w:r>
-            <w:proofErr w:type="spellStart"/>
-            <w:r>
-              <w:rPr>
-                <w:lang w:val="en-US"/>
-              </w:rPr>
-              <w:t>template_dict</w:t>
-            </w:r>
-            <w:proofErr w:type="spellEnd"/>
-            <w:r>
-              <w:rPr>
-                <w:lang w:val="en-US"/>
-              </w:rPr>
-              <w:t>.</w:t>
+            <w:r>
+              <w:rPr>
+                <w:lang w:val="en-US"/>
+              </w:rPr>
+              <w:t>template_dict.</w:t>
             </w:r>
             <w:r>
               <w:rPr>
@@ -9565,167 +8698,140 @@
               </w:rPr>
               <w:t xml:space="preserve"> </w:t>
             </w:r>
-            <w:proofErr w:type="spellStart"/>
             <w:r>
               <w:t>restricted_files</w:t>
             </w:r>
-            <w:proofErr w:type="spellEnd"/>
-            <w:r>
-              <w:rPr>
-                <w:lang w:val="en-US"/>
-              </w:rPr>
-              <w:t>.</w:t>
-            </w:r>
-            <w:proofErr w:type="spellStart"/>
-            <w:r>
-              <w:rPr>
-                <w:lang w:val="en-US"/>
-              </w:rPr>
-              <w:t>comments</w:t>
+            <w:r>
+              <w:rPr>
+                <w:lang w:val="en-US"/>
+              </w:rPr>
+              <w:t>.comments</w:t>
             </w:r>
             <w:r>
               <w:rPr>
                 <w:rFonts w:hint="eastAsia"/>
                 <w:lang w:val="en-US"/>
               </w:rPr>
-              <w:t>|length</w:t>
-            </w:r>
-            <w:proofErr w:type="spellEnd"/>
+              <w:t>|length &gt;</w:t>
+            </w:r>
+            <w:r>
+              <w:rPr>
+                <w:lang w:val="en-US"/>
+              </w:rPr>
+              <w:t xml:space="preserve"> 0 </w:t>
+            </w:r>
             <w:r>
               <w:rPr>
                 <w:rFonts w:hint="eastAsia"/>
                 <w:lang w:val="en-US"/>
               </w:rPr>
-              <w:t xml:space="preserve"> &gt;</w:t>
-            </w:r>
-            <w:r>
-              <w:rPr>
-                <w:lang w:val="en-US"/>
-              </w:rPr>
-              <w:t xml:space="preserve"> 0 </w:t>
-            </w:r>
+              <w:t xml:space="preserve">and </w:t>
+            </w:r>
+            <w:r>
+              <w:t>template_dict.terms_license.</w:t>
+            </w:r>
+            <w:r>
+              <w:t>termsOfAccess</w:t>
+            </w:r>
+            <w:r>
+              <w:t xml:space="preserve"> is none</w:t>
+            </w:r>
+            <w:r>
+              <w:rPr>
+                <w:lang w:val="en-US"/>
+              </w:rPr>
+              <w:t xml:space="preserve"> %}</w:t>
+            </w:r>
+            <w:r>
+              <w:t>X{% endif %}</w:t>
+            </w:r>
+          </w:p>
+        </w:tc>
+        <w:tc>
+          <w:tcPr>
+            <w:tcW w:w="0" w:type="auto"/>
+            <w:tcBorders>
+              <w:top w:val="single" w:sz="8" w:space="0" w:color="000000"/>
+              <w:left w:val="single" w:sz="8" w:space="0" w:color="000000"/>
+              <w:bottom w:val="single" w:sz="8" w:space="0" w:color="000000"/>
+              <w:right w:val="single" w:sz="8" w:space="0" w:color="000000"/>
+            </w:tcBorders>
+            <w:tcMar>
+              <w:top w:w="100" w:type="dxa"/>
+              <w:left w:w="100" w:type="dxa"/>
+              <w:bottom w:w="100" w:type="dxa"/>
+              <w:right w:w="100" w:type="dxa"/>
+            </w:tcMar>
+            <w:hideMark/>
+          </w:tcPr>
+          <w:p>
+            <w:pPr>
+              <w:rPr>
+                <w:lang w:val="en-US"/>
+              </w:rPr>
+            </w:pPr>
+          </w:p>
+        </w:tc>
+        <w:tc>
+          <w:tcPr>
+            <w:tcW w:w="0" w:type="auto"/>
+            <w:tcBorders>
+              <w:top w:val="single" w:sz="8" w:space="0" w:color="000000"/>
+              <w:left w:val="single" w:sz="8" w:space="0" w:color="000000"/>
+              <w:bottom w:val="single" w:sz="8" w:space="0" w:color="000000"/>
+              <w:right w:val="single" w:sz="8" w:space="0" w:color="000000"/>
+            </w:tcBorders>
+            <w:tcMar>
+              <w:top w:w="100" w:type="dxa"/>
+              <w:left w:w="100" w:type="dxa"/>
+              <w:bottom w:w="100" w:type="dxa"/>
+              <w:right w:w="100" w:type="dxa"/>
+            </w:tcMar>
+            <w:hideMark/>
+          </w:tcPr>
+          <w:p>
+            <w:pPr>
+              <w:rPr>
+                <w:lang w:val="en-US"/>
+              </w:rPr>
+            </w:pPr>
+          </w:p>
+        </w:tc>
+        <w:tc>
+          <w:tcPr>
+            <w:tcW w:w="0" w:type="auto"/>
+            <w:tcBorders>
+              <w:top w:val="single" w:sz="8" w:space="0" w:color="000000"/>
+              <w:left w:val="single" w:sz="8" w:space="0" w:color="000000"/>
+              <w:bottom w:val="single" w:sz="8" w:space="0" w:color="000000"/>
+              <w:right w:val="single" w:sz="8" w:space="0" w:color="000000"/>
+            </w:tcBorders>
+            <w:tcMar>
+              <w:top w:w="100" w:type="dxa"/>
+              <w:left w:w="100" w:type="dxa"/>
+              <w:bottom w:w="100" w:type="dxa"/>
+              <w:right w:w="100" w:type="dxa"/>
+            </w:tcMar>
+            <w:hideMark/>
+          </w:tcPr>
+          <w:p>
+            <w:pPr>
+              <w:rPr>
+                <w:lang w:val="en-US"/>
+              </w:rPr>
+            </w:pPr>
             <w:r>
               <w:rPr>
                 <w:rFonts w:hint="eastAsia"/>
                 <w:lang w:val="en-US"/>
               </w:rPr>
-              <w:t xml:space="preserve">and </w:t>
-            </w:r>
-            <w:proofErr w:type="spellStart"/>
-            <w:r>
-              <w:t>template_dict.terms_license.</w:t>
-            </w:r>
-            <w:r>
-              <w:t>termsOfAccess</w:t>
-            </w:r>
-            <w:proofErr w:type="spellEnd"/>
-            <w:r>
-              <w:t xml:space="preserve"> is none</w:t>
-            </w:r>
-            <w:r>
-              <w:rPr>
-                <w:lang w:val="en-US"/>
-              </w:rPr>
-              <w:t xml:space="preserve"> %}</w:t>
-            </w:r>
-            <w:r>
-              <w:t>X{% endif %}</w:t>
-            </w:r>
-          </w:p>
-        </w:tc>
-        <w:tc>
-          <w:tcPr>
-            <w:tcW w:w="0" w:type="auto"/>
-            <w:tcBorders>
-              <w:top w:val="single" w:sz="8" w:space="0" w:color="000000"/>
-              <w:left w:val="single" w:sz="8" w:space="0" w:color="000000"/>
-              <w:bottom w:val="single" w:sz="8" w:space="0" w:color="000000"/>
-              <w:right w:val="single" w:sz="8" w:space="0" w:color="000000"/>
-            </w:tcBorders>
-            <w:tcMar>
-              <w:top w:w="100" w:type="dxa"/>
-              <w:left w:w="100" w:type="dxa"/>
-              <w:bottom w:w="100" w:type="dxa"/>
-              <w:right w:w="100" w:type="dxa"/>
-            </w:tcMar>
-            <w:hideMark/>
-          </w:tcPr>
-          <w:p>
-            <w:pPr>
-              <w:rPr>
-                <w:lang w:val="en-US"/>
-              </w:rPr>
-            </w:pPr>
-          </w:p>
-        </w:tc>
-        <w:tc>
-          <w:tcPr>
-            <w:tcW w:w="0" w:type="auto"/>
-            <w:tcBorders>
-              <w:top w:val="single" w:sz="8" w:space="0" w:color="000000"/>
-              <w:left w:val="single" w:sz="8" w:space="0" w:color="000000"/>
-              <w:bottom w:val="single" w:sz="8" w:space="0" w:color="000000"/>
-              <w:right w:val="single" w:sz="8" w:space="0" w:color="000000"/>
-            </w:tcBorders>
-            <w:tcMar>
-              <w:top w:w="100" w:type="dxa"/>
-              <w:left w:w="100" w:type="dxa"/>
-              <w:bottom w:w="100" w:type="dxa"/>
-              <w:right w:w="100" w:type="dxa"/>
-            </w:tcMar>
-            <w:hideMark/>
-          </w:tcPr>
-          <w:p>
-            <w:pPr>
-              <w:rPr>
-                <w:lang w:val="en-US"/>
-              </w:rPr>
-            </w:pPr>
-          </w:p>
-        </w:tc>
-        <w:tc>
-          <w:tcPr>
-            <w:tcW w:w="0" w:type="auto"/>
-            <w:tcBorders>
-              <w:top w:val="single" w:sz="8" w:space="0" w:color="000000"/>
-              <w:left w:val="single" w:sz="8" w:space="0" w:color="000000"/>
-              <w:bottom w:val="single" w:sz="8" w:space="0" w:color="000000"/>
-              <w:right w:val="single" w:sz="8" w:space="0" w:color="000000"/>
-            </w:tcBorders>
-            <w:tcMar>
-              <w:top w:w="100" w:type="dxa"/>
-              <w:left w:w="100" w:type="dxa"/>
-              <w:bottom w:w="100" w:type="dxa"/>
-              <w:right w:w="100" w:type="dxa"/>
-            </w:tcMar>
-            <w:hideMark/>
-          </w:tcPr>
-          <w:p>
-            <w:pPr>
-              <w:rPr>
-                <w:lang w:val="en-US"/>
-              </w:rPr>
-            </w:pPr>
-            <w:r>
-              <w:rPr>
-                <w:rFonts w:hint="eastAsia"/>
-                <w:lang w:val="en-US"/>
-              </w:rPr>
               <w:t xml:space="preserve">{% if </w:t>
             </w:r>
-            <w:proofErr w:type="spellStart"/>
-            <w:r>
-              <w:rPr>
-                <w:lang w:val="en-US"/>
-              </w:rPr>
-              <w:t>template_dict</w:t>
-            </w:r>
-            <w:proofErr w:type="spellEnd"/>
-            <w:r>
-              <w:rPr>
-                <w:lang w:val="en-US"/>
-              </w:rPr>
-              <w:t>.</w:t>
+            <w:r>
+              <w:rPr>
+                <w:lang w:val="en-US"/>
+              </w:rPr>
+              <w:t>template_dict.</w:t>
             </w:r>
             <w:r>
               <w:rPr>
@@ -9738,38 +8844,21 @@
               </w:rPr>
               <w:t xml:space="preserve"> </w:t>
             </w:r>
-            <w:proofErr w:type="spellStart"/>
             <w:r>
               <w:t>restricted_files</w:t>
             </w:r>
-            <w:proofErr w:type="spellEnd"/>
-            <w:r>
-              <w:rPr>
-                <w:lang w:val="en-US"/>
-              </w:rPr>
-              <w:t>.</w:t>
-            </w:r>
-            <w:proofErr w:type="spellStart"/>
-            <w:r>
-              <w:rPr>
-                <w:lang w:val="en-US"/>
-              </w:rPr>
-              <w:t>comments</w:t>
+            <w:r>
+              <w:rPr>
+                <w:lang w:val="en-US"/>
+              </w:rPr>
+              <w:t>.comments</w:t>
             </w:r>
             <w:r>
               <w:rPr>
                 <w:rFonts w:hint="eastAsia"/>
                 <w:lang w:val="en-US"/>
               </w:rPr>
-              <w:t>|length</w:t>
-            </w:r>
-            <w:proofErr w:type="spellEnd"/>
-            <w:r>
-              <w:rPr>
-                <w:rFonts w:hint="eastAsia"/>
-                <w:lang w:val="en-US"/>
-              </w:rPr>
-              <w:t xml:space="preserve"> ==</w:t>
+              <w:t>|length ==</w:t>
             </w:r>
             <w:r>
               <w:rPr>
@@ -9844,27 +8933,17 @@
                     </w:rPr>
                   </w:pPr>
                   <w:r>
-                    <w:t xml:space="preserve">{% if </w:t>
-                  </w:r>
-                  <w:proofErr w:type="spellStart"/>
-                  <w:r>
-                    <w:t>template_dict.terms_license.</w:t>
+                    <w:t>{% if template_dict.terms_license.</w:t>
                   </w:r>
                   <w:r>
                     <w:t>termsOfAccess</w:t>
                   </w:r>
-                  <w:proofErr w:type="spellEnd"/>
                   <w:r>
-                    <w:t xml:space="preserve"> is not none %}{{ </w:t>
-                  </w:r>
-                  <w:proofErr w:type="spellStart"/>
-                  <w:r>
-                    <w:t>template_dict.terms_license.</w:t>
+                    <w:t xml:space="preserve"> is not none %}{{ template_dict.terms_license.</w:t>
                   </w:r>
                   <w:r>
                     <w:t>termsOfAccess</w:t>
                   </w:r>
-                  <w:proofErr w:type="spellEnd"/>
                   <w:r>
                     <w:t xml:space="preserve"> }}{% else %}(NONE){% endif %}</w:t>
                   </w:r>

--- a/res/template_medium.docx
+++ b/res/template_medium.docx
@@ -56,326 +56,349 @@
         <w:t>og</w:t>
       </w:r>
     </w:p>
-    <w:p>
-      <w:r>
-        <w:rPr>
-          <w:rFonts w:hint="eastAsia"/>
-        </w:rPr>
-        <w:t>Ticket number: {</w:t>
-      </w:r>
-      <w:r>
-        <w:rPr>
-          <w:rFonts w:hint="eastAsia"/>
-        </w:rPr>
-        <w:t>{</w:t>
-      </w:r>
-      <w:r>
-        <w:rPr>
-          <w:rFonts w:hint="eastAsia"/>
-        </w:rPr>
-        <w:t xml:space="preserve"> </w:t>
-      </w:r>
-      <w:r>
-        <w:t>project_info</w:t>
-      </w:r>
-      <w:r>
-        <w:rPr>
-          <w:rFonts w:hint="eastAsia"/>
-        </w:rPr>
-        <w:t>.</w:t>
-      </w:r>
-      <w:r>
-        <w:t>ticket_number</w:t>
-      </w:r>
-      <w:r>
-        <w:rPr>
-          <w:rFonts w:hint="eastAsia"/>
-        </w:rPr>
-        <w:t xml:space="preserve"> }</w:t>
-      </w:r>
-      <w:r>
-        <w:rPr>
-          <w:rFonts w:hint="eastAsia"/>
-        </w:rPr>
-        <w:t>}</w:t>
-      </w:r>
-    </w:p>
-    <w:p>
-      <w:r>
-        <w:t xml:space="preserve">Curator </w:t>
-      </w:r>
-      <w:r>
-        <w:rPr>
-          <w:rFonts w:hint="eastAsia"/>
-        </w:rPr>
-        <w:t>name</w:t>
-      </w:r>
-      <w:r>
-        <w:t>:</w:t>
-      </w:r>
-      <w:r>
-        <w:rPr>
-          <w:rFonts w:hint="eastAsia"/>
-        </w:rPr>
-        <w:t xml:space="preserve"> {{ </w:t>
-      </w:r>
-      <w:r>
-        <w:t>project_info</w:t>
-      </w:r>
-      <w:r>
-        <w:rPr>
-          <w:rFonts w:hint="eastAsia"/>
-        </w:rPr>
-        <w:t>.curator_name }}</w:t>
-      </w:r>
-    </w:p>
-    <w:p>
-      <w:r>
-        <w:rPr>
-          <w:rFonts w:hint="eastAsia"/>
-        </w:rPr>
-        <w:t xml:space="preserve">Curator email: {{ </w:t>
-      </w:r>
-      <w:r>
-        <w:t>project_info</w:t>
-      </w:r>
-      <w:r>
-        <w:rPr>
-          <w:rFonts w:hint="eastAsia"/>
-        </w:rPr>
-        <w:t>.</w:t>
-      </w:r>
-      <w:r>
-        <w:t>curator_email</w:t>
-      </w:r>
-      <w:r>
-        <w:rPr>
-          <w:rFonts w:hint="eastAsia"/>
-        </w:rPr>
-        <w:t xml:space="preserve"> }}</w:t>
-      </w:r>
-    </w:p>
-    <w:p>
-      <w:r>
-        <w:rPr>
-          <w:rFonts w:hint="eastAsia"/>
-        </w:rPr>
-        <w:t xml:space="preserve">Dataset title: </w:t>
-      </w:r>
-      <w:r>
-        <w:rPr>
-          <w:rFonts w:hint="eastAsia"/>
-        </w:rPr>
-        <w:t xml:space="preserve">{{ </w:t>
-      </w:r>
-      <w:r>
-        <w:rPr>
-          <w:rFonts w:hint="eastAsia"/>
-        </w:rPr>
-        <w:t>dataset.</w:t>
-      </w:r>
-      <w:r>
-        <w:t>DatasetTitle</w:t>
-      </w:r>
-      <w:r>
-        <w:rPr>
-          <w:rFonts w:hint="eastAsia"/>
-        </w:rPr>
-        <w:t xml:space="preserve"> </w:t>
-      </w:r>
-      <w:r>
-        <w:rPr>
-          <w:rFonts w:hint="eastAsia"/>
-        </w:rPr>
-        <w:t>}}</w:t>
-      </w:r>
-    </w:p>
-    <w:p>
-      <w:r>
-        <w:rPr>
-          <w:rFonts w:hint="eastAsia"/>
-        </w:rPr>
-        <w:t xml:space="preserve">Dataset </w:t>
-      </w:r>
-      <w:r>
-        <w:t>persistent</w:t>
-      </w:r>
-      <w:r>
-        <w:rPr>
-          <w:rFonts w:hint="eastAsia"/>
-        </w:rPr>
-        <w:t xml:space="preserve"> identifier</w:t>
-      </w:r>
-      <w:r>
-        <w:rPr>
-          <w:rFonts w:hint="eastAsia"/>
-        </w:rPr>
-        <w:t>: {</w:t>
-      </w:r>
-      <w:r>
-        <w:rPr>
-          <w:rFonts w:hint="eastAsia"/>
-        </w:rPr>
-        <w:t>{</w:t>
-      </w:r>
-      <w:r>
-        <w:rPr>
-          <w:rFonts w:hint="eastAsia"/>
-        </w:rPr>
-        <w:t xml:space="preserve"> </w:t>
-      </w:r>
-      <w:r>
-        <w:rPr>
-          <w:rFonts w:hint="eastAsia"/>
-        </w:rPr>
-        <w:t>dataset.</w:t>
-      </w:r>
-      <w:r>
-        <w:t>DatasetPersistentId</w:t>
-      </w:r>
-      <w:r>
-        <w:rPr>
-          <w:rFonts w:hint="eastAsia"/>
-        </w:rPr>
-        <w:t xml:space="preserve">  }</w:t>
-      </w:r>
-      <w:r>
-        <w:rPr>
-          <w:rFonts w:hint="eastAsia"/>
-        </w:rPr>
-        <w:t>}</w:t>
-      </w:r>
-    </w:p>
-    <w:p>
-      <w:r>
-        <w:rPr>
-          <w:rFonts w:hint="eastAsia"/>
-        </w:rPr>
-        <w:t>Dataset ID (versioned): {{ dataset.ID  }}</w:t>
-      </w:r>
-    </w:p>
-    <w:p>
-      <w:r>
-        <w:rPr>
-          <w:rFonts w:hint="eastAsia"/>
-        </w:rPr>
-        <w:t>Dataset access URL: {</w:t>
-      </w:r>
-      <w:r>
-        <w:rPr>
-          <w:rFonts w:hint="eastAsia"/>
-        </w:rPr>
-        <w:t>{</w:t>
-      </w:r>
-      <w:r>
-        <w:rPr>
-          <w:rFonts w:hint="eastAsia"/>
-        </w:rPr>
-        <w:t xml:space="preserve"> dataset.</w:t>
-      </w:r>
-      <w:r>
-        <w:t>DatasetURL</w:t>
-      </w:r>
-      <w:r>
-        <w:rPr>
-          <w:rFonts w:hint="eastAsia"/>
-        </w:rPr>
-        <w:t xml:space="preserve"> }</w:t>
-      </w:r>
-      <w:r>
-        <w:rPr>
-          <w:rFonts w:hint="eastAsia"/>
-        </w:rPr>
-        <w:t>}</w:t>
-      </w:r>
-    </w:p>
-    <w:p>
-      <w:r>
-        <w:rPr>
-          <w:rFonts w:hint="eastAsia"/>
-        </w:rPr>
-        <w:t>Log</w:t>
-      </w:r>
-      <w:r>
-        <w:rPr>
-          <w:rFonts w:hint="eastAsia"/>
-        </w:rPr>
-        <w:t xml:space="preserve"> </w:t>
-      </w:r>
-      <w:r>
-        <w:t>initial</w:t>
-      </w:r>
-      <w:r>
-        <w:rPr>
-          <w:rFonts w:hint="eastAsia"/>
-        </w:rPr>
-        <w:t xml:space="preserve"> generated</w:t>
-      </w:r>
-      <w:r>
-        <w:rPr>
-          <w:rFonts w:hint="eastAsia"/>
-        </w:rPr>
-        <w:t xml:space="preserve"> </w:t>
-      </w:r>
-      <w:r>
-        <w:rPr>
-          <w:rFonts w:hint="eastAsia"/>
-        </w:rPr>
-        <w:t xml:space="preserve">date: </w:t>
-      </w:r>
-      <w:r>
-        <w:rPr>
-          <w:rFonts w:hint="eastAsia"/>
-        </w:rPr>
-        <w:t>{</w:t>
-      </w:r>
-      <w:r>
-        <w:rPr>
-          <w:rFonts w:hint="eastAsia"/>
-        </w:rPr>
-        <w:t>{</w:t>
-      </w:r>
-      <w:r>
-        <w:rPr>
-          <w:rFonts w:hint="eastAsia"/>
-        </w:rPr>
-        <w:t xml:space="preserve"> </w:t>
-      </w:r>
-      <w:r>
-        <w:rPr>
-          <w:rFonts w:hint="eastAsia"/>
-        </w:rPr>
-        <w:t>timestamp</w:t>
-      </w:r>
-      <w:r>
-        <w:rPr>
-          <w:rFonts w:hint="eastAsia"/>
-        </w:rPr>
-        <w:t xml:space="preserve"> }</w:t>
-      </w:r>
-      <w:r>
-        <w:rPr>
-          <w:rFonts w:hint="eastAsia"/>
-        </w:rPr>
-        <w:t>}</w:t>
-      </w:r>
-    </w:p>
-    <w:p>
-      <w:r>
-        <w:rPr>
-          <w:rFonts w:hint="eastAsia"/>
-        </w:rPr>
-        <w:t xml:space="preserve">Log last updated date: </w:t>
-      </w:r>
-      <w:r>
-        <w:rPr>
-          <w:rFonts w:hint="eastAsia"/>
-          <w:color w:val="FF0000"/>
-          <w:highlight w:val="yellow"/>
-        </w:rPr>
-        <w:t>FILL IN THIS FIELD</w:t>
-      </w:r>
-    </w:p>
+    <w:tbl>
+      <w:tblPr>
+        <w:tblStyle w:val="TableGrid"/>
+        <w:tblW w:w="0" w:type="auto"/>
+        <w:tblBorders>
+          <w:top w:val="none" w:sz="0" w:space="0" w:color="auto"/>
+          <w:left w:val="none" w:sz="0" w:space="0" w:color="auto"/>
+          <w:bottom w:val="none" w:sz="0" w:space="0" w:color="auto"/>
+          <w:right w:val="none" w:sz="0" w:space="0" w:color="auto"/>
+          <w:insideH w:val="none" w:sz="0" w:space="0" w:color="auto"/>
+          <w:insideV w:val="none" w:sz="0" w:space="0" w:color="auto"/>
+        </w:tblBorders>
+        <w:tblLook w:val="04A0" w:firstRow="1" w:lastRow="0" w:firstColumn="1" w:lastColumn="0" w:noHBand="0" w:noVBand="1"/>
+      </w:tblPr>
+      <w:tblGrid>
+        <w:gridCol w:w="11180"/>
+        <w:gridCol w:w="11181"/>
+      </w:tblGrid>
+      <w:tr>
+        <w:tc>
+          <w:tcPr>
+            <w:tcW w:w="11180" w:type="dxa"/>
+          </w:tcPr>
+          <w:p>
+            <w:pPr>
+              <w:spacing w:line="480" w:lineRule="auto"/>
+            </w:pPr>
+            <w:r>
+              <w:rPr>
+                <w:rFonts w:hint="eastAsia"/>
+              </w:rPr>
+              <w:t xml:space="preserve">Ticket number: {{ </w:t>
+            </w:r>
+            <w:r>
+              <w:t>project_info</w:t>
+            </w:r>
+            <w:r>
+              <w:rPr>
+                <w:rFonts w:hint="eastAsia"/>
+              </w:rPr>
+              <w:t>.</w:t>
+            </w:r>
+            <w:r>
+              <w:t>ticket_number</w:t>
+            </w:r>
+            <w:r>
+              <w:rPr>
+                <w:rFonts w:hint="eastAsia"/>
+              </w:rPr>
+              <w:t xml:space="preserve"> }}</w:t>
+            </w:r>
+          </w:p>
+          <w:p>
+            <w:pPr>
+              <w:spacing w:line="480" w:lineRule="auto"/>
+            </w:pPr>
+            <w:r>
+              <w:t xml:space="preserve">Curator </w:t>
+            </w:r>
+            <w:r>
+              <w:rPr>
+                <w:rFonts w:hint="eastAsia"/>
+              </w:rPr>
+              <w:t>name</w:t>
+            </w:r>
+            <w:r>
+              <w:t>:</w:t>
+            </w:r>
+            <w:r>
+              <w:rPr>
+                <w:rFonts w:hint="eastAsia"/>
+              </w:rPr>
+              <w:t xml:space="preserve"> {{ </w:t>
+            </w:r>
+            <w:r>
+              <w:t>project_info</w:t>
+            </w:r>
+            <w:r>
+              <w:rPr>
+                <w:rFonts w:hint="eastAsia"/>
+              </w:rPr>
+              <w:t>.curator_name }}</w:t>
+            </w:r>
+          </w:p>
+          <w:p>
+            <w:pPr>
+              <w:spacing w:line="480" w:lineRule="auto"/>
+            </w:pPr>
+            <w:r>
+              <w:rPr>
+                <w:rFonts w:hint="eastAsia"/>
+              </w:rPr>
+              <w:t xml:space="preserve">Curator email: {{ </w:t>
+            </w:r>
+            <w:r>
+              <w:t>project_info</w:t>
+            </w:r>
+            <w:r>
+              <w:rPr>
+                <w:rFonts w:hint="eastAsia"/>
+              </w:rPr>
+              <w:t>.</w:t>
+            </w:r>
+            <w:r>
+              <w:t>curator_email</w:t>
+            </w:r>
+            <w:r>
+              <w:rPr>
+                <w:rFonts w:hint="eastAsia"/>
+              </w:rPr>
+              <w:t xml:space="preserve"> }}</w:t>
+            </w:r>
+          </w:p>
+          <w:p>
+            <w:pPr>
+              <w:spacing w:line="480" w:lineRule="auto"/>
+            </w:pPr>
+            <w:r>
+              <w:rPr>
+                <w:rFonts w:hint="eastAsia"/>
+              </w:rPr>
+              <w:t>Dataset title: {{ dataset.</w:t>
+            </w:r>
+            <w:r>
+              <w:t>DatasetTitle</w:t>
+            </w:r>
+            <w:r>
+              <w:rPr>
+                <w:rFonts w:hint="eastAsia"/>
+              </w:rPr>
+              <w:t xml:space="preserve"> }}</w:t>
+            </w:r>
+          </w:p>
+          <w:p>
+            <w:pPr>
+              <w:spacing w:line="480" w:lineRule="auto"/>
+            </w:pPr>
+            <w:r>
+              <w:rPr>
+                <w:rFonts w:hint="eastAsia"/>
+              </w:rPr>
+              <w:t xml:space="preserve">Dataset </w:t>
+            </w:r>
+            <w:r>
+              <w:t>persistent</w:t>
+            </w:r>
+            <w:r>
+              <w:rPr>
+                <w:rFonts w:hint="eastAsia"/>
+              </w:rPr>
+              <w:t xml:space="preserve"> identifier: {{ dataset.</w:t>
+            </w:r>
+            <w:r>
+              <w:t>DatasetPersistentId</w:t>
+            </w:r>
+            <w:r>
+              <w:rPr>
+                <w:rFonts w:hint="eastAsia"/>
+              </w:rPr>
+              <w:t xml:space="preserve">  }}</w:t>
+            </w:r>
+          </w:p>
+          <w:p>
+            <w:pPr>
+              <w:spacing w:line="480" w:lineRule="auto"/>
+            </w:pPr>
+            <w:r>
+              <w:rPr>
+                <w:rFonts w:hint="eastAsia"/>
+              </w:rPr>
+              <w:t>Dataset ID (versioned): {{ dataset.ID  }}</w:t>
+            </w:r>
+          </w:p>
+          <w:p>
+            <w:pPr>
+              <w:spacing w:line="480" w:lineRule="auto"/>
+            </w:pPr>
+            <w:r>
+              <w:rPr>
+                <w:rFonts w:hint="eastAsia"/>
+              </w:rPr>
+              <w:t>Dataset access URL: {{ dataset.</w:t>
+            </w:r>
+            <w:r>
+              <w:t>DatasetURL</w:t>
+            </w:r>
+            <w:r>
+              <w:rPr>
+                <w:rFonts w:hint="eastAsia"/>
+              </w:rPr>
+              <w:t xml:space="preserve"> }}</w:t>
+            </w:r>
+          </w:p>
+          <w:p>
+            <w:pPr>
+              <w:spacing w:line="480" w:lineRule="auto"/>
+            </w:pPr>
+            <w:r>
+              <w:rPr>
+                <w:rFonts w:hint="eastAsia"/>
+              </w:rPr>
+              <w:t xml:space="preserve">Log </w:t>
+            </w:r>
+            <w:r>
+              <w:t>initial</w:t>
+            </w:r>
+            <w:r>
+              <w:rPr>
+                <w:rFonts w:hint="eastAsia"/>
+              </w:rPr>
+              <w:t xml:space="preserve"> generated date: {{ timestamp }}</w:t>
+            </w:r>
+          </w:p>
+          <w:p>
+            <w:pPr>
+              <w:spacing w:line="480" w:lineRule="auto"/>
+            </w:pPr>
+            <w:r>
+              <w:rPr>
+                <w:rFonts w:hint="eastAsia"/>
+              </w:rPr>
+              <w:t xml:space="preserve">Log last updated date: </w:t>
+            </w:r>
+            <w:r>
+              <w:rPr>
+                <w:rFonts w:hint="eastAsia"/>
+                <w:color w:val="FF0000"/>
+                <w:highlight w:val="yellow"/>
+              </w:rPr>
+              <w:t>FILL IN THIS FIELD</w:t>
+            </w:r>
+          </w:p>
+        </w:tc>
+        <w:tc>
+          <w:tcPr>
+            <w:tcW w:w="11181" w:type="dxa"/>
+          </w:tcPr>
+          <w:p>
+            <w:pPr>
+              <w:spacing w:line="480" w:lineRule="auto"/>
+              <w:rPr>
+                <w:b/>
+                <w:bCs/>
+                <w:u w:val="single"/>
+              </w:rPr>
+            </w:pPr>
+            <w:r>
+              <w:rPr>
+                <w:rFonts w:hint="eastAsia"/>
+                <w:b/>
+                <w:bCs/>
+                <w:u w:val="single"/>
+              </w:rPr>
+              <w:t xml:space="preserve">Explanation of </w:t>
+            </w:r>
+            <w:r>
+              <w:rPr>
+                <w:rFonts w:hint="eastAsia"/>
+                <w:b/>
+                <w:bCs/>
+                <w:u w:val="single"/>
+              </w:rPr>
+              <w:t>Status</w:t>
+            </w:r>
+          </w:p>
+          <w:p>
+            <w:pPr>
+              <w:spacing w:line="480" w:lineRule="auto"/>
+            </w:pPr>
+            <w:r>
+              <w:rPr>
+                <w:b/>
+                <w:bCs/>
+              </w:rPr>
+              <w:t>P</w:t>
+            </w:r>
+            <w:r>
+              <w:t>: Passed</w:t>
+            </w:r>
+          </w:p>
+          <w:p>
+            <w:pPr>
+              <w:spacing w:line="480" w:lineRule="auto"/>
+            </w:pPr>
+            <w:r>
+              <w:rPr>
+                <w:b/>
+                <w:bCs/>
+              </w:rPr>
+              <w:t>RQU</w:t>
+            </w:r>
+            <w:r>
+              <w:t>:  Required Follow-up</w:t>
+            </w:r>
+          </w:p>
+          <w:p>
+            <w:pPr>
+              <w:spacing w:line="480" w:lineRule="auto"/>
+            </w:pPr>
+            <w:r>
+              <w:rPr>
+                <w:b/>
+                <w:bCs/>
+              </w:rPr>
+              <w:t>RCM</w:t>
+            </w:r>
+            <w:r>
+              <w:t>: Recommend Follow-up</w:t>
+            </w:r>
+          </w:p>
+          <w:p>
+            <w:pPr>
+              <w:spacing w:line="480" w:lineRule="auto"/>
+            </w:pPr>
+            <w:r>
+              <w:rPr>
+                <w:b/>
+                <w:bCs/>
+              </w:rPr>
+              <w:t>NS</w:t>
+            </w:r>
+            <w:r>
+              <w:t>: RQUt Sure</w:t>
+            </w:r>
+          </w:p>
+          <w:p>
+            <w:pPr>
+              <w:spacing w:line="480" w:lineRule="auto"/>
+            </w:pPr>
+            <w:r>
+              <w:rPr>
+                <w:b/>
+                <w:bCs/>
+              </w:rPr>
+              <w:t>NA</w:t>
+            </w:r>
+            <w:r>
+              <w:t>: Not applicable.</w:t>
+            </w:r>
+          </w:p>
+        </w:tc>
+      </w:tr>
+    </w:tbl>
     <w:p/>
     <w:tbl>
       <w:tblPr>
@@ -389,17 +412,17 @@
         <w:tblLook w:val="04A0" w:firstRow="1" w:lastRow="0" w:firstColumn="1" w:lastColumn="0" w:noHBand="0" w:noVBand="1"/>
       </w:tblPr>
       <w:tblGrid>
-        <w:gridCol w:w="489"/>
-        <w:gridCol w:w="1272"/>
-        <w:gridCol w:w="1694"/>
-        <w:gridCol w:w="3573"/>
-        <w:gridCol w:w="3104"/>
-        <w:gridCol w:w="3573"/>
-        <w:gridCol w:w="400"/>
-        <w:gridCol w:w="2357"/>
-        <w:gridCol w:w="4101"/>
-        <w:gridCol w:w="1038"/>
-        <w:gridCol w:w="750"/>
+        <w:gridCol w:w="487"/>
+        <w:gridCol w:w="1262"/>
+        <w:gridCol w:w="1851"/>
+        <w:gridCol w:w="3544"/>
+        <w:gridCol w:w="3080"/>
+        <w:gridCol w:w="3544"/>
+        <w:gridCol w:w="398"/>
+        <w:gridCol w:w="2339"/>
+        <w:gridCol w:w="4070"/>
+        <w:gridCol w:w="1031"/>
+        <w:gridCol w:w="745"/>
       </w:tblGrid>
       <w:tr>
         <w:trPr>
@@ -785,7 +808,7 @@
                 <w:bCs/>
                 <w:lang w:val="en-US"/>
               </w:rPr>
-              <w:t>Yes</w:t>
+              <w:t>P</w:t>
             </w:r>
           </w:p>
         </w:tc>
@@ -819,7 +842,7 @@
                 <w:bCs/>
                 <w:lang w:val="en-US"/>
               </w:rPr>
-              <w:t>No</w:t>
+              <w:t>RQU</w:t>
             </w:r>
           </w:p>
         </w:tc>
@@ -853,7 +876,7 @@
                 <w:bCs/>
                 <w:lang w:val="en-US"/>
               </w:rPr>
-              <w:t>SI</w:t>
+              <w:t>RCM</w:t>
             </w:r>
           </w:p>
         </w:tc>
@@ -1101,6 +1124,24 @@
               <w:t>Python scripted.</w:t>
             </w:r>
           </w:p>
+          <w:p>
+            <w:pPr>
+              <w:pStyle w:val="ListParagraph"/>
+              <w:numPr>
+                <w:ilvl w:val="0"/>
+                <w:numId w:val="33"/>
+              </w:numPr>
+              <w:rPr>
+                <w:lang w:val="en-US"/>
+              </w:rPr>
+            </w:pPr>
+            <w:r>
+              <w:rPr>
+                <w:lang w:val="en-US"/>
+              </w:rPr>
+              <w:t>Confirm whether the listed dataverse collection refers to the same researcher/author</w:t>
+            </w:r>
+          </w:p>
         </w:tc>
         <w:tc>
           <w:tcPr>
@@ -1189,6 +1230,31 @@
                 <w:lang w:val="en-US"/>
               </w:rPr>
             </w:pPr>
+          </w:p>
+        </w:tc>
+        <w:tc>
+          <w:tcPr>
+            <w:tcW w:w="0" w:type="auto"/>
+            <w:tcBorders>
+              <w:top w:val="single" w:sz="8" w:space="0" w:color="000000"/>
+              <w:left w:val="single" w:sz="8" w:space="0" w:color="000000"/>
+              <w:bottom w:val="single" w:sz="8" w:space="0" w:color="000000"/>
+              <w:right w:val="single" w:sz="8" w:space="0" w:color="000000"/>
+            </w:tcBorders>
+            <w:tcMar>
+              <w:top w:w="100" w:type="dxa"/>
+              <w:left w:w="100" w:type="dxa"/>
+              <w:bottom w:w="100" w:type="dxa"/>
+              <w:right w:w="100" w:type="dxa"/>
+            </w:tcMar>
+            <w:hideMark/>
+          </w:tcPr>
+          <w:p>
+            <w:pPr>
+              <w:rPr>
+                <w:lang w:val="en-US"/>
+              </w:rPr>
+            </w:pPr>
             <w:r>
               <w:rPr>
                 <w:lang w:val="en-US"/>
@@ -1222,31 +1288,6 @@
               <w:t xml:space="preserve"> 0 %}X{% endif %}</w:t>
             </w:r>
           </w:p>
-          <w:p>
-            <w:pPr>
-              <w:rPr>
-                <w:lang w:val="en-US"/>
-              </w:rPr>
-            </w:pPr>
-          </w:p>
-        </w:tc>
-        <w:tc>
-          <w:tcPr>
-            <w:tcW w:w="0" w:type="auto"/>
-            <w:tcBorders>
-              <w:top w:val="single" w:sz="8" w:space="0" w:color="000000"/>
-              <w:left w:val="single" w:sz="8" w:space="0" w:color="000000"/>
-              <w:bottom w:val="single" w:sz="8" w:space="0" w:color="000000"/>
-              <w:right w:val="single" w:sz="8" w:space="0" w:color="000000"/>
-            </w:tcBorders>
-            <w:tcMar>
-              <w:top w:w="100" w:type="dxa"/>
-              <w:left w:w="100" w:type="dxa"/>
-              <w:bottom w:w="100" w:type="dxa"/>
-              <w:right w:w="100" w:type="dxa"/>
-            </w:tcMar>
-            <w:hideMark/>
-          </w:tcPr>
           <w:p>
             <w:pPr>
               <w:rPr>
@@ -1559,14 +1600,14 @@
               <w:rPr>
                 <w:lang w:val="en-US"/>
               </w:rPr>
-              <w:t xml:space="preserve">If the dataset is deposited in a sub-dataverse collection, include </w:t>
+              <w:t>If the dataset is deposited in a sub-dataverse collectio</w:t>
             </w:r>
             <w:r>
               <w:rPr>
                 <w:lang w:val="en-US"/>
               </w:rPr>
               <w:lastRenderedPageBreak/>
-              <w:t>the name of the collection. </w:t>
+              <w:t>n, include the name of the collection. </w:t>
             </w:r>
           </w:p>
           <w:p>
@@ -1663,6 +1704,30 @@
               <w:bottom w:w="100" w:type="dxa"/>
               <w:right w:w="100" w:type="dxa"/>
             </w:tcMar>
+          </w:tcPr>
+          <w:p>
+            <w:pPr>
+              <w:rPr>
+                <w:lang w:val="en-US"/>
+              </w:rPr>
+            </w:pPr>
+          </w:p>
+        </w:tc>
+        <w:tc>
+          <w:tcPr>
+            <w:tcW w:w="0" w:type="auto"/>
+            <w:tcBorders>
+              <w:top w:val="single" w:sz="8" w:space="0" w:color="000000"/>
+              <w:left w:val="single" w:sz="8" w:space="0" w:color="000000"/>
+              <w:bottom w:val="single" w:sz="8" w:space="0" w:color="000000"/>
+              <w:right w:val="single" w:sz="8" w:space="0" w:color="000000"/>
+            </w:tcBorders>
+            <w:tcMar>
+              <w:top w:w="100" w:type="dxa"/>
+              <w:left w:w="100" w:type="dxa"/>
+              <w:bottom w:w="100" w:type="dxa"/>
+              <w:right w:w="100" w:type="dxa"/>
+            </w:tcMar>
             <w:hideMark/>
           </w:tcPr>
           <w:p>
@@ -1759,38 +1824,6 @@
               </w:rPr>
             </w:pPr>
           </w:p>
-          <w:p>
-            <w:pPr>
-              <w:rPr>
-                <w:lang w:val="en-US"/>
-              </w:rPr>
-            </w:pPr>
-          </w:p>
-        </w:tc>
-        <w:tc>
-          <w:tcPr>
-            <w:tcW w:w="0" w:type="auto"/>
-            <w:tcBorders>
-              <w:top w:val="single" w:sz="8" w:space="0" w:color="000000"/>
-              <w:left w:val="single" w:sz="8" w:space="0" w:color="000000"/>
-              <w:bottom w:val="single" w:sz="8" w:space="0" w:color="000000"/>
-              <w:right w:val="single" w:sz="8" w:space="0" w:color="000000"/>
-            </w:tcBorders>
-            <w:tcMar>
-              <w:top w:w="100" w:type="dxa"/>
-              <w:left w:w="100" w:type="dxa"/>
-              <w:bottom w:w="100" w:type="dxa"/>
-              <w:right w:w="100" w:type="dxa"/>
-            </w:tcMar>
-            <w:hideMark/>
-          </w:tcPr>
-          <w:p>
-            <w:pPr>
-              <w:rPr>
-                <w:lang w:val="en-US"/>
-              </w:rPr>
-            </w:pPr>
-          </w:p>
         </w:tc>
         <w:tc>
           <w:tcPr>
@@ -2114,14 +2147,14 @@
               <w:rPr>
                 <w:lang w:val="en-US"/>
               </w:rPr>
-              <w:t>Confirm with the deposit</w:t>
+              <w:t xml:space="preserve">Confirm with the depositor that they actually </w:t>
             </w:r>
             <w:r>
               <w:rPr>
                 <w:lang w:val="en-US"/>
               </w:rPr>
               <w:lastRenderedPageBreak/>
-              <w:t>or that they actually require a dataverse (e.g., will there be future deposits?)</w:t>
+              <w:t>require a dataverse (e.g., will there be future deposits?)</w:t>
             </w:r>
           </w:p>
         </w:tc>
@@ -2463,7 +2496,7 @@
                 <w:bCs/>
                 <w:lang w:val="en-US"/>
               </w:rPr>
-              <w:t>Yes</w:t>
+              <w:t>P</w:t>
             </w:r>
           </w:p>
         </w:tc>
@@ -2497,7 +2530,7 @@
                 <w:bCs/>
                 <w:lang w:val="en-US"/>
               </w:rPr>
-              <w:t>No</w:t>
+              <w:t>RQU</w:t>
             </w:r>
           </w:p>
         </w:tc>
@@ -2531,7 +2564,7 @@
                 <w:bCs/>
                 <w:lang w:val="en-US"/>
               </w:rPr>
-              <w:t>SI</w:t>
+              <w:t>RCM</w:t>
             </w:r>
           </w:p>
         </w:tc>
@@ -2834,37 +2867,37 @@
                 <w:lang w:val="en-US"/>
               </w:rPr>
             </w:pPr>
-          </w:p>
-        </w:tc>
-        <w:tc>
-          <w:tcPr>
-            <w:tcW w:w="0" w:type="auto"/>
-            <w:tcBorders>
-              <w:top w:val="single" w:sz="8" w:space="0" w:color="000000"/>
-              <w:left w:val="single" w:sz="8" w:space="0" w:color="000000"/>
-              <w:bottom w:val="single" w:sz="8" w:space="0" w:color="000000"/>
-              <w:right w:val="single" w:sz="8" w:space="0" w:color="000000"/>
-            </w:tcBorders>
-            <w:tcMar>
-              <w:top w:w="100" w:type="dxa"/>
-              <w:left w:w="100" w:type="dxa"/>
-              <w:bottom w:w="100" w:type="dxa"/>
-              <w:right w:w="100" w:type="dxa"/>
-            </w:tcMar>
-            <w:hideMark/>
-          </w:tcPr>
-          <w:p>
-            <w:pPr>
-              <w:rPr>
-                <w:lang w:val="en-US"/>
-              </w:rPr>
-            </w:pPr>
             <w:r>
               <w:rPr>
                 <w:lang w:val="en-US"/>
               </w:rPr>
               <w:t>{% if template_dict.file_ext.comments|length &gt; 0 %}X{% endif %}</w:t>
             </w:r>
+          </w:p>
+        </w:tc>
+        <w:tc>
+          <w:tcPr>
+            <w:tcW w:w="0" w:type="auto"/>
+            <w:tcBorders>
+              <w:top w:val="single" w:sz="8" w:space="0" w:color="000000"/>
+              <w:left w:val="single" w:sz="8" w:space="0" w:color="000000"/>
+              <w:bottom w:val="single" w:sz="8" w:space="0" w:color="000000"/>
+              <w:right w:val="single" w:sz="8" w:space="0" w:color="000000"/>
+            </w:tcBorders>
+            <w:tcMar>
+              <w:top w:w="100" w:type="dxa"/>
+              <w:left w:w="100" w:type="dxa"/>
+              <w:bottom w:w="100" w:type="dxa"/>
+              <w:right w:w="100" w:type="dxa"/>
+            </w:tcMar>
+            <w:hideMark/>
+          </w:tcPr>
+          <w:p>
+            <w:pPr>
+              <w:rPr>
+                <w:lang w:val="en-US"/>
+              </w:rPr>
+            </w:pPr>
           </w:p>
         </w:tc>
         <w:tc>
@@ -2974,13 +3007,7 @@
               <w:rPr>
                 <w:lang w:val="en-US"/>
               </w:rPr>
-              <w:t>{{ item.file_name }}</w:t>
-            </w:r>
-            <w:r>
-              <w:rPr>
-                <w:lang w:val="en-US"/>
-              </w:rPr>
-              <w:t>{% endfor %}</w:t>
+              <w:t>{{ item.file_name }}{% endfor %}</w:t>
             </w:r>
           </w:p>
           <w:p>
@@ -3579,34 +3606,59 @@
               <w:t>Python scripted.</w:t>
             </w:r>
           </w:p>
-        </w:tc>
-        <w:tc>
-          <w:tcPr>
-            <w:tcW w:w="0" w:type="auto"/>
-            <w:tcBorders>
-              <w:top w:val="single" w:sz="8" w:space="0" w:color="000000"/>
-              <w:left w:val="single" w:sz="8" w:space="0" w:color="000000"/>
-              <w:bottom w:val="single" w:sz="8" w:space="0" w:color="000000"/>
-              <w:right w:val="single" w:sz="8" w:space="0" w:color="000000"/>
-            </w:tcBorders>
-            <w:tcMar>
-              <w:top w:w="100" w:type="dxa"/>
-              <w:left w:w="100" w:type="dxa"/>
-              <w:bottom w:w="100" w:type="dxa"/>
-              <w:right w:w="100" w:type="dxa"/>
-            </w:tcMar>
-            <w:hideMark/>
-          </w:tcPr>
-          <w:p>
-            <w:pPr>
-              <w:rPr>
-                <w:lang w:val="en-US"/>
-              </w:rPr>
-            </w:pPr>
-            <w:r>
-              <w:rPr>
-                <w:lang w:val="en-US"/>
-              </w:rPr>
+          <w:p>
+            <w:pPr>
+              <w:numPr>
+                <w:ilvl w:val="0"/>
+                <w:numId w:val="8"/>
+              </w:numPr>
+              <w:rPr>
+                <w:lang w:val="en-US"/>
+              </w:rPr>
+            </w:pPr>
+            <w:r>
+              <w:rPr>
+                <w:lang w:val="en-US"/>
+              </w:rPr>
+              <w:t xml:space="preserve">Not all the files require a file extension (e.g. a README file can either be ‘README’ or </w:t>
+            </w:r>
+            <w:r>
+              <w:rPr>
+                <w:lang w:val="en-US"/>
+              </w:rPr>
+              <w:lastRenderedPageBreak/>
+              <w:t>‘README.md’). Curator needs to check on a case-by-case basis.</w:t>
+            </w:r>
+          </w:p>
+        </w:tc>
+        <w:tc>
+          <w:tcPr>
+            <w:tcW w:w="0" w:type="auto"/>
+            <w:tcBorders>
+              <w:top w:val="single" w:sz="8" w:space="0" w:color="000000"/>
+              <w:left w:val="single" w:sz="8" w:space="0" w:color="000000"/>
+              <w:bottom w:val="single" w:sz="8" w:space="0" w:color="000000"/>
+              <w:right w:val="single" w:sz="8" w:space="0" w:color="000000"/>
+            </w:tcBorders>
+            <w:tcMar>
+              <w:top w:w="100" w:type="dxa"/>
+              <w:left w:w="100" w:type="dxa"/>
+              <w:bottom w:w="100" w:type="dxa"/>
+              <w:right w:w="100" w:type="dxa"/>
+            </w:tcMar>
+            <w:hideMark/>
+          </w:tcPr>
+          <w:p>
+            <w:pPr>
+              <w:rPr>
+                <w:lang w:val="en-US"/>
+              </w:rPr>
+            </w:pPr>
+            <w:r>
+              <w:rPr>
+                <w:lang w:val="en-US"/>
+              </w:rPr>
+              <w:lastRenderedPageBreak/>
               <w:t xml:space="preserve">{% if template_dict.readme_file.comments|length </w:t>
             </w:r>
             <w:r>
@@ -3647,37 +3699,37 @@
                 <w:lang w:val="en-US"/>
               </w:rPr>
             </w:pPr>
-          </w:p>
-        </w:tc>
-        <w:tc>
-          <w:tcPr>
-            <w:tcW w:w="0" w:type="auto"/>
-            <w:tcBorders>
-              <w:top w:val="single" w:sz="8" w:space="0" w:color="000000"/>
-              <w:left w:val="single" w:sz="8" w:space="0" w:color="000000"/>
-              <w:bottom w:val="single" w:sz="8" w:space="0" w:color="000000"/>
-              <w:right w:val="single" w:sz="8" w:space="0" w:color="000000"/>
-            </w:tcBorders>
-            <w:tcMar>
-              <w:top w:w="100" w:type="dxa"/>
-              <w:left w:w="100" w:type="dxa"/>
-              <w:bottom w:w="100" w:type="dxa"/>
-              <w:right w:w="100" w:type="dxa"/>
-            </w:tcMar>
-            <w:hideMark/>
-          </w:tcPr>
-          <w:p>
-            <w:pPr>
-              <w:rPr>
-                <w:lang w:val="en-US"/>
-              </w:rPr>
-            </w:pPr>
             <w:r>
               <w:rPr>
                 <w:lang w:val="en-US"/>
               </w:rPr>
               <w:t>{% if template_dict.file_ext.comments|length &gt; 0 %}X{% endif %}</w:t>
             </w:r>
+          </w:p>
+        </w:tc>
+        <w:tc>
+          <w:tcPr>
+            <w:tcW w:w="0" w:type="auto"/>
+            <w:tcBorders>
+              <w:top w:val="single" w:sz="8" w:space="0" w:color="000000"/>
+              <w:left w:val="single" w:sz="8" w:space="0" w:color="000000"/>
+              <w:bottom w:val="single" w:sz="8" w:space="0" w:color="000000"/>
+              <w:right w:val="single" w:sz="8" w:space="0" w:color="000000"/>
+            </w:tcBorders>
+            <w:tcMar>
+              <w:top w:w="100" w:type="dxa"/>
+              <w:left w:w="100" w:type="dxa"/>
+              <w:bottom w:w="100" w:type="dxa"/>
+              <w:right w:w="100" w:type="dxa"/>
+            </w:tcMar>
+            <w:hideMark/>
+          </w:tcPr>
+          <w:p>
+            <w:pPr>
+              <w:rPr>
+                <w:lang w:val="en-US"/>
+              </w:rPr>
+            </w:pPr>
           </w:p>
         </w:tc>
         <w:tc>
@@ -3884,7 +3936,6 @@
                 <w:bCs/>
                 <w:lang w:val="en-US"/>
               </w:rPr>
-              <w:lastRenderedPageBreak/>
               <w:t>2.4</w:t>
             </w:r>
           </w:p>
@@ -4518,7 +4569,7 @@
               <w:rPr>
                 <w:lang w:val="en-US"/>
               </w:rPr>
-              <w:t>List the uncommon file format that has documentation file:</w:t>
+              <w:t>List the uncommon file format that has additional documentation:</w:t>
             </w:r>
           </w:p>
           <w:p>
@@ -4546,10 +4597,7 @@
               </w:rPr>
             </w:pPr>
             <w:r>
-              <w:rPr>
-                <w:lang w:val="en-US"/>
-              </w:rPr>
-              <w:t>List the uncommon file format that does not have a documentation file:</w:t>
+              <w:t>List the uncommon file format that does NOT have additional documentation:</w:t>
             </w:r>
           </w:p>
           <w:p>
@@ -4749,7 +4797,7 @@
                 <w:bCs/>
                 <w:lang w:val="en-US"/>
               </w:rPr>
-              <w:t>Yes</w:t>
+              <w:t>P</w:t>
             </w:r>
           </w:p>
         </w:tc>
@@ -4783,7 +4831,7 @@
                 <w:bCs/>
                 <w:lang w:val="en-US"/>
               </w:rPr>
-              <w:t>No</w:t>
+              <w:t>RQU</w:t>
             </w:r>
           </w:p>
         </w:tc>
@@ -4817,7 +4865,7 @@
                 <w:bCs/>
                 <w:lang w:val="en-US"/>
               </w:rPr>
-              <w:t>SI</w:t>
+              <w:t>RCM</w:t>
             </w:r>
           </w:p>
         </w:tc>
@@ -5373,6 +5421,7 @@
                 <w:bCs/>
                 <w:lang w:val="en-US"/>
               </w:rPr>
+              <w:lastRenderedPageBreak/>
               <w:t>4.0</w:t>
             </w:r>
           </w:p>
@@ -5467,7 +5516,7 @@
                 <w:bCs/>
                 <w:lang w:val="en-US"/>
               </w:rPr>
-              <w:t>Yes</w:t>
+              <w:t>P</w:t>
             </w:r>
           </w:p>
         </w:tc>
@@ -5501,7 +5550,7 @@
                 <w:bCs/>
                 <w:lang w:val="en-US"/>
               </w:rPr>
-              <w:t>No</w:t>
+              <w:t>RQU</w:t>
             </w:r>
           </w:p>
         </w:tc>
@@ -5535,7 +5584,7 @@
                 <w:bCs/>
                 <w:lang w:val="en-US"/>
               </w:rPr>
-              <w:t>SI</w:t>
+              <w:t>RCM</w:t>
             </w:r>
           </w:p>
         </w:tc>
@@ -5719,7 +5768,6 @@
                 <w:bCs/>
                 <w:lang w:val="en-US"/>
               </w:rPr>
-              <w:lastRenderedPageBreak/>
               <w:t>4.1</w:t>
             </w:r>
           </w:p>
@@ -5889,7 +5937,13 @@
               <w:rPr>
                 <w:lang w:val="en-US"/>
               </w:rPr>
-              <w:t>Notes</w:t>
+              <w:t>RQU</w:t>
+            </w:r>
+            <w:r>
+              <w:rPr>
+                <w:lang w:val="en-US"/>
+              </w:rPr>
+              <w:t>tes</w:t>
             </w:r>
           </w:p>
         </w:tc>
@@ -7072,7 +7126,7 @@
                 <w:bCs/>
                 <w:lang w:val="en-US"/>
               </w:rPr>
-              <w:t>No</w:t>
+              <w:t>RQU</w:t>
             </w:r>
           </w:p>
         </w:tc>
@@ -7106,7 +7160,7 @@
                 <w:bCs/>
                 <w:lang w:val="en-US"/>
               </w:rPr>
-              <w:t>SI</w:t>
+              <w:t>RCM</w:t>
             </w:r>
           </w:p>
         </w:tc>
@@ -7532,7 +7586,21 @@
               <w:rPr>
                 <w:lang w:val="en-US"/>
               </w:rPr>
-              <w:t>List fields/files below with the format ‘field/</w:t>
+              <w:t>List fields/files below with the format ‘</w:t>
+            </w:r>
+            <w:r>
+              <w:rPr>
+                <w:i/>
+                <w:iCs/>
+                <w:lang w:val="en-US"/>
+              </w:rPr>
+              <w:t>field</w:t>
+            </w:r>
+            <w:r>
+              <w:rPr>
+                <w:lang w:val="en-US"/>
+              </w:rPr>
+              <w:t>/</w:t>
             </w:r>
             <w:r>
               <w:rPr>
@@ -7684,16 +7752,7 @@
                 <w:bCs/>
                 <w:lang w:val="en-US"/>
               </w:rPr>
-              <w:t xml:space="preserve">*If something is flagged in the sensitive data review, does the depositor have REB approval to share </w:t>
-            </w:r>
-            <w:r>
-              <w:rPr>
-                <w:b/>
-                <w:bCs/>
-                <w:lang w:val="en-US"/>
-              </w:rPr>
-              <w:lastRenderedPageBreak/>
-              <w:t>the dataset?</w:t>
+              <w:t>*If something is flagged in the sensitive data review, does the depositor have REB approval to share the dataset?</w:t>
             </w:r>
           </w:p>
         </w:tc>
@@ -7728,15 +7787,14 @@
               <w:rPr>
                 <w:lang w:val="en-US"/>
               </w:rPr>
+              <w:t xml:space="preserve">If something is flagged in the sensitive data review (see question above), check the intake form to confirm information about </w:t>
+            </w:r>
+            <w:r>
+              <w:rPr>
+                <w:lang w:val="en-US"/>
+              </w:rPr>
               <w:lastRenderedPageBreak/>
-              <w:t xml:space="preserve">If something is flagged in the sensitive data review (see question above), check </w:t>
-            </w:r>
-            <w:r>
-              <w:rPr>
-                <w:lang w:val="en-US"/>
-              </w:rPr>
-              <w:lastRenderedPageBreak/>
-              <w:t>the intake form to confirm information about their REB status.</w:t>
+              <w:t>their REB status.</w:t>
             </w:r>
           </w:p>
         </w:tc>
@@ -8316,7 +8374,7 @@
               <w:tblLook w:val="04A0" w:firstRow="1" w:lastRow="0" w:firstColumn="1" w:lastColumn="0" w:noHBand="0" w:noVBand="1"/>
             </w:tblPr>
             <w:tblGrid>
-              <w:gridCol w:w="3891"/>
+              <w:gridCol w:w="3860"/>
             </w:tblGrid>
             <w:tr>
               <w:tc>
@@ -8485,47 +8543,37 @@
                 <w:bCs/>
                 <w:lang w:val="en-US"/>
               </w:rPr>
-              <w:t xml:space="preserve">*If there are restricted files in the dataset, is the Terms of Access </w:t>
-            </w:r>
-            <w:r>
-              <w:rPr>
-                <w:b/>
-                <w:bCs/>
-                <w:lang w:val="en-US"/>
-              </w:rPr>
-              <w:lastRenderedPageBreak/>
-              <w:t>field complete?</w:t>
-            </w:r>
-          </w:p>
-        </w:tc>
-        <w:tc>
-          <w:tcPr>
-            <w:tcW w:w="0" w:type="auto"/>
-            <w:tcBorders>
-              <w:top w:val="single" w:sz="8" w:space="0" w:color="000000"/>
-              <w:left w:val="single" w:sz="8" w:space="0" w:color="000000"/>
-              <w:bottom w:val="single" w:sz="8" w:space="0" w:color="000000"/>
-              <w:right w:val="single" w:sz="8" w:space="0" w:color="000000"/>
-            </w:tcBorders>
-            <w:tcMar>
-              <w:top w:w="100" w:type="dxa"/>
-              <w:left w:w="100" w:type="dxa"/>
-              <w:bottom w:w="100" w:type="dxa"/>
-              <w:right w:w="100" w:type="dxa"/>
-            </w:tcMar>
-            <w:hideMark/>
-          </w:tcPr>
-          <w:p>
-            <w:pPr>
-              <w:rPr>
-                <w:lang w:val="en-US"/>
-              </w:rPr>
-            </w:pPr>
-            <w:r>
-              <w:rPr>
-                <w:lang w:val="en-US"/>
-              </w:rPr>
-              <w:lastRenderedPageBreak/>
+              <w:t>*If there are restricted files in the dataset, is the Terms of Access field complete?</w:t>
+            </w:r>
+          </w:p>
+        </w:tc>
+        <w:tc>
+          <w:tcPr>
+            <w:tcW w:w="0" w:type="auto"/>
+            <w:tcBorders>
+              <w:top w:val="single" w:sz="8" w:space="0" w:color="000000"/>
+              <w:left w:val="single" w:sz="8" w:space="0" w:color="000000"/>
+              <w:bottom w:val="single" w:sz="8" w:space="0" w:color="000000"/>
+              <w:right w:val="single" w:sz="8" w:space="0" w:color="000000"/>
+            </w:tcBorders>
+            <w:tcMar>
+              <w:top w:w="100" w:type="dxa"/>
+              <w:left w:w="100" w:type="dxa"/>
+              <w:bottom w:w="100" w:type="dxa"/>
+              <w:right w:w="100" w:type="dxa"/>
+            </w:tcMar>
+            <w:hideMark/>
+          </w:tcPr>
+          <w:p>
+            <w:pPr>
+              <w:rPr>
+                <w:lang w:val="en-US"/>
+              </w:rPr>
+            </w:pPr>
+            <w:r>
+              <w:rPr>
+                <w:lang w:val="en-US"/>
+              </w:rPr>
               <w:t>Python scripted.</w:t>
             </w:r>
           </w:p>
@@ -8543,14 +8591,7 @@
               <w:rPr>
                 <w:lang w:val="en-US"/>
               </w:rPr>
-              <w:t xml:space="preserve">If there are restricted files </w:t>
-            </w:r>
-            <w:r>
-              <w:rPr>
-                <w:lang w:val="en-US"/>
-              </w:rPr>
-              <w:lastRenderedPageBreak/>
-              <w:t>and no Terms of Access, recommend including terms of access.</w:t>
+              <w:t>If there are restricted files and no Terms of Access, recommend including terms of access.</w:t>
             </w:r>
           </w:p>
         </w:tc>
@@ -8582,7 +8623,6 @@
                 <w:rFonts w:hint="eastAsia"/>
                 <w:lang w:val="en-US"/>
               </w:rPr>
-              <w:lastRenderedPageBreak/>
               <w:t xml:space="preserve">{% if </w:t>
             </w:r>
             <w:r>
@@ -8671,6 +8711,32 @@
           <w:p>
             <w:pPr>
               <w:rPr>
+                <w:rFonts w:hint="eastAsia"/>
+                <w:lang w:val="en-US"/>
+              </w:rPr>
+            </w:pPr>
+          </w:p>
+        </w:tc>
+        <w:tc>
+          <w:tcPr>
+            <w:tcW w:w="0" w:type="auto"/>
+            <w:tcBorders>
+              <w:top w:val="single" w:sz="8" w:space="0" w:color="000000"/>
+              <w:left w:val="single" w:sz="8" w:space="0" w:color="000000"/>
+              <w:bottom w:val="single" w:sz="8" w:space="0" w:color="000000"/>
+              <w:right w:val="single" w:sz="8" w:space="0" w:color="000000"/>
+            </w:tcBorders>
+            <w:tcMar>
+              <w:top w:w="100" w:type="dxa"/>
+              <w:left w:w="100" w:type="dxa"/>
+              <w:bottom w:w="100" w:type="dxa"/>
+              <w:right w:w="100" w:type="dxa"/>
+            </w:tcMar>
+            <w:hideMark/>
+          </w:tcPr>
+          <w:p>
+            <w:pPr>
+              <w:rPr>
                 <w:lang w:val="en-US"/>
               </w:rPr>
             </w:pPr>
@@ -8745,31 +8811,6 @@
             <w:r>
               <w:t>X{% endif %}</w:t>
             </w:r>
-          </w:p>
-        </w:tc>
-        <w:tc>
-          <w:tcPr>
-            <w:tcW w:w="0" w:type="auto"/>
-            <w:tcBorders>
-              <w:top w:val="single" w:sz="8" w:space="0" w:color="000000"/>
-              <w:left w:val="single" w:sz="8" w:space="0" w:color="000000"/>
-              <w:bottom w:val="single" w:sz="8" w:space="0" w:color="000000"/>
-              <w:right w:val="single" w:sz="8" w:space="0" w:color="000000"/>
-            </w:tcBorders>
-            <w:tcMar>
-              <w:top w:w="100" w:type="dxa"/>
-              <w:left w:w="100" w:type="dxa"/>
-              <w:bottom w:w="100" w:type="dxa"/>
-              <w:right w:w="100" w:type="dxa"/>
-            </w:tcMar>
-            <w:hideMark/>
-          </w:tcPr>
-          <w:p>
-            <w:pPr>
-              <w:rPr>
-                <w:lang w:val="en-US"/>
-              </w:rPr>
-            </w:pPr>
           </w:p>
         </w:tc>
         <w:tc>
@@ -8919,7 +8960,7 @@
               <w:tblLook w:val="04A0" w:firstRow="1" w:lastRow="0" w:firstColumn="1" w:lastColumn="0" w:noHBand="0" w:noVBand="1"/>
             </w:tblPr>
             <w:tblGrid>
-              <w:gridCol w:w="3891"/>
+              <w:gridCol w:w="3860"/>
             </w:tblGrid>
             <w:tr>
               <w:tc>
@@ -9038,6 +9079,56 @@
 </w:document>
 </file>
 
+<file path=word/endnotes.xml><?xml version="1.0" encoding="utf-8"?>
+<w:endnotes xmlns:wpc="http://schemas.microsoft.com/office/word/2010/wordprocessingCanvas" xmlns:cx="http://schemas.microsoft.com/office/drawing/2014/chartex" xmlns:cx1="http://schemas.microsoft.com/office/drawing/2015/9/8/chartex" xmlns:cx2="http://schemas.microsoft.com/office/drawing/2015/10/21/chartex" xmlns:cx3="http://schemas.microsoft.com/office/drawing/2016/5/9/chartex" xmlns:cx4="http://schemas.microsoft.com/office/drawing/2016/5/10/chartex" xmlns:cx5="http://schemas.microsoft.com/office/drawing/2016/5/11/chartex" xmlns:cx6="http://schemas.microsoft.com/office/drawing/2016/5/12/chartex" xmlns:cx7="http://schemas.microsoft.com/office/drawing/2016/5/13/chartex" xmlns:cx8="http://schemas.microsoft.com/office/drawing/2016/5/14/chartex" xmlns:mc="http://schemas.openxmlformats.org/markup-compatibility/2006" xmlns:aink="http://schemas.microsoft.com/office/drawing/2016/ink" xmlns:am3d="http://schemas.microsoft.com/office/drawing/2017/model3d" xmlns:o="urn:schemas-microsoft-com:office:office" xmlns:oel="http://schemas.microsoft.com/office/2019/extlst" xmlns:r="http://schemas.openxmlformats.org/officeDocument/2006/relationships" xmlns:m="http://schemas.openxmlformats.org/officeDocument/2006/math" xmlns:v="urn:schemas-microsoft-com:vml" xmlns:wp14="http://schemas.microsoft.com/office/word/2010/wordprocessingDrawing" xmlns:wp="http://schemas.openxmlformats.org/drawingml/2006/wordprocessingDrawing" xmlns:w10="urn:schemas-microsoft-com:office:word" xmlns:w="http://schemas.openxmlformats.org/wordprocessingml/2006/main" xmlns:w14="http://schemas.microsoft.com/office/word/2010/wordml" xmlns:w15="http://schemas.microsoft.com/office/word/2012/wordml" xmlns:w16cex="http://schemas.microsoft.com/office/word/2018/wordml/cex" xmlns:w16cid="http://schemas.microsoft.com/office/word/2016/wordml/cid" xmlns:w16="http://schemas.microsoft.com/office/word/2018/wordml" xmlns:w16du="http://schemas.microsoft.com/office/word/2023/wordml/word16du" xmlns:w16sdtdh="http://schemas.microsoft.com/office/word/2020/wordml/sdtdatahash" xmlns:w16sdtfl="http://schemas.microsoft.com/office/word/2024/wordml/sdtformatlock" xmlns:w16se="http://schemas.microsoft.com/office/word/2015/wordml/symex" xmlns:wpg="http://schemas.microsoft.com/office/word/2010/wordprocessingGroup" xmlns:wpi="http://schemas.microsoft.com/office/word/2010/wordprocessingInk" xmlns:wne="http://schemas.microsoft.com/office/word/2006/wordml" xmlns:wps="http://schemas.microsoft.com/office/word/2010/wordprocessingShape" mc:Ignorable="w14 w15 w16se w16cid w16 w16cex w16sdtdh w16sdtfl w16du wp14">
+  <w:endnote w:type="separator" w:id="-1">
+    <w:p>
+      <w:pPr>
+        <w:spacing w:after="0" w:line="240" w:lineRule="auto"/>
+      </w:pPr>
+      <w:r>
+        <w:separator/>
+      </w:r>
+    </w:p>
+  </w:endnote>
+  <w:endnote w:type="continuationSeparator" w:id="0">
+    <w:p>
+      <w:pPr>
+        <w:spacing w:after="0" w:line="240" w:lineRule="auto"/>
+      </w:pPr>
+      <w:r>
+        <w:continuationSeparator/>
+      </w:r>
+    </w:p>
+  </w:endnote>
+</w:endnotes>
+</file>
+
+<file path=word/footnotes.xml><?xml version="1.0" encoding="utf-8"?>
+<w:footnotes xmlns:wpc="http://schemas.microsoft.com/office/word/2010/wordprocessingCanvas" xmlns:cx="http://schemas.microsoft.com/office/drawing/2014/chartex" xmlns:cx1="http://schemas.microsoft.com/office/drawing/2015/9/8/chartex" xmlns:cx2="http://schemas.microsoft.com/office/drawing/2015/10/21/chartex" xmlns:cx3="http://schemas.microsoft.com/office/drawing/2016/5/9/chartex" xmlns:cx4="http://schemas.microsoft.com/office/drawing/2016/5/10/chartex" xmlns:cx5="http://schemas.microsoft.com/office/drawing/2016/5/11/chartex" xmlns:cx6="http://schemas.microsoft.com/office/drawing/2016/5/12/chartex" xmlns:cx7="http://schemas.microsoft.com/office/drawing/2016/5/13/chartex" xmlns:cx8="http://schemas.microsoft.com/office/drawing/2016/5/14/chartex" xmlns:mc="http://schemas.openxmlformats.org/markup-compatibility/2006" xmlns:aink="http://schemas.microsoft.com/office/drawing/2016/ink" xmlns:am3d="http://schemas.microsoft.com/office/drawing/2017/model3d" xmlns:o="urn:schemas-microsoft-com:office:office" xmlns:oel="http://schemas.microsoft.com/office/2019/extlst" xmlns:r="http://schemas.openxmlformats.org/officeDocument/2006/relationships" xmlns:m="http://schemas.openxmlformats.org/officeDocument/2006/math" xmlns:v="urn:schemas-microsoft-com:vml" xmlns:wp14="http://schemas.microsoft.com/office/word/2010/wordprocessingDrawing" xmlns:wp="http://schemas.openxmlformats.org/drawingml/2006/wordprocessingDrawing" xmlns:w10="urn:schemas-microsoft-com:office:word" xmlns:w="http://schemas.openxmlformats.org/wordprocessingml/2006/main" xmlns:w14="http://schemas.microsoft.com/office/word/2010/wordml" xmlns:w15="http://schemas.microsoft.com/office/word/2012/wordml" xmlns:w16cex="http://schemas.microsoft.com/office/word/2018/wordml/cex" xmlns:w16cid="http://schemas.microsoft.com/office/word/2016/wordml/cid" xmlns:w16="http://schemas.microsoft.com/office/word/2018/wordml" xmlns:w16du="http://schemas.microsoft.com/office/word/2023/wordml/word16du" xmlns:w16sdtdh="http://schemas.microsoft.com/office/word/2020/wordml/sdtdatahash" xmlns:w16sdtfl="http://schemas.microsoft.com/office/word/2024/wordml/sdtformatlock" xmlns:w16se="http://schemas.microsoft.com/office/word/2015/wordml/symex" xmlns:wpg="http://schemas.microsoft.com/office/word/2010/wordprocessingGroup" xmlns:wpi="http://schemas.microsoft.com/office/word/2010/wordprocessingInk" xmlns:wne="http://schemas.microsoft.com/office/word/2006/wordml" xmlns:wps="http://schemas.microsoft.com/office/word/2010/wordprocessingShape" mc:Ignorable="w14 w15 w16se w16cid w16 w16cex w16sdtdh w16sdtfl w16du wp14">
+  <w:footnote w:type="separator" w:id="-1">
+    <w:p>
+      <w:pPr>
+        <w:spacing w:after="0" w:line="240" w:lineRule="auto"/>
+      </w:pPr>
+      <w:r>
+        <w:separator/>
+      </w:r>
+    </w:p>
+  </w:footnote>
+  <w:footnote w:type="continuationSeparator" w:id="0">
+    <w:p>
+      <w:pPr>
+        <w:spacing w:after="0" w:line="240" w:lineRule="auto"/>
+      </w:pPr>
+      <w:r>
+        <w:continuationSeparator/>
+      </w:r>
+    </w:p>
+  </w:footnote>
+</w:footnotes>
+</file>
+
 <file path=word/numbering.xml><?xml version="1.0" encoding="utf-8"?>
 <w:numbering xmlns:wpc="http://schemas.microsoft.com/office/word/2010/wordprocessingCanvas" xmlns:cx="http://schemas.microsoft.com/office/drawing/2014/chartex" xmlns:cx1="http://schemas.microsoft.com/office/drawing/2015/9/8/chartex" xmlns:cx2="http://schemas.microsoft.com/office/drawing/2015/10/21/chartex" xmlns:cx3="http://schemas.microsoft.com/office/drawing/2016/5/9/chartex" xmlns:cx4="http://schemas.microsoft.com/office/drawing/2016/5/10/chartex" xmlns:cx5="http://schemas.microsoft.com/office/drawing/2016/5/11/chartex" xmlns:cx6="http://schemas.microsoft.com/office/drawing/2016/5/12/chartex" xmlns:cx7="http://schemas.microsoft.com/office/drawing/2016/5/13/chartex" xmlns:cx8="http://schemas.microsoft.com/office/drawing/2016/5/14/chartex" xmlns:mc="http://schemas.openxmlformats.org/markup-compatibility/2006" xmlns:aink="http://schemas.microsoft.com/office/drawing/2016/ink" xmlns:am3d="http://schemas.microsoft.com/office/drawing/2017/model3d" xmlns:o="urn:schemas-microsoft-com:office:office" xmlns:oel="http://schemas.microsoft.com/office/2019/extlst" xmlns:r="http://schemas.openxmlformats.org/officeDocument/2006/relationships" xmlns:m="http://schemas.openxmlformats.org/officeDocument/2006/math" xmlns:v="urn:schemas-microsoft-com:vml" xmlns:wp14="http://schemas.microsoft.com/office/word/2010/wordprocessingDrawing" xmlns:wp="http://schemas.openxmlformats.org/drawingml/2006/wordprocessingDrawing" xmlns:w10="urn:schemas-microsoft-com:office:word" xmlns:w="http://schemas.openxmlformats.org/wordprocessingml/2006/main" xmlns:w14="http://schemas.microsoft.com/office/word/2010/wordml" xmlns:w15="http://schemas.microsoft.com/office/word/2012/wordml" xmlns:w16cex="http://schemas.microsoft.com/office/word/2018/wordml/cex" xmlns:w16cid="http://schemas.microsoft.com/office/word/2016/wordml/cid" xmlns:w16="http://schemas.microsoft.com/office/word/2018/wordml" xmlns:w16du="http://schemas.microsoft.com/office/word/2023/wordml/word16du" xmlns:w16sdtdh="http://schemas.microsoft.com/office/word/2020/wordml/sdtdatahash" xmlns:w16sdtfl="http://schemas.microsoft.com/office/word/2024/wordml/sdtformatlock" xmlns:w16se="http://schemas.microsoft.com/office/word/2015/wordml/symex" xmlns:wpg="http://schemas.microsoft.com/office/word/2010/wordprocessingGroup" xmlns:wpi="http://schemas.microsoft.com/office/word/2010/wordprocessingInk" xmlns:wne="http://schemas.microsoft.com/office/word/2006/wordml" xmlns:wps="http://schemas.microsoft.com/office/word/2010/wordprocessingShape" mc:Ignorable="w14 w15 w16se w16cid w16 w16cex w16sdtdh w16sdtfl w16du wp14">
   <w:abstractNum w:abstractNumId="0" w15:restartNumberingAfterBreak="0">
@@ -11366,6 +11457,119 @@
     </w:lvl>
   </w:abstractNum>
   <w:abstractNum w:abstractNumId="20" w15:restartNumberingAfterBreak="0">
+    <w:nsid w:val="518805ED"/>
+    <w:multiLevelType w:val="hybridMultilevel"/>
+    <w:tmpl w:val="F1E46B5C"/>
+    <w:lvl w:ilvl="0" w:tplc="04090001">
+      <w:start w:val="1"/>
+      <w:numFmt w:val="bullet"/>
+      <w:lvlText w:val=""/>
+      <w:lvlJc w:val="left"/>
+      <w:pPr>
+        <w:ind w:left="720" w:hanging="360"/>
+      </w:pPr>
+      <w:rPr>
+        <w:rFonts w:ascii="Symbol" w:hAnsi="Symbol" w:hint="default"/>
+      </w:rPr>
+    </w:lvl>
+    <w:lvl w:ilvl="1" w:tplc="04090003" w:tentative="1">
+      <w:start w:val="1"/>
+      <w:numFmt w:val="bullet"/>
+      <w:lvlText w:val="o"/>
+      <w:lvlJc w:val="left"/>
+      <w:pPr>
+        <w:ind w:left="1440" w:hanging="360"/>
+      </w:pPr>
+      <w:rPr>
+        <w:rFonts w:ascii="Courier New" w:hAnsi="Courier New" w:cs="Courier New" w:hint="default"/>
+      </w:rPr>
+    </w:lvl>
+    <w:lvl w:ilvl="2" w:tplc="04090005" w:tentative="1">
+      <w:start w:val="1"/>
+      <w:numFmt w:val="bullet"/>
+      <w:lvlText w:val=""/>
+      <w:lvlJc w:val="left"/>
+      <w:pPr>
+        <w:ind w:left="2160" w:hanging="360"/>
+      </w:pPr>
+      <w:rPr>
+        <w:rFonts w:ascii="Wingdings" w:hAnsi="Wingdings" w:hint="default"/>
+      </w:rPr>
+    </w:lvl>
+    <w:lvl w:ilvl="3" w:tplc="04090001" w:tentative="1">
+      <w:start w:val="1"/>
+      <w:numFmt w:val="bullet"/>
+      <w:lvlText w:val=""/>
+      <w:lvlJc w:val="left"/>
+      <w:pPr>
+        <w:ind w:left="2880" w:hanging="360"/>
+      </w:pPr>
+      <w:rPr>
+        <w:rFonts w:ascii="Symbol" w:hAnsi="Symbol" w:hint="default"/>
+      </w:rPr>
+    </w:lvl>
+    <w:lvl w:ilvl="4" w:tplc="04090003" w:tentative="1">
+      <w:start w:val="1"/>
+      <w:numFmt w:val="bullet"/>
+      <w:lvlText w:val="o"/>
+      <w:lvlJc w:val="left"/>
+      <w:pPr>
+        <w:ind w:left="3600" w:hanging="360"/>
+      </w:pPr>
+      <w:rPr>
+        <w:rFonts w:ascii="Courier New" w:hAnsi="Courier New" w:cs="Courier New" w:hint="default"/>
+      </w:rPr>
+    </w:lvl>
+    <w:lvl w:ilvl="5" w:tplc="04090005" w:tentative="1">
+      <w:start w:val="1"/>
+      <w:numFmt w:val="bullet"/>
+      <w:lvlText w:val=""/>
+      <w:lvlJc w:val="left"/>
+      <w:pPr>
+        <w:ind w:left="4320" w:hanging="360"/>
+      </w:pPr>
+      <w:rPr>
+        <w:rFonts w:ascii="Wingdings" w:hAnsi="Wingdings" w:hint="default"/>
+      </w:rPr>
+    </w:lvl>
+    <w:lvl w:ilvl="6" w:tplc="04090001" w:tentative="1">
+      <w:start w:val="1"/>
+      <w:numFmt w:val="bullet"/>
+      <w:lvlText w:val=""/>
+      <w:lvlJc w:val="left"/>
+      <w:pPr>
+        <w:ind w:left="5040" w:hanging="360"/>
+      </w:pPr>
+      <w:rPr>
+        <w:rFonts w:ascii="Symbol" w:hAnsi="Symbol" w:hint="default"/>
+      </w:rPr>
+    </w:lvl>
+    <w:lvl w:ilvl="7" w:tplc="04090003" w:tentative="1">
+      <w:start w:val="1"/>
+      <w:numFmt w:val="bullet"/>
+      <w:lvlText w:val="o"/>
+      <w:lvlJc w:val="left"/>
+      <w:pPr>
+        <w:ind w:left="5760" w:hanging="360"/>
+      </w:pPr>
+      <w:rPr>
+        <w:rFonts w:ascii="Courier New" w:hAnsi="Courier New" w:cs="Courier New" w:hint="default"/>
+      </w:rPr>
+    </w:lvl>
+    <w:lvl w:ilvl="8" w:tplc="04090005" w:tentative="1">
+      <w:start w:val="1"/>
+      <w:numFmt w:val="bullet"/>
+      <w:lvlText w:val=""/>
+      <w:lvlJc w:val="left"/>
+      <w:pPr>
+        <w:ind w:left="6480" w:hanging="360"/>
+      </w:pPr>
+      <w:rPr>
+        <w:rFonts w:ascii="Wingdings" w:hAnsi="Wingdings" w:hint="default"/>
+      </w:rPr>
+    </w:lvl>
+  </w:abstractNum>
+  <w:abstractNum w:abstractNumId="21" w15:restartNumberingAfterBreak="0">
     <w:nsid w:val="561074E4"/>
     <w:multiLevelType w:val="hybridMultilevel"/>
     <w:tmpl w:val="4C4C890E"/>
@@ -11454,7 +11658,7 @@
       </w:pPr>
     </w:lvl>
   </w:abstractNum>
-  <w:abstractNum w:abstractNumId="21" w15:restartNumberingAfterBreak="0">
+  <w:abstractNum w:abstractNumId="22" w15:restartNumberingAfterBreak="0">
     <w:nsid w:val="572A226F"/>
     <w:multiLevelType w:val="multilevel"/>
     <w:tmpl w:val="81FC1D9E"/>
@@ -11567,7 +11771,7 @@
       </w:pPr>
     </w:lvl>
   </w:abstractNum>
-  <w:abstractNum w:abstractNumId="22" w15:restartNumberingAfterBreak="0">
+  <w:abstractNum w:abstractNumId="23" w15:restartNumberingAfterBreak="0">
     <w:nsid w:val="5BF5117B"/>
     <w:multiLevelType w:val="multilevel"/>
     <w:tmpl w:val="8A1481F6"/>
@@ -11680,7 +11884,7 @@
       </w:pPr>
     </w:lvl>
   </w:abstractNum>
-  <w:abstractNum w:abstractNumId="23" w15:restartNumberingAfterBreak="0">
+  <w:abstractNum w:abstractNumId="24" w15:restartNumberingAfterBreak="0">
     <w:nsid w:val="5D3E6FA0"/>
     <w:multiLevelType w:val="multilevel"/>
     <w:tmpl w:val="1DD496E8"/>
@@ -11793,7 +11997,7 @@
       </w:pPr>
     </w:lvl>
   </w:abstractNum>
-  <w:abstractNum w:abstractNumId="24" w15:restartNumberingAfterBreak="0">
+  <w:abstractNum w:abstractNumId="25" w15:restartNumberingAfterBreak="0">
     <w:nsid w:val="5F935511"/>
     <w:multiLevelType w:val="multilevel"/>
     <w:tmpl w:val="44AE5600"/>
@@ -11906,7 +12110,7 @@
       </w:pPr>
     </w:lvl>
   </w:abstractNum>
-  <w:abstractNum w:abstractNumId="25" w15:restartNumberingAfterBreak="0">
+  <w:abstractNum w:abstractNumId="26" w15:restartNumberingAfterBreak="0">
     <w:nsid w:val="62330FFA"/>
     <w:multiLevelType w:val="multilevel"/>
     <w:tmpl w:val="1354050A"/>
@@ -12019,7 +12223,7 @@
       </w:pPr>
     </w:lvl>
   </w:abstractNum>
-  <w:abstractNum w:abstractNumId="26" w15:restartNumberingAfterBreak="0">
+  <w:abstractNum w:abstractNumId="27" w15:restartNumberingAfterBreak="0">
     <w:nsid w:val="653571BB"/>
     <w:multiLevelType w:val="multilevel"/>
     <w:tmpl w:val="E0F0DCF4"/>
@@ -12132,7 +12336,7 @@
       </w:pPr>
     </w:lvl>
   </w:abstractNum>
-  <w:abstractNum w:abstractNumId="27" w15:restartNumberingAfterBreak="0">
+  <w:abstractNum w:abstractNumId="28" w15:restartNumberingAfterBreak="0">
     <w:nsid w:val="69731E7F"/>
     <w:multiLevelType w:val="multilevel"/>
     <w:tmpl w:val="4FEA352E"/>
@@ -12281,7 +12485,7 @@
       </w:rPr>
     </w:lvl>
   </w:abstractNum>
-  <w:abstractNum w:abstractNumId="28" w15:restartNumberingAfterBreak="0">
+  <w:abstractNum w:abstractNumId="29" w15:restartNumberingAfterBreak="0">
     <w:nsid w:val="6DE2596E"/>
     <w:multiLevelType w:val="hybridMultilevel"/>
     <w:tmpl w:val="0D9C62AE"/>
@@ -12370,7 +12574,7 @@
       </w:pPr>
     </w:lvl>
   </w:abstractNum>
-  <w:abstractNum w:abstractNumId="29" w15:restartNumberingAfterBreak="0">
+  <w:abstractNum w:abstractNumId="30" w15:restartNumberingAfterBreak="0">
     <w:nsid w:val="75520C24"/>
     <w:multiLevelType w:val="hybridMultilevel"/>
     <w:tmpl w:val="FCCE1BF6"/>
@@ -12459,7 +12663,7 @@
       </w:pPr>
     </w:lvl>
   </w:abstractNum>
-  <w:abstractNum w:abstractNumId="30" w15:restartNumberingAfterBreak="0">
+  <w:abstractNum w:abstractNumId="31" w15:restartNumberingAfterBreak="0">
     <w:nsid w:val="76FC0259"/>
     <w:multiLevelType w:val="multilevel"/>
     <w:tmpl w:val="79680AA4"/>
@@ -12572,7 +12776,7 @@
       </w:pPr>
     </w:lvl>
   </w:abstractNum>
-  <w:abstractNum w:abstractNumId="31" w15:restartNumberingAfterBreak="0">
+  <w:abstractNum w:abstractNumId="32" w15:restartNumberingAfterBreak="0">
     <w:nsid w:val="77A70C23"/>
     <w:multiLevelType w:val="multilevel"/>
     <w:tmpl w:val="8E221C46"/>
@@ -12692,19 +12896,19 @@
     <w:abstractNumId w:val="8"/>
   </w:num>
   <w:num w:numId="3" w16cid:durableId="1561554637">
-    <w:abstractNumId w:val="21"/>
+    <w:abstractNumId w:val="22"/>
   </w:num>
   <w:num w:numId="4" w16cid:durableId="1987002333">
-    <w:abstractNumId w:val="31"/>
+    <w:abstractNumId w:val="32"/>
   </w:num>
   <w:num w:numId="5" w16cid:durableId="1029794338">
     <w:abstractNumId w:val="15"/>
   </w:num>
   <w:num w:numId="6" w16cid:durableId="1650086756">
-    <w:abstractNumId w:val="23"/>
+    <w:abstractNumId w:val="24"/>
   </w:num>
   <w:num w:numId="7" w16cid:durableId="1476222975">
-    <w:abstractNumId w:val="30"/>
+    <w:abstractNumId w:val="31"/>
   </w:num>
   <w:num w:numId="8" w16cid:durableId="1533764241">
     <w:abstractNumId w:val="3"/>
@@ -12716,16 +12920,16 @@
     <w:abstractNumId w:val="4"/>
   </w:num>
   <w:num w:numId="11" w16cid:durableId="793057457">
-    <w:abstractNumId w:val="22"/>
+    <w:abstractNumId w:val="23"/>
   </w:num>
   <w:num w:numId="12" w16cid:durableId="2146773725">
-    <w:abstractNumId w:val="26"/>
+    <w:abstractNumId w:val="27"/>
   </w:num>
   <w:num w:numId="13" w16cid:durableId="1026561013">
     <w:abstractNumId w:val="11"/>
   </w:num>
   <w:num w:numId="14" w16cid:durableId="1192110950">
-    <w:abstractNumId w:val="24"/>
+    <w:abstractNumId w:val="25"/>
   </w:num>
   <w:num w:numId="15" w16cid:durableId="1262841238">
     <w:abstractNumId w:val="10"/>
@@ -12737,19 +12941,19 @@
     <w:abstractNumId w:val="16"/>
   </w:num>
   <w:num w:numId="18" w16cid:durableId="1409767320">
-    <w:abstractNumId w:val="27"/>
+    <w:abstractNumId w:val="28"/>
   </w:num>
   <w:num w:numId="19" w16cid:durableId="2045591211">
     <w:abstractNumId w:val="12"/>
   </w:num>
   <w:num w:numId="20" w16cid:durableId="1764063768">
-    <w:abstractNumId w:val="25"/>
+    <w:abstractNumId w:val="26"/>
   </w:num>
   <w:num w:numId="21" w16cid:durableId="218832961">
     <w:abstractNumId w:val="14"/>
   </w:num>
   <w:num w:numId="22" w16cid:durableId="2045669289">
-    <w:abstractNumId w:val="29"/>
+    <w:abstractNumId w:val="30"/>
   </w:num>
   <w:num w:numId="23" w16cid:durableId="953443745">
     <w:abstractNumId w:val="7"/>
@@ -12761,13 +12965,13 @@
     <w:abstractNumId w:val="2"/>
   </w:num>
   <w:num w:numId="26" w16cid:durableId="1365129283">
-    <w:abstractNumId w:val="28"/>
+    <w:abstractNumId w:val="29"/>
   </w:num>
   <w:num w:numId="27" w16cid:durableId="1202403600">
     <w:abstractNumId w:val="13"/>
   </w:num>
   <w:num w:numId="28" w16cid:durableId="282420373">
-    <w:abstractNumId w:val="20"/>
+    <w:abstractNumId w:val="21"/>
   </w:num>
   <w:num w:numId="29" w16cid:durableId="101195959">
     <w:abstractNumId w:val="17"/>
@@ -12780,6 +12984,9 @@
   </w:num>
   <w:num w:numId="32" w16cid:durableId="197356490">
     <w:abstractNumId w:val="1"/>
+  </w:num>
+  <w:num w:numId="33" w16cid:durableId="1872569341">
+    <w:abstractNumId w:val="20"/>
   </w:num>
 </w:numbering>
 </file>
@@ -13391,7 +13598,6 @@
   <w:style w:type="character" w:default="1" w:styleId="DefaultParagraphFont">
     <w:name w:val="Default Paragraph Font"/>
     <w:uiPriority w:val="1"/>
-    <w:semiHidden/>
     <w:unhideWhenUsed/>
   </w:style>
   <w:style w:type="table" w:default="1" w:styleId="TableNormal">
@@ -13737,6 +13943,56 @@
       </w:tblBorders>
     </w:tblPr>
   </w:style>
+  <w:style w:type="paragraph" w:styleId="Header">
+    <w:name w:val="header"/>
+    <w:basedOn w:val="Normal"/>
+    <w:link w:val="HeaderChar"/>
+    <w:uiPriority w:val="99"/>
+    <w:unhideWhenUsed/>
+    <w:rsid w:val="00997DD5"/>
+    <w:pPr>
+      <w:tabs>
+        <w:tab w:val="center" w:pos="4680"/>
+        <w:tab w:val="right" w:pos="9360"/>
+      </w:tabs>
+      <w:spacing w:after="0" w:line="240" w:lineRule="auto"/>
+    </w:pPr>
+  </w:style>
+  <w:style w:type="character" w:customStyle="1" w:styleId="HeaderChar">
+    <w:name w:val="Header Char"/>
+    <w:basedOn w:val="DefaultParagraphFont"/>
+    <w:link w:val="Header"/>
+    <w:uiPriority w:val="99"/>
+    <w:rsid w:val="00997DD5"/>
+    <w:rPr>
+      <w:lang w:val="en-CA"/>
+    </w:rPr>
+  </w:style>
+  <w:style w:type="paragraph" w:styleId="Footer">
+    <w:name w:val="footer"/>
+    <w:basedOn w:val="Normal"/>
+    <w:link w:val="FooterChar"/>
+    <w:uiPriority w:val="99"/>
+    <w:unhideWhenUsed/>
+    <w:rsid w:val="00997DD5"/>
+    <w:pPr>
+      <w:tabs>
+        <w:tab w:val="center" w:pos="4680"/>
+        <w:tab w:val="right" w:pos="9360"/>
+      </w:tabs>
+      <w:spacing w:after="0" w:line="240" w:lineRule="auto"/>
+    </w:pPr>
+  </w:style>
+  <w:style w:type="character" w:customStyle="1" w:styleId="FooterChar">
+    <w:name w:val="Footer Char"/>
+    <w:basedOn w:val="DefaultParagraphFont"/>
+    <w:link w:val="Footer"/>
+    <w:uiPriority w:val="99"/>
+    <w:rsid w:val="00997DD5"/>
+    <w:rPr>
+      <w:lang w:val="en-CA"/>
+    </w:rPr>
+  </w:style>
 </w:styles>
 </file>
 

--- a/res/template_medium.docx
+++ b/res/template_medium.docx
@@ -89,6 +89,7 @@
               </w:rPr>
               <w:t xml:space="preserve">Ticket number: {{ </w:t>
             </w:r>
+            <w:proofErr w:type="spellStart"/>
             <w:r>
               <w:t>project_info</w:t>
             </w:r>
@@ -101,6 +102,7 @@
             <w:r>
               <w:t>ticket_number</w:t>
             </w:r>
+            <w:proofErr w:type="spellEnd"/>
             <w:r>
               <w:rPr>
                 <w:rFonts w:hint="eastAsia"/>
@@ -130,6 +132,7 @@
               </w:rPr>
               <w:t xml:space="preserve"> {{ </w:t>
             </w:r>
+            <w:proofErr w:type="spellStart"/>
             <w:r>
               <w:t>project_info</w:t>
             </w:r>
@@ -137,7 +140,14 @@
               <w:rPr>
                 <w:rFonts w:hint="eastAsia"/>
               </w:rPr>
-              <w:t>.curator_name }}</w:t>
+              <w:t>.curator_name</w:t>
+            </w:r>
+            <w:proofErr w:type="spellEnd"/>
+            <w:r>
+              <w:rPr>
+                <w:rFonts w:hint="eastAsia"/>
+              </w:rPr>
+              <w:t xml:space="preserve"> }}</w:t>
             </w:r>
           </w:p>
           <w:p>
@@ -150,6 +160,7 @@
               </w:rPr>
               <w:t xml:space="preserve">Curator email: {{ </w:t>
             </w:r>
+            <w:proofErr w:type="spellStart"/>
             <w:r>
               <w:t>project_info</w:t>
             </w:r>
@@ -162,6 +173,7 @@
             <w:r>
               <w:t>curator_email</w:t>
             </w:r>
+            <w:proofErr w:type="spellEnd"/>
             <w:r>
               <w:rPr>
                 <w:rFonts w:hint="eastAsia"/>
@@ -177,11 +189,19 @@
               <w:rPr>
                 <w:rFonts w:hint="eastAsia"/>
               </w:rPr>
-              <w:t>Dataset title: {{ dataset.</w:t>
+              <w:t xml:space="preserve">Dataset title: {{ </w:t>
+            </w:r>
+            <w:proofErr w:type="spellStart"/>
+            <w:r>
+              <w:rPr>
+                <w:rFonts w:hint="eastAsia"/>
+              </w:rPr>
+              <w:t>dataset.</w:t>
             </w:r>
             <w:r>
               <w:t>DatasetTitle</w:t>
             </w:r>
+            <w:proofErr w:type="spellEnd"/>
             <w:r>
               <w:rPr>
                 <w:rFonts w:hint="eastAsia"/>
@@ -206,11 +226,19 @@
               <w:rPr>
                 <w:rFonts w:hint="eastAsia"/>
               </w:rPr>
-              <w:t xml:space="preserve"> identifier: {{ dataset.</w:t>
+              <w:t xml:space="preserve"> identifier: {{ </w:t>
+            </w:r>
+            <w:proofErr w:type="spellStart"/>
+            <w:r>
+              <w:rPr>
+                <w:rFonts w:hint="eastAsia"/>
+              </w:rPr>
+              <w:t>dataset.</w:t>
             </w:r>
             <w:r>
               <w:t>DatasetPersistentId</w:t>
             </w:r>
+            <w:proofErr w:type="spellEnd"/>
             <w:r>
               <w:rPr>
                 <w:rFonts w:hint="eastAsia"/>
@@ -237,11 +265,19 @@
               <w:rPr>
                 <w:rFonts w:hint="eastAsia"/>
               </w:rPr>
-              <w:t>Dataset access URL: {{ dataset.</w:t>
+              <w:t xml:space="preserve">Dataset access URL: {{ </w:t>
+            </w:r>
+            <w:proofErr w:type="spellStart"/>
+            <w:r>
+              <w:rPr>
+                <w:rFonts w:hint="eastAsia"/>
+              </w:rPr>
+              <w:t>dataset.</w:t>
             </w:r>
             <w:r>
               <w:t>DatasetURL</w:t>
             </w:r>
+            <w:proofErr w:type="spellEnd"/>
             <w:r>
               <w:rPr>
                 <w:rFonts w:hint="eastAsia"/>
@@ -378,7 +414,15 @@
               <w:t>NS</w:t>
             </w:r>
             <w:r>
-              <w:t>: RQUt Sure</w:t>
+              <w:t xml:space="preserve">: </w:t>
+            </w:r>
+            <w:proofErr w:type="spellStart"/>
+            <w:r>
+              <w:t>RQUt</w:t>
+            </w:r>
+            <w:proofErr w:type="spellEnd"/>
+            <w:r>
+              <w:t xml:space="preserve"> Sure</w:t>
             </w:r>
           </w:p>
           <w:p>
@@ -412,17 +456,17 @@
         <w:tblLook w:val="04A0" w:firstRow="1" w:lastRow="0" w:firstColumn="1" w:lastColumn="0" w:noHBand="0" w:noVBand="1"/>
       </w:tblPr>
       <w:tblGrid>
-        <w:gridCol w:w="487"/>
-        <w:gridCol w:w="1262"/>
-        <w:gridCol w:w="1851"/>
-        <w:gridCol w:w="3544"/>
-        <w:gridCol w:w="3080"/>
-        <w:gridCol w:w="3544"/>
-        <w:gridCol w:w="398"/>
-        <w:gridCol w:w="2339"/>
-        <w:gridCol w:w="4070"/>
-        <w:gridCol w:w="1031"/>
-        <w:gridCol w:w="745"/>
+        <w:gridCol w:w="491"/>
+        <w:gridCol w:w="1271"/>
+        <w:gridCol w:w="1863"/>
+        <w:gridCol w:w="3568"/>
+        <w:gridCol w:w="3101"/>
+        <w:gridCol w:w="3568"/>
+        <w:gridCol w:w="399"/>
+        <w:gridCol w:w="2354"/>
+        <w:gridCol w:w="4096"/>
+        <w:gridCol w:w="1037"/>
+        <w:gridCol w:w="603"/>
       </w:tblGrid>
       <w:tr>
         <w:trPr>
@@ -678,7 +722,24 @@
                 <w:bCs/>
                 <w:lang w:val="en-US"/>
               </w:rPr>
-              <w:t>Time spent</w:t>
+              <w:t>Time</w:t>
+            </w:r>
+            <w:r>
+              <w:rPr>
+                <w:rFonts w:hint="eastAsia"/>
+                <w:b/>
+                <w:bCs/>
+                <w:lang w:val="en-US"/>
+              </w:rPr>
+              <w:t xml:space="preserve"> S</w:t>
+            </w:r>
+            <w:r>
+              <w:rPr>
+                <w:b/>
+                <w:bCs/>
+                <w:lang w:val="en-US"/>
+              </w:rPr>
+              <w:t>pent</w:t>
             </w:r>
           </w:p>
         </w:tc>
@@ -1090,7 +1151,25 @@
                 <w:bCs/>
                 <w:lang w:val="en-US"/>
               </w:rPr>
-              <w:t>Has the depositor (or their research group) previously created or submitted to a dataverse?</w:t>
+              <w:t xml:space="preserve">Has the depositor (or their research group) previously created or submitted to a </w:t>
+            </w:r>
+            <w:proofErr w:type="spellStart"/>
+            <w:r>
+              <w:rPr>
+                <w:b/>
+                <w:bCs/>
+                <w:lang w:val="en-US"/>
+              </w:rPr>
+              <w:t>dataverse</w:t>
+            </w:r>
+            <w:proofErr w:type="spellEnd"/>
+            <w:r>
+              <w:rPr>
+                <w:b/>
+                <w:bCs/>
+                <w:lang w:val="en-US"/>
+              </w:rPr>
+              <w:t>?</w:t>
             </w:r>
           </w:p>
         </w:tc>
@@ -1139,38 +1218,59 @@
               <w:rPr>
                 <w:lang w:val="en-US"/>
               </w:rPr>
-              <w:t>Confirm whether the listed dataverse collection refers to the same researcher/author</w:t>
-            </w:r>
-          </w:p>
-        </w:tc>
-        <w:tc>
-          <w:tcPr>
-            <w:tcW w:w="0" w:type="auto"/>
-            <w:tcBorders>
-              <w:top w:val="single" w:sz="8" w:space="0" w:color="000000"/>
-              <w:left w:val="single" w:sz="8" w:space="0" w:color="000000"/>
-              <w:bottom w:val="single" w:sz="8" w:space="0" w:color="000000"/>
-              <w:right w:val="single" w:sz="8" w:space="0" w:color="000000"/>
-            </w:tcBorders>
-            <w:tcMar>
-              <w:top w:w="100" w:type="dxa"/>
-              <w:left w:w="100" w:type="dxa"/>
-              <w:bottom w:w="100" w:type="dxa"/>
-              <w:right w:w="100" w:type="dxa"/>
-            </w:tcMar>
-            <w:hideMark/>
-          </w:tcPr>
-          <w:p>
-            <w:pPr>
-              <w:rPr>
-                <w:lang w:val="en-US"/>
-              </w:rPr>
-            </w:pPr>
-            <w:r>
-              <w:rPr>
-                <w:lang w:val="en-US"/>
-              </w:rPr>
-              <w:t>{% if template_dict.</w:t>
+              <w:t xml:space="preserve">Confirm whether the listed </w:t>
+            </w:r>
+            <w:proofErr w:type="spellStart"/>
+            <w:r>
+              <w:rPr>
+                <w:lang w:val="en-US"/>
+              </w:rPr>
+              <w:t>dataverse</w:t>
+            </w:r>
+            <w:proofErr w:type="spellEnd"/>
+            <w:r>
+              <w:rPr>
+                <w:lang w:val="en-US"/>
+              </w:rPr>
+              <w:t xml:space="preserve"> collection refers to the same researcher/author</w:t>
+            </w:r>
+          </w:p>
+        </w:tc>
+        <w:tc>
+          <w:tcPr>
+            <w:tcW w:w="0" w:type="auto"/>
+            <w:tcBorders>
+              <w:top w:val="single" w:sz="8" w:space="0" w:color="000000"/>
+              <w:left w:val="single" w:sz="8" w:space="0" w:color="000000"/>
+              <w:bottom w:val="single" w:sz="8" w:space="0" w:color="000000"/>
+              <w:right w:val="single" w:sz="8" w:space="0" w:color="000000"/>
+            </w:tcBorders>
+            <w:tcMar>
+              <w:top w:w="100" w:type="dxa"/>
+              <w:left w:w="100" w:type="dxa"/>
+              <w:bottom w:w="100" w:type="dxa"/>
+              <w:right w:w="100" w:type="dxa"/>
+            </w:tcMar>
+            <w:hideMark/>
+          </w:tcPr>
+          <w:p>
+            <w:pPr>
+              <w:rPr>
+                <w:lang w:val="en-US"/>
+              </w:rPr>
+            </w:pPr>
+            <w:r>
+              <w:rPr>
+                <w:lang w:val="en-US"/>
+              </w:rPr>
+              <w:t xml:space="preserve">{% if </w:t>
+            </w:r>
+            <w:proofErr w:type="spellStart"/>
+            <w:r>
+              <w:rPr>
+                <w:lang w:val="en-US"/>
+              </w:rPr>
+              <w:t>template_dict.</w:t>
             </w:r>
             <w:r>
               <w:rPr>
@@ -1183,7 +1283,14 @@
               <w:rPr>
                 <w:lang w:val="en-US"/>
               </w:rPr>
-              <w:t xml:space="preserve">.comments|length </w:t>
+              <w:t>.comments|length</w:t>
+            </w:r>
+            <w:proofErr w:type="spellEnd"/>
+            <w:r>
+              <w:rPr>
+                <w:lang w:val="en-US"/>
+              </w:rPr>
+              <w:t xml:space="preserve"> </w:t>
             </w:r>
             <w:r>
               <w:rPr>
@@ -1259,7 +1366,14 @@
               <w:rPr>
                 <w:lang w:val="en-US"/>
               </w:rPr>
-              <w:t>{% if template_dict.</w:t>
+              <w:t xml:space="preserve">{% if </w:t>
+            </w:r>
+            <w:proofErr w:type="spellStart"/>
+            <w:r>
+              <w:rPr>
+                <w:lang w:val="en-US"/>
+              </w:rPr>
+              <w:t>template_dict.</w:t>
             </w:r>
             <w:r>
               <w:rPr>
@@ -1272,7 +1386,14 @@
               <w:rPr>
                 <w:lang w:val="en-US"/>
               </w:rPr>
-              <w:t xml:space="preserve">.comments|length </w:t>
+              <w:t>.comments|length</w:t>
+            </w:r>
+            <w:proofErr w:type="spellEnd"/>
+            <w:r>
+              <w:rPr>
+                <w:lang w:val="en-US"/>
+              </w:rPr>
+              <w:t xml:space="preserve"> </w:t>
             </w:r>
             <w:r>
               <w:rPr>
@@ -1373,7 +1494,21 @@
               <w:rPr>
                 <w:lang w:val="en-US"/>
               </w:rPr>
-              <w:t>If relevant, list previously created dataverse:</w:t>
+              <w:t xml:space="preserve">If relevant, list previously created </w:t>
+            </w:r>
+            <w:proofErr w:type="spellStart"/>
+            <w:r>
+              <w:rPr>
+                <w:lang w:val="en-US"/>
+              </w:rPr>
+              <w:t>dataverse</w:t>
+            </w:r>
+            <w:proofErr w:type="spellEnd"/>
+            <w:r>
+              <w:rPr>
+                <w:lang w:val="en-US"/>
+              </w:rPr>
+              <w:t>:</w:t>
             </w:r>
             <w:r>
               <w:rPr>
@@ -1382,12 +1517,36 @@
               <w:br/>
             </w:r>
             <w:r>
-              <w:t xml:space="preserve">{% for item in template_dict.dv_record.comments %} </w:t>
-            </w:r>
-          </w:p>
-          <w:p>
-            <w:r>
-              <w:t>{% for author, dataverses in item.items() %} {{ author }}</w:t>
+              <w:t xml:space="preserve">{% for item in </w:t>
+            </w:r>
+            <w:proofErr w:type="spellStart"/>
+            <w:r>
+              <w:t>template_dict.dv_record.comments</w:t>
+            </w:r>
+            <w:proofErr w:type="spellEnd"/>
+            <w:r>
+              <w:t xml:space="preserve"> %} </w:t>
+            </w:r>
+          </w:p>
+          <w:p>
+            <w:r>
+              <w:t xml:space="preserve">{% for author, </w:t>
+            </w:r>
+            <w:proofErr w:type="spellStart"/>
+            <w:r>
+              <w:t>dataverses</w:t>
+            </w:r>
+            <w:proofErr w:type="spellEnd"/>
+            <w:r>
+              <w:t xml:space="preserve"> in </w:t>
+            </w:r>
+            <w:proofErr w:type="spellStart"/>
+            <w:r>
+              <w:t>item.items</w:t>
+            </w:r>
+            <w:proofErr w:type="spellEnd"/>
+            <w:r>
+              <w:t>() %} {{ author }}</w:t>
             </w:r>
             <w:r>
               <w:rPr>
@@ -1398,10 +1557,26 @@
           </w:p>
           <w:p>
             <w:r>
-              <w:t xml:space="preserve">{% for dataverse in dataverses %} </w:t>
-            </w:r>
-            <w:r>
-              <w:t>{{ loop.index }}.</w:t>
+              <w:t xml:space="preserve">{% for dataverse in </w:t>
+            </w:r>
+            <w:proofErr w:type="spellStart"/>
+            <w:r>
+              <w:t>dataverses</w:t>
+            </w:r>
+            <w:proofErr w:type="spellEnd"/>
+            <w:r>
+              <w:t xml:space="preserve"> %} </w:t>
+            </w:r>
+            <w:r>
+              <w:t xml:space="preserve">{{ </w:t>
+            </w:r>
+            <w:proofErr w:type="spellStart"/>
+            <w:r>
+              <w:t>loop.index</w:t>
+            </w:r>
+            <w:proofErr w:type="spellEnd"/>
+            <w:r>
+              <w:t xml:space="preserve"> }}.</w:t>
             </w:r>
             <w:r>
               <w:rPr>
@@ -1416,13 +1591,37 @@
               <w:br/>
             </w:r>
             <w:r>
-              <w:t xml:space="preserve">{% endfor %} </w:t>
+              <w:t xml:space="preserve">{% </w:t>
+            </w:r>
+            <w:proofErr w:type="spellStart"/>
+            <w:r>
+              <w:t>endfor</w:t>
+            </w:r>
+            <w:proofErr w:type="spellEnd"/>
+            <w:r>
+              <w:t xml:space="preserve"> %} </w:t>
             </w:r>
             <w:r>
               <w:br/>
             </w:r>
             <w:r>
-              <w:t>{% endfor %} {% endfor %}</w:t>
+              <w:t xml:space="preserve">{% </w:t>
+            </w:r>
+            <w:proofErr w:type="spellStart"/>
+            <w:r>
+              <w:t>endfor</w:t>
+            </w:r>
+            <w:proofErr w:type="spellEnd"/>
+            <w:r>
+              <w:t xml:space="preserve"> %} {% </w:t>
+            </w:r>
+            <w:proofErr w:type="spellStart"/>
+            <w:r>
+              <w:t>endfor</w:t>
+            </w:r>
+            <w:proofErr w:type="spellEnd"/>
+            <w:r>
+              <w:t xml:space="preserve"> %}</w:t>
             </w:r>
           </w:p>
         </w:tc>
@@ -1480,12 +1679,6 @@
                 <w:lang w:val="en-US"/>
               </w:rPr>
             </w:pPr>
-            <w:r>
-              <w:rPr>
-                <w:lang w:val="en-US"/>
-              </w:rPr>
-              <w:t>Python scripted</w:t>
-            </w:r>
           </w:p>
         </w:tc>
       </w:tr>
@@ -1600,14 +1793,28 @@
               <w:rPr>
                 <w:lang w:val="en-US"/>
               </w:rPr>
-              <w:t>If the dataset is deposited in a sub-dataverse collectio</w:t>
+              <w:t>If the dataset is deposited in a sub-</w:t>
+            </w:r>
+            <w:proofErr w:type="spellStart"/>
+            <w:r>
+              <w:rPr>
+                <w:lang w:val="en-US"/>
+              </w:rPr>
+              <w:t>dataverse</w:t>
+            </w:r>
+            <w:proofErr w:type="spellEnd"/>
+            <w:r>
+              <w:rPr>
+                <w:lang w:val="en-US"/>
+              </w:rPr>
+              <w:t xml:space="preserve"> collection, include </w:t>
             </w:r>
             <w:r>
               <w:rPr>
                 <w:lang w:val="en-US"/>
               </w:rPr>
               <w:lastRenderedPageBreak/>
-              <w:t>n, include the name of the collection. </w:t>
+              <w:t>the name of the collection. </w:t>
             </w:r>
           </w:p>
           <w:p>
@@ -1641,7 +1848,21 @@
                 <w:lang w:val="en-US"/>
               </w:rPr>
               <w:lastRenderedPageBreak/>
-              <w:t>{% if template_dict.</w:t>
+              <w:t xml:space="preserve">{% if </w:t>
+            </w:r>
+            <w:proofErr w:type="spellStart"/>
+            <w:r>
+              <w:rPr>
+                <w:lang w:val="en-US"/>
+              </w:rPr>
+              <w:t>template_dict</w:t>
+            </w:r>
+            <w:proofErr w:type="spellEnd"/>
+            <w:r>
+              <w:rPr>
+                <w:lang w:val="en-US"/>
+              </w:rPr>
+              <w:t>.</w:t>
             </w:r>
             <w:r>
               <w:rPr>
@@ -1654,9 +1875,11 @@
               </w:rPr>
               <w:t xml:space="preserve"> </w:t>
             </w:r>
+            <w:proofErr w:type="spellStart"/>
             <w:r>
               <w:t>name_name_of_dataverse</w:t>
             </w:r>
+            <w:proofErr w:type="spellEnd"/>
             <w:r>
               <w:rPr>
                 <w:lang w:val="en-US"/>
@@ -1740,7 +1963,21 @@
               <w:rPr>
                 <w:lang w:val="en-US"/>
               </w:rPr>
-              <w:t>{% if template_dict.</w:t>
+              <w:t xml:space="preserve">{% if </w:t>
+            </w:r>
+            <w:proofErr w:type="spellStart"/>
+            <w:r>
+              <w:rPr>
+                <w:lang w:val="en-US"/>
+              </w:rPr>
+              <w:t>template_dict</w:t>
+            </w:r>
+            <w:proofErr w:type="spellEnd"/>
+            <w:r>
+              <w:rPr>
+                <w:lang w:val="en-US"/>
+              </w:rPr>
+              <w:t>.</w:t>
             </w:r>
             <w:r>
               <w:rPr>
@@ -1753,9 +1990,11 @@
               </w:rPr>
               <w:t xml:space="preserve"> </w:t>
             </w:r>
+            <w:proofErr w:type="spellStart"/>
             <w:r>
               <w:t>name_name_of_dataverse</w:t>
             </w:r>
+            <w:proofErr w:type="spellEnd"/>
             <w:r>
               <w:rPr>
                 <w:lang w:val="en-US"/>
@@ -1881,15 +2120,22 @@
               <w:br/>
               <w:t xml:space="preserve">{{ </w:t>
             </w:r>
-            <w:r>
-              <w:t>template_dict.</w:t>
-            </w:r>
+            <w:proofErr w:type="spellStart"/>
+            <w:r>
+              <w:t>template_dict</w:t>
+            </w:r>
+            <w:proofErr w:type="spellEnd"/>
+            <w:r>
+              <w:t>.</w:t>
+            </w:r>
+            <w:proofErr w:type="spellStart"/>
             <w:r>
               <w:rPr>
                 <w:lang w:val="en-US"/>
               </w:rPr>
               <w:t>ds_tree_info.parentDataverseName</w:t>
             </w:r>
+            <w:proofErr w:type="spellEnd"/>
             <w:r>
               <w:t xml:space="preserve"> }}</w:t>
             </w:r>
@@ -1908,15 +2154,22 @@
               </w:rPr>
               <w:t xml:space="preserve">{{ </w:t>
             </w:r>
-            <w:r>
-              <w:t>template_dict.</w:t>
-            </w:r>
+            <w:proofErr w:type="spellStart"/>
+            <w:r>
+              <w:t>template_dict</w:t>
+            </w:r>
+            <w:proofErr w:type="spellEnd"/>
+            <w:r>
+              <w:t>.</w:t>
+            </w:r>
+            <w:proofErr w:type="spellStart"/>
             <w:r>
               <w:rPr>
                 <w:lang w:val="en-US"/>
               </w:rPr>
               <w:t>ds_tree_info.path</w:t>
             </w:r>
+            <w:proofErr w:type="spellEnd"/>
             <w:r>
               <w:t>}}</w:t>
             </w:r>
@@ -1976,12 +2229,6 @@
                 <w:lang w:val="en-US"/>
               </w:rPr>
             </w:pPr>
-            <w:r>
-              <w:rPr>
-                <w:lang w:val="en-US"/>
-              </w:rPr>
-              <w:t>Python scripted</w:t>
-            </w:r>
           </w:p>
         </w:tc>
       </w:tr>
@@ -2048,38 +2295,88 @@
                 <w:bCs/>
                 <w:lang w:val="en-US"/>
               </w:rPr>
-              <w:t>*If the dataset was deposited in a sub-dataverse collection, does it require its own dataverse?</w:t>
-            </w:r>
-          </w:p>
-        </w:tc>
-        <w:tc>
-          <w:tcPr>
-            <w:tcW w:w="0" w:type="auto"/>
-            <w:tcBorders>
-              <w:top w:val="single" w:sz="8" w:space="0" w:color="000000"/>
-              <w:left w:val="single" w:sz="8" w:space="0" w:color="000000"/>
-              <w:bottom w:val="single" w:sz="8" w:space="0" w:color="000000"/>
-              <w:right w:val="single" w:sz="8" w:space="0" w:color="000000"/>
-            </w:tcBorders>
-            <w:tcMar>
-              <w:top w:w="100" w:type="dxa"/>
-              <w:left w:w="100" w:type="dxa"/>
-              <w:bottom w:w="100" w:type="dxa"/>
-              <w:right w:w="100" w:type="dxa"/>
-            </w:tcMar>
-            <w:hideMark/>
-          </w:tcPr>
-          <w:p>
-            <w:pPr>
-              <w:rPr>
-                <w:lang w:val="en-US"/>
-              </w:rPr>
-            </w:pPr>
-            <w:r>
-              <w:rPr>
-                <w:lang w:val="en-US"/>
-              </w:rPr>
-              <w:t>If the depositor created a dataverse with one dataset:</w:t>
+              <w:t>*If the dataset was deposited in a sub-</w:t>
+            </w:r>
+            <w:proofErr w:type="spellStart"/>
+            <w:r>
+              <w:rPr>
+                <w:b/>
+                <w:bCs/>
+                <w:lang w:val="en-US"/>
+              </w:rPr>
+              <w:t>dataverse</w:t>
+            </w:r>
+            <w:proofErr w:type="spellEnd"/>
+            <w:r>
+              <w:rPr>
+                <w:b/>
+                <w:bCs/>
+                <w:lang w:val="en-US"/>
+              </w:rPr>
+              <w:t xml:space="preserve"> collection, does it require its own </w:t>
+            </w:r>
+            <w:proofErr w:type="spellStart"/>
+            <w:r>
+              <w:rPr>
+                <w:b/>
+                <w:bCs/>
+                <w:lang w:val="en-US"/>
+              </w:rPr>
+              <w:t>dataverse</w:t>
+            </w:r>
+            <w:proofErr w:type="spellEnd"/>
+            <w:r>
+              <w:rPr>
+                <w:b/>
+                <w:bCs/>
+                <w:lang w:val="en-US"/>
+              </w:rPr>
+              <w:t>?</w:t>
+            </w:r>
+          </w:p>
+        </w:tc>
+        <w:tc>
+          <w:tcPr>
+            <w:tcW w:w="0" w:type="auto"/>
+            <w:tcBorders>
+              <w:top w:val="single" w:sz="8" w:space="0" w:color="000000"/>
+              <w:left w:val="single" w:sz="8" w:space="0" w:color="000000"/>
+              <w:bottom w:val="single" w:sz="8" w:space="0" w:color="000000"/>
+              <w:right w:val="single" w:sz="8" w:space="0" w:color="000000"/>
+            </w:tcBorders>
+            <w:tcMar>
+              <w:top w:w="100" w:type="dxa"/>
+              <w:left w:w="100" w:type="dxa"/>
+              <w:bottom w:w="100" w:type="dxa"/>
+              <w:right w:w="100" w:type="dxa"/>
+            </w:tcMar>
+            <w:hideMark/>
+          </w:tcPr>
+          <w:p>
+            <w:pPr>
+              <w:rPr>
+                <w:lang w:val="en-US"/>
+              </w:rPr>
+            </w:pPr>
+            <w:r>
+              <w:rPr>
+                <w:lang w:val="en-US"/>
+              </w:rPr>
+              <w:t xml:space="preserve">If the depositor created a </w:t>
+            </w:r>
+            <w:proofErr w:type="spellStart"/>
+            <w:r>
+              <w:rPr>
+                <w:lang w:val="en-US"/>
+              </w:rPr>
+              <w:t>dataverse</w:t>
+            </w:r>
+            <w:proofErr w:type="spellEnd"/>
+            <w:r>
+              <w:rPr>
+                <w:lang w:val="en-US"/>
+              </w:rPr>
+              <w:t xml:space="preserve"> with one dataset:</w:t>
             </w:r>
           </w:p>
           <w:p>
@@ -2096,7 +2393,21 @@
               <w:rPr>
                 <w:lang w:val="en-US"/>
               </w:rPr>
-              <w:t>Is it the only dataset in the sub-dataverse collection?</w:t>
+              <w:t>Is it the only dataset in the sub-</w:t>
+            </w:r>
+            <w:proofErr w:type="spellStart"/>
+            <w:r>
+              <w:rPr>
+                <w:lang w:val="en-US"/>
+              </w:rPr>
+              <w:t>dataverse</w:t>
+            </w:r>
+            <w:proofErr w:type="spellEnd"/>
+            <w:r>
+              <w:rPr>
+                <w:lang w:val="en-US"/>
+              </w:rPr>
+              <w:t xml:space="preserve"> collection?</w:t>
             </w:r>
           </w:p>
           <w:p>
@@ -2113,7 +2424,21 @@
               <w:rPr>
                 <w:lang w:val="en-US"/>
               </w:rPr>
-              <w:t>Is there another sub-dataverse collection it should be in?</w:t>
+              <w:t>Is there another sub-</w:t>
+            </w:r>
+            <w:proofErr w:type="spellStart"/>
+            <w:r>
+              <w:rPr>
+                <w:lang w:val="en-US"/>
+              </w:rPr>
+              <w:t>dataverse</w:t>
+            </w:r>
+            <w:proofErr w:type="spellEnd"/>
+            <w:r>
+              <w:rPr>
+                <w:lang w:val="en-US"/>
+              </w:rPr>
+              <w:t xml:space="preserve"> collection it should be in?</w:t>
             </w:r>
           </w:p>
           <w:p>
@@ -2147,14 +2472,28 @@
               <w:rPr>
                 <w:lang w:val="en-US"/>
               </w:rPr>
-              <w:t xml:space="preserve">Confirm with the depositor that they actually </w:t>
+              <w:t xml:space="preserve">Confirm with the depositor that they actually require a </w:t>
+            </w:r>
+            <w:proofErr w:type="spellStart"/>
+            <w:r>
+              <w:rPr>
+                <w:lang w:val="en-US"/>
+              </w:rPr>
+              <w:t>dataverse</w:t>
+            </w:r>
+            <w:proofErr w:type="spellEnd"/>
+            <w:r>
+              <w:rPr>
+                <w:lang w:val="en-US"/>
+              </w:rPr>
+              <w:t xml:space="preserve"> (e.g., will there be </w:t>
             </w:r>
             <w:r>
               <w:rPr>
                 <w:lang w:val="en-US"/>
               </w:rPr>
               <w:lastRenderedPageBreak/>
-              <w:t>require a dataverse (e.g., will there be future deposits?)</w:t>
+              <w:t>future deposits?)</w:t>
             </w:r>
           </w:p>
         </w:tc>
@@ -2840,38 +3179,66 @@
               <w:rPr>
                 <w:lang w:val="en-US"/>
               </w:rPr>
-              <w:t>{% if template_dict.file_ext.comments|length == 0 %}X{% endif %}</w:t>
-            </w:r>
-          </w:p>
-        </w:tc>
-        <w:tc>
-          <w:tcPr>
-            <w:tcW w:w="0" w:type="auto"/>
-            <w:tcBorders>
-              <w:top w:val="single" w:sz="8" w:space="0" w:color="000000"/>
-              <w:left w:val="single" w:sz="8" w:space="0" w:color="000000"/>
-              <w:bottom w:val="single" w:sz="8" w:space="0" w:color="000000"/>
-              <w:right w:val="single" w:sz="8" w:space="0" w:color="000000"/>
-            </w:tcBorders>
-            <w:tcMar>
-              <w:top w:w="100" w:type="dxa"/>
-              <w:left w:w="100" w:type="dxa"/>
-              <w:bottom w:w="100" w:type="dxa"/>
-              <w:right w:w="100" w:type="dxa"/>
-            </w:tcMar>
-            <w:hideMark/>
-          </w:tcPr>
-          <w:p>
-            <w:pPr>
-              <w:rPr>
-                <w:lang w:val="en-US"/>
-              </w:rPr>
-            </w:pPr>
-            <w:r>
-              <w:rPr>
-                <w:lang w:val="en-US"/>
-              </w:rPr>
-              <w:t>{% if template_dict.file_ext.comments|length &gt; 0 %}X{% endif %}</w:t>
+              <w:t xml:space="preserve">{% if </w:t>
+            </w:r>
+            <w:proofErr w:type="spellStart"/>
+            <w:r>
+              <w:rPr>
+                <w:lang w:val="en-US"/>
+              </w:rPr>
+              <w:t>template_dict.file_ext.comments|length</w:t>
+            </w:r>
+            <w:proofErr w:type="spellEnd"/>
+            <w:r>
+              <w:rPr>
+                <w:lang w:val="en-US"/>
+              </w:rPr>
+              <w:t xml:space="preserve"> == 0 %}X{% endif %}</w:t>
+            </w:r>
+          </w:p>
+        </w:tc>
+        <w:tc>
+          <w:tcPr>
+            <w:tcW w:w="0" w:type="auto"/>
+            <w:tcBorders>
+              <w:top w:val="single" w:sz="8" w:space="0" w:color="000000"/>
+              <w:left w:val="single" w:sz="8" w:space="0" w:color="000000"/>
+              <w:bottom w:val="single" w:sz="8" w:space="0" w:color="000000"/>
+              <w:right w:val="single" w:sz="8" w:space="0" w:color="000000"/>
+            </w:tcBorders>
+            <w:tcMar>
+              <w:top w:w="100" w:type="dxa"/>
+              <w:left w:w="100" w:type="dxa"/>
+              <w:bottom w:w="100" w:type="dxa"/>
+              <w:right w:w="100" w:type="dxa"/>
+            </w:tcMar>
+            <w:hideMark/>
+          </w:tcPr>
+          <w:p>
+            <w:pPr>
+              <w:rPr>
+                <w:lang w:val="en-US"/>
+              </w:rPr>
+            </w:pPr>
+            <w:r>
+              <w:rPr>
+                <w:lang w:val="en-US"/>
+              </w:rPr>
+              <w:t xml:space="preserve">{% if </w:t>
+            </w:r>
+            <w:proofErr w:type="spellStart"/>
+            <w:r>
+              <w:rPr>
+                <w:lang w:val="en-US"/>
+              </w:rPr>
+              <w:t>template_dict.file_ext.comments|length</w:t>
+            </w:r>
+            <w:proofErr w:type="spellEnd"/>
+            <w:r>
+              <w:rPr>
+                <w:lang w:val="en-US"/>
+              </w:rPr>
+              <w:t xml:space="preserve"> &gt; 0 %}X{% endif %}</w:t>
             </w:r>
           </w:p>
         </w:tc>
@@ -2989,7 +3356,21 @@
               <w:rPr>
                 <w:lang w:val="en-US"/>
               </w:rPr>
-              <w:t>{% for item in template_dict.file_open.comments %}</w:t>
+              <w:t xml:space="preserve">{% for item in </w:t>
+            </w:r>
+            <w:proofErr w:type="spellStart"/>
+            <w:r>
+              <w:rPr>
+                <w:lang w:val="en-US"/>
+              </w:rPr>
+              <w:t>template_dict.file_open.comments</w:t>
+            </w:r>
+            <w:proofErr w:type="spellEnd"/>
+            <w:r>
+              <w:rPr>
+                <w:lang w:val="en-US"/>
+              </w:rPr>
+              <w:t xml:space="preserve"> %}</w:t>
             </w:r>
           </w:p>
           <w:p>
@@ -3007,7 +3388,35 @@
               <w:rPr>
                 <w:lang w:val="en-US"/>
               </w:rPr>
-              <w:t>{{ item.file_name }}{% endfor %}</w:t>
+              <w:t xml:space="preserve">{{ </w:t>
+            </w:r>
+            <w:proofErr w:type="spellStart"/>
+            <w:r>
+              <w:rPr>
+                <w:lang w:val="en-US"/>
+              </w:rPr>
+              <w:t>item.file_name</w:t>
+            </w:r>
+            <w:proofErr w:type="spellEnd"/>
+            <w:r>
+              <w:rPr>
+                <w:lang w:val="en-US"/>
+              </w:rPr>
+              <w:t xml:space="preserve"> }}{% </w:t>
+            </w:r>
+            <w:proofErr w:type="spellStart"/>
+            <w:r>
+              <w:rPr>
+                <w:lang w:val="en-US"/>
+              </w:rPr>
+              <w:t>endfor</w:t>
+            </w:r>
+            <w:proofErr w:type="spellEnd"/>
+            <w:r>
+              <w:rPr>
+                <w:lang w:val="en-US"/>
+              </w:rPr>
+              <w:t xml:space="preserve"> %}</w:t>
             </w:r>
           </w:p>
           <w:p>
@@ -3040,7 +3449,21 @@
               <w:rPr>
                 <w:lang w:val="en-US"/>
               </w:rPr>
-              <w:t>{% for item in template_dict.file_open.not_checked %}</w:t>
+              <w:t xml:space="preserve">{% for item in </w:t>
+            </w:r>
+            <w:proofErr w:type="spellStart"/>
+            <w:r>
+              <w:rPr>
+                <w:lang w:val="en-US"/>
+              </w:rPr>
+              <w:t>template_dict.file_open.not_checked</w:t>
+            </w:r>
+            <w:proofErr w:type="spellEnd"/>
+            <w:r>
+              <w:rPr>
+                <w:lang w:val="en-US"/>
+              </w:rPr>
+              <w:t xml:space="preserve"> %}</w:t>
             </w:r>
           </w:p>
           <w:p>
@@ -3058,7 +3481,35 @@
               <w:rPr>
                 <w:lang w:val="en-US"/>
               </w:rPr>
-              <w:t>{{ item.file_name }}{% endfor %}</w:t>
+              <w:t xml:space="preserve">{{ </w:t>
+            </w:r>
+            <w:proofErr w:type="spellStart"/>
+            <w:r>
+              <w:rPr>
+                <w:lang w:val="en-US"/>
+              </w:rPr>
+              <w:t>item.file_name</w:t>
+            </w:r>
+            <w:proofErr w:type="spellEnd"/>
+            <w:r>
+              <w:rPr>
+                <w:lang w:val="en-US"/>
+              </w:rPr>
+              <w:t xml:space="preserve"> }}{% </w:t>
+            </w:r>
+            <w:proofErr w:type="spellStart"/>
+            <w:r>
+              <w:rPr>
+                <w:lang w:val="en-US"/>
+              </w:rPr>
+              <w:t>endfor</w:t>
+            </w:r>
+            <w:proofErr w:type="spellEnd"/>
+            <w:r>
+              <w:rPr>
+                <w:lang w:val="en-US"/>
+              </w:rPr>
+              <w:t xml:space="preserve"> %}</w:t>
             </w:r>
           </w:p>
           <w:p>
@@ -3123,12 +3574,6 @@
                 <w:lang w:val="en-US"/>
               </w:rPr>
             </w:pPr>
-            <w:r>
-              <w:rPr>
-                <w:lang w:val="en-US"/>
-              </w:rPr>
-              <w:t>Python scripted</w:t>
-            </w:r>
           </w:p>
         </w:tc>
       </w:tr>
@@ -3275,63 +3720,91 @@
               <w:rPr>
                 <w:lang w:val="en-US"/>
               </w:rPr>
-              <w:t>{% if template_dict.special_characters.comments|length == 0 %}X{% endif %}</w:t>
-            </w:r>
-          </w:p>
-        </w:tc>
-        <w:tc>
-          <w:tcPr>
-            <w:tcW w:w="0" w:type="auto"/>
-            <w:tcBorders>
-              <w:top w:val="single" w:sz="8" w:space="0" w:color="000000"/>
-              <w:left w:val="single" w:sz="8" w:space="0" w:color="000000"/>
-              <w:bottom w:val="single" w:sz="8" w:space="0" w:color="000000"/>
-              <w:right w:val="single" w:sz="8" w:space="0" w:color="000000"/>
-            </w:tcBorders>
-            <w:tcMar>
-              <w:top w:w="100" w:type="dxa"/>
-              <w:left w:w="100" w:type="dxa"/>
-              <w:bottom w:w="100" w:type="dxa"/>
-              <w:right w:w="100" w:type="dxa"/>
-            </w:tcMar>
-            <w:hideMark/>
-          </w:tcPr>
-          <w:p>
-            <w:pPr>
-              <w:rPr>
-                <w:lang w:val="en-US"/>
-              </w:rPr>
-            </w:pPr>
-          </w:p>
-        </w:tc>
-        <w:tc>
-          <w:tcPr>
-            <w:tcW w:w="0" w:type="auto"/>
-            <w:tcBorders>
-              <w:top w:val="single" w:sz="8" w:space="0" w:color="000000"/>
-              <w:left w:val="single" w:sz="8" w:space="0" w:color="000000"/>
-              <w:bottom w:val="single" w:sz="8" w:space="0" w:color="000000"/>
-              <w:right w:val="single" w:sz="8" w:space="0" w:color="000000"/>
-            </w:tcBorders>
-            <w:tcMar>
-              <w:top w:w="100" w:type="dxa"/>
-              <w:left w:w="100" w:type="dxa"/>
-              <w:bottom w:w="100" w:type="dxa"/>
-              <w:right w:w="100" w:type="dxa"/>
-            </w:tcMar>
-            <w:hideMark/>
-          </w:tcPr>
-          <w:p>
-            <w:pPr>
-              <w:rPr>
-                <w:lang w:val="en-US"/>
-              </w:rPr>
-            </w:pPr>
-            <w:r>
-              <w:rPr>
-                <w:lang w:val="en-US"/>
-              </w:rPr>
-              <w:t>{% if template_dict.special_characters.comments|length &gt; 0 %}X{% endif %}</w:t>
+              <w:t xml:space="preserve">{% if </w:t>
+            </w:r>
+            <w:proofErr w:type="spellStart"/>
+            <w:r>
+              <w:rPr>
+                <w:lang w:val="en-US"/>
+              </w:rPr>
+              <w:t>template_dict.special_characters.comments|length</w:t>
+            </w:r>
+            <w:proofErr w:type="spellEnd"/>
+            <w:r>
+              <w:rPr>
+                <w:lang w:val="en-US"/>
+              </w:rPr>
+              <w:t xml:space="preserve"> == 0 %}X{% endif %}</w:t>
+            </w:r>
+          </w:p>
+        </w:tc>
+        <w:tc>
+          <w:tcPr>
+            <w:tcW w:w="0" w:type="auto"/>
+            <w:tcBorders>
+              <w:top w:val="single" w:sz="8" w:space="0" w:color="000000"/>
+              <w:left w:val="single" w:sz="8" w:space="0" w:color="000000"/>
+              <w:bottom w:val="single" w:sz="8" w:space="0" w:color="000000"/>
+              <w:right w:val="single" w:sz="8" w:space="0" w:color="000000"/>
+            </w:tcBorders>
+            <w:tcMar>
+              <w:top w:w="100" w:type="dxa"/>
+              <w:left w:w="100" w:type="dxa"/>
+              <w:bottom w:w="100" w:type="dxa"/>
+              <w:right w:w="100" w:type="dxa"/>
+            </w:tcMar>
+            <w:hideMark/>
+          </w:tcPr>
+          <w:p>
+            <w:pPr>
+              <w:rPr>
+                <w:lang w:val="en-US"/>
+              </w:rPr>
+            </w:pPr>
+          </w:p>
+        </w:tc>
+        <w:tc>
+          <w:tcPr>
+            <w:tcW w:w="0" w:type="auto"/>
+            <w:tcBorders>
+              <w:top w:val="single" w:sz="8" w:space="0" w:color="000000"/>
+              <w:left w:val="single" w:sz="8" w:space="0" w:color="000000"/>
+              <w:bottom w:val="single" w:sz="8" w:space="0" w:color="000000"/>
+              <w:right w:val="single" w:sz="8" w:space="0" w:color="000000"/>
+            </w:tcBorders>
+            <w:tcMar>
+              <w:top w:w="100" w:type="dxa"/>
+              <w:left w:w="100" w:type="dxa"/>
+              <w:bottom w:w="100" w:type="dxa"/>
+              <w:right w:w="100" w:type="dxa"/>
+            </w:tcMar>
+            <w:hideMark/>
+          </w:tcPr>
+          <w:p>
+            <w:pPr>
+              <w:rPr>
+                <w:lang w:val="en-US"/>
+              </w:rPr>
+            </w:pPr>
+            <w:r>
+              <w:rPr>
+                <w:lang w:val="en-US"/>
+              </w:rPr>
+              <w:t xml:space="preserve">{% if </w:t>
+            </w:r>
+            <w:proofErr w:type="spellStart"/>
+            <w:r>
+              <w:rPr>
+                <w:lang w:val="en-US"/>
+              </w:rPr>
+              <w:t>template_dict.special_characters.comments|length</w:t>
+            </w:r>
+            <w:proofErr w:type="spellEnd"/>
+            <w:r>
+              <w:rPr>
+                <w:lang w:val="en-US"/>
+              </w:rPr>
+              <w:t xml:space="preserve"> &gt; 0 %}X{% endif %}</w:t>
             </w:r>
           </w:p>
         </w:tc>
@@ -3424,7 +3897,21 @@
               <w:rPr>
                 <w:lang w:val="en-US"/>
               </w:rPr>
-              <w:t>{% for item in template_dict.special_characters.comments %}</w:t>
+              <w:t xml:space="preserve">{% for item in </w:t>
+            </w:r>
+            <w:proofErr w:type="spellStart"/>
+            <w:r>
+              <w:rPr>
+                <w:lang w:val="en-US"/>
+              </w:rPr>
+              <w:t>template_dict.special_characters.comments</w:t>
+            </w:r>
+            <w:proofErr w:type="spellEnd"/>
+            <w:r>
+              <w:rPr>
+                <w:lang w:val="en-US"/>
+              </w:rPr>
+              <w:t xml:space="preserve"> %}</w:t>
             </w:r>
           </w:p>
           <w:p>
@@ -3442,7 +3929,35 @@
               <w:rPr>
                 <w:lang w:val="en-US"/>
               </w:rPr>
-              <w:t>{{ item.file_name }}{% endfor %}</w:t>
+              <w:t xml:space="preserve">{{ </w:t>
+            </w:r>
+            <w:proofErr w:type="spellStart"/>
+            <w:r>
+              <w:rPr>
+                <w:lang w:val="en-US"/>
+              </w:rPr>
+              <w:t>item.file_name</w:t>
+            </w:r>
+            <w:proofErr w:type="spellEnd"/>
+            <w:r>
+              <w:rPr>
+                <w:lang w:val="en-US"/>
+              </w:rPr>
+              <w:t xml:space="preserve"> }}{% </w:t>
+            </w:r>
+            <w:proofErr w:type="spellStart"/>
+            <w:r>
+              <w:rPr>
+                <w:lang w:val="en-US"/>
+              </w:rPr>
+              <w:t>endfor</w:t>
+            </w:r>
+            <w:proofErr w:type="spellEnd"/>
+            <w:r>
+              <w:rPr>
+                <w:lang w:val="en-US"/>
+              </w:rPr>
+              <w:t xml:space="preserve"> %}</w:t>
             </w:r>
           </w:p>
         </w:tc>
@@ -3500,12 +4015,6 @@
                 <w:lang w:val="en-US"/>
               </w:rPr>
             </w:pPr>
-            <w:r>
-              <w:rPr>
-                <w:lang w:val="en-US"/>
-              </w:rPr>
-              <w:t>Python scripted</w:t>
-            </w:r>
           </w:p>
         </w:tc>
       </w:tr>
@@ -3620,14 +4129,14 @@
               <w:rPr>
                 <w:lang w:val="en-US"/>
               </w:rPr>
-              <w:t xml:space="preserve">Not all the files require a file extension (e.g. a README file can either be ‘README’ or </w:t>
+              <w:t xml:space="preserve">Not all the files require a file extension (e.g. a README file can either be ‘README’ or ‘README.md’). Curator </w:t>
             </w:r>
             <w:r>
               <w:rPr>
                 <w:lang w:val="en-US"/>
               </w:rPr>
               <w:lastRenderedPageBreak/>
-              <w:t>‘README.md’). Curator needs to check on a case-by-case basis.</w:t>
+              <w:t>needs to check on a case-by-case basis.</w:t>
             </w:r>
           </w:p>
         </w:tc>
@@ -3659,7 +4168,21 @@
                 <w:lang w:val="en-US"/>
               </w:rPr>
               <w:lastRenderedPageBreak/>
-              <w:t xml:space="preserve">{% if template_dict.readme_file.comments|length </w:t>
+              <w:t xml:space="preserve">{% if </w:t>
+            </w:r>
+            <w:proofErr w:type="spellStart"/>
+            <w:r>
+              <w:rPr>
+                <w:lang w:val="en-US"/>
+              </w:rPr>
+              <w:t>template_dict.readme_file.comments|length</w:t>
+            </w:r>
+            <w:proofErr w:type="spellEnd"/>
+            <w:r>
+              <w:rPr>
+                <w:lang w:val="en-US"/>
+              </w:rPr>
+              <w:t xml:space="preserve"> </w:t>
             </w:r>
             <w:r>
               <w:rPr>
@@ -3703,7 +4226,21 @@
               <w:rPr>
                 <w:lang w:val="en-US"/>
               </w:rPr>
-              <w:t>{% if template_dict.file_ext.comments|length &gt; 0 %}X{% endif %}</w:t>
+              <w:t xml:space="preserve">{% if </w:t>
+            </w:r>
+            <w:proofErr w:type="spellStart"/>
+            <w:r>
+              <w:rPr>
+                <w:lang w:val="en-US"/>
+              </w:rPr>
+              <w:t>template_dict.file_ext.comments|length</w:t>
+            </w:r>
+            <w:proofErr w:type="spellEnd"/>
+            <w:r>
+              <w:rPr>
+                <w:lang w:val="en-US"/>
+              </w:rPr>
+              <w:t xml:space="preserve"> &gt; 0 %}X{% endif %}</w:t>
             </w:r>
           </w:p>
         </w:tc>
@@ -3821,7 +4358,21 @@
               <w:rPr>
                 <w:lang w:val="en-US"/>
               </w:rPr>
-              <w:t>{% for item in template_dict.file_ext.comments %}</w:t>
+              <w:t xml:space="preserve">{% for item in </w:t>
+            </w:r>
+            <w:proofErr w:type="spellStart"/>
+            <w:r>
+              <w:rPr>
+                <w:lang w:val="en-US"/>
+              </w:rPr>
+              <w:t>template_dict.file_ext.comments</w:t>
+            </w:r>
+            <w:proofErr w:type="spellEnd"/>
+            <w:r>
+              <w:rPr>
+                <w:lang w:val="en-US"/>
+              </w:rPr>
+              <w:t xml:space="preserve"> %}</w:t>
             </w:r>
           </w:p>
           <w:p>
@@ -3839,7 +4390,35 @@
               <w:rPr>
                 <w:lang w:val="en-US"/>
               </w:rPr>
-              <w:t>{{ item.file_name }}{% endfor %}</w:t>
+              <w:t xml:space="preserve">{{ </w:t>
+            </w:r>
+            <w:proofErr w:type="spellStart"/>
+            <w:r>
+              <w:rPr>
+                <w:lang w:val="en-US"/>
+              </w:rPr>
+              <w:t>item.file_name</w:t>
+            </w:r>
+            <w:proofErr w:type="spellEnd"/>
+            <w:r>
+              <w:rPr>
+                <w:lang w:val="en-US"/>
+              </w:rPr>
+              <w:t xml:space="preserve"> }}{% </w:t>
+            </w:r>
+            <w:proofErr w:type="spellStart"/>
+            <w:r>
+              <w:rPr>
+                <w:lang w:val="en-US"/>
+              </w:rPr>
+              <w:t>endfor</w:t>
+            </w:r>
+            <w:proofErr w:type="spellEnd"/>
+            <w:r>
+              <w:rPr>
+                <w:lang w:val="en-US"/>
+              </w:rPr>
+              <w:t xml:space="preserve"> %}</w:t>
             </w:r>
           </w:p>
         </w:tc>
@@ -3897,12 +4476,6 @@
                 <w:lang w:val="en-US"/>
               </w:rPr>
             </w:pPr>
-            <w:r>
-              <w:rPr>
-                <w:lang w:val="en-US"/>
-              </w:rPr>
-              <w:t>Python scripted</w:t>
-            </w:r>
           </w:p>
         </w:tc>
       </w:tr>
@@ -4031,19 +4604,47 @@
               <w:rPr>
                 <w:lang w:val="en-US"/>
               </w:rPr>
-              <w:t>{% if template_dict.</w:t>
-            </w:r>
-            <w:r>
-              <w:rPr>
-                <w:lang w:val="en-US"/>
-              </w:rPr>
-              <w:t xml:space="preserve"> common_file_format</w:t>
-            </w:r>
-            <w:r>
-              <w:rPr>
-                <w:lang w:val="en-US"/>
-              </w:rPr>
-              <w:t xml:space="preserve">.comments|length </w:t>
+              <w:t xml:space="preserve">{% if </w:t>
+            </w:r>
+            <w:proofErr w:type="spellStart"/>
+            <w:r>
+              <w:rPr>
+                <w:lang w:val="en-US"/>
+              </w:rPr>
+              <w:t>template_dict</w:t>
+            </w:r>
+            <w:proofErr w:type="spellEnd"/>
+            <w:r>
+              <w:rPr>
+                <w:lang w:val="en-US"/>
+              </w:rPr>
+              <w:t>.</w:t>
+            </w:r>
+            <w:r>
+              <w:rPr>
+                <w:lang w:val="en-US"/>
+              </w:rPr>
+              <w:t xml:space="preserve"> </w:t>
+            </w:r>
+            <w:proofErr w:type="spellStart"/>
+            <w:r>
+              <w:rPr>
+                <w:lang w:val="en-US"/>
+              </w:rPr>
+              <w:t>common_file_format</w:t>
+            </w:r>
+            <w:r>
+              <w:rPr>
+                <w:lang w:val="en-US"/>
+              </w:rPr>
+              <w:t>.comments|length</w:t>
+            </w:r>
+            <w:proofErr w:type="spellEnd"/>
+            <w:r>
+              <w:rPr>
+                <w:lang w:val="en-US"/>
+              </w:rPr>
+              <w:t xml:space="preserve"> </w:t>
             </w:r>
             <w:r>
               <w:rPr>
@@ -4112,19 +4713,47 @@
               <w:rPr>
                 <w:lang w:val="en-US"/>
               </w:rPr>
-              <w:t>{% if template_dict.</w:t>
-            </w:r>
-            <w:r>
-              <w:rPr>
-                <w:lang w:val="en-US"/>
-              </w:rPr>
-              <w:t xml:space="preserve"> common_file_format</w:t>
-            </w:r>
-            <w:r>
-              <w:rPr>
-                <w:lang w:val="en-US"/>
-              </w:rPr>
-              <w:t>.comments|length &gt; 0 %}X{% endif %}</w:t>
+              <w:t xml:space="preserve">{% if </w:t>
+            </w:r>
+            <w:proofErr w:type="spellStart"/>
+            <w:r>
+              <w:rPr>
+                <w:lang w:val="en-US"/>
+              </w:rPr>
+              <w:t>template_dict</w:t>
+            </w:r>
+            <w:proofErr w:type="spellEnd"/>
+            <w:r>
+              <w:rPr>
+                <w:lang w:val="en-US"/>
+              </w:rPr>
+              <w:t>.</w:t>
+            </w:r>
+            <w:r>
+              <w:rPr>
+                <w:lang w:val="en-US"/>
+              </w:rPr>
+              <w:t xml:space="preserve"> </w:t>
+            </w:r>
+            <w:proofErr w:type="spellStart"/>
+            <w:r>
+              <w:rPr>
+                <w:lang w:val="en-US"/>
+              </w:rPr>
+              <w:t>common_file_format</w:t>
+            </w:r>
+            <w:r>
+              <w:rPr>
+                <w:lang w:val="en-US"/>
+              </w:rPr>
+              <w:t>.comments|length</w:t>
+            </w:r>
+            <w:proofErr w:type="spellEnd"/>
+            <w:r>
+              <w:rPr>
+                <w:lang w:val="en-US"/>
+              </w:rPr>
+              <w:t xml:space="preserve"> &gt; 0 %}X{% endif %}</w:t>
             </w:r>
           </w:p>
         </w:tc>
@@ -4218,7 +4847,14 @@
               <w:rPr>
                 <w:lang w:val="en-US"/>
               </w:rPr>
-              <w:t>{% for item in template_dict.</w:t>
+              <w:t xml:space="preserve">{% for item in </w:t>
+            </w:r>
+            <w:proofErr w:type="spellStart"/>
+            <w:r>
+              <w:rPr>
+                <w:lang w:val="en-US"/>
+              </w:rPr>
+              <w:t>template_dict.</w:t>
             </w:r>
             <w:r>
               <w:rPr>
@@ -4230,7 +4866,14 @@
               <w:rPr>
                 <w:lang w:val="en-US"/>
               </w:rPr>
-              <w:t>.comments %}</w:t>
+              <w:t>.comments</w:t>
+            </w:r>
+            <w:proofErr w:type="spellEnd"/>
+            <w:r>
+              <w:rPr>
+                <w:lang w:val="en-US"/>
+              </w:rPr>
+              <w:t xml:space="preserve"> %}</w:t>
             </w:r>
           </w:p>
           <w:p>
@@ -4248,7 +4891,35 @@
               <w:rPr>
                 <w:lang w:val="en-US"/>
               </w:rPr>
-              <w:t>{{ item.file_name }}{% endfor %}</w:t>
+              <w:t xml:space="preserve">{{ </w:t>
+            </w:r>
+            <w:proofErr w:type="spellStart"/>
+            <w:r>
+              <w:rPr>
+                <w:lang w:val="en-US"/>
+              </w:rPr>
+              <w:t>item.file_name</w:t>
+            </w:r>
+            <w:proofErr w:type="spellEnd"/>
+            <w:r>
+              <w:rPr>
+                <w:lang w:val="en-US"/>
+              </w:rPr>
+              <w:t xml:space="preserve"> }}{% </w:t>
+            </w:r>
+            <w:proofErr w:type="spellStart"/>
+            <w:r>
+              <w:rPr>
+                <w:lang w:val="en-US"/>
+              </w:rPr>
+              <w:t>endfor</w:t>
+            </w:r>
+            <w:proofErr w:type="spellEnd"/>
+            <w:r>
+              <w:rPr>
+                <w:lang w:val="en-US"/>
+              </w:rPr>
+              <w:t xml:space="preserve"> %}</w:t>
             </w:r>
           </w:p>
         </w:tc>
@@ -4306,12 +4977,6 @@
                 <w:lang w:val="en-US"/>
               </w:rPr>
             </w:pPr>
-            <w:r>
-              <w:rPr>
-                <w:lang w:val="en-US"/>
-              </w:rPr>
-              <w:t>Python scripted</w:t>
-            </w:r>
           </w:p>
         </w:tc>
       </w:tr>
@@ -5144,38 +5809,66 @@
               <w:rPr>
                 <w:lang w:val="en-US"/>
               </w:rPr>
-              <w:t>{% if template_dict.readme_file.comments|length &gt; 0 %}X{% endif %}</w:t>
-            </w:r>
-          </w:p>
-        </w:tc>
-        <w:tc>
-          <w:tcPr>
-            <w:tcW w:w="0" w:type="auto"/>
-            <w:tcBorders>
-              <w:top w:val="single" w:sz="8" w:space="0" w:color="000000"/>
-              <w:left w:val="single" w:sz="8" w:space="0" w:color="000000"/>
-              <w:bottom w:val="single" w:sz="8" w:space="0" w:color="000000"/>
-              <w:right w:val="single" w:sz="8" w:space="0" w:color="000000"/>
-            </w:tcBorders>
-            <w:tcMar>
-              <w:top w:w="100" w:type="dxa"/>
-              <w:left w:w="100" w:type="dxa"/>
-              <w:bottom w:w="100" w:type="dxa"/>
-              <w:right w:w="100" w:type="dxa"/>
-            </w:tcMar>
-            <w:hideMark/>
-          </w:tcPr>
-          <w:p>
-            <w:pPr>
-              <w:rPr>
-                <w:lang w:val="en-US"/>
-              </w:rPr>
-            </w:pPr>
-            <w:r>
-              <w:rPr>
-                <w:lang w:val="en-US"/>
-              </w:rPr>
-              <w:t>{% if template_dict.readme_file.comments|length == 0 %}X{% endif %}</w:t>
+              <w:t xml:space="preserve">{% if </w:t>
+            </w:r>
+            <w:proofErr w:type="spellStart"/>
+            <w:r>
+              <w:rPr>
+                <w:lang w:val="en-US"/>
+              </w:rPr>
+              <w:t>template_dict.readme_file.comments|length</w:t>
+            </w:r>
+            <w:proofErr w:type="spellEnd"/>
+            <w:r>
+              <w:rPr>
+                <w:lang w:val="en-US"/>
+              </w:rPr>
+              <w:t xml:space="preserve"> &gt; 0 %}X{% endif %}</w:t>
+            </w:r>
+          </w:p>
+        </w:tc>
+        <w:tc>
+          <w:tcPr>
+            <w:tcW w:w="0" w:type="auto"/>
+            <w:tcBorders>
+              <w:top w:val="single" w:sz="8" w:space="0" w:color="000000"/>
+              <w:left w:val="single" w:sz="8" w:space="0" w:color="000000"/>
+              <w:bottom w:val="single" w:sz="8" w:space="0" w:color="000000"/>
+              <w:right w:val="single" w:sz="8" w:space="0" w:color="000000"/>
+            </w:tcBorders>
+            <w:tcMar>
+              <w:top w:w="100" w:type="dxa"/>
+              <w:left w:w="100" w:type="dxa"/>
+              <w:bottom w:w="100" w:type="dxa"/>
+              <w:right w:w="100" w:type="dxa"/>
+            </w:tcMar>
+            <w:hideMark/>
+          </w:tcPr>
+          <w:p>
+            <w:pPr>
+              <w:rPr>
+                <w:lang w:val="en-US"/>
+              </w:rPr>
+            </w:pPr>
+            <w:r>
+              <w:rPr>
+                <w:lang w:val="en-US"/>
+              </w:rPr>
+              <w:t xml:space="preserve">{% if </w:t>
+            </w:r>
+            <w:proofErr w:type="spellStart"/>
+            <w:r>
+              <w:rPr>
+                <w:lang w:val="en-US"/>
+              </w:rPr>
+              <w:t>template_dict.readme_file.comments|length</w:t>
+            </w:r>
+            <w:proofErr w:type="spellEnd"/>
+            <w:r>
+              <w:rPr>
+                <w:lang w:val="en-US"/>
+              </w:rPr>
+              <w:t xml:space="preserve"> == 0 %}X{% endif %}</w:t>
             </w:r>
           </w:p>
         </w:tc>
@@ -5293,10 +5986,32 @@
               <w:rPr>
                 <w:lang w:val="en-US"/>
               </w:rPr>
-              <w:t>{% for item in template_dict.readme_file.comments %}</w:t>
-            </w:r>
-            <w:r>
-              <w:t>{{ loop.index }}.</w:t>
+              <w:t xml:space="preserve">{% for item in </w:t>
+            </w:r>
+            <w:proofErr w:type="spellStart"/>
+            <w:r>
+              <w:rPr>
+                <w:lang w:val="en-US"/>
+              </w:rPr>
+              <w:t>template_dict.readme_file.comments</w:t>
+            </w:r>
+            <w:proofErr w:type="spellEnd"/>
+            <w:r>
+              <w:rPr>
+                <w:lang w:val="en-US"/>
+              </w:rPr>
+              <w:t xml:space="preserve"> %}</w:t>
+            </w:r>
+            <w:r>
+              <w:t xml:space="preserve">{{ </w:t>
+            </w:r>
+            <w:proofErr w:type="spellStart"/>
+            <w:r>
+              <w:t>loop.index</w:t>
+            </w:r>
+            <w:proofErr w:type="spellEnd"/>
+            <w:r>
+              <w:t xml:space="preserve"> }}.</w:t>
             </w:r>
             <w:r>
               <w:rPr>
@@ -5308,7 +6023,21 @@
               <w:rPr>
                 <w:lang w:val="en-US"/>
               </w:rPr>
-              <w:t>{{ item.file_name }}</w:t>
+              <w:t xml:space="preserve">{{ </w:t>
+            </w:r>
+            <w:proofErr w:type="spellStart"/>
+            <w:r>
+              <w:rPr>
+                <w:lang w:val="en-US"/>
+              </w:rPr>
+              <w:t>item.file_name</w:t>
+            </w:r>
+            <w:proofErr w:type="spellEnd"/>
+            <w:r>
+              <w:rPr>
+                <w:lang w:val="en-US"/>
+              </w:rPr>
+              <w:t xml:space="preserve"> }}</w:t>
             </w:r>
             <w:r>
               <w:rPr>
@@ -5320,7 +6049,21 @@
               <w:rPr>
                 <w:lang w:val="en-US"/>
               </w:rPr>
-              <w:t>{% endfor %}</w:t>
+              <w:t xml:space="preserve">{% </w:t>
+            </w:r>
+            <w:proofErr w:type="spellStart"/>
+            <w:r>
+              <w:rPr>
+                <w:lang w:val="en-US"/>
+              </w:rPr>
+              <w:t>endfor</w:t>
+            </w:r>
+            <w:proofErr w:type="spellEnd"/>
+            <w:r>
+              <w:rPr>
+                <w:lang w:val="en-US"/>
+              </w:rPr>
+              <w:t xml:space="preserve"> %}</w:t>
             </w:r>
           </w:p>
         </w:tc>
@@ -5378,12 +6121,6 @@
                 <w:lang w:val="en-US"/>
               </w:rPr>
             </w:pPr>
-            <w:r>
-              <w:rPr>
-                <w:lang w:val="en-US"/>
-              </w:rPr>
-              <w:t>Python Scripted</w:t>
-            </w:r>
           </w:p>
         </w:tc>
       </w:tr>
@@ -5933,6 +6670,7 @@
                 <w:lang w:val="en-US"/>
               </w:rPr>
             </w:pPr>
+            <w:proofErr w:type="spellStart"/>
             <w:r>
               <w:rPr>
                 <w:lang w:val="en-US"/>
@@ -5945,6 +6683,7 @@
               </w:rPr>
               <w:t>tes</w:t>
             </w:r>
+            <w:proofErr w:type="spellEnd"/>
           </w:p>
         </w:tc>
         <w:tc>
@@ -6125,7 +6864,21 @@
               <w:rPr>
                 <w:lang w:val="en-US"/>
               </w:rPr>
-              <w:t>{% for item in template_dict.typo.comments %}</w:t>
+              <w:t xml:space="preserve">{% for item in </w:t>
+            </w:r>
+            <w:proofErr w:type="spellStart"/>
+            <w:r>
+              <w:rPr>
+                <w:lang w:val="en-US"/>
+              </w:rPr>
+              <w:t>template_dict.typo.comments</w:t>
+            </w:r>
+            <w:proofErr w:type="spellEnd"/>
+            <w:r>
+              <w:rPr>
+                <w:lang w:val="en-US"/>
+              </w:rPr>
+              <w:t xml:space="preserve"> %}</w:t>
             </w:r>
           </w:p>
           <w:p>
@@ -6140,7 +6893,21 @@
               <w:rPr>
                 <w:lang w:val="en-US"/>
               </w:rPr>
-              <w:t>{{ item }}{% endfor %}</w:t>
+              <w:t xml:space="preserve">{{ item }}{% </w:t>
+            </w:r>
+            <w:proofErr w:type="spellStart"/>
+            <w:r>
+              <w:rPr>
+                <w:lang w:val="en-US"/>
+              </w:rPr>
+              <w:t>endfor</w:t>
+            </w:r>
+            <w:proofErr w:type="spellEnd"/>
+            <w:r>
+              <w:rPr>
+                <w:lang w:val="en-US"/>
+              </w:rPr>
+              <w:t xml:space="preserve"> %}</w:t>
             </w:r>
           </w:p>
           <w:p>
@@ -6209,12 +6976,6 @@
                 <w:lang w:val="en-US"/>
               </w:rPr>
             </w:pPr>
-            <w:r>
-              <w:rPr>
-                <w:lang w:val="en-US"/>
-              </w:rPr>
-              <w:t>Python scripted</w:t>
-            </w:r>
           </w:p>
         </w:tc>
       </w:tr>
@@ -6750,8 +7511,13 @@
             <w:r>
               <w:t xml:space="preserve">not </w:t>
             </w:r>
-            <w:r>
-              <w:t>template_dict.none_author_affiliation %}X{% endif %}</w:t>
+            <w:proofErr w:type="spellStart"/>
+            <w:r>
+              <w:t>template_dict.none_author_affiliation</w:t>
+            </w:r>
+            <w:proofErr w:type="spellEnd"/>
+            <w:r>
+              <w:t xml:space="preserve"> %}X{% endif %}</w:t>
             </w:r>
           </w:p>
         </w:tc>
@@ -6784,8 +7550,13 @@
             <w:r>
               <w:t xml:space="preserve"> </w:t>
             </w:r>
-            <w:r>
-              <w:t>template_dict.none_author_affiliation %}X{% endif %}</w:t>
+            <w:proofErr w:type="spellStart"/>
+            <w:r>
+              <w:t>template_dict.none_author_affiliation</w:t>
+            </w:r>
+            <w:proofErr w:type="spellEnd"/>
+            <w:r>
+              <w:t xml:space="preserve"> %}X{% endif %}</w:t>
             </w:r>
           </w:p>
         </w:tc>
@@ -6955,12 +7726,6 @@
                 <w:lang w:val="en-US"/>
               </w:rPr>
             </w:pPr>
-            <w:r>
-              <w:rPr>
-                <w:lang w:val="en-US"/>
-              </w:rPr>
-              <w:t>Python scripted</w:t>
-            </w:r>
           </w:p>
         </w:tc>
       </w:tr>
@@ -6998,6 +7763,7 @@
                 <w:bCs/>
                 <w:lang w:val="en-US"/>
               </w:rPr>
+              <w:lastRenderedPageBreak/>
               <w:t>5.0</w:t>
             </w:r>
           </w:p>
@@ -7344,7 +8110,6 @@
                 <w:bCs/>
                 <w:lang w:val="en-US"/>
               </w:rPr>
-              <w:lastRenderedPageBreak/>
               <w:t>5.1</w:t>
             </w:r>
           </w:p>
@@ -7752,7 +8517,16 @@
                 <w:bCs/>
                 <w:lang w:val="en-US"/>
               </w:rPr>
-              <w:t>*If something is flagged in the sensitive data review, does the depositor have REB approval to share the dataset?</w:t>
+              <w:t xml:space="preserve">*If something is flagged in the sensitive data review, does the depositor have REB approval to share </w:t>
+            </w:r>
+            <w:r>
+              <w:rPr>
+                <w:b/>
+                <w:bCs/>
+                <w:lang w:val="en-US"/>
+              </w:rPr>
+              <w:lastRenderedPageBreak/>
+              <w:t>the dataset?</w:t>
             </w:r>
           </w:p>
         </w:tc>
@@ -7787,14 +8561,15 @@
               <w:rPr>
                 <w:lang w:val="en-US"/>
               </w:rPr>
-              <w:t xml:space="preserve">If something is flagged in the sensitive data review (see question above), check the intake form to confirm information about </w:t>
-            </w:r>
-            <w:r>
-              <w:rPr>
-                <w:lang w:val="en-US"/>
-              </w:rPr>
               <w:lastRenderedPageBreak/>
-              <w:t>their REB status.</w:t>
+              <w:t xml:space="preserve">If something is flagged in the sensitive data review (see question above), check the </w:t>
+            </w:r>
+            <w:r>
+              <w:rPr>
+                <w:lang w:val="en-US"/>
+              </w:rPr>
+              <w:lastRenderedPageBreak/>
+              <w:t>intake form to confirm information about their REB status.</w:t>
             </w:r>
           </w:p>
         </w:tc>
@@ -8290,7 +9065,11 @@
               <w:br/>
             </w:r>
             <w:r>
-              <w:t>{% if template_dict.restricted_files.comment</w:t>
+              <w:t xml:space="preserve">{% if </w:t>
+            </w:r>
+            <w:proofErr w:type="spellStart"/>
+            <w:r>
+              <w:t>template_dict.restricted_files.comment</w:t>
             </w:r>
             <w:r>
               <w:rPr>
@@ -8299,10 +9078,22 @@
               <w:t>s</w:t>
             </w:r>
             <w:r>
-              <w:t>|length &gt; 0</w:t>
-            </w:r>
-            <w:r>
-              <w:t xml:space="preserve"> %} {% for item in template_dict.restricted_files.comments %} </w:t>
+              <w:t>|length</w:t>
+            </w:r>
+            <w:proofErr w:type="spellEnd"/>
+            <w:r>
+              <w:t xml:space="preserve"> &gt; 0</w:t>
+            </w:r>
+            <w:r>
+              <w:t xml:space="preserve"> %} {% for item in </w:t>
+            </w:r>
+            <w:proofErr w:type="spellStart"/>
+            <w:r>
+              <w:t>template_dict.restricted_files.comments</w:t>
+            </w:r>
+            <w:proofErr w:type="spellEnd"/>
+            <w:r>
+              <w:t xml:space="preserve"> %} </w:t>
             </w:r>
           </w:p>
           <w:p>
@@ -8314,7 +9105,23 @@
               </w:numPr>
             </w:pPr>
             <w:r>
-              <w:t>{{ item.file_name }} {% endfor %}</w:t>
+              <w:t xml:space="preserve">{{ </w:t>
+            </w:r>
+            <w:proofErr w:type="spellStart"/>
+            <w:r>
+              <w:t>item.file_name</w:t>
+            </w:r>
+            <w:proofErr w:type="spellEnd"/>
+            <w:r>
+              <w:t xml:space="preserve"> }} {% </w:t>
+            </w:r>
+            <w:proofErr w:type="spellStart"/>
+            <w:r>
+              <w:t>endfor</w:t>
+            </w:r>
+            <w:proofErr w:type="spellEnd"/>
+            <w:r>
+              <w:t xml:space="preserve"> %}</w:t>
             </w:r>
           </w:p>
           <w:p>
@@ -8347,7 +9154,23 @@
               </w:rPr>
             </w:pPr>
             <w:r>
-              <w:t>{% if template_dict.terms_license.licenseName is not none %}{{ template_dict.terms_license.licenseName }}{% else %}(NONE){% endif %}</w:t>
+              <w:t xml:space="preserve">{% if </w:t>
+            </w:r>
+            <w:proofErr w:type="spellStart"/>
+            <w:r>
+              <w:t>template_dict.terms_license.licenseName</w:t>
+            </w:r>
+            <w:proofErr w:type="spellEnd"/>
+            <w:r>
+              <w:t xml:space="preserve"> is not none %}{{ </w:t>
+            </w:r>
+            <w:proofErr w:type="spellStart"/>
+            <w:r>
+              <w:t>template_dict.terms_license.licenseName</w:t>
+            </w:r>
+            <w:proofErr w:type="spellEnd"/>
+            <w:r>
+              <w:t xml:space="preserve"> }}{% else %}(NONE){% endif %}</w:t>
             </w:r>
           </w:p>
           <w:p>
@@ -8374,7 +9197,7 @@
               <w:tblLook w:val="04A0" w:firstRow="1" w:lastRow="0" w:firstColumn="1" w:lastColumn="0" w:noHBand="0" w:noVBand="1"/>
             </w:tblPr>
             <w:tblGrid>
-              <w:gridCol w:w="3860"/>
+              <w:gridCol w:w="3826"/>
             </w:tblGrid>
             <w:tr>
               <w:tc>
@@ -8388,17 +9211,27 @@
                     </w:rPr>
                   </w:pPr>
                   <w:r>
-                    <w:t>{% if template_dict.terms_license.</w:t>
+                    <w:t xml:space="preserve">{% if </w:t>
+                  </w:r>
+                  <w:proofErr w:type="spellStart"/>
+                  <w:r>
+                    <w:t>template_dict.terms_license.</w:t>
                   </w:r>
                   <w:r>
                     <w:t>termsOfUse</w:t>
                   </w:r>
+                  <w:proofErr w:type="spellEnd"/>
                   <w:r>
-                    <w:t xml:space="preserve"> is not none %}{{ template_dict.terms_license.</w:t>
+                    <w:t xml:space="preserve"> is not none %}{{ </w:t>
+                  </w:r>
+                  <w:proofErr w:type="spellStart"/>
+                  <w:r>
+                    <w:t>template_dict.terms_license.</w:t>
                   </w:r>
                   <w:r>
                     <w:t>termsOfUse</w:t>
                   </w:r>
+                  <w:proofErr w:type="spellEnd"/>
                   <w:r>
                     <w:t xml:space="preserve"> }}{% else %}(NONE){% endif %}</w:t>
                   </w:r>
@@ -8468,12 +9301,6 @@
                 <w:lang w:val="en-US"/>
               </w:rPr>
             </w:pPr>
-            <w:r>
-              <w:rPr>
-                <w:lang w:val="en-US"/>
-              </w:rPr>
-              <w:t>Python scripted</w:t>
-            </w:r>
           </w:p>
         </w:tc>
       </w:tr>
@@ -8591,7 +9418,14 @@
               <w:rPr>
                 <w:lang w:val="en-US"/>
               </w:rPr>
-              <w:t>If there are restricted files and no Terms of Access, recommend including terms of access.</w:t>
+              <w:t xml:space="preserve">If there are restricted files and no Terms of Access, recommend including </w:t>
+            </w:r>
+            <w:r>
+              <w:rPr>
+                <w:lang w:val="en-US"/>
+              </w:rPr>
+              <w:lastRenderedPageBreak/>
+              <w:t>terms of access.</w:t>
             </w:r>
           </w:p>
         </w:tc>
@@ -8623,13 +9457,22 @@
                 <w:rFonts w:hint="eastAsia"/>
                 <w:lang w:val="en-US"/>
               </w:rPr>
+              <w:lastRenderedPageBreak/>
               <w:t xml:space="preserve">{% if </w:t>
             </w:r>
-            <w:r>
-              <w:rPr>
-                <w:lang w:val="en-US"/>
-              </w:rPr>
-              <w:t>template_dict.</w:t>
+            <w:proofErr w:type="spellStart"/>
+            <w:r>
+              <w:rPr>
+                <w:lang w:val="en-US"/>
+              </w:rPr>
+              <w:t>template_dict</w:t>
+            </w:r>
+            <w:proofErr w:type="spellEnd"/>
+            <w:r>
+              <w:rPr>
+                <w:lang w:val="en-US"/>
+              </w:rPr>
+              <w:t>.</w:t>
             </w:r>
             <w:r>
               <w:rPr>
@@ -8642,21 +9485,38 @@
               </w:rPr>
               <w:t xml:space="preserve"> </w:t>
             </w:r>
+            <w:proofErr w:type="spellStart"/>
             <w:r>
               <w:t>restricted_files</w:t>
             </w:r>
-            <w:r>
-              <w:rPr>
-                <w:lang w:val="en-US"/>
-              </w:rPr>
-              <w:t>.comments</w:t>
+            <w:proofErr w:type="spellEnd"/>
+            <w:r>
+              <w:rPr>
+                <w:lang w:val="en-US"/>
+              </w:rPr>
+              <w:t>.</w:t>
+            </w:r>
+            <w:proofErr w:type="spellStart"/>
+            <w:r>
+              <w:rPr>
+                <w:lang w:val="en-US"/>
+              </w:rPr>
+              <w:t>comments</w:t>
             </w:r>
             <w:r>
               <w:rPr>
                 <w:rFonts w:hint="eastAsia"/>
                 <w:lang w:val="en-US"/>
               </w:rPr>
-              <w:t>|length &gt;</w:t>
+              <w:t>|length</w:t>
+            </w:r>
+            <w:proofErr w:type="spellEnd"/>
+            <w:r>
+              <w:rPr>
+                <w:rFonts w:hint="eastAsia"/>
+                <w:lang w:val="en-US"/>
+              </w:rPr>
+              <w:t xml:space="preserve"> &gt;</w:t>
             </w:r>
             <w:r>
               <w:rPr>
@@ -8671,12 +9531,14 @@
               </w:rPr>
               <w:t xml:space="preserve">and </w:t>
             </w:r>
+            <w:proofErr w:type="spellStart"/>
             <w:r>
               <w:t>template_dict.terms_license.</w:t>
             </w:r>
             <w:r>
               <w:t>termsOfAccess</w:t>
             </w:r>
+            <w:proofErr w:type="spellEnd"/>
             <w:r>
               <w:t xml:space="preserve"> is not none</w:t>
             </w:r>
@@ -8711,47 +9573,54 @@
           <w:p>
             <w:pPr>
               <w:rPr>
+                <w:lang w:val="en-US"/>
+              </w:rPr>
+            </w:pPr>
+          </w:p>
+        </w:tc>
+        <w:tc>
+          <w:tcPr>
+            <w:tcW w:w="0" w:type="auto"/>
+            <w:tcBorders>
+              <w:top w:val="single" w:sz="8" w:space="0" w:color="000000"/>
+              <w:left w:val="single" w:sz="8" w:space="0" w:color="000000"/>
+              <w:bottom w:val="single" w:sz="8" w:space="0" w:color="000000"/>
+              <w:right w:val="single" w:sz="8" w:space="0" w:color="000000"/>
+            </w:tcBorders>
+            <w:tcMar>
+              <w:top w:w="100" w:type="dxa"/>
+              <w:left w:w="100" w:type="dxa"/>
+              <w:bottom w:w="100" w:type="dxa"/>
+              <w:right w:w="100" w:type="dxa"/>
+            </w:tcMar>
+            <w:hideMark/>
+          </w:tcPr>
+          <w:p>
+            <w:pPr>
+              <w:rPr>
+                <w:lang w:val="en-US"/>
+              </w:rPr>
+            </w:pPr>
+            <w:r>
+              <w:rPr>
                 <w:rFonts w:hint="eastAsia"/>
                 <w:lang w:val="en-US"/>
               </w:rPr>
-            </w:pPr>
-          </w:p>
-        </w:tc>
-        <w:tc>
-          <w:tcPr>
-            <w:tcW w:w="0" w:type="auto"/>
-            <w:tcBorders>
-              <w:top w:val="single" w:sz="8" w:space="0" w:color="000000"/>
-              <w:left w:val="single" w:sz="8" w:space="0" w:color="000000"/>
-              <w:bottom w:val="single" w:sz="8" w:space="0" w:color="000000"/>
-              <w:right w:val="single" w:sz="8" w:space="0" w:color="000000"/>
-            </w:tcBorders>
-            <w:tcMar>
-              <w:top w:w="100" w:type="dxa"/>
-              <w:left w:w="100" w:type="dxa"/>
-              <w:bottom w:w="100" w:type="dxa"/>
-              <w:right w:w="100" w:type="dxa"/>
-            </w:tcMar>
-            <w:hideMark/>
-          </w:tcPr>
-          <w:p>
-            <w:pPr>
-              <w:rPr>
-                <w:lang w:val="en-US"/>
-              </w:rPr>
-            </w:pPr>
-            <w:r>
-              <w:rPr>
-                <w:rFonts w:hint="eastAsia"/>
-                <w:lang w:val="en-US"/>
-              </w:rPr>
               <w:t xml:space="preserve">{% if </w:t>
             </w:r>
-            <w:r>
-              <w:rPr>
-                <w:lang w:val="en-US"/>
-              </w:rPr>
-              <w:t>template_dict.</w:t>
+            <w:proofErr w:type="spellStart"/>
+            <w:r>
+              <w:rPr>
+                <w:lang w:val="en-US"/>
+              </w:rPr>
+              <w:t>template_dict</w:t>
+            </w:r>
+            <w:proofErr w:type="spellEnd"/>
+            <w:r>
+              <w:rPr>
+                <w:lang w:val="en-US"/>
+              </w:rPr>
+              <w:t>.</w:t>
             </w:r>
             <w:r>
               <w:rPr>
@@ -8764,21 +9633,38 @@
               </w:rPr>
               <w:t xml:space="preserve"> </w:t>
             </w:r>
+            <w:proofErr w:type="spellStart"/>
             <w:r>
               <w:t>restricted_files</w:t>
             </w:r>
-            <w:r>
-              <w:rPr>
-                <w:lang w:val="en-US"/>
-              </w:rPr>
-              <w:t>.comments</w:t>
+            <w:proofErr w:type="spellEnd"/>
+            <w:r>
+              <w:rPr>
+                <w:lang w:val="en-US"/>
+              </w:rPr>
+              <w:t>.</w:t>
+            </w:r>
+            <w:proofErr w:type="spellStart"/>
+            <w:r>
+              <w:rPr>
+                <w:lang w:val="en-US"/>
+              </w:rPr>
+              <w:t>comments</w:t>
             </w:r>
             <w:r>
               <w:rPr>
                 <w:rFonts w:hint="eastAsia"/>
                 <w:lang w:val="en-US"/>
               </w:rPr>
-              <w:t>|length &gt;</w:t>
+              <w:t>|length</w:t>
+            </w:r>
+            <w:proofErr w:type="spellEnd"/>
+            <w:r>
+              <w:rPr>
+                <w:rFonts w:hint="eastAsia"/>
+                <w:lang w:val="en-US"/>
+              </w:rPr>
+              <w:t xml:space="preserve"> &gt;</w:t>
             </w:r>
             <w:r>
               <w:rPr>
@@ -8793,12 +9679,14 @@
               </w:rPr>
               <w:t xml:space="preserve">and </w:t>
             </w:r>
+            <w:proofErr w:type="spellStart"/>
             <w:r>
               <w:t>template_dict.terms_license.</w:t>
             </w:r>
             <w:r>
               <w:t>termsOfAccess</w:t>
             </w:r>
+            <w:proofErr w:type="spellEnd"/>
             <w:r>
               <w:t xml:space="preserve"> is none</w:t>
             </w:r>
@@ -8868,11 +9756,19 @@
               </w:rPr>
               <w:t xml:space="preserve">{% if </w:t>
             </w:r>
-            <w:r>
-              <w:rPr>
-                <w:lang w:val="en-US"/>
-              </w:rPr>
-              <w:t>template_dict.</w:t>
+            <w:proofErr w:type="spellStart"/>
+            <w:r>
+              <w:rPr>
+                <w:lang w:val="en-US"/>
+              </w:rPr>
+              <w:t>template_dict</w:t>
+            </w:r>
+            <w:proofErr w:type="spellEnd"/>
+            <w:r>
+              <w:rPr>
+                <w:lang w:val="en-US"/>
+              </w:rPr>
+              <w:t>.</w:t>
             </w:r>
             <w:r>
               <w:rPr>
@@ -8885,21 +9781,38 @@
               </w:rPr>
               <w:t xml:space="preserve"> </w:t>
             </w:r>
+            <w:proofErr w:type="spellStart"/>
             <w:r>
               <w:t>restricted_files</w:t>
             </w:r>
-            <w:r>
-              <w:rPr>
-                <w:lang w:val="en-US"/>
-              </w:rPr>
-              <w:t>.comments</w:t>
+            <w:proofErr w:type="spellEnd"/>
+            <w:r>
+              <w:rPr>
+                <w:lang w:val="en-US"/>
+              </w:rPr>
+              <w:t>.</w:t>
+            </w:r>
+            <w:proofErr w:type="spellStart"/>
+            <w:r>
+              <w:rPr>
+                <w:lang w:val="en-US"/>
+              </w:rPr>
+              <w:t>comments</w:t>
             </w:r>
             <w:r>
               <w:rPr>
                 <w:rFonts w:hint="eastAsia"/>
                 <w:lang w:val="en-US"/>
               </w:rPr>
-              <w:t>|length ==</w:t>
+              <w:t>|length</w:t>
+            </w:r>
+            <w:proofErr w:type="spellEnd"/>
+            <w:r>
+              <w:rPr>
+                <w:rFonts w:hint="eastAsia"/>
+                <w:lang w:val="en-US"/>
+              </w:rPr>
+              <w:t xml:space="preserve"> ==</w:t>
             </w:r>
             <w:r>
               <w:rPr>
@@ -8960,7 +9873,7 @@
               <w:tblLook w:val="04A0" w:firstRow="1" w:lastRow="0" w:firstColumn="1" w:lastColumn="0" w:noHBand="0" w:noVBand="1"/>
             </w:tblPr>
             <w:tblGrid>
-              <w:gridCol w:w="3860"/>
+              <w:gridCol w:w="3826"/>
             </w:tblGrid>
             <w:tr>
               <w:tc>
@@ -8974,17 +9887,27 @@
                     </w:rPr>
                   </w:pPr>
                   <w:r>
-                    <w:t>{% if template_dict.terms_license.</w:t>
+                    <w:t xml:space="preserve">{% if </w:t>
+                  </w:r>
+                  <w:proofErr w:type="spellStart"/>
+                  <w:r>
+                    <w:t>template_dict.terms_license.</w:t>
                   </w:r>
                   <w:r>
                     <w:t>termsOfAccess</w:t>
                   </w:r>
+                  <w:proofErr w:type="spellEnd"/>
                   <w:r>
-                    <w:t xml:space="preserve"> is not none %}{{ template_dict.terms_license.</w:t>
+                    <w:t xml:space="preserve"> is not none %}{{ </w:t>
+                  </w:r>
+                  <w:proofErr w:type="spellStart"/>
+                  <w:r>
+                    <w:t>template_dict.terms_license.</w:t>
                   </w:r>
                   <w:r>
                     <w:t>termsOfAccess</w:t>
                   </w:r>
+                  <w:proofErr w:type="spellEnd"/>
                   <w:r>
                     <w:t xml:space="preserve"> }}{% else %}(NONE){% endif %}</w:t>
                   </w:r>
@@ -9058,12 +9981,6 @@
                 <w:lang w:val="en-US"/>
               </w:rPr>
             </w:pPr>
-            <w:r>
-              <w:rPr>
-                <w:lang w:val="en-US"/>
-              </w:rPr>
-              <w:t>Python scripted</w:t>
-            </w:r>
           </w:p>
         </w:tc>
       </w:tr>
@@ -13598,6 +14515,7 @@
   <w:style w:type="character" w:default="1" w:styleId="DefaultParagraphFont">
     <w:name w:val="Default Paragraph Font"/>
     <w:uiPriority w:val="1"/>
+    <w:semiHidden/>
     <w:unhideWhenUsed/>
   </w:style>
   <w:style w:type="table" w:default="1" w:styleId="TableNormal">

--- a/res/template_medium.docx
+++ b/res/template_medium.docx
@@ -89,7 +89,6 @@
               </w:rPr>
               <w:t xml:space="preserve">Ticket number: {{ </w:t>
             </w:r>
-            <w:proofErr w:type="spellStart"/>
             <w:r>
               <w:t>project_info</w:t>
             </w:r>
@@ -102,7 +101,6 @@
             <w:r>
               <w:t>ticket_number</w:t>
             </w:r>
-            <w:proofErr w:type="spellEnd"/>
             <w:r>
               <w:rPr>
                 <w:rFonts w:hint="eastAsia"/>
@@ -132,7 +130,6 @@
               </w:rPr>
               <w:t xml:space="preserve"> {{ </w:t>
             </w:r>
-            <w:proofErr w:type="spellStart"/>
             <w:r>
               <w:t>project_info</w:t>
             </w:r>
@@ -140,13 +137,35 @@
               <w:rPr>
                 <w:rFonts w:hint="eastAsia"/>
               </w:rPr>
-              <w:t>.curator_name</w:t>
-            </w:r>
-            <w:proofErr w:type="spellEnd"/>
+              <w:t>.curator_name }}</w:t>
+            </w:r>
+          </w:p>
+          <w:p>
+            <w:pPr>
+              <w:spacing w:line="480" w:lineRule="auto"/>
+            </w:pPr>
             <w:r>
               <w:rPr>
                 <w:rFonts w:hint="eastAsia"/>
               </w:rPr>
+              <w:t xml:space="preserve">Curator email: {{ </w:t>
+            </w:r>
+            <w:r>
+              <w:t>project_info</w:t>
+            </w:r>
+            <w:r>
+              <w:rPr>
+                <w:rFonts w:hint="eastAsia"/>
+              </w:rPr>
+              <w:t>.</w:t>
+            </w:r>
+            <w:r>
+              <w:t>curator_email</w:t>
+            </w:r>
+            <w:r>
+              <w:rPr>
+                <w:rFonts w:hint="eastAsia"/>
+              </w:rPr>
               <w:t xml:space="preserve"> }}</w:t>
             </w:r>
           </w:p>
@@ -158,27 +177,45 @@
               <w:rPr>
                 <w:rFonts w:hint="eastAsia"/>
               </w:rPr>
-              <w:t xml:space="preserve">Curator email: {{ </w:t>
-            </w:r>
-            <w:proofErr w:type="spellStart"/>
-            <w:r>
-              <w:t>project_info</w:t>
+              <w:t>Dataset title: {{ dataset.</w:t>
+            </w:r>
+            <w:r>
+              <w:t>DatasetTitle</w:t>
             </w:r>
             <w:r>
               <w:rPr>
                 <w:rFonts w:hint="eastAsia"/>
               </w:rPr>
-              <w:t>.</w:t>
-            </w:r>
-            <w:r>
-              <w:t>curator_email</w:t>
-            </w:r>
-            <w:proofErr w:type="spellEnd"/>
+              <w:t xml:space="preserve"> }}</w:t>
+            </w:r>
+          </w:p>
+          <w:p>
+            <w:pPr>
+              <w:spacing w:line="480" w:lineRule="auto"/>
+            </w:pPr>
             <w:r>
               <w:rPr>
                 <w:rFonts w:hint="eastAsia"/>
               </w:rPr>
-              <w:t xml:space="preserve"> }}</w:t>
+              <w:t xml:space="preserve">Dataset </w:t>
+            </w:r>
+            <w:r>
+              <w:t>persistent</w:t>
+            </w:r>
+            <w:r>
+              <w:rPr>
+                <w:rFonts w:hint="eastAsia"/>
+              </w:rPr>
+              <w:t xml:space="preserve"> identifier: {{ dataset.</w:t>
+            </w:r>
+            <w:r>
+              <w:t>DatasetPersistentId</w:t>
+            </w:r>
+            <w:r>
+              <w:rPr>
+                <w:rFonts w:hint="eastAsia"/>
+              </w:rPr>
+              <w:t xml:space="preserve">  }}</w:t>
             </w:r>
           </w:p>
           <w:p>
@@ -189,95 +226,22 @@
               <w:rPr>
                 <w:rFonts w:hint="eastAsia"/>
               </w:rPr>
-              <w:t xml:space="preserve">Dataset title: {{ </w:t>
-            </w:r>
-            <w:proofErr w:type="spellStart"/>
+              <w:t>Dataset ID (versioned): {{ dataset.ID  }}</w:t>
+            </w:r>
+          </w:p>
+          <w:p>
+            <w:pPr>
+              <w:spacing w:line="480" w:lineRule="auto"/>
+            </w:pPr>
             <w:r>
               <w:rPr>
                 <w:rFonts w:hint="eastAsia"/>
               </w:rPr>
-              <w:t>dataset.</w:t>
-            </w:r>
-            <w:r>
-              <w:t>DatasetTitle</w:t>
-            </w:r>
-            <w:proofErr w:type="spellEnd"/>
-            <w:r>
-              <w:rPr>
-                <w:rFonts w:hint="eastAsia"/>
-              </w:rPr>
-              <w:t xml:space="preserve"> }}</w:t>
-            </w:r>
-          </w:p>
-          <w:p>
-            <w:pPr>
-              <w:spacing w:line="480" w:lineRule="auto"/>
-            </w:pPr>
-            <w:r>
-              <w:rPr>
-                <w:rFonts w:hint="eastAsia"/>
-              </w:rPr>
-              <w:t xml:space="preserve">Dataset </w:t>
-            </w:r>
-            <w:r>
-              <w:t>persistent</w:t>
-            </w:r>
-            <w:r>
-              <w:rPr>
-                <w:rFonts w:hint="eastAsia"/>
-              </w:rPr>
-              <w:t xml:space="preserve"> identifier: {{ </w:t>
-            </w:r>
-            <w:proofErr w:type="spellStart"/>
-            <w:r>
-              <w:rPr>
-                <w:rFonts w:hint="eastAsia"/>
-              </w:rPr>
-              <w:t>dataset.</w:t>
-            </w:r>
-            <w:r>
-              <w:t>DatasetPersistentId</w:t>
-            </w:r>
-            <w:proofErr w:type="spellEnd"/>
-            <w:r>
-              <w:rPr>
-                <w:rFonts w:hint="eastAsia"/>
-              </w:rPr>
-              <w:t xml:space="preserve">  }}</w:t>
-            </w:r>
-          </w:p>
-          <w:p>
-            <w:pPr>
-              <w:spacing w:line="480" w:lineRule="auto"/>
-            </w:pPr>
-            <w:r>
-              <w:rPr>
-                <w:rFonts w:hint="eastAsia"/>
-              </w:rPr>
-              <w:t>Dataset ID (versioned): {{ dataset.ID  }}</w:t>
-            </w:r>
-          </w:p>
-          <w:p>
-            <w:pPr>
-              <w:spacing w:line="480" w:lineRule="auto"/>
-            </w:pPr>
-            <w:r>
-              <w:rPr>
-                <w:rFonts w:hint="eastAsia"/>
-              </w:rPr>
-              <w:t xml:space="preserve">Dataset access URL: {{ </w:t>
-            </w:r>
-            <w:proofErr w:type="spellStart"/>
-            <w:r>
-              <w:rPr>
-                <w:rFonts w:hint="eastAsia"/>
-              </w:rPr>
-              <w:t>dataset.</w:t>
+              <w:t>Dataset access URL: {{ dataset.</w:t>
             </w:r>
             <w:r>
               <w:t>DatasetURL</w:t>
             </w:r>
-            <w:proofErr w:type="spellEnd"/>
             <w:r>
               <w:rPr>
                 <w:rFonts w:hint="eastAsia"/>
@@ -414,15 +378,7 @@
               <w:t>NS</w:t>
             </w:r>
             <w:r>
-              <w:t xml:space="preserve">: </w:t>
-            </w:r>
-            <w:proofErr w:type="spellStart"/>
-            <w:r>
-              <w:t>RQUt</w:t>
-            </w:r>
-            <w:proofErr w:type="spellEnd"/>
-            <w:r>
-              <w:t xml:space="preserve"> Sure</w:t>
+              <w:t>: RQUt Sure</w:t>
             </w:r>
           </w:p>
           <w:p>
@@ -1151,25 +1107,7 @@
                 <w:bCs/>
                 <w:lang w:val="en-US"/>
               </w:rPr>
-              <w:t xml:space="preserve">Has the depositor (or their research group) previously created or submitted to a </w:t>
-            </w:r>
-            <w:proofErr w:type="spellStart"/>
-            <w:r>
-              <w:rPr>
-                <w:b/>
-                <w:bCs/>
-                <w:lang w:val="en-US"/>
-              </w:rPr>
-              <w:t>dataverse</w:t>
-            </w:r>
-            <w:proofErr w:type="spellEnd"/>
-            <w:r>
-              <w:rPr>
-                <w:b/>
-                <w:bCs/>
-                <w:lang w:val="en-US"/>
-              </w:rPr>
-              <w:t>?</w:t>
+              <w:t>Has the depositor (or their research group) previously created or submitted to a dataverse?</w:t>
             </w:r>
           </w:p>
         </w:tc>
@@ -1218,59 +1156,38 @@
               <w:rPr>
                 <w:lang w:val="en-US"/>
               </w:rPr>
-              <w:t xml:space="preserve">Confirm whether the listed </w:t>
-            </w:r>
-            <w:proofErr w:type="spellStart"/>
-            <w:r>
-              <w:rPr>
-                <w:lang w:val="en-US"/>
-              </w:rPr>
-              <w:t>dataverse</w:t>
-            </w:r>
-            <w:proofErr w:type="spellEnd"/>
-            <w:r>
-              <w:rPr>
-                <w:lang w:val="en-US"/>
-              </w:rPr>
-              <w:t xml:space="preserve"> collection refers to the same researcher/author</w:t>
-            </w:r>
-          </w:p>
-        </w:tc>
-        <w:tc>
-          <w:tcPr>
-            <w:tcW w:w="0" w:type="auto"/>
-            <w:tcBorders>
-              <w:top w:val="single" w:sz="8" w:space="0" w:color="000000"/>
-              <w:left w:val="single" w:sz="8" w:space="0" w:color="000000"/>
-              <w:bottom w:val="single" w:sz="8" w:space="0" w:color="000000"/>
-              <w:right w:val="single" w:sz="8" w:space="0" w:color="000000"/>
-            </w:tcBorders>
-            <w:tcMar>
-              <w:top w:w="100" w:type="dxa"/>
-              <w:left w:w="100" w:type="dxa"/>
-              <w:bottom w:w="100" w:type="dxa"/>
-              <w:right w:w="100" w:type="dxa"/>
-            </w:tcMar>
-            <w:hideMark/>
-          </w:tcPr>
-          <w:p>
-            <w:pPr>
-              <w:rPr>
-                <w:lang w:val="en-US"/>
-              </w:rPr>
-            </w:pPr>
-            <w:r>
-              <w:rPr>
-                <w:lang w:val="en-US"/>
-              </w:rPr>
-              <w:t xml:space="preserve">{% if </w:t>
-            </w:r>
-            <w:proofErr w:type="spellStart"/>
-            <w:r>
-              <w:rPr>
-                <w:lang w:val="en-US"/>
-              </w:rPr>
-              <w:t>template_dict.</w:t>
+              <w:t>Confirm whether the listed dataverse collection refers to the same researcher/author</w:t>
+            </w:r>
+          </w:p>
+        </w:tc>
+        <w:tc>
+          <w:tcPr>
+            <w:tcW w:w="0" w:type="auto"/>
+            <w:tcBorders>
+              <w:top w:val="single" w:sz="8" w:space="0" w:color="000000"/>
+              <w:left w:val="single" w:sz="8" w:space="0" w:color="000000"/>
+              <w:bottom w:val="single" w:sz="8" w:space="0" w:color="000000"/>
+              <w:right w:val="single" w:sz="8" w:space="0" w:color="000000"/>
+            </w:tcBorders>
+            <w:tcMar>
+              <w:top w:w="100" w:type="dxa"/>
+              <w:left w:w="100" w:type="dxa"/>
+              <w:bottom w:w="100" w:type="dxa"/>
+              <w:right w:w="100" w:type="dxa"/>
+            </w:tcMar>
+            <w:hideMark/>
+          </w:tcPr>
+          <w:p>
+            <w:pPr>
+              <w:rPr>
+                <w:lang w:val="en-US"/>
+              </w:rPr>
+            </w:pPr>
+            <w:r>
+              <w:rPr>
+                <w:lang w:val="en-US"/>
+              </w:rPr>
+              <w:t>{% if template_dict.</w:t>
             </w:r>
             <w:r>
               <w:rPr>
@@ -1283,345 +1200,252 @@
               <w:rPr>
                 <w:lang w:val="en-US"/>
               </w:rPr>
-              <w:t>.comments|length</w:t>
-            </w:r>
-            <w:proofErr w:type="spellEnd"/>
-            <w:r>
-              <w:rPr>
-                <w:lang w:val="en-US"/>
+              <w:t xml:space="preserve">.comments|length </w:t>
+            </w:r>
+            <w:r>
+              <w:rPr>
+                <w:rFonts w:hint="eastAsia"/>
+                <w:lang w:val="en-US"/>
+              </w:rPr>
+              <w:t>&gt;</w:t>
+            </w:r>
+            <w:r>
+              <w:rPr>
+                <w:lang w:val="en-US"/>
+              </w:rPr>
+              <w:t xml:space="preserve"> 0 %}X{% endif %}</w:t>
+            </w:r>
+          </w:p>
+          <w:p>
+            <w:pPr>
+              <w:rPr>
+                <w:lang w:val="en-US"/>
+              </w:rPr>
+            </w:pPr>
+          </w:p>
+        </w:tc>
+        <w:tc>
+          <w:tcPr>
+            <w:tcW w:w="0" w:type="auto"/>
+            <w:tcBorders>
+              <w:top w:val="single" w:sz="8" w:space="0" w:color="000000"/>
+              <w:left w:val="single" w:sz="8" w:space="0" w:color="000000"/>
+              <w:bottom w:val="single" w:sz="8" w:space="0" w:color="000000"/>
+              <w:right w:val="single" w:sz="8" w:space="0" w:color="000000"/>
+            </w:tcBorders>
+            <w:tcMar>
+              <w:top w:w="100" w:type="dxa"/>
+              <w:left w:w="100" w:type="dxa"/>
+              <w:bottom w:w="100" w:type="dxa"/>
+              <w:right w:w="100" w:type="dxa"/>
+            </w:tcMar>
+            <w:hideMark/>
+          </w:tcPr>
+          <w:p>
+            <w:pPr>
+              <w:rPr>
+                <w:lang w:val="en-US"/>
+              </w:rPr>
+            </w:pPr>
+          </w:p>
+        </w:tc>
+        <w:tc>
+          <w:tcPr>
+            <w:tcW w:w="0" w:type="auto"/>
+            <w:tcBorders>
+              <w:top w:val="single" w:sz="8" w:space="0" w:color="000000"/>
+              <w:left w:val="single" w:sz="8" w:space="0" w:color="000000"/>
+              <w:bottom w:val="single" w:sz="8" w:space="0" w:color="000000"/>
+              <w:right w:val="single" w:sz="8" w:space="0" w:color="000000"/>
+            </w:tcBorders>
+            <w:tcMar>
+              <w:top w:w="100" w:type="dxa"/>
+              <w:left w:w="100" w:type="dxa"/>
+              <w:bottom w:w="100" w:type="dxa"/>
+              <w:right w:w="100" w:type="dxa"/>
+            </w:tcMar>
+            <w:hideMark/>
+          </w:tcPr>
+          <w:p>
+            <w:pPr>
+              <w:rPr>
+                <w:lang w:val="en-US"/>
+              </w:rPr>
+            </w:pPr>
+            <w:r>
+              <w:rPr>
+                <w:lang w:val="en-US"/>
+              </w:rPr>
+              <w:t>{% if template_dict.</w:t>
+            </w:r>
+            <w:r>
+              <w:rPr>
+                <w:rFonts w:hint="eastAsia"/>
+                <w:lang w:val="en-US"/>
+              </w:rPr>
+              <w:t>dv_record</w:t>
+            </w:r>
+            <w:r>
+              <w:rPr>
+                <w:lang w:val="en-US"/>
+              </w:rPr>
+              <w:t xml:space="preserve">.comments|length </w:t>
+            </w:r>
+            <w:r>
+              <w:rPr>
+                <w:rFonts w:hint="eastAsia"/>
+                <w:lang w:val="en-US"/>
+              </w:rPr>
+              <w:t>==</w:t>
+            </w:r>
+            <w:r>
+              <w:rPr>
+                <w:lang w:val="en-US"/>
+              </w:rPr>
+              <w:t xml:space="preserve"> 0 %}X{% endif %}</w:t>
+            </w:r>
+          </w:p>
+          <w:p>
+            <w:pPr>
+              <w:rPr>
+                <w:lang w:val="en-US"/>
+              </w:rPr>
+            </w:pPr>
+          </w:p>
+        </w:tc>
+        <w:tc>
+          <w:tcPr>
+            <w:tcW w:w="0" w:type="auto"/>
+            <w:tcBorders>
+              <w:top w:val="single" w:sz="8" w:space="0" w:color="000000"/>
+              <w:left w:val="single" w:sz="8" w:space="0" w:color="000000"/>
+              <w:bottom w:val="single" w:sz="8" w:space="0" w:color="000000"/>
+              <w:right w:val="single" w:sz="8" w:space="0" w:color="000000"/>
+            </w:tcBorders>
+            <w:tcMar>
+              <w:top w:w="100" w:type="dxa"/>
+              <w:left w:w="100" w:type="dxa"/>
+              <w:bottom w:w="100" w:type="dxa"/>
+              <w:right w:w="100" w:type="dxa"/>
+            </w:tcMar>
+            <w:hideMark/>
+          </w:tcPr>
+          <w:p>
+            <w:pPr>
+              <w:rPr>
+                <w:lang w:val="en-US"/>
+              </w:rPr>
+            </w:pPr>
+          </w:p>
+        </w:tc>
+        <w:tc>
+          <w:tcPr>
+            <w:tcW w:w="0" w:type="auto"/>
+            <w:tcBorders>
+              <w:top w:val="single" w:sz="8" w:space="0" w:color="000000"/>
+              <w:left w:val="single" w:sz="8" w:space="0" w:color="000000"/>
+              <w:bottom w:val="single" w:sz="8" w:space="0" w:color="000000"/>
+              <w:right w:val="single" w:sz="8" w:space="0" w:color="000000"/>
+            </w:tcBorders>
+            <w:tcMar>
+              <w:top w:w="100" w:type="dxa"/>
+              <w:left w:w="100" w:type="dxa"/>
+              <w:bottom w:w="100" w:type="dxa"/>
+              <w:right w:w="100" w:type="dxa"/>
+            </w:tcMar>
+            <w:hideMark/>
+          </w:tcPr>
+          <w:p>
+            <w:pPr>
+              <w:rPr>
+                <w:lang w:val="en-US"/>
+              </w:rPr>
+            </w:pPr>
+          </w:p>
+        </w:tc>
+        <w:tc>
+          <w:tcPr>
+            <w:tcW w:w="0" w:type="auto"/>
+            <w:tcBorders>
+              <w:top w:val="single" w:sz="8" w:space="0" w:color="000000"/>
+              <w:left w:val="single" w:sz="8" w:space="0" w:color="000000"/>
+              <w:bottom w:val="single" w:sz="8" w:space="0" w:color="000000"/>
+              <w:right w:val="single" w:sz="8" w:space="0" w:color="000000"/>
+            </w:tcBorders>
+            <w:tcMar>
+              <w:top w:w="100" w:type="dxa"/>
+              <w:left w:w="100" w:type="dxa"/>
+              <w:bottom w:w="100" w:type="dxa"/>
+              <w:right w:w="100" w:type="dxa"/>
+            </w:tcMar>
+            <w:hideMark/>
+          </w:tcPr>
+          <w:p>
+            <w:pPr>
+              <w:rPr>
+                <w:lang w:val="en-US"/>
+              </w:rPr>
+            </w:pPr>
+            <w:r>
+              <w:rPr>
+                <w:lang w:val="en-US"/>
+              </w:rPr>
+              <w:t>If applicable, list any previously created dataverse that contains the depositors' dataset</w:t>
+            </w:r>
+            <w:r>
+              <w:rPr>
+                <w:lang w:val="en-US"/>
+              </w:rPr>
+              <w:t>:</w:t>
+            </w:r>
+            <w:r>
+              <w:rPr>
+                <w:lang w:val="en-US"/>
+              </w:rPr>
+              <w:br/>
+            </w:r>
+            <w:r>
+              <w:t xml:space="preserve">{% for item in template_dict.dv_record.comments %} </w:t>
+            </w:r>
+          </w:p>
+          <w:p>
+            <w:r>
+              <w:t>{% for author, dataverses in item.items() %} {{ author }}</w:t>
+            </w:r>
+            <w:r>
+              <w:rPr>
+                <w:rFonts w:hint="eastAsia"/>
+              </w:rPr>
+              <w:t>:</w:t>
+            </w:r>
+          </w:p>
+          <w:p>
+            <w:r>
+              <w:t xml:space="preserve">{% for dataverse in dataverses %} </w:t>
+            </w:r>
+            <w:r>
+              <w:t>{{ loop.index }}.</w:t>
+            </w:r>
+            <w:r>
+              <w:rPr>
+                <w:rFonts w:hint="eastAsia"/>
               </w:rPr>
               <w:t xml:space="preserve"> </w:t>
             </w:r>
             <w:r>
-              <w:rPr>
-                <w:rFonts w:hint="eastAsia"/>
-                <w:lang w:val="en-US"/>
-              </w:rPr>
-              <w:t>&gt;</w:t>
-            </w:r>
-            <w:r>
-              <w:rPr>
-                <w:lang w:val="en-US"/>
-              </w:rPr>
-              <w:t xml:space="preserve"> 0 %}X{% endif %}</w:t>
-            </w:r>
-          </w:p>
-          <w:p>
-            <w:pPr>
-              <w:rPr>
-                <w:lang w:val="en-US"/>
-              </w:rPr>
-            </w:pPr>
-          </w:p>
-        </w:tc>
-        <w:tc>
-          <w:tcPr>
-            <w:tcW w:w="0" w:type="auto"/>
-            <w:tcBorders>
-              <w:top w:val="single" w:sz="8" w:space="0" w:color="000000"/>
-              <w:left w:val="single" w:sz="8" w:space="0" w:color="000000"/>
-              <w:bottom w:val="single" w:sz="8" w:space="0" w:color="000000"/>
-              <w:right w:val="single" w:sz="8" w:space="0" w:color="000000"/>
-            </w:tcBorders>
-            <w:tcMar>
-              <w:top w:w="100" w:type="dxa"/>
-              <w:left w:w="100" w:type="dxa"/>
-              <w:bottom w:w="100" w:type="dxa"/>
-              <w:right w:w="100" w:type="dxa"/>
-            </w:tcMar>
-            <w:hideMark/>
-          </w:tcPr>
-          <w:p>
-            <w:pPr>
-              <w:rPr>
-                <w:lang w:val="en-US"/>
-              </w:rPr>
-            </w:pPr>
-          </w:p>
-        </w:tc>
-        <w:tc>
-          <w:tcPr>
-            <w:tcW w:w="0" w:type="auto"/>
-            <w:tcBorders>
-              <w:top w:val="single" w:sz="8" w:space="0" w:color="000000"/>
-              <w:left w:val="single" w:sz="8" w:space="0" w:color="000000"/>
-              <w:bottom w:val="single" w:sz="8" w:space="0" w:color="000000"/>
-              <w:right w:val="single" w:sz="8" w:space="0" w:color="000000"/>
-            </w:tcBorders>
-            <w:tcMar>
-              <w:top w:w="100" w:type="dxa"/>
-              <w:left w:w="100" w:type="dxa"/>
-              <w:bottom w:w="100" w:type="dxa"/>
-              <w:right w:w="100" w:type="dxa"/>
-            </w:tcMar>
-            <w:hideMark/>
-          </w:tcPr>
-          <w:p>
-            <w:pPr>
-              <w:rPr>
-                <w:lang w:val="en-US"/>
-              </w:rPr>
-            </w:pPr>
-            <w:r>
-              <w:rPr>
-                <w:lang w:val="en-US"/>
-              </w:rPr>
-              <w:t xml:space="preserve">{% if </w:t>
-            </w:r>
-            <w:proofErr w:type="spellStart"/>
-            <w:r>
-              <w:rPr>
-                <w:lang w:val="en-US"/>
-              </w:rPr>
-              <w:t>template_dict.</w:t>
-            </w:r>
-            <w:r>
-              <w:rPr>
-                <w:rFonts w:hint="eastAsia"/>
-                <w:lang w:val="en-US"/>
-              </w:rPr>
-              <w:t>dv_record</w:t>
-            </w:r>
-            <w:r>
-              <w:rPr>
-                <w:lang w:val="en-US"/>
-              </w:rPr>
-              <w:t>.comments|length</w:t>
-            </w:r>
-            <w:proofErr w:type="spellEnd"/>
-            <w:r>
-              <w:rPr>
-                <w:lang w:val="en-US"/>
-              </w:rPr>
-              <w:t xml:space="preserve"> </w:t>
-            </w:r>
-            <w:r>
-              <w:rPr>
-                <w:rFonts w:hint="eastAsia"/>
-                <w:lang w:val="en-US"/>
-              </w:rPr>
-              <w:t>==</w:t>
-            </w:r>
-            <w:r>
-              <w:rPr>
-                <w:lang w:val="en-US"/>
-              </w:rPr>
-              <w:t xml:space="preserve"> 0 %}X{% endif %}</w:t>
-            </w:r>
-          </w:p>
-          <w:p>
-            <w:pPr>
-              <w:rPr>
-                <w:lang w:val="en-US"/>
-              </w:rPr>
-            </w:pPr>
-          </w:p>
-        </w:tc>
-        <w:tc>
-          <w:tcPr>
-            <w:tcW w:w="0" w:type="auto"/>
-            <w:tcBorders>
-              <w:top w:val="single" w:sz="8" w:space="0" w:color="000000"/>
-              <w:left w:val="single" w:sz="8" w:space="0" w:color="000000"/>
-              <w:bottom w:val="single" w:sz="8" w:space="0" w:color="000000"/>
-              <w:right w:val="single" w:sz="8" w:space="0" w:color="000000"/>
-            </w:tcBorders>
-            <w:tcMar>
-              <w:top w:w="100" w:type="dxa"/>
-              <w:left w:w="100" w:type="dxa"/>
-              <w:bottom w:w="100" w:type="dxa"/>
-              <w:right w:w="100" w:type="dxa"/>
-            </w:tcMar>
-            <w:hideMark/>
-          </w:tcPr>
-          <w:p>
-            <w:pPr>
-              <w:rPr>
-                <w:lang w:val="en-US"/>
-              </w:rPr>
-            </w:pPr>
-          </w:p>
-        </w:tc>
-        <w:tc>
-          <w:tcPr>
-            <w:tcW w:w="0" w:type="auto"/>
-            <w:tcBorders>
-              <w:top w:val="single" w:sz="8" w:space="0" w:color="000000"/>
-              <w:left w:val="single" w:sz="8" w:space="0" w:color="000000"/>
-              <w:bottom w:val="single" w:sz="8" w:space="0" w:color="000000"/>
-              <w:right w:val="single" w:sz="8" w:space="0" w:color="000000"/>
-            </w:tcBorders>
-            <w:tcMar>
-              <w:top w:w="100" w:type="dxa"/>
-              <w:left w:w="100" w:type="dxa"/>
-              <w:bottom w:w="100" w:type="dxa"/>
-              <w:right w:w="100" w:type="dxa"/>
-            </w:tcMar>
-            <w:hideMark/>
-          </w:tcPr>
-          <w:p>
-            <w:pPr>
-              <w:rPr>
-                <w:lang w:val="en-US"/>
-              </w:rPr>
-            </w:pPr>
-          </w:p>
-        </w:tc>
-        <w:tc>
-          <w:tcPr>
-            <w:tcW w:w="0" w:type="auto"/>
-            <w:tcBorders>
-              <w:top w:val="single" w:sz="8" w:space="0" w:color="000000"/>
-              <w:left w:val="single" w:sz="8" w:space="0" w:color="000000"/>
-              <w:bottom w:val="single" w:sz="8" w:space="0" w:color="000000"/>
-              <w:right w:val="single" w:sz="8" w:space="0" w:color="000000"/>
-            </w:tcBorders>
-            <w:tcMar>
-              <w:top w:w="100" w:type="dxa"/>
-              <w:left w:w="100" w:type="dxa"/>
-              <w:bottom w:w="100" w:type="dxa"/>
-              <w:right w:w="100" w:type="dxa"/>
-            </w:tcMar>
-            <w:hideMark/>
-          </w:tcPr>
-          <w:p>
-            <w:pPr>
-              <w:rPr>
-                <w:lang w:val="en-US"/>
-              </w:rPr>
-            </w:pPr>
-            <w:r>
-              <w:rPr>
-                <w:lang w:val="en-US"/>
-              </w:rPr>
-              <w:t xml:space="preserve">If relevant, list previously created </w:t>
-            </w:r>
-            <w:proofErr w:type="spellStart"/>
-            <w:r>
-              <w:rPr>
-                <w:lang w:val="en-US"/>
-              </w:rPr>
-              <w:t>dataverse</w:t>
-            </w:r>
-            <w:proofErr w:type="spellEnd"/>
-            <w:r>
-              <w:rPr>
-                <w:lang w:val="en-US"/>
-              </w:rPr>
-              <w:t>:</w:t>
-            </w:r>
-            <w:r>
-              <w:rPr>
-                <w:lang w:val="en-US"/>
-              </w:rPr>
+              <w:t>{{ dataverse }}</w:t>
+            </w:r>
+            <w:r>
               <w:br/>
             </w:r>
             <w:r>
-              <w:t xml:space="preserve">{% for item in </w:t>
-            </w:r>
-            <w:proofErr w:type="spellStart"/>
-            <w:r>
-              <w:t>template_dict.dv_record.comments</w:t>
-            </w:r>
-            <w:proofErr w:type="spellEnd"/>
-            <w:r>
-              <w:t xml:space="preserve"> %} </w:t>
-            </w:r>
-          </w:p>
-          <w:p>
-            <w:r>
-              <w:t xml:space="preserve">{% for author, </w:t>
-            </w:r>
-            <w:proofErr w:type="spellStart"/>
-            <w:r>
-              <w:t>dataverses</w:t>
-            </w:r>
-            <w:proofErr w:type="spellEnd"/>
-            <w:r>
-              <w:t xml:space="preserve"> in </w:t>
-            </w:r>
-            <w:proofErr w:type="spellStart"/>
-            <w:r>
-              <w:t>item.items</w:t>
-            </w:r>
-            <w:proofErr w:type="spellEnd"/>
-            <w:r>
-              <w:t>() %} {{ author }}</w:t>
-            </w:r>
-            <w:r>
-              <w:rPr>
-                <w:rFonts w:hint="eastAsia"/>
-              </w:rPr>
-              <w:t>:</w:t>
-            </w:r>
-          </w:p>
-          <w:p>
-            <w:r>
-              <w:t xml:space="preserve">{% for dataverse in </w:t>
-            </w:r>
-            <w:proofErr w:type="spellStart"/>
-            <w:r>
-              <w:t>dataverses</w:t>
-            </w:r>
-            <w:proofErr w:type="spellEnd"/>
-            <w:r>
-              <w:t xml:space="preserve"> %} </w:t>
-            </w:r>
-            <w:r>
-              <w:t xml:space="preserve">{{ </w:t>
-            </w:r>
-            <w:proofErr w:type="spellStart"/>
-            <w:r>
-              <w:t>loop.index</w:t>
-            </w:r>
-            <w:proofErr w:type="spellEnd"/>
-            <w:r>
-              <w:t xml:space="preserve"> }}.</w:t>
-            </w:r>
-            <w:r>
-              <w:rPr>
-                <w:rFonts w:hint="eastAsia"/>
-              </w:rPr>
-              <w:t xml:space="preserve"> </w:t>
-            </w:r>
-            <w:r>
-              <w:t>{{ dataverse }}</w:t>
+              <w:t xml:space="preserve">{% endfor %} </w:t>
             </w:r>
             <w:r>
               <w:br/>
             </w:r>
             <w:r>
-              <w:t xml:space="preserve">{% </w:t>
-            </w:r>
-            <w:proofErr w:type="spellStart"/>
-            <w:r>
-              <w:t>endfor</w:t>
-            </w:r>
-            <w:proofErr w:type="spellEnd"/>
-            <w:r>
-              <w:t xml:space="preserve"> %} </w:t>
-            </w:r>
-            <w:r>
-              <w:br/>
-            </w:r>
-            <w:r>
-              <w:t xml:space="preserve">{% </w:t>
-            </w:r>
-            <w:proofErr w:type="spellStart"/>
-            <w:r>
-              <w:t>endfor</w:t>
-            </w:r>
-            <w:proofErr w:type="spellEnd"/>
-            <w:r>
-              <w:t xml:space="preserve"> %} {% </w:t>
-            </w:r>
-            <w:proofErr w:type="spellStart"/>
-            <w:r>
-              <w:t>endfor</w:t>
-            </w:r>
-            <w:proofErr w:type="spellEnd"/>
-            <w:r>
-              <w:t xml:space="preserve"> %}</w:t>
+              <w:t>{% endfor %} {% endfor %}</w:t>
             </w:r>
           </w:p>
         </w:tc>
@@ -1793,21 +1617,7 @@
               <w:rPr>
                 <w:lang w:val="en-US"/>
               </w:rPr>
-              <w:t>If the dataset is deposited in a sub-</w:t>
-            </w:r>
-            <w:proofErr w:type="spellStart"/>
-            <w:r>
-              <w:rPr>
-                <w:lang w:val="en-US"/>
-              </w:rPr>
-              <w:t>dataverse</w:t>
-            </w:r>
-            <w:proofErr w:type="spellEnd"/>
-            <w:r>
-              <w:rPr>
-                <w:lang w:val="en-US"/>
-              </w:rPr>
-              <w:t xml:space="preserve"> collection, include </w:t>
+              <w:t xml:space="preserve">If the dataset is deposited in a sub-dataverse collection, include </w:t>
             </w:r>
             <w:r>
               <w:rPr>
@@ -1848,21 +1658,7 @@
                 <w:lang w:val="en-US"/>
               </w:rPr>
               <w:lastRenderedPageBreak/>
-              <w:t xml:space="preserve">{% if </w:t>
-            </w:r>
-            <w:proofErr w:type="spellStart"/>
-            <w:r>
-              <w:rPr>
-                <w:lang w:val="en-US"/>
-              </w:rPr>
-              <w:t>template_dict</w:t>
-            </w:r>
-            <w:proofErr w:type="spellEnd"/>
-            <w:r>
-              <w:rPr>
-                <w:lang w:val="en-US"/>
-              </w:rPr>
-              <w:t>.</w:t>
+              <w:t>{% if template_dict.</w:t>
             </w:r>
             <w:r>
               <w:rPr>
@@ -1875,11 +1671,9 @@
               </w:rPr>
               <w:t xml:space="preserve"> </w:t>
             </w:r>
-            <w:proofErr w:type="spellStart"/>
             <w:r>
               <w:t>name_name_of_dataverse</w:t>
             </w:r>
-            <w:proofErr w:type="spellEnd"/>
             <w:r>
               <w:rPr>
                 <w:lang w:val="en-US"/>
@@ -1963,21 +1757,7 @@
               <w:rPr>
                 <w:lang w:val="en-US"/>
               </w:rPr>
-              <w:t xml:space="preserve">{% if </w:t>
-            </w:r>
-            <w:proofErr w:type="spellStart"/>
-            <w:r>
-              <w:rPr>
-                <w:lang w:val="en-US"/>
-              </w:rPr>
-              <w:t>template_dict</w:t>
-            </w:r>
-            <w:proofErr w:type="spellEnd"/>
-            <w:r>
-              <w:rPr>
-                <w:lang w:val="en-US"/>
-              </w:rPr>
-              <w:t>.</w:t>
+              <w:t>{% if template_dict.</w:t>
             </w:r>
             <w:r>
               <w:rPr>
@@ -1990,11 +1770,9 @@
               </w:rPr>
               <w:t xml:space="preserve"> </w:t>
             </w:r>
-            <w:proofErr w:type="spellStart"/>
             <w:r>
               <w:t>name_name_of_dataverse</w:t>
             </w:r>
-            <w:proofErr w:type="spellEnd"/>
             <w:r>
               <w:rPr>
                 <w:lang w:val="en-US"/>
@@ -2107,43 +1885,95 @@
             <w:hideMark/>
           </w:tcPr>
           <w:p>
-            <w:r>
-              <w:rPr>
-                <w:lang w:val="en-US"/>
-              </w:rPr>
-              <w:t>List the parent Dataverse collection name:</w:t>
+            <w:pPr>
+              <w:rPr>
+                <w:rFonts w:hint="eastAsia"/>
+                <w:lang w:val="en-US"/>
+              </w:rPr>
+            </w:pPr>
+            <w:r>
+              <w:rPr>
+                <w:rFonts w:hint="eastAsia"/>
+                <w:lang w:val="en-US"/>
+              </w:rPr>
+              <w:t xml:space="preserve">List the </w:t>
+            </w:r>
+            <w:r>
+              <w:rPr>
+                <w:lang w:val="en-US"/>
+              </w:rPr>
+              <w:t xml:space="preserve">parent </w:t>
+            </w:r>
+            <w:r>
+              <w:rPr>
+                <w:rFonts w:hint="eastAsia"/>
+                <w:lang w:val="en-US"/>
+              </w:rPr>
+              <w:t xml:space="preserve">dataverse </w:t>
+            </w:r>
+            <w:r>
+              <w:rPr>
+                <w:lang w:val="en-US"/>
+              </w:rPr>
+              <w:t>collection</w:t>
+            </w:r>
+            <w:r>
+              <w:rPr>
+                <w:rFonts w:hint="eastAsia"/>
+                <w:lang w:val="en-US"/>
+              </w:rPr>
+              <w:t xml:space="preserve"> name:</w:t>
             </w:r>
             <w:r>
               <w:rPr>
                 <w:lang w:val="en-US"/>
               </w:rPr>
               <w:br/>
+            </w:r>
+            <w:r>
+              <w:rPr>
+                <w:rFonts w:hint="eastAsia"/>
+                <w:lang w:val="en-US"/>
+              </w:rPr>
               <w:t xml:space="preserve">{{ </w:t>
             </w:r>
-            <w:proofErr w:type="spellStart"/>
             <w:r>
               <w:t>template_dict</w:t>
             </w:r>
-            <w:proofErr w:type="spellEnd"/>
-            <w:r>
+            <w:r>
+              <w:rPr>
+                <w:rFonts w:hint="eastAsia"/>
+              </w:rPr>
               <w:t>.</w:t>
             </w:r>
-            <w:proofErr w:type="spellStart"/>
-            <w:r>
-              <w:rPr>
-                <w:lang w:val="en-US"/>
-              </w:rPr>
-              <w:t>ds_tree_info.parentDataverseName</w:t>
-            </w:r>
-            <w:proofErr w:type="spellEnd"/>
-            <w:r>
+            <w:r>
+              <w:rPr>
+                <w:lang w:val="en-US"/>
+              </w:rPr>
+              <w:t>ds_tree_info</w:t>
+            </w:r>
+            <w:r>
+              <w:rPr>
+                <w:lang w:val="en-US"/>
+              </w:rPr>
+              <w:t>.</w:t>
+            </w:r>
+            <w:r>
+              <w:rPr>
+                <w:lang w:val="en-US"/>
+              </w:rPr>
+              <w:t>parentDataverseName</w:t>
+            </w:r>
+            <w:r>
+              <w:rPr>
+                <w:rFonts w:hint="eastAsia"/>
+              </w:rPr>
               <w:t xml:space="preserve"> }}</w:t>
             </w:r>
           </w:p>
-          <w:p/>
-          <w:p>
-            <w:r>
-              <w:t>List the path of the dataset in the Dataverse collection:</w:t>
+          <w:p>
+            <w:r>
+              <w:t>List the dataset (full) path in the Dataverse repository</w:t>
             </w:r>
             <w:r>
               <w:br/>
@@ -2154,22 +1984,15 @@
               </w:rPr>
               <w:t xml:space="preserve">{{ </w:t>
             </w:r>
-            <w:proofErr w:type="spellStart"/>
-            <w:r>
-              <w:t>template_dict</w:t>
-            </w:r>
-            <w:proofErr w:type="spellEnd"/>
-            <w:r>
-              <w:t>.</w:t>
-            </w:r>
-            <w:proofErr w:type="spellStart"/>
+            <w:r>
+              <w:t>template_dict.</w:t>
+            </w:r>
             <w:r>
               <w:rPr>
                 <w:lang w:val="en-US"/>
               </w:rPr>
               <w:t>ds_tree_info.path</w:t>
             </w:r>
-            <w:proofErr w:type="spellEnd"/>
             <w:r>
               <w:t>}}</w:t>
             </w:r>
@@ -2295,88 +2118,38 @@
                 <w:bCs/>
                 <w:lang w:val="en-US"/>
               </w:rPr>
-              <w:t>*If the dataset was deposited in a sub-</w:t>
-            </w:r>
-            <w:proofErr w:type="spellStart"/>
-            <w:r>
-              <w:rPr>
-                <w:b/>
-                <w:bCs/>
-                <w:lang w:val="en-US"/>
-              </w:rPr>
-              <w:t>dataverse</w:t>
-            </w:r>
-            <w:proofErr w:type="spellEnd"/>
-            <w:r>
-              <w:rPr>
-                <w:b/>
-                <w:bCs/>
-                <w:lang w:val="en-US"/>
-              </w:rPr>
-              <w:t xml:space="preserve"> collection, does it require its own </w:t>
-            </w:r>
-            <w:proofErr w:type="spellStart"/>
-            <w:r>
-              <w:rPr>
-                <w:b/>
-                <w:bCs/>
-                <w:lang w:val="en-US"/>
-              </w:rPr>
-              <w:t>dataverse</w:t>
-            </w:r>
-            <w:proofErr w:type="spellEnd"/>
-            <w:r>
-              <w:rPr>
-                <w:b/>
-                <w:bCs/>
-                <w:lang w:val="en-US"/>
-              </w:rPr>
-              <w:t>?</w:t>
-            </w:r>
-          </w:p>
-        </w:tc>
-        <w:tc>
-          <w:tcPr>
-            <w:tcW w:w="0" w:type="auto"/>
-            <w:tcBorders>
-              <w:top w:val="single" w:sz="8" w:space="0" w:color="000000"/>
-              <w:left w:val="single" w:sz="8" w:space="0" w:color="000000"/>
-              <w:bottom w:val="single" w:sz="8" w:space="0" w:color="000000"/>
-              <w:right w:val="single" w:sz="8" w:space="0" w:color="000000"/>
-            </w:tcBorders>
-            <w:tcMar>
-              <w:top w:w="100" w:type="dxa"/>
-              <w:left w:w="100" w:type="dxa"/>
-              <w:bottom w:w="100" w:type="dxa"/>
-              <w:right w:w="100" w:type="dxa"/>
-            </w:tcMar>
-            <w:hideMark/>
-          </w:tcPr>
-          <w:p>
-            <w:pPr>
-              <w:rPr>
-                <w:lang w:val="en-US"/>
-              </w:rPr>
-            </w:pPr>
-            <w:r>
-              <w:rPr>
-                <w:lang w:val="en-US"/>
-              </w:rPr>
-              <w:t xml:space="preserve">If the depositor created a </w:t>
-            </w:r>
-            <w:proofErr w:type="spellStart"/>
-            <w:r>
-              <w:rPr>
-                <w:lang w:val="en-US"/>
-              </w:rPr>
-              <w:t>dataverse</w:t>
-            </w:r>
-            <w:proofErr w:type="spellEnd"/>
-            <w:r>
-              <w:rPr>
-                <w:lang w:val="en-US"/>
-              </w:rPr>
-              <w:t xml:space="preserve"> with one dataset:</w:t>
+              <w:t>*If the dataset was deposited in a sub-dataverse collection, does it require its own dataverse?</w:t>
+            </w:r>
+          </w:p>
+        </w:tc>
+        <w:tc>
+          <w:tcPr>
+            <w:tcW w:w="0" w:type="auto"/>
+            <w:tcBorders>
+              <w:top w:val="single" w:sz="8" w:space="0" w:color="000000"/>
+              <w:left w:val="single" w:sz="8" w:space="0" w:color="000000"/>
+              <w:bottom w:val="single" w:sz="8" w:space="0" w:color="000000"/>
+              <w:right w:val="single" w:sz="8" w:space="0" w:color="000000"/>
+            </w:tcBorders>
+            <w:tcMar>
+              <w:top w:w="100" w:type="dxa"/>
+              <w:left w:w="100" w:type="dxa"/>
+              <w:bottom w:w="100" w:type="dxa"/>
+              <w:right w:w="100" w:type="dxa"/>
+            </w:tcMar>
+            <w:hideMark/>
+          </w:tcPr>
+          <w:p>
+            <w:pPr>
+              <w:rPr>
+                <w:lang w:val="en-US"/>
+              </w:rPr>
+            </w:pPr>
+            <w:r>
+              <w:rPr>
+                <w:lang w:val="en-US"/>
+              </w:rPr>
+              <w:t>If the depositor created a dataverse with one dataset:</w:t>
             </w:r>
           </w:p>
           <w:p>
@@ -2393,21 +2166,7 @@
               <w:rPr>
                 <w:lang w:val="en-US"/>
               </w:rPr>
-              <w:t>Is it the only dataset in the sub-</w:t>
-            </w:r>
-            <w:proofErr w:type="spellStart"/>
-            <w:r>
-              <w:rPr>
-                <w:lang w:val="en-US"/>
-              </w:rPr>
-              <w:t>dataverse</w:t>
-            </w:r>
-            <w:proofErr w:type="spellEnd"/>
-            <w:r>
-              <w:rPr>
-                <w:lang w:val="en-US"/>
-              </w:rPr>
-              <w:t xml:space="preserve"> collection?</w:t>
+              <w:t>Is it the only dataset in the sub-dataverse collection?</w:t>
             </w:r>
           </w:p>
           <w:p>
@@ -2424,21 +2183,7 @@
               <w:rPr>
                 <w:lang w:val="en-US"/>
               </w:rPr>
-              <w:t>Is there another sub-</w:t>
-            </w:r>
-            <w:proofErr w:type="spellStart"/>
-            <w:r>
-              <w:rPr>
-                <w:lang w:val="en-US"/>
-              </w:rPr>
-              <w:t>dataverse</w:t>
-            </w:r>
-            <w:proofErr w:type="spellEnd"/>
-            <w:r>
-              <w:rPr>
-                <w:lang w:val="en-US"/>
-              </w:rPr>
-              <w:t xml:space="preserve"> collection it should be in?</w:t>
+              <w:t>Is there another sub-dataverse collection it should be in?</w:t>
             </w:r>
           </w:p>
           <w:p>
@@ -2472,21 +2217,7 @@
               <w:rPr>
                 <w:lang w:val="en-US"/>
               </w:rPr>
-              <w:t xml:space="preserve">Confirm with the depositor that they actually require a </w:t>
-            </w:r>
-            <w:proofErr w:type="spellStart"/>
-            <w:r>
-              <w:rPr>
-                <w:lang w:val="en-US"/>
-              </w:rPr>
-              <w:t>dataverse</w:t>
-            </w:r>
-            <w:proofErr w:type="spellEnd"/>
-            <w:r>
-              <w:rPr>
-                <w:lang w:val="en-US"/>
-              </w:rPr>
-              <w:t xml:space="preserve"> (e.g., will there be </w:t>
+              <w:t xml:space="preserve">Confirm with the depositor that they actually require a dataverse (e.g., will there be </w:t>
             </w:r>
             <w:r>
               <w:rPr>
@@ -3179,198 +2910,171 @@
               <w:rPr>
                 <w:lang w:val="en-US"/>
               </w:rPr>
+              <w:t>{% if template_dict.file_ext.comments|length == 0 %}X{% endif %}</w:t>
+            </w:r>
+          </w:p>
+        </w:tc>
+        <w:tc>
+          <w:tcPr>
+            <w:tcW w:w="0" w:type="auto"/>
+            <w:tcBorders>
+              <w:top w:val="single" w:sz="8" w:space="0" w:color="000000"/>
+              <w:left w:val="single" w:sz="8" w:space="0" w:color="000000"/>
+              <w:bottom w:val="single" w:sz="8" w:space="0" w:color="000000"/>
+              <w:right w:val="single" w:sz="8" w:space="0" w:color="000000"/>
+            </w:tcBorders>
+            <w:tcMar>
+              <w:top w:w="100" w:type="dxa"/>
+              <w:left w:w="100" w:type="dxa"/>
+              <w:bottom w:w="100" w:type="dxa"/>
+              <w:right w:w="100" w:type="dxa"/>
+            </w:tcMar>
+            <w:hideMark/>
+          </w:tcPr>
+          <w:p>
+            <w:pPr>
+              <w:rPr>
+                <w:lang w:val="en-US"/>
+              </w:rPr>
+            </w:pPr>
+            <w:r>
+              <w:rPr>
+                <w:lang w:val="en-US"/>
+              </w:rPr>
+              <w:t>{% if template_dict.file_ext.comments|length &gt; 0 %}X{% endif %}</w:t>
+            </w:r>
+          </w:p>
+        </w:tc>
+        <w:tc>
+          <w:tcPr>
+            <w:tcW w:w="0" w:type="auto"/>
+            <w:tcBorders>
+              <w:top w:val="single" w:sz="8" w:space="0" w:color="000000"/>
+              <w:left w:val="single" w:sz="8" w:space="0" w:color="000000"/>
+              <w:bottom w:val="single" w:sz="8" w:space="0" w:color="000000"/>
+              <w:right w:val="single" w:sz="8" w:space="0" w:color="000000"/>
+            </w:tcBorders>
+            <w:tcMar>
+              <w:top w:w="100" w:type="dxa"/>
+              <w:left w:w="100" w:type="dxa"/>
+              <w:bottom w:w="100" w:type="dxa"/>
+              <w:right w:w="100" w:type="dxa"/>
+            </w:tcMar>
+            <w:hideMark/>
+          </w:tcPr>
+          <w:p>
+            <w:pPr>
+              <w:rPr>
+                <w:lang w:val="en-US"/>
+              </w:rPr>
+            </w:pPr>
+          </w:p>
+        </w:tc>
+        <w:tc>
+          <w:tcPr>
+            <w:tcW w:w="0" w:type="auto"/>
+            <w:tcBorders>
+              <w:top w:val="single" w:sz="8" w:space="0" w:color="000000"/>
+              <w:left w:val="single" w:sz="8" w:space="0" w:color="000000"/>
+              <w:bottom w:val="single" w:sz="8" w:space="0" w:color="000000"/>
+              <w:right w:val="single" w:sz="8" w:space="0" w:color="000000"/>
+            </w:tcBorders>
+            <w:tcMar>
+              <w:top w:w="100" w:type="dxa"/>
+              <w:left w:w="100" w:type="dxa"/>
+              <w:bottom w:w="100" w:type="dxa"/>
+              <w:right w:w="100" w:type="dxa"/>
+            </w:tcMar>
+            <w:hideMark/>
+          </w:tcPr>
+          <w:p>
+            <w:pPr>
+              <w:rPr>
+                <w:lang w:val="en-US"/>
+              </w:rPr>
+            </w:pPr>
+          </w:p>
+        </w:tc>
+        <w:tc>
+          <w:tcPr>
+            <w:tcW w:w="0" w:type="auto"/>
+            <w:tcBorders>
+              <w:top w:val="single" w:sz="8" w:space="0" w:color="000000"/>
+              <w:left w:val="single" w:sz="8" w:space="0" w:color="000000"/>
+              <w:bottom w:val="single" w:sz="8" w:space="0" w:color="000000"/>
+              <w:right w:val="single" w:sz="8" w:space="0" w:color="000000"/>
+            </w:tcBorders>
+            <w:tcMar>
+              <w:top w:w="100" w:type="dxa"/>
+              <w:left w:w="100" w:type="dxa"/>
+              <w:bottom w:w="100" w:type="dxa"/>
+              <w:right w:w="100" w:type="dxa"/>
+            </w:tcMar>
+            <w:hideMark/>
+          </w:tcPr>
+          <w:p>
+            <w:pPr>
+              <w:rPr>
+                <w:lang w:val="en-US"/>
+              </w:rPr>
+            </w:pPr>
+          </w:p>
+        </w:tc>
+        <w:tc>
+          <w:tcPr>
+            <w:tcW w:w="0" w:type="auto"/>
+            <w:tcBorders>
+              <w:top w:val="single" w:sz="8" w:space="0" w:color="000000"/>
+              <w:left w:val="single" w:sz="8" w:space="0" w:color="000000"/>
+              <w:bottom w:val="single" w:sz="8" w:space="0" w:color="000000"/>
+              <w:right w:val="single" w:sz="8" w:space="0" w:color="000000"/>
+            </w:tcBorders>
+            <w:tcMar>
+              <w:top w:w="100" w:type="dxa"/>
+              <w:left w:w="100" w:type="dxa"/>
+              <w:bottom w:w="100" w:type="dxa"/>
+              <w:right w:w="100" w:type="dxa"/>
+            </w:tcMar>
+            <w:hideMark/>
+          </w:tcPr>
+          <w:p>
+            <w:pPr>
+              <w:rPr>
+                <w:lang w:val="en-US"/>
+              </w:rPr>
+            </w:pPr>
+            <w:r>
+              <w:rPr>
+                <w:lang w:val="en-US"/>
+              </w:rPr>
+              <w:t>List all files that did not open correctly:</w:t>
+            </w:r>
+            <w:r>
+              <w:rPr>
+                <w:lang w:val="en-US"/>
+              </w:rPr>
+              <w:br/>
+            </w:r>
+            <w:r>
               <w:t xml:space="preserve">{% if </w:t>
             </w:r>
-            <w:proofErr w:type="spellStart"/>
-            <w:r>
-              <w:rPr>
-                <w:lang w:val="en-US"/>
-              </w:rPr>
-              <w:t>template_dict.file_ext.comments|length</w:t>
-            </w:r>
-            <w:proofErr w:type="spellEnd"/>
-            <w:r>
-              <w:rPr>
-                <w:lang w:val="en-US"/>
-              </w:rPr>
-              <w:t xml:space="preserve"> == 0 %}X{% endif %}</w:t>
-            </w:r>
-          </w:p>
-        </w:tc>
-        <w:tc>
-          <w:tcPr>
-            <w:tcW w:w="0" w:type="auto"/>
-            <w:tcBorders>
-              <w:top w:val="single" w:sz="8" w:space="0" w:color="000000"/>
-              <w:left w:val="single" w:sz="8" w:space="0" w:color="000000"/>
-              <w:bottom w:val="single" w:sz="8" w:space="0" w:color="000000"/>
-              <w:right w:val="single" w:sz="8" w:space="0" w:color="000000"/>
-            </w:tcBorders>
-            <w:tcMar>
-              <w:top w:w="100" w:type="dxa"/>
-              <w:left w:w="100" w:type="dxa"/>
-              <w:bottom w:w="100" w:type="dxa"/>
-              <w:right w:w="100" w:type="dxa"/>
-            </w:tcMar>
-            <w:hideMark/>
-          </w:tcPr>
-          <w:p>
-            <w:pPr>
-              <w:rPr>
-                <w:lang w:val="en-US"/>
-              </w:rPr>
-            </w:pPr>
-            <w:r>
-              <w:rPr>
-                <w:lang w:val="en-US"/>
-              </w:rPr>
-              <w:t xml:space="preserve">{% if </w:t>
-            </w:r>
-            <w:proofErr w:type="spellStart"/>
-            <w:r>
-              <w:rPr>
-                <w:lang w:val="en-US"/>
-              </w:rPr>
-              <w:t>template_dict.file_ext.comments|length</w:t>
-            </w:r>
-            <w:proofErr w:type="spellEnd"/>
-            <w:r>
-              <w:rPr>
-                <w:lang w:val="en-US"/>
-              </w:rPr>
-              <w:t xml:space="preserve"> &gt; 0 %}X{% endif %}</w:t>
-            </w:r>
-          </w:p>
-        </w:tc>
-        <w:tc>
-          <w:tcPr>
-            <w:tcW w:w="0" w:type="auto"/>
-            <w:tcBorders>
-              <w:top w:val="single" w:sz="8" w:space="0" w:color="000000"/>
-              <w:left w:val="single" w:sz="8" w:space="0" w:color="000000"/>
-              <w:bottom w:val="single" w:sz="8" w:space="0" w:color="000000"/>
-              <w:right w:val="single" w:sz="8" w:space="0" w:color="000000"/>
-            </w:tcBorders>
-            <w:tcMar>
-              <w:top w:w="100" w:type="dxa"/>
-              <w:left w:w="100" w:type="dxa"/>
-              <w:bottom w:w="100" w:type="dxa"/>
-              <w:right w:w="100" w:type="dxa"/>
-            </w:tcMar>
-            <w:hideMark/>
-          </w:tcPr>
-          <w:p>
-            <w:pPr>
-              <w:rPr>
-                <w:lang w:val="en-US"/>
-              </w:rPr>
-            </w:pPr>
-          </w:p>
-        </w:tc>
-        <w:tc>
-          <w:tcPr>
-            <w:tcW w:w="0" w:type="auto"/>
-            <w:tcBorders>
-              <w:top w:val="single" w:sz="8" w:space="0" w:color="000000"/>
-              <w:left w:val="single" w:sz="8" w:space="0" w:color="000000"/>
-              <w:bottom w:val="single" w:sz="8" w:space="0" w:color="000000"/>
-              <w:right w:val="single" w:sz="8" w:space="0" w:color="000000"/>
-            </w:tcBorders>
-            <w:tcMar>
-              <w:top w:w="100" w:type="dxa"/>
-              <w:left w:w="100" w:type="dxa"/>
-              <w:bottom w:w="100" w:type="dxa"/>
-              <w:right w:w="100" w:type="dxa"/>
-            </w:tcMar>
-            <w:hideMark/>
-          </w:tcPr>
-          <w:p>
-            <w:pPr>
-              <w:rPr>
-                <w:lang w:val="en-US"/>
-              </w:rPr>
-            </w:pPr>
-          </w:p>
-        </w:tc>
-        <w:tc>
-          <w:tcPr>
-            <w:tcW w:w="0" w:type="auto"/>
-            <w:tcBorders>
-              <w:top w:val="single" w:sz="8" w:space="0" w:color="000000"/>
-              <w:left w:val="single" w:sz="8" w:space="0" w:color="000000"/>
-              <w:bottom w:val="single" w:sz="8" w:space="0" w:color="000000"/>
-              <w:right w:val="single" w:sz="8" w:space="0" w:color="000000"/>
-            </w:tcBorders>
-            <w:tcMar>
-              <w:top w:w="100" w:type="dxa"/>
-              <w:left w:w="100" w:type="dxa"/>
-              <w:bottom w:w="100" w:type="dxa"/>
-              <w:right w:w="100" w:type="dxa"/>
-            </w:tcMar>
-            <w:hideMark/>
-          </w:tcPr>
-          <w:p>
-            <w:pPr>
-              <w:rPr>
-                <w:lang w:val="en-US"/>
-              </w:rPr>
-            </w:pPr>
-          </w:p>
-        </w:tc>
-        <w:tc>
-          <w:tcPr>
-            <w:tcW w:w="0" w:type="auto"/>
-            <w:tcBorders>
-              <w:top w:val="single" w:sz="8" w:space="0" w:color="000000"/>
-              <w:left w:val="single" w:sz="8" w:space="0" w:color="000000"/>
-              <w:bottom w:val="single" w:sz="8" w:space="0" w:color="000000"/>
-              <w:right w:val="single" w:sz="8" w:space="0" w:color="000000"/>
-            </w:tcBorders>
-            <w:tcMar>
-              <w:top w:w="100" w:type="dxa"/>
-              <w:left w:w="100" w:type="dxa"/>
-              <w:bottom w:w="100" w:type="dxa"/>
-              <w:right w:w="100" w:type="dxa"/>
-            </w:tcMar>
-            <w:hideMark/>
-          </w:tcPr>
-          <w:p>
-            <w:pPr>
-              <w:rPr>
-                <w:lang w:val="en-US"/>
-              </w:rPr>
-            </w:pPr>
-            <w:r>
-              <w:rPr>
-                <w:lang w:val="en-US"/>
-              </w:rPr>
-              <w:t>List all files that did not open correctly:</w:t>
-            </w:r>
-            <w:r>
-              <w:rPr>
-                <w:lang w:val="en-US"/>
-              </w:rPr>
-              <w:br/>
-            </w:r>
-            <w:r>
-              <w:rPr>
-                <w:lang w:val="en-US"/>
-              </w:rPr>
-              <w:t xml:space="preserve">{% for item in </w:t>
-            </w:r>
-            <w:proofErr w:type="spellStart"/>
             <w:r>
               <w:rPr>
                 <w:lang w:val="en-US"/>
               </w:rPr>
               <w:t>template_dict.file_open.comments</w:t>
             </w:r>
-            <w:proofErr w:type="spellEnd"/>
-            <w:r>
-              <w:rPr>
-                <w:lang w:val="en-US"/>
-              </w:rPr>
+            <w:r>
+              <w:t xml:space="preserve"> |length &gt; 0</w:t>
+            </w:r>
+            <w:r>
               <w:t xml:space="preserve"> %}</w:t>
+            </w:r>
+            <w:r>
+              <w:rPr>
+                <w:lang w:val="en-US"/>
+              </w:rPr>
+              <w:t>{% for item in template_dict.file_open.comments %}</w:t>
             </w:r>
           </w:p>
           <w:p>
@@ -3388,82 +3092,57 @@
               <w:rPr>
                 <w:lang w:val="en-US"/>
               </w:rPr>
-              <w:t xml:space="preserve">{{ </w:t>
-            </w:r>
-            <w:proofErr w:type="spellStart"/>
-            <w:r>
-              <w:rPr>
-                <w:lang w:val="en-US"/>
-              </w:rPr>
-              <w:t>item.file_name</w:t>
-            </w:r>
-            <w:proofErr w:type="spellEnd"/>
-            <w:r>
-              <w:rPr>
-                <w:lang w:val="en-US"/>
-              </w:rPr>
-              <w:t xml:space="preserve"> }}{% </w:t>
-            </w:r>
-            <w:proofErr w:type="spellStart"/>
-            <w:r>
-              <w:rPr>
-                <w:lang w:val="en-US"/>
-              </w:rPr>
-              <w:t>endfor</w:t>
-            </w:r>
-            <w:proofErr w:type="spellEnd"/>
-            <w:r>
-              <w:rPr>
-                <w:lang w:val="en-US"/>
-              </w:rPr>
+              <w:t>{{ item.file_name }}{% endfor %}</w:t>
+            </w:r>
+          </w:p>
+          <w:p>
+            <w:pPr>
+              <w:rPr>
+                <w:lang w:val="en-US"/>
+              </w:rPr>
+            </w:pPr>
+            <w:r>
+              <w:t>{% else %}(NONE){% endif %}</w:t>
+            </w:r>
+          </w:p>
+          <w:p>
+            <w:pPr>
+              <w:rPr>
+                <w:lang w:val="en-US"/>
+              </w:rPr>
+            </w:pPr>
+            <w:r>
+              <w:rPr>
+                <w:lang w:val="en-US"/>
+              </w:rPr>
+              <w:t>List all files that were not checked:</w:t>
+            </w:r>
+            <w:r>
+              <w:rPr>
+                <w:lang w:val="en-US"/>
+              </w:rPr>
+              <w:br/>
+            </w:r>
+            <w:r>
+              <w:t xml:space="preserve">{% if </w:t>
+            </w:r>
+            <w:r>
+              <w:rPr>
+                <w:lang w:val="en-US"/>
+              </w:rPr>
+              <w:t>template_dict.file_open.not_checked</w:t>
+            </w:r>
+            <w:r>
+              <w:t xml:space="preserve"> |length &gt; 0</w:t>
+            </w:r>
+            <w:r>
               <w:t xml:space="preserve"> %}</w:t>
             </w:r>
-          </w:p>
-          <w:p>
-            <w:pPr>
-              <w:ind w:left="360"/>
-              <w:rPr>
-                <w:lang w:val="en-US"/>
-              </w:rPr>
-            </w:pPr>
-          </w:p>
-          <w:p>
-            <w:pPr>
-              <w:rPr>
-                <w:lang w:val="en-US"/>
-              </w:rPr>
-            </w:pPr>
-            <w:r>
-              <w:rPr>
-                <w:lang w:val="en-US"/>
-              </w:rPr>
-              <w:t>List all files that were not checked:</w:t>
-            </w:r>
-            <w:r>
-              <w:rPr>
-                <w:lang w:val="en-US"/>
-              </w:rPr>
-              <w:br/>
-            </w:r>
-            <w:r>
-              <w:rPr>
-                <w:lang w:val="en-US"/>
-              </w:rPr>
-              <w:t xml:space="preserve">{% for item in </w:t>
-            </w:r>
-            <w:proofErr w:type="spellStart"/>
-            <w:r>
-              <w:rPr>
-                <w:lang w:val="en-US"/>
-              </w:rPr>
-              <w:t>template_dict.file_open.not_checked</w:t>
-            </w:r>
-            <w:proofErr w:type="spellEnd"/>
-            <w:r>
-              <w:rPr>
-                <w:lang w:val="en-US"/>
-              </w:rPr>
-              <w:t xml:space="preserve"> %}</w:t>
+            <w:r>
+              <w:rPr>
+                <w:lang w:val="en-US"/>
+              </w:rPr>
+              <w:t>{% for item in template_dict.file_open.not_checked %}</w:t>
             </w:r>
           </w:p>
           <w:p>
@@ -3481,43 +3160,18 @@
               <w:rPr>
                 <w:lang w:val="en-US"/>
               </w:rPr>
-              <w:t xml:space="preserve">{{ </w:t>
-            </w:r>
-            <w:proofErr w:type="spellStart"/>
-            <w:r>
-              <w:rPr>
-                <w:lang w:val="en-US"/>
-              </w:rPr>
-              <w:t>item.file_name</w:t>
-            </w:r>
-            <w:proofErr w:type="spellEnd"/>
-            <w:r>
-              <w:rPr>
-                <w:lang w:val="en-US"/>
-              </w:rPr>
-              <w:t xml:space="preserve"> }}{% </w:t>
-            </w:r>
-            <w:proofErr w:type="spellStart"/>
-            <w:r>
-              <w:rPr>
-                <w:lang w:val="en-US"/>
-              </w:rPr>
-              <w:t>endfor</w:t>
-            </w:r>
-            <w:proofErr w:type="spellEnd"/>
-            <w:r>
-              <w:rPr>
-                <w:lang w:val="en-US"/>
-              </w:rPr>
-              <w:t xml:space="preserve"> %}</w:t>
-            </w:r>
-          </w:p>
-          <w:p>
-            <w:pPr>
-              <w:rPr>
-                <w:lang w:val="en-US"/>
-              </w:rPr>
-            </w:pPr>
+              <w:t>{{ item.file_name }}{% endfor %}</w:t>
+            </w:r>
+          </w:p>
+          <w:p>
+            <w:pPr>
+              <w:rPr>
+                <w:lang w:val="en-US"/>
+              </w:rPr>
+            </w:pPr>
+            <w:r>
+              <w:t>{% else %}(NONE){% endif %}</w:t>
+            </w:r>
           </w:p>
         </w:tc>
         <w:tc>
@@ -3720,91 +3374,63 @@
               <w:rPr>
                 <w:lang w:val="en-US"/>
               </w:rPr>
-              <w:t xml:space="preserve">{% if </w:t>
-            </w:r>
-            <w:proofErr w:type="spellStart"/>
-            <w:r>
-              <w:rPr>
-                <w:lang w:val="en-US"/>
-              </w:rPr>
-              <w:t>template_dict.special_characters.comments|length</w:t>
-            </w:r>
-            <w:proofErr w:type="spellEnd"/>
-            <w:r>
-              <w:rPr>
-                <w:lang w:val="en-US"/>
-              </w:rPr>
-              <w:t xml:space="preserve"> == 0 %}X{% endif %}</w:t>
-            </w:r>
-          </w:p>
-        </w:tc>
-        <w:tc>
-          <w:tcPr>
-            <w:tcW w:w="0" w:type="auto"/>
-            <w:tcBorders>
-              <w:top w:val="single" w:sz="8" w:space="0" w:color="000000"/>
-              <w:left w:val="single" w:sz="8" w:space="0" w:color="000000"/>
-              <w:bottom w:val="single" w:sz="8" w:space="0" w:color="000000"/>
-              <w:right w:val="single" w:sz="8" w:space="0" w:color="000000"/>
-            </w:tcBorders>
-            <w:tcMar>
-              <w:top w:w="100" w:type="dxa"/>
-              <w:left w:w="100" w:type="dxa"/>
-              <w:bottom w:w="100" w:type="dxa"/>
-              <w:right w:w="100" w:type="dxa"/>
-            </w:tcMar>
-            <w:hideMark/>
-          </w:tcPr>
-          <w:p>
-            <w:pPr>
-              <w:rPr>
-                <w:lang w:val="en-US"/>
-              </w:rPr>
-            </w:pPr>
-          </w:p>
-        </w:tc>
-        <w:tc>
-          <w:tcPr>
-            <w:tcW w:w="0" w:type="auto"/>
-            <w:tcBorders>
-              <w:top w:val="single" w:sz="8" w:space="0" w:color="000000"/>
-              <w:left w:val="single" w:sz="8" w:space="0" w:color="000000"/>
-              <w:bottom w:val="single" w:sz="8" w:space="0" w:color="000000"/>
-              <w:right w:val="single" w:sz="8" w:space="0" w:color="000000"/>
-            </w:tcBorders>
-            <w:tcMar>
-              <w:top w:w="100" w:type="dxa"/>
-              <w:left w:w="100" w:type="dxa"/>
-              <w:bottom w:w="100" w:type="dxa"/>
-              <w:right w:w="100" w:type="dxa"/>
-            </w:tcMar>
-            <w:hideMark/>
-          </w:tcPr>
-          <w:p>
-            <w:pPr>
-              <w:rPr>
-                <w:lang w:val="en-US"/>
-              </w:rPr>
-            </w:pPr>
-            <w:r>
-              <w:rPr>
-                <w:lang w:val="en-US"/>
-              </w:rPr>
-              <w:t xml:space="preserve">{% if </w:t>
-            </w:r>
-            <w:proofErr w:type="spellStart"/>
-            <w:r>
-              <w:rPr>
-                <w:lang w:val="en-US"/>
-              </w:rPr>
-              <w:t>template_dict.special_characters.comments|length</w:t>
-            </w:r>
-            <w:proofErr w:type="spellEnd"/>
-            <w:r>
-              <w:rPr>
-                <w:lang w:val="en-US"/>
-              </w:rPr>
-              <w:t xml:space="preserve"> &gt; 0 %}X{% endif %}</w:t>
+              <w:t>{% if template_dict.special_characters.comments|length == 0 %}X{% endif %}</w:t>
+            </w:r>
+          </w:p>
+        </w:tc>
+        <w:tc>
+          <w:tcPr>
+            <w:tcW w:w="0" w:type="auto"/>
+            <w:tcBorders>
+              <w:top w:val="single" w:sz="8" w:space="0" w:color="000000"/>
+              <w:left w:val="single" w:sz="8" w:space="0" w:color="000000"/>
+              <w:bottom w:val="single" w:sz="8" w:space="0" w:color="000000"/>
+              <w:right w:val="single" w:sz="8" w:space="0" w:color="000000"/>
+            </w:tcBorders>
+            <w:tcMar>
+              <w:top w:w="100" w:type="dxa"/>
+              <w:left w:w="100" w:type="dxa"/>
+              <w:bottom w:w="100" w:type="dxa"/>
+              <w:right w:w="100" w:type="dxa"/>
+            </w:tcMar>
+            <w:hideMark/>
+          </w:tcPr>
+          <w:p>
+            <w:pPr>
+              <w:rPr>
+                <w:lang w:val="en-US"/>
+              </w:rPr>
+            </w:pPr>
+          </w:p>
+        </w:tc>
+        <w:tc>
+          <w:tcPr>
+            <w:tcW w:w="0" w:type="auto"/>
+            <w:tcBorders>
+              <w:top w:val="single" w:sz="8" w:space="0" w:color="000000"/>
+              <w:left w:val="single" w:sz="8" w:space="0" w:color="000000"/>
+              <w:bottom w:val="single" w:sz="8" w:space="0" w:color="000000"/>
+              <w:right w:val="single" w:sz="8" w:space="0" w:color="000000"/>
+            </w:tcBorders>
+            <w:tcMar>
+              <w:top w:w="100" w:type="dxa"/>
+              <w:left w:w="100" w:type="dxa"/>
+              <w:bottom w:w="100" w:type="dxa"/>
+              <w:right w:w="100" w:type="dxa"/>
+            </w:tcMar>
+            <w:hideMark/>
+          </w:tcPr>
+          <w:p>
+            <w:pPr>
+              <w:rPr>
+                <w:lang w:val="en-US"/>
+              </w:rPr>
+            </w:pPr>
+            <w:r>
+              <w:rPr>
+                <w:lang w:val="en-US"/>
+              </w:rPr>
+              <w:t>{% if template_dict.special_characters.comments|length &gt; 0 %}X{% endif %}</w:t>
             </w:r>
           </w:p>
         </w:tc>
@@ -3894,24 +3520,25 @@
               <w:br/>
             </w:r>
             <w:r>
-              <w:rPr>
-                <w:lang w:val="en-US"/>
-              </w:rPr>
-              <w:t xml:space="preserve">{% for item in </w:t>
-            </w:r>
-            <w:proofErr w:type="spellStart"/>
-            <w:r>
-              <w:rPr>
-                <w:lang w:val="en-US"/>
-              </w:rPr>
-              <w:t>template_dict.special_characters.comments</w:t>
-            </w:r>
-            <w:proofErr w:type="spellEnd"/>
-            <w:r>
-              <w:rPr>
-                <w:lang w:val="en-US"/>
-              </w:rPr>
+              <w:t>{% if template_dict.restricted_files.comment</w:t>
+            </w:r>
+            <w:r>
+              <w:rPr>
+                <w:rFonts w:hint="eastAsia"/>
+              </w:rPr>
+              <w:t>s</w:t>
+            </w:r>
+            <w:r>
+              <w:t>|length &gt; 0</w:t>
+            </w:r>
+            <w:r>
               <w:t xml:space="preserve"> %}</w:t>
+            </w:r>
+            <w:r>
+              <w:rPr>
+                <w:lang w:val="en-US"/>
+              </w:rPr>
+              <w:t>{% for item in template_dict.special_characters.comments %}</w:t>
             </w:r>
           </w:p>
           <w:p>
@@ -3921,43 +3548,27 @@
                 <w:ilvl w:val="0"/>
                 <w:numId w:val="25"/>
               </w:numPr>
-              <w:rPr>
-                <w:lang w:val="en-US"/>
-              </w:rPr>
-            </w:pPr>
-            <w:r>
-              <w:rPr>
-                <w:lang w:val="en-US"/>
-              </w:rPr>
-              <w:t xml:space="preserve">{{ </w:t>
-            </w:r>
-            <w:proofErr w:type="spellStart"/>
-            <w:r>
-              <w:rPr>
-                <w:lang w:val="en-US"/>
-              </w:rPr>
-              <w:t>item.file_name</w:t>
-            </w:r>
-            <w:proofErr w:type="spellEnd"/>
-            <w:r>
-              <w:rPr>
-                <w:lang w:val="en-US"/>
-              </w:rPr>
-              <w:t xml:space="preserve"> }}{% </w:t>
-            </w:r>
-            <w:proofErr w:type="spellStart"/>
-            <w:r>
-              <w:rPr>
-                <w:lang w:val="en-US"/>
-              </w:rPr>
-              <w:t>endfor</w:t>
-            </w:r>
-            <w:proofErr w:type="spellEnd"/>
-            <w:r>
-              <w:rPr>
-                <w:lang w:val="en-US"/>
-              </w:rPr>
-              <w:t xml:space="preserve"> %}</w:t>
+            </w:pPr>
+            <w:r>
+              <w:rPr>
+                <w:lang w:val="en-US"/>
+              </w:rPr>
+              <w:t>{{ item.file_name }}{% endfor %}</w:t>
+            </w:r>
+          </w:p>
+          <w:p>
+            <w:pPr>
+              <w:pStyle w:val="ListParagraph"/>
+              <w:numPr>
+                <w:ilvl w:val="0"/>
+                <w:numId w:val="25"/>
+              </w:numPr>
+              <w:rPr>
+                <w:lang w:val="en-US"/>
+              </w:rPr>
+            </w:pPr>
+            <w:r>
+              <w:t>{% else %}(NONE){% endif %}</w:t>
             </w:r>
           </w:p>
         </w:tc>
@@ -4129,14 +3740,14 @@
               <w:rPr>
                 <w:lang w:val="en-US"/>
               </w:rPr>
-              <w:t xml:space="preserve">Not all the files require a file extension (e.g. a README file can either be ‘README’ or ‘README.md’). Curator </w:t>
+              <w:t xml:space="preserve">Not all the files require a file extension (e.g. a README file can either be </w:t>
             </w:r>
             <w:r>
               <w:rPr>
                 <w:lang w:val="en-US"/>
               </w:rPr>
               <w:lastRenderedPageBreak/>
-              <w:t>needs to check on a case-by-case basis.</w:t>
+              <w:t>‘README’ or ‘README.md’). Curator needs to check on a case-by-case basis.</w:t>
             </w:r>
           </w:p>
         </w:tc>
@@ -4168,211 +3779,184 @@
                 <w:lang w:val="en-US"/>
               </w:rPr>
               <w:lastRenderedPageBreak/>
+              <w:t xml:space="preserve">{% if template_dict.readme_file.comments|length </w:t>
+            </w:r>
+            <w:r>
+              <w:rPr>
+                <w:rFonts w:hint="eastAsia"/>
+                <w:lang w:val="en-US"/>
+              </w:rPr>
+              <w:t>==</w:t>
+            </w:r>
+            <w:r>
+              <w:rPr>
+                <w:lang w:val="en-US"/>
+              </w:rPr>
+              <w:t xml:space="preserve"> 0 %}X{% endif %}</w:t>
+            </w:r>
+          </w:p>
+        </w:tc>
+        <w:tc>
+          <w:tcPr>
+            <w:tcW w:w="0" w:type="auto"/>
+            <w:tcBorders>
+              <w:top w:val="single" w:sz="8" w:space="0" w:color="000000"/>
+              <w:left w:val="single" w:sz="8" w:space="0" w:color="000000"/>
+              <w:bottom w:val="single" w:sz="8" w:space="0" w:color="000000"/>
+              <w:right w:val="single" w:sz="8" w:space="0" w:color="000000"/>
+            </w:tcBorders>
+            <w:tcMar>
+              <w:top w:w="100" w:type="dxa"/>
+              <w:left w:w="100" w:type="dxa"/>
+              <w:bottom w:w="100" w:type="dxa"/>
+              <w:right w:w="100" w:type="dxa"/>
+            </w:tcMar>
+            <w:hideMark/>
+          </w:tcPr>
+          <w:p>
+            <w:pPr>
+              <w:rPr>
+                <w:lang w:val="en-US"/>
+              </w:rPr>
+            </w:pPr>
+            <w:r>
+              <w:rPr>
+                <w:lang w:val="en-US"/>
+              </w:rPr>
+              <w:t>{% if template_dict.file_ext.comments|length &gt; 0 %}X{% endif %}</w:t>
+            </w:r>
+          </w:p>
+        </w:tc>
+        <w:tc>
+          <w:tcPr>
+            <w:tcW w:w="0" w:type="auto"/>
+            <w:tcBorders>
+              <w:top w:val="single" w:sz="8" w:space="0" w:color="000000"/>
+              <w:left w:val="single" w:sz="8" w:space="0" w:color="000000"/>
+              <w:bottom w:val="single" w:sz="8" w:space="0" w:color="000000"/>
+              <w:right w:val="single" w:sz="8" w:space="0" w:color="000000"/>
+            </w:tcBorders>
+            <w:tcMar>
+              <w:top w:w="100" w:type="dxa"/>
+              <w:left w:w="100" w:type="dxa"/>
+              <w:bottom w:w="100" w:type="dxa"/>
+              <w:right w:w="100" w:type="dxa"/>
+            </w:tcMar>
+            <w:hideMark/>
+          </w:tcPr>
+          <w:p>
+            <w:pPr>
+              <w:rPr>
+                <w:lang w:val="en-US"/>
+              </w:rPr>
+            </w:pPr>
+          </w:p>
+        </w:tc>
+        <w:tc>
+          <w:tcPr>
+            <w:tcW w:w="0" w:type="auto"/>
+            <w:tcBorders>
+              <w:top w:val="single" w:sz="8" w:space="0" w:color="000000"/>
+              <w:left w:val="single" w:sz="8" w:space="0" w:color="000000"/>
+              <w:bottom w:val="single" w:sz="8" w:space="0" w:color="000000"/>
+              <w:right w:val="single" w:sz="8" w:space="0" w:color="000000"/>
+            </w:tcBorders>
+            <w:tcMar>
+              <w:top w:w="100" w:type="dxa"/>
+              <w:left w:w="100" w:type="dxa"/>
+              <w:bottom w:w="100" w:type="dxa"/>
+              <w:right w:w="100" w:type="dxa"/>
+            </w:tcMar>
+            <w:hideMark/>
+          </w:tcPr>
+          <w:p>
+            <w:pPr>
+              <w:rPr>
+                <w:lang w:val="en-US"/>
+              </w:rPr>
+            </w:pPr>
+          </w:p>
+        </w:tc>
+        <w:tc>
+          <w:tcPr>
+            <w:tcW w:w="0" w:type="auto"/>
+            <w:tcBorders>
+              <w:top w:val="single" w:sz="8" w:space="0" w:color="000000"/>
+              <w:left w:val="single" w:sz="8" w:space="0" w:color="000000"/>
+              <w:bottom w:val="single" w:sz="8" w:space="0" w:color="000000"/>
+              <w:right w:val="single" w:sz="8" w:space="0" w:color="000000"/>
+            </w:tcBorders>
+            <w:tcMar>
+              <w:top w:w="100" w:type="dxa"/>
+              <w:left w:w="100" w:type="dxa"/>
+              <w:bottom w:w="100" w:type="dxa"/>
+              <w:right w:w="100" w:type="dxa"/>
+            </w:tcMar>
+            <w:hideMark/>
+          </w:tcPr>
+          <w:p>
+            <w:pPr>
+              <w:rPr>
+                <w:lang w:val="en-US"/>
+              </w:rPr>
+            </w:pPr>
+          </w:p>
+        </w:tc>
+        <w:tc>
+          <w:tcPr>
+            <w:tcW w:w="0" w:type="auto"/>
+            <w:tcBorders>
+              <w:top w:val="single" w:sz="8" w:space="0" w:color="000000"/>
+              <w:left w:val="single" w:sz="8" w:space="0" w:color="000000"/>
+              <w:bottom w:val="single" w:sz="8" w:space="0" w:color="000000"/>
+              <w:right w:val="single" w:sz="8" w:space="0" w:color="000000"/>
+            </w:tcBorders>
+            <w:tcMar>
+              <w:top w:w="100" w:type="dxa"/>
+              <w:left w:w="100" w:type="dxa"/>
+              <w:bottom w:w="100" w:type="dxa"/>
+              <w:right w:w="100" w:type="dxa"/>
+            </w:tcMar>
+            <w:hideMark/>
+          </w:tcPr>
+          <w:p>
+            <w:pPr>
+              <w:rPr>
+                <w:lang w:val="en-US"/>
+              </w:rPr>
+            </w:pPr>
+            <w:r>
+              <w:rPr>
+                <w:lang w:val="en-US"/>
+              </w:rPr>
+              <w:t>List all files that do not contain file extensions:</w:t>
+            </w:r>
+            <w:r>
+              <w:rPr>
+                <w:lang w:val="en-US"/>
+              </w:rPr>
+              <w:br/>
+            </w:r>
+            <w:r>
               <w:t xml:space="preserve">{% if </w:t>
             </w:r>
-            <w:proofErr w:type="spellStart"/>
-            <w:r>
-              <w:rPr>
-                <w:lang w:val="en-US"/>
-              </w:rPr>
-              <w:t>template_dict.readme_file.comments|length</w:t>
-            </w:r>
-            <w:proofErr w:type="spellEnd"/>
-            <w:r>
-              <w:rPr>
-                <w:lang w:val="en-US"/>
-              </w:rPr>
-              <w:t xml:space="preserve"> </w:t>
-            </w:r>
-            <w:r>
-              <w:rPr>
-                <w:rFonts w:hint="eastAsia"/>
-                <w:lang w:val="en-US"/>
-              </w:rPr>
-              <w:t>==</w:t>
-            </w:r>
-            <w:r>
-              <w:rPr>
-                <w:lang w:val="en-US"/>
-              </w:rPr>
-              <w:t xml:space="preserve"> 0 %}X{% endif %}</w:t>
-            </w:r>
-          </w:p>
-        </w:tc>
-        <w:tc>
-          <w:tcPr>
-            <w:tcW w:w="0" w:type="auto"/>
-            <w:tcBorders>
-              <w:top w:val="single" w:sz="8" w:space="0" w:color="000000"/>
-              <w:left w:val="single" w:sz="8" w:space="0" w:color="000000"/>
-              <w:bottom w:val="single" w:sz="8" w:space="0" w:color="000000"/>
-              <w:right w:val="single" w:sz="8" w:space="0" w:color="000000"/>
-            </w:tcBorders>
-            <w:tcMar>
-              <w:top w:w="100" w:type="dxa"/>
-              <w:left w:w="100" w:type="dxa"/>
-              <w:bottom w:w="100" w:type="dxa"/>
-              <w:right w:w="100" w:type="dxa"/>
-            </w:tcMar>
-            <w:hideMark/>
-          </w:tcPr>
-          <w:p>
-            <w:pPr>
-              <w:rPr>
-                <w:lang w:val="en-US"/>
-              </w:rPr>
-            </w:pPr>
-            <w:r>
-              <w:rPr>
-                <w:lang w:val="en-US"/>
-              </w:rPr>
-              <w:t xml:space="preserve">{% if </w:t>
-            </w:r>
-            <w:proofErr w:type="spellStart"/>
-            <w:r>
-              <w:rPr>
-                <w:lang w:val="en-US"/>
-              </w:rPr>
-              <w:t>template_dict.file_ext.comments|length</w:t>
-            </w:r>
-            <w:proofErr w:type="spellEnd"/>
-            <w:r>
-              <w:rPr>
-                <w:lang w:val="en-US"/>
-              </w:rPr>
-              <w:t xml:space="preserve"> &gt; 0 %}X{% endif %}</w:t>
-            </w:r>
-          </w:p>
-        </w:tc>
-        <w:tc>
-          <w:tcPr>
-            <w:tcW w:w="0" w:type="auto"/>
-            <w:tcBorders>
-              <w:top w:val="single" w:sz="8" w:space="0" w:color="000000"/>
-              <w:left w:val="single" w:sz="8" w:space="0" w:color="000000"/>
-              <w:bottom w:val="single" w:sz="8" w:space="0" w:color="000000"/>
-              <w:right w:val="single" w:sz="8" w:space="0" w:color="000000"/>
-            </w:tcBorders>
-            <w:tcMar>
-              <w:top w:w="100" w:type="dxa"/>
-              <w:left w:w="100" w:type="dxa"/>
-              <w:bottom w:w="100" w:type="dxa"/>
-              <w:right w:w="100" w:type="dxa"/>
-            </w:tcMar>
-            <w:hideMark/>
-          </w:tcPr>
-          <w:p>
-            <w:pPr>
-              <w:rPr>
-                <w:lang w:val="en-US"/>
-              </w:rPr>
-            </w:pPr>
-          </w:p>
-        </w:tc>
-        <w:tc>
-          <w:tcPr>
-            <w:tcW w:w="0" w:type="auto"/>
-            <w:tcBorders>
-              <w:top w:val="single" w:sz="8" w:space="0" w:color="000000"/>
-              <w:left w:val="single" w:sz="8" w:space="0" w:color="000000"/>
-              <w:bottom w:val="single" w:sz="8" w:space="0" w:color="000000"/>
-              <w:right w:val="single" w:sz="8" w:space="0" w:color="000000"/>
-            </w:tcBorders>
-            <w:tcMar>
-              <w:top w:w="100" w:type="dxa"/>
-              <w:left w:w="100" w:type="dxa"/>
-              <w:bottom w:w="100" w:type="dxa"/>
-              <w:right w:w="100" w:type="dxa"/>
-            </w:tcMar>
-            <w:hideMark/>
-          </w:tcPr>
-          <w:p>
-            <w:pPr>
-              <w:rPr>
-                <w:lang w:val="en-US"/>
-              </w:rPr>
-            </w:pPr>
-          </w:p>
-        </w:tc>
-        <w:tc>
-          <w:tcPr>
-            <w:tcW w:w="0" w:type="auto"/>
-            <w:tcBorders>
-              <w:top w:val="single" w:sz="8" w:space="0" w:color="000000"/>
-              <w:left w:val="single" w:sz="8" w:space="0" w:color="000000"/>
-              <w:bottom w:val="single" w:sz="8" w:space="0" w:color="000000"/>
-              <w:right w:val="single" w:sz="8" w:space="0" w:color="000000"/>
-            </w:tcBorders>
-            <w:tcMar>
-              <w:top w:w="100" w:type="dxa"/>
-              <w:left w:w="100" w:type="dxa"/>
-              <w:bottom w:w="100" w:type="dxa"/>
-              <w:right w:w="100" w:type="dxa"/>
-            </w:tcMar>
-            <w:hideMark/>
-          </w:tcPr>
-          <w:p>
-            <w:pPr>
-              <w:rPr>
-                <w:lang w:val="en-US"/>
-              </w:rPr>
-            </w:pPr>
-          </w:p>
-        </w:tc>
-        <w:tc>
-          <w:tcPr>
-            <w:tcW w:w="0" w:type="auto"/>
-            <w:tcBorders>
-              <w:top w:val="single" w:sz="8" w:space="0" w:color="000000"/>
-              <w:left w:val="single" w:sz="8" w:space="0" w:color="000000"/>
-              <w:bottom w:val="single" w:sz="8" w:space="0" w:color="000000"/>
-              <w:right w:val="single" w:sz="8" w:space="0" w:color="000000"/>
-            </w:tcBorders>
-            <w:tcMar>
-              <w:top w:w="100" w:type="dxa"/>
-              <w:left w:w="100" w:type="dxa"/>
-              <w:bottom w:w="100" w:type="dxa"/>
-              <w:right w:w="100" w:type="dxa"/>
-            </w:tcMar>
-            <w:hideMark/>
-          </w:tcPr>
-          <w:p>
-            <w:pPr>
-              <w:rPr>
-                <w:lang w:val="en-US"/>
-              </w:rPr>
-            </w:pPr>
-            <w:r>
-              <w:rPr>
-                <w:lang w:val="en-US"/>
-              </w:rPr>
-              <w:t>List all files that do not contain file extensions:</w:t>
-            </w:r>
-            <w:r>
-              <w:rPr>
-                <w:lang w:val="en-US"/>
-              </w:rPr>
-              <w:br/>
-            </w:r>
-            <w:r>
-              <w:rPr>
-                <w:lang w:val="en-US"/>
-              </w:rPr>
-              <w:t xml:space="preserve">{% for item in </w:t>
-            </w:r>
-            <w:proofErr w:type="spellStart"/>
             <w:r>
               <w:rPr>
                 <w:lang w:val="en-US"/>
               </w:rPr>
               <w:t>template_dict.file_ext.comments</w:t>
             </w:r>
-            <w:proofErr w:type="spellEnd"/>
-            <w:r>
-              <w:rPr>
-                <w:lang w:val="en-US"/>
-              </w:rPr>
+            <w:r>
+              <w:t xml:space="preserve"> |length &gt; 0</w:t>
+            </w:r>
+            <w:r>
               <w:t xml:space="preserve"> %}</w:t>
+            </w:r>
+            <w:r>
+              <w:rPr>
+                <w:lang w:val="en-US"/>
+              </w:rPr>
+              <w:t>{% for item in template_dict.file_ext.comments %}</w:t>
             </w:r>
           </w:p>
           <w:p>
@@ -4382,43 +3966,21 @@
                 <w:ilvl w:val="0"/>
                 <w:numId w:val="26"/>
               </w:numPr>
-              <w:rPr>
-                <w:lang w:val="en-US"/>
-              </w:rPr>
-            </w:pPr>
-            <w:r>
-              <w:rPr>
-                <w:lang w:val="en-US"/>
-              </w:rPr>
-              <w:t xml:space="preserve">{{ </w:t>
-            </w:r>
-            <w:proofErr w:type="spellStart"/>
-            <w:r>
-              <w:rPr>
-                <w:lang w:val="en-US"/>
-              </w:rPr>
-              <w:t>item.file_name</w:t>
-            </w:r>
-            <w:proofErr w:type="spellEnd"/>
-            <w:r>
-              <w:rPr>
-                <w:lang w:val="en-US"/>
-              </w:rPr>
-              <w:t xml:space="preserve"> }}{% </w:t>
-            </w:r>
-            <w:proofErr w:type="spellStart"/>
-            <w:r>
-              <w:rPr>
-                <w:lang w:val="en-US"/>
-              </w:rPr>
-              <w:t>endfor</w:t>
-            </w:r>
-            <w:proofErr w:type="spellEnd"/>
-            <w:r>
-              <w:rPr>
-                <w:lang w:val="en-US"/>
-              </w:rPr>
-              <w:t xml:space="preserve"> %}</w:t>
+              <w:spacing w:line="256" w:lineRule="auto"/>
+            </w:pPr>
+            <w:r>
+              <w:rPr>
+                <w:lang w:val="en-US"/>
+              </w:rPr>
+              <w:t>{{ item.file_name }}{% endfor %}</w:t>
+            </w:r>
+          </w:p>
+          <w:p>
+            <w:pPr>
+              <w:spacing w:line="256" w:lineRule="auto"/>
+            </w:pPr>
+            <w:r>
+              <w:t>{% else %}(NONE){% endif %}</w:t>
             </w:r>
           </w:p>
         </w:tc>
@@ -4604,29 +4166,197 @@
               <w:rPr>
                 <w:lang w:val="en-US"/>
               </w:rPr>
+              <w:t>{% if template_dict.</w:t>
+            </w:r>
+            <w:r>
+              <w:rPr>
+                <w:lang w:val="en-US"/>
+              </w:rPr>
+              <w:t xml:space="preserve"> common_file_format</w:t>
+            </w:r>
+            <w:r>
+              <w:rPr>
+                <w:lang w:val="en-US"/>
+              </w:rPr>
+              <w:t xml:space="preserve">.comments|length </w:t>
+            </w:r>
+            <w:r>
+              <w:rPr>
+                <w:rFonts w:hint="eastAsia"/>
+                <w:lang w:val="en-US"/>
+              </w:rPr>
+              <w:t>==</w:t>
+            </w:r>
+            <w:r>
+              <w:rPr>
+                <w:lang w:val="en-US"/>
+              </w:rPr>
+              <w:t xml:space="preserve"> 0 %}X{% endif %}</w:t>
+            </w:r>
+          </w:p>
+        </w:tc>
+        <w:tc>
+          <w:tcPr>
+            <w:tcW w:w="0" w:type="auto"/>
+            <w:tcBorders>
+              <w:top w:val="single" w:sz="8" w:space="0" w:color="000000"/>
+              <w:left w:val="single" w:sz="8" w:space="0" w:color="000000"/>
+              <w:bottom w:val="single" w:sz="8" w:space="0" w:color="000000"/>
+              <w:right w:val="single" w:sz="8" w:space="0" w:color="000000"/>
+            </w:tcBorders>
+            <w:tcMar>
+              <w:top w:w="100" w:type="dxa"/>
+              <w:left w:w="100" w:type="dxa"/>
+              <w:bottom w:w="100" w:type="dxa"/>
+              <w:right w:w="100" w:type="dxa"/>
+            </w:tcMar>
+            <w:hideMark/>
+          </w:tcPr>
+          <w:p>
+            <w:pPr>
+              <w:rPr>
+                <w:lang w:val="en-US"/>
+              </w:rPr>
+            </w:pPr>
+          </w:p>
+        </w:tc>
+        <w:tc>
+          <w:tcPr>
+            <w:tcW w:w="0" w:type="auto"/>
+            <w:tcBorders>
+              <w:top w:val="single" w:sz="8" w:space="0" w:color="000000"/>
+              <w:left w:val="single" w:sz="8" w:space="0" w:color="000000"/>
+              <w:bottom w:val="single" w:sz="8" w:space="0" w:color="000000"/>
+              <w:right w:val="single" w:sz="8" w:space="0" w:color="000000"/>
+            </w:tcBorders>
+            <w:tcMar>
+              <w:top w:w="100" w:type="dxa"/>
+              <w:left w:w="100" w:type="dxa"/>
+              <w:bottom w:w="100" w:type="dxa"/>
+              <w:right w:w="100" w:type="dxa"/>
+            </w:tcMar>
+            <w:hideMark/>
+          </w:tcPr>
+          <w:p>
+            <w:pPr>
+              <w:rPr>
+                <w:lang w:val="en-US"/>
+              </w:rPr>
+            </w:pPr>
+            <w:r>
+              <w:rPr>
+                <w:lang w:val="en-US"/>
+              </w:rPr>
+              <w:t>{% if template_dict.</w:t>
+            </w:r>
+            <w:r>
+              <w:rPr>
+                <w:lang w:val="en-US"/>
+              </w:rPr>
+              <w:t xml:space="preserve"> common_file_format</w:t>
+            </w:r>
+            <w:r>
+              <w:rPr>
+                <w:lang w:val="en-US"/>
+              </w:rPr>
+              <w:t>.comments|length &gt; 0 %}X{% endif %}</w:t>
+            </w:r>
+          </w:p>
+        </w:tc>
+        <w:tc>
+          <w:tcPr>
+            <w:tcW w:w="0" w:type="auto"/>
+            <w:tcBorders>
+              <w:top w:val="single" w:sz="8" w:space="0" w:color="000000"/>
+              <w:left w:val="single" w:sz="8" w:space="0" w:color="000000"/>
+              <w:bottom w:val="single" w:sz="8" w:space="0" w:color="000000"/>
+              <w:right w:val="single" w:sz="8" w:space="0" w:color="000000"/>
+            </w:tcBorders>
+            <w:tcMar>
+              <w:top w:w="100" w:type="dxa"/>
+              <w:left w:w="100" w:type="dxa"/>
+              <w:bottom w:w="100" w:type="dxa"/>
+              <w:right w:w="100" w:type="dxa"/>
+            </w:tcMar>
+            <w:hideMark/>
+          </w:tcPr>
+          <w:p>
+            <w:pPr>
+              <w:rPr>
+                <w:lang w:val="en-US"/>
+              </w:rPr>
+            </w:pPr>
+          </w:p>
+        </w:tc>
+        <w:tc>
+          <w:tcPr>
+            <w:tcW w:w="0" w:type="auto"/>
+            <w:tcBorders>
+              <w:top w:val="single" w:sz="8" w:space="0" w:color="000000"/>
+              <w:left w:val="single" w:sz="8" w:space="0" w:color="000000"/>
+              <w:bottom w:val="single" w:sz="8" w:space="0" w:color="000000"/>
+              <w:right w:val="single" w:sz="8" w:space="0" w:color="000000"/>
+            </w:tcBorders>
+            <w:tcMar>
+              <w:top w:w="100" w:type="dxa"/>
+              <w:left w:w="100" w:type="dxa"/>
+              <w:bottom w:w="100" w:type="dxa"/>
+              <w:right w:w="100" w:type="dxa"/>
+            </w:tcMar>
+            <w:hideMark/>
+          </w:tcPr>
+          <w:p>
+            <w:pPr>
+              <w:rPr>
+                <w:lang w:val="en-US"/>
+              </w:rPr>
+            </w:pPr>
+          </w:p>
+        </w:tc>
+        <w:tc>
+          <w:tcPr>
+            <w:tcW w:w="0" w:type="auto"/>
+            <w:tcBorders>
+              <w:top w:val="single" w:sz="8" w:space="0" w:color="000000"/>
+              <w:left w:val="single" w:sz="8" w:space="0" w:color="000000"/>
+              <w:bottom w:val="single" w:sz="8" w:space="0" w:color="000000"/>
+              <w:right w:val="single" w:sz="8" w:space="0" w:color="000000"/>
+            </w:tcBorders>
+            <w:tcMar>
+              <w:top w:w="100" w:type="dxa"/>
+              <w:left w:w="100" w:type="dxa"/>
+              <w:bottom w:w="100" w:type="dxa"/>
+              <w:right w:w="100" w:type="dxa"/>
+            </w:tcMar>
+            <w:hideMark/>
+          </w:tcPr>
+          <w:p>
+            <w:pPr>
+              <w:rPr>
+                <w:lang w:val="en-US"/>
+              </w:rPr>
+            </w:pPr>
+            <w:r>
+              <w:rPr>
+                <w:lang w:val="en-US"/>
+              </w:rPr>
+              <w:t>List all files that do not appear on the common file format list:</w:t>
+            </w:r>
+            <w:r>
+              <w:rPr>
+                <w:lang w:val="en-US"/>
+              </w:rPr>
+              <w:br/>
+            </w:r>
+            <w:r>
               <w:t xml:space="preserve">{% if </w:t>
             </w:r>
-            <w:proofErr w:type="spellStart"/>
-            <w:r>
-              <w:rPr>
-                <w:lang w:val="en-US"/>
-              </w:rPr>
-              <w:t>template_dict</w:t>
-            </w:r>
-            <w:proofErr w:type="spellEnd"/>
-            <w:r>
-              <w:rPr>
-                <w:lang w:val="en-US"/>
-              </w:rPr>
-              <w:t>.</w:t>
-            </w:r>
-            <w:r>
-              <w:rPr>
-                <w:lang w:val="en-US"/>
-              </w:rPr>
-              <w:t xml:space="preserve"> </w:t>
-            </w:r>
-            <w:proofErr w:type="spellStart"/>
+            <w:r>
+              <w:rPr>
+                <w:lang w:val="en-US"/>
+              </w:rPr>
+              <w:t>template_dict.</w:t>
+            </w:r>
             <w:r>
               <w:rPr>
                 <w:lang w:val="en-US"/>
@@ -4637,105 +4367,20 @@
               <w:rPr>
                 <w:lang w:val="en-US"/>
               </w:rPr>
-              <w:t>.comments|length</w:t>
-            </w:r>
-            <w:proofErr w:type="spellEnd"/>
-            <w:r>
-              <w:rPr>
-                <w:lang w:val="en-US"/>
-              </w:rPr>
-              <w:t xml:space="preserve"> </w:t>
-            </w:r>
-            <w:r>
-              <w:rPr>
-                <w:rFonts w:hint="eastAsia"/>
-                <w:lang w:val="en-US"/>
-              </w:rPr>
-              <w:t>==</w:t>
-            </w:r>
-            <w:r>
-              <w:rPr>
-                <w:lang w:val="en-US"/>
-              </w:rPr>
-              <w:t xml:space="preserve"> 0 %}X{% endif %}</w:t>
-            </w:r>
-          </w:p>
-        </w:tc>
-        <w:tc>
-          <w:tcPr>
-            <w:tcW w:w="0" w:type="auto"/>
-            <w:tcBorders>
-              <w:top w:val="single" w:sz="8" w:space="0" w:color="000000"/>
-              <w:left w:val="single" w:sz="8" w:space="0" w:color="000000"/>
-              <w:bottom w:val="single" w:sz="8" w:space="0" w:color="000000"/>
-              <w:right w:val="single" w:sz="8" w:space="0" w:color="000000"/>
-            </w:tcBorders>
-            <w:tcMar>
-              <w:top w:w="100" w:type="dxa"/>
-              <w:left w:w="100" w:type="dxa"/>
-              <w:bottom w:w="100" w:type="dxa"/>
-              <w:right w:w="100" w:type="dxa"/>
-            </w:tcMar>
-            <w:hideMark/>
-          </w:tcPr>
-          <w:p>
-            <w:pPr>
-              <w:rPr>
-                <w:lang w:val="en-US"/>
-              </w:rPr>
-            </w:pPr>
-          </w:p>
-        </w:tc>
-        <w:tc>
-          <w:tcPr>
-            <w:tcW w:w="0" w:type="auto"/>
-            <w:tcBorders>
-              <w:top w:val="single" w:sz="8" w:space="0" w:color="000000"/>
-              <w:left w:val="single" w:sz="8" w:space="0" w:color="000000"/>
-              <w:bottom w:val="single" w:sz="8" w:space="0" w:color="000000"/>
-              <w:right w:val="single" w:sz="8" w:space="0" w:color="000000"/>
-            </w:tcBorders>
-            <w:tcMar>
-              <w:top w:w="100" w:type="dxa"/>
-              <w:left w:w="100" w:type="dxa"/>
-              <w:bottom w:w="100" w:type="dxa"/>
-              <w:right w:w="100" w:type="dxa"/>
-            </w:tcMar>
-            <w:hideMark/>
-          </w:tcPr>
-          <w:p>
-            <w:pPr>
-              <w:rPr>
-                <w:lang w:val="en-US"/>
-              </w:rPr>
-            </w:pPr>
-            <w:r>
-              <w:rPr>
-                <w:lang w:val="en-US"/>
-              </w:rPr>
-              <w:t xml:space="preserve">{% if </w:t>
-            </w:r>
-            <w:proofErr w:type="spellStart"/>
-            <w:r>
-              <w:rPr>
-                <w:lang w:val="en-US"/>
-              </w:rPr>
-              <w:t>template_dict</w:t>
-            </w:r>
-            <w:proofErr w:type="spellEnd"/>
-            <w:r>
-              <w:rPr>
-                <w:lang w:val="en-US"/>
-              </w:rPr>
-              <w:t>.</w:t>
-            </w:r>
-            <w:r>
-              <w:rPr>
-                <w:lang w:val="en-US"/>
-              </w:rPr>
-              <w:t xml:space="preserve"> </w:t>
-            </w:r>
-            <w:proofErr w:type="spellStart"/>
+              <w:t>.comments</w:t>
+            </w:r>
+            <w:r>
+              <w:t>|length &gt; 0</w:t>
+            </w:r>
+            <w:r>
+              <w:t xml:space="preserve"> %}</w:t>
+            </w:r>
+            <w:r>
+              <w:rPr>
+                <w:lang w:val="en-US"/>
+              </w:rPr>
+              <w:t>{% for item in template_dict.</w:t>
+            </w:r>
             <w:r>
               <w:rPr>
                 <w:lang w:val="en-US"/>
@@ -4746,180 +4391,44 @@
               <w:rPr>
                 <w:lang w:val="en-US"/>
               </w:rPr>
-              <w:t>.comments|length</w:t>
-            </w:r>
-            <w:proofErr w:type="spellEnd"/>
-            <w:r>
-              <w:rPr>
-                <w:lang w:val="en-US"/>
-              </w:rPr>
-              <w:t xml:space="preserve"> &gt; 0 %}X{% endif %}</w:t>
-            </w:r>
-          </w:p>
-        </w:tc>
-        <w:tc>
-          <w:tcPr>
-            <w:tcW w:w="0" w:type="auto"/>
-            <w:tcBorders>
-              <w:top w:val="single" w:sz="8" w:space="0" w:color="000000"/>
-              <w:left w:val="single" w:sz="8" w:space="0" w:color="000000"/>
-              <w:bottom w:val="single" w:sz="8" w:space="0" w:color="000000"/>
-              <w:right w:val="single" w:sz="8" w:space="0" w:color="000000"/>
-            </w:tcBorders>
-            <w:tcMar>
-              <w:top w:w="100" w:type="dxa"/>
-              <w:left w:w="100" w:type="dxa"/>
-              <w:bottom w:w="100" w:type="dxa"/>
-              <w:right w:w="100" w:type="dxa"/>
-            </w:tcMar>
-            <w:hideMark/>
-          </w:tcPr>
-          <w:p>
-            <w:pPr>
-              <w:rPr>
-                <w:lang w:val="en-US"/>
-              </w:rPr>
-            </w:pPr>
-          </w:p>
-        </w:tc>
-        <w:tc>
-          <w:tcPr>
-            <w:tcW w:w="0" w:type="auto"/>
-            <w:tcBorders>
-              <w:top w:val="single" w:sz="8" w:space="0" w:color="000000"/>
-              <w:left w:val="single" w:sz="8" w:space="0" w:color="000000"/>
-              <w:bottom w:val="single" w:sz="8" w:space="0" w:color="000000"/>
-              <w:right w:val="single" w:sz="8" w:space="0" w:color="000000"/>
-            </w:tcBorders>
-            <w:tcMar>
-              <w:top w:w="100" w:type="dxa"/>
-              <w:left w:w="100" w:type="dxa"/>
-              <w:bottom w:w="100" w:type="dxa"/>
-              <w:right w:w="100" w:type="dxa"/>
-            </w:tcMar>
-            <w:hideMark/>
-          </w:tcPr>
-          <w:p>
-            <w:pPr>
-              <w:rPr>
-                <w:lang w:val="en-US"/>
-              </w:rPr>
-            </w:pPr>
-          </w:p>
-        </w:tc>
-        <w:tc>
-          <w:tcPr>
-            <w:tcW w:w="0" w:type="auto"/>
-            <w:tcBorders>
-              <w:top w:val="single" w:sz="8" w:space="0" w:color="000000"/>
-              <w:left w:val="single" w:sz="8" w:space="0" w:color="000000"/>
-              <w:bottom w:val="single" w:sz="8" w:space="0" w:color="000000"/>
-              <w:right w:val="single" w:sz="8" w:space="0" w:color="000000"/>
-            </w:tcBorders>
-            <w:tcMar>
-              <w:top w:w="100" w:type="dxa"/>
-              <w:left w:w="100" w:type="dxa"/>
-              <w:bottom w:w="100" w:type="dxa"/>
-              <w:right w:w="100" w:type="dxa"/>
-            </w:tcMar>
-            <w:hideMark/>
-          </w:tcPr>
-          <w:p>
-            <w:pPr>
-              <w:rPr>
-                <w:lang w:val="en-US"/>
-              </w:rPr>
-            </w:pPr>
-            <w:r>
-              <w:rPr>
-                <w:lang w:val="en-US"/>
-              </w:rPr>
-              <w:t>List all files that do not appear on the common file format list:</w:t>
-            </w:r>
-          </w:p>
-          <w:p>
-            <w:pPr>
-              <w:rPr>
-                <w:lang w:val="en-US"/>
-              </w:rPr>
-            </w:pPr>
-            <w:r>
-              <w:rPr>
-                <w:lang w:val="en-US"/>
-              </w:rPr>
-              <w:t xml:space="preserve">{% for item in </w:t>
-            </w:r>
-            <w:proofErr w:type="spellStart"/>
-            <w:r>
-              <w:rPr>
-                <w:lang w:val="en-US"/>
-              </w:rPr>
-              <w:t>template_dict.</w:t>
-            </w:r>
-            <w:r>
-              <w:rPr>
-                <w:lang w:val="en-US"/>
-              </w:rPr>
-              <w:t>common_file_format</w:t>
-            </w:r>
-            <w:r>
-              <w:rPr>
-                <w:lang w:val="en-US"/>
-              </w:rPr>
-              <w:t>.comments</w:t>
-            </w:r>
-            <w:proofErr w:type="spellEnd"/>
-            <w:r>
-              <w:rPr>
-                <w:lang w:val="en-US"/>
-              </w:rPr>
-              <w:t xml:space="preserve"> %}</w:t>
-            </w:r>
-          </w:p>
-          <w:p>
-            <w:pPr>
-              <w:pStyle w:val="ListParagraph"/>
+              <w:t>.comments %}</w:t>
+            </w:r>
+          </w:p>
+          <w:p>
+            <w:pPr>
               <w:numPr>
                 <w:ilvl w:val="0"/>
                 <w:numId w:val="32"/>
               </w:numPr>
-              <w:rPr>
-                <w:lang w:val="en-US"/>
-              </w:rPr>
-            </w:pPr>
-            <w:r>
-              <w:rPr>
-                <w:lang w:val="en-US"/>
-              </w:rPr>
-              <w:t xml:space="preserve">{{ </w:t>
-            </w:r>
-            <w:proofErr w:type="spellStart"/>
-            <w:r>
-              <w:rPr>
-                <w:lang w:val="en-US"/>
-              </w:rPr>
-              <w:t>item.file_name</w:t>
-            </w:r>
-            <w:proofErr w:type="spellEnd"/>
-            <w:r>
-              <w:rPr>
-                <w:lang w:val="en-US"/>
-              </w:rPr>
-              <w:t xml:space="preserve"> }}{% </w:t>
-            </w:r>
-            <w:proofErr w:type="spellStart"/>
-            <w:r>
-              <w:rPr>
-                <w:lang w:val="en-US"/>
-              </w:rPr>
-              <w:t>endfor</w:t>
-            </w:r>
-            <w:proofErr w:type="spellEnd"/>
-            <w:r>
-              <w:rPr>
-                <w:lang w:val="en-US"/>
-              </w:rPr>
-              <w:t xml:space="preserve"> %}</w:t>
+            </w:pPr>
+            <w:r>
+              <w:rPr>
+                <w:lang w:val="en-US"/>
+              </w:rPr>
+              <w:t>{{ item.file_name }}</w:t>
+            </w:r>
+            <w:r>
+              <w:rPr>
+                <w:rFonts w:hint="eastAsia"/>
+                <w:lang w:val="en-US"/>
+              </w:rPr>
+              <w:t xml:space="preserve">{% </w:t>
+            </w:r>
+            <w:r>
+              <w:rPr>
+                <w:lang w:val="en-US"/>
+              </w:rPr>
+              <w:t>endfor %}</w:t>
+            </w:r>
+          </w:p>
+          <w:p>
+            <w:pPr>
+              <w:rPr>
+                <w:lang w:val="en-US"/>
+              </w:rPr>
+            </w:pPr>
+            <w:r>
+              <w:t>{% else %}(NONE){% endif %}</w:t>
             </w:r>
           </w:p>
         </w:tc>
@@ -5714,6 +5223,7 @@
                 <w:bCs/>
                 <w:lang w:val="en-US"/>
               </w:rPr>
+              <w:lastRenderedPageBreak/>
               <w:t>3.1</w:t>
             </w:r>
           </w:p>
@@ -5809,261 +5319,181 @@
               <w:rPr>
                 <w:lang w:val="en-US"/>
               </w:rPr>
+              <w:t>{% if template_dict.readme_file.comments|length &gt; 0 %}X{% endif %}</w:t>
+            </w:r>
+          </w:p>
+        </w:tc>
+        <w:tc>
+          <w:tcPr>
+            <w:tcW w:w="0" w:type="auto"/>
+            <w:tcBorders>
+              <w:top w:val="single" w:sz="8" w:space="0" w:color="000000"/>
+              <w:left w:val="single" w:sz="8" w:space="0" w:color="000000"/>
+              <w:bottom w:val="single" w:sz="8" w:space="0" w:color="000000"/>
+              <w:right w:val="single" w:sz="8" w:space="0" w:color="000000"/>
+            </w:tcBorders>
+            <w:tcMar>
+              <w:top w:w="100" w:type="dxa"/>
+              <w:left w:w="100" w:type="dxa"/>
+              <w:bottom w:w="100" w:type="dxa"/>
+              <w:right w:w="100" w:type="dxa"/>
+            </w:tcMar>
+            <w:hideMark/>
+          </w:tcPr>
+          <w:p>
+            <w:pPr>
+              <w:rPr>
+                <w:lang w:val="en-US"/>
+              </w:rPr>
+            </w:pPr>
+            <w:r>
+              <w:rPr>
+                <w:lang w:val="en-US"/>
+              </w:rPr>
+              <w:t>{% if template_dict.readme_file.comments|length == 0 %}X{% endif %}</w:t>
+            </w:r>
+          </w:p>
+        </w:tc>
+        <w:tc>
+          <w:tcPr>
+            <w:tcW w:w="0" w:type="auto"/>
+            <w:tcBorders>
+              <w:top w:val="single" w:sz="8" w:space="0" w:color="000000"/>
+              <w:left w:val="single" w:sz="8" w:space="0" w:color="000000"/>
+              <w:bottom w:val="single" w:sz="8" w:space="0" w:color="000000"/>
+              <w:right w:val="single" w:sz="8" w:space="0" w:color="000000"/>
+            </w:tcBorders>
+            <w:tcMar>
+              <w:top w:w="100" w:type="dxa"/>
+              <w:left w:w="100" w:type="dxa"/>
+              <w:bottom w:w="100" w:type="dxa"/>
+              <w:right w:w="100" w:type="dxa"/>
+            </w:tcMar>
+            <w:hideMark/>
+          </w:tcPr>
+          <w:p>
+            <w:pPr>
+              <w:rPr>
+                <w:lang w:val="en-US"/>
+              </w:rPr>
+            </w:pPr>
+          </w:p>
+        </w:tc>
+        <w:tc>
+          <w:tcPr>
+            <w:tcW w:w="0" w:type="auto"/>
+            <w:tcBorders>
+              <w:top w:val="single" w:sz="8" w:space="0" w:color="000000"/>
+              <w:left w:val="single" w:sz="8" w:space="0" w:color="000000"/>
+              <w:bottom w:val="single" w:sz="8" w:space="0" w:color="000000"/>
+              <w:right w:val="single" w:sz="8" w:space="0" w:color="000000"/>
+            </w:tcBorders>
+            <w:tcMar>
+              <w:top w:w="100" w:type="dxa"/>
+              <w:left w:w="100" w:type="dxa"/>
+              <w:bottom w:w="100" w:type="dxa"/>
+              <w:right w:w="100" w:type="dxa"/>
+            </w:tcMar>
+            <w:hideMark/>
+          </w:tcPr>
+          <w:p>
+            <w:pPr>
+              <w:rPr>
+                <w:lang w:val="en-US"/>
+              </w:rPr>
+            </w:pPr>
+          </w:p>
+        </w:tc>
+        <w:tc>
+          <w:tcPr>
+            <w:tcW w:w="0" w:type="auto"/>
+            <w:tcBorders>
+              <w:top w:val="single" w:sz="8" w:space="0" w:color="000000"/>
+              <w:left w:val="single" w:sz="8" w:space="0" w:color="000000"/>
+              <w:bottom w:val="single" w:sz="8" w:space="0" w:color="000000"/>
+              <w:right w:val="single" w:sz="8" w:space="0" w:color="000000"/>
+            </w:tcBorders>
+            <w:tcMar>
+              <w:top w:w="100" w:type="dxa"/>
+              <w:left w:w="100" w:type="dxa"/>
+              <w:bottom w:w="100" w:type="dxa"/>
+              <w:right w:w="100" w:type="dxa"/>
+            </w:tcMar>
+            <w:hideMark/>
+          </w:tcPr>
+          <w:p>
+            <w:pPr>
+              <w:rPr>
+                <w:lang w:val="en-US"/>
+              </w:rPr>
+            </w:pPr>
+          </w:p>
+        </w:tc>
+        <w:tc>
+          <w:tcPr>
+            <w:tcW w:w="0" w:type="auto"/>
+            <w:tcBorders>
+              <w:top w:val="single" w:sz="8" w:space="0" w:color="000000"/>
+              <w:left w:val="single" w:sz="8" w:space="0" w:color="000000"/>
+              <w:bottom w:val="single" w:sz="8" w:space="0" w:color="000000"/>
+              <w:right w:val="single" w:sz="8" w:space="0" w:color="000000"/>
+            </w:tcBorders>
+            <w:tcMar>
+              <w:top w:w="100" w:type="dxa"/>
+              <w:left w:w="100" w:type="dxa"/>
+              <w:bottom w:w="100" w:type="dxa"/>
+              <w:right w:w="100" w:type="dxa"/>
+            </w:tcMar>
+            <w:hideMark/>
+          </w:tcPr>
+          <w:p>
+            <w:pPr>
+              <w:rPr>
+                <w:lang w:val="en-US"/>
+              </w:rPr>
+            </w:pPr>
+            <w:r>
+              <w:rPr>
+                <w:lang w:val="en-US"/>
+              </w:rPr>
+              <w:t>List the README file below:</w:t>
+            </w:r>
+            <w:r>
+              <w:rPr>
+                <w:lang w:val="en-US"/>
+              </w:rPr>
+              <w:br/>
+            </w:r>
+            <w:r>
               <w:t xml:space="preserve">{% if </w:t>
             </w:r>
-            <w:proofErr w:type="spellStart"/>
-            <w:r>
-              <w:rPr>
-                <w:lang w:val="en-US"/>
-              </w:rPr>
-              <w:t>template_dict.readme_file.comments|length</w:t>
-            </w:r>
-            <w:proofErr w:type="spellEnd"/>
-            <w:r>
-              <w:rPr>
-                <w:lang w:val="en-US"/>
-              </w:rPr>
-              <w:t xml:space="preserve"> &gt; 0 %}X{% endif %}</w:t>
-            </w:r>
-          </w:p>
-        </w:tc>
-        <w:tc>
-          <w:tcPr>
-            <w:tcW w:w="0" w:type="auto"/>
-            <w:tcBorders>
-              <w:top w:val="single" w:sz="8" w:space="0" w:color="000000"/>
-              <w:left w:val="single" w:sz="8" w:space="0" w:color="000000"/>
-              <w:bottom w:val="single" w:sz="8" w:space="0" w:color="000000"/>
-              <w:right w:val="single" w:sz="8" w:space="0" w:color="000000"/>
-            </w:tcBorders>
-            <w:tcMar>
-              <w:top w:w="100" w:type="dxa"/>
-              <w:left w:w="100" w:type="dxa"/>
-              <w:bottom w:w="100" w:type="dxa"/>
-              <w:right w:w="100" w:type="dxa"/>
-            </w:tcMar>
-            <w:hideMark/>
-          </w:tcPr>
-          <w:p>
-            <w:pPr>
-              <w:rPr>
-                <w:lang w:val="en-US"/>
-              </w:rPr>
-            </w:pPr>
-            <w:r>
-              <w:rPr>
-                <w:lang w:val="en-US"/>
-              </w:rPr>
-              <w:t xml:space="preserve">{% if </w:t>
-            </w:r>
-            <w:proofErr w:type="spellStart"/>
-            <w:r>
-              <w:rPr>
-                <w:lang w:val="en-US"/>
-              </w:rPr>
-              <w:t>template_dict.readme_file.comments|length</w:t>
-            </w:r>
-            <w:proofErr w:type="spellEnd"/>
-            <w:r>
-              <w:rPr>
-                <w:lang w:val="en-US"/>
-              </w:rPr>
-              <w:t xml:space="preserve"> == 0 %}X{% endif %}</w:t>
-            </w:r>
-          </w:p>
-        </w:tc>
-        <w:tc>
-          <w:tcPr>
-            <w:tcW w:w="0" w:type="auto"/>
-            <w:tcBorders>
-              <w:top w:val="single" w:sz="8" w:space="0" w:color="000000"/>
-              <w:left w:val="single" w:sz="8" w:space="0" w:color="000000"/>
-              <w:bottom w:val="single" w:sz="8" w:space="0" w:color="000000"/>
-              <w:right w:val="single" w:sz="8" w:space="0" w:color="000000"/>
-            </w:tcBorders>
-            <w:tcMar>
-              <w:top w:w="100" w:type="dxa"/>
-              <w:left w:w="100" w:type="dxa"/>
-              <w:bottom w:w="100" w:type="dxa"/>
-              <w:right w:w="100" w:type="dxa"/>
-            </w:tcMar>
-            <w:hideMark/>
-          </w:tcPr>
-          <w:p>
-            <w:pPr>
-              <w:rPr>
-                <w:lang w:val="en-US"/>
-              </w:rPr>
-            </w:pPr>
-          </w:p>
-        </w:tc>
-        <w:tc>
-          <w:tcPr>
-            <w:tcW w:w="0" w:type="auto"/>
-            <w:tcBorders>
-              <w:top w:val="single" w:sz="8" w:space="0" w:color="000000"/>
-              <w:left w:val="single" w:sz="8" w:space="0" w:color="000000"/>
-              <w:bottom w:val="single" w:sz="8" w:space="0" w:color="000000"/>
-              <w:right w:val="single" w:sz="8" w:space="0" w:color="000000"/>
-            </w:tcBorders>
-            <w:tcMar>
-              <w:top w:w="100" w:type="dxa"/>
-              <w:left w:w="100" w:type="dxa"/>
-              <w:bottom w:w="100" w:type="dxa"/>
-              <w:right w:w="100" w:type="dxa"/>
-            </w:tcMar>
-            <w:hideMark/>
-          </w:tcPr>
-          <w:p>
-            <w:pPr>
-              <w:rPr>
-                <w:lang w:val="en-US"/>
-              </w:rPr>
-            </w:pPr>
-          </w:p>
-        </w:tc>
-        <w:tc>
-          <w:tcPr>
-            <w:tcW w:w="0" w:type="auto"/>
-            <w:tcBorders>
-              <w:top w:val="single" w:sz="8" w:space="0" w:color="000000"/>
-              <w:left w:val="single" w:sz="8" w:space="0" w:color="000000"/>
-              <w:bottom w:val="single" w:sz="8" w:space="0" w:color="000000"/>
-              <w:right w:val="single" w:sz="8" w:space="0" w:color="000000"/>
-            </w:tcBorders>
-            <w:tcMar>
-              <w:top w:w="100" w:type="dxa"/>
-              <w:left w:w="100" w:type="dxa"/>
-              <w:bottom w:w="100" w:type="dxa"/>
-              <w:right w:w="100" w:type="dxa"/>
-            </w:tcMar>
-            <w:hideMark/>
-          </w:tcPr>
-          <w:p>
-            <w:pPr>
-              <w:rPr>
-                <w:lang w:val="en-US"/>
-              </w:rPr>
-            </w:pPr>
-          </w:p>
-        </w:tc>
-        <w:tc>
-          <w:tcPr>
-            <w:tcW w:w="0" w:type="auto"/>
-            <w:tcBorders>
-              <w:top w:val="single" w:sz="8" w:space="0" w:color="000000"/>
-              <w:left w:val="single" w:sz="8" w:space="0" w:color="000000"/>
-              <w:bottom w:val="single" w:sz="8" w:space="0" w:color="000000"/>
-              <w:right w:val="single" w:sz="8" w:space="0" w:color="000000"/>
-            </w:tcBorders>
-            <w:tcMar>
-              <w:top w:w="100" w:type="dxa"/>
-              <w:left w:w="100" w:type="dxa"/>
-              <w:bottom w:w="100" w:type="dxa"/>
-              <w:right w:w="100" w:type="dxa"/>
-            </w:tcMar>
-            <w:hideMark/>
-          </w:tcPr>
-          <w:p>
-            <w:pPr>
-              <w:rPr>
-                <w:lang w:val="en-US"/>
-              </w:rPr>
-            </w:pPr>
-            <w:r>
-              <w:rPr>
-                <w:lang w:val="en-US"/>
-              </w:rPr>
-              <w:t>List the README file below:</w:t>
-            </w:r>
-            <w:r>
-              <w:rPr>
-                <w:lang w:val="en-US"/>
-              </w:rPr>
-              <w:br/>
-            </w:r>
-            <w:r>
-              <w:rPr>
-                <w:lang w:val="en-US"/>
-              </w:rPr>
-              <w:t xml:space="preserve">{% for item in </w:t>
-            </w:r>
-            <w:proofErr w:type="spellStart"/>
             <w:r>
               <w:rPr>
                 <w:lang w:val="en-US"/>
               </w:rPr>
               <w:t>template_dict.readme_file.comments</w:t>
             </w:r>
-            <w:proofErr w:type="spellEnd"/>
-            <w:r>
-              <w:rPr>
-                <w:lang w:val="en-US"/>
-              </w:rPr>
+            <w:r>
+              <w:t xml:space="preserve"> |length &gt; 0</w:t>
+            </w:r>
+            <w:r>
               <w:t xml:space="preserve"> %}</w:t>
             </w:r>
             <w:r>
-              <w:t xml:space="preserve">{{ </w:t>
-            </w:r>
-            <w:proofErr w:type="spellStart"/>
-            <w:r>
-              <w:t>loop.index</w:t>
-            </w:r>
-            <w:proofErr w:type="spellEnd"/>
-            <w:r>
-              <w:t xml:space="preserve"> }}.</w:t>
-            </w:r>
-            <w:r>
-              <w:rPr>
-                <w:rFonts w:hint="eastAsia"/>
-              </w:rPr>
-              <w:t xml:space="preserve"> </w:t>
-            </w:r>
-            <w:r>
-              <w:rPr>
-                <w:lang w:val="en-US"/>
-              </w:rPr>
-              <w:t xml:space="preserve">{{ </w:t>
-            </w:r>
-            <w:proofErr w:type="spellStart"/>
-            <w:r>
-              <w:rPr>
-                <w:lang w:val="en-US"/>
-              </w:rPr>
-              <w:t>item.file_name</w:t>
-            </w:r>
-            <w:proofErr w:type="spellEnd"/>
-            <w:r>
-              <w:rPr>
-                <w:lang w:val="en-US"/>
-              </w:rPr>
-              <w:t xml:space="preserve"> }}</w:t>
-            </w:r>
-            <w:r>
-              <w:rPr>
-                <w:lang w:val="en-US"/>
-              </w:rPr>
-              <w:br/>
-            </w:r>
-            <w:r>
-              <w:rPr>
-                <w:lang w:val="en-US"/>
-              </w:rPr>
-              <w:t xml:space="preserve">{% </w:t>
-            </w:r>
-            <w:proofErr w:type="spellStart"/>
-            <w:r>
-              <w:rPr>
-                <w:lang w:val="en-US"/>
-              </w:rPr>
-              <w:t>endfor</w:t>
-            </w:r>
-            <w:proofErr w:type="spellEnd"/>
-            <w:r>
-              <w:rPr>
-                <w:lang w:val="en-US"/>
-              </w:rPr>
-              <w:t xml:space="preserve"> %}</w:t>
+              <w:rPr>
+                <w:lang w:val="en-US"/>
+              </w:rPr>
+              <w:t>{% for item in template_dict.readme_file.comments %}{{ loop.index }}. {{ item.file_name }}{% endfor %}</w:t>
+            </w:r>
+          </w:p>
+          <w:p>
+            <w:pPr>
+              <w:rPr>
+                <w:lang w:val="en-US"/>
+              </w:rPr>
+            </w:pPr>
+            <w:r>
+              <w:t>{% else %}(NONE){% endif %}</w:t>
             </w:r>
           </w:p>
         </w:tc>
@@ -6158,7 +5588,6 @@
                 <w:bCs/>
                 <w:lang w:val="en-US"/>
               </w:rPr>
-              <w:lastRenderedPageBreak/>
               <w:t>4.0</w:t>
             </w:r>
           </w:p>
@@ -6670,7 +6099,6 @@
                 <w:lang w:val="en-US"/>
               </w:rPr>
             </w:pPr>
-            <w:proofErr w:type="spellStart"/>
             <w:r>
               <w:rPr>
                 <w:lang w:val="en-US"/>
@@ -6683,7 +6111,6 @@
               </w:rPr>
               <w:t>tes</w:t>
             </w:r>
-            <w:proofErr w:type="spellEnd"/>
           </w:p>
         </w:tc>
         <w:tc>
@@ -6861,24 +6288,25 @@
               <w:br/>
             </w:r>
             <w:r>
-              <w:rPr>
-                <w:lang w:val="en-US"/>
-              </w:rPr>
-              <w:t xml:space="preserve">{% for item in </w:t>
-            </w:r>
-            <w:proofErr w:type="spellStart"/>
+              <w:t xml:space="preserve">{% if </w:t>
+            </w:r>
             <w:r>
               <w:rPr>
                 <w:lang w:val="en-US"/>
               </w:rPr>
               <w:t>template_dict.typo.comments</w:t>
             </w:r>
-            <w:proofErr w:type="spellEnd"/>
-            <w:r>
-              <w:rPr>
-                <w:lang w:val="en-US"/>
-              </w:rPr>
+            <w:r>
+              <w:t xml:space="preserve"> |length &gt; 0</w:t>
+            </w:r>
+            <w:r>
               <w:t xml:space="preserve"> %}</w:t>
+            </w:r>
+            <w:r>
+              <w:rPr>
+                <w:lang w:val="en-US"/>
+              </w:rPr>
+              <w:t>{% for item in template_dict.typo.comments %}</w:t>
             </w:r>
           </w:p>
           <w:p>
@@ -6893,21 +6321,7 @@
               <w:rPr>
                 <w:lang w:val="en-US"/>
               </w:rPr>
-              <w:t xml:space="preserve">{{ item }}{% </w:t>
-            </w:r>
-            <w:proofErr w:type="spellStart"/>
-            <w:r>
-              <w:rPr>
-                <w:lang w:val="en-US"/>
-              </w:rPr>
-              <w:t>endfor</w:t>
-            </w:r>
-            <w:proofErr w:type="spellEnd"/>
-            <w:r>
-              <w:rPr>
-                <w:lang w:val="en-US"/>
-              </w:rPr>
-              <w:t xml:space="preserve"> %}</w:t>
+              <w:t>{{ item }}{% endfor %}</w:t>
             </w:r>
           </w:p>
           <w:p>
@@ -6920,6 +6334,18 @@
                 <w:lang w:val="en-US"/>
               </w:rPr>
             </w:pPr>
+            <w:r>
+              <w:t>{% else %}(NONE</w:t>
+            </w:r>
+            <w:r>
+              <w:rPr>
+                <w:rFonts w:hint="eastAsia"/>
+              </w:rPr>
+              <w:t>)</w:t>
+            </w:r>
+            <w:r>
+              <w:t>{% endif %}</w:t>
+            </w:r>
           </w:p>
         </w:tc>
         <w:tc>
@@ -7419,6 +6845,7 @@
                 <w:bCs/>
                 <w:lang w:val="en-US"/>
               </w:rPr>
+              <w:lastRenderedPageBreak/>
               <w:t>4.3</w:t>
             </w:r>
           </w:p>
@@ -7511,13 +6938,8 @@
             <w:r>
               <w:t xml:space="preserve">not </w:t>
             </w:r>
-            <w:proofErr w:type="spellStart"/>
-            <w:r>
-              <w:t>template_dict.none_author_affiliation</w:t>
-            </w:r>
-            <w:proofErr w:type="spellEnd"/>
-            <w:r>
-              <w:t xml:space="preserve"> %}X{% endif %}</w:t>
+            <w:r>
+              <w:t>template_dict.none_author_affiliation %}X{% endif %}</w:t>
             </w:r>
           </w:p>
         </w:tc>
@@ -7550,13 +6972,8 @@
             <w:r>
               <w:t xml:space="preserve"> </w:t>
             </w:r>
-            <w:proofErr w:type="spellStart"/>
-            <w:r>
-              <w:t>template_dict.none_author_affiliation</w:t>
-            </w:r>
-            <w:proofErr w:type="spellEnd"/>
-            <w:r>
-              <w:t xml:space="preserve"> %}X{% endif %}</w:t>
+            <w:r>
+              <w:t>template_dict.none_author_affiliation %}X{% endif %}</w:t>
             </w:r>
           </w:p>
         </w:tc>
@@ -7763,7 +7180,6 @@
                 <w:bCs/>
                 <w:lang w:val="en-US"/>
               </w:rPr>
-              <w:lastRenderedPageBreak/>
               <w:t>5.0</w:t>
             </w:r>
           </w:p>
@@ -8517,7 +7933,7 @@
                 <w:bCs/>
                 <w:lang w:val="en-US"/>
               </w:rPr>
-              <w:t xml:space="preserve">*If something is flagged in the sensitive data review, does the depositor have REB approval to share </w:t>
+              <w:t xml:space="preserve">*If something is flagged </w:t>
             </w:r>
             <w:r>
               <w:rPr>
@@ -8526,7 +7942,7 @@
                 <w:lang w:val="en-US"/>
               </w:rPr>
               <w:lastRenderedPageBreak/>
-              <w:t>the dataset?</w:t>
+              <w:t>in the sensitive data review, does the depositor have REB approval to share the dataset?</w:t>
             </w:r>
           </w:p>
         </w:tc>
@@ -8562,14 +7978,14 @@
                 <w:lang w:val="en-US"/>
               </w:rPr>
               <w:lastRenderedPageBreak/>
-              <w:t xml:space="preserve">If something is flagged in the sensitive data review (see question above), check the </w:t>
+              <w:t xml:space="preserve">If something is </w:t>
             </w:r>
             <w:r>
               <w:rPr>
                 <w:lang w:val="en-US"/>
               </w:rPr>
               <w:lastRenderedPageBreak/>
-              <w:t>intake form to confirm information about their REB status.</w:t>
+              <w:t>flagged in the sensitive data review (see question above), check the intake form to confirm information about their REB status.</w:t>
             </w:r>
           </w:p>
         </w:tc>
@@ -9065,11 +8481,7 @@
               <w:br/>
             </w:r>
             <w:r>
-              <w:t xml:space="preserve">{% if </w:t>
-            </w:r>
-            <w:proofErr w:type="spellStart"/>
-            <w:r>
-              <w:t>template_dict.restricted_files.comment</w:t>
+              <w:t>{% if template_dict.restricted_files.comment</w:t>
             </w:r>
             <w:r>
               <w:rPr>
@@ -9078,22 +8490,10 @@
               <w:t>s</w:t>
             </w:r>
             <w:r>
-              <w:t>|length</w:t>
-            </w:r>
-            <w:proofErr w:type="spellEnd"/>
-            <w:r>
-              <w:t xml:space="preserve"> &gt; 0</w:t>
-            </w:r>
-            <w:r>
-              <w:t xml:space="preserve"> %} {% for item in </w:t>
-            </w:r>
-            <w:proofErr w:type="spellStart"/>
-            <w:r>
-              <w:t>template_dict.restricted_files.comments</w:t>
-            </w:r>
-            <w:proofErr w:type="spellEnd"/>
-            <w:r>
-              <w:t xml:space="preserve"> %} </w:t>
+              <w:t>|length &gt; 0</w:t>
+            </w:r>
+            <w:r>
+              <w:t xml:space="preserve"> %} {% for item in template_dict.restricted_files.comments %} </w:t>
             </w:r>
           </w:p>
           <w:p>
@@ -9105,23 +8505,7 @@
               </w:numPr>
             </w:pPr>
             <w:r>
-              <w:t xml:space="preserve">{{ </w:t>
-            </w:r>
-            <w:proofErr w:type="spellStart"/>
-            <w:r>
-              <w:t>item.file_name</w:t>
-            </w:r>
-            <w:proofErr w:type="spellEnd"/>
-            <w:r>
-              <w:t xml:space="preserve"> }} {% </w:t>
-            </w:r>
-            <w:proofErr w:type="spellStart"/>
-            <w:r>
-              <w:t>endfor</w:t>
-            </w:r>
-            <w:proofErr w:type="spellEnd"/>
-            <w:r>
-              <w:t xml:space="preserve"> %}</w:t>
+              <w:t>{{ item.file_name }} {% endfor %}</w:t>
             </w:r>
           </w:p>
           <w:p>
@@ -9154,23 +8538,7 @@
               </w:rPr>
             </w:pPr>
             <w:r>
-              <w:t xml:space="preserve">{% if </w:t>
-            </w:r>
-            <w:proofErr w:type="spellStart"/>
-            <w:r>
-              <w:t>template_dict.terms_license.licenseName</w:t>
-            </w:r>
-            <w:proofErr w:type="spellEnd"/>
-            <w:r>
-              <w:t xml:space="preserve"> is not none %}{{ </w:t>
-            </w:r>
-            <w:proofErr w:type="spellStart"/>
-            <w:r>
-              <w:t>template_dict.terms_license.licenseName</w:t>
-            </w:r>
-            <w:proofErr w:type="spellEnd"/>
-            <w:r>
-              <w:t xml:space="preserve"> }}{% else %}(NONE){% endif %}</w:t>
+              <w:t>{% if template_dict.terms_license.licenseName is not none %}{{ template_dict.terms_license.licenseName }}{% else %}(NONE){% endif %}</w:t>
             </w:r>
           </w:p>
           <w:p>
@@ -9197,7 +8565,7 @@
               <w:tblLook w:val="04A0" w:firstRow="1" w:lastRow="0" w:firstColumn="1" w:lastColumn="0" w:noHBand="0" w:noVBand="1"/>
             </w:tblPr>
             <w:tblGrid>
-              <w:gridCol w:w="3826"/>
+              <w:gridCol w:w="3886"/>
             </w:tblGrid>
             <w:tr>
               <w:tc>
@@ -9211,27 +8579,17 @@
                     </w:rPr>
                   </w:pPr>
                   <w:r>
-                    <w:t xml:space="preserve">{% if </w:t>
-                  </w:r>
-                  <w:proofErr w:type="spellStart"/>
-                  <w:r>
-                    <w:t>template_dict.terms_license.</w:t>
+                    <w:t>{% if template_dict.terms_license.</w:t>
                   </w:r>
                   <w:r>
                     <w:t>termsOfUse</w:t>
                   </w:r>
-                  <w:proofErr w:type="spellEnd"/>
                   <w:r>
-                    <w:t xml:space="preserve"> is not none %}{{ </w:t>
-                  </w:r>
-                  <w:proofErr w:type="spellStart"/>
-                  <w:r>
-                    <w:t>template_dict.terms_license.</w:t>
+                    <w:t xml:space="preserve"> is not none %}{{ template_dict.terms_license.</w:t>
                   </w:r>
                   <w:r>
                     <w:t>termsOfUse</w:t>
                   </w:r>
-                  <w:proofErr w:type="spellEnd"/>
                   <w:r>
                     <w:t xml:space="preserve"> }}{% else %}(NONE){% endif %}</w:t>
                   </w:r>
@@ -9370,37 +8728,47 @@
                 <w:bCs/>
                 <w:lang w:val="en-US"/>
               </w:rPr>
-              <w:t>*If there are restricted files in the dataset, is the Terms of Access field complete?</w:t>
-            </w:r>
-          </w:p>
-        </w:tc>
-        <w:tc>
-          <w:tcPr>
-            <w:tcW w:w="0" w:type="auto"/>
-            <w:tcBorders>
-              <w:top w:val="single" w:sz="8" w:space="0" w:color="000000"/>
-              <w:left w:val="single" w:sz="8" w:space="0" w:color="000000"/>
-              <w:bottom w:val="single" w:sz="8" w:space="0" w:color="000000"/>
-              <w:right w:val="single" w:sz="8" w:space="0" w:color="000000"/>
-            </w:tcBorders>
-            <w:tcMar>
-              <w:top w:w="100" w:type="dxa"/>
-              <w:left w:w="100" w:type="dxa"/>
-              <w:bottom w:w="100" w:type="dxa"/>
-              <w:right w:w="100" w:type="dxa"/>
-            </w:tcMar>
-            <w:hideMark/>
-          </w:tcPr>
-          <w:p>
-            <w:pPr>
-              <w:rPr>
-                <w:lang w:val="en-US"/>
-              </w:rPr>
-            </w:pPr>
-            <w:r>
-              <w:rPr>
-                <w:lang w:val="en-US"/>
-              </w:rPr>
+              <w:t xml:space="preserve">*If there are restricted </w:t>
+            </w:r>
+            <w:r>
+              <w:rPr>
+                <w:b/>
+                <w:bCs/>
+                <w:lang w:val="en-US"/>
+              </w:rPr>
+              <w:lastRenderedPageBreak/>
+              <w:t>files in the dataset, is the Terms of Access field complete?</w:t>
+            </w:r>
+          </w:p>
+        </w:tc>
+        <w:tc>
+          <w:tcPr>
+            <w:tcW w:w="0" w:type="auto"/>
+            <w:tcBorders>
+              <w:top w:val="single" w:sz="8" w:space="0" w:color="000000"/>
+              <w:left w:val="single" w:sz="8" w:space="0" w:color="000000"/>
+              <w:bottom w:val="single" w:sz="8" w:space="0" w:color="000000"/>
+              <w:right w:val="single" w:sz="8" w:space="0" w:color="000000"/>
+            </w:tcBorders>
+            <w:tcMar>
+              <w:top w:w="100" w:type="dxa"/>
+              <w:left w:w="100" w:type="dxa"/>
+              <w:bottom w:w="100" w:type="dxa"/>
+              <w:right w:w="100" w:type="dxa"/>
+            </w:tcMar>
+            <w:hideMark/>
+          </w:tcPr>
+          <w:p>
+            <w:pPr>
+              <w:rPr>
+                <w:lang w:val="en-US"/>
+              </w:rPr>
+            </w:pPr>
+            <w:r>
+              <w:rPr>
+                <w:lang w:val="en-US"/>
+              </w:rPr>
+              <w:lastRenderedPageBreak/>
               <w:t>Python scripted.</w:t>
             </w:r>
           </w:p>
@@ -9418,14 +8786,14 @@
               <w:rPr>
                 <w:lang w:val="en-US"/>
               </w:rPr>
-              <w:t xml:space="preserve">If there are restricted files and no Terms of Access, recommend including </w:t>
+              <w:t xml:space="preserve">If there are </w:t>
             </w:r>
             <w:r>
               <w:rPr>
                 <w:lang w:val="en-US"/>
               </w:rPr>
               <w:lastRenderedPageBreak/>
-              <w:t>terms of access.</w:t>
+              <w:t>restricted files and no Terms of Access, recommend including terms of access.</w:t>
             </w:r>
           </w:p>
         </w:tc>
@@ -9460,19 +8828,11 @@
               <w:lastRenderedPageBreak/>
               <w:t xml:space="preserve">{% if </w:t>
             </w:r>
-            <w:proofErr w:type="spellStart"/>
-            <w:r>
-              <w:rPr>
-                <w:lang w:val="en-US"/>
-              </w:rPr>
-              <w:t>template_dict</w:t>
-            </w:r>
-            <w:proofErr w:type="spellEnd"/>
-            <w:r>
-              <w:rPr>
-                <w:lang w:val="en-US"/>
-              </w:rPr>
-              <w:t>.</w:t>
+            <w:r>
+              <w:rPr>
+                <w:lang w:val="en-US"/>
+              </w:rPr>
+              <w:t>template_dict.</w:t>
             </w:r>
             <w:r>
               <w:rPr>
@@ -9485,142 +8845,116 @@
               </w:rPr>
               <w:t xml:space="preserve"> </w:t>
             </w:r>
-            <w:proofErr w:type="spellStart"/>
             <w:r>
               <w:t>restricted_files</w:t>
             </w:r>
-            <w:proofErr w:type="spellEnd"/>
-            <w:r>
-              <w:rPr>
-                <w:lang w:val="en-US"/>
-              </w:rPr>
-              <w:t>.</w:t>
-            </w:r>
-            <w:proofErr w:type="spellStart"/>
-            <w:r>
-              <w:rPr>
-                <w:lang w:val="en-US"/>
-              </w:rPr>
-              <w:t>comments</w:t>
+            <w:r>
+              <w:rPr>
+                <w:lang w:val="en-US"/>
+              </w:rPr>
+              <w:t>.comments</w:t>
             </w:r>
             <w:r>
               <w:rPr>
                 <w:rFonts w:hint="eastAsia"/>
                 <w:lang w:val="en-US"/>
               </w:rPr>
-              <w:t>|length</w:t>
-            </w:r>
-            <w:proofErr w:type="spellEnd"/>
+              <w:t>|length &gt;</w:t>
+            </w:r>
+            <w:r>
+              <w:rPr>
+                <w:lang w:val="en-US"/>
+              </w:rPr>
+              <w:t xml:space="preserve"> 0 </w:t>
+            </w:r>
             <w:r>
               <w:rPr>
                 <w:rFonts w:hint="eastAsia"/>
                 <w:lang w:val="en-US"/>
               </w:rPr>
-              <w:t xml:space="preserve"> &gt;</w:t>
-            </w:r>
-            <w:r>
-              <w:rPr>
-                <w:lang w:val="en-US"/>
-              </w:rPr>
-              <w:t xml:space="preserve"> 0 </w:t>
-            </w:r>
+              <w:t xml:space="preserve">and </w:t>
+            </w:r>
+            <w:r>
+              <w:lastRenderedPageBreak/>
+              <w:t>template_dict.terms_license.</w:t>
+            </w:r>
+            <w:r>
+              <w:t>termsOfAccess</w:t>
+            </w:r>
+            <w:r>
+              <w:t xml:space="preserve"> is not none</w:t>
+            </w:r>
+            <w:r>
+              <w:rPr>
+                <w:lang w:val="en-US"/>
+              </w:rPr>
+              <w:t xml:space="preserve"> %}</w:t>
+            </w:r>
+            <w:r>
+              <w:t>X{% endif %}</w:t>
+            </w:r>
+          </w:p>
+        </w:tc>
+        <w:tc>
+          <w:tcPr>
+            <w:tcW w:w="0" w:type="auto"/>
+            <w:tcBorders>
+              <w:top w:val="single" w:sz="8" w:space="0" w:color="000000"/>
+              <w:left w:val="single" w:sz="8" w:space="0" w:color="000000"/>
+              <w:bottom w:val="single" w:sz="8" w:space="0" w:color="000000"/>
+              <w:right w:val="single" w:sz="8" w:space="0" w:color="000000"/>
+            </w:tcBorders>
+            <w:tcMar>
+              <w:top w:w="100" w:type="dxa"/>
+              <w:left w:w="100" w:type="dxa"/>
+              <w:bottom w:w="100" w:type="dxa"/>
+              <w:right w:w="100" w:type="dxa"/>
+            </w:tcMar>
+            <w:hideMark/>
+          </w:tcPr>
+          <w:p>
+            <w:pPr>
+              <w:rPr>
+                <w:lang w:val="en-US"/>
+              </w:rPr>
+            </w:pPr>
+          </w:p>
+        </w:tc>
+        <w:tc>
+          <w:tcPr>
+            <w:tcW w:w="0" w:type="auto"/>
+            <w:tcBorders>
+              <w:top w:val="single" w:sz="8" w:space="0" w:color="000000"/>
+              <w:left w:val="single" w:sz="8" w:space="0" w:color="000000"/>
+              <w:bottom w:val="single" w:sz="8" w:space="0" w:color="000000"/>
+              <w:right w:val="single" w:sz="8" w:space="0" w:color="000000"/>
+            </w:tcBorders>
+            <w:tcMar>
+              <w:top w:w="100" w:type="dxa"/>
+              <w:left w:w="100" w:type="dxa"/>
+              <w:bottom w:w="100" w:type="dxa"/>
+              <w:right w:w="100" w:type="dxa"/>
+            </w:tcMar>
+            <w:hideMark/>
+          </w:tcPr>
+          <w:p>
+            <w:pPr>
+              <w:rPr>
+                <w:lang w:val="en-US"/>
+              </w:rPr>
+            </w:pPr>
             <w:r>
               <w:rPr>
                 <w:rFonts w:hint="eastAsia"/>
                 <w:lang w:val="en-US"/>
               </w:rPr>
-              <w:t xml:space="preserve">and </w:t>
-            </w:r>
-            <w:proofErr w:type="spellStart"/>
-            <w:r>
-              <w:t>template_dict.terms_license.</w:t>
-            </w:r>
-            <w:r>
-              <w:t>termsOfAccess</w:t>
-            </w:r>
-            <w:proofErr w:type="spellEnd"/>
-            <w:r>
-              <w:t xml:space="preserve"> is not none</w:t>
-            </w:r>
-            <w:r>
-              <w:rPr>
-                <w:lang w:val="en-US"/>
-              </w:rPr>
-              <w:t xml:space="preserve"> %}</w:t>
-            </w:r>
-            <w:r>
-              <w:t>X{% endif %}</w:t>
-            </w:r>
-          </w:p>
-        </w:tc>
-        <w:tc>
-          <w:tcPr>
-            <w:tcW w:w="0" w:type="auto"/>
-            <w:tcBorders>
-              <w:top w:val="single" w:sz="8" w:space="0" w:color="000000"/>
-              <w:left w:val="single" w:sz="8" w:space="0" w:color="000000"/>
-              <w:bottom w:val="single" w:sz="8" w:space="0" w:color="000000"/>
-              <w:right w:val="single" w:sz="8" w:space="0" w:color="000000"/>
-            </w:tcBorders>
-            <w:tcMar>
-              <w:top w:w="100" w:type="dxa"/>
-              <w:left w:w="100" w:type="dxa"/>
-              <w:bottom w:w="100" w:type="dxa"/>
-              <w:right w:w="100" w:type="dxa"/>
-            </w:tcMar>
-            <w:hideMark/>
-          </w:tcPr>
-          <w:p>
-            <w:pPr>
-              <w:rPr>
-                <w:lang w:val="en-US"/>
-              </w:rPr>
-            </w:pPr>
-          </w:p>
-        </w:tc>
-        <w:tc>
-          <w:tcPr>
-            <w:tcW w:w="0" w:type="auto"/>
-            <w:tcBorders>
-              <w:top w:val="single" w:sz="8" w:space="0" w:color="000000"/>
-              <w:left w:val="single" w:sz="8" w:space="0" w:color="000000"/>
-              <w:bottom w:val="single" w:sz="8" w:space="0" w:color="000000"/>
-              <w:right w:val="single" w:sz="8" w:space="0" w:color="000000"/>
-            </w:tcBorders>
-            <w:tcMar>
-              <w:top w:w="100" w:type="dxa"/>
-              <w:left w:w="100" w:type="dxa"/>
-              <w:bottom w:w="100" w:type="dxa"/>
-              <w:right w:w="100" w:type="dxa"/>
-            </w:tcMar>
-            <w:hideMark/>
-          </w:tcPr>
-          <w:p>
-            <w:pPr>
-              <w:rPr>
-                <w:lang w:val="en-US"/>
-              </w:rPr>
-            </w:pPr>
-            <w:r>
-              <w:rPr>
-                <w:rFonts w:hint="eastAsia"/>
-                <w:lang w:val="en-US"/>
-              </w:rPr>
               <w:t xml:space="preserve">{% if </w:t>
             </w:r>
-            <w:proofErr w:type="spellStart"/>
-            <w:r>
-              <w:rPr>
-                <w:lang w:val="en-US"/>
-              </w:rPr>
-              <w:t>template_dict</w:t>
-            </w:r>
-            <w:proofErr w:type="spellEnd"/>
-            <w:r>
-              <w:rPr>
-                <w:lang w:val="en-US"/>
-              </w:rPr>
-              <w:t>.</w:t>
+            <w:r>
+              <w:rPr>
+                <w:lang w:val="en-US"/>
+              </w:rPr>
+              <w:t>template_dict.</w:t>
             </w:r>
             <w:r>
               <w:rPr>
@@ -9633,142 +8967,116 @@
               </w:rPr>
               <w:t xml:space="preserve"> </w:t>
             </w:r>
-            <w:proofErr w:type="spellStart"/>
             <w:r>
               <w:t>restricted_files</w:t>
             </w:r>
-            <w:proofErr w:type="spellEnd"/>
-            <w:r>
-              <w:rPr>
-                <w:lang w:val="en-US"/>
-              </w:rPr>
-              <w:t>.</w:t>
-            </w:r>
-            <w:proofErr w:type="spellStart"/>
-            <w:r>
-              <w:rPr>
-                <w:lang w:val="en-US"/>
-              </w:rPr>
-              <w:t>comments</w:t>
+            <w:r>
+              <w:rPr>
+                <w:lang w:val="en-US"/>
+              </w:rPr>
+              <w:t>.comments</w:t>
             </w:r>
             <w:r>
               <w:rPr>
                 <w:rFonts w:hint="eastAsia"/>
                 <w:lang w:val="en-US"/>
               </w:rPr>
-              <w:t>|length</w:t>
-            </w:r>
-            <w:proofErr w:type="spellEnd"/>
+              <w:t>|length &gt;</w:t>
+            </w:r>
+            <w:r>
+              <w:rPr>
+                <w:lang w:val="en-US"/>
+              </w:rPr>
+              <w:t xml:space="preserve"> 0 </w:t>
+            </w:r>
             <w:r>
               <w:rPr>
                 <w:rFonts w:hint="eastAsia"/>
                 <w:lang w:val="en-US"/>
               </w:rPr>
-              <w:t xml:space="preserve"> &gt;</w:t>
-            </w:r>
-            <w:r>
-              <w:rPr>
-                <w:lang w:val="en-US"/>
-              </w:rPr>
-              <w:t xml:space="preserve"> 0 </w:t>
-            </w:r>
+              <w:t xml:space="preserve">and </w:t>
+            </w:r>
+            <w:r>
+              <w:lastRenderedPageBreak/>
+              <w:t>template_dict.terms_license.</w:t>
+            </w:r>
+            <w:r>
+              <w:t>termsOfAccess</w:t>
+            </w:r>
+            <w:r>
+              <w:t xml:space="preserve"> is none</w:t>
+            </w:r>
+            <w:r>
+              <w:rPr>
+                <w:lang w:val="en-US"/>
+              </w:rPr>
+              <w:t xml:space="preserve"> %}</w:t>
+            </w:r>
+            <w:r>
+              <w:t>X{% endif %}</w:t>
+            </w:r>
+          </w:p>
+        </w:tc>
+        <w:tc>
+          <w:tcPr>
+            <w:tcW w:w="0" w:type="auto"/>
+            <w:tcBorders>
+              <w:top w:val="single" w:sz="8" w:space="0" w:color="000000"/>
+              <w:left w:val="single" w:sz="8" w:space="0" w:color="000000"/>
+              <w:bottom w:val="single" w:sz="8" w:space="0" w:color="000000"/>
+              <w:right w:val="single" w:sz="8" w:space="0" w:color="000000"/>
+            </w:tcBorders>
+            <w:tcMar>
+              <w:top w:w="100" w:type="dxa"/>
+              <w:left w:w="100" w:type="dxa"/>
+              <w:bottom w:w="100" w:type="dxa"/>
+              <w:right w:w="100" w:type="dxa"/>
+            </w:tcMar>
+            <w:hideMark/>
+          </w:tcPr>
+          <w:p>
+            <w:pPr>
+              <w:rPr>
+                <w:lang w:val="en-US"/>
+              </w:rPr>
+            </w:pPr>
+          </w:p>
+        </w:tc>
+        <w:tc>
+          <w:tcPr>
+            <w:tcW w:w="0" w:type="auto"/>
+            <w:tcBorders>
+              <w:top w:val="single" w:sz="8" w:space="0" w:color="000000"/>
+              <w:left w:val="single" w:sz="8" w:space="0" w:color="000000"/>
+              <w:bottom w:val="single" w:sz="8" w:space="0" w:color="000000"/>
+              <w:right w:val="single" w:sz="8" w:space="0" w:color="000000"/>
+            </w:tcBorders>
+            <w:tcMar>
+              <w:top w:w="100" w:type="dxa"/>
+              <w:left w:w="100" w:type="dxa"/>
+              <w:bottom w:w="100" w:type="dxa"/>
+              <w:right w:w="100" w:type="dxa"/>
+            </w:tcMar>
+            <w:hideMark/>
+          </w:tcPr>
+          <w:p>
+            <w:pPr>
+              <w:rPr>
+                <w:lang w:val="en-US"/>
+              </w:rPr>
+            </w:pPr>
             <w:r>
               <w:rPr>
                 <w:rFonts w:hint="eastAsia"/>
                 <w:lang w:val="en-US"/>
               </w:rPr>
-              <w:t xml:space="preserve">and </w:t>
-            </w:r>
-            <w:proofErr w:type="spellStart"/>
-            <w:r>
-              <w:t>template_dict.terms_license.</w:t>
-            </w:r>
-            <w:r>
-              <w:t>termsOfAccess</w:t>
-            </w:r>
-            <w:proofErr w:type="spellEnd"/>
-            <w:r>
-              <w:t xml:space="preserve"> is none</w:t>
-            </w:r>
-            <w:r>
-              <w:rPr>
-                <w:lang w:val="en-US"/>
-              </w:rPr>
-              <w:t xml:space="preserve"> %}</w:t>
-            </w:r>
-            <w:r>
-              <w:t>X{% endif %}</w:t>
-            </w:r>
-          </w:p>
-        </w:tc>
-        <w:tc>
-          <w:tcPr>
-            <w:tcW w:w="0" w:type="auto"/>
-            <w:tcBorders>
-              <w:top w:val="single" w:sz="8" w:space="0" w:color="000000"/>
-              <w:left w:val="single" w:sz="8" w:space="0" w:color="000000"/>
-              <w:bottom w:val="single" w:sz="8" w:space="0" w:color="000000"/>
-              <w:right w:val="single" w:sz="8" w:space="0" w:color="000000"/>
-            </w:tcBorders>
-            <w:tcMar>
-              <w:top w:w="100" w:type="dxa"/>
-              <w:left w:w="100" w:type="dxa"/>
-              <w:bottom w:w="100" w:type="dxa"/>
-              <w:right w:w="100" w:type="dxa"/>
-            </w:tcMar>
-            <w:hideMark/>
-          </w:tcPr>
-          <w:p>
-            <w:pPr>
-              <w:rPr>
-                <w:lang w:val="en-US"/>
-              </w:rPr>
-            </w:pPr>
-          </w:p>
-        </w:tc>
-        <w:tc>
-          <w:tcPr>
-            <w:tcW w:w="0" w:type="auto"/>
-            <w:tcBorders>
-              <w:top w:val="single" w:sz="8" w:space="0" w:color="000000"/>
-              <w:left w:val="single" w:sz="8" w:space="0" w:color="000000"/>
-              <w:bottom w:val="single" w:sz="8" w:space="0" w:color="000000"/>
-              <w:right w:val="single" w:sz="8" w:space="0" w:color="000000"/>
-            </w:tcBorders>
-            <w:tcMar>
-              <w:top w:w="100" w:type="dxa"/>
-              <w:left w:w="100" w:type="dxa"/>
-              <w:bottom w:w="100" w:type="dxa"/>
-              <w:right w:w="100" w:type="dxa"/>
-            </w:tcMar>
-            <w:hideMark/>
-          </w:tcPr>
-          <w:p>
-            <w:pPr>
-              <w:rPr>
-                <w:lang w:val="en-US"/>
-              </w:rPr>
-            </w:pPr>
-            <w:r>
-              <w:rPr>
-                <w:rFonts w:hint="eastAsia"/>
-                <w:lang w:val="en-US"/>
-              </w:rPr>
               <w:t xml:space="preserve">{% if </w:t>
             </w:r>
-            <w:proofErr w:type="spellStart"/>
-            <w:r>
-              <w:rPr>
-                <w:lang w:val="en-US"/>
-              </w:rPr>
-              <w:t>template_dict</w:t>
-            </w:r>
-            <w:proofErr w:type="spellEnd"/>
-            <w:r>
-              <w:rPr>
-                <w:lang w:val="en-US"/>
-              </w:rPr>
-              <w:t>.</w:t>
+            <w:r>
+              <w:rPr>
+                <w:lang w:val="en-US"/>
+              </w:rPr>
+              <w:t>template_dict.</w:t>
             </w:r>
             <w:r>
               <w:rPr>
@@ -9781,88 +9089,79 @@
               </w:rPr>
               <w:t xml:space="preserve"> </w:t>
             </w:r>
-            <w:proofErr w:type="spellStart"/>
             <w:r>
               <w:t>restricted_files</w:t>
             </w:r>
-            <w:proofErr w:type="spellEnd"/>
-            <w:r>
-              <w:rPr>
-                <w:lang w:val="en-US"/>
-              </w:rPr>
-              <w:t>.</w:t>
-            </w:r>
-            <w:proofErr w:type="spellStart"/>
-            <w:r>
-              <w:rPr>
-                <w:lang w:val="en-US"/>
-              </w:rPr>
-              <w:t>comments</w:t>
+            <w:r>
+              <w:rPr>
+                <w:lang w:val="en-US"/>
+              </w:rPr>
+              <w:t>.comm</w:t>
+            </w:r>
+            <w:r>
+              <w:rPr>
+                <w:lang w:val="en-US"/>
+              </w:rPr>
+              <w:lastRenderedPageBreak/>
+              <w:t>ents</w:t>
             </w:r>
             <w:r>
               <w:rPr>
                 <w:rFonts w:hint="eastAsia"/>
                 <w:lang w:val="en-US"/>
               </w:rPr>
-              <w:t>|length</w:t>
-            </w:r>
-            <w:proofErr w:type="spellEnd"/>
+              <w:t>|length ==</w:t>
+            </w:r>
+            <w:r>
+              <w:rPr>
+                <w:lang w:val="en-US"/>
+              </w:rPr>
+              <w:t xml:space="preserve"> 0</w:t>
+            </w:r>
             <w:r>
               <w:rPr>
                 <w:rFonts w:hint="eastAsia"/>
                 <w:lang w:val="en-US"/>
               </w:rPr>
-              <w:t xml:space="preserve"> ==</w:t>
-            </w:r>
-            <w:r>
-              <w:rPr>
-                <w:lang w:val="en-US"/>
-              </w:rPr>
-              <w:t xml:space="preserve"> 0</w:t>
-            </w:r>
+              <w:t xml:space="preserve"> %}X</w:t>
+            </w:r>
+            <w:r>
+              <w:rPr>
+                <w:lang w:val="en-US"/>
+              </w:rPr>
+              <w:t>{% endif %}</w:t>
+            </w:r>
+          </w:p>
+        </w:tc>
+        <w:tc>
+          <w:tcPr>
+            <w:tcW w:w="0" w:type="auto"/>
+            <w:tcBorders>
+              <w:top w:val="single" w:sz="8" w:space="0" w:color="000000"/>
+              <w:left w:val="single" w:sz="8" w:space="0" w:color="000000"/>
+              <w:bottom w:val="single" w:sz="8" w:space="0" w:color="000000"/>
+              <w:right w:val="single" w:sz="8" w:space="0" w:color="000000"/>
+            </w:tcBorders>
+            <w:tcMar>
+              <w:top w:w="100" w:type="dxa"/>
+              <w:left w:w="100" w:type="dxa"/>
+              <w:bottom w:w="100" w:type="dxa"/>
+              <w:right w:w="100" w:type="dxa"/>
+            </w:tcMar>
+            <w:hideMark/>
+          </w:tcPr>
+          <w:p>
+            <w:pPr>
+              <w:rPr>
+                <w:lang w:val="en-US"/>
+              </w:rPr>
+            </w:pPr>
             <w:r>
               <w:rPr>
                 <w:rFonts w:hint="eastAsia"/>
                 <w:lang w:val="en-US"/>
               </w:rPr>
-              <w:t xml:space="preserve"> %}X</w:t>
-            </w:r>
-            <w:r>
-              <w:rPr>
-                <w:lang w:val="en-US"/>
-              </w:rPr>
-              <w:t>{% endif %}</w:t>
-            </w:r>
-          </w:p>
-        </w:tc>
-        <w:tc>
-          <w:tcPr>
-            <w:tcW w:w="0" w:type="auto"/>
-            <w:tcBorders>
-              <w:top w:val="single" w:sz="8" w:space="0" w:color="000000"/>
-              <w:left w:val="single" w:sz="8" w:space="0" w:color="000000"/>
-              <w:bottom w:val="single" w:sz="8" w:space="0" w:color="000000"/>
-              <w:right w:val="single" w:sz="8" w:space="0" w:color="000000"/>
-            </w:tcBorders>
-            <w:tcMar>
-              <w:top w:w="100" w:type="dxa"/>
-              <w:left w:w="100" w:type="dxa"/>
-              <w:bottom w:w="100" w:type="dxa"/>
-              <w:right w:w="100" w:type="dxa"/>
-            </w:tcMar>
-            <w:hideMark/>
-          </w:tcPr>
-          <w:p>
-            <w:pPr>
-              <w:rPr>
-                <w:lang w:val="en-US"/>
-              </w:rPr>
-            </w:pPr>
-            <w:r>
-              <w:rPr>
-                <w:rFonts w:hint="eastAsia"/>
-                <w:lang w:val="en-US"/>
-              </w:rPr>
+              <w:lastRenderedPageBreak/>
               <w:t>Terms of Access applied to dataset:</w:t>
             </w:r>
           </w:p>
@@ -9873,7 +9172,7 @@
               <w:tblLook w:val="04A0" w:firstRow="1" w:lastRow="0" w:firstColumn="1" w:lastColumn="0" w:noHBand="0" w:noVBand="1"/>
             </w:tblPr>
             <w:tblGrid>
-              <w:gridCol w:w="3826"/>
+              <w:gridCol w:w="3886"/>
             </w:tblGrid>
             <w:tr>
               <w:tc>
@@ -9887,27 +9186,21 @@
                     </w:rPr>
                   </w:pPr>
                   <w:r>
-                    <w:t xml:space="preserve">{% if </w:t>
+                    <w:t>{% if template_dict.terms_license.</w:t>
                   </w:r>
-                  <w:proofErr w:type="spellStart"/>
                   <w:r>
-                    <w:t>template_dict.terms_license.</w:t>
+                    <w:t>termsOf</w:t>
+                  </w:r>
+                  <w:r>
+                    <w:lastRenderedPageBreak/>
+                    <w:t>Access</w:t>
+                  </w:r>
+                  <w:r>
+                    <w:t xml:space="preserve"> is not none %}{{ template_dict.terms_license.</w:t>
                   </w:r>
                   <w:r>
                     <w:t>termsOfAccess</w:t>
                   </w:r>
-                  <w:proofErr w:type="spellEnd"/>
-                  <w:r>
-                    <w:t xml:space="preserve"> is not none %}{{ </w:t>
-                  </w:r>
-                  <w:proofErr w:type="spellStart"/>
-                  <w:r>
-                    <w:t>template_dict.terms_license.</w:t>
-                  </w:r>
-                  <w:r>
-                    <w:t>termsOfAccess</w:t>
-                  </w:r>
-                  <w:proofErr w:type="spellEnd"/>
                   <w:r>
                     <w:t xml:space="preserve"> }}{% else %}(NONE){% endif %}</w:t>
                   </w:r>
@@ -9954,6 +9247,7 @@
               <w:rPr>
                 <w:lang w:val="en-US"/>
               </w:rPr>
+              <w:lastRenderedPageBreak/>
               <w:t>Recommend</w:t>
             </w:r>
           </w:p>
@@ -13028,6 +12322,119 @@
     </w:lvl>
   </w:abstractNum>
   <w:abstractNum w:abstractNumId="26" w15:restartNumberingAfterBreak="0">
+    <w:nsid w:val="5F9D519B"/>
+    <w:multiLevelType w:val="multilevel"/>
+    <w:tmpl w:val="C99876E8"/>
+    <w:lvl w:ilvl="0">
+      <w:start w:val="1"/>
+      <w:numFmt w:val="decimal"/>
+      <w:lvlText w:val="%1."/>
+      <w:lvlJc w:val="left"/>
+      <w:pPr>
+        <w:tabs>
+          <w:tab w:val="num" w:pos="720"/>
+        </w:tabs>
+        <w:ind w:left="720" w:hanging="360"/>
+      </w:pPr>
+    </w:lvl>
+    <w:lvl w:ilvl="1" w:tentative="1">
+      <w:start w:val="1"/>
+      <w:numFmt w:val="decimal"/>
+      <w:lvlText w:val="%2."/>
+      <w:lvlJc w:val="left"/>
+      <w:pPr>
+        <w:tabs>
+          <w:tab w:val="num" w:pos="1440"/>
+        </w:tabs>
+        <w:ind w:left="1440" w:hanging="360"/>
+      </w:pPr>
+    </w:lvl>
+    <w:lvl w:ilvl="2" w:tentative="1">
+      <w:start w:val="1"/>
+      <w:numFmt w:val="decimal"/>
+      <w:lvlText w:val="%3."/>
+      <w:lvlJc w:val="left"/>
+      <w:pPr>
+        <w:tabs>
+          <w:tab w:val="num" w:pos="2160"/>
+        </w:tabs>
+        <w:ind w:left="2160" w:hanging="360"/>
+      </w:pPr>
+    </w:lvl>
+    <w:lvl w:ilvl="3" w:tentative="1">
+      <w:start w:val="1"/>
+      <w:numFmt w:val="decimal"/>
+      <w:lvlText w:val="%4."/>
+      <w:lvlJc w:val="left"/>
+      <w:pPr>
+        <w:tabs>
+          <w:tab w:val="num" w:pos="2880"/>
+        </w:tabs>
+        <w:ind w:left="2880" w:hanging="360"/>
+      </w:pPr>
+    </w:lvl>
+    <w:lvl w:ilvl="4" w:tentative="1">
+      <w:start w:val="1"/>
+      <w:numFmt w:val="decimal"/>
+      <w:lvlText w:val="%5."/>
+      <w:lvlJc w:val="left"/>
+      <w:pPr>
+        <w:tabs>
+          <w:tab w:val="num" w:pos="3600"/>
+        </w:tabs>
+        <w:ind w:left="3600" w:hanging="360"/>
+      </w:pPr>
+    </w:lvl>
+    <w:lvl w:ilvl="5" w:tentative="1">
+      <w:start w:val="1"/>
+      <w:numFmt w:val="decimal"/>
+      <w:lvlText w:val="%6."/>
+      <w:lvlJc w:val="left"/>
+      <w:pPr>
+        <w:tabs>
+          <w:tab w:val="num" w:pos="4320"/>
+        </w:tabs>
+        <w:ind w:left="4320" w:hanging="360"/>
+      </w:pPr>
+    </w:lvl>
+    <w:lvl w:ilvl="6" w:tentative="1">
+      <w:start w:val="1"/>
+      <w:numFmt w:val="decimal"/>
+      <w:lvlText w:val="%7."/>
+      <w:lvlJc w:val="left"/>
+      <w:pPr>
+        <w:tabs>
+          <w:tab w:val="num" w:pos="5040"/>
+        </w:tabs>
+        <w:ind w:left="5040" w:hanging="360"/>
+      </w:pPr>
+    </w:lvl>
+    <w:lvl w:ilvl="7" w:tentative="1">
+      <w:start w:val="1"/>
+      <w:numFmt w:val="decimal"/>
+      <w:lvlText w:val="%8."/>
+      <w:lvlJc w:val="left"/>
+      <w:pPr>
+        <w:tabs>
+          <w:tab w:val="num" w:pos="5760"/>
+        </w:tabs>
+        <w:ind w:left="5760" w:hanging="360"/>
+      </w:pPr>
+    </w:lvl>
+    <w:lvl w:ilvl="8" w:tentative="1">
+      <w:start w:val="1"/>
+      <w:numFmt w:val="decimal"/>
+      <w:lvlText w:val="%9."/>
+      <w:lvlJc w:val="left"/>
+      <w:pPr>
+        <w:tabs>
+          <w:tab w:val="num" w:pos="6480"/>
+        </w:tabs>
+        <w:ind w:left="6480" w:hanging="360"/>
+      </w:pPr>
+    </w:lvl>
+  </w:abstractNum>
+  <w:abstractNum w:abstractNumId="27" w15:restartNumberingAfterBreak="0">
     <w:nsid w:val="62330FFA"/>
     <w:multiLevelType w:val="multilevel"/>
     <w:tmpl w:val="1354050A"/>
@@ -13140,7 +12547,7 @@
       </w:pPr>
     </w:lvl>
   </w:abstractNum>
-  <w:abstractNum w:abstractNumId="27" w15:restartNumberingAfterBreak="0">
+  <w:abstractNum w:abstractNumId="28" w15:restartNumberingAfterBreak="0">
     <w:nsid w:val="653571BB"/>
     <w:multiLevelType w:val="multilevel"/>
     <w:tmpl w:val="E0F0DCF4"/>
@@ -13253,7 +12660,7 @@
       </w:pPr>
     </w:lvl>
   </w:abstractNum>
-  <w:abstractNum w:abstractNumId="28" w15:restartNumberingAfterBreak="0">
+  <w:abstractNum w:abstractNumId="29" w15:restartNumberingAfterBreak="0">
     <w:nsid w:val="69731E7F"/>
     <w:multiLevelType w:val="multilevel"/>
     <w:tmpl w:val="4FEA352E"/>
@@ -13402,7 +12809,7 @@
       </w:rPr>
     </w:lvl>
   </w:abstractNum>
-  <w:abstractNum w:abstractNumId="29" w15:restartNumberingAfterBreak="0">
+  <w:abstractNum w:abstractNumId="30" w15:restartNumberingAfterBreak="0">
     <w:nsid w:val="6DE2596E"/>
     <w:multiLevelType w:val="hybridMultilevel"/>
     <w:tmpl w:val="0D9C62AE"/>
@@ -13491,7 +12898,7 @@
       </w:pPr>
     </w:lvl>
   </w:abstractNum>
-  <w:abstractNum w:abstractNumId="30" w15:restartNumberingAfterBreak="0">
+  <w:abstractNum w:abstractNumId="31" w15:restartNumberingAfterBreak="0">
     <w:nsid w:val="75520C24"/>
     <w:multiLevelType w:val="hybridMultilevel"/>
     <w:tmpl w:val="FCCE1BF6"/>
@@ -13580,7 +12987,7 @@
       </w:pPr>
     </w:lvl>
   </w:abstractNum>
-  <w:abstractNum w:abstractNumId="31" w15:restartNumberingAfterBreak="0">
+  <w:abstractNum w:abstractNumId="32" w15:restartNumberingAfterBreak="0">
     <w:nsid w:val="76FC0259"/>
     <w:multiLevelType w:val="multilevel"/>
     <w:tmpl w:val="79680AA4"/>
@@ -13693,7 +13100,7 @@
       </w:pPr>
     </w:lvl>
   </w:abstractNum>
-  <w:abstractNum w:abstractNumId="32" w15:restartNumberingAfterBreak="0">
+  <w:abstractNum w:abstractNumId="33" w15:restartNumberingAfterBreak="0">
     <w:nsid w:val="77A70C23"/>
     <w:multiLevelType w:val="multilevel"/>
     <w:tmpl w:val="8E221C46"/>
@@ -13803,6 +13210,95 @@
           <w:tab w:val="num" w:pos="6480"/>
         </w:tabs>
         <w:ind w:left="6480" w:hanging="360"/>
+      </w:pPr>
+    </w:lvl>
+  </w:abstractNum>
+  <w:abstractNum w:abstractNumId="34" w15:restartNumberingAfterBreak="0">
+    <w:nsid w:val="7919052C"/>
+    <w:multiLevelType w:val="hybridMultilevel"/>
+    <w:tmpl w:val="CA523B24"/>
+    <w:lvl w:ilvl="0" w:tplc="1009000F">
+      <w:start w:val="1"/>
+      <w:numFmt w:val="decimal"/>
+      <w:lvlText w:val="%1."/>
+      <w:lvlJc w:val="left"/>
+      <w:pPr>
+        <w:ind w:left="720" w:hanging="360"/>
+      </w:pPr>
+      <w:rPr>
+        <w:rFonts w:hint="default"/>
+      </w:rPr>
+    </w:lvl>
+    <w:lvl w:ilvl="1" w:tplc="10090019" w:tentative="1">
+      <w:start w:val="1"/>
+      <w:numFmt w:val="lowerLetter"/>
+      <w:lvlText w:val="%2."/>
+      <w:lvlJc w:val="left"/>
+      <w:pPr>
+        <w:ind w:left="1440" w:hanging="360"/>
+      </w:pPr>
+    </w:lvl>
+    <w:lvl w:ilvl="2" w:tplc="1009001B" w:tentative="1">
+      <w:start w:val="1"/>
+      <w:numFmt w:val="lowerRoman"/>
+      <w:lvlText w:val="%3."/>
+      <w:lvlJc w:val="right"/>
+      <w:pPr>
+        <w:ind w:left="2160" w:hanging="180"/>
+      </w:pPr>
+    </w:lvl>
+    <w:lvl w:ilvl="3" w:tplc="1009000F" w:tentative="1">
+      <w:start w:val="1"/>
+      <w:numFmt w:val="decimal"/>
+      <w:lvlText w:val="%4."/>
+      <w:lvlJc w:val="left"/>
+      <w:pPr>
+        <w:ind w:left="2880" w:hanging="360"/>
+      </w:pPr>
+    </w:lvl>
+    <w:lvl w:ilvl="4" w:tplc="10090019" w:tentative="1">
+      <w:start w:val="1"/>
+      <w:numFmt w:val="lowerLetter"/>
+      <w:lvlText w:val="%5."/>
+      <w:lvlJc w:val="left"/>
+      <w:pPr>
+        <w:ind w:left="3600" w:hanging="360"/>
+      </w:pPr>
+    </w:lvl>
+    <w:lvl w:ilvl="5" w:tplc="1009001B" w:tentative="1">
+      <w:start w:val="1"/>
+      <w:numFmt w:val="lowerRoman"/>
+      <w:lvlText w:val="%6."/>
+      <w:lvlJc w:val="right"/>
+      <w:pPr>
+        <w:ind w:left="4320" w:hanging="180"/>
+      </w:pPr>
+    </w:lvl>
+    <w:lvl w:ilvl="6" w:tplc="1009000F" w:tentative="1">
+      <w:start w:val="1"/>
+      <w:numFmt w:val="decimal"/>
+      <w:lvlText w:val="%7."/>
+      <w:lvlJc w:val="left"/>
+      <w:pPr>
+        <w:ind w:left="5040" w:hanging="360"/>
+      </w:pPr>
+    </w:lvl>
+    <w:lvl w:ilvl="7" w:tplc="10090019" w:tentative="1">
+      <w:start w:val="1"/>
+      <w:numFmt w:val="lowerLetter"/>
+      <w:lvlText w:val="%8."/>
+      <w:lvlJc w:val="left"/>
+      <w:pPr>
+        <w:ind w:left="5760" w:hanging="360"/>
+      </w:pPr>
+    </w:lvl>
+    <w:lvl w:ilvl="8" w:tplc="1009001B" w:tentative="1">
+      <w:start w:val="1"/>
+      <w:numFmt w:val="lowerRoman"/>
+      <w:lvlText w:val="%9."/>
+      <w:lvlJc w:val="right"/>
+      <w:pPr>
+        <w:ind w:left="6480" w:hanging="180"/>
       </w:pPr>
     </w:lvl>
   </w:abstractNum>
@@ -13816,7 +13312,7 @@
     <w:abstractNumId w:val="22"/>
   </w:num>
   <w:num w:numId="4" w16cid:durableId="1987002333">
-    <w:abstractNumId w:val="32"/>
+    <w:abstractNumId w:val="33"/>
   </w:num>
   <w:num w:numId="5" w16cid:durableId="1029794338">
     <w:abstractNumId w:val="15"/>
@@ -13825,7 +13321,7 @@
     <w:abstractNumId w:val="24"/>
   </w:num>
   <w:num w:numId="7" w16cid:durableId="1476222975">
-    <w:abstractNumId w:val="31"/>
+    <w:abstractNumId w:val="32"/>
   </w:num>
   <w:num w:numId="8" w16cid:durableId="1533764241">
     <w:abstractNumId w:val="3"/>
@@ -13840,7 +13336,7 @@
     <w:abstractNumId w:val="23"/>
   </w:num>
   <w:num w:numId="12" w16cid:durableId="2146773725">
-    <w:abstractNumId w:val="27"/>
+    <w:abstractNumId w:val="28"/>
   </w:num>
   <w:num w:numId="13" w16cid:durableId="1026561013">
     <w:abstractNumId w:val="11"/>
@@ -13858,19 +13354,19 @@
     <w:abstractNumId w:val="16"/>
   </w:num>
   <w:num w:numId="18" w16cid:durableId="1409767320">
-    <w:abstractNumId w:val="28"/>
+    <w:abstractNumId w:val="29"/>
   </w:num>
   <w:num w:numId="19" w16cid:durableId="2045591211">
     <w:abstractNumId w:val="12"/>
   </w:num>
   <w:num w:numId="20" w16cid:durableId="1764063768">
-    <w:abstractNumId w:val="26"/>
+    <w:abstractNumId w:val="27"/>
   </w:num>
   <w:num w:numId="21" w16cid:durableId="218832961">
     <w:abstractNumId w:val="14"/>
   </w:num>
   <w:num w:numId="22" w16cid:durableId="2045669289">
-    <w:abstractNumId w:val="30"/>
+    <w:abstractNumId w:val="31"/>
   </w:num>
   <w:num w:numId="23" w16cid:durableId="953443745">
     <w:abstractNumId w:val="7"/>
@@ -13882,7 +13378,7 @@
     <w:abstractNumId w:val="2"/>
   </w:num>
   <w:num w:numId="26" w16cid:durableId="1365129283">
-    <w:abstractNumId w:val="29"/>
+    <w:abstractNumId w:val="30"/>
   </w:num>
   <w:num w:numId="27" w16cid:durableId="1202403600">
     <w:abstractNumId w:val="13"/>
@@ -13904,6 +13400,42 @@
   </w:num>
   <w:num w:numId="33" w16cid:durableId="1872569341">
     <w:abstractNumId w:val="20"/>
+  </w:num>
+  <w:num w:numId="34" w16cid:durableId="176846594">
+    <w:abstractNumId w:val="34"/>
+  </w:num>
+  <w:num w:numId="35" w16cid:durableId="287975869">
+    <w:abstractNumId w:val="30"/>
+    <w:lvlOverride w:ilvl="0">
+      <w:startOverride w:val="1"/>
+    </w:lvlOverride>
+    <w:lvlOverride w:ilvl="1">
+      <w:startOverride w:val="1"/>
+    </w:lvlOverride>
+    <w:lvlOverride w:ilvl="2">
+      <w:startOverride w:val="1"/>
+    </w:lvlOverride>
+    <w:lvlOverride w:ilvl="3">
+      <w:startOverride w:val="1"/>
+    </w:lvlOverride>
+    <w:lvlOverride w:ilvl="4">
+      <w:startOverride w:val="1"/>
+    </w:lvlOverride>
+    <w:lvlOverride w:ilvl="5">
+      <w:startOverride w:val="1"/>
+    </w:lvlOverride>
+    <w:lvlOverride w:ilvl="6">
+      <w:startOverride w:val="1"/>
+    </w:lvlOverride>
+    <w:lvlOverride w:ilvl="7">
+      <w:startOverride w:val="1"/>
+    </w:lvlOverride>
+    <w:lvlOverride w:ilvl="8">
+      <w:startOverride w:val="1"/>
+    </w:lvlOverride>
+  </w:num>
+  <w:num w:numId="36" w16cid:durableId="546376926">
+    <w:abstractNumId w:val="26"/>
   </w:num>
 </w:numbering>
 </file>

--- a/res/template_medium.docx
+++ b/res/template_medium.docx
@@ -1887,7 +1887,6 @@
           <w:p>
             <w:pPr>
               <w:rPr>
-                <w:rFonts w:hint="eastAsia"/>
                 <w:lang w:val="en-US"/>
               </w:rPr>
             </w:pPr>
@@ -2118,7 +2117,7 @@
                 <w:bCs/>
                 <w:lang w:val="en-US"/>
               </w:rPr>
-              <w:t>*If the dataset was deposited in a sub-dataverse collection, does it require its own dataverse?</w:t>
+              <w:t>If the dataset was deposited in a sub-dataverse collection, does it require its own dataverse?</w:t>
             </w:r>
           </w:p>
         </w:tc>
@@ -3779,7 +3778,20 @@
                 <w:lang w:val="en-US"/>
               </w:rPr>
               <w:lastRenderedPageBreak/>
-              <w:t xml:space="preserve">{% if template_dict.readme_file.comments|length </w:t>
+              <w:t>{% if template_dict.</w:t>
+            </w:r>
+            <w:r>
+              <w:rPr>
+                <w:rFonts w:hint="eastAsia"/>
+                <w:lang w:val="en-US"/>
+              </w:rPr>
+              <w:t>file_ext</w:t>
+            </w:r>
+            <w:r>
+              <w:rPr>
+                <w:lang w:val="en-US"/>
+              </w:rPr>
+              <w:t xml:space="preserve">.comments|length </w:t>
             </w:r>
             <w:r>
               <w:rPr>
@@ -4102,9 +4114,8 @@
               <w:rPr>
                 <w:b/>
                 <w:bCs/>
-                <w:lang w:val="en-US"/>
-              </w:rPr>
-              <w:t>Do all files appear on the common file format list?</w:t>
+              </w:rPr>
+              <w:t>Are there any files that do not appear on the common file format list?</w:t>
             </w:r>
           </w:p>
         </w:tc>
@@ -4552,7 +4563,7 @@
                 <w:bCs/>
                 <w:lang w:val="en-US"/>
               </w:rPr>
-              <w:t>*If some files do not appear on the common file format list, is there information or documentation about how to open the files(s)?</w:t>
+              <w:t>If some files do not appear on the common file format list, is there information or documentation about how to open the files(s)?</w:t>
             </w:r>
           </w:p>
         </w:tc>
@@ -7933,7 +7944,7 @@
                 <w:bCs/>
                 <w:lang w:val="en-US"/>
               </w:rPr>
-              <w:t xml:space="preserve">*If something is flagged </w:t>
+              <w:t xml:space="preserve">If something is flagged </w:t>
             </w:r>
             <w:r>
               <w:rPr>
@@ -8728,7 +8739,7 @@
                 <w:bCs/>
                 <w:lang w:val="en-US"/>
               </w:rPr>
-              <w:t xml:space="preserve">*If there are restricted </w:t>
+              <w:t xml:space="preserve">If there are restricted </w:t>
             </w:r>
             <w:r>
               <w:rPr>

--- a/res/template_medium.docx
+++ b/res/template_medium.docx
@@ -1183,184 +1183,109 @@
                 <w:lang w:val="en-US"/>
               </w:rPr>
             </w:pPr>
-            <w:r>
-              <w:rPr>
-                <w:lang w:val="en-US"/>
-              </w:rPr>
-              <w:t>{% if template_dict.</w:t>
-            </w:r>
-            <w:r>
-              <w:rPr>
-                <w:rFonts w:hint="eastAsia"/>
-                <w:lang w:val="en-US"/>
-              </w:rPr>
-              <w:t>dv_record</w:t>
-            </w:r>
-            <w:r>
-              <w:rPr>
-                <w:lang w:val="en-US"/>
-              </w:rPr>
-              <w:t xml:space="preserve">.comments|length </w:t>
-            </w:r>
-            <w:r>
-              <w:rPr>
-                <w:rFonts w:hint="eastAsia"/>
-                <w:lang w:val="en-US"/>
-              </w:rPr>
-              <w:t>&gt;</w:t>
-            </w:r>
-            <w:r>
-              <w:rPr>
-                <w:lang w:val="en-US"/>
-              </w:rPr>
-              <w:t xml:space="preserve"> 0 %}X{% endif %}</w:t>
-            </w:r>
-          </w:p>
-          <w:p>
-            <w:pPr>
-              <w:rPr>
-                <w:lang w:val="en-US"/>
-              </w:rPr>
-            </w:pPr>
-          </w:p>
-        </w:tc>
-        <w:tc>
-          <w:tcPr>
-            <w:tcW w:w="0" w:type="auto"/>
-            <w:tcBorders>
-              <w:top w:val="single" w:sz="8" w:space="0" w:color="000000"/>
-              <w:left w:val="single" w:sz="8" w:space="0" w:color="000000"/>
-              <w:bottom w:val="single" w:sz="8" w:space="0" w:color="000000"/>
-              <w:right w:val="single" w:sz="8" w:space="0" w:color="000000"/>
-            </w:tcBorders>
-            <w:tcMar>
-              <w:top w:w="100" w:type="dxa"/>
-              <w:left w:w="100" w:type="dxa"/>
-              <w:bottom w:w="100" w:type="dxa"/>
-              <w:right w:w="100" w:type="dxa"/>
-            </w:tcMar>
-            <w:hideMark/>
-          </w:tcPr>
-          <w:p>
-            <w:pPr>
-              <w:rPr>
-                <w:lang w:val="en-US"/>
-              </w:rPr>
-            </w:pPr>
-          </w:p>
-        </w:tc>
-        <w:tc>
-          <w:tcPr>
-            <w:tcW w:w="0" w:type="auto"/>
-            <w:tcBorders>
-              <w:top w:val="single" w:sz="8" w:space="0" w:color="000000"/>
-              <w:left w:val="single" w:sz="8" w:space="0" w:color="000000"/>
-              <w:bottom w:val="single" w:sz="8" w:space="0" w:color="000000"/>
-              <w:right w:val="single" w:sz="8" w:space="0" w:color="000000"/>
-            </w:tcBorders>
-            <w:tcMar>
-              <w:top w:w="100" w:type="dxa"/>
-              <w:left w:w="100" w:type="dxa"/>
-              <w:bottom w:w="100" w:type="dxa"/>
-              <w:right w:w="100" w:type="dxa"/>
-            </w:tcMar>
-            <w:hideMark/>
-          </w:tcPr>
-          <w:p>
-            <w:pPr>
-              <w:rPr>
-                <w:lang w:val="en-US"/>
-              </w:rPr>
-            </w:pPr>
-            <w:r>
-              <w:rPr>
-                <w:lang w:val="en-US"/>
-              </w:rPr>
-              <w:t>{% if template_dict.</w:t>
-            </w:r>
-            <w:r>
-              <w:rPr>
-                <w:rFonts w:hint="eastAsia"/>
-                <w:lang w:val="en-US"/>
-              </w:rPr>
-              <w:t>dv_record</w:t>
-            </w:r>
-            <w:r>
-              <w:rPr>
-                <w:lang w:val="en-US"/>
-              </w:rPr>
-              <w:t xml:space="preserve">.comments|length </w:t>
-            </w:r>
-            <w:r>
-              <w:rPr>
-                <w:rFonts w:hint="eastAsia"/>
-                <w:lang w:val="en-US"/>
-              </w:rPr>
-              <w:t>==</w:t>
-            </w:r>
-            <w:r>
-              <w:rPr>
-                <w:lang w:val="en-US"/>
-              </w:rPr>
-              <w:t xml:space="preserve"> 0 %}X{% endif %}</w:t>
-            </w:r>
-          </w:p>
-          <w:p>
-            <w:pPr>
-              <w:rPr>
-                <w:lang w:val="en-US"/>
-              </w:rPr>
-            </w:pPr>
-          </w:p>
-        </w:tc>
-        <w:tc>
-          <w:tcPr>
-            <w:tcW w:w="0" w:type="auto"/>
-            <w:tcBorders>
-              <w:top w:val="single" w:sz="8" w:space="0" w:color="000000"/>
-              <w:left w:val="single" w:sz="8" w:space="0" w:color="000000"/>
-              <w:bottom w:val="single" w:sz="8" w:space="0" w:color="000000"/>
-              <w:right w:val="single" w:sz="8" w:space="0" w:color="000000"/>
-            </w:tcBorders>
-            <w:tcMar>
-              <w:top w:w="100" w:type="dxa"/>
-              <w:left w:w="100" w:type="dxa"/>
-              <w:bottom w:w="100" w:type="dxa"/>
-              <w:right w:w="100" w:type="dxa"/>
-            </w:tcMar>
-            <w:hideMark/>
-          </w:tcPr>
-          <w:p>
-            <w:pPr>
-              <w:rPr>
-                <w:lang w:val="en-US"/>
-              </w:rPr>
-            </w:pPr>
-          </w:p>
-        </w:tc>
-        <w:tc>
-          <w:tcPr>
-            <w:tcW w:w="0" w:type="auto"/>
-            <w:tcBorders>
-              <w:top w:val="single" w:sz="8" w:space="0" w:color="000000"/>
-              <w:left w:val="single" w:sz="8" w:space="0" w:color="000000"/>
-              <w:bottom w:val="single" w:sz="8" w:space="0" w:color="000000"/>
-              <w:right w:val="single" w:sz="8" w:space="0" w:color="000000"/>
-            </w:tcBorders>
-            <w:tcMar>
-              <w:top w:w="100" w:type="dxa"/>
-              <w:left w:w="100" w:type="dxa"/>
-              <w:bottom w:w="100" w:type="dxa"/>
-              <w:right w:w="100" w:type="dxa"/>
-            </w:tcMar>
-            <w:hideMark/>
-          </w:tcPr>
-          <w:p>
-            <w:pPr>
-              <w:rPr>
-                <w:lang w:val="en-US"/>
-              </w:rPr>
-            </w:pPr>
+          </w:p>
+        </w:tc>
+        <w:tc>
+          <w:tcPr>
+            <w:tcW w:w="0" w:type="auto"/>
+            <w:tcBorders>
+              <w:top w:val="single" w:sz="8" w:space="0" w:color="000000"/>
+              <w:left w:val="single" w:sz="8" w:space="0" w:color="000000"/>
+              <w:bottom w:val="single" w:sz="8" w:space="0" w:color="000000"/>
+              <w:right w:val="single" w:sz="8" w:space="0" w:color="000000"/>
+            </w:tcBorders>
+            <w:tcMar>
+              <w:top w:w="100" w:type="dxa"/>
+              <w:left w:w="100" w:type="dxa"/>
+              <w:bottom w:w="100" w:type="dxa"/>
+              <w:right w:w="100" w:type="dxa"/>
+            </w:tcMar>
+            <w:hideMark/>
+          </w:tcPr>
+          <w:p>
+            <w:pPr>
+              <w:rPr>
+                <w:lang w:val="en-US"/>
+              </w:rPr>
+            </w:pPr>
+          </w:p>
+        </w:tc>
+        <w:tc>
+          <w:tcPr>
+            <w:tcW w:w="0" w:type="auto"/>
+            <w:tcBorders>
+              <w:top w:val="single" w:sz="8" w:space="0" w:color="000000"/>
+              <w:left w:val="single" w:sz="8" w:space="0" w:color="000000"/>
+              <w:bottom w:val="single" w:sz="8" w:space="0" w:color="000000"/>
+              <w:right w:val="single" w:sz="8" w:space="0" w:color="000000"/>
+            </w:tcBorders>
+            <w:tcMar>
+              <w:top w:w="100" w:type="dxa"/>
+              <w:left w:w="100" w:type="dxa"/>
+              <w:bottom w:w="100" w:type="dxa"/>
+              <w:right w:w="100" w:type="dxa"/>
+            </w:tcMar>
+          </w:tcPr>
+          <w:p>
+            <w:pPr>
+              <w:rPr>
+                <w:lang w:val="en-US"/>
+              </w:rPr>
+            </w:pPr>
+          </w:p>
+        </w:tc>
+        <w:tc>
+          <w:tcPr>
+            <w:tcW w:w="0" w:type="auto"/>
+            <w:tcBorders>
+              <w:top w:val="single" w:sz="8" w:space="0" w:color="000000"/>
+              <w:left w:val="single" w:sz="8" w:space="0" w:color="000000"/>
+              <w:bottom w:val="single" w:sz="8" w:space="0" w:color="000000"/>
+              <w:right w:val="single" w:sz="8" w:space="0" w:color="000000"/>
+            </w:tcBorders>
+            <w:tcMar>
+              <w:top w:w="100" w:type="dxa"/>
+              <w:left w:w="100" w:type="dxa"/>
+              <w:bottom w:w="100" w:type="dxa"/>
+              <w:right w:w="100" w:type="dxa"/>
+            </w:tcMar>
+          </w:tcPr>
+          <w:p>
+            <w:pPr>
+              <w:rPr>
+                <w:lang w:val="en-US"/>
+              </w:rPr>
+            </w:pPr>
+          </w:p>
+        </w:tc>
+        <w:tc>
+          <w:tcPr>
+            <w:tcW w:w="0" w:type="auto"/>
+            <w:tcBorders>
+              <w:top w:val="single" w:sz="8" w:space="0" w:color="000000"/>
+              <w:left w:val="single" w:sz="8" w:space="0" w:color="000000"/>
+              <w:bottom w:val="single" w:sz="8" w:space="0" w:color="000000"/>
+              <w:right w:val="single" w:sz="8" w:space="0" w:color="000000"/>
+            </w:tcBorders>
+            <w:tcMar>
+              <w:top w:w="100" w:type="dxa"/>
+              <w:left w:w="100" w:type="dxa"/>
+              <w:bottom w:w="100" w:type="dxa"/>
+              <w:right w:w="100" w:type="dxa"/>
+            </w:tcMar>
+          </w:tcPr>
+          <w:p>
+            <w:pPr>
+              <w:rPr>
+                <w:lang w:val="en-US"/>
+              </w:rPr>
+            </w:pPr>
+            <w:r>
+              <w:rPr>
+                <w:lang w:val="en-US"/>
+              </w:rPr>
+              <w:t>X</w:t>
+            </w:r>
           </w:p>
         </w:tc>
         <w:tc>
@@ -1652,219 +1577,108 @@
             </w:tcMar>
             <w:hideMark/>
           </w:tcPr>
-          <w:p>
-            <w:r>
-              <w:rPr>
-                <w:lang w:val="en-US"/>
-              </w:rPr>
-              <w:lastRenderedPageBreak/>
-              <w:t>{% if template_dict.</w:t>
-            </w:r>
-            <w:r>
-              <w:rPr>
-                <w:rFonts w:ascii="Consolas" w:eastAsia="Times New Roman" w:hAnsi="Consolas" w:cs="Times New Roman"/>
-                <w:color w:val="9CDCFE"/>
-                <w:kern w:val="0"/>
-                <w:sz w:val="21"/>
-                <w:szCs w:val="21"/>
-                <w14:ligatures w14:val="none"/>
-              </w:rPr>
-              <w:t xml:space="preserve"> </w:t>
-            </w:r>
-            <w:r>
-              <w:t>name_name_of_dataverse</w:t>
-            </w:r>
-            <w:r>
-              <w:rPr>
-                <w:lang w:val="en-US"/>
-              </w:rPr>
-              <w:t xml:space="preserve"> == </w:t>
-            </w:r>
-            <w:r>
-              <w:rPr>
-                <w:lang w:val="en-US"/>
-              </w:rPr>
-              <w:t>‘</w:t>
-            </w:r>
-            <w:r>
-              <w:rPr>
-                <w:lang w:val="en-US"/>
-              </w:rPr>
-              <w:t>University of Toronto Dataverse</w:t>
-            </w:r>
-            <w:r>
-              <w:rPr>
-                <w:lang w:val="en-US"/>
-              </w:rPr>
-              <w:t>’</w:t>
-            </w:r>
-            <w:r>
-              <w:rPr>
-                <w:lang w:val="en-US"/>
-              </w:rPr>
-              <w:t xml:space="preserve"> %}X{% endif %}</w:t>
-            </w:r>
-          </w:p>
-        </w:tc>
-        <w:tc>
-          <w:tcPr>
-            <w:tcW w:w="0" w:type="auto"/>
-            <w:tcBorders>
-              <w:top w:val="single" w:sz="8" w:space="0" w:color="000000"/>
-              <w:left w:val="single" w:sz="8" w:space="0" w:color="000000"/>
-              <w:bottom w:val="single" w:sz="8" w:space="0" w:color="000000"/>
-              <w:right w:val="single" w:sz="8" w:space="0" w:color="000000"/>
-            </w:tcBorders>
-            <w:tcMar>
-              <w:top w:w="100" w:type="dxa"/>
-              <w:left w:w="100" w:type="dxa"/>
-              <w:bottom w:w="100" w:type="dxa"/>
-              <w:right w:w="100" w:type="dxa"/>
-            </w:tcMar>
-          </w:tcPr>
-          <w:p>
-            <w:pPr>
-              <w:rPr>
-                <w:lang w:val="en-US"/>
-              </w:rPr>
-            </w:pPr>
-          </w:p>
-        </w:tc>
-        <w:tc>
-          <w:tcPr>
-            <w:tcW w:w="0" w:type="auto"/>
-            <w:tcBorders>
-              <w:top w:val="single" w:sz="8" w:space="0" w:color="000000"/>
-              <w:left w:val="single" w:sz="8" w:space="0" w:color="000000"/>
-              <w:bottom w:val="single" w:sz="8" w:space="0" w:color="000000"/>
-              <w:right w:val="single" w:sz="8" w:space="0" w:color="000000"/>
-            </w:tcBorders>
-            <w:tcMar>
-              <w:top w:w="100" w:type="dxa"/>
-              <w:left w:w="100" w:type="dxa"/>
-              <w:bottom w:w="100" w:type="dxa"/>
-              <w:right w:w="100" w:type="dxa"/>
-            </w:tcMar>
-            <w:hideMark/>
-          </w:tcPr>
-          <w:p>
-            <w:pPr>
-              <w:rPr>
-                <w:lang w:val="en-US"/>
-              </w:rPr>
-            </w:pPr>
-            <w:r>
-              <w:rPr>
-                <w:lang w:val="en-US"/>
-              </w:rPr>
-              <w:t>{% if template_dict.</w:t>
-            </w:r>
-            <w:r>
-              <w:rPr>
-                <w:rFonts w:ascii="Consolas" w:eastAsia="Times New Roman" w:hAnsi="Consolas" w:cs="Times New Roman"/>
-                <w:color w:val="9CDCFE"/>
-                <w:kern w:val="0"/>
-                <w:sz w:val="21"/>
-                <w:szCs w:val="21"/>
-                <w14:ligatures w14:val="none"/>
-              </w:rPr>
-              <w:t xml:space="preserve"> </w:t>
-            </w:r>
-            <w:r>
-              <w:t>name_name_of_dataverse</w:t>
-            </w:r>
-            <w:r>
-              <w:rPr>
-                <w:lang w:val="en-US"/>
-              </w:rPr>
-              <w:t xml:space="preserve"> </w:t>
-            </w:r>
-            <w:r>
-              <w:rPr>
-                <w:lang w:val="en-US"/>
-              </w:rPr>
-              <w:t>!</w:t>
-            </w:r>
-            <w:r>
-              <w:rPr>
-                <w:lang w:val="en-US"/>
-              </w:rPr>
-              <w:t xml:space="preserve">= </w:t>
-            </w:r>
-            <w:r>
-              <w:rPr>
-                <w:lang w:val="en-US"/>
-              </w:rPr>
-              <w:t>‘</w:t>
-            </w:r>
-            <w:r>
-              <w:rPr>
-                <w:lang w:val="en-US"/>
-              </w:rPr>
-              <w:t>University of Toronto Dataverse</w:t>
-            </w:r>
-            <w:r>
-              <w:rPr>
-                <w:lang w:val="en-US"/>
-              </w:rPr>
-              <w:t>’</w:t>
-            </w:r>
-            <w:r>
-              <w:rPr>
-                <w:lang w:val="en-US"/>
-              </w:rPr>
-              <w:t xml:space="preserve"> %}X{% endif %}</w:t>
-            </w:r>
-          </w:p>
-        </w:tc>
-        <w:tc>
-          <w:tcPr>
-            <w:tcW w:w="0" w:type="auto"/>
-            <w:tcBorders>
-              <w:top w:val="single" w:sz="8" w:space="0" w:color="000000"/>
-              <w:left w:val="single" w:sz="8" w:space="0" w:color="000000"/>
-              <w:bottom w:val="single" w:sz="8" w:space="0" w:color="000000"/>
-              <w:right w:val="single" w:sz="8" w:space="0" w:color="000000"/>
-            </w:tcBorders>
-            <w:tcMar>
-              <w:top w:w="100" w:type="dxa"/>
-              <w:left w:w="100" w:type="dxa"/>
-              <w:bottom w:w="100" w:type="dxa"/>
-              <w:right w:w="100" w:type="dxa"/>
-            </w:tcMar>
-            <w:hideMark/>
-          </w:tcPr>
-          <w:p>
-            <w:pPr>
-              <w:rPr>
-                <w:lang w:val="en-US"/>
-              </w:rPr>
-            </w:pPr>
-          </w:p>
-        </w:tc>
-        <w:tc>
-          <w:tcPr>
-            <w:tcW w:w="0" w:type="auto"/>
-            <w:tcBorders>
-              <w:top w:val="single" w:sz="8" w:space="0" w:color="000000"/>
-              <w:left w:val="single" w:sz="8" w:space="0" w:color="000000"/>
-              <w:bottom w:val="single" w:sz="8" w:space="0" w:color="000000"/>
-              <w:right w:val="single" w:sz="8" w:space="0" w:color="000000"/>
-            </w:tcBorders>
-            <w:tcMar>
-              <w:top w:w="100" w:type="dxa"/>
-              <w:left w:w="100" w:type="dxa"/>
-              <w:bottom w:w="100" w:type="dxa"/>
-              <w:right w:w="100" w:type="dxa"/>
-            </w:tcMar>
-            <w:hideMark/>
-          </w:tcPr>
-          <w:p>
-            <w:pPr>
-              <w:rPr>
-                <w:lang w:val="en-US"/>
-              </w:rPr>
-            </w:pPr>
+          <w:p/>
+        </w:tc>
+        <w:tc>
+          <w:tcPr>
+            <w:tcW w:w="0" w:type="auto"/>
+            <w:tcBorders>
+              <w:top w:val="single" w:sz="8" w:space="0" w:color="000000"/>
+              <w:left w:val="single" w:sz="8" w:space="0" w:color="000000"/>
+              <w:bottom w:val="single" w:sz="8" w:space="0" w:color="000000"/>
+              <w:right w:val="single" w:sz="8" w:space="0" w:color="000000"/>
+            </w:tcBorders>
+            <w:tcMar>
+              <w:top w:w="100" w:type="dxa"/>
+              <w:left w:w="100" w:type="dxa"/>
+              <w:bottom w:w="100" w:type="dxa"/>
+              <w:right w:w="100" w:type="dxa"/>
+            </w:tcMar>
+          </w:tcPr>
+          <w:p>
+            <w:pPr>
+              <w:rPr>
+                <w:lang w:val="en-US"/>
+              </w:rPr>
+            </w:pPr>
+          </w:p>
+        </w:tc>
+        <w:tc>
+          <w:tcPr>
+            <w:tcW w:w="0" w:type="auto"/>
+            <w:tcBorders>
+              <w:top w:val="single" w:sz="8" w:space="0" w:color="000000"/>
+              <w:left w:val="single" w:sz="8" w:space="0" w:color="000000"/>
+              <w:bottom w:val="single" w:sz="8" w:space="0" w:color="000000"/>
+              <w:right w:val="single" w:sz="8" w:space="0" w:color="000000"/>
+            </w:tcBorders>
+            <w:tcMar>
+              <w:top w:w="100" w:type="dxa"/>
+              <w:left w:w="100" w:type="dxa"/>
+              <w:bottom w:w="100" w:type="dxa"/>
+              <w:right w:w="100" w:type="dxa"/>
+            </w:tcMar>
+          </w:tcPr>
+          <w:p>
+            <w:pPr>
+              <w:rPr>
+                <w:lang w:val="en-US"/>
+              </w:rPr>
+            </w:pPr>
+          </w:p>
+        </w:tc>
+        <w:tc>
+          <w:tcPr>
+            <w:tcW w:w="0" w:type="auto"/>
+            <w:tcBorders>
+              <w:top w:val="single" w:sz="8" w:space="0" w:color="000000"/>
+              <w:left w:val="single" w:sz="8" w:space="0" w:color="000000"/>
+              <w:bottom w:val="single" w:sz="8" w:space="0" w:color="000000"/>
+              <w:right w:val="single" w:sz="8" w:space="0" w:color="000000"/>
+            </w:tcBorders>
+            <w:tcMar>
+              <w:top w:w="100" w:type="dxa"/>
+              <w:left w:w="100" w:type="dxa"/>
+              <w:bottom w:w="100" w:type="dxa"/>
+              <w:right w:w="100" w:type="dxa"/>
+            </w:tcMar>
+          </w:tcPr>
+          <w:p>
+            <w:pPr>
+              <w:rPr>
+                <w:lang w:val="en-US"/>
+              </w:rPr>
+            </w:pPr>
+          </w:p>
+        </w:tc>
+        <w:tc>
+          <w:tcPr>
+            <w:tcW w:w="0" w:type="auto"/>
+            <w:tcBorders>
+              <w:top w:val="single" w:sz="8" w:space="0" w:color="000000"/>
+              <w:left w:val="single" w:sz="8" w:space="0" w:color="000000"/>
+              <w:bottom w:val="single" w:sz="8" w:space="0" w:color="000000"/>
+              <w:right w:val="single" w:sz="8" w:space="0" w:color="000000"/>
+            </w:tcBorders>
+            <w:tcMar>
+              <w:top w:w="100" w:type="dxa"/>
+              <w:left w:w="100" w:type="dxa"/>
+              <w:bottom w:w="100" w:type="dxa"/>
+              <w:right w:w="100" w:type="dxa"/>
+            </w:tcMar>
+          </w:tcPr>
+          <w:p>
+            <w:pPr>
+              <w:rPr>
+                <w:lang w:val="en-US"/>
+              </w:rPr>
+            </w:pPr>
+            <w:r>
+              <w:rPr>
+                <w:lang w:val="en-US"/>
+              </w:rPr>
+              <w:t>X</w:t>
+            </w:r>
           </w:p>
         </w:tc>
         <w:tc>
@@ -4165,163 +3979,117 @@
               <w:bottom w:w="100" w:type="dxa"/>
               <w:right w:w="100" w:type="dxa"/>
             </w:tcMar>
-            <w:hideMark/>
-          </w:tcPr>
-          <w:p>
-            <w:pPr>
-              <w:rPr>
-                <w:lang w:val="en-US"/>
-              </w:rPr>
-            </w:pPr>
-            <w:r>
-              <w:rPr>
-                <w:lang w:val="en-US"/>
-              </w:rPr>
-              <w:t>{% if template_dict.</w:t>
-            </w:r>
-            <w:r>
-              <w:rPr>
-                <w:lang w:val="en-US"/>
-              </w:rPr>
-              <w:t xml:space="preserve"> common_file_format</w:t>
-            </w:r>
-            <w:r>
-              <w:rPr>
-                <w:lang w:val="en-US"/>
-              </w:rPr>
-              <w:t xml:space="preserve">.comments|length </w:t>
-            </w:r>
-            <w:r>
-              <w:rPr>
-                <w:rFonts w:hint="eastAsia"/>
-                <w:lang w:val="en-US"/>
-              </w:rPr>
-              <w:t>==</w:t>
-            </w:r>
-            <w:r>
-              <w:rPr>
-                <w:lang w:val="en-US"/>
-              </w:rPr>
-              <w:t xml:space="preserve"> 0 %}X{% endif %}</w:t>
-            </w:r>
-          </w:p>
-        </w:tc>
-        <w:tc>
-          <w:tcPr>
-            <w:tcW w:w="0" w:type="auto"/>
-            <w:tcBorders>
-              <w:top w:val="single" w:sz="8" w:space="0" w:color="000000"/>
-              <w:left w:val="single" w:sz="8" w:space="0" w:color="000000"/>
-              <w:bottom w:val="single" w:sz="8" w:space="0" w:color="000000"/>
-              <w:right w:val="single" w:sz="8" w:space="0" w:color="000000"/>
-            </w:tcBorders>
-            <w:tcMar>
-              <w:top w:w="100" w:type="dxa"/>
-              <w:left w:w="100" w:type="dxa"/>
-              <w:bottom w:w="100" w:type="dxa"/>
-              <w:right w:w="100" w:type="dxa"/>
-            </w:tcMar>
-            <w:hideMark/>
-          </w:tcPr>
-          <w:p>
-            <w:pPr>
-              <w:rPr>
-                <w:lang w:val="en-US"/>
-              </w:rPr>
-            </w:pPr>
-          </w:p>
-        </w:tc>
-        <w:tc>
-          <w:tcPr>
-            <w:tcW w:w="0" w:type="auto"/>
-            <w:tcBorders>
-              <w:top w:val="single" w:sz="8" w:space="0" w:color="000000"/>
-              <w:left w:val="single" w:sz="8" w:space="0" w:color="000000"/>
-              <w:bottom w:val="single" w:sz="8" w:space="0" w:color="000000"/>
-              <w:right w:val="single" w:sz="8" w:space="0" w:color="000000"/>
-            </w:tcBorders>
-            <w:tcMar>
-              <w:top w:w="100" w:type="dxa"/>
-              <w:left w:w="100" w:type="dxa"/>
-              <w:bottom w:w="100" w:type="dxa"/>
-              <w:right w:w="100" w:type="dxa"/>
-            </w:tcMar>
-            <w:hideMark/>
-          </w:tcPr>
-          <w:p>
-            <w:pPr>
-              <w:rPr>
-                <w:lang w:val="en-US"/>
-              </w:rPr>
-            </w:pPr>
-            <w:r>
-              <w:rPr>
-                <w:lang w:val="en-US"/>
-              </w:rPr>
-              <w:t>{% if template_dict.</w:t>
-            </w:r>
-            <w:r>
-              <w:rPr>
-                <w:lang w:val="en-US"/>
-              </w:rPr>
-              <w:t xml:space="preserve"> common_file_format</w:t>
-            </w:r>
-            <w:r>
-              <w:rPr>
-                <w:lang w:val="en-US"/>
-              </w:rPr>
-              <w:t>.comments|length &gt; 0 %}X{% endif %}</w:t>
-            </w:r>
-          </w:p>
-        </w:tc>
-        <w:tc>
-          <w:tcPr>
-            <w:tcW w:w="0" w:type="auto"/>
-            <w:tcBorders>
-              <w:top w:val="single" w:sz="8" w:space="0" w:color="000000"/>
-              <w:left w:val="single" w:sz="8" w:space="0" w:color="000000"/>
-              <w:bottom w:val="single" w:sz="8" w:space="0" w:color="000000"/>
-              <w:right w:val="single" w:sz="8" w:space="0" w:color="000000"/>
-            </w:tcBorders>
-            <w:tcMar>
-              <w:top w:w="100" w:type="dxa"/>
-              <w:left w:w="100" w:type="dxa"/>
-              <w:bottom w:w="100" w:type="dxa"/>
-              <w:right w:w="100" w:type="dxa"/>
-            </w:tcMar>
-            <w:hideMark/>
-          </w:tcPr>
-          <w:p>
-            <w:pPr>
-              <w:rPr>
-                <w:lang w:val="en-US"/>
-              </w:rPr>
-            </w:pPr>
-          </w:p>
-        </w:tc>
-        <w:tc>
-          <w:tcPr>
-            <w:tcW w:w="0" w:type="auto"/>
-            <w:tcBorders>
-              <w:top w:val="single" w:sz="8" w:space="0" w:color="000000"/>
-              <w:left w:val="single" w:sz="8" w:space="0" w:color="000000"/>
-              <w:bottom w:val="single" w:sz="8" w:space="0" w:color="000000"/>
-              <w:right w:val="single" w:sz="8" w:space="0" w:color="000000"/>
-            </w:tcBorders>
-            <w:tcMar>
-              <w:top w:w="100" w:type="dxa"/>
-              <w:left w:w="100" w:type="dxa"/>
-              <w:bottom w:w="100" w:type="dxa"/>
-              <w:right w:w="100" w:type="dxa"/>
-            </w:tcMar>
-            <w:hideMark/>
-          </w:tcPr>
-          <w:p>
-            <w:pPr>
-              <w:rPr>
-                <w:lang w:val="en-US"/>
-              </w:rPr>
-            </w:pPr>
+          </w:tcPr>
+          <w:p>
+            <w:pPr>
+              <w:rPr>
+                <w:lang w:val="en-US"/>
+              </w:rPr>
+            </w:pPr>
+          </w:p>
+        </w:tc>
+        <w:tc>
+          <w:tcPr>
+            <w:tcW w:w="0" w:type="auto"/>
+            <w:tcBorders>
+              <w:top w:val="single" w:sz="8" w:space="0" w:color="000000"/>
+              <w:left w:val="single" w:sz="8" w:space="0" w:color="000000"/>
+              <w:bottom w:val="single" w:sz="8" w:space="0" w:color="000000"/>
+              <w:right w:val="single" w:sz="8" w:space="0" w:color="000000"/>
+            </w:tcBorders>
+            <w:tcMar>
+              <w:top w:w="100" w:type="dxa"/>
+              <w:left w:w="100" w:type="dxa"/>
+              <w:bottom w:w="100" w:type="dxa"/>
+              <w:right w:w="100" w:type="dxa"/>
+            </w:tcMar>
+          </w:tcPr>
+          <w:p>
+            <w:pPr>
+              <w:rPr>
+                <w:lang w:val="en-US"/>
+              </w:rPr>
+            </w:pPr>
+          </w:p>
+        </w:tc>
+        <w:tc>
+          <w:tcPr>
+            <w:tcW w:w="0" w:type="auto"/>
+            <w:tcBorders>
+              <w:top w:val="single" w:sz="8" w:space="0" w:color="000000"/>
+              <w:left w:val="single" w:sz="8" w:space="0" w:color="000000"/>
+              <w:bottom w:val="single" w:sz="8" w:space="0" w:color="000000"/>
+              <w:right w:val="single" w:sz="8" w:space="0" w:color="000000"/>
+            </w:tcBorders>
+            <w:tcMar>
+              <w:top w:w="100" w:type="dxa"/>
+              <w:left w:w="100" w:type="dxa"/>
+              <w:bottom w:w="100" w:type="dxa"/>
+              <w:right w:w="100" w:type="dxa"/>
+            </w:tcMar>
+          </w:tcPr>
+          <w:p>
+            <w:pPr>
+              <w:rPr>
+                <w:lang w:val="en-US"/>
+              </w:rPr>
+            </w:pPr>
+          </w:p>
+        </w:tc>
+        <w:tc>
+          <w:tcPr>
+            <w:tcW w:w="0" w:type="auto"/>
+            <w:tcBorders>
+              <w:top w:val="single" w:sz="8" w:space="0" w:color="000000"/>
+              <w:left w:val="single" w:sz="8" w:space="0" w:color="000000"/>
+              <w:bottom w:val="single" w:sz="8" w:space="0" w:color="000000"/>
+              <w:right w:val="single" w:sz="8" w:space="0" w:color="000000"/>
+            </w:tcBorders>
+            <w:tcMar>
+              <w:top w:w="100" w:type="dxa"/>
+              <w:left w:w="100" w:type="dxa"/>
+              <w:bottom w:w="100" w:type="dxa"/>
+              <w:right w:w="100" w:type="dxa"/>
+            </w:tcMar>
+            <w:hideMark/>
+          </w:tcPr>
+          <w:p>
+            <w:pPr>
+              <w:rPr>
+                <w:lang w:val="en-US"/>
+              </w:rPr>
+            </w:pPr>
+          </w:p>
+        </w:tc>
+        <w:tc>
+          <w:tcPr>
+            <w:tcW w:w="0" w:type="auto"/>
+            <w:tcBorders>
+              <w:top w:val="single" w:sz="8" w:space="0" w:color="000000"/>
+              <w:left w:val="single" w:sz="8" w:space="0" w:color="000000"/>
+              <w:bottom w:val="single" w:sz="8" w:space="0" w:color="000000"/>
+              <w:right w:val="single" w:sz="8" w:space="0" w:color="000000"/>
+            </w:tcBorders>
+            <w:tcMar>
+              <w:top w:w="100" w:type="dxa"/>
+              <w:left w:w="100" w:type="dxa"/>
+              <w:bottom w:w="100" w:type="dxa"/>
+              <w:right w:w="100" w:type="dxa"/>
+            </w:tcMar>
+            <w:hideMark/>
+          </w:tcPr>
+          <w:p>
+            <w:pPr>
+              <w:rPr>
+                <w:lang w:val="en-US"/>
+              </w:rPr>
+            </w:pPr>
+            <w:r>
+              <w:rPr>
+                <w:lang w:val="en-US"/>
+              </w:rPr>
+              <w:t>X</w:t>
+            </w:r>
           </w:p>
         </w:tc>
         <w:tc>
@@ -7561,6 +7329,7 @@
           <w:p>
             <w:pPr>
               <w:rPr>
+                <w:rFonts w:hint="eastAsia"/>
                 <w:lang w:val="en-US"/>
               </w:rPr>
             </w:pPr>
@@ -7570,7 +7339,16 @@
                 <w:bCs/>
                 <w:lang w:val="en-US"/>
               </w:rPr>
-              <w:t>Is the dataset free of obvious sensitivity issues (e.g., direct identifiers)?</w:t>
+              <w:t>Does the dataset contain any obvious sensitivity issues, such as direct identifiers?</w:t>
+            </w:r>
+            <w:r>
+              <w:rPr>
+                <w:rFonts w:hint="eastAsia"/>
+                <w:b/>
+                <w:bCs/>
+                <w:lang w:val="en-US"/>
+              </w:rPr>
+              <w:t>R</w:t>
             </w:r>
           </w:p>
         </w:tc>
@@ -8576,7 +8354,7 @@
               <w:tblLook w:val="04A0" w:firstRow="1" w:lastRow="0" w:firstColumn="1" w:lastColumn="0" w:noHBand="0" w:noVBand="1"/>
             </w:tblPr>
             <w:tblGrid>
-              <w:gridCol w:w="3886"/>
+              <w:gridCol w:w="3775"/>
             </w:tblGrid>
             <w:tr>
               <w:tc>
@@ -8739,7 +8517,7 @@
                 <w:bCs/>
                 <w:lang w:val="en-US"/>
               </w:rPr>
-              <w:t xml:space="preserve">If there are restricted </w:t>
+              <w:t xml:space="preserve">If there are </w:t>
             </w:r>
             <w:r>
               <w:rPr>
@@ -8748,7 +8526,7 @@
                 <w:lang w:val="en-US"/>
               </w:rPr>
               <w:lastRenderedPageBreak/>
-              <w:t>files in the dataset, is the Terms of Access field complete?</w:t>
+              <w:t>restricted files in the dataset, is the Terms of Access field complete?</w:t>
             </w:r>
           </w:p>
         </w:tc>
@@ -8797,14 +8575,8 @@
               <w:rPr>
                 <w:lang w:val="en-US"/>
               </w:rPr>
-              <w:t xml:space="preserve">If there are </w:t>
-            </w:r>
-            <w:r>
-              <w:rPr>
-                <w:lang w:val="en-US"/>
-              </w:rPr>
               <w:lastRenderedPageBreak/>
-              <w:t>restricted files and no Terms of Access, recommend including terms of access.</w:t>
+              <w:t>If there are restricted files and no Terms of Access, recommend including terms of access.</w:t>
             </w:r>
           </w:p>
         </w:tc>
@@ -8876,7 +8648,14 @@
               <w:rPr>
                 <w:lang w:val="en-US"/>
               </w:rPr>
-              <w:t xml:space="preserve"> 0 </w:t>
+              <w:t xml:space="preserve"> </w:t>
+            </w:r>
+            <w:r>
+              <w:rPr>
+                <w:lang w:val="en-US"/>
+              </w:rPr>
+              <w:lastRenderedPageBreak/>
+              <w:t xml:space="preserve">0 </w:t>
             </w:r>
             <w:r>
               <w:rPr>
@@ -8886,7 +8665,6 @@
               <w:t xml:space="preserve">and </w:t>
             </w:r>
             <w:r>
-              <w:lastRenderedPageBreak/>
               <w:t>template_dict.terms_license.</w:t>
             </w:r>
             <w:r>
@@ -8998,7 +8776,14 @@
               <w:rPr>
                 <w:lang w:val="en-US"/>
               </w:rPr>
-              <w:t xml:space="preserve"> 0 </w:t>
+              <w:t xml:space="preserve"> </w:t>
+            </w:r>
+            <w:r>
+              <w:rPr>
+                <w:lang w:val="en-US"/>
+              </w:rPr>
+              <w:lastRenderedPageBreak/>
+              <w:t xml:space="preserve">0 </w:t>
             </w:r>
             <w:r>
               <w:rPr>
@@ -9008,7 +8793,6 @@
               <w:t xml:space="preserve">and </w:t>
             </w:r>
             <w:r>
-              <w:lastRenderedPageBreak/>
               <w:t>template_dict.terms_license.</w:t>
             </w:r>
             <w:r>
@@ -9183,7 +8967,7 @@
               <w:tblLook w:val="04A0" w:firstRow="1" w:lastRow="0" w:firstColumn="1" w:lastColumn="0" w:noHBand="0" w:noVBand="1"/>
             </w:tblPr>
             <w:tblGrid>
-              <w:gridCol w:w="3886"/>
+              <w:gridCol w:w="3775"/>
             </w:tblGrid>
             <w:tr>
               <w:tc>
@@ -9197,14 +8981,11 @@
                     </w:rPr>
                   </w:pPr>
                   <w:r>
+                    <w:lastRenderedPageBreak/>
                     <w:t>{% if template_dict.terms_license.</w:t>
                   </w:r>
                   <w:r>
-                    <w:t>termsOf</w:t>
-                  </w:r>
-                  <w:r>
-                    <w:lastRenderedPageBreak/>
-                    <w:t>Access</w:t>
+                    <w:t>termsOfAccess</w:t>
                   </w:r>
                   <w:r>
                     <w:t xml:space="preserve"> is not none %}{{ template_dict.terms_license.</w:t>
@@ -9260,6 +9041,340 @@
               </w:rPr>
               <w:lastRenderedPageBreak/>
               <w:t>Recommend</w:t>
+            </w:r>
+          </w:p>
+        </w:tc>
+        <w:tc>
+          <w:tcPr>
+            <w:tcW w:w="0" w:type="auto"/>
+            <w:tcBorders>
+              <w:top w:val="single" w:sz="8" w:space="0" w:color="000000"/>
+              <w:left w:val="single" w:sz="8" w:space="0" w:color="000000"/>
+              <w:bottom w:val="single" w:sz="8" w:space="0" w:color="000000"/>
+              <w:right w:val="single" w:sz="8" w:space="0" w:color="000000"/>
+            </w:tcBorders>
+            <w:tcMar>
+              <w:top w:w="100" w:type="dxa"/>
+              <w:left w:w="100" w:type="dxa"/>
+              <w:bottom w:w="100" w:type="dxa"/>
+              <w:right w:w="100" w:type="dxa"/>
+            </w:tcMar>
+            <w:hideMark/>
+          </w:tcPr>
+          <w:p>
+            <w:pPr>
+              <w:rPr>
+                <w:lang w:val="en-US"/>
+              </w:rPr>
+            </w:pPr>
+          </w:p>
+        </w:tc>
+      </w:tr>
+      <w:tr>
+        <w:trPr>
+          <w:trHeight w:val="480"/>
+        </w:trPr>
+        <w:tc>
+          <w:tcPr>
+            <w:tcW w:w="0" w:type="auto"/>
+            <w:tcBorders>
+              <w:top w:val="single" w:sz="8" w:space="0" w:color="000000"/>
+              <w:left w:val="single" w:sz="8" w:space="0" w:color="000000"/>
+              <w:bottom w:val="single" w:sz="8" w:space="0" w:color="000000"/>
+              <w:right w:val="single" w:sz="8" w:space="0" w:color="000000"/>
+            </w:tcBorders>
+            <w:tcMar>
+              <w:top w:w="100" w:type="dxa"/>
+              <w:left w:w="100" w:type="dxa"/>
+              <w:bottom w:w="100" w:type="dxa"/>
+              <w:right w:w="100" w:type="dxa"/>
+            </w:tcMar>
+            <w:hideMark/>
+          </w:tcPr>
+          <w:p>
+            <w:pPr>
+              <w:rPr>
+                <w:b/>
+                <w:bCs/>
+                <w:lang w:val="en-US"/>
+              </w:rPr>
+            </w:pPr>
+            <w:r>
+              <w:rPr>
+                <w:b/>
+                <w:bCs/>
+                <w:lang w:val="en-US"/>
+              </w:rPr>
+              <w:t>5.5</w:t>
+            </w:r>
+          </w:p>
+        </w:tc>
+        <w:tc>
+          <w:tcPr>
+            <w:tcW w:w="0" w:type="auto"/>
+            <w:tcBorders>
+              <w:top w:val="single" w:sz="8" w:space="0" w:color="000000"/>
+              <w:left w:val="single" w:sz="8" w:space="0" w:color="000000"/>
+              <w:bottom w:val="single" w:sz="8" w:space="0" w:color="000000"/>
+              <w:right w:val="single" w:sz="8" w:space="0" w:color="000000"/>
+            </w:tcBorders>
+            <w:tcMar>
+              <w:top w:w="100" w:type="dxa"/>
+              <w:left w:w="100" w:type="dxa"/>
+              <w:bottom w:w="100" w:type="dxa"/>
+              <w:right w:w="100" w:type="dxa"/>
+            </w:tcMar>
+            <w:hideMark/>
+          </w:tcPr>
+          <w:p>
+            <w:pPr>
+              <w:rPr>
+                <w:b/>
+                <w:bCs/>
+                <w:lang w:val="en-US"/>
+              </w:rPr>
+            </w:pPr>
+            <w:r>
+              <w:rPr>
+                <w:b/>
+                <w:bCs/>
+                <w:lang w:val="en-US"/>
+              </w:rPr>
+              <w:t>Is the dataset free of any obvious licensing and IP issues?</w:t>
+            </w:r>
+          </w:p>
+        </w:tc>
+        <w:tc>
+          <w:tcPr>
+            <w:tcW w:w="0" w:type="auto"/>
+            <w:tcBorders>
+              <w:top w:val="single" w:sz="8" w:space="0" w:color="000000"/>
+              <w:left w:val="single" w:sz="8" w:space="0" w:color="000000"/>
+              <w:bottom w:val="single" w:sz="8" w:space="0" w:color="000000"/>
+              <w:right w:val="single" w:sz="8" w:space="0" w:color="000000"/>
+            </w:tcBorders>
+            <w:tcMar>
+              <w:top w:w="100" w:type="dxa"/>
+              <w:left w:w="100" w:type="dxa"/>
+              <w:bottom w:w="100" w:type="dxa"/>
+              <w:right w:w="100" w:type="dxa"/>
+            </w:tcMar>
+            <w:hideMark/>
+          </w:tcPr>
+          <w:p>
+            <w:pPr>
+              <w:numPr>
+                <w:ilvl w:val="0"/>
+                <w:numId w:val="37"/>
+              </w:numPr>
+              <w:rPr>
+                <w:lang w:val="en-US"/>
+              </w:rPr>
+            </w:pPr>
+            <w:r>
+              <w:rPr>
+                <w:lang w:val="en-US"/>
+              </w:rPr>
+              <w:t>Review the description, documentation, and names of files to see if there are any that stand out as possible third-party data sources.</w:t>
+            </w:r>
+          </w:p>
+        </w:tc>
+        <w:tc>
+          <w:tcPr>
+            <w:tcW w:w="0" w:type="auto"/>
+            <w:tcBorders>
+              <w:top w:val="single" w:sz="8" w:space="0" w:color="000000"/>
+              <w:left w:val="single" w:sz="8" w:space="0" w:color="000000"/>
+              <w:bottom w:val="single" w:sz="8" w:space="0" w:color="000000"/>
+              <w:right w:val="single" w:sz="8" w:space="0" w:color="000000"/>
+            </w:tcBorders>
+            <w:tcMar>
+              <w:top w:w="100" w:type="dxa"/>
+              <w:left w:w="100" w:type="dxa"/>
+              <w:bottom w:w="100" w:type="dxa"/>
+              <w:right w:w="100" w:type="dxa"/>
+            </w:tcMar>
+            <w:hideMark/>
+          </w:tcPr>
+          <w:p>
+            <w:pPr>
+              <w:rPr>
+                <w:lang w:val="en-US"/>
+              </w:rPr>
+            </w:pPr>
+          </w:p>
+        </w:tc>
+        <w:tc>
+          <w:tcPr>
+            <w:tcW w:w="0" w:type="auto"/>
+            <w:tcBorders>
+              <w:top w:val="single" w:sz="8" w:space="0" w:color="000000"/>
+              <w:left w:val="single" w:sz="8" w:space="0" w:color="000000"/>
+              <w:bottom w:val="single" w:sz="8" w:space="0" w:color="000000"/>
+              <w:right w:val="single" w:sz="8" w:space="0" w:color="000000"/>
+            </w:tcBorders>
+            <w:tcMar>
+              <w:top w:w="100" w:type="dxa"/>
+              <w:left w:w="100" w:type="dxa"/>
+              <w:bottom w:w="100" w:type="dxa"/>
+              <w:right w:w="100" w:type="dxa"/>
+            </w:tcMar>
+            <w:hideMark/>
+          </w:tcPr>
+          <w:p>
+            <w:pPr>
+              <w:rPr>
+                <w:rFonts w:hint="eastAsia"/>
+                <w:lang w:val="en-US"/>
+              </w:rPr>
+            </w:pPr>
+          </w:p>
+        </w:tc>
+        <w:tc>
+          <w:tcPr>
+            <w:tcW w:w="0" w:type="auto"/>
+            <w:tcBorders>
+              <w:top w:val="single" w:sz="8" w:space="0" w:color="000000"/>
+              <w:left w:val="single" w:sz="8" w:space="0" w:color="000000"/>
+              <w:bottom w:val="single" w:sz="8" w:space="0" w:color="000000"/>
+              <w:right w:val="single" w:sz="8" w:space="0" w:color="000000"/>
+            </w:tcBorders>
+            <w:tcMar>
+              <w:top w:w="100" w:type="dxa"/>
+              <w:left w:w="100" w:type="dxa"/>
+              <w:bottom w:w="100" w:type="dxa"/>
+              <w:right w:w="100" w:type="dxa"/>
+            </w:tcMar>
+            <w:hideMark/>
+          </w:tcPr>
+          <w:p>
+            <w:pPr>
+              <w:rPr>
+                <w:lang w:val="en-US"/>
+              </w:rPr>
+            </w:pPr>
+          </w:p>
+        </w:tc>
+        <w:tc>
+          <w:tcPr>
+            <w:tcW w:w="0" w:type="auto"/>
+            <w:tcBorders>
+              <w:top w:val="single" w:sz="8" w:space="0" w:color="000000"/>
+              <w:left w:val="single" w:sz="8" w:space="0" w:color="000000"/>
+              <w:bottom w:val="single" w:sz="8" w:space="0" w:color="000000"/>
+              <w:right w:val="single" w:sz="8" w:space="0" w:color="000000"/>
+            </w:tcBorders>
+            <w:tcMar>
+              <w:top w:w="100" w:type="dxa"/>
+              <w:left w:w="100" w:type="dxa"/>
+              <w:bottom w:w="100" w:type="dxa"/>
+              <w:right w:w="100" w:type="dxa"/>
+            </w:tcMar>
+            <w:hideMark/>
+          </w:tcPr>
+          <w:p>
+            <w:pPr>
+              <w:rPr>
+                <w:lang w:val="en-US"/>
+              </w:rPr>
+            </w:pPr>
+          </w:p>
+        </w:tc>
+        <w:tc>
+          <w:tcPr>
+            <w:tcW w:w="0" w:type="auto"/>
+            <w:tcBorders>
+              <w:top w:val="single" w:sz="8" w:space="0" w:color="000000"/>
+              <w:left w:val="single" w:sz="8" w:space="0" w:color="000000"/>
+              <w:bottom w:val="single" w:sz="8" w:space="0" w:color="000000"/>
+              <w:right w:val="single" w:sz="8" w:space="0" w:color="000000"/>
+            </w:tcBorders>
+            <w:tcMar>
+              <w:top w:w="100" w:type="dxa"/>
+              <w:left w:w="100" w:type="dxa"/>
+              <w:bottom w:w="100" w:type="dxa"/>
+              <w:right w:w="100" w:type="dxa"/>
+            </w:tcMar>
+            <w:hideMark/>
+          </w:tcPr>
+          <w:p>
+            <w:pPr>
+              <w:rPr>
+                <w:lang w:val="en-US"/>
+              </w:rPr>
+            </w:pPr>
+          </w:p>
+        </w:tc>
+        <w:tc>
+          <w:tcPr>
+            <w:tcW w:w="0" w:type="auto"/>
+            <w:tcBorders>
+              <w:top w:val="single" w:sz="8" w:space="0" w:color="000000"/>
+              <w:left w:val="single" w:sz="8" w:space="0" w:color="000000"/>
+              <w:bottom w:val="single" w:sz="8" w:space="0" w:color="000000"/>
+              <w:right w:val="single" w:sz="8" w:space="0" w:color="000000"/>
+            </w:tcBorders>
+            <w:tcMar>
+              <w:top w:w="100" w:type="dxa"/>
+              <w:left w:w="100" w:type="dxa"/>
+              <w:bottom w:w="100" w:type="dxa"/>
+              <w:right w:w="100" w:type="dxa"/>
+            </w:tcMar>
+            <w:hideMark/>
+          </w:tcPr>
+          <w:p>
+            <w:pPr>
+              <w:rPr>
+                <w:lang w:val="en-US"/>
+              </w:rPr>
+            </w:pPr>
+            <w:r>
+              <w:rPr>
+                <w:lang w:val="en-US"/>
+              </w:rPr>
+              <w:t>List files that have been flagged as potential third-party datasets:</w:t>
+            </w:r>
+          </w:p>
+          <w:p>
+            <w:pPr>
+              <w:numPr>
+                <w:ilvl w:val="0"/>
+                <w:numId w:val="38"/>
+              </w:numPr>
+              <w:rPr>
+                <w:lang w:val="en-US"/>
+              </w:rPr>
+            </w:pPr>
+          </w:p>
+        </w:tc>
+        <w:tc>
+          <w:tcPr>
+            <w:tcW w:w="0" w:type="auto"/>
+            <w:tcBorders>
+              <w:top w:val="single" w:sz="8" w:space="0" w:color="000000"/>
+              <w:left w:val="single" w:sz="8" w:space="0" w:color="000000"/>
+              <w:bottom w:val="single" w:sz="8" w:space="0" w:color="000000"/>
+              <w:right w:val="single" w:sz="8" w:space="0" w:color="000000"/>
+            </w:tcBorders>
+            <w:tcMar>
+              <w:top w:w="100" w:type="dxa"/>
+              <w:left w:w="100" w:type="dxa"/>
+              <w:bottom w:w="100" w:type="dxa"/>
+              <w:right w:w="100" w:type="dxa"/>
+            </w:tcMar>
+            <w:hideMark/>
+          </w:tcPr>
+          <w:p>
+            <w:pPr>
+              <w:rPr>
+                <w:lang w:val="en-US"/>
+              </w:rPr>
+            </w:pPr>
+            <w:r>
+              <w:rPr>
+                <w:lang w:val="en-US"/>
+              </w:rPr>
+              <w:t>Require</w:t>
             </w:r>
           </w:p>
         </w:tc>
@@ -9826,6 +9941,119 @@
     </w:lvl>
   </w:abstractNum>
   <w:abstractNum w:abstractNumId="4" w15:restartNumberingAfterBreak="0">
+    <w:nsid w:val="0C927377"/>
+    <w:multiLevelType w:val="multilevel"/>
+    <w:tmpl w:val="D6A6472E"/>
+    <w:lvl w:ilvl="0">
+      <w:start w:val="1"/>
+      <w:numFmt w:val="decimal"/>
+      <w:lvlText w:val="%1."/>
+      <w:lvlJc w:val="left"/>
+      <w:pPr>
+        <w:tabs>
+          <w:tab w:val="num" w:pos="720"/>
+        </w:tabs>
+        <w:ind w:left="720" w:hanging="360"/>
+      </w:pPr>
+    </w:lvl>
+    <w:lvl w:ilvl="1" w:tentative="1">
+      <w:start w:val="1"/>
+      <w:numFmt w:val="decimal"/>
+      <w:lvlText w:val="%2."/>
+      <w:lvlJc w:val="left"/>
+      <w:pPr>
+        <w:tabs>
+          <w:tab w:val="num" w:pos="1440"/>
+        </w:tabs>
+        <w:ind w:left="1440" w:hanging="360"/>
+      </w:pPr>
+    </w:lvl>
+    <w:lvl w:ilvl="2" w:tentative="1">
+      <w:start w:val="1"/>
+      <w:numFmt w:val="decimal"/>
+      <w:lvlText w:val="%3."/>
+      <w:lvlJc w:val="left"/>
+      <w:pPr>
+        <w:tabs>
+          <w:tab w:val="num" w:pos="2160"/>
+        </w:tabs>
+        <w:ind w:left="2160" w:hanging="360"/>
+      </w:pPr>
+    </w:lvl>
+    <w:lvl w:ilvl="3" w:tentative="1">
+      <w:start w:val="1"/>
+      <w:numFmt w:val="decimal"/>
+      <w:lvlText w:val="%4."/>
+      <w:lvlJc w:val="left"/>
+      <w:pPr>
+        <w:tabs>
+          <w:tab w:val="num" w:pos="2880"/>
+        </w:tabs>
+        <w:ind w:left="2880" w:hanging="360"/>
+      </w:pPr>
+    </w:lvl>
+    <w:lvl w:ilvl="4" w:tentative="1">
+      <w:start w:val="1"/>
+      <w:numFmt w:val="decimal"/>
+      <w:lvlText w:val="%5."/>
+      <w:lvlJc w:val="left"/>
+      <w:pPr>
+        <w:tabs>
+          <w:tab w:val="num" w:pos="3600"/>
+        </w:tabs>
+        <w:ind w:left="3600" w:hanging="360"/>
+      </w:pPr>
+    </w:lvl>
+    <w:lvl w:ilvl="5" w:tentative="1">
+      <w:start w:val="1"/>
+      <w:numFmt w:val="decimal"/>
+      <w:lvlText w:val="%6."/>
+      <w:lvlJc w:val="left"/>
+      <w:pPr>
+        <w:tabs>
+          <w:tab w:val="num" w:pos="4320"/>
+        </w:tabs>
+        <w:ind w:left="4320" w:hanging="360"/>
+      </w:pPr>
+    </w:lvl>
+    <w:lvl w:ilvl="6" w:tentative="1">
+      <w:start w:val="1"/>
+      <w:numFmt w:val="decimal"/>
+      <w:lvlText w:val="%7."/>
+      <w:lvlJc w:val="left"/>
+      <w:pPr>
+        <w:tabs>
+          <w:tab w:val="num" w:pos="5040"/>
+        </w:tabs>
+        <w:ind w:left="5040" w:hanging="360"/>
+      </w:pPr>
+    </w:lvl>
+    <w:lvl w:ilvl="7" w:tentative="1">
+      <w:start w:val="1"/>
+      <w:numFmt w:val="decimal"/>
+      <w:lvlText w:val="%8."/>
+      <w:lvlJc w:val="left"/>
+      <w:pPr>
+        <w:tabs>
+          <w:tab w:val="num" w:pos="5760"/>
+        </w:tabs>
+        <w:ind w:left="5760" w:hanging="360"/>
+      </w:pPr>
+    </w:lvl>
+    <w:lvl w:ilvl="8" w:tentative="1">
+      <w:start w:val="1"/>
+      <w:numFmt w:val="decimal"/>
+      <w:lvlText w:val="%9."/>
+      <w:lvlJc w:val="left"/>
+      <w:pPr>
+        <w:tabs>
+          <w:tab w:val="num" w:pos="6480"/>
+        </w:tabs>
+        <w:ind w:left="6480" w:hanging="360"/>
+      </w:pPr>
+    </w:lvl>
+  </w:abstractNum>
+  <w:abstractNum w:abstractNumId="5" w15:restartNumberingAfterBreak="0">
     <w:nsid w:val="0D0F3C3D"/>
     <w:multiLevelType w:val="multilevel"/>
     <w:tmpl w:val="3D820090"/>
@@ -9938,7 +10166,7 @@
       </w:pPr>
     </w:lvl>
   </w:abstractNum>
-  <w:abstractNum w:abstractNumId="5" w15:restartNumberingAfterBreak="0">
+  <w:abstractNum w:abstractNumId="6" w15:restartNumberingAfterBreak="0">
     <w:nsid w:val="0F0200C6"/>
     <w:multiLevelType w:val="multilevel"/>
     <w:tmpl w:val="B4EA1CA8"/>
@@ -10051,7 +10279,7 @@
       </w:pPr>
     </w:lvl>
   </w:abstractNum>
-  <w:abstractNum w:abstractNumId="6" w15:restartNumberingAfterBreak="0">
+  <w:abstractNum w:abstractNumId="7" w15:restartNumberingAfterBreak="0">
     <w:nsid w:val="10735190"/>
     <w:multiLevelType w:val="hybridMultilevel"/>
     <w:tmpl w:val="D42AF0FA"/>
@@ -10140,7 +10368,7 @@
       </w:pPr>
     </w:lvl>
   </w:abstractNum>
-  <w:abstractNum w:abstractNumId="7" w15:restartNumberingAfterBreak="0">
+  <w:abstractNum w:abstractNumId="8" w15:restartNumberingAfterBreak="0">
     <w:nsid w:val="10D74393"/>
     <w:multiLevelType w:val="hybridMultilevel"/>
     <w:tmpl w:val="646E37D8"/>
@@ -10226,7 +10454,7 @@
       </w:pPr>
     </w:lvl>
   </w:abstractNum>
-  <w:abstractNum w:abstractNumId="8" w15:restartNumberingAfterBreak="0">
+  <w:abstractNum w:abstractNumId="9" w15:restartNumberingAfterBreak="0">
     <w:nsid w:val="11A52C9B"/>
     <w:multiLevelType w:val="multilevel"/>
     <w:tmpl w:val="D0944634"/>
@@ -10375,7 +10603,7 @@
       </w:rPr>
     </w:lvl>
   </w:abstractNum>
-  <w:abstractNum w:abstractNumId="9" w15:restartNumberingAfterBreak="0">
+  <w:abstractNum w:abstractNumId="10" w15:restartNumberingAfterBreak="0">
     <w:nsid w:val="12A444A9"/>
     <w:multiLevelType w:val="hybridMultilevel"/>
     <w:tmpl w:val="0D9C62AE"/>
@@ -10464,7 +10692,7 @@
       </w:pPr>
     </w:lvl>
   </w:abstractNum>
-  <w:abstractNum w:abstractNumId="10" w15:restartNumberingAfterBreak="0">
+  <w:abstractNum w:abstractNumId="11" w15:restartNumberingAfterBreak="0">
     <w:nsid w:val="178D3689"/>
     <w:multiLevelType w:val="multilevel"/>
     <w:tmpl w:val="C29A1B32"/>
@@ -10577,7 +10805,7 @@
       </w:pPr>
     </w:lvl>
   </w:abstractNum>
-  <w:abstractNum w:abstractNumId="11" w15:restartNumberingAfterBreak="0">
+  <w:abstractNum w:abstractNumId="12" w15:restartNumberingAfterBreak="0">
     <w:nsid w:val="1A6C6797"/>
     <w:multiLevelType w:val="multilevel"/>
     <w:tmpl w:val="A964D450"/>
@@ -10690,7 +10918,7 @@
       </w:pPr>
     </w:lvl>
   </w:abstractNum>
-  <w:abstractNum w:abstractNumId="12" w15:restartNumberingAfterBreak="0">
+  <w:abstractNum w:abstractNumId="13" w15:restartNumberingAfterBreak="0">
     <w:nsid w:val="1ACD68EC"/>
     <w:multiLevelType w:val="multilevel"/>
     <w:tmpl w:val="EAB6E042"/>
@@ -10839,7 +11067,7 @@
       </w:rPr>
     </w:lvl>
   </w:abstractNum>
-  <w:abstractNum w:abstractNumId="13" w15:restartNumberingAfterBreak="0">
+  <w:abstractNum w:abstractNumId="14" w15:restartNumberingAfterBreak="0">
     <w:nsid w:val="24B73AAA"/>
     <w:multiLevelType w:val="hybridMultilevel"/>
     <w:tmpl w:val="4C4C890E"/>
@@ -10928,7 +11156,7 @@
       </w:pPr>
     </w:lvl>
   </w:abstractNum>
-  <w:abstractNum w:abstractNumId="14" w15:restartNumberingAfterBreak="0">
+  <w:abstractNum w:abstractNumId="15" w15:restartNumberingAfterBreak="0">
     <w:nsid w:val="32790B27"/>
     <w:multiLevelType w:val="multilevel"/>
     <w:tmpl w:val="237CAD18"/>
@@ -11077,7 +11305,7 @@
       </w:rPr>
     </w:lvl>
   </w:abstractNum>
-  <w:abstractNum w:abstractNumId="15" w15:restartNumberingAfterBreak="0">
+  <w:abstractNum w:abstractNumId="16" w15:restartNumberingAfterBreak="0">
     <w:nsid w:val="371428FE"/>
     <w:multiLevelType w:val="multilevel"/>
     <w:tmpl w:val="B83EAA3E"/>
@@ -11190,7 +11418,7 @@
       </w:pPr>
     </w:lvl>
   </w:abstractNum>
-  <w:abstractNum w:abstractNumId="16" w15:restartNumberingAfterBreak="0">
+  <w:abstractNum w:abstractNumId="17" w15:restartNumberingAfterBreak="0">
     <w:nsid w:val="3AF51956"/>
     <w:multiLevelType w:val="multilevel"/>
     <w:tmpl w:val="71B816E4"/>
@@ -11303,7 +11531,7 @@
       </w:pPr>
     </w:lvl>
   </w:abstractNum>
-  <w:abstractNum w:abstractNumId="17" w15:restartNumberingAfterBreak="0">
+  <w:abstractNum w:abstractNumId="18" w15:restartNumberingAfterBreak="0">
     <w:nsid w:val="472F23DD"/>
     <w:multiLevelType w:val="hybridMultilevel"/>
     <w:tmpl w:val="03DEC164"/>
@@ -11416,7 +11644,7 @@
       </w:rPr>
     </w:lvl>
   </w:abstractNum>
-  <w:abstractNum w:abstractNumId="18" w15:restartNumberingAfterBreak="0">
+  <w:abstractNum w:abstractNumId="19" w15:restartNumberingAfterBreak="0">
     <w:nsid w:val="48F76F1E"/>
     <w:multiLevelType w:val="hybridMultilevel"/>
     <w:tmpl w:val="03DEC164"/>
@@ -11529,7 +11757,7 @@
       </w:rPr>
     </w:lvl>
   </w:abstractNum>
-  <w:abstractNum w:abstractNumId="19" w15:restartNumberingAfterBreak="0">
+  <w:abstractNum w:abstractNumId="20" w15:restartNumberingAfterBreak="0">
     <w:nsid w:val="4F996F26"/>
     <w:multiLevelType w:val="multilevel"/>
     <w:tmpl w:val="C00C3956"/>
@@ -11678,7 +11906,7 @@
       </w:rPr>
     </w:lvl>
   </w:abstractNum>
-  <w:abstractNum w:abstractNumId="20" w15:restartNumberingAfterBreak="0">
+  <w:abstractNum w:abstractNumId="21" w15:restartNumberingAfterBreak="0">
     <w:nsid w:val="518805ED"/>
     <w:multiLevelType w:val="hybridMultilevel"/>
     <w:tmpl w:val="F1E46B5C"/>
@@ -11791,7 +12019,7 @@
       </w:rPr>
     </w:lvl>
   </w:abstractNum>
-  <w:abstractNum w:abstractNumId="21" w15:restartNumberingAfterBreak="0">
+  <w:abstractNum w:abstractNumId="22" w15:restartNumberingAfterBreak="0">
     <w:nsid w:val="561074E4"/>
     <w:multiLevelType w:val="hybridMultilevel"/>
     <w:tmpl w:val="4C4C890E"/>
@@ -11880,7 +12108,7 @@
       </w:pPr>
     </w:lvl>
   </w:abstractNum>
-  <w:abstractNum w:abstractNumId="22" w15:restartNumberingAfterBreak="0">
+  <w:abstractNum w:abstractNumId="23" w15:restartNumberingAfterBreak="0">
     <w:nsid w:val="572A226F"/>
     <w:multiLevelType w:val="multilevel"/>
     <w:tmpl w:val="81FC1D9E"/>
@@ -11993,7 +12221,7 @@
       </w:pPr>
     </w:lvl>
   </w:abstractNum>
-  <w:abstractNum w:abstractNumId="23" w15:restartNumberingAfterBreak="0">
+  <w:abstractNum w:abstractNumId="24" w15:restartNumberingAfterBreak="0">
     <w:nsid w:val="5BF5117B"/>
     <w:multiLevelType w:val="multilevel"/>
     <w:tmpl w:val="8A1481F6"/>
@@ -12106,7 +12334,7 @@
       </w:pPr>
     </w:lvl>
   </w:abstractNum>
-  <w:abstractNum w:abstractNumId="24" w15:restartNumberingAfterBreak="0">
+  <w:abstractNum w:abstractNumId="25" w15:restartNumberingAfterBreak="0">
     <w:nsid w:val="5D3E6FA0"/>
     <w:multiLevelType w:val="multilevel"/>
     <w:tmpl w:val="1DD496E8"/>
@@ -12219,7 +12447,7 @@
       </w:pPr>
     </w:lvl>
   </w:abstractNum>
-  <w:abstractNum w:abstractNumId="25" w15:restartNumberingAfterBreak="0">
+  <w:abstractNum w:abstractNumId="26" w15:restartNumberingAfterBreak="0">
     <w:nsid w:val="5F935511"/>
     <w:multiLevelType w:val="multilevel"/>
     <w:tmpl w:val="44AE5600"/>
@@ -12332,7 +12560,7 @@
       </w:pPr>
     </w:lvl>
   </w:abstractNum>
-  <w:abstractNum w:abstractNumId="26" w15:restartNumberingAfterBreak="0">
+  <w:abstractNum w:abstractNumId="27" w15:restartNumberingAfterBreak="0">
     <w:nsid w:val="5F9D519B"/>
     <w:multiLevelType w:val="multilevel"/>
     <w:tmpl w:val="C99876E8"/>
@@ -12445,7 +12673,156 @@
       </w:pPr>
     </w:lvl>
   </w:abstractNum>
-  <w:abstractNum w:abstractNumId="27" w15:restartNumberingAfterBreak="0">
+  <w:abstractNum w:abstractNumId="28" w15:restartNumberingAfterBreak="0">
+    <w:nsid w:val="61537B94"/>
+    <w:multiLevelType w:val="multilevel"/>
+    <w:tmpl w:val="7F0EC644"/>
+    <w:lvl w:ilvl="0">
+      <w:start w:val="1"/>
+      <w:numFmt w:val="bullet"/>
+      <w:lvlText w:val=""/>
+      <w:lvlJc w:val="left"/>
+      <w:pPr>
+        <w:tabs>
+          <w:tab w:val="num" w:pos="720"/>
+        </w:tabs>
+        <w:ind w:left="720" w:hanging="360"/>
+      </w:pPr>
+      <w:rPr>
+        <w:rFonts w:ascii="Symbol" w:hAnsi="Symbol" w:hint="default"/>
+        <w:sz w:val="20"/>
+      </w:rPr>
+    </w:lvl>
+    <w:lvl w:ilvl="1" w:tentative="1">
+      <w:start w:val="1"/>
+      <w:numFmt w:val="bullet"/>
+      <w:lvlText w:val="o"/>
+      <w:lvlJc w:val="left"/>
+      <w:pPr>
+        <w:tabs>
+          <w:tab w:val="num" w:pos="1440"/>
+        </w:tabs>
+        <w:ind w:left="1440" w:hanging="360"/>
+      </w:pPr>
+      <w:rPr>
+        <w:rFonts w:ascii="Courier New" w:hAnsi="Courier New" w:hint="default"/>
+        <w:sz w:val="20"/>
+      </w:rPr>
+    </w:lvl>
+    <w:lvl w:ilvl="2" w:tentative="1">
+      <w:start w:val="1"/>
+      <w:numFmt w:val="bullet"/>
+      <w:lvlText w:val=""/>
+      <w:lvlJc w:val="left"/>
+      <w:pPr>
+        <w:tabs>
+          <w:tab w:val="num" w:pos="2160"/>
+        </w:tabs>
+        <w:ind w:left="2160" w:hanging="360"/>
+      </w:pPr>
+      <w:rPr>
+        <w:rFonts w:ascii="Wingdings" w:hAnsi="Wingdings" w:hint="default"/>
+        <w:sz w:val="20"/>
+      </w:rPr>
+    </w:lvl>
+    <w:lvl w:ilvl="3" w:tentative="1">
+      <w:start w:val="1"/>
+      <w:numFmt w:val="bullet"/>
+      <w:lvlText w:val=""/>
+      <w:lvlJc w:val="left"/>
+      <w:pPr>
+        <w:tabs>
+          <w:tab w:val="num" w:pos="2880"/>
+        </w:tabs>
+        <w:ind w:left="2880" w:hanging="360"/>
+      </w:pPr>
+      <w:rPr>
+        <w:rFonts w:ascii="Wingdings" w:hAnsi="Wingdings" w:hint="default"/>
+        <w:sz w:val="20"/>
+      </w:rPr>
+    </w:lvl>
+    <w:lvl w:ilvl="4" w:tentative="1">
+      <w:start w:val="1"/>
+      <w:numFmt w:val="bullet"/>
+      <w:lvlText w:val=""/>
+      <w:lvlJc w:val="left"/>
+      <w:pPr>
+        <w:tabs>
+          <w:tab w:val="num" w:pos="3600"/>
+        </w:tabs>
+        <w:ind w:left="3600" w:hanging="360"/>
+      </w:pPr>
+      <w:rPr>
+        <w:rFonts w:ascii="Wingdings" w:hAnsi="Wingdings" w:hint="default"/>
+        <w:sz w:val="20"/>
+      </w:rPr>
+    </w:lvl>
+    <w:lvl w:ilvl="5" w:tentative="1">
+      <w:start w:val="1"/>
+      <w:numFmt w:val="bullet"/>
+      <w:lvlText w:val=""/>
+      <w:lvlJc w:val="left"/>
+      <w:pPr>
+        <w:tabs>
+          <w:tab w:val="num" w:pos="4320"/>
+        </w:tabs>
+        <w:ind w:left="4320" w:hanging="360"/>
+      </w:pPr>
+      <w:rPr>
+        <w:rFonts w:ascii="Wingdings" w:hAnsi="Wingdings" w:hint="default"/>
+        <w:sz w:val="20"/>
+      </w:rPr>
+    </w:lvl>
+    <w:lvl w:ilvl="6" w:tentative="1">
+      <w:start w:val="1"/>
+      <w:numFmt w:val="bullet"/>
+      <w:lvlText w:val=""/>
+      <w:lvlJc w:val="left"/>
+      <w:pPr>
+        <w:tabs>
+          <w:tab w:val="num" w:pos="5040"/>
+        </w:tabs>
+        <w:ind w:left="5040" w:hanging="360"/>
+      </w:pPr>
+      <w:rPr>
+        <w:rFonts w:ascii="Wingdings" w:hAnsi="Wingdings" w:hint="default"/>
+        <w:sz w:val="20"/>
+      </w:rPr>
+    </w:lvl>
+    <w:lvl w:ilvl="7" w:tentative="1">
+      <w:start w:val="1"/>
+      <w:numFmt w:val="bullet"/>
+      <w:lvlText w:val=""/>
+      <w:lvlJc w:val="left"/>
+      <w:pPr>
+        <w:tabs>
+          <w:tab w:val="num" w:pos="5760"/>
+        </w:tabs>
+        <w:ind w:left="5760" w:hanging="360"/>
+      </w:pPr>
+      <w:rPr>
+        <w:rFonts w:ascii="Wingdings" w:hAnsi="Wingdings" w:hint="default"/>
+        <w:sz w:val="20"/>
+      </w:rPr>
+    </w:lvl>
+    <w:lvl w:ilvl="8" w:tentative="1">
+      <w:start w:val="1"/>
+      <w:numFmt w:val="bullet"/>
+      <w:lvlText w:val=""/>
+      <w:lvlJc w:val="left"/>
+      <w:pPr>
+        <w:tabs>
+          <w:tab w:val="num" w:pos="6480"/>
+        </w:tabs>
+        <w:ind w:left="6480" w:hanging="360"/>
+      </w:pPr>
+      <w:rPr>
+        <w:rFonts w:ascii="Wingdings" w:hAnsi="Wingdings" w:hint="default"/>
+        <w:sz w:val="20"/>
+      </w:rPr>
+    </w:lvl>
+  </w:abstractNum>
+  <w:abstractNum w:abstractNumId="29" w15:restartNumberingAfterBreak="0">
     <w:nsid w:val="62330FFA"/>
     <w:multiLevelType w:val="multilevel"/>
     <w:tmpl w:val="1354050A"/>
@@ -12558,7 +12935,7 @@
       </w:pPr>
     </w:lvl>
   </w:abstractNum>
-  <w:abstractNum w:abstractNumId="28" w15:restartNumberingAfterBreak="0">
+  <w:abstractNum w:abstractNumId="30" w15:restartNumberingAfterBreak="0">
     <w:nsid w:val="653571BB"/>
     <w:multiLevelType w:val="multilevel"/>
     <w:tmpl w:val="E0F0DCF4"/>
@@ -12671,7 +13048,7 @@
       </w:pPr>
     </w:lvl>
   </w:abstractNum>
-  <w:abstractNum w:abstractNumId="29" w15:restartNumberingAfterBreak="0">
+  <w:abstractNum w:abstractNumId="31" w15:restartNumberingAfterBreak="0">
     <w:nsid w:val="69731E7F"/>
     <w:multiLevelType w:val="multilevel"/>
     <w:tmpl w:val="4FEA352E"/>
@@ -12820,7 +13197,7 @@
       </w:rPr>
     </w:lvl>
   </w:abstractNum>
-  <w:abstractNum w:abstractNumId="30" w15:restartNumberingAfterBreak="0">
+  <w:abstractNum w:abstractNumId="32" w15:restartNumberingAfterBreak="0">
     <w:nsid w:val="6DE2596E"/>
     <w:multiLevelType w:val="hybridMultilevel"/>
     <w:tmpl w:val="0D9C62AE"/>
@@ -12909,7 +13286,7 @@
       </w:pPr>
     </w:lvl>
   </w:abstractNum>
-  <w:abstractNum w:abstractNumId="31" w15:restartNumberingAfterBreak="0">
+  <w:abstractNum w:abstractNumId="33" w15:restartNumberingAfterBreak="0">
     <w:nsid w:val="75520C24"/>
     <w:multiLevelType w:val="hybridMultilevel"/>
     <w:tmpl w:val="FCCE1BF6"/>
@@ -12998,7 +13375,7 @@
       </w:pPr>
     </w:lvl>
   </w:abstractNum>
-  <w:abstractNum w:abstractNumId="32" w15:restartNumberingAfterBreak="0">
+  <w:abstractNum w:abstractNumId="34" w15:restartNumberingAfterBreak="0">
     <w:nsid w:val="76FC0259"/>
     <w:multiLevelType w:val="multilevel"/>
     <w:tmpl w:val="79680AA4"/>
@@ -13111,7 +13488,7 @@
       </w:pPr>
     </w:lvl>
   </w:abstractNum>
-  <w:abstractNum w:abstractNumId="33" w15:restartNumberingAfterBreak="0">
+  <w:abstractNum w:abstractNumId="35" w15:restartNumberingAfterBreak="0">
     <w:nsid w:val="77A70C23"/>
     <w:multiLevelType w:val="multilevel"/>
     <w:tmpl w:val="8E221C46"/>
@@ -13224,7 +13601,7 @@
       </w:pPr>
     </w:lvl>
   </w:abstractNum>
-  <w:abstractNum w:abstractNumId="34" w15:restartNumberingAfterBreak="0">
+  <w:abstractNum w:abstractNumId="36" w15:restartNumberingAfterBreak="0">
     <w:nsid w:val="7919052C"/>
     <w:multiLevelType w:val="hybridMultilevel"/>
     <w:tmpl w:val="CA523B24"/>
@@ -13317,106 +13694,106 @@
     <w:abstractNumId w:val="0"/>
   </w:num>
   <w:num w:numId="2" w16cid:durableId="1361010676">
-    <w:abstractNumId w:val="8"/>
+    <w:abstractNumId w:val="9"/>
   </w:num>
   <w:num w:numId="3" w16cid:durableId="1561554637">
-    <w:abstractNumId w:val="22"/>
+    <w:abstractNumId w:val="23"/>
   </w:num>
   <w:num w:numId="4" w16cid:durableId="1987002333">
-    <w:abstractNumId w:val="33"/>
+    <w:abstractNumId w:val="35"/>
   </w:num>
   <w:num w:numId="5" w16cid:durableId="1029794338">
-    <w:abstractNumId w:val="15"/>
+    <w:abstractNumId w:val="16"/>
   </w:num>
   <w:num w:numId="6" w16cid:durableId="1650086756">
-    <w:abstractNumId w:val="24"/>
+    <w:abstractNumId w:val="25"/>
   </w:num>
   <w:num w:numId="7" w16cid:durableId="1476222975">
-    <w:abstractNumId w:val="32"/>
+    <w:abstractNumId w:val="34"/>
   </w:num>
   <w:num w:numId="8" w16cid:durableId="1533764241">
     <w:abstractNumId w:val="3"/>
   </w:num>
   <w:num w:numId="9" w16cid:durableId="1439301835">
+    <w:abstractNumId w:val="6"/>
+  </w:num>
+  <w:num w:numId="10" w16cid:durableId="1801418588">
     <w:abstractNumId w:val="5"/>
   </w:num>
-  <w:num w:numId="10" w16cid:durableId="1801418588">
-    <w:abstractNumId w:val="4"/>
-  </w:num>
   <w:num w:numId="11" w16cid:durableId="793057457">
-    <w:abstractNumId w:val="23"/>
+    <w:abstractNumId w:val="24"/>
   </w:num>
   <w:num w:numId="12" w16cid:durableId="2146773725">
-    <w:abstractNumId w:val="28"/>
+    <w:abstractNumId w:val="30"/>
   </w:num>
   <w:num w:numId="13" w16cid:durableId="1026561013">
+    <w:abstractNumId w:val="12"/>
+  </w:num>
+  <w:num w:numId="14" w16cid:durableId="1192110950">
+    <w:abstractNumId w:val="26"/>
+  </w:num>
+  <w:num w:numId="15" w16cid:durableId="1262841238">
     <w:abstractNumId w:val="11"/>
   </w:num>
-  <w:num w:numId="14" w16cid:durableId="1192110950">
-    <w:abstractNumId w:val="25"/>
-  </w:num>
-  <w:num w:numId="15" w16cid:durableId="1262841238">
-    <w:abstractNumId w:val="10"/>
-  </w:num>
   <w:num w:numId="16" w16cid:durableId="155341019">
-    <w:abstractNumId w:val="19"/>
+    <w:abstractNumId w:val="20"/>
   </w:num>
   <w:num w:numId="17" w16cid:durableId="1040785662">
-    <w:abstractNumId w:val="16"/>
+    <w:abstractNumId w:val="17"/>
   </w:num>
   <w:num w:numId="18" w16cid:durableId="1409767320">
+    <w:abstractNumId w:val="31"/>
+  </w:num>
+  <w:num w:numId="19" w16cid:durableId="2045591211">
+    <w:abstractNumId w:val="13"/>
+  </w:num>
+  <w:num w:numId="20" w16cid:durableId="1764063768">
     <w:abstractNumId w:val="29"/>
   </w:num>
-  <w:num w:numId="19" w16cid:durableId="2045591211">
-    <w:abstractNumId w:val="12"/>
-  </w:num>
-  <w:num w:numId="20" w16cid:durableId="1764063768">
-    <w:abstractNumId w:val="27"/>
-  </w:num>
   <w:num w:numId="21" w16cid:durableId="218832961">
-    <w:abstractNumId w:val="14"/>
+    <w:abstractNumId w:val="15"/>
   </w:num>
   <w:num w:numId="22" w16cid:durableId="2045669289">
-    <w:abstractNumId w:val="31"/>
+    <w:abstractNumId w:val="33"/>
   </w:num>
   <w:num w:numId="23" w16cid:durableId="953443745">
-    <w:abstractNumId w:val="7"/>
+    <w:abstractNumId w:val="8"/>
   </w:num>
   <w:num w:numId="24" w16cid:durableId="1489975285">
-    <w:abstractNumId w:val="6"/>
+    <w:abstractNumId w:val="7"/>
   </w:num>
   <w:num w:numId="25" w16cid:durableId="2023780096">
     <w:abstractNumId w:val="2"/>
   </w:num>
   <w:num w:numId="26" w16cid:durableId="1365129283">
-    <w:abstractNumId w:val="30"/>
+    <w:abstractNumId w:val="32"/>
   </w:num>
   <w:num w:numId="27" w16cid:durableId="1202403600">
-    <w:abstractNumId w:val="13"/>
+    <w:abstractNumId w:val="14"/>
   </w:num>
   <w:num w:numId="28" w16cid:durableId="282420373">
-    <w:abstractNumId w:val="21"/>
+    <w:abstractNumId w:val="22"/>
   </w:num>
   <w:num w:numId="29" w16cid:durableId="101195959">
-    <w:abstractNumId w:val="17"/>
+    <w:abstractNumId w:val="18"/>
   </w:num>
   <w:num w:numId="30" w16cid:durableId="395199757">
-    <w:abstractNumId w:val="18"/>
+    <w:abstractNumId w:val="19"/>
   </w:num>
   <w:num w:numId="31" w16cid:durableId="1063218980">
-    <w:abstractNumId w:val="9"/>
+    <w:abstractNumId w:val="10"/>
   </w:num>
   <w:num w:numId="32" w16cid:durableId="197356490">
     <w:abstractNumId w:val="1"/>
   </w:num>
   <w:num w:numId="33" w16cid:durableId="1872569341">
-    <w:abstractNumId w:val="20"/>
+    <w:abstractNumId w:val="21"/>
   </w:num>
   <w:num w:numId="34" w16cid:durableId="176846594">
-    <w:abstractNumId w:val="34"/>
+    <w:abstractNumId w:val="36"/>
   </w:num>
   <w:num w:numId="35" w16cid:durableId="287975869">
-    <w:abstractNumId w:val="30"/>
+    <w:abstractNumId w:val="32"/>
     <w:lvlOverride w:ilvl="0">
       <w:startOverride w:val="1"/>
     </w:lvlOverride>
@@ -13446,7 +13823,13 @@
     </w:lvlOverride>
   </w:num>
   <w:num w:numId="36" w16cid:durableId="546376926">
-    <w:abstractNumId w:val="26"/>
+    <w:abstractNumId w:val="27"/>
+  </w:num>
+  <w:num w:numId="37" w16cid:durableId="1692758747">
+    <w:abstractNumId w:val="28"/>
+  </w:num>
+  <w:num w:numId="38" w16cid:durableId="566065764">
+    <w:abstractNumId w:val="4"/>
   </w:num>
 </w:numbering>
 </file>

--- a/res/template_medium.docx
+++ b/res/template_medium.docx
@@ -412,15 +412,15 @@
         <w:tblLook w:val="04A0" w:firstRow="1" w:lastRow="0" w:firstColumn="1" w:lastColumn="0" w:noHBand="0" w:noVBand="1"/>
       </w:tblPr>
       <w:tblGrid>
-        <w:gridCol w:w="491"/>
+        <w:gridCol w:w="496"/>
         <w:gridCol w:w="1271"/>
-        <w:gridCol w:w="1863"/>
-        <w:gridCol w:w="3568"/>
-        <w:gridCol w:w="3101"/>
-        <w:gridCol w:w="3568"/>
+        <w:gridCol w:w="1862"/>
+        <w:gridCol w:w="3567"/>
+        <w:gridCol w:w="3100"/>
+        <w:gridCol w:w="3567"/>
         <w:gridCol w:w="399"/>
         <w:gridCol w:w="2354"/>
-        <w:gridCol w:w="4096"/>
+        <w:gridCol w:w="4095"/>
         <w:gridCol w:w="1037"/>
         <w:gridCol w:w="603"/>
       </w:tblGrid>
@@ -6627,6 +6627,14 @@
               <w:lastRenderedPageBreak/>
               <w:t>4.3</w:t>
             </w:r>
+            <w:r>
+              <w:rPr>
+                <w:b/>
+                <w:bCs/>
+                <w:lang w:val="en-US"/>
+              </w:rPr>
+              <w:t>a</w:t>
+            </w:r>
           </w:p>
         </w:tc>
         <w:tc>
@@ -6938,330 +6946,324 @@
               <w:bottom w:val="single" w:sz="8" w:space="0" w:color="000000"/>
               <w:right w:val="single" w:sz="8" w:space="0" w:color="000000"/>
             </w:tcBorders>
-            <w:shd w:val="clear" w:color="auto" w:fill="D9EAD3"/>
-            <w:tcMar>
-              <w:top w:w="100" w:type="dxa"/>
-              <w:left w:w="100" w:type="dxa"/>
-              <w:bottom w:w="100" w:type="dxa"/>
-              <w:right w:w="100" w:type="dxa"/>
-            </w:tcMar>
-            <w:hideMark/>
-          </w:tcPr>
-          <w:p>
-            <w:pPr>
-              <w:rPr>
-                <w:lang w:val="en-US"/>
-              </w:rPr>
-            </w:pPr>
-            <w:r>
+            <w:tcMar>
+              <w:top w:w="100" w:type="dxa"/>
+              <w:left w:w="100" w:type="dxa"/>
+              <w:bottom w:w="100" w:type="dxa"/>
+              <w:right w:w="100" w:type="dxa"/>
+            </w:tcMar>
+          </w:tcPr>
+          <w:p>
+            <w:pPr>
               <w:rPr>
                 <w:b/>
                 <w:bCs/>
                 <w:lang w:val="en-US"/>
               </w:rPr>
-              <w:t>5.0</w:t>
-            </w:r>
-          </w:p>
-        </w:tc>
-        <w:tc>
-          <w:tcPr>
-            <w:tcW w:w="0" w:type="auto"/>
-            <w:tcBorders>
-              <w:top w:val="single" w:sz="8" w:space="0" w:color="000000"/>
-              <w:left w:val="single" w:sz="8" w:space="0" w:color="000000"/>
-              <w:bottom w:val="single" w:sz="8" w:space="0" w:color="000000"/>
-              <w:right w:val="single" w:sz="8" w:space="0" w:color="000000"/>
-            </w:tcBorders>
-            <w:shd w:val="clear" w:color="auto" w:fill="D9EAD3"/>
-            <w:tcMar>
-              <w:top w:w="100" w:type="dxa"/>
-              <w:left w:w="100" w:type="dxa"/>
-              <w:bottom w:w="100" w:type="dxa"/>
-              <w:right w:w="100" w:type="dxa"/>
-            </w:tcMar>
-            <w:hideMark/>
-          </w:tcPr>
-          <w:p>
-            <w:pPr>
-              <w:rPr>
-                <w:lang w:val="en-US"/>
-              </w:rPr>
             </w:pPr>
             <w:r>
               <w:rPr>
                 <w:b/>
                 <w:bCs/>
-                <w:lang w:val="en-US"/>
-              </w:rPr>
-              <w:t>Sensitive data and IP</w:t>
-            </w:r>
-          </w:p>
-        </w:tc>
-        <w:tc>
-          <w:tcPr>
-            <w:tcW w:w="0" w:type="auto"/>
-            <w:tcBorders>
-              <w:top w:val="single" w:sz="8" w:space="0" w:color="000000"/>
-              <w:left w:val="single" w:sz="8" w:space="0" w:color="000000"/>
-              <w:bottom w:val="single" w:sz="8" w:space="0" w:color="000000"/>
-              <w:right w:val="single" w:sz="8" w:space="0" w:color="000000"/>
-            </w:tcBorders>
-            <w:shd w:val="clear" w:color="auto" w:fill="D9EAD3"/>
-            <w:tcMar>
-              <w:top w:w="100" w:type="dxa"/>
-              <w:left w:w="100" w:type="dxa"/>
-              <w:bottom w:w="100" w:type="dxa"/>
-              <w:right w:w="100" w:type="dxa"/>
-            </w:tcMar>
-            <w:hideMark/>
-          </w:tcPr>
-          <w:p>
-            <w:pPr>
-              <w:rPr>
-                <w:lang w:val="en-US"/>
-              </w:rPr>
-            </w:pPr>
-          </w:p>
-        </w:tc>
-        <w:tc>
-          <w:tcPr>
-            <w:tcW w:w="0" w:type="auto"/>
-            <w:tcBorders>
-              <w:top w:val="single" w:sz="8" w:space="0" w:color="000000"/>
-              <w:left w:val="single" w:sz="8" w:space="0" w:color="000000"/>
-              <w:bottom w:val="single" w:sz="8" w:space="0" w:color="000000"/>
-              <w:right w:val="single" w:sz="8" w:space="0" w:color="000000"/>
-            </w:tcBorders>
-            <w:shd w:val="clear" w:color="auto" w:fill="D9EAD3"/>
-            <w:tcMar>
-              <w:top w:w="100" w:type="dxa"/>
-              <w:left w:w="100" w:type="dxa"/>
-              <w:bottom w:w="100" w:type="dxa"/>
-              <w:right w:w="100" w:type="dxa"/>
-            </w:tcMar>
-            <w:hideMark/>
-          </w:tcPr>
-          <w:p>
-            <w:pPr>
-              <w:rPr>
-                <w:lang w:val="en-US"/>
-              </w:rPr>
-            </w:pPr>
-            <w:r>
+              </w:rPr>
+              <w:t>4.3b</w:t>
+            </w:r>
+          </w:p>
+        </w:tc>
+        <w:tc>
+          <w:tcPr>
+            <w:tcW w:w="0" w:type="auto"/>
+            <w:tcBorders>
+              <w:top w:val="single" w:sz="8" w:space="0" w:color="000000"/>
+              <w:left w:val="single" w:sz="8" w:space="0" w:color="000000"/>
+              <w:bottom w:val="single" w:sz="8" w:space="0" w:color="000000"/>
+              <w:right w:val="single" w:sz="8" w:space="0" w:color="000000"/>
+            </w:tcBorders>
+            <w:tcMar>
+              <w:top w:w="100" w:type="dxa"/>
+              <w:left w:w="100" w:type="dxa"/>
+              <w:bottom w:w="100" w:type="dxa"/>
+              <w:right w:w="100" w:type="dxa"/>
+            </w:tcMar>
+          </w:tcPr>
+          <w:p>
+            <w:pPr>
               <w:rPr>
                 <w:b/>
                 <w:bCs/>
                 <w:lang w:val="en-US"/>
               </w:rPr>
-              <w:t>Yes</w:t>
-            </w:r>
-          </w:p>
-        </w:tc>
-        <w:tc>
-          <w:tcPr>
-            <w:tcW w:w="0" w:type="auto"/>
-            <w:tcBorders>
-              <w:top w:val="single" w:sz="8" w:space="0" w:color="000000"/>
-              <w:left w:val="single" w:sz="8" w:space="0" w:color="000000"/>
-              <w:bottom w:val="single" w:sz="8" w:space="0" w:color="000000"/>
-              <w:right w:val="single" w:sz="8" w:space="0" w:color="000000"/>
-            </w:tcBorders>
-            <w:shd w:val="clear" w:color="auto" w:fill="D9EAD3"/>
-            <w:tcMar>
-              <w:top w:w="100" w:type="dxa"/>
-              <w:left w:w="100" w:type="dxa"/>
-              <w:bottom w:w="100" w:type="dxa"/>
-              <w:right w:w="100" w:type="dxa"/>
-            </w:tcMar>
-            <w:hideMark/>
-          </w:tcPr>
-          <w:p>
-            <w:pPr>
-              <w:rPr>
-                <w:lang w:val="en-US"/>
-              </w:rPr>
             </w:pPr>
             <w:r>
               <w:rPr>
                 <w:b/>
                 <w:bCs/>
-                <w:lang w:val="en-US"/>
-              </w:rPr>
-              <w:t>RQU</w:t>
-            </w:r>
-          </w:p>
-        </w:tc>
-        <w:tc>
-          <w:tcPr>
-            <w:tcW w:w="0" w:type="auto"/>
-            <w:tcBorders>
-              <w:top w:val="single" w:sz="8" w:space="0" w:color="000000"/>
-              <w:left w:val="single" w:sz="8" w:space="0" w:color="000000"/>
-              <w:bottom w:val="single" w:sz="8" w:space="0" w:color="000000"/>
-              <w:right w:val="single" w:sz="8" w:space="0" w:color="000000"/>
-            </w:tcBorders>
-            <w:shd w:val="clear" w:color="auto" w:fill="D9EAD3"/>
-            <w:tcMar>
-              <w:top w:w="100" w:type="dxa"/>
-              <w:left w:w="100" w:type="dxa"/>
-              <w:bottom w:w="100" w:type="dxa"/>
-              <w:right w:w="100" w:type="dxa"/>
-            </w:tcMar>
-            <w:hideMark/>
-          </w:tcPr>
-          <w:p>
-            <w:pPr>
-              <w:rPr>
-                <w:lang w:val="en-US"/>
-              </w:rPr>
-            </w:pPr>
-            <w:r>
+              </w:rPr>
+              <w:t>Is at least one author affiliated with the University of Toronto?</w:t>
+            </w:r>
+          </w:p>
+        </w:tc>
+        <w:tc>
+          <w:tcPr>
+            <w:tcW w:w="0" w:type="auto"/>
+            <w:tcBorders>
+              <w:top w:val="single" w:sz="8" w:space="0" w:color="000000"/>
+              <w:left w:val="single" w:sz="8" w:space="0" w:color="000000"/>
+              <w:bottom w:val="single" w:sz="8" w:space="0" w:color="000000"/>
+              <w:right w:val="single" w:sz="8" w:space="0" w:color="000000"/>
+            </w:tcBorders>
+            <w:tcMar>
+              <w:top w:w="100" w:type="dxa"/>
+              <w:left w:w="100" w:type="dxa"/>
+              <w:bottom w:w="100" w:type="dxa"/>
+              <w:right w:w="100" w:type="dxa"/>
+            </w:tcMar>
+          </w:tcPr>
+          <w:p>
+            <w:r>
+              <w:t>Python scripted.</w:t>
+            </w:r>
+          </w:p>
+          <w:p>
+            <w:pPr>
+              <w:rPr>
+                <w:lang w:val="en-US"/>
+              </w:rPr>
+            </w:pPr>
+            <w:r>
+              <w:t>This will check either ‘uoft’, ‘u of t’ or ‘</w:t>
+            </w:r>
+            <w:r>
+              <w:t>university of toronto</w:t>
+            </w:r>
+            <w:r>
+              <w:t xml:space="preserve">’ is filled for the </w:t>
+            </w:r>
+            <w:r>
+              <w:t>author</w:t>
+            </w:r>
+            <w:r>
+              <w:t xml:space="preserve"> </w:t>
+            </w:r>
+            <w:r>
+              <w:rPr>
+                <w:lang w:val="en-US"/>
+              </w:rPr>
+              <w:t>affiliation</w:t>
+            </w:r>
+            <w:r>
+              <w:rPr>
+                <w:lang w:val="en-US"/>
+              </w:rPr>
+              <w:t xml:space="preserve"> (non-case sensitive)</w:t>
+            </w:r>
+          </w:p>
+        </w:tc>
+        <w:tc>
+          <w:tcPr>
+            <w:tcW w:w="0" w:type="auto"/>
+            <w:tcBorders>
+              <w:top w:val="single" w:sz="8" w:space="0" w:color="000000"/>
+              <w:left w:val="single" w:sz="8" w:space="0" w:color="000000"/>
+              <w:bottom w:val="single" w:sz="8" w:space="0" w:color="000000"/>
+              <w:right w:val="single" w:sz="8" w:space="0" w:color="000000"/>
+            </w:tcBorders>
+            <w:tcMar>
+              <w:top w:w="100" w:type="dxa"/>
+              <w:left w:w="100" w:type="dxa"/>
+              <w:bottom w:w="100" w:type="dxa"/>
+              <w:right w:w="100" w:type="dxa"/>
+            </w:tcMar>
+          </w:tcPr>
+          <w:p>
+            <w:r>
+              <w:t>{% if not template_dict.</w:t>
+            </w:r>
+            <w:r>
+              <w:rPr>
+                <w:lang w:val="en-US"/>
+              </w:rPr>
+              <w:t>none_author_affiliation_UT</w:t>
+            </w:r>
+            <w:r>
+              <w:t>%}X{% endif %}</w:t>
+            </w:r>
+          </w:p>
+        </w:tc>
+        <w:tc>
+          <w:tcPr>
+            <w:tcW w:w="0" w:type="auto"/>
+            <w:tcBorders>
+              <w:top w:val="single" w:sz="8" w:space="0" w:color="000000"/>
+              <w:left w:val="single" w:sz="8" w:space="0" w:color="000000"/>
+              <w:bottom w:val="single" w:sz="8" w:space="0" w:color="000000"/>
+              <w:right w:val="single" w:sz="8" w:space="0" w:color="000000"/>
+            </w:tcBorders>
+            <w:tcMar>
+              <w:top w:w="100" w:type="dxa"/>
+              <w:left w:w="100" w:type="dxa"/>
+              <w:bottom w:w="100" w:type="dxa"/>
+              <w:right w:w="100" w:type="dxa"/>
+            </w:tcMar>
+          </w:tcPr>
+          <w:p>
+            <w:r>
+              <w:t>{% if template_dict.</w:t>
+            </w:r>
+            <w:r>
+              <w:rPr>
+                <w:lang w:val="en-US"/>
+              </w:rPr>
+              <w:t>none_author_affiliation_UT</w:t>
+            </w:r>
+            <w:r>
+              <w:t xml:space="preserve"> %}X{% endif %}</w:t>
+            </w:r>
+          </w:p>
+        </w:tc>
+        <w:tc>
+          <w:tcPr>
+            <w:tcW w:w="0" w:type="auto"/>
+            <w:tcBorders>
+              <w:top w:val="single" w:sz="8" w:space="0" w:color="000000"/>
+              <w:left w:val="single" w:sz="8" w:space="0" w:color="000000"/>
+              <w:bottom w:val="single" w:sz="8" w:space="0" w:color="000000"/>
+              <w:right w:val="single" w:sz="8" w:space="0" w:color="000000"/>
+            </w:tcBorders>
+            <w:tcMar>
+              <w:top w:w="100" w:type="dxa"/>
+              <w:left w:w="100" w:type="dxa"/>
+              <w:bottom w:w="100" w:type="dxa"/>
+              <w:right w:w="100" w:type="dxa"/>
+            </w:tcMar>
+          </w:tcPr>
+          <w:p>
+            <w:pPr>
+              <w:rPr>
+                <w:lang w:val="en-US"/>
+              </w:rPr>
+            </w:pPr>
+          </w:p>
+        </w:tc>
+        <w:tc>
+          <w:tcPr>
+            <w:tcW w:w="0" w:type="auto"/>
+            <w:tcBorders>
+              <w:top w:val="single" w:sz="8" w:space="0" w:color="000000"/>
+              <w:left w:val="single" w:sz="8" w:space="0" w:color="000000"/>
+              <w:bottom w:val="single" w:sz="8" w:space="0" w:color="000000"/>
+              <w:right w:val="single" w:sz="8" w:space="0" w:color="000000"/>
+            </w:tcBorders>
+            <w:tcMar>
+              <w:top w:w="100" w:type="dxa"/>
+              <w:left w:w="100" w:type="dxa"/>
+              <w:bottom w:w="100" w:type="dxa"/>
+              <w:right w:w="100" w:type="dxa"/>
+            </w:tcMar>
+          </w:tcPr>
+          <w:p>
+            <w:pPr>
+              <w:rPr>
+                <w:lang w:val="en-US"/>
+              </w:rPr>
+            </w:pPr>
+          </w:p>
+        </w:tc>
+        <w:tc>
+          <w:tcPr>
+            <w:tcW w:w="0" w:type="auto"/>
+            <w:tcBorders>
+              <w:top w:val="single" w:sz="8" w:space="0" w:color="000000"/>
+              <w:left w:val="single" w:sz="8" w:space="0" w:color="000000"/>
+              <w:bottom w:val="single" w:sz="8" w:space="0" w:color="000000"/>
+              <w:right w:val="single" w:sz="8" w:space="0" w:color="000000"/>
+            </w:tcBorders>
+            <w:tcMar>
+              <w:top w:w="100" w:type="dxa"/>
+              <w:left w:w="100" w:type="dxa"/>
+              <w:bottom w:w="100" w:type="dxa"/>
+              <w:right w:w="100" w:type="dxa"/>
+            </w:tcMar>
+          </w:tcPr>
+          <w:p>
+            <w:pPr>
+              <w:rPr>
+                <w:lang w:val="en-US"/>
+              </w:rPr>
+            </w:pPr>
+          </w:p>
+        </w:tc>
+        <w:tc>
+          <w:tcPr>
+            <w:tcW w:w="0" w:type="auto"/>
+            <w:tcBorders>
+              <w:top w:val="single" w:sz="8" w:space="0" w:color="000000"/>
+              <w:left w:val="single" w:sz="8" w:space="0" w:color="000000"/>
+              <w:bottom w:val="single" w:sz="8" w:space="0" w:color="000000"/>
+              <w:right w:val="single" w:sz="8" w:space="0" w:color="000000"/>
+            </w:tcBorders>
+            <w:tcMar>
+              <w:top w:w="100" w:type="dxa"/>
+              <w:left w:w="100" w:type="dxa"/>
+              <w:bottom w:w="100" w:type="dxa"/>
+              <w:right w:w="100" w:type="dxa"/>
+            </w:tcMar>
+          </w:tcPr>
+          <w:p>
+            <w:pPr>
               <w:rPr>
                 <w:b/>
                 <w:bCs/>
-                <w:lang w:val="en-US"/>
-              </w:rPr>
-              <w:t>RCM</w:t>
-            </w:r>
-          </w:p>
-        </w:tc>
-        <w:tc>
-          <w:tcPr>
-            <w:tcW w:w="0" w:type="auto"/>
-            <w:tcBorders>
-              <w:top w:val="single" w:sz="8" w:space="0" w:color="000000"/>
-              <w:left w:val="single" w:sz="8" w:space="0" w:color="000000"/>
-              <w:bottom w:val="single" w:sz="8" w:space="0" w:color="000000"/>
-              <w:right w:val="single" w:sz="8" w:space="0" w:color="000000"/>
-            </w:tcBorders>
-            <w:shd w:val="clear" w:color="auto" w:fill="D9EAD3"/>
-            <w:tcMar>
-              <w:top w:w="100" w:type="dxa"/>
-              <w:left w:w="100" w:type="dxa"/>
-              <w:bottom w:w="100" w:type="dxa"/>
-              <w:right w:w="100" w:type="dxa"/>
-            </w:tcMar>
-            <w:hideMark/>
-          </w:tcPr>
-          <w:p>
-            <w:pPr>
-              <w:rPr>
-                <w:lang w:val="en-US"/>
-              </w:rPr>
-            </w:pPr>
-            <w:r>
-              <w:rPr>
-                <w:b/>
-                <w:bCs/>
-                <w:lang w:val="en-US"/>
-              </w:rPr>
-              <w:t>NS</w:t>
-            </w:r>
-          </w:p>
-        </w:tc>
-        <w:tc>
-          <w:tcPr>
-            <w:tcW w:w="0" w:type="auto"/>
-            <w:tcBorders>
-              <w:top w:val="single" w:sz="8" w:space="0" w:color="000000"/>
-              <w:left w:val="single" w:sz="8" w:space="0" w:color="000000"/>
-              <w:bottom w:val="single" w:sz="8" w:space="0" w:color="000000"/>
-              <w:right w:val="single" w:sz="8" w:space="0" w:color="000000"/>
-            </w:tcBorders>
-            <w:shd w:val="clear" w:color="auto" w:fill="D9EAD3"/>
-            <w:tcMar>
-              <w:top w:w="100" w:type="dxa"/>
-              <w:left w:w="100" w:type="dxa"/>
-              <w:bottom w:w="100" w:type="dxa"/>
-              <w:right w:w="100" w:type="dxa"/>
-            </w:tcMar>
-            <w:hideMark/>
-          </w:tcPr>
-          <w:p>
-            <w:pPr>
-              <w:rPr>
-                <w:lang w:val="en-US"/>
-              </w:rPr>
-            </w:pPr>
-            <w:r>
-              <w:rPr>
-                <w:b/>
-                <w:bCs/>
-                <w:lang w:val="en-US"/>
-              </w:rPr>
-              <w:t>NA</w:t>
-            </w:r>
-          </w:p>
-        </w:tc>
-        <w:tc>
-          <w:tcPr>
-            <w:tcW w:w="0" w:type="auto"/>
-            <w:tcBorders>
-              <w:top w:val="single" w:sz="8" w:space="0" w:color="000000"/>
-              <w:left w:val="single" w:sz="8" w:space="0" w:color="000000"/>
-              <w:bottom w:val="single" w:sz="8" w:space="0" w:color="000000"/>
-              <w:right w:val="single" w:sz="8" w:space="0" w:color="000000"/>
-            </w:tcBorders>
-            <w:shd w:val="clear" w:color="auto" w:fill="D9EAD3"/>
-            <w:tcMar>
-              <w:top w:w="100" w:type="dxa"/>
-              <w:left w:w="100" w:type="dxa"/>
-              <w:bottom w:w="100" w:type="dxa"/>
-              <w:right w:w="100" w:type="dxa"/>
-            </w:tcMar>
-            <w:hideMark/>
-          </w:tcPr>
-          <w:p>
-            <w:pPr>
-              <w:rPr>
-                <w:lang w:val="en-US"/>
-              </w:rPr>
-            </w:pPr>
-          </w:p>
-        </w:tc>
-        <w:tc>
-          <w:tcPr>
-            <w:tcW w:w="0" w:type="auto"/>
-            <w:tcBorders>
-              <w:top w:val="single" w:sz="8" w:space="0" w:color="000000"/>
-              <w:left w:val="single" w:sz="8" w:space="0" w:color="000000"/>
-              <w:bottom w:val="single" w:sz="8" w:space="0" w:color="000000"/>
-              <w:right w:val="single" w:sz="8" w:space="0" w:color="000000"/>
-            </w:tcBorders>
-            <w:shd w:val="clear" w:color="auto" w:fill="D9EAD3"/>
-            <w:tcMar>
-              <w:top w:w="100" w:type="dxa"/>
-              <w:left w:w="100" w:type="dxa"/>
-              <w:bottom w:w="100" w:type="dxa"/>
-              <w:right w:w="100" w:type="dxa"/>
-            </w:tcMar>
-            <w:hideMark/>
-          </w:tcPr>
-          <w:p>
-            <w:pPr>
-              <w:rPr>
-                <w:lang w:val="en-US"/>
-              </w:rPr>
-            </w:pPr>
-          </w:p>
-        </w:tc>
-        <w:tc>
-          <w:tcPr>
-            <w:tcW w:w="0" w:type="auto"/>
-            <w:tcBorders>
-              <w:top w:val="single" w:sz="8" w:space="0" w:color="000000"/>
-              <w:left w:val="single" w:sz="8" w:space="0" w:color="000000"/>
-              <w:bottom w:val="single" w:sz="8" w:space="0" w:color="000000"/>
-              <w:right w:val="single" w:sz="8" w:space="0" w:color="000000"/>
-            </w:tcBorders>
-            <w:shd w:val="clear" w:color="auto" w:fill="D9EAD3"/>
-            <w:tcMar>
-              <w:top w:w="100" w:type="dxa"/>
-              <w:left w:w="100" w:type="dxa"/>
-              <w:bottom w:w="100" w:type="dxa"/>
-              <w:right w:w="100" w:type="dxa"/>
-            </w:tcMar>
-            <w:hideMark/>
+                <w:color w:val="FF0000"/>
+                <w:sz w:val="40"/>
+                <w:szCs w:val="40"/>
+                <w:lang w:val="en-US"/>
+              </w:rPr>
+            </w:pPr>
+          </w:p>
+        </w:tc>
+        <w:tc>
+          <w:tcPr>
+            <w:tcW w:w="0" w:type="auto"/>
+            <w:tcBorders>
+              <w:top w:val="single" w:sz="8" w:space="0" w:color="000000"/>
+              <w:left w:val="single" w:sz="8" w:space="0" w:color="000000"/>
+              <w:bottom w:val="single" w:sz="8" w:space="0" w:color="000000"/>
+              <w:right w:val="single" w:sz="8" w:space="0" w:color="000000"/>
+            </w:tcBorders>
+            <w:tcMar>
+              <w:top w:w="100" w:type="dxa"/>
+              <w:left w:w="100" w:type="dxa"/>
+              <w:bottom w:w="100" w:type="dxa"/>
+              <w:right w:w="100" w:type="dxa"/>
+            </w:tcMar>
+          </w:tcPr>
+          <w:p>
+            <w:pPr>
+              <w:rPr>
+                <w:lang w:val="en-US"/>
+              </w:rPr>
+            </w:pPr>
+            <w:r>
+              <w:t>Require</w:t>
+            </w:r>
+          </w:p>
+        </w:tc>
+        <w:tc>
+          <w:tcPr>
+            <w:tcW w:w="0" w:type="auto"/>
+            <w:tcBorders>
+              <w:top w:val="single" w:sz="8" w:space="0" w:color="000000"/>
+              <w:left w:val="single" w:sz="8" w:space="0" w:color="000000"/>
+              <w:bottom w:val="single" w:sz="8" w:space="0" w:color="000000"/>
+              <w:right w:val="single" w:sz="8" w:space="0" w:color="000000"/>
+            </w:tcBorders>
+            <w:tcMar>
+              <w:top w:w="100" w:type="dxa"/>
+              <w:left w:w="100" w:type="dxa"/>
+              <w:bottom w:w="100" w:type="dxa"/>
+              <w:right w:w="100" w:type="dxa"/>
+            </w:tcMar>
           </w:tcPr>
           <w:p>
             <w:pPr>
@@ -7285,6 +7287,7 @@
               <w:bottom w:val="single" w:sz="8" w:space="0" w:color="000000"/>
               <w:right w:val="single" w:sz="8" w:space="0" w:color="000000"/>
             </w:tcBorders>
+            <w:shd w:val="clear" w:color="auto" w:fill="D9EAD3"/>
             <w:tcMar>
               <w:top w:w="100" w:type="dxa"/>
               <w:left w:w="100" w:type="dxa"/>
@@ -7305,31 +7308,31 @@
                 <w:bCs/>
                 <w:lang w:val="en-US"/>
               </w:rPr>
-              <w:t>5.1</w:t>
-            </w:r>
-          </w:p>
-        </w:tc>
-        <w:tc>
-          <w:tcPr>
-            <w:tcW w:w="0" w:type="auto"/>
-            <w:tcBorders>
-              <w:top w:val="single" w:sz="8" w:space="0" w:color="000000"/>
-              <w:left w:val="single" w:sz="8" w:space="0" w:color="000000"/>
-              <w:bottom w:val="single" w:sz="8" w:space="0" w:color="000000"/>
-              <w:right w:val="single" w:sz="8" w:space="0" w:color="000000"/>
-            </w:tcBorders>
-            <w:tcMar>
-              <w:top w:w="100" w:type="dxa"/>
-              <w:left w:w="100" w:type="dxa"/>
-              <w:bottom w:w="100" w:type="dxa"/>
-              <w:right w:w="100" w:type="dxa"/>
-            </w:tcMar>
-            <w:hideMark/>
-          </w:tcPr>
-          <w:p>
-            <w:pPr>
-              <w:rPr>
-                <w:rFonts w:hint="eastAsia"/>
+              <w:t>5.0</w:t>
+            </w:r>
+          </w:p>
+        </w:tc>
+        <w:tc>
+          <w:tcPr>
+            <w:tcW w:w="0" w:type="auto"/>
+            <w:tcBorders>
+              <w:top w:val="single" w:sz="8" w:space="0" w:color="000000"/>
+              <w:left w:val="single" w:sz="8" w:space="0" w:color="000000"/>
+              <w:bottom w:val="single" w:sz="8" w:space="0" w:color="000000"/>
+              <w:right w:val="single" w:sz="8" w:space="0" w:color="000000"/>
+            </w:tcBorders>
+            <w:shd w:val="clear" w:color="auto" w:fill="D9EAD3"/>
+            <w:tcMar>
+              <w:top w:w="100" w:type="dxa"/>
+              <w:left w:w="100" w:type="dxa"/>
+              <w:bottom w:w="100" w:type="dxa"/>
+              <w:right w:w="100" w:type="dxa"/>
+            </w:tcMar>
+            <w:hideMark/>
+          </w:tcPr>
+          <w:p>
+            <w:pPr>
+              <w:rPr>
                 <w:lang w:val="en-US"/>
               </w:rPr>
             </w:pPr>
@@ -7339,306 +7342,268 @@
                 <w:bCs/>
                 <w:lang w:val="en-US"/>
               </w:rPr>
-              <w:t>Does the dataset contain any obvious sensitivity issues, such as direct identifiers?</w:t>
-            </w:r>
-            <w:r>
-              <w:rPr>
-                <w:rFonts w:hint="eastAsia"/>
+              <w:t>Sensitive data and IP</w:t>
+            </w:r>
+          </w:p>
+        </w:tc>
+        <w:tc>
+          <w:tcPr>
+            <w:tcW w:w="0" w:type="auto"/>
+            <w:tcBorders>
+              <w:top w:val="single" w:sz="8" w:space="0" w:color="000000"/>
+              <w:left w:val="single" w:sz="8" w:space="0" w:color="000000"/>
+              <w:bottom w:val="single" w:sz="8" w:space="0" w:color="000000"/>
+              <w:right w:val="single" w:sz="8" w:space="0" w:color="000000"/>
+            </w:tcBorders>
+            <w:shd w:val="clear" w:color="auto" w:fill="D9EAD3"/>
+            <w:tcMar>
+              <w:top w:w="100" w:type="dxa"/>
+              <w:left w:w="100" w:type="dxa"/>
+              <w:bottom w:w="100" w:type="dxa"/>
+              <w:right w:w="100" w:type="dxa"/>
+            </w:tcMar>
+            <w:hideMark/>
+          </w:tcPr>
+          <w:p>
+            <w:pPr>
+              <w:rPr>
+                <w:lang w:val="en-US"/>
+              </w:rPr>
+            </w:pPr>
+          </w:p>
+        </w:tc>
+        <w:tc>
+          <w:tcPr>
+            <w:tcW w:w="0" w:type="auto"/>
+            <w:tcBorders>
+              <w:top w:val="single" w:sz="8" w:space="0" w:color="000000"/>
+              <w:left w:val="single" w:sz="8" w:space="0" w:color="000000"/>
+              <w:bottom w:val="single" w:sz="8" w:space="0" w:color="000000"/>
+              <w:right w:val="single" w:sz="8" w:space="0" w:color="000000"/>
+            </w:tcBorders>
+            <w:shd w:val="clear" w:color="auto" w:fill="D9EAD3"/>
+            <w:tcMar>
+              <w:top w:w="100" w:type="dxa"/>
+              <w:left w:w="100" w:type="dxa"/>
+              <w:bottom w:w="100" w:type="dxa"/>
+              <w:right w:w="100" w:type="dxa"/>
+            </w:tcMar>
+            <w:hideMark/>
+          </w:tcPr>
+          <w:p>
+            <w:pPr>
+              <w:rPr>
+                <w:lang w:val="en-US"/>
+              </w:rPr>
+            </w:pPr>
+            <w:r>
+              <w:rPr>
                 <w:b/>
                 <w:bCs/>
                 <w:lang w:val="en-US"/>
               </w:rPr>
-              <w:t>R</w:t>
-            </w:r>
-          </w:p>
-        </w:tc>
-        <w:tc>
-          <w:tcPr>
-            <w:tcW w:w="0" w:type="auto"/>
-            <w:tcBorders>
-              <w:top w:val="single" w:sz="8" w:space="0" w:color="000000"/>
-              <w:left w:val="single" w:sz="8" w:space="0" w:color="000000"/>
-              <w:bottom w:val="single" w:sz="8" w:space="0" w:color="000000"/>
-              <w:right w:val="single" w:sz="8" w:space="0" w:color="000000"/>
-            </w:tcBorders>
-            <w:tcMar>
-              <w:top w:w="100" w:type="dxa"/>
-              <w:left w:w="100" w:type="dxa"/>
-              <w:bottom w:w="100" w:type="dxa"/>
-              <w:right w:w="100" w:type="dxa"/>
-            </w:tcMar>
-            <w:hideMark/>
-          </w:tcPr>
-          <w:p>
-            <w:pPr>
-              <w:numPr>
-                <w:ilvl w:val="0"/>
-                <w:numId w:val="16"/>
-              </w:numPr>
-              <w:rPr>
-                <w:lang w:val="en-US"/>
-              </w:rPr>
-            </w:pPr>
-            <w:r>
-              <w:rPr>
-                <w:lang w:val="en-US"/>
-              </w:rPr>
-              <w:t>Review documentation and file names and see if there are any that should be opened and reviewed (e.g. if a file is named “participant survey”, etc.) </w:t>
-            </w:r>
-          </w:p>
-          <w:p>
-            <w:pPr>
-              <w:numPr>
-                <w:ilvl w:val="0"/>
-                <w:numId w:val="16"/>
-              </w:numPr>
-              <w:rPr>
-                <w:lang w:val="en-US"/>
-              </w:rPr>
-            </w:pPr>
-            <w:r>
-              <w:rPr>
-                <w:lang w:val="en-US"/>
-              </w:rPr>
-              <w:t>Review description, notes, and terms of access metadata fields.</w:t>
-            </w:r>
-          </w:p>
-        </w:tc>
-        <w:tc>
-          <w:tcPr>
-            <w:tcW w:w="0" w:type="auto"/>
-            <w:tcBorders>
-              <w:top w:val="single" w:sz="8" w:space="0" w:color="000000"/>
-              <w:left w:val="single" w:sz="8" w:space="0" w:color="000000"/>
-              <w:bottom w:val="single" w:sz="8" w:space="0" w:color="000000"/>
-              <w:right w:val="single" w:sz="8" w:space="0" w:color="000000"/>
-            </w:tcBorders>
-            <w:tcMar>
-              <w:top w:w="100" w:type="dxa"/>
-              <w:left w:w="100" w:type="dxa"/>
-              <w:bottom w:w="100" w:type="dxa"/>
-              <w:right w:w="100" w:type="dxa"/>
-            </w:tcMar>
-            <w:hideMark/>
-          </w:tcPr>
-          <w:p>
-            <w:pPr>
-              <w:rPr>
-                <w:lang w:val="en-US"/>
-              </w:rPr>
-            </w:pPr>
-          </w:p>
-        </w:tc>
-        <w:tc>
-          <w:tcPr>
-            <w:tcW w:w="0" w:type="auto"/>
-            <w:tcBorders>
-              <w:top w:val="single" w:sz="8" w:space="0" w:color="000000"/>
-              <w:left w:val="single" w:sz="8" w:space="0" w:color="000000"/>
-              <w:bottom w:val="single" w:sz="8" w:space="0" w:color="000000"/>
-              <w:right w:val="single" w:sz="8" w:space="0" w:color="000000"/>
-            </w:tcBorders>
-            <w:tcMar>
-              <w:top w:w="100" w:type="dxa"/>
-              <w:left w:w="100" w:type="dxa"/>
-              <w:bottom w:w="100" w:type="dxa"/>
-              <w:right w:w="100" w:type="dxa"/>
-            </w:tcMar>
-            <w:hideMark/>
-          </w:tcPr>
-          <w:p>
-            <w:pPr>
-              <w:rPr>
-                <w:lang w:val="en-US"/>
-              </w:rPr>
-            </w:pPr>
-          </w:p>
-        </w:tc>
-        <w:tc>
-          <w:tcPr>
-            <w:tcW w:w="0" w:type="auto"/>
-            <w:tcBorders>
-              <w:top w:val="single" w:sz="8" w:space="0" w:color="000000"/>
-              <w:left w:val="single" w:sz="8" w:space="0" w:color="000000"/>
-              <w:bottom w:val="single" w:sz="8" w:space="0" w:color="000000"/>
-              <w:right w:val="single" w:sz="8" w:space="0" w:color="000000"/>
-            </w:tcBorders>
-            <w:tcMar>
-              <w:top w:w="100" w:type="dxa"/>
-              <w:left w:w="100" w:type="dxa"/>
-              <w:bottom w:w="100" w:type="dxa"/>
-              <w:right w:w="100" w:type="dxa"/>
-            </w:tcMar>
-            <w:hideMark/>
-          </w:tcPr>
-          <w:p>
-            <w:pPr>
-              <w:rPr>
-                <w:lang w:val="en-US"/>
-              </w:rPr>
-            </w:pPr>
-          </w:p>
-        </w:tc>
-        <w:tc>
-          <w:tcPr>
-            <w:tcW w:w="0" w:type="auto"/>
-            <w:tcBorders>
-              <w:top w:val="single" w:sz="8" w:space="0" w:color="000000"/>
-              <w:left w:val="single" w:sz="8" w:space="0" w:color="000000"/>
-              <w:bottom w:val="single" w:sz="8" w:space="0" w:color="000000"/>
-              <w:right w:val="single" w:sz="8" w:space="0" w:color="000000"/>
-            </w:tcBorders>
-            <w:tcMar>
-              <w:top w:w="100" w:type="dxa"/>
-              <w:left w:w="100" w:type="dxa"/>
-              <w:bottom w:w="100" w:type="dxa"/>
-              <w:right w:w="100" w:type="dxa"/>
-            </w:tcMar>
-            <w:hideMark/>
-          </w:tcPr>
-          <w:p>
-            <w:pPr>
-              <w:rPr>
-                <w:lang w:val="en-US"/>
-              </w:rPr>
-            </w:pPr>
-          </w:p>
-        </w:tc>
-        <w:tc>
-          <w:tcPr>
-            <w:tcW w:w="0" w:type="auto"/>
-            <w:tcBorders>
-              <w:top w:val="single" w:sz="8" w:space="0" w:color="000000"/>
-              <w:left w:val="single" w:sz="8" w:space="0" w:color="000000"/>
-              <w:bottom w:val="single" w:sz="8" w:space="0" w:color="000000"/>
-              <w:right w:val="single" w:sz="8" w:space="0" w:color="000000"/>
-            </w:tcBorders>
-            <w:tcMar>
-              <w:top w:w="100" w:type="dxa"/>
-              <w:left w:w="100" w:type="dxa"/>
-              <w:bottom w:w="100" w:type="dxa"/>
-              <w:right w:w="100" w:type="dxa"/>
-            </w:tcMar>
-            <w:hideMark/>
-          </w:tcPr>
-          <w:p>
-            <w:pPr>
-              <w:rPr>
-                <w:lang w:val="en-US"/>
-              </w:rPr>
-            </w:pPr>
-          </w:p>
-        </w:tc>
-        <w:tc>
-          <w:tcPr>
-            <w:tcW w:w="0" w:type="auto"/>
-            <w:tcBorders>
-              <w:top w:val="single" w:sz="8" w:space="0" w:color="000000"/>
-              <w:left w:val="single" w:sz="8" w:space="0" w:color="000000"/>
-              <w:bottom w:val="single" w:sz="8" w:space="0" w:color="000000"/>
-              <w:right w:val="single" w:sz="8" w:space="0" w:color="000000"/>
-            </w:tcBorders>
-            <w:tcMar>
-              <w:top w:w="100" w:type="dxa"/>
-              <w:left w:w="100" w:type="dxa"/>
-              <w:bottom w:w="100" w:type="dxa"/>
-              <w:right w:w="100" w:type="dxa"/>
-            </w:tcMar>
-            <w:hideMark/>
-          </w:tcPr>
-          <w:p>
-            <w:pPr>
-              <w:rPr>
-                <w:lang w:val="en-US"/>
-              </w:rPr>
-            </w:pPr>
-            <w:r>
-              <w:rPr>
-                <w:lang w:val="en-US"/>
-              </w:rPr>
-              <w:t>List fields/files below with the format ‘</w:t>
-            </w:r>
-            <w:r>
-              <w:rPr>
-                <w:i/>
-                <w:iCs/>
-                <w:lang w:val="en-US"/>
-              </w:rPr>
-              <w:t>field</w:t>
-            </w:r>
-            <w:r>
-              <w:rPr>
-                <w:lang w:val="en-US"/>
-              </w:rPr>
-              <w:t>/</w:t>
-            </w:r>
-            <w:r>
-              <w:rPr>
-                <w:i/>
-                <w:iCs/>
-                <w:lang w:val="en-US"/>
-              </w:rPr>
-              <w:t>file: issue and comments</w:t>
-            </w:r>
-            <w:r>
-              <w:rPr>
-                <w:lang w:val="en-US"/>
-              </w:rPr>
-              <w:t>’:</w:t>
-            </w:r>
-          </w:p>
-          <w:p>
-            <w:pPr>
-              <w:numPr>
-                <w:ilvl w:val="0"/>
-                <w:numId w:val="17"/>
-              </w:numPr>
-              <w:rPr>
-                <w:lang w:val="en-US"/>
-              </w:rPr>
-            </w:pPr>
-          </w:p>
-        </w:tc>
-        <w:tc>
-          <w:tcPr>
-            <w:tcW w:w="0" w:type="auto"/>
-            <w:tcBorders>
-              <w:top w:val="single" w:sz="8" w:space="0" w:color="000000"/>
-              <w:left w:val="single" w:sz="8" w:space="0" w:color="000000"/>
-              <w:bottom w:val="single" w:sz="8" w:space="0" w:color="000000"/>
-              <w:right w:val="single" w:sz="8" w:space="0" w:color="000000"/>
-            </w:tcBorders>
-            <w:tcMar>
-              <w:top w:w="100" w:type="dxa"/>
-              <w:left w:w="100" w:type="dxa"/>
-              <w:bottom w:w="100" w:type="dxa"/>
-              <w:right w:w="100" w:type="dxa"/>
-            </w:tcMar>
-            <w:hideMark/>
-          </w:tcPr>
-          <w:p>
-            <w:pPr>
-              <w:rPr>
-                <w:lang w:val="en-US"/>
-              </w:rPr>
-            </w:pPr>
-            <w:r>
-              <w:rPr>
-                <w:lang w:val="en-US"/>
-              </w:rPr>
-              <w:t>Require</w:t>
-            </w:r>
-          </w:p>
-        </w:tc>
-        <w:tc>
-          <w:tcPr>
-            <w:tcW w:w="0" w:type="auto"/>
-            <w:tcBorders>
-              <w:top w:val="single" w:sz="8" w:space="0" w:color="000000"/>
-              <w:left w:val="single" w:sz="8" w:space="0" w:color="000000"/>
-              <w:bottom w:val="single" w:sz="8" w:space="0" w:color="000000"/>
-              <w:right w:val="single" w:sz="8" w:space="0" w:color="000000"/>
-            </w:tcBorders>
+              <w:t>Yes</w:t>
+            </w:r>
+          </w:p>
+        </w:tc>
+        <w:tc>
+          <w:tcPr>
+            <w:tcW w:w="0" w:type="auto"/>
+            <w:tcBorders>
+              <w:top w:val="single" w:sz="8" w:space="0" w:color="000000"/>
+              <w:left w:val="single" w:sz="8" w:space="0" w:color="000000"/>
+              <w:bottom w:val="single" w:sz="8" w:space="0" w:color="000000"/>
+              <w:right w:val="single" w:sz="8" w:space="0" w:color="000000"/>
+            </w:tcBorders>
+            <w:shd w:val="clear" w:color="auto" w:fill="D9EAD3"/>
+            <w:tcMar>
+              <w:top w:w="100" w:type="dxa"/>
+              <w:left w:w="100" w:type="dxa"/>
+              <w:bottom w:w="100" w:type="dxa"/>
+              <w:right w:w="100" w:type="dxa"/>
+            </w:tcMar>
+            <w:hideMark/>
+          </w:tcPr>
+          <w:p>
+            <w:pPr>
+              <w:rPr>
+                <w:lang w:val="en-US"/>
+              </w:rPr>
+            </w:pPr>
+            <w:r>
+              <w:rPr>
+                <w:b/>
+                <w:bCs/>
+                <w:lang w:val="en-US"/>
+              </w:rPr>
+              <w:t>RQU</w:t>
+            </w:r>
+          </w:p>
+        </w:tc>
+        <w:tc>
+          <w:tcPr>
+            <w:tcW w:w="0" w:type="auto"/>
+            <w:tcBorders>
+              <w:top w:val="single" w:sz="8" w:space="0" w:color="000000"/>
+              <w:left w:val="single" w:sz="8" w:space="0" w:color="000000"/>
+              <w:bottom w:val="single" w:sz="8" w:space="0" w:color="000000"/>
+              <w:right w:val="single" w:sz="8" w:space="0" w:color="000000"/>
+            </w:tcBorders>
+            <w:shd w:val="clear" w:color="auto" w:fill="D9EAD3"/>
+            <w:tcMar>
+              <w:top w:w="100" w:type="dxa"/>
+              <w:left w:w="100" w:type="dxa"/>
+              <w:bottom w:w="100" w:type="dxa"/>
+              <w:right w:w="100" w:type="dxa"/>
+            </w:tcMar>
+            <w:hideMark/>
+          </w:tcPr>
+          <w:p>
+            <w:pPr>
+              <w:rPr>
+                <w:lang w:val="en-US"/>
+              </w:rPr>
+            </w:pPr>
+            <w:r>
+              <w:rPr>
+                <w:b/>
+                <w:bCs/>
+                <w:lang w:val="en-US"/>
+              </w:rPr>
+              <w:t>RCM</w:t>
+            </w:r>
+          </w:p>
+        </w:tc>
+        <w:tc>
+          <w:tcPr>
+            <w:tcW w:w="0" w:type="auto"/>
+            <w:tcBorders>
+              <w:top w:val="single" w:sz="8" w:space="0" w:color="000000"/>
+              <w:left w:val="single" w:sz="8" w:space="0" w:color="000000"/>
+              <w:bottom w:val="single" w:sz="8" w:space="0" w:color="000000"/>
+              <w:right w:val="single" w:sz="8" w:space="0" w:color="000000"/>
+            </w:tcBorders>
+            <w:shd w:val="clear" w:color="auto" w:fill="D9EAD3"/>
+            <w:tcMar>
+              <w:top w:w="100" w:type="dxa"/>
+              <w:left w:w="100" w:type="dxa"/>
+              <w:bottom w:w="100" w:type="dxa"/>
+              <w:right w:w="100" w:type="dxa"/>
+            </w:tcMar>
+            <w:hideMark/>
+          </w:tcPr>
+          <w:p>
+            <w:pPr>
+              <w:rPr>
+                <w:lang w:val="en-US"/>
+              </w:rPr>
+            </w:pPr>
+            <w:r>
+              <w:rPr>
+                <w:b/>
+                <w:bCs/>
+                <w:lang w:val="en-US"/>
+              </w:rPr>
+              <w:t>NS</w:t>
+            </w:r>
+          </w:p>
+        </w:tc>
+        <w:tc>
+          <w:tcPr>
+            <w:tcW w:w="0" w:type="auto"/>
+            <w:tcBorders>
+              <w:top w:val="single" w:sz="8" w:space="0" w:color="000000"/>
+              <w:left w:val="single" w:sz="8" w:space="0" w:color="000000"/>
+              <w:bottom w:val="single" w:sz="8" w:space="0" w:color="000000"/>
+              <w:right w:val="single" w:sz="8" w:space="0" w:color="000000"/>
+            </w:tcBorders>
+            <w:shd w:val="clear" w:color="auto" w:fill="D9EAD3"/>
+            <w:tcMar>
+              <w:top w:w="100" w:type="dxa"/>
+              <w:left w:w="100" w:type="dxa"/>
+              <w:bottom w:w="100" w:type="dxa"/>
+              <w:right w:w="100" w:type="dxa"/>
+            </w:tcMar>
+            <w:hideMark/>
+          </w:tcPr>
+          <w:p>
+            <w:pPr>
+              <w:rPr>
+                <w:lang w:val="en-US"/>
+              </w:rPr>
+            </w:pPr>
+            <w:r>
+              <w:rPr>
+                <w:b/>
+                <w:bCs/>
+                <w:lang w:val="en-US"/>
+              </w:rPr>
+              <w:t>NA</w:t>
+            </w:r>
+          </w:p>
+        </w:tc>
+        <w:tc>
+          <w:tcPr>
+            <w:tcW w:w="0" w:type="auto"/>
+            <w:tcBorders>
+              <w:top w:val="single" w:sz="8" w:space="0" w:color="000000"/>
+              <w:left w:val="single" w:sz="8" w:space="0" w:color="000000"/>
+              <w:bottom w:val="single" w:sz="8" w:space="0" w:color="000000"/>
+              <w:right w:val="single" w:sz="8" w:space="0" w:color="000000"/>
+            </w:tcBorders>
+            <w:shd w:val="clear" w:color="auto" w:fill="D9EAD3"/>
+            <w:tcMar>
+              <w:top w:w="100" w:type="dxa"/>
+              <w:left w:w="100" w:type="dxa"/>
+              <w:bottom w:w="100" w:type="dxa"/>
+              <w:right w:w="100" w:type="dxa"/>
+            </w:tcMar>
+            <w:hideMark/>
+          </w:tcPr>
+          <w:p>
+            <w:pPr>
+              <w:rPr>
+                <w:lang w:val="en-US"/>
+              </w:rPr>
+            </w:pPr>
+          </w:p>
+        </w:tc>
+        <w:tc>
+          <w:tcPr>
+            <w:tcW w:w="0" w:type="auto"/>
+            <w:tcBorders>
+              <w:top w:val="single" w:sz="8" w:space="0" w:color="000000"/>
+              <w:left w:val="single" w:sz="8" w:space="0" w:color="000000"/>
+              <w:bottom w:val="single" w:sz="8" w:space="0" w:color="000000"/>
+              <w:right w:val="single" w:sz="8" w:space="0" w:color="000000"/>
+            </w:tcBorders>
+            <w:shd w:val="clear" w:color="auto" w:fill="D9EAD3"/>
+            <w:tcMar>
+              <w:top w:w="100" w:type="dxa"/>
+              <w:left w:w="100" w:type="dxa"/>
+              <w:bottom w:w="100" w:type="dxa"/>
+              <w:right w:w="100" w:type="dxa"/>
+            </w:tcMar>
+            <w:hideMark/>
+          </w:tcPr>
+          <w:p>
+            <w:pPr>
+              <w:rPr>
+                <w:lang w:val="en-US"/>
+              </w:rPr>
+            </w:pPr>
+          </w:p>
+        </w:tc>
+        <w:tc>
+          <w:tcPr>
+            <w:tcW w:w="0" w:type="auto"/>
+            <w:tcBorders>
+              <w:top w:val="single" w:sz="8" w:space="0" w:color="000000"/>
+              <w:left w:val="single" w:sz="8" w:space="0" w:color="000000"/>
+              <w:bottom w:val="single" w:sz="8" w:space="0" w:color="000000"/>
+              <w:right w:val="single" w:sz="8" w:space="0" w:color="000000"/>
+            </w:tcBorders>
+            <w:shd w:val="clear" w:color="auto" w:fill="D9EAD3"/>
             <w:tcMar>
               <w:top w:w="100" w:type="dxa"/>
               <w:left w:w="100" w:type="dxa"/>
@@ -7689,30 +7654,31 @@
                 <w:bCs/>
                 <w:lang w:val="en-US"/>
               </w:rPr>
-              <w:t>5.2</w:t>
-            </w:r>
-          </w:p>
-        </w:tc>
-        <w:tc>
-          <w:tcPr>
-            <w:tcW w:w="0" w:type="auto"/>
-            <w:tcBorders>
-              <w:top w:val="single" w:sz="8" w:space="0" w:color="000000"/>
-              <w:left w:val="single" w:sz="8" w:space="0" w:color="000000"/>
-              <w:bottom w:val="single" w:sz="8" w:space="0" w:color="000000"/>
-              <w:right w:val="single" w:sz="8" w:space="0" w:color="000000"/>
-            </w:tcBorders>
-            <w:tcMar>
-              <w:top w:w="100" w:type="dxa"/>
-              <w:left w:w="100" w:type="dxa"/>
-              <w:bottom w:w="100" w:type="dxa"/>
-              <w:right w:w="100" w:type="dxa"/>
-            </w:tcMar>
-            <w:hideMark/>
-          </w:tcPr>
-          <w:p>
-            <w:pPr>
-              <w:rPr>
+              <w:t>5.1</w:t>
+            </w:r>
+          </w:p>
+        </w:tc>
+        <w:tc>
+          <w:tcPr>
+            <w:tcW w:w="0" w:type="auto"/>
+            <w:tcBorders>
+              <w:top w:val="single" w:sz="8" w:space="0" w:color="000000"/>
+              <w:left w:val="single" w:sz="8" w:space="0" w:color="000000"/>
+              <w:bottom w:val="single" w:sz="8" w:space="0" w:color="000000"/>
+              <w:right w:val="single" w:sz="8" w:space="0" w:color="000000"/>
+            </w:tcBorders>
+            <w:tcMar>
+              <w:top w:w="100" w:type="dxa"/>
+              <w:left w:w="100" w:type="dxa"/>
+              <w:bottom w:w="100" w:type="dxa"/>
+              <w:right w:w="100" w:type="dxa"/>
+            </w:tcMar>
+            <w:hideMark/>
+          </w:tcPr>
+          <w:p>
+            <w:pPr>
+              <w:rPr>
+                <w:rFonts w:hint="eastAsia"/>
                 <w:lang w:val="en-US"/>
               </w:rPr>
             </w:pPr>
@@ -7722,16 +7688,16 @@
                 <w:bCs/>
                 <w:lang w:val="en-US"/>
               </w:rPr>
-              <w:t xml:space="preserve">If something is flagged </w:t>
-            </w:r>
-            <w:r>
-              <w:rPr>
+              <w:t>Does the dataset contain any obvious sensitivity issues, such as direct identifiers?</w:t>
+            </w:r>
+            <w:r>
+              <w:rPr>
+                <w:rFonts w:hint="eastAsia"/>
                 <w:b/>
                 <w:bCs/>
                 <w:lang w:val="en-US"/>
               </w:rPr>
-              <w:lastRenderedPageBreak/>
-              <w:t>in the sensitive data review, does the depositor have REB approval to share the dataset?</w:t>
+              <w:t>R</w:t>
             </w:r>
           </w:p>
         </w:tc>
@@ -7756,7 +7722,7 @@
             <w:pPr>
               <w:numPr>
                 <w:ilvl w:val="0"/>
-                <w:numId w:val="18"/>
+                <w:numId w:val="16"/>
               </w:numPr>
               <w:rPr>
                 <w:lang w:val="en-US"/>
@@ -7766,162 +7732,223 @@
               <w:rPr>
                 <w:lang w:val="en-US"/>
               </w:rPr>
+              <w:t>Review documentation and file names and see if there are any that should be opened and reviewed (e.g. if a file is named “participant survey”, etc.) </w:t>
+            </w:r>
+          </w:p>
+          <w:p>
+            <w:pPr>
+              <w:numPr>
+                <w:ilvl w:val="0"/>
+                <w:numId w:val="16"/>
+              </w:numPr>
+              <w:rPr>
+                <w:lang w:val="en-US"/>
+              </w:rPr>
+            </w:pPr>
+            <w:r>
+              <w:rPr>
+                <w:lang w:val="en-US"/>
+              </w:rPr>
+              <w:t xml:space="preserve">Review description, </w:t>
+            </w:r>
+            <w:r>
+              <w:rPr>
+                <w:lang w:val="en-US"/>
+              </w:rPr>
               <w:lastRenderedPageBreak/>
-              <w:t xml:space="preserve">If something is </w:t>
-            </w:r>
-            <w:r>
-              <w:rPr>
-                <w:lang w:val="en-US"/>
-              </w:rPr>
-              <w:lastRenderedPageBreak/>
-              <w:t>flagged in the sensitive data review (see question above), check the intake form to confirm information about their REB status.</w:t>
-            </w:r>
-          </w:p>
-        </w:tc>
-        <w:tc>
-          <w:tcPr>
-            <w:tcW w:w="0" w:type="auto"/>
-            <w:tcBorders>
-              <w:top w:val="single" w:sz="8" w:space="0" w:color="000000"/>
-              <w:left w:val="single" w:sz="8" w:space="0" w:color="000000"/>
-              <w:bottom w:val="single" w:sz="8" w:space="0" w:color="000000"/>
-              <w:right w:val="single" w:sz="8" w:space="0" w:color="000000"/>
-            </w:tcBorders>
-            <w:tcMar>
-              <w:top w:w="100" w:type="dxa"/>
-              <w:left w:w="100" w:type="dxa"/>
-              <w:bottom w:w="100" w:type="dxa"/>
-              <w:right w:w="100" w:type="dxa"/>
-            </w:tcMar>
-            <w:hideMark/>
-          </w:tcPr>
-          <w:p>
-            <w:pPr>
-              <w:rPr>
-                <w:lang w:val="en-US"/>
-              </w:rPr>
-            </w:pPr>
-          </w:p>
-        </w:tc>
-        <w:tc>
-          <w:tcPr>
-            <w:tcW w:w="0" w:type="auto"/>
-            <w:tcBorders>
-              <w:top w:val="single" w:sz="8" w:space="0" w:color="000000"/>
-              <w:left w:val="single" w:sz="8" w:space="0" w:color="000000"/>
-              <w:bottom w:val="single" w:sz="8" w:space="0" w:color="000000"/>
-              <w:right w:val="single" w:sz="8" w:space="0" w:color="000000"/>
-            </w:tcBorders>
-            <w:tcMar>
-              <w:top w:w="100" w:type="dxa"/>
-              <w:left w:w="100" w:type="dxa"/>
-              <w:bottom w:w="100" w:type="dxa"/>
-              <w:right w:w="100" w:type="dxa"/>
-            </w:tcMar>
-            <w:hideMark/>
-          </w:tcPr>
-          <w:p>
-            <w:pPr>
-              <w:rPr>
-                <w:lang w:val="en-US"/>
-              </w:rPr>
-            </w:pPr>
-          </w:p>
-        </w:tc>
-        <w:tc>
-          <w:tcPr>
-            <w:tcW w:w="0" w:type="auto"/>
-            <w:tcBorders>
-              <w:top w:val="single" w:sz="8" w:space="0" w:color="000000"/>
-              <w:left w:val="single" w:sz="8" w:space="0" w:color="000000"/>
-              <w:bottom w:val="single" w:sz="8" w:space="0" w:color="000000"/>
-              <w:right w:val="single" w:sz="8" w:space="0" w:color="000000"/>
-            </w:tcBorders>
-            <w:tcMar>
-              <w:top w:w="100" w:type="dxa"/>
-              <w:left w:w="100" w:type="dxa"/>
-              <w:bottom w:w="100" w:type="dxa"/>
-              <w:right w:w="100" w:type="dxa"/>
-            </w:tcMar>
-            <w:hideMark/>
-          </w:tcPr>
-          <w:p>
-            <w:pPr>
-              <w:rPr>
-                <w:lang w:val="en-US"/>
-              </w:rPr>
-            </w:pPr>
-          </w:p>
-        </w:tc>
-        <w:tc>
-          <w:tcPr>
-            <w:tcW w:w="0" w:type="auto"/>
-            <w:tcBorders>
-              <w:top w:val="single" w:sz="8" w:space="0" w:color="000000"/>
-              <w:left w:val="single" w:sz="8" w:space="0" w:color="000000"/>
-              <w:bottom w:val="single" w:sz="8" w:space="0" w:color="000000"/>
-              <w:right w:val="single" w:sz="8" w:space="0" w:color="000000"/>
-            </w:tcBorders>
-            <w:tcMar>
-              <w:top w:w="100" w:type="dxa"/>
-              <w:left w:w="100" w:type="dxa"/>
-              <w:bottom w:w="100" w:type="dxa"/>
-              <w:right w:w="100" w:type="dxa"/>
-            </w:tcMar>
-            <w:hideMark/>
-          </w:tcPr>
-          <w:p>
-            <w:pPr>
-              <w:rPr>
-                <w:lang w:val="en-US"/>
-              </w:rPr>
-            </w:pPr>
-          </w:p>
-        </w:tc>
-        <w:tc>
-          <w:tcPr>
-            <w:tcW w:w="0" w:type="auto"/>
-            <w:tcBorders>
-              <w:top w:val="single" w:sz="8" w:space="0" w:color="000000"/>
-              <w:left w:val="single" w:sz="8" w:space="0" w:color="000000"/>
-              <w:bottom w:val="single" w:sz="8" w:space="0" w:color="000000"/>
-              <w:right w:val="single" w:sz="8" w:space="0" w:color="000000"/>
-            </w:tcBorders>
-            <w:tcMar>
-              <w:top w:w="100" w:type="dxa"/>
-              <w:left w:w="100" w:type="dxa"/>
-              <w:bottom w:w="100" w:type="dxa"/>
-              <w:right w:w="100" w:type="dxa"/>
-            </w:tcMar>
-            <w:hideMark/>
-          </w:tcPr>
-          <w:p>
-            <w:pPr>
-              <w:rPr>
-                <w:lang w:val="en-US"/>
-              </w:rPr>
-            </w:pPr>
-          </w:p>
-        </w:tc>
-        <w:tc>
-          <w:tcPr>
-            <w:tcW w:w="0" w:type="auto"/>
-            <w:tcBorders>
-              <w:top w:val="single" w:sz="8" w:space="0" w:color="000000"/>
-              <w:left w:val="single" w:sz="8" w:space="0" w:color="000000"/>
-              <w:bottom w:val="single" w:sz="8" w:space="0" w:color="000000"/>
-              <w:right w:val="single" w:sz="8" w:space="0" w:color="000000"/>
-            </w:tcBorders>
-            <w:tcMar>
-              <w:top w:w="100" w:type="dxa"/>
-              <w:left w:w="100" w:type="dxa"/>
-              <w:bottom w:w="100" w:type="dxa"/>
-              <w:right w:w="100" w:type="dxa"/>
-            </w:tcMar>
-            <w:hideMark/>
-          </w:tcPr>
-          <w:p>
-            <w:pPr>
+              <w:t>notes, and terms of access metadata fields.</w:t>
+            </w:r>
+          </w:p>
+        </w:tc>
+        <w:tc>
+          <w:tcPr>
+            <w:tcW w:w="0" w:type="auto"/>
+            <w:tcBorders>
+              <w:top w:val="single" w:sz="8" w:space="0" w:color="000000"/>
+              <w:left w:val="single" w:sz="8" w:space="0" w:color="000000"/>
+              <w:bottom w:val="single" w:sz="8" w:space="0" w:color="000000"/>
+              <w:right w:val="single" w:sz="8" w:space="0" w:color="000000"/>
+            </w:tcBorders>
+            <w:tcMar>
+              <w:top w:w="100" w:type="dxa"/>
+              <w:left w:w="100" w:type="dxa"/>
+              <w:bottom w:w="100" w:type="dxa"/>
+              <w:right w:w="100" w:type="dxa"/>
+            </w:tcMar>
+            <w:hideMark/>
+          </w:tcPr>
+          <w:p>
+            <w:pPr>
+              <w:rPr>
+                <w:lang w:val="en-US"/>
+              </w:rPr>
+            </w:pPr>
+          </w:p>
+        </w:tc>
+        <w:tc>
+          <w:tcPr>
+            <w:tcW w:w="0" w:type="auto"/>
+            <w:tcBorders>
+              <w:top w:val="single" w:sz="8" w:space="0" w:color="000000"/>
+              <w:left w:val="single" w:sz="8" w:space="0" w:color="000000"/>
+              <w:bottom w:val="single" w:sz="8" w:space="0" w:color="000000"/>
+              <w:right w:val="single" w:sz="8" w:space="0" w:color="000000"/>
+            </w:tcBorders>
+            <w:tcMar>
+              <w:top w:w="100" w:type="dxa"/>
+              <w:left w:w="100" w:type="dxa"/>
+              <w:bottom w:w="100" w:type="dxa"/>
+              <w:right w:w="100" w:type="dxa"/>
+            </w:tcMar>
+            <w:hideMark/>
+          </w:tcPr>
+          <w:p>
+            <w:pPr>
+              <w:rPr>
+                <w:lang w:val="en-US"/>
+              </w:rPr>
+            </w:pPr>
+          </w:p>
+        </w:tc>
+        <w:tc>
+          <w:tcPr>
+            <w:tcW w:w="0" w:type="auto"/>
+            <w:tcBorders>
+              <w:top w:val="single" w:sz="8" w:space="0" w:color="000000"/>
+              <w:left w:val="single" w:sz="8" w:space="0" w:color="000000"/>
+              <w:bottom w:val="single" w:sz="8" w:space="0" w:color="000000"/>
+              <w:right w:val="single" w:sz="8" w:space="0" w:color="000000"/>
+            </w:tcBorders>
+            <w:tcMar>
+              <w:top w:w="100" w:type="dxa"/>
+              <w:left w:w="100" w:type="dxa"/>
+              <w:bottom w:w="100" w:type="dxa"/>
+              <w:right w:w="100" w:type="dxa"/>
+            </w:tcMar>
+            <w:hideMark/>
+          </w:tcPr>
+          <w:p>
+            <w:pPr>
+              <w:rPr>
+                <w:lang w:val="en-US"/>
+              </w:rPr>
+            </w:pPr>
+          </w:p>
+        </w:tc>
+        <w:tc>
+          <w:tcPr>
+            <w:tcW w:w="0" w:type="auto"/>
+            <w:tcBorders>
+              <w:top w:val="single" w:sz="8" w:space="0" w:color="000000"/>
+              <w:left w:val="single" w:sz="8" w:space="0" w:color="000000"/>
+              <w:bottom w:val="single" w:sz="8" w:space="0" w:color="000000"/>
+              <w:right w:val="single" w:sz="8" w:space="0" w:color="000000"/>
+            </w:tcBorders>
+            <w:tcMar>
+              <w:top w:w="100" w:type="dxa"/>
+              <w:left w:w="100" w:type="dxa"/>
+              <w:bottom w:w="100" w:type="dxa"/>
+              <w:right w:w="100" w:type="dxa"/>
+            </w:tcMar>
+            <w:hideMark/>
+          </w:tcPr>
+          <w:p>
+            <w:pPr>
+              <w:rPr>
+                <w:lang w:val="en-US"/>
+              </w:rPr>
+            </w:pPr>
+          </w:p>
+        </w:tc>
+        <w:tc>
+          <w:tcPr>
+            <w:tcW w:w="0" w:type="auto"/>
+            <w:tcBorders>
+              <w:top w:val="single" w:sz="8" w:space="0" w:color="000000"/>
+              <w:left w:val="single" w:sz="8" w:space="0" w:color="000000"/>
+              <w:bottom w:val="single" w:sz="8" w:space="0" w:color="000000"/>
+              <w:right w:val="single" w:sz="8" w:space="0" w:color="000000"/>
+            </w:tcBorders>
+            <w:tcMar>
+              <w:top w:w="100" w:type="dxa"/>
+              <w:left w:w="100" w:type="dxa"/>
+              <w:bottom w:w="100" w:type="dxa"/>
+              <w:right w:w="100" w:type="dxa"/>
+            </w:tcMar>
+            <w:hideMark/>
+          </w:tcPr>
+          <w:p>
+            <w:pPr>
+              <w:rPr>
+                <w:lang w:val="en-US"/>
+              </w:rPr>
+            </w:pPr>
+          </w:p>
+        </w:tc>
+        <w:tc>
+          <w:tcPr>
+            <w:tcW w:w="0" w:type="auto"/>
+            <w:tcBorders>
+              <w:top w:val="single" w:sz="8" w:space="0" w:color="000000"/>
+              <w:left w:val="single" w:sz="8" w:space="0" w:color="000000"/>
+              <w:bottom w:val="single" w:sz="8" w:space="0" w:color="000000"/>
+              <w:right w:val="single" w:sz="8" w:space="0" w:color="000000"/>
+            </w:tcBorders>
+            <w:tcMar>
+              <w:top w:w="100" w:type="dxa"/>
+              <w:left w:w="100" w:type="dxa"/>
+              <w:bottom w:w="100" w:type="dxa"/>
+              <w:right w:w="100" w:type="dxa"/>
+            </w:tcMar>
+            <w:hideMark/>
+          </w:tcPr>
+          <w:p>
+            <w:pPr>
+              <w:rPr>
+                <w:lang w:val="en-US"/>
+              </w:rPr>
+            </w:pPr>
+            <w:r>
+              <w:rPr>
+                <w:lang w:val="en-US"/>
+              </w:rPr>
+              <w:t>List fields/files below with the format ‘</w:t>
+            </w:r>
+            <w:r>
+              <w:rPr>
+                <w:i/>
+                <w:iCs/>
+                <w:lang w:val="en-US"/>
+              </w:rPr>
+              <w:t>field</w:t>
+            </w:r>
+            <w:r>
+              <w:rPr>
+                <w:lang w:val="en-US"/>
+              </w:rPr>
+              <w:t>/</w:t>
+            </w:r>
+            <w:r>
+              <w:rPr>
+                <w:i/>
+                <w:iCs/>
+                <w:lang w:val="en-US"/>
+              </w:rPr>
+              <w:t>file: issue and comments</w:t>
+            </w:r>
+            <w:r>
+              <w:rPr>
+                <w:lang w:val="en-US"/>
+              </w:rPr>
+              <w:t>’:</w:t>
+            </w:r>
+          </w:p>
+          <w:p>
+            <w:pPr>
+              <w:numPr>
+                <w:ilvl w:val="0"/>
+                <w:numId w:val="17"/>
+              </w:numPr>
               <w:rPr>
                 <w:lang w:val="en-US"/>
               </w:rPr>
@@ -8018,6 +8045,318 @@
                 <w:bCs/>
                 <w:lang w:val="en-US"/>
               </w:rPr>
+              <w:t>5.2</w:t>
+            </w:r>
+          </w:p>
+        </w:tc>
+        <w:tc>
+          <w:tcPr>
+            <w:tcW w:w="0" w:type="auto"/>
+            <w:tcBorders>
+              <w:top w:val="single" w:sz="8" w:space="0" w:color="000000"/>
+              <w:left w:val="single" w:sz="8" w:space="0" w:color="000000"/>
+              <w:bottom w:val="single" w:sz="8" w:space="0" w:color="000000"/>
+              <w:right w:val="single" w:sz="8" w:space="0" w:color="000000"/>
+            </w:tcBorders>
+            <w:tcMar>
+              <w:top w:w="100" w:type="dxa"/>
+              <w:left w:w="100" w:type="dxa"/>
+              <w:bottom w:w="100" w:type="dxa"/>
+              <w:right w:w="100" w:type="dxa"/>
+            </w:tcMar>
+            <w:hideMark/>
+          </w:tcPr>
+          <w:p>
+            <w:pPr>
+              <w:rPr>
+                <w:lang w:val="en-US"/>
+              </w:rPr>
+            </w:pPr>
+            <w:r>
+              <w:rPr>
+                <w:b/>
+                <w:bCs/>
+                <w:lang w:val="en-US"/>
+              </w:rPr>
+              <w:t>If something is flagged in the sensitive data review, does the depositor have REB approval to share the dataset?</w:t>
+            </w:r>
+          </w:p>
+        </w:tc>
+        <w:tc>
+          <w:tcPr>
+            <w:tcW w:w="0" w:type="auto"/>
+            <w:tcBorders>
+              <w:top w:val="single" w:sz="8" w:space="0" w:color="000000"/>
+              <w:left w:val="single" w:sz="8" w:space="0" w:color="000000"/>
+              <w:bottom w:val="single" w:sz="8" w:space="0" w:color="000000"/>
+              <w:right w:val="single" w:sz="8" w:space="0" w:color="000000"/>
+            </w:tcBorders>
+            <w:tcMar>
+              <w:top w:w="100" w:type="dxa"/>
+              <w:left w:w="100" w:type="dxa"/>
+              <w:bottom w:w="100" w:type="dxa"/>
+              <w:right w:w="100" w:type="dxa"/>
+            </w:tcMar>
+            <w:hideMark/>
+          </w:tcPr>
+          <w:p>
+            <w:pPr>
+              <w:numPr>
+                <w:ilvl w:val="0"/>
+                <w:numId w:val="18"/>
+              </w:numPr>
+              <w:rPr>
+                <w:lang w:val="en-US"/>
+              </w:rPr>
+            </w:pPr>
+            <w:r>
+              <w:rPr>
+                <w:lang w:val="en-US"/>
+              </w:rPr>
+              <w:t>If something is flagged in the sensitive data review (see question above), check the intake form to confirm information about their REB status.</w:t>
+            </w:r>
+          </w:p>
+        </w:tc>
+        <w:tc>
+          <w:tcPr>
+            <w:tcW w:w="0" w:type="auto"/>
+            <w:tcBorders>
+              <w:top w:val="single" w:sz="8" w:space="0" w:color="000000"/>
+              <w:left w:val="single" w:sz="8" w:space="0" w:color="000000"/>
+              <w:bottom w:val="single" w:sz="8" w:space="0" w:color="000000"/>
+              <w:right w:val="single" w:sz="8" w:space="0" w:color="000000"/>
+            </w:tcBorders>
+            <w:tcMar>
+              <w:top w:w="100" w:type="dxa"/>
+              <w:left w:w="100" w:type="dxa"/>
+              <w:bottom w:w="100" w:type="dxa"/>
+              <w:right w:w="100" w:type="dxa"/>
+            </w:tcMar>
+            <w:hideMark/>
+          </w:tcPr>
+          <w:p>
+            <w:pPr>
+              <w:rPr>
+                <w:lang w:val="en-US"/>
+              </w:rPr>
+            </w:pPr>
+          </w:p>
+        </w:tc>
+        <w:tc>
+          <w:tcPr>
+            <w:tcW w:w="0" w:type="auto"/>
+            <w:tcBorders>
+              <w:top w:val="single" w:sz="8" w:space="0" w:color="000000"/>
+              <w:left w:val="single" w:sz="8" w:space="0" w:color="000000"/>
+              <w:bottom w:val="single" w:sz="8" w:space="0" w:color="000000"/>
+              <w:right w:val="single" w:sz="8" w:space="0" w:color="000000"/>
+            </w:tcBorders>
+            <w:tcMar>
+              <w:top w:w="100" w:type="dxa"/>
+              <w:left w:w="100" w:type="dxa"/>
+              <w:bottom w:w="100" w:type="dxa"/>
+              <w:right w:w="100" w:type="dxa"/>
+            </w:tcMar>
+            <w:hideMark/>
+          </w:tcPr>
+          <w:p>
+            <w:pPr>
+              <w:rPr>
+                <w:lang w:val="en-US"/>
+              </w:rPr>
+            </w:pPr>
+          </w:p>
+        </w:tc>
+        <w:tc>
+          <w:tcPr>
+            <w:tcW w:w="0" w:type="auto"/>
+            <w:tcBorders>
+              <w:top w:val="single" w:sz="8" w:space="0" w:color="000000"/>
+              <w:left w:val="single" w:sz="8" w:space="0" w:color="000000"/>
+              <w:bottom w:val="single" w:sz="8" w:space="0" w:color="000000"/>
+              <w:right w:val="single" w:sz="8" w:space="0" w:color="000000"/>
+            </w:tcBorders>
+            <w:tcMar>
+              <w:top w:w="100" w:type="dxa"/>
+              <w:left w:w="100" w:type="dxa"/>
+              <w:bottom w:w="100" w:type="dxa"/>
+              <w:right w:w="100" w:type="dxa"/>
+            </w:tcMar>
+            <w:hideMark/>
+          </w:tcPr>
+          <w:p>
+            <w:pPr>
+              <w:rPr>
+                <w:lang w:val="en-US"/>
+              </w:rPr>
+            </w:pPr>
+          </w:p>
+        </w:tc>
+        <w:tc>
+          <w:tcPr>
+            <w:tcW w:w="0" w:type="auto"/>
+            <w:tcBorders>
+              <w:top w:val="single" w:sz="8" w:space="0" w:color="000000"/>
+              <w:left w:val="single" w:sz="8" w:space="0" w:color="000000"/>
+              <w:bottom w:val="single" w:sz="8" w:space="0" w:color="000000"/>
+              <w:right w:val="single" w:sz="8" w:space="0" w:color="000000"/>
+            </w:tcBorders>
+            <w:tcMar>
+              <w:top w:w="100" w:type="dxa"/>
+              <w:left w:w="100" w:type="dxa"/>
+              <w:bottom w:w="100" w:type="dxa"/>
+              <w:right w:w="100" w:type="dxa"/>
+            </w:tcMar>
+            <w:hideMark/>
+          </w:tcPr>
+          <w:p>
+            <w:pPr>
+              <w:rPr>
+                <w:lang w:val="en-US"/>
+              </w:rPr>
+            </w:pPr>
+          </w:p>
+        </w:tc>
+        <w:tc>
+          <w:tcPr>
+            <w:tcW w:w="0" w:type="auto"/>
+            <w:tcBorders>
+              <w:top w:val="single" w:sz="8" w:space="0" w:color="000000"/>
+              <w:left w:val="single" w:sz="8" w:space="0" w:color="000000"/>
+              <w:bottom w:val="single" w:sz="8" w:space="0" w:color="000000"/>
+              <w:right w:val="single" w:sz="8" w:space="0" w:color="000000"/>
+            </w:tcBorders>
+            <w:tcMar>
+              <w:top w:w="100" w:type="dxa"/>
+              <w:left w:w="100" w:type="dxa"/>
+              <w:bottom w:w="100" w:type="dxa"/>
+              <w:right w:w="100" w:type="dxa"/>
+            </w:tcMar>
+            <w:hideMark/>
+          </w:tcPr>
+          <w:p>
+            <w:pPr>
+              <w:rPr>
+                <w:lang w:val="en-US"/>
+              </w:rPr>
+            </w:pPr>
+          </w:p>
+        </w:tc>
+        <w:tc>
+          <w:tcPr>
+            <w:tcW w:w="0" w:type="auto"/>
+            <w:tcBorders>
+              <w:top w:val="single" w:sz="8" w:space="0" w:color="000000"/>
+              <w:left w:val="single" w:sz="8" w:space="0" w:color="000000"/>
+              <w:bottom w:val="single" w:sz="8" w:space="0" w:color="000000"/>
+              <w:right w:val="single" w:sz="8" w:space="0" w:color="000000"/>
+            </w:tcBorders>
+            <w:tcMar>
+              <w:top w:w="100" w:type="dxa"/>
+              <w:left w:w="100" w:type="dxa"/>
+              <w:bottom w:w="100" w:type="dxa"/>
+              <w:right w:w="100" w:type="dxa"/>
+            </w:tcMar>
+            <w:hideMark/>
+          </w:tcPr>
+          <w:p>
+            <w:pPr>
+              <w:rPr>
+                <w:lang w:val="en-US"/>
+              </w:rPr>
+            </w:pPr>
+          </w:p>
+        </w:tc>
+        <w:tc>
+          <w:tcPr>
+            <w:tcW w:w="0" w:type="auto"/>
+            <w:tcBorders>
+              <w:top w:val="single" w:sz="8" w:space="0" w:color="000000"/>
+              <w:left w:val="single" w:sz="8" w:space="0" w:color="000000"/>
+              <w:bottom w:val="single" w:sz="8" w:space="0" w:color="000000"/>
+              <w:right w:val="single" w:sz="8" w:space="0" w:color="000000"/>
+            </w:tcBorders>
+            <w:tcMar>
+              <w:top w:w="100" w:type="dxa"/>
+              <w:left w:w="100" w:type="dxa"/>
+              <w:bottom w:w="100" w:type="dxa"/>
+              <w:right w:w="100" w:type="dxa"/>
+            </w:tcMar>
+            <w:hideMark/>
+          </w:tcPr>
+          <w:p>
+            <w:pPr>
+              <w:rPr>
+                <w:lang w:val="en-US"/>
+              </w:rPr>
+            </w:pPr>
+            <w:r>
+              <w:rPr>
+                <w:lang w:val="en-US"/>
+              </w:rPr>
+              <w:t>Require</w:t>
+            </w:r>
+          </w:p>
+        </w:tc>
+        <w:tc>
+          <w:tcPr>
+            <w:tcW w:w="0" w:type="auto"/>
+            <w:tcBorders>
+              <w:top w:val="single" w:sz="8" w:space="0" w:color="000000"/>
+              <w:left w:val="single" w:sz="8" w:space="0" w:color="000000"/>
+              <w:bottom w:val="single" w:sz="8" w:space="0" w:color="000000"/>
+              <w:right w:val="single" w:sz="8" w:space="0" w:color="000000"/>
+            </w:tcBorders>
+            <w:tcMar>
+              <w:top w:w="100" w:type="dxa"/>
+              <w:left w:w="100" w:type="dxa"/>
+              <w:bottom w:w="100" w:type="dxa"/>
+              <w:right w:w="100" w:type="dxa"/>
+            </w:tcMar>
+            <w:hideMark/>
+          </w:tcPr>
+          <w:p>
+            <w:pPr>
+              <w:rPr>
+                <w:lang w:val="en-US"/>
+              </w:rPr>
+            </w:pPr>
+          </w:p>
+        </w:tc>
+      </w:tr>
+      <w:tr>
+        <w:trPr>
+          <w:trHeight w:val="480"/>
+        </w:trPr>
+        <w:tc>
+          <w:tcPr>
+            <w:tcW w:w="0" w:type="auto"/>
+            <w:tcBorders>
+              <w:top w:val="single" w:sz="8" w:space="0" w:color="000000"/>
+              <w:left w:val="single" w:sz="8" w:space="0" w:color="000000"/>
+              <w:bottom w:val="single" w:sz="8" w:space="0" w:color="000000"/>
+              <w:right w:val="single" w:sz="8" w:space="0" w:color="000000"/>
+            </w:tcBorders>
+            <w:tcMar>
+              <w:top w:w="100" w:type="dxa"/>
+              <w:left w:w="100" w:type="dxa"/>
+              <w:bottom w:w="100" w:type="dxa"/>
+              <w:right w:w="100" w:type="dxa"/>
+            </w:tcMar>
+            <w:hideMark/>
+          </w:tcPr>
+          <w:p>
+            <w:pPr>
+              <w:rPr>
+                <w:lang w:val="en-US"/>
+              </w:rPr>
+            </w:pPr>
+            <w:r>
+              <w:rPr>
+                <w:b/>
+                <w:bCs/>
+                <w:lang w:val="en-US"/>
+              </w:rPr>
               <w:t>5.3</w:t>
             </w:r>
           </w:p>
@@ -8116,7 +8455,14 @@
               <w:rPr>
                 <w:lang w:val="en-US"/>
               </w:rPr>
-              <w:t>Check if the deposit includes restricted files (if yes, recommend they use custom terms)</w:t>
+              <w:t xml:space="preserve">Check if the deposit includes restricted files (if yes, recommend they </w:t>
+            </w:r>
+            <w:r>
+              <w:rPr>
+                <w:lang w:val="en-US"/>
+              </w:rPr>
+              <w:lastRenderedPageBreak/>
+              <w:t>use custom terms)</w:t>
             </w:r>
           </w:p>
         </w:tc>
@@ -8337,6 +8683,7 @@
               </w:rPr>
             </w:pPr>
             <w:r>
+              <w:lastRenderedPageBreak/>
               <w:br/>
             </w:r>
             <w:r>
@@ -8354,7 +8701,7 @@
               <w:tblLook w:val="04A0" w:firstRow="1" w:lastRow="0" w:firstColumn="1" w:lastColumn="0" w:noHBand="0" w:noVBand="1"/>
             </w:tblPr>
             <w:tblGrid>
-              <w:gridCol w:w="3775"/>
+              <w:gridCol w:w="3885"/>
             </w:tblGrid>
             <w:tr>
               <w:tc>
@@ -8421,6 +8768,7 @@
               <w:rPr>
                 <w:lang w:val="en-US"/>
               </w:rPr>
+              <w:lastRenderedPageBreak/>
               <w:t>Require</w:t>
             </w:r>
           </w:p>
@@ -8517,47 +8865,37 @@
                 <w:bCs/>
                 <w:lang w:val="en-US"/>
               </w:rPr>
-              <w:t xml:space="preserve">If there are </w:t>
-            </w:r>
-            <w:r>
-              <w:rPr>
-                <w:b/>
-                <w:bCs/>
-                <w:lang w:val="en-US"/>
-              </w:rPr>
-              <w:lastRenderedPageBreak/>
-              <w:t>restricted files in the dataset, is the Terms of Access field complete?</w:t>
-            </w:r>
-          </w:p>
-        </w:tc>
-        <w:tc>
-          <w:tcPr>
-            <w:tcW w:w="0" w:type="auto"/>
-            <w:tcBorders>
-              <w:top w:val="single" w:sz="8" w:space="0" w:color="000000"/>
-              <w:left w:val="single" w:sz="8" w:space="0" w:color="000000"/>
-              <w:bottom w:val="single" w:sz="8" w:space="0" w:color="000000"/>
-              <w:right w:val="single" w:sz="8" w:space="0" w:color="000000"/>
-            </w:tcBorders>
-            <w:tcMar>
-              <w:top w:w="100" w:type="dxa"/>
-              <w:left w:w="100" w:type="dxa"/>
-              <w:bottom w:w="100" w:type="dxa"/>
-              <w:right w:w="100" w:type="dxa"/>
-            </w:tcMar>
-            <w:hideMark/>
-          </w:tcPr>
-          <w:p>
-            <w:pPr>
-              <w:rPr>
-                <w:lang w:val="en-US"/>
-              </w:rPr>
-            </w:pPr>
-            <w:r>
-              <w:rPr>
-                <w:lang w:val="en-US"/>
-              </w:rPr>
-              <w:lastRenderedPageBreak/>
+              <w:t>If there are restricted files in the dataset, is the Terms of Access field complete?</w:t>
+            </w:r>
+          </w:p>
+        </w:tc>
+        <w:tc>
+          <w:tcPr>
+            <w:tcW w:w="0" w:type="auto"/>
+            <w:tcBorders>
+              <w:top w:val="single" w:sz="8" w:space="0" w:color="000000"/>
+              <w:left w:val="single" w:sz="8" w:space="0" w:color="000000"/>
+              <w:bottom w:val="single" w:sz="8" w:space="0" w:color="000000"/>
+              <w:right w:val="single" w:sz="8" w:space="0" w:color="000000"/>
+            </w:tcBorders>
+            <w:tcMar>
+              <w:top w:w="100" w:type="dxa"/>
+              <w:left w:w="100" w:type="dxa"/>
+              <w:bottom w:w="100" w:type="dxa"/>
+              <w:right w:w="100" w:type="dxa"/>
+            </w:tcMar>
+            <w:hideMark/>
+          </w:tcPr>
+          <w:p>
+            <w:pPr>
+              <w:rPr>
+                <w:lang w:val="en-US"/>
+              </w:rPr>
+            </w:pPr>
+            <w:r>
+              <w:rPr>
+                <w:lang w:val="en-US"/>
+              </w:rPr>
               <w:t>Python scripted.</w:t>
             </w:r>
           </w:p>
@@ -8575,7 +8913,6 @@
               <w:rPr>
                 <w:lang w:val="en-US"/>
               </w:rPr>
-              <w:lastRenderedPageBreak/>
               <w:t>If there are restricted files and no Terms of Access, recommend including terms of access.</w:t>
             </w:r>
           </w:p>
@@ -8608,7 +8945,6 @@
                 <w:rFonts w:hint="eastAsia"/>
                 <w:lang w:val="en-US"/>
               </w:rPr>
-              <w:lastRenderedPageBreak/>
               <w:t xml:space="preserve">{% if </w:t>
             </w:r>
             <w:r>
@@ -8648,14 +8984,7 @@
               <w:rPr>
                 <w:lang w:val="en-US"/>
               </w:rPr>
-              <w:t xml:space="preserve"> </w:t>
-            </w:r>
-            <w:r>
-              <w:rPr>
-                <w:lang w:val="en-US"/>
-              </w:rPr>
-              <w:lastRenderedPageBreak/>
-              <w:t xml:space="preserve">0 </w:t>
+              <w:t xml:space="preserve"> 0 </w:t>
             </w:r>
             <w:r>
               <w:rPr>
@@ -8776,14 +9105,7 @@
               <w:rPr>
                 <w:lang w:val="en-US"/>
               </w:rPr>
-              <w:t xml:space="preserve"> </w:t>
-            </w:r>
-            <w:r>
-              <w:rPr>
-                <w:lang w:val="en-US"/>
-              </w:rPr>
-              <w:lastRenderedPageBreak/>
-              <w:t xml:space="preserve">0 </w:t>
+              <w:t xml:space="preserve"> 0 </w:t>
             </w:r>
             <w:r>
               <w:rPr>
@@ -8891,14 +9213,7 @@
               <w:rPr>
                 <w:lang w:val="en-US"/>
               </w:rPr>
-              <w:t>.comm</w:t>
-            </w:r>
-            <w:r>
-              <w:rPr>
-                <w:lang w:val="en-US"/>
-              </w:rPr>
-              <w:lastRenderedPageBreak/>
-              <w:t>ents</w:t>
+              <w:t>.comments</w:t>
             </w:r>
             <w:r>
               <w:rPr>
@@ -8956,7 +9271,6 @@
                 <w:rFonts w:hint="eastAsia"/>
                 <w:lang w:val="en-US"/>
               </w:rPr>
-              <w:lastRenderedPageBreak/>
               <w:t>Terms of Access applied to dataset:</w:t>
             </w:r>
           </w:p>
@@ -8967,7 +9281,7 @@
               <w:tblLook w:val="04A0" w:firstRow="1" w:lastRow="0" w:firstColumn="1" w:lastColumn="0" w:noHBand="0" w:noVBand="1"/>
             </w:tblPr>
             <w:tblGrid>
-              <w:gridCol w:w="3775"/>
+              <w:gridCol w:w="3885"/>
             </w:tblGrid>
             <w:tr>
               <w:tc>
@@ -8981,7 +9295,6 @@
                     </w:rPr>
                   </w:pPr>
                   <w:r>
-                    <w:lastRenderedPageBreak/>
                     <w:t>{% if template_dict.terms_license.</w:t>
                   </w:r>
                   <w:r>
@@ -9039,7 +9352,6 @@
               <w:rPr>
                 <w:lang w:val="en-US"/>
               </w:rPr>
-              <w:lastRenderedPageBreak/>
               <w:t>Recommend</w:t>
             </w:r>
           </w:p>

--- a/res/template_medium.docx
+++ b/res/template_medium.docx
@@ -87,186 +87,412 @@
               <w:rPr>
                 <w:rFonts w:hint="eastAsia"/>
               </w:rPr>
-              <w:t xml:space="preserve">Ticket number: {{ </w:t>
-            </w:r>
-            <w:r>
-              <w:t>project_info</w:t>
-            </w:r>
+              <w:t xml:space="preserve">Ticket number: </w:t>
+            </w:r>
+            <w:proofErr w:type="gramStart"/>
             <w:r>
               <w:rPr>
                 <w:rFonts w:hint="eastAsia"/>
               </w:rPr>
+              <w:t xml:space="preserve">{{ </w:t>
+            </w:r>
+            <w:proofErr w:type="spellStart"/>
+            <w:r>
+              <w:t>project</w:t>
+            </w:r>
+            <w:proofErr w:type="gramEnd"/>
+            <w:r>
+              <w:t>_</w:t>
+            </w:r>
+            <w:proofErr w:type="gramStart"/>
+            <w:r>
+              <w:t>info</w:t>
+            </w:r>
+            <w:r>
+              <w:rPr>
+                <w:rFonts w:hint="eastAsia"/>
+              </w:rPr>
               <w:t>.</w:t>
             </w:r>
             <w:r>
-              <w:t>ticket_number</w:t>
-            </w:r>
+              <w:t>ticket</w:t>
+            </w:r>
+            <w:proofErr w:type="gramEnd"/>
+            <w:r>
+              <w:t>_</w:t>
+            </w:r>
+            <w:proofErr w:type="gramStart"/>
+            <w:r>
+              <w:t>number</w:t>
+            </w:r>
+            <w:proofErr w:type="spellEnd"/>
             <w:r>
               <w:rPr>
                 <w:rFonts w:hint="eastAsia"/>
               </w:rPr>
+              <w:t xml:space="preserve"> }</w:t>
+            </w:r>
+            <w:proofErr w:type="gramEnd"/>
+            <w:r>
+              <w:rPr>
+                <w:rFonts w:hint="eastAsia"/>
+              </w:rPr>
+              <w:t>}</w:t>
+            </w:r>
+          </w:p>
+          <w:p>
+            <w:pPr>
+              <w:spacing w:line="480" w:lineRule="auto"/>
+            </w:pPr>
+            <w:r>
+              <w:t xml:space="preserve">Curator </w:t>
+            </w:r>
+            <w:r>
+              <w:rPr>
+                <w:rFonts w:hint="eastAsia"/>
+              </w:rPr>
+              <w:t>name</w:t>
+            </w:r>
+            <w:r>
+              <w:t>:</w:t>
+            </w:r>
+            <w:r>
+              <w:rPr>
+                <w:rFonts w:hint="eastAsia"/>
+              </w:rPr>
+              <w:t xml:space="preserve"> </w:t>
+            </w:r>
+            <w:proofErr w:type="gramStart"/>
+            <w:r>
+              <w:rPr>
+                <w:rFonts w:hint="eastAsia"/>
+              </w:rPr>
+              <w:t xml:space="preserve">{{ </w:t>
+            </w:r>
+            <w:proofErr w:type="spellStart"/>
+            <w:r>
+              <w:t>project</w:t>
+            </w:r>
+            <w:proofErr w:type="gramEnd"/>
+            <w:r>
+              <w:t>_</w:t>
+            </w:r>
+            <w:proofErr w:type="gramStart"/>
+            <w:r>
+              <w:t>info</w:t>
+            </w:r>
+            <w:r>
+              <w:rPr>
+                <w:rFonts w:hint="eastAsia"/>
+              </w:rPr>
+              <w:t>.curator</w:t>
+            </w:r>
+            <w:proofErr w:type="gramEnd"/>
+            <w:r>
+              <w:rPr>
+                <w:rFonts w:hint="eastAsia"/>
+              </w:rPr>
+              <w:t>_</w:t>
+            </w:r>
+            <w:proofErr w:type="gramStart"/>
+            <w:r>
+              <w:rPr>
+                <w:rFonts w:hint="eastAsia"/>
+              </w:rPr>
+              <w:t>name</w:t>
+            </w:r>
+            <w:proofErr w:type="spellEnd"/>
+            <w:r>
+              <w:rPr>
+                <w:rFonts w:hint="eastAsia"/>
+              </w:rPr>
+              <w:t xml:space="preserve"> }</w:t>
+            </w:r>
+            <w:proofErr w:type="gramEnd"/>
+            <w:r>
+              <w:rPr>
+                <w:rFonts w:hint="eastAsia"/>
+              </w:rPr>
+              <w:t>}</w:t>
+            </w:r>
+          </w:p>
+          <w:p>
+            <w:pPr>
+              <w:spacing w:line="480" w:lineRule="auto"/>
+            </w:pPr>
+            <w:r>
+              <w:rPr>
+                <w:rFonts w:hint="eastAsia"/>
+              </w:rPr>
+              <w:t xml:space="preserve">Curator email: </w:t>
+            </w:r>
+            <w:proofErr w:type="gramStart"/>
+            <w:r>
+              <w:rPr>
+                <w:rFonts w:hint="eastAsia"/>
+              </w:rPr>
+              <w:t xml:space="preserve">{{ </w:t>
+            </w:r>
+            <w:proofErr w:type="spellStart"/>
+            <w:r>
+              <w:t>project</w:t>
+            </w:r>
+            <w:proofErr w:type="gramEnd"/>
+            <w:r>
+              <w:t>_</w:t>
+            </w:r>
+            <w:proofErr w:type="gramStart"/>
+            <w:r>
+              <w:t>info</w:t>
+            </w:r>
+            <w:r>
+              <w:rPr>
+                <w:rFonts w:hint="eastAsia"/>
+              </w:rPr>
+              <w:t>.</w:t>
+            </w:r>
+            <w:r>
+              <w:t>curator</w:t>
+            </w:r>
+            <w:proofErr w:type="gramEnd"/>
+            <w:r>
+              <w:t>_</w:t>
+            </w:r>
+            <w:proofErr w:type="gramStart"/>
+            <w:r>
+              <w:t>email</w:t>
+            </w:r>
+            <w:proofErr w:type="spellEnd"/>
+            <w:r>
+              <w:rPr>
+                <w:rFonts w:hint="eastAsia"/>
+              </w:rPr>
+              <w:t xml:space="preserve"> }</w:t>
+            </w:r>
+            <w:proofErr w:type="gramEnd"/>
+            <w:r>
+              <w:rPr>
+                <w:rFonts w:hint="eastAsia"/>
+              </w:rPr>
+              <w:t>}</w:t>
+            </w:r>
+          </w:p>
+          <w:p>
+            <w:pPr>
+              <w:spacing w:line="480" w:lineRule="auto"/>
+            </w:pPr>
+            <w:r>
+              <w:rPr>
+                <w:rFonts w:hint="eastAsia"/>
+              </w:rPr>
+              <w:t xml:space="preserve">Dataset title: </w:t>
+            </w:r>
+            <w:proofErr w:type="gramStart"/>
+            <w:r>
+              <w:rPr>
+                <w:rFonts w:hint="eastAsia"/>
+              </w:rPr>
+              <w:t xml:space="preserve">{{ </w:t>
+            </w:r>
+            <w:proofErr w:type="spellStart"/>
+            <w:r>
+              <w:rPr>
+                <w:rFonts w:hint="eastAsia"/>
+              </w:rPr>
+              <w:t>dataset</w:t>
+            </w:r>
+            <w:proofErr w:type="gramEnd"/>
+            <w:r>
+              <w:rPr>
+                <w:rFonts w:hint="eastAsia"/>
+              </w:rPr>
+              <w:t>.</w:t>
+            </w:r>
+            <w:proofErr w:type="gramStart"/>
+            <w:r>
+              <w:t>DatasetTitle</w:t>
+            </w:r>
+            <w:proofErr w:type="spellEnd"/>
+            <w:r>
+              <w:rPr>
+                <w:rFonts w:hint="eastAsia"/>
+              </w:rPr>
+              <w:t xml:space="preserve"> }</w:t>
+            </w:r>
+            <w:proofErr w:type="gramEnd"/>
+            <w:r>
+              <w:rPr>
+                <w:rFonts w:hint="eastAsia"/>
+              </w:rPr>
+              <w:t>}</w:t>
+            </w:r>
+          </w:p>
+          <w:p>
+            <w:pPr>
+              <w:spacing w:line="480" w:lineRule="auto"/>
+            </w:pPr>
+            <w:r>
+              <w:rPr>
+                <w:rFonts w:hint="eastAsia"/>
+              </w:rPr>
+              <w:t xml:space="preserve">Dataset </w:t>
+            </w:r>
+            <w:r>
+              <w:t>persistent</w:t>
+            </w:r>
+            <w:r>
+              <w:rPr>
+                <w:rFonts w:hint="eastAsia"/>
+              </w:rPr>
+              <w:t xml:space="preserve"> identifier: </w:t>
+            </w:r>
+            <w:proofErr w:type="gramStart"/>
+            <w:r>
+              <w:rPr>
+                <w:rFonts w:hint="eastAsia"/>
+              </w:rPr>
+              <w:t xml:space="preserve">{{ </w:t>
+            </w:r>
+            <w:proofErr w:type="spellStart"/>
+            <w:r>
+              <w:rPr>
+                <w:rFonts w:hint="eastAsia"/>
+              </w:rPr>
+              <w:t>dataset</w:t>
+            </w:r>
+            <w:proofErr w:type="gramEnd"/>
+            <w:r>
+              <w:rPr>
+                <w:rFonts w:hint="eastAsia"/>
+              </w:rPr>
+              <w:t>.</w:t>
+            </w:r>
+            <w:proofErr w:type="gramStart"/>
+            <w:r>
+              <w:t>DatasetPersistentId</w:t>
+            </w:r>
+            <w:proofErr w:type="spellEnd"/>
+            <w:r>
+              <w:rPr>
+                <w:rFonts w:hint="eastAsia"/>
+              </w:rPr>
+              <w:t xml:space="preserve">  }</w:t>
+            </w:r>
+            <w:proofErr w:type="gramEnd"/>
+            <w:r>
+              <w:rPr>
+                <w:rFonts w:hint="eastAsia"/>
+              </w:rPr>
+              <w:t>}</w:t>
+            </w:r>
+          </w:p>
+          <w:p>
+            <w:pPr>
+              <w:spacing w:line="480" w:lineRule="auto"/>
+            </w:pPr>
+            <w:r>
+              <w:rPr>
+                <w:rFonts w:hint="eastAsia"/>
+              </w:rPr>
+              <w:t xml:space="preserve">Dataset ID (versioned): </w:t>
+            </w:r>
+            <w:proofErr w:type="gramStart"/>
+            <w:r>
+              <w:rPr>
+                <w:rFonts w:hint="eastAsia"/>
+              </w:rPr>
+              <w:t>{{ dataset.ID  }</w:t>
+            </w:r>
+            <w:proofErr w:type="gramEnd"/>
+            <w:r>
+              <w:rPr>
+                <w:rFonts w:hint="eastAsia"/>
+              </w:rPr>
+              <w:t>}</w:t>
+            </w:r>
+          </w:p>
+          <w:p>
+            <w:pPr>
+              <w:spacing w:line="480" w:lineRule="auto"/>
+            </w:pPr>
+            <w:r>
+              <w:rPr>
+                <w:rFonts w:hint="eastAsia"/>
+              </w:rPr>
+              <w:t xml:space="preserve">Dataset access URL: </w:t>
+            </w:r>
+            <w:proofErr w:type="gramStart"/>
+            <w:r>
+              <w:rPr>
+                <w:rFonts w:hint="eastAsia"/>
+              </w:rPr>
+              <w:t xml:space="preserve">{{ </w:t>
+            </w:r>
+            <w:proofErr w:type="spellStart"/>
+            <w:r>
+              <w:rPr>
+                <w:rFonts w:hint="eastAsia"/>
+              </w:rPr>
+              <w:t>dataset</w:t>
+            </w:r>
+            <w:proofErr w:type="gramEnd"/>
+            <w:r>
+              <w:rPr>
+                <w:rFonts w:hint="eastAsia"/>
+              </w:rPr>
+              <w:t>.</w:t>
+            </w:r>
+            <w:proofErr w:type="gramStart"/>
+            <w:r>
+              <w:t>DatasetURL</w:t>
+            </w:r>
+            <w:proofErr w:type="spellEnd"/>
+            <w:r>
+              <w:rPr>
+                <w:rFonts w:hint="eastAsia"/>
+              </w:rPr>
+              <w:t xml:space="preserve"> }</w:t>
+            </w:r>
+            <w:proofErr w:type="gramEnd"/>
+            <w:r>
+              <w:rPr>
+                <w:rFonts w:hint="eastAsia"/>
+              </w:rPr>
+              <w:t>}</w:t>
+            </w:r>
+          </w:p>
+          <w:p>
+            <w:pPr>
+              <w:spacing w:line="480" w:lineRule="auto"/>
+            </w:pPr>
+            <w:r>
+              <w:rPr>
+                <w:rFonts w:hint="eastAsia"/>
+              </w:rPr>
+              <w:t xml:space="preserve">Log </w:t>
+            </w:r>
+            <w:r>
+              <w:t>initial</w:t>
+            </w:r>
+            <w:r>
+              <w:rPr>
+                <w:rFonts w:hint="eastAsia"/>
+              </w:rPr>
+              <w:t xml:space="preserve"> generated date: </w:t>
+            </w:r>
+            <w:proofErr w:type="gramStart"/>
+            <w:r>
+              <w:rPr>
+                <w:rFonts w:hint="eastAsia"/>
+              </w:rPr>
+              <w:t>{{ timestamp</w:t>
+            </w:r>
+            <w:proofErr w:type="gramEnd"/>
+            <w:r>
+              <w:rPr>
+                <w:rFonts w:hint="eastAsia"/>
+              </w:rPr>
               <w:t xml:space="preserve"> }}</w:t>
-            </w:r>
-          </w:p>
-          <w:p>
-            <w:pPr>
-              <w:spacing w:line="480" w:lineRule="auto"/>
-            </w:pPr>
-            <w:r>
-              <w:t xml:space="preserve">Curator </w:t>
-            </w:r>
-            <w:r>
-              <w:rPr>
-                <w:rFonts w:hint="eastAsia"/>
-              </w:rPr>
-              <w:t>name</w:t>
-            </w:r>
-            <w:r>
-              <w:t>:</w:t>
-            </w:r>
-            <w:r>
-              <w:rPr>
-                <w:rFonts w:hint="eastAsia"/>
-              </w:rPr>
-              <w:t xml:space="preserve"> {{ </w:t>
-            </w:r>
-            <w:r>
-              <w:t>project_info</w:t>
-            </w:r>
-            <w:r>
-              <w:rPr>
-                <w:rFonts w:hint="eastAsia"/>
-              </w:rPr>
-              <w:t>.curator_name }}</w:t>
-            </w:r>
-          </w:p>
-          <w:p>
-            <w:pPr>
-              <w:spacing w:line="480" w:lineRule="auto"/>
-            </w:pPr>
-            <w:r>
-              <w:rPr>
-                <w:rFonts w:hint="eastAsia"/>
-              </w:rPr>
-              <w:t xml:space="preserve">Curator email: {{ </w:t>
-            </w:r>
-            <w:r>
-              <w:t>project_info</w:t>
-            </w:r>
-            <w:r>
-              <w:rPr>
-                <w:rFonts w:hint="eastAsia"/>
-              </w:rPr>
-              <w:t>.</w:t>
-            </w:r>
-            <w:r>
-              <w:t>curator_email</w:t>
-            </w:r>
-            <w:r>
-              <w:rPr>
-                <w:rFonts w:hint="eastAsia"/>
-              </w:rPr>
-              <w:t xml:space="preserve"> }}</w:t>
-            </w:r>
-          </w:p>
-          <w:p>
-            <w:pPr>
-              <w:spacing w:line="480" w:lineRule="auto"/>
-            </w:pPr>
-            <w:r>
-              <w:rPr>
-                <w:rFonts w:hint="eastAsia"/>
-              </w:rPr>
-              <w:t>Dataset title: {{ dataset.</w:t>
-            </w:r>
-            <w:r>
-              <w:t>DatasetTitle</w:t>
-            </w:r>
-            <w:r>
-              <w:rPr>
-                <w:rFonts w:hint="eastAsia"/>
-              </w:rPr>
-              <w:t xml:space="preserve"> }}</w:t>
-            </w:r>
-          </w:p>
-          <w:p>
-            <w:pPr>
-              <w:spacing w:line="480" w:lineRule="auto"/>
-            </w:pPr>
-            <w:r>
-              <w:rPr>
-                <w:rFonts w:hint="eastAsia"/>
-              </w:rPr>
-              <w:t xml:space="preserve">Dataset </w:t>
-            </w:r>
-            <w:r>
-              <w:t>persistent</w:t>
-            </w:r>
-            <w:r>
-              <w:rPr>
-                <w:rFonts w:hint="eastAsia"/>
-              </w:rPr>
-              <w:t xml:space="preserve"> identifier: {{ dataset.</w:t>
-            </w:r>
-            <w:r>
-              <w:t>DatasetPersistentId</w:t>
-            </w:r>
-            <w:r>
-              <w:rPr>
-                <w:rFonts w:hint="eastAsia"/>
-              </w:rPr>
-              <w:t xml:space="preserve">  }}</w:t>
-            </w:r>
-          </w:p>
-          <w:p>
-            <w:pPr>
-              <w:spacing w:line="480" w:lineRule="auto"/>
-            </w:pPr>
-            <w:r>
-              <w:rPr>
-                <w:rFonts w:hint="eastAsia"/>
-              </w:rPr>
-              <w:t>Dataset ID (versioned): {{ dataset.ID  }}</w:t>
-            </w:r>
-          </w:p>
-          <w:p>
-            <w:pPr>
-              <w:spacing w:line="480" w:lineRule="auto"/>
-            </w:pPr>
-            <w:r>
-              <w:rPr>
-                <w:rFonts w:hint="eastAsia"/>
-              </w:rPr>
-              <w:t>Dataset access URL: {{ dataset.</w:t>
-            </w:r>
-            <w:r>
-              <w:t>DatasetURL</w:t>
-            </w:r>
-            <w:r>
-              <w:rPr>
-                <w:rFonts w:hint="eastAsia"/>
-              </w:rPr>
-              <w:t xml:space="preserve"> }}</w:t>
-            </w:r>
-          </w:p>
-          <w:p>
-            <w:pPr>
-              <w:spacing w:line="480" w:lineRule="auto"/>
-            </w:pPr>
-            <w:r>
-              <w:rPr>
-                <w:rFonts w:hint="eastAsia"/>
-              </w:rPr>
-              <w:t xml:space="preserve">Log </w:t>
-            </w:r>
-            <w:r>
-              <w:t>initial</w:t>
-            </w:r>
-            <w:r>
-              <w:rPr>
-                <w:rFonts w:hint="eastAsia"/>
-              </w:rPr>
-              <w:t xml:space="preserve"> generated date: {{ timestamp }}</w:t>
             </w:r>
           </w:p>
           <w:p>
@@ -378,7 +604,15 @@
               <w:t>NS</w:t>
             </w:r>
             <w:r>
-              <w:t>: RQUt Sure</w:t>
+              <w:t xml:space="preserve">: </w:t>
+            </w:r>
+            <w:proofErr w:type="spellStart"/>
+            <w:r>
+              <w:t>RQUt</w:t>
+            </w:r>
+            <w:proofErr w:type="spellEnd"/>
+            <w:r>
+              <w:t xml:space="preserve"> Sure</w:t>
             </w:r>
           </w:p>
           <w:p>
@@ -1107,7 +1341,25 @@
                 <w:bCs/>
                 <w:lang w:val="en-US"/>
               </w:rPr>
-              <w:t>Has the depositor (or their research group) previously created or submitted to a dataverse?</w:t>
+              <w:t xml:space="preserve">Has the depositor (or their research group) previously created or submitted to a </w:t>
+            </w:r>
+            <w:proofErr w:type="spellStart"/>
+            <w:r>
+              <w:rPr>
+                <w:b/>
+                <w:bCs/>
+                <w:lang w:val="en-US"/>
+              </w:rPr>
+              <w:t>dataverse</w:t>
+            </w:r>
+            <w:proofErr w:type="spellEnd"/>
+            <w:r>
+              <w:rPr>
+                <w:b/>
+                <w:bCs/>
+                <w:lang w:val="en-US"/>
+              </w:rPr>
+              <w:t>?</w:t>
             </w:r>
           </w:p>
         </w:tc>
@@ -1156,7 +1408,21 @@
               <w:rPr>
                 <w:lang w:val="en-US"/>
               </w:rPr>
-              <w:t>Confirm whether the listed dataverse collection refers to the same researcher/author</w:t>
+              <w:t xml:space="preserve">Confirm whether the listed </w:t>
+            </w:r>
+            <w:proofErr w:type="spellStart"/>
+            <w:r>
+              <w:rPr>
+                <w:lang w:val="en-US"/>
+              </w:rPr>
+              <w:t>dataverse</w:t>
+            </w:r>
+            <w:proofErr w:type="spellEnd"/>
+            <w:r>
+              <w:rPr>
+                <w:lang w:val="en-US"/>
+              </w:rPr>
+              <w:t xml:space="preserve"> collection refers to the same researcher/author</w:t>
             </w:r>
           </w:p>
         </w:tc>
@@ -1313,64 +1579,180 @@
             </w:pPr>
             <w:r>
               <w:rPr>
-                <w:lang w:val="en-US"/>
-              </w:rPr>
-              <w:t>If applicable, list any previously created dataverse that contains the depositors' dataset</w:t>
-            </w:r>
-            <w:r>
-              <w:rPr>
-                <w:lang w:val="en-US"/>
+                <w:u w:val="single"/>
+                <w:lang w:val="en-US"/>
+              </w:rPr>
+              <w:t xml:space="preserve">If applicable, list any previously created </w:t>
+            </w:r>
+            <w:proofErr w:type="spellStart"/>
+            <w:r>
+              <w:rPr>
+                <w:u w:val="single"/>
+                <w:lang w:val="en-US"/>
+              </w:rPr>
+              <w:t>dataverse</w:t>
+            </w:r>
+            <w:proofErr w:type="spellEnd"/>
+            <w:r>
+              <w:rPr>
+                <w:u w:val="single"/>
+                <w:lang w:val="en-US"/>
+              </w:rPr>
+              <w:t xml:space="preserve"> that contains the depositors' dataset:</w:t>
+            </w:r>
+            <w:r>
+              <w:rPr>
+                <w:lang w:val="en-US"/>
+              </w:rPr>
+              <w:br/>
+            </w:r>
+            <w:r>
+              <w:t xml:space="preserve">{% for item in </w:t>
+            </w:r>
+            <w:proofErr w:type="spellStart"/>
+            <w:r>
+              <w:t>template_</w:t>
+            </w:r>
+            <w:proofErr w:type="gramStart"/>
+            <w:r>
+              <w:t>dict.dv</w:t>
+            </w:r>
+            <w:proofErr w:type="gramEnd"/>
+            <w:r>
+              <w:t>_</w:t>
+            </w:r>
+            <w:proofErr w:type="gramStart"/>
+            <w:r>
+              <w:t>record.comments</w:t>
+            </w:r>
+            <w:proofErr w:type="spellEnd"/>
+            <w:proofErr w:type="gramEnd"/>
+            <w:r>
+              <w:t xml:space="preserve"> %} </w:t>
+            </w:r>
+          </w:p>
+          <w:p>
+            <w:r>
+              <w:t xml:space="preserve">{% for author, </w:t>
+            </w:r>
+            <w:proofErr w:type="spellStart"/>
+            <w:r>
+              <w:t>dataverses</w:t>
+            </w:r>
+            <w:proofErr w:type="spellEnd"/>
+            <w:r>
+              <w:t xml:space="preserve"> in </w:t>
+            </w:r>
+            <w:proofErr w:type="spellStart"/>
+            <w:proofErr w:type="gramStart"/>
+            <w:r>
+              <w:t>item.items</w:t>
+            </w:r>
+            <w:proofErr w:type="spellEnd"/>
+            <w:proofErr w:type="gramEnd"/>
+            <w:r>
+              <w:t xml:space="preserve">() %} </w:t>
+            </w:r>
+            <w:proofErr w:type="gramStart"/>
+            <w:r>
+              <w:t>{{ author</w:t>
+            </w:r>
+            <w:proofErr w:type="gramEnd"/>
+            <w:r>
+              <w:t xml:space="preserve"> }}</w:t>
+            </w:r>
+            <w:r>
+              <w:rPr>
+                <w:rFonts w:hint="eastAsia"/>
               </w:rPr>
               <w:t>:</w:t>
             </w:r>
-            <w:r>
-              <w:rPr>
-                <w:lang w:val="en-US"/>
-              </w:rPr>
+          </w:p>
+          <w:p>
+            <w:r>
+              <w:t xml:space="preserve">{% for dataverse in </w:t>
+            </w:r>
+            <w:proofErr w:type="spellStart"/>
+            <w:r>
+              <w:t>dataverses</w:t>
+            </w:r>
+            <w:proofErr w:type="spellEnd"/>
+            <w:r>
+              <w:t xml:space="preserve"> %} </w:t>
+            </w:r>
+            <w:proofErr w:type="gramStart"/>
+            <w:r>
+              <w:t xml:space="preserve">{{ </w:t>
+            </w:r>
+            <w:proofErr w:type="spellStart"/>
+            <w:r>
+              <w:t>loop</w:t>
+            </w:r>
+            <w:proofErr w:type="gramEnd"/>
+            <w:r>
+              <w:t>.</w:t>
+            </w:r>
+            <w:proofErr w:type="gramStart"/>
+            <w:r>
+              <w:t>index</w:t>
+            </w:r>
+            <w:proofErr w:type="spellEnd"/>
+            <w:r>
+              <w:t xml:space="preserve"> }</w:t>
+            </w:r>
+            <w:proofErr w:type="gramEnd"/>
+            <w:r>
+              <w:t>}.</w:t>
+            </w:r>
+            <w:r>
+              <w:rPr>
+                <w:rFonts w:hint="eastAsia"/>
+              </w:rPr>
+              <w:t xml:space="preserve"> </w:t>
+            </w:r>
+            <w:proofErr w:type="gramStart"/>
+            <w:r>
+              <w:t>{{ dataverse</w:t>
+            </w:r>
+            <w:proofErr w:type="gramEnd"/>
+            <w:r>
+              <w:t xml:space="preserve"> }}</w:t>
+            </w:r>
+            <w:r>
               <w:br/>
             </w:r>
             <w:r>
-              <w:t xml:space="preserve">{% for item in template_dict.dv_record.comments %} </w:t>
-            </w:r>
-          </w:p>
-          <w:p>
-            <w:r>
-              <w:t>{% for author, dataverses in item.items() %} {{ author }}</w:t>
-            </w:r>
-            <w:r>
-              <w:rPr>
-                <w:rFonts w:hint="eastAsia"/>
-              </w:rPr>
-              <w:t>:</w:t>
-            </w:r>
-          </w:p>
-          <w:p>
-            <w:r>
-              <w:t xml:space="preserve">{% for dataverse in dataverses %} </w:t>
-            </w:r>
-            <w:r>
-              <w:t>{{ loop.index }}.</w:t>
-            </w:r>
-            <w:r>
-              <w:rPr>
-                <w:rFonts w:hint="eastAsia"/>
-              </w:rPr>
-              <w:t xml:space="preserve"> </w:t>
-            </w:r>
-            <w:r>
-              <w:t>{{ dataverse }}</w:t>
+              <w:t xml:space="preserve">{% </w:t>
+            </w:r>
+            <w:proofErr w:type="spellStart"/>
+            <w:r>
+              <w:t>endfor</w:t>
+            </w:r>
+            <w:proofErr w:type="spellEnd"/>
+            <w:r>
+              <w:t xml:space="preserve"> %} </w:t>
             </w:r>
             <w:r>
               <w:br/>
             </w:r>
             <w:r>
-              <w:t xml:space="preserve">{% endfor %} </w:t>
-            </w:r>
-            <w:r>
-              <w:br/>
-            </w:r>
-            <w:r>
-              <w:t>{% endfor %} {% endfor %}</w:t>
+              <w:t xml:space="preserve">{% </w:t>
+            </w:r>
+            <w:proofErr w:type="spellStart"/>
+            <w:r>
+              <w:t>endfor</w:t>
+            </w:r>
+            <w:proofErr w:type="spellEnd"/>
+            <w:r>
+              <w:t xml:space="preserve"> %} {% </w:t>
+            </w:r>
+            <w:proofErr w:type="spellStart"/>
+            <w:r>
+              <w:t>endfor</w:t>
+            </w:r>
+            <w:proofErr w:type="spellEnd"/>
+            <w:r>
+              <w:t xml:space="preserve"> %}</w:t>
             </w:r>
           </w:p>
         </w:tc>
@@ -1542,7 +1924,21 @@
               <w:rPr>
                 <w:lang w:val="en-US"/>
               </w:rPr>
-              <w:t xml:space="preserve">If the dataset is deposited in a sub-dataverse collection, include </w:t>
+              <w:t>If the dataset is deposited in a sub-</w:t>
+            </w:r>
+            <w:proofErr w:type="spellStart"/>
+            <w:r>
+              <w:rPr>
+                <w:lang w:val="en-US"/>
+              </w:rPr>
+              <w:t>dataverse</w:t>
+            </w:r>
+            <w:proofErr w:type="spellEnd"/>
+            <w:r>
+              <w:rPr>
+                <w:lang w:val="en-US"/>
+              </w:rPr>
+              <w:t xml:space="preserve"> collection, include </w:t>
             </w:r>
             <w:r>
               <w:rPr>
@@ -1707,25 +2103,39 @@
             <w:r>
               <w:rPr>
                 <w:rFonts w:hint="eastAsia"/>
+                <w:u w:val="single"/>
                 <w:lang w:val="en-US"/>
               </w:rPr>
               <w:t xml:space="preserve">List the </w:t>
             </w:r>
             <w:r>
               <w:rPr>
+                <w:u w:val="single"/>
                 <w:lang w:val="en-US"/>
               </w:rPr>
               <w:t xml:space="preserve">parent </w:t>
             </w:r>
+            <w:proofErr w:type="spellStart"/>
             <w:r>
               <w:rPr>
                 <w:rFonts w:hint="eastAsia"/>
-                <w:lang w:val="en-US"/>
-              </w:rPr>
-              <w:t xml:space="preserve">dataverse </w:t>
-            </w:r>
-            <w:r>
-              <w:rPr>
+                <w:u w:val="single"/>
+                <w:lang w:val="en-US"/>
+              </w:rPr>
+              <w:t>dataverse</w:t>
+            </w:r>
+            <w:proofErr w:type="spellEnd"/>
+            <w:r>
+              <w:rPr>
+                <w:rFonts w:hint="eastAsia"/>
+                <w:u w:val="single"/>
+                <w:lang w:val="en-US"/>
+              </w:rPr>
+              <w:t xml:space="preserve"> </w:t>
+            </w:r>
+            <w:r>
+              <w:rPr>
+                <w:u w:val="single"/>
                 <w:lang w:val="en-US"/>
               </w:rPr>
               <w:t>collection</w:t>
@@ -1733,6 +2143,7 @@
             <w:r>
               <w:rPr>
                 <w:rFonts w:hint="eastAsia"/>
+                <w:u w:val="single"/>
                 <w:lang w:val="en-US"/>
               </w:rPr>
               <w:t xml:space="preserve"> name:</w:t>
@@ -1743,6 +2154,7 @@
               </w:rPr>
               <w:br/>
             </w:r>
+            <w:proofErr w:type="gramStart"/>
             <w:r>
               <w:rPr>
                 <w:rFonts w:hint="eastAsia"/>
@@ -1750,20 +2162,37 @@
               </w:rPr>
               <w:t xml:space="preserve">{{ </w:t>
             </w:r>
+            <w:proofErr w:type="spellStart"/>
             <w:r>
               <w:t>template_dict</w:t>
             </w:r>
+            <w:proofErr w:type="spellEnd"/>
             <w:r>
               <w:rPr>
                 <w:rFonts w:hint="eastAsia"/>
               </w:rPr>
               <w:t>.</w:t>
             </w:r>
-            <w:r>
-              <w:rPr>
-                <w:lang w:val="en-US"/>
-              </w:rPr>
-              <w:t>ds_tree_info</w:t>
+            <w:proofErr w:type="spellStart"/>
+            <w:r>
+              <w:rPr>
+                <w:lang w:val="en-US"/>
+              </w:rPr>
+              <w:t>ds</w:t>
+            </w:r>
+            <w:proofErr w:type="gramEnd"/>
+            <w:r>
+              <w:rPr>
+                <w:lang w:val="en-US"/>
+              </w:rPr>
+              <w:t>_tree_</w:t>
+            </w:r>
+            <w:proofErr w:type="gramStart"/>
+            <w:r>
+              <w:rPr>
+                <w:lang w:val="en-US"/>
+              </w:rPr>
+              <w:t>info</w:t>
             </w:r>
             <w:r>
               <w:rPr>
@@ -1777,6 +2206,8 @@
               </w:rPr>
               <w:t>parentDataverseName</w:t>
             </w:r>
+            <w:proofErr w:type="spellEnd"/>
+            <w:proofErr w:type="gramEnd"/>
             <w:r>
               <w:rPr>
                 <w:rFonts w:hint="eastAsia"/>
@@ -1786,26 +2217,58 @@
           </w:p>
           <w:p>
             <w:r>
+              <w:rPr>
+                <w:u w:val="single"/>
+              </w:rPr>
               <w:t>List the dataset (full) path in the Dataverse repository</w:t>
             </w:r>
             <w:r>
+              <w:rPr>
+                <w:u w:val="single"/>
+              </w:rPr>
+              <w:t>:</w:t>
+            </w:r>
+            <w:r>
               <w:br/>
             </w:r>
+            <w:proofErr w:type="gramStart"/>
             <w:r>
               <w:rPr>
                 <w:lang w:val="en-US"/>
               </w:rPr>
               <w:t xml:space="preserve">{{ </w:t>
             </w:r>
-            <w:r>
-              <w:t>template_dict.</w:t>
-            </w:r>
-            <w:r>
-              <w:rPr>
-                <w:lang w:val="en-US"/>
-              </w:rPr>
-              <w:t>ds_tree_info.path</w:t>
-            </w:r>
+            <w:proofErr w:type="spellStart"/>
+            <w:r>
+              <w:t>template_dict</w:t>
+            </w:r>
+            <w:proofErr w:type="spellEnd"/>
+            <w:r>
+              <w:t>.</w:t>
+            </w:r>
+            <w:proofErr w:type="spellStart"/>
+            <w:r>
+              <w:rPr>
+                <w:lang w:val="en-US"/>
+              </w:rPr>
+              <w:t>ds</w:t>
+            </w:r>
+            <w:proofErr w:type="gramEnd"/>
+            <w:r>
+              <w:rPr>
+                <w:lang w:val="en-US"/>
+              </w:rPr>
+              <w:t>_tree_</w:t>
+            </w:r>
+            <w:proofErr w:type="gramStart"/>
+            <w:r>
+              <w:rPr>
+                <w:lang w:val="en-US"/>
+              </w:rPr>
+              <w:t>info.path</w:t>
+            </w:r>
+            <w:proofErr w:type="spellEnd"/>
+            <w:proofErr w:type="gramEnd"/>
             <w:r>
               <w:t>}}</w:t>
             </w:r>
@@ -1931,38 +2394,88 @@
                 <w:bCs/>
                 <w:lang w:val="en-US"/>
               </w:rPr>
-              <w:t>If the dataset was deposited in a sub-dataverse collection, does it require its own dataverse?</w:t>
-            </w:r>
-          </w:p>
-        </w:tc>
-        <w:tc>
-          <w:tcPr>
-            <w:tcW w:w="0" w:type="auto"/>
-            <w:tcBorders>
-              <w:top w:val="single" w:sz="8" w:space="0" w:color="000000"/>
-              <w:left w:val="single" w:sz="8" w:space="0" w:color="000000"/>
-              <w:bottom w:val="single" w:sz="8" w:space="0" w:color="000000"/>
-              <w:right w:val="single" w:sz="8" w:space="0" w:color="000000"/>
-            </w:tcBorders>
-            <w:tcMar>
-              <w:top w:w="100" w:type="dxa"/>
-              <w:left w:w="100" w:type="dxa"/>
-              <w:bottom w:w="100" w:type="dxa"/>
-              <w:right w:w="100" w:type="dxa"/>
-            </w:tcMar>
-            <w:hideMark/>
-          </w:tcPr>
-          <w:p>
-            <w:pPr>
-              <w:rPr>
-                <w:lang w:val="en-US"/>
-              </w:rPr>
-            </w:pPr>
-            <w:r>
-              <w:rPr>
-                <w:lang w:val="en-US"/>
-              </w:rPr>
-              <w:t>If the depositor created a dataverse with one dataset:</w:t>
+              <w:t>If the dataset was deposited in a sub-</w:t>
+            </w:r>
+            <w:proofErr w:type="spellStart"/>
+            <w:r>
+              <w:rPr>
+                <w:b/>
+                <w:bCs/>
+                <w:lang w:val="en-US"/>
+              </w:rPr>
+              <w:t>dataverse</w:t>
+            </w:r>
+            <w:proofErr w:type="spellEnd"/>
+            <w:r>
+              <w:rPr>
+                <w:b/>
+                <w:bCs/>
+                <w:lang w:val="en-US"/>
+              </w:rPr>
+              <w:t xml:space="preserve"> collection, does it require its own </w:t>
+            </w:r>
+            <w:proofErr w:type="spellStart"/>
+            <w:r>
+              <w:rPr>
+                <w:b/>
+                <w:bCs/>
+                <w:lang w:val="en-US"/>
+              </w:rPr>
+              <w:t>dataverse</w:t>
+            </w:r>
+            <w:proofErr w:type="spellEnd"/>
+            <w:r>
+              <w:rPr>
+                <w:b/>
+                <w:bCs/>
+                <w:lang w:val="en-US"/>
+              </w:rPr>
+              <w:t>?</w:t>
+            </w:r>
+          </w:p>
+        </w:tc>
+        <w:tc>
+          <w:tcPr>
+            <w:tcW w:w="0" w:type="auto"/>
+            <w:tcBorders>
+              <w:top w:val="single" w:sz="8" w:space="0" w:color="000000"/>
+              <w:left w:val="single" w:sz="8" w:space="0" w:color="000000"/>
+              <w:bottom w:val="single" w:sz="8" w:space="0" w:color="000000"/>
+              <w:right w:val="single" w:sz="8" w:space="0" w:color="000000"/>
+            </w:tcBorders>
+            <w:tcMar>
+              <w:top w:w="100" w:type="dxa"/>
+              <w:left w:w="100" w:type="dxa"/>
+              <w:bottom w:w="100" w:type="dxa"/>
+              <w:right w:w="100" w:type="dxa"/>
+            </w:tcMar>
+            <w:hideMark/>
+          </w:tcPr>
+          <w:p>
+            <w:pPr>
+              <w:rPr>
+                <w:lang w:val="en-US"/>
+              </w:rPr>
+            </w:pPr>
+            <w:r>
+              <w:rPr>
+                <w:lang w:val="en-US"/>
+              </w:rPr>
+              <w:t xml:space="preserve">If the depositor created a </w:t>
+            </w:r>
+            <w:proofErr w:type="spellStart"/>
+            <w:r>
+              <w:rPr>
+                <w:lang w:val="en-US"/>
+              </w:rPr>
+              <w:t>dataverse</w:t>
+            </w:r>
+            <w:proofErr w:type="spellEnd"/>
+            <w:r>
+              <w:rPr>
+                <w:lang w:val="en-US"/>
+              </w:rPr>
+              <w:t xml:space="preserve"> with one dataset:</w:t>
             </w:r>
           </w:p>
           <w:p>
@@ -1979,7 +2492,21 @@
               <w:rPr>
                 <w:lang w:val="en-US"/>
               </w:rPr>
-              <w:t>Is it the only dataset in the sub-dataverse collection?</w:t>
+              <w:t>Is it the only dataset in the sub-</w:t>
+            </w:r>
+            <w:proofErr w:type="spellStart"/>
+            <w:r>
+              <w:rPr>
+                <w:lang w:val="en-US"/>
+              </w:rPr>
+              <w:t>dataverse</w:t>
+            </w:r>
+            <w:proofErr w:type="spellEnd"/>
+            <w:r>
+              <w:rPr>
+                <w:lang w:val="en-US"/>
+              </w:rPr>
+              <w:t xml:space="preserve"> collection?</w:t>
             </w:r>
           </w:p>
           <w:p>
@@ -1996,7 +2523,21 @@
               <w:rPr>
                 <w:lang w:val="en-US"/>
               </w:rPr>
-              <w:t>Is there another sub-dataverse collection it should be in?</w:t>
+              <w:t>Is there another sub-</w:t>
+            </w:r>
+            <w:proofErr w:type="spellStart"/>
+            <w:r>
+              <w:rPr>
+                <w:lang w:val="en-US"/>
+              </w:rPr>
+              <w:t>dataverse</w:t>
+            </w:r>
+            <w:proofErr w:type="spellEnd"/>
+            <w:r>
+              <w:rPr>
+                <w:lang w:val="en-US"/>
+              </w:rPr>
+              <w:t xml:space="preserve"> collection it should be in?</w:t>
             </w:r>
           </w:p>
           <w:p>
@@ -2030,7 +2571,35 @@
               <w:rPr>
                 <w:lang w:val="en-US"/>
               </w:rPr>
-              <w:t xml:space="preserve">Confirm with the depositor that they actually require a dataverse (e.g., will there be </w:t>
+              <w:t xml:space="preserve">Confirm with the depositor that they </w:t>
+            </w:r>
+            <w:proofErr w:type="gramStart"/>
+            <w:r>
+              <w:rPr>
+                <w:lang w:val="en-US"/>
+              </w:rPr>
+              <w:t>actually require</w:t>
+            </w:r>
+            <w:proofErr w:type="gramEnd"/>
+            <w:r>
+              <w:rPr>
+                <w:lang w:val="en-US"/>
+              </w:rPr>
+              <w:t xml:space="preserve"> a </w:t>
+            </w:r>
+            <w:proofErr w:type="spellStart"/>
+            <w:r>
+              <w:rPr>
+                <w:lang w:val="en-US"/>
+              </w:rPr>
+              <w:t>dataverse</w:t>
+            </w:r>
+            <w:proofErr w:type="spellEnd"/>
+            <w:r>
+              <w:rPr>
+                <w:lang w:val="en-US"/>
+              </w:rPr>
+              <w:t xml:space="preserve"> (e.g., will there be </w:t>
             </w:r>
             <w:r>
               <w:rPr>
@@ -2186,11 +2755,13 @@
           <w:p>
             <w:pPr>
               <w:rPr>
-                <w:lang w:val="en-US"/>
-              </w:rPr>
-            </w:pPr>
-            <w:r>
-              <w:rPr>
+                <w:u w:val="single"/>
+                <w:lang w:val="en-US"/>
+              </w:rPr>
+            </w:pPr>
+            <w:r>
+              <w:rPr>
+                <w:u w:val="single"/>
                 <w:lang w:val="en-US"/>
               </w:rPr>
               <w:t>Curator’s comments:</w:t>
@@ -2723,141 +3294,254 @@
               <w:rPr>
                 <w:lang w:val="en-US"/>
               </w:rPr>
-              <w:t>{% if template_dict.file_ext.comments|length == 0 %}X{% endif %}</w:t>
-            </w:r>
-          </w:p>
-        </w:tc>
-        <w:tc>
-          <w:tcPr>
-            <w:tcW w:w="0" w:type="auto"/>
-            <w:tcBorders>
-              <w:top w:val="single" w:sz="8" w:space="0" w:color="000000"/>
-              <w:left w:val="single" w:sz="8" w:space="0" w:color="000000"/>
-              <w:bottom w:val="single" w:sz="8" w:space="0" w:color="000000"/>
-              <w:right w:val="single" w:sz="8" w:space="0" w:color="000000"/>
-            </w:tcBorders>
-            <w:tcMar>
-              <w:top w:w="100" w:type="dxa"/>
-              <w:left w:w="100" w:type="dxa"/>
-              <w:bottom w:w="100" w:type="dxa"/>
-              <w:right w:w="100" w:type="dxa"/>
-            </w:tcMar>
-            <w:hideMark/>
-          </w:tcPr>
-          <w:p>
-            <w:pPr>
-              <w:rPr>
-                <w:lang w:val="en-US"/>
-              </w:rPr>
-            </w:pPr>
-            <w:r>
-              <w:rPr>
-                <w:lang w:val="en-US"/>
-              </w:rPr>
-              <w:t>{% if template_dict.file_ext.comments|length &gt; 0 %}X{% endif %}</w:t>
-            </w:r>
-          </w:p>
-        </w:tc>
-        <w:tc>
-          <w:tcPr>
-            <w:tcW w:w="0" w:type="auto"/>
-            <w:tcBorders>
-              <w:top w:val="single" w:sz="8" w:space="0" w:color="000000"/>
-              <w:left w:val="single" w:sz="8" w:space="0" w:color="000000"/>
-              <w:bottom w:val="single" w:sz="8" w:space="0" w:color="000000"/>
-              <w:right w:val="single" w:sz="8" w:space="0" w:color="000000"/>
-            </w:tcBorders>
-            <w:tcMar>
-              <w:top w:w="100" w:type="dxa"/>
-              <w:left w:w="100" w:type="dxa"/>
-              <w:bottom w:w="100" w:type="dxa"/>
-              <w:right w:w="100" w:type="dxa"/>
-            </w:tcMar>
-            <w:hideMark/>
-          </w:tcPr>
-          <w:p>
-            <w:pPr>
-              <w:rPr>
-                <w:lang w:val="en-US"/>
-              </w:rPr>
-            </w:pPr>
-          </w:p>
-        </w:tc>
-        <w:tc>
-          <w:tcPr>
-            <w:tcW w:w="0" w:type="auto"/>
-            <w:tcBorders>
-              <w:top w:val="single" w:sz="8" w:space="0" w:color="000000"/>
-              <w:left w:val="single" w:sz="8" w:space="0" w:color="000000"/>
-              <w:bottom w:val="single" w:sz="8" w:space="0" w:color="000000"/>
-              <w:right w:val="single" w:sz="8" w:space="0" w:color="000000"/>
-            </w:tcBorders>
-            <w:tcMar>
-              <w:top w:w="100" w:type="dxa"/>
-              <w:left w:w="100" w:type="dxa"/>
-              <w:bottom w:w="100" w:type="dxa"/>
-              <w:right w:w="100" w:type="dxa"/>
-            </w:tcMar>
-            <w:hideMark/>
-          </w:tcPr>
-          <w:p>
-            <w:pPr>
-              <w:rPr>
-                <w:lang w:val="en-US"/>
-              </w:rPr>
-            </w:pPr>
-          </w:p>
-        </w:tc>
-        <w:tc>
-          <w:tcPr>
-            <w:tcW w:w="0" w:type="auto"/>
-            <w:tcBorders>
-              <w:top w:val="single" w:sz="8" w:space="0" w:color="000000"/>
-              <w:left w:val="single" w:sz="8" w:space="0" w:color="000000"/>
-              <w:bottom w:val="single" w:sz="8" w:space="0" w:color="000000"/>
-              <w:right w:val="single" w:sz="8" w:space="0" w:color="000000"/>
-            </w:tcBorders>
-            <w:tcMar>
-              <w:top w:w="100" w:type="dxa"/>
-              <w:left w:w="100" w:type="dxa"/>
-              <w:bottom w:w="100" w:type="dxa"/>
-              <w:right w:w="100" w:type="dxa"/>
-            </w:tcMar>
-            <w:hideMark/>
-          </w:tcPr>
-          <w:p>
-            <w:pPr>
-              <w:rPr>
-                <w:lang w:val="en-US"/>
-              </w:rPr>
-            </w:pPr>
-          </w:p>
-        </w:tc>
-        <w:tc>
-          <w:tcPr>
-            <w:tcW w:w="0" w:type="auto"/>
-            <w:tcBorders>
-              <w:top w:val="single" w:sz="8" w:space="0" w:color="000000"/>
-              <w:left w:val="single" w:sz="8" w:space="0" w:color="000000"/>
-              <w:bottom w:val="single" w:sz="8" w:space="0" w:color="000000"/>
-              <w:right w:val="single" w:sz="8" w:space="0" w:color="000000"/>
-            </w:tcBorders>
-            <w:tcMar>
-              <w:top w:w="100" w:type="dxa"/>
-              <w:left w:w="100" w:type="dxa"/>
-              <w:bottom w:w="100" w:type="dxa"/>
-              <w:right w:w="100" w:type="dxa"/>
-            </w:tcMar>
-            <w:hideMark/>
-          </w:tcPr>
-          <w:p>
-            <w:pPr>
-              <w:rPr>
-                <w:lang w:val="en-US"/>
-              </w:rPr>
-            </w:pPr>
-            <w:r>
-              <w:rPr>
+              <w:t xml:space="preserve">{% if </w:t>
+            </w:r>
+            <w:proofErr w:type="spellStart"/>
+            <w:r>
+              <w:rPr>
+                <w:lang w:val="en-US"/>
+              </w:rPr>
+              <w:t>template_</w:t>
+            </w:r>
+            <w:proofErr w:type="gramStart"/>
+            <w:r>
+              <w:rPr>
+                <w:lang w:val="en-US"/>
+              </w:rPr>
+              <w:t>dict.file</w:t>
+            </w:r>
+            <w:proofErr w:type="gramEnd"/>
+            <w:r>
+              <w:rPr>
+                <w:lang w:val="en-US"/>
+              </w:rPr>
+              <w:t>_</w:t>
+            </w:r>
+            <w:proofErr w:type="gramStart"/>
+            <w:r>
+              <w:rPr>
+                <w:lang w:val="en-US"/>
+              </w:rPr>
+              <w:t>ext.comments</w:t>
+            </w:r>
+            <w:proofErr w:type="gramEnd"/>
+            <w:r>
+              <w:rPr>
+                <w:lang w:val="en-US"/>
+              </w:rPr>
+              <w:t>|length</w:t>
+            </w:r>
+            <w:proofErr w:type="spellEnd"/>
+            <w:r>
+              <w:rPr>
+                <w:lang w:val="en-US"/>
+              </w:rPr>
+              <w:t xml:space="preserve"> == 0 %}</w:t>
+            </w:r>
+            <w:proofErr w:type="gramStart"/>
+            <w:r>
+              <w:rPr>
+                <w:lang w:val="en-US"/>
+              </w:rPr>
+              <w:t>X{</w:t>
+            </w:r>
+            <w:proofErr w:type="gramEnd"/>
+            <w:r>
+              <w:rPr>
+                <w:lang w:val="en-US"/>
+              </w:rPr>
+              <w:t>% endif %}</w:t>
+            </w:r>
+          </w:p>
+        </w:tc>
+        <w:tc>
+          <w:tcPr>
+            <w:tcW w:w="0" w:type="auto"/>
+            <w:tcBorders>
+              <w:top w:val="single" w:sz="8" w:space="0" w:color="000000"/>
+              <w:left w:val="single" w:sz="8" w:space="0" w:color="000000"/>
+              <w:bottom w:val="single" w:sz="8" w:space="0" w:color="000000"/>
+              <w:right w:val="single" w:sz="8" w:space="0" w:color="000000"/>
+            </w:tcBorders>
+            <w:tcMar>
+              <w:top w:w="100" w:type="dxa"/>
+              <w:left w:w="100" w:type="dxa"/>
+              <w:bottom w:w="100" w:type="dxa"/>
+              <w:right w:w="100" w:type="dxa"/>
+            </w:tcMar>
+            <w:hideMark/>
+          </w:tcPr>
+          <w:p>
+            <w:pPr>
+              <w:rPr>
+                <w:lang w:val="en-US"/>
+              </w:rPr>
+            </w:pPr>
+            <w:r>
+              <w:rPr>
+                <w:lang w:val="en-US"/>
+              </w:rPr>
+              <w:t xml:space="preserve">{% if </w:t>
+            </w:r>
+            <w:proofErr w:type="spellStart"/>
+            <w:r>
+              <w:rPr>
+                <w:lang w:val="en-US"/>
+              </w:rPr>
+              <w:t>template_</w:t>
+            </w:r>
+            <w:proofErr w:type="gramStart"/>
+            <w:r>
+              <w:rPr>
+                <w:lang w:val="en-US"/>
+              </w:rPr>
+              <w:t>dict.file</w:t>
+            </w:r>
+            <w:proofErr w:type="gramEnd"/>
+            <w:r>
+              <w:rPr>
+                <w:lang w:val="en-US"/>
+              </w:rPr>
+              <w:t>_</w:t>
+            </w:r>
+            <w:proofErr w:type="gramStart"/>
+            <w:r>
+              <w:rPr>
+                <w:lang w:val="en-US"/>
+              </w:rPr>
+              <w:t>ext.comments</w:t>
+            </w:r>
+            <w:proofErr w:type="gramEnd"/>
+            <w:r>
+              <w:rPr>
+                <w:lang w:val="en-US"/>
+              </w:rPr>
+              <w:t>|length</w:t>
+            </w:r>
+            <w:proofErr w:type="spellEnd"/>
+            <w:r>
+              <w:rPr>
+                <w:lang w:val="en-US"/>
+              </w:rPr>
+              <w:t xml:space="preserve"> &gt; 0 %}</w:t>
+            </w:r>
+            <w:proofErr w:type="gramStart"/>
+            <w:r>
+              <w:rPr>
+                <w:lang w:val="en-US"/>
+              </w:rPr>
+              <w:t>X{</w:t>
+            </w:r>
+            <w:proofErr w:type="gramEnd"/>
+            <w:r>
+              <w:rPr>
+                <w:lang w:val="en-US"/>
+              </w:rPr>
+              <w:t>% endif %}</w:t>
+            </w:r>
+          </w:p>
+        </w:tc>
+        <w:tc>
+          <w:tcPr>
+            <w:tcW w:w="0" w:type="auto"/>
+            <w:tcBorders>
+              <w:top w:val="single" w:sz="8" w:space="0" w:color="000000"/>
+              <w:left w:val="single" w:sz="8" w:space="0" w:color="000000"/>
+              <w:bottom w:val="single" w:sz="8" w:space="0" w:color="000000"/>
+              <w:right w:val="single" w:sz="8" w:space="0" w:color="000000"/>
+            </w:tcBorders>
+            <w:tcMar>
+              <w:top w:w="100" w:type="dxa"/>
+              <w:left w:w="100" w:type="dxa"/>
+              <w:bottom w:w="100" w:type="dxa"/>
+              <w:right w:w="100" w:type="dxa"/>
+            </w:tcMar>
+            <w:hideMark/>
+          </w:tcPr>
+          <w:p>
+            <w:pPr>
+              <w:rPr>
+                <w:lang w:val="en-US"/>
+              </w:rPr>
+            </w:pPr>
+          </w:p>
+        </w:tc>
+        <w:tc>
+          <w:tcPr>
+            <w:tcW w:w="0" w:type="auto"/>
+            <w:tcBorders>
+              <w:top w:val="single" w:sz="8" w:space="0" w:color="000000"/>
+              <w:left w:val="single" w:sz="8" w:space="0" w:color="000000"/>
+              <w:bottom w:val="single" w:sz="8" w:space="0" w:color="000000"/>
+              <w:right w:val="single" w:sz="8" w:space="0" w:color="000000"/>
+            </w:tcBorders>
+            <w:tcMar>
+              <w:top w:w="100" w:type="dxa"/>
+              <w:left w:w="100" w:type="dxa"/>
+              <w:bottom w:w="100" w:type="dxa"/>
+              <w:right w:w="100" w:type="dxa"/>
+            </w:tcMar>
+            <w:hideMark/>
+          </w:tcPr>
+          <w:p>
+            <w:pPr>
+              <w:rPr>
+                <w:lang w:val="en-US"/>
+              </w:rPr>
+            </w:pPr>
+          </w:p>
+        </w:tc>
+        <w:tc>
+          <w:tcPr>
+            <w:tcW w:w="0" w:type="auto"/>
+            <w:tcBorders>
+              <w:top w:val="single" w:sz="8" w:space="0" w:color="000000"/>
+              <w:left w:val="single" w:sz="8" w:space="0" w:color="000000"/>
+              <w:bottom w:val="single" w:sz="8" w:space="0" w:color="000000"/>
+              <w:right w:val="single" w:sz="8" w:space="0" w:color="000000"/>
+            </w:tcBorders>
+            <w:tcMar>
+              <w:top w:w="100" w:type="dxa"/>
+              <w:left w:w="100" w:type="dxa"/>
+              <w:bottom w:w="100" w:type="dxa"/>
+              <w:right w:w="100" w:type="dxa"/>
+            </w:tcMar>
+            <w:hideMark/>
+          </w:tcPr>
+          <w:p>
+            <w:pPr>
+              <w:rPr>
+                <w:lang w:val="en-US"/>
+              </w:rPr>
+            </w:pPr>
+          </w:p>
+        </w:tc>
+        <w:tc>
+          <w:tcPr>
+            <w:tcW w:w="0" w:type="auto"/>
+            <w:tcBorders>
+              <w:top w:val="single" w:sz="8" w:space="0" w:color="000000"/>
+              <w:left w:val="single" w:sz="8" w:space="0" w:color="000000"/>
+              <w:bottom w:val="single" w:sz="8" w:space="0" w:color="000000"/>
+              <w:right w:val="single" w:sz="8" w:space="0" w:color="000000"/>
+            </w:tcBorders>
+            <w:tcMar>
+              <w:top w:w="100" w:type="dxa"/>
+              <w:left w:w="100" w:type="dxa"/>
+              <w:bottom w:w="100" w:type="dxa"/>
+              <w:right w:w="100" w:type="dxa"/>
+            </w:tcMar>
+            <w:hideMark/>
+          </w:tcPr>
+          <w:p>
+            <w:pPr>
+              <w:rPr>
+                <w:lang w:val="en-US"/>
+              </w:rPr>
+            </w:pPr>
+            <w:r>
+              <w:rPr>
+                <w:u w:val="single"/>
                 <w:lang w:val="en-US"/>
               </w:rPr>
               <w:t>List all files that did not open correctly:</w:t>
@@ -2871,23 +3555,94 @@
             <w:r>
               <w:t xml:space="preserve">{% if </w:t>
             </w:r>
-            <w:r>
-              <w:rPr>
-                <w:lang w:val="en-US"/>
-              </w:rPr>
-              <w:t>template_dict.file_open.comments</w:t>
-            </w:r>
+            <w:proofErr w:type="spellStart"/>
+            <w:r>
+              <w:rPr>
+                <w:lang w:val="en-US"/>
+              </w:rPr>
+              <w:t>template_</w:t>
+            </w:r>
+            <w:proofErr w:type="gramStart"/>
+            <w:r>
+              <w:rPr>
+                <w:lang w:val="en-US"/>
+              </w:rPr>
+              <w:t>dict.file</w:t>
+            </w:r>
+            <w:proofErr w:type="gramEnd"/>
+            <w:r>
+              <w:rPr>
+                <w:lang w:val="en-US"/>
+              </w:rPr>
+              <w:t>_</w:t>
+            </w:r>
+            <w:proofErr w:type="gramStart"/>
+            <w:r>
+              <w:rPr>
+                <w:lang w:val="en-US"/>
+              </w:rPr>
+              <w:t>open.comments</w:t>
+            </w:r>
+            <w:proofErr w:type="spellEnd"/>
+            <w:proofErr w:type="gramEnd"/>
             <w:r>
               <w:t xml:space="preserve"> |length &gt; 0</w:t>
             </w:r>
             <w:r>
+              <w:t xml:space="preserve"> </w:t>
+            </w:r>
+            <w:proofErr w:type="gramStart"/>
+            <w:r>
+              <w:t>%}</w:t>
+            </w:r>
+            <w:r>
+              <w:rPr>
+                <w:lang w:val="en-US"/>
+              </w:rPr>
+              <w:t>{</w:t>
+            </w:r>
+            <w:proofErr w:type="gramEnd"/>
+            <w:r>
+              <w:rPr>
+                <w:lang w:val="en-US"/>
+              </w:rPr>
+              <w:t xml:space="preserve">% for item in </w:t>
+            </w:r>
+            <w:proofErr w:type="spellStart"/>
+            <w:r>
+              <w:rPr>
+                <w:lang w:val="en-US"/>
+              </w:rPr>
+              <w:t>template_</w:t>
+            </w:r>
+            <w:proofErr w:type="gramStart"/>
+            <w:r>
+              <w:rPr>
+                <w:lang w:val="en-US"/>
+              </w:rPr>
+              <w:t>dict.file</w:t>
+            </w:r>
+            <w:proofErr w:type="gramEnd"/>
+            <w:r>
+              <w:rPr>
+                <w:lang w:val="en-US"/>
+              </w:rPr>
+              <w:t>_</w:t>
+            </w:r>
+            <w:proofErr w:type="gramStart"/>
+            <w:r>
+              <w:rPr>
+                <w:lang w:val="en-US"/>
+              </w:rPr>
+              <w:t>open.comments</w:t>
+            </w:r>
+            <w:proofErr w:type="spellEnd"/>
+            <w:proofErr w:type="gramEnd"/>
+            <w:r>
+              <w:rPr>
+                <w:lang w:val="en-US"/>
+              </w:rPr>
               <w:t xml:space="preserve"> %}</w:t>
-            </w:r>
-            <w:r>
-              <w:rPr>
-                <w:lang w:val="en-US"/>
-              </w:rPr>
-              <w:t>{% for item in template_dict.file_open.comments %}</w:t>
             </w:r>
           </w:p>
           <w:p>
@@ -2901,31 +3656,100 @@
                 <w:lang w:val="en-US"/>
               </w:rPr>
             </w:pPr>
-            <w:r>
-              <w:rPr>
-                <w:lang w:val="en-US"/>
-              </w:rPr>
-              <w:t>{{ item.file_name }}{% endfor %}</w:t>
-            </w:r>
-          </w:p>
-          <w:p>
-            <w:pPr>
-              <w:rPr>
-                <w:lang w:val="en-US"/>
-              </w:rPr>
-            </w:pPr>
-            <w:r>
-              <w:t>{% else %}(NONE){% endif %}</w:t>
-            </w:r>
-          </w:p>
-          <w:p>
-            <w:pPr>
-              <w:rPr>
-                <w:lang w:val="en-US"/>
-              </w:rPr>
-            </w:pPr>
-            <w:r>
-              <w:rPr>
+            <w:proofErr w:type="gramStart"/>
+            <w:r>
+              <w:rPr>
+                <w:lang w:val="en-US"/>
+              </w:rPr>
+              <w:t xml:space="preserve">{{ </w:t>
+            </w:r>
+            <w:proofErr w:type="spellStart"/>
+            <w:r>
+              <w:rPr>
+                <w:lang w:val="en-US"/>
+              </w:rPr>
+              <w:t>item</w:t>
+            </w:r>
+            <w:proofErr w:type="gramEnd"/>
+            <w:r>
+              <w:rPr>
+                <w:lang w:val="en-US"/>
+              </w:rPr>
+              <w:t>.file_</w:t>
+            </w:r>
+            <w:proofErr w:type="gramStart"/>
+            <w:r>
+              <w:rPr>
+                <w:lang w:val="en-US"/>
+              </w:rPr>
+              <w:t>name</w:t>
+            </w:r>
+            <w:proofErr w:type="spellEnd"/>
+            <w:r>
+              <w:rPr>
+                <w:lang w:val="en-US"/>
+              </w:rPr>
+              <w:t xml:space="preserve"> }}{</w:t>
+            </w:r>
+            <w:proofErr w:type="gramEnd"/>
+            <w:r>
+              <w:rPr>
+                <w:lang w:val="en-US"/>
+              </w:rPr>
+              <w:t xml:space="preserve">% </w:t>
+            </w:r>
+            <w:proofErr w:type="spellStart"/>
+            <w:proofErr w:type="gramStart"/>
+            <w:r>
+              <w:rPr>
+                <w:lang w:val="en-US"/>
+              </w:rPr>
+              <w:t>endfor</w:t>
+            </w:r>
+            <w:proofErr w:type="spellEnd"/>
+            <w:r>
+              <w:rPr>
+                <w:lang w:val="en-US"/>
+              </w:rPr>
+              <w:t xml:space="preserve"> %}</w:t>
+            </w:r>
+            <w:proofErr w:type="gramEnd"/>
+          </w:p>
+          <w:p>
+            <w:pPr>
+              <w:rPr>
+                <w:lang w:val="en-US"/>
+              </w:rPr>
+            </w:pPr>
+            <w:r>
+              <w:t xml:space="preserve">{% else </w:t>
+            </w:r>
+            <w:proofErr w:type="gramStart"/>
+            <w:r>
+              <w:t>%}(</w:t>
+            </w:r>
+            <w:proofErr w:type="gramEnd"/>
+            <w:r>
+              <w:t>NONE</w:t>
+            </w:r>
+            <w:proofErr w:type="gramStart"/>
+            <w:r>
+              <w:t>){</w:t>
+            </w:r>
+            <w:proofErr w:type="gramEnd"/>
+            <w:r>
+              <w:t>% endif %}</w:t>
+            </w:r>
+          </w:p>
+          <w:p>
+            <w:pPr>
+              <w:rPr>
+                <w:lang w:val="en-US"/>
+              </w:rPr>
+            </w:pPr>
+            <w:r>
+              <w:rPr>
+                <w:u w:val="single"/>
                 <w:lang w:val="en-US"/>
               </w:rPr>
               <w:t>List all files that were not checked:</w:t>
@@ -2939,24 +3763,59 @@
             <w:r>
               <w:t xml:space="preserve">{% if </w:t>
             </w:r>
+            <w:proofErr w:type="spellStart"/>
             <w:r>
               <w:rPr>
                 <w:lang w:val="en-US"/>
               </w:rPr>
               <w:t>template_dict.file_open.not_checked</w:t>
             </w:r>
+            <w:proofErr w:type="spellEnd"/>
             <w:r>
               <w:t xml:space="preserve"> |length &gt; 0</w:t>
             </w:r>
             <w:r>
+              <w:t xml:space="preserve"> </w:t>
+            </w:r>
+            <w:proofErr w:type="gramStart"/>
+            <w:r>
+              <w:t>%}</w:t>
+            </w:r>
+            <w:r>
+              <w:rPr>
+                <w:lang w:val="en-US"/>
+              </w:rPr>
+              <w:t>{</w:t>
+            </w:r>
+            <w:proofErr w:type="gramEnd"/>
+            <w:r>
+              <w:rPr>
+                <w:lang w:val="en-US"/>
+              </w:rPr>
+              <w:t xml:space="preserve">% for item in </w:t>
+            </w:r>
+            <w:proofErr w:type="spellStart"/>
+            <w:r>
+              <w:rPr>
+                <w:lang w:val="en-US"/>
+              </w:rPr>
+              <w:t>template_dict.file_open.not_</w:t>
+            </w:r>
+            <w:proofErr w:type="gramStart"/>
+            <w:r>
+              <w:rPr>
+                <w:lang w:val="en-US"/>
+              </w:rPr>
+              <w:t>checked</w:t>
+            </w:r>
+            <w:proofErr w:type="spellEnd"/>
+            <w:r>
+              <w:rPr>
+                <w:lang w:val="en-US"/>
+              </w:rPr>
               <w:t xml:space="preserve"> %}</w:t>
             </w:r>
-            <w:r>
-              <w:rPr>
-                <w:lang w:val="en-US"/>
-              </w:rPr>
-              <w:t>{% for item in template_dict.file_open.not_checked %}</w:t>
-            </w:r>
+            <w:proofErr w:type="gramEnd"/>
           </w:p>
           <w:p>
             <w:pPr>
@@ -2969,21 +3828,89 @@
                 <w:lang w:val="en-US"/>
               </w:rPr>
             </w:pPr>
-            <w:r>
-              <w:rPr>
-                <w:lang w:val="en-US"/>
-              </w:rPr>
-              <w:t>{{ item.file_name }}{% endfor %}</w:t>
-            </w:r>
-          </w:p>
-          <w:p>
-            <w:pPr>
-              <w:rPr>
-                <w:lang w:val="en-US"/>
-              </w:rPr>
-            </w:pPr>
-            <w:r>
-              <w:t>{% else %}(NONE){% endif %}</w:t>
+            <w:proofErr w:type="gramStart"/>
+            <w:r>
+              <w:rPr>
+                <w:lang w:val="en-US"/>
+              </w:rPr>
+              <w:t xml:space="preserve">{{ </w:t>
+            </w:r>
+            <w:proofErr w:type="spellStart"/>
+            <w:r>
+              <w:rPr>
+                <w:lang w:val="en-US"/>
+              </w:rPr>
+              <w:t>item</w:t>
+            </w:r>
+            <w:proofErr w:type="gramEnd"/>
+            <w:r>
+              <w:rPr>
+                <w:lang w:val="en-US"/>
+              </w:rPr>
+              <w:t>.file_</w:t>
+            </w:r>
+            <w:proofErr w:type="gramStart"/>
+            <w:r>
+              <w:rPr>
+                <w:lang w:val="en-US"/>
+              </w:rPr>
+              <w:t>name</w:t>
+            </w:r>
+            <w:proofErr w:type="spellEnd"/>
+            <w:r>
+              <w:rPr>
+                <w:lang w:val="en-US"/>
+              </w:rPr>
+              <w:t xml:space="preserve"> }}{</w:t>
+            </w:r>
+            <w:proofErr w:type="gramEnd"/>
+            <w:r>
+              <w:rPr>
+                <w:lang w:val="en-US"/>
+              </w:rPr>
+              <w:t xml:space="preserve">% </w:t>
+            </w:r>
+            <w:proofErr w:type="spellStart"/>
+            <w:proofErr w:type="gramStart"/>
+            <w:r>
+              <w:rPr>
+                <w:lang w:val="en-US"/>
+              </w:rPr>
+              <w:t>endfor</w:t>
+            </w:r>
+            <w:proofErr w:type="spellEnd"/>
+            <w:r>
+              <w:rPr>
+                <w:lang w:val="en-US"/>
+              </w:rPr>
+              <w:t xml:space="preserve"> %}</w:t>
+            </w:r>
+            <w:proofErr w:type="gramEnd"/>
+          </w:p>
+          <w:p>
+            <w:pPr>
+              <w:rPr>
+                <w:lang w:val="en-US"/>
+              </w:rPr>
+            </w:pPr>
+            <w:r>
+              <w:t xml:space="preserve">{% else </w:t>
+            </w:r>
+            <w:proofErr w:type="gramStart"/>
+            <w:r>
+              <w:t>%}(</w:t>
+            </w:r>
+            <w:proofErr w:type="gramEnd"/>
+            <w:r>
+              <w:t>NONE</w:t>
+            </w:r>
+            <w:proofErr w:type="gramStart"/>
+            <w:r>
+              <w:t>){</w:t>
+            </w:r>
+            <w:proofErr w:type="gramEnd"/>
+            <w:r>
+              <w:t>% endif %}</w:t>
             </w:r>
           </w:p>
         </w:tc>
@@ -3117,14 +4044,24 @@
                 <w:bCs/>
                 <w:lang w:val="en-US"/>
               </w:rPr>
-              <w:t>&lt;&gt;:"/\|?*</w:t>
-            </w:r>
+              <w:t>&lt;&gt;:"/\</w:t>
+            </w:r>
+            <w:proofErr w:type="gramStart"/>
             <w:r>
               <w:rPr>
                 <w:b/>
                 <w:bCs/>
                 <w:lang w:val="en-US"/>
               </w:rPr>
+              <w:t>|?*</w:t>
+            </w:r>
+            <w:proofErr w:type="gramEnd"/>
+            <w:r>
+              <w:rPr>
+                <w:b/>
+                <w:bCs/>
+                <w:lang w:val="en-US"/>
+              </w:rPr>
               <w:t>,@$~)?</w:t>
             </w:r>
           </w:p>
@@ -3187,141 +4124,254 @@
               <w:rPr>
                 <w:lang w:val="en-US"/>
               </w:rPr>
-              <w:t>{% if template_dict.special_characters.comments|length == 0 %}X{% endif %}</w:t>
-            </w:r>
-          </w:p>
-        </w:tc>
-        <w:tc>
-          <w:tcPr>
-            <w:tcW w:w="0" w:type="auto"/>
-            <w:tcBorders>
-              <w:top w:val="single" w:sz="8" w:space="0" w:color="000000"/>
-              <w:left w:val="single" w:sz="8" w:space="0" w:color="000000"/>
-              <w:bottom w:val="single" w:sz="8" w:space="0" w:color="000000"/>
-              <w:right w:val="single" w:sz="8" w:space="0" w:color="000000"/>
-            </w:tcBorders>
-            <w:tcMar>
-              <w:top w:w="100" w:type="dxa"/>
-              <w:left w:w="100" w:type="dxa"/>
-              <w:bottom w:w="100" w:type="dxa"/>
-              <w:right w:w="100" w:type="dxa"/>
-            </w:tcMar>
-            <w:hideMark/>
-          </w:tcPr>
-          <w:p>
-            <w:pPr>
-              <w:rPr>
-                <w:lang w:val="en-US"/>
-              </w:rPr>
-            </w:pPr>
-          </w:p>
-        </w:tc>
-        <w:tc>
-          <w:tcPr>
-            <w:tcW w:w="0" w:type="auto"/>
-            <w:tcBorders>
-              <w:top w:val="single" w:sz="8" w:space="0" w:color="000000"/>
-              <w:left w:val="single" w:sz="8" w:space="0" w:color="000000"/>
-              <w:bottom w:val="single" w:sz="8" w:space="0" w:color="000000"/>
-              <w:right w:val="single" w:sz="8" w:space="0" w:color="000000"/>
-            </w:tcBorders>
-            <w:tcMar>
-              <w:top w:w="100" w:type="dxa"/>
-              <w:left w:w="100" w:type="dxa"/>
-              <w:bottom w:w="100" w:type="dxa"/>
-              <w:right w:w="100" w:type="dxa"/>
-            </w:tcMar>
-            <w:hideMark/>
-          </w:tcPr>
-          <w:p>
-            <w:pPr>
-              <w:rPr>
-                <w:lang w:val="en-US"/>
-              </w:rPr>
-            </w:pPr>
-            <w:r>
-              <w:rPr>
-                <w:lang w:val="en-US"/>
-              </w:rPr>
-              <w:t>{% if template_dict.special_characters.comments|length &gt; 0 %}X{% endif %}</w:t>
-            </w:r>
-          </w:p>
-        </w:tc>
-        <w:tc>
-          <w:tcPr>
-            <w:tcW w:w="0" w:type="auto"/>
-            <w:tcBorders>
-              <w:top w:val="single" w:sz="8" w:space="0" w:color="000000"/>
-              <w:left w:val="single" w:sz="8" w:space="0" w:color="000000"/>
-              <w:bottom w:val="single" w:sz="8" w:space="0" w:color="000000"/>
-              <w:right w:val="single" w:sz="8" w:space="0" w:color="000000"/>
-            </w:tcBorders>
-            <w:tcMar>
-              <w:top w:w="100" w:type="dxa"/>
-              <w:left w:w="100" w:type="dxa"/>
-              <w:bottom w:w="100" w:type="dxa"/>
-              <w:right w:w="100" w:type="dxa"/>
-            </w:tcMar>
-            <w:hideMark/>
-          </w:tcPr>
-          <w:p>
-            <w:pPr>
-              <w:rPr>
-                <w:lang w:val="en-US"/>
-              </w:rPr>
-            </w:pPr>
-          </w:p>
-        </w:tc>
-        <w:tc>
-          <w:tcPr>
-            <w:tcW w:w="0" w:type="auto"/>
-            <w:tcBorders>
-              <w:top w:val="single" w:sz="8" w:space="0" w:color="000000"/>
-              <w:left w:val="single" w:sz="8" w:space="0" w:color="000000"/>
-              <w:bottom w:val="single" w:sz="8" w:space="0" w:color="000000"/>
-              <w:right w:val="single" w:sz="8" w:space="0" w:color="000000"/>
-            </w:tcBorders>
-            <w:tcMar>
-              <w:top w:w="100" w:type="dxa"/>
-              <w:left w:w="100" w:type="dxa"/>
-              <w:bottom w:w="100" w:type="dxa"/>
-              <w:right w:w="100" w:type="dxa"/>
-            </w:tcMar>
-            <w:hideMark/>
-          </w:tcPr>
-          <w:p>
-            <w:pPr>
-              <w:rPr>
-                <w:lang w:val="en-US"/>
-              </w:rPr>
-            </w:pPr>
-          </w:p>
-        </w:tc>
-        <w:tc>
-          <w:tcPr>
-            <w:tcW w:w="0" w:type="auto"/>
-            <w:tcBorders>
-              <w:top w:val="single" w:sz="8" w:space="0" w:color="000000"/>
-              <w:left w:val="single" w:sz="8" w:space="0" w:color="000000"/>
-              <w:bottom w:val="single" w:sz="8" w:space="0" w:color="000000"/>
-              <w:right w:val="single" w:sz="8" w:space="0" w:color="000000"/>
-            </w:tcBorders>
-            <w:tcMar>
-              <w:top w:w="100" w:type="dxa"/>
-              <w:left w:w="100" w:type="dxa"/>
-              <w:bottom w:w="100" w:type="dxa"/>
-              <w:right w:w="100" w:type="dxa"/>
-            </w:tcMar>
-            <w:hideMark/>
-          </w:tcPr>
-          <w:p>
-            <w:pPr>
-              <w:rPr>
-                <w:lang w:val="en-US"/>
-              </w:rPr>
-            </w:pPr>
-            <w:r>
-              <w:rPr>
+              <w:t xml:space="preserve">{% if </w:t>
+            </w:r>
+            <w:proofErr w:type="spellStart"/>
+            <w:r>
+              <w:rPr>
+                <w:lang w:val="en-US"/>
+              </w:rPr>
+              <w:t>template_</w:t>
+            </w:r>
+            <w:proofErr w:type="gramStart"/>
+            <w:r>
+              <w:rPr>
+                <w:lang w:val="en-US"/>
+              </w:rPr>
+              <w:t>dict.special</w:t>
+            </w:r>
+            <w:proofErr w:type="gramEnd"/>
+            <w:r>
+              <w:rPr>
+                <w:lang w:val="en-US"/>
+              </w:rPr>
+              <w:t>_</w:t>
+            </w:r>
+            <w:proofErr w:type="gramStart"/>
+            <w:r>
+              <w:rPr>
+                <w:lang w:val="en-US"/>
+              </w:rPr>
+              <w:t>characters.comments</w:t>
+            </w:r>
+            <w:proofErr w:type="gramEnd"/>
+            <w:r>
+              <w:rPr>
+                <w:lang w:val="en-US"/>
+              </w:rPr>
+              <w:t>|length</w:t>
+            </w:r>
+            <w:proofErr w:type="spellEnd"/>
+            <w:r>
+              <w:rPr>
+                <w:lang w:val="en-US"/>
+              </w:rPr>
+              <w:t xml:space="preserve"> == 0 %}</w:t>
+            </w:r>
+            <w:proofErr w:type="gramStart"/>
+            <w:r>
+              <w:rPr>
+                <w:lang w:val="en-US"/>
+              </w:rPr>
+              <w:t>X{</w:t>
+            </w:r>
+            <w:proofErr w:type="gramEnd"/>
+            <w:r>
+              <w:rPr>
+                <w:lang w:val="en-US"/>
+              </w:rPr>
+              <w:t>% endif %}</w:t>
+            </w:r>
+          </w:p>
+        </w:tc>
+        <w:tc>
+          <w:tcPr>
+            <w:tcW w:w="0" w:type="auto"/>
+            <w:tcBorders>
+              <w:top w:val="single" w:sz="8" w:space="0" w:color="000000"/>
+              <w:left w:val="single" w:sz="8" w:space="0" w:color="000000"/>
+              <w:bottom w:val="single" w:sz="8" w:space="0" w:color="000000"/>
+              <w:right w:val="single" w:sz="8" w:space="0" w:color="000000"/>
+            </w:tcBorders>
+            <w:tcMar>
+              <w:top w:w="100" w:type="dxa"/>
+              <w:left w:w="100" w:type="dxa"/>
+              <w:bottom w:w="100" w:type="dxa"/>
+              <w:right w:w="100" w:type="dxa"/>
+            </w:tcMar>
+            <w:hideMark/>
+          </w:tcPr>
+          <w:p>
+            <w:pPr>
+              <w:rPr>
+                <w:lang w:val="en-US"/>
+              </w:rPr>
+            </w:pPr>
+          </w:p>
+        </w:tc>
+        <w:tc>
+          <w:tcPr>
+            <w:tcW w:w="0" w:type="auto"/>
+            <w:tcBorders>
+              <w:top w:val="single" w:sz="8" w:space="0" w:color="000000"/>
+              <w:left w:val="single" w:sz="8" w:space="0" w:color="000000"/>
+              <w:bottom w:val="single" w:sz="8" w:space="0" w:color="000000"/>
+              <w:right w:val="single" w:sz="8" w:space="0" w:color="000000"/>
+            </w:tcBorders>
+            <w:tcMar>
+              <w:top w:w="100" w:type="dxa"/>
+              <w:left w:w="100" w:type="dxa"/>
+              <w:bottom w:w="100" w:type="dxa"/>
+              <w:right w:w="100" w:type="dxa"/>
+            </w:tcMar>
+            <w:hideMark/>
+          </w:tcPr>
+          <w:p>
+            <w:pPr>
+              <w:rPr>
+                <w:lang w:val="en-US"/>
+              </w:rPr>
+            </w:pPr>
+            <w:r>
+              <w:rPr>
+                <w:lang w:val="en-US"/>
+              </w:rPr>
+              <w:t xml:space="preserve">{% if </w:t>
+            </w:r>
+            <w:proofErr w:type="spellStart"/>
+            <w:r>
+              <w:rPr>
+                <w:lang w:val="en-US"/>
+              </w:rPr>
+              <w:t>template_</w:t>
+            </w:r>
+            <w:proofErr w:type="gramStart"/>
+            <w:r>
+              <w:rPr>
+                <w:lang w:val="en-US"/>
+              </w:rPr>
+              <w:t>dict.special</w:t>
+            </w:r>
+            <w:proofErr w:type="gramEnd"/>
+            <w:r>
+              <w:rPr>
+                <w:lang w:val="en-US"/>
+              </w:rPr>
+              <w:t>_</w:t>
+            </w:r>
+            <w:proofErr w:type="gramStart"/>
+            <w:r>
+              <w:rPr>
+                <w:lang w:val="en-US"/>
+              </w:rPr>
+              <w:t>characters.comments</w:t>
+            </w:r>
+            <w:proofErr w:type="gramEnd"/>
+            <w:r>
+              <w:rPr>
+                <w:lang w:val="en-US"/>
+              </w:rPr>
+              <w:t>|length</w:t>
+            </w:r>
+            <w:proofErr w:type="spellEnd"/>
+            <w:r>
+              <w:rPr>
+                <w:lang w:val="en-US"/>
+              </w:rPr>
+              <w:t xml:space="preserve"> &gt; 0 %}</w:t>
+            </w:r>
+            <w:proofErr w:type="gramStart"/>
+            <w:r>
+              <w:rPr>
+                <w:lang w:val="en-US"/>
+              </w:rPr>
+              <w:t>X{</w:t>
+            </w:r>
+            <w:proofErr w:type="gramEnd"/>
+            <w:r>
+              <w:rPr>
+                <w:lang w:val="en-US"/>
+              </w:rPr>
+              <w:t>% endif %}</w:t>
+            </w:r>
+          </w:p>
+        </w:tc>
+        <w:tc>
+          <w:tcPr>
+            <w:tcW w:w="0" w:type="auto"/>
+            <w:tcBorders>
+              <w:top w:val="single" w:sz="8" w:space="0" w:color="000000"/>
+              <w:left w:val="single" w:sz="8" w:space="0" w:color="000000"/>
+              <w:bottom w:val="single" w:sz="8" w:space="0" w:color="000000"/>
+              <w:right w:val="single" w:sz="8" w:space="0" w:color="000000"/>
+            </w:tcBorders>
+            <w:tcMar>
+              <w:top w:w="100" w:type="dxa"/>
+              <w:left w:w="100" w:type="dxa"/>
+              <w:bottom w:w="100" w:type="dxa"/>
+              <w:right w:w="100" w:type="dxa"/>
+            </w:tcMar>
+            <w:hideMark/>
+          </w:tcPr>
+          <w:p>
+            <w:pPr>
+              <w:rPr>
+                <w:lang w:val="en-US"/>
+              </w:rPr>
+            </w:pPr>
+          </w:p>
+        </w:tc>
+        <w:tc>
+          <w:tcPr>
+            <w:tcW w:w="0" w:type="auto"/>
+            <w:tcBorders>
+              <w:top w:val="single" w:sz="8" w:space="0" w:color="000000"/>
+              <w:left w:val="single" w:sz="8" w:space="0" w:color="000000"/>
+              <w:bottom w:val="single" w:sz="8" w:space="0" w:color="000000"/>
+              <w:right w:val="single" w:sz="8" w:space="0" w:color="000000"/>
+            </w:tcBorders>
+            <w:tcMar>
+              <w:top w:w="100" w:type="dxa"/>
+              <w:left w:w="100" w:type="dxa"/>
+              <w:bottom w:w="100" w:type="dxa"/>
+              <w:right w:w="100" w:type="dxa"/>
+            </w:tcMar>
+            <w:hideMark/>
+          </w:tcPr>
+          <w:p>
+            <w:pPr>
+              <w:rPr>
+                <w:lang w:val="en-US"/>
+              </w:rPr>
+            </w:pPr>
+          </w:p>
+        </w:tc>
+        <w:tc>
+          <w:tcPr>
+            <w:tcW w:w="0" w:type="auto"/>
+            <w:tcBorders>
+              <w:top w:val="single" w:sz="8" w:space="0" w:color="000000"/>
+              <w:left w:val="single" w:sz="8" w:space="0" w:color="000000"/>
+              <w:bottom w:val="single" w:sz="8" w:space="0" w:color="000000"/>
+              <w:right w:val="single" w:sz="8" w:space="0" w:color="000000"/>
+            </w:tcBorders>
+            <w:tcMar>
+              <w:top w:w="100" w:type="dxa"/>
+              <w:left w:w="100" w:type="dxa"/>
+              <w:bottom w:w="100" w:type="dxa"/>
+              <w:right w:w="100" w:type="dxa"/>
+            </w:tcMar>
+            <w:hideMark/>
+          </w:tcPr>
+          <w:p>
+            <w:pPr>
+              <w:rPr>
+                <w:lang w:val="en-US"/>
+              </w:rPr>
+            </w:pPr>
+            <w:r>
+              <w:rPr>
+                <w:u w:val="single"/>
                 <w:lang w:val="en-US"/>
               </w:rPr>
               <w:t>List all files that contain special characters:</w:t>
@@ -3333,7 +4383,23 @@
               <w:br/>
             </w:r>
             <w:r>
-              <w:t>{% if template_dict.restricted_files.comment</w:t>
+              <w:t xml:space="preserve">{% if </w:t>
+            </w:r>
+            <w:proofErr w:type="spellStart"/>
+            <w:r>
+              <w:t>template_</w:t>
+            </w:r>
+            <w:proofErr w:type="gramStart"/>
+            <w:r>
+              <w:t>dict.restricted</w:t>
+            </w:r>
+            <w:proofErr w:type="gramEnd"/>
+            <w:r>
+              <w:t>_</w:t>
+            </w:r>
+            <w:proofErr w:type="gramStart"/>
+            <w:r>
+              <w:t>files.comment</w:t>
             </w:r>
             <w:r>
               <w:rPr>
@@ -3341,17 +4407,69 @@
               </w:rPr>
               <w:t>s</w:t>
             </w:r>
-            <w:r>
-              <w:t>|length &gt; 0</w:t>
-            </w:r>
-            <w:r>
+            <w:proofErr w:type="gramEnd"/>
+            <w:r>
+              <w:t>|length</w:t>
+            </w:r>
+            <w:proofErr w:type="spellEnd"/>
+            <w:r>
+              <w:t xml:space="preserve"> &gt; 0</w:t>
+            </w:r>
+            <w:r>
+              <w:t xml:space="preserve"> </w:t>
+            </w:r>
+            <w:proofErr w:type="gramStart"/>
+            <w:r>
+              <w:t>%}</w:t>
+            </w:r>
+            <w:r>
+              <w:rPr>
+                <w:lang w:val="en-US"/>
+              </w:rPr>
+              <w:t>{</w:t>
+            </w:r>
+            <w:proofErr w:type="gramEnd"/>
+            <w:r>
+              <w:rPr>
+                <w:lang w:val="en-US"/>
+              </w:rPr>
+              <w:t xml:space="preserve">% for item in </w:t>
+            </w:r>
+            <w:proofErr w:type="spellStart"/>
+            <w:r>
+              <w:rPr>
+                <w:lang w:val="en-US"/>
+              </w:rPr>
+              <w:t>template_</w:t>
+            </w:r>
+            <w:proofErr w:type="gramStart"/>
+            <w:r>
+              <w:rPr>
+                <w:lang w:val="en-US"/>
+              </w:rPr>
+              <w:t>dict.special</w:t>
+            </w:r>
+            <w:proofErr w:type="gramEnd"/>
+            <w:r>
+              <w:rPr>
+                <w:lang w:val="en-US"/>
+              </w:rPr>
+              <w:t>_</w:t>
+            </w:r>
+            <w:proofErr w:type="gramStart"/>
+            <w:r>
+              <w:rPr>
+                <w:lang w:val="en-US"/>
+              </w:rPr>
+              <w:t>characters.comments</w:t>
+            </w:r>
+            <w:proofErr w:type="spellEnd"/>
+            <w:proofErr w:type="gramEnd"/>
+            <w:r>
+              <w:rPr>
+                <w:lang w:val="en-US"/>
+              </w:rPr>
               <w:t xml:space="preserve"> %}</w:t>
-            </w:r>
-            <w:r>
-              <w:rPr>
-                <w:lang w:val="en-US"/>
-              </w:rPr>
-              <w:t>{% for item in template_dict.special_characters.comments %}</w:t>
             </w:r>
           </w:p>
           <w:p>
@@ -3362,12 +4480,64 @@
                 <w:numId w:val="25"/>
               </w:numPr>
             </w:pPr>
-            <w:r>
-              <w:rPr>
-                <w:lang w:val="en-US"/>
-              </w:rPr>
-              <w:t>{{ item.file_name }}{% endfor %}</w:t>
-            </w:r>
+            <w:proofErr w:type="gramStart"/>
+            <w:r>
+              <w:rPr>
+                <w:lang w:val="en-US"/>
+              </w:rPr>
+              <w:t xml:space="preserve">{{ </w:t>
+            </w:r>
+            <w:proofErr w:type="spellStart"/>
+            <w:r>
+              <w:rPr>
+                <w:lang w:val="en-US"/>
+              </w:rPr>
+              <w:t>item</w:t>
+            </w:r>
+            <w:proofErr w:type="gramEnd"/>
+            <w:r>
+              <w:rPr>
+                <w:lang w:val="en-US"/>
+              </w:rPr>
+              <w:t>.file_</w:t>
+            </w:r>
+            <w:proofErr w:type="gramStart"/>
+            <w:r>
+              <w:rPr>
+                <w:lang w:val="en-US"/>
+              </w:rPr>
+              <w:t>name</w:t>
+            </w:r>
+            <w:proofErr w:type="spellEnd"/>
+            <w:r>
+              <w:rPr>
+                <w:lang w:val="en-US"/>
+              </w:rPr>
+              <w:t xml:space="preserve"> }}{</w:t>
+            </w:r>
+            <w:proofErr w:type="gramEnd"/>
+            <w:r>
+              <w:rPr>
+                <w:lang w:val="en-US"/>
+              </w:rPr>
+              <w:t xml:space="preserve">% </w:t>
+            </w:r>
+            <w:proofErr w:type="spellStart"/>
+            <w:proofErr w:type="gramStart"/>
+            <w:r>
+              <w:rPr>
+                <w:lang w:val="en-US"/>
+              </w:rPr>
+              <w:t>endfor</w:t>
+            </w:r>
+            <w:proofErr w:type="spellEnd"/>
+            <w:r>
+              <w:rPr>
+                <w:lang w:val="en-US"/>
+              </w:rPr>
+              <w:t xml:space="preserve"> %}</w:t>
+            </w:r>
+            <w:proofErr w:type="gramEnd"/>
           </w:p>
           <w:p>
             <w:pPr>
@@ -3381,7 +4551,23 @@
               </w:rPr>
             </w:pPr>
             <w:r>
-              <w:t>{% else %}(NONE){% endif %}</w:t>
+              <w:t xml:space="preserve">{% else </w:t>
+            </w:r>
+            <w:proofErr w:type="gramStart"/>
+            <w:r>
+              <w:t>%}(</w:t>
+            </w:r>
+            <w:proofErr w:type="gramEnd"/>
+            <w:r>
+              <w:t>NONE</w:t>
+            </w:r>
+            <w:proofErr w:type="gramStart"/>
+            <w:r>
+              <w:t>){</w:t>
+            </w:r>
+            <w:proofErr w:type="gramEnd"/>
+            <w:r>
+              <w:t>% endif %}</w:t>
             </w:r>
           </w:p>
         </w:tc>
@@ -3592,167 +4778,282 @@
                 <w:lang w:val="en-US"/>
               </w:rPr>
               <w:lastRenderedPageBreak/>
-              <w:t>{% if template_dict.</w:t>
+              <w:t xml:space="preserve">{% if </w:t>
+            </w:r>
+            <w:proofErr w:type="spellStart"/>
+            <w:r>
+              <w:rPr>
+                <w:lang w:val="en-US"/>
+              </w:rPr>
+              <w:t>template_</w:t>
+            </w:r>
+            <w:proofErr w:type="gramStart"/>
+            <w:r>
+              <w:rPr>
+                <w:lang w:val="en-US"/>
+              </w:rPr>
+              <w:t>dict.</w:t>
             </w:r>
             <w:r>
               <w:rPr>
                 <w:rFonts w:hint="eastAsia"/>
                 <w:lang w:val="en-US"/>
               </w:rPr>
-              <w:t>file_ext</w:t>
-            </w:r>
-            <w:r>
-              <w:rPr>
-                <w:lang w:val="en-US"/>
-              </w:rPr>
-              <w:t xml:space="preserve">.comments|length </w:t>
-            </w:r>
+              <w:t>file</w:t>
+            </w:r>
+            <w:proofErr w:type="gramEnd"/>
             <w:r>
               <w:rPr>
                 <w:rFonts w:hint="eastAsia"/>
                 <w:lang w:val="en-US"/>
               </w:rPr>
+              <w:t>_</w:t>
+            </w:r>
+            <w:proofErr w:type="gramStart"/>
+            <w:r>
+              <w:rPr>
+                <w:rFonts w:hint="eastAsia"/>
+                <w:lang w:val="en-US"/>
+              </w:rPr>
+              <w:t>ext</w:t>
+            </w:r>
+            <w:r>
+              <w:rPr>
+                <w:lang w:val="en-US"/>
+              </w:rPr>
+              <w:t>.comments</w:t>
+            </w:r>
+            <w:proofErr w:type="gramEnd"/>
+            <w:r>
+              <w:rPr>
+                <w:lang w:val="en-US"/>
+              </w:rPr>
+              <w:t>|length</w:t>
+            </w:r>
+            <w:proofErr w:type="spellEnd"/>
+            <w:r>
+              <w:rPr>
+                <w:lang w:val="en-US"/>
+              </w:rPr>
+              <w:t xml:space="preserve"> </w:t>
+            </w:r>
+            <w:r>
+              <w:rPr>
+                <w:rFonts w:hint="eastAsia"/>
+                <w:lang w:val="en-US"/>
+              </w:rPr>
               <w:t>==</w:t>
             </w:r>
             <w:r>
               <w:rPr>
                 <w:lang w:val="en-US"/>
               </w:rPr>
-              <w:t xml:space="preserve"> 0 %}X{% endif %}</w:t>
-            </w:r>
-          </w:p>
-        </w:tc>
-        <w:tc>
-          <w:tcPr>
-            <w:tcW w:w="0" w:type="auto"/>
-            <w:tcBorders>
-              <w:top w:val="single" w:sz="8" w:space="0" w:color="000000"/>
-              <w:left w:val="single" w:sz="8" w:space="0" w:color="000000"/>
-              <w:bottom w:val="single" w:sz="8" w:space="0" w:color="000000"/>
-              <w:right w:val="single" w:sz="8" w:space="0" w:color="000000"/>
-            </w:tcBorders>
-            <w:tcMar>
-              <w:top w:w="100" w:type="dxa"/>
-              <w:left w:w="100" w:type="dxa"/>
-              <w:bottom w:w="100" w:type="dxa"/>
-              <w:right w:w="100" w:type="dxa"/>
-            </w:tcMar>
-            <w:hideMark/>
-          </w:tcPr>
-          <w:p>
-            <w:pPr>
-              <w:rPr>
-                <w:lang w:val="en-US"/>
-              </w:rPr>
-            </w:pPr>
-            <w:r>
-              <w:rPr>
-                <w:lang w:val="en-US"/>
-              </w:rPr>
-              <w:t>{% if template_dict.file_ext.comments|length &gt; 0 %}X{% endif %}</w:t>
-            </w:r>
-          </w:p>
-        </w:tc>
-        <w:tc>
-          <w:tcPr>
-            <w:tcW w:w="0" w:type="auto"/>
-            <w:tcBorders>
-              <w:top w:val="single" w:sz="8" w:space="0" w:color="000000"/>
-              <w:left w:val="single" w:sz="8" w:space="0" w:color="000000"/>
-              <w:bottom w:val="single" w:sz="8" w:space="0" w:color="000000"/>
-              <w:right w:val="single" w:sz="8" w:space="0" w:color="000000"/>
-            </w:tcBorders>
-            <w:tcMar>
-              <w:top w:w="100" w:type="dxa"/>
-              <w:left w:w="100" w:type="dxa"/>
-              <w:bottom w:w="100" w:type="dxa"/>
-              <w:right w:w="100" w:type="dxa"/>
-            </w:tcMar>
-            <w:hideMark/>
-          </w:tcPr>
-          <w:p>
-            <w:pPr>
-              <w:rPr>
-                <w:lang w:val="en-US"/>
-              </w:rPr>
-            </w:pPr>
-          </w:p>
-        </w:tc>
-        <w:tc>
-          <w:tcPr>
-            <w:tcW w:w="0" w:type="auto"/>
-            <w:tcBorders>
-              <w:top w:val="single" w:sz="8" w:space="0" w:color="000000"/>
-              <w:left w:val="single" w:sz="8" w:space="0" w:color="000000"/>
-              <w:bottom w:val="single" w:sz="8" w:space="0" w:color="000000"/>
-              <w:right w:val="single" w:sz="8" w:space="0" w:color="000000"/>
-            </w:tcBorders>
-            <w:tcMar>
-              <w:top w:w="100" w:type="dxa"/>
-              <w:left w:w="100" w:type="dxa"/>
-              <w:bottom w:w="100" w:type="dxa"/>
-              <w:right w:w="100" w:type="dxa"/>
-            </w:tcMar>
-            <w:hideMark/>
-          </w:tcPr>
-          <w:p>
-            <w:pPr>
-              <w:rPr>
-                <w:lang w:val="en-US"/>
-              </w:rPr>
-            </w:pPr>
-          </w:p>
-        </w:tc>
-        <w:tc>
-          <w:tcPr>
-            <w:tcW w:w="0" w:type="auto"/>
-            <w:tcBorders>
-              <w:top w:val="single" w:sz="8" w:space="0" w:color="000000"/>
-              <w:left w:val="single" w:sz="8" w:space="0" w:color="000000"/>
-              <w:bottom w:val="single" w:sz="8" w:space="0" w:color="000000"/>
-              <w:right w:val="single" w:sz="8" w:space="0" w:color="000000"/>
-            </w:tcBorders>
-            <w:tcMar>
-              <w:top w:w="100" w:type="dxa"/>
-              <w:left w:w="100" w:type="dxa"/>
-              <w:bottom w:w="100" w:type="dxa"/>
-              <w:right w:w="100" w:type="dxa"/>
-            </w:tcMar>
-            <w:hideMark/>
-          </w:tcPr>
-          <w:p>
-            <w:pPr>
-              <w:rPr>
-                <w:lang w:val="en-US"/>
-              </w:rPr>
-            </w:pPr>
-          </w:p>
-        </w:tc>
-        <w:tc>
-          <w:tcPr>
-            <w:tcW w:w="0" w:type="auto"/>
-            <w:tcBorders>
-              <w:top w:val="single" w:sz="8" w:space="0" w:color="000000"/>
-              <w:left w:val="single" w:sz="8" w:space="0" w:color="000000"/>
-              <w:bottom w:val="single" w:sz="8" w:space="0" w:color="000000"/>
-              <w:right w:val="single" w:sz="8" w:space="0" w:color="000000"/>
-            </w:tcBorders>
-            <w:tcMar>
-              <w:top w:w="100" w:type="dxa"/>
-              <w:left w:w="100" w:type="dxa"/>
-              <w:bottom w:w="100" w:type="dxa"/>
-              <w:right w:w="100" w:type="dxa"/>
-            </w:tcMar>
-            <w:hideMark/>
-          </w:tcPr>
-          <w:p>
-            <w:pPr>
-              <w:rPr>
-                <w:lang w:val="en-US"/>
-              </w:rPr>
-            </w:pPr>
-            <w:r>
-              <w:rPr>
+              <w:t xml:space="preserve"> 0 %}</w:t>
+            </w:r>
+            <w:proofErr w:type="gramStart"/>
+            <w:r>
+              <w:rPr>
+                <w:lang w:val="en-US"/>
+              </w:rPr>
+              <w:t>X{</w:t>
+            </w:r>
+            <w:proofErr w:type="gramEnd"/>
+            <w:r>
+              <w:rPr>
+                <w:lang w:val="en-US"/>
+              </w:rPr>
+              <w:t>% endif %}</w:t>
+            </w:r>
+          </w:p>
+        </w:tc>
+        <w:tc>
+          <w:tcPr>
+            <w:tcW w:w="0" w:type="auto"/>
+            <w:tcBorders>
+              <w:top w:val="single" w:sz="8" w:space="0" w:color="000000"/>
+              <w:left w:val="single" w:sz="8" w:space="0" w:color="000000"/>
+              <w:bottom w:val="single" w:sz="8" w:space="0" w:color="000000"/>
+              <w:right w:val="single" w:sz="8" w:space="0" w:color="000000"/>
+            </w:tcBorders>
+            <w:tcMar>
+              <w:top w:w="100" w:type="dxa"/>
+              <w:left w:w="100" w:type="dxa"/>
+              <w:bottom w:w="100" w:type="dxa"/>
+              <w:right w:w="100" w:type="dxa"/>
+            </w:tcMar>
+            <w:hideMark/>
+          </w:tcPr>
+          <w:p>
+            <w:pPr>
+              <w:rPr>
+                <w:lang w:val="en-US"/>
+              </w:rPr>
+            </w:pPr>
+            <w:r>
+              <w:rPr>
+                <w:lang w:val="en-US"/>
+              </w:rPr>
+              <w:t xml:space="preserve">{% if </w:t>
+            </w:r>
+            <w:proofErr w:type="spellStart"/>
+            <w:r>
+              <w:rPr>
+                <w:lang w:val="en-US"/>
+              </w:rPr>
+              <w:t>template_</w:t>
+            </w:r>
+            <w:proofErr w:type="gramStart"/>
+            <w:r>
+              <w:rPr>
+                <w:lang w:val="en-US"/>
+              </w:rPr>
+              <w:t>dict.file</w:t>
+            </w:r>
+            <w:proofErr w:type="gramEnd"/>
+            <w:r>
+              <w:rPr>
+                <w:lang w:val="en-US"/>
+              </w:rPr>
+              <w:t>_</w:t>
+            </w:r>
+            <w:proofErr w:type="gramStart"/>
+            <w:r>
+              <w:rPr>
+                <w:lang w:val="en-US"/>
+              </w:rPr>
+              <w:t>ext.comments</w:t>
+            </w:r>
+            <w:proofErr w:type="gramEnd"/>
+            <w:r>
+              <w:rPr>
+                <w:lang w:val="en-US"/>
+              </w:rPr>
+              <w:t>|length</w:t>
+            </w:r>
+            <w:proofErr w:type="spellEnd"/>
+            <w:r>
+              <w:rPr>
+                <w:lang w:val="en-US"/>
+              </w:rPr>
+              <w:t xml:space="preserve"> &gt; 0 %}</w:t>
+            </w:r>
+            <w:proofErr w:type="gramStart"/>
+            <w:r>
+              <w:rPr>
+                <w:lang w:val="en-US"/>
+              </w:rPr>
+              <w:t>X{</w:t>
+            </w:r>
+            <w:proofErr w:type="gramEnd"/>
+            <w:r>
+              <w:rPr>
+                <w:lang w:val="en-US"/>
+              </w:rPr>
+              <w:t>% endif %}</w:t>
+            </w:r>
+          </w:p>
+        </w:tc>
+        <w:tc>
+          <w:tcPr>
+            <w:tcW w:w="0" w:type="auto"/>
+            <w:tcBorders>
+              <w:top w:val="single" w:sz="8" w:space="0" w:color="000000"/>
+              <w:left w:val="single" w:sz="8" w:space="0" w:color="000000"/>
+              <w:bottom w:val="single" w:sz="8" w:space="0" w:color="000000"/>
+              <w:right w:val="single" w:sz="8" w:space="0" w:color="000000"/>
+            </w:tcBorders>
+            <w:tcMar>
+              <w:top w:w="100" w:type="dxa"/>
+              <w:left w:w="100" w:type="dxa"/>
+              <w:bottom w:w="100" w:type="dxa"/>
+              <w:right w:w="100" w:type="dxa"/>
+            </w:tcMar>
+            <w:hideMark/>
+          </w:tcPr>
+          <w:p>
+            <w:pPr>
+              <w:rPr>
+                <w:lang w:val="en-US"/>
+              </w:rPr>
+            </w:pPr>
+          </w:p>
+        </w:tc>
+        <w:tc>
+          <w:tcPr>
+            <w:tcW w:w="0" w:type="auto"/>
+            <w:tcBorders>
+              <w:top w:val="single" w:sz="8" w:space="0" w:color="000000"/>
+              <w:left w:val="single" w:sz="8" w:space="0" w:color="000000"/>
+              <w:bottom w:val="single" w:sz="8" w:space="0" w:color="000000"/>
+              <w:right w:val="single" w:sz="8" w:space="0" w:color="000000"/>
+            </w:tcBorders>
+            <w:tcMar>
+              <w:top w:w="100" w:type="dxa"/>
+              <w:left w:w="100" w:type="dxa"/>
+              <w:bottom w:w="100" w:type="dxa"/>
+              <w:right w:w="100" w:type="dxa"/>
+            </w:tcMar>
+            <w:hideMark/>
+          </w:tcPr>
+          <w:p>
+            <w:pPr>
+              <w:rPr>
+                <w:lang w:val="en-US"/>
+              </w:rPr>
+            </w:pPr>
+          </w:p>
+        </w:tc>
+        <w:tc>
+          <w:tcPr>
+            <w:tcW w:w="0" w:type="auto"/>
+            <w:tcBorders>
+              <w:top w:val="single" w:sz="8" w:space="0" w:color="000000"/>
+              <w:left w:val="single" w:sz="8" w:space="0" w:color="000000"/>
+              <w:bottom w:val="single" w:sz="8" w:space="0" w:color="000000"/>
+              <w:right w:val="single" w:sz="8" w:space="0" w:color="000000"/>
+            </w:tcBorders>
+            <w:tcMar>
+              <w:top w:w="100" w:type="dxa"/>
+              <w:left w:w="100" w:type="dxa"/>
+              <w:bottom w:w="100" w:type="dxa"/>
+              <w:right w:w="100" w:type="dxa"/>
+            </w:tcMar>
+            <w:hideMark/>
+          </w:tcPr>
+          <w:p>
+            <w:pPr>
+              <w:rPr>
+                <w:lang w:val="en-US"/>
+              </w:rPr>
+            </w:pPr>
+          </w:p>
+        </w:tc>
+        <w:tc>
+          <w:tcPr>
+            <w:tcW w:w="0" w:type="auto"/>
+            <w:tcBorders>
+              <w:top w:val="single" w:sz="8" w:space="0" w:color="000000"/>
+              <w:left w:val="single" w:sz="8" w:space="0" w:color="000000"/>
+              <w:bottom w:val="single" w:sz="8" w:space="0" w:color="000000"/>
+              <w:right w:val="single" w:sz="8" w:space="0" w:color="000000"/>
+            </w:tcBorders>
+            <w:tcMar>
+              <w:top w:w="100" w:type="dxa"/>
+              <w:left w:w="100" w:type="dxa"/>
+              <w:bottom w:w="100" w:type="dxa"/>
+              <w:right w:w="100" w:type="dxa"/>
+            </w:tcMar>
+            <w:hideMark/>
+          </w:tcPr>
+          <w:p>
+            <w:pPr>
+              <w:rPr>
+                <w:lang w:val="en-US"/>
+              </w:rPr>
+            </w:pPr>
+            <w:r>
+              <w:rPr>
+                <w:u w:val="single"/>
                 <w:lang w:val="en-US"/>
               </w:rPr>
               <w:t>List all files that do not contain file extensions:</w:t>
@@ -3766,23 +5067,94 @@
             <w:r>
               <w:t xml:space="preserve">{% if </w:t>
             </w:r>
-            <w:r>
-              <w:rPr>
-                <w:lang w:val="en-US"/>
-              </w:rPr>
-              <w:t>template_dict.file_ext.comments</w:t>
-            </w:r>
+            <w:proofErr w:type="spellStart"/>
+            <w:r>
+              <w:rPr>
+                <w:lang w:val="en-US"/>
+              </w:rPr>
+              <w:t>template_</w:t>
+            </w:r>
+            <w:proofErr w:type="gramStart"/>
+            <w:r>
+              <w:rPr>
+                <w:lang w:val="en-US"/>
+              </w:rPr>
+              <w:t>dict.file</w:t>
+            </w:r>
+            <w:proofErr w:type="gramEnd"/>
+            <w:r>
+              <w:rPr>
+                <w:lang w:val="en-US"/>
+              </w:rPr>
+              <w:t>_</w:t>
+            </w:r>
+            <w:proofErr w:type="gramStart"/>
+            <w:r>
+              <w:rPr>
+                <w:lang w:val="en-US"/>
+              </w:rPr>
+              <w:t>ext.comments</w:t>
+            </w:r>
+            <w:proofErr w:type="spellEnd"/>
+            <w:proofErr w:type="gramEnd"/>
             <w:r>
               <w:t xml:space="preserve"> |length &gt; 0</w:t>
             </w:r>
             <w:r>
+              <w:t xml:space="preserve"> </w:t>
+            </w:r>
+            <w:proofErr w:type="gramStart"/>
+            <w:r>
+              <w:t>%}</w:t>
+            </w:r>
+            <w:r>
+              <w:rPr>
+                <w:lang w:val="en-US"/>
+              </w:rPr>
+              <w:t>{</w:t>
+            </w:r>
+            <w:proofErr w:type="gramEnd"/>
+            <w:r>
+              <w:rPr>
+                <w:lang w:val="en-US"/>
+              </w:rPr>
+              <w:t xml:space="preserve">% for item in </w:t>
+            </w:r>
+            <w:proofErr w:type="spellStart"/>
+            <w:r>
+              <w:rPr>
+                <w:lang w:val="en-US"/>
+              </w:rPr>
+              <w:t>template_</w:t>
+            </w:r>
+            <w:proofErr w:type="gramStart"/>
+            <w:r>
+              <w:rPr>
+                <w:lang w:val="en-US"/>
+              </w:rPr>
+              <w:t>dict.file</w:t>
+            </w:r>
+            <w:proofErr w:type="gramEnd"/>
+            <w:r>
+              <w:rPr>
+                <w:lang w:val="en-US"/>
+              </w:rPr>
+              <w:t>_</w:t>
+            </w:r>
+            <w:proofErr w:type="gramStart"/>
+            <w:r>
+              <w:rPr>
+                <w:lang w:val="en-US"/>
+              </w:rPr>
+              <w:t>ext.comments</w:t>
+            </w:r>
+            <w:proofErr w:type="spellEnd"/>
+            <w:proofErr w:type="gramEnd"/>
+            <w:r>
+              <w:rPr>
+                <w:lang w:val="en-US"/>
+              </w:rPr>
               <w:t xml:space="preserve"> %}</w:t>
-            </w:r>
-            <w:r>
-              <w:rPr>
-                <w:lang w:val="en-US"/>
-              </w:rPr>
-              <w:t>{% for item in template_dict.file_ext.comments %}</w:t>
             </w:r>
           </w:p>
           <w:p>
@@ -3794,19 +5166,87 @@
               </w:numPr>
               <w:spacing w:line="256" w:lineRule="auto"/>
             </w:pPr>
-            <w:r>
-              <w:rPr>
-                <w:lang w:val="en-US"/>
-              </w:rPr>
-              <w:t>{{ item.file_name }}{% endfor %}</w:t>
-            </w:r>
+            <w:proofErr w:type="gramStart"/>
+            <w:r>
+              <w:rPr>
+                <w:lang w:val="en-US"/>
+              </w:rPr>
+              <w:t xml:space="preserve">{{ </w:t>
+            </w:r>
+            <w:proofErr w:type="spellStart"/>
+            <w:r>
+              <w:rPr>
+                <w:lang w:val="en-US"/>
+              </w:rPr>
+              <w:t>item</w:t>
+            </w:r>
+            <w:proofErr w:type="gramEnd"/>
+            <w:r>
+              <w:rPr>
+                <w:lang w:val="en-US"/>
+              </w:rPr>
+              <w:t>.file_</w:t>
+            </w:r>
+            <w:proofErr w:type="gramStart"/>
+            <w:r>
+              <w:rPr>
+                <w:lang w:val="en-US"/>
+              </w:rPr>
+              <w:t>name</w:t>
+            </w:r>
+            <w:proofErr w:type="spellEnd"/>
+            <w:r>
+              <w:rPr>
+                <w:lang w:val="en-US"/>
+              </w:rPr>
+              <w:t xml:space="preserve"> }}{</w:t>
+            </w:r>
+            <w:proofErr w:type="gramEnd"/>
+            <w:r>
+              <w:rPr>
+                <w:lang w:val="en-US"/>
+              </w:rPr>
+              <w:t xml:space="preserve">% </w:t>
+            </w:r>
+            <w:proofErr w:type="spellStart"/>
+            <w:proofErr w:type="gramStart"/>
+            <w:r>
+              <w:rPr>
+                <w:lang w:val="en-US"/>
+              </w:rPr>
+              <w:t>endfor</w:t>
+            </w:r>
+            <w:proofErr w:type="spellEnd"/>
+            <w:r>
+              <w:rPr>
+                <w:lang w:val="en-US"/>
+              </w:rPr>
+              <w:t xml:space="preserve"> %}</w:t>
+            </w:r>
+            <w:proofErr w:type="gramEnd"/>
           </w:p>
           <w:p>
             <w:pPr>
               <w:spacing w:line="256" w:lineRule="auto"/>
             </w:pPr>
             <w:r>
-              <w:t>{% else %}(NONE){% endif %}</w:t>
+              <w:t xml:space="preserve">{% else </w:t>
+            </w:r>
+            <w:proofErr w:type="gramStart"/>
+            <w:r>
+              <w:t>%}(</w:t>
+            </w:r>
+            <w:proofErr w:type="gramEnd"/>
+            <w:r>
+              <w:t>NONE</w:t>
+            </w:r>
+            <w:proofErr w:type="gramStart"/>
+            <w:r>
+              <w:t>){</w:t>
+            </w:r>
+            <w:proofErr w:type="gramEnd"/>
+            <w:r>
+              <w:t>% endif %}</w:t>
             </w:r>
           </w:p>
         </w:tc>
@@ -4117,6 +5557,7 @@
             </w:pPr>
             <w:r>
               <w:rPr>
+                <w:u w:val="single"/>
                 <w:lang w:val="en-US"/>
               </w:rPr>
               <w:t>List all files that do not appear on the common file format list:</w:t>
@@ -4130,17 +5571,39 @@
             <w:r>
               <w:t xml:space="preserve">{% if </w:t>
             </w:r>
-            <w:r>
-              <w:rPr>
-                <w:lang w:val="en-US"/>
-              </w:rPr>
-              <w:t>template_dict.</w:t>
-            </w:r>
-            <w:r>
-              <w:rPr>
-                <w:lang w:val="en-US"/>
-              </w:rPr>
-              <w:t>common_file_format</w:t>
+            <w:proofErr w:type="spellStart"/>
+            <w:r>
+              <w:rPr>
+                <w:lang w:val="en-US"/>
+              </w:rPr>
+              <w:t>template_</w:t>
+            </w:r>
+            <w:proofErr w:type="gramStart"/>
+            <w:r>
+              <w:rPr>
+                <w:lang w:val="en-US"/>
+              </w:rPr>
+              <w:t>dict.</w:t>
+            </w:r>
+            <w:r>
+              <w:rPr>
+                <w:lang w:val="en-US"/>
+              </w:rPr>
+              <w:t>common</w:t>
+            </w:r>
+            <w:proofErr w:type="gramEnd"/>
+            <w:r>
+              <w:rPr>
+                <w:lang w:val="en-US"/>
+              </w:rPr>
+              <w:t>_file_</w:t>
+            </w:r>
+            <w:proofErr w:type="gramStart"/>
+            <w:r>
+              <w:rPr>
+                <w:lang w:val="en-US"/>
+              </w:rPr>
+              <w:t>format</w:t>
             </w:r>
             <w:r>
               <w:rPr>
@@ -4148,29 +5611,78 @@
               </w:rPr>
               <w:t>.comments</w:t>
             </w:r>
+            <w:proofErr w:type="spellEnd"/>
+            <w:proofErr w:type="gramEnd"/>
             <w:r>
               <w:t>|length &gt; 0</w:t>
             </w:r>
             <w:r>
+              <w:t xml:space="preserve"> </w:t>
+            </w:r>
+            <w:proofErr w:type="gramStart"/>
+            <w:r>
+              <w:t>%}</w:t>
+            </w:r>
+            <w:r>
+              <w:rPr>
+                <w:lang w:val="en-US"/>
+              </w:rPr>
+              <w:t>{</w:t>
+            </w:r>
+            <w:proofErr w:type="gramEnd"/>
+            <w:r>
+              <w:rPr>
+                <w:lang w:val="en-US"/>
+              </w:rPr>
+              <w:t xml:space="preserve">% for item in </w:t>
+            </w:r>
+            <w:proofErr w:type="spellStart"/>
+            <w:r>
+              <w:rPr>
+                <w:lang w:val="en-US"/>
+              </w:rPr>
+              <w:t>template_</w:t>
+            </w:r>
+            <w:proofErr w:type="gramStart"/>
+            <w:r>
+              <w:rPr>
+                <w:lang w:val="en-US"/>
+              </w:rPr>
+              <w:t>dict.</w:t>
+            </w:r>
+            <w:r>
+              <w:rPr>
+                <w:lang w:val="en-US"/>
+              </w:rPr>
+              <w:t>common</w:t>
+            </w:r>
+            <w:proofErr w:type="gramEnd"/>
+            <w:r>
+              <w:rPr>
+                <w:lang w:val="en-US"/>
+              </w:rPr>
+              <w:t>_file_</w:t>
+            </w:r>
+            <w:proofErr w:type="gramStart"/>
+            <w:r>
+              <w:rPr>
+                <w:lang w:val="en-US"/>
+              </w:rPr>
+              <w:t>format</w:t>
+            </w:r>
+            <w:r>
+              <w:rPr>
+                <w:lang w:val="en-US"/>
+              </w:rPr>
+              <w:t>.comments</w:t>
+            </w:r>
+            <w:proofErr w:type="spellEnd"/>
+            <w:proofErr w:type="gramEnd"/>
+            <w:r>
+              <w:rPr>
+                <w:lang w:val="en-US"/>
+              </w:rPr>
               <w:t xml:space="preserve"> %}</w:t>
-            </w:r>
-            <w:r>
-              <w:rPr>
-                <w:lang w:val="en-US"/>
-              </w:rPr>
-              <w:t>{% for item in template_dict.</w:t>
-            </w:r>
-            <w:r>
-              <w:rPr>
-                <w:lang w:val="en-US"/>
-              </w:rPr>
-              <w:t>common_file_format</w:t>
-            </w:r>
-            <w:r>
-              <w:rPr>
-                <w:lang w:val="en-US"/>
-              </w:rPr>
-              <w:t>.comments %}</w:t>
             </w:r>
           </w:p>
           <w:p>
@@ -4180,34 +5692,97 @@
                 <w:numId w:val="32"/>
               </w:numPr>
             </w:pPr>
-            <w:r>
-              <w:rPr>
-                <w:lang w:val="en-US"/>
-              </w:rPr>
-              <w:t>{{ item.file_name }}</w:t>
+            <w:proofErr w:type="gramStart"/>
+            <w:r>
+              <w:rPr>
+                <w:lang w:val="en-US"/>
+              </w:rPr>
+              <w:t xml:space="preserve">{{ </w:t>
+            </w:r>
+            <w:proofErr w:type="spellStart"/>
+            <w:r>
+              <w:rPr>
+                <w:lang w:val="en-US"/>
+              </w:rPr>
+              <w:t>item</w:t>
+            </w:r>
+            <w:proofErr w:type="gramEnd"/>
+            <w:r>
+              <w:rPr>
+                <w:lang w:val="en-US"/>
+              </w:rPr>
+              <w:t>.file_</w:t>
+            </w:r>
+            <w:proofErr w:type="gramStart"/>
+            <w:r>
+              <w:rPr>
+                <w:lang w:val="en-US"/>
+              </w:rPr>
+              <w:t>name</w:t>
+            </w:r>
+            <w:proofErr w:type="spellEnd"/>
+            <w:r>
+              <w:rPr>
+                <w:lang w:val="en-US"/>
+              </w:rPr>
+              <w:t xml:space="preserve"> }}</w:t>
             </w:r>
             <w:r>
               <w:rPr>
                 <w:rFonts w:hint="eastAsia"/>
                 <w:lang w:val="en-US"/>
               </w:rPr>
-              <w:t xml:space="preserve">{% </w:t>
-            </w:r>
-            <w:r>
-              <w:rPr>
-                <w:lang w:val="en-US"/>
-              </w:rPr>
-              <w:t>endfor %}</w:t>
-            </w:r>
-          </w:p>
-          <w:p>
-            <w:pPr>
-              <w:rPr>
-                <w:lang w:val="en-US"/>
-              </w:rPr>
-            </w:pPr>
-            <w:r>
-              <w:t>{% else %}(NONE){% endif %}</w:t>
+              <w:t>{</w:t>
+            </w:r>
+            <w:proofErr w:type="gramEnd"/>
+            <w:r>
+              <w:rPr>
+                <w:rFonts w:hint="eastAsia"/>
+                <w:lang w:val="en-US"/>
+              </w:rPr>
+              <w:t xml:space="preserve">% </w:t>
+            </w:r>
+            <w:proofErr w:type="spellStart"/>
+            <w:proofErr w:type="gramStart"/>
+            <w:r>
+              <w:rPr>
+                <w:lang w:val="en-US"/>
+              </w:rPr>
+              <w:t>endfor</w:t>
+            </w:r>
+            <w:proofErr w:type="spellEnd"/>
+            <w:r>
+              <w:rPr>
+                <w:lang w:val="en-US"/>
+              </w:rPr>
+              <w:t xml:space="preserve"> %}</w:t>
+            </w:r>
+            <w:proofErr w:type="gramEnd"/>
+          </w:p>
+          <w:p>
+            <w:pPr>
+              <w:rPr>
+                <w:lang w:val="en-US"/>
+              </w:rPr>
+            </w:pPr>
+            <w:r>
+              <w:t xml:space="preserve">{% else </w:t>
+            </w:r>
+            <w:proofErr w:type="gramStart"/>
+            <w:r>
+              <w:t>%}(</w:t>
+            </w:r>
+            <w:proofErr w:type="gramEnd"/>
+            <w:r>
+              <w:t>NONE</w:t>
+            </w:r>
+            <w:proofErr w:type="gramStart"/>
+            <w:r>
+              <w:t>){</w:t>
+            </w:r>
+            <w:proofErr w:type="gramEnd"/>
+            <w:r>
+              <w:t>% endif %}</w:t>
             </w:r>
           </w:p>
         </w:tc>
@@ -4515,11 +6090,13 @@
           <w:p>
             <w:pPr>
               <w:rPr>
-                <w:lang w:val="en-US"/>
-              </w:rPr>
-            </w:pPr>
-            <w:r>
-              <w:rPr>
+                <w:u w:val="single"/>
+                <w:lang w:val="en-US"/>
+              </w:rPr>
+            </w:pPr>
+            <w:r>
+              <w:rPr>
+                <w:u w:val="single"/>
                 <w:lang w:val="en-US"/>
               </w:rPr>
               <w:t>List the uncommon file format that has additional documentation:</w:t>
@@ -4550,6 +6127,9 @@
               </w:rPr>
             </w:pPr>
             <w:r>
+              <w:rPr>
+                <w:u w:val="single"/>
+              </w:rPr>
               <w:t>List the uncommon file format that does NOT have additional documentation:</w:t>
             </w:r>
           </w:p>
@@ -5098,141 +6678,254 @@
               <w:rPr>
                 <w:lang w:val="en-US"/>
               </w:rPr>
-              <w:t>{% if template_dict.readme_file.comments|length &gt; 0 %}X{% endif %}</w:t>
-            </w:r>
-          </w:p>
-        </w:tc>
-        <w:tc>
-          <w:tcPr>
-            <w:tcW w:w="0" w:type="auto"/>
-            <w:tcBorders>
-              <w:top w:val="single" w:sz="8" w:space="0" w:color="000000"/>
-              <w:left w:val="single" w:sz="8" w:space="0" w:color="000000"/>
-              <w:bottom w:val="single" w:sz="8" w:space="0" w:color="000000"/>
-              <w:right w:val="single" w:sz="8" w:space="0" w:color="000000"/>
-            </w:tcBorders>
-            <w:tcMar>
-              <w:top w:w="100" w:type="dxa"/>
-              <w:left w:w="100" w:type="dxa"/>
-              <w:bottom w:w="100" w:type="dxa"/>
-              <w:right w:w="100" w:type="dxa"/>
-            </w:tcMar>
-            <w:hideMark/>
-          </w:tcPr>
-          <w:p>
-            <w:pPr>
-              <w:rPr>
-                <w:lang w:val="en-US"/>
-              </w:rPr>
-            </w:pPr>
-            <w:r>
-              <w:rPr>
-                <w:lang w:val="en-US"/>
-              </w:rPr>
-              <w:t>{% if template_dict.readme_file.comments|length == 0 %}X{% endif %}</w:t>
-            </w:r>
-          </w:p>
-        </w:tc>
-        <w:tc>
-          <w:tcPr>
-            <w:tcW w:w="0" w:type="auto"/>
-            <w:tcBorders>
-              <w:top w:val="single" w:sz="8" w:space="0" w:color="000000"/>
-              <w:left w:val="single" w:sz="8" w:space="0" w:color="000000"/>
-              <w:bottom w:val="single" w:sz="8" w:space="0" w:color="000000"/>
-              <w:right w:val="single" w:sz="8" w:space="0" w:color="000000"/>
-            </w:tcBorders>
-            <w:tcMar>
-              <w:top w:w="100" w:type="dxa"/>
-              <w:left w:w="100" w:type="dxa"/>
-              <w:bottom w:w="100" w:type="dxa"/>
-              <w:right w:w="100" w:type="dxa"/>
-            </w:tcMar>
-            <w:hideMark/>
-          </w:tcPr>
-          <w:p>
-            <w:pPr>
-              <w:rPr>
-                <w:lang w:val="en-US"/>
-              </w:rPr>
-            </w:pPr>
-          </w:p>
-        </w:tc>
-        <w:tc>
-          <w:tcPr>
-            <w:tcW w:w="0" w:type="auto"/>
-            <w:tcBorders>
-              <w:top w:val="single" w:sz="8" w:space="0" w:color="000000"/>
-              <w:left w:val="single" w:sz="8" w:space="0" w:color="000000"/>
-              <w:bottom w:val="single" w:sz="8" w:space="0" w:color="000000"/>
-              <w:right w:val="single" w:sz="8" w:space="0" w:color="000000"/>
-            </w:tcBorders>
-            <w:tcMar>
-              <w:top w:w="100" w:type="dxa"/>
-              <w:left w:w="100" w:type="dxa"/>
-              <w:bottom w:w="100" w:type="dxa"/>
-              <w:right w:w="100" w:type="dxa"/>
-            </w:tcMar>
-            <w:hideMark/>
-          </w:tcPr>
-          <w:p>
-            <w:pPr>
-              <w:rPr>
-                <w:lang w:val="en-US"/>
-              </w:rPr>
-            </w:pPr>
-          </w:p>
-        </w:tc>
-        <w:tc>
-          <w:tcPr>
-            <w:tcW w:w="0" w:type="auto"/>
-            <w:tcBorders>
-              <w:top w:val="single" w:sz="8" w:space="0" w:color="000000"/>
-              <w:left w:val="single" w:sz="8" w:space="0" w:color="000000"/>
-              <w:bottom w:val="single" w:sz="8" w:space="0" w:color="000000"/>
-              <w:right w:val="single" w:sz="8" w:space="0" w:color="000000"/>
-            </w:tcBorders>
-            <w:tcMar>
-              <w:top w:w="100" w:type="dxa"/>
-              <w:left w:w="100" w:type="dxa"/>
-              <w:bottom w:w="100" w:type="dxa"/>
-              <w:right w:w="100" w:type="dxa"/>
-            </w:tcMar>
-            <w:hideMark/>
-          </w:tcPr>
-          <w:p>
-            <w:pPr>
-              <w:rPr>
-                <w:lang w:val="en-US"/>
-              </w:rPr>
-            </w:pPr>
-          </w:p>
-        </w:tc>
-        <w:tc>
-          <w:tcPr>
-            <w:tcW w:w="0" w:type="auto"/>
-            <w:tcBorders>
-              <w:top w:val="single" w:sz="8" w:space="0" w:color="000000"/>
-              <w:left w:val="single" w:sz="8" w:space="0" w:color="000000"/>
-              <w:bottom w:val="single" w:sz="8" w:space="0" w:color="000000"/>
-              <w:right w:val="single" w:sz="8" w:space="0" w:color="000000"/>
-            </w:tcBorders>
-            <w:tcMar>
-              <w:top w:w="100" w:type="dxa"/>
-              <w:left w:w="100" w:type="dxa"/>
-              <w:bottom w:w="100" w:type="dxa"/>
-              <w:right w:w="100" w:type="dxa"/>
-            </w:tcMar>
-            <w:hideMark/>
-          </w:tcPr>
-          <w:p>
-            <w:pPr>
-              <w:rPr>
-                <w:lang w:val="en-US"/>
-              </w:rPr>
-            </w:pPr>
-            <w:r>
-              <w:rPr>
+              <w:t xml:space="preserve">{% if </w:t>
+            </w:r>
+            <w:proofErr w:type="spellStart"/>
+            <w:r>
+              <w:rPr>
+                <w:lang w:val="en-US"/>
+              </w:rPr>
+              <w:t>template_</w:t>
+            </w:r>
+            <w:proofErr w:type="gramStart"/>
+            <w:r>
+              <w:rPr>
+                <w:lang w:val="en-US"/>
+              </w:rPr>
+              <w:t>dict.readme</w:t>
+            </w:r>
+            <w:proofErr w:type="gramEnd"/>
+            <w:r>
+              <w:rPr>
+                <w:lang w:val="en-US"/>
+              </w:rPr>
+              <w:t>_</w:t>
+            </w:r>
+            <w:proofErr w:type="gramStart"/>
+            <w:r>
+              <w:rPr>
+                <w:lang w:val="en-US"/>
+              </w:rPr>
+              <w:t>file.comments</w:t>
+            </w:r>
+            <w:proofErr w:type="gramEnd"/>
+            <w:r>
+              <w:rPr>
+                <w:lang w:val="en-US"/>
+              </w:rPr>
+              <w:t>|length</w:t>
+            </w:r>
+            <w:proofErr w:type="spellEnd"/>
+            <w:r>
+              <w:rPr>
+                <w:lang w:val="en-US"/>
+              </w:rPr>
+              <w:t xml:space="preserve"> &gt; 0 %}</w:t>
+            </w:r>
+            <w:proofErr w:type="gramStart"/>
+            <w:r>
+              <w:rPr>
+                <w:lang w:val="en-US"/>
+              </w:rPr>
+              <w:t>X{</w:t>
+            </w:r>
+            <w:proofErr w:type="gramEnd"/>
+            <w:r>
+              <w:rPr>
+                <w:lang w:val="en-US"/>
+              </w:rPr>
+              <w:t>% endif %}</w:t>
+            </w:r>
+          </w:p>
+        </w:tc>
+        <w:tc>
+          <w:tcPr>
+            <w:tcW w:w="0" w:type="auto"/>
+            <w:tcBorders>
+              <w:top w:val="single" w:sz="8" w:space="0" w:color="000000"/>
+              <w:left w:val="single" w:sz="8" w:space="0" w:color="000000"/>
+              <w:bottom w:val="single" w:sz="8" w:space="0" w:color="000000"/>
+              <w:right w:val="single" w:sz="8" w:space="0" w:color="000000"/>
+            </w:tcBorders>
+            <w:tcMar>
+              <w:top w:w="100" w:type="dxa"/>
+              <w:left w:w="100" w:type="dxa"/>
+              <w:bottom w:w="100" w:type="dxa"/>
+              <w:right w:w="100" w:type="dxa"/>
+            </w:tcMar>
+            <w:hideMark/>
+          </w:tcPr>
+          <w:p>
+            <w:pPr>
+              <w:rPr>
+                <w:lang w:val="en-US"/>
+              </w:rPr>
+            </w:pPr>
+            <w:r>
+              <w:rPr>
+                <w:lang w:val="en-US"/>
+              </w:rPr>
+              <w:t xml:space="preserve">{% if </w:t>
+            </w:r>
+            <w:proofErr w:type="spellStart"/>
+            <w:r>
+              <w:rPr>
+                <w:lang w:val="en-US"/>
+              </w:rPr>
+              <w:t>template_</w:t>
+            </w:r>
+            <w:proofErr w:type="gramStart"/>
+            <w:r>
+              <w:rPr>
+                <w:lang w:val="en-US"/>
+              </w:rPr>
+              <w:t>dict.readme</w:t>
+            </w:r>
+            <w:proofErr w:type="gramEnd"/>
+            <w:r>
+              <w:rPr>
+                <w:lang w:val="en-US"/>
+              </w:rPr>
+              <w:t>_</w:t>
+            </w:r>
+            <w:proofErr w:type="gramStart"/>
+            <w:r>
+              <w:rPr>
+                <w:lang w:val="en-US"/>
+              </w:rPr>
+              <w:t>file.comments</w:t>
+            </w:r>
+            <w:proofErr w:type="gramEnd"/>
+            <w:r>
+              <w:rPr>
+                <w:lang w:val="en-US"/>
+              </w:rPr>
+              <w:t>|length</w:t>
+            </w:r>
+            <w:proofErr w:type="spellEnd"/>
+            <w:r>
+              <w:rPr>
+                <w:lang w:val="en-US"/>
+              </w:rPr>
+              <w:t xml:space="preserve"> == 0 %}</w:t>
+            </w:r>
+            <w:proofErr w:type="gramStart"/>
+            <w:r>
+              <w:rPr>
+                <w:lang w:val="en-US"/>
+              </w:rPr>
+              <w:t>X{</w:t>
+            </w:r>
+            <w:proofErr w:type="gramEnd"/>
+            <w:r>
+              <w:rPr>
+                <w:lang w:val="en-US"/>
+              </w:rPr>
+              <w:t>% endif %}</w:t>
+            </w:r>
+          </w:p>
+        </w:tc>
+        <w:tc>
+          <w:tcPr>
+            <w:tcW w:w="0" w:type="auto"/>
+            <w:tcBorders>
+              <w:top w:val="single" w:sz="8" w:space="0" w:color="000000"/>
+              <w:left w:val="single" w:sz="8" w:space="0" w:color="000000"/>
+              <w:bottom w:val="single" w:sz="8" w:space="0" w:color="000000"/>
+              <w:right w:val="single" w:sz="8" w:space="0" w:color="000000"/>
+            </w:tcBorders>
+            <w:tcMar>
+              <w:top w:w="100" w:type="dxa"/>
+              <w:left w:w="100" w:type="dxa"/>
+              <w:bottom w:w="100" w:type="dxa"/>
+              <w:right w:w="100" w:type="dxa"/>
+            </w:tcMar>
+            <w:hideMark/>
+          </w:tcPr>
+          <w:p>
+            <w:pPr>
+              <w:rPr>
+                <w:lang w:val="en-US"/>
+              </w:rPr>
+            </w:pPr>
+          </w:p>
+        </w:tc>
+        <w:tc>
+          <w:tcPr>
+            <w:tcW w:w="0" w:type="auto"/>
+            <w:tcBorders>
+              <w:top w:val="single" w:sz="8" w:space="0" w:color="000000"/>
+              <w:left w:val="single" w:sz="8" w:space="0" w:color="000000"/>
+              <w:bottom w:val="single" w:sz="8" w:space="0" w:color="000000"/>
+              <w:right w:val="single" w:sz="8" w:space="0" w:color="000000"/>
+            </w:tcBorders>
+            <w:tcMar>
+              <w:top w:w="100" w:type="dxa"/>
+              <w:left w:w="100" w:type="dxa"/>
+              <w:bottom w:w="100" w:type="dxa"/>
+              <w:right w:w="100" w:type="dxa"/>
+            </w:tcMar>
+            <w:hideMark/>
+          </w:tcPr>
+          <w:p>
+            <w:pPr>
+              <w:rPr>
+                <w:lang w:val="en-US"/>
+              </w:rPr>
+            </w:pPr>
+          </w:p>
+        </w:tc>
+        <w:tc>
+          <w:tcPr>
+            <w:tcW w:w="0" w:type="auto"/>
+            <w:tcBorders>
+              <w:top w:val="single" w:sz="8" w:space="0" w:color="000000"/>
+              <w:left w:val="single" w:sz="8" w:space="0" w:color="000000"/>
+              <w:bottom w:val="single" w:sz="8" w:space="0" w:color="000000"/>
+              <w:right w:val="single" w:sz="8" w:space="0" w:color="000000"/>
+            </w:tcBorders>
+            <w:tcMar>
+              <w:top w:w="100" w:type="dxa"/>
+              <w:left w:w="100" w:type="dxa"/>
+              <w:bottom w:w="100" w:type="dxa"/>
+              <w:right w:w="100" w:type="dxa"/>
+            </w:tcMar>
+            <w:hideMark/>
+          </w:tcPr>
+          <w:p>
+            <w:pPr>
+              <w:rPr>
+                <w:lang w:val="en-US"/>
+              </w:rPr>
+            </w:pPr>
+          </w:p>
+        </w:tc>
+        <w:tc>
+          <w:tcPr>
+            <w:tcW w:w="0" w:type="auto"/>
+            <w:tcBorders>
+              <w:top w:val="single" w:sz="8" w:space="0" w:color="000000"/>
+              <w:left w:val="single" w:sz="8" w:space="0" w:color="000000"/>
+              <w:bottom w:val="single" w:sz="8" w:space="0" w:color="000000"/>
+              <w:right w:val="single" w:sz="8" w:space="0" w:color="000000"/>
+            </w:tcBorders>
+            <w:tcMar>
+              <w:top w:w="100" w:type="dxa"/>
+              <w:left w:w="100" w:type="dxa"/>
+              <w:bottom w:w="100" w:type="dxa"/>
+              <w:right w:w="100" w:type="dxa"/>
+            </w:tcMar>
+            <w:hideMark/>
+          </w:tcPr>
+          <w:p>
+            <w:pPr>
+              <w:rPr>
+                <w:lang w:val="en-US"/>
+              </w:rPr>
+            </w:pPr>
+            <w:r>
+              <w:rPr>
+                <w:u w:val="single"/>
                 <w:lang w:val="en-US"/>
               </w:rPr>
               <w:t>List the README file below:</w:t>
@@ -5246,33 +6939,220 @@
             <w:r>
               <w:t xml:space="preserve">{% if </w:t>
             </w:r>
-            <w:r>
-              <w:rPr>
-                <w:lang w:val="en-US"/>
-              </w:rPr>
-              <w:t>template_dict.readme_file.comments</w:t>
-            </w:r>
+            <w:proofErr w:type="spellStart"/>
+            <w:r>
+              <w:rPr>
+                <w:lang w:val="en-US"/>
+              </w:rPr>
+              <w:t>template_</w:t>
+            </w:r>
+            <w:proofErr w:type="gramStart"/>
+            <w:r>
+              <w:rPr>
+                <w:lang w:val="en-US"/>
+              </w:rPr>
+              <w:t>dict.readme</w:t>
+            </w:r>
+            <w:proofErr w:type="gramEnd"/>
+            <w:r>
+              <w:rPr>
+                <w:lang w:val="en-US"/>
+              </w:rPr>
+              <w:t>_</w:t>
+            </w:r>
+            <w:proofErr w:type="gramStart"/>
+            <w:r>
+              <w:rPr>
+                <w:lang w:val="en-US"/>
+              </w:rPr>
+              <w:t>file.comments</w:t>
+            </w:r>
+            <w:proofErr w:type="spellEnd"/>
+            <w:proofErr w:type="gramEnd"/>
             <w:r>
               <w:t xml:space="preserve"> |length &gt; 0</w:t>
             </w:r>
             <w:r>
+              <w:t xml:space="preserve"> </w:t>
+            </w:r>
+            <w:proofErr w:type="gramStart"/>
+            <w:r>
+              <w:t>%}</w:t>
+            </w:r>
+            <w:r>
+              <w:rPr>
+                <w:lang w:val="en-US"/>
+              </w:rPr>
+              <w:t>{</w:t>
+            </w:r>
+            <w:proofErr w:type="gramEnd"/>
+            <w:r>
+              <w:rPr>
+                <w:lang w:val="en-US"/>
+              </w:rPr>
+              <w:t xml:space="preserve">% for item in </w:t>
+            </w:r>
+            <w:proofErr w:type="spellStart"/>
+            <w:r>
+              <w:rPr>
+                <w:lang w:val="en-US"/>
+              </w:rPr>
+              <w:t>template_</w:t>
+            </w:r>
+            <w:proofErr w:type="gramStart"/>
+            <w:r>
+              <w:rPr>
+                <w:lang w:val="en-US"/>
+              </w:rPr>
+              <w:t>dict.readme</w:t>
+            </w:r>
+            <w:proofErr w:type="gramEnd"/>
+            <w:r>
+              <w:rPr>
+                <w:lang w:val="en-US"/>
+              </w:rPr>
+              <w:t>_</w:t>
+            </w:r>
+            <w:proofErr w:type="gramStart"/>
+            <w:r>
+              <w:rPr>
+                <w:lang w:val="en-US"/>
+              </w:rPr>
+              <w:t>file.comments</w:t>
+            </w:r>
+            <w:proofErr w:type="spellEnd"/>
+            <w:proofErr w:type="gramEnd"/>
+            <w:r>
+              <w:rPr>
+                <w:lang w:val="en-US"/>
+              </w:rPr>
+              <w:t xml:space="preserve"> </w:t>
+            </w:r>
+            <w:proofErr w:type="gramStart"/>
+            <w:r>
+              <w:rPr>
+                <w:lang w:val="en-US"/>
+              </w:rPr>
+              <w:t xml:space="preserve">%}{{ </w:t>
+            </w:r>
+            <w:proofErr w:type="spellStart"/>
+            <w:r>
+              <w:rPr>
+                <w:lang w:val="en-US"/>
+              </w:rPr>
+              <w:t>loop</w:t>
+            </w:r>
+            <w:proofErr w:type="gramEnd"/>
+            <w:r>
+              <w:rPr>
+                <w:lang w:val="en-US"/>
+              </w:rPr>
+              <w:t>.</w:t>
+            </w:r>
+            <w:proofErr w:type="gramStart"/>
+            <w:r>
+              <w:rPr>
+                <w:lang w:val="en-US"/>
+              </w:rPr>
+              <w:t>index</w:t>
+            </w:r>
+            <w:proofErr w:type="spellEnd"/>
+            <w:r>
+              <w:rPr>
+                <w:lang w:val="en-US"/>
+              </w:rPr>
+              <w:t xml:space="preserve"> }</w:t>
+            </w:r>
+            <w:proofErr w:type="gramEnd"/>
+            <w:r>
+              <w:rPr>
+                <w:lang w:val="en-US"/>
+              </w:rPr>
+              <w:t xml:space="preserve">}. </w:t>
+            </w:r>
+            <w:proofErr w:type="gramStart"/>
+            <w:r>
+              <w:rPr>
+                <w:lang w:val="en-US"/>
+              </w:rPr>
+              <w:t xml:space="preserve">{{ </w:t>
+            </w:r>
+            <w:proofErr w:type="spellStart"/>
+            <w:r>
+              <w:rPr>
+                <w:lang w:val="en-US"/>
+              </w:rPr>
+              <w:t>item</w:t>
+            </w:r>
+            <w:proofErr w:type="gramEnd"/>
+            <w:r>
+              <w:rPr>
+                <w:lang w:val="en-US"/>
+              </w:rPr>
+              <w:t>.file_</w:t>
+            </w:r>
+            <w:proofErr w:type="gramStart"/>
+            <w:r>
+              <w:rPr>
+                <w:lang w:val="en-US"/>
+              </w:rPr>
+              <w:t>name</w:t>
+            </w:r>
+            <w:proofErr w:type="spellEnd"/>
+            <w:r>
+              <w:rPr>
+                <w:lang w:val="en-US"/>
+              </w:rPr>
+              <w:t xml:space="preserve"> }}{</w:t>
+            </w:r>
+            <w:proofErr w:type="gramEnd"/>
+            <w:r>
+              <w:rPr>
+                <w:lang w:val="en-US"/>
+              </w:rPr>
+              <w:t xml:space="preserve">% </w:t>
+            </w:r>
+            <w:proofErr w:type="spellStart"/>
+            <w:proofErr w:type="gramStart"/>
+            <w:r>
+              <w:rPr>
+                <w:lang w:val="en-US"/>
+              </w:rPr>
+              <w:t>endfor</w:t>
+            </w:r>
+            <w:proofErr w:type="spellEnd"/>
+            <w:r>
+              <w:rPr>
+                <w:lang w:val="en-US"/>
+              </w:rPr>
               <w:t xml:space="preserve"> %}</w:t>
             </w:r>
-            <w:r>
-              <w:rPr>
-                <w:lang w:val="en-US"/>
-              </w:rPr>
-              <w:t>{% for item in template_dict.readme_file.comments %}{{ loop.index }}. {{ item.file_name }}{% endfor %}</w:t>
-            </w:r>
-          </w:p>
-          <w:p>
-            <w:pPr>
-              <w:rPr>
-                <w:lang w:val="en-US"/>
-              </w:rPr>
-            </w:pPr>
-            <w:r>
-              <w:t>{% else %}(NONE){% endif %}</w:t>
+            <w:proofErr w:type="gramEnd"/>
+          </w:p>
+          <w:p>
+            <w:pPr>
+              <w:rPr>
+                <w:lang w:val="en-US"/>
+              </w:rPr>
+            </w:pPr>
+            <w:r>
+              <w:t xml:space="preserve">{% else </w:t>
+            </w:r>
+            <w:proofErr w:type="gramStart"/>
+            <w:r>
+              <w:t>%}(</w:t>
+            </w:r>
+            <w:proofErr w:type="gramEnd"/>
+            <w:r>
+              <w:t>NONE</w:t>
+            </w:r>
+            <w:proofErr w:type="gramStart"/>
+            <w:r>
+              <w:t>){</w:t>
+            </w:r>
+            <w:proofErr w:type="gramEnd"/>
+            <w:r>
+              <w:t>% endif %}</w:t>
             </w:r>
           </w:p>
         </w:tc>
@@ -5878,6 +7758,7 @@
                 <w:lang w:val="en-US"/>
               </w:rPr>
             </w:pPr>
+            <w:proofErr w:type="spellStart"/>
             <w:r>
               <w:rPr>
                 <w:lang w:val="en-US"/>
@@ -5890,158 +7771,160 @@
               </w:rPr>
               <w:t>tes</w:t>
             </w:r>
-          </w:p>
-        </w:tc>
-        <w:tc>
-          <w:tcPr>
-            <w:tcW w:w="0" w:type="auto"/>
-            <w:tcBorders>
-              <w:top w:val="single" w:sz="8" w:space="0" w:color="000000"/>
-              <w:left w:val="single" w:sz="8" w:space="0" w:color="000000"/>
-              <w:bottom w:val="single" w:sz="8" w:space="0" w:color="000000"/>
-              <w:right w:val="single" w:sz="8" w:space="0" w:color="000000"/>
-            </w:tcBorders>
-            <w:tcMar>
-              <w:top w:w="100" w:type="dxa"/>
-              <w:left w:w="100" w:type="dxa"/>
-              <w:bottom w:w="100" w:type="dxa"/>
-              <w:right w:w="100" w:type="dxa"/>
-            </w:tcMar>
-            <w:hideMark/>
-          </w:tcPr>
-          <w:p>
-            <w:pPr>
-              <w:rPr>
-                <w:lang w:val="en-US"/>
-              </w:rPr>
-            </w:pPr>
-          </w:p>
-        </w:tc>
-        <w:tc>
-          <w:tcPr>
-            <w:tcW w:w="0" w:type="auto"/>
-            <w:tcBorders>
-              <w:top w:val="single" w:sz="8" w:space="0" w:color="000000"/>
-              <w:left w:val="single" w:sz="8" w:space="0" w:color="000000"/>
-              <w:bottom w:val="single" w:sz="8" w:space="0" w:color="000000"/>
-              <w:right w:val="single" w:sz="8" w:space="0" w:color="000000"/>
-            </w:tcBorders>
-            <w:tcMar>
-              <w:top w:w="100" w:type="dxa"/>
-              <w:left w:w="100" w:type="dxa"/>
-              <w:bottom w:w="100" w:type="dxa"/>
-              <w:right w:w="100" w:type="dxa"/>
-            </w:tcMar>
-            <w:hideMark/>
-          </w:tcPr>
-          <w:p>
-            <w:pPr>
-              <w:rPr>
-                <w:lang w:val="en-US"/>
-              </w:rPr>
-            </w:pPr>
-          </w:p>
-        </w:tc>
-        <w:tc>
-          <w:tcPr>
-            <w:tcW w:w="0" w:type="auto"/>
-            <w:tcBorders>
-              <w:top w:val="single" w:sz="8" w:space="0" w:color="000000"/>
-              <w:left w:val="single" w:sz="8" w:space="0" w:color="000000"/>
-              <w:bottom w:val="single" w:sz="8" w:space="0" w:color="000000"/>
-              <w:right w:val="single" w:sz="8" w:space="0" w:color="000000"/>
-            </w:tcBorders>
-            <w:tcMar>
-              <w:top w:w="100" w:type="dxa"/>
-              <w:left w:w="100" w:type="dxa"/>
-              <w:bottom w:w="100" w:type="dxa"/>
-              <w:right w:w="100" w:type="dxa"/>
-            </w:tcMar>
-            <w:hideMark/>
-          </w:tcPr>
-          <w:p>
-            <w:pPr>
-              <w:rPr>
-                <w:lang w:val="en-US"/>
-              </w:rPr>
-            </w:pPr>
-          </w:p>
-        </w:tc>
-        <w:tc>
-          <w:tcPr>
-            <w:tcW w:w="0" w:type="auto"/>
-            <w:tcBorders>
-              <w:top w:val="single" w:sz="8" w:space="0" w:color="000000"/>
-              <w:left w:val="single" w:sz="8" w:space="0" w:color="000000"/>
-              <w:bottom w:val="single" w:sz="8" w:space="0" w:color="000000"/>
-              <w:right w:val="single" w:sz="8" w:space="0" w:color="000000"/>
-            </w:tcBorders>
-            <w:tcMar>
-              <w:top w:w="100" w:type="dxa"/>
-              <w:left w:w="100" w:type="dxa"/>
-              <w:bottom w:w="100" w:type="dxa"/>
-              <w:right w:w="100" w:type="dxa"/>
-            </w:tcMar>
-            <w:hideMark/>
-          </w:tcPr>
-          <w:p>
-            <w:pPr>
-              <w:rPr>
-                <w:lang w:val="en-US"/>
-              </w:rPr>
-            </w:pPr>
-          </w:p>
-        </w:tc>
-        <w:tc>
-          <w:tcPr>
-            <w:tcW w:w="0" w:type="auto"/>
-            <w:tcBorders>
-              <w:top w:val="single" w:sz="8" w:space="0" w:color="000000"/>
-              <w:left w:val="single" w:sz="8" w:space="0" w:color="000000"/>
-              <w:bottom w:val="single" w:sz="8" w:space="0" w:color="000000"/>
-              <w:right w:val="single" w:sz="8" w:space="0" w:color="000000"/>
-            </w:tcBorders>
-            <w:tcMar>
-              <w:top w:w="100" w:type="dxa"/>
-              <w:left w:w="100" w:type="dxa"/>
-              <w:bottom w:w="100" w:type="dxa"/>
-              <w:right w:w="100" w:type="dxa"/>
-            </w:tcMar>
-            <w:hideMark/>
-          </w:tcPr>
-          <w:p>
-            <w:pPr>
-              <w:rPr>
-                <w:lang w:val="en-US"/>
-              </w:rPr>
-            </w:pPr>
-          </w:p>
-        </w:tc>
-        <w:tc>
-          <w:tcPr>
-            <w:tcW w:w="0" w:type="auto"/>
-            <w:tcBorders>
-              <w:top w:val="single" w:sz="8" w:space="0" w:color="000000"/>
-              <w:left w:val="single" w:sz="8" w:space="0" w:color="000000"/>
-              <w:bottom w:val="single" w:sz="8" w:space="0" w:color="000000"/>
-              <w:right w:val="single" w:sz="8" w:space="0" w:color="000000"/>
-            </w:tcBorders>
-            <w:tcMar>
-              <w:top w:w="100" w:type="dxa"/>
-              <w:left w:w="100" w:type="dxa"/>
-              <w:bottom w:w="100" w:type="dxa"/>
-              <w:right w:w="100" w:type="dxa"/>
-            </w:tcMar>
-            <w:hideMark/>
-          </w:tcPr>
-          <w:p>
-            <w:pPr>
-              <w:rPr>
-                <w:lang w:val="en-US"/>
-              </w:rPr>
-            </w:pPr>
-            <w:r>
-              <w:rPr>
+            <w:proofErr w:type="spellEnd"/>
+          </w:p>
+        </w:tc>
+        <w:tc>
+          <w:tcPr>
+            <w:tcW w:w="0" w:type="auto"/>
+            <w:tcBorders>
+              <w:top w:val="single" w:sz="8" w:space="0" w:color="000000"/>
+              <w:left w:val="single" w:sz="8" w:space="0" w:color="000000"/>
+              <w:bottom w:val="single" w:sz="8" w:space="0" w:color="000000"/>
+              <w:right w:val="single" w:sz="8" w:space="0" w:color="000000"/>
+            </w:tcBorders>
+            <w:tcMar>
+              <w:top w:w="100" w:type="dxa"/>
+              <w:left w:w="100" w:type="dxa"/>
+              <w:bottom w:w="100" w:type="dxa"/>
+              <w:right w:w="100" w:type="dxa"/>
+            </w:tcMar>
+            <w:hideMark/>
+          </w:tcPr>
+          <w:p>
+            <w:pPr>
+              <w:rPr>
+                <w:lang w:val="en-US"/>
+              </w:rPr>
+            </w:pPr>
+          </w:p>
+        </w:tc>
+        <w:tc>
+          <w:tcPr>
+            <w:tcW w:w="0" w:type="auto"/>
+            <w:tcBorders>
+              <w:top w:val="single" w:sz="8" w:space="0" w:color="000000"/>
+              <w:left w:val="single" w:sz="8" w:space="0" w:color="000000"/>
+              <w:bottom w:val="single" w:sz="8" w:space="0" w:color="000000"/>
+              <w:right w:val="single" w:sz="8" w:space="0" w:color="000000"/>
+            </w:tcBorders>
+            <w:tcMar>
+              <w:top w:w="100" w:type="dxa"/>
+              <w:left w:w="100" w:type="dxa"/>
+              <w:bottom w:w="100" w:type="dxa"/>
+              <w:right w:w="100" w:type="dxa"/>
+            </w:tcMar>
+            <w:hideMark/>
+          </w:tcPr>
+          <w:p>
+            <w:pPr>
+              <w:rPr>
+                <w:lang w:val="en-US"/>
+              </w:rPr>
+            </w:pPr>
+          </w:p>
+        </w:tc>
+        <w:tc>
+          <w:tcPr>
+            <w:tcW w:w="0" w:type="auto"/>
+            <w:tcBorders>
+              <w:top w:val="single" w:sz="8" w:space="0" w:color="000000"/>
+              <w:left w:val="single" w:sz="8" w:space="0" w:color="000000"/>
+              <w:bottom w:val="single" w:sz="8" w:space="0" w:color="000000"/>
+              <w:right w:val="single" w:sz="8" w:space="0" w:color="000000"/>
+            </w:tcBorders>
+            <w:tcMar>
+              <w:top w:w="100" w:type="dxa"/>
+              <w:left w:w="100" w:type="dxa"/>
+              <w:bottom w:w="100" w:type="dxa"/>
+              <w:right w:w="100" w:type="dxa"/>
+            </w:tcMar>
+            <w:hideMark/>
+          </w:tcPr>
+          <w:p>
+            <w:pPr>
+              <w:rPr>
+                <w:lang w:val="en-US"/>
+              </w:rPr>
+            </w:pPr>
+          </w:p>
+        </w:tc>
+        <w:tc>
+          <w:tcPr>
+            <w:tcW w:w="0" w:type="auto"/>
+            <w:tcBorders>
+              <w:top w:val="single" w:sz="8" w:space="0" w:color="000000"/>
+              <w:left w:val="single" w:sz="8" w:space="0" w:color="000000"/>
+              <w:bottom w:val="single" w:sz="8" w:space="0" w:color="000000"/>
+              <w:right w:val="single" w:sz="8" w:space="0" w:color="000000"/>
+            </w:tcBorders>
+            <w:tcMar>
+              <w:top w:w="100" w:type="dxa"/>
+              <w:left w:w="100" w:type="dxa"/>
+              <w:bottom w:w="100" w:type="dxa"/>
+              <w:right w:w="100" w:type="dxa"/>
+            </w:tcMar>
+            <w:hideMark/>
+          </w:tcPr>
+          <w:p>
+            <w:pPr>
+              <w:rPr>
+                <w:lang w:val="en-US"/>
+              </w:rPr>
+            </w:pPr>
+          </w:p>
+        </w:tc>
+        <w:tc>
+          <w:tcPr>
+            <w:tcW w:w="0" w:type="auto"/>
+            <w:tcBorders>
+              <w:top w:val="single" w:sz="8" w:space="0" w:color="000000"/>
+              <w:left w:val="single" w:sz="8" w:space="0" w:color="000000"/>
+              <w:bottom w:val="single" w:sz="8" w:space="0" w:color="000000"/>
+              <w:right w:val="single" w:sz="8" w:space="0" w:color="000000"/>
+            </w:tcBorders>
+            <w:tcMar>
+              <w:top w:w="100" w:type="dxa"/>
+              <w:left w:w="100" w:type="dxa"/>
+              <w:bottom w:w="100" w:type="dxa"/>
+              <w:right w:w="100" w:type="dxa"/>
+            </w:tcMar>
+            <w:hideMark/>
+          </w:tcPr>
+          <w:p>
+            <w:pPr>
+              <w:rPr>
+                <w:lang w:val="en-US"/>
+              </w:rPr>
+            </w:pPr>
+          </w:p>
+        </w:tc>
+        <w:tc>
+          <w:tcPr>
+            <w:tcW w:w="0" w:type="auto"/>
+            <w:tcBorders>
+              <w:top w:val="single" w:sz="8" w:space="0" w:color="000000"/>
+              <w:left w:val="single" w:sz="8" w:space="0" w:color="000000"/>
+              <w:bottom w:val="single" w:sz="8" w:space="0" w:color="000000"/>
+              <w:right w:val="single" w:sz="8" w:space="0" w:color="000000"/>
+            </w:tcBorders>
+            <w:tcMar>
+              <w:top w:w="100" w:type="dxa"/>
+              <w:left w:w="100" w:type="dxa"/>
+              <w:bottom w:w="100" w:type="dxa"/>
+              <w:right w:w="100" w:type="dxa"/>
+            </w:tcMar>
+            <w:hideMark/>
+          </w:tcPr>
+          <w:p>
+            <w:pPr>
+              <w:rPr>
+                <w:lang w:val="en-US"/>
+              </w:rPr>
+            </w:pPr>
+            <w:r>
+              <w:rPr>
+                <w:u w:val="single"/>
                 <w:lang w:val="en-US"/>
               </w:rPr>
               <w:t>List typos below with the format ‘</w:t>
@@ -6050,12 +7933,14 @@
               <w:rPr>
                 <w:i/>
                 <w:iCs/>
+                <w:u w:val="single"/>
                 <w:lang w:val="en-US"/>
               </w:rPr>
               <w:t>field: typo</w:t>
             </w:r>
             <w:r>
               <w:rPr>
+                <w:u w:val="single"/>
                 <w:lang w:val="en-US"/>
               </w:rPr>
               <w:t>’:</w:t>
@@ -6069,24 +7954,98 @@
             <w:r>
               <w:t xml:space="preserve">{% if </w:t>
             </w:r>
-            <w:r>
-              <w:rPr>
-                <w:lang w:val="en-US"/>
-              </w:rPr>
-              <w:t>template_dict.typo.comments</w:t>
-            </w:r>
-            <w:r>
-              <w:t xml:space="preserve"> |length &gt; 0</w:t>
-            </w:r>
-            <w:r>
+            <w:proofErr w:type="spellStart"/>
+            <w:r>
+              <w:rPr>
+                <w:lang w:val="en-US"/>
+              </w:rPr>
+              <w:t>template_</w:t>
+            </w:r>
+            <w:proofErr w:type="gramStart"/>
+            <w:r>
+              <w:rPr>
+                <w:lang w:val="en-US"/>
+              </w:rPr>
+              <w:t>dict.typo</w:t>
+            </w:r>
+            <w:proofErr w:type="gramEnd"/>
+            <w:r>
+              <w:rPr>
+                <w:lang w:val="en-US"/>
+              </w:rPr>
+              <w:t>.</w:t>
+            </w:r>
+            <w:proofErr w:type="gramStart"/>
+            <w:r>
+              <w:rPr>
+                <w:lang w:val="en-US"/>
+              </w:rPr>
+              <w:t>comments</w:t>
+            </w:r>
+            <w:proofErr w:type="spellEnd"/>
+            <w:r>
+              <w:t xml:space="preserve"> |length</w:t>
+            </w:r>
+            <w:proofErr w:type="gramEnd"/>
+            <w:r>
+              <w:t xml:space="preserve"> &gt; 0</w:t>
+            </w:r>
+            <w:r>
+              <w:t xml:space="preserve"> </w:t>
+            </w:r>
+            <w:proofErr w:type="gramStart"/>
+            <w:r>
+              <w:t>%}</w:t>
+            </w:r>
+            <w:r>
+              <w:rPr>
+                <w:lang w:val="en-US"/>
+              </w:rPr>
+              <w:t>{</w:t>
+            </w:r>
+            <w:proofErr w:type="gramEnd"/>
+            <w:r>
+              <w:rPr>
+                <w:lang w:val="en-US"/>
+              </w:rPr>
+              <w:t xml:space="preserve">% for item in </w:t>
+            </w:r>
+            <w:proofErr w:type="spellStart"/>
+            <w:r>
+              <w:rPr>
+                <w:lang w:val="en-US"/>
+              </w:rPr>
+              <w:t>template_</w:t>
+            </w:r>
+            <w:proofErr w:type="gramStart"/>
+            <w:r>
+              <w:rPr>
+                <w:lang w:val="en-US"/>
+              </w:rPr>
+              <w:t>dict.typo</w:t>
+            </w:r>
+            <w:proofErr w:type="gramEnd"/>
+            <w:r>
+              <w:rPr>
+                <w:lang w:val="en-US"/>
+              </w:rPr>
+              <w:t>.</w:t>
+            </w:r>
+            <w:proofErr w:type="gramStart"/>
+            <w:r>
+              <w:rPr>
+                <w:lang w:val="en-US"/>
+              </w:rPr>
+              <w:t>comments</w:t>
+            </w:r>
+            <w:proofErr w:type="spellEnd"/>
+            <w:r>
+              <w:rPr>
+                <w:lang w:val="en-US"/>
+              </w:rPr>
               <w:t xml:space="preserve"> %}</w:t>
             </w:r>
-            <w:r>
-              <w:rPr>
-                <w:lang w:val="en-US"/>
-              </w:rPr>
-              <w:t>{% for item in template_dict.typo.comments %}</w:t>
-            </w:r>
+            <w:proofErr w:type="gramEnd"/>
           </w:p>
           <w:p>
             <w:pPr>
@@ -6096,12 +8055,50 @@
                 <w:numId w:val="27"/>
               </w:numPr>
             </w:pPr>
-            <w:r>
-              <w:rPr>
-                <w:lang w:val="en-US"/>
-              </w:rPr>
-              <w:t>{{ item }}{% endfor %}</w:t>
-            </w:r>
+            <w:proofErr w:type="gramStart"/>
+            <w:r>
+              <w:rPr>
+                <w:lang w:val="en-US"/>
+              </w:rPr>
+              <w:t>{{ item</w:t>
+            </w:r>
+            <w:proofErr w:type="gramEnd"/>
+            <w:r>
+              <w:rPr>
+                <w:lang w:val="en-US"/>
+              </w:rPr>
+              <w:t xml:space="preserve"> </w:t>
+            </w:r>
+            <w:proofErr w:type="gramStart"/>
+            <w:r>
+              <w:rPr>
+                <w:lang w:val="en-US"/>
+              </w:rPr>
+              <w:t>}}{</w:t>
+            </w:r>
+            <w:proofErr w:type="gramEnd"/>
+            <w:r>
+              <w:rPr>
+                <w:lang w:val="en-US"/>
+              </w:rPr>
+              <w:t xml:space="preserve">% </w:t>
+            </w:r>
+            <w:proofErr w:type="spellStart"/>
+            <w:proofErr w:type="gramStart"/>
+            <w:r>
+              <w:rPr>
+                <w:lang w:val="en-US"/>
+              </w:rPr>
+              <w:t>endfor</w:t>
+            </w:r>
+            <w:proofErr w:type="spellEnd"/>
+            <w:r>
+              <w:rPr>
+                <w:lang w:val="en-US"/>
+              </w:rPr>
+              <w:t xml:space="preserve"> %}</w:t>
+            </w:r>
+            <w:proofErr w:type="gramEnd"/>
           </w:p>
           <w:p>
             <w:pPr>
@@ -6114,8 +8111,17 @@
               </w:rPr>
             </w:pPr>
             <w:r>
-              <w:t>{% else %}(NONE</w:t>
-            </w:r>
+              <w:t xml:space="preserve">{% else </w:t>
+            </w:r>
+            <w:proofErr w:type="gramStart"/>
+            <w:r>
+              <w:t>%}(</w:t>
+            </w:r>
+            <w:proofErr w:type="gramEnd"/>
+            <w:r>
+              <w:t>NONE</w:t>
+            </w:r>
+            <w:proofErr w:type="gramStart"/>
             <w:r>
               <w:rPr>
                 <w:rFonts w:hint="eastAsia"/>
@@ -6123,7 +8129,11 @@
               <w:t>)</w:t>
             </w:r>
             <w:r>
-              <w:t>{% endif %}</w:t>
+              <w:t>{</w:t>
+            </w:r>
+            <w:proofErr w:type="gramEnd"/>
+            <w:r>
+              <w:t>% endif %}</w:t>
             </w:r>
           </w:p>
         </w:tc>
@@ -6498,11 +8508,13 @@
           <w:p>
             <w:pPr>
               <w:rPr>
-                <w:lang w:val="en-US"/>
-              </w:rPr>
-            </w:pPr>
-            <w:r>
-              <w:rPr>
+                <w:u w:val="single"/>
+                <w:lang w:val="en-US"/>
+              </w:rPr>
+            </w:pPr>
+            <w:r>
+              <w:rPr>
+                <w:u w:val="single"/>
                 <w:lang w:val="en-US"/>
               </w:rPr>
               <w:t xml:space="preserve">List any issues below with the format </w:t>
@@ -6511,12 +8523,14 @@
               <w:rPr>
                 <w:i/>
                 <w:iCs/>
+                <w:u w:val="single"/>
                 <w:lang w:val="en-US"/>
               </w:rPr>
               <w:t>‘field: issue’</w:t>
             </w:r>
             <w:r>
               <w:rPr>
+                <w:u w:val="single"/>
                 <w:lang w:val="en-US"/>
               </w:rPr>
               <w:t>:</w:t>
@@ -6725,8 +8739,29 @@
             <w:r>
               <w:t xml:space="preserve">not </w:t>
             </w:r>
-            <w:r>
-              <w:t>template_dict.none_author_affiliation %}X{% endif %}</w:t>
+            <w:proofErr w:type="spellStart"/>
+            <w:r>
+              <w:t>template_</w:t>
+            </w:r>
+            <w:proofErr w:type="gramStart"/>
+            <w:r>
+              <w:t>dict.none</w:t>
+            </w:r>
+            <w:proofErr w:type="gramEnd"/>
+            <w:r>
+              <w:t>_author_affiliation</w:t>
+            </w:r>
+            <w:proofErr w:type="spellEnd"/>
+            <w:r>
+              <w:t xml:space="preserve"> %}</w:t>
+            </w:r>
+            <w:proofErr w:type="gramStart"/>
+            <w:r>
+              <w:t>X{</w:t>
+            </w:r>
+            <w:proofErr w:type="gramEnd"/>
+            <w:r>
+              <w:t>% endif %}</w:t>
             </w:r>
           </w:p>
         </w:tc>
@@ -6759,8 +8794,29 @@
             <w:r>
               <w:t xml:space="preserve"> </w:t>
             </w:r>
-            <w:r>
-              <w:t>template_dict.none_author_affiliation %}X{% endif %}</w:t>
+            <w:proofErr w:type="spellStart"/>
+            <w:r>
+              <w:t>template_</w:t>
+            </w:r>
+            <w:proofErr w:type="gramStart"/>
+            <w:r>
+              <w:t>dict.none</w:t>
+            </w:r>
+            <w:proofErr w:type="gramEnd"/>
+            <w:r>
+              <w:t>_author_affiliation</w:t>
+            </w:r>
+            <w:proofErr w:type="spellEnd"/>
+            <w:r>
+              <w:t xml:space="preserve"> %}</w:t>
+            </w:r>
+            <w:proofErr w:type="gramStart"/>
+            <w:r>
+              <w:t>X{</w:t>
+            </w:r>
+            <w:proofErr w:type="gramEnd"/>
+            <w:r>
+              <w:t>% endif %}</w:t>
             </w:r>
           </w:p>
         </w:tc>
@@ -7031,11 +9087,24 @@
               </w:rPr>
             </w:pPr>
             <w:r>
-              <w:t>This will check either ‘uoft’, ‘u of t’ or ‘</w:t>
-            </w:r>
-            <w:r>
-              <w:t>university of toronto</w:t>
-            </w:r>
+              <w:t>This will check either ‘</w:t>
+            </w:r>
+            <w:proofErr w:type="spellStart"/>
+            <w:r>
+              <w:t>uoft</w:t>
+            </w:r>
+            <w:proofErr w:type="spellEnd"/>
+            <w:r>
+              <w:t>’, ‘u of t’ or ‘</w:t>
+            </w:r>
+            <w:r>
+              <w:t xml:space="preserve">university of </w:t>
+            </w:r>
+            <w:proofErr w:type="spellStart"/>
+            <w:r>
+              <w:t>toronto</w:t>
+            </w:r>
+            <w:proofErr w:type="spellEnd"/>
             <w:r>
               <w:t xml:space="preserve">’ is filled for the </w:t>
             </w:r>
@@ -7077,47 +9146,105 @@
           </w:tcPr>
           <w:p>
             <w:r>
-              <w:t>{% if not template_dict.</w:t>
-            </w:r>
-            <w:r>
-              <w:rPr>
-                <w:lang w:val="en-US"/>
-              </w:rPr>
-              <w:t>none_author_affiliation_UT</w:t>
-            </w:r>
-            <w:r>
-              <w:t>%}X{% endif %}</w:t>
-            </w:r>
-          </w:p>
-        </w:tc>
-        <w:tc>
-          <w:tcPr>
-            <w:tcW w:w="0" w:type="auto"/>
-            <w:tcBorders>
-              <w:top w:val="single" w:sz="8" w:space="0" w:color="000000"/>
-              <w:left w:val="single" w:sz="8" w:space="0" w:color="000000"/>
-              <w:bottom w:val="single" w:sz="8" w:space="0" w:color="000000"/>
-              <w:right w:val="single" w:sz="8" w:space="0" w:color="000000"/>
-            </w:tcBorders>
-            <w:tcMar>
-              <w:top w:w="100" w:type="dxa"/>
-              <w:left w:w="100" w:type="dxa"/>
-              <w:bottom w:w="100" w:type="dxa"/>
-              <w:right w:w="100" w:type="dxa"/>
-            </w:tcMar>
-          </w:tcPr>
-          <w:p>
-            <w:r>
-              <w:t>{% if template_dict.</w:t>
-            </w:r>
-            <w:r>
-              <w:rPr>
-                <w:lang w:val="en-US"/>
-              </w:rPr>
-              <w:t>none_author_affiliation_UT</w:t>
-            </w:r>
-            <w:r>
-              <w:t xml:space="preserve"> %}X{% endif %}</w:t>
+              <w:t xml:space="preserve">{% if not </w:t>
+            </w:r>
+            <w:proofErr w:type="spellStart"/>
+            <w:r>
+              <w:t>template_</w:t>
+            </w:r>
+            <w:proofErr w:type="gramStart"/>
+            <w:r>
+              <w:t>dict</w:t>
+            </w:r>
+            <w:proofErr w:type="spellEnd"/>
+            <w:r>
+              <w:t>.</w:t>
+            </w:r>
+            <w:proofErr w:type="spellStart"/>
+            <w:r>
+              <w:rPr>
+                <w:lang w:val="en-US"/>
+              </w:rPr>
+              <w:t>none</w:t>
+            </w:r>
+            <w:proofErr w:type="gramEnd"/>
+            <w:r>
+              <w:rPr>
+                <w:lang w:val="en-US"/>
+              </w:rPr>
+              <w:t>_author_affiliation_UT</w:t>
+            </w:r>
+            <w:proofErr w:type="spellEnd"/>
+            <w:r>
+              <w:t>%}</w:t>
+            </w:r>
+            <w:proofErr w:type="gramStart"/>
+            <w:r>
+              <w:t>X{</w:t>
+            </w:r>
+            <w:proofErr w:type="gramEnd"/>
+            <w:r>
+              <w:t>% endif %}</w:t>
+            </w:r>
+          </w:p>
+        </w:tc>
+        <w:tc>
+          <w:tcPr>
+            <w:tcW w:w="0" w:type="auto"/>
+            <w:tcBorders>
+              <w:top w:val="single" w:sz="8" w:space="0" w:color="000000"/>
+              <w:left w:val="single" w:sz="8" w:space="0" w:color="000000"/>
+              <w:bottom w:val="single" w:sz="8" w:space="0" w:color="000000"/>
+              <w:right w:val="single" w:sz="8" w:space="0" w:color="000000"/>
+            </w:tcBorders>
+            <w:tcMar>
+              <w:top w:w="100" w:type="dxa"/>
+              <w:left w:w="100" w:type="dxa"/>
+              <w:bottom w:w="100" w:type="dxa"/>
+              <w:right w:w="100" w:type="dxa"/>
+            </w:tcMar>
+          </w:tcPr>
+          <w:p>
+            <w:r>
+              <w:t xml:space="preserve">{% if </w:t>
+            </w:r>
+            <w:proofErr w:type="spellStart"/>
+            <w:r>
+              <w:t>template_</w:t>
+            </w:r>
+            <w:proofErr w:type="gramStart"/>
+            <w:r>
+              <w:t>dict</w:t>
+            </w:r>
+            <w:proofErr w:type="spellEnd"/>
+            <w:r>
+              <w:t>.</w:t>
+            </w:r>
+            <w:proofErr w:type="spellStart"/>
+            <w:r>
+              <w:rPr>
+                <w:lang w:val="en-US"/>
+              </w:rPr>
+              <w:t>none</w:t>
+            </w:r>
+            <w:proofErr w:type="gramEnd"/>
+            <w:r>
+              <w:rPr>
+                <w:lang w:val="en-US"/>
+              </w:rPr>
+              <w:t>_author_affiliation_UT</w:t>
+            </w:r>
+            <w:proofErr w:type="spellEnd"/>
+            <w:r>
+              <w:t xml:space="preserve"> %}</w:t>
+            </w:r>
+            <w:proofErr w:type="gramStart"/>
+            <w:r>
+              <w:t>X{</w:t>
+            </w:r>
+            <w:proofErr w:type="gramEnd"/>
+            <w:r>
+              <w:t>% endif %}</w:t>
             </w:r>
           </w:p>
         </w:tc>
@@ -7678,7 +9805,6 @@
           <w:p>
             <w:pPr>
               <w:rPr>
-                <w:rFonts w:hint="eastAsia"/>
                 <w:lang w:val="en-US"/>
               </w:rPr>
             </w:pPr>
@@ -7688,7 +9814,17 @@
                 <w:bCs/>
                 <w:lang w:val="en-US"/>
               </w:rPr>
-              <w:t>Does the dataset contain any obvious sensitivity issues, such as direct identifiers?</w:t>
+              <w:t xml:space="preserve">Does the dataset contain any obvious sensitivity issues, such as direct </w:t>
+            </w:r>
+            <w:proofErr w:type="spellStart"/>
+            <w:proofErr w:type="gramStart"/>
+            <w:r>
+              <w:rPr>
+                <w:b/>
+                <w:bCs/>
+                <w:lang w:val="en-US"/>
+              </w:rPr>
+              <w:t>identifiers?</w:t>
             </w:r>
             <w:r>
               <w:rPr>
@@ -7699,6 +9835,8 @@
               </w:rPr>
               <w:t>R</w:t>
             </w:r>
+            <w:proofErr w:type="spellEnd"/>
+            <w:proofErr w:type="gramEnd"/>
           </w:p>
         </w:tc>
         <w:tc>
@@ -7905,11 +10043,13 @@
           <w:p>
             <w:pPr>
               <w:rPr>
-                <w:lang w:val="en-US"/>
-              </w:rPr>
-            </w:pPr>
-            <w:r>
-              <w:rPr>
+                <w:u w:val="single"/>
+                <w:lang w:val="en-US"/>
+              </w:rPr>
+            </w:pPr>
+            <w:r>
+              <w:rPr>
+                <w:u w:val="single"/>
                 <w:lang w:val="en-US"/>
               </w:rPr>
               <w:t>List fields/files below with the format ‘</w:t>
@@ -7918,12 +10058,14 @@
               <w:rPr>
                 <w:i/>
                 <w:iCs/>
+                <w:u w:val="single"/>
                 <w:lang w:val="en-US"/>
               </w:rPr>
               <w:t>field</w:t>
             </w:r>
             <w:r>
               <w:rPr>
+                <w:u w:val="single"/>
                 <w:lang w:val="en-US"/>
               </w:rPr>
               <w:t>/</w:t>
@@ -7932,12 +10074,14 @@
               <w:rPr>
                 <w:i/>
                 <w:iCs/>
+                <w:u w:val="single"/>
                 <w:lang w:val="en-US"/>
               </w:rPr>
               <w:t>file: issue and comments</w:t>
             </w:r>
             <w:r>
               <w:rPr>
+                <w:u w:val="single"/>
                 <w:lang w:val="en-US"/>
               </w:rPr>
               <w:t>’:</w:t>
@@ -8610,13 +10754,32 @@
           </w:tcPr>
           <w:p>
             <w:r>
+              <w:rPr>
+                <w:u w:val="single"/>
+              </w:rPr>
               <w:t>List any restricted files in this dataset:</w:t>
             </w:r>
             <w:r>
               <w:br/>
             </w:r>
             <w:r>
-              <w:t>{% if template_dict.restricted_files.comment</w:t>
+              <w:t xml:space="preserve">{% if </w:t>
+            </w:r>
+            <w:proofErr w:type="spellStart"/>
+            <w:r>
+              <w:t>template_</w:t>
+            </w:r>
+            <w:proofErr w:type="gramStart"/>
+            <w:r>
+              <w:t>dict.restricted</w:t>
+            </w:r>
+            <w:proofErr w:type="gramEnd"/>
+            <w:r>
+              <w:t>_</w:t>
+            </w:r>
+            <w:proofErr w:type="gramStart"/>
+            <w:r>
+              <w:t>files.comment</w:t>
             </w:r>
             <w:r>
               <w:rPr>
@@ -8624,11 +10787,37 @@
               </w:rPr>
               <w:t>s</w:t>
             </w:r>
-            <w:r>
-              <w:t>|length &gt; 0</w:t>
-            </w:r>
-            <w:r>
-              <w:t xml:space="preserve"> %} {% for item in template_dict.restricted_files.comments %} </w:t>
+            <w:proofErr w:type="gramEnd"/>
+            <w:r>
+              <w:t>|length</w:t>
+            </w:r>
+            <w:proofErr w:type="spellEnd"/>
+            <w:r>
+              <w:t xml:space="preserve"> &gt; 0</w:t>
+            </w:r>
+            <w:r>
+              <w:t xml:space="preserve"> %} {% for item in </w:t>
+            </w:r>
+            <w:proofErr w:type="spellStart"/>
+            <w:r>
+              <w:t>template_</w:t>
+            </w:r>
+            <w:proofErr w:type="gramStart"/>
+            <w:r>
+              <w:t>dict.restricted</w:t>
+            </w:r>
+            <w:proofErr w:type="gramEnd"/>
+            <w:r>
+              <w:t>_</w:t>
+            </w:r>
+            <w:proofErr w:type="gramStart"/>
+            <w:r>
+              <w:t>files.comments</w:t>
+            </w:r>
+            <w:proofErr w:type="spellEnd"/>
+            <w:proofErr w:type="gramEnd"/>
+            <w:r>
+              <w:t xml:space="preserve"> %} </w:t>
             </w:r>
           </w:p>
           <w:p>
@@ -8639,23 +10828,70 @@
                 <w:numId w:val="29"/>
               </w:numPr>
             </w:pPr>
-            <w:r>
-              <w:t>{{ item.file_name }} {% endfor %}</w:t>
-            </w:r>
-          </w:p>
-          <w:p>
-            <w:r>
-              <w:t>{% else %}(NONE){% endif %}</w:t>
-            </w:r>
-          </w:p>
-          <w:p>
-            <w:pPr>
-              <w:rPr>
-                <w:lang w:val="en-US"/>
-              </w:rPr>
-            </w:pPr>
-            <w:r>
-              <w:rPr>
+            <w:proofErr w:type="gramStart"/>
+            <w:r>
+              <w:t xml:space="preserve">{{ </w:t>
+            </w:r>
+            <w:proofErr w:type="spellStart"/>
+            <w:r>
+              <w:t>item</w:t>
+            </w:r>
+            <w:proofErr w:type="gramEnd"/>
+            <w:r>
+              <w:t>.file_</w:t>
+            </w:r>
+            <w:proofErr w:type="gramStart"/>
+            <w:r>
+              <w:t>name</w:t>
+            </w:r>
+            <w:proofErr w:type="spellEnd"/>
+            <w:r>
+              <w:t xml:space="preserve"> }</w:t>
+            </w:r>
+            <w:proofErr w:type="gramEnd"/>
+            <w:r>
+              <w:t xml:space="preserve">} {% </w:t>
+            </w:r>
+            <w:proofErr w:type="spellStart"/>
+            <w:r>
+              <w:t>endfor</w:t>
+            </w:r>
+            <w:proofErr w:type="spellEnd"/>
+            <w:r>
+              <w:t xml:space="preserve"> %}</w:t>
+            </w:r>
+          </w:p>
+          <w:p>
+            <w:r>
+              <w:t xml:space="preserve">{% else </w:t>
+            </w:r>
+            <w:proofErr w:type="gramStart"/>
+            <w:r>
+              <w:t>%}(</w:t>
+            </w:r>
+            <w:proofErr w:type="gramEnd"/>
+            <w:r>
+              <w:t>NONE</w:t>
+            </w:r>
+            <w:proofErr w:type="gramStart"/>
+            <w:r>
+              <w:t>){</w:t>
+            </w:r>
+            <w:proofErr w:type="gramEnd"/>
+            <w:r>
+              <w:t>% endif %}</w:t>
+            </w:r>
+          </w:p>
+          <w:p>
+            <w:pPr>
+              <w:rPr>
+                <w:u w:val="single"/>
+                <w:lang w:val="en-US"/>
+              </w:rPr>
+            </w:pPr>
+            <w:r>
+              <w:rPr>
+                <w:u w:val="single"/>
                 <w:lang w:val="en-US"/>
               </w:rPr>
               <w:t>License applied to dataset:</w:t>
@@ -8673,12 +10909,87 @@
               </w:rPr>
             </w:pPr>
             <w:r>
-              <w:t>{% if template_dict.terms_license.licenseName is not none %}{{ template_dict.terms_license.licenseName }}{% else %}(NONE){% endif %}</w:t>
-            </w:r>
-          </w:p>
-          <w:p>
-            <w:pPr>
-              <w:rPr>
+              <w:t xml:space="preserve">{% if </w:t>
+            </w:r>
+            <w:proofErr w:type="spellStart"/>
+            <w:r>
+              <w:t>template_</w:t>
+            </w:r>
+            <w:proofErr w:type="gramStart"/>
+            <w:r>
+              <w:t>dict.terms</w:t>
+            </w:r>
+            <w:proofErr w:type="gramEnd"/>
+            <w:r>
+              <w:t>_</w:t>
+            </w:r>
+            <w:proofErr w:type="gramStart"/>
+            <w:r>
+              <w:t>license.licenseName</w:t>
+            </w:r>
+            <w:proofErr w:type="spellEnd"/>
+            <w:proofErr w:type="gramEnd"/>
+            <w:r>
+              <w:t xml:space="preserve"> is not none </w:t>
+            </w:r>
+            <w:proofErr w:type="gramStart"/>
+            <w:r>
+              <w:t xml:space="preserve">%}{{ </w:t>
+            </w:r>
+            <w:proofErr w:type="spellStart"/>
+            <w:r>
+              <w:t>template</w:t>
+            </w:r>
+            <w:proofErr w:type="gramEnd"/>
+            <w:r>
+              <w:t>_</w:t>
+            </w:r>
+            <w:proofErr w:type="gramStart"/>
+            <w:r>
+              <w:t>dict.terms</w:t>
+            </w:r>
+            <w:proofErr w:type="gramEnd"/>
+            <w:r>
+              <w:t>_</w:t>
+            </w:r>
+            <w:proofErr w:type="gramStart"/>
+            <w:r>
+              <w:t>license.licenseName</w:t>
+            </w:r>
+            <w:proofErr w:type="spellEnd"/>
+            <w:proofErr w:type="gramEnd"/>
+            <w:r>
+              <w:t xml:space="preserve"> </w:t>
+            </w:r>
+            <w:proofErr w:type="gramStart"/>
+            <w:r>
+              <w:t>}}{</w:t>
+            </w:r>
+            <w:proofErr w:type="gramEnd"/>
+            <w:r>
+              <w:t xml:space="preserve">% else </w:t>
+            </w:r>
+            <w:proofErr w:type="gramStart"/>
+            <w:r>
+              <w:t>%}(</w:t>
+            </w:r>
+            <w:proofErr w:type="gramEnd"/>
+            <w:r>
+              <w:t>NONE</w:t>
+            </w:r>
+            <w:proofErr w:type="gramStart"/>
+            <w:r>
+              <w:t>){</w:t>
+            </w:r>
+            <w:proofErr w:type="gramEnd"/>
+            <w:r>
+              <w:t>% endif %}</w:t>
+            </w:r>
+          </w:p>
+          <w:p>
+            <w:pPr>
+              <w:rPr>
+                <w:u w:val="single"/>
                 <w:lang w:val="en-US"/>
               </w:rPr>
             </w:pPr>
@@ -8689,9 +11000,25 @@
             <w:r>
               <w:rPr>
                 <w:rFonts w:hint="eastAsia"/>
-                <w:lang w:val="en-US"/>
-              </w:rPr>
-              <w:t>Terms of Use applied to dataset:</w:t>
+                <w:u w:val="single"/>
+                <w:lang w:val="en-US"/>
+              </w:rPr>
+              <w:t xml:space="preserve">Terms of Use applied to </w:t>
+            </w:r>
+            <w:r>
+              <w:rPr>
+                <w:u w:val="single"/>
+                <w:lang w:val="en-US"/>
+              </w:rPr>
+              <w:t xml:space="preserve">the </w:t>
+            </w:r>
+            <w:r>
+              <w:rPr>
+                <w:rFonts w:hint="eastAsia"/>
+                <w:u w:val="single"/>
+                <w:lang w:val="en-US"/>
+              </w:rPr>
+              <w:t>dataset:</w:t>
             </w:r>
           </w:p>
           <w:tbl>
@@ -8715,19 +11042,87 @@
                     </w:rPr>
                   </w:pPr>
                   <w:r>
-                    <w:t>{% if template_dict.terms_license.</w:t>
+                    <w:t xml:space="preserve">{% if </w:t>
+                  </w:r>
+                  <w:proofErr w:type="spellStart"/>
+                  <w:r>
+                    <w:t>template_</w:t>
+                  </w:r>
+                  <w:proofErr w:type="gramStart"/>
+                  <w:r>
+                    <w:t>dict.terms</w:t>
+                  </w:r>
+                  <w:proofErr w:type="gramEnd"/>
+                  <w:r>
+                    <w:t>_</w:t>
+                  </w:r>
+                  <w:proofErr w:type="gramStart"/>
+                  <w:r>
+                    <w:t>license.</w:t>
                   </w:r>
                   <w:r>
                     <w:t>termsOfUse</w:t>
                   </w:r>
+                  <w:proofErr w:type="spellEnd"/>
+                  <w:proofErr w:type="gramEnd"/>
                   <w:r>
-                    <w:t xml:space="preserve"> is not none %}{{ template_dict.terms_license.</w:t>
+                    <w:t xml:space="preserve"> is not none </w:t>
+                  </w:r>
+                  <w:proofErr w:type="gramStart"/>
+                  <w:r>
+                    <w:t xml:space="preserve">%}{{ </w:t>
+                  </w:r>
+                  <w:proofErr w:type="spellStart"/>
+                  <w:r>
+                    <w:t>template</w:t>
+                  </w:r>
+                  <w:proofErr w:type="gramEnd"/>
+                  <w:r>
+                    <w:t>_</w:t>
+                  </w:r>
+                  <w:proofErr w:type="gramStart"/>
+                  <w:r>
+                    <w:t>dict.terms</w:t>
+                  </w:r>
+                  <w:proofErr w:type="gramEnd"/>
+                  <w:r>
+                    <w:t>_</w:t>
+                  </w:r>
+                  <w:proofErr w:type="gramStart"/>
+                  <w:r>
+                    <w:t>license.</w:t>
                   </w:r>
                   <w:r>
                     <w:t>termsOfUse</w:t>
                   </w:r>
+                  <w:proofErr w:type="spellEnd"/>
+                  <w:proofErr w:type="gramEnd"/>
                   <w:r>
-                    <w:t xml:space="preserve"> }}{% else %}(NONE){% endif %}</w:t>
+                    <w:t xml:space="preserve"> </w:t>
+                  </w:r>
+                  <w:proofErr w:type="gramStart"/>
+                  <w:r>
+                    <w:t>}}{</w:t>
+                  </w:r>
+                  <w:proofErr w:type="gramEnd"/>
+                  <w:r>
+                    <w:t xml:space="preserve">% else </w:t>
+                  </w:r>
+                  <w:proofErr w:type="gramStart"/>
+                  <w:r>
+                    <w:t>%}(</w:t>
+                  </w:r>
+                  <w:proofErr w:type="gramEnd"/>
+                  <w:r>
+                    <w:t>NONE</w:t>
+                  </w:r>
+                  <w:proofErr w:type="gramStart"/>
+                  <w:r>
+                    <w:t>){</w:t>
+                  </w:r>
+                  <w:proofErr w:type="gramEnd"/>
+                  <w:r>
+                    <w:t>% endif %}</w:t>
                   </w:r>
                 </w:p>
               </w:tc>
@@ -8913,7 +11308,21 @@
               <w:rPr>
                 <w:lang w:val="en-US"/>
               </w:rPr>
-              <w:t>If there are restricted files and no Terms of Access, recommend including terms of access.</w:t>
+              <w:t xml:space="preserve">If there are restricted files and no Terms of Access, </w:t>
+            </w:r>
+            <w:proofErr w:type="gramStart"/>
+            <w:r>
+              <w:rPr>
+                <w:lang w:val="en-US"/>
+              </w:rPr>
+              <w:t>recommend</w:t>
+            </w:r>
+            <w:proofErr w:type="gramEnd"/>
+            <w:r>
+              <w:rPr>
+                <w:lang w:val="en-US"/>
+              </w:rPr>
+              <w:t xml:space="preserve"> including terms of access.</w:t>
             </w:r>
           </w:p>
         </w:tc>
@@ -8947,11 +11356,19 @@
               </w:rPr>
               <w:t xml:space="preserve">{% if </w:t>
             </w:r>
-            <w:r>
-              <w:rPr>
-                <w:lang w:val="en-US"/>
-              </w:rPr>
-              <w:t>template_dict.</w:t>
+            <w:proofErr w:type="spellStart"/>
+            <w:r>
+              <w:rPr>
+                <w:lang w:val="en-US"/>
+              </w:rPr>
+              <w:t>template_dict</w:t>
+            </w:r>
+            <w:proofErr w:type="spellEnd"/>
+            <w:r>
+              <w:rPr>
+                <w:lang w:val="en-US"/>
+              </w:rPr>
+              <w:t>.</w:t>
             </w:r>
             <w:r>
               <w:rPr>
@@ -8964,21 +11381,43 @@
               </w:rPr>
               <w:t xml:space="preserve"> </w:t>
             </w:r>
-            <w:r>
-              <w:t>restricted_files</w:t>
-            </w:r>
-            <w:r>
-              <w:rPr>
-                <w:lang w:val="en-US"/>
-              </w:rPr>
-              <w:t>.comments</w:t>
-            </w:r>
+            <w:proofErr w:type="spellStart"/>
+            <w:r>
+              <w:t>restricted_</w:t>
+            </w:r>
+            <w:proofErr w:type="gramStart"/>
+            <w:r>
+              <w:t>files</w:t>
+            </w:r>
+            <w:proofErr w:type="spellEnd"/>
+            <w:r>
+              <w:rPr>
+                <w:lang w:val="en-US"/>
+              </w:rPr>
+              <w:t>.</w:t>
+            </w:r>
+            <w:proofErr w:type="spellStart"/>
+            <w:r>
+              <w:rPr>
+                <w:lang w:val="en-US"/>
+              </w:rPr>
+              <w:t>comments</w:t>
+            </w:r>
+            <w:proofErr w:type="gramEnd"/>
             <w:r>
               <w:rPr>
                 <w:rFonts w:hint="eastAsia"/>
                 <w:lang w:val="en-US"/>
               </w:rPr>
-              <w:t>|length &gt;</w:t>
+              <w:t>|length</w:t>
+            </w:r>
+            <w:proofErr w:type="spellEnd"/>
+            <w:r>
+              <w:rPr>
+                <w:rFonts w:hint="eastAsia"/>
+                <w:lang w:val="en-US"/>
+              </w:rPr>
+              <w:t xml:space="preserve"> &gt;</w:t>
             </w:r>
             <w:r>
               <w:rPr>
@@ -8993,12 +11432,27 @@
               </w:rPr>
               <w:t xml:space="preserve">and </w:t>
             </w:r>
-            <w:r>
-              <w:t>template_dict.terms_license.</w:t>
+            <w:proofErr w:type="spellStart"/>
+            <w:r>
+              <w:t>template_</w:t>
+            </w:r>
+            <w:proofErr w:type="gramStart"/>
+            <w:r>
+              <w:t>dict.terms</w:t>
+            </w:r>
+            <w:proofErr w:type="gramEnd"/>
+            <w:r>
+              <w:t>_</w:t>
+            </w:r>
+            <w:proofErr w:type="gramStart"/>
+            <w:r>
+              <w:t>license.</w:t>
             </w:r>
             <w:r>
               <w:t>termsOfAccess</w:t>
             </w:r>
+            <w:proofErr w:type="spellEnd"/>
+            <w:proofErr w:type="gramEnd"/>
             <w:r>
               <w:t xml:space="preserve"> is not none</w:t>
             </w:r>
@@ -9008,8 +11462,13 @@
               </w:rPr>
               <w:t xml:space="preserve"> %}</w:t>
             </w:r>
-            <w:r>
-              <w:t>X{% endif %}</w:t>
+            <w:proofErr w:type="gramStart"/>
+            <w:r>
+              <w:t>X{</w:t>
+            </w:r>
+            <w:proofErr w:type="gramEnd"/>
+            <w:r>
+              <w:t>% endif %}</w:t>
             </w:r>
           </w:p>
         </w:tc>
@@ -9068,11 +11527,19 @@
               </w:rPr>
               <w:t xml:space="preserve">{% if </w:t>
             </w:r>
-            <w:r>
-              <w:rPr>
-                <w:lang w:val="en-US"/>
-              </w:rPr>
-              <w:t>template_dict.</w:t>
+            <w:proofErr w:type="spellStart"/>
+            <w:r>
+              <w:rPr>
+                <w:lang w:val="en-US"/>
+              </w:rPr>
+              <w:t>template_dict</w:t>
+            </w:r>
+            <w:proofErr w:type="spellEnd"/>
+            <w:r>
+              <w:rPr>
+                <w:lang w:val="en-US"/>
+              </w:rPr>
+              <w:t>.</w:t>
             </w:r>
             <w:r>
               <w:rPr>
@@ -9085,21 +11552,43 @@
               </w:rPr>
               <w:t xml:space="preserve"> </w:t>
             </w:r>
-            <w:r>
-              <w:t>restricted_files</w:t>
-            </w:r>
-            <w:r>
-              <w:rPr>
-                <w:lang w:val="en-US"/>
-              </w:rPr>
-              <w:t>.comments</w:t>
-            </w:r>
+            <w:proofErr w:type="spellStart"/>
+            <w:r>
+              <w:t>restricted_</w:t>
+            </w:r>
+            <w:proofErr w:type="gramStart"/>
+            <w:r>
+              <w:t>files</w:t>
+            </w:r>
+            <w:proofErr w:type="spellEnd"/>
+            <w:r>
+              <w:rPr>
+                <w:lang w:val="en-US"/>
+              </w:rPr>
+              <w:t>.</w:t>
+            </w:r>
+            <w:proofErr w:type="spellStart"/>
+            <w:r>
+              <w:rPr>
+                <w:lang w:val="en-US"/>
+              </w:rPr>
+              <w:t>comments</w:t>
+            </w:r>
+            <w:proofErr w:type="gramEnd"/>
             <w:r>
               <w:rPr>
                 <w:rFonts w:hint="eastAsia"/>
                 <w:lang w:val="en-US"/>
               </w:rPr>
-              <w:t>|length &gt;</w:t>
+              <w:t>|length</w:t>
+            </w:r>
+            <w:proofErr w:type="spellEnd"/>
+            <w:r>
+              <w:rPr>
+                <w:rFonts w:hint="eastAsia"/>
+                <w:lang w:val="en-US"/>
+              </w:rPr>
+              <w:t xml:space="preserve"> &gt;</w:t>
             </w:r>
             <w:r>
               <w:rPr>
@@ -9114,12 +11603,27 @@
               </w:rPr>
               <w:t xml:space="preserve">and </w:t>
             </w:r>
-            <w:r>
-              <w:t>template_dict.terms_license.</w:t>
+            <w:proofErr w:type="spellStart"/>
+            <w:r>
+              <w:t>template_</w:t>
+            </w:r>
+            <w:proofErr w:type="gramStart"/>
+            <w:r>
+              <w:t>dict.terms</w:t>
+            </w:r>
+            <w:proofErr w:type="gramEnd"/>
+            <w:r>
+              <w:t>_</w:t>
+            </w:r>
+            <w:proofErr w:type="gramStart"/>
+            <w:r>
+              <w:t>license.</w:t>
             </w:r>
             <w:r>
               <w:t>termsOfAccess</w:t>
             </w:r>
+            <w:proofErr w:type="spellEnd"/>
+            <w:proofErr w:type="gramEnd"/>
             <w:r>
               <w:t xml:space="preserve"> is none</w:t>
             </w:r>
@@ -9129,8 +11633,13 @@
               </w:rPr>
               <w:t xml:space="preserve"> %}</w:t>
             </w:r>
-            <w:r>
-              <w:t>X{% endif %}</w:t>
+            <w:proofErr w:type="gramStart"/>
+            <w:r>
+              <w:t>X{</w:t>
+            </w:r>
+            <w:proofErr w:type="gramEnd"/>
+            <w:r>
+              <w:t>% endif %}</w:t>
             </w:r>
           </w:p>
         </w:tc>
@@ -9189,11 +11698,19 @@
               </w:rPr>
               <w:t xml:space="preserve">{% if </w:t>
             </w:r>
-            <w:r>
-              <w:rPr>
-                <w:lang w:val="en-US"/>
-              </w:rPr>
-              <w:t>template_dict.</w:t>
+            <w:proofErr w:type="spellStart"/>
+            <w:r>
+              <w:rPr>
+                <w:lang w:val="en-US"/>
+              </w:rPr>
+              <w:t>template_dict</w:t>
+            </w:r>
+            <w:proofErr w:type="spellEnd"/>
+            <w:r>
+              <w:rPr>
+                <w:lang w:val="en-US"/>
+              </w:rPr>
+              <w:t>.</w:t>
             </w:r>
             <w:r>
               <w:rPr>
@@ -9206,21 +11723,43 @@
               </w:rPr>
               <w:t xml:space="preserve"> </w:t>
             </w:r>
-            <w:r>
-              <w:t>restricted_files</w:t>
-            </w:r>
-            <w:r>
-              <w:rPr>
-                <w:lang w:val="en-US"/>
-              </w:rPr>
-              <w:t>.comments</w:t>
-            </w:r>
+            <w:proofErr w:type="spellStart"/>
+            <w:r>
+              <w:t>restricted_</w:t>
+            </w:r>
+            <w:proofErr w:type="gramStart"/>
+            <w:r>
+              <w:t>files</w:t>
+            </w:r>
+            <w:proofErr w:type="spellEnd"/>
+            <w:r>
+              <w:rPr>
+                <w:lang w:val="en-US"/>
+              </w:rPr>
+              <w:t>.</w:t>
+            </w:r>
+            <w:proofErr w:type="spellStart"/>
+            <w:r>
+              <w:rPr>
+                <w:lang w:val="en-US"/>
+              </w:rPr>
+              <w:t>comments</w:t>
+            </w:r>
+            <w:proofErr w:type="gramEnd"/>
             <w:r>
               <w:rPr>
                 <w:rFonts w:hint="eastAsia"/>
                 <w:lang w:val="en-US"/>
               </w:rPr>
-              <w:t>|length ==</w:t>
+              <w:t>|length</w:t>
+            </w:r>
+            <w:proofErr w:type="spellEnd"/>
+            <w:r>
+              <w:rPr>
+                <w:rFonts w:hint="eastAsia"/>
+                <w:lang w:val="en-US"/>
+              </w:rPr>
+              <w:t xml:space="preserve"> ==</w:t>
             </w:r>
             <w:r>
               <w:rPr>
@@ -9233,45 +11772,77 @@
                 <w:rFonts w:hint="eastAsia"/>
                 <w:lang w:val="en-US"/>
               </w:rPr>
-              <w:t xml:space="preserve"> %}X</w:t>
-            </w:r>
-            <w:r>
-              <w:rPr>
-                <w:lang w:val="en-US"/>
-              </w:rPr>
-              <w:t>{% endif %}</w:t>
-            </w:r>
-          </w:p>
-        </w:tc>
-        <w:tc>
-          <w:tcPr>
-            <w:tcW w:w="0" w:type="auto"/>
-            <w:tcBorders>
-              <w:top w:val="single" w:sz="8" w:space="0" w:color="000000"/>
-              <w:left w:val="single" w:sz="8" w:space="0" w:color="000000"/>
-              <w:bottom w:val="single" w:sz="8" w:space="0" w:color="000000"/>
-              <w:right w:val="single" w:sz="8" w:space="0" w:color="000000"/>
-            </w:tcBorders>
-            <w:tcMar>
-              <w:top w:w="100" w:type="dxa"/>
-              <w:left w:w="100" w:type="dxa"/>
-              <w:bottom w:w="100" w:type="dxa"/>
-              <w:right w:w="100" w:type="dxa"/>
-            </w:tcMar>
-            <w:hideMark/>
-          </w:tcPr>
-          <w:p>
-            <w:pPr>
-              <w:rPr>
-                <w:lang w:val="en-US"/>
-              </w:rPr>
-            </w:pPr>
+              <w:t xml:space="preserve"> %}</w:t>
+            </w:r>
+            <w:proofErr w:type="gramStart"/>
             <w:r>
               <w:rPr>
                 <w:rFonts w:hint="eastAsia"/>
                 <w:lang w:val="en-US"/>
               </w:rPr>
-              <w:t>Terms of Access applied to dataset:</w:t>
+              <w:t>X</w:t>
+            </w:r>
+            <w:r>
+              <w:rPr>
+                <w:lang w:val="en-US"/>
+              </w:rPr>
+              <w:t>{</w:t>
+            </w:r>
+            <w:proofErr w:type="gramEnd"/>
+            <w:r>
+              <w:rPr>
+                <w:lang w:val="en-US"/>
+              </w:rPr>
+              <w:t>% endif %}</w:t>
+            </w:r>
+          </w:p>
+        </w:tc>
+        <w:tc>
+          <w:tcPr>
+            <w:tcW w:w="0" w:type="auto"/>
+            <w:tcBorders>
+              <w:top w:val="single" w:sz="8" w:space="0" w:color="000000"/>
+              <w:left w:val="single" w:sz="8" w:space="0" w:color="000000"/>
+              <w:bottom w:val="single" w:sz="8" w:space="0" w:color="000000"/>
+              <w:right w:val="single" w:sz="8" w:space="0" w:color="000000"/>
+            </w:tcBorders>
+            <w:tcMar>
+              <w:top w:w="100" w:type="dxa"/>
+              <w:left w:w="100" w:type="dxa"/>
+              <w:bottom w:w="100" w:type="dxa"/>
+              <w:right w:w="100" w:type="dxa"/>
+            </w:tcMar>
+            <w:hideMark/>
+          </w:tcPr>
+          <w:p>
+            <w:pPr>
+              <w:rPr>
+                <w:u w:val="single"/>
+                <w:lang w:val="en-US"/>
+              </w:rPr>
+            </w:pPr>
+            <w:r>
+              <w:rPr>
+                <w:rFonts w:hint="eastAsia"/>
+                <w:u w:val="single"/>
+                <w:lang w:val="en-US"/>
+              </w:rPr>
+              <w:t xml:space="preserve">Terms of Access applied to </w:t>
+            </w:r>
+            <w:r>
+              <w:rPr>
+                <w:u w:val="single"/>
+                <w:lang w:val="en-US"/>
+              </w:rPr>
+              <w:t xml:space="preserve">the </w:t>
+            </w:r>
+            <w:r>
+              <w:rPr>
+                <w:rFonts w:hint="eastAsia"/>
+                <w:u w:val="single"/>
+                <w:lang w:val="en-US"/>
+              </w:rPr>
+              <w:t>dataset:</w:t>
             </w:r>
           </w:p>
           <w:tbl>
@@ -9295,19 +11866,87 @@
                     </w:rPr>
                   </w:pPr>
                   <w:r>
-                    <w:t>{% if template_dict.terms_license.</w:t>
+                    <w:t xml:space="preserve">{% if </w:t>
+                  </w:r>
+                  <w:proofErr w:type="spellStart"/>
+                  <w:r>
+                    <w:t>template_</w:t>
+                  </w:r>
+                  <w:proofErr w:type="gramStart"/>
+                  <w:r>
+                    <w:t>dict.terms</w:t>
+                  </w:r>
+                  <w:proofErr w:type="gramEnd"/>
+                  <w:r>
+                    <w:t>_</w:t>
+                  </w:r>
+                  <w:proofErr w:type="gramStart"/>
+                  <w:r>
+                    <w:t>license.</w:t>
                   </w:r>
                   <w:r>
                     <w:t>termsOfAccess</w:t>
                   </w:r>
+                  <w:proofErr w:type="spellEnd"/>
+                  <w:proofErr w:type="gramEnd"/>
                   <w:r>
-                    <w:t xml:space="preserve"> is not none %}{{ template_dict.terms_license.</w:t>
+                    <w:t xml:space="preserve"> is not none </w:t>
+                  </w:r>
+                  <w:proofErr w:type="gramStart"/>
+                  <w:r>
+                    <w:t xml:space="preserve">%}{{ </w:t>
+                  </w:r>
+                  <w:proofErr w:type="spellStart"/>
+                  <w:r>
+                    <w:t>template</w:t>
+                  </w:r>
+                  <w:proofErr w:type="gramEnd"/>
+                  <w:r>
+                    <w:t>_</w:t>
+                  </w:r>
+                  <w:proofErr w:type="gramStart"/>
+                  <w:r>
+                    <w:t>dict.terms</w:t>
+                  </w:r>
+                  <w:proofErr w:type="gramEnd"/>
+                  <w:r>
+                    <w:t>_</w:t>
+                  </w:r>
+                  <w:proofErr w:type="gramStart"/>
+                  <w:r>
+                    <w:t>license.</w:t>
                   </w:r>
                   <w:r>
                     <w:t>termsOfAccess</w:t>
                   </w:r>
+                  <w:proofErr w:type="spellEnd"/>
+                  <w:proofErr w:type="gramEnd"/>
                   <w:r>
-                    <w:t xml:space="preserve"> }}{% else %}(NONE){% endif %}</w:t>
+                    <w:t xml:space="preserve"> </w:t>
+                  </w:r>
+                  <w:proofErr w:type="gramStart"/>
+                  <w:r>
+                    <w:t>}}{</w:t>
+                  </w:r>
+                  <w:proofErr w:type="gramEnd"/>
+                  <w:r>
+                    <w:t xml:space="preserve">% else </w:t>
+                  </w:r>
+                  <w:proofErr w:type="gramStart"/>
+                  <w:r>
+                    <w:t>%}(</w:t>
+                  </w:r>
+                  <w:proofErr w:type="gramEnd"/>
+                  <w:r>
+                    <w:t>NONE</w:t>
+                  </w:r>
+                  <w:proofErr w:type="gramStart"/>
+                  <w:r>
+                    <w:t>){</w:t>
+                  </w:r>
+                  <w:proofErr w:type="gramEnd"/>
+                  <w:r>
+                    <w:t>% endif %}</w:t>
                   </w:r>
                 </w:p>
               </w:tc>
@@ -9536,115 +12175,125 @@
           <w:p>
             <w:pPr>
               <w:rPr>
-                <w:rFonts w:hint="eastAsia"/>
-                <w:lang w:val="en-US"/>
-              </w:rPr>
-            </w:pPr>
-          </w:p>
-        </w:tc>
-        <w:tc>
-          <w:tcPr>
-            <w:tcW w:w="0" w:type="auto"/>
-            <w:tcBorders>
-              <w:top w:val="single" w:sz="8" w:space="0" w:color="000000"/>
-              <w:left w:val="single" w:sz="8" w:space="0" w:color="000000"/>
-              <w:bottom w:val="single" w:sz="8" w:space="0" w:color="000000"/>
-              <w:right w:val="single" w:sz="8" w:space="0" w:color="000000"/>
-            </w:tcBorders>
-            <w:tcMar>
-              <w:top w:w="100" w:type="dxa"/>
-              <w:left w:w="100" w:type="dxa"/>
-              <w:bottom w:w="100" w:type="dxa"/>
-              <w:right w:w="100" w:type="dxa"/>
-            </w:tcMar>
-            <w:hideMark/>
-          </w:tcPr>
-          <w:p>
-            <w:pPr>
-              <w:rPr>
-                <w:lang w:val="en-US"/>
-              </w:rPr>
-            </w:pPr>
-          </w:p>
-        </w:tc>
-        <w:tc>
-          <w:tcPr>
-            <w:tcW w:w="0" w:type="auto"/>
-            <w:tcBorders>
-              <w:top w:val="single" w:sz="8" w:space="0" w:color="000000"/>
-              <w:left w:val="single" w:sz="8" w:space="0" w:color="000000"/>
-              <w:bottom w:val="single" w:sz="8" w:space="0" w:color="000000"/>
-              <w:right w:val="single" w:sz="8" w:space="0" w:color="000000"/>
-            </w:tcBorders>
-            <w:tcMar>
-              <w:top w:w="100" w:type="dxa"/>
-              <w:left w:w="100" w:type="dxa"/>
-              <w:bottom w:w="100" w:type="dxa"/>
-              <w:right w:w="100" w:type="dxa"/>
-            </w:tcMar>
-            <w:hideMark/>
-          </w:tcPr>
-          <w:p>
-            <w:pPr>
-              <w:rPr>
-                <w:lang w:val="en-US"/>
-              </w:rPr>
-            </w:pPr>
-          </w:p>
-        </w:tc>
-        <w:tc>
-          <w:tcPr>
-            <w:tcW w:w="0" w:type="auto"/>
-            <w:tcBorders>
-              <w:top w:val="single" w:sz="8" w:space="0" w:color="000000"/>
-              <w:left w:val="single" w:sz="8" w:space="0" w:color="000000"/>
-              <w:bottom w:val="single" w:sz="8" w:space="0" w:color="000000"/>
-              <w:right w:val="single" w:sz="8" w:space="0" w:color="000000"/>
-            </w:tcBorders>
-            <w:tcMar>
-              <w:top w:w="100" w:type="dxa"/>
-              <w:left w:w="100" w:type="dxa"/>
-              <w:bottom w:w="100" w:type="dxa"/>
-              <w:right w:w="100" w:type="dxa"/>
-            </w:tcMar>
-            <w:hideMark/>
-          </w:tcPr>
-          <w:p>
-            <w:pPr>
-              <w:rPr>
-                <w:lang w:val="en-US"/>
-              </w:rPr>
-            </w:pPr>
-          </w:p>
-        </w:tc>
-        <w:tc>
-          <w:tcPr>
-            <w:tcW w:w="0" w:type="auto"/>
-            <w:tcBorders>
-              <w:top w:val="single" w:sz="8" w:space="0" w:color="000000"/>
-              <w:left w:val="single" w:sz="8" w:space="0" w:color="000000"/>
-              <w:bottom w:val="single" w:sz="8" w:space="0" w:color="000000"/>
-              <w:right w:val="single" w:sz="8" w:space="0" w:color="000000"/>
-            </w:tcBorders>
-            <w:tcMar>
-              <w:top w:w="100" w:type="dxa"/>
-              <w:left w:w="100" w:type="dxa"/>
-              <w:bottom w:w="100" w:type="dxa"/>
-              <w:right w:w="100" w:type="dxa"/>
-            </w:tcMar>
-            <w:hideMark/>
-          </w:tcPr>
-          <w:p>
-            <w:pPr>
-              <w:rPr>
-                <w:lang w:val="en-US"/>
-              </w:rPr>
-            </w:pPr>
-            <w:r>
-              <w:rPr>
-                <w:lang w:val="en-US"/>
-              </w:rPr>
-              <w:t>List files that have been flagged as potential third-party datasets:</w:t>
+                <w:lang w:val="en-US"/>
+              </w:rPr>
+            </w:pPr>
+          </w:p>
+        </w:tc>
+        <w:tc>
+          <w:tcPr>
+            <w:tcW w:w="0" w:type="auto"/>
+            <w:tcBorders>
+              <w:top w:val="single" w:sz="8" w:space="0" w:color="000000"/>
+              <w:left w:val="single" w:sz="8" w:space="0" w:color="000000"/>
+              <w:bottom w:val="single" w:sz="8" w:space="0" w:color="000000"/>
+              <w:right w:val="single" w:sz="8" w:space="0" w:color="000000"/>
+            </w:tcBorders>
+            <w:tcMar>
+              <w:top w:w="100" w:type="dxa"/>
+              <w:left w:w="100" w:type="dxa"/>
+              <w:bottom w:w="100" w:type="dxa"/>
+              <w:right w:w="100" w:type="dxa"/>
+            </w:tcMar>
+            <w:hideMark/>
+          </w:tcPr>
+          <w:p>
+            <w:pPr>
+              <w:rPr>
+                <w:lang w:val="en-US"/>
+              </w:rPr>
+            </w:pPr>
+          </w:p>
+        </w:tc>
+        <w:tc>
+          <w:tcPr>
+            <w:tcW w:w="0" w:type="auto"/>
+            <w:tcBorders>
+              <w:top w:val="single" w:sz="8" w:space="0" w:color="000000"/>
+              <w:left w:val="single" w:sz="8" w:space="0" w:color="000000"/>
+              <w:bottom w:val="single" w:sz="8" w:space="0" w:color="000000"/>
+              <w:right w:val="single" w:sz="8" w:space="0" w:color="000000"/>
+            </w:tcBorders>
+            <w:tcMar>
+              <w:top w:w="100" w:type="dxa"/>
+              <w:left w:w="100" w:type="dxa"/>
+              <w:bottom w:w="100" w:type="dxa"/>
+              <w:right w:w="100" w:type="dxa"/>
+            </w:tcMar>
+            <w:hideMark/>
+          </w:tcPr>
+          <w:p>
+            <w:pPr>
+              <w:rPr>
+                <w:lang w:val="en-US"/>
+              </w:rPr>
+            </w:pPr>
+          </w:p>
+        </w:tc>
+        <w:tc>
+          <w:tcPr>
+            <w:tcW w:w="0" w:type="auto"/>
+            <w:tcBorders>
+              <w:top w:val="single" w:sz="8" w:space="0" w:color="000000"/>
+              <w:left w:val="single" w:sz="8" w:space="0" w:color="000000"/>
+              <w:bottom w:val="single" w:sz="8" w:space="0" w:color="000000"/>
+              <w:right w:val="single" w:sz="8" w:space="0" w:color="000000"/>
+            </w:tcBorders>
+            <w:tcMar>
+              <w:top w:w="100" w:type="dxa"/>
+              <w:left w:w="100" w:type="dxa"/>
+              <w:bottom w:w="100" w:type="dxa"/>
+              <w:right w:w="100" w:type="dxa"/>
+            </w:tcMar>
+            <w:hideMark/>
+          </w:tcPr>
+          <w:p>
+            <w:pPr>
+              <w:rPr>
+                <w:lang w:val="en-US"/>
+              </w:rPr>
+            </w:pPr>
+          </w:p>
+        </w:tc>
+        <w:tc>
+          <w:tcPr>
+            <w:tcW w:w="0" w:type="auto"/>
+            <w:tcBorders>
+              <w:top w:val="single" w:sz="8" w:space="0" w:color="000000"/>
+              <w:left w:val="single" w:sz="8" w:space="0" w:color="000000"/>
+              <w:bottom w:val="single" w:sz="8" w:space="0" w:color="000000"/>
+              <w:right w:val="single" w:sz="8" w:space="0" w:color="000000"/>
+            </w:tcBorders>
+            <w:tcMar>
+              <w:top w:w="100" w:type="dxa"/>
+              <w:left w:w="100" w:type="dxa"/>
+              <w:bottom w:w="100" w:type="dxa"/>
+              <w:right w:w="100" w:type="dxa"/>
+            </w:tcMar>
+            <w:hideMark/>
+          </w:tcPr>
+          <w:p>
+            <w:pPr>
+              <w:rPr>
+                <w:u w:val="single"/>
+                <w:lang w:val="en-US"/>
+              </w:rPr>
+            </w:pPr>
+            <w:proofErr w:type="gramStart"/>
+            <w:r>
+              <w:rPr>
+                <w:u w:val="single"/>
+                <w:lang w:val="en-US"/>
+              </w:rPr>
+              <w:t>List</w:t>
+            </w:r>
+            <w:proofErr w:type="gramEnd"/>
+            <w:r>
+              <w:rPr>
+                <w:u w:val="single"/>
+                <w:lang w:val="en-US"/>
+              </w:rPr>
+              <w:t xml:space="preserve"> files that have been flagged as potential third-party datasets:</w:t>
             </w:r>
           </w:p>
           <w:p>

--- a/res/template_medium.docx
+++ b/res/template_medium.docx
@@ -87,57 +87,126 @@
               <w:rPr>
                 <w:rFonts w:hint="eastAsia"/>
               </w:rPr>
-              <w:t xml:space="preserve">Ticket number: </w:t>
-            </w:r>
-            <w:proofErr w:type="gramStart"/>
+              <w:t xml:space="preserve">Ticket number: {{ </w:t>
+            </w:r>
+            <w:proofErr w:type="spellStart"/>
+            <w:r>
+              <w:t>project_info</w:t>
+            </w:r>
             <w:r>
               <w:rPr>
                 <w:rFonts w:hint="eastAsia"/>
               </w:rPr>
-              <w:t xml:space="preserve">{{ </w:t>
+              <w:t>.</w:t>
+            </w:r>
+            <w:r>
+              <w:t>ticket_number</w:t>
+            </w:r>
+            <w:proofErr w:type="spellEnd"/>
+            <w:r>
+              <w:rPr>
+                <w:rFonts w:hint="eastAsia"/>
+              </w:rPr>
+              <w:t xml:space="preserve"> }}</w:t>
+            </w:r>
+          </w:p>
+          <w:p>
+            <w:pPr>
+              <w:spacing w:line="480" w:lineRule="auto"/>
+            </w:pPr>
+            <w:r>
+              <w:t xml:space="preserve">Curator </w:t>
+            </w:r>
+            <w:r>
+              <w:rPr>
+                <w:rFonts w:hint="eastAsia"/>
+              </w:rPr>
+              <w:t>name</w:t>
+            </w:r>
+            <w:r>
+              <w:t>:</w:t>
+            </w:r>
+            <w:r>
+              <w:rPr>
+                <w:rFonts w:hint="eastAsia"/>
+              </w:rPr>
+              <w:t xml:space="preserve"> {{ </w:t>
             </w:r>
             <w:proofErr w:type="spellStart"/>
             <w:r>
-              <w:t>project</w:t>
-            </w:r>
-            <w:proofErr w:type="gramEnd"/>
-            <w:r>
-              <w:t>_</w:t>
-            </w:r>
-            <w:proofErr w:type="gramStart"/>
-            <w:r>
-              <w:t>info</w:t>
+              <w:t>project_info</w:t>
             </w:r>
             <w:r>
               <w:rPr>
                 <w:rFonts w:hint="eastAsia"/>
               </w:rPr>
+              <w:t>.curator_name</w:t>
+            </w:r>
+            <w:proofErr w:type="spellEnd"/>
+            <w:r>
+              <w:rPr>
+                <w:rFonts w:hint="eastAsia"/>
+              </w:rPr>
+              <w:t xml:space="preserve"> }}</w:t>
+            </w:r>
+          </w:p>
+          <w:p>
+            <w:pPr>
+              <w:spacing w:line="480" w:lineRule="auto"/>
+            </w:pPr>
+            <w:r>
+              <w:rPr>
+                <w:rFonts w:hint="eastAsia"/>
+              </w:rPr>
+              <w:t xml:space="preserve">Curator email: {{ </w:t>
+            </w:r>
+            <w:proofErr w:type="spellStart"/>
+            <w:r>
+              <w:t>project_info</w:t>
+            </w:r>
+            <w:r>
+              <w:rPr>
+                <w:rFonts w:hint="eastAsia"/>
+              </w:rPr>
               <w:t>.</w:t>
             </w:r>
             <w:r>
-              <w:t>ticket</w:t>
-            </w:r>
-            <w:proofErr w:type="gramEnd"/>
-            <w:r>
-              <w:t>_</w:t>
-            </w:r>
-            <w:proofErr w:type="gramStart"/>
-            <w:r>
-              <w:t>number</w:t>
+              <w:t>curator_email</w:t>
             </w:r>
             <w:proofErr w:type="spellEnd"/>
             <w:r>
               <w:rPr>
                 <w:rFonts w:hint="eastAsia"/>
               </w:rPr>
-              <w:t xml:space="preserve"> }</w:t>
-            </w:r>
-            <w:proofErr w:type="gramEnd"/>
+              <w:t xml:space="preserve"> }}</w:t>
+            </w:r>
+          </w:p>
+          <w:p>
+            <w:pPr>
+              <w:spacing w:line="480" w:lineRule="auto"/>
+            </w:pPr>
             <w:r>
               <w:rPr>
                 <w:rFonts w:hint="eastAsia"/>
               </w:rPr>
-              <w:t>}</w:t>
+              <w:t xml:space="preserve">Dataset title: {{ </w:t>
+            </w:r>
+            <w:proofErr w:type="spellStart"/>
+            <w:r>
+              <w:rPr>
+                <w:rFonts w:hint="eastAsia"/>
+              </w:rPr>
+              <w:t>dataset.</w:t>
+            </w:r>
+            <w:r>
+              <w:t>DatasetTitle</w:t>
+            </w:r>
+            <w:proofErr w:type="spellEnd"/>
+            <w:r>
+              <w:rPr>
+                <w:rFonts w:hint="eastAsia"/>
+              </w:rPr>
+              <w:t xml:space="preserve"> }}</w:t>
             </w:r>
           </w:p>
           <w:p>
@@ -145,354 +214,95 @@
               <w:spacing w:line="480" w:lineRule="auto"/>
             </w:pPr>
             <w:r>
-              <w:t xml:space="preserve">Curator </w:t>
-            </w:r>
-            <w:r>
               <w:rPr>
                 <w:rFonts w:hint="eastAsia"/>
               </w:rPr>
-              <w:t>name</w:t>
-            </w:r>
-            <w:r>
-              <w:t>:</w:t>
+              <w:t xml:space="preserve">Dataset </w:t>
+            </w:r>
+            <w:r>
+              <w:t>persistent</w:t>
             </w:r>
             <w:r>
               <w:rPr>
                 <w:rFonts w:hint="eastAsia"/>
               </w:rPr>
-              <w:t xml:space="preserve"> </w:t>
-            </w:r>
-            <w:proofErr w:type="gramStart"/>
+              <w:t xml:space="preserve"> identifier: {{ </w:t>
+            </w:r>
+            <w:proofErr w:type="spellStart"/>
             <w:r>
               <w:rPr>
                 <w:rFonts w:hint="eastAsia"/>
               </w:rPr>
-              <w:t xml:space="preserve">{{ </w:t>
+              <w:t>dataset.</w:t>
+            </w:r>
+            <w:r>
+              <w:t>DatasetPersistentId</w:t>
+            </w:r>
+            <w:proofErr w:type="spellEnd"/>
+            <w:r>
+              <w:rPr>
+                <w:rFonts w:hint="eastAsia"/>
+              </w:rPr>
+              <w:t xml:space="preserve">  }}</w:t>
+            </w:r>
+          </w:p>
+          <w:p>
+            <w:pPr>
+              <w:spacing w:line="480" w:lineRule="auto"/>
+            </w:pPr>
+            <w:r>
+              <w:rPr>
+                <w:rFonts w:hint="eastAsia"/>
+              </w:rPr>
+              <w:t>Dataset ID (versioned): {{ dataset.ID  }}</w:t>
+            </w:r>
+          </w:p>
+          <w:p>
+            <w:pPr>
+              <w:spacing w:line="480" w:lineRule="auto"/>
+            </w:pPr>
+            <w:r>
+              <w:rPr>
+                <w:rFonts w:hint="eastAsia"/>
+              </w:rPr>
+              <w:t xml:space="preserve">Dataset access URL: {{ </w:t>
             </w:r>
             <w:proofErr w:type="spellStart"/>
             <w:r>
-              <w:t>project</w:t>
-            </w:r>
-            <w:proofErr w:type="gramEnd"/>
-            <w:r>
-              <w:t>_</w:t>
-            </w:r>
-            <w:proofErr w:type="gramStart"/>
-            <w:r>
-              <w:t>info</w:t>
-            </w:r>
-            <w:r>
               <w:rPr>
                 <w:rFonts w:hint="eastAsia"/>
               </w:rPr>
-              <w:t>.curator</w:t>
-            </w:r>
-            <w:proofErr w:type="gramEnd"/>
+              <w:t>dataset.</w:t>
+            </w:r>
+            <w:r>
+              <w:t>DatasetURL</w:t>
+            </w:r>
+            <w:proofErr w:type="spellEnd"/>
             <w:r>
               <w:rPr>
                 <w:rFonts w:hint="eastAsia"/>
               </w:rPr>
-              <w:t>_</w:t>
-            </w:r>
-            <w:proofErr w:type="gramStart"/>
+              <w:t xml:space="preserve"> }}</w:t>
+            </w:r>
+          </w:p>
+          <w:p>
+            <w:pPr>
+              <w:spacing w:line="480" w:lineRule="auto"/>
+            </w:pPr>
             <w:r>
               <w:rPr>
                 <w:rFonts w:hint="eastAsia"/>
               </w:rPr>
-              <w:t>name</w:t>
-            </w:r>
-            <w:proofErr w:type="spellEnd"/>
+              <w:t xml:space="preserve">Log </w:t>
+            </w:r>
+            <w:r>
+              <w:t>initial</w:t>
+            </w:r>
             <w:r>
               <w:rPr>
                 <w:rFonts w:hint="eastAsia"/>
               </w:rPr>
-              <w:t xml:space="preserve"> }</w:t>
-            </w:r>
-            <w:proofErr w:type="gramEnd"/>
-            <w:r>
-              <w:rPr>
-                <w:rFonts w:hint="eastAsia"/>
-              </w:rPr>
-              <w:t>}</w:t>
-            </w:r>
-          </w:p>
-          <w:p>
-            <w:pPr>
-              <w:spacing w:line="480" w:lineRule="auto"/>
-            </w:pPr>
-            <w:r>
-              <w:rPr>
-                <w:rFonts w:hint="eastAsia"/>
-              </w:rPr>
-              <w:t xml:space="preserve">Curator email: </w:t>
-            </w:r>
-            <w:proofErr w:type="gramStart"/>
-            <w:r>
-              <w:rPr>
-                <w:rFonts w:hint="eastAsia"/>
-              </w:rPr>
-              <w:t xml:space="preserve">{{ </w:t>
-            </w:r>
-            <w:proofErr w:type="spellStart"/>
-            <w:r>
-              <w:t>project</w:t>
-            </w:r>
-            <w:proofErr w:type="gramEnd"/>
-            <w:r>
-              <w:t>_</w:t>
-            </w:r>
-            <w:proofErr w:type="gramStart"/>
-            <w:r>
-              <w:t>info</w:t>
-            </w:r>
-            <w:r>
-              <w:rPr>
-                <w:rFonts w:hint="eastAsia"/>
-              </w:rPr>
-              <w:t>.</w:t>
-            </w:r>
-            <w:r>
-              <w:t>curator</w:t>
-            </w:r>
-            <w:proofErr w:type="gramEnd"/>
-            <w:r>
-              <w:t>_</w:t>
-            </w:r>
-            <w:proofErr w:type="gramStart"/>
-            <w:r>
-              <w:t>email</w:t>
-            </w:r>
-            <w:proofErr w:type="spellEnd"/>
-            <w:r>
-              <w:rPr>
-                <w:rFonts w:hint="eastAsia"/>
-              </w:rPr>
-              <w:t xml:space="preserve"> }</w:t>
-            </w:r>
-            <w:proofErr w:type="gramEnd"/>
-            <w:r>
-              <w:rPr>
-                <w:rFonts w:hint="eastAsia"/>
-              </w:rPr>
-              <w:t>}</w:t>
-            </w:r>
-          </w:p>
-          <w:p>
-            <w:pPr>
-              <w:spacing w:line="480" w:lineRule="auto"/>
-            </w:pPr>
-            <w:r>
-              <w:rPr>
-                <w:rFonts w:hint="eastAsia"/>
-              </w:rPr>
-              <w:t xml:space="preserve">Dataset title: </w:t>
-            </w:r>
-            <w:proofErr w:type="gramStart"/>
-            <w:r>
-              <w:rPr>
-                <w:rFonts w:hint="eastAsia"/>
-              </w:rPr>
-              <w:t xml:space="preserve">{{ </w:t>
-            </w:r>
-            <w:proofErr w:type="spellStart"/>
-            <w:r>
-              <w:rPr>
-                <w:rFonts w:hint="eastAsia"/>
-              </w:rPr>
-              <w:t>dataset</w:t>
-            </w:r>
-            <w:proofErr w:type="gramEnd"/>
-            <w:r>
-              <w:rPr>
-                <w:rFonts w:hint="eastAsia"/>
-              </w:rPr>
-              <w:t>.</w:t>
-            </w:r>
-            <w:proofErr w:type="gramStart"/>
-            <w:r>
-              <w:t>DatasetTitle</w:t>
-            </w:r>
-            <w:proofErr w:type="spellEnd"/>
-            <w:r>
-              <w:rPr>
-                <w:rFonts w:hint="eastAsia"/>
-              </w:rPr>
-              <w:t xml:space="preserve"> }</w:t>
-            </w:r>
-            <w:proofErr w:type="gramEnd"/>
-            <w:r>
-              <w:rPr>
-                <w:rFonts w:hint="eastAsia"/>
-              </w:rPr>
-              <w:t>}</w:t>
-            </w:r>
-          </w:p>
-          <w:p>
-            <w:pPr>
-              <w:spacing w:line="480" w:lineRule="auto"/>
-            </w:pPr>
-            <w:r>
-              <w:rPr>
-                <w:rFonts w:hint="eastAsia"/>
-              </w:rPr>
-              <w:t xml:space="preserve">Dataset </w:t>
-            </w:r>
-            <w:r>
-              <w:t>persistent</w:t>
-            </w:r>
-            <w:r>
-              <w:rPr>
-                <w:rFonts w:hint="eastAsia"/>
-              </w:rPr>
-              <w:t xml:space="preserve"> identifier: </w:t>
-            </w:r>
-            <w:proofErr w:type="gramStart"/>
-            <w:r>
-              <w:rPr>
-                <w:rFonts w:hint="eastAsia"/>
-              </w:rPr>
-              <w:t xml:space="preserve">{{ </w:t>
-            </w:r>
-            <w:proofErr w:type="spellStart"/>
-            <w:r>
-              <w:rPr>
-                <w:rFonts w:hint="eastAsia"/>
-              </w:rPr>
-              <w:t>dataset</w:t>
-            </w:r>
-            <w:proofErr w:type="gramEnd"/>
-            <w:r>
-              <w:rPr>
-                <w:rFonts w:hint="eastAsia"/>
-              </w:rPr>
-              <w:t>.</w:t>
-            </w:r>
-            <w:proofErr w:type="gramStart"/>
-            <w:r>
-              <w:t>DatasetPersistentId</w:t>
-            </w:r>
-            <w:proofErr w:type="spellEnd"/>
-            <w:r>
-              <w:rPr>
-                <w:rFonts w:hint="eastAsia"/>
-              </w:rPr>
-              <w:t xml:space="preserve">  }</w:t>
-            </w:r>
-            <w:proofErr w:type="gramEnd"/>
-            <w:r>
-              <w:rPr>
-                <w:rFonts w:hint="eastAsia"/>
-              </w:rPr>
-              <w:t>}</w:t>
-            </w:r>
-          </w:p>
-          <w:p>
-            <w:pPr>
-              <w:spacing w:line="480" w:lineRule="auto"/>
-            </w:pPr>
-            <w:r>
-              <w:rPr>
-                <w:rFonts w:hint="eastAsia"/>
-              </w:rPr>
-              <w:t xml:space="preserve">Dataset ID (versioned): </w:t>
-            </w:r>
-            <w:proofErr w:type="gramStart"/>
-            <w:r>
-              <w:rPr>
-                <w:rFonts w:hint="eastAsia"/>
-              </w:rPr>
-              <w:t>{{ dataset.ID  }</w:t>
-            </w:r>
-            <w:proofErr w:type="gramEnd"/>
-            <w:r>
-              <w:rPr>
-                <w:rFonts w:hint="eastAsia"/>
-              </w:rPr>
-              <w:t>}</w:t>
-            </w:r>
-          </w:p>
-          <w:p>
-            <w:pPr>
-              <w:spacing w:line="480" w:lineRule="auto"/>
-            </w:pPr>
-            <w:r>
-              <w:rPr>
-                <w:rFonts w:hint="eastAsia"/>
-              </w:rPr>
-              <w:t xml:space="preserve">Dataset access URL: </w:t>
-            </w:r>
-            <w:proofErr w:type="gramStart"/>
-            <w:r>
-              <w:rPr>
-                <w:rFonts w:hint="eastAsia"/>
-              </w:rPr>
-              <w:t xml:space="preserve">{{ </w:t>
-            </w:r>
-            <w:proofErr w:type="spellStart"/>
-            <w:r>
-              <w:rPr>
-                <w:rFonts w:hint="eastAsia"/>
-              </w:rPr>
-              <w:t>dataset</w:t>
-            </w:r>
-            <w:proofErr w:type="gramEnd"/>
-            <w:r>
-              <w:rPr>
-                <w:rFonts w:hint="eastAsia"/>
-              </w:rPr>
-              <w:t>.</w:t>
-            </w:r>
-            <w:proofErr w:type="gramStart"/>
-            <w:r>
-              <w:t>DatasetURL</w:t>
-            </w:r>
-            <w:proofErr w:type="spellEnd"/>
-            <w:r>
-              <w:rPr>
-                <w:rFonts w:hint="eastAsia"/>
-              </w:rPr>
-              <w:t xml:space="preserve"> }</w:t>
-            </w:r>
-            <w:proofErr w:type="gramEnd"/>
-            <w:r>
-              <w:rPr>
-                <w:rFonts w:hint="eastAsia"/>
-              </w:rPr>
-              <w:t>}</w:t>
-            </w:r>
-          </w:p>
-          <w:p>
-            <w:pPr>
-              <w:spacing w:line="480" w:lineRule="auto"/>
-            </w:pPr>
-            <w:r>
-              <w:rPr>
-                <w:rFonts w:hint="eastAsia"/>
-              </w:rPr>
-              <w:t xml:space="preserve">Log </w:t>
-            </w:r>
-            <w:r>
-              <w:t>initial</w:t>
-            </w:r>
-            <w:r>
-              <w:rPr>
-                <w:rFonts w:hint="eastAsia"/>
-              </w:rPr>
-              <w:t xml:space="preserve"> generated date: </w:t>
-            </w:r>
-            <w:proofErr w:type="gramStart"/>
-            <w:r>
-              <w:rPr>
-                <w:rFonts w:hint="eastAsia"/>
-              </w:rPr>
-              <w:t>{{ timestamp</w:t>
-            </w:r>
-            <w:proofErr w:type="gramEnd"/>
-            <w:r>
-              <w:rPr>
-                <w:rFonts w:hint="eastAsia"/>
-              </w:rPr>
-              <w:t xml:space="preserve"> }}</w:t>
+              <w:t xml:space="preserve"> generated date: {{ timestamp }}</w:t>
             </w:r>
           </w:p>
           <w:p>
@@ -1350,9 +1160,25 @@
                 <w:bCs/>
                 <w:lang w:val="en-US"/>
               </w:rPr>
-              <w:t>dataverse</w:t>
+              <w:t>d</w:t>
+            </w:r>
+            <w:r>
+              <w:rPr>
+                <w:b/>
+                <w:bCs/>
+                <w:lang w:val="en-US"/>
+              </w:rPr>
+              <w:t>ataverse</w:t>
             </w:r>
             <w:proofErr w:type="spellEnd"/>
+            <w:r>
+              <w:rPr>
+                <w:b/>
+                <w:bCs/>
+                <w:lang w:val="en-US"/>
+              </w:rPr>
+              <w:t xml:space="preserve"> collection </w:t>
+            </w:r>
             <w:r>
               <w:rPr>
                 <w:b/>
@@ -1582,7 +1408,7 @@
                 <w:u w:val="single"/>
                 <w:lang w:val="en-US"/>
               </w:rPr>
-              <w:t xml:space="preserve">If applicable, list any previously created </w:t>
+              <w:t xml:space="preserve">List all </w:t>
             </w:r>
             <w:proofErr w:type="spellStart"/>
             <w:r>
@@ -1598,7 +1424,7 @@
                 <w:u w:val="single"/>
                 <w:lang w:val="en-US"/>
               </w:rPr>
-              <w:t xml:space="preserve"> that contains the depositors' dataset:</w:t>
+              <w:t xml:space="preserve"> collections that contain the depositors' dataset:</w:t>
             </w:r>
             <w:r>
               <w:rPr>
@@ -1611,22 +1437,9 @@
             </w:r>
             <w:proofErr w:type="spellStart"/>
             <w:r>
-              <w:t>template_</w:t>
-            </w:r>
-            <w:proofErr w:type="gramStart"/>
-            <w:r>
-              <w:t>dict.dv</w:t>
-            </w:r>
-            <w:proofErr w:type="gramEnd"/>
-            <w:r>
-              <w:t>_</w:t>
-            </w:r>
-            <w:proofErr w:type="gramStart"/>
-            <w:r>
-              <w:t>record.comments</w:t>
+              <w:t>template_dict.dv_record.comments</w:t>
             </w:r>
             <w:proofErr w:type="spellEnd"/>
-            <w:proofErr w:type="gramEnd"/>
             <w:r>
               <w:t xml:space="preserve"> %} </w:t>
             </w:r>
@@ -1644,22 +1457,12 @@
               <w:t xml:space="preserve"> in </w:t>
             </w:r>
             <w:proofErr w:type="spellStart"/>
-            <w:proofErr w:type="gramStart"/>
             <w:r>
               <w:t>item.items</w:t>
             </w:r>
             <w:proofErr w:type="spellEnd"/>
-            <w:proofErr w:type="gramEnd"/>
-            <w:r>
-              <w:t xml:space="preserve">() %} </w:t>
-            </w:r>
-            <w:proofErr w:type="gramStart"/>
-            <w:r>
-              <w:t>{{ author</w:t>
-            </w:r>
-            <w:proofErr w:type="gramEnd"/>
-            <w:r>
-              <w:t xml:space="preserve"> }}</w:t>
+            <w:r>
+              <w:t>() %} {{ author }}</w:t>
             </w:r>
             <w:r>
               <w:rPr>
@@ -1680,29 +1483,16 @@
             <w:r>
               <w:t xml:space="preserve"> %} </w:t>
             </w:r>
-            <w:proofErr w:type="gramStart"/>
             <w:r>
               <w:t xml:space="preserve">{{ </w:t>
             </w:r>
             <w:proofErr w:type="spellStart"/>
             <w:r>
-              <w:t>loop</w:t>
-            </w:r>
-            <w:proofErr w:type="gramEnd"/>
-            <w:r>
-              <w:t>.</w:t>
-            </w:r>
-            <w:proofErr w:type="gramStart"/>
-            <w:r>
-              <w:t>index</w:t>
+              <w:t>loop.index</w:t>
             </w:r>
             <w:proofErr w:type="spellEnd"/>
             <w:r>
-              <w:t xml:space="preserve"> }</w:t>
-            </w:r>
-            <w:proofErr w:type="gramEnd"/>
-            <w:r>
-              <w:t>}.</w:t>
+              <w:t xml:space="preserve"> }}.</w:t>
             </w:r>
             <w:r>
               <w:rPr>
@@ -1710,13 +1500,8 @@
               </w:rPr>
               <w:t xml:space="preserve"> </w:t>
             </w:r>
-            <w:proofErr w:type="gramStart"/>
-            <w:r>
-              <w:t>{{ dataverse</w:t>
-            </w:r>
-            <w:proofErr w:type="gramEnd"/>
-            <w:r>
-              <w:t xml:space="preserve"> }}</w:t>
+            <w:r>
+              <w:t>{{ dataverse }}</w:t>
             </w:r>
             <w:r>
               <w:br/>
@@ -2154,7 +1939,6 @@
               </w:rPr>
               <w:br/>
             </w:r>
-            <w:proofErr w:type="gramStart"/>
             <w:r>
               <w:rPr>
                 <w:rFonts w:hint="eastAsia"/>
@@ -2178,21 +1962,7 @@
               <w:rPr>
                 <w:lang w:val="en-US"/>
               </w:rPr>
-              <w:t>ds</w:t>
-            </w:r>
-            <w:proofErr w:type="gramEnd"/>
-            <w:r>
-              <w:rPr>
-                <w:lang w:val="en-US"/>
-              </w:rPr>
-              <w:t>_tree_</w:t>
-            </w:r>
-            <w:proofErr w:type="gramStart"/>
-            <w:r>
-              <w:rPr>
-                <w:lang w:val="en-US"/>
-              </w:rPr>
-              <w:t>info</w:t>
+              <w:t>ds_tree_info</w:t>
             </w:r>
             <w:r>
               <w:rPr>
@@ -2207,7 +1977,6 @@
               <w:t>parentDataverseName</w:t>
             </w:r>
             <w:proofErr w:type="spellEnd"/>
-            <w:proofErr w:type="gramEnd"/>
             <w:r>
               <w:rPr>
                 <w:rFonts w:hint="eastAsia"/>
@@ -2231,7 +2000,6 @@
             <w:r>
               <w:br/>
             </w:r>
-            <w:proofErr w:type="gramStart"/>
             <w:r>
               <w:rPr>
                 <w:lang w:val="en-US"/>
@@ -2251,24 +2019,9 @@
               <w:rPr>
                 <w:lang w:val="en-US"/>
               </w:rPr>
-              <w:t>ds</w:t>
-            </w:r>
-            <w:proofErr w:type="gramEnd"/>
-            <w:r>
-              <w:rPr>
-                <w:lang w:val="en-US"/>
-              </w:rPr>
-              <w:t>_tree_</w:t>
-            </w:r>
-            <w:proofErr w:type="gramStart"/>
-            <w:r>
-              <w:rPr>
-                <w:lang w:val="en-US"/>
-              </w:rPr>
-              <w:t>info.path</w:t>
+              <w:t>ds_tree_info.path</w:t>
             </w:r>
             <w:proofErr w:type="spellEnd"/>
-            <w:proofErr w:type="gramEnd"/>
             <w:r>
               <w:t>}}</w:t>
             </w:r>
@@ -2430,7 +2183,7 @@
                 <w:bCs/>
                 <w:lang w:val="en-US"/>
               </w:rPr>
-              <w:t>?</w:t>
+              <w:t xml:space="preserve"> collection?</w:t>
             </w:r>
           </w:p>
         </w:tc>
@@ -2571,21 +2324,7 @@
               <w:rPr>
                 <w:lang w:val="en-US"/>
               </w:rPr>
-              <w:t xml:space="preserve">Confirm with the depositor that they </w:t>
-            </w:r>
-            <w:proofErr w:type="gramStart"/>
-            <w:r>
-              <w:rPr>
-                <w:lang w:val="en-US"/>
-              </w:rPr>
-              <w:t>actually require</w:t>
-            </w:r>
-            <w:proofErr w:type="gramEnd"/>
-            <w:r>
-              <w:rPr>
-                <w:lang w:val="en-US"/>
-              </w:rPr>
-              <w:t xml:space="preserve"> a </w:t>
+              <w:t xml:space="preserve">Confirm with the depositor that they actually require a </w:t>
             </w:r>
             <w:proofErr w:type="spellStart"/>
             <w:r>
@@ -3301,56 +3040,14 @@
               <w:rPr>
                 <w:lang w:val="en-US"/>
               </w:rPr>
-              <w:t>template_</w:t>
-            </w:r>
-            <w:proofErr w:type="gramStart"/>
-            <w:r>
-              <w:rPr>
-                <w:lang w:val="en-US"/>
-              </w:rPr>
-              <w:t>dict.file</w:t>
-            </w:r>
-            <w:proofErr w:type="gramEnd"/>
-            <w:r>
-              <w:rPr>
-                <w:lang w:val="en-US"/>
-              </w:rPr>
-              <w:t>_</w:t>
-            </w:r>
-            <w:proofErr w:type="gramStart"/>
-            <w:r>
-              <w:rPr>
-                <w:lang w:val="en-US"/>
-              </w:rPr>
-              <w:t>ext.comments</w:t>
-            </w:r>
-            <w:proofErr w:type="gramEnd"/>
-            <w:r>
-              <w:rPr>
-                <w:lang w:val="en-US"/>
-              </w:rPr>
-              <w:t>|length</w:t>
+              <w:t>template_dict.file_ext.comments|length</w:t>
             </w:r>
             <w:proofErr w:type="spellEnd"/>
             <w:r>
               <w:rPr>
                 <w:lang w:val="en-US"/>
               </w:rPr>
-              <w:t xml:space="preserve"> == 0 %}</w:t>
-            </w:r>
-            <w:proofErr w:type="gramStart"/>
-            <w:r>
-              <w:rPr>
-                <w:lang w:val="en-US"/>
-              </w:rPr>
-              <w:t>X{</w:t>
-            </w:r>
-            <w:proofErr w:type="gramEnd"/>
-            <w:r>
-              <w:rPr>
-                <w:lang w:val="en-US"/>
-              </w:rPr>
-              <w:t>% endif %}</w:t>
+              <w:t xml:space="preserve"> == 0 %}X{% endif %}</w:t>
             </w:r>
           </w:p>
         </w:tc>
@@ -3388,56 +3085,14 @@
               <w:rPr>
                 <w:lang w:val="en-US"/>
               </w:rPr>
-              <w:t>template_</w:t>
-            </w:r>
-            <w:proofErr w:type="gramStart"/>
-            <w:r>
-              <w:rPr>
-                <w:lang w:val="en-US"/>
-              </w:rPr>
-              <w:t>dict.file</w:t>
-            </w:r>
-            <w:proofErr w:type="gramEnd"/>
-            <w:r>
-              <w:rPr>
-                <w:lang w:val="en-US"/>
-              </w:rPr>
-              <w:t>_</w:t>
-            </w:r>
-            <w:proofErr w:type="gramStart"/>
-            <w:r>
-              <w:rPr>
-                <w:lang w:val="en-US"/>
-              </w:rPr>
-              <w:t>ext.comments</w:t>
-            </w:r>
-            <w:proofErr w:type="gramEnd"/>
-            <w:r>
-              <w:rPr>
-                <w:lang w:val="en-US"/>
-              </w:rPr>
-              <w:t>|length</w:t>
+              <w:t>template_dict.file_ext.comments|length</w:t>
             </w:r>
             <w:proofErr w:type="spellEnd"/>
             <w:r>
               <w:rPr>
                 <w:lang w:val="en-US"/>
               </w:rPr>
-              <w:t xml:space="preserve"> &gt; 0 %}</w:t>
-            </w:r>
-            <w:proofErr w:type="gramStart"/>
-            <w:r>
-              <w:rPr>
-                <w:lang w:val="en-US"/>
-              </w:rPr>
-              <w:t>X{</w:t>
-            </w:r>
-            <w:proofErr w:type="gramEnd"/>
-            <w:r>
-              <w:rPr>
-                <w:lang w:val="en-US"/>
-              </w:rPr>
-              <w:t>% endif %}</w:t>
+              <w:t xml:space="preserve"> &gt; 0 %}X{% endif %}</w:t>
             </w:r>
           </w:p>
         </w:tc>
@@ -3560,84 +3215,29 @@
               <w:rPr>
                 <w:lang w:val="en-US"/>
               </w:rPr>
-              <w:t>template_</w:t>
-            </w:r>
-            <w:proofErr w:type="gramStart"/>
-            <w:r>
-              <w:rPr>
-                <w:lang w:val="en-US"/>
-              </w:rPr>
-              <w:t>dict.file</w:t>
-            </w:r>
-            <w:proofErr w:type="gramEnd"/>
-            <w:r>
-              <w:rPr>
-                <w:lang w:val="en-US"/>
-              </w:rPr>
-              <w:t>_</w:t>
-            </w:r>
-            <w:proofErr w:type="gramStart"/>
-            <w:r>
-              <w:rPr>
-                <w:lang w:val="en-US"/>
-              </w:rPr>
-              <w:t>open.comments</w:t>
+              <w:t>template_dict.file_open.comments</w:t>
             </w:r>
             <w:proofErr w:type="spellEnd"/>
-            <w:proofErr w:type="gramEnd"/>
             <w:r>
               <w:t xml:space="preserve"> |length &gt; 0</w:t>
             </w:r>
             <w:r>
-              <w:t xml:space="preserve"> </w:t>
-            </w:r>
-            <w:proofErr w:type="gramStart"/>
-            <w:r>
-              <w:t>%}</w:t>
-            </w:r>
-            <w:r>
-              <w:rPr>
-                <w:lang w:val="en-US"/>
-              </w:rPr>
-              <w:t>{</w:t>
-            </w:r>
-            <w:proofErr w:type="gramEnd"/>
-            <w:r>
-              <w:rPr>
-                <w:lang w:val="en-US"/>
-              </w:rPr>
-              <w:t xml:space="preserve">% for item in </w:t>
+              <w:t xml:space="preserve"> %}</w:t>
+            </w:r>
+            <w:r>
+              <w:rPr>
+                <w:lang w:val="en-US"/>
+              </w:rPr>
+              <w:t xml:space="preserve">{% for item in </w:t>
             </w:r>
             <w:proofErr w:type="spellStart"/>
             <w:r>
               <w:rPr>
                 <w:lang w:val="en-US"/>
               </w:rPr>
-              <w:t>template_</w:t>
-            </w:r>
-            <w:proofErr w:type="gramStart"/>
-            <w:r>
-              <w:rPr>
-                <w:lang w:val="en-US"/>
-              </w:rPr>
-              <w:t>dict.file</w:t>
-            </w:r>
-            <w:proofErr w:type="gramEnd"/>
-            <w:r>
-              <w:rPr>
-                <w:lang w:val="en-US"/>
-              </w:rPr>
-              <w:t>_</w:t>
-            </w:r>
-            <w:proofErr w:type="gramStart"/>
-            <w:r>
-              <w:rPr>
-                <w:lang w:val="en-US"/>
-              </w:rPr>
-              <w:t>open.comments</w:t>
+              <w:t>template_dict.file_open.comments</w:t>
             </w:r>
             <w:proofErr w:type="spellEnd"/>
-            <w:proofErr w:type="gramEnd"/>
             <w:r>
               <w:rPr>
                 <w:lang w:val="en-US"/>
@@ -3656,7 +3256,6 @@
                 <w:lang w:val="en-US"/>
               </w:rPr>
             </w:pPr>
-            <w:proofErr w:type="gramStart"/>
             <w:r>
               <w:rPr>
                 <w:lang w:val="en-US"/>
@@ -3668,38 +3267,16 @@
               <w:rPr>
                 <w:lang w:val="en-US"/>
               </w:rPr>
-              <w:t>item</w:t>
-            </w:r>
-            <w:proofErr w:type="gramEnd"/>
-            <w:r>
-              <w:rPr>
-                <w:lang w:val="en-US"/>
-              </w:rPr>
-              <w:t>.file_</w:t>
-            </w:r>
-            <w:proofErr w:type="gramStart"/>
-            <w:r>
-              <w:rPr>
-                <w:lang w:val="en-US"/>
-              </w:rPr>
-              <w:t>name</w:t>
+              <w:t>item.file_name</w:t>
             </w:r>
             <w:proofErr w:type="spellEnd"/>
             <w:r>
               <w:rPr>
                 <w:lang w:val="en-US"/>
               </w:rPr>
-              <w:t xml:space="preserve"> }}{</w:t>
-            </w:r>
-            <w:proofErr w:type="gramEnd"/>
-            <w:r>
-              <w:rPr>
-                <w:lang w:val="en-US"/>
-              </w:rPr>
-              <w:t xml:space="preserve">% </w:t>
+              <w:t xml:space="preserve"> }}{% </w:t>
             </w:r>
             <w:proofErr w:type="spellStart"/>
-            <w:proofErr w:type="gramStart"/>
             <w:r>
               <w:rPr>
                 <w:lang w:val="en-US"/>
@@ -3713,32 +3290,15 @@
               </w:rPr>
               <w:t xml:space="preserve"> %}</w:t>
             </w:r>
-            <w:proofErr w:type="gramEnd"/>
-          </w:p>
-          <w:p>
-            <w:pPr>
-              <w:rPr>
-                <w:lang w:val="en-US"/>
-              </w:rPr>
-            </w:pPr>
-            <w:r>
-              <w:t xml:space="preserve">{% else </w:t>
-            </w:r>
-            <w:proofErr w:type="gramStart"/>
-            <w:r>
-              <w:t>%}(</w:t>
-            </w:r>
-            <w:proofErr w:type="gramEnd"/>
-            <w:r>
-              <w:t>NONE</w:t>
-            </w:r>
-            <w:proofErr w:type="gramStart"/>
-            <w:r>
-              <w:t>){</w:t>
-            </w:r>
-            <w:proofErr w:type="gramEnd"/>
-            <w:r>
-              <w:t>% endif %}</w:t>
+          </w:p>
+          <w:p>
+            <w:pPr>
+              <w:rPr>
+                <w:lang w:val="en-US"/>
+              </w:rPr>
+            </w:pPr>
+            <w:r>
+              <w:t>{% else %}(NONE){% endif %}</w:t>
             </w:r>
           </w:p>
           <w:p>
@@ -3775,38 +3335,20 @@
               <w:t xml:space="preserve"> |length &gt; 0</w:t>
             </w:r>
             <w:r>
-              <w:t xml:space="preserve"> </w:t>
-            </w:r>
-            <w:proofErr w:type="gramStart"/>
-            <w:r>
-              <w:t>%}</w:t>
-            </w:r>
-            <w:r>
-              <w:rPr>
-                <w:lang w:val="en-US"/>
-              </w:rPr>
-              <w:t>{</w:t>
-            </w:r>
-            <w:proofErr w:type="gramEnd"/>
-            <w:r>
-              <w:rPr>
-                <w:lang w:val="en-US"/>
-              </w:rPr>
-              <w:t xml:space="preserve">% for item in </w:t>
+              <w:t xml:space="preserve"> %}</w:t>
+            </w:r>
+            <w:r>
+              <w:rPr>
+                <w:lang w:val="en-US"/>
+              </w:rPr>
+              <w:t xml:space="preserve">{% for item in </w:t>
             </w:r>
             <w:proofErr w:type="spellStart"/>
             <w:r>
               <w:rPr>
                 <w:lang w:val="en-US"/>
               </w:rPr>
-              <w:t>template_dict.file_open.not_</w:t>
-            </w:r>
-            <w:proofErr w:type="gramStart"/>
-            <w:r>
-              <w:rPr>
-                <w:lang w:val="en-US"/>
-              </w:rPr>
-              <w:t>checked</w:t>
+              <w:t>template_dict.file_open.not_checked</w:t>
             </w:r>
             <w:proofErr w:type="spellEnd"/>
             <w:r>
@@ -3815,7 +3357,6 @@
               </w:rPr>
               <w:t xml:space="preserve"> %}</w:t>
             </w:r>
-            <w:proofErr w:type="gramEnd"/>
           </w:p>
           <w:p>
             <w:pPr>
@@ -3828,7 +3369,6 @@
                 <w:lang w:val="en-US"/>
               </w:rPr>
             </w:pPr>
-            <w:proofErr w:type="gramStart"/>
             <w:r>
               <w:rPr>
                 <w:lang w:val="en-US"/>
@@ -3840,38 +3380,16 @@
               <w:rPr>
                 <w:lang w:val="en-US"/>
               </w:rPr>
-              <w:t>item</w:t>
-            </w:r>
-            <w:proofErr w:type="gramEnd"/>
-            <w:r>
-              <w:rPr>
-                <w:lang w:val="en-US"/>
-              </w:rPr>
-              <w:t>.file_</w:t>
-            </w:r>
-            <w:proofErr w:type="gramStart"/>
-            <w:r>
-              <w:rPr>
-                <w:lang w:val="en-US"/>
-              </w:rPr>
-              <w:t>name</w:t>
+              <w:t>item.file_name</w:t>
             </w:r>
             <w:proofErr w:type="spellEnd"/>
             <w:r>
               <w:rPr>
                 <w:lang w:val="en-US"/>
               </w:rPr>
-              <w:t xml:space="preserve"> }}{</w:t>
-            </w:r>
-            <w:proofErr w:type="gramEnd"/>
-            <w:r>
-              <w:rPr>
-                <w:lang w:val="en-US"/>
-              </w:rPr>
-              <w:t xml:space="preserve">% </w:t>
+              <w:t xml:space="preserve"> }}{% </w:t>
             </w:r>
             <w:proofErr w:type="spellStart"/>
-            <w:proofErr w:type="gramStart"/>
             <w:r>
               <w:rPr>
                 <w:lang w:val="en-US"/>
@@ -3885,32 +3403,15 @@
               </w:rPr>
               <w:t xml:space="preserve"> %}</w:t>
             </w:r>
-            <w:proofErr w:type="gramEnd"/>
-          </w:p>
-          <w:p>
-            <w:pPr>
-              <w:rPr>
-                <w:lang w:val="en-US"/>
-              </w:rPr>
-            </w:pPr>
-            <w:r>
-              <w:t xml:space="preserve">{% else </w:t>
-            </w:r>
-            <w:proofErr w:type="gramStart"/>
-            <w:r>
-              <w:t>%}(</w:t>
-            </w:r>
-            <w:proofErr w:type="gramEnd"/>
-            <w:r>
-              <w:t>NONE</w:t>
-            </w:r>
-            <w:proofErr w:type="gramStart"/>
-            <w:r>
-              <w:t>){</w:t>
-            </w:r>
-            <w:proofErr w:type="gramEnd"/>
-            <w:r>
-              <w:t>% endif %}</w:t>
+          </w:p>
+          <w:p>
+            <w:pPr>
+              <w:rPr>
+                <w:lang w:val="en-US"/>
+              </w:rPr>
+            </w:pPr>
+            <w:r>
+              <w:t>{% else %}(NONE){% endif %}</w:t>
             </w:r>
           </w:p>
         </w:tc>
@@ -4044,24 +3545,14 @@
                 <w:bCs/>
                 <w:lang w:val="en-US"/>
               </w:rPr>
-              <w:t>&lt;&gt;:"/\</w:t>
-            </w:r>
-            <w:proofErr w:type="gramStart"/>
+              <w:t>&lt;&gt;:"/\|?*</w:t>
+            </w:r>
             <w:r>
               <w:rPr>
                 <w:b/>
                 <w:bCs/>
                 <w:lang w:val="en-US"/>
               </w:rPr>
-              <w:t>|?*</w:t>
-            </w:r>
-            <w:proofErr w:type="gramEnd"/>
-            <w:r>
-              <w:rPr>
-                <w:b/>
-                <w:bCs/>
-                <w:lang w:val="en-US"/>
-              </w:rPr>
               <w:t>,@$~)?</w:t>
             </w:r>
           </w:p>
@@ -4131,340 +3622,210 @@
               <w:rPr>
                 <w:lang w:val="en-US"/>
               </w:rPr>
-              <w:t>template_</w:t>
-            </w:r>
-            <w:proofErr w:type="gramStart"/>
-            <w:r>
-              <w:rPr>
-                <w:lang w:val="en-US"/>
-              </w:rPr>
-              <w:t>dict.special</w:t>
-            </w:r>
-            <w:proofErr w:type="gramEnd"/>
-            <w:r>
-              <w:rPr>
-                <w:lang w:val="en-US"/>
-              </w:rPr>
-              <w:t>_</w:t>
-            </w:r>
-            <w:proofErr w:type="gramStart"/>
-            <w:r>
-              <w:rPr>
-                <w:lang w:val="en-US"/>
-              </w:rPr>
-              <w:t>characters.comments</w:t>
-            </w:r>
-            <w:proofErr w:type="gramEnd"/>
-            <w:r>
-              <w:rPr>
-                <w:lang w:val="en-US"/>
-              </w:rPr>
+              <w:t>template_dict.special_characters.comments|length</w:t>
+            </w:r>
+            <w:proofErr w:type="spellEnd"/>
+            <w:r>
+              <w:rPr>
+                <w:lang w:val="en-US"/>
+              </w:rPr>
+              <w:t xml:space="preserve"> == 0 %}X{% endif %}</w:t>
+            </w:r>
+          </w:p>
+        </w:tc>
+        <w:tc>
+          <w:tcPr>
+            <w:tcW w:w="0" w:type="auto"/>
+            <w:tcBorders>
+              <w:top w:val="single" w:sz="8" w:space="0" w:color="000000"/>
+              <w:left w:val="single" w:sz="8" w:space="0" w:color="000000"/>
+              <w:bottom w:val="single" w:sz="8" w:space="0" w:color="000000"/>
+              <w:right w:val="single" w:sz="8" w:space="0" w:color="000000"/>
+            </w:tcBorders>
+            <w:tcMar>
+              <w:top w:w="100" w:type="dxa"/>
+              <w:left w:w="100" w:type="dxa"/>
+              <w:bottom w:w="100" w:type="dxa"/>
+              <w:right w:w="100" w:type="dxa"/>
+            </w:tcMar>
+            <w:hideMark/>
+          </w:tcPr>
+          <w:p>
+            <w:pPr>
+              <w:rPr>
+                <w:lang w:val="en-US"/>
+              </w:rPr>
+            </w:pPr>
+          </w:p>
+        </w:tc>
+        <w:tc>
+          <w:tcPr>
+            <w:tcW w:w="0" w:type="auto"/>
+            <w:tcBorders>
+              <w:top w:val="single" w:sz="8" w:space="0" w:color="000000"/>
+              <w:left w:val="single" w:sz="8" w:space="0" w:color="000000"/>
+              <w:bottom w:val="single" w:sz="8" w:space="0" w:color="000000"/>
+              <w:right w:val="single" w:sz="8" w:space="0" w:color="000000"/>
+            </w:tcBorders>
+            <w:tcMar>
+              <w:top w:w="100" w:type="dxa"/>
+              <w:left w:w="100" w:type="dxa"/>
+              <w:bottom w:w="100" w:type="dxa"/>
+              <w:right w:w="100" w:type="dxa"/>
+            </w:tcMar>
+            <w:hideMark/>
+          </w:tcPr>
+          <w:p>
+            <w:pPr>
+              <w:rPr>
+                <w:lang w:val="en-US"/>
+              </w:rPr>
+            </w:pPr>
+            <w:r>
+              <w:rPr>
+                <w:lang w:val="en-US"/>
+              </w:rPr>
+              <w:t xml:space="preserve">{% if </w:t>
+            </w:r>
+            <w:proofErr w:type="spellStart"/>
+            <w:r>
+              <w:rPr>
+                <w:lang w:val="en-US"/>
+              </w:rPr>
+              <w:t>template_dict.special_characters.comments|length</w:t>
+            </w:r>
+            <w:proofErr w:type="spellEnd"/>
+            <w:r>
+              <w:rPr>
+                <w:lang w:val="en-US"/>
+              </w:rPr>
+              <w:t xml:space="preserve"> &gt; 0 %}X{% endif %}</w:t>
+            </w:r>
+          </w:p>
+        </w:tc>
+        <w:tc>
+          <w:tcPr>
+            <w:tcW w:w="0" w:type="auto"/>
+            <w:tcBorders>
+              <w:top w:val="single" w:sz="8" w:space="0" w:color="000000"/>
+              <w:left w:val="single" w:sz="8" w:space="0" w:color="000000"/>
+              <w:bottom w:val="single" w:sz="8" w:space="0" w:color="000000"/>
+              <w:right w:val="single" w:sz="8" w:space="0" w:color="000000"/>
+            </w:tcBorders>
+            <w:tcMar>
+              <w:top w:w="100" w:type="dxa"/>
+              <w:left w:w="100" w:type="dxa"/>
+              <w:bottom w:w="100" w:type="dxa"/>
+              <w:right w:w="100" w:type="dxa"/>
+            </w:tcMar>
+            <w:hideMark/>
+          </w:tcPr>
+          <w:p>
+            <w:pPr>
+              <w:rPr>
+                <w:lang w:val="en-US"/>
+              </w:rPr>
+            </w:pPr>
+          </w:p>
+        </w:tc>
+        <w:tc>
+          <w:tcPr>
+            <w:tcW w:w="0" w:type="auto"/>
+            <w:tcBorders>
+              <w:top w:val="single" w:sz="8" w:space="0" w:color="000000"/>
+              <w:left w:val="single" w:sz="8" w:space="0" w:color="000000"/>
+              <w:bottom w:val="single" w:sz="8" w:space="0" w:color="000000"/>
+              <w:right w:val="single" w:sz="8" w:space="0" w:color="000000"/>
+            </w:tcBorders>
+            <w:tcMar>
+              <w:top w:w="100" w:type="dxa"/>
+              <w:left w:w="100" w:type="dxa"/>
+              <w:bottom w:w="100" w:type="dxa"/>
+              <w:right w:w="100" w:type="dxa"/>
+            </w:tcMar>
+            <w:hideMark/>
+          </w:tcPr>
+          <w:p>
+            <w:pPr>
+              <w:rPr>
+                <w:lang w:val="en-US"/>
+              </w:rPr>
+            </w:pPr>
+          </w:p>
+        </w:tc>
+        <w:tc>
+          <w:tcPr>
+            <w:tcW w:w="0" w:type="auto"/>
+            <w:tcBorders>
+              <w:top w:val="single" w:sz="8" w:space="0" w:color="000000"/>
+              <w:left w:val="single" w:sz="8" w:space="0" w:color="000000"/>
+              <w:bottom w:val="single" w:sz="8" w:space="0" w:color="000000"/>
+              <w:right w:val="single" w:sz="8" w:space="0" w:color="000000"/>
+            </w:tcBorders>
+            <w:tcMar>
+              <w:top w:w="100" w:type="dxa"/>
+              <w:left w:w="100" w:type="dxa"/>
+              <w:bottom w:w="100" w:type="dxa"/>
+              <w:right w:w="100" w:type="dxa"/>
+            </w:tcMar>
+            <w:hideMark/>
+          </w:tcPr>
+          <w:p>
+            <w:pPr>
+              <w:rPr>
+                <w:lang w:val="en-US"/>
+              </w:rPr>
+            </w:pPr>
+            <w:r>
+              <w:rPr>
+                <w:u w:val="single"/>
+                <w:lang w:val="en-US"/>
+              </w:rPr>
+              <w:t>List all files that contain special characters:</w:t>
+            </w:r>
+            <w:r>
+              <w:rPr>
+                <w:lang w:val="en-US"/>
+              </w:rPr>
+              <w:br/>
+            </w:r>
+            <w:r>
+              <w:t xml:space="preserve">{% if </w:t>
+            </w:r>
+            <w:proofErr w:type="spellStart"/>
+            <w:r>
+              <w:t>template_dict.restricted_files.comment</w:t>
+            </w:r>
+            <w:r>
+              <w:rPr>
+                <w:rFonts w:hint="eastAsia"/>
+              </w:rPr>
+              <w:t>s</w:t>
+            </w:r>
+            <w:r>
               <w:t>|length</w:t>
             </w:r>
             <w:proofErr w:type="spellEnd"/>
             <w:r>
-              <w:rPr>
-                <w:lang w:val="en-US"/>
-              </w:rPr>
-              <w:t xml:space="preserve"> == 0 %}</w:t>
-            </w:r>
-            <w:proofErr w:type="gramStart"/>
-            <w:r>
-              <w:rPr>
-                <w:lang w:val="en-US"/>
-              </w:rPr>
-              <w:t>X{</w:t>
-            </w:r>
-            <w:proofErr w:type="gramEnd"/>
-            <w:r>
-              <w:rPr>
-                <w:lang w:val="en-US"/>
-              </w:rPr>
-              <w:t>% endif %}</w:t>
-            </w:r>
-          </w:p>
-        </w:tc>
-        <w:tc>
-          <w:tcPr>
-            <w:tcW w:w="0" w:type="auto"/>
-            <w:tcBorders>
-              <w:top w:val="single" w:sz="8" w:space="0" w:color="000000"/>
-              <w:left w:val="single" w:sz="8" w:space="0" w:color="000000"/>
-              <w:bottom w:val="single" w:sz="8" w:space="0" w:color="000000"/>
-              <w:right w:val="single" w:sz="8" w:space="0" w:color="000000"/>
-            </w:tcBorders>
-            <w:tcMar>
-              <w:top w:w="100" w:type="dxa"/>
-              <w:left w:w="100" w:type="dxa"/>
-              <w:bottom w:w="100" w:type="dxa"/>
-              <w:right w:w="100" w:type="dxa"/>
-            </w:tcMar>
-            <w:hideMark/>
-          </w:tcPr>
-          <w:p>
-            <w:pPr>
-              <w:rPr>
-                <w:lang w:val="en-US"/>
-              </w:rPr>
-            </w:pPr>
-          </w:p>
-        </w:tc>
-        <w:tc>
-          <w:tcPr>
-            <w:tcW w:w="0" w:type="auto"/>
-            <w:tcBorders>
-              <w:top w:val="single" w:sz="8" w:space="0" w:color="000000"/>
-              <w:left w:val="single" w:sz="8" w:space="0" w:color="000000"/>
-              <w:bottom w:val="single" w:sz="8" w:space="0" w:color="000000"/>
-              <w:right w:val="single" w:sz="8" w:space="0" w:color="000000"/>
-            </w:tcBorders>
-            <w:tcMar>
-              <w:top w:w="100" w:type="dxa"/>
-              <w:left w:w="100" w:type="dxa"/>
-              <w:bottom w:w="100" w:type="dxa"/>
-              <w:right w:w="100" w:type="dxa"/>
-            </w:tcMar>
-            <w:hideMark/>
-          </w:tcPr>
-          <w:p>
-            <w:pPr>
-              <w:rPr>
-                <w:lang w:val="en-US"/>
-              </w:rPr>
-            </w:pPr>
-            <w:r>
-              <w:rPr>
-                <w:lang w:val="en-US"/>
-              </w:rPr>
-              <w:t xml:space="preserve">{% if </w:t>
+              <w:t xml:space="preserve"> &gt; 0</w:t>
+            </w:r>
+            <w:r>
+              <w:t xml:space="preserve"> %}</w:t>
+            </w:r>
+            <w:r>
+              <w:rPr>
+                <w:lang w:val="en-US"/>
+              </w:rPr>
+              <w:t xml:space="preserve">{% for item in </w:t>
             </w:r>
             <w:proofErr w:type="spellStart"/>
             <w:r>
               <w:rPr>
                 <w:lang w:val="en-US"/>
               </w:rPr>
-              <w:t>template_</w:t>
-            </w:r>
-            <w:proofErr w:type="gramStart"/>
-            <w:r>
-              <w:rPr>
-                <w:lang w:val="en-US"/>
-              </w:rPr>
-              <w:t>dict.special</w:t>
-            </w:r>
-            <w:proofErr w:type="gramEnd"/>
-            <w:r>
-              <w:rPr>
-                <w:lang w:val="en-US"/>
-              </w:rPr>
-              <w:t>_</w:t>
-            </w:r>
-            <w:proofErr w:type="gramStart"/>
-            <w:r>
-              <w:rPr>
-                <w:lang w:val="en-US"/>
-              </w:rPr>
-              <w:t>characters.comments</w:t>
-            </w:r>
-            <w:proofErr w:type="gramEnd"/>
-            <w:r>
-              <w:rPr>
-                <w:lang w:val="en-US"/>
-              </w:rPr>
-              <w:t>|length</w:t>
+              <w:t>template_dict.special_characters.comments</w:t>
             </w:r>
             <w:proofErr w:type="spellEnd"/>
-            <w:r>
-              <w:rPr>
-                <w:lang w:val="en-US"/>
-              </w:rPr>
-              <w:t xml:space="preserve"> &gt; 0 %}</w:t>
-            </w:r>
-            <w:proofErr w:type="gramStart"/>
-            <w:r>
-              <w:rPr>
-                <w:lang w:val="en-US"/>
-              </w:rPr>
-              <w:t>X{</w:t>
-            </w:r>
-            <w:proofErr w:type="gramEnd"/>
-            <w:r>
-              <w:rPr>
-                <w:lang w:val="en-US"/>
-              </w:rPr>
-              <w:t>% endif %}</w:t>
-            </w:r>
-          </w:p>
-        </w:tc>
-        <w:tc>
-          <w:tcPr>
-            <w:tcW w:w="0" w:type="auto"/>
-            <w:tcBorders>
-              <w:top w:val="single" w:sz="8" w:space="0" w:color="000000"/>
-              <w:left w:val="single" w:sz="8" w:space="0" w:color="000000"/>
-              <w:bottom w:val="single" w:sz="8" w:space="0" w:color="000000"/>
-              <w:right w:val="single" w:sz="8" w:space="0" w:color="000000"/>
-            </w:tcBorders>
-            <w:tcMar>
-              <w:top w:w="100" w:type="dxa"/>
-              <w:left w:w="100" w:type="dxa"/>
-              <w:bottom w:w="100" w:type="dxa"/>
-              <w:right w:w="100" w:type="dxa"/>
-            </w:tcMar>
-            <w:hideMark/>
-          </w:tcPr>
-          <w:p>
-            <w:pPr>
-              <w:rPr>
-                <w:lang w:val="en-US"/>
-              </w:rPr>
-            </w:pPr>
-          </w:p>
-        </w:tc>
-        <w:tc>
-          <w:tcPr>
-            <w:tcW w:w="0" w:type="auto"/>
-            <w:tcBorders>
-              <w:top w:val="single" w:sz="8" w:space="0" w:color="000000"/>
-              <w:left w:val="single" w:sz="8" w:space="0" w:color="000000"/>
-              <w:bottom w:val="single" w:sz="8" w:space="0" w:color="000000"/>
-              <w:right w:val="single" w:sz="8" w:space="0" w:color="000000"/>
-            </w:tcBorders>
-            <w:tcMar>
-              <w:top w:w="100" w:type="dxa"/>
-              <w:left w:w="100" w:type="dxa"/>
-              <w:bottom w:w="100" w:type="dxa"/>
-              <w:right w:w="100" w:type="dxa"/>
-            </w:tcMar>
-            <w:hideMark/>
-          </w:tcPr>
-          <w:p>
-            <w:pPr>
-              <w:rPr>
-                <w:lang w:val="en-US"/>
-              </w:rPr>
-            </w:pPr>
-          </w:p>
-        </w:tc>
-        <w:tc>
-          <w:tcPr>
-            <w:tcW w:w="0" w:type="auto"/>
-            <w:tcBorders>
-              <w:top w:val="single" w:sz="8" w:space="0" w:color="000000"/>
-              <w:left w:val="single" w:sz="8" w:space="0" w:color="000000"/>
-              <w:bottom w:val="single" w:sz="8" w:space="0" w:color="000000"/>
-              <w:right w:val="single" w:sz="8" w:space="0" w:color="000000"/>
-            </w:tcBorders>
-            <w:tcMar>
-              <w:top w:w="100" w:type="dxa"/>
-              <w:left w:w="100" w:type="dxa"/>
-              <w:bottom w:w="100" w:type="dxa"/>
-              <w:right w:w="100" w:type="dxa"/>
-            </w:tcMar>
-            <w:hideMark/>
-          </w:tcPr>
-          <w:p>
-            <w:pPr>
-              <w:rPr>
-                <w:lang w:val="en-US"/>
-              </w:rPr>
-            </w:pPr>
-            <w:r>
-              <w:rPr>
-                <w:u w:val="single"/>
-                <w:lang w:val="en-US"/>
-              </w:rPr>
-              <w:t>List all files that contain special characters:</w:t>
-            </w:r>
-            <w:r>
-              <w:rPr>
-                <w:lang w:val="en-US"/>
-              </w:rPr>
-              <w:br/>
-            </w:r>
-            <w:r>
-              <w:t xml:space="preserve">{% if </w:t>
-            </w:r>
-            <w:proofErr w:type="spellStart"/>
-            <w:r>
-              <w:t>template_</w:t>
-            </w:r>
-            <w:proofErr w:type="gramStart"/>
-            <w:r>
-              <w:t>dict.restricted</w:t>
-            </w:r>
-            <w:proofErr w:type="gramEnd"/>
-            <w:r>
-              <w:t>_</w:t>
-            </w:r>
-            <w:proofErr w:type="gramStart"/>
-            <w:r>
-              <w:t>files.comment</w:t>
-            </w:r>
-            <w:r>
-              <w:rPr>
-                <w:rFonts w:hint="eastAsia"/>
-              </w:rPr>
-              <w:t>s</w:t>
-            </w:r>
-            <w:proofErr w:type="gramEnd"/>
-            <w:r>
-              <w:t>|length</w:t>
-            </w:r>
-            <w:proofErr w:type="spellEnd"/>
-            <w:r>
-              <w:t xml:space="preserve"> &gt; 0</w:t>
-            </w:r>
-            <w:r>
-              <w:t xml:space="preserve"> </w:t>
-            </w:r>
-            <w:proofErr w:type="gramStart"/>
-            <w:r>
-              <w:t>%}</w:t>
-            </w:r>
-            <w:r>
-              <w:rPr>
-                <w:lang w:val="en-US"/>
-              </w:rPr>
-              <w:t>{</w:t>
-            </w:r>
-            <w:proofErr w:type="gramEnd"/>
-            <w:r>
-              <w:rPr>
-                <w:lang w:val="en-US"/>
-              </w:rPr>
-              <w:t xml:space="preserve">% for item in </w:t>
-            </w:r>
-            <w:proofErr w:type="spellStart"/>
-            <w:r>
-              <w:rPr>
-                <w:lang w:val="en-US"/>
-              </w:rPr>
-              <w:t>template_</w:t>
-            </w:r>
-            <w:proofErr w:type="gramStart"/>
-            <w:r>
-              <w:rPr>
-                <w:lang w:val="en-US"/>
-              </w:rPr>
-              <w:t>dict.special</w:t>
-            </w:r>
-            <w:proofErr w:type="gramEnd"/>
-            <w:r>
-              <w:rPr>
-                <w:lang w:val="en-US"/>
-              </w:rPr>
-              <w:t>_</w:t>
-            </w:r>
-            <w:proofErr w:type="gramStart"/>
-            <w:r>
-              <w:rPr>
-                <w:lang w:val="en-US"/>
-              </w:rPr>
-              <w:t>characters.comments</w:t>
-            </w:r>
-            <w:proofErr w:type="spellEnd"/>
-            <w:proofErr w:type="gramEnd"/>
             <w:r>
               <w:rPr>
                 <w:lang w:val="en-US"/>
@@ -4480,7 +3841,6 @@
                 <w:numId w:val="25"/>
               </w:numPr>
             </w:pPr>
-            <w:proofErr w:type="gramStart"/>
             <w:r>
               <w:rPr>
                 <w:lang w:val="en-US"/>
@@ -4492,38 +3852,16 @@
               <w:rPr>
                 <w:lang w:val="en-US"/>
               </w:rPr>
-              <w:t>item</w:t>
-            </w:r>
-            <w:proofErr w:type="gramEnd"/>
-            <w:r>
-              <w:rPr>
-                <w:lang w:val="en-US"/>
-              </w:rPr>
-              <w:t>.file_</w:t>
-            </w:r>
-            <w:proofErr w:type="gramStart"/>
-            <w:r>
-              <w:rPr>
-                <w:lang w:val="en-US"/>
-              </w:rPr>
-              <w:t>name</w:t>
+              <w:t>item.file_name</w:t>
             </w:r>
             <w:proofErr w:type="spellEnd"/>
             <w:r>
               <w:rPr>
                 <w:lang w:val="en-US"/>
               </w:rPr>
-              <w:t xml:space="preserve"> }}{</w:t>
-            </w:r>
-            <w:proofErr w:type="gramEnd"/>
-            <w:r>
-              <w:rPr>
-                <w:lang w:val="en-US"/>
-              </w:rPr>
-              <w:t xml:space="preserve">% </w:t>
+              <w:t xml:space="preserve"> }}{% </w:t>
             </w:r>
             <w:proofErr w:type="spellStart"/>
-            <w:proofErr w:type="gramStart"/>
             <w:r>
               <w:rPr>
                 <w:lang w:val="en-US"/>
@@ -4537,7 +3875,6 @@
               </w:rPr>
               <w:t xml:space="preserve"> %}</w:t>
             </w:r>
-            <w:proofErr w:type="gramEnd"/>
           </w:p>
           <w:p>
             <w:pPr>
@@ -4551,23 +3888,7 @@
               </w:rPr>
             </w:pPr>
             <w:r>
-              <w:t xml:space="preserve">{% else </w:t>
-            </w:r>
-            <w:proofErr w:type="gramStart"/>
-            <w:r>
-              <w:t>%}(</w:t>
-            </w:r>
-            <w:proofErr w:type="gramEnd"/>
-            <w:r>
-              <w:t>NONE</w:t>
-            </w:r>
-            <w:proofErr w:type="gramStart"/>
-            <w:r>
-              <w:t>){</w:t>
-            </w:r>
-            <w:proofErr w:type="gramEnd"/>
-            <w:r>
-              <w:t>% endif %}</w:t>
+              <w:t>{% else %}(NONE){% endif %}</w:t>
             </w:r>
           </w:p>
         </w:tc>
@@ -4785,114 +4106,200 @@
               <w:rPr>
                 <w:lang w:val="en-US"/>
               </w:rPr>
-              <w:t>template_</w:t>
-            </w:r>
-            <w:proofErr w:type="gramStart"/>
-            <w:r>
-              <w:rPr>
-                <w:lang w:val="en-US"/>
-              </w:rPr>
-              <w:t>dict.</w:t>
+              <w:t>template_dict.</w:t>
             </w:r>
             <w:r>
               <w:rPr>
                 <w:rFonts w:hint="eastAsia"/>
                 <w:lang w:val="en-US"/>
               </w:rPr>
-              <w:t>file</w:t>
-            </w:r>
-            <w:proofErr w:type="gramEnd"/>
+              <w:t>file_ext</w:t>
+            </w:r>
+            <w:r>
+              <w:rPr>
+                <w:lang w:val="en-US"/>
+              </w:rPr>
+              <w:t>.comments|length</w:t>
+            </w:r>
+            <w:proofErr w:type="spellEnd"/>
+            <w:r>
+              <w:rPr>
+                <w:lang w:val="en-US"/>
+              </w:rPr>
+              <w:t xml:space="preserve"> </w:t>
+            </w:r>
             <w:r>
               <w:rPr>
                 <w:rFonts w:hint="eastAsia"/>
                 <w:lang w:val="en-US"/>
               </w:rPr>
-              <w:t>_</w:t>
-            </w:r>
-            <w:proofErr w:type="gramStart"/>
-            <w:r>
-              <w:rPr>
-                <w:rFonts w:hint="eastAsia"/>
-                <w:lang w:val="en-US"/>
-              </w:rPr>
-              <w:t>ext</w:t>
-            </w:r>
-            <w:r>
-              <w:rPr>
-                <w:lang w:val="en-US"/>
-              </w:rPr>
-              <w:t>.comments</w:t>
-            </w:r>
-            <w:proofErr w:type="gramEnd"/>
-            <w:r>
-              <w:rPr>
-                <w:lang w:val="en-US"/>
-              </w:rPr>
-              <w:t>|length</w:t>
+              <w:t>==</w:t>
+            </w:r>
+            <w:r>
+              <w:rPr>
+                <w:lang w:val="en-US"/>
+              </w:rPr>
+              <w:t xml:space="preserve"> 0 %}X{% endif %}</w:t>
+            </w:r>
+          </w:p>
+        </w:tc>
+        <w:tc>
+          <w:tcPr>
+            <w:tcW w:w="0" w:type="auto"/>
+            <w:tcBorders>
+              <w:top w:val="single" w:sz="8" w:space="0" w:color="000000"/>
+              <w:left w:val="single" w:sz="8" w:space="0" w:color="000000"/>
+              <w:bottom w:val="single" w:sz="8" w:space="0" w:color="000000"/>
+              <w:right w:val="single" w:sz="8" w:space="0" w:color="000000"/>
+            </w:tcBorders>
+            <w:tcMar>
+              <w:top w:w="100" w:type="dxa"/>
+              <w:left w:w="100" w:type="dxa"/>
+              <w:bottom w:w="100" w:type="dxa"/>
+              <w:right w:w="100" w:type="dxa"/>
+            </w:tcMar>
+            <w:hideMark/>
+          </w:tcPr>
+          <w:p>
+            <w:pPr>
+              <w:rPr>
+                <w:lang w:val="en-US"/>
+              </w:rPr>
+            </w:pPr>
+            <w:r>
+              <w:rPr>
+                <w:lang w:val="en-US"/>
+              </w:rPr>
+              <w:t xml:space="preserve">{% if </w:t>
+            </w:r>
+            <w:proofErr w:type="spellStart"/>
+            <w:r>
+              <w:rPr>
+                <w:lang w:val="en-US"/>
+              </w:rPr>
+              <w:t>template_dict.file_ext.comments|length</w:t>
             </w:r>
             <w:proofErr w:type="spellEnd"/>
             <w:r>
               <w:rPr>
                 <w:lang w:val="en-US"/>
               </w:rPr>
-              <w:t xml:space="preserve"> </w:t>
-            </w:r>
-            <w:r>
-              <w:rPr>
-                <w:rFonts w:hint="eastAsia"/>
-                <w:lang w:val="en-US"/>
-              </w:rPr>
-              <w:t>==</w:t>
-            </w:r>
-            <w:r>
-              <w:rPr>
-                <w:lang w:val="en-US"/>
-              </w:rPr>
-              <w:t xml:space="preserve"> 0 %}</w:t>
-            </w:r>
-            <w:proofErr w:type="gramStart"/>
-            <w:r>
-              <w:rPr>
-                <w:lang w:val="en-US"/>
-              </w:rPr>
-              <w:t>X{</w:t>
-            </w:r>
-            <w:proofErr w:type="gramEnd"/>
-            <w:r>
-              <w:rPr>
-                <w:lang w:val="en-US"/>
-              </w:rPr>
-              <w:t>% endif %}</w:t>
-            </w:r>
-          </w:p>
-        </w:tc>
-        <w:tc>
-          <w:tcPr>
-            <w:tcW w:w="0" w:type="auto"/>
-            <w:tcBorders>
-              <w:top w:val="single" w:sz="8" w:space="0" w:color="000000"/>
-              <w:left w:val="single" w:sz="8" w:space="0" w:color="000000"/>
-              <w:bottom w:val="single" w:sz="8" w:space="0" w:color="000000"/>
-              <w:right w:val="single" w:sz="8" w:space="0" w:color="000000"/>
-            </w:tcBorders>
-            <w:tcMar>
-              <w:top w:w="100" w:type="dxa"/>
-              <w:left w:w="100" w:type="dxa"/>
-              <w:bottom w:w="100" w:type="dxa"/>
-              <w:right w:w="100" w:type="dxa"/>
-            </w:tcMar>
-            <w:hideMark/>
-          </w:tcPr>
-          <w:p>
-            <w:pPr>
-              <w:rPr>
-                <w:lang w:val="en-US"/>
-              </w:rPr>
-            </w:pPr>
-            <w:r>
-              <w:rPr>
-                <w:lang w:val="en-US"/>
-              </w:rPr>
+              <w:t xml:space="preserve"> &gt; 0 %}X{% endif %}</w:t>
+            </w:r>
+          </w:p>
+        </w:tc>
+        <w:tc>
+          <w:tcPr>
+            <w:tcW w:w="0" w:type="auto"/>
+            <w:tcBorders>
+              <w:top w:val="single" w:sz="8" w:space="0" w:color="000000"/>
+              <w:left w:val="single" w:sz="8" w:space="0" w:color="000000"/>
+              <w:bottom w:val="single" w:sz="8" w:space="0" w:color="000000"/>
+              <w:right w:val="single" w:sz="8" w:space="0" w:color="000000"/>
+            </w:tcBorders>
+            <w:tcMar>
+              <w:top w:w="100" w:type="dxa"/>
+              <w:left w:w="100" w:type="dxa"/>
+              <w:bottom w:w="100" w:type="dxa"/>
+              <w:right w:w="100" w:type="dxa"/>
+            </w:tcMar>
+            <w:hideMark/>
+          </w:tcPr>
+          <w:p>
+            <w:pPr>
+              <w:rPr>
+                <w:lang w:val="en-US"/>
+              </w:rPr>
+            </w:pPr>
+          </w:p>
+        </w:tc>
+        <w:tc>
+          <w:tcPr>
+            <w:tcW w:w="0" w:type="auto"/>
+            <w:tcBorders>
+              <w:top w:val="single" w:sz="8" w:space="0" w:color="000000"/>
+              <w:left w:val="single" w:sz="8" w:space="0" w:color="000000"/>
+              <w:bottom w:val="single" w:sz="8" w:space="0" w:color="000000"/>
+              <w:right w:val="single" w:sz="8" w:space="0" w:color="000000"/>
+            </w:tcBorders>
+            <w:tcMar>
+              <w:top w:w="100" w:type="dxa"/>
+              <w:left w:w="100" w:type="dxa"/>
+              <w:bottom w:w="100" w:type="dxa"/>
+              <w:right w:w="100" w:type="dxa"/>
+            </w:tcMar>
+            <w:hideMark/>
+          </w:tcPr>
+          <w:p>
+            <w:pPr>
+              <w:rPr>
+                <w:lang w:val="en-US"/>
+              </w:rPr>
+            </w:pPr>
+          </w:p>
+        </w:tc>
+        <w:tc>
+          <w:tcPr>
+            <w:tcW w:w="0" w:type="auto"/>
+            <w:tcBorders>
+              <w:top w:val="single" w:sz="8" w:space="0" w:color="000000"/>
+              <w:left w:val="single" w:sz="8" w:space="0" w:color="000000"/>
+              <w:bottom w:val="single" w:sz="8" w:space="0" w:color="000000"/>
+              <w:right w:val="single" w:sz="8" w:space="0" w:color="000000"/>
+            </w:tcBorders>
+            <w:tcMar>
+              <w:top w:w="100" w:type="dxa"/>
+              <w:left w:w="100" w:type="dxa"/>
+              <w:bottom w:w="100" w:type="dxa"/>
+              <w:right w:w="100" w:type="dxa"/>
+            </w:tcMar>
+            <w:hideMark/>
+          </w:tcPr>
+          <w:p>
+            <w:pPr>
+              <w:rPr>
+                <w:lang w:val="en-US"/>
+              </w:rPr>
+            </w:pPr>
+          </w:p>
+        </w:tc>
+        <w:tc>
+          <w:tcPr>
+            <w:tcW w:w="0" w:type="auto"/>
+            <w:tcBorders>
+              <w:top w:val="single" w:sz="8" w:space="0" w:color="000000"/>
+              <w:left w:val="single" w:sz="8" w:space="0" w:color="000000"/>
+              <w:bottom w:val="single" w:sz="8" w:space="0" w:color="000000"/>
+              <w:right w:val="single" w:sz="8" w:space="0" w:color="000000"/>
+            </w:tcBorders>
+            <w:tcMar>
+              <w:top w:w="100" w:type="dxa"/>
+              <w:left w:w="100" w:type="dxa"/>
+              <w:bottom w:w="100" w:type="dxa"/>
+              <w:right w:w="100" w:type="dxa"/>
+            </w:tcMar>
+            <w:hideMark/>
+          </w:tcPr>
+          <w:p>
+            <w:pPr>
+              <w:rPr>
+                <w:lang w:val="en-US"/>
+              </w:rPr>
+            </w:pPr>
+            <w:r>
+              <w:rPr>
+                <w:u w:val="single"/>
+                <w:lang w:val="en-US"/>
+              </w:rPr>
+              <w:t>List all files that do not contain file extensions:</w:t>
+            </w:r>
+            <w:r>
+              <w:rPr>
+                <w:lang w:val="en-US"/>
+              </w:rPr>
+              <w:br/>
+            </w:r>
+            <w:r>
               <w:t xml:space="preserve">{% if </w:t>
             </w:r>
             <w:proofErr w:type="spellStart"/>
@@ -4900,256 +4307,29 @@
               <w:rPr>
                 <w:lang w:val="en-US"/>
               </w:rPr>
-              <w:t>template_</w:t>
-            </w:r>
-            <w:proofErr w:type="gramStart"/>
-            <w:r>
-              <w:rPr>
-                <w:lang w:val="en-US"/>
-              </w:rPr>
-              <w:t>dict.file</w:t>
-            </w:r>
-            <w:proofErr w:type="gramEnd"/>
-            <w:r>
-              <w:rPr>
-                <w:lang w:val="en-US"/>
-              </w:rPr>
-              <w:t>_</w:t>
-            </w:r>
-            <w:proofErr w:type="gramStart"/>
-            <w:r>
-              <w:rPr>
-                <w:lang w:val="en-US"/>
-              </w:rPr>
-              <w:t>ext.comments</w:t>
-            </w:r>
-            <w:proofErr w:type="gramEnd"/>
-            <w:r>
-              <w:rPr>
-                <w:lang w:val="en-US"/>
-              </w:rPr>
-              <w:t>|length</w:t>
+              <w:t>template_dict.file_ext.comments</w:t>
             </w:r>
             <w:proofErr w:type="spellEnd"/>
             <w:r>
-              <w:rPr>
-                <w:lang w:val="en-US"/>
-              </w:rPr>
-              <w:t xml:space="preserve"> &gt; 0 %}</w:t>
-            </w:r>
-            <w:proofErr w:type="gramStart"/>
-            <w:r>
-              <w:rPr>
-                <w:lang w:val="en-US"/>
-              </w:rPr>
-              <w:t>X{</w:t>
-            </w:r>
-            <w:proofErr w:type="gramEnd"/>
-            <w:r>
-              <w:rPr>
-                <w:lang w:val="en-US"/>
-              </w:rPr>
-              <w:t>% endif %}</w:t>
-            </w:r>
-          </w:p>
-        </w:tc>
-        <w:tc>
-          <w:tcPr>
-            <w:tcW w:w="0" w:type="auto"/>
-            <w:tcBorders>
-              <w:top w:val="single" w:sz="8" w:space="0" w:color="000000"/>
-              <w:left w:val="single" w:sz="8" w:space="0" w:color="000000"/>
-              <w:bottom w:val="single" w:sz="8" w:space="0" w:color="000000"/>
-              <w:right w:val="single" w:sz="8" w:space="0" w:color="000000"/>
-            </w:tcBorders>
-            <w:tcMar>
-              <w:top w:w="100" w:type="dxa"/>
-              <w:left w:w="100" w:type="dxa"/>
-              <w:bottom w:w="100" w:type="dxa"/>
-              <w:right w:w="100" w:type="dxa"/>
-            </w:tcMar>
-            <w:hideMark/>
-          </w:tcPr>
-          <w:p>
-            <w:pPr>
-              <w:rPr>
-                <w:lang w:val="en-US"/>
-              </w:rPr>
-            </w:pPr>
-          </w:p>
-        </w:tc>
-        <w:tc>
-          <w:tcPr>
-            <w:tcW w:w="0" w:type="auto"/>
-            <w:tcBorders>
-              <w:top w:val="single" w:sz="8" w:space="0" w:color="000000"/>
-              <w:left w:val="single" w:sz="8" w:space="0" w:color="000000"/>
-              <w:bottom w:val="single" w:sz="8" w:space="0" w:color="000000"/>
-              <w:right w:val="single" w:sz="8" w:space="0" w:color="000000"/>
-            </w:tcBorders>
-            <w:tcMar>
-              <w:top w:w="100" w:type="dxa"/>
-              <w:left w:w="100" w:type="dxa"/>
-              <w:bottom w:w="100" w:type="dxa"/>
-              <w:right w:w="100" w:type="dxa"/>
-            </w:tcMar>
-            <w:hideMark/>
-          </w:tcPr>
-          <w:p>
-            <w:pPr>
-              <w:rPr>
-                <w:lang w:val="en-US"/>
-              </w:rPr>
-            </w:pPr>
-          </w:p>
-        </w:tc>
-        <w:tc>
-          <w:tcPr>
-            <w:tcW w:w="0" w:type="auto"/>
-            <w:tcBorders>
-              <w:top w:val="single" w:sz="8" w:space="0" w:color="000000"/>
-              <w:left w:val="single" w:sz="8" w:space="0" w:color="000000"/>
-              <w:bottom w:val="single" w:sz="8" w:space="0" w:color="000000"/>
-              <w:right w:val="single" w:sz="8" w:space="0" w:color="000000"/>
-            </w:tcBorders>
-            <w:tcMar>
-              <w:top w:w="100" w:type="dxa"/>
-              <w:left w:w="100" w:type="dxa"/>
-              <w:bottom w:w="100" w:type="dxa"/>
-              <w:right w:w="100" w:type="dxa"/>
-            </w:tcMar>
-            <w:hideMark/>
-          </w:tcPr>
-          <w:p>
-            <w:pPr>
-              <w:rPr>
-                <w:lang w:val="en-US"/>
-              </w:rPr>
-            </w:pPr>
-          </w:p>
-        </w:tc>
-        <w:tc>
-          <w:tcPr>
-            <w:tcW w:w="0" w:type="auto"/>
-            <w:tcBorders>
-              <w:top w:val="single" w:sz="8" w:space="0" w:color="000000"/>
-              <w:left w:val="single" w:sz="8" w:space="0" w:color="000000"/>
-              <w:bottom w:val="single" w:sz="8" w:space="0" w:color="000000"/>
-              <w:right w:val="single" w:sz="8" w:space="0" w:color="000000"/>
-            </w:tcBorders>
-            <w:tcMar>
-              <w:top w:w="100" w:type="dxa"/>
-              <w:left w:w="100" w:type="dxa"/>
-              <w:bottom w:w="100" w:type="dxa"/>
-              <w:right w:w="100" w:type="dxa"/>
-            </w:tcMar>
-            <w:hideMark/>
-          </w:tcPr>
-          <w:p>
-            <w:pPr>
-              <w:rPr>
-                <w:lang w:val="en-US"/>
-              </w:rPr>
-            </w:pPr>
-            <w:r>
-              <w:rPr>
-                <w:u w:val="single"/>
-                <w:lang w:val="en-US"/>
-              </w:rPr>
-              <w:t>List all files that do not contain file extensions:</w:t>
-            </w:r>
-            <w:r>
-              <w:rPr>
-                <w:lang w:val="en-US"/>
-              </w:rPr>
-              <w:br/>
-            </w:r>
-            <w:r>
-              <w:t xml:space="preserve">{% if </w:t>
+              <w:t xml:space="preserve"> |length &gt; 0</w:t>
+            </w:r>
+            <w:r>
+              <w:t xml:space="preserve"> %}</w:t>
+            </w:r>
+            <w:r>
+              <w:rPr>
+                <w:lang w:val="en-US"/>
+              </w:rPr>
+              <w:t xml:space="preserve">{% for item in </w:t>
             </w:r>
             <w:proofErr w:type="spellStart"/>
             <w:r>
               <w:rPr>
                 <w:lang w:val="en-US"/>
               </w:rPr>
-              <w:t>template_</w:t>
-            </w:r>
-            <w:proofErr w:type="gramStart"/>
-            <w:r>
-              <w:rPr>
-                <w:lang w:val="en-US"/>
-              </w:rPr>
-              <w:t>dict.file</w:t>
-            </w:r>
-            <w:proofErr w:type="gramEnd"/>
-            <w:r>
-              <w:rPr>
-                <w:lang w:val="en-US"/>
-              </w:rPr>
-              <w:t>_</w:t>
-            </w:r>
-            <w:proofErr w:type="gramStart"/>
-            <w:r>
-              <w:rPr>
-                <w:lang w:val="en-US"/>
-              </w:rPr>
-              <w:t>ext.comments</w:t>
+              <w:t>template_dict.file_ext.comments</w:t>
             </w:r>
             <w:proofErr w:type="spellEnd"/>
-            <w:proofErr w:type="gramEnd"/>
-            <w:r>
-              <w:t xml:space="preserve"> |length &gt; 0</w:t>
-            </w:r>
-            <w:r>
-              <w:t xml:space="preserve"> </w:t>
-            </w:r>
-            <w:proofErr w:type="gramStart"/>
-            <w:r>
-              <w:t>%}</w:t>
-            </w:r>
-            <w:r>
-              <w:rPr>
-                <w:lang w:val="en-US"/>
-              </w:rPr>
-              <w:t>{</w:t>
-            </w:r>
-            <w:proofErr w:type="gramEnd"/>
-            <w:r>
-              <w:rPr>
-                <w:lang w:val="en-US"/>
-              </w:rPr>
-              <w:t xml:space="preserve">% for item in </w:t>
-            </w:r>
-            <w:proofErr w:type="spellStart"/>
-            <w:r>
-              <w:rPr>
-                <w:lang w:val="en-US"/>
-              </w:rPr>
-              <w:t>template_</w:t>
-            </w:r>
-            <w:proofErr w:type="gramStart"/>
-            <w:r>
-              <w:rPr>
-                <w:lang w:val="en-US"/>
-              </w:rPr>
-              <w:t>dict.file</w:t>
-            </w:r>
-            <w:proofErr w:type="gramEnd"/>
-            <w:r>
-              <w:rPr>
-                <w:lang w:val="en-US"/>
-              </w:rPr>
-              <w:t>_</w:t>
-            </w:r>
-            <w:proofErr w:type="gramStart"/>
-            <w:r>
-              <w:rPr>
-                <w:lang w:val="en-US"/>
-              </w:rPr>
-              <w:t>ext.comments</w:t>
-            </w:r>
-            <w:proofErr w:type="spellEnd"/>
-            <w:proofErr w:type="gramEnd"/>
             <w:r>
               <w:rPr>
                 <w:lang w:val="en-US"/>
@@ -5166,7 +4346,6 @@
               </w:numPr>
               <w:spacing w:line="256" w:lineRule="auto"/>
             </w:pPr>
-            <w:proofErr w:type="gramStart"/>
             <w:r>
               <w:rPr>
                 <w:lang w:val="en-US"/>
@@ -5178,38 +4357,16 @@
               <w:rPr>
                 <w:lang w:val="en-US"/>
               </w:rPr>
-              <w:t>item</w:t>
-            </w:r>
-            <w:proofErr w:type="gramEnd"/>
-            <w:r>
-              <w:rPr>
-                <w:lang w:val="en-US"/>
-              </w:rPr>
-              <w:t>.file_</w:t>
-            </w:r>
-            <w:proofErr w:type="gramStart"/>
-            <w:r>
-              <w:rPr>
-                <w:lang w:val="en-US"/>
-              </w:rPr>
-              <w:t>name</w:t>
+              <w:t>item.file_name</w:t>
             </w:r>
             <w:proofErr w:type="spellEnd"/>
             <w:r>
               <w:rPr>
                 <w:lang w:val="en-US"/>
               </w:rPr>
-              <w:t xml:space="preserve"> }}{</w:t>
-            </w:r>
-            <w:proofErr w:type="gramEnd"/>
-            <w:r>
-              <w:rPr>
-                <w:lang w:val="en-US"/>
-              </w:rPr>
-              <w:t xml:space="preserve">% </w:t>
+              <w:t xml:space="preserve"> }}{% </w:t>
             </w:r>
             <w:proofErr w:type="spellStart"/>
-            <w:proofErr w:type="gramStart"/>
             <w:r>
               <w:rPr>
                 <w:lang w:val="en-US"/>
@@ -5223,30 +4380,13 @@
               </w:rPr>
               <w:t xml:space="preserve"> %}</w:t>
             </w:r>
-            <w:proofErr w:type="gramEnd"/>
           </w:p>
           <w:p>
             <w:pPr>
               <w:spacing w:line="256" w:lineRule="auto"/>
             </w:pPr>
             <w:r>
-              <w:t xml:space="preserve">{% else </w:t>
-            </w:r>
-            <w:proofErr w:type="gramStart"/>
-            <w:r>
-              <w:t>%}(</w:t>
-            </w:r>
-            <w:proofErr w:type="gramEnd"/>
-            <w:r>
-              <w:t>NONE</w:t>
-            </w:r>
-            <w:proofErr w:type="gramStart"/>
-            <w:r>
-              <w:t>){</w:t>
-            </w:r>
-            <w:proofErr w:type="gramEnd"/>
-            <w:r>
-              <w:t>% endif %}</w:t>
+              <w:t>{% else %}(NONE){% endif %}</w:t>
             </w:r>
           </w:p>
         </w:tc>
@@ -5369,7 +4509,7 @@
                 <w:b/>
                 <w:bCs/>
               </w:rPr>
-              <w:t>Are there any files that do not appear on the common file format list?</w:t>
+              <w:t>Do all files appear on the common file format list?</w:t>
             </w:r>
           </w:p>
         </w:tc>
@@ -5576,34 +4716,13 @@
               <w:rPr>
                 <w:lang w:val="en-US"/>
               </w:rPr>
-              <w:t>template_</w:t>
-            </w:r>
-            <w:proofErr w:type="gramStart"/>
-            <w:r>
-              <w:rPr>
-                <w:lang w:val="en-US"/>
-              </w:rPr>
-              <w:t>dict.</w:t>
-            </w:r>
-            <w:r>
-              <w:rPr>
-                <w:lang w:val="en-US"/>
-              </w:rPr>
-              <w:t>common</w:t>
-            </w:r>
-            <w:proofErr w:type="gramEnd"/>
-            <w:r>
-              <w:rPr>
-                <w:lang w:val="en-US"/>
-              </w:rPr>
-              <w:t>_file_</w:t>
-            </w:r>
-            <w:proofErr w:type="gramStart"/>
-            <w:r>
-              <w:rPr>
-                <w:lang w:val="en-US"/>
-              </w:rPr>
-              <w:t>format</w:t>
+              <w:t>template_dict.</w:t>
+            </w:r>
+            <w:r>
+              <w:rPr>
+                <w:lang w:val="en-US"/>
+              </w:rPr>
+              <w:t>common_file_format</w:t>
             </w:r>
             <w:r>
               <w:rPr>
@@ -5612,63 +4731,30 @@
               <w:t>.comments</w:t>
             </w:r>
             <w:proofErr w:type="spellEnd"/>
-            <w:proofErr w:type="gramEnd"/>
             <w:r>
               <w:t>|length &gt; 0</w:t>
             </w:r>
             <w:r>
-              <w:t xml:space="preserve"> </w:t>
-            </w:r>
-            <w:proofErr w:type="gramStart"/>
-            <w:r>
-              <w:t>%}</w:t>
-            </w:r>
-            <w:r>
-              <w:rPr>
-                <w:lang w:val="en-US"/>
-              </w:rPr>
-              <w:t>{</w:t>
-            </w:r>
-            <w:proofErr w:type="gramEnd"/>
-            <w:r>
-              <w:rPr>
-                <w:lang w:val="en-US"/>
-              </w:rPr>
-              <w:t xml:space="preserve">% for item in </w:t>
+              <w:t xml:space="preserve"> %}</w:t>
+            </w:r>
+            <w:r>
+              <w:rPr>
+                <w:lang w:val="en-US"/>
+              </w:rPr>
+              <w:t xml:space="preserve">{% for item in </w:t>
             </w:r>
             <w:proofErr w:type="spellStart"/>
             <w:r>
               <w:rPr>
                 <w:lang w:val="en-US"/>
               </w:rPr>
-              <w:t>template_</w:t>
-            </w:r>
-            <w:proofErr w:type="gramStart"/>
-            <w:r>
-              <w:rPr>
-                <w:lang w:val="en-US"/>
-              </w:rPr>
-              <w:t>dict.</w:t>
-            </w:r>
-            <w:r>
-              <w:rPr>
-                <w:lang w:val="en-US"/>
-              </w:rPr>
-              <w:t>common</w:t>
-            </w:r>
-            <w:proofErr w:type="gramEnd"/>
-            <w:r>
-              <w:rPr>
-                <w:lang w:val="en-US"/>
-              </w:rPr>
-              <w:t>_file_</w:t>
-            </w:r>
-            <w:proofErr w:type="gramStart"/>
-            <w:r>
-              <w:rPr>
-                <w:lang w:val="en-US"/>
-              </w:rPr>
-              <w:t>format</w:t>
+              <w:t>template_dict.</w:t>
+            </w:r>
+            <w:r>
+              <w:rPr>
+                <w:lang w:val="en-US"/>
+              </w:rPr>
+              <w:t>common_file_format</w:t>
             </w:r>
             <w:r>
               <w:rPr>
@@ -5677,7 +4763,6 @@
               <w:t>.comments</w:t>
             </w:r>
             <w:proofErr w:type="spellEnd"/>
-            <w:proofErr w:type="gramEnd"/>
             <w:r>
               <w:rPr>
                 <w:lang w:val="en-US"/>
@@ -5692,7 +4777,6 @@
                 <w:numId w:val="32"/>
               </w:numPr>
             </w:pPr>
-            <w:proofErr w:type="gramStart"/>
             <w:r>
               <w:rPr>
                 <w:lang w:val="en-US"/>
@@ -5704,21 +4788,7 @@
               <w:rPr>
                 <w:lang w:val="en-US"/>
               </w:rPr>
-              <w:t>item</w:t>
-            </w:r>
-            <w:proofErr w:type="gramEnd"/>
-            <w:r>
-              <w:rPr>
-                <w:lang w:val="en-US"/>
-              </w:rPr>
-              <w:t>.file_</w:t>
-            </w:r>
-            <w:proofErr w:type="gramStart"/>
-            <w:r>
-              <w:rPr>
-                <w:lang w:val="en-US"/>
-              </w:rPr>
-              <w:t>name</w:t>
+              <w:t>item.file_name</w:t>
             </w:r>
             <w:proofErr w:type="spellEnd"/>
             <w:r>
@@ -5732,18 +4802,9 @@
                 <w:rFonts w:hint="eastAsia"/>
                 <w:lang w:val="en-US"/>
               </w:rPr>
-              <w:t>{</w:t>
-            </w:r>
-            <w:proofErr w:type="gramEnd"/>
-            <w:r>
-              <w:rPr>
-                <w:rFonts w:hint="eastAsia"/>
-                <w:lang w:val="en-US"/>
-              </w:rPr>
-              <w:t xml:space="preserve">% </w:t>
+              <w:t xml:space="preserve">{% </w:t>
             </w:r>
             <w:proofErr w:type="spellStart"/>
-            <w:proofErr w:type="gramStart"/>
             <w:r>
               <w:rPr>
                 <w:lang w:val="en-US"/>
@@ -5757,32 +4818,15 @@
               </w:rPr>
               <w:t xml:space="preserve"> %}</w:t>
             </w:r>
-            <w:proofErr w:type="gramEnd"/>
-          </w:p>
-          <w:p>
-            <w:pPr>
-              <w:rPr>
-                <w:lang w:val="en-US"/>
-              </w:rPr>
-            </w:pPr>
-            <w:r>
-              <w:t xml:space="preserve">{% else </w:t>
-            </w:r>
-            <w:proofErr w:type="gramStart"/>
-            <w:r>
-              <w:t>%}(</w:t>
-            </w:r>
-            <w:proofErr w:type="gramEnd"/>
-            <w:r>
-              <w:t>NONE</w:t>
-            </w:r>
-            <w:proofErr w:type="gramStart"/>
-            <w:r>
-              <w:t>){</w:t>
-            </w:r>
-            <w:proofErr w:type="gramEnd"/>
-            <w:r>
-              <w:t>% endif %}</w:t>
+          </w:p>
+          <w:p>
+            <w:pPr>
+              <w:rPr>
+                <w:lang w:val="en-US"/>
+              </w:rPr>
+            </w:pPr>
+            <w:r>
+              <w:t>{% else %}(NONE){% endif %}</w:t>
             </w:r>
           </w:p>
         </w:tc>
@@ -6685,56 +5729,14 @@
               <w:rPr>
                 <w:lang w:val="en-US"/>
               </w:rPr>
-              <w:t>template_</w:t>
-            </w:r>
-            <w:proofErr w:type="gramStart"/>
-            <w:r>
-              <w:rPr>
-                <w:lang w:val="en-US"/>
-              </w:rPr>
-              <w:t>dict.readme</w:t>
-            </w:r>
-            <w:proofErr w:type="gramEnd"/>
-            <w:r>
-              <w:rPr>
-                <w:lang w:val="en-US"/>
-              </w:rPr>
-              <w:t>_</w:t>
-            </w:r>
-            <w:proofErr w:type="gramStart"/>
-            <w:r>
-              <w:rPr>
-                <w:lang w:val="en-US"/>
-              </w:rPr>
-              <w:t>file.comments</w:t>
-            </w:r>
-            <w:proofErr w:type="gramEnd"/>
-            <w:r>
-              <w:rPr>
-                <w:lang w:val="en-US"/>
-              </w:rPr>
-              <w:t>|length</w:t>
+              <w:t>template_dict.readme_file.comments|length</w:t>
             </w:r>
             <w:proofErr w:type="spellEnd"/>
             <w:r>
               <w:rPr>
                 <w:lang w:val="en-US"/>
               </w:rPr>
-              <w:t xml:space="preserve"> &gt; 0 %}</w:t>
-            </w:r>
-            <w:proofErr w:type="gramStart"/>
-            <w:r>
-              <w:rPr>
-                <w:lang w:val="en-US"/>
-              </w:rPr>
-              <w:t>X{</w:t>
-            </w:r>
-            <w:proofErr w:type="gramEnd"/>
-            <w:r>
-              <w:rPr>
-                <w:lang w:val="en-US"/>
-              </w:rPr>
-              <w:t>% endif %}</w:t>
+              <w:t xml:space="preserve"> &gt; 0 %}X{% endif %}</w:t>
             </w:r>
           </w:p>
         </w:tc>
@@ -6772,56 +5774,14 @@
               <w:rPr>
                 <w:lang w:val="en-US"/>
               </w:rPr>
-              <w:t>template_</w:t>
-            </w:r>
-            <w:proofErr w:type="gramStart"/>
-            <w:r>
-              <w:rPr>
-                <w:lang w:val="en-US"/>
-              </w:rPr>
-              <w:t>dict.readme</w:t>
-            </w:r>
-            <w:proofErr w:type="gramEnd"/>
-            <w:r>
-              <w:rPr>
-                <w:lang w:val="en-US"/>
-              </w:rPr>
-              <w:t>_</w:t>
-            </w:r>
-            <w:proofErr w:type="gramStart"/>
-            <w:r>
-              <w:rPr>
-                <w:lang w:val="en-US"/>
-              </w:rPr>
-              <w:t>file.comments</w:t>
-            </w:r>
-            <w:proofErr w:type="gramEnd"/>
-            <w:r>
-              <w:rPr>
-                <w:lang w:val="en-US"/>
-              </w:rPr>
-              <w:t>|length</w:t>
+              <w:t>template_dict.readme_file.comments|length</w:t>
             </w:r>
             <w:proofErr w:type="spellEnd"/>
             <w:r>
               <w:rPr>
                 <w:lang w:val="en-US"/>
               </w:rPr>
-              <w:t xml:space="preserve"> == 0 %}</w:t>
-            </w:r>
-            <w:proofErr w:type="gramStart"/>
-            <w:r>
-              <w:rPr>
-                <w:lang w:val="en-US"/>
-              </w:rPr>
-              <w:t>X{</w:t>
-            </w:r>
-            <w:proofErr w:type="gramEnd"/>
-            <w:r>
-              <w:rPr>
-                <w:lang w:val="en-US"/>
-              </w:rPr>
-              <w:t>% endif %}</w:t>
+              <w:t xml:space="preserve"> == 0 %}X{% endif %}</w:t>
             </w:r>
           </w:p>
         </w:tc>
@@ -6944,176 +5904,64 @@
               <w:rPr>
                 <w:lang w:val="en-US"/>
               </w:rPr>
-              <w:t>template_</w:t>
-            </w:r>
-            <w:proofErr w:type="gramStart"/>
-            <w:r>
-              <w:rPr>
-                <w:lang w:val="en-US"/>
-              </w:rPr>
-              <w:t>dict.readme</w:t>
-            </w:r>
-            <w:proofErr w:type="gramEnd"/>
-            <w:r>
-              <w:rPr>
-                <w:lang w:val="en-US"/>
-              </w:rPr>
-              <w:t>_</w:t>
-            </w:r>
-            <w:proofErr w:type="gramStart"/>
-            <w:r>
-              <w:rPr>
-                <w:lang w:val="en-US"/>
-              </w:rPr>
-              <w:t>file.comments</w:t>
+              <w:t>template_dict.readme_file.comments</w:t>
             </w:r>
             <w:proofErr w:type="spellEnd"/>
-            <w:proofErr w:type="gramEnd"/>
             <w:r>
               <w:t xml:space="preserve"> |length &gt; 0</w:t>
             </w:r>
             <w:r>
-              <w:t xml:space="preserve"> </w:t>
-            </w:r>
-            <w:proofErr w:type="gramStart"/>
-            <w:r>
-              <w:t>%}</w:t>
-            </w:r>
-            <w:r>
-              <w:rPr>
-                <w:lang w:val="en-US"/>
-              </w:rPr>
-              <w:t>{</w:t>
-            </w:r>
-            <w:proofErr w:type="gramEnd"/>
-            <w:r>
-              <w:rPr>
-                <w:lang w:val="en-US"/>
-              </w:rPr>
-              <w:t xml:space="preserve">% for item in </w:t>
+              <w:t xml:space="preserve"> %}</w:t>
+            </w:r>
+            <w:r>
+              <w:rPr>
+                <w:lang w:val="en-US"/>
+              </w:rPr>
+              <w:t xml:space="preserve">{% for item in </w:t>
             </w:r>
             <w:proofErr w:type="spellStart"/>
             <w:r>
               <w:rPr>
                 <w:lang w:val="en-US"/>
               </w:rPr>
-              <w:t>template_</w:t>
-            </w:r>
-            <w:proofErr w:type="gramStart"/>
-            <w:r>
-              <w:rPr>
-                <w:lang w:val="en-US"/>
-              </w:rPr>
-              <w:t>dict.readme</w:t>
-            </w:r>
-            <w:proofErr w:type="gramEnd"/>
-            <w:r>
-              <w:rPr>
-                <w:lang w:val="en-US"/>
-              </w:rPr>
-              <w:t>_</w:t>
-            </w:r>
-            <w:proofErr w:type="gramStart"/>
-            <w:r>
-              <w:rPr>
-                <w:lang w:val="en-US"/>
-              </w:rPr>
-              <w:t>file.comments</w:t>
+              <w:t>template_dict.readme_file.comments</w:t>
             </w:r>
             <w:proofErr w:type="spellEnd"/>
-            <w:proofErr w:type="gramEnd"/>
-            <w:r>
-              <w:rPr>
-                <w:lang w:val="en-US"/>
-              </w:rPr>
-              <w:t xml:space="preserve"> </w:t>
-            </w:r>
-            <w:proofErr w:type="gramStart"/>
-            <w:r>
-              <w:rPr>
-                <w:lang w:val="en-US"/>
-              </w:rPr>
-              <w:t xml:space="preserve">%}{{ </w:t>
+            <w:r>
+              <w:rPr>
+                <w:lang w:val="en-US"/>
+              </w:rPr>
+              <w:t xml:space="preserve"> %}{{ </w:t>
             </w:r>
             <w:proofErr w:type="spellStart"/>
             <w:r>
               <w:rPr>
                 <w:lang w:val="en-US"/>
               </w:rPr>
-              <w:t>loop</w:t>
-            </w:r>
-            <w:proofErr w:type="gramEnd"/>
-            <w:r>
-              <w:rPr>
-                <w:lang w:val="en-US"/>
-              </w:rPr>
-              <w:t>.</w:t>
-            </w:r>
-            <w:proofErr w:type="gramStart"/>
-            <w:r>
-              <w:rPr>
-                <w:lang w:val="en-US"/>
-              </w:rPr>
-              <w:t>index</w:t>
+              <w:t>loop.index</w:t>
             </w:r>
             <w:proofErr w:type="spellEnd"/>
             <w:r>
               <w:rPr>
                 <w:lang w:val="en-US"/>
               </w:rPr>
-              <w:t xml:space="preserve"> }</w:t>
-            </w:r>
-            <w:proofErr w:type="gramEnd"/>
-            <w:r>
-              <w:rPr>
-                <w:lang w:val="en-US"/>
-              </w:rPr>
-              <w:t xml:space="preserve">}. </w:t>
-            </w:r>
-            <w:proofErr w:type="gramStart"/>
-            <w:r>
-              <w:rPr>
-                <w:lang w:val="en-US"/>
-              </w:rPr>
-              <w:t xml:space="preserve">{{ </w:t>
+              <w:t xml:space="preserve"> }}. {{ </w:t>
             </w:r>
             <w:proofErr w:type="spellStart"/>
             <w:r>
               <w:rPr>
                 <w:lang w:val="en-US"/>
               </w:rPr>
-              <w:t>item</w:t>
-            </w:r>
-            <w:proofErr w:type="gramEnd"/>
-            <w:r>
-              <w:rPr>
-                <w:lang w:val="en-US"/>
-              </w:rPr>
-              <w:t>.file_</w:t>
-            </w:r>
-            <w:proofErr w:type="gramStart"/>
-            <w:r>
-              <w:rPr>
-                <w:lang w:val="en-US"/>
-              </w:rPr>
-              <w:t>name</w:t>
+              <w:t>item.file_name</w:t>
             </w:r>
             <w:proofErr w:type="spellEnd"/>
             <w:r>
               <w:rPr>
                 <w:lang w:val="en-US"/>
               </w:rPr>
-              <w:t xml:space="preserve"> }}{</w:t>
-            </w:r>
-            <w:proofErr w:type="gramEnd"/>
-            <w:r>
-              <w:rPr>
-                <w:lang w:val="en-US"/>
-              </w:rPr>
-              <w:t xml:space="preserve">% </w:t>
+              <w:t xml:space="preserve"> }}{% </w:t>
             </w:r>
             <w:proofErr w:type="spellStart"/>
-            <w:proofErr w:type="gramStart"/>
             <w:r>
               <w:rPr>
                 <w:lang w:val="en-US"/>
@@ -7127,32 +5975,15 @@
               </w:rPr>
               <w:t xml:space="preserve"> %}</w:t>
             </w:r>
-            <w:proofErr w:type="gramEnd"/>
-          </w:p>
-          <w:p>
-            <w:pPr>
-              <w:rPr>
-                <w:lang w:val="en-US"/>
-              </w:rPr>
-            </w:pPr>
-            <w:r>
-              <w:t xml:space="preserve">{% else </w:t>
-            </w:r>
-            <w:proofErr w:type="gramStart"/>
-            <w:r>
-              <w:t>%}(</w:t>
-            </w:r>
-            <w:proofErr w:type="gramEnd"/>
-            <w:r>
-              <w:t>NONE</w:t>
-            </w:r>
-            <w:proofErr w:type="gramStart"/>
-            <w:r>
-              <w:t>){</w:t>
-            </w:r>
-            <w:proofErr w:type="gramEnd"/>
-            <w:r>
-              <w:t>% endif %}</w:t>
+          </w:p>
+          <w:p>
+            <w:pPr>
+              <w:rPr>
+                <w:lang w:val="en-US"/>
+              </w:rPr>
+            </w:pPr>
+            <w:r>
+              <w:t>{% else %}(NONE){% endif %}</w:t>
             </w:r>
           </w:p>
         </w:tc>
@@ -7626,7 +6457,7 @@
                 <w:bCs/>
                 <w:lang w:val="en-US"/>
               </w:rPr>
-              <w:t>Are all metadata fields free of typos?</w:t>
+              <w:t>Are there any typos in metadata fields?</w:t>
             </w:r>
           </w:p>
         </w:tc>
@@ -7758,12 +6589,11 @@
                 <w:lang w:val="en-US"/>
               </w:rPr>
             </w:pPr>
-            <w:proofErr w:type="spellStart"/>
-            <w:r>
-              <w:rPr>
-                <w:lang w:val="en-US"/>
-              </w:rPr>
-              <w:t>RQU</w:t>
+            <w:r>
+              <w:rPr>
+                <w:lang w:val="en-US"/>
+              </w:rPr>
+              <w:t>No</w:t>
             </w:r>
             <w:r>
               <w:rPr>
@@ -7771,50 +6601,66 @@
               </w:rPr>
               <w:t>tes</w:t>
             </w:r>
-            <w:proofErr w:type="spellEnd"/>
-          </w:p>
-        </w:tc>
-        <w:tc>
-          <w:tcPr>
-            <w:tcW w:w="0" w:type="auto"/>
-            <w:tcBorders>
-              <w:top w:val="single" w:sz="8" w:space="0" w:color="000000"/>
-              <w:left w:val="single" w:sz="8" w:space="0" w:color="000000"/>
-              <w:bottom w:val="single" w:sz="8" w:space="0" w:color="000000"/>
-              <w:right w:val="single" w:sz="8" w:space="0" w:color="000000"/>
-            </w:tcBorders>
-            <w:tcMar>
-              <w:top w:w="100" w:type="dxa"/>
-              <w:left w:w="100" w:type="dxa"/>
-              <w:bottom w:w="100" w:type="dxa"/>
-              <w:right w:w="100" w:type="dxa"/>
-            </w:tcMar>
-            <w:hideMark/>
-          </w:tcPr>
-          <w:p>
-            <w:pPr>
-              <w:rPr>
-                <w:lang w:val="en-US"/>
-              </w:rPr>
-            </w:pPr>
-          </w:p>
-        </w:tc>
-        <w:tc>
-          <w:tcPr>
-            <w:tcW w:w="0" w:type="auto"/>
-            <w:tcBorders>
-              <w:top w:val="single" w:sz="8" w:space="0" w:color="000000"/>
-              <w:left w:val="single" w:sz="8" w:space="0" w:color="000000"/>
-              <w:bottom w:val="single" w:sz="8" w:space="0" w:color="000000"/>
-              <w:right w:val="single" w:sz="8" w:space="0" w:color="000000"/>
-            </w:tcBorders>
-            <w:tcMar>
-              <w:top w:w="100" w:type="dxa"/>
-              <w:left w:w="100" w:type="dxa"/>
-              <w:bottom w:w="100" w:type="dxa"/>
-              <w:right w:w="100" w:type="dxa"/>
-            </w:tcMar>
-            <w:hideMark/>
+          </w:p>
+          <w:p>
+            <w:pPr>
+              <w:rPr>
+                <w:lang w:val="en-US"/>
+              </w:rPr>
+            </w:pPr>
+            <w:r>
+              <w:rPr>
+                <w:lang w:val="en-US"/>
+              </w:rPr>
+              <w:t xml:space="preserve">Note that the automated process might </w:t>
+            </w:r>
+            <w:r>
+              <w:rPr>
+                <w:lang w:val="en-US"/>
+              </w:rPr>
+              <w:t>flag wrongly (such as acronyms/specialized terms. Delete the items from the list accordingly.</w:t>
+            </w:r>
+          </w:p>
+        </w:tc>
+        <w:tc>
+          <w:tcPr>
+            <w:tcW w:w="0" w:type="auto"/>
+            <w:tcBorders>
+              <w:top w:val="single" w:sz="8" w:space="0" w:color="000000"/>
+              <w:left w:val="single" w:sz="8" w:space="0" w:color="000000"/>
+              <w:bottom w:val="single" w:sz="8" w:space="0" w:color="000000"/>
+              <w:right w:val="single" w:sz="8" w:space="0" w:color="000000"/>
+            </w:tcBorders>
+            <w:tcMar>
+              <w:top w:w="100" w:type="dxa"/>
+              <w:left w:w="100" w:type="dxa"/>
+              <w:bottom w:w="100" w:type="dxa"/>
+              <w:right w:w="100" w:type="dxa"/>
+            </w:tcMar>
+          </w:tcPr>
+          <w:p>
+            <w:pPr>
+              <w:rPr>
+                <w:lang w:val="en-US"/>
+              </w:rPr>
+            </w:pPr>
+          </w:p>
+        </w:tc>
+        <w:tc>
+          <w:tcPr>
+            <w:tcW w:w="0" w:type="auto"/>
+            <w:tcBorders>
+              <w:top w:val="single" w:sz="8" w:space="0" w:color="000000"/>
+              <w:left w:val="single" w:sz="8" w:space="0" w:color="000000"/>
+              <w:bottom w:val="single" w:sz="8" w:space="0" w:color="000000"/>
+              <w:right w:val="single" w:sz="8" w:space="0" w:color="000000"/>
+            </w:tcBorders>
+            <w:tcMar>
+              <w:top w:w="100" w:type="dxa"/>
+              <w:left w:w="100" w:type="dxa"/>
+              <w:bottom w:w="100" w:type="dxa"/>
+              <w:right w:w="100" w:type="dxa"/>
+            </w:tcMar>
           </w:tcPr>
           <w:p>
             <w:pPr>
@@ -7959,84 +6805,27 @@
               <w:rPr>
                 <w:lang w:val="en-US"/>
               </w:rPr>
-              <w:t>template_</w:t>
-            </w:r>
-            <w:proofErr w:type="gramStart"/>
-            <w:r>
-              <w:rPr>
-                <w:lang w:val="en-US"/>
-              </w:rPr>
-              <w:t>dict.typo</w:t>
-            </w:r>
-            <w:proofErr w:type="gramEnd"/>
-            <w:r>
-              <w:rPr>
-                <w:lang w:val="en-US"/>
-              </w:rPr>
-              <w:t>.</w:t>
-            </w:r>
-            <w:proofErr w:type="gramStart"/>
-            <w:r>
-              <w:rPr>
-                <w:lang w:val="en-US"/>
-              </w:rPr>
-              <w:t>comments</w:t>
+              <w:t>template_dict.typo.comments</w:t>
             </w:r>
             <w:proofErr w:type="spellEnd"/>
             <w:r>
-              <w:t xml:space="preserve"> |length</w:t>
-            </w:r>
-            <w:proofErr w:type="gramEnd"/>
-            <w:r>
-              <w:t xml:space="preserve"> &gt; 0</w:t>
-            </w:r>
-            <w:r>
-              <w:t xml:space="preserve"> </w:t>
-            </w:r>
-            <w:proofErr w:type="gramStart"/>
-            <w:r>
-              <w:t>%}</w:t>
-            </w:r>
-            <w:r>
-              <w:rPr>
-                <w:lang w:val="en-US"/>
-              </w:rPr>
-              <w:t>{</w:t>
-            </w:r>
-            <w:proofErr w:type="gramEnd"/>
-            <w:r>
-              <w:rPr>
-                <w:lang w:val="en-US"/>
-              </w:rPr>
-              <w:t xml:space="preserve">% for item in </w:t>
+              <w:t xml:space="preserve"> |length &gt; 0</w:t>
+            </w:r>
+            <w:r>
+              <w:t xml:space="preserve"> %}</w:t>
+            </w:r>
+            <w:r>
+              <w:rPr>
+                <w:lang w:val="en-US"/>
+              </w:rPr>
+              <w:t xml:space="preserve">{% for item in </w:t>
             </w:r>
             <w:proofErr w:type="spellStart"/>
             <w:r>
               <w:rPr>
                 <w:lang w:val="en-US"/>
               </w:rPr>
-              <w:t>template_</w:t>
-            </w:r>
-            <w:proofErr w:type="gramStart"/>
-            <w:r>
-              <w:rPr>
-                <w:lang w:val="en-US"/>
-              </w:rPr>
-              <w:t>dict.typo</w:t>
-            </w:r>
-            <w:proofErr w:type="gramEnd"/>
-            <w:r>
-              <w:rPr>
-                <w:lang w:val="en-US"/>
-              </w:rPr>
-              <w:t>.</w:t>
-            </w:r>
-            <w:proofErr w:type="gramStart"/>
-            <w:r>
-              <w:rPr>
-                <w:lang w:val="en-US"/>
-              </w:rPr>
-              <w:t>comments</w:t>
+              <w:t>template_dict.typo.comments</w:t>
             </w:r>
             <w:proofErr w:type="spellEnd"/>
             <w:r>
@@ -8045,7 +6834,6 @@
               </w:rPr>
               <w:t xml:space="preserve"> %}</w:t>
             </w:r>
-            <w:proofErr w:type="gramEnd"/>
           </w:p>
           <w:p>
             <w:pPr>
@@ -8055,36 +6843,13 @@
                 <w:numId w:val="27"/>
               </w:numPr>
             </w:pPr>
-            <w:proofErr w:type="gramStart"/>
-            <w:r>
-              <w:rPr>
-                <w:lang w:val="en-US"/>
-              </w:rPr>
-              <w:t>{{ item</w:t>
-            </w:r>
-            <w:proofErr w:type="gramEnd"/>
-            <w:r>
-              <w:rPr>
-                <w:lang w:val="en-US"/>
-              </w:rPr>
-              <w:t xml:space="preserve"> </w:t>
-            </w:r>
-            <w:proofErr w:type="gramStart"/>
-            <w:r>
-              <w:rPr>
-                <w:lang w:val="en-US"/>
-              </w:rPr>
-              <w:t>}}{</w:t>
-            </w:r>
-            <w:proofErr w:type="gramEnd"/>
-            <w:r>
-              <w:rPr>
-                <w:lang w:val="en-US"/>
-              </w:rPr>
-              <w:t xml:space="preserve">% </w:t>
+            <w:r>
+              <w:rPr>
+                <w:lang w:val="en-US"/>
+              </w:rPr>
+              <w:t xml:space="preserve">{{ item }}{% </w:t>
             </w:r>
             <w:proofErr w:type="spellStart"/>
-            <w:proofErr w:type="gramStart"/>
             <w:r>
               <w:rPr>
                 <w:lang w:val="en-US"/>
@@ -8098,7 +6863,6 @@
               </w:rPr>
               <w:t xml:space="preserve"> %}</w:t>
             </w:r>
-            <w:proofErr w:type="gramEnd"/>
           </w:p>
           <w:p>
             <w:pPr>
@@ -8111,17 +6875,8 @@
               </w:rPr>
             </w:pPr>
             <w:r>
-              <w:t xml:space="preserve">{% else </w:t>
-            </w:r>
-            <w:proofErr w:type="gramStart"/>
-            <w:r>
-              <w:t>%}(</w:t>
-            </w:r>
-            <w:proofErr w:type="gramEnd"/>
-            <w:r>
-              <w:t>NONE</w:t>
-            </w:r>
-            <w:proofErr w:type="gramStart"/>
+              <w:t>{% else %}(NONE</w:t>
+            </w:r>
             <w:r>
               <w:rPr>
                 <w:rFonts w:hint="eastAsia"/>
@@ -8129,11 +6884,7 @@
               <w:t>)</w:t>
             </w:r>
             <w:r>
-              <w:t>{</w:t>
-            </w:r>
-            <w:proofErr w:type="gramEnd"/>
-            <w:r>
-              <w:t>% endif %}</w:t>
+              <w:t>{% endif %}</w:t>
             </w:r>
           </w:p>
         </w:tc>
@@ -8260,37 +7011,47 @@
                 <w:bCs/>
                 <w:lang w:val="en-US"/>
               </w:rPr>
-              <w:t>Do the metadata fields contain a valid entry?</w:t>
-            </w:r>
-          </w:p>
-        </w:tc>
-        <w:tc>
-          <w:tcPr>
-            <w:tcW w:w="0" w:type="auto"/>
-            <w:tcBorders>
-              <w:top w:val="single" w:sz="8" w:space="0" w:color="000000"/>
-              <w:left w:val="single" w:sz="8" w:space="0" w:color="000000"/>
-              <w:bottom w:val="single" w:sz="8" w:space="0" w:color="000000"/>
-              <w:right w:val="single" w:sz="8" w:space="0" w:color="000000"/>
-            </w:tcBorders>
-            <w:tcMar>
-              <w:top w:w="100" w:type="dxa"/>
-              <w:left w:w="100" w:type="dxa"/>
-              <w:bottom w:w="100" w:type="dxa"/>
-              <w:right w:w="100" w:type="dxa"/>
-            </w:tcMar>
-            <w:hideMark/>
-          </w:tcPr>
-          <w:p>
-            <w:pPr>
-              <w:rPr>
-                <w:lang w:val="en-US"/>
-              </w:rPr>
-            </w:pPr>
-            <w:r>
-              <w:rPr>
-                <w:lang w:val="en-US"/>
-              </w:rPr>
+              <w:t xml:space="preserve">Do the metadata fields contain a valid entry (e.g. the content of </w:t>
+            </w:r>
+            <w:r>
+              <w:rPr>
+                <w:b/>
+                <w:bCs/>
+                <w:lang w:val="en-US"/>
+              </w:rPr>
+              <w:lastRenderedPageBreak/>
+              <w:t>the metadata field is relevant and meaningful)?</w:t>
+            </w:r>
+          </w:p>
+        </w:tc>
+        <w:tc>
+          <w:tcPr>
+            <w:tcW w:w="0" w:type="auto"/>
+            <w:tcBorders>
+              <w:top w:val="single" w:sz="8" w:space="0" w:color="000000"/>
+              <w:left w:val="single" w:sz="8" w:space="0" w:color="000000"/>
+              <w:bottom w:val="single" w:sz="8" w:space="0" w:color="000000"/>
+              <w:right w:val="single" w:sz="8" w:space="0" w:color="000000"/>
+            </w:tcBorders>
+            <w:tcMar>
+              <w:top w:w="100" w:type="dxa"/>
+              <w:left w:w="100" w:type="dxa"/>
+              <w:bottom w:w="100" w:type="dxa"/>
+              <w:right w:w="100" w:type="dxa"/>
+            </w:tcMar>
+            <w:hideMark/>
+          </w:tcPr>
+          <w:p>
+            <w:pPr>
+              <w:rPr>
+                <w:lang w:val="en-US"/>
+              </w:rPr>
+            </w:pPr>
+            <w:r>
+              <w:rPr>
+                <w:lang w:val="en-US"/>
+              </w:rPr>
+              <w:lastRenderedPageBreak/>
               <w:t>Review the following fields to ensure there is a valid entry and flag any issues:</w:t>
             </w:r>
           </w:p>
@@ -8308,6 +7069,7 @@
               <w:rPr>
                 <w:lang w:val="en-US"/>
               </w:rPr>
+              <w:lastRenderedPageBreak/>
               <w:t>Title</w:t>
             </w:r>
           </w:p>
@@ -8638,7 +7400,6 @@
                 <w:bCs/>
                 <w:lang w:val="en-US"/>
               </w:rPr>
-              <w:lastRenderedPageBreak/>
               <w:t>4.3</w:t>
             </w:r>
             <w:r>
@@ -8741,27 +7502,11 @@
             </w:r>
             <w:proofErr w:type="spellStart"/>
             <w:r>
-              <w:t>template_</w:t>
-            </w:r>
-            <w:proofErr w:type="gramStart"/>
-            <w:r>
-              <w:t>dict.none</w:t>
-            </w:r>
-            <w:proofErr w:type="gramEnd"/>
-            <w:r>
-              <w:t>_author_affiliation</w:t>
+              <w:t>template_dict.none_author_affiliation</w:t>
             </w:r>
             <w:proofErr w:type="spellEnd"/>
             <w:r>
-              <w:t xml:space="preserve"> %}</w:t>
-            </w:r>
-            <w:proofErr w:type="gramStart"/>
-            <w:r>
-              <w:t>X{</w:t>
-            </w:r>
-            <w:proofErr w:type="gramEnd"/>
-            <w:r>
-              <w:t>% endif %}</w:t>
+              <w:t xml:space="preserve"> %}X{% endif %}</w:t>
             </w:r>
           </w:p>
         </w:tc>
@@ -8796,27 +7541,11 @@
             </w:r>
             <w:proofErr w:type="spellStart"/>
             <w:r>
-              <w:t>template_</w:t>
-            </w:r>
-            <w:proofErr w:type="gramStart"/>
-            <w:r>
-              <w:t>dict.none</w:t>
-            </w:r>
-            <w:proofErr w:type="gramEnd"/>
-            <w:r>
-              <w:t>_author_affiliation</w:t>
+              <w:t>template_dict.none_author_affiliation</w:t>
             </w:r>
             <w:proofErr w:type="spellEnd"/>
             <w:r>
-              <w:t xml:space="preserve"> %}</w:t>
-            </w:r>
-            <w:proofErr w:type="gramStart"/>
-            <w:r>
-              <w:t>X{</w:t>
-            </w:r>
-            <w:proofErr w:type="gramEnd"/>
-            <w:r>
-              <w:t>% endif %}</w:t>
+              <w:t xml:space="preserve"> %}X{% endif %}</w:t>
             </w:r>
           </w:p>
         </w:tc>
@@ -9150,11 +7879,7 @@
             </w:r>
             <w:proofErr w:type="spellStart"/>
             <w:r>
-              <w:t>template_</w:t>
-            </w:r>
-            <w:proofErr w:type="gramStart"/>
-            <w:r>
-              <w:t>dict</w:t>
+              <w:t>template_dict</w:t>
             </w:r>
             <w:proofErr w:type="spellEnd"/>
             <w:r>
@@ -9165,26 +7890,11 @@
               <w:rPr>
                 <w:lang w:val="en-US"/>
               </w:rPr>
-              <w:t>none</w:t>
-            </w:r>
-            <w:proofErr w:type="gramEnd"/>
-            <w:r>
-              <w:rPr>
-                <w:lang w:val="en-US"/>
-              </w:rPr>
-              <w:t>_author_affiliation_UT</w:t>
+              <w:t>none_author_affiliation_UT</w:t>
             </w:r>
             <w:proofErr w:type="spellEnd"/>
             <w:r>
-              <w:t>%}</w:t>
-            </w:r>
-            <w:proofErr w:type="gramStart"/>
-            <w:r>
-              <w:t>X{</w:t>
-            </w:r>
-            <w:proofErr w:type="gramEnd"/>
-            <w:r>
-              <w:t>% endif %}</w:t>
+              <w:t>%}X{% endif %}</w:t>
             </w:r>
           </w:p>
         </w:tc>
@@ -9210,11 +7920,7 @@
             </w:r>
             <w:proofErr w:type="spellStart"/>
             <w:r>
-              <w:t>template_</w:t>
-            </w:r>
-            <w:proofErr w:type="gramStart"/>
-            <w:r>
-              <w:t>dict</w:t>
+              <w:t>template_dict</w:t>
             </w:r>
             <w:proofErr w:type="spellEnd"/>
             <w:r>
@@ -9225,26 +7931,11 @@
               <w:rPr>
                 <w:lang w:val="en-US"/>
               </w:rPr>
-              <w:t>none</w:t>
-            </w:r>
-            <w:proofErr w:type="gramEnd"/>
-            <w:r>
-              <w:rPr>
-                <w:lang w:val="en-US"/>
-              </w:rPr>
-              <w:t>_author_affiliation_UT</w:t>
+              <w:t>none_author_affiliation_UT</w:t>
             </w:r>
             <w:proofErr w:type="spellEnd"/>
             <w:r>
-              <w:t xml:space="preserve"> %}</w:t>
-            </w:r>
-            <w:proofErr w:type="gramStart"/>
-            <w:r>
-              <w:t>X{</w:t>
-            </w:r>
-            <w:proofErr w:type="gramEnd"/>
-            <w:r>
-              <w:t>% endif %}</w:t>
+              <w:t xml:space="preserve"> %}X{% endif %}</w:t>
             </w:r>
           </w:p>
         </w:tc>
@@ -9817,7 +8508,6 @@
               <w:t xml:space="preserve">Does the dataset contain any obvious sensitivity issues, such as direct </w:t>
             </w:r>
             <w:proofErr w:type="spellStart"/>
-            <w:proofErr w:type="gramStart"/>
             <w:r>
               <w:rPr>
                 <w:b/>
@@ -9836,7 +8526,6 @@
               <w:t>R</w:t>
             </w:r>
             <w:proofErr w:type="spellEnd"/>
-            <w:proofErr w:type="gramEnd"/>
           </w:p>
         </w:tc>
         <w:tc>
@@ -9870,7 +8559,14 @@
               <w:rPr>
                 <w:lang w:val="en-US"/>
               </w:rPr>
-              <w:t>Review documentation and file names and see if there are any that should be opened and reviewed (e.g. if a file is named “participant survey”, etc.) </w:t>
+              <w:t xml:space="preserve">Review documentation and file names and see if there are any that should be opened and reviewed (e.g. if a </w:t>
+            </w:r>
+            <w:r>
+              <w:rPr>
+                <w:lang w:val="en-US"/>
+              </w:rPr>
+              <w:lastRenderedPageBreak/>
+              <w:t>file is named “participant survey”, etc.) </w:t>
             </w:r>
           </w:p>
           <w:p>
@@ -9887,14 +8583,100 @@
               <w:rPr>
                 <w:lang w:val="en-US"/>
               </w:rPr>
-              <w:t xml:space="preserve">Review description, </w:t>
-            </w:r>
-            <w:r>
-              <w:rPr>
-                <w:lang w:val="en-US"/>
-              </w:rPr>
+              <w:t>Review description, notes, and terms of access metadata fields.</w:t>
+            </w:r>
+          </w:p>
+          <w:p>
+            <w:pPr>
+              <w:numPr>
+                <w:ilvl w:val="0"/>
+                <w:numId w:val="16"/>
+              </w:numPr>
+            </w:pPr>
+            <w:r>
+              <w:t xml:space="preserve">Examples of </w:t>
+            </w:r>
+            <w:r>
+              <w:t xml:space="preserve">direct </w:t>
+            </w:r>
+            <w:r>
+              <w:t>identifier include:</w:t>
+            </w:r>
+          </w:p>
+          <w:p>
+            <w:pPr>
+              <w:numPr>
+                <w:ilvl w:val="1"/>
+                <w:numId w:val="16"/>
+              </w:numPr>
+            </w:pPr>
+            <w:r>
+              <w:t>Social Security Numbers (SSNs)</w:t>
+            </w:r>
+          </w:p>
+          <w:p>
+            <w:pPr>
+              <w:numPr>
+                <w:ilvl w:val="1"/>
+                <w:numId w:val="16"/>
+              </w:numPr>
+            </w:pPr>
+            <w:r>
+              <w:t>Canadi</w:t>
+            </w:r>
+            <w:r>
               <w:lastRenderedPageBreak/>
-              <w:t>notes, and terms of access metadata fields.</w:t>
+              <w:t>an Social Insurance Number (SINs)</w:t>
+            </w:r>
+          </w:p>
+          <w:p>
+            <w:pPr>
+              <w:numPr>
+                <w:ilvl w:val="1"/>
+                <w:numId w:val="16"/>
+              </w:numPr>
+            </w:pPr>
+            <w:r>
+              <w:t>Credit card numbers</w:t>
+            </w:r>
+          </w:p>
+          <w:p>
+            <w:pPr>
+              <w:numPr>
+                <w:ilvl w:val="1"/>
+                <w:numId w:val="16"/>
+              </w:numPr>
+            </w:pPr>
+            <w:r>
+              <w:t>Email addresses</w:t>
+            </w:r>
+          </w:p>
+          <w:p>
+            <w:pPr>
+              <w:numPr>
+                <w:ilvl w:val="1"/>
+                <w:numId w:val="16"/>
+              </w:numPr>
+            </w:pPr>
+            <w:r>
+              <w:lastRenderedPageBreak/>
+              <w:t>Phone numbers</w:t>
+            </w:r>
+          </w:p>
+          <w:p>
+            <w:pPr>
+              <w:numPr>
+                <w:ilvl w:val="1"/>
+                <w:numId w:val="16"/>
+              </w:numPr>
+            </w:pPr>
+            <w:proofErr w:type="spellStart"/>
+            <w:r>
+              <w:t>vCards</w:t>
+            </w:r>
+            <w:proofErr w:type="spellEnd"/>
+            <w:r>
+              <w:t xml:space="preserve"> (Virtual Contact Files)</w:t>
             </w:r>
           </w:p>
         </w:tc>
@@ -10189,6 +8971,7 @@
                 <w:bCs/>
                 <w:lang w:val="en-US"/>
               </w:rPr>
+              <w:lastRenderedPageBreak/>
               <w:t>5.2</w:t>
             </w:r>
           </w:p>
@@ -10257,7 +9040,14 @@
               <w:rPr>
                 <w:lang w:val="en-US"/>
               </w:rPr>
-              <w:t>If something is flagged in the sensitive data review (see question above), check the intake form to confirm information about their REB status.</w:t>
+              <w:t xml:space="preserve">If something is flagged in the sensitive data review (see question above), check the intake form to confirm information about </w:t>
+            </w:r>
+            <w:r>
+              <w:rPr>
+                <w:lang w:val="en-US"/>
+              </w:rPr>
+              <w:lastRenderedPageBreak/>
+              <w:t>their REB status.</w:t>
             </w:r>
           </w:p>
         </w:tc>
@@ -10599,14 +9389,7 @@
               <w:rPr>
                 <w:lang w:val="en-US"/>
               </w:rPr>
-              <w:t xml:space="preserve">Check if the deposit includes restricted files (if yes, recommend they </w:t>
-            </w:r>
-            <w:r>
-              <w:rPr>
-                <w:lang w:val="en-US"/>
-              </w:rPr>
-              <w:lastRenderedPageBreak/>
-              <w:t>use custom terms)</w:t>
+              <w:t>Check if the deposit includes restricted files (if yes, recommend they use custom terms)</w:t>
             </w:r>
           </w:p>
         </w:tc>
@@ -10757,7 +9540,19 @@
               <w:rPr>
                 <w:u w:val="single"/>
               </w:rPr>
-              <w:t>List any restricted files in this dataset:</w:t>
+              <w:t xml:space="preserve">List any restricted files in </w:t>
+            </w:r>
+            <w:r>
+              <w:rPr>
+                <w:u w:val="single"/>
+              </w:rPr>
+              <w:t xml:space="preserve">the </w:t>
+            </w:r>
+            <w:r>
+              <w:rPr>
+                <w:u w:val="single"/>
+              </w:rPr>
+              <w:t xml:space="preserve"> dataset:</w:t>
             </w:r>
             <w:r>
               <w:br/>
@@ -10767,19 +9562,7 @@
             </w:r>
             <w:proofErr w:type="spellStart"/>
             <w:r>
-              <w:t>template_</w:t>
-            </w:r>
-            <w:proofErr w:type="gramStart"/>
-            <w:r>
-              <w:t>dict.restricted</w:t>
-            </w:r>
-            <w:proofErr w:type="gramEnd"/>
-            <w:r>
-              <w:t>_</w:t>
-            </w:r>
-            <w:proofErr w:type="gramStart"/>
-            <w:r>
-              <w:t>files.comment</w:t>
+              <w:t>template_dict.restricted_files.comment</w:t>
             </w:r>
             <w:r>
               <w:rPr>
@@ -10787,7 +9570,6 @@
               </w:rPr>
               <w:t>s</w:t>
             </w:r>
-            <w:proofErr w:type="gramEnd"/>
             <w:r>
               <w:t>|length</w:t>
             </w:r>
@@ -10800,22 +9582,9 @@
             </w:r>
             <w:proofErr w:type="spellStart"/>
             <w:r>
-              <w:t>template_</w:t>
-            </w:r>
-            <w:proofErr w:type="gramStart"/>
-            <w:r>
-              <w:t>dict.restricted</w:t>
-            </w:r>
-            <w:proofErr w:type="gramEnd"/>
-            <w:r>
-              <w:t>_</w:t>
-            </w:r>
-            <w:proofErr w:type="gramStart"/>
-            <w:r>
-              <w:t>files.comments</w:t>
+              <w:t>template_dict.restricted_files.comments</w:t>
             </w:r>
             <w:proofErr w:type="spellEnd"/>
-            <w:proofErr w:type="gramEnd"/>
             <w:r>
               <w:t xml:space="preserve"> %} </w:t>
             </w:r>
@@ -10828,29 +9597,16 @@
                 <w:numId w:val="29"/>
               </w:numPr>
             </w:pPr>
-            <w:proofErr w:type="gramStart"/>
             <w:r>
               <w:t xml:space="preserve">{{ </w:t>
             </w:r>
             <w:proofErr w:type="spellStart"/>
             <w:r>
-              <w:t>item</w:t>
-            </w:r>
-            <w:proofErr w:type="gramEnd"/>
-            <w:r>
-              <w:t>.file_</w:t>
-            </w:r>
-            <w:proofErr w:type="gramStart"/>
-            <w:r>
-              <w:t>name</w:t>
+              <w:t>item.file_name</w:t>
             </w:r>
             <w:proofErr w:type="spellEnd"/>
             <w:r>
-              <w:t xml:space="preserve"> }</w:t>
-            </w:r>
-            <w:proofErr w:type="gramEnd"/>
-            <w:r>
-              <w:t xml:space="preserve">} {% </w:t>
+              <w:t xml:space="preserve"> }} {% </w:t>
             </w:r>
             <w:proofErr w:type="spellStart"/>
             <w:r>
@@ -10863,23 +9619,7 @@
           </w:p>
           <w:p>
             <w:r>
-              <w:t xml:space="preserve">{% else </w:t>
-            </w:r>
-            <w:proofErr w:type="gramStart"/>
-            <w:r>
-              <w:t>%}(</w:t>
-            </w:r>
-            <w:proofErr w:type="gramEnd"/>
-            <w:r>
-              <w:t>NONE</w:t>
-            </w:r>
-            <w:proofErr w:type="gramStart"/>
-            <w:r>
-              <w:t>){</w:t>
-            </w:r>
-            <w:proofErr w:type="gramEnd"/>
-            <w:r>
-              <w:t>% endif %}</w:t>
+              <w:t>{% else %}(NONE){% endif %}</w:t>
             </w:r>
           </w:p>
           <w:p>
@@ -10894,7 +9634,21 @@
                 <w:u w:val="single"/>
                 <w:lang w:val="en-US"/>
               </w:rPr>
-              <w:t>License applied to dataset:</w:t>
+              <w:t xml:space="preserve">License applied to </w:t>
+            </w:r>
+            <w:r>
+              <w:rPr>
+                <w:u w:val="single"/>
+                <w:lang w:val="en-US"/>
+              </w:rPr>
+              <w:t xml:space="preserve">the </w:t>
+            </w:r>
+            <w:r>
+              <w:rPr>
+                <w:u w:val="single"/>
+                <w:lang w:val="en-US"/>
+              </w:rPr>
+              <w:t>dataset:</w:t>
             </w:r>
           </w:p>
           <w:p>
@@ -10913,77 +9667,19 @@
             </w:r>
             <w:proofErr w:type="spellStart"/>
             <w:r>
-              <w:t>template_</w:t>
-            </w:r>
-            <w:proofErr w:type="gramStart"/>
-            <w:r>
-              <w:t>dict.terms</w:t>
-            </w:r>
-            <w:proofErr w:type="gramEnd"/>
-            <w:r>
-              <w:t>_</w:t>
-            </w:r>
-            <w:proofErr w:type="gramStart"/>
-            <w:r>
-              <w:t>license.licenseName</w:t>
+              <w:t>template_dict.terms_license.licenseName</w:t>
             </w:r>
             <w:proofErr w:type="spellEnd"/>
-            <w:proofErr w:type="gramEnd"/>
-            <w:r>
-              <w:t xml:space="preserve"> is not none </w:t>
-            </w:r>
-            <w:proofErr w:type="gramStart"/>
-            <w:r>
-              <w:t xml:space="preserve">%}{{ </w:t>
+            <w:r>
+              <w:t xml:space="preserve"> is not none %}{{ </w:t>
             </w:r>
             <w:proofErr w:type="spellStart"/>
             <w:r>
-              <w:t>template</w:t>
-            </w:r>
-            <w:proofErr w:type="gramEnd"/>
-            <w:r>
-              <w:t>_</w:t>
-            </w:r>
-            <w:proofErr w:type="gramStart"/>
-            <w:r>
-              <w:t>dict.terms</w:t>
-            </w:r>
-            <w:proofErr w:type="gramEnd"/>
-            <w:r>
-              <w:t>_</w:t>
-            </w:r>
-            <w:proofErr w:type="gramStart"/>
-            <w:r>
-              <w:t>license.licenseName</w:t>
+              <w:t>template_dict.terms_license.licenseName</w:t>
             </w:r>
             <w:proofErr w:type="spellEnd"/>
-            <w:proofErr w:type="gramEnd"/>
-            <w:r>
-              <w:t xml:space="preserve"> </w:t>
-            </w:r>
-            <w:proofErr w:type="gramStart"/>
-            <w:r>
-              <w:t>}}{</w:t>
-            </w:r>
-            <w:proofErr w:type="gramEnd"/>
-            <w:r>
-              <w:t xml:space="preserve">% else </w:t>
-            </w:r>
-            <w:proofErr w:type="gramStart"/>
-            <w:r>
-              <w:t>%}(</w:t>
-            </w:r>
-            <w:proofErr w:type="gramEnd"/>
-            <w:r>
-              <w:t>NONE</w:t>
-            </w:r>
-            <w:proofErr w:type="gramStart"/>
-            <w:r>
-              <w:t>){</w:t>
-            </w:r>
-            <w:proofErr w:type="gramEnd"/>
-            <w:r>
-              <w:t>% endif %}</w:t>
+            <w:r>
+              <w:t xml:space="preserve"> }}{% else %}(NONE){% endif %}</w:t>
             </w:r>
           </w:p>
           <w:p>
@@ -10994,7 +9690,6 @@
               </w:rPr>
             </w:pPr>
             <w:r>
-              <w:lastRenderedPageBreak/>
               <w:br/>
             </w:r>
             <w:r>
@@ -11028,7 +9723,7 @@
               <w:tblLook w:val="04A0" w:firstRow="1" w:lastRow="0" w:firstColumn="1" w:lastColumn="0" w:noHBand="0" w:noVBand="1"/>
             </w:tblPr>
             <w:tblGrid>
-              <w:gridCol w:w="3885"/>
+              <w:gridCol w:w="3820"/>
             </w:tblGrid>
             <w:tr>
               <w:tc>
@@ -11046,83 +9741,25 @@
                   </w:r>
                   <w:proofErr w:type="spellStart"/>
                   <w:r>
-                    <w:t>template_</w:t>
-                  </w:r>
-                  <w:proofErr w:type="gramStart"/>
-                  <w:r>
-                    <w:t>dict.terms</w:t>
-                  </w:r>
-                  <w:proofErr w:type="gramEnd"/>
-                  <w:r>
-                    <w:t>_</w:t>
-                  </w:r>
-                  <w:proofErr w:type="gramStart"/>
-                  <w:r>
-                    <w:t>license.</w:t>
+                    <w:t>template_dict.terms_license.</w:t>
                   </w:r>
                   <w:r>
                     <w:t>termsOfUse</w:t>
                   </w:r>
                   <w:proofErr w:type="spellEnd"/>
-                  <w:proofErr w:type="gramEnd"/>
                   <w:r>
-                    <w:t xml:space="preserve"> is not none </w:t>
-                  </w:r>
-                  <w:proofErr w:type="gramStart"/>
-                  <w:r>
-                    <w:t xml:space="preserve">%}{{ </w:t>
+                    <w:t xml:space="preserve"> is not none %}{{ </w:t>
                   </w:r>
                   <w:proofErr w:type="spellStart"/>
                   <w:r>
-                    <w:t>template</w:t>
-                  </w:r>
-                  <w:proofErr w:type="gramEnd"/>
-                  <w:r>
-                    <w:t>_</w:t>
-                  </w:r>
-                  <w:proofErr w:type="gramStart"/>
-                  <w:r>
-                    <w:t>dict.terms</w:t>
-                  </w:r>
-                  <w:proofErr w:type="gramEnd"/>
-                  <w:r>
-                    <w:t>_</w:t>
-                  </w:r>
-                  <w:proofErr w:type="gramStart"/>
-                  <w:r>
-                    <w:t>license.</w:t>
+                    <w:t>template_dict.terms_license.</w:t>
                   </w:r>
                   <w:r>
                     <w:t>termsOfUse</w:t>
                   </w:r>
                   <w:proofErr w:type="spellEnd"/>
-                  <w:proofErr w:type="gramEnd"/>
                   <w:r>
-                    <w:t xml:space="preserve"> </w:t>
-                  </w:r>
-                  <w:proofErr w:type="gramStart"/>
-                  <w:r>
-                    <w:t>}}{</w:t>
-                  </w:r>
-                  <w:proofErr w:type="gramEnd"/>
-                  <w:r>
-                    <w:t xml:space="preserve">% else </w:t>
-                  </w:r>
-                  <w:proofErr w:type="gramStart"/>
-                  <w:r>
-                    <w:t>%}(</w:t>
-                  </w:r>
-                  <w:proofErr w:type="gramEnd"/>
-                  <w:r>
-                    <w:t>NONE</w:t>
-                  </w:r>
-                  <w:proofErr w:type="gramStart"/>
-                  <w:r>
-                    <w:t>){</w:t>
-                  </w:r>
-                  <w:proofErr w:type="gramEnd"/>
-                  <w:r>
-                    <w:t>% endif %}</w:t>
+                    <w:t xml:space="preserve"> }}{% else %}(NONE){% endif %}</w:t>
                   </w:r>
                 </w:p>
               </w:tc>
@@ -11163,7 +9800,6 @@
               <w:rPr>
                 <w:lang w:val="en-US"/>
               </w:rPr>
-              <w:lastRenderedPageBreak/>
               <w:t>Require</w:t>
             </w:r>
           </w:p>
@@ -11260,7 +9896,7 @@
                 <w:bCs/>
                 <w:lang w:val="en-US"/>
               </w:rPr>
-              <w:t>If there are restricted files in the dataset, is the Terms of Access field complete?</w:t>
+              <w:t>Is the Terms of Access field complete if there are restricted files in the dataset?</w:t>
             </w:r>
           </w:p>
         </w:tc>
@@ -11308,21 +9944,31 @@
               <w:rPr>
                 <w:lang w:val="en-US"/>
               </w:rPr>
-              <w:t xml:space="preserve">If there are restricted files and no Terms of Access, </w:t>
-            </w:r>
-            <w:proofErr w:type="gramStart"/>
-            <w:r>
-              <w:rPr>
-                <w:lang w:val="en-US"/>
-              </w:rPr>
-              <w:t>recommend</w:t>
-            </w:r>
-            <w:proofErr w:type="gramEnd"/>
-            <w:r>
-              <w:rPr>
-                <w:lang w:val="en-US"/>
-              </w:rPr>
-              <w:t xml:space="preserve"> including terms of access.</w:t>
+              <w:t>If there are restricted files and no Terms of Access, recommend including terms of access.</w:t>
+            </w:r>
+          </w:p>
+          <w:p>
+            <w:pPr>
+              <w:numPr>
+                <w:ilvl w:val="0"/>
+                <w:numId w:val="21"/>
+              </w:numPr>
+              <w:rPr>
+                <w:lang w:val="en-US"/>
+              </w:rPr>
+            </w:pPr>
+            <w:r>
+              <w:rPr>
+                <w:lang w:val="en-US"/>
+              </w:rPr>
+              <w:t xml:space="preserve">If there are Terms </w:t>
+            </w:r>
+            <w:r>
+              <w:rPr>
+                <w:lang w:val="en-US"/>
+              </w:rPr>
+              <w:lastRenderedPageBreak/>
+              <w:t>of Access, review to ensure they are clear.</w:t>
             </w:r>
           </w:p>
         </w:tc>
@@ -11354,6 +10000,7 @@
                 <w:rFonts w:hint="eastAsia"/>
                 <w:lang w:val="en-US"/>
               </w:rPr>
+              <w:lastRenderedPageBreak/>
               <w:t xml:space="preserve">{% if </w:t>
             </w:r>
             <w:proofErr w:type="spellStart"/>
@@ -11383,11 +10030,7 @@
             </w:r>
             <w:proofErr w:type="spellStart"/>
             <w:r>
-              <w:t>restricted_</w:t>
-            </w:r>
-            <w:proofErr w:type="gramStart"/>
-            <w:r>
-              <w:t>files</w:t>
+              <w:t>restricted_files</w:t>
             </w:r>
             <w:proofErr w:type="spellEnd"/>
             <w:r>
@@ -11403,7 +10046,6 @@
               </w:rPr>
               <w:t>comments</w:t>
             </w:r>
-            <w:proofErr w:type="gramEnd"/>
             <w:r>
               <w:rPr>
                 <w:rFonts w:hint="eastAsia"/>
@@ -11434,25 +10076,12 @@
             </w:r>
             <w:proofErr w:type="spellStart"/>
             <w:r>
-              <w:t>template_</w:t>
-            </w:r>
-            <w:proofErr w:type="gramStart"/>
-            <w:r>
-              <w:t>dict.terms</w:t>
-            </w:r>
-            <w:proofErr w:type="gramEnd"/>
-            <w:r>
-              <w:t>_</w:t>
-            </w:r>
-            <w:proofErr w:type="gramStart"/>
-            <w:r>
-              <w:t>license.</w:t>
+              <w:t>template_dict.terms_license.</w:t>
             </w:r>
             <w:r>
               <w:t>termsOfAccess</w:t>
             </w:r>
             <w:proofErr w:type="spellEnd"/>
-            <w:proofErr w:type="gramEnd"/>
             <w:r>
               <w:t xml:space="preserve"> is not none</w:t>
             </w:r>
@@ -11462,13 +10091,8 @@
               </w:rPr>
               <w:t xml:space="preserve"> %}</w:t>
             </w:r>
-            <w:proofErr w:type="gramStart"/>
-            <w:r>
-              <w:t>X{</w:t>
-            </w:r>
-            <w:proofErr w:type="gramEnd"/>
-            <w:r>
-              <w:t>% endif %}</w:t>
+            <w:r>
+              <w:t>X{% endif %}</w:t>
             </w:r>
           </w:p>
         </w:tc>
@@ -11554,11 +10178,7 @@
             </w:r>
             <w:proofErr w:type="spellStart"/>
             <w:r>
-              <w:t>restricted_</w:t>
-            </w:r>
-            <w:proofErr w:type="gramStart"/>
-            <w:r>
-              <w:t>files</w:t>
+              <w:t>restricted_files</w:t>
             </w:r>
             <w:proofErr w:type="spellEnd"/>
             <w:r>
@@ -11574,7 +10194,6 @@
               </w:rPr>
               <w:t>comments</w:t>
             </w:r>
-            <w:proofErr w:type="gramEnd"/>
             <w:r>
               <w:rPr>
                 <w:rFonts w:hint="eastAsia"/>
@@ -11605,25 +10224,12 @@
             </w:r>
             <w:proofErr w:type="spellStart"/>
             <w:r>
-              <w:t>template_</w:t>
-            </w:r>
-            <w:proofErr w:type="gramStart"/>
-            <w:r>
-              <w:t>dict.terms</w:t>
-            </w:r>
-            <w:proofErr w:type="gramEnd"/>
-            <w:r>
-              <w:t>_</w:t>
-            </w:r>
-            <w:proofErr w:type="gramStart"/>
-            <w:r>
-              <w:t>license.</w:t>
+              <w:t>template_dict.terms_license.</w:t>
             </w:r>
             <w:r>
               <w:t>termsOfAccess</w:t>
             </w:r>
             <w:proofErr w:type="spellEnd"/>
-            <w:proofErr w:type="gramEnd"/>
             <w:r>
               <w:t xml:space="preserve"> is none</w:t>
             </w:r>
@@ -11633,13 +10239,8 @@
               </w:rPr>
               <w:t xml:space="preserve"> %}</w:t>
             </w:r>
-            <w:proofErr w:type="gramStart"/>
-            <w:r>
-              <w:t>X{</w:t>
-            </w:r>
-            <w:proofErr w:type="gramEnd"/>
-            <w:r>
-              <w:t>% endif %}</w:t>
+            <w:r>
+              <w:t>X{% endif %}</w:t>
             </w:r>
           </w:p>
         </w:tc>
@@ -11725,11 +10326,7 @@
             </w:r>
             <w:proofErr w:type="spellStart"/>
             <w:r>
-              <w:t>restricted_</w:t>
-            </w:r>
-            <w:proofErr w:type="gramStart"/>
-            <w:r>
-              <w:t>files</w:t>
+              <w:t>restricted_files</w:t>
             </w:r>
             <w:proofErr w:type="spellEnd"/>
             <w:r>
@@ -11745,7 +10342,6 @@
               </w:rPr>
               <w:t>comments</w:t>
             </w:r>
-            <w:proofErr w:type="gramEnd"/>
             <w:r>
               <w:rPr>
                 <w:rFonts w:hint="eastAsia"/>
@@ -11772,28 +10368,13 @@
                 <w:rFonts w:hint="eastAsia"/>
                 <w:lang w:val="en-US"/>
               </w:rPr>
-              <w:t xml:space="preserve"> %}</w:t>
-            </w:r>
-            <w:proofErr w:type="gramStart"/>
-            <w:r>
-              <w:rPr>
-                <w:rFonts w:hint="eastAsia"/>
-                <w:lang w:val="en-US"/>
-              </w:rPr>
-              <w:t>X</w:t>
-            </w:r>
-            <w:r>
-              <w:rPr>
-                <w:lang w:val="en-US"/>
-              </w:rPr>
-              <w:t>{</w:t>
-            </w:r>
-            <w:proofErr w:type="gramEnd"/>
-            <w:r>
-              <w:rPr>
-                <w:lang w:val="en-US"/>
-              </w:rPr>
-              <w:t>% endif %}</w:t>
+              <w:t xml:space="preserve"> %}X</w:t>
+            </w:r>
+            <w:r>
+              <w:rPr>
+                <w:lang w:val="en-US"/>
+              </w:rPr>
+              <w:t>{% endif %}</w:t>
             </w:r>
           </w:p>
         </w:tc>
@@ -11852,7 +10433,7 @@
               <w:tblLook w:val="04A0" w:firstRow="1" w:lastRow="0" w:firstColumn="1" w:lastColumn="0" w:noHBand="0" w:noVBand="1"/>
             </w:tblPr>
             <w:tblGrid>
-              <w:gridCol w:w="3885"/>
+              <w:gridCol w:w="3820"/>
             </w:tblGrid>
             <w:tr>
               <w:tc>
@@ -11870,83 +10451,25 @@
                   </w:r>
                   <w:proofErr w:type="spellStart"/>
                   <w:r>
-                    <w:t>template_</w:t>
-                  </w:r>
-                  <w:proofErr w:type="gramStart"/>
-                  <w:r>
-                    <w:t>dict.terms</w:t>
-                  </w:r>
-                  <w:proofErr w:type="gramEnd"/>
-                  <w:r>
-                    <w:t>_</w:t>
-                  </w:r>
-                  <w:proofErr w:type="gramStart"/>
-                  <w:r>
-                    <w:t>license.</w:t>
+                    <w:t>template_dict.terms_license.</w:t>
                   </w:r>
                   <w:r>
                     <w:t>termsOfAccess</w:t>
                   </w:r>
                   <w:proofErr w:type="spellEnd"/>
-                  <w:proofErr w:type="gramEnd"/>
                   <w:r>
-                    <w:t xml:space="preserve"> is not none </w:t>
-                  </w:r>
-                  <w:proofErr w:type="gramStart"/>
-                  <w:r>
-                    <w:t xml:space="preserve">%}{{ </w:t>
+                    <w:t xml:space="preserve"> is not none %}{{ </w:t>
                   </w:r>
                   <w:proofErr w:type="spellStart"/>
                   <w:r>
-                    <w:t>template</w:t>
-                  </w:r>
-                  <w:proofErr w:type="gramEnd"/>
-                  <w:r>
-                    <w:t>_</w:t>
-                  </w:r>
-                  <w:proofErr w:type="gramStart"/>
-                  <w:r>
-                    <w:t>dict.terms</w:t>
-                  </w:r>
-                  <w:proofErr w:type="gramEnd"/>
-                  <w:r>
-                    <w:t>_</w:t>
-                  </w:r>
-                  <w:proofErr w:type="gramStart"/>
-                  <w:r>
-                    <w:t>license.</w:t>
+                    <w:t>template_dict.terms_license.</w:t>
                   </w:r>
                   <w:r>
                     <w:t>termsOfAccess</w:t>
                   </w:r>
                   <w:proofErr w:type="spellEnd"/>
-                  <w:proofErr w:type="gramEnd"/>
                   <w:r>
-                    <w:t xml:space="preserve"> </w:t>
-                  </w:r>
-                  <w:proofErr w:type="gramStart"/>
-                  <w:r>
-                    <w:t>}}{</w:t>
-                  </w:r>
-                  <w:proofErr w:type="gramEnd"/>
-                  <w:r>
-                    <w:t xml:space="preserve">% else </w:t>
-                  </w:r>
-                  <w:proofErr w:type="gramStart"/>
-                  <w:r>
-                    <w:t>%}(</w:t>
-                  </w:r>
-                  <w:proofErr w:type="gramEnd"/>
-                  <w:r>
-                    <w:t>NONE</w:t>
-                  </w:r>
-                  <w:proofErr w:type="gramStart"/>
-                  <w:r>
-                    <w:t>){</w:t>
-                  </w:r>
-                  <w:proofErr w:type="gramEnd"/>
-                  <w:r>
-                    <w:t>% endif %}</w:t>
+                    <w:t xml:space="preserve"> }}{% else %}(NONE){% endif %}</w:t>
                   </w:r>
                 </w:p>
               </w:tc>
@@ -12279,21 +10802,12 @@
                 <w:lang w:val="en-US"/>
               </w:rPr>
             </w:pPr>
-            <w:proofErr w:type="gramStart"/>
             <w:r>
               <w:rPr>
                 <w:u w:val="single"/>
                 <w:lang w:val="en-US"/>
               </w:rPr>
-              <w:t>List</w:t>
-            </w:r>
-            <w:proofErr w:type="gramEnd"/>
-            <w:r>
-              <w:rPr>
-                <w:u w:val="single"/>
-                <w:lang w:val="en-US"/>
-              </w:rPr>
-              <w:t xml:space="preserve"> files that have been flagged as potential third-party datasets:</w:t>
+              <w:t>List files that have been flagged as potential third-party datasets:</w:t>
             </w:r>
           </w:p>
           <w:p>
@@ -13241,6 +11755,155 @@
     </w:lvl>
   </w:abstractNum>
   <w:abstractNum w:abstractNumId="7" w15:restartNumberingAfterBreak="0">
+    <w:nsid w:val="10425A85"/>
+    <w:multiLevelType w:val="multilevel"/>
+    <w:tmpl w:val="CD26C3EA"/>
+    <w:lvl w:ilvl="0">
+      <w:start w:val="1"/>
+      <w:numFmt w:val="bullet"/>
+      <w:lvlText w:val=""/>
+      <w:lvlJc w:val="left"/>
+      <w:pPr>
+        <w:tabs>
+          <w:tab w:val="num" w:pos="720"/>
+        </w:tabs>
+        <w:ind w:left="720" w:hanging="360"/>
+      </w:pPr>
+      <w:rPr>
+        <w:rFonts w:ascii="Symbol" w:hAnsi="Symbol" w:hint="default"/>
+        <w:sz w:val="20"/>
+      </w:rPr>
+    </w:lvl>
+    <w:lvl w:ilvl="1">
+      <w:start w:val="1"/>
+      <w:numFmt w:val="bullet"/>
+      <w:lvlText w:val="o"/>
+      <w:lvlJc w:val="left"/>
+      <w:pPr>
+        <w:tabs>
+          <w:tab w:val="num" w:pos="1440"/>
+        </w:tabs>
+        <w:ind w:left="1440" w:hanging="360"/>
+      </w:pPr>
+      <w:rPr>
+        <w:rFonts w:ascii="Courier New" w:hAnsi="Courier New" w:hint="default"/>
+        <w:sz w:val="20"/>
+      </w:rPr>
+    </w:lvl>
+    <w:lvl w:ilvl="2" w:tentative="1">
+      <w:start w:val="1"/>
+      <w:numFmt w:val="bullet"/>
+      <w:lvlText w:val=""/>
+      <w:lvlJc w:val="left"/>
+      <w:pPr>
+        <w:tabs>
+          <w:tab w:val="num" w:pos="2160"/>
+        </w:tabs>
+        <w:ind w:left="2160" w:hanging="360"/>
+      </w:pPr>
+      <w:rPr>
+        <w:rFonts w:ascii="Wingdings" w:hAnsi="Wingdings" w:hint="default"/>
+        <w:sz w:val="20"/>
+      </w:rPr>
+    </w:lvl>
+    <w:lvl w:ilvl="3" w:tentative="1">
+      <w:start w:val="1"/>
+      <w:numFmt w:val="bullet"/>
+      <w:lvlText w:val=""/>
+      <w:lvlJc w:val="left"/>
+      <w:pPr>
+        <w:tabs>
+          <w:tab w:val="num" w:pos="2880"/>
+        </w:tabs>
+        <w:ind w:left="2880" w:hanging="360"/>
+      </w:pPr>
+      <w:rPr>
+        <w:rFonts w:ascii="Wingdings" w:hAnsi="Wingdings" w:hint="default"/>
+        <w:sz w:val="20"/>
+      </w:rPr>
+    </w:lvl>
+    <w:lvl w:ilvl="4" w:tentative="1">
+      <w:start w:val="1"/>
+      <w:numFmt w:val="bullet"/>
+      <w:lvlText w:val=""/>
+      <w:lvlJc w:val="left"/>
+      <w:pPr>
+        <w:tabs>
+          <w:tab w:val="num" w:pos="3600"/>
+        </w:tabs>
+        <w:ind w:left="3600" w:hanging="360"/>
+      </w:pPr>
+      <w:rPr>
+        <w:rFonts w:ascii="Wingdings" w:hAnsi="Wingdings" w:hint="default"/>
+        <w:sz w:val="20"/>
+      </w:rPr>
+    </w:lvl>
+    <w:lvl w:ilvl="5" w:tentative="1">
+      <w:start w:val="1"/>
+      <w:numFmt w:val="bullet"/>
+      <w:lvlText w:val=""/>
+      <w:lvlJc w:val="left"/>
+      <w:pPr>
+        <w:tabs>
+          <w:tab w:val="num" w:pos="4320"/>
+        </w:tabs>
+        <w:ind w:left="4320" w:hanging="360"/>
+      </w:pPr>
+      <w:rPr>
+        <w:rFonts w:ascii="Wingdings" w:hAnsi="Wingdings" w:hint="default"/>
+        <w:sz w:val="20"/>
+      </w:rPr>
+    </w:lvl>
+    <w:lvl w:ilvl="6" w:tentative="1">
+      <w:start w:val="1"/>
+      <w:numFmt w:val="bullet"/>
+      <w:lvlText w:val=""/>
+      <w:lvlJc w:val="left"/>
+      <w:pPr>
+        <w:tabs>
+          <w:tab w:val="num" w:pos="5040"/>
+        </w:tabs>
+        <w:ind w:left="5040" w:hanging="360"/>
+      </w:pPr>
+      <w:rPr>
+        <w:rFonts w:ascii="Wingdings" w:hAnsi="Wingdings" w:hint="default"/>
+        <w:sz w:val="20"/>
+      </w:rPr>
+    </w:lvl>
+    <w:lvl w:ilvl="7" w:tentative="1">
+      <w:start w:val="1"/>
+      <w:numFmt w:val="bullet"/>
+      <w:lvlText w:val=""/>
+      <w:lvlJc w:val="left"/>
+      <w:pPr>
+        <w:tabs>
+          <w:tab w:val="num" w:pos="5760"/>
+        </w:tabs>
+        <w:ind w:left="5760" w:hanging="360"/>
+      </w:pPr>
+      <w:rPr>
+        <w:rFonts w:ascii="Wingdings" w:hAnsi="Wingdings" w:hint="default"/>
+        <w:sz w:val="20"/>
+      </w:rPr>
+    </w:lvl>
+    <w:lvl w:ilvl="8" w:tentative="1">
+      <w:start w:val="1"/>
+      <w:numFmt w:val="bullet"/>
+      <w:lvlText w:val=""/>
+      <w:lvlJc w:val="left"/>
+      <w:pPr>
+        <w:tabs>
+          <w:tab w:val="num" w:pos="6480"/>
+        </w:tabs>
+        <w:ind w:left="6480" w:hanging="360"/>
+      </w:pPr>
+      <w:rPr>
+        <w:rFonts w:ascii="Wingdings" w:hAnsi="Wingdings" w:hint="default"/>
+        <w:sz w:val="20"/>
+      </w:rPr>
+    </w:lvl>
+  </w:abstractNum>
+  <w:abstractNum w:abstractNumId="8" w15:restartNumberingAfterBreak="0">
     <w:nsid w:val="10735190"/>
     <w:multiLevelType w:val="hybridMultilevel"/>
     <w:tmpl w:val="D42AF0FA"/>
@@ -13329,7 +11992,7 @@
       </w:pPr>
     </w:lvl>
   </w:abstractNum>
-  <w:abstractNum w:abstractNumId="8" w15:restartNumberingAfterBreak="0">
+  <w:abstractNum w:abstractNumId="9" w15:restartNumberingAfterBreak="0">
     <w:nsid w:val="10D74393"/>
     <w:multiLevelType w:val="hybridMultilevel"/>
     <w:tmpl w:val="646E37D8"/>
@@ -13415,7 +12078,7 @@
       </w:pPr>
     </w:lvl>
   </w:abstractNum>
-  <w:abstractNum w:abstractNumId="9" w15:restartNumberingAfterBreak="0">
+  <w:abstractNum w:abstractNumId="10" w15:restartNumberingAfterBreak="0">
     <w:nsid w:val="11A52C9B"/>
     <w:multiLevelType w:val="multilevel"/>
     <w:tmpl w:val="D0944634"/>
@@ -13564,7 +12227,7 @@
       </w:rPr>
     </w:lvl>
   </w:abstractNum>
-  <w:abstractNum w:abstractNumId="10" w15:restartNumberingAfterBreak="0">
+  <w:abstractNum w:abstractNumId="11" w15:restartNumberingAfterBreak="0">
     <w:nsid w:val="12A444A9"/>
     <w:multiLevelType w:val="hybridMultilevel"/>
     <w:tmpl w:val="0D9C62AE"/>
@@ -13653,7 +12316,7 @@
       </w:pPr>
     </w:lvl>
   </w:abstractNum>
-  <w:abstractNum w:abstractNumId="11" w15:restartNumberingAfterBreak="0">
+  <w:abstractNum w:abstractNumId="12" w15:restartNumberingAfterBreak="0">
     <w:nsid w:val="178D3689"/>
     <w:multiLevelType w:val="multilevel"/>
     <w:tmpl w:val="C29A1B32"/>
@@ -13766,7 +12429,7 @@
       </w:pPr>
     </w:lvl>
   </w:abstractNum>
-  <w:abstractNum w:abstractNumId="12" w15:restartNumberingAfterBreak="0">
+  <w:abstractNum w:abstractNumId="13" w15:restartNumberingAfterBreak="0">
     <w:nsid w:val="1A6C6797"/>
     <w:multiLevelType w:val="multilevel"/>
     <w:tmpl w:val="A964D450"/>
@@ -13879,7 +12542,7 @@
       </w:pPr>
     </w:lvl>
   </w:abstractNum>
-  <w:abstractNum w:abstractNumId="13" w15:restartNumberingAfterBreak="0">
+  <w:abstractNum w:abstractNumId="14" w15:restartNumberingAfterBreak="0">
     <w:nsid w:val="1ACD68EC"/>
     <w:multiLevelType w:val="multilevel"/>
     <w:tmpl w:val="EAB6E042"/>
@@ -14028,7 +12691,7 @@
       </w:rPr>
     </w:lvl>
   </w:abstractNum>
-  <w:abstractNum w:abstractNumId="14" w15:restartNumberingAfterBreak="0">
+  <w:abstractNum w:abstractNumId="15" w15:restartNumberingAfterBreak="0">
     <w:nsid w:val="24B73AAA"/>
     <w:multiLevelType w:val="hybridMultilevel"/>
     <w:tmpl w:val="4C4C890E"/>
@@ -14117,7 +12780,7 @@
       </w:pPr>
     </w:lvl>
   </w:abstractNum>
-  <w:abstractNum w:abstractNumId="15" w15:restartNumberingAfterBreak="0">
+  <w:abstractNum w:abstractNumId="16" w15:restartNumberingAfterBreak="0">
     <w:nsid w:val="32790B27"/>
     <w:multiLevelType w:val="multilevel"/>
     <w:tmpl w:val="237CAD18"/>
@@ -14266,7 +12929,7 @@
       </w:rPr>
     </w:lvl>
   </w:abstractNum>
-  <w:abstractNum w:abstractNumId="16" w15:restartNumberingAfterBreak="0">
+  <w:abstractNum w:abstractNumId="17" w15:restartNumberingAfterBreak="0">
     <w:nsid w:val="371428FE"/>
     <w:multiLevelType w:val="multilevel"/>
     <w:tmpl w:val="B83EAA3E"/>
@@ -14379,7 +13042,7 @@
       </w:pPr>
     </w:lvl>
   </w:abstractNum>
-  <w:abstractNum w:abstractNumId="17" w15:restartNumberingAfterBreak="0">
+  <w:abstractNum w:abstractNumId="18" w15:restartNumberingAfterBreak="0">
     <w:nsid w:val="3AF51956"/>
     <w:multiLevelType w:val="multilevel"/>
     <w:tmpl w:val="71B816E4"/>
@@ -14492,7 +13155,7 @@
       </w:pPr>
     </w:lvl>
   </w:abstractNum>
-  <w:abstractNum w:abstractNumId="18" w15:restartNumberingAfterBreak="0">
+  <w:abstractNum w:abstractNumId="19" w15:restartNumberingAfterBreak="0">
     <w:nsid w:val="472F23DD"/>
     <w:multiLevelType w:val="hybridMultilevel"/>
     <w:tmpl w:val="03DEC164"/>
@@ -14605,7 +13268,7 @@
       </w:rPr>
     </w:lvl>
   </w:abstractNum>
-  <w:abstractNum w:abstractNumId="19" w15:restartNumberingAfterBreak="0">
+  <w:abstractNum w:abstractNumId="20" w15:restartNumberingAfterBreak="0">
     <w:nsid w:val="48F76F1E"/>
     <w:multiLevelType w:val="hybridMultilevel"/>
     <w:tmpl w:val="03DEC164"/>
@@ -14718,7 +13381,7 @@
       </w:rPr>
     </w:lvl>
   </w:abstractNum>
-  <w:abstractNum w:abstractNumId="20" w15:restartNumberingAfterBreak="0">
+  <w:abstractNum w:abstractNumId="21" w15:restartNumberingAfterBreak="0">
     <w:nsid w:val="4F996F26"/>
     <w:multiLevelType w:val="multilevel"/>
     <w:tmpl w:val="C00C3956"/>
@@ -14738,7 +13401,7 @@
         <w:sz w:val="20"/>
       </w:rPr>
     </w:lvl>
-    <w:lvl w:ilvl="1" w:tentative="1">
+    <w:lvl w:ilvl="1">
       <w:start w:val="1"/>
       <w:numFmt w:val="bullet"/>
       <w:lvlText w:val="o"/>
@@ -14867,7 +13530,7 @@
       </w:rPr>
     </w:lvl>
   </w:abstractNum>
-  <w:abstractNum w:abstractNumId="21" w15:restartNumberingAfterBreak="0">
+  <w:abstractNum w:abstractNumId="22" w15:restartNumberingAfterBreak="0">
     <w:nsid w:val="518805ED"/>
     <w:multiLevelType w:val="hybridMultilevel"/>
     <w:tmpl w:val="F1E46B5C"/>
@@ -14980,7 +13643,7 @@
       </w:rPr>
     </w:lvl>
   </w:abstractNum>
-  <w:abstractNum w:abstractNumId="22" w15:restartNumberingAfterBreak="0">
+  <w:abstractNum w:abstractNumId="23" w15:restartNumberingAfterBreak="0">
     <w:nsid w:val="561074E4"/>
     <w:multiLevelType w:val="hybridMultilevel"/>
     <w:tmpl w:val="4C4C890E"/>
@@ -15069,7 +13732,7 @@
       </w:pPr>
     </w:lvl>
   </w:abstractNum>
-  <w:abstractNum w:abstractNumId="23" w15:restartNumberingAfterBreak="0">
+  <w:abstractNum w:abstractNumId="24" w15:restartNumberingAfterBreak="0">
     <w:nsid w:val="572A226F"/>
     <w:multiLevelType w:val="multilevel"/>
     <w:tmpl w:val="81FC1D9E"/>
@@ -15182,7 +13845,7 @@
       </w:pPr>
     </w:lvl>
   </w:abstractNum>
-  <w:abstractNum w:abstractNumId="24" w15:restartNumberingAfterBreak="0">
+  <w:abstractNum w:abstractNumId="25" w15:restartNumberingAfterBreak="0">
     <w:nsid w:val="5BF5117B"/>
     <w:multiLevelType w:val="multilevel"/>
     <w:tmpl w:val="8A1481F6"/>
@@ -15295,7 +13958,7 @@
       </w:pPr>
     </w:lvl>
   </w:abstractNum>
-  <w:abstractNum w:abstractNumId="25" w15:restartNumberingAfterBreak="0">
+  <w:abstractNum w:abstractNumId="26" w15:restartNumberingAfterBreak="0">
     <w:nsid w:val="5D3E6FA0"/>
     <w:multiLevelType w:val="multilevel"/>
     <w:tmpl w:val="1DD496E8"/>
@@ -15408,7 +14071,7 @@
       </w:pPr>
     </w:lvl>
   </w:abstractNum>
-  <w:abstractNum w:abstractNumId="26" w15:restartNumberingAfterBreak="0">
+  <w:abstractNum w:abstractNumId="27" w15:restartNumberingAfterBreak="0">
     <w:nsid w:val="5F935511"/>
     <w:multiLevelType w:val="multilevel"/>
     <w:tmpl w:val="44AE5600"/>
@@ -15521,7 +14184,7 @@
       </w:pPr>
     </w:lvl>
   </w:abstractNum>
-  <w:abstractNum w:abstractNumId="27" w15:restartNumberingAfterBreak="0">
+  <w:abstractNum w:abstractNumId="28" w15:restartNumberingAfterBreak="0">
     <w:nsid w:val="5F9D519B"/>
     <w:multiLevelType w:val="multilevel"/>
     <w:tmpl w:val="C99876E8"/>
@@ -15634,7 +14297,7 @@
       </w:pPr>
     </w:lvl>
   </w:abstractNum>
-  <w:abstractNum w:abstractNumId="28" w15:restartNumberingAfterBreak="0">
+  <w:abstractNum w:abstractNumId="29" w15:restartNumberingAfterBreak="0">
     <w:nsid w:val="61537B94"/>
     <w:multiLevelType w:val="multilevel"/>
     <w:tmpl w:val="7F0EC644"/>
@@ -15783,7 +14446,7 @@
       </w:rPr>
     </w:lvl>
   </w:abstractNum>
-  <w:abstractNum w:abstractNumId="29" w15:restartNumberingAfterBreak="0">
+  <w:abstractNum w:abstractNumId="30" w15:restartNumberingAfterBreak="0">
     <w:nsid w:val="62330FFA"/>
     <w:multiLevelType w:val="multilevel"/>
     <w:tmpl w:val="1354050A"/>
@@ -15896,7 +14559,7 @@
       </w:pPr>
     </w:lvl>
   </w:abstractNum>
-  <w:abstractNum w:abstractNumId="30" w15:restartNumberingAfterBreak="0">
+  <w:abstractNum w:abstractNumId="31" w15:restartNumberingAfterBreak="0">
     <w:nsid w:val="653571BB"/>
     <w:multiLevelType w:val="multilevel"/>
     <w:tmpl w:val="E0F0DCF4"/>
@@ -16009,7 +14672,7 @@
       </w:pPr>
     </w:lvl>
   </w:abstractNum>
-  <w:abstractNum w:abstractNumId="31" w15:restartNumberingAfterBreak="0">
+  <w:abstractNum w:abstractNumId="32" w15:restartNumberingAfterBreak="0">
     <w:nsid w:val="69731E7F"/>
     <w:multiLevelType w:val="multilevel"/>
     <w:tmpl w:val="4FEA352E"/>
@@ -16158,7 +14821,7 @@
       </w:rPr>
     </w:lvl>
   </w:abstractNum>
-  <w:abstractNum w:abstractNumId="32" w15:restartNumberingAfterBreak="0">
+  <w:abstractNum w:abstractNumId="33" w15:restartNumberingAfterBreak="0">
     <w:nsid w:val="6DE2596E"/>
     <w:multiLevelType w:val="hybridMultilevel"/>
     <w:tmpl w:val="0D9C62AE"/>
@@ -16247,7 +14910,7 @@
       </w:pPr>
     </w:lvl>
   </w:abstractNum>
-  <w:abstractNum w:abstractNumId="33" w15:restartNumberingAfterBreak="0">
+  <w:abstractNum w:abstractNumId="34" w15:restartNumberingAfterBreak="0">
     <w:nsid w:val="75520C24"/>
     <w:multiLevelType w:val="hybridMultilevel"/>
     <w:tmpl w:val="FCCE1BF6"/>
@@ -16336,7 +14999,7 @@
       </w:pPr>
     </w:lvl>
   </w:abstractNum>
-  <w:abstractNum w:abstractNumId="34" w15:restartNumberingAfterBreak="0">
+  <w:abstractNum w:abstractNumId="35" w15:restartNumberingAfterBreak="0">
     <w:nsid w:val="76FC0259"/>
     <w:multiLevelType w:val="multilevel"/>
     <w:tmpl w:val="79680AA4"/>
@@ -16449,7 +15112,7 @@
       </w:pPr>
     </w:lvl>
   </w:abstractNum>
-  <w:abstractNum w:abstractNumId="35" w15:restartNumberingAfterBreak="0">
+  <w:abstractNum w:abstractNumId="36" w15:restartNumberingAfterBreak="0">
     <w:nsid w:val="77A70C23"/>
     <w:multiLevelType w:val="multilevel"/>
     <w:tmpl w:val="8E221C46"/>
@@ -16562,7 +15225,7 @@
       </w:pPr>
     </w:lvl>
   </w:abstractNum>
-  <w:abstractNum w:abstractNumId="36" w15:restartNumberingAfterBreak="0">
+  <w:abstractNum w:abstractNumId="37" w15:restartNumberingAfterBreak="0">
     <w:nsid w:val="7919052C"/>
     <w:multiLevelType w:val="hybridMultilevel"/>
     <w:tmpl w:val="CA523B24"/>
@@ -16655,22 +15318,22 @@
     <w:abstractNumId w:val="0"/>
   </w:num>
   <w:num w:numId="2" w16cid:durableId="1361010676">
-    <w:abstractNumId w:val="9"/>
+    <w:abstractNumId w:val="10"/>
   </w:num>
   <w:num w:numId="3" w16cid:durableId="1561554637">
-    <w:abstractNumId w:val="23"/>
+    <w:abstractNumId w:val="24"/>
   </w:num>
   <w:num w:numId="4" w16cid:durableId="1987002333">
-    <w:abstractNumId w:val="35"/>
+    <w:abstractNumId w:val="36"/>
   </w:num>
   <w:num w:numId="5" w16cid:durableId="1029794338">
-    <w:abstractNumId w:val="16"/>
+    <w:abstractNumId w:val="17"/>
   </w:num>
   <w:num w:numId="6" w16cid:durableId="1650086756">
-    <w:abstractNumId w:val="25"/>
+    <w:abstractNumId w:val="26"/>
   </w:num>
   <w:num w:numId="7" w16cid:durableId="1476222975">
-    <w:abstractNumId w:val="34"/>
+    <w:abstractNumId w:val="35"/>
   </w:num>
   <w:num w:numId="8" w16cid:durableId="1533764241">
     <w:abstractNumId w:val="3"/>
@@ -16682,79 +15345,79 @@
     <w:abstractNumId w:val="5"/>
   </w:num>
   <w:num w:numId="11" w16cid:durableId="793057457">
-    <w:abstractNumId w:val="24"/>
+    <w:abstractNumId w:val="25"/>
   </w:num>
   <w:num w:numId="12" w16cid:durableId="2146773725">
+    <w:abstractNumId w:val="31"/>
+  </w:num>
+  <w:num w:numId="13" w16cid:durableId="1026561013">
+    <w:abstractNumId w:val="13"/>
+  </w:num>
+  <w:num w:numId="14" w16cid:durableId="1192110950">
+    <w:abstractNumId w:val="27"/>
+  </w:num>
+  <w:num w:numId="15" w16cid:durableId="1262841238">
+    <w:abstractNumId w:val="12"/>
+  </w:num>
+  <w:num w:numId="16" w16cid:durableId="155341019">
+    <w:abstractNumId w:val="21"/>
+  </w:num>
+  <w:num w:numId="17" w16cid:durableId="1040785662">
+    <w:abstractNumId w:val="18"/>
+  </w:num>
+  <w:num w:numId="18" w16cid:durableId="1409767320">
+    <w:abstractNumId w:val="32"/>
+  </w:num>
+  <w:num w:numId="19" w16cid:durableId="2045591211">
+    <w:abstractNumId w:val="14"/>
+  </w:num>
+  <w:num w:numId="20" w16cid:durableId="1764063768">
     <w:abstractNumId w:val="30"/>
   </w:num>
-  <w:num w:numId="13" w16cid:durableId="1026561013">
-    <w:abstractNumId w:val="12"/>
-  </w:num>
-  <w:num w:numId="14" w16cid:durableId="1192110950">
-    <w:abstractNumId w:val="26"/>
-  </w:num>
-  <w:num w:numId="15" w16cid:durableId="1262841238">
-    <w:abstractNumId w:val="11"/>
-  </w:num>
-  <w:num w:numId="16" w16cid:durableId="155341019">
-    <w:abstractNumId w:val="20"/>
-  </w:num>
-  <w:num w:numId="17" w16cid:durableId="1040785662">
-    <w:abstractNumId w:val="17"/>
-  </w:num>
-  <w:num w:numId="18" w16cid:durableId="1409767320">
-    <w:abstractNumId w:val="31"/>
-  </w:num>
-  <w:num w:numId="19" w16cid:durableId="2045591211">
-    <w:abstractNumId w:val="13"/>
-  </w:num>
-  <w:num w:numId="20" w16cid:durableId="1764063768">
-    <w:abstractNumId w:val="29"/>
-  </w:num>
   <w:num w:numId="21" w16cid:durableId="218832961">
-    <w:abstractNumId w:val="15"/>
+    <w:abstractNumId w:val="16"/>
   </w:num>
   <w:num w:numId="22" w16cid:durableId="2045669289">
-    <w:abstractNumId w:val="33"/>
+    <w:abstractNumId w:val="34"/>
   </w:num>
   <w:num w:numId="23" w16cid:durableId="953443745">
-    <w:abstractNumId w:val="8"/>
+    <w:abstractNumId w:val="9"/>
   </w:num>
   <w:num w:numId="24" w16cid:durableId="1489975285">
-    <w:abstractNumId w:val="7"/>
+    <w:abstractNumId w:val="8"/>
   </w:num>
   <w:num w:numId="25" w16cid:durableId="2023780096">
     <w:abstractNumId w:val="2"/>
   </w:num>
   <w:num w:numId="26" w16cid:durableId="1365129283">
-    <w:abstractNumId w:val="32"/>
+    <w:abstractNumId w:val="33"/>
   </w:num>
   <w:num w:numId="27" w16cid:durableId="1202403600">
-    <w:abstractNumId w:val="14"/>
+    <w:abstractNumId w:val="15"/>
   </w:num>
   <w:num w:numId="28" w16cid:durableId="282420373">
-    <w:abstractNumId w:val="22"/>
+    <w:abstractNumId w:val="23"/>
   </w:num>
   <w:num w:numId="29" w16cid:durableId="101195959">
-    <w:abstractNumId w:val="18"/>
+    <w:abstractNumId w:val="19"/>
   </w:num>
   <w:num w:numId="30" w16cid:durableId="395199757">
-    <w:abstractNumId w:val="19"/>
+    <w:abstractNumId w:val="20"/>
   </w:num>
   <w:num w:numId="31" w16cid:durableId="1063218980">
-    <w:abstractNumId w:val="10"/>
+    <w:abstractNumId w:val="11"/>
   </w:num>
   <w:num w:numId="32" w16cid:durableId="197356490">
     <w:abstractNumId w:val="1"/>
   </w:num>
   <w:num w:numId="33" w16cid:durableId="1872569341">
-    <w:abstractNumId w:val="21"/>
+    <w:abstractNumId w:val="22"/>
   </w:num>
   <w:num w:numId="34" w16cid:durableId="176846594">
-    <w:abstractNumId w:val="36"/>
+    <w:abstractNumId w:val="37"/>
   </w:num>
   <w:num w:numId="35" w16cid:durableId="287975869">
-    <w:abstractNumId w:val="32"/>
+    <w:abstractNumId w:val="33"/>
     <w:lvlOverride w:ilvl="0">
       <w:startOverride w:val="1"/>
     </w:lvlOverride>
@@ -16784,13 +15447,16 @@
     </w:lvlOverride>
   </w:num>
   <w:num w:numId="36" w16cid:durableId="546376926">
-    <w:abstractNumId w:val="27"/>
+    <w:abstractNumId w:val="28"/>
   </w:num>
   <w:num w:numId="37" w16cid:durableId="1692758747">
-    <w:abstractNumId w:val="28"/>
+    <w:abstractNumId w:val="29"/>
   </w:num>
   <w:num w:numId="38" w16cid:durableId="566065764">
     <w:abstractNumId w:val="4"/>
+  </w:num>
+  <w:num w:numId="39" w16cid:durableId="1073969448">
+    <w:abstractNumId w:val="7"/>
   </w:num>
 </w:numbering>
 </file>

--- a/res/template_medium.docx
+++ b/res/template_medium.docx
@@ -87,11 +87,26 @@
               <w:rPr>
                 <w:rFonts w:hint="eastAsia"/>
               </w:rPr>
-              <w:t xml:space="preserve">Ticket number: {{ </w:t>
+              <w:t xml:space="preserve">Ticket number: </w:t>
+            </w:r>
+            <w:proofErr w:type="gramStart"/>
+            <w:r>
+              <w:rPr>
+                <w:rFonts w:hint="eastAsia"/>
+              </w:rPr>
+              <w:t xml:space="preserve">{{ </w:t>
             </w:r>
             <w:proofErr w:type="spellStart"/>
             <w:r>
-              <w:t>project_info</w:t>
+              <w:t>project</w:t>
+            </w:r>
+            <w:proofErr w:type="gramEnd"/>
+            <w:r>
+              <w:t>_</w:t>
+            </w:r>
+            <w:proofErr w:type="gramStart"/>
+            <w:r>
+              <w:t>info</w:t>
             </w:r>
             <w:r>
               <w:rPr>
@@ -100,209 +115,384 @@
               <w:t>.</w:t>
             </w:r>
             <w:r>
-              <w:t>ticket_number</w:t>
+              <w:t>ticket</w:t>
+            </w:r>
+            <w:proofErr w:type="gramEnd"/>
+            <w:r>
+              <w:t>_</w:t>
+            </w:r>
+            <w:proofErr w:type="gramStart"/>
+            <w:r>
+              <w:t>number</w:t>
             </w:r>
             <w:proofErr w:type="spellEnd"/>
             <w:r>
               <w:rPr>
                 <w:rFonts w:hint="eastAsia"/>
               </w:rPr>
+              <w:t xml:space="preserve"> }</w:t>
+            </w:r>
+            <w:proofErr w:type="gramEnd"/>
+            <w:r>
+              <w:rPr>
+                <w:rFonts w:hint="eastAsia"/>
+              </w:rPr>
+              <w:t>}</w:t>
+            </w:r>
+          </w:p>
+          <w:p>
+            <w:pPr>
+              <w:spacing w:line="480" w:lineRule="auto"/>
+            </w:pPr>
+            <w:r>
+              <w:t xml:space="preserve">Curator </w:t>
+            </w:r>
+            <w:r>
+              <w:rPr>
+                <w:rFonts w:hint="eastAsia"/>
+              </w:rPr>
+              <w:t>name</w:t>
+            </w:r>
+            <w:r>
+              <w:t>:</w:t>
+            </w:r>
+            <w:r>
+              <w:rPr>
+                <w:rFonts w:hint="eastAsia"/>
+              </w:rPr>
+              <w:t xml:space="preserve"> </w:t>
+            </w:r>
+            <w:proofErr w:type="gramStart"/>
+            <w:r>
+              <w:rPr>
+                <w:rFonts w:hint="eastAsia"/>
+              </w:rPr>
+              <w:t xml:space="preserve">{{ </w:t>
+            </w:r>
+            <w:proofErr w:type="spellStart"/>
+            <w:r>
+              <w:t>project</w:t>
+            </w:r>
+            <w:proofErr w:type="gramEnd"/>
+            <w:r>
+              <w:t>_</w:t>
+            </w:r>
+            <w:proofErr w:type="gramStart"/>
+            <w:r>
+              <w:t>info</w:t>
+            </w:r>
+            <w:r>
+              <w:rPr>
+                <w:rFonts w:hint="eastAsia"/>
+              </w:rPr>
+              <w:t>.curator</w:t>
+            </w:r>
+            <w:proofErr w:type="gramEnd"/>
+            <w:r>
+              <w:rPr>
+                <w:rFonts w:hint="eastAsia"/>
+              </w:rPr>
+              <w:t>_</w:t>
+            </w:r>
+            <w:proofErr w:type="gramStart"/>
+            <w:r>
+              <w:rPr>
+                <w:rFonts w:hint="eastAsia"/>
+              </w:rPr>
+              <w:t>name</w:t>
+            </w:r>
+            <w:proofErr w:type="spellEnd"/>
+            <w:r>
+              <w:rPr>
+                <w:rFonts w:hint="eastAsia"/>
+              </w:rPr>
+              <w:t xml:space="preserve"> }</w:t>
+            </w:r>
+            <w:proofErr w:type="gramEnd"/>
+            <w:r>
+              <w:rPr>
+                <w:rFonts w:hint="eastAsia"/>
+              </w:rPr>
+              <w:t>}</w:t>
+            </w:r>
+          </w:p>
+          <w:p>
+            <w:pPr>
+              <w:spacing w:line="480" w:lineRule="auto"/>
+            </w:pPr>
+            <w:r>
+              <w:rPr>
+                <w:rFonts w:hint="eastAsia"/>
+              </w:rPr>
+              <w:t xml:space="preserve">Curator email: </w:t>
+            </w:r>
+            <w:proofErr w:type="gramStart"/>
+            <w:r>
+              <w:rPr>
+                <w:rFonts w:hint="eastAsia"/>
+              </w:rPr>
+              <w:t xml:space="preserve">{{ </w:t>
+            </w:r>
+            <w:proofErr w:type="spellStart"/>
+            <w:r>
+              <w:t>project</w:t>
+            </w:r>
+            <w:proofErr w:type="gramEnd"/>
+            <w:r>
+              <w:t>_</w:t>
+            </w:r>
+            <w:proofErr w:type="gramStart"/>
+            <w:r>
+              <w:t>info</w:t>
+            </w:r>
+            <w:r>
+              <w:rPr>
+                <w:rFonts w:hint="eastAsia"/>
+              </w:rPr>
+              <w:t>.</w:t>
+            </w:r>
+            <w:r>
+              <w:t>curator</w:t>
+            </w:r>
+            <w:proofErr w:type="gramEnd"/>
+            <w:r>
+              <w:t>_</w:t>
+            </w:r>
+            <w:proofErr w:type="gramStart"/>
+            <w:r>
+              <w:t>email</w:t>
+            </w:r>
+            <w:proofErr w:type="spellEnd"/>
+            <w:r>
+              <w:rPr>
+                <w:rFonts w:hint="eastAsia"/>
+              </w:rPr>
+              <w:t xml:space="preserve"> }</w:t>
+            </w:r>
+            <w:proofErr w:type="gramEnd"/>
+            <w:r>
+              <w:rPr>
+                <w:rFonts w:hint="eastAsia"/>
+              </w:rPr>
+              <w:t>}</w:t>
+            </w:r>
+          </w:p>
+          <w:p>
+            <w:pPr>
+              <w:spacing w:line="480" w:lineRule="auto"/>
+            </w:pPr>
+            <w:r>
+              <w:rPr>
+                <w:rFonts w:hint="eastAsia"/>
+              </w:rPr>
+              <w:t xml:space="preserve">Dataset title: </w:t>
+            </w:r>
+            <w:proofErr w:type="gramStart"/>
+            <w:r>
+              <w:rPr>
+                <w:rFonts w:hint="eastAsia"/>
+              </w:rPr>
+              <w:t xml:space="preserve">{{ </w:t>
+            </w:r>
+            <w:proofErr w:type="spellStart"/>
+            <w:r>
+              <w:rPr>
+                <w:rFonts w:hint="eastAsia"/>
+              </w:rPr>
+              <w:t>dataset</w:t>
+            </w:r>
+            <w:proofErr w:type="gramEnd"/>
+            <w:r>
+              <w:rPr>
+                <w:rFonts w:hint="eastAsia"/>
+              </w:rPr>
+              <w:t>.</w:t>
+            </w:r>
+            <w:proofErr w:type="gramStart"/>
+            <w:r>
+              <w:t>DatasetTitle</w:t>
+            </w:r>
+            <w:proofErr w:type="spellEnd"/>
+            <w:r>
+              <w:rPr>
+                <w:rFonts w:hint="eastAsia"/>
+              </w:rPr>
+              <w:t xml:space="preserve"> }</w:t>
+            </w:r>
+            <w:proofErr w:type="gramEnd"/>
+            <w:r>
+              <w:rPr>
+                <w:rFonts w:hint="eastAsia"/>
+              </w:rPr>
+              <w:t>}</w:t>
+            </w:r>
+          </w:p>
+          <w:p>
+            <w:pPr>
+              <w:spacing w:line="480" w:lineRule="auto"/>
+            </w:pPr>
+            <w:r>
+              <w:rPr>
+                <w:rFonts w:hint="eastAsia"/>
+              </w:rPr>
+              <w:t xml:space="preserve">Dataset </w:t>
+            </w:r>
+            <w:r>
+              <w:t>persistent</w:t>
+            </w:r>
+            <w:r>
+              <w:rPr>
+                <w:rFonts w:hint="eastAsia"/>
+              </w:rPr>
+              <w:t xml:space="preserve"> identifier: </w:t>
+            </w:r>
+            <w:proofErr w:type="gramStart"/>
+            <w:r>
+              <w:rPr>
+                <w:rFonts w:hint="eastAsia"/>
+              </w:rPr>
+              <w:t xml:space="preserve">{{ </w:t>
+            </w:r>
+            <w:proofErr w:type="spellStart"/>
+            <w:r>
+              <w:rPr>
+                <w:rFonts w:hint="eastAsia"/>
+              </w:rPr>
+              <w:t>dataset</w:t>
+            </w:r>
+            <w:proofErr w:type="gramEnd"/>
+            <w:r>
+              <w:rPr>
+                <w:rFonts w:hint="eastAsia"/>
+              </w:rPr>
+              <w:t>.</w:t>
+            </w:r>
+            <w:proofErr w:type="gramStart"/>
+            <w:r>
+              <w:t>DatasetPersistentId</w:t>
+            </w:r>
+            <w:proofErr w:type="spellEnd"/>
+            <w:r>
+              <w:rPr>
+                <w:rFonts w:hint="eastAsia"/>
+              </w:rPr>
+              <w:t xml:space="preserve">  }</w:t>
+            </w:r>
+            <w:proofErr w:type="gramEnd"/>
+            <w:r>
+              <w:rPr>
+                <w:rFonts w:hint="eastAsia"/>
+              </w:rPr>
+              <w:t>}</w:t>
+            </w:r>
+          </w:p>
+          <w:p>
+            <w:pPr>
+              <w:spacing w:line="480" w:lineRule="auto"/>
+            </w:pPr>
+            <w:r>
+              <w:rPr>
+                <w:rFonts w:hint="eastAsia"/>
+              </w:rPr>
+              <w:t xml:space="preserve">Dataset ID (versioned): </w:t>
+            </w:r>
+            <w:proofErr w:type="gramStart"/>
+            <w:r>
+              <w:rPr>
+                <w:rFonts w:hint="eastAsia"/>
+              </w:rPr>
+              <w:t>{{ dataset.ID  }</w:t>
+            </w:r>
+            <w:proofErr w:type="gramEnd"/>
+            <w:r>
+              <w:rPr>
+                <w:rFonts w:hint="eastAsia"/>
+              </w:rPr>
+              <w:t>}</w:t>
+            </w:r>
+          </w:p>
+          <w:p>
+            <w:pPr>
+              <w:spacing w:line="480" w:lineRule="auto"/>
+            </w:pPr>
+            <w:r>
+              <w:rPr>
+                <w:rFonts w:hint="eastAsia"/>
+              </w:rPr>
+              <w:t xml:space="preserve">Dataset access URL: </w:t>
+            </w:r>
+            <w:proofErr w:type="gramStart"/>
+            <w:r>
+              <w:rPr>
+                <w:rFonts w:hint="eastAsia"/>
+              </w:rPr>
+              <w:t xml:space="preserve">{{ </w:t>
+            </w:r>
+            <w:proofErr w:type="spellStart"/>
+            <w:r>
+              <w:rPr>
+                <w:rFonts w:hint="eastAsia"/>
+              </w:rPr>
+              <w:t>dataset</w:t>
+            </w:r>
+            <w:proofErr w:type="gramEnd"/>
+            <w:r>
+              <w:rPr>
+                <w:rFonts w:hint="eastAsia"/>
+              </w:rPr>
+              <w:t>.</w:t>
+            </w:r>
+            <w:proofErr w:type="gramStart"/>
+            <w:r>
+              <w:t>DatasetURL</w:t>
+            </w:r>
+            <w:proofErr w:type="spellEnd"/>
+            <w:r>
+              <w:rPr>
+                <w:rFonts w:hint="eastAsia"/>
+              </w:rPr>
+              <w:t xml:space="preserve"> }</w:t>
+            </w:r>
+            <w:proofErr w:type="gramEnd"/>
+            <w:r>
+              <w:rPr>
+                <w:rFonts w:hint="eastAsia"/>
+              </w:rPr>
+              <w:t>}</w:t>
+            </w:r>
+          </w:p>
+          <w:p>
+            <w:pPr>
+              <w:spacing w:line="480" w:lineRule="auto"/>
+            </w:pPr>
+            <w:r>
+              <w:rPr>
+                <w:rFonts w:hint="eastAsia"/>
+              </w:rPr>
+              <w:t xml:space="preserve">Log </w:t>
+            </w:r>
+            <w:r>
+              <w:t>initial</w:t>
+            </w:r>
+            <w:r>
+              <w:rPr>
+                <w:rFonts w:hint="eastAsia"/>
+              </w:rPr>
+              <w:t xml:space="preserve"> generated date: </w:t>
+            </w:r>
+            <w:proofErr w:type="gramStart"/>
+            <w:r>
+              <w:rPr>
+                <w:rFonts w:hint="eastAsia"/>
+              </w:rPr>
+              <w:t>{{ timestamp</w:t>
+            </w:r>
+            <w:proofErr w:type="gramEnd"/>
+            <w:r>
+              <w:rPr>
+                <w:rFonts w:hint="eastAsia"/>
+              </w:rPr>
               <w:t xml:space="preserve"> }}</w:t>
-            </w:r>
-          </w:p>
-          <w:p>
-            <w:pPr>
-              <w:spacing w:line="480" w:lineRule="auto"/>
-            </w:pPr>
-            <w:r>
-              <w:t xml:space="preserve">Curator </w:t>
-            </w:r>
-            <w:r>
-              <w:rPr>
-                <w:rFonts w:hint="eastAsia"/>
-              </w:rPr>
-              <w:t>name</w:t>
-            </w:r>
-            <w:r>
-              <w:t>:</w:t>
-            </w:r>
-            <w:r>
-              <w:rPr>
-                <w:rFonts w:hint="eastAsia"/>
-              </w:rPr>
-              <w:t xml:space="preserve"> {{ </w:t>
-            </w:r>
-            <w:proofErr w:type="spellStart"/>
-            <w:r>
-              <w:t>project_info</w:t>
-            </w:r>
-            <w:r>
-              <w:rPr>
-                <w:rFonts w:hint="eastAsia"/>
-              </w:rPr>
-              <w:t>.curator_name</w:t>
-            </w:r>
-            <w:proofErr w:type="spellEnd"/>
-            <w:r>
-              <w:rPr>
-                <w:rFonts w:hint="eastAsia"/>
-              </w:rPr>
-              <w:t xml:space="preserve"> }}</w:t>
-            </w:r>
-          </w:p>
-          <w:p>
-            <w:pPr>
-              <w:spacing w:line="480" w:lineRule="auto"/>
-            </w:pPr>
-            <w:r>
-              <w:rPr>
-                <w:rFonts w:hint="eastAsia"/>
-              </w:rPr>
-              <w:t xml:space="preserve">Curator email: {{ </w:t>
-            </w:r>
-            <w:proofErr w:type="spellStart"/>
-            <w:r>
-              <w:t>project_info</w:t>
-            </w:r>
-            <w:r>
-              <w:rPr>
-                <w:rFonts w:hint="eastAsia"/>
-              </w:rPr>
-              <w:t>.</w:t>
-            </w:r>
-            <w:r>
-              <w:t>curator_email</w:t>
-            </w:r>
-            <w:proofErr w:type="spellEnd"/>
-            <w:r>
-              <w:rPr>
-                <w:rFonts w:hint="eastAsia"/>
-              </w:rPr>
-              <w:t xml:space="preserve"> }}</w:t>
-            </w:r>
-          </w:p>
-          <w:p>
-            <w:pPr>
-              <w:spacing w:line="480" w:lineRule="auto"/>
-            </w:pPr>
-            <w:r>
-              <w:rPr>
-                <w:rFonts w:hint="eastAsia"/>
-              </w:rPr>
-              <w:t xml:space="preserve">Dataset title: {{ </w:t>
-            </w:r>
-            <w:proofErr w:type="spellStart"/>
-            <w:r>
-              <w:rPr>
-                <w:rFonts w:hint="eastAsia"/>
-              </w:rPr>
-              <w:t>dataset.</w:t>
-            </w:r>
-            <w:r>
-              <w:t>DatasetTitle</w:t>
-            </w:r>
-            <w:proofErr w:type="spellEnd"/>
-            <w:r>
-              <w:rPr>
-                <w:rFonts w:hint="eastAsia"/>
-              </w:rPr>
-              <w:t xml:space="preserve"> }}</w:t>
-            </w:r>
-          </w:p>
-          <w:p>
-            <w:pPr>
-              <w:spacing w:line="480" w:lineRule="auto"/>
-            </w:pPr>
-            <w:r>
-              <w:rPr>
-                <w:rFonts w:hint="eastAsia"/>
-              </w:rPr>
-              <w:t xml:space="preserve">Dataset </w:t>
-            </w:r>
-            <w:r>
-              <w:t>persistent</w:t>
-            </w:r>
-            <w:r>
-              <w:rPr>
-                <w:rFonts w:hint="eastAsia"/>
-              </w:rPr>
-              <w:t xml:space="preserve"> identifier: {{ </w:t>
-            </w:r>
-            <w:proofErr w:type="spellStart"/>
-            <w:r>
-              <w:rPr>
-                <w:rFonts w:hint="eastAsia"/>
-              </w:rPr>
-              <w:t>dataset.</w:t>
-            </w:r>
-            <w:r>
-              <w:t>DatasetPersistentId</w:t>
-            </w:r>
-            <w:proofErr w:type="spellEnd"/>
-            <w:r>
-              <w:rPr>
-                <w:rFonts w:hint="eastAsia"/>
-              </w:rPr>
-              <w:t xml:space="preserve">  }}</w:t>
-            </w:r>
-          </w:p>
-          <w:p>
-            <w:pPr>
-              <w:spacing w:line="480" w:lineRule="auto"/>
-            </w:pPr>
-            <w:r>
-              <w:rPr>
-                <w:rFonts w:hint="eastAsia"/>
-              </w:rPr>
-              <w:t>Dataset ID (versioned): {{ dataset.ID  }}</w:t>
-            </w:r>
-          </w:p>
-          <w:p>
-            <w:pPr>
-              <w:spacing w:line="480" w:lineRule="auto"/>
-            </w:pPr>
-            <w:r>
-              <w:rPr>
-                <w:rFonts w:hint="eastAsia"/>
-              </w:rPr>
-              <w:t xml:space="preserve">Dataset access URL: {{ </w:t>
-            </w:r>
-            <w:proofErr w:type="spellStart"/>
-            <w:r>
-              <w:rPr>
-                <w:rFonts w:hint="eastAsia"/>
-              </w:rPr>
-              <w:t>dataset.</w:t>
-            </w:r>
-            <w:r>
-              <w:t>DatasetURL</w:t>
-            </w:r>
-            <w:proofErr w:type="spellEnd"/>
-            <w:r>
-              <w:rPr>
-                <w:rFonts w:hint="eastAsia"/>
-              </w:rPr>
-              <w:t xml:space="preserve"> }}</w:t>
-            </w:r>
-          </w:p>
-          <w:p>
-            <w:pPr>
-              <w:spacing w:line="480" w:lineRule="auto"/>
-            </w:pPr>
-            <w:r>
-              <w:rPr>
-                <w:rFonts w:hint="eastAsia"/>
-              </w:rPr>
-              <w:t xml:space="preserve">Log </w:t>
-            </w:r>
-            <w:r>
-              <w:t>initial</w:t>
-            </w:r>
-            <w:r>
-              <w:rPr>
-                <w:rFonts w:hint="eastAsia"/>
-              </w:rPr>
-              <w:t xml:space="preserve"> generated date: {{ timestamp }}</w:t>
             </w:r>
           </w:p>
           <w:p>
@@ -1104,46 +1294,15 @@
               <w:bottom w:w="100" w:type="dxa"/>
               <w:right w:w="100" w:type="dxa"/>
             </w:tcMar>
-            <w:hideMark/>
-          </w:tcPr>
-          <w:p>
-            <w:pPr>
-              <w:rPr>
-                <w:lang w:val="en-US"/>
-              </w:rPr>
-            </w:pPr>
-            <w:r>
-              <w:rPr>
+          </w:tcPr>
+          <w:p>
+            <w:pPr>
+              <w:rPr>
+                <w:rFonts w:hint="eastAsia"/>
                 <w:b/>
                 <w:bCs/>
                 <w:lang w:val="en-US"/>
               </w:rPr>
-              <w:t>1.1</w:t>
-            </w:r>
-          </w:p>
-        </w:tc>
-        <w:tc>
-          <w:tcPr>
-            <w:tcW w:w="0" w:type="auto"/>
-            <w:tcBorders>
-              <w:top w:val="single" w:sz="8" w:space="0" w:color="000000"/>
-              <w:left w:val="single" w:sz="8" w:space="0" w:color="000000"/>
-              <w:bottom w:val="single" w:sz="8" w:space="0" w:color="000000"/>
-              <w:right w:val="single" w:sz="8" w:space="0" w:color="000000"/>
-            </w:tcBorders>
-            <w:tcMar>
-              <w:top w:w="100" w:type="dxa"/>
-              <w:left w:w="100" w:type="dxa"/>
-              <w:bottom w:w="100" w:type="dxa"/>
-              <w:right w:w="100" w:type="dxa"/>
-            </w:tcMar>
-            <w:hideMark/>
-          </w:tcPr>
-          <w:p>
-            <w:pPr>
-              <w:rPr>
-                <w:lang w:val="en-US"/>
-              </w:rPr>
             </w:pPr>
             <w:r>
               <w:rPr>
@@ -1151,71 +1310,655 @@
                 <w:bCs/>
                 <w:lang w:val="en-US"/>
               </w:rPr>
-              <w:t xml:space="preserve">Has the depositor (or their research group) previously created or submitted to a </w:t>
-            </w:r>
-            <w:proofErr w:type="spellStart"/>
-            <w:r>
-              <w:rPr>
+              <w:t>1.</w:t>
+            </w:r>
+            <w:r>
+              <w:rPr>
+                <w:rFonts w:hint="eastAsia"/>
                 <w:b/>
                 <w:bCs/>
                 <w:lang w:val="en-US"/>
               </w:rPr>
-              <w:t>d</w:t>
-            </w:r>
-            <w:r>
+              <w:t>1</w:t>
+            </w:r>
+          </w:p>
+        </w:tc>
+        <w:tc>
+          <w:tcPr>
+            <w:tcW w:w="0" w:type="auto"/>
+            <w:tcBorders>
+              <w:top w:val="single" w:sz="8" w:space="0" w:color="000000"/>
+              <w:left w:val="single" w:sz="8" w:space="0" w:color="000000"/>
+              <w:bottom w:val="single" w:sz="8" w:space="0" w:color="000000"/>
+              <w:right w:val="single" w:sz="8" w:space="0" w:color="000000"/>
+            </w:tcBorders>
+            <w:tcMar>
+              <w:top w:w="100" w:type="dxa"/>
+              <w:left w:w="100" w:type="dxa"/>
+              <w:bottom w:w="100" w:type="dxa"/>
+              <w:right w:w="100" w:type="dxa"/>
+            </w:tcMar>
+          </w:tcPr>
+          <w:p>
+            <w:pPr>
               <w:rPr>
                 <w:b/>
                 <w:bCs/>
                 <w:lang w:val="en-US"/>
               </w:rPr>
-              <w:t>ataverse</w:t>
-            </w:r>
-            <w:proofErr w:type="spellEnd"/>
+            </w:pPr>
             <w:r>
               <w:rPr>
                 <w:b/>
                 <w:bCs/>
                 <w:lang w:val="en-US"/>
               </w:rPr>
-              <w:t xml:space="preserve"> collection </w:t>
-            </w:r>
+              <w:t>Is the dataset deposited directly into U of T Dataverse?</w:t>
+            </w:r>
+          </w:p>
+        </w:tc>
+        <w:tc>
+          <w:tcPr>
+            <w:tcW w:w="0" w:type="auto"/>
+            <w:tcBorders>
+              <w:top w:val="single" w:sz="8" w:space="0" w:color="000000"/>
+              <w:left w:val="single" w:sz="8" w:space="0" w:color="000000"/>
+              <w:bottom w:val="single" w:sz="8" w:space="0" w:color="000000"/>
+              <w:right w:val="single" w:sz="8" w:space="0" w:color="000000"/>
+            </w:tcBorders>
+            <w:tcMar>
+              <w:top w:w="100" w:type="dxa"/>
+              <w:left w:w="100" w:type="dxa"/>
+              <w:bottom w:w="100" w:type="dxa"/>
+              <w:right w:w="100" w:type="dxa"/>
+            </w:tcMar>
+          </w:tcPr>
+          <w:p>
+            <w:pPr>
+              <w:rPr>
+                <w:lang w:val="en-US"/>
+              </w:rPr>
+            </w:pPr>
+            <w:r>
+              <w:rPr>
+                <w:lang w:val="en-US"/>
+              </w:rPr>
+              <w:t>Python scripted.</w:t>
+            </w:r>
+          </w:p>
+          <w:p>
+            <w:pPr>
+              <w:numPr>
+                <w:ilvl w:val="0"/>
+                <w:numId w:val="1"/>
+              </w:numPr>
+              <w:rPr>
+                <w:lang w:val="en-US"/>
+              </w:rPr>
+            </w:pPr>
+            <w:r>
+              <w:rPr>
+                <w:lang w:val="en-US"/>
+              </w:rPr>
+              <w:t>If the dataset is deposited in a sub-</w:t>
+            </w:r>
+            <w:proofErr w:type="spellStart"/>
+            <w:r>
+              <w:rPr>
+                <w:lang w:val="en-US"/>
+              </w:rPr>
+              <w:t>dataverse</w:t>
+            </w:r>
+            <w:proofErr w:type="spellEnd"/>
+            <w:r>
+              <w:rPr>
+                <w:lang w:val="en-US"/>
+              </w:rPr>
+              <w:t xml:space="preserve"> collection, include the name of the collection. </w:t>
+            </w:r>
+          </w:p>
+          <w:p>
+            <w:pPr>
+              <w:rPr>
+                <w:lang w:val="en-US"/>
+              </w:rPr>
+            </w:pPr>
+          </w:p>
+        </w:tc>
+        <w:tc>
+          <w:tcPr>
+            <w:tcW w:w="0" w:type="auto"/>
+            <w:tcBorders>
+              <w:top w:val="single" w:sz="8" w:space="0" w:color="000000"/>
+              <w:left w:val="single" w:sz="8" w:space="0" w:color="000000"/>
+              <w:bottom w:val="single" w:sz="8" w:space="0" w:color="000000"/>
+              <w:right w:val="single" w:sz="8" w:space="0" w:color="000000"/>
+            </w:tcBorders>
+            <w:tcMar>
+              <w:top w:w="100" w:type="dxa"/>
+              <w:left w:w="100" w:type="dxa"/>
+              <w:bottom w:w="100" w:type="dxa"/>
+              <w:right w:w="100" w:type="dxa"/>
+            </w:tcMar>
+          </w:tcPr>
+          <w:p>
+            <w:pPr>
+              <w:rPr>
+                <w:lang w:val="en-US"/>
+              </w:rPr>
+            </w:pPr>
+          </w:p>
+        </w:tc>
+        <w:tc>
+          <w:tcPr>
+            <w:tcW w:w="0" w:type="auto"/>
+            <w:tcBorders>
+              <w:top w:val="single" w:sz="8" w:space="0" w:color="000000"/>
+              <w:left w:val="single" w:sz="8" w:space="0" w:color="000000"/>
+              <w:bottom w:val="single" w:sz="8" w:space="0" w:color="000000"/>
+              <w:right w:val="single" w:sz="8" w:space="0" w:color="000000"/>
+            </w:tcBorders>
+            <w:tcMar>
+              <w:top w:w="100" w:type="dxa"/>
+              <w:left w:w="100" w:type="dxa"/>
+              <w:bottom w:w="100" w:type="dxa"/>
+              <w:right w:w="100" w:type="dxa"/>
+            </w:tcMar>
+          </w:tcPr>
+          <w:p>
+            <w:pPr>
+              <w:rPr>
+                <w:lang w:val="en-US"/>
+              </w:rPr>
+            </w:pPr>
+          </w:p>
+        </w:tc>
+        <w:tc>
+          <w:tcPr>
+            <w:tcW w:w="0" w:type="auto"/>
+            <w:tcBorders>
+              <w:top w:val="single" w:sz="8" w:space="0" w:color="000000"/>
+              <w:left w:val="single" w:sz="8" w:space="0" w:color="000000"/>
+              <w:bottom w:val="single" w:sz="8" w:space="0" w:color="000000"/>
+              <w:right w:val="single" w:sz="8" w:space="0" w:color="000000"/>
+            </w:tcBorders>
+            <w:tcMar>
+              <w:top w:w="100" w:type="dxa"/>
+              <w:left w:w="100" w:type="dxa"/>
+              <w:bottom w:w="100" w:type="dxa"/>
+              <w:right w:w="100" w:type="dxa"/>
+            </w:tcMar>
+          </w:tcPr>
+          <w:p>
+            <w:pPr>
+              <w:rPr>
+                <w:lang w:val="en-US"/>
+              </w:rPr>
+            </w:pPr>
+          </w:p>
+        </w:tc>
+        <w:tc>
+          <w:tcPr>
+            <w:tcW w:w="0" w:type="auto"/>
+            <w:tcBorders>
+              <w:top w:val="single" w:sz="8" w:space="0" w:color="000000"/>
+              <w:left w:val="single" w:sz="8" w:space="0" w:color="000000"/>
+              <w:bottom w:val="single" w:sz="8" w:space="0" w:color="000000"/>
+              <w:right w:val="single" w:sz="8" w:space="0" w:color="000000"/>
+            </w:tcBorders>
+            <w:tcMar>
+              <w:top w:w="100" w:type="dxa"/>
+              <w:left w:w="100" w:type="dxa"/>
+              <w:bottom w:w="100" w:type="dxa"/>
+              <w:right w:w="100" w:type="dxa"/>
+            </w:tcMar>
+          </w:tcPr>
+          <w:p>
+            <w:pPr>
+              <w:rPr>
+                <w:lang w:val="en-US"/>
+              </w:rPr>
+            </w:pPr>
+          </w:p>
+        </w:tc>
+        <w:tc>
+          <w:tcPr>
+            <w:tcW w:w="0" w:type="auto"/>
+            <w:tcBorders>
+              <w:top w:val="single" w:sz="8" w:space="0" w:color="000000"/>
+              <w:left w:val="single" w:sz="8" w:space="0" w:color="000000"/>
+              <w:bottom w:val="single" w:sz="8" w:space="0" w:color="000000"/>
+              <w:right w:val="single" w:sz="8" w:space="0" w:color="000000"/>
+            </w:tcBorders>
+            <w:tcMar>
+              <w:top w:w="100" w:type="dxa"/>
+              <w:left w:w="100" w:type="dxa"/>
+              <w:bottom w:w="100" w:type="dxa"/>
+              <w:right w:w="100" w:type="dxa"/>
+            </w:tcMar>
+          </w:tcPr>
+          <w:p>
+            <w:pPr>
+              <w:rPr>
+                <w:lang w:val="en-US"/>
+              </w:rPr>
+            </w:pPr>
+            <w:r>
+              <w:rPr>
+                <w:lang w:val="en-US"/>
+              </w:rPr>
+              <w:t>X</w:t>
+            </w:r>
+          </w:p>
+        </w:tc>
+        <w:tc>
+          <w:tcPr>
+            <w:tcW w:w="0" w:type="auto"/>
+            <w:tcBorders>
+              <w:top w:val="single" w:sz="8" w:space="0" w:color="000000"/>
+              <w:left w:val="single" w:sz="8" w:space="0" w:color="000000"/>
+              <w:bottom w:val="single" w:sz="8" w:space="0" w:color="000000"/>
+              <w:right w:val="single" w:sz="8" w:space="0" w:color="000000"/>
+            </w:tcBorders>
+            <w:tcMar>
+              <w:top w:w="100" w:type="dxa"/>
+              <w:left w:w="100" w:type="dxa"/>
+              <w:bottom w:w="100" w:type="dxa"/>
+              <w:right w:w="100" w:type="dxa"/>
+            </w:tcMar>
+          </w:tcPr>
+          <w:p>
+            <w:pPr>
+              <w:rPr>
+                <w:u w:val="single"/>
+                <w:lang w:val="en-US"/>
+              </w:rPr>
+            </w:pPr>
+            <w:r>
+              <w:rPr>
+                <w:u w:val="single"/>
+              </w:rPr>
+              <w:t>List the dataset (full) path in the Dataverse repository:</w:t>
+            </w:r>
+            <w:r>
+              <w:br/>
+            </w:r>
+            <w:proofErr w:type="gramStart"/>
+            <w:r>
+              <w:rPr>
+                <w:lang w:val="en-US"/>
+              </w:rPr>
+              <w:t xml:space="preserve">{{ </w:t>
+            </w:r>
+            <w:proofErr w:type="spellStart"/>
+            <w:r>
+              <w:t>template_dict</w:t>
+            </w:r>
+            <w:proofErr w:type="spellEnd"/>
+            <w:r>
+              <w:t>.</w:t>
+            </w:r>
+            <w:proofErr w:type="spellStart"/>
+            <w:r>
+              <w:rPr>
+                <w:lang w:val="en-US"/>
+              </w:rPr>
+              <w:t>ds</w:t>
+            </w:r>
+            <w:proofErr w:type="gramEnd"/>
+            <w:r>
+              <w:rPr>
+                <w:lang w:val="en-US"/>
+              </w:rPr>
+              <w:t>_tree_</w:t>
+            </w:r>
+            <w:proofErr w:type="gramStart"/>
+            <w:r>
+              <w:rPr>
+                <w:lang w:val="en-US"/>
+              </w:rPr>
+              <w:t>info.path</w:t>
+            </w:r>
+            <w:proofErr w:type="spellEnd"/>
+            <w:proofErr w:type="gramEnd"/>
+            <w:r>
+              <w:t>}}</w:t>
+            </w:r>
+            <w:r>
+              <w:rPr>
+                <w:u w:val="single"/>
+                <w:lang w:val="en-US"/>
+              </w:rPr>
+              <w:br/>
+            </w:r>
+          </w:p>
+          <w:p>
+            <w:pPr>
+              <w:rPr>
+                <w:lang w:val="en-US"/>
+              </w:rPr>
+            </w:pPr>
+            <w:r>
+              <w:rPr>
+                <w:rFonts w:hint="eastAsia"/>
+                <w:u w:val="single"/>
+                <w:lang w:val="en-US"/>
+              </w:rPr>
+              <w:t xml:space="preserve">List the </w:t>
+            </w:r>
+            <w:r>
+              <w:rPr>
+                <w:u w:val="single"/>
+                <w:lang w:val="en-US"/>
+              </w:rPr>
+              <w:t xml:space="preserve">parent </w:t>
+            </w:r>
+            <w:proofErr w:type="spellStart"/>
+            <w:r>
+              <w:rPr>
+                <w:rFonts w:hint="eastAsia"/>
+                <w:u w:val="single"/>
+                <w:lang w:val="en-US"/>
+              </w:rPr>
+              <w:t>dataverse</w:t>
+            </w:r>
+            <w:proofErr w:type="spellEnd"/>
+            <w:r>
+              <w:rPr>
+                <w:rFonts w:hint="eastAsia"/>
+                <w:u w:val="single"/>
+                <w:lang w:val="en-US"/>
+              </w:rPr>
+              <w:t xml:space="preserve"> </w:t>
+            </w:r>
+            <w:r>
+              <w:rPr>
+                <w:u w:val="single"/>
+                <w:lang w:val="en-US"/>
+              </w:rPr>
+              <w:t>collection</w:t>
+            </w:r>
+            <w:r>
+              <w:rPr>
+                <w:rFonts w:hint="eastAsia"/>
+                <w:u w:val="single"/>
+                <w:lang w:val="en-US"/>
+              </w:rPr>
+              <w:t xml:space="preserve"> name:</w:t>
+            </w:r>
+            <w:r>
+              <w:rPr>
+                <w:lang w:val="en-US"/>
+              </w:rPr>
+              <w:br/>
+            </w:r>
+            <w:proofErr w:type="gramStart"/>
+            <w:r>
+              <w:rPr>
+                <w:rFonts w:hint="eastAsia"/>
+                <w:lang w:val="en-US"/>
+              </w:rPr>
+              <w:t xml:space="preserve">{{ </w:t>
+            </w:r>
+            <w:proofErr w:type="spellStart"/>
+            <w:r>
+              <w:t>template_dict</w:t>
+            </w:r>
+            <w:proofErr w:type="spellEnd"/>
+            <w:r>
+              <w:rPr>
+                <w:rFonts w:hint="eastAsia"/>
+              </w:rPr>
+              <w:t>.</w:t>
+            </w:r>
+            <w:proofErr w:type="spellStart"/>
+            <w:r>
+              <w:rPr>
+                <w:lang w:val="en-US"/>
+              </w:rPr>
+              <w:t>ds</w:t>
+            </w:r>
+            <w:proofErr w:type="gramEnd"/>
+            <w:r>
+              <w:rPr>
+                <w:lang w:val="en-US"/>
+              </w:rPr>
+              <w:t>_tree_</w:t>
+            </w:r>
+            <w:proofErr w:type="gramStart"/>
+            <w:r>
+              <w:rPr>
+                <w:lang w:val="en-US"/>
+              </w:rPr>
+              <w:t>info</w:t>
+            </w:r>
+            <w:r>
+              <w:rPr>
+                <w:lang w:val="en-US"/>
+              </w:rPr>
+              <w:t>.</w:t>
+            </w:r>
+            <w:r>
+              <w:rPr>
+                <w:lang w:val="en-US"/>
+              </w:rPr>
+              <w:t>parentDataverseName</w:t>
+            </w:r>
+            <w:proofErr w:type="spellEnd"/>
+            <w:proofErr w:type="gramEnd"/>
+            <w:r>
+              <w:rPr>
+                <w:rFonts w:hint="eastAsia"/>
+              </w:rPr>
+              <w:t xml:space="preserve"> }}</w:t>
+            </w:r>
+          </w:p>
+        </w:tc>
+        <w:tc>
+          <w:tcPr>
+            <w:tcW w:w="0" w:type="auto"/>
+            <w:tcBorders>
+              <w:top w:val="single" w:sz="8" w:space="0" w:color="000000"/>
+              <w:left w:val="single" w:sz="8" w:space="0" w:color="000000"/>
+              <w:bottom w:val="single" w:sz="8" w:space="0" w:color="000000"/>
+              <w:right w:val="single" w:sz="8" w:space="0" w:color="000000"/>
+            </w:tcBorders>
+            <w:tcMar>
+              <w:top w:w="100" w:type="dxa"/>
+              <w:left w:w="100" w:type="dxa"/>
+              <w:bottom w:w="100" w:type="dxa"/>
+              <w:right w:w="100" w:type="dxa"/>
+            </w:tcMar>
+          </w:tcPr>
+          <w:p>
+            <w:pPr>
+              <w:rPr>
+                <w:lang w:val="en-US"/>
+              </w:rPr>
+            </w:pPr>
+            <w:r>
+              <w:rPr>
+                <w:lang w:val="en-US"/>
+              </w:rPr>
+              <w:t>Info</w:t>
+            </w:r>
+          </w:p>
+        </w:tc>
+        <w:tc>
+          <w:tcPr>
+            <w:tcW w:w="0" w:type="auto"/>
+            <w:tcBorders>
+              <w:top w:val="single" w:sz="8" w:space="0" w:color="000000"/>
+              <w:left w:val="single" w:sz="8" w:space="0" w:color="000000"/>
+              <w:bottom w:val="single" w:sz="8" w:space="0" w:color="000000"/>
+              <w:right w:val="single" w:sz="8" w:space="0" w:color="000000"/>
+            </w:tcBorders>
+            <w:tcMar>
+              <w:top w:w="100" w:type="dxa"/>
+              <w:left w:w="100" w:type="dxa"/>
+              <w:bottom w:w="100" w:type="dxa"/>
+              <w:right w:w="100" w:type="dxa"/>
+            </w:tcMar>
+          </w:tcPr>
+          <w:p>
+            <w:pPr>
+              <w:rPr>
+                <w:lang w:val="en-US"/>
+              </w:rPr>
+            </w:pPr>
+          </w:p>
+        </w:tc>
+      </w:tr>
+      <w:tr>
+        <w:tc>
+          <w:tcPr>
+            <w:tcW w:w="0" w:type="auto"/>
+            <w:tcBorders>
+              <w:top w:val="single" w:sz="8" w:space="0" w:color="000000"/>
+              <w:left w:val="single" w:sz="8" w:space="0" w:color="000000"/>
+              <w:bottom w:val="single" w:sz="8" w:space="0" w:color="000000"/>
+              <w:right w:val="single" w:sz="8" w:space="0" w:color="000000"/>
+            </w:tcBorders>
+            <w:tcMar>
+              <w:top w:w="100" w:type="dxa"/>
+              <w:left w:w="100" w:type="dxa"/>
+              <w:bottom w:w="100" w:type="dxa"/>
+              <w:right w:w="100" w:type="dxa"/>
+            </w:tcMar>
+            <w:hideMark/>
+          </w:tcPr>
+          <w:p>
+            <w:pPr>
+              <w:rPr>
+                <w:rFonts w:hint="eastAsia"/>
+                <w:lang w:val="en-US"/>
+              </w:rPr>
+            </w:pPr>
             <w:r>
               <w:rPr>
                 <w:b/>
                 <w:bCs/>
                 <w:lang w:val="en-US"/>
               </w:rPr>
+              <w:t>1.</w:t>
+            </w:r>
+            <w:r>
+              <w:rPr>
+                <w:rFonts w:hint="eastAsia"/>
+                <w:b/>
+                <w:bCs/>
+                <w:lang w:val="en-US"/>
+              </w:rPr>
+              <w:t>2</w:t>
+            </w:r>
+          </w:p>
+        </w:tc>
+        <w:tc>
+          <w:tcPr>
+            <w:tcW w:w="0" w:type="auto"/>
+            <w:tcBorders>
+              <w:top w:val="single" w:sz="8" w:space="0" w:color="000000"/>
+              <w:left w:val="single" w:sz="8" w:space="0" w:color="000000"/>
+              <w:bottom w:val="single" w:sz="8" w:space="0" w:color="000000"/>
+              <w:right w:val="single" w:sz="8" w:space="0" w:color="000000"/>
+            </w:tcBorders>
+            <w:tcMar>
+              <w:top w:w="100" w:type="dxa"/>
+              <w:left w:w="100" w:type="dxa"/>
+              <w:bottom w:w="100" w:type="dxa"/>
+              <w:right w:w="100" w:type="dxa"/>
+            </w:tcMar>
+            <w:hideMark/>
+          </w:tcPr>
+          <w:p>
+            <w:pPr>
+              <w:rPr>
+                <w:lang w:val="en-US"/>
+              </w:rPr>
+            </w:pPr>
+            <w:r>
+              <w:rPr>
+                <w:b/>
+                <w:bCs/>
+                <w:lang w:val="en-US"/>
+              </w:rPr>
+              <w:t xml:space="preserve">Has the depositor (or their research group) previously </w:t>
+            </w:r>
+            <w:r>
+              <w:rPr>
+                <w:b/>
+                <w:bCs/>
+                <w:lang w:val="en-US"/>
+              </w:rPr>
+              <w:lastRenderedPageBreak/>
+              <w:t xml:space="preserve">created or submitted to a </w:t>
+            </w:r>
+            <w:proofErr w:type="spellStart"/>
+            <w:r>
+              <w:rPr>
+                <w:b/>
+                <w:bCs/>
+                <w:lang w:val="en-US"/>
+              </w:rPr>
+              <w:t>dataverse</w:t>
+            </w:r>
+            <w:proofErr w:type="spellEnd"/>
+            <w:r>
+              <w:rPr>
+                <w:b/>
+                <w:bCs/>
+                <w:lang w:val="en-US"/>
+              </w:rPr>
+              <w:t xml:space="preserve"> </w:t>
+            </w:r>
+            <w:proofErr w:type="gramStart"/>
+            <w:r>
+              <w:rPr>
+                <w:b/>
+                <w:bCs/>
+                <w:lang w:val="en-US"/>
+              </w:rPr>
+              <w:t xml:space="preserve">collection </w:t>
+            </w:r>
+            <w:r>
+              <w:rPr>
+                <w:b/>
+                <w:bCs/>
+                <w:lang w:val="en-US"/>
+              </w:rPr>
               <w:t>?</w:t>
             </w:r>
-          </w:p>
-        </w:tc>
-        <w:tc>
-          <w:tcPr>
-            <w:tcW w:w="0" w:type="auto"/>
-            <w:tcBorders>
-              <w:top w:val="single" w:sz="8" w:space="0" w:color="000000"/>
-              <w:left w:val="single" w:sz="8" w:space="0" w:color="000000"/>
-              <w:bottom w:val="single" w:sz="8" w:space="0" w:color="000000"/>
-              <w:right w:val="single" w:sz="8" w:space="0" w:color="000000"/>
-            </w:tcBorders>
-            <w:tcMar>
-              <w:top w:w="100" w:type="dxa"/>
-              <w:left w:w="100" w:type="dxa"/>
-              <w:bottom w:w="100" w:type="dxa"/>
-              <w:right w:w="100" w:type="dxa"/>
-            </w:tcMar>
-            <w:hideMark/>
-          </w:tcPr>
-          <w:p>
-            <w:pPr>
-              <w:rPr>
-                <w:lang w:val="en-US"/>
-              </w:rPr>
-            </w:pPr>
-            <w:r>
-              <w:rPr>
-                <w:lang w:val="en-US"/>
-              </w:rPr>
+            <w:proofErr w:type="gramEnd"/>
+          </w:p>
+        </w:tc>
+        <w:tc>
+          <w:tcPr>
+            <w:tcW w:w="0" w:type="auto"/>
+            <w:tcBorders>
+              <w:top w:val="single" w:sz="8" w:space="0" w:color="000000"/>
+              <w:left w:val="single" w:sz="8" w:space="0" w:color="000000"/>
+              <w:bottom w:val="single" w:sz="8" w:space="0" w:color="000000"/>
+              <w:right w:val="single" w:sz="8" w:space="0" w:color="000000"/>
+            </w:tcBorders>
+            <w:tcMar>
+              <w:top w:w="100" w:type="dxa"/>
+              <w:left w:w="100" w:type="dxa"/>
+              <w:bottom w:w="100" w:type="dxa"/>
+              <w:right w:w="100" w:type="dxa"/>
+            </w:tcMar>
+            <w:hideMark/>
+          </w:tcPr>
+          <w:p>
+            <w:pPr>
+              <w:rPr>
+                <w:lang w:val="en-US"/>
+              </w:rPr>
+            </w:pPr>
+            <w:r>
+              <w:rPr>
+                <w:lang w:val="en-US"/>
+              </w:rPr>
+              <w:lastRenderedPageBreak/>
               <w:t>Python scripted.</w:t>
             </w:r>
           </w:p>
@@ -1248,7 +1991,14 @@
               <w:rPr>
                 <w:lang w:val="en-US"/>
               </w:rPr>
-              <w:t xml:space="preserve"> collection refers to the same researcher/author</w:t>
+              <w:t xml:space="preserve"> collectio</w:t>
+            </w:r>
+            <w:r>
+              <w:rPr>
+                <w:lang w:val="en-US"/>
+              </w:rPr>
+              <w:lastRenderedPageBreak/>
+              <w:t>n refers to the same researcher/author</w:t>
             </w:r>
           </w:p>
         </w:tc>
@@ -1437,15 +2187,29 @@
             </w:r>
             <w:proofErr w:type="spellStart"/>
             <w:r>
-              <w:t>template_dict.dv_record.comments</w:t>
+              <w:t>template_</w:t>
+            </w:r>
+            <w:proofErr w:type="gramStart"/>
+            <w:r>
+              <w:t>dict.dv</w:t>
+            </w:r>
+            <w:proofErr w:type="gramEnd"/>
+            <w:r>
+              <w:t>_</w:t>
+            </w:r>
+            <w:proofErr w:type="gramStart"/>
+            <w:r>
+              <w:t>record.comments</w:t>
             </w:r>
             <w:proofErr w:type="spellEnd"/>
+            <w:proofErr w:type="gramEnd"/>
             <w:r>
               <w:t xml:space="preserve"> %} </w:t>
             </w:r>
           </w:p>
           <w:p>
             <w:r>
+              <w:lastRenderedPageBreak/>
               <w:t xml:space="preserve">{% for author, </w:t>
             </w:r>
             <w:proofErr w:type="spellStart"/>
@@ -1457,12 +2221,22 @@
               <w:t xml:space="preserve"> in </w:t>
             </w:r>
             <w:proofErr w:type="spellStart"/>
+            <w:proofErr w:type="gramStart"/>
             <w:r>
               <w:t>item.items</w:t>
             </w:r>
             <w:proofErr w:type="spellEnd"/>
-            <w:r>
-              <w:t>() %} {{ author }}</w:t>
+            <w:proofErr w:type="gramEnd"/>
+            <w:r>
+              <w:t xml:space="preserve">() %} </w:t>
+            </w:r>
+            <w:proofErr w:type="gramStart"/>
+            <w:r>
+              <w:t>{{ author</w:t>
+            </w:r>
+            <w:proofErr w:type="gramEnd"/>
+            <w:r>
+              <w:t xml:space="preserve"> }}</w:t>
             </w:r>
             <w:r>
               <w:rPr>
@@ -1483,16 +2257,29 @@
             <w:r>
               <w:t xml:space="preserve"> %} </w:t>
             </w:r>
+            <w:proofErr w:type="gramStart"/>
             <w:r>
               <w:t xml:space="preserve">{{ </w:t>
             </w:r>
             <w:proofErr w:type="spellStart"/>
             <w:r>
-              <w:t>loop.index</w:t>
+              <w:t>loop</w:t>
+            </w:r>
+            <w:proofErr w:type="gramEnd"/>
+            <w:r>
+              <w:t>.</w:t>
+            </w:r>
+            <w:proofErr w:type="gramStart"/>
+            <w:r>
+              <w:t>index</w:t>
             </w:r>
             <w:proofErr w:type="spellEnd"/>
             <w:r>
-              <w:t xml:space="preserve"> }}.</w:t>
+              <w:t xml:space="preserve"> }</w:t>
+            </w:r>
+            <w:proofErr w:type="gramEnd"/>
+            <w:r>
+              <w:t>}.</w:t>
             </w:r>
             <w:r>
               <w:rPr>
@@ -1500,8 +2287,13 @@
               </w:rPr>
               <w:t xml:space="preserve"> </w:t>
             </w:r>
-            <w:r>
-              <w:t>{{ dataverse }}</w:t>
+            <w:proofErr w:type="gramStart"/>
+            <w:r>
+              <w:t>{{ dataverse</w:t>
+            </w:r>
+            <w:proofErr w:type="gramEnd"/>
+            <w:r>
+              <w:t xml:space="preserve"> }}</w:t>
             </w:r>
             <w:r>
               <w:br/>
@@ -1568,492 +2360,7 @@
               <w:rPr>
                 <w:lang w:val="en-US"/>
               </w:rPr>
-              <w:t>Info</w:t>
-            </w:r>
-          </w:p>
-        </w:tc>
-        <w:tc>
-          <w:tcPr>
-            <w:tcW w:w="0" w:type="auto"/>
-            <w:tcBorders>
-              <w:top w:val="single" w:sz="8" w:space="0" w:color="000000"/>
-              <w:left w:val="single" w:sz="8" w:space="0" w:color="000000"/>
-              <w:bottom w:val="single" w:sz="8" w:space="0" w:color="000000"/>
-              <w:right w:val="single" w:sz="8" w:space="0" w:color="000000"/>
-            </w:tcBorders>
-            <w:tcMar>
-              <w:top w:w="100" w:type="dxa"/>
-              <w:left w:w="100" w:type="dxa"/>
-              <w:bottom w:w="100" w:type="dxa"/>
-              <w:right w:w="100" w:type="dxa"/>
-            </w:tcMar>
-            <w:hideMark/>
-          </w:tcPr>
-          <w:p>
-            <w:pPr>
-              <w:rPr>
-                <w:lang w:val="en-US"/>
-              </w:rPr>
-            </w:pPr>
-          </w:p>
-        </w:tc>
-      </w:tr>
-      <w:tr>
-        <w:tc>
-          <w:tcPr>
-            <w:tcW w:w="0" w:type="auto"/>
-            <w:tcBorders>
-              <w:top w:val="single" w:sz="8" w:space="0" w:color="000000"/>
-              <w:left w:val="single" w:sz="8" w:space="0" w:color="000000"/>
-              <w:bottom w:val="single" w:sz="8" w:space="0" w:color="000000"/>
-              <w:right w:val="single" w:sz="8" w:space="0" w:color="000000"/>
-            </w:tcBorders>
-            <w:tcMar>
-              <w:top w:w="100" w:type="dxa"/>
-              <w:left w:w="100" w:type="dxa"/>
-              <w:bottom w:w="100" w:type="dxa"/>
-              <w:right w:w="100" w:type="dxa"/>
-            </w:tcMar>
-            <w:hideMark/>
-          </w:tcPr>
-          <w:p>
-            <w:pPr>
-              <w:rPr>
-                <w:lang w:val="en-US"/>
-              </w:rPr>
-            </w:pPr>
-            <w:r>
-              <w:rPr>
-                <w:b/>
-                <w:bCs/>
-                <w:lang w:val="en-US"/>
-              </w:rPr>
-              <w:t>1.2</w:t>
-            </w:r>
-          </w:p>
-        </w:tc>
-        <w:tc>
-          <w:tcPr>
-            <w:tcW w:w="0" w:type="auto"/>
-            <w:tcBorders>
-              <w:top w:val="single" w:sz="8" w:space="0" w:color="000000"/>
-              <w:left w:val="single" w:sz="8" w:space="0" w:color="000000"/>
-              <w:bottom w:val="single" w:sz="8" w:space="0" w:color="000000"/>
-              <w:right w:val="single" w:sz="8" w:space="0" w:color="000000"/>
-            </w:tcBorders>
-            <w:tcMar>
-              <w:top w:w="100" w:type="dxa"/>
-              <w:left w:w="100" w:type="dxa"/>
-              <w:bottom w:w="100" w:type="dxa"/>
-              <w:right w:w="100" w:type="dxa"/>
-            </w:tcMar>
-            <w:hideMark/>
-          </w:tcPr>
-          <w:p>
-            <w:pPr>
-              <w:rPr>
-                <w:lang w:val="en-US"/>
-              </w:rPr>
-            </w:pPr>
-            <w:r>
-              <w:rPr>
-                <w:b/>
-                <w:bCs/>
-                <w:lang w:val="en-US"/>
-              </w:rPr>
-              <w:t>Is the dataset deposited directly into U of T Dataverse?</w:t>
-            </w:r>
-          </w:p>
-        </w:tc>
-        <w:tc>
-          <w:tcPr>
-            <w:tcW w:w="0" w:type="auto"/>
-            <w:tcBorders>
-              <w:top w:val="single" w:sz="8" w:space="0" w:color="000000"/>
-              <w:left w:val="single" w:sz="8" w:space="0" w:color="000000"/>
-              <w:bottom w:val="single" w:sz="8" w:space="0" w:color="000000"/>
-              <w:right w:val="single" w:sz="8" w:space="0" w:color="000000"/>
-            </w:tcBorders>
-            <w:tcMar>
-              <w:top w:w="100" w:type="dxa"/>
-              <w:left w:w="100" w:type="dxa"/>
-              <w:bottom w:w="100" w:type="dxa"/>
-              <w:right w:w="100" w:type="dxa"/>
-            </w:tcMar>
-            <w:hideMark/>
-          </w:tcPr>
-          <w:p>
-            <w:pPr>
-              <w:rPr>
-                <w:lang w:val="en-US"/>
-              </w:rPr>
-            </w:pPr>
-            <w:r>
-              <w:rPr>
-                <w:lang w:val="en-US"/>
-              </w:rPr>
-              <w:t>Python scripted.</w:t>
-            </w:r>
-          </w:p>
-          <w:p>
-            <w:pPr>
-              <w:numPr>
-                <w:ilvl w:val="0"/>
-                <w:numId w:val="1"/>
-              </w:numPr>
-              <w:rPr>
-                <w:lang w:val="en-US"/>
-              </w:rPr>
-            </w:pPr>
-            <w:r>
-              <w:rPr>
-                <w:lang w:val="en-US"/>
-              </w:rPr>
-              <w:t>If the dataset is deposited in a sub-</w:t>
-            </w:r>
-            <w:proofErr w:type="spellStart"/>
-            <w:r>
-              <w:rPr>
-                <w:lang w:val="en-US"/>
-              </w:rPr>
-              <w:t>dataverse</w:t>
-            </w:r>
-            <w:proofErr w:type="spellEnd"/>
-            <w:r>
-              <w:rPr>
-                <w:lang w:val="en-US"/>
-              </w:rPr>
-              <w:t xml:space="preserve"> collection, include </w:t>
-            </w:r>
-            <w:r>
-              <w:rPr>
-                <w:lang w:val="en-US"/>
-              </w:rPr>
               <w:lastRenderedPageBreak/>
-              <w:t>the name of the collection. </w:t>
-            </w:r>
-          </w:p>
-          <w:p>
-            <w:pPr>
-              <w:rPr>
-                <w:lang w:val="en-US"/>
-              </w:rPr>
-            </w:pPr>
-          </w:p>
-        </w:tc>
-        <w:tc>
-          <w:tcPr>
-            <w:tcW w:w="0" w:type="auto"/>
-            <w:tcBorders>
-              <w:top w:val="single" w:sz="8" w:space="0" w:color="000000"/>
-              <w:left w:val="single" w:sz="8" w:space="0" w:color="000000"/>
-              <w:bottom w:val="single" w:sz="8" w:space="0" w:color="000000"/>
-              <w:right w:val="single" w:sz="8" w:space="0" w:color="000000"/>
-            </w:tcBorders>
-            <w:tcMar>
-              <w:top w:w="100" w:type="dxa"/>
-              <w:left w:w="100" w:type="dxa"/>
-              <w:bottom w:w="100" w:type="dxa"/>
-              <w:right w:w="100" w:type="dxa"/>
-            </w:tcMar>
-            <w:hideMark/>
-          </w:tcPr>
-          <w:p/>
-        </w:tc>
-        <w:tc>
-          <w:tcPr>
-            <w:tcW w:w="0" w:type="auto"/>
-            <w:tcBorders>
-              <w:top w:val="single" w:sz="8" w:space="0" w:color="000000"/>
-              <w:left w:val="single" w:sz="8" w:space="0" w:color="000000"/>
-              <w:bottom w:val="single" w:sz="8" w:space="0" w:color="000000"/>
-              <w:right w:val="single" w:sz="8" w:space="0" w:color="000000"/>
-            </w:tcBorders>
-            <w:tcMar>
-              <w:top w:w="100" w:type="dxa"/>
-              <w:left w:w="100" w:type="dxa"/>
-              <w:bottom w:w="100" w:type="dxa"/>
-              <w:right w:w="100" w:type="dxa"/>
-            </w:tcMar>
-          </w:tcPr>
-          <w:p>
-            <w:pPr>
-              <w:rPr>
-                <w:lang w:val="en-US"/>
-              </w:rPr>
-            </w:pPr>
-          </w:p>
-        </w:tc>
-        <w:tc>
-          <w:tcPr>
-            <w:tcW w:w="0" w:type="auto"/>
-            <w:tcBorders>
-              <w:top w:val="single" w:sz="8" w:space="0" w:color="000000"/>
-              <w:left w:val="single" w:sz="8" w:space="0" w:color="000000"/>
-              <w:bottom w:val="single" w:sz="8" w:space="0" w:color="000000"/>
-              <w:right w:val="single" w:sz="8" w:space="0" w:color="000000"/>
-            </w:tcBorders>
-            <w:tcMar>
-              <w:top w:w="100" w:type="dxa"/>
-              <w:left w:w="100" w:type="dxa"/>
-              <w:bottom w:w="100" w:type="dxa"/>
-              <w:right w:w="100" w:type="dxa"/>
-            </w:tcMar>
-          </w:tcPr>
-          <w:p>
-            <w:pPr>
-              <w:rPr>
-                <w:lang w:val="en-US"/>
-              </w:rPr>
-            </w:pPr>
-          </w:p>
-        </w:tc>
-        <w:tc>
-          <w:tcPr>
-            <w:tcW w:w="0" w:type="auto"/>
-            <w:tcBorders>
-              <w:top w:val="single" w:sz="8" w:space="0" w:color="000000"/>
-              <w:left w:val="single" w:sz="8" w:space="0" w:color="000000"/>
-              <w:bottom w:val="single" w:sz="8" w:space="0" w:color="000000"/>
-              <w:right w:val="single" w:sz="8" w:space="0" w:color="000000"/>
-            </w:tcBorders>
-            <w:tcMar>
-              <w:top w:w="100" w:type="dxa"/>
-              <w:left w:w="100" w:type="dxa"/>
-              <w:bottom w:w="100" w:type="dxa"/>
-              <w:right w:w="100" w:type="dxa"/>
-            </w:tcMar>
-          </w:tcPr>
-          <w:p>
-            <w:pPr>
-              <w:rPr>
-                <w:lang w:val="en-US"/>
-              </w:rPr>
-            </w:pPr>
-          </w:p>
-        </w:tc>
-        <w:tc>
-          <w:tcPr>
-            <w:tcW w:w="0" w:type="auto"/>
-            <w:tcBorders>
-              <w:top w:val="single" w:sz="8" w:space="0" w:color="000000"/>
-              <w:left w:val="single" w:sz="8" w:space="0" w:color="000000"/>
-              <w:bottom w:val="single" w:sz="8" w:space="0" w:color="000000"/>
-              <w:right w:val="single" w:sz="8" w:space="0" w:color="000000"/>
-            </w:tcBorders>
-            <w:tcMar>
-              <w:top w:w="100" w:type="dxa"/>
-              <w:left w:w="100" w:type="dxa"/>
-              <w:bottom w:w="100" w:type="dxa"/>
-              <w:right w:w="100" w:type="dxa"/>
-            </w:tcMar>
-          </w:tcPr>
-          <w:p>
-            <w:pPr>
-              <w:rPr>
-                <w:lang w:val="en-US"/>
-              </w:rPr>
-            </w:pPr>
-            <w:r>
-              <w:rPr>
-                <w:lang w:val="en-US"/>
-              </w:rPr>
-              <w:t>X</w:t>
-            </w:r>
-          </w:p>
-        </w:tc>
-        <w:tc>
-          <w:tcPr>
-            <w:tcW w:w="0" w:type="auto"/>
-            <w:tcBorders>
-              <w:top w:val="single" w:sz="8" w:space="0" w:color="000000"/>
-              <w:left w:val="single" w:sz="8" w:space="0" w:color="000000"/>
-              <w:bottom w:val="single" w:sz="8" w:space="0" w:color="000000"/>
-              <w:right w:val="single" w:sz="8" w:space="0" w:color="000000"/>
-            </w:tcBorders>
-            <w:tcMar>
-              <w:top w:w="100" w:type="dxa"/>
-              <w:left w:w="100" w:type="dxa"/>
-              <w:bottom w:w="100" w:type="dxa"/>
-              <w:right w:w="100" w:type="dxa"/>
-            </w:tcMar>
-            <w:hideMark/>
-          </w:tcPr>
-          <w:p>
-            <w:pPr>
-              <w:rPr>
-                <w:lang w:val="en-US"/>
-              </w:rPr>
-            </w:pPr>
-            <w:r>
-              <w:rPr>
-                <w:rFonts w:hint="eastAsia"/>
-                <w:u w:val="single"/>
-                <w:lang w:val="en-US"/>
-              </w:rPr>
-              <w:t xml:space="preserve">List the </w:t>
-            </w:r>
-            <w:r>
-              <w:rPr>
-                <w:u w:val="single"/>
-                <w:lang w:val="en-US"/>
-              </w:rPr>
-              <w:t xml:space="preserve">parent </w:t>
-            </w:r>
-            <w:proofErr w:type="spellStart"/>
-            <w:r>
-              <w:rPr>
-                <w:rFonts w:hint="eastAsia"/>
-                <w:u w:val="single"/>
-                <w:lang w:val="en-US"/>
-              </w:rPr>
-              <w:t>dataverse</w:t>
-            </w:r>
-            <w:proofErr w:type="spellEnd"/>
-            <w:r>
-              <w:rPr>
-                <w:rFonts w:hint="eastAsia"/>
-                <w:u w:val="single"/>
-                <w:lang w:val="en-US"/>
-              </w:rPr>
-              <w:t xml:space="preserve"> </w:t>
-            </w:r>
-            <w:r>
-              <w:rPr>
-                <w:u w:val="single"/>
-                <w:lang w:val="en-US"/>
-              </w:rPr>
-              <w:t>collection</w:t>
-            </w:r>
-            <w:r>
-              <w:rPr>
-                <w:rFonts w:hint="eastAsia"/>
-                <w:u w:val="single"/>
-                <w:lang w:val="en-US"/>
-              </w:rPr>
-              <w:t xml:space="preserve"> name:</w:t>
-            </w:r>
-            <w:r>
-              <w:rPr>
-                <w:lang w:val="en-US"/>
-              </w:rPr>
-              <w:br/>
-            </w:r>
-            <w:r>
-              <w:rPr>
-                <w:rFonts w:hint="eastAsia"/>
-                <w:lang w:val="en-US"/>
-              </w:rPr>
-              <w:t xml:space="preserve">{{ </w:t>
-            </w:r>
-            <w:proofErr w:type="spellStart"/>
-            <w:r>
-              <w:t>template_dict</w:t>
-            </w:r>
-            <w:proofErr w:type="spellEnd"/>
-            <w:r>
-              <w:rPr>
-                <w:rFonts w:hint="eastAsia"/>
-              </w:rPr>
-              <w:t>.</w:t>
-            </w:r>
-            <w:proofErr w:type="spellStart"/>
-            <w:r>
-              <w:rPr>
-                <w:lang w:val="en-US"/>
-              </w:rPr>
-              <w:t>ds_tree_info</w:t>
-            </w:r>
-            <w:r>
-              <w:rPr>
-                <w:lang w:val="en-US"/>
-              </w:rPr>
-              <w:t>.</w:t>
-            </w:r>
-            <w:r>
-              <w:rPr>
-                <w:lang w:val="en-US"/>
-              </w:rPr>
-              <w:t>parentDataverseName</w:t>
-            </w:r>
-            <w:proofErr w:type="spellEnd"/>
-            <w:r>
-              <w:rPr>
-                <w:rFonts w:hint="eastAsia"/>
-              </w:rPr>
-              <w:t xml:space="preserve"> }}</w:t>
-            </w:r>
-          </w:p>
-          <w:p>
-            <w:r>
-              <w:rPr>
-                <w:u w:val="single"/>
-              </w:rPr>
-              <w:t>List the dataset (full) path in the Dataverse repository</w:t>
-            </w:r>
-            <w:r>
-              <w:rPr>
-                <w:u w:val="single"/>
-              </w:rPr>
-              <w:t>:</w:t>
-            </w:r>
-            <w:r>
-              <w:br/>
-            </w:r>
-            <w:r>
-              <w:rPr>
-                <w:lang w:val="en-US"/>
-              </w:rPr>
-              <w:t xml:space="preserve">{{ </w:t>
-            </w:r>
-            <w:proofErr w:type="spellStart"/>
-            <w:r>
-              <w:t>template_dict</w:t>
-            </w:r>
-            <w:proofErr w:type="spellEnd"/>
-            <w:r>
-              <w:t>.</w:t>
-            </w:r>
-            <w:proofErr w:type="spellStart"/>
-            <w:r>
-              <w:rPr>
-                <w:lang w:val="en-US"/>
-              </w:rPr>
-              <w:t>ds_tree_info.path</w:t>
-            </w:r>
-            <w:proofErr w:type="spellEnd"/>
-            <w:r>
-              <w:t>}}</w:t>
-            </w:r>
-          </w:p>
-        </w:tc>
-        <w:tc>
-          <w:tcPr>
-            <w:tcW w:w="0" w:type="auto"/>
-            <w:tcBorders>
-              <w:top w:val="single" w:sz="8" w:space="0" w:color="000000"/>
-              <w:left w:val="single" w:sz="8" w:space="0" w:color="000000"/>
-              <w:bottom w:val="single" w:sz="8" w:space="0" w:color="000000"/>
-              <w:right w:val="single" w:sz="8" w:space="0" w:color="000000"/>
-            </w:tcBorders>
-            <w:tcMar>
-              <w:top w:w="100" w:type="dxa"/>
-              <w:left w:w="100" w:type="dxa"/>
-              <w:bottom w:w="100" w:type="dxa"/>
-              <w:right w:w="100" w:type="dxa"/>
-            </w:tcMar>
-            <w:hideMark/>
-          </w:tcPr>
-          <w:p>
-            <w:pPr>
-              <w:rPr>
-                <w:lang w:val="en-US"/>
-              </w:rPr>
-            </w:pPr>
-            <w:r>
-              <w:rPr>
-                <w:lang w:val="en-US"/>
-              </w:rPr>
               <w:t>Info</w:t>
             </w:r>
           </w:p>
@@ -2324,13 +2631,28 @@
               <w:rPr>
                 <w:lang w:val="en-US"/>
               </w:rPr>
-              <w:t xml:space="preserve">Confirm with the depositor that they actually require a </w:t>
+              <w:t xml:space="preserve">Confirm with the depositor that they </w:t>
+            </w:r>
+            <w:proofErr w:type="gramStart"/>
+            <w:r>
+              <w:rPr>
+                <w:lang w:val="en-US"/>
+              </w:rPr>
+              <w:t>actually require</w:t>
+            </w:r>
+            <w:proofErr w:type="gramEnd"/>
+            <w:r>
+              <w:rPr>
+                <w:lang w:val="en-US"/>
+              </w:rPr>
+              <w:t xml:space="preserve"> a </w:t>
             </w:r>
             <w:proofErr w:type="spellStart"/>
             <w:r>
               <w:rPr>
                 <w:lang w:val="en-US"/>
               </w:rPr>
+              <w:lastRenderedPageBreak/>
               <w:t>dataverse</w:t>
             </w:r>
             <w:proofErr w:type="spellEnd"/>
@@ -2338,14 +2660,7 @@
               <w:rPr>
                 <w:lang w:val="en-US"/>
               </w:rPr>
-              <w:t xml:space="preserve"> (e.g., will there be </w:t>
-            </w:r>
-            <w:r>
-              <w:rPr>
-                <w:lang w:val="en-US"/>
-              </w:rPr>
-              <w:lastRenderedPageBreak/>
-              <w:t>future deposits?)</w:t>
+              <w:t xml:space="preserve"> (e.g., will there be future deposits?)</w:t>
             </w:r>
           </w:p>
         </w:tc>
@@ -3040,14 +3355,56 @@
               <w:rPr>
                 <w:lang w:val="en-US"/>
               </w:rPr>
-              <w:t>template_dict.file_ext.comments|length</w:t>
+              <w:t>template_</w:t>
+            </w:r>
+            <w:proofErr w:type="gramStart"/>
+            <w:r>
+              <w:rPr>
+                <w:lang w:val="en-US"/>
+              </w:rPr>
+              <w:t>dict.file</w:t>
+            </w:r>
+            <w:proofErr w:type="gramEnd"/>
+            <w:r>
+              <w:rPr>
+                <w:lang w:val="en-US"/>
+              </w:rPr>
+              <w:t>_</w:t>
+            </w:r>
+            <w:proofErr w:type="gramStart"/>
+            <w:r>
+              <w:rPr>
+                <w:lang w:val="en-US"/>
+              </w:rPr>
+              <w:t>ext.comments</w:t>
+            </w:r>
+            <w:proofErr w:type="gramEnd"/>
+            <w:r>
+              <w:rPr>
+                <w:lang w:val="en-US"/>
+              </w:rPr>
+              <w:t>|length</w:t>
             </w:r>
             <w:proofErr w:type="spellEnd"/>
             <w:r>
               <w:rPr>
                 <w:lang w:val="en-US"/>
               </w:rPr>
-              <w:t xml:space="preserve"> == 0 %}X{% endif %}</w:t>
+              <w:t xml:space="preserve"> == 0 %}</w:t>
+            </w:r>
+            <w:proofErr w:type="gramStart"/>
+            <w:r>
+              <w:rPr>
+                <w:lang w:val="en-US"/>
+              </w:rPr>
+              <w:t>X{</w:t>
+            </w:r>
+            <w:proofErr w:type="gramEnd"/>
+            <w:r>
+              <w:rPr>
+                <w:lang w:val="en-US"/>
+              </w:rPr>
+              <w:t>% endif %}</w:t>
             </w:r>
           </w:p>
         </w:tc>
@@ -3085,14 +3442,56 @@
               <w:rPr>
                 <w:lang w:val="en-US"/>
               </w:rPr>
-              <w:t>template_dict.file_ext.comments|length</w:t>
+              <w:t>template_</w:t>
+            </w:r>
+            <w:proofErr w:type="gramStart"/>
+            <w:r>
+              <w:rPr>
+                <w:lang w:val="en-US"/>
+              </w:rPr>
+              <w:t>dict.file</w:t>
+            </w:r>
+            <w:proofErr w:type="gramEnd"/>
+            <w:r>
+              <w:rPr>
+                <w:lang w:val="en-US"/>
+              </w:rPr>
+              <w:t>_</w:t>
+            </w:r>
+            <w:proofErr w:type="gramStart"/>
+            <w:r>
+              <w:rPr>
+                <w:lang w:val="en-US"/>
+              </w:rPr>
+              <w:t>ext.comments</w:t>
+            </w:r>
+            <w:proofErr w:type="gramEnd"/>
+            <w:r>
+              <w:rPr>
+                <w:lang w:val="en-US"/>
+              </w:rPr>
+              <w:t>|length</w:t>
             </w:r>
             <w:proofErr w:type="spellEnd"/>
             <w:r>
               <w:rPr>
                 <w:lang w:val="en-US"/>
               </w:rPr>
-              <w:t xml:space="preserve"> &gt; 0 %}X{% endif %}</w:t>
+              <w:t xml:space="preserve"> &gt; 0 %}</w:t>
+            </w:r>
+            <w:proofErr w:type="gramStart"/>
+            <w:r>
+              <w:rPr>
+                <w:lang w:val="en-US"/>
+              </w:rPr>
+              <w:t>X{</w:t>
+            </w:r>
+            <w:proofErr w:type="gramEnd"/>
+            <w:r>
+              <w:rPr>
+                <w:lang w:val="en-US"/>
+              </w:rPr>
+              <w:t>% endif %}</w:t>
             </w:r>
           </w:p>
         </w:tc>
@@ -3215,29 +3614,84 @@
               <w:rPr>
                 <w:lang w:val="en-US"/>
               </w:rPr>
-              <w:t>template_dict.file_open.comments</w:t>
+              <w:t>template_</w:t>
+            </w:r>
+            <w:proofErr w:type="gramStart"/>
+            <w:r>
+              <w:rPr>
+                <w:lang w:val="en-US"/>
+              </w:rPr>
+              <w:t>dict.file</w:t>
+            </w:r>
+            <w:proofErr w:type="gramEnd"/>
+            <w:r>
+              <w:rPr>
+                <w:lang w:val="en-US"/>
+              </w:rPr>
+              <w:t>_</w:t>
+            </w:r>
+            <w:proofErr w:type="gramStart"/>
+            <w:r>
+              <w:rPr>
+                <w:lang w:val="en-US"/>
+              </w:rPr>
+              <w:t>open.comments</w:t>
             </w:r>
             <w:proofErr w:type="spellEnd"/>
+            <w:proofErr w:type="gramEnd"/>
             <w:r>
               <w:t xml:space="preserve"> |length &gt; 0</w:t>
             </w:r>
             <w:r>
-              <w:t xml:space="preserve"> %}</w:t>
-            </w:r>
-            <w:r>
-              <w:rPr>
-                <w:lang w:val="en-US"/>
-              </w:rPr>
-              <w:t xml:space="preserve">{% for item in </w:t>
+              <w:t xml:space="preserve"> </w:t>
+            </w:r>
+            <w:proofErr w:type="gramStart"/>
+            <w:r>
+              <w:t>%}</w:t>
+            </w:r>
+            <w:r>
+              <w:rPr>
+                <w:lang w:val="en-US"/>
+              </w:rPr>
+              <w:t>{</w:t>
+            </w:r>
+            <w:proofErr w:type="gramEnd"/>
+            <w:r>
+              <w:rPr>
+                <w:lang w:val="en-US"/>
+              </w:rPr>
+              <w:t xml:space="preserve">% for item in </w:t>
             </w:r>
             <w:proofErr w:type="spellStart"/>
             <w:r>
               <w:rPr>
                 <w:lang w:val="en-US"/>
               </w:rPr>
-              <w:t>template_dict.file_open.comments</w:t>
+              <w:t>template_</w:t>
+            </w:r>
+            <w:proofErr w:type="gramStart"/>
+            <w:r>
+              <w:rPr>
+                <w:lang w:val="en-US"/>
+              </w:rPr>
+              <w:t>dict.file</w:t>
+            </w:r>
+            <w:proofErr w:type="gramEnd"/>
+            <w:r>
+              <w:rPr>
+                <w:lang w:val="en-US"/>
+              </w:rPr>
+              <w:t>_</w:t>
+            </w:r>
+            <w:proofErr w:type="gramStart"/>
+            <w:r>
+              <w:rPr>
+                <w:lang w:val="en-US"/>
+              </w:rPr>
+              <w:t>open.comments</w:t>
             </w:r>
             <w:proofErr w:type="spellEnd"/>
+            <w:proofErr w:type="gramEnd"/>
             <w:r>
               <w:rPr>
                 <w:lang w:val="en-US"/>
@@ -3256,6 +3710,7 @@
                 <w:lang w:val="en-US"/>
               </w:rPr>
             </w:pPr>
+            <w:proofErr w:type="gramStart"/>
             <w:r>
               <w:rPr>
                 <w:lang w:val="en-US"/>
@@ -3267,16 +3722,38 @@
               <w:rPr>
                 <w:lang w:val="en-US"/>
               </w:rPr>
-              <w:t>item.file_name</w:t>
+              <w:t>item</w:t>
+            </w:r>
+            <w:proofErr w:type="gramEnd"/>
+            <w:r>
+              <w:rPr>
+                <w:lang w:val="en-US"/>
+              </w:rPr>
+              <w:t>.file_</w:t>
+            </w:r>
+            <w:proofErr w:type="gramStart"/>
+            <w:r>
+              <w:rPr>
+                <w:lang w:val="en-US"/>
+              </w:rPr>
+              <w:t>name</w:t>
             </w:r>
             <w:proofErr w:type="spellEnd"/>
             <w:r>
               <w:rPr>
                 <w:lang w:val="en-US"/>
               </w:rPr>
-              <w:t xml:space="preserve"> }}{% </w:t>
+              <w:t xml:space="preserve"> }}{</w:t>
+            </w:r>
+            <w:proofErr w:type="gramEnd"/>
+            <w:r>
+              <w:rPr>
+                <w:lang w:val="en-US"/>
+              </w:rPr>
+              <w:t xml:space="preserve">% </w:t>
             </w:r>
             <w:proofErr w:type="spellStart"/>
+            <w:proofErr w:type="gramStart"/>
             <w:r>
               <w:rPr>
                 <w:lang w:val="en-US"/>
@@ -3290,15 +3767,32 @@
               </w:rPr>
               <w:t xml:space="preserve"> %}</w:t>
             </w:r>
-          </w:p>
-          <w:p>
-            <w:pPr>
-              <w:rPr>
-                <w:lang w:val="en-US"/>
-              </w:rPr>
-            </w:pPr>
-            <w:r>
-              <w:t>{% else %}(NONE){% endif %}</w:t>
+            <w:proofErr w:type="gramEnd"/>
+          </w:p>
+          <w:p>
+            <w:pPr>
+              <w:rPr>
+                <w:lang w:val="en-US"/>
+              </w:rPr>
+            </w:pPr>
+            <w:r>
+              <w:t xml:space="preserve">{% else </w:t>
+            </w:r>
+            <w:proofErr w:type="gramStart"/>
+            <w:r>
+              <w:t>%}(</w:t>
+            </w:r>
+            <w:proofErr w:type="gramEnd"/>
+            <w:r>
+              <w:t>NONE</w:t>
+            </w:r>
+            <w:proofErr w:type="gramStart"/>
+            <w:r>
+              <w:t>){</w:t>
+            </w:r>
+            <w:proofErr w:type="gramEnd"/>
+            <w:r>
+              <w:t>% endif %}</w:t>
             </w:r>
           </w:p>
           <w:p>
@@ -3335,28 +3829,47 @@
               <w:t xml:space="preserve"> |length &gt; 0</w:t>
             </w:r>
             <w:r>
+              <w:t xml:space="preserve"> </w:t>
+            </w:r>
+            <w:proofErr w:type="gramStart"/>
+            <w:r>
+              <w:t>%}</w:t>
+            </w:r>
+            <w:r>
+              <w:rPr>
+                <w:lang w:val="en-US"/>
+              </w:rPr>
+              <w:t>{</w:t>
+            </w:r>
+            <w:proofErr w:type="gramEnd"/>
+            <w:r>
+              <w:rPr>
+                <w:lang w:val="en-US"/>
+              </w:rPr>
+              <w:t xml:space="preserve">% for item in </w:t>
+            </w:r>
+            <w:proofErr w:type="spellStart"/>
+            <w:r>
+              <w:rPr>
+                <w:lang w:val="en-US"/>
+              </w:rPr>
+              <w:t>template_dict.file_open.not_</w:t>
+            </w:r>
+            <w:proofErr w:type="gramStart"/>
+            <w:r>
+              <w:rPr>
+                <w:lang w:val="en-US"/>
+              </w:rPr>
+              <w:t>checked</w:t>
+            </w:r>
+            <w:proofErr w:type="spellEnd"/>
+            <w:r>
+              <w:rPr>
+                <w:lang w:val="en-US"/>
+              </w:rPr>
               <w:t xml:space="preserve"> %}</w:t>
             </w:r>
-            <w:r>
-              <w:rPr>
-                <w:lang w:val="en-US"/>
-              </w:rPr>
-              <w:t xml:space="preserve">{% for item in </w:t>
-            </w:r>
-            <w:proofErr w:type="spellStart"/>
-            <w:r>
-              <w:rPr>
-                <w:lang w:val="en-US"/>
-              </w:rPr>
-              <w:t>template_dict.file_open.not_checked</w:t>
-            </w:r>
-            <w:proofErr w:type="spellEnd"/>
-            <w:r>
-              <w:rPr>
-                <w:lang w:val="en-US"/>
-              </w:rPr>
-              <w:t xml:space="preserve"> %}</w:t>
-            </w:r>
+            <w:proofErr w:type="gramEnd"/>
           </w:p>
           <w:p>
             <w:pPr>
@@ -3369,6 +3882,7 @@
                 <w:lang w:val="en-US"/>
               </w:rPr>
             </w:pPr>
+            <w:proofErr w:type="gramStart"/>
             <w:r>
               <w:rPr>
                 <w:lang w:val="en-US"/>
@@ -3380,16 +3894,38 @@
               <w:rPr>
                 <w:lang w:val="en-US"/>
               </w:rPr>
-              <w:t>item.file_name</w:t>
+              <w:t>item</w:t>
+            </w:r>
+            <w:proofErr w:type="gramEnd"/>
+            <w:r>
+              <w:rPr>
+                <w:lang w:val="en-US"/>
+              </w:rPr>
+              <w:t>.file_</w:t>
+            </w:r>
+            <w:proofErr w:type="gramStart"/>
+            <w:r>
+              <w:rPr>
+                <w:lang w:val="en-US"/>
+              </w:rPr>
+              <w:t>name</w:t>
             </w:r>
             <w:proofErr w:type="spellEnd"/>
             <w:r>
               <w:rPr>
                 <w:lang w:val="en-US"/>
               </w:rPr>
-              <w:t xml:space="preserve"> }}{% </w:t>
+              <w:t xml:space="preserve"> }}{</w:t>
+            </w:r>
+            <w:proofErr w:type="gramEnd"/>
+            <w:r>
+              <w:rPr>
+                <w:lang w:val="en-US"/>
+              </w:rPr>
+              <w:t xml:space="preserve">% </w:t>
             </w:r>
             <w:proofErr w:type="spellStart"/>
+            <w:proofErr w:type="gramStart"/>
             <w:r>
               <w:rPr>
                 <w:lang w:val="en-US"/>
@@ -3403,15 +3939,32 @@
               </w:rPr>
               <w:t xml:space="preserve"> %}</w:t>
             </w:r>
-          </w:p>
-          <w:p>
-            <w:pPr>
-              <w:rPr>
-                <w:lang w:val="en-US"/>
-              </w:rPr>
-            </w:pPr>
-            <w:r>
-              <w:t>{% else %}(NONE){% endif %}</w:t>
+            <w:proofErr w:type="gramEnd"/>
+          </w:p>
+          <w:p>
+            <w:pPr>
+              <w:rPr>
+                <w:lang w:val="en-US"/>
+              </w:rPr>
+            </w:pPr>
+            <w:r>
+              <w:t xml:space="preserve">{% else </w:t>
+            </w:r>
+            <w:proofErr w:type="gramStart"/>
+            <w:r>
+              <w:t>%}(</w:t>
+            </w:r>
+            <w:proofErr w:type="gramEnd"/>
+            <w:r>
+              <w:t>NONE</w:t>
+            </w:r>
+            <w:proofErr w:type="gramStart"/>
+            <w:r>
+              <w:t>){</w:t>
+            </w:r>
+            <w:proofErr w:type="gramEnd"/>
+            <w:r>
+              <w:t>% endif %}</w:t>
             </w:r>
           </w:p>
         </w:tc>
@@ -3545,14 +4098,24 @@
                 <w:bCs/>
                 <w:lang w:val="en-US"/>
               </w:rPr>
-              <w:t>&lt;&gt;:"/\|?*</w:t>
-            </w:r>
+              <w:t>&lt;&gt;:"/\</w:t>
+            </w:r>
+            <w:proofErr w:type="gramStart"/>
             <w:r>
               <w:rPr>
                 <w:b/>
                 <w:bCs/>
                 <w:lang w:val="en-US"/>
               </w:rPr>
+              <w:t>|?*</w:t>
+            </w:r>
+            <w:proofErr w:type="gramEnd"/>
+            <w:r>
+              <w:rPr>
+                <w:b/>
+                <w:bCs/>
+                <w:lang w:val="en-US"/>
+              </w:rPr>
               <w:t>,@$~)?</w:t>
             </w:r>
           </w:p>
@@ -3622,14 +4185,56 @@
               <w:rPr>
                 <w:lang w:val="en-US"/>
               </w:rPr>
-              <w:t>template_dict.special_characters.comments|length</w:t>
+              <w:t>template_</w:t>
+            </w:r>
+            <w:proofErr w:type="gramStart"/>
+            <w:r>
+              <w:rPr>
+                <w:lang w:val="en-US"/>
+              </w:rPr>
+              <w:t>dict.special</w:t>
+            </w:r>
+            <w:proofErr w:type="gramEnd"/>
+            <w:r>
+              <w:rPr>
+                <w:lang w:val="en-US"/>
+              </w:rPr>
+              <w:t>_</w:t>
+            </w:r>
+            <w:proofErr w:type="gramStart"/>
+            <w:r>
+              <w:rPr>
+                <w:lang w:val="en-US"/>
+              </w:rPr>
+              <w:t>characters.comments</w:t>
+            </w:r>
+            <w:proofErr w:type="gramEnd"/>
+            <w:r>
+              <w:rPr>
+                <w:lang w:val="en-US"/>
+              </w:rPr>
+              <w:t>|length</w:t>
             </w:r>
             <w:proofErr w:type="spellEnd"/>
             <w:r>
               <w:rPr>
                 <w:lang w:val="en-US"/>
               </w:rPr>
-              <w:t xml:space="preserve"> == 0 %}X{% endif %}</w:t>
+              <w:t xml:space="preserve"> == 0 %}</w:t>
+            </w:r>
+            <w:proofErr w:type="gramStart"/>
+            <w:r>
+              <w:rPr>
+                <w:lang w:val="en-US"/>
+              </w:rPr>
+              <w:t>X{</w:t>
+            </w:r>
+            <w:proofErr w:type="gramEnd"/>
+            <w:r>
+              <w:rPr>
+                <w:lang w:val="en-US"/>
+              </w:rPr>
+              <w:t>% endif %}</w:t>
             </w:r>
           </w:p>
         </w:tc>
@@ -3692,14 +4297,56 @@
               <w:rPr>
                 <w:lang w:val="en-US"/>
               </w:rPr>
-              <w:t>template_dict.special_characters.comments|length</w:t>
+              <w:t>template_</w:t>
+            </w:r>
+            <w:proofErr w:type="gramStart"/>
+            <w:r>
+              <w:rPr>
+                <w:lang w:val="en-US"/>
+              </w:rPr>
+              <w:t>dict.special</w:t>
+            </w:r>
+            <w:proofErr w:type="gramEnd"/>
+            <w:r>
+              <w:rPr>
+                <w:lang w:val="en-US"/>
+              </w:rPr>
+              <w:t>_</w:t>
+            </w:r>
+            <w:proofErr w:type="gramStart"/>
+            <w:r>
+              <w:rPr>
+                <w:lang w:val="en-US"/>
+              </w:rPr>
+              <w:t>characters.comments</w:t>
+            </w:r>
+            <w:proofErr w:type="gramEnd"/>
+            <w:r>
+              <w:rPr>
+                <w:lang w:val="en-US"/>
+              </w:rPr>
+              <w:t>|length</w:t>
             </w:r>
             <w:proofErr w:type="spellEnd"/>
             <w:r>
               <w:rPr>
                 <w:lang w:val="en-US"/>
               </w:rPr>
-              <w:t xml:space="preserve"> &gt; 0 %}X{% endif %}</w:t>
+              <w:t xml:space="preserve"> &gt; 0 %}</w:t>
+            </w:r>
+            <w:proofErr w:type="gramStart"/>
+            <w:r>
+              <w:rPr>
+                <w:lang w:val="en-US"/>
+              </w:rPr>
+              <w:t>X{</w:t>
+            </w:r>
+            <w:proofErr w:type="gramEnd"/>
+            <w:r>
+              <w:rPr>
+                <w:lang w:val="en-US"/>
+              </w:rPr>
+              <w:t>% endif %}</w:t>
             </w:r>
           </w:p>
         </w:tc>
@@ -3794,7 +4441,19 @@
             </w:r>
             <w:proofErr w:type="spellStart"/>
             <w:r>
-              <w:t>template_dict.restricted_files.comment</w:t>
+              <w:t>template_</w:t>
+            </w:r>
+            <w:proofErr w:type="gramStart"/>
+            <w:r>
+              <w:t>dict.restricted</w:t>
+            </w:r>
+            <w:proofErr w:type="gramEnd"/>
+            <w:r>
+              <w:t>_</w:t>
+            </w:r>
+            <w:proofErr w:type="gramStart"/>
+            <w:r>
+              <w:t>files.comment</w:t>
             </w:r>
             <w:r>
               <w:rPr>
@@ -3802,6 +4461,7 @@
               </w:rPr>
               <w:t>s</w:t>
             </w:r>
+            <w:proofErr w:type="gramEnd"/>
             <w:r>
               <w:t>|length</w:t>
             </w:r>
@@ -3810,22 +4470,55 @@
               <w:t xml:space="preserve"> &gt; 0</w:t>
             </w:r>
             <w:r>
-              <w:t xml:space="preserve"> %}</w:t>
-            </w:r>
-            <w:r>
-              <w:rPr>
-                <w:lang w:val="en-US"/>
-              </w:rPr>
-              <w:t xml:space="preserve">{% for item in </w:t>
+              <w:t xml:space="preserve"> </w:t>
+            </w:r>
+            <w:proofErr w:type="gramStart"/>
+            <w:r>
+              <w:t>%}</w:t>
+            </w:r>
+            <w:r>
+              <w:rPr>
+                <w:lang w:val="en-US"/>
+              </w:rPr>
+              <w:t>{</w:t>
+            </w:r>
+            <w:proofErr w:type="gramEnd"/>
+            <w:r>
+              <w:rPr>
+                <w:lang w:val="en-US"/>
+              </w:rPr>
+              <w:t xml:space="preserve">% for item in </w:t>
             </w:r>
             <w:proofErr w:type="spellStart"/>
             <w:r>
               <w:rPr>
                 <w:lang w:val="en-US"/>
               </w:rPr>
-              <w:t>template_dict.special_characters.comments</w:t>
+              <w:t>template_</w:t>
+            </w:r>
+            <w:proofErr w:type="gramStart"/>
+            <w:r>
+              <w:rPr>
+                <w:lang w:val="en-US"/>
+              </w:rPr>
+              <w:t>dict.special</w:t>
+            </w:r>
+            <w:proofErr w:type="gramEnd"/>
+            <w:r>
+              <w:rPr>
+                <w:lang w:val="en-US"/>
+              </w:rPr>
+              <w:t>_</w:t>
+            </w:r>
+            <w:proofErr w:type="gramStart"/>
+            <w:r>
+              <w:rPr>
+                <w:lang w:val="en-US"/>
+              </w:rPr>
+              <w:t>characters.comments</w:t>
             </w:r>
             <w:proofErr w:type="spellEnd"/>
+            <w:proofErr w:type="gramEnd"/>
             <w:r>
               <w:rPr>
                 <w:lang w:val="en-US"/>
@@ -3841,6 +4534,7 @@
                 <w:numId w:val="25"/>
               </w:numPr>
             </w:pPr>
+            <w:proofErr w:type="gramStart"/>
             <w:r>
               <w:rPr>
                 <w:lang w:val="en-US"/>
@@ -3852,16 +4546,38 @@
               <w:rPr>
                 <w:lang w:val="en-US"/>
               </w:rPr>
-              <w:t>item.file_name</w:t>
+              <w:t>item</w:t>
+            </w:r>
+            <w:proofErr w:type="gramEnd"/>
+            <w:r>
+              <w:rPr>
+                <w:lang w:val="en-US"/>
+              </w:rPr>
+              <w:t>.file_</w:t>
+            </w:r>
+            <w:proofErr w:type="gramStart"/>
+            <w:r>
+              <w:rPr>
+                <w:lang w:val="en-US"/>
+              </w:rPr>
+              <w:t>name</w:t>
             </w:r>
             <w:proofErr w:type="spellEnd"/>
             <w:r>
               <w:rPr>
                 <w:lang w:val="en-US"/>
               </w:rPr>
-              <w:t xml:space="preserve"> }}{% </w:t>
+              <w:t xml:space="preserve"> }}{</w:t>
+            </w:r>
+            <w:proofErr w:type="gramEnd"/>
+            <w:r>
+              <w:rPr>
+                <w:lang w:val="en-US"/>
+              </w:rPr>
+              <w:t xml:space="preserve">% </w:t>
             </w:r>
             <w:proofErr w:type="spellStart"/>
+            <w:proofErr w:type="gramStart"/>
             <w:r>
               <w:rPr>
                 <w:lang w:val="en-US"/>
@@ -3875,6 +4591,7 @@
               </w:rPr>
               <w:t xml:space="preserve"> %}</w:t>
             </w:r>
+            <w:proofErr w:type="gramEnd"/>
           </w:p>
           <w:p>
             <w:pPr>
@@ -3888,7 +4605,23 @@
               </w:rPr>
             </w:pPr>
             <w:r>
-              <w:t>{% else %}(NONE){% endif %}</w:t>
+              <w:t xml:space="preserve">{% else </w:t>
+            </w:r>
+            <w:proofErr w:type="gramStart"/>
+            <w:r>
+              <w:t>%}(</w:t>
+            </w:r>
+            <w:proofErr w:type="gramEnd"/>
+            <w:r>
+              <w:t>NONE</w:t>
+            </w:r>
+            <w:proofErr w:type="gramStart"/>
+            <w:r>
+              <w:t>){</w:t>
+            </w:r>
+            <w:proofErr w:type="gramEnd"/>
+            <w:r>
+              <w:t>% endif %}</w:t>
             </w:r>
           </w:p>
         </w:tc>
@@ -4060,14 +4793,14 @@
               <w:rPr>
                 <w:lang w:val="en-US"/>
               </w:rPr>
-              <w:t xml:space="preserve">Not all the files require a file extension (e.g. a README file can either be </w:t>
+              <w:t xml:space="preserve">Not all the files require a file extension (e.g. a </w:t>
             </w:r>
             <w:r>
               <w:rPr>
                 <w:lang w:val="en-US"/>
               </w:rPr>
               <w:lastRenderedPageBreak/>
-              <w:t>‘README’ or ‘README.md’). Curator needs to check on a case-by-case basis.</w:t>
+              <w:t>README file can either be ‘README’ or ‘README.md’). Curator needs to check on a case-by-case basis.</w:t>
             </w:r>
           </w:p>
         </w:tc>
@@ -4106,20 +4839,50 @@
               <w:rPr>
                 <w:lang w:val="en-US"/>
               </w:rPr>
-              <w:t>template_dict.</w:t>
+              <w:t>template_</w:t>
+            </w:r>
+            <w:proofErr w:type="gramStart"/>
+            <w:r>
+              <w:rPr>
+                <w:lang w:val="en-US"/>
+              </w:rPr>
+              <w:t>dict.</w:t>
             </w:r>
             <w:r>
               <w:rPr>
                 <w:rFonts w:hint="eastAsia"/>
                 <w:lang w:val="en-US"/>
               </w:rPr>
-              <w:t>file_ext</w:t>
-            </w:r>
-            <w:r>
-              <w:rPr>
-                <w:lang w:val="en-US"/>
-              </w:rPr>
-              <w:t>.comments|length</w:t>
+              <w:t>file</w:t>
+            </w:r>
+            <w:proofErr w:type="gramEnd"/>
+            <w:r>
+              <w:rPr>
+                <w:rFonts w:hint="eastAsia"/>
+                <w:lang w:val="en-US"/>
+              </w:rPr>
+              <w:t>_</w:t>
+            </w:r>
+            <w:proofErr w:type="gramStart"/>
+            <w:r>
+              <w:rPr>
+                <w:rFonts w:hint="eastAsia"/>
+                <w:lang w:val="en-US"/>
+              </w:rPr>
+              <w:t>ext</w:t>
+            </w:r>
+            <w:r>
+              <w:rPr>
+                <w:lang w:val="en-US"/>
+              </w:rPr>
+              <w:t>.comments</w:t>
+            </w:r>
+            <w:proofErr w:type="gramEnd"/>
+            <w:r>
+              <w:rPr>
+                <w:lang w:val="en-US"/>
+              </w:rPr>
+              <w:t>|length</w:t>
             </w:r>
             <w:proofErr w:type="spellEnd"/>
             <w:r>
@@ -4139,7 +4902,21 @@
               <w:rPr>
                 <w:lang w:val="en-US"/>
               </w:rPr>
-              <w:t xml:space="preserve"> 0 %}X{% endif %}</w:t>
+              <w:t xml:space="preserve"> 0 %}</w:t>
+            </w:r>
+            <w:proofErr w:type="gramStart"/>
+            <w:r>
+              <w:rPr>
+                <w:lang w:val="en-US"/>
+              </w:rPr>
+              <w:t>X{</w:t>
+            </w:r>
+            <w:proofErr w:type="gramEnd"/>
+            <w:r>
+              <w:rPr>
+                <w:lang w:val="en-US"/>
+              </w:rPr>
+              <w:t>% endif %}</w:t>
             </w:r>
           </w:p>
         </w:tc>
@@ -4177,14 +4954,56 @@
               <w:rPr>
                 <w:lang w:val="en-US"/>
               </w:rPr>
-              <w:t>template_dict.file_ext.comments|length</w:t>
+              <w:t>template_</w:t>
+            </w:r>
+            <w:proofErr w:type="gramStart"/>
+            <w:r>
+              <w:rPr>
+                <w:lang w:val="en-US"/>
+              </w:rPr>
+              <w:t>dict.file</w:t>
+            </w:r>
+            <w:proofErr w:type="gramEnd"/>
+            <w:r>
+              <w:rPr>
+                <w:lang w:val="en-US"/>
+              </w:rPr>
+              <w:t>_</w:t>
+            </w:r>
+            <w:proofErr w:type="gramStart"/>
+            <w:r>
+              <w:rPr>
+                <w:lang w:val="en-US"/>
+              </w:rPr>
+              <w:t>ext.comments</w:t>
+            </w:r>
+            <w:proofErr w:type="gramEnd"/>
+            <w:r>
+              <w:rPr>
+                <w:lang w:val="en-US"/>
+              </w:rPr>
+              <w:t>|length</w:t>
             </w:r>
             <w:proofErr w:type="spellEnd"/>
             <w:r>
               <w:rPr>
                 <w:lang w:val="en-US"/>
               </w:rPr>
-              <w:t xml:space="preserve"> &gt; 0 %}X{% endif %}</w:t>
+              <w:t xml:space="preserve"> &gt; 0 %}</w:t>
+            </w:r>
+            <w:proofErr w:type="gramStart"/>
+            <w:r>
+              <w:rPr>
+                <w:lang w:val="en-US"/>
+              </w:rPr>
+              <w:t>X{</w:t>
+            </w:r>
+            <w:proofErr w:type="gramEnd"/>
+            <w:r>
+              <w:rPr>
+                <w:lang w:val="en-US"/>
+              </w:rPr>
+              <w:t>% endif %}</w:t>
             </w:r>
           </w:p>
         </w:tc>
@@ -4307,29 +5126,84 @@
               <w:rPr>
                 <w:lang w:val="en-US"/>
               </w:rPr>
-              <w:t>template_dict.file_ext.comments</w:t>
+              <w:t>template_</w:t>
+            </w:r>
+            <w:proofErr w:type="gramStart"/>
+            <w:r>
+              <w:rPr>
+                <w:lang w:val="en-US"/>
+              </w:rPr>
+              <w:t>dict.file</w:t>
+            </w:r>
+            <w:proofErr w:type="gramEnd"/>
+            <w:r>
+              <w:rPr>
+                <w:lang w:val="en-US"/>
+              </w:rPr>
+              <w:t>_</w:t>
+            </w:r>
+            <w:proofErr w:type="gramStart"/>
+            <w:r>
+              <w:rPr>
+                <w:lang w:val="en-US"/>
+              </w:rPr>
+              <w:t>ext.comments</w:t>
             </w:r>
             <w:proofErr w:type="spellEnd"/>
+            <w:proofErr w:type="gramEnd"/>
             <w:r>
               <w:t xml:space="preserve"> |length &gt; 0</w:t>
             </w:r>
             <w:r>
-              <w:t xml:space="preserve"> %}</w:t>
-            </w:r>
-            <w:r>
-              <w:rPr>
-                <w:lang w:val="en-US"/>
-              </w:rPr>
-              <w:t xml:space="preserve">{% for item in </w:t>
+              <w:t xml:space="preserve"> </w:t>
+            </w:r>
+            <w:proofErr w:type="gramStart"/>
+            <w:r>
+              <w:t>%}</w:t>
+            </w:r>
+            <w:r>
+              <w:rPr>
+                <w:lang w:val="en-US"/>
+              </w:rPr>
+              <w:t>{</w:t>
+            </w:r>
+            <w:proofErr w:type="gramEnd"/>
+            <w:r>
+              <w:rPr>
+                <w:lang w:val="en-US"/>
+              </w:rPr>
+              <w:t xml:space="preserve">% for item in </w:t>
             </w:r>
             <w:proofErr w:type="spellStart"/>
             <w:r>
               <w:rPr>
                 <w:lang w:val="en-US"/>
               </w:rPr>
-              <w:t>template_dict.file_ext.comments</w:t>
+              <w:t>template_</w:t>
+            </w:r>
+            <w:proofErr w:type="gramStart"/>
+            <w:r>
+              <w:rPr>
+                <w:lang w:val="en-US"/>
+              </w:rPr>
+              <w:t>dict.file</w:t>
+            </w:r>
+            <w:proofErr w:type="gramEnd"/>
+            <w:r>
+              <w:rPr>
+                <w:lang w:val="en-US"/>
+              </w:rPr>
+              <w:t>_</w:t>
+            </w:r>
+            <w:proofErr w:type="gramStart"/>
+            <w:r>
+              <w:rPr>
+                <w:lang w:val="en-US"/>
+              </w:rPr>
+              <w:t>ext.comments</w:t>
             </w:r>
             <w:proofErr w:type="spellEnd"/>
+            <w:proofErr w:type="gramEnd"/>
             <w:r>
               <w:rPr>
                 <w:lang w:val="en-US"/>
@@ -4346,6 +5220,7 @@
               </w:numPr>
               <w:spacing w:line="256" w:lineRule="auto"/>
             </w:pPr>
+            <w:proofErr w:type="gramStart"/>
             <w:r>
               <w:rPr>
                 <w:lang w:val="en-US"/>
@@ -4357,16 +5232,38 @@
               <w:rPr>
                 <w:lang w:val="en-US"/>
               </w:rPr>
-              <w:t>item.file_name</w:t>
+              <w:t>item</w:t>
+            </w:r>
+            <w:proofErr w:type="gramEnd"/>
+            <w:r>
+              <w:rPr>
+                <w:lang w:val="en-US"/>
+              </w:rPr>
+              <w:t>.file_</w:t>
+            </w:r>
+            <w:proofErr w:type="gramStart"/>
+            <w:r>
+              <w:rPr>
+                <w:lang w:val="en-US"/>
+              </w:rPr>
+              <w:t>name</w:t>
             </w:r>
             <w:proofErr w:type="spellEnd"/>
             <w:r>
               <w:rPr>
                 <w:lang w:val="en-US"/>
               </w:rPr>
-              <w:t xml:space="preserve"> }}{% </w:t>
+              <w:t xml:space="preserve"> }}{</w:t>
+            </w:r>
+            <w:proofErr w:type="gramEnd"/>
+            <w:r>
+              <w:rPr>
+                <w:lang w:val="en-US"/>
+              </w:rPr>
+              <w:t xml:space="preserve">% </w:t>
             </w:r>
             <w:proofErr w:type="spellStart"/>
+            <w:proofErr w:type="gramStart"/>
             <w:r>
               <w:rPr>
                 <w:lang w:val="en-US"/>
@@ -4380,43 +5277,62 @@
               </w:rPr>
               <w:t xml:space="preserve"> %}</w:t>
             </w:r>
+            <w:proofErr w:type="gramEnd"/>
           </w:p>
           <w:p>
             <w:pPr>
               <w:spacing w:line="256" w:lineRule="auto"/>
             </w:pPr>
             <w:r>
-              <w:t>{% else %}(NONE){% endif %}</w:t>
-            </w:r>
-          </w:p>
-        </w:tc>
-        <w:tc>
-          <w:tcPr>
-            <w:tcW w:w="0" w:type="auto"/>
-            <w:tcBorders>
-              <w:top w:val="single" w:sz="8" w:space="0" w:color="000000"/>
-              <w:left w:val="single" w:sz="8" w:space="0" w:color="000000"/>
-              <w:bottom w:val="single" w:sz="8" w:space="0" w:color="000000"/>
-              <w:right w:val="single" w:sz="8" w:space="0" w:color="000000"/>
-            </w:tcBorders>
-            <w:tcMar>
-              <w:top w:w="100" w:type="dxa"/>
-              <w:left w:w="100" w:type="dxa"/>
-              <w:bottom w:w="100" w:type="dxa"/>
-              <w:right w:w="100" w:type="dxa"/>
-            </w:tcMar>
-            <w:hideMark/>
-          </w:tcPr>
-          <w:p>
-            <w:pPr>
-              <w:rPr>
-                <w:lang w:val="en-US"/>
-              </w:rPr>
-            </w:pPr>
-            <w:r>
-              <w:rPr>
-                <w:lang w:val="en-US"/>
-              </w:rPr>
+              <w:lastRenderedPageBreak/>
+              <w:t xml:space="preserve">{% else </w:t>
+            </w:r>
+            <w:proofErr w:type="gramStart"/>
+            <w:r>
+              <w:t>%}(</w:t>
+            </w:r>
+            <w:proofErr w:type="gramEnd"/>
+            <w:r>
+              <w:t>NONE</w:t>
+            </w:r>
+            <w:proofErr w:type="gramStart"/>
+            <w:r>
+              <w:t>){</w:t>
+            </w:r>
+            <w:proofErr w:type="gramEnd"/>
+            <w:r>
+              <w:t>% endif %}</w:t>
+            </w:r>
+          </w:p>
+        </w:tc>
+        <w:tc>
+          <w:tcPr>
+            <w:tcW w:w="0" w:type="auto"/>
+            <w:tcBorders>
+              <w:top w:val="single" w:sz="8" w:space="0" w:color="000000"/>
+              <w:left w:val="single" w:sz="8" w:space="0" w:color="000000"/>
+              <w:bottom w:val="single" w:sz="8" w:space="0" w:color="000000"/>
+              <w:right w:val="single" w:sz="8" w:space="0" w:color="000000"/>
+            </w:tcBorders>
+            <w:tcMar>
+              <w:top w:w="100" w:type="dxa"/>
+              <w:left w:w="100" w:type="dxa"/>
+              <w:bottom w:w="100" w:type="dxa"/>
+              <w:right w:w="100" w:type="dxa"/>
+            </w:tcMar>
+            <w:hideMark/>
+          </w:tcPr>
+          <w:p>
+            <w:pPr>
+              <w:rPr>
+                <w:lang w:val="en-US"/>
+              </w:rPr>
+            </w:pPr>
+            <w:r>
+              <w:rPr>
+                <w:lang w:val="en-US"/>
+              </w:rPr>
+              <w:lastRenderedPageBreak/>
               <w:t>Require</w:t>
             </w:r>
           </w:p>
@@ -4716,13 +5632,34 @@
               <w:rPr>
                 <w:lang w:val="en-US"/>
               </w:rPr>
-              <w:t>template_dict.</w:t>
-            </w:r>
-            <w:r>
-              <w:rPr>
-                <w:lang w:val="en-US"/>
-              </w:rPr>
-              <w:t>common_file_format</w:t>
+              <w:t>template_</w:t>
+            </w:r>
+            <w:proofErr w:type="gramStart"/>
+            <w:r>
+              <w:rPr>
+                <w:lang w:val="en-US"/>
+              </w:rPr>
+              <w:t>dict.</w:t>
+            </w:r>
+            <w:r>
+              <w:rPr>
+                <w:lang w:val="en-US"/>
+              </w:rPr>
+              <w:t>common</w:t>
+            </w:r>
+            <w:proofErr w:type="gramEnd"/>
+            <w:r>
+              <w:rPr>
+                <w:lang w:val="en-US"/>
+              </w:rPr>
+              <w:t>_file_</w:t>
+            </w:r>
+            <w:proofErr w:type="gramStart"/>
+            <w:r>
+              <w:rPr>
+                <w:lang w:val="en-US"/>
+              </w:rPr>
+              <w:t>format</w:t>
             </w:r>
             <w:r>
               <w:rPr>
@@ -4731,30 +5668,63 @@
               <w:t>.comments</w:t>
             </w:r>
             <w:proofErr w:type="spellEnd"/>
+            <w:proofErr w:type="gramEnd"/>
             <w:r>
               <w:t>|length &gt; 0</w:t>
             </w:r>
             <w:r>
-              <w:t xml:space="preserve"> %}</w:t>
-            </w:r>
-            <w:r>
-              <w:rPr>
-                <w:lang w:val="en-US"/>
-              </w:rPr>
-              <w:t xml:space="preserve">{% for item in </w:t>
+              <w:t xml:space="preserve"> </w:t>
+            </w:r>
+            <w:proofErr w:type="gramStart"/>
+            <w:r>
+              <w:t>%}</w:t>
+            </w:r>
+            <w:r>
+              <w:rPr>
+                <w:lang w:val="en-US"/>
+              </w:rPr>
+              <w:t>{</w:t>
+            </w:r>
+            <w:proofErr w:type="gramEnd"/>
+            <w:r>
+              <w:rPr>
+                <w:lang w:val="en-US"/>
+              </w:rPr>
+              <w:t xml:space="preserve">% for item in </w:t>
             </w:r>
             <w:proofErr w:type="spellStart"/>
             <w:r>
               <w:rPr>
                 <w:lang w:val="en-US"/>
               </w:rPr>
-              <w:t>template_dict.</w:t>
-            </w:r>
-            <w:r>
-              <w:rPr>
-                <w:lang w:val="en-US"/>
-              </w:rPr>
-              <w:t>common_file_format</w:t>
+              <w:t>template_</w:t>
+            </w:r>
+            <w:proofErr w:type="gramStart"/>
+            <w:r>
+              <w:rPr>
+                <w:lang w:val="en-US"/>
+              </w:rPr>
+              <w:t>dict.</w:t>
+            </w:r>
+            <w:r>
+              <w:rPr>
+                <w:lang w:val="en-US"/>
+              </w:rPr>
+              <w:t>common</w:t>
+            </w:r>
+            <w:proofErr w:type="gramEnd"/>
+            <w:r>
+              <w:rPr>
+                <w:lang w:val="en-US"/>
+              </w:rPr>
+              <w:t>_file_</w:t>
+            </w:r>
+            <w:proofErr w:type="gramStart"/>
+            <w:r>
+              <w:rPr>
+                <w:lang w:val="en-US"/>
+              </w:rPr>
+              <w:t>format</w:t>
             </w:r>
             <w:r>
               <w:rPr>
@@ -4763,6 +5733,7 @@
               <w:t>.comments</w:t>
             </w:r>
             <w:proofErr w:type="spellEnd"/>
+            <w:proofErr w:type="gramEnd"/>
             <w:r>
               <w:rPr>
                 <w:lang w:val="en-US"/>
@@ -4777,6 +5748,7 @@
                 <w:numId w:val="32"/>
               </w:numPr>
             </w:pPr>
+            <w:proofErr w:type="gramStart"/>
             <w:r>
               <w:rPr>
                 <w:lang w:val="en-US"/>
@@ -4788,7 +5760,21 @@
               <w:rPr>
                 <w:lang w:val="en-US"/>
               </w:rPr>
-              <w:t>item.file_name</w:t>
+              <w:t>item</w:t>
+            </w:r>
+            <w:proofErr w:type="gramEnd"/>
+            <w:r>
+              <w:rPr>
+                <w:lang w:val="en-US"/>
+              </w:rPr>
+              <w:t>.file_</w:t>
+            </w:r>
+            <w:proofErr w:type="gramStart"/>
+            <w:r>
+              <w:rPr>
+                <w:lang w:val="en-US"/>
+              </w:rPr>
+              <w:t>name</w:t>
             </w:r>
             <w:proofErr w:type="spellEnd"/>
             <w:r>
@@ -4802,9 +5788,18 @@
                 <w:rFonts w:hint="eastAsia"/>
                 <w:lang w:val="en-US"/>
               </w:rPr>
-              <w:t xml:space="preserve">{% </w:t>
+              <w:t>{</w:t>
+            </w:r>
+            <w:proofErr w:type="gramEnd"/>
+            <w:r>
+              <w:rPr>
+                <w:rFonts w:hint="eastAsia"/>
+                <w:lang w:val="en-US"/>
+              </w:rPr>
+              <w:t xml:space="preserve">% </w:t>
             </w:r>
             <w:proofErr w:type="spellStart"/>
+            <w:proofErr w:type="gramStart"/>
             <w:r>
               <w:rPr>
                 <w:lang w:val="en-US"/>
@@ -4818,15 +5813,32 @@
               </w:rPr>
               <w:t xml:space="preserve"> %}</w:t>
             </w:r>
-          </w:p>
-          <w:p>
-            <w:pPr>
-              <w:rPr>
-                <w:lang w:val="en-US"/>
-              </w:rPr>
-            </w:pPr>
-            <w:r>
-              <w:t>{% else %}(NONE){% endif %}</w:t>
+            <w:proofErr w:type="gramEnd"/>
+          </w:p>
+          <w:p>
+            <w:pPr>
+              <w:rPr>
+                <w:lang w:val="en-US"/>
+              </w:rPr>
+            </w:pPr>
+            <w:r>
+              <w:t xml:space="preserve">{% else </w:t>
+            </w:r>
+            <w:proofErr w:type="gramStart"/>
+            <w:r>
+              <w:t>%}(</w:t>
+            </w:r>
+            <w:proofErr w:type="gramEnd"/>
+            <w:r>
+              <w:t>NONE</w:t>
+            </w:r>
+            <w:proofErr w:type="gramStart"/>
+            <w:r>
+              <w:t>){</w:t>
+            </w:r>
+            <w:proofErr w:type="gramEnd"/>
+            <w:r>
+              <w:t>% endif %}</w:t>
             </w:r>
           </w:p>
         </w:tc>
@@ -5280,6 +6292,7 @@
                 <w:bCs/>
                 <w:lang w:val="en-US"/>
               </w:rPr>
+              <w:lastRenderedPageBreak/>
               <w:t>3.0</w:t>
             </w:r>
           </w:p>
@@ -5626,7 +6639,6 @@
                 <w:bCs/>
                 <w:lang w:val="en-US"/>
               </w:rPr>
-              <w:lastRenderedPageBreak/>
               <w:t>3.1</w:t>
             </w:r>
           </w:p>
@@ -5729,14 +6741,56 @@
               <w:rPr>
                 <w:lang w:val="en-US"/>
               </w:rPr>
-              <w:t>template_dict.readme_file.comments|length</w:t>
+              <w:t>template_</w:t>
+            </w:r>
+            <w:proofErr w:type="gramStart"/>
+            <w:r>
+              <w:rPr>
+                <w:lang w:val="en-US"/>
+              </w:rPr>
+              <w:t>dict.readme</w:t>
+            </w:r>
+            <w:proofErr w:type="gramEnd"/>
+            <w:r>
+              <w:rPr>
+                <w:lang w:val="en-US"/>
+              </w:rPr>
+              <w:t>_</w:t>
+            </w:r>
+            <w:proofErr w:type="gramStart"/>
+            <w:r>
+              <w:rPr>
+                <w:lang w:val="en-US"/>
+              </w:rPr>
+              <w:t>file.comments</w:t>
+            </w:r>
+            <w:proofErr w:type="gramEnd"/>
+            <w:r>
+              <w:rPr>
+                <w:lang w:val="en-US"/>
+              </w:rPr>
+              <w:t>|length</w:t>
             </w:r>
             <w:proofErr w:type="spellEnd"/>
             <w:r>
               <w:rPr>
                 <w:lang w:val="en-US"/>
               </w:rPr>
-              <w:t xml:space="preserve"> &gt; 0 %}X{% endif %}</w:t>
+              <w:t xml:space="preserve"> &gt; 0 %}</w:t>
+            </w:r>
+            <w:proofErr w:type="gramStart"/>
+            <w:r>
+              <w:rPr>
+                <w:lang w:val="en-US"/>
+              </w:rPr>
+              <w:t>X{</w:t>
+            </w:r>
+            <w:proofErr w:type="gramEnd"/>
+            <w:r>
+              <w:rPr>
+                <w:lang w:val="en-US"/>
+              </w:rPr>
+              <w:t>% endif %}</w:t>
             </w:r>
           </w:p>
         </w:tc>
@@ -5774,14 +6828,56 @@
               <w:rPr>
                 <w:lang w:val="en-US"/>
               </w:rPr>
-              <w:t>template_dict.readme_file.comments|length</w:t>
+              <w:t>template_</w:t>
+            </w:r>
+            <w:proofErr w:type="gramStart"/>
+            <w:r>
+              <w:rPr>
+                <w:lang w:val="en-US"/>
+              </w:rPr>
+              <w:t>dict.readme</w:t>
+            </w:r>
+            <w:proofErr w:type="gramEnd"/>
+            <w:r>
+              <w:rPr>
+                <w:lang w:val="en-US"/>
+              </w:rPr>
+              <w:t>_</w:t>
+            </w:r>
+            <w:proofErr w:type="gramStart"/>
+            <w:r>
+              <w:rPr>
+                <w:lang w:val="en-US"/>
+              </w:rPr>
+              <w:t>file.comments</w:t>
+            </w:r>
+            <w:proofErr w:type="gramEnd"/>
+            <w:r>
+              <w:rPr>
+                <w:lang w:val="en-US"/>
+              </w:rPr>
+              <w:t>|length</w:t>
             </w:r>
             <w:proofErr w:type="spellEnd"/>
             <w:r>
               <w:rPr>
                 <w:lang w:val="en-US"/>
               </w:rPr>
-              <w:t xml:space="preserve"> == 0 %}X{% endif %}</w:t>
+              <w:t xml:space="preserve"> == 0 %}</w:t>
+            </w:r>
+            <w:proofErr w:type="gramStart"/>
+            <w:r>
+              <w:rPr>
+                <w:lang w:val="en-US"/>
+              </w:rPr>
+              <w:t>X{</w:t>
+            </w:r>
+            <w:proofErr w:type="gramEnd"/>
+            <w:r>
+              <w:rPr>
+                <w:lang w:val="en-US"/>
+              </w:rPr>
+              <w:t>% endif %}</w:t>
             </w:r>
           </w:p>
         </w:tc>
@@ -5904,86 +7000,215 @@
               <w:rPr>
                 <w:lang w:val="en-US"/>
               </w:rPr>
-              <w:t>template_dict.readme_file.comments</w:t>
+              <w:t>template_</w:t>
+            </w:r>
+            <w:proofErr w:type="gramStart"/>
+            <w:r>
+              <w:rPr>
+                <w:lang w:val="en-US"/>
+              </w:rPr>
+              <w:t>dict.readme</w:t>
+            </w:r>
+            <w:proofErr w:type="gramEnd"/>
+            <w:r>
+              <w:rPr>
+                <w:lang w:val="en-US"/>
+              </w:rPr>
+              <w:t>_</w:t>
+            </w:r>
+            <w:proofErr w:type="gramStart"/>
+            <w:r>
+              <w:rPr>
+                <w:lang w:val="en-US"/>
+              </w:rPr>
+              <w:t>file.comments</w:t>
             </w:r>
             <w:proofErr w:type="spellEnd"/>
+            <w:proofErr w:type="gramEnd"/>
             <w:r>
               <w:t xml:space="preserve"> |length &gt; 0</w:t>
             </w:r>
             <w:r>
+              <w:t xml:space="preserve"> </w:t>
+            </w:r>
+            <w:proofErr w:type="gramStart"/>
+            <w:r>
+              <w:t>%}</w:t>
+            </w:r>
+            <w:r>
+              <w:rPr>
+                <w:lang w:val="en-US"/>
+              </w:rPr>
+              <w:t>{</w:t>
+            </w:r>
+            <w:proofErr w:type="gramEnd"/>
+            <w:r>
+              <w:rPr>
+                <w:lang w:val="en-US"/>
+              </w:rPr>
+              <w:t xml:space="preserve">% for item in </w:t>
+            </w:r>
+            <w:proofErr w:type="spellStart"/>
+            <w:r>
+              <w:rPr>
+                <w:lang w:val="en-US"/>
+              </w:rPr>
+              <w:t>template_</w:t>
+            </w:r>
+            <w:proofErr w:type="gramStart"/>
+            <w:r>
+              <w:rPr>
+                <w:lang w:val="en-US"/>
+              </w:rPr>
+              <w:t>dict.readme</w:t>
+            </w:r>
+            <w:proofErr w:type="gramEnd"/>
+            <w:r>
+              <w:rPr>
+                <w:lang w:val="en-US"/>
+              </w:rPr>
+              <w:t>_</w:t>
+            </w:r>
+            <w:proofErr w:type="gramStart"/>
+            <w:r>
+              <w:rPr>
+                <w:lang w:val="en-US"/>
+              </w:rPr>
+              <w:t>file.comments</w:t>
+            </w:r>
+            <w:proofErr w:type="spellEnd"/>
+            <w:proofErr w:type="gramEnd"/>
+            <w:r>
+              <w:rPr>
+                <w:lang w:val="en-US"/>
+              </w:rPr>
+              <w:t xml:space="preserve"> </w:t>
+            </w:r>
+            <w:proofErr w:type="gramStart"/>
+            <w:r>
+              <w:rPr>
+                <w:lang w:val="en-US"/>
+              </w:rPr>
+              <w:t xml:space="preserve">%}{{ </w:t>
+            </w:r>
+            <w:proofErr w:type="spellStart"/>
+            <w:r>
+              <w:rPr>
+                <w:lang w:val="en-US"/>
+              </w:rPr>
+              <w:t>loop</w:t>
+            </w:r>
+            <w:proofErr w:type="gramEnd"/>
+            <w:r>
+              <w:rPr>
+                <w:lang w:val="en-US"/>
+              </w:rPr>
+              <w:t>.</w:t>
+            </w:r>
+            <w:proofErr w:type="gramStart"/>
+            <w:r>
+              <w:rPr>
+                <w:lang w:val="en-US"/>
+              </w:rPr>
+              <w:t>index</w:t>
+            </w:r>
+            <w:proofErr w:type="spellEnd"/>
+            <w:r>
+              <w:rPr>
+                <w:lang w:val="en-US"/>
+              </w:rPr>
+              <w:t xml:space="preserve"> }</w:t>
+            </w:r>
+            <w:proofErr w:type="gramEnd"/>
+            <w:r>
+              <w:rPr>
+                <w:lang w:val="en-US"/>
+              </w:rPr>
+              <w:t xml:space="preserve">}. </w:t>
+            </w:r>
+            <w:proofErr w:type="gramStart"/>
+            <w:r>
+              <w:rPr>
+                <w:lang w:val="en-US"/>
+              </w:rPr>
+              <w:t xml:space="preserve">{{ </w:t>
+            </w:r>
+            <w:proofErr w:type="spellStart"/>
+            <w:r>
+              <w:rPr>
+                <w:lang w:val="en-US"/>
+              </w:rPr>
+              <w:t>item</w:t>
+            </w:r>
+            <w:proofErr w:type="gramEnd"/>
+            <w:r>
+              <w:rPr>
+                <w:lang w:val="en-US"/>
+              </w:rPr>
+              <w:t>.file_</w:t>
+            </w:r>
+            <w:proofErr w:type="gramStart"/>
+            <w:r>
+              <w:rPr>
+                <w:lang w:val="en-US"/>
+              </w:rPr>
+              <w:t>name</w:t>
+            </w:r>
+            <w:proofErr w:type="spellEnd"/>
+            <w:r>
+              <w:rPr>
+                <w:lang w:val="en-US"/>
+              </w:rPr>
+              <w:t xml:space="preserve"> }}{</w:t>
+            </w:r>
+            <w:proofErr w:type="gramEnd"/>
+            <w:r>
+              <w:rPr>
+                <w:lang w:val="en-US"/>
+              </w:rPr>
+              <w:t xml:space="preserve">% </w:t>
+            </w:r>
+            <w:proofErr w:type="spellStart"/>
+            <w:proofErr w:type="gramStart"/>
+            <w:r>
+              <w:rPr>
+                <w:lang w:val="en-US"/>
+              </w:rPr>
+              <w:t>endfor</w:t>
+            </w:r>
+            <w:proofErr w:type="spellEnd"/>
+            <w:r>
+              <w:rPr>
+                <w:lang w:val="en-US"/>
+              </w:rPr>
               <w:t xml:space="preserve"> %}</w:t>
             </w:r>
-            <w:r>
-              <w:rPr>
-                <w:lang w:val="en-US"/>
-              </w:rPr>
-              <w:t xml:space="preserve">{% for item in </w:t>
-            </w:r>
-            <w:proofErr w:type="spellStart"/>
-            <w:r>
-              <w:rPr>
-                <w:lang w:val="en-US"/>
-              </w:rPr>
-              <w:t>template_dict.readme_file.comments</w:t>
-            </w:r>
-            <w:proofErr w:type="spellEnd"/>
-            <w:r>
-              <w:rPr>
-                <w:lang w:val="en-US"/>
-              </w:rPr>
-              <w:t xml:space="preserve"> %}{{ </w:t>
-            </w:r>
-            <w:proofErr w:type="spellStart"/>
-            <w:r>
-              <w:rPr>
-                <w:lang w:val="en-US"/>
-              </w:rPr>
-              <w:t>loop.index</w:t>
-            </w:r>
-            <w:proofErr w:type="spellEnd"/>
-            <w:r>
-              <w:rPr>
-                <w:lang w:val="en-US"/>
-              </w:rPr>
-              <w:t xml:space="preserve"> }}. {{ </w:t>
-            </w:r>
-            <w:proofErr w:type="spellStart"/>
-            <w:r>
-              <w:rPr>
-                <w:lang w:val="en-US"/>
-              </w:rPr>
-              <w:t>item.file_name</w:t>
-            </w:r>
-            <w:proofErr w:type="spellEnd"/>
-            <w:r>
-              <w:rPr>
-                <w:lang w:val="en-US"/>
-              </w:rPr>
-              <w:t xml:space="preserve"> }}{% </w:t>
-            </w:r>
-            <w:proofErr w:type="spellStart"/>
-            <w:r>
-              <w:rPr>
-                <w:lang w:val="en-US"/>
-              </w:rPr>
-              <w:t>endfor</w:t>
-            </w:r>
-            <w:proofErr w:type="spellEnd"/>
-            <w:r>
-              <w:rPr>
-                <w:lang w:val="en-US"/>
-              </w:rPr>
-              <w:t xml:space="preserve"> %}</w:t>
-            </w:r>
-          </w:p>
-          <w:p>
-            <w:pPr>
-              <w:rPr>
-                <w:lang w:val="en-US"/>
-              </w:rPr>
-            </w:pPr>
-            <w:r>
-              <w:t>{% else %}(NONE){% endif %}</w:t>
+            <w:proofErr w:type="gramEnd"/>
+          </w:p>
+          <w:p>
+            <w:pPr>
+              <w:rPr>
+                <w:lang w:val="en-US"/>
+              </w:rPr>
+            </w:pPr>
+            <w:r>
+              <w:t xml:space="preserve">{% else </w:t>
+            </w:r>
+            <w:proofErr w:type="gramStart"/>
+            <w:r>
+              <w:t>%}(</w:t>
+            </w:r>
+            <w:proofErr w:type="gramEnd"/>
+            <w:r>
+              <w:t>NONE</w:t>
+            </w:r>
+            <w:proofErr w:type="gramStart"/>
+            <w:r>
+              <w:t>){</w:t>
+            </w:r>
+            <w:proofErr w:type="gramEnd"/>
+            <w:r>
+              <w:t>% endif %}</w:t>
             </w:r>
           </w:p>
         </w:tc>
@@ -6612,13 +7837,7 @@
               <w:rPr>
                 <w:lang w:val="en-US"/>
               </w:rPr>
-              <w:t xml:space="preserve">Note that the automated process might </w:t>
-            </w:r>
-            <w:r>
-              <w:rPr>
-                <w:lang w:val="en-US"/>
-              </w:rPr>
-              <w:t>flag wrongly (such as acronyms/specialized terms. Delete the items from the list accordingly.</w:t>
+              <w:t>Note that the automated process might flag wrongly (such as acronyms/specialized terms. Delete the items from the list accordingly.</w:t>
             </w:r>
           </w:p>
         </w:tc>
@@ -6805,35 +8024,93 @@
               <w:rPr>
                 <w:lang w:val="en-US"/>
               </w:rPr>
-              <w:t>template_dict.typo.comments</w:t>
+              <w:t>template_</w:t>
+            </w:r>
+            <w:proofErr w:type="gramStart"/>
+            <w:r>
+              <w:rPr>
+                <w:lang w:val="en-US"/>
+              </w:rPr>
+              <w:t>dict.typo</w:t>
+            </w:r>
+            <w:proofErr w:type="gramEnd"/>
+            <w:r>
+              <w:rPr>
+                <w:lang w:val="en-US"/>
+              </w:rPr>
+              <w:t>.</w:t>
+            </w:r>
+            <w:proofErr w:type="gramStart"/>
+            <w:r>
+              <w:rPr>
+                <w:lang w:val="en-US"/>
+              </w:rPr>
+              <w:t>comments</w:t>
             </w:r>
             <w:proofErr w:type="spellEnd"/>
             <w:r>
-              <w:t xml:space="preserve"> |length &gt; 0</w:t>
-            </w:r>
-            <w:r>
+              <w:t xml:space="preserve"> |length</w:t>
+            </w:r>
+            <w:proofErr w:type="gramEnd"/>
+            <w:r>
+              <w:t xml:space="preserve"> &gt; 0</w:t>
+            </w:r>
+            <w:r>
+              <w:t xml:space="preserve"> </w:t>
+            </w:r>
+            <w:proofErr w:type="gramStart"/>
+            <w:r>
+              <w:t>%}</w:t>
+            </w:r>
+            <w:r>
+              <w:rPr>
+                <w:lang w:val="en-US"/>
+              </w:rPr>
+              <w:t>{</w:t>
+            </w:r>
+            <w:proofErr w:type="gramEnd"/>
+            <w:r>
+              <w:rPr>
+                <w:lang w:val="en-US"/>
+              </w:rPr>
+              <w:t xml:space="preserve">% for item in </w:t>
+            </w:r>
+            <w:proofErr w:type="spellStart"/>
+            <w:r>
+              <w:rPr>
+                <w:lang w:val="en-US"/>
+              </w:rPr>
+              <w:t>template_</w:t>
+            </w:r>
+            <w:proofErr w:type="gramStart"/>
+            <w:r>
+              <w:rPr>
+                <w:lang w:val="en-US"/>
+              </w:rPr>
+              <w:t>dict.typo</w:t>
+            </w:r>
+            <w:proofErr w:type="gramEnd"/>
+            <w:r>
+              <w:rPr>
+                <w:lang w:val="en-US"/>
+              </w:rPr>
+              <w:t>.</w:t>
+            </w:r>
+            <w:proofErr w:type="gramStart"/>
+            <w:r>
+              <w:rPr>
+                <w:lang w:val="en-US"/>
+              </w:rPr>
+              <w:t>comments</w:t>
+            </w:r>
+            <w:proofErr w:type="spellEnd"/>
+            <w:r>
+              <w:rPr>
+                <w:lang w:val="en-US"/>
+              </w:rPr>
               <w:t xml:space="preserve"> %}</w:t>
             </w:r>
-            <w:r>
-              <w:rPr>
-                <w:lang w:val="en-US"/>
-              </w:rPr>
-              <w:t xml:space="preserve">{% for item in </w:t>
-            </w:r>
-            <w:proofErr w:type="spellStart"/>
-            <w:r>
-              <w:rPr>
-                <w:lang w:val="en-US"/>
-              </w:rPr>
-              <w:t>template_dict.typo.comments</w:t>
-            </w:r>
-            <w:proofErr w:type="spellEnd"/>
-            <w:r>
-              <w:rPr>
-                <w:lang w:val="en-US"/>
-              </w:rPr>
-              <w:t xml:space="preserve"> %}</w:t>
-            </w:r>
+            <w:proofErr w:type="gramEnd"/>
           </w:p>
           <w:p>
             <w:pPr>
@@ -6843,13 +8120,36 @@
                 <w:numId w:val="27"/>
               </w:numPr>
             </w:pPr>
-            <w:r>
-              <w:rPr>
-                <w:lang w:val="en-US"/>
-              </w:rPr>
-              <w:t xml:space="preserve">{{ item }}{% </w:t>
+            <w:proofErr w:type="gramStart"/>
+            <w:r>
+              <w:rPr>
+                <w:lang w:val="en-US"/>
+              </w:rPr>
+              <w:t>{{ item</w:t>
+            </w:r>
+            <w:proofErr w:type="gramEnd"/>
+            <w:r>
+              <w:rPr>
+                <w:lang w:val="en-US"/>
+              </w:rPr>
+              <w:t xml:space="preserve"> </w:t>
+            </w:r>
+            <w:proofErr w:type="gramStart"/>
+            <w:r>
+              <w:rPr>
+                <w:lang w:val="en-US"/>
+              </w:rPr>
+              <w:t>}}{</w:t>
+            </w:r>
+            <w:proofErr w:type="gramEnd"/>
+            <w:r>
+              <w:rPr>
+                <w:lang w:val="en-US"/>
+              </w:rPr>
+              <w:t xml:space="preserve">% </w:t>
             </w:r>
             <w:proofErr w:type="spellStart"/>
+            <w:proofErr w:type="gramStart"/>
             <w:r>
               <w:rPr>
                 <w:lang w:val="en-US"/>
@@ -6863,6 +8163,7 @@
               </w:rPr>
               <w:t xml:space="preserve"> %}</w:t>
             </w:r>
+            <w:proofErr w:type="gramEnd"/>
           </w:p>
           <w:p>
             <w:pPr>
@@ -6875,8 +8176,17 @@
               </w:rPr>
             </w:pPr>
             <w:r>
-              <w:t>{% else %}(NONE</w:t>
-            </w:r>
+              <w:t xml:space="preserve">{% else </w:t>
+            </w:r>
+            <w:proofErr w:type="gramStart"/>
+            <w:r>
+              <w:t>%}(</w:t>
+            </w:r>
+            <w:proofErr w:type="gramEnd"/>
+            <w:r>
+              <w:t>NONE</w:t>
+            </w:r>
+            <w:proofErr w:type="gramStart"/>
             <w:r>
               <w:rPr>
                 <w:rFonts w:hint="eastAsia"/>
@@ -6884,7 +8194,11 @@
               <w:t>)</w:t>
             </w:r>
             <w:r>
-              <w:t>{% endif %}</w:t>
+              <w:t>{</w:t>
+            </w:r>
+            <w:proofErr w:type="gramEnd"/>
+            <w:r>
+              <w:t>% endif %}</w:t>
             </w:r>
           </w:p>
         </w:tc>
@@ -7011,7 +8325,7 @@
                 <w:bCs/>
                 <w:lang w:val="en-US"/>
               </w:rPr>
-              <w:t xml:space="preserve">Do the metadata fields contain a valid entry (e.g. the content of </w:t>
+              <w:t xml:space="preserve">Do the metadata fields </w:t>
             </w:r>
             <w:r>
               <w:rPr>
@@ -7020,7 +8334,7 @@
                 <w:lang w:val="en-US"/>
               </w:rPr>
               <w:lastRenderedPageBreak/>
-              <w:t>the metadata field is relevant and meaningful)?</w:t>
+              <w:t>contain a valid entry (e.g. the content of the metadata field is relevant and meaningful)?</w:t>
             </w:r>
           </w:p>
         </w:tc>
@@ -7052,7 +8366,14 @@
                 <w:lang w:val="en-US"/>
               </w:rPr>
               <w:lastRenderedPageBreak/>
-              <w:t>Review the following fields to ensure there is a valid entry and flag any issues:</w:t>
+              <w:t xml:space="preserve">Review the following fields to ensure there is a </w:t>
+            </w:r>
+            <w:r>
+              <w:rPr>
+                <w:lang w:val="en-US"/>
+              </w:rPr>
+              <w:lastRenderedPageBreak/>
+              <w:t>valid entry and flag any issues:</w:t>
             </w:r>
           </w:p>
           <w:p>
@@ -7069,7 +8390,6 @@
               <w:rPr>
                 <w:lang w:val="en-US"/>
               </w:rPr>
-              <w:lastRenderedPageBreak/>
               <w:t>Title</w:t>
             </w:r>
           </w:p>
@@ -7337,6 +8657,7 @@
               <w:rPr>
                 <w:lang w:val="en-US"/>
               </w:rPr>
+              <w:lastRenderedPageBreak/>
               <w:t>Require</w:t>
             </w:r>
           </w:p>
@@ -7502,11 +8823,27 @@
             </w:r>
             <w:proofErr w:type="spellStart"/>
             <w:r>
-              <w:t>template_dict.none_author_affiliation</w:t>
+              <w:t>template_</w:t>
+            </w:r>
+            <w:proofErr w:type="gramStart"/>
+            <w:r>
+              <w:t>dict.none</w:t>
+            </w:r>
+            <w:proofErr w:type="gramEnd"/>
+            <w:r>
+              <w:t>_author_affiliation</w:t>
             </w:r>
             <w:proofErr w:type="spellEnd"/>
             <w:r>
-              <w:t xml:space="preserve"> %}X{% endif %}</w:t>
+              <w:t xml:space="preserve"> %}</w:t>
+            </w:r>
+            <w:proofErr w:type="gramStart"/>
+            <w:r>
+              <w:t>X{</w:t>
+            </w:r>
+            <w:proofErr w:type="gramEnd"/>
+            <w:r>
+              <w:t>% endif %}</w:t>
             </w:r>
           </w:p>
         </w:tc>
@@ -7541,11 +8878,27 @@
             </w:r>
             <w:proofErr w:type="spellStart"/>
             <w:r>
-              <w:t>template_dict.none_author_affiliation</w:t>
+              <w:t>template_</w:t>
+            </w:r>
+            <w:proofErr w:type="gramStart"/>
+            <w:r>
+              <w:t>dict.none</w:t>
+            </w:r>
+            <w:proofErr w:type="gramEnd"/>
+            <w:r>
+              <w:t>_author_affiliation</w:t>
             </w:r>
             <w:proofErr w:type="spellEnd"/>
             <w:r>
-              <w:t xml:space="preserve"> %}X{% endif %}</w:t>
+              <w:t xml:space="preserve"> %}</w:t>
+            </w:r>
+            <w:proofErr w:type="gramStart"/>
+            <w:r>
+              <w:t>X{</w:t>
+            </w:r>
+            <w:proofErr w:type="gramEnd"/>
+            <w:r>
+              <w:t>% endif %}</w:t>
             </w:r>
           </w:p>
         </w:tc>
@@ -7879,7 +9232,11 @@
             </w:r>
             <w:proofErr w:type="spellStart"/>
             <w:r>
-              <w:t>template_dict</w:t>
+              <w:t>template_</w:t>
+            </w:r>
+            <w:proofErr w:type="gramStart"/>
+            <w:r>
+              <w:t>dict</w:t>
             </w:r>
             <w:proofErr w:type="spellEnd"/>
             <w:r>
@@ -7890,11 +9247,26 @@
               <w:rPr>
                 <w:lang w:val="en-US"/>
               </w:rPr>
-              <w:t>none_author_affiliation_UT</w:t>
+              <w:t>none</w:t>
+            </w:r>
+            <w:proofErr w:type="gramEnd"/>
+            <w:r>
+              <w:rPr>
+                <w:lang w:val="en-US"/>
+              </w:rPr>
+              <w:t>_author_affiliation_UT</w:t>
             </w:r>
             <w:proofErr w:type="spellEnd"/>
             <w:r>
-              <w:t>%}X{% endif %}</w:t>
+              <w:t>%}</w:t>
+            </w:r>
+            <w:proofErr w:type="gramStart"/>
+            <w:r>
+              <w:t>X{</w:t>
+            </w:r>
+            <w:proofErr w:type="gramEnd"/>
+            <w:r>
+              <w:t>% endif %}</w:t>
             </w:r>
           </w:p>
         </w:tc>
@@ -7920,7 +9292,11 @@
             </w:r>
             <w:proofErr w:type="spellStart"/>
             <w:r>
-              <w:t>template_dict</w:t>
+              <w:t>template_</w:t>
+            </w:r>
+            <w:proofErr w:type="gramStart"/>
+            <w:r>
+              <w:t>dict</w:t>
             </w:r>
             <w:proofErr w:type="spellEnd"/>
             <w:r>
@@ -7931,11 +9307,26 @@
               <w:rPr>
                 <w:lang w:val="en-US"/>
               </w:rPr>
-              <w:t>none_author_affiliation_UT</w:t>
+              <w:t>none</w:t>
+            </w:r>
+            <w:proofErr w:type="gramEnd"/>
+            <w:r>
+              <w:rPr>
+                <w:lang w:val="en-US"/>
+              </w:rPr>
+              <w:t>_author_affiliation_UT</w:t>
             </w:r>
             <w:proofErr w:type="spellEnd"/>
             <w:r>
-              <w:t xml:space="preserve"> %}X{% endif %}</w:t>
+              <w:t xml:space="preserve"> %}</w:t>
+            </w:r>
+            <w:proofErr w:type="gramStart"/>
+            <w:r>
+              <w:t>X{</w:t>
+            </w:r>
+            <w:proofErr w:type="gramEnd"/>
+            <w:r>
+              <w:t>% endif %}</w:t>
             </w:r>
           </w:p>
         </w:tc>
@@ -8508,12 +9899,14 @@
               <w:t xml:space="preserve">Does the dataset contain any obvious sensitivity issues, such as direct </w:t>
             </w:r>
             <w:proofErr w:type="spellStart"/>
+            <w:proofErr w:type="gramStart"/>
             <w:r>
               <w:rPr>
                 <w:b/>
                 <w:bCs/>
                 <w:lang w:val="en-US"/>
               </w:rPr>
+              <w:lastRenderedPageBreak/>
               <w:t>identifiers?</w:t>
             </w:r>
             <w:r>
@@ -8526,6 +9919,7 @@
               <w:t>R</w:t>
             </w:r>
             <w:proofErr w:type="spellEnd"/>
+            <w:proofErr w:type="gramEnd"/>
           </w:p>
         </w:tc>
         <w:tc>
@@ -8559,14 +9953,15 @@
               <w:rPr>
                 <w:lang w:val="en-US"/>
               </w:rPr>
-              <w:t xml:space="preserve">Review documentation and file names and see if there are any that should be opened and reviewed (e.g. if a </w:t>
-            </w:r>
-            <w:r>
-              <w:rPr>
-                <w:lang w:val="en-US"/>
-              </w:rPr>
               <w:lastRenderedPageBreak/>
-              <w:t>file is named “participant survey”, etc.) </w:t>
+              <w:t xml:space="preserve">Review documentation and file names and see if there are any that should be opened </w:t>
+            </w:r>
+            <w:r>
+              <w:rPr>
+                <w:lang w:val="en-US"/>
+              </w:rPr>
+              <w:lastRenderedPageBreak/>
+              <w:t>and reviewed (e.g. if a file is named “participant survey”, etc.) </w:t>
             </w:r>
           </w:p>
           <w:p>
@@ -8622,11 +10017,11 @@
               </w:numPr>
             </w:pPr>
             <w:r>
-              <w:t>Canadi</w:t>
+              <w:t>Ca</w:t>
             </w:r>
             <w:r>
               <w:lastRenderedPageBreak/>
-              <w:t>an Social Insurance Number (SINs)</w:t>
+              <w:t>nadian Social Insurance Number (SINs)</w:t>
             </w:r>
           </w:p>
           <w:p>
@@ -8648,7 +10043,11 @@
               </w:numPr>
             </w:pPr>
             <w:r>
-              <w:t>Email addresses</w:t>
+              <w:t>Email addres</w:t>
+            </w:r>
+            <w:r>
+              <w:lastRenderedPageBreak/>
+              <w:t>ses</w:t>
             </w:r>
           </w:p>
           <w:p>
@@ -8659,7 +10058,6 @@
               </w:numPr>
             </w:pPr>
             <w:r>
-              <w:lastRenderedPageBreak/>
               <w:t>Phone numbers</w:t>
             </w:r>
           </w:p>
@@ -9040,14 +10438,14 @@
               <w:rPr>
                 <w:lang w:val="en-US"/>
               </w:rPr>
-              <w:t xml:space="preserve">If something is flagged in the sensitive data review (see question above), check the intake form to confirm information about </w:t>
+              <w:t xml:space="preserve">If something is flagged in the sensitive data review (see question above), check the intake form to </w:t>
             </w:r>
             <w:r>
               <w:rPr>
                 <w:lang w:val="en-US"/>
               </w:rPr>
               <w:lastRenderedPageBreak/>
-              <w:t>their REB status.</w:t>
+              <w:t>confirm information about their REB status.</w:t>
             </w:r>
           </w:p>
         </w:tc>
@@ -9542,6 +10940,7 @@
               </w:rPr>
               <w:t xml:space="preserve">List any restricted files in </w:t>
             </w:r>
+            <w:proofErr w:type="gramStart"/>
             <w:r>
               <w:rPr>
                 <w:u w:val="single"/>
@@ -9552,7 +10951,14 @@
               <w:rPr>
                 <w:u w:val="single"/>
               </w:rPr>
-              <w:t xml:space="preserve"> dataset:</w:t>
+              <w:t xml:space="preserve"> dataset</w:t>
+            </w:r>
+            <w:proofErr w:type="gramEnd"/>
+            <w:r>
+              <w:rPr>
+                <w:u w:val="single"/>
+              </w:rPr>
+              <w:t>:</w:t>
             </w:r>
             <w:r>
               <w:br/>
@@ -9562,7 +10968,19 @@
             </w:r>
             <w:proofErr w:type="spellStart"/>
             <w:r>
-              <w:t>template_dict.restricted_files.comment</w:t>
+              <w:t>template_</w:t>
+            </w:r>
+            <w:proofErr w:type="gramStart"/>
+            <w:r>
+              <w:t>dict.restricted</w:t>
+            </w:r>
+            <w:proofErr w:type="gramEnd"/>
+            <w:r>
+              <w:t>_</w:t>
+            </w:r>
+            <w:proofErr w:type="gramStart"/>
+            <w:r>
+              <w:t>files.comment</w:t>
             </w:r>
             <w:r>
               <w:rPr>
@@ -9570,6 +10988,7 @@
               </w:rPr>
               <w:t>s</w:t>
             </w:r>
+            <w:proofErr w:type="gramEnd"/>
             <w:r>
               <w:t>|length</w:t>
             </w:r>
@@ -9582,9 +11001,22 @@
             </w:r>
             <w:proofErr w:type="spellStart"/>
             <w:r>
-              <w:t>template_dict.restricted_files.comments</w:t>
+              <w:t>template_</w:t>
+            </w:r>
+            <w:proofErr w:type="gramStart"/>
+            <w:r>
+              <w:t>dict.restricted</w:t>
+            </w:r>
+            <w:proofErr w:type="gramEnd"/>
+            <w:r>
+              <w:t>_</w:t>
+            </w:r>
+            <w:proofErr w:type="gramStart"/>
+            <w:r>
+              <w:t>files.comments</w:t>
             </w:r>
             <w:proofErr w:type="spellEnd"/>
+            <w:proofErr w:type="gramEnd"/>
             <w:r>
               <w:t xml:space="preserve"> %} </w:t>
             </w:r>
@@ -9597,16 +11029,29 @@
                 <w:numId w:val="29"/>
               </w:numPr>
             </w:pPr>
+            <w:proofErr w:type="gramStart"/>
             <w:r>
               <w:t xml:space="preserve">{{ </w:t>
             </w:r>
             <w:proofErr w:type="spellStart"/>
             <w:r>
-              <w:t>item.file_name</w:t>
+              <w:t>item</w:t>
+            </w:r>
+            <w:proofErr w:type="gramEnd"/>
+            <w:r>
+              <w:t>.file_</w:t>
+            </w:r>
+            <w:proofErr w:type="gramStart"/>
+            <w:r>
+              <w:t>name</w:t>
             </w:r>
             <w:proofErr w:type="spellEnd"/>
             <w:r>
-              <w:t xml:space="preserve"> }} {% </w:t>
+              <w:t xml:space="preserve"> }</w:t>
+            </w:r>
+            <w:proofErr w:type="gramEnd"/>
+            <w:r>
+              <w:t xml:space="preserve">} {% </w:t>
             </w:r>
             <w:proofErr w:type="spellStart"/>
             <w:r>
@@ -9619,7 +11064,23 @@
           </w:p>
           <w:p>
             <w:r>
-              <w:t>{% else %}(NONE){% endif %}</w:t>
+              <w:t xml:space="preserve">{% else </w:t>
+            </w:r>
+            <w:proofErr w:type="gramStart"/>
+            <w:r>
+              <w:t>%}(</w:t>
+            </w:r>
+            <w:proofErr w:type="gramEnd"/>
+            <w:r>
+              <w:t>NONE</w:t>
+            </w:r>
+            <w:proofErr w:type="gramStart"/>
+            <w:r>
+              <w:t>){</w:t>
+            </w:r>
+            <w:proofErr w:type="gramEnd"/>
+            <w:r>
+              <w:t>% endif %}</w:t>
             </w:r>
           </w:p>
           <w:p>
@@ -9667,19 +11128,77 @@
             </w:r>
             <w:proofErr w:type="spellStart"/>
             <w:r>
-              <w:t>template_dict.terms_license.licenseName</w:t>
+              <w:t>template_</w:t>
+            </w:r>
+            <w:proofErr w:type="gramStart"/>
+            <w:r>
+              <w:t>dict.terms</w:t>
+            </w:r>
+            <w:proofErr w:type="gramEnd"/>
+            <w:r>
+              <w:t>_</w:t>
+            </w:r>
+            <w:proofErr w:type="gramStart"/>
+            <w:r>
+              <w:t>license.licenseName</w:t>
             </w:r>
             <w:proofErr w:type="spellEnd"/>
-            <w:r>
-              <w:t xml:space="preserve"> is not none %}{{ </w:t>
+            <w:proofErr w:type="gramEnd"/>
+            <w:r>
+              <w:t xml:space="preserve"> is not none </w:t>
+            </w:r>
+            <w:proofErr w:type="gramStart"/>
+            <w:r>
+              <w:t xml:space="preserve">%}{{ </w:t>
             </w:r>
             <w:proofErr w:type="spellStart"/>
             <w:r>
-              <w:t>template_dict.terms_license.licenseName</w:t>
+              <w:t>template</w:t>
+            </w:r>
+            <w:proofErr w:type="gramEnd"/>
+            <w:r>
+              <w:t>_</w:t>
+            </w:r>
+            <w:proofErr w:type="gramStart"/>
+            <w:r>
+              <w:t>dict.terms</w:t>
+            </w:r>
+            <w:proofErr w:type="gramEnd"/>
+            <w:r>
+              <w:t>_</w:t>
+            </w:r>
+            <w:proofErr w:type="gramStart"/>
+            <w:r>
+              <w:t>license.licenseName</w:t>
             </w:r>
             <w:proofErr w:type="spellEnd"/>
-            <w:r>
-              <w:t xml:space="preserve"> }}{% else %}(NONE){% endif %}</w:t>
+            <w:proofErr w:type="gramEnd"/>
+            <w:r>
+              <w:t xml:space="preserve"> </w:t>
+            </w:r>
+            <w:proofErr w:type="gramStart"/>
+            <w:r>
+              <w:t>}}{</w:t>
+            </w:r>
+            <w:proofErr w:type="gramEnd"/>
+            <w:r>
+              <w:t xml:space="preserve">% else </w:t>
+            </w:r>
+            <w:proofErr w:type="gramStart"/>
+            <w:r>
+              <w:t>%}(</w:t>
+            </w:r>
+            <w:proofErr w:type="gramEnd"/>
+            <w:r>
+              <w:t>NONE</w:t>
+            </w:r>
+            <w:proofErr w:type="gramStart"/>
+            <w:r>
+              <w:t>){</w:t>
+            </w:r>
+            <w:proofErr w:type="gramEnd"/>
+            <w:r>
+              <w:t>% endif %}</w:t>
             </w:r>
           </w:p>
           <w:p>
@@ -9723,7 +11242,7 @@
               <w:tblLook w:val="04A0" w:firstRow="1" w:lastRow="0" w:firstColumn="1" w:lastColumn="0" w:noHBand="0" w:noVBand="1"/>
             </w:tblPr>
             <w:tblGrid>
-              <w:gridCol w:w="3820"/>
+              <w:gridCol w:w="3885"/>
             </w:tblGrid>
             <w:tr>
               <w:tc>
@@ -9741,25 +11260,83 @@
                   </w:r>
                   <w:proofErr w:type="spellStart"/>
                   <w:r>
-                    <w:t>template_dict.terms_license.</w:t>
+                    <w:t>template_</w:t>
+                  </w:r>
+                  <w:proofErr w:type="gramStart"/>
+                  <w:r>
+                    <w:t>dict.terms</w:t>
+                  </w:r>
+                  <w:proofErr w:type="gramEnd"/>
+                  <w:r>
+                    <w:t>_</w:t>
+                  </w:r>
+                  <w:proofErr w:type="gramStart"/>
+                  <w:r>
+                    <w:t>license.</w:t>
                   </w:r>
                   <w:r>
                     <w:t>termsOfUse</w:t>
                   </w:r>
                   <w:proofErr w:type="spellEnd"/>
+                  <w:proofErr w:type="gramEnd"/>
                   <w:r>
-                    <w:t xml:space="preserve"> is not none %}{{ </w:t>
+                    <w:t xml:space="preserve"> is not none </w:t>
+                  </w:r>
+                  <w:proofErr w:type="gramStart"/>
+                  <w:r>
+                    <w:t xml:space="preserve">%}{{ </w:t>
                   </w:r>
                   <w:proofErr w:type="spellStart"/>
                   <w:r>
-                    <w:t>template_dict.terms_license.</w:t>
+                    <w:t>template</w:t>
+                  </w:r>
+                  <w:proofErr w:type="gramEnd"/>
+                  <w:r>
+                    <w:t>_</w:t>
+                  </w:r>
+                  <w:proofErr w:type="gramStart"/>
+                  <w:r>
+                    <w:t>dict.terms</w:t>
+                  </w:r>
+                  <w:proofErr w:type="gramEnd"/>
+                  <w:r>
+                    <w:t>_</w:t>
+                  </w:r>
+                  <w:proofErr w:type="gramStart"/>
+                  <w:r>
+                    <w:t>license.</w:t>
                   </w:r>
                   <w:r>
                     <w:t>termsOfUse</w:t>
                   </w:r>
                   <w:proofErr w:type="spellEnd"/>
+                  <w:proofErr w:type="gramEnd"/>
                   <w:r>
-                    <w:t xml:space="preserve"> }}{% else %}(NONE){% endif %}</w:t>
+                    <w:t xml:space="preserve"> </w:t>
+                  </w:r>
+                  <w:proofErr w:type="gramStart"/>
+                  <w:r>
+                    <w:t>}}{</w:t>
+                  </w:r>
+                  <w:proofErr w:type="gramEnd"/>
+                  <w:r>
+                    <w:t xml:space="preserve">% else </w:t>
+                  </w:r>
+                  <w:proofErr w:type="gramStart"/>
+                  <w:r>
+                    <w:t>%}(</w:t>
+                  </w:r>
+                  <w:proofErr w:type="gramEnd"/>
+                  <w:r>
+                    <w:t>NONE</w:t>
+                  </w:r>
+                  <w:proofErr w:type="gramStart"/>
+                  <w:r>
+                    <w:t>){</w:t>
+                  </w:r>
+                  <w:proofErr w:type="gramEnd"/>
+                  <w:r>
+                    <w:t>% endif %}</w:t>
                   </w:r>
                 </w:p>
               </w:tc>
@@ -9961,14 +11538,8 @@
               <w:rPr>
                 <w:lang w:val="en-US"/>
               </w:rPr>
-              <w:t xml:space="preserve">If there are Terms </w:t>
-            </w:r>
-            <w:r>
-              <w:rPr>
-                <w:lang w:val="en-US"/>
-              </w:rPr>
               <w:lastRenderedPageBreak/>
-              <w:t>of Access, review to ensure they are clear.</w:t>
+              <w:t>If there are Terms of Access, review to ensure they are clear.</w:t>
             </w:r>
           </w:p>
         </w:tc>
@@ -10030,7 +11601,11 @@
             </w:r>
             <w:proofErr w:type="spellStart"/>
             <w:r>
-              <w:t>restricted_files</w:t>
+              <w:t>restricted_</w:t>
+            </w:r>
+            <w:proofErr w:type="gramStart"/>
+            <w:r>
+              <w:t>files</w:t>
             </w:r>
             <w:proofErr w:type="spellEnd"/>
             <w:r>
@@ -10046,6 +11621,7 @@
               </w:rPr>
               <w:t>comments</w:t>
             </w:r>
+            <w:proofErr w:type="gramEnd"/>
             <w:r>
               <w:rPr>
                 <w:rFonts w:hint="eastAsia"/>
@@ -10076,12 +11652,25 @@
             </w:r>
             <w:proofErr w:type="spellStart"/>
             <w:r>
-              <w:t>template_dict.terms_license.</w:t>
+              <w:t>template_</w:t>
+            </w:r>
+            <w:proofErr w:type="gramStart"/>
+            <w:r>
+              <w:t>dict.terms</w:t>
+            </w:r>
+            <w:proofErr w:type="gramEnd"/>
+            <w:r>
+              <w:t>_</w:t>
+            </w:r>
+            <w:proofErr w:type="gramStart"/>
+            <w:r>
+              <w:t>license.</w:t>
             </w:r>
             <w:r>
               <w:t>termsOfAccess</w:t>
             </w:r>
             <w:proofErr w:type="spellEnd"/>
+            <w:proofErr w:type="gramEnd"/>
             <w:r>
               <w:t xml:space="preserve"> is not none</w:t>
             </w:r>
@@ -10091,8 +11680,13 @@
               </w:rPr>
               <w:t xml:space="preserve"> %}</w:t>
             </w:r>
-            <w:r>
-              <w:t>X{% endif %}</w:t>
+            <w:proofErr w:type="gramStart"/>
+            <w:r>
+              <w:t>X{</w:t>
+            </w:r>
+            <w:proofErr w:type="gramEnd"/>
+            <w:r>
+              <w:t>% endif %}</w:t>
             </w:r>
           </w:p>
         </w:tc>
@@ -10178,7 +11772,11 @@
             </w:r>
             <w:proofErr w:type="spellStart"/>
             <w:r>
-              <w:t>restricted_files</w:t>
+              <w:t>restricted_</w:t>
+            </w:r>
+            <w:proofErr w:type="gramStart"/>
+            <w:r>
+              <w:t>files</w:t>
             </w:r>
             <w:proofErr w:type="spellEnd"/>
             <w:r>
@@ -10194,6 +11792,7 @@
               </w:rPr>
               <w:t>comments</w:t>
             </w:r>
+            <w:proofErr w:type="gramEnd"/>
             <w:r>
               <w:rPr>
                 <w:rFonts w:hint="eastAsia"/>
@@ -10224,12 +11823,25 @@
             </w:r>
             <w:proofErr w:type="spellStart"/>
             <w:r>
-              <w:t>template_dict.terms_license.</w:t>
+              <w:t>template_</w:t>
+            </w:r>
+            <w:proofErr w:type="gramStart"/>
+            <w:r>
+              <w:t>dict.terms</w:t>
+            </w:r>
+            <w:proofErr w:type="gramEnd"/>
+            <w:r>
+              <w:t>_</w:t>
+            </w:r>
+            <w:proofErr w:type="gramStart"/>
+            <w:r>
+              <w:t>license.</w:t>
             </w:r>
             <w:r>
               <w:t>termsOfAccess</w:t>
             </w:r>
             <w:proofErr w:type="spellEnd"/>
+            <w:proofErr w:type="gramEnd"/>
             <w:r>
               <w:t xml:space="preserve"> is none</w:t>
             </w:r>
@@ -10239,8 +11851,13 @@
               </w:rPr>
               <w:t xml:space="preserve"> %}</w:t>
             </w:r>
-            <w:r>
-              <w:t>X{% endif %}</w:t>
+            <w:proofErr w:type="gramStart"/>
+            <w:r>
+              <w:t>X{</w:t>
+            </w:r>
+            <w:proofErr w:type="gramEnd"/>
+            <w:r>
+              <w:t>% endif %}</w:t>
             </w:r>
           </w:p>
         </w:tc>
@@ -10326,7 +11943,11 @@
             </w:r>
             <w:proofErr w:type="spellStart"/>
             <w:r>
-              <w:t>restricted_files</w:t>
+              <w:t>restricted_</w:t>
+            </w:r>
+            <w:proofErr w:type="gramStart"/>
+            <w:r>
+              <w:t>files</w:t>
             </w:r>
             <w:proofErr w:type="spellEnd"/>
             <w:r>
@@ -10342,6 +11963,7 @@
               </w:rPr>
               <w:t>comments</w:t>
             </w:r>
+            <w:proofErr w:type="gramEnd"/>
             <w:r>
               <w:rPr>
                 <w:rFonts w:hint="eastAsia"/>
@@ -10368,13 +11990,28 @@
                 <w:rFonts w:hint="eastAsia"/>
                 <w:lang w:val="en-US"/>
               </w:rPr>
-              <w:t xml:space="preserve"> %}X</w:t>
-            </w:r>
-            <w:r>
-              <w:rPr>
-                <w:lang w:val="en-US"/>
-              </w:rPr>
-              <w:t>{% endif %}</w:t>
+              <w:t xml:space="preserve"> %}</w:t>
+            </w:r>
+            <w:proofErr w:type="gramStart"/>
+            <w:r>
+              <w:rPr>
+                <w:rFonts w:hint="eastAsia"/>
+                <w:lang w:val="en-US"/>
+              </w:rPr>
+              <w:t>X</w:t>
+            </w:r>
+            <w:r>
+              <w:rPr>
+                <w:lang w:val="en-US"/>
+              </w:rPr>
+              <w:t>{</w:t>
+            </w:r>
+            <w:proofErr w:type="gramEnd"/>
+            <w:r>
+              <w:rPr>
+                <w:lang w:val="en-US"/>
+              </w:rPr>
+              <w:t>% endif %}</w:t>
             </w:r>
           </w:p>
         </w:tc>
@@ -10433,7 +12070,7 @@
               <w:tblLook w:val="04A0" w:firstRow="1" w:lastRow="0" w:firstColumn="1" w:lastColumn="0" w:noHBand="0" w:noVBand="1"/>
             </w:tblPr>
             <w:tblGrid>
-              <w:gridCol w:w="3820"/>
+              <w:gridCol w:w="3885"/>
             </w:tblGrid>
             <w:tr>
               <w:tc>
@@ -10451,25 +12088,83 @@
                   </w:r>
                   <w:proofErr w:type="spellStart"/>
                   <w:r>
-                    <w:t>template_dict.terms_license.</w:t>
+                    <w:t>template_</w:t>
+                  </w:r>
+                  <w:proofErr w:type="gramStart"/>
+                  <w:r>
+                    <w:t>dict.terms</w:t>
+                  </w:r>
+                  <w:proofErr w:type="gramEnd"/>
+                  <w:r>
+                    <w:t>_</w:t>
+                  </w:r>
+                  <w:proofErr w:type="gramStart"/>
+                  <w:r>
+                    <w:t>license.</w:t>
                   </w:r>
                   <w:r>
                     <w:t>termsOfAccess</w:t>
                   </w:r>
                   <w:proofErr w:type="spellEnd"/>
+                  <w:proofErr w:type="gramEnd"/>
                   <w:r>
-                    <w:t xml:space="preserve"> is not none %}{{ </w:t>
+                    <w:t xml:space="preserve"> is not none </w:t>
+                  </w:r>
+                  <w:proofErr w:type="gramStart"/>
+                  <w:r>
+                    <w:t xml:space="preserve">%}{{ </w:t>
                   </w:r>
                   <w:proofErr w:type="spellStart"/>
                   <w:r>
-                    <w:t>template_dict.terms_license.</w:t>
+                    <w:t>template</w:t>
+                  </w:r>
+                  <w:proofErr w:type="gramEnd"/>
+                  <w:r>
+                    <w:t>_</w:t>
+                  </w:r>
+                  <w:proofErr w:type="gramStart"/>
+                  <w:r>
+                    <w:t>dict.terms</w:t>
+                  </w:r>
+                  <w:proofErr w:type="gramEnd"/>
+                  <w:r>
+                    <w:t>_</w:t>
+                  </w:r>
+                  <w:proofErr w:type="gramStart"/>
+                  <w:r>
+                    <w:t>license.</w:t>
                   </w:r>
                   <w:r>
                     <w:t>termsOfAccess</w:t>
                   </w:r>
                   <w:proofErr w:type="spellEnd"/>
+                  <w:proofErr w:type="gramEnd"/>
                   <w:r>
-                    <w:t xml:space="preserve"> }}{% else %}(NONE){% endif %}</w:t>
+                    <w:t xml:space="preserve"> </w:t>
+                  </w:r>
+                  <w:proofErr w:type="gramStart"/>
+                  <w:r>
+                    <w:t>}}{</w:t>
+                  </w:r>
+                  <w:proofErr w:type="gramEnd"/>
+                  <w:r>
+                    <w:t xml:space="preserve">% else </w:t>
+                  </w:r>
+                  <w:proofErr w:type="gramStart"/>
+                  <w:r>
+                    <w:t>%}(</w:t>
+                  </w:r>
+                  <w:proofErr w:type="gramEnd"/>
+                  <w:r>
+                    <w:t>NONE</w:t>
+                  </w:r>
+                  <w:proofErr w:type="gramStart"/>
+                  <w:r>
+                    <w:t>){</w:t>
+                  </w:r>
+                  <w:proofErr w:type="gramEnd"/>
+                  <w:r>
+                    <w:t>% endif %}</w:t>
                   </w:r>
                 </w:p>
               </w:tc>
@@ -10802,12 +12497,21 @@
                 <w:lang w:val="en-US"/>
               </w:rPr>
             </w:pPr>
+            <w:proofErr w:type="gramStart"/>
             <w:r>
               <w:rPr>
                 <w:u w:val="single"/>
                 <w:lang w:val="en-US"/>
               </w:rPr>
-              <w:t>List files that have been flagged as potential third-party datasets:</w:t>
+              <w:t>List</w:t>
+            </w:r>
+            <w:proofErr w:type="gramEnd"/>
+            <w:r>
+              <w:rPr>
+                <w:u w:val="single"/>
+                <w:lang w:val="en-US"/>
+              </w:rPr>
+              <w:t xml:space="preserve"> files that have been flagged as potential third-party datasets:</w:t>
             </w:r>
           </w:p>
           <w:p>

--- a/res/template_medium.docx
+++ b/res/template_medium.docx
@@ -87,57 +87,126 @@
               <w:rPr>
                 <w:rFonts w:hint="eastAsia"/>
               </w:rPr>
-              <w:t xml:space="preserve">Ticket number: </w:t>
-            </w:r>
-            <w:proofErr w:type="gramStart"/>
+              <w:t xml:space="preserve">Ticket number: {{ </w:t>
+            </w:r>
+            <w:proofErr w:type="spellStart"/>
+            <w:r>
+              <w:t>project_info</w:t>
+            </w:r>
             <w:r>
               <w:rPr>
                 <w:rFonts w:hint="eastAsia"/>
               </w:rPr>
-              <w:t xml:space="preserve">{{ </w:t>
+              <w:t>.</w:t>
+            </w:r>
+            <w:r>
+              <w:t>ticket_number</w:t>
+            </w:r>
+            <w:proofErr w:type="spellEnd"/>
+            <w:r>
+              <w:rPr>
+                <w:rFonts w:hint="eastAsia"/>
+              </w:rPr>
+              <w:t xml:space="preserve"> }}</w:t>
+            </w:r>
+          </w:p>
+          <w:p>
+            <w:pPr>
+              <w:spacing w:line="480" w:lineRule="auto"/>
+            </w:pPr>
+            <w:r>
+              <w:t xml:space="preserve">Curator </w:t>
+            </w:r>
+            <w:r>
+              <w:rPr>
+                <w:rFonts w:hint="eastAsia"/>
+              </w:rPr>
+              <w:t>name</w:t>
+            </w:r>
+            <w:r>
+              <w:t>:</w:t>
+            </w:r>
+            <w:r>
+              <w:rPr>
+                <w:rFonts w:hint="eastAsia"/>
+              </w:rPr>
+              <w:t xml:space="preserve"> {{ </w:t>
             </w:r>
             <w:proofErr w:type="spellStart"/>
             <w:r>
-              <w:t>project</w:t>
-            </w:r>
-            <w:proofErr w:type="gramEnd"/>
-            <w:r>
-              <w:t>_</w:t>
-            </w:r>
-            <w:proofErr w:type="gramStart"/>
-            <w:r>
-              <w:t>info</w:t>
+              <w:t>project_info</w:t>
             </w:r>
             <w:r>
               <w:rPr>
                 <w:rFonts w:hint="eastAsia"/>
               </w:rPr>
+              <w:t>.curator_name</w:t>
+            </w:r>
+            <w:proofErr w:type="spellEnd"/>
+            <w:r>
+              <w:rPr>
+                <w:rFonts w:hint="eastAsia"/>
+              </w:rPr>
+              <w:t xml:space="preserve"> }}</w:t>
+            </w:r>
+          </w:p>
+          <w:p>
+            <w:pPr>
+              <w:spacing w:line="480" w:lineRule="auto"/>
+            </w:pPr>
+            <w:r>
+              <w:rPr>
+                <w:rFonts w:hint="eastAsia"/>
+              </w:rPr>
+              <w:t xml:space="preserve">Curator email: {{ </w:t>
+            </w:r>
+            <w:proofErr w:type="spellStart"/>
+            <w:r>
+              <w:t>project_info</w:t>
+            </w:r>
+            <w:r>
+              <w:rPr>
+                <w:rFonts w:hint="eastAsia"/>
+              </w:rPr>
               <w:t>.</w:t>
             </w:r>
             <w:r>
-              <w:t>ticket</w:t>
-            </w:r>
-            <w:proofErr w:type="gramEnd"/>
-            <w:r>
-              <w:t>_</w:t>
-            </w:r>
-            <w:proofErr w:type="gramStart"/>
-            <w:r>
-              <w:t>number</w:t>
+              <w:t>curator_email</w:t>
             </w:r>
             <w:proofErr w:type="spellEnd"/>
             <w:r>
               <w:rPr>
                 <w:rFonts w:hint="eastAsia"/>
               </w:rPr>
-              <w:t xml:space="preserve"> }</w:t>
-            </w:r>
-            <w:proofErr w:type="gramEnd"/>
+              <w:t xml:space="preserve"> }}</w:t>
+            </w:r>
+          </w:p>
+          <w:p>
+            <w:pPr>
+              <w:spacing w:line="480" w:lineRule="auto"/>
+            </w:pPr>
             <w:r>
               <w:rPr>
                 <w:rFonts w:hint="eastAsia"/>
               </w:rPr>
-              <w:t>}</w:t>
+              <w:t xml:space="preserve">Dataset title: {{ </w:t>
+            </w:r>
+            <w:proofErr w:type="spellStart"/>
+            <w:r>
+              <w:rPr>
+                <w:rFonts w:hint="eastAsia"/>
+              </w:rPr>
+              <w:t>dataset.</w:t>
+            </w:r>
+            <w:r>
+              <w:t>DatasetTitle</w:t>
+            </w:r>
+            <w:proofErr w:type="spellEnd"/>
+            <w:r>
+              <w:rPr>
+                <w:rFonts w:hint="eastAsia"/>
+              </w:rPr>
+              <w:t xml:space="preserve"> }}</w:t>
             </w:r>
           </w:p>
           <w:p>
@@ -145,354 +214,95 @@
               <w:spacing w:line="480" w:lineRule="auto"/>
             </w:pPr>
             <w:r>
-              <w:t xml:space="preserve">Curator </w:t>
-            </w:r>
-            <w:r>
               <w:rPr>
                 <w:rFonts w:hint="eastAsia"/>
               </w:rPr>
-              <w:t>name</w:t>
-            </w:r>
-            <w:r>
-              <w:t>:</w:t>
+              <w:t xml:space="preserve">Dataset </w:t>
+            </w:r>
+            <w:r>
+              <w:t>persistent</w:t>
             </w:r>
             <w:r>
               <w:rPr>
                 <w:rFonts w:hint="eastAsia"/>
               </w:rPr>
-              <w:t xml:space="preserve"> </w:t>
-            </w:r>
-            <w:proofErr w:type="gramStart"/>
+              <w:t xml:space="preserve"> identifier: {{ </w:t>
+            </w:r>
+            <w:proofErr w:type="spellStart"/>
             <w:r>
               <w:rPr>
                 <w:rFonts w:hint="eastAsia"/>
               </w:rPr>
-              <w:t xml:space="preserve">{{ </w:t>
+              <w:t>dataset.</w:t>
+            </w:r>
+            <w:r>
+              <w:t>DatasetPersistentId</w:t>
+            </w:r>
+            <w:proofErr w:type="spellEnd"/>
+            <w:r>
+              <w:rPr>
+                <w:rFonts w:hint="eastAsia"/>
+              </w:rPr>
+              <w:t xml:space="preserve">  }}</w:t>
+            </w:r>
+          </w:p>
+          <w:p>
+            <w:pPr>
+              <w:spacing w:line="480" w:lineRule="auto"/>
+            </w:pPr>
+            <w:r>
+              <w:rPr>
+                <w:rFonts w:hint="eastAsia"/>
+              </w:rPr>
+              <w:t>Dataset ID (versioned): {{ dataset.ID  }}</w:t>
+            </w:r>
+          </w:p>
+          <w:p>
+            <w:pPr>
+              <w:spacing w:line="480" w:lineRule="auto"/>
+            </w:pPr>
+            <w:r>
+              <w:rPr>
+                <w:rFonts w:hint="eastAsia"/>
+              </w:rPr>
+              <w:t xml:space="preserve">Dataset access URL: {{ </w:t>
             </w:r>
             <w:proofErr w:type="spellStart"/>
             <w:r>
-              <w:t>project</w:t>
-            </w:r>
-            <w:proofErr w:type="gramEnd"/>
-            <w:r>
-              <w:t>_</w:t>
-            </w:r>
-            <w:proofErr w:type="gramStart"/>
-            <w:r>
-              <w:t>info</w:t>
-            </w:r>
-            <w:r>
               <w:rPr>
                 <w:rFonts w:hint="eastAsia"/>
               </w:rPr>
-              <w:t>.curator</w:t>
-            </w:r>
-            <w:proofErr w:type="gramEnd"/>
+              <w:t>dataset.</w:t>
+            </w:r>
+            <w:r>
+              <w:t>DatasetURL</w:t>
+            </w:r>
+            <w:proofErr w:type="spellEnd"/>
             <w:r>
               <w:rPr>
                 <w:rFonts w:hint="eastAsia"/>
               </w:rPr>
-              <w:t>_</w:t>
-            </w:r>
-            <w:proofErr w:type="gramStart"/>
+              <w:t xml:space="preserve"> }}</w:t>
+            </w:r>
+          </w:p>
+          <w:p>
+            <w:pPr>
+              <w:spacing w:line="480" w:lineRule="auto"/>
+            </w:pPr>
             <w:r>
               <w:rPr>
                 <w:rFonts w:hint="eastAsia"/>
               </w:rPr>
-              <w:t>name</w:t>
-            </w:r>
-            <w:proofErr w:type="spellEnd"/>
+              <w:t xml:space="preserve">Log </w:t>
+            </w:r>
+            <w:r>
+              <w:t>initial</w:t>
+            </w:r>
             <w:r>
               <w:rPr>
                 <w:rFonts w:hint="eastAsia"/>
               </w:rPr>
-              <w:t xml:space="preserve"> }</w:t>
-            </w:r>
-            <w:proofErr w:type="gramEnd"/>
-            <w:r>
-              <w:rPr>
-                <w:rFonts w:hint="eastAsia"/>
-              </w:rPr>
-              <w:t>}</w:t>
-            </w:r>
-          </w:p>
-          <w:p>
-            <w:pPr>
-              <w:spacing w:line="480" w:lineRule="auto"/>
-            </w:pPr>
-            <w:r>
-              <w:rPr>
-                <w:rFonts w:hint="eastAsia"/>
-              </w:rPr>
-              <w:t xml:space="preserve">Curator email: </w:t>
-            </w:r>
-            <w:proofErr w:type="gramStart"/>
-            <w:r>
-              <w:rPr>
-                <w:rFonts w:hint="eastAsia"/>
-              </w:rPr>
-              <w:t xml:space="preserve">{{ </w:t>
-            </w:r>
-            <w:proofErr w:type="spellStart"/>
-            <w:r>
-              <w:t>project</w:t>
-            </w:r>
-            <w:proofErr w:type="gramEnd"/>
-            <w:r>
-              <w:t>_</w:t>
-            </w:r>
-            <w:proofErr w:type="gramStart"/>
-            <w:r>
-              <w:t>info</w:t>
-            </w:r>
-            <w:r>
-              <w:rPr>
-                <w:rFonts w:hint="eastAsia"/>
-              </w:rPr>
-              <w:t>.</w:t>
-            </w:r>
-            <w:r>
-              <w:t>curator</w:t>
-            </w:r>
-            <w:proofErr w:type="gramEnd"/>
-            <w:r>
-              <w:t>_</w:t>
-            </w:r>
-            <w:proofErr w:type="gramStart"/>
-            <w:r>
-              <w:t>email</w:t>
-            </w:r>
-            <w:proofErr w:type="spellEnd"/>
-            <w:r>
-              <w:rPr>
-                <w:rFonts w:hint="eastAsia"/>
-              </w:rPr>
-              <w:t xml:space="preserve"> }</w:t>
-            </w:r>
-            <w:proofErr w:type="gramEnd"/>
-            <w:r>
-              <w:rPr>
-                <w:rFonts w:hint="eastAsia"/>
-              </w:rPr>
-              <w:t>}</w:t>
-            </w:r>
-          </w:p>
-          <w:p>
-            <w:pPr>
-              <w:spacing w:line="480" w:lineRule="auto"/>
-            </w:pPr>
-            <w:r>
-              <w:rPr>
-                <w:rFonts w:hint="eastAsia"/>
-              </w:rPr>
-              <w:t xml:space="preserve">Dataset title: </w:t>
-            </w:r>
-            <w:proofErr w:type="gramStart"/>
-            <w:r>
-              <w:rPr>
-                <w:rFonts w:hint="eastAsia"/>
-              </w:rPr>
-              <w:t xml:space="preserve">{{ </w:t>
-            </w:r>
-            <w:proofErr w:type="spellStart"/>
-            <w:r>
-              <w:rPr>
-                <w:rFonts w:hint="eastAsia"/>
-              </w:rPr>
-              <w:t>dataset</w:t>
-            </w:r>
-            <w:proofErr w:type="gramEnd"/>
-            <w:r>
-              <w:rPr>
-                <w:rFonts w:hint="eastAsia"/>
-              </w:rPr>
-              <w:t>.</w:t>
-            </w:r>
-            <w:proofErr w:type="gramStart"/>
-            <w:r>
-              <w:t>DatasetTitle</w:t>
-            </w:r>
-            <w:proofErr w:type="spellEnd"/>
-            <w:r>
-              <w:rPr>
-                <w:rFonts w:hint="eastAsia"/>
-              </w:rPr>
-              <w:t xml:space="preserve"> }</w:t>
-            </w:r>
-            <w:proofErr w:type="gramEnd"/>
-            <w:r>
-              <w:rPr>
-                <w:rFonts w:hint="eastAsia"/>
-              </w:rPr>
-              <w:t>}</w:t>
-            </w:r>
-          </w:p>
-          <w:p>
-            <w:pPr>
-              <w:spacing w:line="480" w:lineRule="auto"/>
-            </w:pPr>
-            <w:r>
-              <w:rPr>
-                <w:rFonts w:hint="eastAsia"/>
-              </w:rPr>
-              <w:t xml:space="preserve">Dataset </w:t>
-            </w:r>
-            <w:r>
-              <w:t>persistent</w:t>
-            </w:r>
-            <w:r>
-              <w:rPr>
-                <w:rFonts w:hint="eastAsia"/>
-              </w:rPr>
-              <w:t xml:space="preserve"> identifier: </w:t>
-            </w:r>
-            <w:proofErr w:type="gramStart"/>
-            <w:r>
-              <w:rPr>
-                <w:rFonts w:hint="eastAsia"/>
-              </w:rPr>
-              <w:t xml:space="preserve">{{ </w:t>
-            </w:r>
-            <w:proofErr w:type="spellStart"/>
-            <w:r>
-              <w:rPr>
-                <w:rFonts w:hint="eastAsia"/>
-              </w:rPr>
-              <w:t>dataset</w:t>
-            </w:r>
-            <w:proofErr w:type="gramEnd"/>
-            <w:r>
-              <w:rPr>
-                <w:rFonts w:hint="eastAsia"/>
-              </w:rPr>
-              <w:t>.</w:t>
-            </w:r>
-            <w:proofErr w:type="gramStart"/>
-            <w:r>
-              <w:t>DatasetPersistentId</w:t>
-            </w:r>
-            <w:proofErr w:type="spellEnd"/>
-            <w:r>
-              <w:rPr>
-                <w:rFonts w:hint="eastAsia"/>
-              </w:rPr>
-              <w:t xml:space="preserve">  }</w:t>
-            </w:r>
-            <w:proofErr w:type="gramEnd"/>
-            <w:r>
-              <w:rPr>
-                <w:rFonts w:hint="eastAsia"/>
-              </w:rPr>
-              <w:t>}</w:t>
-            </w:r>
-          </w:p>
-          <w:p>
-            <w:pPr>
-              <w:spacing w:line="480" w:lineRule="auto"/>
-            </w:pPr>
-            <w:r>
-              <w:rPr>
-                <w:rFonts w:hint="eastAsia"/>
-              </w:rPr>
-              <w:t xml:space="preserve">Dataset ID (versioned): </w:t>
-            </w:r>
-            <w:proofErr w:type="gramStart"/>
-            <w:r>
-              <w:rPr>
-                <w:rFonts w:hint="eastAsia"/>
-              </w:rPr>
-              <w:t>{{ dataset.ID  }</w:t>
-            </w:r>
-            <w:proofErr w:type="gramEnd"/>
-            <w:r>
-              <w:rPr>
-                <w:rFonts w:hint="eastAsia"/>
-              </w:rPr>
-              <w:t>}</w:t>
-            </w:r>
-          </w:p>
-          <w:p>
-            <w:pPr>
-              <w:spacing w:line="480" w:lineRule="auto"/>
-            </w:pPr>
-            <w:r>
-              <w:rPr>
-                <w:rFonts w:hint="eastAsia"/>
-              </w:rPr>
-              <w:t xml:space="preserve">Dataset access URL: </w:t>
-            </w:r>
-            <w:proofErr w:type="gramStart"/>
-            <w:r>
-              <w:rPr>
-                <w:rFonts w:hint="eastAsia"/>
-              </w:rPr>
-              <w:t xml:space="preserve">{{ </w:t>
-            </w:r>
-            <w:proofErr w:type="spellStart"/>
-            <w:r>
-              <w:rPr>
-                <w:rFonts w:hint="eastAsia"/>
-              </w:rPr>
-              <w:t>dataset</w:t>
-            </w:r>
-            <w:proofErr w:type="gramEnd"/>
-            <w:r>
-              <w:rPr>
-                <w:rFonts w:hint="eastAsia"/>
-              </w:rPr>
-              <w:t>.</w:t>
-            </w:r>
-            <w:proofErr w:type="gramStart"/>
-            <w:r>
-              <w:t>DatasetURL</w:t>
-            </w:r>
-            <w:proofErr w:type="spellEnd"/>
-            <w:r>
-              <w:rPr>
-                <w:rFonts w:hint="eastAsia"/>
-              </w:rPr>
-              <w:t xml:space="preserve"> }</w:t>
-            </w:r>
-            <w:proofErr w:type="gramEnd"/>
-            <w:r>
-              <w:rPr>
-                <w:rFonts w:hint="eastAsia"/>
-              </w:rPr>
-              <w:t>}</w:t>
-            </w:r>
-          </w:p>
-          <w:p>
-            <w:pPr>
-              <w:spacing w:line="480" w:lineRule="auto"/>
-            </w:pPr>
-            <w:r>
-              <w:rPr>
-                <w:rFonts w:hint="eastAsia"/>
-              </w:rPr>
-              <w:t xml:space="preserve">Log </w:t>
-            </w:r>
-            <w:r>
-              <w:t>initial</w:t>
-            </w:r>
-            <w:r>
-              <w:rPr>
-                <w:rFonts w:hint="eastAsia"/>
-              </w:rPr>
-              <w:t xml:space="preserve"> generated date: </w:t>
-            </w:r>
-            <w:proofErr w:type="gramStart"/>
-            <w:r>
-              <w:rPr>
-                <w:rFonts w:hint="eastAsia"/>
-              </w:rPr>
-              <w:t>{{ timestamp</w:t>
-            </w:r>
-            <w:proofErr w:type="gramEnd"/>
-            <w:r>
-              <w:rPr>
-                <w:rFonts w:hint="eastAsia"/>
-              </w:rPr>
-              <w:t xml:space="preserve"> }}</w:t>
+              <w:t xml:space="preserve"> generated date: {{ timestamp }}</w:t>
             </w:r>
           </w:p>
           <w:p>
@@ -1298,7 +1108,6 @@
           <w:p>
             <w:pPr>
               <w:rPr>
-                <w:rFonts w:hint="eastAsia"/>
                 <w:b/>
                 <w:bCs/>
                 <w:lang w:val="en-US"/>
@@ -1583,7 +1392,6 @@
             <w:r>
               <w:br/>
             </w:r>
-            <w:proofErr w:type="gramStart"/>
             <w:r>
               <w:rPr>
                 <w:lang w:val="en-US"/>
@@ -1603,24 +1411,9 @@
               <w:rPr>
                 <w:lang w:val="en-US"/>
               </w:rPr>
-              <w:t>ds</w:t>
-            </w:r>
-            <w:proofErr w:type="gramEnd"/>
-            <w:r>
-              <w:rPr>
-                <w:lang w:val="en-US"/>
-              </w:rPr>
-              <w:t>_tree_</w:t>
-            </w:r>
-            <w:proofErr w:type="gramStart"/>
-            <w:r>
-              <w:rPr>
-                <w:lang w:val="en-US"/>
-              </w:rPr>
-              <w:t>info.path</w:t>
+              <w:t>ds_tree_info.path</w:t>
             </w:r>
             <w:proofErr w:type="spellEnd"/>
-            <w:proofErr w:type="gramEnd"/>
             <w:r>
               <w:t>}}</w:t>
             </w:r>
@@ -1692,7 +1485,6 @@
               </w:rPr>
               <w:br/>
             </w:r>
-            <w:proofErr w:type="gramStart"/>
             <w:r>
               <w:rPr>
                 <w:rFonts w:hint="eastAsia"/>
@@ -1716,21 +1508,7 @@
               <w:rPr>
                 <w:lang w:val="en-US"/>
               </w:rPr>
-              <w:t>ds</w:t>
-            </w:r>
-            <w:proofErr w:type="gramEnd"/>
-            <w:r>
-              <w:rPr>
-                <w:lang w:val="en-US"/>
-              </w:rPr>
-              <w:t>_tree_</w:t>
-            </w:r>
-            <w:proofErr w:type="gramStart"/>
-            <w:r>
-              <w:rPr>
-                <w:lang w:val="en-US"/>
-              </w:rPr>
-              <w:t>info</w:t>
+              <w:t>ds_tree_info</w:t>
             </w:r>
             <w:r>
               <w:rPr>
@@ -1745,7 +1523,6 @@
               <w:t>parentDataverseName</w:t>
             </w:r>
             <w:proofErr w:type="spellEnd"/>
-            <w:proofErr w:type="gramEnd"/>
             <w:r>
               <w:rPr>
                 <w:rFonts w:hint="eastAsia"/>
@@ -1830,7 +1607,6 @@
           <w:p>
             <w:pPr>
               <w:rPr>
-                <w:rFonts w:hint="eastAsia"/>
                 <w:lang w:val="en-US"/>
               </w:rPr>
             </w:pPr>
@@ -1909,26 +1685,16 @@
                 <w:bCs/>
                 <w:lang w:val="en-US"/>
               </w:rPr>
-              <w:t xml:space="preserve"> </w:t>
-            </w:r>
-            <w:proofErr w:type="gramStart"/>
+              <w:t xml:space="preserve"> collection </w:t>
+            </w:r>
             <w:r>
               <w:rPr>
                 <w:b/>
                 <w:bCs/>
                 <w:lang w:val="en-US"/>
               </w:rPr>
-              <w:t xml:space="preserve">collection </w:t>
-            </w:r>
-            <w:r>
-              <w:rPr>
-                <w:b/>
-                <w:bCs/>
-                <w:lang w:val="en-US"/>
-              </w:rPr>
               <w:t>?</w:t>
             </w:r>
-            <w:proofErr w:type="gramEnd"/>
           </w:p>
         </w:tc>
         <w:tc>
@@ -2187,22 +1953,9 @@
             </w:r>
             <w:proofErr w:type="spellStart"/>
             <w:r>
-              <w:t>template_</w:t>
-            </w:r>
-            <w:proofErr w:type="gramStart"/>
-            <w:r>
-              <w:t>dict.dv</w:t>
-            </w:r>
-            <w:proofErr w:type="gramEnd"/>
-            <w:r>
-              <w:t>_</w:t>
-            </w:r>
-            <w:proofErr w:type="gramStart"/>
-            <w:r>
-              <w:t>record.comments</w:t>
+              <w:t>template_dict.dv_record.comments</w:t>
             </w:r>
             <w:proofErr w:type="spellEnd"/>
-            <w:proofErr w:type="gramEnd"/>
             <w:r>
               <w:t xml:space="preserve"> %} </w:t>
             </w:r>
@@ -2221,22 +1974,12 @@
               <w:t xml:space="preserve"> in </w:t>
             </w:r>
             <w:proofErr w:type="spellStart"/>
-            <w:proofErr w:type="gramStart"/>
             <w:r>
               <w:t>item.items</w:t>
             </w:r>
             <w:proofErr w:type="spellEnd"/>
-            <w:proofErr w:type="gramEnd"/>
-            <w:r>
-              <w:t xml:space="preserve">() %} </w:t>
-            </w:r>
-            <w:proofErr w:type="gramStart"/>
-            <w:r>
-              <w:t>{{ author</w:t>
-            </w:r>
-            <w:proofErr w:type="gramEnd"/>
-            <w:r>
-              <w:t xml:space="preserve"> }}</w:t>
+            <w:r>
+              <w:t>() %} {{ author }}</w:t>
             </w:r>
             <w:r>
               <w:rPr>
@@ -2257,29 +2000,16 @@
             <w:r>
               <w:t xml:space="preserve"> %} </w:t>
             </w:r>
-            <w:proofErr w:type="gramStart"/>
             <w:r>
               <w:t xml:space="preserve">{{ </w:t>
             </w:r>
             <w:proofErr w:type="spellStart"/>
             <w:r>
-              <w:t>loop</w:t>
-            </w:r>
-            <w:proofErr w:type="gramEnd"/>
-            <w:r>
-              <w:t>.</w:t>
-            </w:r>
-            <w:proofErr w:type="gramStart"/>
-            <w:r>
-              <w:t>index</w:t>
+              <w:t>loop.index</w:t>
             </w:r>
             <w:proofErr w:type="spellEnd"/>
             <w:r>
-              <w:t xml:space="preserve"> }</w:t>
-            </w:r>
-            <w:proofErr w:type="gramEnd"/>
-            <w:r>
-              <w:t>}.</w:t>
+              <w:t xml:space="preserve"> }}.</w:t>
             </w:r>
             <w:r>
               <w:rPr>
@@ -2287,13 +2017,8 @@
               </w:rPr>
               <w:t xml:space="preserve"> </w:t>
             </w:r>
-            <w:proofErr w:type="gramStart"/>
-            <w:r>
-              <w:t>{{ dataverse</w:t>
-            </w:r>
-            <w:proofErr w:type="gramEnd"/>
-            <w:r>
-              <w:t xml:space="preserve"> }}</w:t>
+            <w:r>
+              <w:t>{{ dataverse }}</w:t>
             </w:r>
             <w:r>
               <w:br/>
@@ -2631,21 +2356,7 @@
               <w:rPr>
                 <w:lang w:val="en-US"/>
               </w:rPr>
-              <w:t xml:space="preserve">Confirm with the depositor that they </w:t>
-            </w:r>
-            <w:proofErr w:type="gramStart"/>
-            <w:r>
-              <w:rPr>
-                <w:lang w:val="en-US"/>
-              </w:rPr>
-              <w:t>actually require</w:t>
-            </w:r>
-            <w:proofErr w:type="gramEnd"/>
-            <w:r>
-              <w:rPr>
-                <w:lang w:val="en-US"/>
-              </w:rPr>
-              <w:t xml:space="preserve"> a </w:t>
+              <w:t xml:space="preserve">Confirm with the depositor that they actually require a </w:t>
             </w:r>
             <w:proofErr w:type="spellStart"/>
             <w:r>
@@ -3355,56 +3066,14 @@
               <w:rPr>
                 <w:lang w:val="en-US"/>
               </w:rPr>
-              <w:t>template_</w:t>
-            </w:r>
-            <w:proofErr w:type="gramStart"/>
-            <w:r>
-              <w:rPr>
-                <w:lang w:val="en-US"/>
-              </w:rPr>
-              <w:t>dict.file</w:t>
-            </w:r>
-            <w:proofErr w:type="gramEnd"/>
-            <w:r>
-              <w:rPr>
-                <w:lang w:val="en-US"/>
-              </w:rPr>
-              <w:t>_</w:t>
-            </w:r>
-            <w:proofErr w:type="gramStart"/>
-            <w:r>
-              <w:rPr>
-                <w:lang w:val="en-US"/>
-              </w:rPr>
-              <w:t>ext.comments</w:t>
-            </w:r>
-            <w:proofErr w:type="gramEnd"/>
-            <w:r>
-              <w:rPr>
-                <w:lang w:val="en-US"/>
-              </w:rPr>
-              <w:t>|length</w:t>
+              <w:t>template_dict.file_ext.comments|length</w:t>
             </w:r>
             <w:proofErr w:type="spellEnd"/>
             <w:r>
               <w:rPr>
                 <w:lang w:val="en-US"/>
               </w:rPr>
-              <w:t xml:space="preserve"> == 0 %}</w:t>
-            </w:r>
-            <w:proofErr w:type="gramStart"/>
-            <w:r>
-              <w:rPr>
-                <w:lang w:val="en-US"/>
-              </w:rPr>
-              <w:t>X{</w:t>
-            </w:r>
-            <w:proofErr w:type="gramEnd"/>
-            <w:r>
-              <w:rPr>
-                <w:lang w:val="en-US"/>
-              </w:rPr>
-              <w:t>% endif %}</w:t>
+              <w:t xml:space="preserve"> == 0 %}X{% endif %}</w:t>
             </w:r>
           </w:p>
         </w:tc>
@@ -3442,56 +3111,14 @@
               <w:rPr>
                 <w:lang w:val="en-US"/>
               </w:rPr>
-              <w:t>template_</w:t>
-            </w:r>
-            <w:proofErr w:type="gramStart"/>
-            <w:r>
-              <w:rPr>
-                <w:lang w:val="en-US"/>
-              </w:rPr>
-              <w:t>dict.file</w:t>
-            </w:r>
-            <w:proofErr w:type="gramEnd"/>
-            <w:r>
-              <w:rPr>
-                <w:lang w:val="en-US"/>
-              </w:rPr>
-              <w:t>_</w:t>
-            </w:r>
-            <w:proofErr w:type="gramStart"/>
-            <w:r>
-              <w:rPr>
-                <w:lang w:val="en-US"/>
-              </w:rPr>
-              <w:t>ext.comments</w:t>
-            </w:r>
-            <w:proofErr w:type="gramEnd"/>
-            <w:r>
-              <w:rPr>
-                <w:lang w:val="en-US"/>
-              </w:rPr>
-              <w:t>|length</w:t>
+              <w:t>template_dict.file_ext.comments|length</w:t>
             </w:r>
             <w:proofErr w:type="spellEnd"/>
             <w:r>
               <w:rPr>
                 <w:lang w:val="en-US"/>
               </w:rPr>
-              <w:t xml:space="preserve"> &gt; 0 %}</w:t>
-            </w:r>
-            <w:proofErr w:type="gramStart"/>
-            <w:r>
-              <w:rPr>
-                <w:lang w:val="en-US"/>
-              </w:rPr>
-              <w:t>X{</w:t>
-            </w:r>
-            <w:proofErr w:type="gramEnd"/>
-            <w:r>
-              <w:rPr>
-                <w:lang w:val="en-US"/>
-              </w:rPr>
-              <w:t>% endif %}</w:t>
+              <w:t xml:space="preserve"> &gt; 0 %}X{% endif %}</w:t>
             </w:r>
           </w:p>
         </w:tc>
@@ -3614,84 +3241,29 @@
               <w:rPr>
                 <w:lang w:val="en-US"/>
               </w:rPr>
-              <w:t>template_</w:t>
-            </w:r>
-            <w:proofErr w:type="gramStart"/>
-            <w:r>
-              <w:rPr>
-                <w:lang w:val="en-US"/>
-              </w:rPr>
-              <w:t>dict.file</w:t>
-            </w:r>
-            <w:proofErr w:type="gramEnd"/>
-            <w:r>
-              <w:rPr>
-                <w:lang w:val="en-US"/>
-              </w:rPr>
-              <w:t>_</w:t>
-            </w:r>
-            <w:proofErr w:type="gramStart"/>
-            <w:r>
-              <w:rPr>
-                <w:lang w:val="en-US"/>
-              </w:rPr>
-              <w:t>open.comments</w:t>
+              <w:t>template_dict.file_open.comments</w:t>
             </w:r>
             <w:proofErr w:type="spellEnd"/>
-            <w:proofErr w:type="gramEnd"/>
             <w:r>
               <w:t xml:space="preserve"> |length &gt; 0</w:t>
             </w:r>
             <w:r>
-              <w:t xml:space="preserve"> </w:t>
-            </w:r>
-            <w:proofErr w:type="gramStart"/>
-            <w:r>
-              <w:t>%}</w:t>
-            </w:r>
-            <w:r>
-              <w:rPr>
-                <w:lang w:val="en-US"/>
-              </w:rPr>
-              <w:t>{</w:t>
-            </w:r>
-            <w:proofErr w:type="gramEnd"/>
-            <w:r>
-              <w:rPr>
-                <w:lang w:val="en-US"/>
-              </w:rPr>
-              <w:t xml:space="preserve">% for item in </w:t>
+              <w:t xml:space="preserve"> %}</w:t>
+            </w:r>
+            <w:r>
+              <w:rPr>
+                <w:lang w:val="en-US"/>
+              </w:rPr>
+              <w:t xml:space="preserve">{% for item in </w:t>
             </w:r>
             <w:proofErr w:type="spellStart"/>
             <w:r>
               <w:rPr>
                 <w:lang w:val="en-US"/>
               </w:rPr>
-              <w:t>template_</w:t>
-            </w:r>
-            <w:proofErr w:type="gramStart"/>
-            <w:r>
-              <w:rPr>
-                <w:lang w:val="en-US"/>
-              </w:rPr>
-              <w:t>dict.file</w:t>
-            </w:r>
-            <w:proofErr w:type="gramEnd"/>
-            <w:r>
-              <w:rPr>
-                <w:lang w:val="en-US"/>
-              </w:rPr>
-              <w:t>_</w:t>
-            </w:r>
-            <w:proofErr w:type="gramStart"/>
-            <w:r>
-              <w:rPr>
-                <w:lang w:val="en-US"/>
-              </w:rPr>
-              <w:t>open.comments</w:t>
+              <w:t>template_dict.file_open.comments</w:t>
             </w:r>
             <w:proofErr w:type="spellEnd"/>
-            <w:proofErr w:type="gramEnd"/>
             <w:r>
               <w:rPr>
                 <w:lang w:val="en-US"/>
@@ -3710,7 +3282,6 @@
                 <w:lang w:val="en-US"/>
               </w:rPr>
             </w:pPr>
-            <w:proofErr w:type="gramStart"/>
             <w:r>
               <w:rPr>
                 <w:lang w:val="en-US"/>
@@ -3722,38 +3293,16 @@
               <w:rPr>
                 <w:lang w:val="en-US"/>
               </w:rPr>
-              <w:t>item</w:t>
-            </w:r>
-            <w:proofErr w:type="gramEnd"/>
-            <w:r>
-              <w:rPr>
-                <w:lang w:val="en-US"/>
-              </w:rPr>
-              <w:t>.file_</w:t>
-            </w:r>
-            <w:proofErr w:type="gramStart"/>
-            <w:r>
-              <w:rPr>
-                <w:lang w:val="en-US"/>
-              </w:rPr>
-              <w:t>name</w:t>
+              <w:t>item.file_name</w:t>
             </w:r>
             <w:proofErr w:type="spellEnd"/>
             <w:r>
               <w:rPr>
                 <w:lang w:val="en-US"/>
               </w:rPr>
-              <w:t xml:space="preserve"> }}{</w:t>
-            </w:r>
-            <w:proofErr w:type="gramEnd"/>
-            <w:r>
-              <w:rPr>
-                <w:lang w:val="en-US"/>
-              </w:rPr>
-              <w:t xml:space="preserve">% </w:t>
+              <w:t xml:space="preserve"> }}{% </w:t>
             </w:r>
             <w:proofErr w:type="spellStart"/>
-            <w:proofErr w:type="gramStart"/>
             <w:r>
               <w:rPr>
                 <w:lang w:val="en-US"/>
@@ -3767,32 +3316,15 @@
               </w:rPr>
               <w:t xml:space="preserve"> %}</w:t>
             </w:r>
-            <w:proofErr w:type="gramEnd"/>
-          </w:p>
-          <w:p>
-            <w:pPr>
-              <w:rPr>
-                <w:lang w:val="en-US"/>
-              </w:rPr>
-            </w:pPr>
-            <w:r>
-              <w:t xml:space="preserve">{% else </w:t>
-            </w:r>
-            <w:proofErr w:type="gramStart"/>
-            <w:r>
-              <w:t>%}(</w:t>
-            </w:r>
-            <w:proofErr w:type="gramEnd"/>
-            <w:r>
-              <w:t>NONE</w:t>
-            </w:r>
-            <w:proofErr w:type="gramStart"/>
-            <w:r>
-              <w:t>){</w:t>
-            </w:r>
-            <w:proofErr w:type="gramEnd"/>
-            <w:r>
-              <w:t>% endif %}</w:t>
+          </w:p>
+          <w:p>
+            <w:pPr>
+              <w:rPr>
+                <w:lang w:val="en-US"/>
+              </w:rPr>
+            </w:pPr>
+            <w:r>
+              <w:t>{% else %}(NONE){% endif %}</w:t>
             </w:r>
           </w:p>
           <w:p>
@@ -3829,38 +3361,20 @@
               <w:t xml:space="preserve"> |length &gt; 0</w:t>
             </w:r>
             <w:r>
-              <w:t xml:space="preserve"> </w:t>
-            </w:r>
-            <w:proofErr w:type="gramStart"/>
-            <w:r>
-              <w:t>%}</w:t>
-            </w:r>
-            <w:r>
-              <w:rPr>
-                <w:lang w:val="en-US"/>
-              </w:rPr>
-              <w:t>{</w:t>
-            </w:r>
-            <w:proofErr w:type="gramEnd"/>
-            <w:r>
-              <w:rPr>
-                <w:lang w:val="en-US"/>
-              </w:rPr>
-              <w:t xml:space="preserve">% for item in </w:t>
+              <w:t xml:space="preserve"> %}</w:t>
+            </w:r>
+            <w:r>
+              <w:rPr>
+                <w:lang w:val="en-US"/>
+              </w:rPr>
+              <w:t xml:space="preserve">{% for item in </w:t>
             </w:r>
             <w:proofErr w:type="spellStart"/>
             <w:r>
               <w:rPr>
                 <w:lang w:val="en-US"/>
               </w:rPr>
-              <w:t>template_dict.file_open.not_</w:t>
-            </w:r>
-            <w:proofErr w:type="gramStart"/>
-            <w:r>
-              <w:rPr>
-                <w:lang w:val="en-US"/>
-              </w:rPr>
-              <w:t>checked</w:t>
+              <w:t>template_dict.file_open.not_checked</w:t>
             </w:r>
             <w:proofErr w:type="spellEnd"/>
             <w:r>
@@ -3869,7 +3383,6 @@
               </w:rPr>
               <w:t xml:space="preserve"> %}</w:t>
             </w:r>
-            <w:proofErr w:type="gramEnd"/>
           </w:p>
           <w:p>
             <w:pPr>
@@ -3882,7 +3395,6 @@
                 <w:lang w:val="en-US"/>
               </w:rPr>
             </w:pPr>
-            <w:proofErr w:type="gramStart"/>
             <w:r>
               <w:rPr>
                 <w:lang w:val="en-US"/>
@@ -3894,38 +3406,16 @@
               <w:rPr>
                 <w:lang w:val="en-US"/>
               </w:rPr>
-              <w:t>item</w:t>
-            </w:r>
-            <w:proofErr w:type="gramEnd"/>
-            <w:r>
-              <w:rPr>
-                <w:lang w:val="en-US"/>
-              </w:rPr>
-              <w:t>.file_</w:t>
-            </w:r>
-            <w:proofErr w:type="gramStart"/>
-            <w:r>
-              <w:rPr>
-                <w:lang w:val="en-US"/>
-              </w:rPr>
-              <w:t>name</w:t>
+              <w:t>item.file_name</w:t>
             </w:r>
             <w:proofErr w:type="spellEnd"/>
             <w:r>
               <w:rPr>
                 <w:lang w:val="en-US"/>
               </w:rPr>
-              <w:t xml:space="preserve"> }}{</w:t>
-            </w:r>
-            <w:proofErr w:type="gramEnd"/>
-            <w:r>
-              <w:rPr>
-                <w:lang w:val="en-US"/>
-              </w:rPr>
-              <w:t xml:space="preserve">% </w:t>
+              <w:t xml:space="preserve"> }}{% </w:t>
             </w:r>
             <w:proofErr w:type="spellStart"/>
-            <w:proofErr w:type="gramStart"/>
             <w:r>
               <w:rPr>
                 <w:lang w:val="en-US"/>
@@ -3939,32 +3429,15 @@
               </w:rPr>
               <w:t xml:space="preserve"> %}</w:t>
             </w:r>
-            <w:proofErr w:type="gramEnd"/>
-          </w:p>
-          <w:p>
-            <w:pPr>
-              <w:rPr>
-                <w:lang w:val="en-US"/>
-              </w:rPr>
-            </w:pPr>
-            <w:r>
-              <w:t xml:space="preserve">{% else </w:t>
-            </w:r>
-            <w:proofErr w:type="gramStart"/>
-            <w:r>
-              <w:t>%}(</w:t>
-            </w:r>
-            <w:proofErr w:type="gramEnd"/>
-            <w:r>
-              <w:t>NONE</w:t>
-            </w:r>
-            <w:proofErr w:type="gramStart"/>
-            <w:r>
-              <w:t>){</w:t>
-            </w:r>
-            <w:proofErr w:type="gramEnd"/>
-            <w:r>
-              <w:t>% endif %}</w:t>
+          </w:p>
+          <w:p>
+            <w:pPr>
+              <w:rPr>
+                <w:lang w:val="en-US"/>
+              </w:rPr>
+            </w:pPr>
+            <w:r>
+              <w:t>{% else %}(NONE){% endif %}</w:t>
             </w:r>
           </w:p>
         </w:tc>
@@ -4098,24 +3571,14 @@
                 <w:bCs/>
                 <w:lang w:val="en-US"/>
               </w:rPr>
-              <w:t>&lt;&gt;:"/\</w:t>
-            </w:r>
-            <w:proofErr w:type="gramStart"/>
+              <w:t>&lt;&gt;:"/\|?*</w:t>
+            </w:r>
             <w:r>
               <w:rPr>
                 <w:b/>
                 <w:bCs/>
                 <w:lang w:val="en-US"/>
               </w:rPr>
-              <w:t>|?*</w:t>
-            </w:r>
-            <w:proofErr w:type="gramEnd"/>
-            <w:r>
-              <w:rPr>
-                <w:b/>
-                <w:bCs/>
-                <w:lang w:val="en-US"/>
-              </w:rPr>
               <w:t>,@$~)?</w:t>
             </w:r>
           </w:p>
@@ -4185,340 +3648,210 @@
               <w:rPr>
                 <w:lang w:val="en-US"/>
               </w:rPr>
-              <w:t>template_</w:t>
-            </w:r>
-            <w:proofErr w:type="gramStart"/>
-            <w:r>
-              <w:rPr>
-                <w:lang w:val="en-US"/>
-              </w:rPr>
-              <w:t>dict.special</w:t>
-            </w:r>
-            <w:proofErr w:type="gramEnd"/>
-            <w:r>
-              <w:rPr>
-                <w:lang w:val="en-US"/>
-              </w:rPr>
-              <w:t>_</w:t>
-            </w:r>
-            <w:proofErr w:type="gramStart"/>
-            <w:r>
-              <w:rPr>
-                <w:lang w:val="en-US"/>
-              </w:rPr>
-              <w:t>characters.comments</w:t>
-            </w:r>
-            <w:proofErr w:type="gramEnd"/>
-            <w:r>
-              <w:rPr>
-                <w:lang w:val="en-US"/>
-              </w:rPr>
+              <w:t>template_dict.special_characters.comments|length</w:t>
+            </w:r>
+            <w:proofErr w:type="spellEnd"/>
+            <w:r>
+              <w:rPr>
+                <w:lang w:val="en-US"/>
+              </w:rPr>
+              <w:t xml:space="preserve"> == 0 %}X{% endif %}</w:t>
+            </w:r>
+          </w:p>
+        </w:tc>
+        <w:tc>
+          <w:tcPr>
+            <w:tcW w:w="0" w:type="auto"/>
+            <w:tcBorders>
+              <w:top w:val="single" w:sz="8" w:space="0" w:color="000000"/>
+              <w:left w:val="single" w:sz="8" w:space="0" w:color="000000"/>
+              <w:bottom w:val="single" w:sz="8" w:space="0" w:color="000000"/>
+              <w:right w:val="single" w:sz="8" w:space="0" w:color="000000"/>
+            </w:tcBorders>
+            <w:tcMar>
+              <w:top w:w="100" w:type="dxa"/>
+              <w:left w:w="100" w:type="dxa"/>
+              <w:bottom w:w="100" w:type="dxa"/>
+              <w:right w:w="100" w:type="dxa"/>
+            </w:tcMar>
+            <w:hideMark/>
+          </w:tcPr>
+          <w:p>
+            <w:pPr>
+              <w:rPr>
+                <w:lang w:val="en-US"/>
+              </w:rPr>
+            </w:pPr>
+          </w:p>
+        </w:tc>
+        <w:tc>
+          <w:tcPr>
+            <w:tcW w:w="0" w:type="auto"/>
+            <w:tcBorders>
+              <w:top w:val="single" w:sz="8" w:space="0" w:color="000000"/>
+              <w:left w:val="single" w:sz="8" w:space="0" w:color="000000"/>
+              <w:bottom w:val="single" w:sz="8" w:space="0" w:color="000000"/>
+              <w:right w:val="single" w:sz="8" w:space="0" w:color="000000"/>
+            </w:tcBorders>
+            <w:tcMar>
+              <w:top w:w="100" w:type="dxa"/>
+              <w:left w:w="100" w:type="dxa"/>
+              <w:bottom w:w="100" w:type="dxa"/>
+              <w:right w:w="100" w:type="dxa"/>
+            </w:tcMar>
+            <w:hideMark/>
+          </w:tcPr>
+          <w:p>
+            <w:pPr>
+              <w:rPr>
+                <w:lang w:val="en-US"/>
+              </w:rPr>
+            </w:pPr>
+            <w:r>
+              <w:rPr>
+                <w:lang w:val="en-US"/>
+              </w:rPr>
+              <w:t xml:space="preserve">{% if </w:t>
+            </w:r>
+            <w:proofErr w:type="spellStart"/>
+            <w:r>
+              <w:rPr>
+                <w:lang w:val="en-US"/>
+              </w:rPr>
+              <w:t>template_dict.special_characters.comments|length</w:t>
+            </w:r>
+            <w:proofErr w:type="spellEnd"/>
+            <w:r>
+              <w:rPr>
+                <w:lang w:val="en-US"/>
+              </w:rPr>
+              <w:t xml:space="preserve"> &gt; 0 %}X{% endif %}</w:t>
+            </w:r>
+          </w:p>
+        </w:tc>
+        <w:tc>
+          <w:tcPr>
+            <w:tcW w:w="0" w:type="auto"/>
+            <w:tcBorders>
+              <w:top w:val="single" w:sz="8" w:space="0" w:color="000000"/>
+              <w:left w:val="single" w:sz="8" w:space="0" w:color="000000"/>
+              <w:bottom w:val="single" w:sz="8" w:space="0" w:color="000000"/>
+              <w:right w:val="single" w:sz="8" w:space="0" w:color="000000"/>
+            </w:tcBorders>
+            <w:tcMar>
+              <w:top w:w="100" w:type="dxa"/>
+              <w:left w:w="100" w:type="dxa"/>
+              <w:bottom w:w="100" w:type="dxa"/>
+              <w:right w:w="100" w:type="dxa"/>
+            </w:tcMar>
+            <w:hideMark/>
+          </w:tcPr>
+          <w:p>
+            <w:pPr>
+              <w:rPr>
+                <w:lang w:val="en-US"/>
+              </w:rPr>
+            </w:pPr>
+          </w:p>
+        </w:tc>
+        <w:tc>
+          <w:tcPr>
+            <w:tcW w:w="0" w:type="auto"/>
+            <w:tcBorders>
+              <w:top w:val="single" w:sz="8" w:space="0" w:color="000000"/>
+              <w:left w:val="single" w:sz="8" w:space="0" w:color="000000"/>
+              <w:bottom w:val="single" w:sz="8" w:space="0" w:color="000000"/>
+              <w:right w:val="single" w:sz="8" w:space="0" w:color="000000"/>
+            </w:tcBorders>
+            <w:tcMar>
+              <w:top w:w="100" w:type="dxa"/>
+              <w:left w:w="100" w:type="dxa"/>
+              <w:bottom w:w="100" w:type="dxa"/>
+              <w:right w:w="100" w:type="dxa"/>
+            </w:tcMar>
+            <w:hideMark/>
+          </w:tcPr>
+          <w:p>
+            <w:pPr>
+              <w:rPr>
+                <w:lang w:val="en-US"/>
+              </w:rPr>
+            </w:pPr>
+          </w:p>
+        </w:tc>
+        <w:tc>
+          <w:tcPr>
+            <w:tcW w:w="0" w:type="auto"/>
+            <w:tcBorders>
+              <w:top w:val="single" w:sz="8" w:space="0" w:color="000000"/>
+              <w:left w:val="single" w:sz="8" w:space="0" w:color="000000"/>
+              <w:bottom w:val="single" w:sz="8" w:space="0" w:color="000000"/>
+              <w:right w:val="single" w:sz="8" w:space="0" w:color="000000"/>
+            </w:tcBorders>
+            <w:tcMar>
+              <w:top w:w="100" w:type="dxa"/>
+              <w:left w:w="100" w:type="dxa"/>
+              <w:bottom w:w="100" w:type="dxa"/>
+              <w:right w:w="100" w:type="dxa"/>
+            </w:tcMar>
+            <w:hideMark/>
+          </w:tcPr>
+          <w:p>
+            <w:pPr>
+              <w:rPr>
+                <w:lang w:val="en-US"/>
+              </w:rPr>
+            </w:pPr>
+            <w:r>
+              <w:rPr>
+                <w:u w:val="single"/>
+                <w:lang w:val="en-US"/>
+              </w:rPr>
+              <w:t>List all files that contain special characters:</w:t>
+            </w:r>
+            <w:r>
+              <w:rPr>
+                <w:lang w:val="en-US"/>
+              </w:rPr>
+              <w:br/>
+            </w:r>
+            <w:r>
+              <w:t xml:space="preserve">{% if </w:t>
+            </w:r>
+            <w:proofErr w:type="spellStart"/>
+            <w:r>
+              <w:t>template_dict.restricted_files.comment</w:t>
+            </w:r>
+            <w:r>
+              <w:rPr>
+                <w:rFonts w:hint="eastAsia"/>
+              </w:rPr>
+              <w:t>s</w:t>
+            </w:r>
+            <w:r>
               <w:t>|length</w:t>
             </w:r>
             <w:proofErr w:type="spellEnd"/>
             <w:r>
-              <w:rPr>
-                <w:lang w:val="en-US"/>
-              </w:rPr>
-              <w:t xml:space="preserve"> == 0 %}</w:t>
-            </w:r>
-            <w:proofErr w:type="gramStart"/>
-            <w:r>
-              <w:rPr>
-                <w:lang w:val="en-US"/>
-              </w:rPr>
-              <w:t>X{</w:t>
-            </w:r>
-            <w:proofErr w:type="gramEnd"/>
-            <w:r>
-              <w:rPr>
-                <w:lang w:val="en-US"/>
-              </w:rPr>
-              <w:t>% endif %}</w:t>
-            </w:r>
-          </w:p>
-        </w:tc>
-        <w:tc>
-          <w:tcPr>
-            <w:tcW w:w="0" w:type="auto"/>
-            <w:tcBorders>
-              <w:top w:val="single" w:sz="8" w:space="0" w:color="000000"/>
-              <w:left w:val="single" w:sz="8" w:space="0" w:color="000000"/>
-              <w:bottom w:val="single" w:sz="8" w:space="0" w:color="000000"/>
-              <w:right w:val="single" w:sz="8" w:space="0" w:color="000000"/>
-            </w:tcBorders>
-            <w:tcMar>
-              <w:top w:w="100" w:type="dxa"/>
-              <w:left w:w="100" w:type="dxa"/>
-              <w:bottom w:w="100" w:type="dxa"/>
-              <w:right w:w="100" w:type="dxa"/>
-            </w:tcMar>
-            <w:hideMark/>
-          </w:tcPr>
-          <w:p>
-            <w:pPr>
-              <w:rPr>
-                <w:lang w:val="en-US"/>
-              </w:rPr>
-            </w:pPr>
-          </w:p>
-        </w:tc>
-        <w:tc>
-          <w:tcPr>
-            <w:tcW w:w="0" w:type="auto"/>
-            <w:tcBorders>
-              <w:top w:val="single" w:sz="8" w:space="0" w:color="000000"/>
-              <w:left w:val="single" w:sz="8" w:space="0" w:color="000000"/>
-              <w:bottom w:val="single" w:sz="8" w:space="0" w:color="000000"/>
-              <w:right w:val="single" w:sz="8" w:space="0" w:color="000000"/>
-            </w:tcBorders>
-            <w:tcMar>
-              <w:top w:w="100" w:type="dxa"/>
-              <w:left w:w="100" w:type="dxa"/>
-              <w:bottom w:w="100" w:type="dxa"/>
-              <w:right w:w="100" w:type="dxa"/>
-            </w:tcMar>
-            <w:hideMark/>
-          </w:tcPr>
-          <w:p>
-            <w:pPr>
-              <w:rPr>
-                <w:lang w:val="en-US"/>
-              </w:rPr>
-            </w:pPr>
-            <w:r>
-              <w:rPr>
-                <w:lang w:val="en-US"/>
-              </w:rPr>
-              <w:t xml:space="preserve">{% if </w:t>
+              <w:t xml:space="preserve"> &gt; 0</w:t>
+            </w:r>
+            <w:r>
+              <w:t xml:space="preserve"> %}</w:t>
+            </w:r>
+            <w:r>
+              <w:rPr>
+                <w:lang w:val="en-US"/>
+              </w:rPr>
+              <w:t xml:space="preserve">{% for item in </w:t>
             </w:r>
             <w:proofErr w:type="spellStart"/>
             <w:r>
               <w:rPr>
                 <w:lang w:val="en-US"/>
               </w:rPr>
-              <w:t>template_</w:t>
-            </w:r>
-            <w:proofErr w:type="gramStart"/>
-            <w:r>
-              <w:rPr>
-                <w:lang w:val="en-US"/>
-              </w:rPr>
-              <w:t>dict.special</w:t>
-            </w:r>
-            <w:proofErr w:type="gramEnd"/>
-            <w:r>
-              <w:rPr>
-                <w:lang w:val="en-US"/>
-              </w:rPr>
-              <w:t>_</w:t>
-            </w:r>
-            <w:proofErr w:type="gramStart"/>
-            <w:r>
-              <w:rPr>
-                <w:lang w:val="en-US"/>
-              </w:rPr>
-              <w:t>characters.comments</w:t>
-            </w:r>
-            <w:proofErr w:type="gramEnd"/>
-            <w:r>
-              <w:rPr>
-                <w:lang w:val="en-US"/>
-              </w:rPr>
-              <w:t>|length</w:t>
+              <w:t>template_dict.special_characters.comments</w:t>
             </w:r>
             <w:proofErr w:type="spellEnd"/>
-            <w:r>
-              <w:rPr>
-                <w:lang w:val="en-US"/>
-              </w:rPr>
-              <w:t xml:space="preserve"> &gt; 0 %}</w:t>
-            </w:r>
-            <w:proofErr w:type="gramStart"/>
-            <w:r>
-              <w:rPr>
-                <w:lang w:val="en-US"/>
-              </w:rPr>
-              <w:t>X{</w:t>
-            </w:r>
-            <w:proofErr w:type="gramEnd"/>
-            <w:r>
-              <w:rPr>
-                <w:lang w:val="en-US"/>
-              </w:rPr>
-              <w:t>% endif %}</w:t>
-            </w:r>
-          </w:p>
-        </w:tc>
-        <w:tc>
-          <w:tcPr>
-            <w:tcW w:w="0" w:type="auto"/>
-            <w:tcBorders>
-              <w:top w:val="single" w:sz="8" w:space="0" w:color="000000"/>
-              <w:left w:val="single" w:sz="8" w:space="0" w:color="000000"/>
-              <w:bottom w:val="single" w:sz="8" w:space="0" w:color="000000"/>
-              <w:right w:val="single" w:sz="8" w:space="0" w:color="000000"/>
-            </w:tcBorders>
-            <w:tcMar>
-              <w:top w:w="100" w:type="dxa"/>
-              <w:left w:w="100" w:type="dxa"/>
-              <w:bottom w:w="100" w:type="dxa"/>
-              <w:right w:w="100" w:type="dxa"/>
-            </w:tcMar>
-            <w:hideMark/>
-          </w:tcPr>
-          <w:p>
-            <w:pPr>
-              <w:rPr>
-                <w:lang w:val="en-US"/>
-              </w:rPr>
-            </w:pPr>
-          </w:p>
-        </w:tc>
-        <w:tc>
-          <w:tcPr>
-            <w:tcW w:w="0" w:type="auto"/>
-            <w:tcBorders>
-              <w:top w:val="single" w:sz="8" w:space="0" w:color="000000"/>
-              <w:left w:val="single" w:sz="8" w:space="0" w:color="000000"/>
-              <w:bottom w:val="single" w:sz="8" w:space="0" w:color="000000"/>
-              <w:right w:val="single" w:sz="8" w:space="0" w:color="000000"/>
-            </w:tcBorders>
-            <w:tcMar>
-              <w:top w:w="100" w:type="dxa"/>
-              <w:left w:w="100" w:type="dxa"/>
-              <w:bottom w:w="100" w:type="dxa"/>
-              <w:right w:w="100" w:type="dxa"/>
-            </w:tcMar>
-            <w:hideMark/>
-          </w:tcPr>
-          <w:p>
-            <w:pPr>
-              <w:rPr>
-                <w:lang w:val="en-US"/>
-              </w:rPr>
-            </w:pPr>
-          </w:p>
-        </w:tc>
-        <w:tc>
-          <w:tcPr>
-            <w:tcW w:w="0" w:type="auto"/>
-            <w:tcBorders>
-              <w:top w:val="single" w:sz="8" w:space="0" w:color="000000"/>
-              <w:left w:val="single" w:sz="8" w:space="0" w:color="000000"/>
-              <w:bottom w:val="single" w:sz="8" w:space="0" w:color="000000"/>
-              <w:right w:val="single" w:sz="8" w:space="0" w:color="000000"/>
-            </w:tcBorders>
-            <w:tcMar>
-              <w:top w:w="100" w:type="dxa"/>
-              <w:left w:w="100" w:type="dxa"/>
-              <w:bottom w:w="100" w:type="dxa"/>
-              <w:right w:w="100" w:type="dxa"/>
-            </w:tcMar>
-            <w:hideMark/>
-          </w:tcPr>
-          <w:p>
-            <w:pPr>
-              <w:rPr>
-                <w:lang w:val="en-US"/>
-              </w:rPr>
-            </w:pPr>
-            <w:r>
-              <w:rPr>
-                <w:u w:val="single"/>
-                <w:lang w:val="en-US"/>
-              </w:rPr>
-              <w:t>List all files that contain special characters:</w:t>
-            </w:r>
-            <w:r>
-              <w:rPr>
-                <w:lang w:val="en-US"/>
-              </w:rPr>
-              <w:br/>
-            </w:r>
-            <w:r>
-              <w:t xml:space="preserve">{% if </w:t>
-            </w:r>
-            <w:proofErr w:type="spellStart"/>
-            <w:r>
-              <w:t>template_</w:t>
-            </w:r>
-            <w:proofErr w:type="gramStart"/>
-            <w:r>
-              <w:t>dict.restricted</w:t>
-            </w:r>
-            <w:proofErr w:type="gramEnd"/>
-            <w:r>
-              <w:t>_</w:t>
-            </w:r>
-            <w:proofErr w:type="gramStart"/>
-            <w:r>
-              <w:t>files.comment</w:t>
-            </w:r>
-            <w:r>
-              <w:rPr>
-                <w:rFonts w:hint="eastAsia"/>
-              </w:rPr>
-              <w:t>s</w:t>
-            </w:r>
-            <w:proofErr w:type="gramEnd"/>
-            <w:r>
-              <w:t>|length</w:t>
-            </w:r>
-            <w:proofErr w:type="spellEnd"/>
-            <w:r>
-              <w:t xml:space="preserve"> &gt; 0</w:t>
-            </w:r>
-            <w:r>
-              <w:t xml:space="preserve"> </w:t>
-            </w:r>
-            <w:proofErr w:type="gramStart"/>
-            <w:r>
-              <w:t>%}</w:t>
-            </w:r>
-            <w:r>
-              <w:rPr>
-                <w:lang w:val="en-US"/>
-              </w:rPr>
-              <w:t>{</w:t>
-            </w:r>
-            <w:proofErr w:type="gramEnd"/>
-            <w:r>
-              <w:rPr>
-                <w:lang w:val="en-US"/>
-              </w:rPr>
-              <w:t xml:space="preserve">% for item in </w:t>
-            </w:r>
-            <w:proofErr w:type="spellStart"/>
-            <w:r>
-              <w:rPr>
-                <w:lang w:val="en-US"/>
-              </w:rPr>
-              <w:t>template_</w:t>
-            </w:r>
-            <w:proofErr w:type="gramStart"/>
-            <w:r>
-              <w:rPr>
-                <w:lang w:val="en-US"/>
-              </w:rPr>
-              <w:t>dict.special</w:t>
-            </w:r>
-            <w:proofErr w:type="gramEnd"/>
-            <w:r>
-              <w:rPr>
-                <w:lang w:val="en-US"/>
-              </w:rPr>
-              <w:t>_</w:t>
-            </w:r>
-            <w:proofErr w:type="gramStart"/>
-            <w:r>
-              <w:rPr>
-                <w:lang w:val="en-US"/>
-              </w:rPr>
-              <w:t>characters.comments</w:t>
-            </w:r>
-            <w:proofErr w:type="spellEnd"/>
-            <w:proofErr w:type="gramEnd"/>
             <w:r>
               <w:rPr>
                 <w:lang w:val="en-US"/>
@@ -4534,7 +3867,6 @@
                 <w:numId w:val="25"/>
               </w:numPr>
             </w:pPr>
-            <w:proofErr w:type="gramStart"/>
             <w:r>
               <w:rPr>
                 <w:lang w:val="en-US"/>
@@ -4546,38 +3878,16 @@
               <w:rPr>
                 <w:lang w:val="en-US"/>
               </w:rPr>
-              <w:t>item</w:t>
-            </w:r>
-            <w:proofErr w:type="gramEnd"/>
-            <w:r>
-              <w:rPr>
-                <w:lang w:val="en-US"/>
-              </w:rPr>
-              <w:t>.file_</w:t>
-            </w:r>
-            <w:proofErr w:type="gramStart"/>
-            <w:r>
-              <w:rPr>
-                <w:lang w:val="en-US"/>
-              </w:rPr>
-              <w:t>name</w:t>
+              <w:t>item.file_name</w:t>
             </w:r>
             <w:proofErr w:type="spellEnd"/>
             <w:r>
               <w:rPr>
                 <w:lang w:val="en-US"/>
               </w:rPr>
-              <w:t xml:space="preserve"> }}{</w:t>
-            </w:r>
-            <w:proofErr w:type="gramEnd"/>
-            <w:r>
-              <w:rPr>
-                <w:lang w:val="en-US"/>
-              </w:rPr>
-              <w:t xml:space="preserve">% </w:t>
+              <w:t xml:space="preserve"> }}{% </w:t>
             </w:r>
             <w:proofErr w:type="spellStart"/>
-            <w:proofErr w:type="gramStart"/>
             <w:r>
               <w:rPr>
                 <w:lang w:val="en-US"/>
@@ -4591,7 +3901,6 @@
               </w:rPr>
               <w:t xml:space="preserve"> %}</w:t>
             </w:r>
-            <w:proofErr w:type="gramEnd"/>
           </w:p>
           <w:p>
             <w:pPr>
@@ -4605,23 +3914,7 @@
               </w:rPr>
             </w:pPr>
             <w:r>
-              <w:t xml:space="preserve">{% else </w:t>
-            </w:r>
-            <w:proofErr w:type="gramStart"/>
-            <w:r>
-              <w:t>%}(</w:t>
-            </w:r>
-            <w:proofErr w:type="gramEnd"/>
-            <w:r>
-              <w:t>NONE</w:t>
-            </w:r>
-            <w:proofErr w:type="gramStart"/>
-            <w:r>
-              <w:t>){</w:t>
-            </w:r>
-            <w:proofErr w:type="gramEnd"/>
-            <w:r>
-              <w:t>% endif %}</w:t>
+              <w:t>{% else %}(NONE){% endif %}</w:t>
             </w:r>
           </w:p>
         </w:tc>
@@ -4839,114 +4132,200 @@
               <w:rPr>
                 <w:lang w:val="en-US"/>
               </w:rPr>
-              <w:t>template_</w:t>
-            </w:r>
-            <w:proofErr w:type="gramStart"/>
-            <w:r>
-              <w:rPr>
-                <w:lang w:val="en-US"/>
-              </w:rPr>
-              <w:t>dict.</w:t>
+              <w:t>template_dict.</w:t>
             </w:r>
             <w:r>
               <w:rPr>
                 <w:rFonts w:hint="eastAsia"/>
                 <w:lang w:val="en-US"/>
               </w:rPr>
-              <w:t>file</w:t>
-            </w:r>
-            <w:proofErr w:type="gramEnd"/>
+              <w:t>file_ext</w:t>
+            </w:r>
+            <w:r>
+              <w:rPr>
+                <w:lang w:val="en-US"/>
+              </w:rPr>
+              <w:t>.comments|length</w:t>
+            </w:r>
+            <w:proofErr w:type="spellEnd"/>
+            <w:r>
+              <w:rPr>
+                <w:lang w:val="en-US"/>
+              </w:rPr>
+              <w:t xml:space="preserve"> </w:t>
+            </w:r>
             <w:r>
               <w:rPr>
                 <w:rFonts w:hint="eastAsia"/>
                 <w:lang w:val="en-US"/>
               </w:rPr>
-              <w:t>_</w:t>
-            </w:r>
-            <w:proofErr w:type="gramStart"/>
-            <w:r>
-              <w:rPr>
-                <w:rFonts w:hint="eastAsia"/>
-                <w:lang w:val="en-US"/>
-              </w:rPr>
-              <w:t>ext</w:t>
-            </w:r>
-            <w:r>
-              <w:rPr>
-                <w:lang w:val="en-US"/>
-              </w:rPr>
-              <w:t>.comments</w:t>
-            </w:r>
-            <w:proofErr w:type="gramEnd"/>
-            <w:r>
-              <w:rPr>
-                <w:lang w:val="en-US"/>
-              </w:rPr>
-              <w:t>|length</w:t>
+              <w:t>==</w:t>
+            </w:r>
+            <w:r>
+              <w:rPr>
+                <w:lang w:val="en-US"/>
+              </w:rPr>
+              <w:t xml:space="preserve"> 0 %}X{% endif %}</w:t>
+            </w:r>
+          </w:p>
+        </w:tc>
+        <w:tc>
+          <w:tcPr>
+            <w:tcW w:w="0" w:type="auto"/>
+            <w:tcBorders>
+              <w:top w:val="single" w:sz="8" w:space="0" w:color="000000"/>
+              <w:left w:val="single" w:sz="8" w:space="0" w:color="000000"/>
+              <w:bottom w:val="single" w:sz="8" w:space="0" w:color="000000"/>
+              <w:right w:val="single" w:sz="8" w:space="0" w:color="000000"/>
+            </w:tcBorders>
+            <w:tcMar>
+              <w:top w:w="100" w:type="dxa"/>
+              <w:left w:w="100" w:type="dxa"/>
+              <w:bottom w:w="100" w:type="dxa"/>
+              <w:right w:w="100" w:type="dxa"/>
+            </w:tcMar>
+            <w:hideMark/>
+          </w:tcPr>
+          <w:p>
+            <w:pPr>
+              <w:rPr>
+                <w:lang w:val="en-US"/>
+              </w:rPr>
+            </w:pPr>
+            <w:r>
+              <w:rPr>
+                <w:lang w:val="en-US"/>
+              </w:rPr>
+              <w:t xml:space="preserve">{% if </w:t>
+            </w:r>
+            <w:proofErr w:type="spellStart"/>
+            <w:r>
+              <w:rPr>
+                <w:lang w:val="en-US"/>
+              </w:rPr>
+              <w:t>template_dict.file_ext.comments|length</w:t>
             </w:r>
             <w:proofErr w:type="spellEnd"/>
             <w:r>
               <w:rPr>
                 <w:lang w:val="en-US"/>
               </w:rPr>
-              <w:t xml:space="preserve"> </w:t>
-            </w:r>
-            <w:r>
-              <w:rPr>
-                <w:rFonts w:hint="eastAsia"/>
-                <w:lang w:val="en-US"/>
-              </w:rPr>
-              <w:t>==</w:t>
-            </w:r>
-            <w:r>
-              <w:rPr>
-                <w:lang w:val="en-US"/>
-              </w:rPr>
-              <w:t xml:space="preserve"> 0 %}</w:t>
-            </w:r>
-            <w:proofErr w:type="gramStart"/>
-            <w:r>
-              <w:rPr>
-                <w:lang w:val="en-US"/>
-              </w:rPr>
-              <w:t>X{</w:t>
-            </w:r>
-            <w:proofErr w:type="gramEnd"/>
-            <w:r>
-              <w:rPr>
-                <w:lang w:val="en-US"/>
-              </w:rPr>
-              <w:t>% endif %}</w:t>
-            </w:r>
-          </w:p>
-        </w:tc>
-        <w:tc>
-          <w:tcPr>
-            <w:tcW w:w="0" w:type="auto"/>
-            <w:tcBorders>
-              <w:top w:val="single" w:sz="8" w:space="0" w:color="000000"/>
-              <w:left w:val="single" w:sz="8" w:space="0" w:color="000000"/>
-              <w:bottom w:val="single" w:sz="8" w:space="0" w:color="000000"/>
-              <w:right w:val="single" w:sz="8" w:space="0" w:color="000000"/>
-            </w:tcBorders>
-            <w:tcMar>
-              <w:top w:w="100" w:type="dxa"/>
-              <w:left w:w="100" w:type="dxa"/>
-              <w:bottom w:w="100" w:type="dxa"/>
-              <w:right w:w="100" w:type="dxa"/>
-            </w:tcMar>
-            <w:hideMark/>
-          </w:tcPr>
-          <w:p>
-            <w:pPr>
-              <w:rPr>
-                <w:lang w:val="en-US"/>
-              </w:rPr>
-            </w:pPr>
-            <w:r>
-              <w:rPr>
-                <w:lang w:val="en-US"/>
-              </w:rPr>
+              <w:t xml:space="preserve"> &gt; 0 %}X{% endif %}</w:t>
+            </w:r>
+          </w:p>
+        </w:tc>
+        <w:tc>
+          <w:tcPr>
+            <w:tcW w:w="0" w:type="auto"/>
+            <w:tcBorders>
+              <w:top w:val="single" w:sz="8" w:space="0" w:color="000000"/>
+              <w:left w:val="single" w:sz="8" w:space="0" w:color="000000"/>
+              <w:bottom w:val="single" w:sz="8" w:space="0" w:color="000000"/>
+              <w:right w:val="single" w:sz="8" w:space="0" w:color="000000"/>
+            </w:tcBorders>
+            <w:tcMar>
+              <w:top w:w="100" w:type="dxa"/>
+              <w:left w:w="100" w:type="dxa"/>
+              <w:bottom w:w="100" w:type="dxa"/>
+              <w:right w:w="100" w:type="dxa"/>
+            </w:tcMar>
+            <w:hideMark/>
+          </w:tcPr>
+          <w:p>
+            <w:pPr>
+              <w:rPr>
+                <w:lang w:val="en-US"/>
+              </w:rPr>
+            </w:pPr>
+          </w:p>
+        </w:tc>
+        <w:tc>
+          <w:tcPr>
+            <w:tcW w:w="0" w:type="auto"/>
+            <w:tcBorders>
+              <w:top w:val="single" w:sz="8" w:space="0" w:color="000000"/>
+              <w:left w:val="single" w:sz="8" w:space="0" w:color="000000"/>
+              <w:bottom w:val="single" w:sz="8" w:space="0" w:color="000000"/>
+              <w:right w:val="single" w:sz="8" w:space="0" w:color="000000"/>
+            </w:tcBorders>
+            <w:tcMar>
+              <w:top w:w="100" w:type="dxa"/>
+              <w:left w:w="100" w:type="dxa"/>
+              <w:bottom w:w="100" w:type="dxa"/>
+              <w:right w:w="100" w:type="dxa"/>
+            </w:tcMar>
+            <w:hideMark/>
+          </w:tcPr>
+          <w:p>
+            <w:pPr>
+              <w:rPr>
+                <w:lang w:val="en-US"/>
+              </w:rPr>
+            </w:pPr>
+          </w:p>
+        </w:tc>
+        <w:tc>
+          <w:tcPr>
+            <w:tcW w:w="0" w:type="auto"/>
+            <w:tcBorders>
+              <w:top w:val="single" w:sz="8" w:space="0" w:color="000000"/>
+              <w:left w:val="single" w:sz="8" w:space="0" w:color="000000"/>
+              <w:bottom w:val="single" w:sz="8" w:space="0" w:color="000000"/>
+              <w:right w:val="single" w:sz="8" w:space="0" w:color="000000"/>
+            </w:tcBorders>
+            <w:tcMar>
+              <w:top w:w="100" w:type="dxa"/>
+              <w:left w:w="100" w:type="dxa"/>
+              <w:bottom w:w="100" w:type="dxa"/>
+              <w:right w:w="100" w:type="dxa"/>
+            </w:tcMar>
+            <w:hideMark/>
+          </w:tcPr>
+          <w:p>
+            <w:pPr>
+              <w:rPr>
+                <w:lang w:val="en-US"/>
+              </w:rPr>
+            </w:pPr>
+          </w:p>
+        </w:tc>
+        <w:tc>
+          <w:tcPr>
+            <w:tcW w:w="0" w:type="auto"/>
+            <w:tcBorders>
+              <w:top w:val="single" w:sz="8" w:space="0" w:color="000000"/>
+              <w:left w:val="single" w:sz="8" w:space="0" w:color="000000"/>
+              <w:bottom w:val="single" w:sz="8" w:space="0" w:color="000000"/>
+              <w:right w:val="single" w:sz="8" w:space="0" w:color="000000"/>
+            </w:tcBorders>
+            <w:tcMar>
+              <w:top w:w="100" w:type="dxa"/>
+              <w:left w:w="100" w:type="dxa"/>
+              <w:bottom w:w="100" w:type="dxa"/>
+              <w:right w:w="100" w:type="dxa"/>
+            </w:tcMar>
+            <w:hideMark/>
+          </w:tcPr>
+          <w:p>
+            <w:pPr>
+              <w:rPr>
+                <w:lang w:val="en-US"/>
+              </w:rPr>
+            </w:pPr>
+            <w:r>
+              <w:rPr>
+                <w:u w:val="single"/>
+                <w:lang w:val="en-US"/>
+              </w:rPr>
+              <w:t>List all files that do not contain file extensions:</w:t>
+            </w:r>
+            <w:r>
+              <w:rPr>
+                <w:lang w:val="en-US"/>
+              </w:rPr>
+              <w:br/>
+            </w:r>
+            <w:r>
               <w:t xml:space="preserve">{% if </w:t>
             </w:r>
             <w:proofErr w:type="spellStart"/>
@@ -4954,256 +4333,29 @@
               <w:rPr>
                 <w:lang w:val="en-US"/>
               </w:rPr>
-              <w:t>template_</w:t>
-            </w:r>
-            <w:proofErr w:type="gramStart"/>
-            <w:r>
-              <w:rPr>
-                <w:lang w:val="en-US"/>
-              </w:rPr>
-              <w:t>dict.file</w:t>
-            </w:r>
-            <w:proofErr w:type="gramEnd"/>
-            <w:r>
-              <w:rPr>
-                <w:lang w:val="en-US"/>
-              </w:rPr>
-              <w:t>_</w:t>
-            </w:r>
-            <w:proofErr w:type="gramStart"/>
-            <w:r>
-              <w:rPr>
-                <w:lang w:val="en-US"/>
-              </w:rPr>
-              <w:t>ext.comments</w:t>
-            </w:r>
-            <w:proofErr w:type="gramEnd"/>
-            <w:r>
-              <w:rPr>
-                <w:lang w:val="en-US"/>
-              </w:rPr>
-              <w:t>|length</w:t>
+              <w:t>template_dict.file_ext.comments</w:t>
             </w:r>
             <w:proofErr w:type="spellEnd"/>
             <w:r>
-              <w:rPr>
-                <w:lang w:val="en-US"/>
-              </w:rPr>
-              <w:t xml:space="preserve"> &gt; 0 %}</w:t>
-            </w:r>
-            <w:proofErr w:type="gramStart"/>
-            <w:r>
-              <w:rPr>
-                <w:lang w:val="en-US"/>
-              </w:rPr>
-              <w:t>X{</w:t>
-            </w:r>
-            <w:proofErr w:type="gramEnd"/>
-            <w:r>
-              <w:rPr>
-                <w:lang w:val="en-US"/>
-              </w:rPr>
-              <w:t>% endif %}</w:t>
-            </w:r>
-          </w:p>
-        </w:tc>
-        <w:tc>
-          <w:tcPr>
-            <w:tcW w:w="0" w:type="auto"/>
-            <w:tcBorders>
-              <w:top w:val="single" w:sz="8" w:space="0" w:color="000000"/>
-              <w:left w:val="single" w:sz="8" w:space="0" w:color="000000"/>
-              <w:bottom w:val="single" w:sz="8" w:space="0" w:color="000000"/>
-              <w:right w:val="single" w:sz="8" w:space="0" w:color="000000"/>
-            </w:tcBorders>
-            <w:tcMar>
-              <w:top w:w="100" w:type="dxa"/>
-              <w:left w:w="100" w:type="dxa"/>
-              <w:bottom w:w="100" w:type="dxa"/>
-              <w:right w:w="100" w:type="dxa"/>
-            </w:tcMar>
-            <w:hideMark/>
-          </w:tcPr>
-          <w:p>
-            <w:pPr>
-              <w:rPr>
-                <w:lang w:val="en-US"/>
-              </w:rPr>
-            </w:pPr>
-          </w:p>
-        </w:tc>
-        <w:tc>
-          <w:tcPr>
-            <w:tcW w:w="0" w:type="auto"/>
-            <w:tcBorders>
-              <w:top w:val="single" w:sz="8" w:space="0" w:color="000000"/>
-              <w:left w:val="single" w:sz="8" w:space="0" w:color="000000"/>
-              <w:bottom w:val="single" w:sz="8" w:space="0" w:color="000000"/>
-              <w:right w:val="single" w:sz="8" w:space="0" w:color="000000"/>
-            </w:tcBorders>
-            <w:tcMar>
-              <w:top w:w="100" w:type="dxa"/>
-              <w:left w:w="100" w:type="dxa"/>
-              <w:bottom w:w="100" w:type="dxa"/>
-              <w:right w:w="100" w:type="dxa"/>
-            </w:tcMar>
-            <w:hideMark/>
-          </w:tcPr>
-          <w:p>
-            <w:pPr>
-              <w:rPr>
-                <w:lang w:val="en-US"/>
-              </w:rPr>
-            </w:pPr>
-          </w:p>
-        </w:tc>
-        <w:tc>
-          <w:tcPr>
-            <w:tcW w:w="0" w:type="auto"/>
-            <w:tcBorders>
-              <w:top w:val="single" w:sz="8" w:space="0" w:color="000000"/>
-              <w:left w:val="single" w:sz="8" w:space="0" w:color="000000"/>
-              <w:bottom w:val="single" w:sz="8" w:space="0" w:color="000000"/>
-              <w:right w:val="single" w:sz="8" w:space="0" w:color="000000"/>
-            </w:tcBorders>
-            <w:tcMar>
-              <w:top w:w="100" w:type="dxa"/>
-              <w:left w:w="100" w:type="dxa"/>
-              <w:bottom w:w="100" w:type="dxa"/>
-              <w:right w:w="100" w:type="dxa"/>
-            </w:tcMar>
-            <w:hideMark/>
-          </w:tcPr>
-          <w:p>
-            <w:pPr>
-              <w:rPr>
-                <w:lang w:val="en-US"/>
-              </w:rPr>
-            </w:pPr>
-          </w:p>
-        </w:tc>
-        <w:tc>
-          <w:tcPr>
-            <w:tcW w:w="0" w:type="auto"/>
-            <w:tcBorders>
-              <w:top w:val="single" w:sz="8" w:space="0" w:color="000000"/>
-              <w:left w:val="single" w:sz="8" w:space="0" w:color="000000"/>
-              <w:bottom w:val="single" w:sz="8" w:space="0" w:color="000000"/>
-              <w:right w:val="single" w:sz="8" w:space="0" w:color="000000"/>
-            </w:tcBorders>
-            <w:tcMar>
-              <w:top w:w="100" w:type="dxa"/>
-              <w:left w:w="100" w:type="dxa"/>
-              <w:bottom w:w="100" w:type="dxa"/>
-              <w:right w:w="100" w:type="dxa"/>
-            </w:tcMar>
-            <w:hideMark/>
-          </w:tcPr>
-          <w:p>
-            <w:pPr>
-              <w:rPr>
-                <w:lang w:val="en-US"/>
-              </w:rPr>
-            </w:pPr>
-            <w:r>
-              <w:rPr>
-                <w:u w:val="single"/>
-                <w:lang w:val="en-US"/>
-              </w:rPr>
-              <w:t>List all files that do not contain file extensions:</w:t>
-            </w:r>
-            <w:r>
-              <w:rPr>
-                <w:lang w:val="en-US"/>
-              </w:rPr>
-              <w:br/>
-            </w:r>
-            <w:r>
-              <w:t xml:space="preserve">{% if </w:t>
+              <w:t xml:space="preserve"> |length &gt; 0</w:t>
+            </w:r>
+            <w:r>
+              <w:t xml:space="preserve"> %}</w:t>
+            </w:r>
+            <w:r>
+              <w:rPr>
+                <w:lang w:val="en-US"/>
+              </w:rPr>
+              <w:t xml:space="preserve">{% for item in </w:t>
             </w:r>
             <w:proofErr w:type="spellStart"/>
             <w:r>
               <w:rPr>
                 <w:lang w:val="en-US"/>
               </w:rPr>
-              <w:t>template_</w:t>
-            </w:r>
-            <w:proofErr w:type="gramStart"/>
-            <w:r>
-              <w:rPr>
-                <w:lang w:val="en-US"/>
-              </w:rPr>
-              <w:t>dict.file</w:t>
-            </w:r>
-            <w:proofErr w:type="gramEnd"/>
-            <w:r>
-              <w:rPr>
-                <w:lang w:val="en-US"/>
-              </w:rPr>
-              <w:t>_</w:t>
-            </w:r>
-            <w:proofErr w:type="gramStart"/>
-            <w:r>
-              <w:rPr>
-                <w:lang w:val="en-US"/>
-              </w:rPr>
-              <w:t>ext.comments</w:t>
+              <w:t>template_dict.file_ext.comments</w:t>
             </w:r>
             <w:proofErr w:type="spellEnd"/>
-            <w:proofErr w:type="gramEnd"/>
-            <w:r>
-              <w:t xml:space="preserve"> |length &gt; 0</w:t>
-            </w:r>
-            <w:r>
-              <w:t xml:space="preserve"> </w:t>
-            </w:r>
-            <w:proofErr w:type="gramStart"/>
-            <w:r>
-              <w:t>%}</w:t>
-            </w:r>
-            <w:r>
-              <w:rPr>
-                <w:lang w:val="en-US"/>
-              </w:rPr>
-              <w:t>{</w:t>
-            </w:r>
-            <w:proofErr w:type="gramEnd"/>
-            <w:r>
-              <w:rPr>
-                <w:lang w:val="en-US"/>
-              </w:rPr>
-              <w:t xml:space="preserve">% for item in </w:t>
-            </w:r>
-            <w:proofErr w:type="spellStart"/>
-            <w:r>
-              <w:rPr>
-                <w:lang w:val="en-US"/>
-              </w:rPr>
-              <w:t>template_</w:t>
-            </w:r>
-            <w:proofErr w:type="gramStart"/>
-            <w:r>
-              <w:rPr>
-                <w:lang w:val="en-US"/>
-              </w:rPr>
-              <w:t>dict.file</w:t>
-            </w:r>
-            <w:proofErr w:type="gramEnd"/>
-            <w:r>
-              <w:rPr>
-                <w:lang w:val="en-US"/>
-              </w:rPr>
-              <w:t>_</w:t>
-            </w:r>
-            <w:proofErr w:type="gramStart"/>
-            <w:r>
-              <w:rPr>
-                <w:lang w:val="en-US"/>
-              </w:rPr>
-              <w:t>ext.comments</w:t>
-            </w:r>
-            <w:proofErr w:type="spellEnd"/>
-            <w:proofErr w:type="gramEnd"/>
             <w:r>
               <w:rPr>
                 <w:lang w:val="en-US"/>
@@ -5220,7 +4372,6 @@
               </w:numPr>
               <w:spacing w:line="256" w:lineRule="auto"/>
             </w:pPr>
-            <w:proofErr w:type="gramStart"/>
             <w:r>
               <w:rPr>
                 <w:lang w:val="en-US"/>
@@ -5232,38 +4383,16 @@
               <w:rPr>
                 <w:lang w:val="en-US"/>
               </w:rPr>
-              <w:t>item</w:t>
-            </w:r>
-            <w:proofErr w:type="gramEnd"/>
-            <w:r>
-              <w:rPr>
-                <w:lang w:val="en-US"/>
-              </w:rPr>
-              <w:t>.file_</w:t>
-            </w:r>
-            <w:proofErr w:type="gramStart"/>
-            <w:r>
-              <w:rPr>
-                <w:lang w:val="en-US"/>
-              </w:rPr>
-              <w:t>name</w:t>
+              <w:t>item.file_name</w:t>
             </w:r>
             <w:proofErr w:type="spellEnd"/>
             <w:r>
               <w:rPr>
                 <w:lang w:val="en-US"/>
               </w:rPr>
-              <w:t xml:space="preserve"> }}{</w:t>
-            </w:r>
-            <w:proofErr w:type="gramEnd"/>
-            <w:r>
-              <w:rPr>
-                <w:lang w:val="en-US"/>
-              </w:rPr>
-              <w:t xml:space="preserve">% </w:t>
+              <w:t xml:space="preserve"> }}{% </w:t>
             </w:r>
             <w:proofErr w:type="spellStart"/>
-            <w:proofErr w:type="gramStart"/>
             <w:r>
               <w:rPr>
                 <w:lang w:val="en-US"/>
@@ -5277,7 +4406,6 @@
               </w:rPr>
               <w:t xml:space="preserve"> %}</w:t>
             </w:r>
-            <w:proofErr w:type="gramEnd"/>
           </w:p>
           <w:p>
             <w:pPr>
@@ -5285,23 +4413,7 @@
             </w:pPr>
             <w:r>
               <w:lastRenderedPageBreak/>
-              <w:t xml:space="preserve">{% else </w:t>
-            </w:r>
-            <w:proofErr w:type="gramStart"/>
-            <w:r>
-              <w:t>%}(</w:t>
-            </w:r>
-            <w:proofErr w:type="gramEnd"/>
-            <w:r>
-              <w:t>NONE</w:t>
-            </w:r>
-            <w:proofErr w:type="gramStart"/>
-            <w:r>
-              <w:t>){</w:t>
-            </w:r>
-            <w:proofErr w:type="gramEnd"/>
-            <w:r>
-              <w:t>% endif %}</w:t>
+              <w:t>{% else %}(NONE){% endif %}</w:t>
             </w:r>
           </w:p>
         </w:tc>
@@ -5632,34 +4744,13 @@
               <w:rPr>
                 <w:lang w:val="en-US"/>
               </w:rPr>
-              <w:t>template_</w:t>
-            </w:r>
-            <w:proofErr w:type="gramStart"/>
-            <w:r>
-              <w:rPr>
-                <w:lang w:val="en-US"/>
-              </w:rPr>
-              <w:t>dict.</w:t>
-            </w:r>
-            <w:r>
-              <w:rPr>
-                <w:lang w:val="en-US"/>
-              </w:rPr>
-              <w:t>common</w:t>
-            </w:r>
-            <w:proofErr w:type="gramEnd"/>
-            <w:r>
-              <w:rPr>
-                <w:lang w:val="en-US"/>
-              </w:rPr>
-              <w:t>_file_</w:t>
-            </w:r>
-            <w:proofErr w:type="gramStart"/>
-            <w:r>
-              <w:rPr>
-                <w:lang w:val="en-US"/>
-              </w:rPr>
-              <w:t>format</w:t>
+              <w:t>template_dict.</w:t>
+            </w:r>
+            <w:r>
+              <w:rPr>
+                <w:lang w:val="en-US"/>
+              </w:rPr>
+              <w:t>common_file_format</w:t>
             </w:r>
             <w:r>
               <w:rPr>
@@ -5668,63 +4759,30 @@
               <w:t>.comments</w:t>
             </w:r>
             <w:proofErr w:type="spellEnd"/>
-            <w:proofErr w:type="gramEnd"/>
             <w:r>
               <w:t>|length &gt; 0</w:t>
             </w:r>
             <w:r>
-              <w:t xml:space="preserve"> </w:t>
-            </w:r>
-            <w:proofErr w:type="gramStart"/>
-            <w:r>
-              <w:t>%}</w:t>
-            </w:r>
-            <w:r>
-              <w:rPr>
-                <w:lang w:val="en-US"/>
-              </w:rPr>
-              <w:t>{</w:t>
-            </w:r>
-            <w:proofErr w:type="gramEnd"/>
-            <w:r>
-              <w:rPr>
-                <w:lang w:val="en-US"/>
-              </w:rPr>
-              <w:t xml:space="preserve">% for item in </w:t>
+              <w:t xml:space="preserve"> %}</w:t>
+            </w:r>
+            <w:r>
+              <w:rPr>
+                <w:lang w:val="en-US"/>
+              </w:rPr>
+              <w:t xml:space="preserve">{% for item in </w:t>
             </w:r>
             <w:proofErr w:type="spellStart"/>
             <w:r>
               <w:rPr>
                 <w:lang w:val="en-US"/>
               </w:rPr>
-              <w:t>template_</w:t>
-            </w:r>
-            <w:proofErr w:type="gramStart"/>
-            <w:r>
-              <w:rPr>
-                <w:lang w:val="en-US"/>
-              </w:rPr>
-              <w:t>dict.</w:t>
-            </w:r>
-            <w:r>
-              <w:rPr>
-                <w:lang w:val="en-US"/>
-              </w:rPr>
-              <w:t>common</w:t>
-            </w:r>
-            <w:proofErr w:type="gramEnd"/>
-            <w:r>
-              <w:rPr>
-                <w:lang w:val="en-US"/>
-              </w:rPr>
-              <w:t>_file_</w:t>
-            </w:r>
-            <w:proofErr w:type="gramStart"/>
-            <w:r>
-              <w:rPr>
-                <w:lang w:val="en-US"/>
-              </w:rPr>
-              <w:t>format</w:t>
+              <w:t>template_dict.</w:t>
+            </w:r>
+            <w:r>
+              <w:rPr>
+                <w:lang w:val="en-US"/>
+              </w:rPr>
+              <w:t>common_file_format</w:t>
             </w:r>
             <w:r>
               <w:rPr>
@@ -5733,7 +4791,6 @@
               <w:t>.comments</w:t>
             </w:r>
             <w:proofErr w:type="spellEnd"/>
-            <w:proofErr w:type="gramEnd"/>
             <w:r>
               <w:rPr>
                 <w:lang w:val="en-US"/>
@@ -5748,7 +4805,6 @@
                 <w:numId w:val="32"/>
               </w:numPr>
             </w:pPr>
-            <w:proofErr w:type="gramStart"/>
             <w:r>
               <w:rPr>
                 <w:lang w:val="en-US"/>
@@ -5760,21 +4816,7 @@
               <w:rPr>
                 <w:lang w:val="en-US"/>
               </w:rPr>
-              <w:t>item</w:t>
-            </w:r>
-            <w:proofErr w:type="gramEnd"/>
-            <w:r>
-              <w:rPr>
-                <w:lang w:val="en-US"/>
-              </w:rPr>
-              <w:t>.file_</w:t>
-            </w:r>
-            <w:proofErr w:type="gramStart"/>
-            <w:r>
-              <w:rPr>
-                <w:lang w:val="en-US"/>
-              </w:rPr>
-              <w:t>name</w:t>
+              <w:t>item.file_name</w:t>
             </w:r>
             <w:proofErr w:type="spellEnd"/>
             <w:r>
@@ -5788,18 +4830,9 @@
                 <w:rFonts w:hint="eastAsia"/>
                 <w:lang w:val="en-US"/>
               </w:rPr>
-              <w:t>{</w:t>
-            </w:r>
-            <w:proofErr w:type="gramEnd"/>
-            <w:r>
-              <w:rPr>
-                <w:rFonts w:hint="eastAsia"/>
-                <w:lang w:val="en-US"/>
-              </w:rPr>
-              <w:t xml:space="preserve">% </w:t>
+              <w:t xml:space="preserve">{% </w:t>
             </w:r>
             <w:proofErr w:type="spellStart"/>
-            <w:proofErr w:type="gramStart"/>
             <w:r>
               <w:rPr>
                 <w:lang w:val="en-US"/>
@@ -5813,32 +4846,15 @@
               </w:rPr>
               <w:t xml:space="preserve"> %}</w:t>
             </w:r>
-            <w:proofErr w:type="gramEnd"/>
-          </w:p>
-          <w:p>
-            <w:pPr>
-              <w:rPr>
-                <w:lang w:val="en-US"/>
-              </w:rPr>
-            </w:pPr>
-            <w:r>
-              <w:t xml:space="preserve">{% else </w:t>
-            </w:r>
-            <w:proofErr w:type="gramStart"/>
-            <w:r>
-              <w:t>%}(</w:t>
-            </w:r>
-            <w:proofErr w:type="gramEnd"/>
-            <w:r>
-              <w:t>NONE</w:t>
-            </w:r>
-            <w:proofErr w:type="gramStart"/>
-            <w:r>
-              <w:t>){</w:t>
-            </w:r>
-            <w:proofErr w:type="gramEnd"/>
-            <w:r>
-              <w:t>% endif %}</w:t>
+          </w:p>
+          <w:p>
+            <w:pPr>
+              <w:rPr>
+                <w:lang w:val="en-US"/>
+              </w:rPr>
+            </w:pPr>
+            <w:r>
+              <w:t>{% else %}(NONE){% endif %}</w:t>
             </w:r>
           </w:p>
         </w:tc>
@@ -6706,6 +5722,37 @@
               <w:t>Python scripted.</w:t>
             </w:r>
           </w:p>
+          <w:p>
+            <w:pPr>
+              <w:numPr>
+                <w:ilvl w:val="0"/>
+                <w:numId w:val="8"/>
+              </w:numPr>
+              <w:rPr>
+                <w:lang w:val="en-US"/>
+              </w:rPr>
+            </w:pPr>
+            <w:r>
+              <w:rPr>
+                <w:lang w:val="en-US"/>
+              </w:rPr>
+              <w:t xml:space="preserve">Read the `ds_tree.txt` file in the </w:t>
+            </w:r>
+            <w:proofErr w:type="spellStart"/>
+            <w:r>
+              <w:rPr>
+                <w:lang w:val="en-US"/>
+              </w:rPr>
+              <w:t>log_files</w:t>
+            </w:r>
+            <w:proofErr w:type="spellEnd"/>
+            <w:r>
+              <w:rPr>
+                <w:lang w:val="en-US"/>
+              </w:rPr>
+              <w:t xml:space="preserve"> folder to identify whether there is a README file, but it is not named with ‘README’</w:t>
+            </w:r>
+          </w:p>
         </w:tc>
         <w:tc>
           <w:tcPr>
@@ -6741,56 +5788,14 @@
               <w:rPr>
                 <w:lang w:val="en-US"/>
               </w:rPr>
-              <w:t>template_</w:t>
-            </w:r>
-            <w:proofErr w:type="gramStart"/>
-            <w:r>
-              <w:rPr>
-                <w:lang w:val="en-US"/>
-              </w:rPr>
-              <w:t>dict.readme</w:t>
-            </w:r>
-            <w:proofErr w:type="gramEnd"/>
-            <w:r>
-              <w:rPr>
-                <w:lang w:val="en-US"/>
-              </w:rPr>
-              <w:t>_</w:t>
-            </w:r>
-            <w:proofErr w:type="gramStart"/>
-            <w:r>
-              <w:rPr>
-                <w:lang w:val="en-US"/>
-              </w:rPr>
-              <w:t>file.comments</w:t>
-            </w:r>
-            <w:proofErr w:type="gramEnd"/>
-            <w:r>
-              <w:rPr>
-                <w:lang w:val="en-US"/>
-              </w:rPr>
-              <w:t>|length</w:t>
+              <w:t>template_dict.readme_file.comments|length</w:t>
             </w:r>
             <w:proofErr w:type="spellEnd"/>
             <w:r>
               <w:rPr>
                 <w:lang w:val="en-US"/>
               </w:rPr>
-              <w:t xml:space="preserve"> &gt; 0 %}</w:t>
-            </w:r>
-            <w:proofErr w:type="gramStart"/>
-            <w:r>
-              <w:rPr>
-                <w:lang w:val="en-US"/>
-              </w:rPr>
-              <w:t>X{</w:t>
-            </w:r>
-            <w:proofErr w:type="gramEnd"/>
-            <w:r>
-              <w:rPr>
-                <w:lang w:val="en-US"/>
-              </w:rPr>
-              <w:t>% endif %}</w:t>
+              <w:t xml:space="preserve"> &gt; 0 %}X{% endif %}</w:t>
             </w:r>
           </w:p>
         </w:tc>
@@ -6828,56 +5833,14 @@
               <w:rPr>
                 <w:lang w:val="en-US"/>
               </w:rPr>
-              <w:t>template_</w:t>
-            </w:r>
-            <w:proofErr w:type="gramStart"/>
-            <w:r>
-              <w:rPr>
-                <w:lang w:val="en-US"/>
-              </w:rPr>
-              <w:t>dict.readme</w:t>
-            </w:r>
-            <w:proofErr w:type="gramEnd"/>
-            <w:r>
-              <w:rPr>
-                <w:lang w:val="en-US"/>
-              </w:rPr>
-              <w:t>_</w:t>
-            </w:r>
-            <w:proofErr w:type="gramStart"/>
-            <w:r>
-              <w:rPr>
-                <w:lang w:val="en-US"/>
-              </w:rPr>
-              <w:t>file.comments</w:t>
-            </w:r>
-            <w:proofErr w:type="gramEnd"/>
-            <w:r>
-              <w:rPr>
-                <w:lang w:val="en-US"/>
-              </w:rPr>
-              <w:t>|length</w:t>
+              <w:t>template_dict.readme_file.comments|length</w:t>
             </w:r>
             <w:proofErr w:type="spellEnd"/>
             <w:r>
               <w:rPr>
                 <w:lang w:val="en-US"/>
               </w:rPr>
-              <w:t xml:space="preserve"> == 0 %}</w:t>
-            </w:r>
-            <w:proofErr w:type="gramStart"/>
-            <w:r>
-              <w:rPr>
-                <w:lang w:val="en-US"/>
-              </w:rPr>
-              <w:t>X{</w:t>
-            </w:r>
-            <w:proofErr w:type="gramEnd"/>
-            <w:r>
-              <w:rPr>
-                <w:lang w:val="en-US"/>
-              </w:rPr>
-              <w:t>% endif %}</w:t>
+              <w:t xml:space="preserve"> == 0 %}X{% endif %}</w:t>
             </w:r>
           </w:p>
         </w:tc>
@@ -6984,7 +5947,21 @@
                 <w:u w:val="single"/>
                 <w:lang w:val="en-US"/>
               </w:rPr>
-              <w:t>List the README file below:</w:t>
+              <w:t>List the README file below</w:t>
+            </w:r>
+            <w:r>
+              <w:rPr>
+                <w:u w:val="single"/>
+                <w:lang w:val="en-US"/>
+              </w:rPr>
+              <w:t>, if any</w:t>
+            </w:r>
+            <w:r>
+              <w:rPr>
+                <w:u w:val="single"/>
+                <w:lang w:val="en-US"/>
+              </w:rPr>
+              <w:t>:</w:t>
             </w:r>
             <w:r>
               <w:rPr>
@@ -7000,176 +5977,64 @@
               <w:rPr>
                 <w:lang w:val="en-US"/>
               </w:rPr>
-              <w:t>template_</w:t>
-            </w:r>
-            <w:proofErr w:type="gramStart"/>
-            <w:r>
-              <w:rPr>
-                <w:lang w:val="en-US"/>
-              </w:rPr>
-              <w:t>dict.readme</w:t>
-            </w:r>
-            <w:proofErr w:type="gramEnd"/>
-            <w:r>
-              <w:rPr>
-                <w:lang w:val="en-US"/>
-              </w:rPr>
-              <w:t>_</w:t>
-            </w:r>
-            <w:proofErr w:type="gramStart"/>
-            <w:r>
-              <w:rPr>
-                <w:lang w:val="en-US"/>
-              </w:rPr>
-              <w:t>file.comments</w:t>
+              <w:t>template_dict.readme_file.comments</w:t>
             </w:r>
             <w:proofErr w:type="spellEnd"/>
-            <w:proofErr w:type="gramEnd"/>
             <w:r>
               <w:t xml:space="preserve"> |length &gt; 0</w:t>
             </w:r>
             <w:r>
-              <w:t xml:space="preserve"> </w:t>
-            </w:r>
-            <w:proofErr w:type="gramStart"/>
-            <w:r>
-              <w:t>%}</w:t>
-            </w:r>
-            <w:r>
-              <w:rPr>
-                <w:lang w:val="en-US"/>
-              </w:rPr>
-              <w:t>{</w:t>
-            </w:r>
-            <w:proofErr w:type="gramEnd"/>
-            <w:r>
-              <w:rPr>
-                <w:lang w:val="en-US"/>
-              </w:rPr>
-              <w:t xml:space="preserve">% for item in </w:t>
+              <w:t xml:space="preserve"> %}</w:t>
+            </w:r>
+            <w:r>
+              <w:rPr>
+                <w:lang w:val="en-US"/>
+              </w:rPr>
+              <w:t xml:space="preserve">{% for item in </w:t>
             </w:r>
             <w:proofErr w:type="spellStart"/>
             <w:r>
               <w:rPr>
                 <w:lang w:val="en-US"/>
               </w:rPr>
-              <w:t>template_</w:t>
-            </w:r>
-            <w:proofErr w:type="gramStart"/>
-            <w:r>
-              <w:rPr>
-                <w:lang w:val="en-US"/>
-              </w:rPr>
-              <w:t>dict.readme</w:t>
-            </w:r>
-            <w:proofErr w:type="gramEnd"/>
-            <w:r>
-              <w:rPr>
-                <w:lang w:val="en-US"/>
-              </w:rPr>
-              <w:t>_</w:t>
-            </w:r>
-            <w:proofErr w:type="gramStart"/>
-            <w:r>
-              <w:rPr>
-                <w:lang w:val="en-US"/>
-              </w:rPr>
-              <w:t>file.comments</w:t>
+              <w:t>template_dict.readme_file.comments</w:t>
             </w:r>
             <w:proofErr w:type="spellEnd"/>
-            <w:proofErr w:type="gramEnd"/>
-            <w:r>
-              <w:rPr>
-                <w:lang w:val="en-US"/>
-              </w:rPr>
-              <w:t xml:space="preserve"> </w:t>
-            </w:r>
-            <w:proofErr w:type="gramStart"/>
-            <w:r>
-              <w:rPr>
-                <w:lang w:val="en-US"/>
-              </w:rPr>
-              <w:t xml:space="preserve">%}{{ </w:t>
+            <w:r>
+              <w:rPr>
+                <w:lang w:val="en-US"/>
+              </w:rPr>
+              <w:t xml:space="preserve"> %}{{ </w:t>
             </w:r>
             <w:proofErr w:type="spellStart"/>
             <w:r>
               <w:rPr>
                 <w:lang w:val="en-US"/>
               </w:rPr>
-              <w:t>loop</w:t>
-            </w:r>
-            <w:proofErr w:type="gramEnd"/>
-            <w:r>
-              <w:rPr>
-                <w:lang w:val="en-US"/>
-              </w:rPr>
-              <w:t>.</w:t>
-            </w:r>
-            <w:proofErr w:type="gramStart"/>
-            <w:r>
-              <w:rPr>
-                <w:lang w:val="en-US"/>
-              </w:rPr>
-              <w:t>index</w:t>
+              <w:t>loop.index</w:t>
             </w:r>
             <w:proofErr w:type="spellEnd"/>
             <w:r>
               <w:rPr>
                 <w:lang w:val="en-US"/>
               </w:rPr>
-              <w:t xml:space="preserve"> }</w:t>
-            </w:r>
-            <w:proofErr w:type="gramEnd"/>
-            <w:r>
-              <w:rPr>
-                <w:lang w:val="en-US"/>
-              </w:rPr>
-              <w:t xml:space="preserve">}. </w:t>
-            </w:r>
-            <w:proofErr w:type="gramStart"/>
-            <w:r>
-              <w:rPr>
-                <w:lang w:val="en-US"/>
-              </w:rPr>
-              <w:t xml:space="preserve">{{ </w:t>
+              <w:t xml:space="preserve"> }}. {{ </w:t>
             </w:r>
             <w:proofErr w:type="spellStart"/>
             <w:r>
               <w:rPr>
                 <w:lang w:val="en-US"/>
               </w:rPr>
-              <w:t>item</w:t>
-            </w:r>
-            <w:proofErr w:type="gramEnd"/>
-            <w:r>
-              <w:rPr>
-                <w:lang w:val="en-US"/>
-              </w:rPr>
-              <w:t>.file_</w:t>
-            </w:r>
-            <w:proofErr w:type="gramStart"/>
-            <w:r>
-              <w:rPr>
-                <w:lang w:val="en-US"/>
-              </w:rPr>
-              <w:t>name</w:t>
+              <w:t>item.file_name</w:t>
             </w:r>
             <w:proofErr w:type="spellEnd"/>
             <w:r>
               <w:rPr>
                 <w:lang w:val="en-US"/>
               </w:rPr>
-              <w:t xml:space="preserve"> }}{</w:t>
-            </w:r>
-            <w:proofErr w:type="gramEnd"/>
-            <w:r>
-              <w:rPr>
-                <w:lang w:val="en-US"/>
-              </w:rPr>
-              <w:t xml:space="preserve">% </w:t>
+              <w:t xml:space="preserve"> }}{% </w:t>
             </w:r>
             <w:proofErr w:type="spellStart"/>
-            <w:proofErr w:type="gramStart"/>
             <w:r>
               <w:rPr>
                 <w:lang w:val="en-US"/>
@@ -7183,32 +6048,21 @@
               </w:rPr>
               <w:t xml:space="preserve"> %}</w:t>
             </w:r>
-            <w:proofErr w:type="gramEnd"/>
-          </w:p>
-          <w:p>
-            <w:pPr>
-              <w:rPr>
-                <w:lang w:val="en-US"/>
-              </w:rPr>
-            </w:pPr>
-            <w:r>
-              <w:t xml:space="preserve">{% else </w:t>
-            </w:r>
-            <w:proofErr w:type="gramStart"/>
-            <w:r>
-              <w:t>%}(</w:t>
-            </w:r>
-            <w:proofErr w:type="gramEnd"/>
-            <w:r>
-              <w:t>NONE</w:t>
-            </w:r>
-            <w:proofErr w:type="gramStart"/>
-            <w:r>
-              <w:t>){</w:t>
-            </w:r>
-            <w:proofErr w:type="gramEnd"/>
-            <w:r>
-              <w:t>% endif %}</w:t>
+          </w:p>
+          <w:p>
+            <w:pPr>
+              <w:rPr>
+                <w:lang w:val="en-US"/>
+              </w:rPr>
+            </w:pPr>
+            <w:r>
+              <w:t>{% else %}(</w:t>
+            </w:r>
+            <w:r>
+              <w:t>NO README FILE FOUND</w:t>
+            </w:r>
+            <w:r>
+              <w:t>){% endif %}</w:t>
             </w:r>
           </w:p>
         </w:tc>
@@ -7837,7 +6691,14 @@
               <w:rPr>
                 <w:lang w:val="en-US"/>
               </w:rPr>
-              <w:t>Note that the automated process might flag wrongly (such as acronyms/specialized terms. Delete the items from the list accordingly.</w:t>
+              <w:t>Note that the automated process might flag wrongly (such as acronyms/specia</w:t>
+            </w:r>
+            <w:r>
+              <w:rPr>
+                <w:lang w:val="en-US"/>
+              </w:rPr>
+              <w:lastRenderedPageBreak/>
+              <w:t>lized terms. Delete the items from the list accordingly.</w:t>
             </w:r>
           </w:p>
         </w:tc>
@@ -8024,84 +6885,27 @@
               <w:rPr>
                 <w:lang w:val="en-US"/>
               </w:rPr>
-              <w:t>template_</w:t>
-            </w:r>
-            <w:proofErr w:type="gramStart"/>
-            <w:r>
-              <w:rPr>
-                <w:lang w:val="en-US"/>
-              </w:rPr>
-              <w:t>dict.typo</w:t>
-            </w:r>
-            <w:proofErr w:type="gramEnd"/>
-            <w:r>
-              <w:rPr>
-                <w:lang w:val="en-US"/>
-              </w:rPr>
-              <w:t>.</w:t>
-            </w:r>
-            <w:proofErr w:type="gramStart"/>
-            <w:r>
-              <w:rPr>
-                <w:lang w:val="en-US"/>
-              </w:rPr>
-              <w:t>comments</w:t>
+              <w:t>template_dict.typo.comments</w:t>
             </w:r>
             <w:proofErr w:type="spellEnd"/>
             <w:r>
-              <w:t xml:space="preserve"> |length</w:t>
-            </w:r>
-            <w:proofErr w:type="gramEnd"/>
-            <w:r>
-              <w:t xml:space="preserve"> &gt; 0</w:t>
-            </w:r>
-            <w:r>
-              <w:t xml:space="preserve"> </w:t>
-            </w:r>
-            <w:proofErr w:type="gramStart"/>
-            <w:r>
-              <w:t>%}</w:t>
-            </w:r>
-            <w:r>
-              <w:rPr>
-                <w:lang w:val="en-US"/>
-              </w:rPr>
-              <w:t>{</w:t>
-            </w:r>
-            <w:proofErr w:type="gramEnd"/>
-            <w:r>
-              <w:rPr>
-                <w:lang w:val="en-US"/>
-              </w:rPr>
-              <w:t xml:space="preserve">% for item in </w:t>
+              <w:t xml:space="preserve"> |length &gt; 0</w:t>
+            </w:r>
+            <w:r>
+              <w:t xml:space="preserve"> %}</w:t>
+            </w:r>
+            <w:r>
+              <w:rPr>
+                <w:lang w:val="en-US"/>
+              </w:rPr>
+              <w:t xml:space="preserve">{% for item in </w:t>
             </w:r>
             <w:proofErr w:type="spellStart"/>
             <w:r>
               <w:rPr>
                 <w:lang w:val="en-US"/>
               </w:rPr>
-              <w:t>template_</w:t>
-            </w:r>
-            <w:proofErr w:type="gramStart"/>
-            <w:r>
-              <w:rPr>
-                <w:lang w:val="en-US"/>
-              </w:rPr>
-              <w:t>dict.typo</w:t>
-            </w:r>
-            <w:proofErr w:type="gramEnd"/>
-            <w:r>
-              <w:rPr>
-                <w:lang w:val="en-US"/>
-              </w:rPr>
-              <w:t>.</w:t>
-            </w:r>
-            <w:proofErr w:type="gramStart"/>
-            <w:r>
-              <w:rPr>
-                <w:lang w:val="en-US"/>
-              </w:rPr>
-              <w:t>comments</w:t>
+              <w:t>template_dict.typo.comments</w:t>
             </w:r>
             <w:proofErr w:type="spellEnd"/>
             <w:r>
@@ -8110,7 +6914,6 @@
               </w:rPr>
               <w:t xml:space="preserve"> %}</w:t>
             </w:r>
-            <w:proofErr w:type="gramEnd"/>
           </w:p>
           <w:p>
             <w:pPr>
@@ -8120,36 +6923,13 @@
                 <w:numId w:val="27"/>
               </w:numPr>
             </w:pPr>
-            <w:proofErr w:type="gramStart"/>
-            <w:r>
-              <w:rPr>
-                <w:lang w:val="en-US"/>
-              </w:rPr>
-              <w:t>{{ item</w:t>
-            </w:r>
-            <w:proofErr w:type="gramEnd"/>
-            <w:r>
-              <w:rPr>
-                <w:lang w:val="en-US"/>
-              </w:rPr>
-              <w:t xml:space="preserve"> </w:t>
-            </w:r>
-            <w:proofErr w:type="gramStart"/>
-            <w:r>
-              <w:rPr>
-                <w:lang w:val="en-US"/>
-              </w:rPr>
-              <w:t>}}{</w:t>
-            </w:r>
-            <w:proofErr w:type="gramEnd"/>
-            <w:r>
-              <w:rPr>
-                <w:lang w:val="en-US"/>
-              </w:rPr>
-              <w:t xml:space="preserve">% </w:t>
+            <w:r>
+              <w:rPr>
+                <w:lang w:val="en-US"/>
+              </w:rPr>
+              <w:t xml:space="preserve">{{ item }}{% </w:t>
             </w:r>
             <w:proofErr w:type="spellStart"/>
-            <w:proofErr w:type="gramStart"/>
             <w:r>
               <w:rPr>
                 <w:lang w:val="en-US"/>
@@ -8163,7 +6943,6 @@
               </w:rPr>
               <w:t xml:space="preserve"> %}</w:t>
             </w:r>
-            <w:proofErr w:type="gramEnd"/>
           </w:p>
           <w:p>
             <w:pPr>
@@ -8176,17 +6955,8 @@
               </w:rPr>
             </w:pPr>
             <w:r>
-              <w:t xml:space="preserve">{% else </w:t>
-            </w:r>
-            <w:proofErr w:type="gramStart"/>
-            <w:r>
-              <w:t>%}(</w:t>
-            </w:r>
-            <w:proofErr w:type="gramEnd"/>
-            <w:r>
-              <w:t>NONE</w:t>
-            </w:r>
-            <w:proofErr w:type="gramStart"/>
+              <w:t>{% else %}(NONE</w:t>
+            </w:r>
             <w:r>
               <w:rPr>
                 <w:rFonts w:hint="eastAsia"/>
@@ -8194,11 +6964,7 @@
               <w:t>)</w:t>
             </w:r>
             <w:r>
-              <w:t>{</w:t>
-            </w:r>
-            <w:proofErr w:type="gramEnd"/>
-            <w:r>
-              <w:t>% endif %}</w:t>
+              <w:t>{% endif %}</w:t>
             </w:r>
           </w:p>
         </w:tc>
@@ -8325,55 +7091,38 @@
                 <w:bCs/>
                 <w:lang w:val="en-US"/>
               </w:rPr>
-              <w:t xml:space="preserve">Do the metadata fields </w:t>
-            </w:r>
-            <w:r>
-              <w:rPr>
-                <w:b/>
-                <w:bCs/>
-                <w:lang w:val="en-US"/>
-              </w:rPr>
-              <w:lastRenderedPageBreak/>
-              <w:t>contain a valid entry (e.g. the content of the metadata field is relevant and meaningful)?</w:t>
-            </w:r>
-          </w:p>
-        </w:tc>
-        <w:tc>
-          <w:tcPr>
-            <w:tcW w:w="0" w:type="auto"/>
-            <w:tcBorders>
-              <w:top w:val="single" w:sz="8" w:space="0" w:color="000000"/>
-              <w:left w:val="single" w:sz="8" w:space="0" w:color="000000"/>
-              <w:bottom w:val="single" w:sz="8" w:space="0" w:color="000000"/>
-              <w:right w:val="single" w:sz="8" w:space="0" w:color="000000"/>
-            </w:tcBorders>
-            <w:tcMar>
-              <w:top w:w="100" w:type="dxa"/>
-              <w:left w:w="100" w:type="dxa"/>
-              <w:bottom w:w="100" w:type="dxa"/>
-              <w:right w:w="100" w:type="dxa"/>
-            </w:tcMar>
-            <w:hideMark/>
-          </w:tcPr>
-          <w:p>
-            <w:pPr>
-              <w:rPr>
-                <w:lang w:val="en-US"/>
-              </w:rPr>
-            </w:pPr>
-            <w:r>
-              <w:rPr>
-                <w:lang w:val="en-US"/>
-              </w:rPr>
-              <w:lastRenderedPageBreak/>
-              <w:t xml:space="preserve">Review the following fields to ensure there is a </w:t>
-            </w:r>
-            <w:r>
-              <w:rPr>
-                <w:lang w:val="en-US"/>
-              </w:rPr>
-              <w:lastRenderedPageBreak/>
-              <w:t>valid entry and flag any issues:</w:t>
+              <w:t>Do the metadata fields contain a valid entry (e.g. the content of the metadata field is relevant and meaningful)?</w:t>
+            </w:r>
+          </w:p>
+        </w:tc>
+        <w:tc>
+          <w:tcPr>
+            <w:tcW w:w="0" w:type="auto"/>
+            <w:tcBorders>
+              <w:top w:val="single" w:sz="8" w:space="0" w:color="000000"/>
+              <w:left w:val="single" w:sz="8" w:space="0" w:color="000000"/>
+              <w:bottom w:val="single" w:sz="8" w:space="0" w:color="000000"/>
+              <w:right w:val="single" w:sz="8" w:space="0" w:color="000000"/>
+            </w:tcBorders>
+            <w:tcMar>
+              <w:top w:w="100" w:type="dxa"/>
+              <w:left w:w="100" w:type="dxa"/>
+              <w:bottom w:w="100" w:type="dxa"/>
+              <w:right w:w="100" w:type="dxa"/>
+            </w:tcMar>
+            <w:hideMark/>
+          </w:tcPr>
+          <w:p>
+            <w:pPr>
+              <w:rPr>
+                <w:lang w:val="en-US"/>
+              </w:rPr>
+            </w:pPr>
+            <w:r>
+              <w:rPr>
+                <w:lang w:val="en-US"/>
+              </w:rPr>
+              <w:t>Review the following fields to ensure there is a valid entry and flag any issues:</w:t>
             </w:r>
           </w:p>
           <w:p>
@@ -8657,7 +7406,6 @@
               <w:rPr>
                 <w:lang w:val="en-US"/>
               </w:rPr>
-              <w:lastRenderedPageBreak/>
               <w:t>Require</w:t>
             </w:r>
           </w:p>
@@ -8823,27 +7571,11 @@
             </w:r>
             <w:proofErr w:type="spellStart"/>
             <w:r>
-              <w:t>template_</w:t>
-            </w:r>
-            <w:proofErr w:type="gramStart"/>
-            <w:r>
-              <w:t>dict.none</w:t>
-            </w:r>
-            <w:proofErr w:type="gramEnd"/>
-            <w:r>
-              <w:t>_author_affiliation</w:t>
+              <w:t>template_dict.none_author_affiliation</w:t>
             </w:r>
             <w:proofErr w:type="spellEnd"/>
             <w:r>
-              <w:t xml:space="preserve"> %}</w:t>
-            </w:r>
-            <w:proofErr w:type="gramStart"/>
-            <w:r>
-              <w:t>X{</w:t>
-            </w:r>
-            <w:proofErr w:type="gramEnd"/>
-            <w:r>
-              <w:t>% endif %}</w:t>
+              <w:t xml:space="preserve"> %}X{% endif %}</w:t>
             </w:r>
           </w:p>
         </w:tc>
@@ -8878,121 +7610,486 @@
             </w:r>
             <w:proofErr w:type="spellStart"/>
             <w:r>
-              <w:t>template_</w:t>
-            </w:r>
-            <w:proofErr w:type="gramStart"/>
-            <w:r>
-              <w:t>dict.none</w:t>
-            </w:r>
-            <w:proofErr w:type="gramEnd"/>
-            <w:r>
-              <w:t>_author_affiliation</w:t>
+              <w:t>template_dict.none_author_affiliation</w:t>
             </w:r>
             <w:proofErr w:type="spellEnd"/>
             <w:r>
-              <w:t xml:space="preserve"> %}</w:t>
-            </w:r>
-            <w:proofErr w:type="gramStart"/>
-            <w:r>
-              <w:t>X{</w:t>
-            </w:r>
-            <w:proofErr w:type="gramEnd"/>
-            <w:r>
-              <w:t>% endif %}</w:t>
-            </w:r>
-          </w:p>
-        </w:tc>
-        <w:tc>
-          <w:tcPr>
-            <w:tcW w:w="0" w:type="auto"/>
-            <w:tcBorders>
-              <w:top w:val="single" w:sz="8" w:space="0" w:color="000000"/>
-              <w:left w:val="single" w:sz="8" w:space="0" w:color="000000"/>
-              <w:bottom w:val="single" w:sz="8" w:space="0" w:color="000000"/>
-              <w:right w:val="single" w:sz="8" w:space="0" w:color="000000"/>
-            </w:tcBorders>
-            <w:tcMar>
-              <w:top w:w="100" w:type="dxa"/>
-              <w:left w:w="100" w:type="dxa"/>
-              <w:bottom w:w="100" w:type="dxa"/>
-              <w:right w:w="100" w:type="dxa"/>
-            </w:tcMar>
-            <w:hideMark/>
-          </w:tcPr>
-          <w:p>
-            <w:pPr>
-              <w:rPr>
-                <w:lang w:val="en-US"/>
-              </w:rPr>
-            </w:pPr>
-          </w:p>
-        </w:tc>
-        <w:tc>
-          <w:tcPr>
-            <w:tcW w:w="0" w:type="auto"/>
-            <w:tcBorders>
-              <w:top w:val="single" w:sz="8" w:space="0" w:color="000000"/>
-              <w:left w:val="single" w:sz="8" w:space="0" w:color="000000"/>
-              <w:bottom w:val="single" w:sz="8" w:space="0" w:color="000000"/>
-              <w:right w:val="single" w:sz="8" w:space="0" w:color="000000"/>
-            </w:tcBorders>
-            <w:tcMar>
-              <w:top w:w="100" w:type="dxa"/>
-              <w:left w:w="100" w:type="dxa"/>
-              <w:bottom w:w="100" w:type="dxa"/>
-              <w:right w:w="100" w:type="dxa"/>
-            </w:tcMar>
-            <w:hideMark/>
-          </w:tcPr>
-          <w:p>
-            <w:pPr>
-              <w:rPr>
-                <w:lang w:val="en-US"/>
-              </w:rPr>
-            </w:pPr>
-          </w:p>
-        </w:tc>
-        <w:tc>
-          <w:tcPr>
-            <w:tcW w:w="0" w:type="auto"/>
-            <w:tcBorders>
-              <w:top w:val="single" w:sz="8" w:space="0" w:color="000000"/>
-              <w:left w:val="single" w:sz="8" w:space="0" w:color="000000"/>
-              <w:bottom w:val="single" w:sz="8" w:space="0" w:color="000000"/>
-              <w:right w:val="single" w:sz="8" w:space="0" w:color="000000"/>
-            </w:tcBorders>
-            <w:tcMar>
-              <w:top w:w="100" w:type="dxa"/>
-              <w:left w:w="100" w:type="dxa"/>
-              <w:bottom w:w="100" w:type="dxa"/>
-              <w:right w:w="100" w:type="dxa"/>
-            </w:tcMar>
-            <w:hideMark/>
-          </w:tcPr>
-          <w:p>
-            <w:pPr>
-              <w:rPr>
-                <w:lang w:val="en-US"/>
-              </w:rPr>
-            </w:pPr>
-          </w:p>
-        </w:tc>
-        <w:tc>
-          <w:tcPr>
-            <w:tcW w:w="0" w:type="auto"/>
-            <w:tcBorders>
-              <w:top w:val="single" w:sz="8" w:space="0" w:color="000000"/>
-              <w:left w:val="single" w:sz="8" w:space="0" w:color="000000"/>
-              <w:bottom w:val="single" w:sz="8" w:space="0" w:color="000000"/>
-              <w:right w:val="single" w:sz="8" w:space="0" w:color="000000"/>
-            </w:tcBorders>
-            <w:tcMar>
-              <w:top w:w="100" w:type="dxa"/>
-              <w:left w:w="100" w:type="dxa"/>
-              <w:bottom w:w="100" w:type="dxa"/>
-              <w:right w:w="100" w:type="dxa"/>
-            </w:tcMar>
-            <w:hideMark/>
+              <w:t xml:space="preserve"> %}X{% endif %}</w:t>
+            </w:r>
+          </w:p>
+        </w:tc>
+        <w:tc>
+          <w:tcPr>
+            <w:tcW w:w="0" w:type="auto"/>
+            <w:tcBorders>
+              <w:top w:val="single" w:sz="8" w:space="0" w:color="000000"/>
+              <w:left w:val="single" w:sz="8" w:space="0" w:color="000000"/>
+              <w:bottom w:val="single" w:sz="8" w:space="0" w:color="000000"/>
+              <w:right w:val="single" w:sz="8" w:space="0" w:color="000000"/>
+            </w:tcBorders>
+            <w:tcMar>
+              <w:top w:w="100" w:type="dxa"/>
+              <w:left w:w="100" w:type="dxa"/>
+              <w:bottom w:w="100" w:type="dxa"/>
+              <w:right w:w="100" w:type="dxa"/>
+            </w:tcMar>
+            <w:hideMark/>
+          </w:tcPr>
+          <w:p>
+            <w:pPr>
+              <w:rPr>
+                <w:lang w:val="en-US"/>
+              </w:rPr>
+            </w:pPr>
+          </w:p>
+        </w:tc>
+        <w:tc>
+          <w:tcPr>
+            <w:tcW w:w="0" w:type="auto"/>
+            <w:tcBorders>
+              <w:top w:val="single" w:sz="8" w:space="0" w:color="000000"/>
+              <w:left w:val="single" w:sz="8" w:space="0" w:color="000000"/>
+              <w:bottom w:val="single" w:sz="8" w:space="0" w:color="000000"/>
+              <w:right w:val="single" w:sz="8" w:space="0" w:color="000000"/>
+            </w:tcBorders>
+            <w:tcMar>
+              <w:top w:w="100" w:type="dxa"/>
+              <w:left w:w="100" w:type="dxa"/>
+              <w:bottom w:w="100" w:type="dxa"/>
+              <w:right w:w="100" w:type="dxa"/>
+            </w:tcMar>
+            <w:hideMark/>
+          </w:tcPr>
+          <w:p>
+            <w:pPr>
+              <w:rPr>
+                <w:lang w:val="en-US"/>
+              </w:rPr>
+            </w:pPr>
+          </w:p>
+        </w:tc>
+        <w:tc>
+          <w:tcPr>
+            <w:tcW w:w="0" w:type="auto"/>
+            <w:tcBorders>
+              <w:top w:val="single" w:sz="8" w:space="0" w:color="000000"/>
+              <w:left w:val="single" w:sz="8" w:space="0" w:color="000000"/>
+              <w:bottom w:val="single" w:sz="8" w:space="0" w:color="000000"/>
+              <w:right w:val="single" w:sz="8" w:space="0" w:color="000000"/>
+            </w:tcBorders>
+            <w:tcMar>
+              <w:top w:w="100" w:type="dxa"/>
+              <w:left w:w="100" w:type="dxa"/>
+              <w:bottom w:w="100" w:type="dxa"/>
+              <w:right w:w="100" w:type="dxa"/>
+            </w:tcMar>
+            <w:hideMark/>
+          </w:tcPr>
+          <w:p>
+            <w:pPr>
+              <w:rPr>
+                <w:lang w:val="en-US"/>
+              </w:rPr>
+            </w:pPr>
+          </w:p>
+        </w:tc>
+        <w:tc>
+          <w:tcPr>
+            <w:tcW w:w="0" w:type="auto"/>
+            <w:tcBorders>
+              <w:top w:val="single" w:sz="8" w:space="0" w:color="000000"/>
+              <w:left w:val="single" w:sz="8" w:space="0" w:color="000000"/>
+              <w:bottom w:val="single" w:sz="8" w:space="0" w:color="000000"/>
+              <w:right w:val="single" w:sz="8" w:space="0" w:color="000000"/>
+            </w:tcBorders>
+            <w:tcMar>
+              <w:top w:w="100" w:type="dxa"/>
+              <w:left w:w="100" w:type="dxa"/>
+              <w:bottom w:w="100" w:type="dxa"/>
+              <w:right w:w="100" w:type="dxa"/>
+            </w:tcMar>
+            <w:hideMark/>
+          </w:tcPr>
+          <w:p>
+            <w:pPr>
+              <w:rPr>
+                <w:lang w:val="en-US"/>
+              </w:rPr>
+            </w:pPr>
+            <w:r>
+              <w:rPr>
+                <w:u w:val="single"/>
+                <w:lang w:val="en-US"/>
+              </w:rPr>
+              <w:t>Curator’s comments:</w:t>
+            </w:r>
+          </w:p>
+        </w:tc>
+        <w:tc>
+          <w:tcPr>
+            <w:tcW w:w="0" w:type="auto"/>
+            <w:tcBorders>
+              <w:top w:val="single" w:sz="8" w:space="0" w:color="000000"/>
+              <w:left w:val="single" w:sz="8" w:space="0" w:color="000000"/>
+              <w:bottom w:val="single" w:sz="8" w:space="0" w:color="000000"/>
+              <w:right w:val="single" w:sz="8" w:space="0" w:color="000000"/>
+            </w:tcBorders>
+            <w:tcMar>
+              <w:top w:w="100" w:type="dxa"/>
+              <w:left w:w="100" w:type="dxa"/>
+              <w:bottom w:w="100" w:type="dxa"/>
+              <w:right w:w="100" w:type="dxa"/>
+            </w:tcMar>
+            <w:hideMark/>
+          </w:tcPr>
+          <w:p>
+            <w:pPr>
+              <w:rPr>
+                <w:lang w:val="en-US"/>
+              </w:rPr>
+            </w:pPr>
+            <w:r>
+              <w:rPr>
+                <w:lang w:val="en-US"/>
+              </w:rPr>
+              <w:t>Require</w:t>
+            </w:r>
+          </w:p>
+        </w:tc>
+        <w:tc>
+          <w:tcPr>
+            <w:tcW w:w="0" w:type="auto"/>
+            <w:tcBorders>
+              <w:top w:val="single" w:sz="8" w:space="0" w:color="000000"/>
+              <w:left w:val="single" w:sz="8" w:space="0" w:color="000000"/>
+              <w:bottom w:val="single" w:sz="8" w:space="0" w:color="000000"/>
+              <w:right w:val="single" w:sz="8" w:space="0" w:color="000000"/>
+            </w:tcBorders>
+            <w:tcMar>
+              <w:top w:w="100" w:type="dxa"/>
+              <w:left w:w="100" w:type="dxa"/>
+              <w:bottom w:w="100" w:type="dxa"/>
+              <w:right w:w="100" w:type="dxa"/>
+            </w:tcMar>
+            <w:hideMark/>
+          </w:tcPr>
+          <w:p>
+            <w:pPr>
+              <w:rPr>
+                <w:lang w:val="en-US"/>
+              </w:rPr>
+            </w:pPr>
+          </w:p>
+        </w:tc>
+      </w:tr>
+      <w:tr>
+        <w:trPr>
+          <w:trHeight w:val="480"/>
+        </w:trPr>
+        <w:tc>
+          <w:tcPr>
+            <w:tcW w:w="0" w:type="auto"/>
+            <w:tcBorders>
+              <w:top w:val="single" w:sz="8" w:space="0" w:color="000000"/>
+              <w:left w:val="single" w:sz="8" w:space="0" w:color="000000"/>
+              <w:bottom w:val="single" w:sz="8" w:space="0" w:color="000000"/>
+              <w:right w:val="single" w:sz="8" w:space="0" w:color="000000"/>
+            </w:tcBorders>
+            <w:tcMar>
+              <w:top w:w="100" w:type="dxa"/>
+              <w:left w:w="100" w:type="dxa"/>
+              <w:bottom w:w="100" w:type="dxa"/>
+              <w:right w:w="100" w:type="dxa"/>
+            </w:tcMar>
+          </w:tcPr>
+          <w:p>
+            <w:pPr>
+              <w:rPr>
+                <w:b/>
+                <w:bCs/>
+                <w:lang w:val="en-US"/>
+              </w:rPr>
+            </w:pPr>
+            <w:r>
+              <w:rPr>
+                <w:b/>
+                <w:bCs/>
+              </w:rPr>
+              <w:t>4.3b</w:t>
+            </w:r>
+          </w:p>
+        </w:tc>
+        <w:tc>
+          <w:tcPr>
+            <w:tcW w:w="0" w:type="auto"/>
+            <w:tcBorders>
+              <w:top w:val="single" w:sz="8" w:space="0" w:color="000000"/>
+              <w:left w:val="single" w:sz="8" w:space="0" w:color="000000"/>
+              <w:bottom w:val="single" w:sz="8" w:space="0" w:color="000000"/>
+              <w:right w:val="single" w:sz="8" w:space="0" w:color="000000"/>
+            </w:tcBorders>
+            <w:tcMar>
+              <w:top w:w="100" w:type="dxa"/>
+              <w:left w:w="100" w:type="dxa"/>
+              <w:bottom w:w="100" w:type="dxa"/>
+              <w:right w:w="100" w:type="dxa"/>
+            </w:tcMar>
+          </w:tcPr>
+          <w:p>
+            <w:pPr>
+              <w:rPr>
+                <w:b/>
+                <w:bCs/>
+                <w:lang w:val="en-US"/>
+              </w:rPr>
+            </w:pPr>
+            <w:r>
+              <w:rPr>
+                <w:b/>
+                <w:bCs/>
+              </w:rPr>
+              <w:t>Is at least one author affiliated with the University of Toronto?</w:t>
+            </w:r>
+          </w:p>
+        </w:tc>
+        <w:tc>
+          <w:tcPr>
+            <w:tcW w:w="0" w:type="auto"/>
+            <w:tcBorders>
+              <w:top w:val="single" w:sz="8" w:space="0" w:color="000000"/>
+              <w:left w:val="single" w:sz="8" w:space="0" w:color="000000"/>
+              <w:bottom w:val="single" w:sz="8" w:space="0" w:color="000000"/>
+              <w:right w:val="single" w:sz="8" w:space="0" w:color="000000"/>
+            </w:tcBorders>
+            <w:tcMar>
+              <w:top w:w="100" w:type="dxa"/>
+              <w:left w:w="100" w:type="dxa"/>
+              <w:bottom w:w="100" w:type="dxa"/>
+              <w:right w:w="100" w:type="dxa"/>
+            </w:tcMar>
+          </w:tcPr>
+          <w:p>
+            <w:r>
+              <w:t>Python scripted.</w:t>
+            </w:r>
+          </w:p>
+          <w:p>
+            <w:pPr>
+              <w:rPr>
+                <w:lang w:val="en-US"/>
+              </w:rPr>
+            </w:pPr>
+            <w:r>
+              <w:t>This will check either ‘</w:t>
+            </w:r>
+            <w:proofErr w:type="spellStart"/>
+            <w:r>
+              <w:t>uoft</w:t>
+            </w:r>
+            <w:proofErr w:type="spellEnd"/>
+            <w:r>
+              <w:t>’, ‘u of t’ or ‘</w:t>
+            </w:r>
+            <w:r>
+              <w:t xml:space="preserve">university of </w:t>
+            </w:r>
+            <w:proofErr w:type="spellStart"/>
+            <w:r>
+              <w:t>toronto</w:t>
+            </w:r>
+            <w:proofErr w:type="spellEnd"/>
+            <w:r>
+              <w:t xml:space="preserve">’ is filled for the </w:t>
+            </w:r>
+            <w:r>
+              <w:t>author</w:t>
+            </w:r>
+            <w:r>
+              <w:t xml:space="preserve"> </w:t>
+            </w:r>
+            <w:r>
+              <w:rPr>
+                <w:lang w:val="en-US"/>
+              </w:rPr>
+              <w:t>affiliation</w:t>
+            </w:r>
+            <w:r>
+              <w:rPr>
+                <w:lang w:val="en-US"/>
+              </w:rPr>
+              <w:t xml:space="preserve"> (non-case sensitive)</w:t>
+            </w:r>
+          </w:p>
+        </w:tc>
+        <w:tc>
+          <w:tcPr>
+            <w:tcW w:w="0" w:type="auto"/>
+            <w:tcBorders>
+              <w:top w:val="single" w:sz="8" w:space="0" w:color="000000"/>
+              <w:left w:val="single" w:sz="8" w:space="0" w:color="000000"/>
+              <w:bottom w:val="single" w:sz="8" w:space="0" w:color="000000"/>
+              <w:right w:val="single" w:sz="8" w:space="0" w:color="000000"/>
+            </w:tcBorders>
+            <w:tcMar>
+              <w:top w:w="100" w:type="dxa"/>
+              <w:left w:w="100" w:type="dxa"/>
+              <w:bottom w:w="100" w:type="dxa"/>
+              <w:right w:w="100" w:type="dxa"/>
+            </w:tcMar>
+          </w:tcPr>
+          <w:p>
+            <w:r>
+              <w:t xml:space="preserve">{% if not </w:t>
+            </w:r>
+            <w:proofErr w:type="spellStart"/>
+            <w:r>
+              <w:t>template_dict</w:t>
+            </w:r>
+            <w:proofErr w:type="spellEnd"/>
+            <w:r>
+              <w:t>.</w:t>
+            </w:r>
+            <w:proofErr w:type="spellStart"/>
+            <w:r>
+              <w:rPr>
+                <w:lang w:val="en-US"/>
+              </w:rPr>
+              <w:t>none_author_affiliation_UT</w:t>
+            </w:r>
+            <w:proofErr w:type="spellEnd"/>
+            <w:r>
+              <w:t>%}X{% endif %}</w:t>
+            </w:r>
+          </w:p>
+        </w:tc>
+        <w:tc>
+          <w:tcPr>
+            <w:tcW w:w="0" w:type="auto"/>
+            <w:tcBorders>
+              <w:top w:val="single" w:sz="8" w:space="0" w:color="000000"/>
+              <w:left w:val="single" w:sz="8" w:space="0" w:color="000000"/>
+              <w:bottom w:val="single" w:sz="8" w:space="0" w:color="000000"/>
+              <w:right w:val="single" w:sz="8" w:space="0" w:color="000000"/>
+            </w:tcBorders>
+            <w:tcMar>
+              <w:top w:w="100" w:type="dxa"/>
+              <w:left w:w="100" w:type="dxa"/>
+              <w:bottom w:w="100" w:type="dxa"/>
+              <w:right w:w="100" w:type="dxa"/>
+            </w:tcMar>
+          </w:tcPr>
+          <w:p>
+            <w:r>
+              <w:t xml:space="preserve">{% if </w:t>
+            </w:r>
+            <w:proofErr w:type="spellStart"/>
+            <w:r>
+              <w:t>template_dict</w:t>
+            </w:r>
+            <w:proofErr w:type="spellEnd"/>
+            <w:r>
+              <w:t>.</w:t>
+            </w:r>
+            <w:proofErr w:type="spellStart"/>
+            <w:r>
+              <w:rPr>
+                <w:lang w:val="en-US"/>
+              </w:rPr>
+              <w:t>none_author_affiliation_UT</w:t>
+            </w:r>
+            <w:proofErr w:type="spellEnd"/>
+            <w:r>
+              <w:t xml:space="preserve"> %}X{% endif %}</w:t>
+            </w:r>
+          </w:p>
+        </w:tc>
+        <w:tc>
+          <w:tcPr>
+            <w:tcW w:w="0" w:type="auto"/>
+            <w:tcBorders>
+              <w:top w:val="single" w:sz="8" w:space="0" w:color="000000"/>
+              <w:left w:val="single" w:sz="8" w:space="0" w:color="000000"/>
+              <w:bottom w:val="single" w:sz="8" w:space="0" w:color="000000"/>
+              <w:right w:val="single" w:sz="8" w:space="0" w:color="000000"/>
+            </w:tcBorders>
+            <w:tcMar>
+              <w:top w:w="100" w:type="dxa"/>
+              <w:left w:w="100" w:type="dxa"/>
+              <w:bottom w:w="100" w:type="dxa"/>
+              <w:right w:w="100" w:type="dxa"/>
+            </w:tcMar>
+          </w:tcPr>
+          <w:p>
+            <w:pPr>
+              <w:rPr>
+                <w:lang w:val="en-US"/>
+              </w:rPr>
+            </w:pPr>
+          </w:p>
+        </w:tc>
+        <w:tc>
+          <w:tcPr>
+            <w:tcW w:w="0" w:type="auto"/>
+            <w:tcBorders>
+              <w:top w:val="single" w:sz="8" w:space="0" w:color="000000"/>
+              <w:left w:val="single" w:sz="8" w:space="0" w:color="000000"/>
+              <w:bottom w:val="single" w:sz="8" w:space="0" w:color="000000"/>
+              <w:right w:val="single" w:sz="8" w:space="0" w:color="000000"/>
+            </w:tcBorders>
+            <w:tcMar>
+              <w:top w:w="100" w:type="dxa"/>
+              <w:left w:w="100" w:type="dxa"/>
+              <w:bottom w:w="100" w:type="dxa"/>
+              <w:right w:w="100" w:type="dxa"/>
+            </w:tcMar>
+          </w:tcPr>
+          <w:p>
+            <w:pPr>
+              <w:rPr>
+                <w:lang w:val="en-US"/>
+              </w:rPr>
+            </w:pPr>
+          </w:p>
+        </w:tc>
+        <w:tc>
+          <w:tcPr>
+            <w:tcW w:w="0" w:type="auto"/>
+            <w:tcBorders>
+              <w:top w:val="single" w:sz="8" w:space="0" w:color="000000"/>
+              <w:left w:val="single" w:sz="8" w:space="0" w:color="000000"/>
+              <w:bottom w:val="single" w:sz="8" w:space="0" w:color="000000"/>
+              <w:right w:val="single" w:sz="8" w:space="0" w:color="000000"/>
+            </w:tcBorders>
+            <w:tcMar>
+              <w:top w:w="100" w:type="dxa"/>
+              <w:left w:w="100" w:type="dxa"/>
+              <w:bottom w:w="100" w:type="dxa"/>
+              <w:right w:w="100" w:type="dxa"/>
+            </w:tcMar>
+          </w:tcPr>
+          <w:p>
+            <w:pPr>
+              <w:rPr>
+                <w:lang w:val="en-US"/>
+              </w:rPr>
+            </w:pPr>
+          </w:p>
+        </w:tc>
+        <w:tc>
+          <w:tcPr>
+            <w:tcW w:w="0" w:type="auto"/>
+            <w:tcBorders>
+              <w:top w:val="single" w:sz="8" w:space="0" w:color="000000"/>
+              <w:left w:val="single" w:sz="8" w:space="0" w:color="000000"/>
+              <w:bottom w:val="single" w:sz="8" w:space="0" w:color="000000"/>
+              <w:right w:val="single" w:sz="8" w:space="0" w:color="000000"/>
+            </w:tcBorders>
+            <w:tcMar>
+              <w:top w:w="100" w:type="dxa"/>
+              <w:left w:w="100" w:type="dxa"/>
+              <w:bottom w:w="100" w:type="dxa"/>
+              <w:right w:w="100" w:type="dxa"/>
+            </w:tcMar>
           </w:tcPr>
           <w:p>
             <w:pPr>
@@ -9005,42 +8102,38 @@
                 <w:lang w:val="en-US"/>
               </w:rPr>
             </w:pPr>
-          </w:p>
-          <w:p>
-            <w:pPr>
-              <w:rPr>
-                <w:lang w:val="en-US"/>
-              </w:rPr>
-            </w:pPr>
-          </w:p>
-        </w:tc>
-        <w:tc>
-          <w:tcPr>
-            <w:tcW w:w="0" w:type="auto"/>
-            <w:tcBorders>
-              <w:top w:val="single" w:sz="8" w:space="0" w:color="000000"/>
-              <w:left w:val="single" w:sz="8" w:space="0" w:color="000000"/>
-              <w:bottom w:val="single" w:sz="8" w:space="0" w:color="000000"/>
-              <w:right w:val="single" w:sz="8" w:space="0" w:color="000000"/>
-            </w:tcBorders>
-            <w:tcMar>
-              <w:top w:w="100" w:type="dxa"/>
-              <w:left w:w="100" w:type="dxa"/>
-              <w:bottom w:w="100" w:type="dxa"/>
-              <w:right w:w="100" w:type="dxa"/>
-            </w:tcMar>
-            <w:hideMark/>
-          </w:tcPr>
-          <w:p>
-            <w:pPr>
-              <w:rPr>
-                <w:lang w:val="en-US"/>
-              </w:rPr>
-            </w:pPr>
-            <w:r>
-              <w:rPr>
-                <w:lang w:val="en-US"/>
-              </w:rPr>
+            <w:r>
+              <w:rPr>
+                <w:u w:val="single"/>
+                <w:lang w:val="en-US"/>
+              </w:rPr>
+              <w:t>Curator’s comments:</w:t>
+            </w:r>
+          </w:p>
+        </w:tc>
+        <w:tc>
+          <w:tcPr>
+            <w:tcW w:w="0" w:type="auto"/>
+            <w:tcBorders>
+              <w:top w:val="single" w:sz="8" w:space="0" w:color="000000"/>
+              <w:left w:val="single" w:sz="8" w:space="0" w:color="000000"/>
+              <w:bottom w:val="single" w:sz="8" w:space="0" w:color="000000"/>
+              <w:right w:val="single" w:sz="8" w:space="0" w:color="000000"/>
+            </w:tcBorders>
+            <w:tcMar>
+              <w:top w:w="100" w:type="dxa"/>
+              <w:left w:w="100" w:type="dxa"/>
+              <w:bottom w:w="100" w:type="dxa"/>
+              <w:right w:w="100" w:type="dxa"/>
+            </w:tcMar>
+          </w:tcPr>
+          <w:p>
+            <w:pPr>
+              <w:rPr>
+                <w:lang w:val="en-US"/>
+              </w:rPr>
+            </w:pPr>
+            <w:r>
               <w:t>Require</w:t>
             </w:r>
           </w:p>
@@ -9060,7 +8153,6 @@
               <w:bottom w:w="100" w:type="dxa"/>
               <w:right w:w="100" w:type="dxa"/>
             </w:tcMar>
-            <w:hideMark/>
           </w:tcPr>
           <w:p>
             <w:pPr>
@@ -9084,395 +8176,330 @@
               <w:bottom w:val="single" w:sz="8" w:space="0" w:color="000000"/>
               <w:right w:val="single" w:sz="8" w:space="0" w:color="000000"/>
             </w:tcBorders>
-            <w:tcMar>
-              <w:top w:w="100" w:type="dxa"/>
-              <w:left w:w="100" w:type="dxa"/>
-              <w:bottom w:w="100" w:type="dxa"/>
-              <w:right w:w="100" w:type="dxa"/>
-            </w:tcMar>
-          </w:tcPr>
-          <w:p>
-            <w:pPr>
+            <w:shd w:val="clear" w:color="auto" w:fill="D9EAD3"/>
+            <w:tcMar>
+              <w:top w:w="100" w:type="dxa"/>
+              <w:left w:w="100" w:type="dxa"/>
+              <w:bottom w:w="100" w:type="dxa"/>
+              <w:right w:w="100" w:type="dxa"/>
+            </w:tcMar>
+            <w:hideMark/>
+          </w:tcPr>
+          <w:p>
+            <w:pPr>
+              <w:rPr>
+                <w:lang w:val="en-US"/>
+              </w:rPr>
+            </w:pPr>
+            <w:r>
               <w:rPr>
                 <w:b/>
                 <w:bCs/>
                 <w:lang w:val="en-US"/>
               </w:rPr>
+              <w:t>5.0</w:t>
+            </w:r>
+          </w:p>
+        </w:tc>
+        <w:tc>
+          <w:tcPr>
+            <w:tcW w:w="0" w:type="auto"/>
+            <w:tcBorders>
+              <w:top w:val="single" w:sz="8" w:space="0" w:color="000000"/>
+              <w:left w:val="single" w:sz="8" w:space="0" w:color="000000"/>
+              <w:bottom w:val="single" w:sz="8" w:space="0" w:color="000000"/>
+              <w:right w:val="single" w:sz="8" w:space="0" w:color="000000"/>
+            </w:tcBorders>
+            <w:shd w:val="clear" w:color="auto" w:fill="D9EAD3"/>
+            <w:tcMar>
+              <w:top w:w="100" w:type="dxa"/>
+              <w:left w:w="100" w:type="dxa"/>
+              <w:bottom w:w="100" w:type="dxa"/>
+              <w:right w:w="100" w:type="dxa"/>
+            </w:tcMar>
+            <w:hideMark/>
+          </w:tcPr>
+          <w:p>
+            <w:pPr>
+              <w:rPr>
+                <w:lang w:val="en-US"/>
+              </w:rPr>
             </w:pPr>
             <w:r>
               <w:rPr>
                 <w:b/>
                 <w:bCs/>
-              </w:rPr>
-              <w:t>4.3b</w:t>
-            </w:r>
-          </w:p>
-        </w:tc>
-        <w:tc>
-          <w:tcPr>
-            <w:tcW w:w="0" w:type="auto"/>
-            <w:tcBorders>
-              <w:top w:val="single" w:sz="8" w:space="0" w:color="000000"/>
-              <w:left w:val="single" w:sz="8" w:space="0" w:color="000000"/>
-              <w:bottom w:val="single" w:sz="8" w:space="0" w:color="000000"/>
-              <w:right w:val="single" w:sz="8" w:space="0" w:color="000000"/>
-            </w:tcBorders>
-            <w:tcMar>
-              <w:top w:w="100" w:type="dxa"/>
-              <w:left w:w="100" w:type="dxa"/>
-              <w:bottom w:w="100" w:type="dxa"/>
-              <w:right w:w="100" w:type="dxa"/>
-            </w:tcMar>
-          </w:tcPr>
-          <w:p>
-            <w:pPr>
+                <w:lang w:val="en-US"/>
+              </w:rPr>
+              <w:t>Sensitive data and IP</w:t>
+            </w:r>
+          </w:p>
+        </w:tc>
+        <w:tc>
+          <w:tcPr>
+            <w:tcW w:w="0" w:type="auto"/>
+            <w:tcBorders>
+              <w:top w:val="single" w:sz="8" w:space="0" w:color="000000"/>
+              <w:left w:val="single" w:sz="8" w:space="0" w:color="000000"/>
+              <w:bottom w:val="single" w:sz="8" w:space="0" w:color="000000"/>
+              <w:right w:val="single" w:sz="8" w:space="0" w:color="000000"/>
+            </w:tcBorders>
+            <w:shd w:val="clear" w:color="auto" w:fill="D9EAD3"/>
+            <w:tcMar>
+              <w:top w:w="100" w:type="dxa"/>
+              <w:left w:w="100" w:type="dxa"/>
+              <w:bottom w:w="100" w:type="dxa"/>
+              <w:right w:w="100" w:type="dxa"/>
+            </w:tcMar>
+            <w:hideMark/>
+          </w:tcPr>
+          <w:p>
+            <w:pPr>
+              <w:rPr>
+                <w:lang w:val="en-US"/>
+              </w:rPr>
+            </w:pPr>
+          </w:p>
+        </w:tc>
+        <w:tc>
+          <w:tcPr>
+            <w:tcW w:w="0" w:type="auto"/>
+            <w:tcBorders>
+              <w:top w:val="single" w:sz="8" w:space="0" w:color="000000"/>
+              <w:left w:val="single" w:sz="8" w:space="0" w:color="000000"/>
+              <w:bottom w:val="single" w:sz="8" w:space="0" w:color="000000"/>
+              <w:right w:val="single" w:sz="8" w:space="0" w:color="000000"/>
+            </w:tcBorders>
+            <w:shd w:val="clear" w:color="auto" w:fill="D9EAD3"/>
+            <w:tcMar>
+              <w:top w:w="100" w:type="dxa"/>
+              <w:left w:w="100" w:type="dxa"/>
+              <w:bottom w:w="100" w:type="dxa"/>
+              <w:right w:w="100" w:type="dxa"/>
+            </w:tcMar>
+            <w:hideMark/>
+          </w:tcPr>
+          <w:p>
+            <w:pPr>
+              <w:rPr>
+                <w:lang w:val="en-US"/>
+              </w:rPr>
+            </w:pPr>
+            <w:r>
               <w:rPr>
                 <w:b/>
                 <w:bCs/>
                 <w:lang w:val="en-US"/>
               </w:rPr>
+              <w:t>Yes</w:t>
+            </w:r>
+          </w:p>
+        </w:tc>
+        <w:tc>
+          <w:tcPr>
+            <w:tcW w:w="0" w:type="auto"/>
+            <w:tcBorders>
+              <w:top w:val="single" w:sz="8" w:space="0" w:color="000000"/>
+              <w:left w:val="single" w:sz="8" w:space="0" w:color="000000"/>
+              <w:bottom w:val="single" w:sz="8" w:space="0" w:color="000000"/>
+              <w:right w:val="single" w:sz="8" w:space="0" w:color="000000"/>
+            </w:tcBorders>
+            <w:shd w:val="clear" w:color="auto" w:fill="D9EAD3"/>
+            <w:tcMar>
+              <w:top w:w="100" w:type="dxa"/>
+              <w:left w:w="100" w:type="dxa"/>
+              <w:bottom w:w="100" w:type="dxa"/>
+              <w:right w:w="100" w:type="dxa"/>
+            </w:tcMar>
+            <w:hideMark/>
+          </w:tcPr>
+          <w:p>
+            <w:pPr>
+              <w:rPr>
+                <w:lang w:val="en-US"/>
+              </w:rPr>
             </w:pPr>
             <w:r>
               <w:rPr>
                 <w:b/>
                 <w:bCs/>
-              </w:rPr>
-              <w:t>Is at least one author affiliated with the University of Toronto?</w:t>
-            </w:r>
-          </w:p>
-        </w:tc>
-        <w:tc>
-          <w:tcPr>
-            <w:tcW w:w="0" w:type="auto"/>
-            <w:tcBorders>
-              <w:top w:val="single" w:sz="8" w:space="0" w:color="000000"/>
-              <w:left w:val="single" w:sz="8" w:space="0" w:color="000000"/>
-              <w:bottom w:val="single" w:sz="8" w:space="0" w:color="000000"/>
-              <w:right w:val="single" w:sz="8" w:space="0" w:color="000000"/>
-            </w:tcBorders>
-            <w:tcMar>
-              <w:top w:w="100" w:type="dxa"/>
-              <w:left w:w="100" w:type="dxa"/>
-              <w:bottom w:w="100" w:type="dxa"/>
-              <w:right w:w="100" w:type="dxa"/>
-            </w:tcMar>
-          </w:tcPr>
-          <w:p>
-            <w:r>
-              <w:t>Python scripted.</w:t>
-            </w:r>
-          </w:p>
-          <w:p>
-            <w:pPr>
-              <w:rPr>
-                <w:lang w:val="en-US"/>
-              </w:rPr>
-            </w:pPr>
-            <w:r>
-              <w:t>This will check either ‘</w:t>
-            </w:r>
-            <w:proofErr w:type="spellStart"/>
-            <w:r>
-              <w:t>uoft</w:t>
-            </w:r>
-            <w:proofErr w:type="spellEnd"/>
-            <w:r>
-              <w:t>’, ‘u of t’ or ‘</w:t>
-            </w:r>
-            <w:r>
-              <w:t xml:space="preserve">university of </w:t>
-            </w:r>
-            <w:proofErr w:type="spellStart"/>
-            <w:r>
-              <w:t>toronto</w:t>
-            </w:r>
-            <w:proofErr w:type="spellEnd"/>
-            <w:r>
-              <w:t xml:space="preserve">’ is filled for the </w:t>
-            </w:r>
-            <w:r>
-              <w:t>author</w:t>
-            </w:r>
-            <w:r>
-              <w:t xml:space="preserve"> </w:t>
-            </w:r>
-            <w:r>
-              <w:rPr>
-                <w:lang w:val="en-US"/>
-              </w:rPr>
-              <w:t>affiliation</w:t>
-            </w:r>
-            <w:r>
-              <w:rPr>
-                <w:lang w:val="en-US"/>
-              </w:rPr>
-              <w:t xml:space="preserve"> (non-case sensitive)</w:t>
-            </w:r>
-          </w:p>
-        </w:tc>
-        <w:tc>
-          <w:tcPr>
-            <w:tcW w:w="0" w:type="auto"/>
-            <w:tcBorders>
-              <w:top w:val="single" w:sz="8" w:space="0" w:color="000000"/>
-              <w:left w:val="single" w:sz="8" w:space="0" w:color="000000"/>
-              <w:bottom w:val="single" w:sz="8" w:space="0" w:color="000000"/>
-              <w:right w:val="single" w:sz="8" w:space="0" w:color="000000"/>
-            </w:tcBorders>
-            <w:tcMar>
-              <w:top w:w="100" w:type="dxa"/>
-              <w:left w:w="100" w:type="dxa"/>
-              <w:bottom w:w="100" w:type="dxa"/>
-              <w:right w:w="100" w:type="dxa"/>
-            </w:tcMar>
-          </w:tcPr>
-          <w:p>
-            <w:r>
-              <w:t xml:space="preserve">{% if not </w:t>
-            </w:r>
-            <w:proofErr w:type="spellStart"/>
-            <w:r>
-              <w:t>template_</w:t>
-            </w:r>
-            <w:proofErr w:type="gramStart"/>
-            <w:r>
-              <w:t>dict</w:t>
-            </w:r>
-            <w:proofErr w:type="spellEnd"/>
-            <w:r>
-              <w:t>.</w:t>
-            </w:r>
-            <w:proofErr w:type="spellStart"/>
-            <w:r>
-              <w:rPr>
-                <w:lang w:val="en-US"/>
-              </w:rPr>
-              <w:t>none</w:t>
-            </w:r>
-            <w:proofErr w:type="gramEnd"/>
-            <w:r>
-              <w:rPr>
-                <w:lang w:val="en-US"/>
-              </w:rPr>
-              <w:t>_author_affiliation_UT</w:t>
-            </w:r>
-            <w:proofErr w:type="spellEnd"/>
-            <w:r>
-              <w:t>%}</w:t>
-            </w:r>
-            <w:proofErr w:type="gramStart"/>
-            <w:r>
-              <w:t>X{</w:t>
-            </w:r>
-            <w:proofErr w:type="gramEnd"/>
-            <w:r>
-              <w:t>% endif %}</w:t>
-            </w:r>
-          </w:p>
-        </w:tc>
-        <w:tc>
-          <w:tcPr>
-            <w:tcW w:w="0" w:type="auto"/>
-            <w:tcBorders>
-              <w:top w:val="single" w:sz="8" w:space="0" w:color="000000"/>
-              <w:left w:val="single" w:sz="8" w:space="0" w:color="000000"/>
-              <w:bottom w:val="single" w:sz="8" w:space="0" w:color="000000"/>
-              <w:right w:val="single" w:sz="8" w:space="0" w:color="000000"/>
-            </w:tcBorders>
-            <w:tcMar>
-              <w:top w:w="100" w:type="dxa"/>
-              <w:left w:w="100" w:type="dxa"/>
-              <w:bottom w:w="100" w:type="dxa"/>
-              <w:right w:w="100" w:type="dxa"/>
-            </w:tcMar>
-          </w:tcPr>
-          <w:p>
-            <w:r>
-              <w:t xml:space="preserve">{% if </w:t>
-            </w:r>
-            <w:proofErr w:type="spellStart"/>
-            <w:r>
-              <w:t>template_</w:t>
-            </w:r>
-            <w:proofErr w:type="gramStart"/>
-            <w:r>
-              <w:t>dict</w:t>
-            </w:r>
-            <w:proofErr w:type="spellEnd"/>
-            <w:r>
-              <w:t>.</w:t>
-            </w:r>
-            <w:proofErr w:type="spellStart"/>
-            <w:r>
-              <w:rPr>
-                <w:lang w:val="en-US"/>
-              </w:rPr>
-              <w:t>none</w:t>
-            </w:r>
-            <w:proofErr w:type="gramEnd"/>
-            <w:r>
-              <w:rPr>
-                <w:lang w:val="en-US"/>
-              </w:rPr>
-              <w:t>_author_affiliation_UT</w:t>
-            </w:r>
-            <w:proofErr w:type="spellEnd"/>
-            <w:r>
-              <w:t xml:space="preserve"> %}</w:t>
-            </w:r>
-            <w:proofErr w:type="gramStart"/>
-            <w:r>
-              <w:t>X{</w:t>
-            </w:r>
-            <w:proofErr w:type="gramEnd"/>
-            <w:r>
-              <w:t>% endif %}</w:t>
-            </w:r>
-          </w:p>
-        </w:tc>
-        <w:tc>
-          <w:tcPr>
-            <w:tcW w:w="0" w:type="auto"/>
-            <w:tcBorders>
-              <w:top w:val="single" w:sz="8" w:space="0" w:color="000000"/>
-              <w:left w:val="single" w:sz="8" w:space="0" w:color="000000"/>
-              <w:bottom w:val="single" w:sz="8" w:space="0" w:color="000000"/>
-              <w:right w:val="single" w:sz="8" w:space="0" w:color="000000"/>
-            </w:tcBorders>
-            <w:tcMar>
-              <w:top w:w="100" w:type="dxa"/>
-              <w:left w:w="100" w:type="dxa"/>
-              <w:bottom w:w="100" w:type="dxa"/>
-              <w:right w:w="100" w:type="dxa"/>
-            </w:tcMar>
-          </w:tcPr>
-          <w:p>
-            <w:pPr>
-              <w:rPr>
-                <w:lang w:val="en-US"/>
-              </w:rPr>
-            </w:pPr>
-          </w:p>
-        </w:tc>
-        <w:tc>
-          <w:tcPr>
-            <w:tcW w:w="0" w:type="auto"/>
-            <w:tcBorders>
-              <w:top w:val="single" w:sz="8" w:space="0" w:color="000000"/>
-              <w:left w:val="single" w:sz="8" w:space="0" w:color="000000"/>
-              <w:bottom w:val="single" w:sz="8" w:space="0" w:color="000000"/>
-              <w:right w:val="single" w:sz="8" w:space="0" w:color="000000"/>
-            </w:tcBorders>
-            <w:tcMar>
-              <w:top w:w="100" w:type="dxa"/>
-              <w:left w:w="100" w:type="dxa"/>
-              <w:bottom w:w="100" w:type="dxa"/>
-              <w:right w:w="100" w:type="dxa"/>
-            </w:tcMar>
-          </w:tcPr>
-          <w:p>
-            <w:pPr>
-              <w:rPr>
-                <w:lang w:val="en-US"/>
-              </w:rPr>
-            </w:pPr>
-          </w:p>
-        </w:tc>
-        <w:tc>
-          <w:tcPr>
-            <w:tcW w:w="0" w:type="auto"/>
-            <w:tcBorders>
-              <w:top w:val="single" w:sz="8" w:space="0" w:color="000000"/>
-              <w:left w:val="single" w:sz="8" w:space="0" w:color="000000"/>
-              <w:bottom w:val="single" w:sz="8" w:space="0" w:color="000000"/>
-              <w:right w:val="single" w:sz="8" w:space="0" w:color="000000"/>
-            </w:tcBorders>
-            <w:tcMar>
-              <w:top w:w="100" w:type="dxa"/>
-              <w:left w:w="100" w:type="dxa"/>
-              <w:bottom w:w="100" w:type="dxa"/>
-              <w:right w:w="100" w:type="dxa"/>
-            </w:tcMar>
-          </w:tcPr>
-          <w:p>
-            <w:pPr>
-              <w:rPr>
-                <w:lang w:val="en-US"/>
-              </w:rPr>
-            </w:pPr>
-          </w:p>
-        </w:tc>
-        <w:tc>
-          <w:tcPr>
-            <w:tcW w:w="0" w:type="auto"/>
-            <w:tcBorders>
-              <w:top w:val="single" w:sz="8" w:space="0" w:color="000000"/>
-              <w:left w:val="single" w:sz="8" w:space="0" w:color="000000"/>
-              <w:bottom w:val="single" w:sz="8" w:space="0" w:color="000000"/>
-              <w:right w:val="single" w:sz="8" w:space="0" w:color="000000"/>
-            </w:tcBorders>
-            <w:tcMar>
-              <w:top w:w="100" w:type="dxa"/>
-              <w:left w:w="100" w:type="dxa"/>
-              <w:bottom w:w="100" w:type="dxa"/>
-              <w:right w:w="100" w:type="dxa"/>
-            </w:tcMar>
-          </w:tcPr>
-          <w:p>
-            <w:pPr>
+                <w:lang w:val="en-US"/>
+              </w:rPr>
+              <w:t>RQU</w:t>
+            </w:r>
+          </w:p>
+        </w:tc>
+        <w:tc>
+          <w:tcPr>
+            <w:tcW w:w="0" w:type="auto"/>
+            <w:tcBorders>
+              <w:top w:val="single" w:sz="8" w:space="0" w:color="000000"/>
+              <w:left w:val="single" w:sz="8" w:space="0" w:color="000000"/>
+              <w:bottom w:val="single" w:sz="8" w:space="0" w:color="000000"/>
+              <w:right w:val="single" w:sz="8" w:space="0" w:color="000000"/>
+            </w:tcBorders>
+            <w:shd w:val="clear" w:color="auto" w:fill="D9EAD3"/>
+            <w:tcMar>
+              <w:top w:w="100" w:type="dxa"/>
+              <w:left w:w="100" w:type="dxa"/>
+              <w:bottom w:w="100" w:type="dxa"/>
+              <w:right w:w="100" w:type="dxa"/>
+            </w:tcMar>
+            <w:hideMark/>
+          </w:tcPr>
+          <w:p>
+            <w:pPr>
+              <w:rPr>
+                <w:lang w:val="en-US"/>
+              </w:rPr>
+            </w:pPr>
+            <w:r>
               <w:rPr>
                 <w:b/>
                 <w:bCs/>
-                <w:color w:val="FF0000"/>
-                <w:sz w:val="40"/>
-                <w:szCs w:val="40"/>
-                <w:lang w:val="en-US"/>
-              </w:rPr>
-            </w:pPr>
-          </w:p>
-        </w:tc>
-        <w:tc>
-          <w:tcPr>
-            <w:tcW w:w="0" w:type="auto"/>
-            <w:tcBorders>
-              <w:top w:val="single" w:sz="8" w:space="0" w:color="000000"/>
-              <w:left w:val="single" w:sz="8" w:space="0" w:color="000000"/>
-              <w:bottom w:val="single" w:sz="8" w:space="0" w:color="000000"/>
-              <w:right w:val="single" w:sz="8" w:space="0" w:color="000000"/>
-            </w:tcBorders>
-            <w:tcMar>
-              <w:top w:w="100" w:type="dxa"/>
-              <w:left w:w="100" w:type="dxa"/>
-              <w:bottom w:w="100" w:type="dxa"/>
-              <w:right w:w="100" w:type="dxa"/>
-            </w:tcMar>
-          </w:tcPr>
-          <w:p>
-            <w:pPr>
-              <w:rPr>
-                <w:lang w:val="en-US"/>
-              </w:rPr>
-            </w:pPr>
-            <w:r>
-              <w:t>Require</w:t>
-            </w:r>
-          </w:p>
-        </w:tc>
-        <w:tc>
-          <w:tcPr>
-            <w:tcW w:w="0" w:type="auto"/>
-            <w:tcBorders>
-              <w:top w:val="single" w:sz="8" w:space="0" w:color="000000"/>
-              <w:left w:val="single" w:sz="8" w:space="0" w:color="000000"/>
-              <w:bottom w:val="single" w:sz="8" w:space="0" w:color="000000"/>
-              <w:right w:val="single" w:sz="8" w:space="0" w:color="000000"/>
-            </w:tcBorders>
-            <w:tcMar>
-              <w:top w:w="100" w:type="dxa"/>
-              <w:left w:w="100" w:type="dxa"/>
-              <w:bottom w:w="100" w:type="dxa"/>
-              <w:right w:w="100" w:type="dxa"/>
-            </w:tcMar>
+                <w:lang w:val="en-US"/>
+              </w:rPr>
+              <w:t>RCM</w:t>
+            </w:r>
+          </w:p>
+        </w:tc>
+        <w:tc>
+          <w:tcPr>
+            <w:tcW w:w="0" w:type="auto"/>
+            <w:tcBorders>
+              <w:top w:val="single" w:sz="8" w:space="0" w:color="000000"/>
+              <w:left w:val="single" w:sz="8" w:space="0" w:color="000000"/>
+              <w:bottom w:val="single" w:sz="8" w:space="0" w:color="000000"/>
+              <w:right w:val="single" w:sz="8" w:space="0" w:color="000000"/>
+            </w:tcBorders>
+            <w:shd w:val="clear" w:color="auto" w:fill="D9EAD3"/>
+            <w:tcMar>
+              <w:top w:w="100" w:type="dxa"/>
+              <w:left w:w="100" w:type="dxa"/>
+              <w:bottom w:w="100" w:type="dxa"/>
+              <w:right w:w="100" w:type="dxa"/>
+            </w:tcMar>
+            <w:hideMark/>
+          </w:tcPr>
+          <w:p>
+            <w:pPr>
+              <w:rPr>
+                <w:lang w:val="en-US"/>
+              </w:rPr>
+            </w:pPr>
+            <w:r>
+              <w:rPr>
+                <w:b/>
+                <w:bCs/>
+                <w:lang w:val="en-US"/>
+              </w:rPr>
+              <w:t>NS</w:t>
+            </w:r>
+          </w:p>
+        </w:tc>
+        <w:tc>
+          <w:tcPr>
+            <w:tcW w:w="0" w:type="auto"/>
+            <w:tcBorders>
+              <w:top w:val="single" w:sz="8" w:space="0" w:color="000000"/>
+              <w:left w:val="single" w:sz="8" w:space="0" w:color="000000"/>
+              <w:bottom w:val="single" w:sz="8" w:space="0" w:color="000000"/>
+              <w:right w:val="single" w:sz="8" w:space="0" w:color="000000"/>
+            </w:tcBorders>
+            <w:shd w:val="clear" w:color="auto" w:fill="D9EAD3"/>
+            <w:tcMar>
+              <w:top w:w="100" w:type="dxa"/>
+              <w:left w:w="100" w:type="dxa"/>
+              <w:bottom w:w="100" w:type="dxa"/>
+              <w:right w:w="100" w:type="dxa"/>
+            </w:tcMar>
+            <w:hideMark/>
+          </w:tcPr>
+          <w:p>
+            <w:pPr>
+              <w:rPr>
+                <w:lang w:val="en-US"/>
+              </w:rPr>
+            </w:pPr>
+            <w:r>
+              <w:rPr>
+                <w:b/>
+                <w:bCs/>
+                <w:lang w:val="en-US"/>
+              </w:rPr>
+              <w:t>NA</w:t>
+            </w:r>
+          </w:p>
+        </w:tc>
+        <w:tc>
+          <w:tcPr>
+            <w:tcW w:w="0" w:type="auto"/>
+            <w:tcBorders>
+              <w:top w:val="single" w:sz="8" w:space="0" w:color="000000"/>
+              <w:left w:val="single" w:sz="8" w:space="0" w:color="000000"/>
+              <w:bottom w:val="single" w:sz="8" w:space="0" w:color="000000"/>
+              <w:right w:val="single" w:sz="8" w:space="0" w:color="000000"/>
+            </w:tcBorders>
+            <w:shd w:val="clear" w:color="auto" w:fill="D9EAD3"/>
+            <w:tcMar>
+              <w:top w:w="100" w:type="dxa"/>
+              <w:left w:w="100" w:type="dxa"/>
+              <w:bottom w:w="100" w:type="dxa"/>
+              <w:right w:w="100" w:type="dxa"/>
+            </w:tcMar>
+            <w:hideMark/>
+          </w:tcPr>
+          <w:p>
+            <w:pPr>
+              <w:rPr>
+                <w:lang w:val="en-US"/>
+              </w:rPr>
+            </w:pPr>
+          </w:p>
+        </w:tc>
+        <w:tc>
+          <w:tcPr>
+            <w:tcW w:w="0" w:type="auto"/>
+            <w:tcBorders>
+              <w:top w:val="single" w:sz="8" w:space="0" w:color="000000"/>
+              <w:left w:val="single" w:sz="8" w:space="0" w:color="000000"/>
+              <w:bottom w:val="single" w:sz="8" w:space="0" w:color="000000"/>
+              <w:right w:val="single" w:sz="8" w:space="0" w:color="000000"/>
+            </w:tcBorders>
+            <w:shd w:val="clear" w:color="auto" w:fill="D9EAD3"/>
+            <w:tcMar>
+              <w:top w:w="100" w:type="dxa"/>
+              <w:left w:w="100" w:type="dxa"/>
+              <w:bottom w:w="100" w:type="dxa"/>
+              <w:right w:w="100" w:type="dxa"/>
+            </w:tcMar>
+            <w:hideMark/>
+          </w:tcPr>
+          <w:p>
+            <w:pPr>
+              <w:rPr>
+                <w:lang w:val="en-US"/>
+              </w:rPr>
+            </w:pPr>
+          </w:p>
+        </w:tc>
+        <w:tc>
+          <w:tcPr>
+            <w:tcW w:w="0" w:type="auto"/>
+            <w:tcBorders>
+              <w:top w:val="single" w:sz="8" w:space="0" w:color="000000"/>
+              <w:left w:val="single" w:sz="8" w:space="0" w:color="000000"/>
+              <w:bottom w:val="single" w:sz="8" w:space="0" w:color="000000"/>
+              <w:right w:val="single" w:sz="8" w:space="0" w:color="000000"/>
+            </w:tcBorders>
+            <w:shd w:val="clear" w:color="auto" w:fill="D9EAD3"/>
+            <w:tcMar>
+              <w:top w:w="100" w:type="dxa"/>
+              <w:left w:w="100" w:type="dxa"/>
+              <w:bottom w:w="100" w:type="dxa"/>
+              <w:right w:w="100" w:type="dxa"/>
+            </w:tcMar>
+            <w:hideMark/>
           </w:tcPr>
           <w:p>
             <w:pPr>
@@ -9496,7 +8523,6 @@
               <w:bottom w:val="single" w:sz="8" w:space="0" w:color="000000"/>
               <w:right w:val="single" w:sz="8" w:space="0" w:color="000000"/>
             </w:tcBorders>
-            <w:shd w:val="clear" w:color="auto" w:fill="D9EAD3"/>
             <w:tcMar>
               <w:top w:w="100" w:type="dxa"/>
               <w:left w:w="100" w:type="dxa"/>
@@ -9517,20 +8543,19 @@
                 <w:bCs/>
                 <w:lang w:val="en-US"/>
               </w:rPr>
-              <w:t>5.0</w:t>
-            </w:r>
-          </w:p>
-        </w:tc>
-        <w:tc>
-          <w:tcPr>
-            <w:tcW w:w="0" w:type="auto"/>
-            <w:tcBorders>
-              <w:top w:val="single" w:sz="8" w:space="0" w:color="000000"/>
-              <w:left w:val="single" w:sz="8" w:space="0" w:color="000000"/>
-              <w:bottom w:val="single" w:sz="8" w:space="0" w:color="000000"/>
-              <w:right w:val="single" w:sz="8" w:space="0" w:color="000000"/>
-            </w:tcBorders>
-            <w:shd w:val="clear" w:color="auto" w:fill="D9EAD3"/>
+              <w:t>5.1</w:t>
+            </w:r>
+          </w:p>
+        </w:tc>
+        <w:tc>
+          <w:tcPr>
+            <w:tcW w:w="0" w:type="auto"/>
+            <w:tcBorders>
+              <w:top w:val="single" w:sz="8" w:space="0" w:color="000000"/>
+              <w:left w:val="single" w:sz="8" w:space="0" w:color="000000"/>
+              <w:bottom w:val="single" w:sz="8" w:space="0" w:color="000000"/>
+              <w:right w:val="single" w:sz="8" w:space="0" w:color="000000"/>
+            </w:tcBorders>
             <w:tcMar>
               <w:top w:w="100" w:type="dxa"/>
               <w:left w:w="100" w:type="dxa"/>
@@ -9551,268 +8576,433 @@
                 <w:bCs/>
                 <w:lang w:val="en-US"/>
               </w:rPr>
-              <w:t>Sensitive data and IP</w:t>
-            </w:r>
-          </w:p>
-        </w:tc>
-        <w:tc>
-          <w:tcPr>
-            <w:tcW w:w="0" w:type="auto"/>
-            <w:tcBorders>
-              <w:top w:val="single" w:sz="8" w:space="0" w:color="000000"/>
-              <w:left w:val="single" w:sz="8" w:space="0" w:color="000000"/>
-              <w:bottom w:val="single" w:sz="8" w:space="0" w:color="000000"/>
-              <w:right w:val="single" w:sz="8" w:space="0" w:color="000000"/>
-            </w:tcBorders>
-            <w:shd w:val="clear" w:color="auto" w:fill="D9EAD3"/>
-            <w:tcMar>
-              <w:top w:w="100" w:type="dxa"/>
-              <w:left w:w="100" w:type="dxa"/>
-              <w:bottom w:w="100" w:type="dxa"/>
-              <w:right w:w="100" w:type="dxa"/>
-            </w:tcMar>
-            <w:hideMark/>
-          </w:tcPr>
-          <w:p>
-            <w:pPr>
-              <w:rPr>
-                <w:lang w:val="en-US"/>
-              </w:rPr>
-            </w:pPr>
-          </w:p>
-        </w:tc>
-        <w:tc>
-          <w:tcPr>
-            <w:tcW w:w="0" w:type="auto"/>
-            <w:tcBorders>
-              <w:top w:val="single" w:sz="8" w:space="0" w:color="000000"/>
-              <w:left w:val="single" w:sz="8" w:space="0" w:color="000000"/>
-              <w:bottom w:val="single" w:sz="8" w:space="0" w:color="000000"/>
-              <w:right w:val="single" w:sz="8" w:space="0" w:color="000000"/>
-            </w:tcBorders>
-            <w:shd w:val="clear" w:color="auto" w:fill="D9EAD3"/>
-            <w:tcMar>
-              <w:top w:w="100" w:type="dxa"/>
-              <w:left w:w="100" w:type="dxa"/>
-              <w:bottom w:w="100" w:type="dxa"/>
-              <w:right w:w="100" w:type="dxa"/>
-            </w:tcMar>
-            <w:hideMark/>
-          </w:tcPr>
-          <w:p>
-            <w:pPr>
-              <w:rPr>
-                <w:lang w:val="en-US"/>
-              </w:rPr>
-            </w:pPr>
+              <w:t xml:space="preserve">Does the dataset </w:t>
+            </w:r>
             <w:r>
               <w:rPr>
                 <w:b/>
                 <w:bCs/>
                 <w:lang w:val="en-US"/>
               </w:rPr>
-              <w:t>Yes</w:t>
-            </w:r>
-          </w:p>
-        </w:tc>
-        <w:tc>
-          <w:tcPr>
-            <w:tcW w:w="0" w:type="auto"/>
-            <w:tcBorders>
-              <w:top w:val="single" w:sz="8" w:space="0" w:color="000000"/>
-              <w:left w:val="single" w:sz="8" w:space="0" w:color="000000"/>
-              <w:bottom w:val="single" w:sz="8" w:space="0" w:color="000000"/>
-              <w:right w:val="single" w:sz="8" w:space="0" w:color="000000"/>
-            </w:tcBorders>
-            <w:shd w:val="clear" w:color="auto" w:fill="D9EAD3"/>
-            <w:tcMar>
-              <w:top w:w="100" w:type="dxa"/>
-              <w:left w:w="100" w:type="dxa"/>
-              <w:bottom w:w="100" w:type="dxa"/>
-              <w:right w:w="100" w:type="dxa"/>
-            </w:tcMar>
-            <w:hideMark/>
-          </w:tcPr>
-          <w:p>
-            <w:pPr>
-              <w:rPr>
-                <w:lang w:val="en-US"/>
-              </w:rPr>
-            </w:pPr>
+              <w:lastRenderedPageBreak/>
+              <w:t xml:space="preserve">contain any obvious sensitivity issues, such as direct </w:t>
+            </w:r>
+            <w:proofErr w:type="spellStart"/>
             <w:r>
               <w:rPr>
                 <w:b/>
                 <w:bCs/>
                 <w:lang w:val="en-US"/>
               </w:rPr>
-              <w:t>RQU</w:t>
-            </w:r>
-          </w:p>
-        </w:tc>
-        <w:tc>
-          <w:tcPr>
-            <w:tcW w:w="0" w:type="auto"/>
-            <w:tcBorders>
-              <w:top w:val="single" w:sz="8" w:space="0" w:color="000000"/>
-              <w:left w:val="single" w:sz="8" w:space="0" w:color="000000"/>
-              <w:bottom w:val="single" w:sz="8" w:space="0" w:color="000000"/>
-              <w:right w:val="single" w:sz="8" w:space="0" w:color="000000"/>
-            </w:tcBorders>
-            <w:shd w:val="clear" w:color="auto" w:fill="D9EAD3"/>
-            <w:tcMar>
-              <w:top w:w="100" w:type="dxa"/>
-              <w:left w:w="100" w:type="dxa"/>
-              <w:bottom w:w="100" w:type="dxa"/>
-              <w:right w:w="100" w:type="dxa"/>
-            </w:tcMar>
-            <w:hideMark/>
-          </w:tcPr>
-          <w:p>
-            <w:pPr>
-              <w:rPr>
-                <w:lang w:val="en-US"/>
-              </w:rPr>
-            </w:pPr>
-            <w:r>
-              <w:rPr>
+              <w:t>identifiers?</w:t>
+            </w:r>
+            <w:r>
+              <w:rPr>
+                <w:rFonts w:hint="eastAsia"/>
                 <w:b/>
                 <w:bCs/>
                 <w:lang w:val="en-US"/>
               </w:rPr>
-              <w:t>RCM</w:t>
-            </w:r>
-          </w:p>
-        </w:tc>
-        <w:tc>
-          <w:tcPr>
-            <w:tcW w:w="0" w:type="auto"/>
-            <w:tcBorders>
-              <w:top w:val="single" w:sz="8" w:space="0" w:color="000000"/>
-              <w:left w:val="single" w:sz="8" w:space="0" w:color="000000"/>
-              <w:bottom w:val="single" w:sz="8" w:space="0" w:color="000000"/>
-              <w:right w:val="single" w:sz="8" w:space="0" w:color="000000"/>
-            </w:tcBorders>
-            <w:shd w:val="clear" w:color="auto" w:fill="D9EAD3"/>
-            <w:tcMar>
-              <w:top w:w="100" w:type="dxa"/>
-              <w:left w:w="100" w:type="dxa"/>
-              <w:bottom w:w="100" w:type="dxa"/>
-              <w:right w:w="100" w:type="dxa"/>
-            </w:tcMar>
-            <w:hideMark/>
-          </w:tcPr>
-          <w:p>
-            <w:pPr>
-              <w:rPr>
-                <w:lang w:val="en-US"/>
-              </w:rPr>
-            </w:pPr>
-            <w:r>
-              <w:rPr>
-                <w:b/>
-                <w:bCs/>
-                <w:lang w:val="en-US"/>
-              </w:rPr>
-              <w:t>NS</w:t>
-            </w:r>
-          </w:p>
-        </w:tc>
-        <w:tc>
-          <w:tcPr>
-            <w:tcW w:w="0" w:type="auto"/>
-            <w:tcBorders>
-              <w:top w:val="single" w:sz="8" w:space="0" w:color="000000"/>
-              <w:left w:val="single" w:sz="8" w:space="0" w:color="000000"/>
-              <w:bottom w:val="single" w:sz="8" w:space="0" w:color="000000"/>
-              <w:right w:val="single" w:sz="8" w:space="0" w:color="000000"/>
-            </w:tcBorders>
-            <w:shd w:val="clear" w:color="auto" w:fill="D9EAD3"/>
-            <w:tcMar>
-              <w:top w:w="100" w:type="dxa"/>
-              <w:left w:w="100" w:type="dxa"/>
-              <w:bottom w:w="100" w:type="dxa"/>
-              <w:right w:w="100" w:type="dxa"/>
-            </w:tcMar>
-            <w:hideMark/>
-          </w:tcPr>
-          <w:p>
-            <w:pPr>
-              <w:rPr>
-                <w:lang w:val="en-US"/>
-              </w:rPr>
-            </w:pPr>
-            <w:r>
-              <w:rPr>
-                <w:b/>
-                <w:bCs/>
-                <w:lang w:val="en-US"/>
-              </w:rPr>
-              <w:t>NA</w:t>
-            </w:r>
-          </w:p>
-        </w:tc>
-        <w:tc>
-          <w:tcPr>
-            <w:tcW w:w="0" w:type="auto"/>
-            <w:tcBorders>
-              <w:top w:val="single" w:sz="8" w:space="0" w:color="000000"/>
-              <w:left w:val="single" w:sz="8" w:space="0" w:color="000000"/>
-              <w:bottom w:val="single" w:sz="8" w:space="0" w:color="000000"/>
-              <w:right w:val="single" w:sz="8" w:space="0" w:color="000000"/>
-            </w:tcBorders>
-            <w:shd w:val="clear" w:color="auto" w:fill="D9EAD3"/>
-            <w:tcMar>
-              <w:top w:w="100" w:type="dxa"/>
-              <w:left w:w="100" w:type="dxa"/>
-              <w:bottom w:w="100" w:type="dxa"/>
-              <w:right w:w="100" w:type="dxa"/>
-            </w:tcMar>
-            <w:hideMark/>
-          </w:tcPr>
-          <w:p>
-            <w:pPr>
-              <w:rPr>
-                <w:lang w:val="en-US"/>
-              </w:rPr>
-            </w:pPr>
-          </w:p>
-        </w:tc>
-        <w:tc>
-          <w:tcPr>
-            <w:tcW w:w="0" w:type="auto"/>
-            <w:tcBorders>
-              <w:top w:val="single" w:sz="8" w:space="0" w:color="000000"/>
-              <w:left w:val="single" w:sz="8" w:space="0" w:color="000000"/>
-              <w:bottom w:val="single" w:sz="8" w:space="0" w:color="000000"/>
-              <w:right w:val="single" w:sz="8" w:space="0" w:color="000000"/>
-            </w:tcBorders>
-            <w:shd w:val="clear" w:color="auto" w:fill="D9EAD3"/>
-            <w:tcMar>
-              <w:top w:w="100" w:type="dxa"/>
-              <w:left w:w="100" w:type="dxa"/>
-              <w:bottom w:w="100" w:type="dxa"/>
-              <w:right w:w="100" w:type="dxa"/>
-            </w:tcMar>
-            <w:hideMark/>
-          </w:tcPr>
-          <w:p>
-            <w:pPr>
-              <w:rPr>
-                <w:lang w:val="en-US"/>
-              </w:rPr>
-            </w:pPr>
-          </w:p>
-        </w:tc>
-        <w:tc>
-          <w:tcPr>
-            <w:tcW w:w="0" w:type="auto"/>
-            <w:tcBorders>
-              <w:top w:val="single" w:sz="8" w:space="0" w:color="000000"/>
-              <w:left w:val="single" w:sz="8" w:space="0" w:color="000000"/>
-              <w:bottom w:val="single" w:sz="8" w:space="0" w:color="000000"/>
-              <w:right w:val="single" w:sz="8" w:space="0" w:color="000000"/>
-            </w:tcBorders>
-            <w:shd w:val="clear" w:color="auto" w:fill="D9EAD3"/>
+              <w:t>R</w:t>
+            </w:r>
+            <w:proofErr w:type="spellEnd"/>
+          </w:p>
+        </w:tc>
+        <w:tc>
+          <w:tcPr>
+            <w:tcW w:w="0" w:type="auto"/>
+            <w:tcBorders>
+              <w:top w:val="single" w:sz="8" w:space="0" w:color="000000"/>
+              <w:left w:val="single" w:sz="8" w:space="0" w:color="000000"/>
+              <w:bottom w:val="single" w:sz="8" w:space="0" w:color="000000"/>
+              <w:right w:val="single" w:sz="8" w:space="0" w:color="000000"/>
+            </w:tcBorders>
+            <w:tcMar>
+              <w:top w:w="100" w:type="dxa"/>
+              <w:left w:w="100" w:type="dxa"/>
+              <w:bottom w:w="100" w:type="dxa"/>
+              <w:right w:w="100" w:type="dxa"/>
+            </w:tcMar>
+            <w:hideMark/>
+          </w:tcPr>
+          <w:p>
+            <w:pPr>
+              <w:numPr>
+                <w:ilvl w:val="0"/>
+                <w:numId w:val="16"/>
+              </w:numPr>
+              <w:rPr>
+                <w:lang w:val="en-US"/>
+              </w:rPr>
+            </w:pPr>
+            <w:r>
+              <w:rPr>
+                <w:lang w:val="en-US"/>
+              </w:rPr>
+              <w:lastRenderedPageBreak/>
+              <w:t>Review documen</w:t>
+            </w:r>
+            <w:r>
+              <w:rPr>
+                <w:lang w:val="en-US"/>
+              </w:rPr>
+              <w:lastRenderedPageBreak/>
+              <w:t>tation and file names and see if there are any that should be opened and reviewed (e.g. if a file is named “participant survey”, etc.) </w:t>
+            </w:r>
+          </w:p>
+          <w:p>
+            <w:pPr>
+              <w:numPr>
+                <w:ilvl w:val="0"/>
+                <w:numId w:val="16"/>
+              </w:numPr>
+              <w:rPr>
+                <w:lang w:val="en-US"/>
+              </w:rPr>
+            </w:pPr>
+            <w:r>
+              <w:rPr>
+                <w:lang w:val="en-US"/>
+              </w:rPr>
+              <w:t>Review description, notes, and terms of access metadata fields.</w:t>
+            </w:r>
+          </w:p>
+          <w:p>
+            <w:pPr>
+              <w:numPr>
+                <w:ilvl w:val="0"/>
+                <w:numId w:val="16"/>
+              </w:numPr>
+            </w:pPr>
+            <w:r>
+              <w:t xml:space="preserve">Examples of </w:t>
+            </w:r>
+            <w:r>
+              <w:t xml:space="preserve">direct </w:t>
+            </w:r>
+            <w:r>
+              <w:t>identifier include:</w:t>
+            </w:r>
+          </w:p>
+          <w:p>
+            <w:pPr>
+              <w:numPr>
+                <w:ilvl w:val="1"/>
+                <w:numId w:val="16"/>
+              </w:numPr>
+            </w:pPr>
+            <w:r>
+              <w:t>Social Security Number</w:t>
+            </w:r>
+            <w:r>
+              <w:lastRenderedPageBreak/>
+              <w:t>s (SSNs)</w:t>
+            </w:r>
+          </w:p>
+          <w:p>
+            <w:pPr>
+              <w:numPr>
+                <w:ilvl w:val="1"/>
+                <w:numId w:val="16"/>
+              </w:numPr>
+            </w:pPr>
+            <w:r>
+              <w:t>Canadian Social Insurance Number (SINs)</w:t>
+            </w:r>
+          </w:p>
+          <w:p>
+            <w:pPr>
+              <w:numPr>
+                <w:ilvl w:val="1"/>
+                <w:numId w:val="16"/>
+              </w:numPr>
+            </w:pPr>
+            <w:r>
+              <w:t>Credit card numbers</w:t>
+            </w:r>
+          </w:p>
+          <w:p>
+            <w:pPr>
+              <w:numPr>
+                <w:ilvl w:val="1"/>
+                <w:numId w:val="16"/>
+              </w:numPr>
+            </w:pPr>
+            <w:r>
+              <w:lastRenderedPageBreak/>
+              <w:t>Email addresses</w:t>
+            </w:r>
+          </w:p>
+          <w:p>
+            <w:pPr>
+              <w:numPr>
+                <w:ilvl w:val="1"/>
+                <w:numId w:val="16"/>
+              </w:numPr>
+            </w:pPr>
+            <w:r>
+              <w:t>Phone numbers</w:t>
+            </w:r>
+          </w:p>
+          <w:p>
+            <w:pPr>
+              <w:numPr>
+                <w:ilvl w:val="1"/>
+                <w:numId w:val="16"/>
+              </w:numPr>
+            </w:pPr>
+            <w:proofErr w:type="spellStart"/>
+            <w:r>
+              <w:t>vCards</w:t>
+            </w:r>
+            <w:proofErr w:type="spellEnd"/>
+            <w:r>
+              <w:t xml:space="preserve"> (Virtual Contact Files)</w:t>
+            </w:r>
+          </w:p>
+        </w:tc>
+        <w:tc>
+          <w:tcPr>
+            <w:tcW w:w="0" w:type="auto"/>
+            <w:tcBorders>
+              <w:top w:val="single" w:sz="8" w:space="0" w:color="000000"/>
+              <w:left w:val="single" w:sz="8" w:space="0" w:color="000000"/>
+              <w:bottom w:val="single" w:sz="8" w:space="0" w:color="000000"/>
+              <w:right w:val="single" w:sz="8" w:space="0" w:color="000000"/>
+            </w:tcBorders>
+            <w:tcMar>
+              <w:top w:w="100" w:type="dxa"/>
+              <w:left w:w="100" w:type="dxa"/>
+              <w:bottom w:w="100" w:type="dxa"/>
+              <w:right w:w="100" w:type="dxa"/>
+            </w:tcMar>
+            <w:hideMark/>
+          </w:tcPr>
+          <w:p>
+            <w:pPr>
+              <w:rPr>
+                <w:lang w:val="en-US"/>
+              </w:rPr>
+            </w:pPr>
+          </w:p>
+        </w:tc>
+        <w:tc>
+          <w:tcPr>
+            <w:tcW w:w="0" w:type="auto"/>
+            <w:tcBorders>
+              <w:top w:val="single" w:sz="8" w:space="0" w:color="000000"/>
+              <w:left w:val="single" w:sz="8" w:space="0" w:color="000000"/>
+              <w:bottom w:val="single" w:sz="8" w:space="0" w:color="000000"/>
+              <w:right w:val="single" w:sz="8" w:space="0" w:color="000000"/>
+            </w:tcBorders>
+            <w:tcMar>
+              <w:top w:w="100" w:type="dxa"/>
+              <w:left w:w="100" w:type="dxa"/>
+              <w:bottom w:w="100" w:type="dxa"/>
+              <w:right w:w="100" w:type="dxa"/>
+            </w:tcMar>
+            <w:hideMark/>
+          </w:tcPr>
+          <w:p>
+            <w:pPr>
+              <w:rPr>
+                <w:lang w:val="en-US"/>
+              </w:rPr>
+            </w:pPr>
+          </w:p>
+        </w:tc>
+        <w:tc>
+          <w:tcPr>
+            <w:tcW w:w="0" w:type="auto"/>
+            <w:tcBorders>
+              <w:top w:val="single" w:sz="8" w:space="0" w:color="000000"/>
+              <w:left w:val="single" w:sz="8" w:space="0" w:color="000000"/>
+              <w:bottom w:val="single" w:sz="8" w:space="0" w:color="000000"/>
+              <w:right w:val="single" w:sz="8" w:space="0" w:color="000000"/>
+            </w:tcBorders>
+            <w:tcMar>
+              <w:top w:w="100" w:type="dxa"/>
+              <w:left w:w="100" w:type="dxa"/>
+              <w:bottom w:w="100" w:type="dxa"/>
+              <w:right w:w="100" w:type="dxa"/>
+            </w:tcMar>
+            <w:hideMark/>
+          </w:tcPr>
+          <w:p>
+            <w:pPr>
+              <w:rPr>
+                <w:lang w:val="en-US"/>
+              </w:rPr>
+            </w:pPr>
+          </w:p>
+        </w:tc>
+        <w:tc>
+          <w:tcPr>
+            <w:tcW w:w="0" w:type="auto"/>
+            <w:tcBorders>
+              <w:top w:val="single" w:sz="8" w:space="0" w:color="000000"/>
+              <w:left w:val="single" w:sz="8" w:space="0" w:color="000000"/>
+              <w:bottom w:val="single" w:sz="8" w:space="0" w:color="000000"/>
+              <w:right w:val="single" w:sz="8" w:space="0" w:color="000000"/>
+            </w:tcBorders>
+            <w:tcMar>
+              <w:top w:w="100" w:type="dxa"/>
+              <w:left w:w="100" w:type="dxa"/>
+              <w:bottom w:w="100" w:type="dxa"/>
+              <w:right w:w="100" w:type="dxa"/>
+            </w:tcMar>
+            <w:hideMark/>
+          </w:tcPr>
+          <w:p>
+            <w:pPr>
+              <w:rPr>
+                <w:lang w:val="en-US"/>
+              </w:rPr>
+            </w:pPr>
+          </w:p>
+        </w:tc>
+        <w:tc>
+          <w:tcPr>
+            <w:tcW w:w="0" w:type="auto"/>
+            <w:tcBorders>
+              <w:top w:val="single" w:sz="8" w:space="0" w:color="000000"/>
+              <w:left w:val="single" w:sz="8" w:space="0" w:color="000000"/>
+              <w:bottom w:val="single" w:sz="8" w:space="0" w:color="000000"/>
+              <w:right w:val="single" w:sz="8" w:space="0" w:color="000000"/>
+            </w:tcBorders>
+            <w:tcMar>
+              <w:top w:w="100" w:type="dxa"/>
+              <w:left w:w="100" w:type="dxa"/>
+              <w:bottom w:w="100" w:type="dxa"/>
+              <w:right w:w="100" w:type="dxa"/>
+            </w:tcMar>
+            <w:hideMark/>
+          </w:tcPr>
+          <w:p>
+            <w:pPr>
+              <w:rPr>
+                <w:lang w:val="en-US"/>
+              </w:rPr>
+            </w:pPr>
+          </w:p>
+        </w:tc>
+        <w:tc>
+          <w:tcPr>
+            <w:tcW w:w="0" w:type="auto"/>
+            <w:tcBorders>
+              <w:top w:val="single" w:sz="8" w:space="0" w:color="000000"/>
+              <w:left w:val="single" w:sz="8" w:space="0" w:color="000000"/>
+              <w:bottom w:val="single" w:sz="8" w:space="0" w:color="000000"/>
+              <w:right w:val="single" w:sz="8" w:space="0" w:color="000000"/>
+            </w:tcBorders>
+            <w:tcMar>
+              <w:top w:w="100" w:type="dxa"/>
+              <w:left w:w="100" w:type="dxa"/>
+              <w:bottom w:w="100" w:type="dxa"/>
+              <w:right w:w="100" w:type="dxa"/>
+            </w:tcMar>
+            <w:hideMark/>
+          </w:tcPr>
+          <w:p>
+            <w:pPr>
+              <w:rPr>
+                <w:u w:val="single"/>
+                <w:lang w:val="en-US"/>
+              </w:rPr>
+            </w:pPr>
+            <w:r>
+              <w:rPr>
+                <w:u w:val="single"/>
+                <w:lang w:val="en-US"/>
+              </w:rPr>
+              <w:t>List fields/files below with the format ‘</w:t>
+            </w:r>
+            <w:r>
+              <w:rPr>
+                <w:i/>
+                <w:iCs/>
+                <w:u w:val="single"/>
+                <w:lang w:val="en-US"/>
+              </w:rPr>
+              <w:t>field</w:t>
+            </w:r>
+            <w:r>
+              <w:rPr>
+                <w:u w:val="single"/>
+                <w:lang w:val="en-US"/>
+              </w:rPr>
+              <w:t>/</w:t>
+            </w:r>
+            <w:r>
+              <w:rPr>
+                <w:i/>
+                <w:iCs/>
+                <w:u w:val="single"/>
+                <w:lang w:val="en-US"/>
+              </w:rPr>
+              <w:t>file: issue and comments</w:t>
+            </w:r>
+            <w:r>
+              <w:rPr>
+                <w:u w:val="single"/>
+                <w:lang w:val="en-US"/>
+              </w:rPr>
+              <w:t>’:</w:t>
+            </w:r>
+          </w:p>
+          <w:p>
+            <w:pPr>
+              <w:numPr>
+                <w:ilvl w:val="0"/>
+                <w:numId w:val="17"/>
+              </w:numPr>
+              <w:rPr>
+                <w:lang w:val="en-US"/>
+              </w:rPr>
+            </w:pPr>
+          </w:p>
+        </w:tc>
+        <w:tc>
+          <w:tcPr>
+            <w:tcW w:w="0" w:type="auto"/>
+            <w:tcBorders>
+              <w:top w:val="single" w:sz="8" w:space="0" w:color="000000"/>
+              <w:left w:val="single" w:sz="8" w:space="0" w:color="000000"/>
+              <w:bottom w:val="single" w:sz="8" w:space="0" w:color="000000"/>
+              <w:right w:val="single" w:sz="8" w:space="0" w:color="000000"/>
+            </w:tcBorders>
+            <w:tcMar>
+              <w:top w:w="100" w:type="dxa"/>
+              <w:left w:w="100" w:type="dxa"/>
+              <w:bottom w:w="100" w:type="dxa"/>
+              <w:right w:w="100" w:type="dxa"/>
+            </w:tcMar>
+            <w:hideMark/>
+          </w:tcPr>
+          <w:p>
+            <w:pPr>
+              <w:rPr>
+                <w:lang w:val="en-US"/>
+              </w:rPr>
+            </w:pPr>
+            <w:r>
+              <w:rPr>
+                <w:lang w:val="en-US"/>
+              </w:rPr>
+              <w:lastRenderedPageBreak/>
+              <w:t>Require</w:t>
+            </w:r>
+          </w:p>
+        </w:tc>
+        <w:tc>
+          <w:tcPr>
+            <w:tcW w:w="0" w:type="auto"/>
+            <w:tcBorders>
+              <w:top w:val="single" w:sz="8" w:space="0" w:color="000000"/>
+              <w:left w:val="single" w:sz="8" w:space="0" w:color="000000"/>
+              <w:bottom w:val="single" w:sz="8" w:space="0" w:color="000000"/>
+              <w:right w:val="single" w:sz="8" w:space="0" w:color="000000"/>
+            </w:tcBorders>
             <w:tcMar>
               <w:top w:w="100" w:type="dxa"/>
               <w:left w:w="100" w:type="dxa"/>
@@ -9863,7 +9053,8 @@
                 <w:bCs/>
                 <w:lang w:val="en-US"/>
               </w:rPr>
-              <w:t>5.1</w:t>
+              <w:lastRenderedPageBreak/>
+              <w:t>5.2</w:t>
             </w:r>
           </w:p>
         </w:tc>
@@ -9896,10 +9087,8 @@
                 <w:bCs/>
                 <w:lang w:val="en-US"/>
               </w:rPr>
-              <w:t xml:space="preserve">Does the dataset contain any obvious sensitivity issues, such as direct </w:t>
-            </w:r>
-            <w:proofErr w:type="spellStart"/>
-            <w:proofErr w:type="gramStart"/>
+              <w:t xml:space="preserve">If something is flagged in the sensitive data </w:t>
+            </w:r>
             <w:r>
               <w:rPr>
                 <w:b/>
@@ -9907,19 +9096,8 @@
                 <w:lang w:val="en-US"/>
               </w:rPr>
               <w:lastRenderedPageBreak/>
-              <w:t>identifiers?</w:t>
-            </w:r>
-            <w:r>
-              <w:rPr>
-                <w:rFonts w:hint="eastAsia"/>
-                <w:b/>
-                <w:bCs/>
-                <w:lang w:val="en-US"/>
-              </w:rPr>
-              <w:t>R</w:t>
-            </w:r>
-            <w:proofErr w:type="spellEnd"/>
-            <w:proofErr w:type="gramEnd"/>
+              <w:t>review, does the depositor have REB approval to share the dataset?</w:t>
+            </w:r>
           </w:p>
         </w:tc>
         <w:tc>
@@ -9943,7 +9121,7 @@
             <w:pPr>
               <w:numPr>
                 <w:ilvl w:val="0"/>
-                <w:numId w:val="16"/>
+                <w:numId w:val="18"/>
               </w:numPr>
               <w:rPr>
                 <w:lang w:val="en-US"/>
@@ -9954,329 +9132,172 @@
                 <w:lang w:val="en-US"/>
               </w:rPr>
               <w:lastRenderedPageBreak/>
-              <w:t xml:space="preserve">Review documentation and file names and see if there are any that should be opened </w:t>
+              <w:t xml:space="preserve">If something is flagged in the sensitive </w:t>
             </w:r>
             <w:r>
               <w:rPr>
                 <w:lang w:val="en-US"/>
               </w:rPr>
               <w:lastRenderedPageBreak/>
-              <w:t>and reviewed (e.g. if a file is named “participant survey”, etc.) </w:t>
-            </w:r>
-          </w:p>
-          <w:p>
-            <w:pPr>
-              <w:numPr>
-                <w:ilvl w:val="0"/>
-                <w:numId w:val="16"/>
-              </w:numPr>
-              <w:rPr>
-                <w:lang w:val="en-US"/>
-              </w:rPr>
-            </w:pPr>
-            <w:r>
-              <w:rPr>
-                <w:lang w:val="en-US"/>
-              </w:rPr>
-              <w:t>Review description, notes, and terms of access metadata fields.</w:t>
-            </w:r>
-          </w:p>
-          <w:p>
-            <w:pPr>
-              <w:numPr>
-                <w:ilvl w:val="0"/>
-                <w:numId w:val="16"/>
-              </w:numPr>
-            </w:pPr>
-            <w:r>
-              <w:t xml:space="preserve">Examples of </w:t>
-            </w:r>
-            <w:r>
-              <w:t xml:space="preserve">direct </w:t>
-            </w:r>
-            <w:r>
-              <w:t>identifier include:</w:t>
-            </w:r>
-          </w:p>
-          <w:p>
-            <w:pPr>
-              <w:numPr>
-                <w:ilvl w:val="1"/>
-                <w:numId w:val="16"/>
-              </w:numPr>
-            </w:pPr>
-            <w:r>
-              <w:t>Social Security Numbers (SSNs)</w:t>
-            </w:r>
-          </w:p>
-          <w:p>
-            <w:pPr>
-              <w:numPr>
-                <w:ilvl w:val="1"/>
-                <w:numId w:val="16"/>
-              </w:numPr>
-            </w:pPr>
-            <w:r>
-              <w:t>Ca</w:t>
-            </w:r>
-            <w:r>
-              <w:lastRenderedPageBreak/>
-              <w:t>nadian Social Insurance Number (SINs)</w:t>
-            </w:r>
-          </w:p>
-          <w:p>
-            <w:pPr>
-              <w:numPr>
-                <w:ilvl w:val="1"/>
-                <w:numId w:val="16"/>
-              </w:numPr>
-            </w:pPr>
-            <w:r>
-              <w:t>Credit card numbers</w:t>
-            </w:r>
-          </w:p>
-          <w:p>
-            <w:pPr>
-              <w:numPr>
-                <w:ilvl w:val="1"/>
-                <w:numId w:val="16"/>
-              </w:numPr>
-            </w:pPr>
-            <w:r>
-              <w:t>Email addres</w:t>
-            </w:r>
-            <w:r>
-              <w:lastRenderedPageBreak/>
-              <w:t>ses</w:t>
-            </w:r>
-          </w:p>
-          <w:p>
-            <w:pPr>
-              <w:numPr>
-                <w:ilvl w:val="1"/>
-                <w:numId w:val="16"/>
-              </w:numPr>
-            </w:pPr>
-            <w:r>
-              <w:t>Phone numbers</w:t>
-            </w:r>
-          </w:p>
-          <w:p>
-            <w:pPr>
-              <w:numPr>
-                <w:ilvl w:val="1"/>
-                <w:numId w:val="16"/>
-              </w:numPr>
-            </w:pPr>
-            <w:proofErr w:type="spellStart"/>
-            <w:r>
-              <w:t>vCards</w:t>
-            </w:r>
-            <w:proofErr w:type="spellEnd"/>
-            <w:r>
-              <w:t xml:space="preserve"> (Virtual Contact Files)</w:t>
-            </w:r>
-          </w:p>
-        </w:tc>
-        <w:tc>
-          <w:tcPr>
-            <w:tcW w:w="0" w:type="auto"/>
-            <w:tcBorders>
-              <w:top w:val="single" w:sz="8" w:space="0" w:color="000000"/>
-              <w:left w:val="single" w:sz="8" w:space="0" w:color="000000"/>
-              <w:bottom w:val="single" w:sz="8" w:space="0" w:color="000000"/>
-              <w:right w:val="single" w:sz="8" w:space="0" w:color="000000"/>
-            </w:tcBorders>
-            <w:tcMar>
-              <w:top w:w="100" w:type="dxa"/>
-              <w:left w:w="100" w:type="dxa"/>
-              <w:bottom w:w="100" w:type="dxa"/>
-              <w:right w:w="100" w:type="dxa"/>
-            </w:tcMar>
-            <w:hideMark/>
-          </w:tcPr>
-          <w:p>
-            <w:pPr>
-              <w:rPr>
-                <w:lang w:val="en-US"/>
-              </w:rPr>
-            </w:pPr>
-          </w:p>
-        </w:tc>
-        <w:tc>
-          <w:tcPr>
-            <w:tcW w:w="0" w:type="auto"/>
-            <w:tcBorders>
-              <w:top w:val="single" w:sz="8" w:space="0" w:color="000000"/>
-              <w:left w:val="single" w:sz="8" w:space="0" w:color="000000"/>
-              <w:bottom w:val="single" w:sz="8" w:space="0" w:color="000000"/>
-              <w:right w:val="single" w:sz="8" w:space="0" w:color="000000"/>
-            </w:tcBorders>
-            <w:tcMar>
-              <w:top w:w="100" w:type="dxa"/>
-              <w:left w:w="100" w:type="dxa"/>
-              <w:bottom w:w="100" w:type="dxa"/>
-              <w:right w:w="100" w:type="dxa"/>
-            </w:tcMar>
-            <w:hideMark/>
-          </w:tcPr>
-          <w:p>
-            <w:pPr>
-              <w:rPr>
-                <w:lang w:val="en-US"/>
-              </w:rPr>
-            </w:pPr>
-          </w:p>
-        </w:tc>
-        <w:tc>
-          <w:tcPr>
-            <w:tcW w:w="0" w:type="auto"/>
-            <w:tcBorders>
-              <w:top w:val="single" w:sz="8" w:space="0" w:color="000000"/>
-              <w:left w:val="single" w:sz="8" w:space="0" w:color="000000"/>
-              <w:bottom w:val="single" w:sz="8" w:space="0" w:color="000000"/>
-              <w:right w:val="single" w:sz="8" w:space="0" w:color="000000"/>
-            </w:tcBorders>
-            <w:tcMar>
-              <w:top w:w="100" w:type="dxa"/>
-              <w:left w:w="100" w:type="dxa"/>
-              <w:bottom w:w="100" w:type="dxa"/>
-              <w:right w:w="100" w:type="dxa"/>
-            </w:tcMar>
-            <w:hideMark/>
-          </w:tcPr>
-          <w:p>
-            <w:pPr>
-              <w:rPr>
-                <w:lang w:val="en-US"/>
-              </w:rPr>
-            </w:pPr>
-          </w:p>
-        </w:tc>
-        <w:tc>
-          <w:tcPr>
-            <w:tcW w:w="0" w:type="auto"/>
-            <w:tcBorders>
-              <w:top w:val="single" w:sz="8" w:space="0" w:color="000000"/>
-              <w:left w:val="single" w:sz="8" w:space="0" w:color="000000"/>
-              <w:bottom w:val="single" w:sz="8" w:space="0" w:color="000000"/>
-              <w:right w:val="single" w:sz="8" w:space="0" w:color="000000"/>
-            </w:tcBorders>
-            <w:tcMar>
-              <w:top w:w="100" w:type="dxa"/>
-              <w:left w:w="100" w:type="dxa"/>
-              <w:bottom w:w="100" w:type="dxa"/>
-              <w:right w:w="100" w:type="dxa"/>
-            </w:tcMar>
-            <w:hideMark/>
-          </w:tcPr>
-          <w:p>
-            <w:pPr>
-              <w:rPr>
-                <w:lang w:val="en-US"/>
-              </w:rPr>
-            </w:pPr>
-          </w:p>
-        </w:tc>
-        <w:tc>
-          <w:tcPr>
-            <w:tcW w:w="0" w:type="auto"/>
-            <w:tcBorders>
-              <w:top w:val="single" w:sz="8" w:space="0" w:color="000000"/>
-              <w:left w:val="single" w:sz="8" w:space="0" w:color="000000"/>
-              <w:bottom w:val="single" w:sz="8" w:space="0" w:color="000000"/>
-              <w:right w:val="single" w:sz="8" w:space="0" w:color="000000"/>
-            </w:tcBorders>
-            <w:tcMar>
-              <w:top w:w="100" w:type="dxa"/>
-              <w:left w:w="100" w:type="dxa"/>
-              <w:bottom w:w="100" w:type="dxa"/>
-              <w:right w:w="100" w:type="dxa"/>
-            </w:tcMar>
-            <w:hideMark/>
-          </w:tcPr>
-          <w:p>
-            <w:pPr>
-              <w:rPr>
-                <w:lang w:val="en-US"/>
-              </w:rPr>
-            </w:pPr>
-          </w:p>
-        </w:tc>
-        <w:tc>
-          <w:tcPr>
-            <w:tcW w:w="0" w:type="auto"/>
-            <w:tcBorders>
-              <w:top w:val="single" w:sz="8" w:space="0" w:color="000000"/>
-              <w:left w:val="single" w:sz="8" w:space="0" w:color="000000"/>
-              <w:bottom w:val="single" w:sz="8" w:space="0" w:color="000000"/>
-              <w:right w:val="single" w:sz="8" w:space="0" w:color="000000"/>
-            </w:tcBorders>
-            <w:tcMar>
-              <w:top w:w="100" w:type="dxa"/>
-              <w:left w:w="100" w:type="dxa"/>
-              <w:bottom w:w="100" w:type="dxa"/>
-              <w:right w:w="100" w:type="dxa"/>
-            </w:tcMar>
-            <w:hideMark/>
-          </w:tcPr>
-          <w:p>
-            <w:pPr>
+              <w:t>data review (see question above), check the intake form to confirm information about their REB status.</w:t>
+            </w:r>
+          </w:p>
+        </w:tc>
+        <w:tc>
+          <w:tcPr>
+            <w:tcW w:w="0" w:type="auto"/>
+            <w:tcBorders>
+              <w:top w:val="single" w:sz="8" w:space="0" w:color="000000"/>
+              <w:left w:val="single" w:sz="8" w:space="0" w:color="000000"/>
+              <w:bottom w:val="single" w:sz="8" w:space="0" w:color="000000"/>
+              <w:right w:val="single" w:sz="8" w:space="0" w:color="000000"/>
+            </w:tcBorders>
+            <w:tcMar>
+              <w:top w:w="100" w:type="dxa"/>
+              <w:left w:w="100" w:type="dxa"/>
+              <w:bottom w:w="100" w:type="dxa"/>
+              <w:right w:w="100" w:type="dxa"/>
+            </w:tcMar>
+            <w:hideMark/>
+          </w:tcPr>
+          <w:p>
+            <w:pPr>
+              <w:rPr>
+                <w:lang w:val="en-US"/>
+              </w:rPr>
+            </w:pPr>
+          </w:p>
+        </w:tc>
+        <w:tc>
+          <w:tcPr>
+            <w:tcW w:w="0" w:type="auto"/>
+            <w:tcBorders>
+              <w:top w:val="single" w:sz="8" w:space="0" w:color="000000"/>
+              <w:left w:val="single" w:sz="8" w:space="0" w:color="000000"/>
+              <w:bottom w:val="single" w:sz="8" w:space="0" w:color="000000"/>
+              <w:right w:val="single" w:sz="8" w:space="0" w:color="000000"/>
+            </w:tcBorders>
+            <w:tcMar>
+              <w:top w:w="100" w:type="dxa"/>
+              <w:left w:w="100" w:type="dxa"/>
+              <w:bottom w:w="100" w:type="dxa"/>
+              <w:right w:w="100" w:type="dxa"/>
+            </w:tcMar>
+            <w:hideMark/>
+          </w:tcPr>
+          <w:p>
+            <w:pPr>
+              <w:rPr>
+                <w:lang w:val="en-US"/>
+              </w:rPr>
+            </w:pPr>
+          </w:p>
+        </w:tc>
+        <w:tc>
+          <w:tcPr>
+            <w:tcW w:w="0" w:type="auto"/>
+            <w:tcBorders>
+              <w:top w:val="single" w:sz="8" w:space="0" w:color="000000"/>
+              <w:left w:val="single" w:sz="8" w:space="0" w:color="000000"/>
+              <w:bottom w:val="single" w:sz="8" w:space="0" w:color="000000"/>
+              <w:right w:val="single" w:sz="8" w:space="0" w:color="000000"/>
+            </w:tcBorders>
+            <w:tcMar>
+              <w:top w:w="100" w:type="dxa"/>
+              <w:left w:w="100" w:type="dxa"/>
+              <w:bottom w:w="100" w:type="dxa"/>
+              <w:right w:w="100" w:type="dxa"/>
+            </w:tcMar>
+            <w:hideMark/>
+          </w:tcPr>
+          <w:p>
+            <w:pPr>
+              <w:rPr>
+                <w:lang w:val="en-US"/>
+              </w:rPr>
+            </w:pPr>
+          </w:p>
+        </w:tc>
+        <w:tc>
+          <w:tcPr>
+            <w:tcW w:w="0" w:type="auto"/>
+            <w:tcBorders>
+              <w:top w:val="single" w:sz="8" w:space="0" w:color="000000"/>
+              <w:left w:val="single" w:sz="8" w:space="0" w:color="000000"/>
+              <w:bottom w:val="single" w:sz="8" w:space="0" w:color="000000"/>
+              <w:right w:val="single" w:sz="8" w:space="0" w:color="000000"/>
+            </w:tcBorders>
+            <w:tcMar>
+              <w:top w:w="100" w:type="dxa"/>
+              <w:left w:w="100" w:type="dxa"/>
+              <w:bottom w:w="100" w:type="dxa"/>
+              <w:right w:w="100" w:type="dxa"/>
+            </w:tcMar>
+            <w:hideMark/>
+          </w:tcPr>
+          <w:p>
+            <w:pPr>
+              <w:rPr>
+                <w:lang w:val="en-US"/>
+              </w:rPr>
+            </w:pPr>
+          </w:p>
+        </w:tc>
+        <w:tc>
+          <w:tcPr>
+            <w:tcW w:w="0" w:type="auto"/>
+            <w:tcBorders>
+              <w:top w:val="single" w:sz="8" w:space="0" w:color="000000"/>
+              <w:left w:val="single" w:sz="8" w:space="0" w:color="000000"/>
+              <w:bottom w:val="single" w:sz="8" w:space="0" w:color="000000"/>
+              <w:right w:val="single" w:sz="8" w:space="0" w:color="000000"/>
+            </w:tcBorders>
+            <w:tcMar>
+              <w:top w:w="100" w:type="dxa"/>
+              <w:left w:w="100" w:type="dxa"/>
+              <w:bottom w:w="100" w:type="dxa"/>
+              <w:right w:w="100" w:type="dxa"/>
+            </w:tcMar>
+            <w:hideMark/>
+          </w:tcPr>
+          <w:p>
+            <w:pPr>
+              <w:rPr>
+                <w:lang w:val="en-US"/>
+              </w:rPr>
+            </w:pPr>
+          </w:p>
+        </w:tc>
+        <w:tc>
+          <w:tcPr>
+            <w:tcW w:w="0" w:type="auto"/>
+            <w:tcBorders>
+              <w:top w:val="single" w:sz="8" w:space="0" w:color="000000"/>
+              <w:left w:val="single" w:sz="8" w:space="0" w:color="000000"/>
+              <w:bottom w:val="single" w:sz="8" w:space="0" w:color="000000"/>
+              <w:right w:val="single" w:sz="8" w:space="0" w:color="000000"/>
+            </w:tcBorders>
+            <w:tcMar>
+              <w:top w:w="100" w:type="dxa"/>
+              <w:left w:w="100" w:type="dxa"/>
+              <w:bottom w:w="100" w:type="dxa"/>
+              <w:right w:w="100" w:type="dxa"/>
+            </w:tcMar>
+            <w:hideMark/>
+          </w:tcPr>
+          <w:p>
+            <w:pPr>
+              <w:rPr>
+                <w:lang w:val="en-US"/>
+              </w:rPr>
+            </w:pPr>
+            <w:r>
               <w:rPr>
                 <w:u w:val="single"/>
                 <w:lang w:val="en-US"/>
               </w:rPr>
-            </w:pPr>
-            <w:r>
-              <w:rPr>
-                <w:u w:val="single"/>
-                <w:lang w:val="en-US"/>
-              </w:rPr>
-              <w:t>List fields/files below with the format ‘</w:t>
-            </w:r>
-            <w:r>
-              <w:rPr>
-                <w:i/>
-                <w:iCs/>
-                <w:u w:val="single"/>
-                <w:lang w:val="en-US"/>
-              </w:rPr>
-              <w:t>field</w:t>
-            </w:r>
-            <w:r>
-              <w:rPr>
-                <w:u w:val="single"/>
-                <w:lang w:val="en-US"/>
-              </w:rPr>
-              <w:t>/</w:t>
-            </w:r>
-            <w:r>
-              <w:rPr>
-                <w:i/>
-                <w:iCs/>
-                <w:u w:val="single"/>
-                <w:lang w:val="en-US"/>
-              </w:rPr>
-              <w:t>file: issue and comments</w:t>
-            </w:r>
-            <w:r>
-              <w:rPr>
-                <w:u w:val="single"/>
-                <w:lang w:val="en-US"/>
-              </w:rPr>
-              <w:t>’:</w:t>
-            </w:r>
-          </w:p>
-          <w:p>
-            <w:pPr>
-              <w:numPr>
-                <w:ilvl w:val="0"/>
-                <w:numId w:val="17"/>
-              </w:numPr>
-              <w:rPr>
-                <w:lang w:val="en-US"/>
-              </w:rPr>
-            </w:pPr>
+              <w:t>Curator’s comments:</w:t>
+            </w:r>
           </w:p>
         </w:tc>
         <w:tc>
@@ -10369,326 +9390,6 @@
                 <w:bCs/>
                 <w:lang w:val="en-US"/>
               </w:rPr>
-              <w:lastRenderedPageBreak/>
-              <w:t>5.2</w:t>
-            </w:r>
-          </w:p>
-        </w:tc>
-        <w:tc>
-          <w:tcPr>
-            <w:tcW w:w="0" w:type="auto"/>
-            <w:tcBorders>
-              <w:top w:val="single" w:sz="8" w:space="0" w:color="000000"/>
-              <w:left w:val="single" w:sz="8" w:space="0" w:color="000000"/>
-              <w:bottom w:val="single" w:sz="8" w:space="0" w:color="000000"/>
-              <w:right w:val="single" w:sz="8" w:space="0" w:color="000000"/>
-            </w:tcBorders>
-            <w:tcMar>
-              <w:top w:w="100" w:type="dxa"/>
-              <w:left w:w="100" w:type="dxa"/>
-              <w:bottom w:w="100" w:type="dxa"/>
-              <w:right w:w="100" w:type="dxa"/>
-            </w:tcMar>
-            <w:hideMark/>
-          </w:tcPr>
-          <w:p>
-            <w:pPr>
-              <w:rPr>
-                <w:lang w:val="en-US"/>
-              </w:rPr>
-            </w:pPr>
-            <w:r>
-              <w:rPr>
-                <w:b/>
-                <w:bCs/>
-                <w:lang w:val="en-US"/>
-              </w:rPr>
-              <w:t>If something is flagged in the sensitive data review, does the depositor have REB approval to share the dataset?</w:t>
-            </w:r>
-          </w:p>
-        </w:tc>
-        <w:tc>
-          <w:tcPr>
-            <w:tcW w:w="0" w:type="auto"/>
-            <w:tcBorders>
-              <w:top w:val="single" w:sz="8" w:space="0" w:color="000000"/>
-              <w:left w:val="single" w:sz="8" w:space="0" w:color="000000"/>
-              <w:bottom w:val="single" w:sz="8" w:space="0" w:color="000000"/>
-              <w:right w:val="single" w:sz="8" w:space="0" w:color="000000"/>
-            </w:tcBorders>
-            <w:tcMar>
-              <w:top w:w="100" w:type="dxa"/>
-              <w:left w:w="100" w:type="dxa"/>
-              <w:bottom w:w="100" w:type="dxa"/>
-              <w:right w:w="100" w:type="dxa"/>
-            </w:tcMar>
-            <w:hideMark/>
-          </w:tcPr>
-          <w:p>
-            <w:pPr>
-              <w:numPr>
-                <w:ilvl w:val="0"/>
-                <w:numId w:val="18"/>
-              </w:numPr>
-              <w:rPr>
-                <w:lang w:val="en-US"/>
-              </w:rPr>
-            </w:pPr>
-            <w:r>
-              <w:rPr>
-                <w:lang w:val="en-US"/>
-              </w:rPr>
-              <w:t xml:space="preserve">If something is flagged in the sensitive data review (see question above), check the intake form to </w:t>
-            </w:r>
-            <w:r>
-              <w:rPr>
-                <w:lang w:val="en-US"/>
-              </w:rPr>
-              <w:lastRenderedPageBreak/>
-              <w:t>confirm information about their REB status.</w:t>
-            </w:r>
-          </w:p>
-        </w:tc>
-        <w:tc>
-          <w:tcPr>
-            <w:tcW w:w="0" w:type="auto"/>
-            <w:tcBorders>
-              <w:top w:val="single" w:sz="8" w:space="0" w:color="000000"/>
-              <w:left w:val="single" w:sz="8" w:space="0" w:color="000000"/>
-              <w:bottom w:val="single" w:sz="8" w:space="0" w:color="000000"/>
-              <w:right w:val="single" w:sz="8" w:space="0" w:color="000000"/>
-            </w:tcBorders>
-            <w:tcMar>
-              <w:top w:w="100" w:type="dxa"/>
-              <w:left w:w="100" w:type="dxa"/>
-              <w:bottom w:w="100" w:type="dxa"/>
-              <w:right w:w="100" w:type="dxa"/>
-            </w:tcMar>
-            <w:hideMark/>
-          </w:tcPr>
-          <w:p>
-            <w:pPr>
-              <w:rPr>
-                <w:lang w:val="en-US"/>
-              </w:rPr>
-            </w:pPr>
-          </w:p>
-        </w:tc>
-        <w:tc>
-          <w:tcPr>
-            <w:tcW w:w="0" w:type="auto"/>
-            <w:tcBorders>
-              <w:top w:val="single" w:sz="8" w:space="0" w:color="000000"/>
-              <w:left w:val="single" w:sz="8" w:space="0" w:color="000000"/>
-              <w:bottom w:val="single" w:sz="8" w:space="0" w:color="000000"/>
-              <w:right w:val="single" w:sz="8" w:space="0" w:color="000000"/>
-            </w:tcBorders>
-            <w:tcMar>
-              <w:top w:w="100" w:type="dxa"/>
-              <w:left w:w="100" w:type="dxa"/>
-              <w:bottom w:w="100" w:type="dxa"/>
-              <w:right w:w="100" w:type="dxa"/>
-            </w:tcMar>
-            <w:hideMark/>
-          </w:tcPr>
-          <w:p>
-            <w:pPr>
-              <w:rPr>
-                <w:lang w:val="en-US"/>
-              </w:rPr>
-            </w:pPr>
-          </w:p>
-        </w:tc>
-        <w:tc>
-          <w:tcPr>
-            <w:tcW w:w="0" w:type="auto"/>
-            <w:tcBorders>
-              <w:top w:val="single" w:sz="8" w:space="0" w:color="000000"/>
-              <w:left w:val="single" w:sz="8" w:space="0" w:color="000000"/>
-              <w:bottom w:val="single" w:sz="8" w:space="0" w:color="000000"/>
-              <w:right w:val="single" w:sz="8" w:space="0" w:color="000000"/>
-            </w:tcBorders>
-            <w:tcMar>
-              <w:top w:w="100" w:type="dxa"/>
-              <w:left w:w="100" w:type="dxa"/>
-              <w:bottom w:w="100" w:type="dxa"/>
-              <w:right w:w="100" w:type="dxa"/>
-            </w:tcMar>
-            <w:hideMark/>
-          </w:tcPr>
-          <w:p>
-            <w:pPr>
-              <w:rPr>
-                <w:lang w:val="en-US"/>
-              </w:rPr>
-            </w:pPr>
-          </w:p>
-        </w:tc>
-        <w:tc>
-          <w:tcPr>
-            <w:tcW w:w="0" w:type="auto"/>
-            <w:tcBorders>
-              <w:top w:val="single" w:sz="8" w:space="0" w:color="000000"/>
-              <w:left w:val="single" w:sz="8" w:space="0" w:color="000000"/>
-              <w:bottom w:val="single" w:sz="8" w:space="0" w:color="000000"/>
-              <w:right w:val="single" w:sz="8" w:space="0" w:color="000000"/>
-            </w:tcBorders>
-            <w:tcMar>
-              <w:top w:w="100" w:type="dxa"/>
-              <w:left w:w="100" w:type="dxa"/>
-              <w:bottom w:w="100" w:type="dxa"/>
-              <w:right w:w="100" w:type="dxa"/>
-            </w:tcMar>
-            <w:hideMark/>
-          </w:tcPr>
-          <w:p>
-            <w:pPr>
-              <w:rPr>
-                <w:lang w:val="en-US"/>
-              </w:rPr>
-            </w:pPr>
-          </w:p>
-        </w:tc>
-        <w:tc>
-          <w:tcPr>
-            <w:tcW w:w="0" w:type="auto"/>
-            <w:tcBorders>
-              <w:top w:val="single" w:sz="8" w:space="0" w:color="000000"/>
-              <w:left w:val="single" w:sz="8" w:space="0" w:color="000000"/>
-              <w:bottom w:val="single" w:sz="8" w:space="0" w:color="000000"/>
-              <w:right w:val="single" w:sz="8" w:space="0" w:color="000000"/>
-            </w:tcBorders>
-            <w:tcMar>
-              <w:top w:w="100" w:type="dxa"/>
-              <w:left w:w="100" w:type="dxa"/>
-              <w:bottom w:w="100" w:type="dxa"/>
-              <w:right w:w="100" w:type="dxa"/>
-            </w:tcMar>
-            <w:hideMark/>
-          </w:tcPr>
-          <w:p>
-            <w:pPr>
-              <w:rPr>
-                <w:lang w:val="en-US"/>
-              </w:rPr>
-            </w:pPr>
-          </w:p>
-        </w:tc>
-        <w:tc>
-          <w:tcPr>
-            <w:tcW w:w="0" w:type="auto"/>
-            <w:tcBorders>
-              <w:top w:val="single" w:sz="8" w:space="0" w:color="000000"/>
-              <w:left w:val="single" w:sz="8" w:space="0" w:color="000000"/>
-              <w:bottom w:val="single" w:sz="8" w:space="0" w:color="000000"/>
-              <w:right w:val="single" w:sz="8" w:space="0" w:color="000000"/>
-            </w:tcBorders>
-            <w:tcMar>
-              <w:top w:w="100" w:type="dxa"/>
-              <w:left w:w="100" w:type="dxa"/>
-              <w:bottom w:w="100" w:type="dxa"/>
-              <w:right w:w="100" w:type="dxa"/>
-            </w:tcMar>
-            <w:hideMark/>
-          </w:tcPr>
-          <w:p>
-            <w:pPr>
-              <w:rPr>
-                <w:lang w:val="en-US"/>
-              </w:rPr>
-            </w:pPr>
-          </w:p>
-        </w:tc>
-        <w:tc>
-          <w:tcPr>
-            <w:tcW w:w="0" w:type="auto"/>
-            <w:tcBorders>
-              <w:top w:val="single" w:sz="8" w:space="0" w:color="000000"/>
-              <w:left w:val="single" w:sz="8" w:space="0" w:color="000000"/>
-              <w:bottom w:val="single" w:sz="8" w:space="0" w:color="000000"/>
-              <w:right w:val="single" w:sz="8" w:space="0" w:color="000000"/>
-            </w:tcBorders>
-            <w:tcMar>
-              <w:top w:w="100" w:type="dxa"/>
-              <w:left w:w="100" w:type="dxa"/>
-              <w:bottom w:w="100" w:type="dxa"/>
-              <w:right w:w="100" w:type="dxa"/>
-            </w:tcMar>
-            <w:hideMark/>
-          </w:tcPr>
-          <w:p>
-            <w:pPr>
-              <w:rPr>
-                <w:lang w:val="en-US"/>
-              </w:rPr>
-            </w:pPr>
-            <w:r>
-              <w:rPr>
-                <w:lang w:val="en-US"/>
-              </w:rPr>
-              <w:t>Require</w:t>
-            </w:r>
-          </w:p>
-        </w:tc>
-        <w:tc>
-          <w:tcPr>
-            <w:tcW w:w="0" w:type="auto"/>
-            <w:tcBorders>
-              <w:top w:val="single" w:sz="8" w:space="0" w:color="000000"/>
-              <w:left w:val="single" w:sz="8" w:space="0" w:color="000000"/>
-              <w:bottom w:val="single" w:sz="8" w:space="0" w:color="000000"/>
-              <w:right w:val="single" w:sz="8" w:space="0" w:color="000000"/>
-            </w:tcBorders>
-            <w:tcMar>
-              <w:top w:w="100" w:type="dxa"/>
-              <w:left w:w="100" w:type="dxa"/>
-              <w:bottom w:w="100" w:type="dxa"/>
-              <w:right w:w="100" w:type="dxa"/>
-            </w:tcMar>
-            <w:hideMark/>
-          </w:tcPr>
-          <w:p>
-            <w:pPr>
-              <w:rPr>
-                <w:lang w:val="en-US"/>
-              </w:rPr>
-            </w:pPr>
-          </w:p>
-        </w:tc>
-      </w:tr>
-      <w:tr>
-        <w:trPr>
-          <w:trHeight w:val="480"/>
-        </w:trPr>
-        <w:tc>
-          <w:tcPr>
-            <w:tcW w:w="0" w:type="auto"/>
-            <w:tcBorders>
-              <w:top w:val="single" w:sz="8" w:space="0" w:color="000000"/>
-              <w:left w:val="single" w:sz="8" w:space="0" w:color="000000"/>
-              <w:bottom w:val="single" w:sz="8" w:space="0" w:color="000000"/>
-              <w:right w:val="single" w:sz="8" w:space="0" w:color="000000"/>
-            </w:tcBorders>
-            <w:tcMar>
-              <w:top w:w="100" w:type="dxa"/>
-              <w:left w:w="100" w:type="dxa"/>
-              <w:bottom w:w="100" w:type="dxa"/>
-              <w:right w:w="100" w:type="dxa"/>
-            </w:tcMar>
-            <w:hideMark/>
-          </w:tcPr>
-          <w:p>
-            <w:pPr>
-              <w:rPr>
-                <w:lang w:val="en-US"/>
-              </w:rPr>
-            </w:pPr>
-            <w:r>
-              <w:rPr>
-                <w:b/>
-                <w:bCs/>
-                <w:lang w:val="en-US"/>
-              </w:rPr>
               <w:t>5.3</w:t>
             </w:r>
           </w:p>
@@ -10940,7 +9641,6 @@
               </w:rPr>
               <w:t xml:space="preserve">List any restricted files in </w:t>
             </w:r>
-            <w:proofErr w:type="gramStart"/>
             <w:r>
               <w:rPr>
                 <w:u w:val="single"/>
@@ -10951,14 +9651,7 @@
               <w:rPr>
                 <w:u w:val="single"/>
               </w:rPr>
-              <w:t xml:space="preserve"> dataset</w:t>
-            </w:r>
-            <w:proofErr w:type="gramEnd"/>
-            <w:r>
-              <w:rPr>
-                <w:u w:val="single"/>
-              </w:rPr>
-              <w:t>:</w:t>
+              <w:t xml:space="preserve"> dataset:</w:t>
             </w:r>
             <w:r>
               <w:br/>
@@ -10968,19 +9661,7 @@
             </w:r>
             <w:proofErr w:type="spellStart"/>
             <w:r>
-              <w:t>template_</w:t>
-            </w:r>
-            <w:proofErr w:type="gramStart"/>
-            <w:r>
-              <w:t>dict.restricted</w:t>
-            </w:r>
-            <w:proofErr w:type="gramEnd"/>
-            <w:r>
-              <w:t>_</w:t>
-            </w:r>
-            <w:proofErr w:type="gramStart"/>
-            <w:r>
-              <w:t>files.comment</w:t>
+              <w:t>template_dict.restricted_files.comment</w:t>
             </w:r>
             <w:r>
               <w:rPr>
@@ -10988,7 +9669,6 @@
               </w:rPr>
               <w:t>s</w:t>
             </w:r>
-            <w:proofErr w:type="gramEnd"/>
             <w:r>
               <w:t>|length</w:t>
             </w:r>
@@ -11001,22 +9681,9 @@
             </w:r>
             <w:proofErr w:type="spellStart"/>
             <w:r>
-              <w:t>template_</w:t>
-            </w:r>
-            <w:proofErr w:type="gramStart"/>
-            <w:r>
-              <w:t>dict.restricted</w:t>
-            </w:r>
-            <w:proofErr w:type="gramEnd"/>
-            <w:r>
-              <w:t>_</w:t>
-            </w:r>
-            <w:proofErr w:type="gramStart"/>
-            <w:r>
-              <w:t>files.comments</w:t>
+              <w:t>template_dict.restricted_files.comments</w:t>
             </w:r>
             <w:proofErr w:type="spellEnd"/>
-            <w:proofErr w:type="gramEnd"/>
             <w:r>
               <w:t xml:space="preserve"> %} </w:t>
             </w:r>
@@ -11029,29 +9696,16 @@
                 <w:numId w:val="29"/>
               </w:numPr>
             </w:pPr>
-            <w:proofErr w:type="gramStart"/>
             <w:r>
               <w:t xml:space="preserve">{{ </w:t>
             </w:r>
             <w:proofErr w:type="spellStart"/>
             <w:r>
-              <w:t>item</w:t>
-            </w:r>
-            <w:proofErr w:type="gramEnd"/>
-            <w:r>
-              <w:t>.file_</w:t>
-            </w:r>
-            <w:proofErr w:type="gramStart"/>
-            <w:r>
-              <w:t>name</w:t>
+              <w:t>item.file_name</w:t>
             </w:r>
             <w:proofErr w:type="spellEnd"/>
             <w:r>
-              <w:t xml:space="preserve"> }</w:t>
-            </w:r>
-            <w:proofErr w:type="gramEnd"/>
-            <w:r>
-              <w:t xml:space="preserve">} {% </w:t>
+              <w:t xml:space="preserve"> }} {% </w:t>
             </w:r>
             <w:proofErr w:type="spellStart"/>
             <w:r>
@@ -11064,23 +9718,7 @@
           </w:p>
           <w:p>
             <w:r>
-              <w:t xml:space="preserve">{% else </w:t>
-            </w:r>
-            <w:proofErr w:type="gramStart"/>
-            <w:r>
-              <w:t>%}(</w:t>
-            </w:r>
-            <w:proofErr w:type="gramEnd"/>
-            <w:r>
-              <w:t>NONE</w:t>
-            </w:r>
-            <w:proofErr w:type="gramStart"/>
-            <w:r>
-              <w:t>){</w:t>
-            </w:r>
-            <w:proofErr w:type="gramEnd"/>
-            <w:r>
-              <w:t>% endif %}</w:t>
+              <w:t>{% else %}(NONE){% endif %}</w:t>
             </w:r>
           </w:p>
           <w:p>
@@ -11128,77 +9766,19 @@
             </w:r>
             <w:proofErr w:type="spellStart"/>
             <w:r>
-              <w:t>template_</w:t>
-            </w:r>
-            <w:proofErr w:type="gramStart"/>
-            <w:r>
-              <w:t>dict.terms</w:t>
-            </w:r>
-            <w:proofErr w:type="gramEnd"/>
-            <w:r>
-              <w:t>_</w:t>
-            </w:r>
-            <w:proofErr w:type="gramStart"/>
-            <w:r>
-              <w:t>license.licenseName</w:t>
+              <w:t>template_dict.terms_license.licenseName</w:t>
             </w:r>
             <w:proofErr w:type="spellEnd"/>
-            <w:proofErr w:type="gramEnd"/>
-            <w:r>
-              <w:t xml:space="preserve"> is not none </w:t>
-            </w:r>
-            <w:proofErr w:type="gramStart"/>
-            <w:r>
-              <w:t xml:space="preserve">%}{{ </w:t>
+            <w:r>
+              <w:t xml:space="preserve"> is not none %}{{ </w:t>
             </w:r>
             <w:proofErr w:type="spellStart"/>
             <w:r>
-              <w:t>template</w:t>
-            </w:r>
-            <w:proofErr w:type="gramEnd"/>
-            <w:r>
-              <w:t>_</w:t>
-            </w:r>
-            <w:proofErr w:type="gramStart"/>
-            <w:r>
-              <w:t>dict.terms</w:t>
-            </w:r>
-            <w:proofErr w:type="gramEnd"/>
-            <w:r>
-              <w:t>_</w:t>
-            </w:r>
-            <w:proofErr w:type="gramStart"/>
-            <w:r>
-              <w:t>license.licenseName</w:t>
+              <w:t>template_dict.terms_license.licenseName</w:t>
             </w:r>
             <w:proofErr w:type="spellEnd"/>
-            <w:proofErr w:type="gramEnd"/>
-            <w:r>
-              <w:t xml:space="preserve"> </w:t>
-            </w:r>
-            <w:proofErr w:type="gramStart"/>
-            <w:r>
-              <w:t>}}{</w:t>
-            </w:r>
-            <w:proofErr w:type="gramEnd"/>
-            <w:r>
-              <w:t xml:space="preserve">% else </w:t>
-            </w:r>
-            <w:proofErr w:type="gramStart"/>
-            <w:r>
-              <w:t>%}(</w:t>
-            </w:r>
-            <w:proofErr w:type="gramEnd"/>
-            <w:r>
-              <w:t>NONE</w:t>
-            </w:r>
-            <w:proofErr w:type="gramStart"/>
-            <w:r>
-              <w:t>){</w:t>
-            </w:r>
-            <w:proofErr w:type="gramEnd"/>
-            <w:r>
-              <w:t>% endif %}</w:t>
+            <w:r>
+              <w:t xml:space="preserve"> }}{% else %}(NONE){% endif %}</w:t>
             </w:r>
           </w:p>
           <w:p>
@@ -11260,83 +9840,25 @@
                   </w:r>
                   <w:proofErr w:type="spellStart"/>
                   <w:r>
-                    <w:t>template_</w:t>
-                  </w:r>
-                  <w:proofErr w:type="gramStart"/>
-                  <w:r>
-                    <w:t>dict.terms</w:t>
-                  </w:r>
-                  <w:proofErr w:type="gramEnd"/>
-                  <w:r>
-                    <w:t>_</w:t>
-                  </w:r>
-                  <w:proofErr w:type="gramStart"/>
-                  <w:r>
-                    <w:t>license.</w:t>
+                    <w:t>template_dict.terms_license.</w:t>
                   </w:r>
                   <w:r>
                     <w:t>termsOfUse</w:t>
                   </w:r>
                   <w:proofErr w:type="spellEnd"/>
-                  <w:proofErr w:type="gramEnd"/>
                   <w:r>
-                    <w:t xml:space="preserve"> is not none </w:t>
-                  </w:r>
-                  <w:proofErr w:type="gramStart"/>
-                  <w:r>
-                    <w:t xml:space="preserve">%}{{ </w:t>
+                    <w:t xml:space="preserve"> is not none %}{{ </w:t>
                   </w:r>
                   <w:proofErr w:type="spellStart"/>
                   <w:r>
-                    <w:t>template</w:t>
-                  </w:r>
-                  <w:proofErr w:type="gramEnd"/>
-                  <w:r>
-                    <w:t>_</w:t>
-                  </w:r>
-                  <w:proofErr w:type="gramStart"/>
-                  <w:r>
-                    <w:t>dict.terms</w:t>
-                  </w:r>
-                  <w:proofErr w:type="gramEnd"/>
-                  <w:r>
-                    <w:t>_</w:t>
-                  </w:r>
-                  <w:proofErr w:type="gramStart"/>
-                  <w:r>
-                    <w:t>license.</w:t>
+                    <w:t>template_dict.terms_license.</w:t>
                   </w:r>
                   <w:r>
                     <w:t>termsOfUse</w:t>
                   </w:r>
                   <w:proofErr w:type="spellEnd"/>
-                  <w:proofErr w:type="gramEnd"/>
                   <w:r>
-                    <w:t xml:space="preserve"> </w:t>
-                  </w:r>
-                  <w:proofErr w:type="gramStart"/>
-                  <w:r>
-                    <w:t>}}{</w:t>
-                  </w:r>
-                  <w:proofErr w:type="gramEnd"/>
-                  <w:r>
-                    <w:t xml:space="preserve">% else </w:t>
-                  </w:r>
-                  <w:proofErr w:type="gramStart"/>
-                  <w:r>
-                    <w:t>%}(</w:t>
-                  </w:r>
-                  <w:proofErr w:type="gramEnd"/>
-                  <w:r>
-                    <w:t>NONE</w:t>
-                  </w:r>
-                  <w:proofErr w:type="gramStart"/>
-                  <w:r>
-                    <w:t>){</w:t>
-                  </w:r>
-                  <w:proofErr w:type="gramEnd"/>
-                  <w:r>
-                    <w:t>% endif %}</w:t>
+                    <w:t xml:space="preserve"> }}{% else %}(NONE){% endif %}</w:t>
                   </w:r>
                 </w:p>
               </w:tc>
@@ -11473,37 +9995,47 @@
                 <w:bCs/>
                 <w:lang w:val="en-US"/>
               </w:rPr>
-              <w:t>Is the Terms of Access field complete if there are restricted files in the dataset?</w:t>
-            </w:r>
-          </w:p>
-        </w:tc>
-        <w:tc>
-          <w:tcPr>
-            <w:tcW w:w="0" w:type="auto"/>
-            <w:tcBorders>
-              <w:top w:val="single" w:sz="8" w:space="0" w:color="000000"/>
-              <w:left w:val="single" w:sz="8" w:space="0" w:color="000000"/>
-              <w:bottom w:val="single" w:sz="8" w:space="0" w:color="000000"/>
-              <w:right w:val="single" w:sz="8" w:space="0" w:color="000000"/>
-            </w:tcBorders>
-            <w:tcMar>
-              <w:top w:w="100" w:type="dxa"/>
-              <w:left w:w="100" w:type="dxa"/>
-              <w:bottom w:w="100" w:type="dxa"/>
-              <w:right w:w="100" w:type="dxa"/>
-            </w:tcMar>
-            <w:hideMark/>
-          </w:tcPr>
-          <w:p>
-            <w:pPr>
-              <w:rPr>
-                <w:lang w:val="en-US"/>
-              </w:rPr>
-            </w:pPr>
-            <w:r>
-              <w:rPr>
-                <w:lang w:val="en-US"/>
-              </w:rPr>
+              <w:t xml:space="preserve">Is the Terms of Access field complete if there </w:t>
+            </w:r>
+            <w:r>
+              <w:rPr>
+                <w:b/>
+                <w:bCs/>
+                <w:lang w:val="en-US"/>
+              </w:rPr>
+              <w:lastRenderedPageBreak/>
+              <w:t>are restricted files in the dataset?</w:t>
+            </w:r>
+          </w:p>
+        </w:tc>
+        <w:tc>
+          <w:tcPr>
+            <w:tcW w:w="0" w:type="auto"/>
+            <w:tcBorders>
+              <w:top w:val="single" w:sz="8" w:space="0" w:color="000000"/>
+              <w:left w:val="single" w:sz="8" w:space="0" w:color="000000"/>
+              <w:bottom w:val="single" w:sz="8" w:space="0" w:color="000000"/>
+              <w:right w:val="single" w:sz="8" w:space="0" w:color="000000"/>
+            </w:tcBorders>
+            <w:tcMar>
+              <w:top w:w="100" w:type="dxa"/>
+              <w:left w:w="100" w:type="dxa"/>
+              <w:bottom w:w="100" w:type="dxa"/>
+              <w:right w:w="100" w:type="dxa"/>
+            </w:tcMar>
+            <w:hideMark/>
+          </w:tcPr>
+          <w:p>
+            <w:pPr>
+              <w:rPr>
+                <w:lang w:val="en-US"/>
+              </w:rPr>
+            </w:pPr>
+            <w:r>
+              <w:rPr>
+                <w:lang w:val="en-US"/>
+              </w:rPr>
+              <w:lastRenderedPageBreak/>
               <w:t>Python scripted.</w:t>
             </w:r>
           </w:p>
@@ -11521,7 +10053,14 @@
               <w:rPr>
                 <w:lang w:val="en-US"/>
               </w:rPr>
-              <w:t>If there are restricted files and no Terms of Access, recommend including terms of access.</w:t>
+              <w:t xml:space="preserve">If there are restricted files and no Terms </w:t>
+            </w:r>
+            <w:r>
+              <w:rPr>
+                <w:lang w:val="en-US"/>
+              </w:rPr>
+              <w:lastRenderedPageBreak/>
+              <w:t>of Access, recommend including terms of access.</w:t>
             </w:r>
           </w:p>
           <w:p>
@@ -11538,7 +10077,6 @@
               <w:rPr>
                 <w:lang w:val="en-US"/>
               </w:rPr>
-              <w:lastRenderedPageBreak/>
               <w:t>If there are Terms of Access, review to ensure they are clear.</w:t>
             </w:r>
           </w:p>
@@ -11601,11 +10139,7 @@
             </w:r>
             <w:proofErr w:type="spellStart"/>
             <w:r>
-              <w:t>restricted_</w:t>
-            </w:r>
-            <w:proofErr w:type="gramStart"/>
-            <w:r>
-              <w:t>files</w:t>
+              <w:t>restricted_files</w:t>
             </w:r>
             <w:proofErr w:type="spellEnd"/>
             <w:r>
@@ -11621,7 +10155,6 @@
               </w:rPr>
               <w:t>comments</w:t>
             </w:r>
-            <w:proofErr w:type="gramEnd"/>
             <w:r>
               <w:rPr>
                 <w:rFonts w:hint="eastAsia"/>
@@ -11652,25 +10185,12 @@
             </w:r>
             <w:proofErr w:type="spellStart"/>
             <w:r>
-              <w:t>template_</w:t>
-            </w:r>
-            <w:proofErr w:type="gramStart"/>
-            <w:r>
-              <w:t>dict.terms</w:t>
-            </w:r>
-            <w:proofErr w:type="gramEnd"/>
-            <w:r>
-              <w:t>_</w:t>
-            </w:r>
-            <w:proofErr w:type="gramStart"/>
-            <w:r>
-              <w:t>license.</w:t>
+              <w:t>template_dict.terms_license.</w:t>
             </w:r>
             <w:r>
               <w:t>termsOfAccess</w:t>
             </w:r>
             <w:proofErr w:type="spellEnd"/>
-            <w:proofErr w:type="gramEnd"/>
             <w:r>
               <w:t xml:space="preserve"> is not none</w:t>
             </w:r>
@@ -11680,13 +10200,8 @@
               </w:rPr>
               <w:t xml:space="preserve"> %}</w:t>
             </w:r>
-            <w:proofErr w:type="gramStart"/>
-            <w:r>
-              <w:t>X{</w:t>
-            </w:r>
-            <w:proofErr w:type="gramEnd"/>
-            <w:r>
-              <w:t>% endif %}</w:t>
+            <w:r>
+              <w:t>X{% endif %}</w:t>
             </w:r>
           </w:p>
         </w:tc>
@@ -11772,11 +10287,7 @@
             </w:r>
             <w:proofErr w:type="spellStart"/>
             <w:r>
-              <w:t>restricted_</w:t>
-            </w:r>
-            <w:proofErr w:type="gramStart"/>
-            <w:r>
-              <w:t>files</w:t>
+              <w:t>restricted_files</w:t>
             </w:r>
             <w:proofErr w:type="spellEnd"/>
             <w:r>
@@ -11792,7 +10303,6 @@
               </w:rPr>
               <w:t>comments</w:t>
             </w:r>
-            <w:proofErr w:type="gramEnd"/>
             <w:r>
               <w:rPr>
                 <w:rFonts w:hint="eastAsia"/>
@@ -11823,25 +10333,12 @@
             </w:r>
             <w:proofErr w:type="spellStart"/>
             <w:r>
-              <w:t>template_</w:t>
-            </w:r>
-            <w:proofErr w:type="gramStart"/>
-            <w:r>
-              <w:t>dict.terms</w:t>
-            </w:r>
-            <w:proofErr w:type="gramEnd"/>
-            <w:r>
-              <w:t>_</w:t>
-            </w:r>
-            <w:proofErr w:type="gramStart"/>
-            <w:r>
-              <w:t>license.</w:t>
+              <w:t>template_dict.terms_license.</w:t>
             </w:r>
             <w:r>
               <w:t>termsOfAccess</w:t>
             </w:r>
             <w:proofErr w:type="spellEnd"/>
-            <w:proofErr w:type="gramEnd"/>
             <w:r>
               <w:t xml:space="preserve"> is none</w:t>
             </w:r>
@@ -11851,13 +10348,8 @@
               </w:rPr>
               <w:t xml:space="preserve"> %}</w:t>
             </w:r>
-            <w:proofErr w:type="gramStart"/>
-            <w:r>
-              <w:t>X{</w:t>
-            </w:r>
-            <w:proofErr w:type="gramEnd"/>
-            <w:r>
-              <w:t>% endif %}</w:t>
+            <w:r>
+              <w:t>X{% endif %}</w:t>
             </w:r>
           </w:p>
         </w:tc>
@@ -11943,11 +10435,7 @@
             </w:r>
             <w:proofErr w:type="spellStart"/>
             <w:r>
-              <w:t>restricted_</w:t>
-            </w:r>
-            <w:proofErr w:type="gramStart"/>
-            <w:r>
-              <w:t>files</w:t>
+              <w:t>restricted_files</w:t>
             </w:r>
             <w:proofErr w:type="spellEnd"/>
             <w:r>
@@ -11963,7 +10451,6 @@
               </w:rPr>
               <w:t>comments</w:t>
             </w:r>
-            <w:proofErr w:type="gramEnd"/>
             <w:r>
               <w:rPr>
                 <w:rFonts w:hint="eastAsia"/>
@@ -11990,28 +10477,13 @@
                 <w:rFonts w:hint="eastAsia"/>
                 <w:lang w:val="en-US"/>
               </w:rPr>
-              <w:t xml:space="preserve"> %}</w:t>
-            </w:r>
-            <w:proofErr w:type="gramStart"/>
-            <w:r>
-              <w:rPr>
-                <w:rFonts w:hint="eastAsia"/>
-                <w:lang w:val="en-US"/>
-              </w:rPr>
-              <w:t>X</w:t>
-            </w:r>
-            <w:r>
-              <w:rPr>
-                <w:lang w:val="en-US"/>
-              </w:rPr>
-              <w:t>{</w:t>
-            </w:r>
-            <w:proofErr w:type="gramEnd"/>
-            <w:r>
-              <w:rPr>
-                <w:lang w:val="en-US"/>
-              </w:rPr>
-              <w:t>% endif %}</w:t>
+              <w:t xml:space="preserve"> %}X</w:t>
+            </w:r>
+            <w:r>
+              <w:rPr>
+                <w:lang w:val="en-US"/>
+              </w:rPr>
+              <w:t>{% endif %}</w:t>
             </w:r>
           </w:p>
         </w:tc>
@@ -12088,83 +10560,29 @@
                   </w:r>
                   <w:proofErr w:type="spellStart"/>
                   <w:r>
-                    <w:t>template_</w:t>
-                  </w:r>
-                  <w:proofErr w:type="gramStart"/>
-                  <w:r>
-                    <w:t>dict.terms</w:t>
-                  </w:r>
-                  <w:proofErr w:type="gramEnd"/>
-                  <w:r>
-                    <w:t>_</w:t>
-                  </w:r>
-                  <w:proofErr w:type="gramStart"/>
-                  <w:r>
-                    <w:t>license.</w:t>
+                    <w:t>template_dict.terms_license.</w:t>
                   </w:r>
                   <w:r>
                     <w:t>termsOfAccess</w:t>
                   </w:r>
                   <w:proofErr w:type="spellEnd"/>
-                  <w:proofErr w:type="gramEnd"/>
                   <w:r>
-                    <w:t xml:space="preserve"> is not none </w:t>
-                  </w:r>
-                  <w:proofErr w:type="gramStart"/>
-                  <w:r>
-                    <w:t xml:space="preserve">%}{{ </w:t>
+                    <w:t xml:space="preserve"> is not none %}{{ </w:t>
                   </w:r>
                   <w:proofErr w:type="spellStart"/>
                   <w:r>
-                    <w:t>template</w:t>
-                  </w:r>
-                  <w:proofErr w:type="gramEnd"/>
-                  <w:r>
-                    <w:t>_</w:t>
-                  </w:r>
-                  <w:proofErr w:type="gramStart"/>
-                  <w:r>
-                    <w:t>dict.terms</w:t>
-                  </w:r>
-                  <w:proofErr w:type="gramEnd"/>
-                  <w:r>
-                    <w:t>_</w:t>
-                  </w:r>
-                  <w:proofErr w:type="gramStart"/>
-                  <w:r>
-                    <w:t>license.</w:t>
+                    <w:t>template_dict.terms_license.</w:t>
                   </w:r>
                   <w:r>
-                    <w:t>termsOfAccess</w:t>
+                    <w:t>term</w:t>
+                  </w:r>
+                  <w:r>
+                    <w:lastRenderedPageBreak/>
+                    <w:t>sOfAccess</w:t>
                   </w:r>
                   <w:proofErr w:type="spellEnd"/>
-                  <w:proofErr w:type="gramEnd"/>
                   <w:r>
-                    <w:t xml:space="preserve"> </w:t>
-                  </w:r>
-                  <w:proofErr w:type="gramStart"/>
-                  <w:r>
-                    <w:t>}}{</w:t>
-                  </w:r>
-                  <w:proofErr w:type="gramEnd"/>
-                  <w:r>
-                    <w:t xml:space="preserve">% else </w:t>
-                  </w:r>
-                  <w:proofErr w:type="gramStart"/>
-                  <w:r>
-                    <w:t>%}(</w:t>
-                  </w:r>
-                  <w:proofErr w:type="gramEnd"/>
-                  <w:r>
-                    <w:t>NONE</w:t>
-                  </w:r>
-                  <w:proofErr w:type="gramStart"/>
-                  <w:r>
-                    <w:t>){</w:t>
-                  </w:r>
-                  <w:proofErr w:type="gramEnd"/>
-                  <w:r>
-                    <w:t>% endif %}</w:t>
+                    <w:t xml:space="preserve"> }}{% else %}(NONE){% endif %}</w:t>
                   </w:r>
                 </w:p>
               </w:tc>
@@ -12209,6 +10627,7 @@
               <w:rPr>
                 <w:lang w:val="en-US"/>
               </w:rPr>
+              <w:lastRenderedPageBreak/>
               <w:t>Recommend</w:t>
             </w:r>
           </w:p>
@@ -12497,21 +10916,12 @@
                 <w:lang w:val="en-US"/>
               </w:rPr>
             </w:pPr>
-            <w:proofErr w:type="gramStart"/>
             <w:r>
               <w:rPr>
                 <w:u w:val="single"/>
                 <w:lang w:val="en-US"/>
               </w:rPr>
-              <w:t>List</w:t>
-            </w:r>
-            <w:proofErr w:type="gramEnd"/>
-            <w:r>
-              <w:rPr>
-                <w:u w:val="single"/>
-                <w:lang w:val="en-US"/>
-              </w:rPr>
-              <w:t xml:space="preserve"> files that have been flagged as potential third-party datasets:</w:t>
+              <w:t>List files that have been flagged as potential third-party datasets:</w:t>
             </w:r>
           </w:p>
           <w:p>

--- a/res/template_medium.docx
+++ b/res/template_medium.docx
@@ -89,7 +89,6 @@
               </w:rPr>
               <w:t xml:space="preserve">Ticket number: {{ </w:t>
             </w:r>
-            <w:proofErr w:type="spellStart"/>
             <w:r>
               <w:t>project_info</w:t>
             </w:r>
@@ -102,7 +101,6 @@
             <w:r>
               <w:t>ticket_number</w:t>
             </w:r>
-            <w:proofErr w:type="spellEnd"/>
             <w:r>
               <w:rPr>
                 <w:rFonts w:hint="eastAsia"/>
@@ -132,7 +130,6 @@
               </w:rPr>
               <w:t xml:space="preserve"> {{ </w:t>
             </w:r>
-            <w:proofErr w:type="spellStart"/>
             <w:r>
               <w:t>project_info</w:t>
             </w:r>
@@ -140,13 +137,35 @@
               <w:rPr>
                 <w:rFonts w:hint="eastAsia"/>
               </w:rPr>
-              <w:t>.curator_name</w:t>
-            </w:r>
-            <w:proofErr w:type="spellEnd"/>
+              <w:t>.curator_name }}</w:t>
+            </w:r>
+          </w:p>
+          <w:p>
+            <w:pPr>
+              <w:spacing w:line="480" w:lineRule="auto"/>
+            </w:pPr>
             <w:r>
               <w:rPr>
                 <w:rFonts w:hint="eastAsia"/>
               </w:rPr>
+              <w:t xml:space="preserve">Curator email: {{ </w:t>
+            </w:r>
+            <w:r>
+              <w:t>project_info</w:t>
+            </w:r>
+            <w:r>
+              <w:rPr>
+                <w:rFonts w:hint="eastAsia"/>
+              </w:rPr>
+              <w:t>.</w:t>
+            </w:r>
+            <w:r>
+              <w:t>curator_email</w:t>
+            </w:r>
+            <w:r>
+              <w:rPr>
+                <w:rFonts w:hint="eastAsia"/>
+              </w:rPr>
               <w:t xml:space="preserve"> }}</w:t>
             </w:r>
           </w:p>
@@ -158,27 +177,45 @@
               <w:rPr>
                 <w:rFonts w:hint="eastAsia"/>
               </w:rPr>
-              <w:t xml:space="preserve">Curator email: {{ </w:t>
-            </w:r>
-            <w:proofErr w:type="spellStart"/>
-            <w:r>
-              <w:t>project_info</w:t>
+              <w:t>Dataset title: {{ dataset.</w:t>
+            </w:r>
+            <w:r>
+              <w:t>DatasetTitle</w:t>
             </w:r>
             <w:r>
               <w:rPr>
                 <w:rFonts w:hint="eastAsia"/>
               </w:rPr>
-              <w:t>.</w:t>
-            </w:r>
-            <w:r>
-              <w:t>curator_email</w:t>
-            </w:r>
-            <w:proofErr w:type="spellEnd"/>
+              <w:t xml:space="preserve"> }}</w:t>
+            </w:r>
+          </w:p>
+          <w:p>
+            <w:pPr>
+              <w:spacing w:line="480" w:lineRule="auto"/>
+            </w:pPr>
             <w:r>
               <w:rPr>
                 <w:rFonts w:hint="eastAsia"/>
               </w:rPr>
-              <w:t xml:space="preserve"> }}</w:t>
+              <w:t xml:space="preserve">Dataset </w:t>
+            </w:r>
+            <w:r>
+              <w:t>persistent</w:t>
+            </w:r>
+            <w:r>
+              <w:rPr>
+                <w:rFonts w:hint="eastAsia"/>
+              </w:rPr>
+              <w:t xml:space="preserve"> identifier: {{ dataset.</w:t>
+            </w:r>
+            <w:r>
+              <w:t>DatasetPersistentId</w:t>
+            </w:r>
+            <w:r>
+              <w:rPr>
+                <w:rFonts w:hint="eastAsia"/>
+              </w:rPr>
+              <w:t xml:space="preserve">  }}</w:t>
             </w:r>
           </w:p>
           <w:p>
@@ -189,95 +226,22 @@
               <w:rPr>
                 <w:rFonts w:hint="eastAsia"/>
               </w:rPr>
-              <w:t xml:space="preserve">Dataset title: {{ </w:t>
-            </w:r>
-            <w:proofErr w:type="spellStart"/>
+              <w:t>Dataset ID (versioned): {{ dataset.ID  }}</w:t>
+            </w:r>
+          </w:p>
+          <w:p>
+            <w:pPr>
+              <w:spacing w:line="480" w:lineRule="auto"/>
+            </w:pPr>
             <w:r>
               <w:rPr>
                 <w:rFonts w:hint="eastAsia"/>
               </w:rPr>
-              <w:t>dataset.</w:t>
-            </w:r>
-            <w:r>
-              <w:t>DatasetTitle</w:t>
-            </w:r>
-            <w:proofErr w:type="spellEnd"/>
-            <w:r>
-              <w:rPr>
-                <w:rFonts w:hint="eastAsia"/>
-              </w:rPr>
-              <w:t xml:space="preserve"> }}</w:t>
-            </w:r>
-          </w:p>
-          <w:p>
-            <w:pPr>
-              <w:spacing w:line="480" w:lineRule="auto"/>
-            </w:pPr>
-            <w:r>
-              <w:rPr>
-                <w:rFonts w:hint="eastAsia"/>
-              </w:rPr>
-              <w:t xml:space="preserve">Dataset </w:t>
-            </w:r>
-            <w:r>
-              <w:t>persistent</w:t>
-            </w:r>
-            <w:r>
-              <w:rPr>
-                <w:rFonts w:hint="eastAsia"/>
-              </w:rPr>
-              <w:t xml:space="preserve"> identifier: {{ </w:t>
-            </w:r>
-            <w:proofErr w:type="spellStart"/>
-            <w:r>
-              <w:rPr>
-                <w:rFonts w:hint="eastAsia"/>
-              </w:rPr>
-              <w:t>dataset.</w:t>
-            </w:r>
-            <w:r>
-              <w:t>DatasetPersistentId</w:t>
-            </w:r>
-            <w:proofErr w:type="spellEnd"/>
-            <w:r>
-              <w:rPr>
-                <w:rFonts w:hint="eastAsia"/>
-              </w:rPr>
-              <w:t xml:space="preserve">  }}</w:t>
-            </w:r>
-          </w:p>
-          <w:p>
-            <w:pPr>
-              <w:spacing w:line="480" w:lineRule="auto"/>
-            </w:pPr>
-            <w:r>
-              <w:rPr>
-                <w:rFonts w:hint="eastAsia"/>
-              </w:rPr>
-              <w:t>Dataset ID (versioned): {{ dataset.ID  }}</w:t>
-            </w:r>
-          </w:p>
-          <w:p>
-            <w:pPr>
-              <w:spacing w:line="480" w:lineRule="auto"/>
-            </w:pPr>
-            <w:r>
-              <w:rPr>
-                <w:rFonts w:hint="eastAsia"/>
-              </w:rPr>
-              <w:t xml:space="preserve">Dataset access URL: {{ </w:t>
-            </w:r>
-            <w:proofErr w:type="spellStart"/>
-            <w:r>
-              <w:rPr>
-                <w:rFonts w:hint="eastAsia"/>
-              </w:rPr>
-              <w:t>dataset.</w:t>
+              <w:t>Dataset access URL: {{ dataset.</w:t>
             </w:r>
             <w:r>
               <w:t>DatasetURL</w:t>
             </w:r>
-            <w:proofErr w:type="spellEnd"/>
             <w:r>
               <w:rPr>
                 <w:rFonts w:hint="eastAsia"/>
@@ -414,15 +378,7 @@
               <w:t>NS</w:t>
             </w:r>
             <w:r>
-              <w:t xml:space="preserve">: </w:t>
-            </w:r>
-            <w:proofErr w:type="spellStart"/>
-            <w:r>
-              <w:t>RQUt</w:t>
-            </w:r>
-            <w:proofErr w:type="spellEnd"/>
-            <w:r>
-              <w:t xml:space="preserve"> Sure</w:t>
+              <w:t>: RQUt Sure</w:t>
             </w:r>
           </w:p>
           <w:p>
@@ -1209,21 +1165,7 @@
               <w:rPr>
                 <w:lang w:val="en-US"/>
               </w:rPr>
-              <w:t>If the dataset is deposited in a sub-</w:t>
-            </w:r>
-            <w:proofErr w:type="spellStart"/>
-            <w:r>
-              <w:rPr>
-                <w:lang w:val="en-US"/>
-              </w:rPr>
-              <w:t>dataverse</w:t>
-            </w:r>
-            <w:proofErr w:type="spellEnd"/>
-            <w:r>
-              <w:rPr>
-                <w:lang w:val="en-US"/>
-              </w:rPr>
-              <w:t xml:space="preserve"> collection, include the name of the collection. </w:t>
+              <w:t>If the dataset is deposited in a sub-dataverse collection, include the name of the collection. </w:t>
             </w:r>
           </w:p>
           <w:p>
@@ -1398,22 +1340,15 @@
               </w:rPr>
               <w:t xml:space="preserve">{{ </w:t>
             </w:r>
-            <w:proofErr w:type="spellStart"/>
-            <w:r>
-              <w:t>template_dict</w:t>
-            </w:r>
-            <w:proofErr w:type="spellEnd"/>
-            <w:r>
-              <w:t>.</w:t>
-            </w:r>
-            <w:proofErr w:type="spellStart"/>
+            <w:r>
+              <w:t>template_dict.</w:t>
+            </w:r>
             <w:r>
               <w:rPr>
                 <w:lang w:val="en-US"/>
               </w:rPr>
               <w:t>ds_tree_info.path</w:t>
             </w:r>
-            <w:proofErr w:type="spellEnd"/>
             <w:r>
               <w:t>}}</w:t>
             </w:r>
@@ -1446,64 +1381,51 @@
               </w:rPr>
               <w:t xml:space="preserve">parent </w:t>
             </w:r>
-            <w:proofErr w:type="spellStart"/>
             <w:r>
               <w:rPr>
                 <w:rFonts w:hint="eastAsia"/>
                 <w:u w:val="single"/>
                 <w:lang w:val="en-US"/>
               </w:rPr>
-              <w:t>dataverse</w:t>
-            </w:r>
-            <w:proofErr w:type="spellEnd"/>
+              <w:t xml:space="preserve">dataverse </w:t>
+            </w:r>
+            <w:r>
+              <w:rPr>
+                <w:u w:val="single"/>
+                <w:lang w:val="en-US"/>
+              </w:rPr>
+              <w:t>collection</w:t>
+            </w:r>
             <w:r>
               <w:rPr>
                 <w:rFonts w:hint="eastAsia"/>
                 <w:u w:val="single"/>
                 <w:lang w:val="en-US"/>
               </w:rPr>
-              <w:t xml:space="preserve"> </w:t>
-            </w:r>
-            <w:r>
-              <w:rPr>
-                <w:u w:val="single"/>
-                <w:lang w:val="en-US"/>
-              </w:rPr>
-              <w:t>collection</w:t>
+              <w:t xml:space="preserve"> name:</w:t>
+            </w:r>
+            <w:r>
+              <w:rPr>
+                <w:lang w:val="en-US"/>
+              </w:rPr>
+              <w:br/>
             </w:r>
             <w:r>
               <w:rPr>
                 <w:rFonts w:hint="eastAsia"/>
-                <w:u w:val="single"/>
-                <w:lang w:val="en-US"/>
-              </w:rPr>
-              <w:t xml:space="preserve"> name:</w:t>
-            </w:r>
-            <w:r>
-              <w:rPr>
-                <w:lang w:val="en-US"/>
-              </w:rPr>
-              <w:br/>
+                <w:lang w:val="en-US"/>
+              </w:rPr>
+              <w:t xml:space="preserve">{{ </w:t>
+            </w:r>
+            <w:r>
+              <w:t>template_dict</w:t>
             </w:r>
             <w:r>
               <w:rPr>
                 <w:rFonts w:hint="eastAsia"/>
-                <w:lang w:val="en-US"/>
-              </w:rPr>
-              <w:t xml:space="preserve">{{ </w:t>
-            </w:r>
-            <w:proofErr w:type="spellStart"/>
-            <w:r>
-              <w:t>template_dict</w:t>
-            </w:r>
-            <w:proofErr w:type="spellEnd"/>
-            <w:r>
-              <w:rPr>
-                <w:rFonts w:hint="eastAsia"/>
               </w:rPr>
               <w:t>.</w:t>
             </w:r>
-            <w:proofErr w:type="spellStart"/>
             <w:r>
               <w:rPr>
                 <w:lang w:val="en-US"/>
@@ -1522,7 +1444,6 @@
               </w:rPr>
               <w:t>parentDataverseName</w:t>
             </w:r>
-            <w:proofErr w:type="spellEnd"/>
             <w:r>
               <w:rPr>
                 <w:rFonts w:hint="eastAsia"/>
@@ -1669,23 +1590,13 @@
               <w:lastRenderedPageBreak/>
               <w:t xml:space="preserve">created or submitted to a </w:t>
             </w:r>
-            <w:proofErr w:type="spellStart"/>
             <w:r>
               <w:rPr>
                 <w:b/>
                 <w:bCs/>
                 <w:lang w:val="en-US"/>
               </w:rPr>
-              <w:t>dataverse</w:t>
-            </w:r>
-            <w:proofErr w:type="spellEnd"/>
-            <w:r>
-              <w:rPr>
-                <w:b/>
-                <w:bCs/>
-                <w:lang w:val="en-US"/>
-              </w:rPr>
-              <w:t xml:space="preserve"> collection </w:t>
+              <w:t xml:space="preserve">dataverse collection </w:t>
             </w:r>
             <w:r>
               <w:rPr>
@@ -1743,21 +1654,7 @@
               <w:rPr>
                 <w:lang w:val="en-US"/>
               </w:rPr>
-              <w:t xml:space="preserve">Confirm whether the listed </w:t>
-            </w:r>
-            <w:proofErr w:type="spellStart"/>
-            <w:r>
-              <w:rPr>
-                <w:lang w:val="en-US"/>
-              </w:rPr>
-              <w:t>dataverse</w:t>
-            </w:r>
-            <w:proofErr w:type="spellEnd"/>
-            <w:r>
-              <w:rPr>
-                <w:lang w:val="en-US"/>
-              </w:rPr>
-              <w:t xml:space="preserve"> collectio</w:t>
+              <w:t>Confirm whether the listed dataverse collectio</w:t>
             </w:r>
             <w:r>
               <w:rPr>
@@ -1924,23 +1821,7 @@
                 <w:u w:val="single"/>
                 <w:lang w:val="en-US"/>
               </w:rPr>
-              <w:t xml:space="preserve">List all </w:t>
-            </w:r>
-            <w:proofErr w:type="spellStart"/>
-            <w:r>
-              <w:rPr>
-                <w:u w:val="single"/>
-                <w:lang w:val="en-US"/>
-              </w:rPr>
-              <w:t>dataverse</w:t>
-            </w:r>
-            <w:proofErr w:type="spellEnd"/>
-            <w:r>
-              <w:rPr>
-                <w:u w:val="single"/>
-                <w:lang w:val="en-US"/>
-              </w:rPr>
-              <w:t xml:space="preserve"> collections that contain the depositors' dataset:</w:t>
+              <w:t>List all dataverse collections that contain the depositors' dataset:</w:t>
             </w:r>
             <w:r>
               <w:rPr>
@@ -1949,37 +1830,13 @@
               <w:br/>
             </w:r>
             <w:r>
-              <w:t xml:space="preserve">{% for item in </w:t>
-            </w:r>
-            <w:proofErr w:type="spellStart"/>
-            <w:r>
-              <w:t>template_dict.dv_record.comments</w:t>
-            </w:r>
-            <w:proofErr w:type="spellEnd"/>
-            <w:r>
-              <w:t xml:space="preserve"> %} </w:t>
+              <w:t xml:space="preserve">{% for item in template_dict.dv_record.comments %} </w:t>
             </w:r>
           </w:p>
           <w:p>
             <w:r>
               <w:lastRenderedPageBreak/>
-              <w:t xml:space="preserve">{% for author, </w:t>
-            </w:r>
-            <w:proofErr w:type="spellStart"/>
-            <w:r>
-              <w:t>dataverses</w:t>
-            </w:r>
-            <w:proofErr w:type="spellEnd"/>
-            <w:r>
-              <w:t xml:space="preserve"> in </w:t>
-            </w:r>
-            <w:proofErr w:type="spellStart"/>
-            <w:r>
-              <w:t>item.items</w:t>
-            </w:r>
-            <w:proofErr w:type="spellEnd"/>
-            <w:r>
-              <w:t>() %} {{ author }}</w:t>
+              <w:t>{% for author, dataverses in item.items() %} {{ author }}</w:t>
             </w:r>
             <w:r>
               <w:rPr>
@@ -1990,26 +1847,10 @@
           </w:p>
           <w:p>
             <w:r>
-              <w:t xml:space="preserve">{% for dataverse in </w:t>
-            </w:r>
-            <w:proofErr w:type="spellStart"/>
-            <w:r>
-              <w:t>dataverses</w:t>
-            </w:r>
-            <w:proofErr w:type="spellEnd"/>
-            <w:r>
-              <w:t xml:space="preserve"> %} </w:t>
-            </w:r>
-            <w:r>
-              <w:t xml:space="preserve">{{ </w:t>
-            </w:r>
-            <w:proofErr w:type="spellStart"/>
-            <w:r>
-              <w:t>loop.index</w:t>
-            </w:r>
-            <w:proofErr w:type="spellEnd"/>
-            <w:r>
-              <w:t xml:space="preserve"> }}.</w:t>
+              <w:t xml:space="preserve">{% for dataverse in dataverses %} </w:t>
+            </w:r>
+            <w:r>
+              <w:t>{{ loop.index }}.</w:t>
             </w:r>
             <w:r>
               <w:rPr>
@@ -2024,37 +1865,13 @@
               <w:br/>
             </w:r>
             <w:r>
-              <w:t xml:space="preserve">{% </w:t>
-            </w:r>
-            <w:proofErr w:type="spellStart"/>
-            <w:r>
-              <w:t>endfor</w:t>
-            </w:r>
-            <w:proofErr w:type="spellEnd"/>
-            <w:r>
-              <w:t xml:space="preserve"> %} </w:t>
+              <w:t xml:space="preserve">{% endfor %} </w:t>
             </w:r>
             <w:r>
               <w:br/>
             </w:r>
             <w:r>
-              <w:t xml:space="preserve">{% </w:t>
-            </w:r>
-            <w:proofErr w:type="spellStart"/>
-            <w:r>
-              <w:t>endfor</w:t>
-            </w:r>
-            <w:proofErr w:type="spellEnd"/>
-            <w:r>
-              <w:t xml:space="preserve"> %} {% </w:t>
-            </w:r>
-            <w:proofErr w:type="spellStart"/>
-            <w:r>
-              <w:t>endfor</w:t>
-            </w:r>
-            <w:proofErr w:type="spellEnd"/>
-            <w:r>
-              <w:t xml:space="preserve"> %}</w:t>
+              <w:t>{% endfor %} {% endfor %}</w:t>
             </w:r>
           </w:p>
         </w:tc>
@@ -2179,88 +1996,38 @@
                 <w:bCs/>
                 <w:lang w:val="en-US"/>
               </w:rPr>
-              <w:t>If the dataset was deposited in a sub-</w:t>
-            </w:r>
-            <w:proofErr w:type="spellStart"/>
-            <w:r>
-              <w:rPr>
-                <w:b/>
-                <w:bCs/>
-                <w:lang w:val="en-US"/>
-              </w:rPr>
-              <w:t>dataverse</w:t>
-            </w:r>
-            <w:proofErr w:type="spellEnd"/>
-            <w:r>
-              <w:rPr>
-                <w:b/>
-                <w:bCs/>
-                <w:lang w:val="en-US"/>
-              </w:rPr>
-              <w:t xml:space="preserve"> collection, does it require its own </w:t>
-            </w:r>
-            <w:proofErr w:type="spellStart"/>
-            <w:r>
-              <w:rPr>
-                <w:b/>
-                <w:bCs/>
-                <w:lang w:val="en-US"/>
-              </w:rPr>
-              <w:t>dataverse</w:t>
-            </w:r>
-            <w:proofErr w:type="spellEnd"/>
-            <w:r>
-              <w:rPr>
-                <w:b/>
-                <w:bCs/>
-                <w:lang w:val="en-US"/>
-              </w:rPr>
-              <w:t xml:space="preserve"> collection?</w:t>
-            </w:r>
-          </w:p>
-        </w:tc>
-        <w:tc>
-          <w:tcPr>
-            <w:tcW w:w="0" w:type="auto"/>
-            <w:tcBorders>
-              <w:top w:val="single" w:sz="8" w:space="0" w:color="000000"/>
-              <w:left w:val="single" w:sz="8" w:space="0" w:color="000000"/>
-              <w:bottom w:val="single" w:sz="8" w:space="0" w:color="000000"/>
-              <w:right w:val="single" w:sz="8" w:space="0" w:color="000000"/>
-            </w:tcBorders>
-            <w:tcMar>
-              <w:top w:w="100" w:type="dxa"/>
-              <w:left w:w="100" w:type="dxa"/>
-              <w:bottom w:w="100" w:type="dxa"/>
-              <w:right w:w="100" w:type="dxa"/>
-            </w:tcMar>
-            <w:hideMark/>
-          </w:tcPr>
-          <w:p>
-            <w:pPr>
-              <w:rPr>
-                <w:lang w:val="en-US"/>
-              </w:rPr>
-            </w:pPr>
-            <w:r>
-              <w:rPr>
-                <w:lang w:val="en-US"/>
-              </w:rPr>
-              <w:t xml:space="preserve">If the depositor created a </w:t>
-            </w:r>
-            <w:proofErr w:type="spellStart"/>
-            <w:r>
-              <w:rPr>
-                <w:lang w:val="en-US"/>
-              </w:rPr>
-              <w:t>dataverse</w:t>
-            </w:r>
-            <w:proofErr w:type="spellEnd"/>
-            <w:r>
-              <w:rPr>
-                <w:lang w:val="en-US"/>
-              </w:rPr>
-              <w:t xml:space="preserve"> with one dataset:</w:t>
+              <w:t>If the dataset was deposited in a sub-dataverse collection, does it require its own dataverse collection?</w:t>
+            </w:r>
+          </w:p>
+        </w:tc>
+        <w:tc>
+          <w:tcPr>
+            <w:tcW w:w="0" w:type="auto"/>
+            <w:tcBorders>
+              <w:top w:val="single" w:sz="8" w:space="0" w:color="000000"/>
+              <w:left w:val="single" w:sz="8" w:space="0" w:color="000000"/>
+              <w:bottom w:val="single" w:sz="8" w:space="0" w:color="000000"/>
+              <w:right w:val="single" w:sz="8" w:space="0" w:color="000000"/>
+            </w:tcBorders>
+            <w:tcMar>
+              <w:top w:w="100" w:type="dxa"/>
+              <w:left w:w="100" w:type="dxa"/>
+              <w:bottom w:w="100" w:type="dxa"/>
+              <w:right w:w="100" w:type="dxa"/>
+            </w:tcMar>
+            <w:hideMark/>
+          </w:tcPr>
+          <w:p>
+            <w:pPr>
+              <w:rPr>
+                <w:lang w:val="en-US"/>
+              </w:rPr>
+            </w:pPr>
+            <w:r>
+              <w:rPr>
+                <w:lang w:val="en-US"/>
+              </w:rPr>
+              <w:t>If the depositor created a dataverse with one dataset:</w:t>
             </w:r>
           </w:p>
           <w:p>
@@ -2277,21 +2044,7 @@
               <w:rPr>
                 <w:lang w:val="en-US"/>
               </w:rPr>
-              <w:t>Is it the only dataset in the sub-</w:t>
-            </w:r>
-            <w:proofErr w:type="spellStart"/>
-            <w:r>
-              <w:rPr>
-                <w:lang w:val="en-US"/>
-              </w:rPr>
-              <w:t>dataverse</w:t>
-            </w:r>
-            <w:proofErr w:type="spellEnd"/>
-            <w:r>
-              <w:rPr>
-                <w:lang w:val="en-US"/>
-              </w:rPr>
-              <w:t xml:space="preserve"> collection?</w:t>
+              <w:t>Is it the only dataset in the sub-dataverse collection?</w:t>
             </w:r>
           </w:p>
           <w:p>
@@ -2308,21 +2061,7 @@
               <w:rPr>
                 <w:lang w:val="en-US"/>
               </w:rPr>
-              <w:t>Is there another sub-</w:t>
-            </w:r>
-            <w:proofErr w:type="spellStart"/>
-            <w:r>
-              <w:rPr>
-                <w:lang w:val="en-US"/>
-              </w:rPr>
-              <w:t>dataverse</w:t>
-            </w:r>
-            <w:proofErr w:type="spellEnd"/>
-            <w:r>
-              <w:rPr>
-                <w:lang w:val="en-US"/>
-              </w:rPr>
-              <w:t xml:space="preserve"> collection it should be in?</w:t>
+              <w:t>Is there another sub-dataverse collection it should be in?</w:t>
             </w:r>
           </w:p>
           <w:p>
@@ -2358,20 +2097,12 @@
               </w:rPr>
               <w:t xml:space="preserve">Confirm with the depositor that they actually require a </w:t>
             </w:r>
-            <w:proofErr w:type="spellStart"/>
             <w:r>
               <w:rPr>
                 <w:lang w:val="en-US"/>
               </w:rPr>
               <w:lastRenderedPageBreak/>
-              <w:t>dataverse</w:t>
-            </w:r>
-            <w:proofErr w:type="spellEnd"/>
-            <w:r>
-              <w:rPr>
-                <w:lang w:val="en-US"/>
-              </w:rPr>
-              <w:t xml:space="preserve"> (e.g., will there be future deposits?)</w:t>
+              <w:t>dataverse (e.g., will there be future deposits?)</w:t>
             </w:r>
           </w:p>
         </w:tc>
@@ -3059,191 +2790,161 @@
               <w:rPr>
                 <w:lang w:val="en-US"/>
               </w:rPr>
+              <w:t>{% if template_dict.file_ext.comments|length == 0 %}X{% endif %}</w:t>
+            </w:r>
+          </w:p>
+        </w:tc>
+        <w:tc>
+          <w:tcPr>
+            <w:tcW w:w="0" w:type="auto"/>
+            <w:tcBorders>
+              <w:top w:val="single" w:sz="8" w:space="0" w:color="000000"/>
+              <w:left w:val="single" w:sz="8" w:space="0" w:color="000000"/>
+              <w:bottom w:val="single" w:sz="8" w:space="0" w:color="000000"/>
+              <w:right w:val="single" w:sz="8" w:space="0" w:color="000000"/>
+            </w:tcBorders>
+            <w:tcMar>
+              <w:top w:w="100" w:type="dxa"/>
+              <w:left w:w="100" w:type="dxa"/>
+              <w:bottom w:w="100" w:type="dxa"/>
+              <w:right w:w="100" w:type="dxa"/>
+            </w:tcMar>
+            <w:hideMark/>
+          </w:tcPr>
+          <w:p>
+            <w:pPr>
+              <w:rPr>
+                <w:lang w:val="en-US"/>
+              </w:rPr>
+            </w:pPr>
+            <w:r>
+              <w:rPr>
+                <w:lang w:val="en-US"/>
+              </w:rPr>
+              <w:t>{% if template_dict.file_ext.comments|length &gt; 0 %}X{% endif %}</w:t>
+            </w:r>
+          </w:p>
+        </w:tc>
+        <w:tc>
+          <w:tcPr>
+            <w:tcW w:w="0" w:type="auto"/>
+            <w:tcBorders>
+              <w:top w:val="single" w:sz="8" w:space="0" w:color="000000"/>
+              <w:left w:val="single" w:sz="8" w:space="0" w:color="000000"/>
+              <w:bottom w:val="single" w:sz="8" w:space="0" w:color="000000"/>
+              <w:right w:val="single" w:sz="8" w:space="0" w:color="000000"/>
+            </w:tcBorders>
+            <w:tcMar>
+              <w:top w:w="100" w:type="dxa"/>
+              <w:left w:w="100" w:type="dxa"/>
+              <w:bottom w:w="100" w:type="dxa"/>
+              <w:right w:w="100" w:type="dxa"/>
+            </w:tcMar>
+            <w:hideMark/>
+          </w:tcPr>
+          <w:p>
+            <w:pPr>
+              <w:rPr>
+                <w:lang w:val="en-US"/>
+              </w:rPr>
+            </w:pPr>
+          </w:p>
+        </w:tc>
+        <w:tc>
+          <w:tcPr>
+            <w:tcW w:w="0" w:type="auto"/>
+            <w:tcBorders>
+              <w:top w:val="single" w:sz="8" w:space="0" w:color="000000"/>
+              <w:left w:val="single" w:sz="8" w:space="0" w:color="000000"/>
+              <w:bottom w:val="single" w:sz="8" w:space="0" w:color="000000"/>
+              <w:right w:val="single" w:sz="8" w:space="0" w:color="000000"/>
+            </w:tcBorders>
+            <w:tcMar>
+              <w:top w:w="100" w:type="dxa"/>
+              <w:left w:w="100" w:type="dxa"/>
+              <w:bottom w:w="100" w:type="dxa"/>
+              <w:right w:w="100" w:type="dxa"/>
+            </w:tcMar>
+            <w:hideMark/>
+          </w:tcPr>
+          <w:p>
+            <w:pPr>
+              <w:rPr>
+                <w:lang w:val="en-US"/>
+              </w:rPr>
+            </w:pPr>
+          </w:p>
+        </w:tc>
+        <w:tc>
+          <w:tcPr>
+            <w:tcW w:w="0" w:type="auto"/>
+            <w:tcBorders>
+              <w:top w:val="single" w:sz="8" w:space="0" w:color="000000"/>
+              <w:left w:val="single" w:sz="8" w:space="0" w:color="000000"/>
+              <w:bottom w:val="single" w:sz="8" w:space="0" w:color="000000"/>
+              <w:right w:val="single" w:sz="8" w:space="0" w:color="000000"/>
+            </w:tcBorders>
+            <w:tcMar>
+              <w:top w:w="100" w:type="dxa"/>
+              <w:left w:w="100" w:type="dxa"/>
+              <w:bottom w:w="100" w:type="dxa"/>
+              <w:right w:w="100" w:type="dxa"/>
+            </w:tcMar>
+            <w:hideMark/>
+          </w:tcPr>
+          <w:p>
+            <w:pPr>
+              <w:rPr>
+                <w:lang w:val="en-US"/>
+              </w:rPr>
+            </w:pPr>
+          </w:p>
+        </w:tc>
+        <w:tc>
+          <w:tcPr>
+            <w:tcW w:w="0" w:type="auto"/>
+            <w:tcBorders>
+              <w:top w:val="single" w:sz="8" w:space="0" w:color="000000"/>
+              <w:left w:val="single" w:sz="8" w:space="0" w:color="000000"/>
+              <w:bottom w:val="single" w:sz="8" w:space="0" w:color="000000"/>
+              <w:right w:val="single" w:sz="8" w:space="0" w:color="000000"/>
+            </w:tcBorders>
+            <w:tcMar>
+              <w:top w:w="100" w:type="dxa"/>
+              <w:left w:w="100" w:type="dxa"/>
+              <w:bottom w:w="100" w:type="dxa"/>
+              <w:right w:w="100" w:type="dxa"/>
+            </w:tcMar>
+            <w:hideMark/>
+          </w:tcPr>
+          <w:p>
+            <w:pPr>
+              <w:rPr>
+                <w:lang w:val="en-US"/>
+              </w:rPr>
+            </w:pPr>
+            <w:r>
+              <w:rPr>
+                <w:u w:val="single"/>
+                <w:lang w:val="en-US"/>
+              </w:rPr>
+              <w:t>List all files that did not open correctly:</w:t>
+            </w:r>
+            <w:r>
+              <w:rPr>
+                <w:lang w:val="en-US"/>
+              </w:rPr>
+              <w:br/>
+            </w:r>
+            <w:r>
               <w:t xml:space="preserve">{% if </w:t>
             </w:r>
-            <w:proofErr w:type="spellStart"/>
-            <w:r>
-              <w:rPr>
-                <w:lang w:val="en-US"/>
-              </w:rPr>
-              <w:t>template_dict.file_ext.comments|length</w:t>
-            </w:r>
-            <w:proofErr w:type="spellEnd"/>
-            <w:r>
-              <w:rPr>
-                <w:lang w:val="en-US"/>
-              </w:rPr>
-              <w:t xml:space="preserve"> == 0 %}X{% endif %}</w:t>
-            </w:r>
-          </w:p>
-        </w:tc>
-        <w:tc>
-          <w:tcPr>
-            <w:tcW w:w="0" w:type="auto"/>
-            <w:tcBorders>
-              <w:top w:val="single" w:sz="8" w:space="0" w:color="000000"/>
-              <w:left w:val="single" w:sz="8" w:space="0" w:color="000000"/>
-              <w:bottom w:val="single" w:sz="8" w:space="0" w:color="000000"/>
-              <w:right w:val="single" w:sz="8" w:space="0" w:color="000000"/>
-            </w:tcBorders>
-            <w:tcMar>
-              <w:top w:w="100" w:type="dxa"/>
-              <w:left w:w="100" w:type="dxa"/>
-              <w:bottom w:w="100" w:type="dxa"/>
-              <w:right w:w="100" w:type="dxa"/>
-            </w:tcMar>
-            <w:hideMark/>
-          </w:tcPr>
-          <w:p>
-            <w:pPr>
-              <w:rPr>
-                <w:lang w:val="en-US"/>
-              </w:rPr>
-            </w:pPr>
-            <w:r>
-              <w:rPr>
-                <w:lang w:val="en-US"/>
-              </w:rPr>
-              <w:t xml:space="preserve">{% if </w:t>
-            </w:r>
-            <w:proofErr w:type="spellStart"/>
-            <w:r>
-              <w:rPr>
-                <w:lang w:val="en-US"/>
-              </w:rPr>
-              <w:t>template_dict.file_ext.comments|length</w:t>
-            </w:r>
-            <w:proofErr w:type="spellEnd"/>
-            <w:r>
-              <w:rPr>
-                <w:lang w:val="en-US"/>
-              </w:rPr>
-              <w:t xml:space="preserve"> &gt; 0 %}X{% endif %}</w:t>
-            </w:r>
-          </w:p>
-        </w:tc>
-        <w:tc>
-          <w:tcPr>
-            <w:tcW w:w="0" w:type="auto"/>
-            <w:tcBorders>
-              <w:top w:val="single" w:sz="8" w:space="0" w:color="000000"/>
-              <w:left w:val="single" w:sz="8" w:space="0" w:color="000000"/>
-              <w:bottom w:val="single" w:sz="8" w:space="0" w:color="000000"/>
-              <w:right w:val="single" w:sz="8" w:space="0" w:color="000000"/>
-            </w:tcBorders>
-            <w:tcMar>
-              <w:top w:w="100" w:type="dxa"/>
-              <w:left w:w="100" w:type="dxa"/>
-              <w:bottom w:w="100" w:type="dxa"/>
-              <w:right w:w="100" w:type="dxa"/>
-            </w:tcMar>
-            <w:hideMark/>
-          </w:tcPr>
-          <w:p>
-            <w:pPr>
-              <w:rPr>
-                <w:lang w:val="en-US"/>
-              </w:rPr>
-            </w:pPr>
-          </w:p>
-        </w:tc>
-        <w:tc>
-          <w:tcPr>
-            <w:tcW w:w="0" w:type="auto"/>
-            <w:tcBorders>
-              <w:top w:val="single" w:sz="8" w:space="0" w:color="000000"/>
-              <w:left w:val="single" w:sz="8" w:space="0" w:color="000000"/>
-              <w:bottom w:val="single" w:sz="8" w:space="0" w:color="000000"/>
-              <w:right w:val="single" w:sz="8" w:space="0" w:color="000000"/>
-            </w:tcBorders>
-            <w:tcMar>
-              <w:top w:w="100" w:type="dxa"/>
-              <w:left w:w="100" w:type="dxa"/>
-              <w:bottom w:w="100" w:type="dxa"/>
-              <w:right w:w="100" w:type="dxa"/>
-            </w:tcMar>
-            <w:hideMark/>
-          </w:tcPr>
-          <w:p>
-            <w:pPr>
-              <w:rPr>
-                <w:lang w:val="en-US"/>
-              </w:rPr>
-            </w:pPr>
-          </w:p>
-        </w:tc>
-        <w:tc>
-          <w:tcPr>
-            <w:tcW w:w="0" w:type="auto"/>
-            <w:tcBorders>
-              <w:top w:val="single" w:sz="8" w:space="0" w:color="000000"/>
-              <w:left w:val="single" w:sz="8" w:space="0" w:color="000000"/>
-              <w:bottom w:val="single" w:sz="8" w:space="0" w:color="000000"/>
-              <w:right w:val="single" w:sz="8" w:space="0" w:color="000000"/>
-            </w:tcBorders>
-            <w:tcMar>
-              <w:top w:w="100" w:type="dxa"/>
-              <w:left w:w="100" w:type="dxa"/>
-              <w:bottom w:w="100" w:type="dxa"/>
-              <w:right w:w="100" w:type="dxa"/>
-            </w:tcMar>
-            <w:hideMark/>
-          </w:tcPr>
-          <w:p>
-            <w:pPr>
-              <w:rPr>
-                <w:lang w:val="en-US"/>
-              </w:rPr>
-            </w:pPr>
-          </w:p>
-        </w:tc>
-        <w:tc>
-          <w:tcPr>
-            <w:tcW w:w="0" w:type="auto"/>
-            <w:tcBorders>
-              <w:top w:val="single" w:sz="8" w:space="0" w:color="000000"/>
-              <w:left w:val="single" w:sz="8" w:space="0" w:color="000000"/>
-              <w:bottom w:val="single" w:sz="8" w:space="0" w:color="000000"/>
-              <w:right w:val="single" w:sz="8" w:space="0" w:color="000000"/>
-            </w:tcBorders>
-            <w:tcMar>
-              <w:top w:w="100" w:type="dxa"/>
-              <w:left w:w="100" w:type="dxa"/>
-              <w:bottom w:w="100" w:type="dxa"/>
-              <w:right w:w="100" w:type="dxa"/>
-            </w:tcMar>
-            <w:hideMark/>
-          </w:tcPr>
-          <w:p>
-            <w:pPr>
-              <w:rPr>
-                <w:lang w:val="en-US"/>
-              </w:rPr>
-            </w:pPr>
-            <w:r>
-              <w:rPr>
-                <w:u w:val="single"/>
-                <w:lang w:val="en-US"/>
-              </w:rPr>
-              <w:t>List all files that did not open correctly:</w:t>
-            </w:r>
-            <w:r>
-              <w:rPr>
-                <w:lang w:val="en-US"/>
-              </w:rPr>
-              <w:br/>
-            </w:r>
-            <w:r>
-              <w:t xml:space="preserve">{% if </w:t>
-            </w:r>
-            <w:proofErr w:type="spellStart"/>
             <w:r>
               <w:rPr>
                 <w:lang w:val="en-US"/>
               </w:rPr>
               <w:t>template_dict.file_open.comments</w:t>
             </w:r>
-            <w:proofErr w:type="spellEnd"/>
             <w:r>
               <w:t xml:space="preserve"> |length &gt; 0</w:t>
             </w:r>
@@ -3254,21 +2955,7 @@
               <w:rPr>
                 <w:lang w:val="en-US"/>
               </w:rPr>
-              <w:t xml:space="preserve">{% for item in </w:t>
-            </w:r>
-            <w:proofErr w:type="spellStart"/>
-            <w:r>
-              <w:rPr>
-                <w:lang w:val="en-US"/>
-              </w:rPr>
-              <w:t>template_dict.file_open.comments</w:t>
-            </w:r>
-            <w:proofErr w:type="spellEnd"/>
-            <w:r>
-              <w:rPr>
-                <w:lang w:val="en-US"/>
-              </w:rPr>
-              <w:t xml:space="preserve"> %}</w:t>
+              <w:t>{% for item in template_dict.file_open.comments %}</w:t>
             </w:r>
           </w:p>
           <w:p>
@@ -3286,102 +2973,58 @@
               <w:rPr>
                 <w:lang w:val="en-US"/>
               </w:rPr>
-              <w:t xml:space="preserve">{{ </w:t>
-            </w:r>
-            <w:proofErr w:type="spellStart"/>
-            <w:r>
-              <w:rPr>
-                <w:lang w:val="en-US"/>
-              </w:rPr>
-              <w:t>item.file_name</w:t>
-            </w:r>
-            <w:proofErr w:type="spellEnd"/>
-            <w:r>
-              <w:rPr>
-                <w:lang w:val="en-US"/>
-              </w:rPr>
-              <w:t xml:space="preserve"> }}{% </w:t>
-            </w:r>
-            <w:proofErr w:type="spellStart"/>
-            <w:r>
-              <w:rPr>
-                <w:lang w:val="en-US"/>
-              </w:rPr>
-              <w:t>endfor</w:t>
-            </w:r>
-            <w:proofErr w:type="spellEnd"/>
-            <w:r>
-              <w:rPr>
-                <w:lang w:val="en-US"/>
-              </w:rPr>
+              <w:t>{{ item.file_name }}{% endfor %}</w:t>
+            </w:r>
+          </w:p>
+          <w:p>
+            <w:pPr>
+              <w:rPr>
+                <w:lang w:val="en-US"/>
+              </w:rPr>
+            </w:pPr>
+            <w:r>
+              <w:t>{% else %}(NONE){% endif %}</w:t>
+            </w:r>
+          </w:p>
+          <w:p>
+            <w:pPr>
+              <w:rPr>
+                <w:lang w:val="en-US"/>
+              </w:rPr>
+            </w:pPr>
+            <w:r>
+              <w:rPr>
+                <w:u w:val="single"/>
+                <w:lang w:val="en-US"/>
+              </w:rPr>
+              <w:t>List all files that were not checked:</w:t>
+            </w:r>
+            <w:r>
+              <w:rPr>
+                <w:lang w:val="en-US"/>
+              </w:rPr>
+              <w:br/>
+            </w:r>
+            <w:r>
+              <w:t xml:space="preserve">{% if </w:t>
+            </w:r>
+            <w:r>
+              <w:rPr>
+                <w:lang w:val="en-US"/>
+              </w:rPr>
+              <w:t>template_dict.file_open.not_checked</w:t>
+            </w:r>
+            <w:r>
+              <w:t xml:space="preserve"> |length &gt; 0</w:t>
+            </w:r>
+            <w:r>
               <w:t xml:space="preserve"> %}</w:t>
             </w:r>
-          </w:p>
-          <w:p>
-            <w:pPr>
-              <w:rPr>
-                <w:lang w:val="en-US"/>
-              </w:rPr>
-            </w:pPr>
-            <w:r>
-              <w:t>{% else %}(NONE){% endif %}</w:t>
-            </w:r>
-          </w:p>
-          <w:p>
-            <w:pPr>
-              <w:rPr>
-                <w:lang w:val="en-US"/>
-              </w:rPr>
-            </w:pPr>
-            <w:r>
-              <w:rPr>
-                <w:u w:val="single"/>
-                <w:lang w:val="en-US"/>
-              </w:rPr>
-              <w:t>List all files that were not checked:</w:t>
-            </w:r>
-            <w:r>
-              <w:rPr>
-                <w:lang w:val="en-US"/>
-              </w:rPr>
-              <w:br/>
-            </w:r>
-            <w:r>
-              <w:t xml:space="preserve">{% if </w:t>
-            </w:r>
-            <w:proofErr w:type="spellStart"/>
-            <w:r>
-              <w:rPr>
-                <w:lang w:val="en-US"/>
-              </w:rPr>
-              <w:t>template_dict.file_open.not_checked</w:t>
-            </w:r>
-            <w:proofErr w:type="spellEnd"/>
-            <w:r>
-              <w:t xml:space="preserve"> |length &gt; 0</w:t>
-            </w:r>
-            <w:r>
-              <w:t xml:space="preserve"> %}</w:t>
-            </w:r>
-            <w:r>
-              <w:rPr>
-                <w:lang w:val="en-US"/>
-              </w:rPr>
-              <w:t xml:space="preserve">{% for item in </w:t>
-            </w:r>
-            <w:proofErr w:type="spellStart"/>
-            <w:r>
-              <w:rPr>
-                <w:lang w:val="en-US"/>
-              </w:rPr>
-              <w:t>template_dict.file_open.not_checked</w:t>
-            </w:r>
-            <w:proofErr w:type="spellEnd"/>
-            <w:r>
-              <w:rPr>
-                <w:lang w:val="en-US"/>
-              </w:rPr>
-              <w:t xml:space="preserve"> %}</w:t>
+            <w:r>
+              <w:rPr>
+                <w:lang w:val="en-US"/>
+              </w:rPr>
+              <w:t>{% for item in template_dict.file_open.not_checked %}</w:t>
             </w:r>
           </w:p>
           <w:p>
@@ -3399,35 +3042,7 @@
               <w:rPr>
                 <w:lang w:val="en-US"/>
               </w:rPr>
-              <w:t xml:space="preserve">{{ </w:t>
-            </w:r>
-            <w:proofErr w:type="spellStart"/>
-            <w:r>
-              <w:rPr>
-                <w:lang w:val="en-US"/>
-              </w:rPr>
-              <w:t>item.file_name</w:t>
-            </w:r>
-            <w:proofErr w:type="spellEnd"/>
-            <w:r>
-              <w:rPr>
-                <w:lang w:val="en-US"/>
-              </w:rPr>
-              <w:t xml:space="preserve"> }}{% </w:t>
-            </w:r>
-            <w:proofErr w:type="spellStart"/>
-            <w:r>
-              <w:rPr>
-                <w:lang w:val="en-US"/>
-              </w:rPr>
-              <w:t>endfor</w:t>
-            </w:r>
-            <w:proofErr w:type="spellEnd"/>
-            <w:r>
-              <w:rPr>
-                <w:lang w:val="en-US"/>
-              </w:rPr>
-              <w:t xml:space="preserve"> %}</w:t>
+              <w:t>{{ item.file_name }}{% endfor %}</w:t>
             </w:r>
           </w:p>
           <w:p>
@@ -3641,91 +3256,63 @@
               <w:rPr>
                 <w:lang w:val="en-US"/>
               </w:rPr>
-              <w:t xml:space="preserve">{% if </w:t>
-            </w:r>
-            <w:proofErr w:type="spellStart"/>
-            <w:r>
-              <w:rPr>
-                <w:lang w:val="en-US"/>
-              </w:rPr>
-              <w:t>template_dict.special_characters.comments|length</w:t>
-            </w:r>
-            <w:proofErr w:type="spellEnd"/>
-            <w:r>
-              <w:rPr>
-                <w:lang w:val="en-US"/>
-              </w:rPr>
-              <w:t xml:space="preserve"> == 0 %}X{% endif %}</w:t>
-            </w:r>
-          </w:p>
-        </w:tc>
-        <w:tc>
-          <w:tcPr>
-            <w:tcW w:w="0" w:type="auto"/>
-            <w:tcBorders>
-              <w:top w:val="single" w:sz="8" w:space="0" w:color="000000"/>
-              <w:left w:val="single" w:sz="8" w:space="0" w:color="000000"/>
-              <w:bottom w:val="single" w:sz="8" w:space="0" w:color="000000"/>
-              <w:right w:val="single" w:sz="8" w:space="0" w:color="000000"/>
-            </w:tcBorders>
-            <w:tcMar>
-              <w:top w:w="100" w:type="dxa"/>
-              <w:left w:w="100" w:type="dxa"/>
-              <w:bottom w:w="100" w:type="dxa"/>
-              <w:right w:w="100" w:type="dxa"/>
-            </w:tcMar>
-            <w:hideMark/>
-          </w:tcPr>
-          <w:p>
-            <w:pPr>
-              <w:rPr>
-                <w:lang w:val="en-US"/>
-              </w:rPr>
-            </w:pPr>
-          </w:p>
-        </w:tc>
-        <w:tc>
-          <w:tcPr>
-            <w:tcW w:w="0" w:type="auto"/>
-            <w:tcBorders>
-              <w:top w:val="single" w:sz="8" w:space="0" w:color="000000"/>
-              <w:left w:val="single" w:sz="8" w:space="0" w:color="000000"/>
-              <w:bottom w:val="single" w:sz="8" w:space="0" w:color="000000"/>
-              <w:right w:val="single" w:sz="8" w:space="0" w:color="000000"/>
-            </w:tcBorders>
-            <w:tcMar>
-              <w:top w:w="100" w:type="dxa"/>
-              <w:left w:w="100" w:type="dxa"/>
-              <w:bottom w:w="100" w:type="dxa"/>
-              <w:right w:w="100" w:type="dxa"/>
-            </w:tcMar>
-            <w:hideMark/>
-          </w:tcPr>
-          <w:p>
-            <w:pPr>
-              <w:rPr>
-                <w:lang w:val="en-US"/>
-              </w:rPr>
-            </w:pPr>
-            <w:r>
-              <w:rPr>
-                <w:lang w:val="en-US"/>
-              </w:rPr>
-              <w:t xml:space="preserve">{% if </w:t>
-            </w:r>
-            <w:proofErr w:type="spellStart"/>
-            <w:r>
-              <w:rPr>
-                <w:lang w:val="en-US"/>
-              </w:rPr>
-              <w:t>template_dict.special_characters.comments|length</w:t>
-            </w:r>
-            <w:proofErr w:type="spellEnd"/>
-            <w:r>
-              <w:rPr>
-                <w:lang w:val="en-US"/>
-              </w:rPr>
-              <w:t xml:space="preserve"> &gt; 0 %}X{% endif %}</w:t>
+              <w:t>{% if template_dict.special_characters.comments|length == 0 %}X{% endif %}</w:t>
+            </w:r>
+          </w:p>
+        </w:tc>
+        <w:tc>
+          <w:tcPr>
+            <w:tcW w:w="0" w:type="auto"/>
+            <w:tcBorders>
+              <w:top w:val="single" w:sz="8" w:space="0" w:color="000000"/>
+              <w:left w:val="single" w:sz="8" w:space="0" w:color="000000"/>
+              <w:bottom w:val="single" w:sz="8" w:space="0" w:color="000000"/>
+              <w:right w:val="single" w:sz="8" w:space="0" w:color="000000"/>
+            </w:tcBorders>
+            <w:tcMar>
+              <w:top w:w="100" w:type="dxa"/>
+              <w:left w:w="100" w:type="dxa"/>
+              <w:bottom w:w="100" w:type="dxa"/>
+              <w:right w:w="100" w:type="dxa"/>
+            </w:tcMar>
+            <w:hideMark/>
+          </w:tcPr>
+          <w:p>
+            <w:pPr>
+              <w:rPr>
+                <w:lang w:val="en-US"/>
+              </w:rPr>
+            </w:pPr>
+          </w:p>
+        </w:tc>
+        <w:tc>
+          <w:tcPr>
+            <w:tcW w:w="0" w:type="auto"/>
+            <w:tcBorders>
+              <w:top w:val="single" w:sz="8" w:space="0" w:color="000000"/>
+              <w:left w:val="single" w:sz="8" w:space="0" w:color="000000"/>
+              <w:bottom w:val="single" w:sz="8" w:space="0" w:color="000000"/>
+              <w:right w:val="single" w:sz="8" w:space="0" w:color="000000"/>
+            </w:tcBorders>
+            <w:tcMar>
+              <w:top w:w="100" w:type="dxa"/>
+              <w:left w:w="100" w:type="dxa"/>
+              <w:bottom w:w="100" w:type="dxa"/>
+              <w:right w:w="100" w:type="dxa"/>
+            </w:tcMar>
+            <w:hideMark/>
+          </w:tcPr>
+          <w:p>
+            <w:pPr>
+              <w:rPr>
+                <w:lang w:val="en-US"/>
+              </w:rPr>
+            </w:pPr>
+            <w:r>
+              <w:rPr>
+                <w:lang w:val="en-US"/>
+              </w:rPr>
+              <w:t>{% if template_dict.special_characters.comments|length &gt; 0 %}X{% endif %}</w:t>
             </w:r>
           </w:p>
         </w:tc>
@@ -3816,11 +3403,7 @@
               <w:br/>
             </w:r>
             <w:r>
-              <w:t xml:space="preserve">{% if </w:t>
-            </w:r>
-            <w:proofErr w:type="spellStart"/>
-            <w:r>
-              <w:t>template_dict.restricted_files.comment</w:t>
+              <w:t>{% if template_dict.restricted_files.comment</w:t>
             </w:r>
             <w:r>
               <w:rPr>
@@ -3829,11 +3412,7 @@
               <w:t>s</w:t>
             </w:r>
             <w:r>
-              <w:t>|length</w:t>
-            </w:r>
-            <w:proofErr w:type="spellEnd"/>
-            <w:r>
-              <w:t xml:space="preserve"> &gt; 0</w:t>
+              <w:t>|length &gt; 0</w:t>
             </w:r>
             <w:r>
               <w:t xml:space="preserve"> %}</w:t>
@@ -3842,21 +3421,7 @@
               <w:rPr>
                 <w:lang w:val="en-US"/>
               </w:rPr>
-              <w:t xml:space="preserve">{% for item in </w:t>
-            </w:r>
-            <w:proofErr w:type="spellStart"/>
-            <w:r>
-              <w:rPr>
-                <w:lang w:val="en-US"/>
-              </w:rPr>
-              <w:t>template_dict.special_characters.comments</w:t>
-            </w:r>
-            <w:proofErr w:type="spellEnd"/>
-            <w:r>
-              <w:rPr>
-                <w:lang w:val="en-US"/>
-              </w:rPr>
-              <w:t xml:space="preserve"> %}</w:t>
+              <w:t>{% for item in template_dict.special_characters.comments %}</w:t>
             </w:r>
           </w:p>
           <w:p>
@@ -3871,35 +3436,7 @@
               <w:rPr>
                 <w:lang w:val="en-US"/>
               </w:rPr>
-              <w:t xml:space="preserve">{{ </w:t>
-            </w:r>
-            <w:proofErr w:type="spellStart"/>
-            <w:r>
-              <w:rPr>
-                <w:lang w:val="en-US"/>
-              </w:rPr>
-              <w:t>item.file_name</w:t>
-            </w:r>
-            <w:proofErr w:type="spellEnd"/>
-            <w:r>
-              <w:rPr>
-                <w:lang w:val="en-US"/>
-              </w:rPr>
-              <w:t xml:space="preserve"> }}{% </w:t>
-            </w:r>
-            <w:proofErr w:type="spellStart"/>
-            <w:r>
-              <w:rPr>
-                <w:lang w:val="en-US"/>
-              </w:rPr>
-              <w:t>endfor</w:t>
-            </w:r>
-            <w:proofErr w:type="spellEnd"/>
-            <w:r>
-              <w:rPr>
-                <w:lang w:val="en-US"/>
-              </w:rPr>
-              <w:t xml:space="preserve"> %}</w:t>
+              <w:t>{{ item.file_name }}{% endfor %}</w:t>
             </w:r>
           </w:p>
           <w:p>
@@ -4125,217 +3662,187 @@
                 <w:lang w:val="en-US"/>
               </w:rPr>
               <w:lastRenderedPageBreak/>
+              <w:t>{% if template_dict.</w:t>
+            </w:r>
+            <w:r>
+              <w:rPr>
+                <w:rFonts w:hint="eastAsia"/>
+                <w:lang w:val="en-US"/>
+              </w:rPr>
+              <w:t>file_ext</w:t>
+            </w:r>
+            <w:r>
+              <w:rPr>
+                <w:lang w:val="en-US"/>
+              </w:rPr>
+              <w:t xml:space="preserve">.comments|length </w:t>
+            </w:r>
+            <w:r>
+              <w:rPr>
+                <w:rFonts w:hint="eastAsia"/>
+                <w:lang w:val="en-US"/>
+              </w:rPr>
+              <w:t>==</w:t>
+            </w:r>
+            <w:r>
+              <w:rPr>
+                <w:lang w:val="en-US"/>
+              </w:rPr>
+              <w:t xml:space="preserve"> 0 %}X{% endif %}</w:t>
+            </w:r>
+          </w:p>
+        </w:tc>
+        <w:tc>
+          <w:tcPr>
+            <w:tcW w:w="0" w:type="auto"/>
+            <w:tcBorders>
+              <w:top w:val="single" w:sz="8" w:space="0" w:color="000000"/>
+              <w:left w:val="single" w:sz="8" w:space="0" w:color="000000"/>
+              <w:bottom w:val="single" w:sz="8" w:space="0" w:color="000000"/>
+              <w:right w:val="single" w:sz="8" w:space="0" w:color="000000"/>
+            </w:tcBorders>
+            <w:tcMar>
+              <w:top w:w="100" w:type="dxa"/>
+              <w:left w:w="100" w:type="dxa"/>
+              <w:bottom w:w="100" w:type="dxa"/>
+              <w:right w:w="100" w:type="dxa"/>
+            </w:tcMar>
+            <w:hideMark/>
+          </w:tcPr>
+          <w:p>
+            <w:pPr>
+              <w:rPr>
+                <w:lang w:val="en-US"/>
+              </w:rPr>
+            </w:pPr>
+            <w:r>
+              <w:rPr>
+                <w:lang w:val="en-US"/>
+              </w:rPr>
+              <w:t>{% if template_dict.file_ext.comments|length &gt; 0 %}X{% endif %}</w:t>
+            </w:r>
+          </w:p>
+        </w:tc>
+        <w:tc>
+          <w:tcPr>
+            <w:tcW w:w="0" w:type="auto"/>
+            <w:tcBorders>
+              <w:top w:val="single" w:sz="8" w:space="0" w:color="000000"/>
+              <w:left w:val="single" w:sz="8" w:space="0" w:color="000000"/>
+              <w:bottom w:val="single" w:sz="8" w:space="0" w:color="000000"/>
+              <w:right w:val="single" w:sz="8" w:space="0" w:color="000000"/>
+            </w:tcBorders>
+            <w:tcMar>
+              <w:top w:w="100" w:type="dxa"/>
+              <w:left w:w="100" w:type="dxa"/>
+              <w:bottom w:w="100" w:type="dxa"/>
+              <w:right w:w="100" w:type="dxa"/>
+            </w:tcMar>
+            <w:hideMark/>
+          </w:tcPr>
+          <w:p>
+            <w:pPr>
+              <w:rPr>
+                <w:lang w:val="en-US"/>
+              </w:rPr>
+            </w:pPr>
+          </w:p>
+        </w:tc>
+        <w:tc>
+          <w:tcPr>
+            <w:tcW w:w="0" w:type="auto"/>
+            <w:tcBorders>
+              <w:top w:val="single" w:sz="8" w:space="0" w:color="000000"/>
+              <w:left w:val="single" w:sz="8" w:space="0" w:color="000000"/>
+              <w:bottom w:val="single" w:sz="8" w:space="0" w:color="000000"/>
+              <w:right w:val="single" w:sz="8" w:space="0" w:color="000000"/>
+            </w:tcBorders>
+            <w:tcMar>
+              <w:top w:w="100" w:type="dxa"/>
+              <w:left w:w="100" w:type="dxa"/>
+              <w:bottom w:w="100" w:type="dxa"/>
+              <w:right w:w="100" w:type="dxa"/>
+            </w:tcMar>
+            <w:hideMark/>
+          </w:tcPr>
+          <w:p>
+            <w:pPr>
+              <w:rPr>
+                <w:lang w:val="en-US"/>
+              </w:rPr>
+            </w:pPr>
+          </w:p>
+        </w:tc>
+        <w:tc>
+          <w:tcPr>
+            <w:tcW w:w="0" w:type="auto"/>
+            <w:tcBorders>
+              <w:top w:val="single" w:sz="8" w:space="0" w:color="000000"/>
+              <w:left w:val="single" w:sz="8" w:space="0" w:color="000000"/>
+              <w:bottom w:val="single" w:sz="8" w:space="0" w:color="000000"/>
+              <w:right w:val="single" w:sz="8" w:space="0" w:color="000000"/>
+            </w:tcBorders>
+            <w:tcMar>
+              <w:top w:w="100" w:type="dxa"/>
+              <w:left w:w="100" w:type="dxa"/>
+              <w:bottom w:w="100" w:type="dxa"/>
+              <w:right w:w="100" w:type="dxa"/>
+            </w:tcMar>
+            <w:hideMark/>
+          </w:tcPr>
+          <w:p>
+            <w:pPr>
+              <w:rPr>
+                <w:lang w:val="en-US"/>
+              </w:rPr>
+            </w:pPr>
+          </w:p>
+        </w:tc>
+        <w:tc>
+          <w:tcPr>
+            <w:tcW w:w="0" w:type="auto"/>
+            <w:tcBorders>
+              <w:top w:val="single" w:sz="8" w:space="0" w:color="000000"/>
+              <w:left w:val="single" w:sz="8" w:space="0" w:color="000000"/>
+              <w:bottom w:val="single" w:sz="8" w:space="0" w:color="000000"/>
+              <w:right w:val="single" w:sz="8" w:space="0" w:color="000000"/>
+            </w:tcBorders>
+            <w:tcMar>
+              <w:top w:w="100" w:type="dxa"/>
+              <w:left w:w="100" w:type="dxa"/>
+              <w:bottom w:w="100" w:type="dxa"/>
+              <w:right w:w="100" w:type="dxa"/>
+            </w:tcMar>
+            <w:hideMark/>
+          </w:tcPr>
+          <w:p>
+            <w:pPr>
+              <w:rPr>
+                <w:lang w:val="en-US"/>
+              </w:rPr>
+            </w:pPr>
+            <w:r>
+              <w:rPr>
+                <w:u w:val="single"/>
+                <w:lang w:val="en-US"/>
+              </w:rPr>
+              <w:t>List all files that do not contain file extensions:</w:t>
+            </w:r>
+            <w:r>
+              <w:rPr>
+                <w:lang w:val="en-US"/>
+              </w:rPr>
+              <w:br/>
+            </w:r>
+            <w:r>
               <w:t xml:space="preserve">{% if </w:t>
             </w:r>
-            <w:proofErr w:type="spellStart"/>
-            <w:r>
-              <w:rPr>
-                <w:lang w:val="en-US"/>
-              </w:rPr>
-              <w:t>template_dict.</w:t>
-            </w:r>
-            <w:r>
-              <w:rPr>
-                <w:rFonts w:hint="eastAsia"/>
-                <w:lang w:val="en-US"/>
-              </w:rPr>
-              <w:t>file_ext</w:t>
-            </w:r>
-            <w:r>
-              <w:rPr>
-                <w:lang w:val="en-US"/>
-              </w:rPr>
-              <w:t>.comments|length</w:t>
-            </w:r>
-            <w:proofErr w:type="spellEnd"/>
-            <w:r>
-              <w:rPr>
-                <w:lang w:val="en-US"/>
-              </w:rPr>
-              <w:t xml:space="preserve"> </w:t>
-            </w:r>
-            <w:r>
-              <w:rPr>
-                <w:rFonts w:hint="eastAsia"/>
-                <w:lang w:val="en-US"/>
-              </w:rPr>
-              <w:t>==</w:t>
-            </w:r>
-            <w:r>
-              <w:rPr>
-                <w:lang w:val="en-US"/>
-              </w:rPr>
-              <w:t xml:space="preserve"> 0 %}X{% endif %}</w:t>
-            </w:r>
-          </w:p>
-        </w:tc>
-        <w:tc>
-          <w:tcPr>
-            <w:tcW w:w="0" w:type="auto"/>
-            <w:tcBorders>
-              <w:top w:val="single" w:sz="8" w:space="0" w:color="000000"/>
-              <w:left w:val="single" w:sz="8" w:space="0" w:color="000000"/>
-              <w:bottom w:val="single" w:sz="8" w:space="0" w:color="000000"/>
-              <w:right w:val="single" w:sz="8" w:space="0" w:color="000000"/>
-            </w:tcBorders>
-            <w:tcMar>
-              <w:top w:w="100" w:type="dxa"/>
-              <w:left w:w="100" w:type="dxa"/>
-              <w:bottom w:w="100" w:type="dxa"/>
-              <w:right w:w="100" w:type="dxa"/>
-            </w:tcMar>
-            <w:hideMark/>
-          </w:tcPr>
-          <w:p>
-            <w:pPr>
-              <w:rPr>
-                <w:lang w:val="en-US"/>
-              </w:rPr>
-            </w:pPr>
-            <w:r>
-              <w:rPr>
-                <w:lang w:val="en-US"/>
-              </w:rPr>
-              <w:t xml:space="preserve">{% if </w:t>
-            </w:r>
-            <w:proofErr w:type="spellStart"/>
-            <w:r>
-              <w:rPr>
-                <w:lang w:val="en-US"/>
-              </w:rPr>
-              <w:t>template_dict.file_ext.comments|length</w:t>
-            </w:r>
-            <w:proofErr w:type="spellEnd"/>
-            <w:r>
-              <w:rPr>
-                <w:lang w:val="en-US"/>
-              </w:rPr>
-              <w:t xml:space="preserve"> &gt; 0 %}X{% endif %}</w:t>
-            </w:r>
-          </w:p>
-        </w:tc>
-        <w:tc>
-          <w:tcPr>
-            <w:tcW w:w="0" w:type="auto"/>
-            <w:tcBorders>
-              <w:top w:val="single" w:sz="8" w:space="0" w:color="000000"/>
-              <w:left w:val="single" w:sz="8" w:space="0" w:color="000000"/>
-              <w:bottom w:val="single" w:sz="8" w:space="0" w:color="000000"/>
-              <w:right w:val="single" w:sz="8" w:space="0" w:color="000000"/>
-            </w:tcBorders>
-            <w:tcMar>
-              <w:top w:w="100" w:type="dxa"/>
-              <w:left w:w="100" w:type="dxa"/>
-              <w:bottom w:w="100" w:type="dxa"/>
-              <w:right w:w="100" w:type="dxa"/>
-            </w:tcMar>
-            <w:hideMark/>
-          </w:tcPr>
-          <w:p>
-            <w:pPr>
-              <w:rPr>
-                <w:lang w:val="en-US"/>
-              </w:rPr>
-            </w:pPr>
-          </w:p>
-        </w:tc>
-        <w:tc>
-          <w:tcPr>
-            <w:tcW w:w="0" w:type="auto"/>
-            <w:tcBorders>
-              <w:top w:val="single" w:sz="8" w:space="0" w:color="000000"/>
-              <w:left w:val="single" w:sz="8" w:space="0" w:color="000000"/>
-              <w:bottom w:val="single" w:sz="8" w:space="0" w:color="000000"/>
-              <w:right w:val="single" w:sz="8" w:space="0" w:color="000000"/>
-            </w:tcBorders>
-            <w:tcMar>
-              <w:top w:w="100" w:type="dxa"/>
-              <w:left w:w="100" w:type="dxa"/>
-              <w:bottom w:w="100" w:type="dxa"/>
-              <w:right w:w="100" w:type="dxa"/>
-            </w:tcMar>
-            <w:hideMark/>
-          </w:tcPr>
-          <w:p>
-            <w:pPr>
-              <w:rPr>
-                <w:lang w:val="en-US"/>
-              </w:rPr>
-            </w:pPr>
-          </w:p>
-        </w:tc>
-        <w:tc>
-          <w:tcPr>
-            <w:tcW w:w="0" w:type="auto"/>
-            <w:tcBorders>
-              <w:top w:val="single" w:sz="8" w:space="0" w:color="000000"/>
-              <w:left w:val="single" w:sz="8" w:space="0" w:color="000000"/>
-              <w:bottom w:val="single" w:sz="8" w:space="0" w:color="000000"/>
-              <w:right w:val="single" w:sz="8" w:space="0" w:color="000000"/>
-            </w:tcBorders>
-            <w:tcMar>
-              <w:top w:w="100" w:type="dxa"/>
-              <w:left w:w="100" w:type="dxa"/>
-              <w:bottom w:w="100" w:type="dxa"/>
-              <w:right w:w="100" w:type="dxa"/>
-            </w:tcMar>
-            <w:hideMark/>
-          </w:tcPr>
-          <w:p>
-            <w:pPr>
-              <w:rPr>
-                <w:lang w:val="en-US"/>
-              </w:rPr>
-            </w:pPr>
-          </w:p>
-        </w:tc>
-        <w:tc>
-          <w:tcPr>
-            <w:tcW w:w="0" w:type="auto"/>
-            <w:tcBorders>
-              <w:top w:val="single" w:sz="8" w:space="0" w:color="000000"/>
-              <w:left w:val="single" w:sz="8" w:space="0" w:color="000000"/>
-              <w:bottom w:val="single" w:sz="8" w:space="0" w:color="000000"/>
-              <w:right w:val="single" w:sz="8" w:space="0" w:color="000000"/>
-            </w:tcBorders>
-            <w:tcMar>
-              <w:top w:w="100" w:type="dxa"/>
-              <w:left w:w="100" w:type="dxa"/>
-              <w:bottom w:w="100" w:type="dxa"/>
-              <w:right w:w="100" w:type="dxa"/>
-            </w:tcMar>
-            <w:hideMark/>
-          </w:tcPr>
-          <w:p>
-            <w:pPr>
-              <w:rPr>
-                <w:lang w:val="en-US"/>
-              </w:rPr>
-            </w:pPr>
-            <w:r>
-              <w:rPr>
-                <w:u w:val="single"/>
-                <w:lang w:val="en-US"/>
-              </w:rPr>
-              <w:t>List all files that do not contain file extensions:</w:t>
-            </w:r>
-            <w:r>
-              <w:rPr>
-                <w:lang w:val="en-US"/>
-              </w:rPr>
-              <w:br/>
-            </w:r>
-            <w:r>
-              <w:t xml:space="preserve">{% if </w:t>
-            </w:r>
-            <w:proofErr w:type="spellStart"/>
             <w:r>
               <w:rPr>
                 <w:lang w:val="en-US"/>
               </w:rPr>
               <w:t>template_dict.file_ext.comments</w:t>
             </w:r>
-            <w:proofErr w:type="spellEnd"/>
             <w:r>
               <w:t xml:space="preserve"> |length &gt; 0</w:t>
             </w:r>
@@ -4346,21 +3853,7 @@
               <w:rPr>
                 <w:lang w:val="en-US"/>
               </w:rPr>
-              <w:t xml:space="preserve">{% for item in </w:t>
-            </w:r>
-            <w:proofErr w:type="spellStart"/>
-            <w:r>
-              <w:rPr>
-                <w:lang w:val="en-US"/>
-              </w:rPr>
-              <w:t>template_dict.file_ext.comments</w:t>
-            </w:r>
-            <w:proofErr w:type="spellEnd"/>
-            <w:r>
-              <w:rPr>
-                <w:lang w:val="en-US"/>
-              </w:rPr>
-              <w:t xml:space="preserve"> %}</w:t>
+              <w:t>{% for item in template_dict.file_ext.comments %}</w:t>
             </w:r>
           </w:p>
           <w:p>
@@ -4376,35 +3869,7 @@
               <w:rPr>
                 <w:lang w:val="en-US"/>
               </w:rPr>
-              <w:t xml:space="preserve">{{ </w:t>
-            </w:r>
-            <w:proofErr w:type="spellStart"/>
-            <w:r>
-              <w:rPr>
-                <w:lang w:val="en-US"/>
-              </w:rPr>
-              <w:t>item.file_name</w:t>
-            </w:r>
-            <w:proofErr w:type="spellEnd"/>
-            <w:r>
-              <w:rPr>
-                <w:lang w:val="en-US"/>
-              </w:rPr>
-              <w:t xml:space="preserve"> }}{% </w:t>
-            </w:r>
-            <w:proofErr w:type="spellStart"/>
-            <w:r>
-              <w:rPr>
-                <w:lang w:val="en-US"/>
-              </w:rPr>
-              <w:t>endfor</w:t>
-            </w:r>
-            <w:proofErr w:type="spellEnd"/>
-            <w:r>
-              <w:rPr>
-                <w:lang w:val="en-US"/>
-              </w:rPr>
-              <w:t xml:space="preserve"> %}</w:t>
+              <w:t>{{ item.file_name }}{% endfor %}</w:t>
             </w:r>
           </w:p>
           <w:p>
@@ -4413,7 +3878,13 @@
             </w:pPr>
             <w:r>
               <w:lastRenderedPageBreak/>
-              <w:t>{% else %}(NONE){% endif %}</w:t>
+              <w:t>{% else %}(</w:t>
+            </w:r>
+            <w:r>
+              <w:t>NO README FILE FOUND</w:t>
+            </w:r>
+            <w:r>
+              <w:t>){% endif %}</w:t>
             </w:r>
           </w:p>
         </w:tc>
@@ -4739,7 +4210,6 @@
             <w:r>
               <w:t xml:space="preserve">{% if </w:t>
             </w:r>
-            <w:proofErr w:type="spellStart"/>
             <w:r>
               <w:rPr>
                 <w:lang w:val="en-US"/>
@@ -4758,7 +4228,6 @@
               </w:rPr>
               <w:t>.comments</w:t>
             </w:r>
-            <w:proofErr w:type="spellEnd"/>
             <w:r>
               <w:t>|length &gt; 0</w:t>
             </w:r>
@@ -4769,14 +4238,7 @@
               <w:rPr>
                 <w:lang w:val="en-US"/>
               </w:rPr>
-              <w:t xml:space="preserve">{% for item in </w:t>
-            </w:r>
-            <w:proofErr w:type="spellStart"/>
-            <w:r>
-              <w:rPr>
-                <w:lang w:val="en-US"/>
-              </w:rPr>
-              <w:t>template_dict.</w:t>
+              <w:t>{% for item in template_dict.</w:t>
             </w:r>
             <w:r>
               <w:rPr>
@@ -4788,14 +4250,7 @@
               <w:rPr>
                 <w:lang w:val="en-US"/>
               </w:rPr>
-              <w:t>.comments</w:t>
-            </w:r>
-            <w:proofErr w:type="spellEnd"/>
-            <w:r>
-              <w:rPr>
-                <w:lang w:val="en-US"/>
-              </w:rPr>
-              <w:t xml:space="preserve"> %}</w:t>
+              <w:t>.comments %}</w:t>
             </w:r>
           </w:p>
           <w:p>
@@ -4809,21 +4264,7 @@
               <w:rPr>
                 <w:lang w:val="en-US"/>
               </w:rPr>
-              <w:t xml:space="preserve">{{ </w:t>
-            </w:r>
-            <w:proofErr w:type="spellStart"/>
-            <w:r>
-              <w:rPr>
-                <w:lang w:val="en-US"/>
-              </w:rPr>
-              <w:t>item.file_name</w:t>
-            </w:r>
-            <w:proofErr w:type="spellEnd"/>
-            <w:r>
-              <w:rPr>
-                <w:lang w:val="en-US"/>
-              </w:rPr>
-              <w:t xml:space="preserve"> }}</w:t>
+              <w:t>{{ item.file_name }}</w:t>
             </w:r>
             <w:r>
               <w:rPr>
@@ -4832,19 +4273,11 @@
               </w:rPr>
               <w:t xml:space="preserve">{% </w:t>
             </w:r>
-            <w:proofErr w:type="spellStart"/>
-            <w:r>
-              <w:rPr>
-                <w:lang w:val="en-US"/>
-              </w:rPr>
-              <w:t>endfor</w:t>
-            </w:r>
-            <w:proofErr w:type="spellEnd"/>
-            <w:r>
-              <w:rPr>
-                <w:lang w:val="en-US"/>
-              </w:rPr>
-              <w:t xml:space="preserve"> %}</w:t>
+            <w:r>
+              <w:rPr>
+                <w:lang w:val="en-US"/>
+              </w:rPr>
+              <w:t>endfor %}</w:t>
             </w:r>
           </w:p>
           <w:p>
@@ -5736,250 +5169,206 @@
               <w:rPr>
                 <w:lang w:val="en-US"/>
               </w:rPr>
-              <w:t xml:space="preserve">Read the `ds_tree.txt` file in the </w:t>
-            </w:r>
-            <w:proofErr w:type="spellStart"/>
-            <w:r>
-              <w:rPr>
-                <w:lang w:val="en-US"/>
-              </w:rPr>
-              <w:t>log_files</w:t>
-            </w:r>
-            <w:proofErr w:type="spellEnd"/>
-            <w:r>
-              <w:rPr>
-                <w:lang w:val="en-US"/>
-              </w:rPr>
-              <w:t xml:space="preserve"> folder to identify whether there is a README file, but it is not named with ‘README’</w:t>
-            </w:r>
-          </w:p>
-        </w:tc>
-        <w:tc>
-          <w:tcPr>
-            <w:tcW w:w="0" w:type="auto"/>
-            <w:tcBorders>
-              <w:top w:val="single" w:sz="8" w:space="0" w:color="000000"/>
-              <w:left w:val="single" w:sz="8" w:space="0" w:color="000000"/>
-              <w:bottom w:val="single" w:sz="8" w:space="0" w:color="000000"/>
-              <w:right w:val="single" w:sz="8" w:space="0" w:color="000000"/>
-            </w:tcBorders>
-            <w:tcMar>
-              <w:top w:w="100" w:type="dxa"/>
-              <w:left w:w="100" w:type="dxa"/>
-              <w:bottom w:w="100" w:type="dxa"/>
-              <w:right w:w="100" w:type="dxa"/>
-            </w:tcMar>
-            <w:hideMark/>
-          </w:tcPr>
-          <w:p>
-            <w:pPr>
-              <w:rPr>
-                <w:lang w:val="en-US"/>
-              </w:rPr>
-            </w:pPr>
-            <w:r>
-              <w:rPr>
-                <w:lang w:val="en-US"/>
-              </w:rPr>
+              <w:t>Read the `ds_tree.txt` file in the log_files folder to identify whether there is a README file, but it is not named with ‘README’</w:t>
+            </w:r>
+          </w:p>
+        </w:tc>
+        <w:tc>
+          <w:tcPr>
+            <w:tcW w:w="0" w:type="auto"/>
+            <w:tcBorders>
+              <w:top w:val="single" w:sz="8" w:space="0" w:color="000000"/>
+              <w:left w:val="single" w:sz="8" w:space="0" w:color="000000"/>
+              <w:bottom w:val="single" w:sz="8" w:space="0" w:color="000000"/>
+              <w:right w:val="single" w:sz="8" w:space="0" w:color="000000"/>
+            </w:tcBorders>
+            <w:tcMar>
+              <w:top w:w="100" w:type="dxa"/>
+              <w:left w:w="100" w:type="dxa"/>
+              <w:bottom w:w="100" w:type="dxa"/>
+              <w:right w:w="100" w:type="dxa"/>
+            </w:tcMar>
+            <w:hideMark/>
+          </w:tcPr>
+          <w:p>
+            <w:pPr>
+              <w:rPr>
+                <w:lang w:val="en-US"/>
+              </w:rPr>
+            </w:pPr>
+            <w:r>
+              <w:rPr>
+                <w:lang w:val="en-US"/>
+              </w:rPr>
+              <w:t>{% if template_dict.readme_file.comments|length &gt; 0 %}X{% endif %}</w:t>
+            </w:r>
+          </w:p>
+        </w:tc>
+        <w:tc>
+          <w:tcPr>
+            <w:tcW w:w="0" w:type="auto"/>
+            <w:tcBorders>
+              <w:top w:val="single" w:sz="8" w:space="0" w:color="000000"/>
+              <w:left w:val="single" w:sz="8" w:space="0" w:color="000000"/>
+              <w:bottom w:val="single" w:sz="8" w:space="0" w:color="000000"/>
+              <w:right w:val="single" w:sz="8" w:space="0" w:color="000000"/>
+            </w:tcBorders>
+            <w:tcMar>
+              <w:top w:w="100" w:type="dxa"/>
+              <w:left w:w="100" w:type="dxa"/>
+              <w:bottom w:w="100" w:type="dxa"/>
+              <w:right w:w="100" w:type="dxa"/>
+            </w:tcMar>
+            <w:hideMark/>
+          </w:tcPr>
+          <w:p>
+            <w:pPr>
+              <w:rPr>
+                <w:lang w:val="en-US"/>
+              </w:rPr>
+            </w:pPr>
+            <w:r>
+              <w:rPr>
+                <w:lang w:val="en-US"/>
+              </w:rPr>
+              <w:t>{% if template_dict.readme_file.comments|length == 0 %}X{% endif %}</w:t>
+            </w:r>
+          </w:p>
+        </w:tc>
+        <w:tc>
+          <w:tcPr>
+            <w:tcW w:w="0" w:type="auto"/>
+            <w:tcBorders>
+              <w:top w:val="single" w:sz="8" w:space="0" w:color="000000"/>
+              <w:left w:val="single" w:sz="8" w:space="0" w:color="000000"/>
+              <w:bottom w:val="single" w:sz="8" w:space="0" w:color="000000"/>
+              <w:right w:val="single" w:sz="8" w:space="0" w:color="000000"/>
+            </w:tcBorders>
+            <w:tcMar>
+              <w:top w:w="100" w:type="dxa"/>
+              <w:left w:w="100" w:type="dxa"/>
+              <w:bottom w:w="100" w:type="dxa"/>
+              <w:right w:w="100" w:type="dxa"/>
+            </w:tcMar>
+            <w:hideMark/>
+          </w:tcPr>
+          <w:p>
+            <w:pPr>
+              <w:rPr>
+                <w:lang w:val="en-US"/>
+              </w:rPr>
+            </w:pPr>
+          </w:p>
+        </w:tc>
+        <w:tc>
+          <w:tcPr>
+            <w:tcW w:w="0" w:type="auto"/>
+            <w:tcBorders>
+              <w:top w:val="single" w:sz="8" w:space="0" w:color="000000"/>
+              <w:left w:val="single" w:sz="8" w:space="0" w:color="000000"/>
+              <w:bottom w:val="single" w:sz="8" w:space="0" w:color="000000"/>
+              <w:right w:val="single" w:sz="8" w:space="0" w:color="000000"/>
+            </w:tcBorders>
+            <w:tcMar>
+              <w:top w:w="100" w:type="dxa"/>
+              <w:left w:w="100" w:type="dxa"/>
+              <w:bottom w:w="100" w:type="dxa"/>
+              <w:right w:w="100" w:type="dxa"/>
+            </w:tcMar>
+            <w:hideMark/>
+          </w:tcPr>
+          <w:p>
+            <w:pPr>
+              <w:rPr>
+                <w:lang w:val="en-US"/>
+              </w:rPr>
+            </w:pPr>
+          </w:p>
+        </w:tc>
+        <w:tc>
+          <w:tcPr>
+            <w:tcW w:w="0" w:type="auto"/>
+            <w:tcBorders>
+              <w:top w:val="single" w:sz="8" w:space="0" w:color="000000"/>
+              <w:left w:val="single" w:sz="8" w:space="0" w:color="000000"/>
+              <w:bottom w:val="single" w:sz="8" w:space="0" w:color="000000"/>
+              <w:right w:val="single" w:sz="8" w:space="0" w:color="000000"/>
+            </w:tcBorders>
+            <w:tcMar>
+              <w:top w:w="100" w:type="dxa"/>
+              <w:left w:w="100" w:type="dxa"/>
+              <w:bottom w:w="100" w:type="dxa"/>
+              <w:right w:w="100" w:type="dxa"/>
+            </w:tcMar>
+            <w:hideMark/>
+          </w:tcPr>
+          <w:p>
+            <w:pPr>
+              <w:rPr>
+                <w:lang w:val="en-US"/>
+              </w:rPr>
+            </w:pPr>
+          </w:p>
+        </w:tc>
+        <w:tc>
+          <w:tcPr>
+            <w:tcW w:w="0" w:type="auto"/>
+            <w:tcBorders>
+              <w:top w:val="single" w:sz="8" w:space="0" w:color="000000"/>
+              <w:left w:val="single" w:sz="8" w:space="0" w:color="000000"/>
+              <w:bottom w:val="single" w:sz="8" w:space="0" w:color="000000"/>
+              <w:right w:val="single" w:sz="8" w:space="0" w:color="000000"/>
+            </w:tcBorders>
+            <w:tcMar>
+              <w:top w:w="100" w:type="dxa"/>
+              <w:left w:w="100" w:type="dxa"/>
+              <w:bottom w:w="100" w:type="dxa"/>
+              <w:right w:w="100" w:type="dxa"/>
+            </w:tcMar>
+            <w:hideMark/>
+          </w:tcPr>
+          <w:p>
+            <w:pPr>
+              <w:rPr>
+                <w:lang w:val="en-US"/>
+              </w:rPr>
+            </w:pPr>
+            <w:r>
+              <w:rPr>
+                <w:u w:val="single"/>
+                <w:lang w:val="en-US"/>
+              </w:rPr>
+              <w:t>List the README file below</w:t>
+            </w:r>
+            <w:r>
+              <w:rPr>
+                <w:u w:val="single"/>
+                <w:lang w:val="en-US"/>
+              </w:rPr>
+              <w:t>, if any</w:t>
+            </w:r>
+            <w:r>
+              <w:rPr>
+                <w:u w:val="single"/>
+                <w:lang w:val="en-US"/>
+              </w:rPr>
+              <w:t>:</w:t>
+            </w:r>
+            <w:r>
+              <w:rPr>
+                <w:lang w:val="en-US"/>
+              </w:rPr>
+              <w:br/>
+            </w:r>
+            <w:r>
               <w:t xml:space="preserve">{% if </w:t>
             </w:r>
-            <w:proofErr w:type="spellStart"/>
-            <w:r>
-              <w:rPr>
-                <w:lang w:val="en-US"/>
-              </w:rPr>
-              <w:t>template_dict.readme_file.comments|length</w:t>
-            </w:r>
-            <w:proofErr w:type="spellEnd"/>
-            <w:r>
-              <w:rPr>
-                <w:lang w:val="en-US"/>
-              </w:rPr>
-              <w:t xml:space="preserve"> &gt; 0 %}X{% endif %}</w:t>
-            </w:r>
-          </w:p>
-        </w:tc>
-        <w:tc>
-          <w:tcPr>
-            <w:tcW w:w="0" w:type="auto"/>
-            <w:tcBorders>
-              <w:top w:val="single" w:sz="8" w:space="0" w:color="000000"/>
-              <w:left w:val="single" w:sz="8" w:space="0" w:color="000000"/>
-              <w:bottom w:val="single" w:sz="8" w:space="0" w:color="000000"/>
-              <w:right w:val="single" w:sz="8" w:space="0" w:color="000000"/>
-            </w:tcBorders>
-            <w:tcMar>
-              <w:top w:w="100" w:type="dxa"/>
-              <w:left w:w="100" w:type="dxa"/>
-              <w:bottom w:w="100" w:type="dxa"/>
-              <w:right w:w="100" w:type="dxa"/>
-            </w:tcMar>
-            <w:hideMark/>
-          </w:tcPr>
-          <w:p>
-            <w:pPr>
-              <w:rPr>
-                <w:lang w:val="en-US"/>
-              </w:rPr>
-            </w:pPr>
-            <w:r>
-              <w:rPr>
-                <w:lang w:val="en-US"/>
-              </w:rPr>
-              <w:t xml:space="preserve">{% if </w:t>
-            </w:r>
-            <w:proofErr w:type="spellStart"/>
-            <w:r>
-              <w:rPr>
-                <w:lang w:val="en-US"/>
-              </w:rPr>
-              <w:t>template_dict.readme_file.comments|length</w:t>
-            </w:r>
-            <w:proofErr w:type="spellEnd"/>
-            <w:r>
-              <w:rPr>
-                <w:lang w:val="en-US"/>
-              </w:rPr>
-              <w:t xml:space="preserve"> == 0 %}X{% endif %}</w:t>
-            </w:r>
-          </w:p>
-        </w:tc>
-        <w:tc>
-          <w:tcPr>
-            <w:tcW w:w="0" w:type="auto"/>
-            <w:tcBorders>
-              <w:top w:val="single" w:sz="8" w:space="0" w:color="000000"/>
-              <w:left w:val="single" w:sz="8" w:space="0" w:color="000000"/>
-              <w:bottom w:val="single" w:sz="8" w:space="0" w:color="000000"/>
-              <w:right w:val="single" w:sz="8" w:space="0" w:color="000000"/>
-            </w:tcBorders>
-            <w:tcMar>
-              <w:top w:w="100" w:type="dxa"/>
-              <w:left w:w="100" w:type="dxa"/>
-              <w:bottom w:w="100" w:type="dxa"/>
-              <w:right w:w="100" w:type="dxa"/>
-            </w:tcMar>
-            <w:hideMark/>
-          </w:tcPr>
-          <w:p>
-            <w:pPr>
-              <w:rPr>
-                <w:lang w:val="en-US"/>
-              </w:rPr>
-            </w:pPr>
-          </w:p>
-        </w:tc>
-        <w:tc>
-          <w:tcPr>
-            <w:tcW w:w="0" w:type="auto"/>
-            <w:tcBorders>
-              <w:top w:val="single" w:sz="8" w:space="0" w:color="000000"/>
-              <w:left w:val="single" w:sz="8" w:space="0" w:color="000000"/>
-              <w:bottom w:val="single" w:sz="8" w:space="0" w:color="000000"/>
-              <w:right w:val="single" w:sz="8" w:space="0" w:color="000000"/>
-            </w:tcBorders>
-            <w:tcMar>
-              <w:top w:w="100" w:type="dxa"/>
-              <w:left w:w="100" w:type="dxa"/>
-              <w:bottom w:w="100" w:type="dxa"/>
-              <w:right w:w="100" w:type="dxa"/>
-            </w:tcMar>
-            <w:hideMark/>
-          </w:tcPr>
-          <w:p>
-            <w:pPr>
-              <w:rPr>
-                <w:lang w:val="en-US"/>
-              </w:rPr>
-            </w:pPr>
-          </w:p>
-        </w:tc>
-        <w:tc>
-          <w:tcPr>
-            <w:tcW w:w="0" w:type="auto"/>
-            <w:tcBorders>
-              <w:top w:val="single" w:sz="8" w:space="0" w:color="000000"/>
-              <w:left w:val="single" w:sz="8" w:space="0" w:color="000000"/>
-              <w:bottom w:val="single" w:sz="8" w:space="0" w:color="000000"/>
-              <w:right w:val="single" w:sz="8" w:space="0" w:color="000000"/>
-            </w:tcBorders>
-            <w:tcMar>
-              <w:top w:w="100" w:type="dxa"/>
-              <w:left w:w="100" w:type="dxa"/>
-              <w:bottom w:w="100" w:type="dxa"/>
-              <w:right w:w="100" w:type="dxa"/>
-            </w:tcMar>
-            <w:hideMark/>
-          </w:tcPr>
-          <w:p>
-            <w:pPr>
-              <w:rPr>
-                <w:lang w:val="en-US"/>
-              </w:rPr>
-            </w:pPr>
-          </w:p>
-        </w:tc>
-        <w:tc>
-          <w:tcPr>
-            <w:tcW w:w="0" w:type="auto"/>
-            <w:tcBorders>
-              <w:top w:val="single" w:sz="8" w:space="0" w:color="000000"/>
-              <w:left w:val="single" w:sz="8" w:space="0" w:color="000000"/>
-              <w:bottom w:val="single" w:sz="8" w:space="0" w:color="000000"/>
-              <w:right w:val="single" w:sz="8" w:space="0" w:color="000000"/>
-            </w:tcBorders>
-            <w:tcMar>
-              <w:top w:w="100" w:type="dxa"/>
-              <w:left w:w="100" w:type="dxa"/>
-              <w:bottom w:w="100" w:type="dxa"/>
-              <w:right w:w="100" w:type="dxa"/>
-            </w:tcMar>
-            <w:hideMark/>
-          </w:tcPr>
-          <w:p>
-            <w:pPr>
-              <w:rPr>
-                <w:lang w:val="en-US"/>
-              </w:rPr>
-            </w:pPr>
-            <w:r>
-              <w:rPr>
-                <w:u w:val="single"/>
-                <w:lang w:val="en-US"/>
-              </w:rPr>
-              <w:t>List the README file below</w:t>
-            </w:r>
-            <w:r>
-              <w:rPr>
-                <w:u w:val="single"/>
-                <w:lang w:val="en-US"/>
-              </w:rPr>
-              <w:t>, if any</w:t>
-            </w:r>
-            <w:r>
-              <w:rPr>
-                <w:u w:val="single"/>
-                <w:lang w:val="en-US"/>
-              </w:rPr>
-              <w:t>:</w:t>
-            </w:r>
-            <w:r>
-              <w:rPr>
-                <w:lang w:val="en-US"/>
-              </w:rPr>
-              <w:br/>
-            </w:r>
-            <w:r>
-              <w:t xml:space="preserve">{% if </w:t>
-            </w:r>
-            <w:proofErr w:type="spellStart"/>
             <w:r>
               <w:rPr>
                 <w:lang w:val="en-US"/>
               </w:rPr>
               <w:t>template_dict.readme_file.comments</w:t>
             </w:r>
-            <w:proofErr w:type="spellEnd"/>
             <w:r>
               <w:t xml:space="preserve"> |length &gt; 0</w:t>
             </w:r>
@@ -5990,63 +5379,7 @@
               <w:rPr>
                 <w:lang w:val="en-US"/>
               </w:rPr>
-              <w:t xml:space="preserve">{% for item in </w:t>
-            </w:r>
-            <w:proofErr w:type="spellStart"/>
-            <w:r>
-              <w:rPr>
-                <w:lang w:val="en-US"/>
-              </w:rPr>
-              <w:t>template_dict.readme_file.comments</w:t>
-            </w:r>
-            <w:proofErr w:type="spellEnd"/>
-            <w:r>
-              <w:rPr>
-                <w:lang w:val="en-US"/>
-              </w:rPr>
-              <w:t xml:space="preserve"> %}{{ </w:t>
-            </w:r>
-            <w:proofErr w:type="spellStart"/>
-            <w:r>
-              <w:rPr>
-                <w:lang w:val="en-US"/>
-              </w:rPr>
-              <w:t>loop.index</w:t>
-            </w:r>
-            <w:proofErr w:type="spellEnd"/>
-            <w:r>
-              <w:rPr>
-                <w:lang w:val="en-US"/>
-              </w:rPr>
-              <w:t xml:space="preserve"> }}. {{ </w:t>
-            </w:r>
-            <w:proofErr w:type="spellStart"/>
-            <w:r>
-              <w:rPr>
-                <w:lang w:val="en-US"/>
-              </w:rPr>
-              <w:t>item.file_name</w:t>
-            </w:r>
-            <w:proofErr w:type="spellEnd"/>
-            <w:r>
-              <w:rPr>
-                <w:lang w:val="en-US"/>
-              </w:rPr>
-              <w:t xml:space="preserve"> }}{% </w:t>
-            </w:r>
-            <w:proofErr w:type="spellStart"/>
-            <w:r>
-              <w:rPr>
-                <w:lang w:val="en-US"/>
-              </w:rPr>
-              <w:t>endfor</w:t>
-            </w:r>
-            <w:proofErr w:type="spellEnd"/>
-            <w:r>
-              <w:rPr>
-                <w:lang w:val="en-US"/>
-              </w:rPr>
-              <w:t xml:space="preserve"> %}</w:t>
+              <w:t>{% for item in template_dict.readme_file.comments %}{{ loop.index }}. {{ item.file_name }}{% endfor %}</w:t>
             </w:r>
           </w:p>
           <w:p>
@@ -6880,14 +6213,12 @@
             <w:r>
               <w:t xml:space="preserve">{% if </w:t>
             </w:r>
-            <w:proofErr w:type="spellStart"/>
             <w:r>
               <w:rPr>
                 <w:lang w:val="en-US"/>
               </w:rPr>
               <w:t>template_dict.typo.comments</w:t>
             </w:r>
-            <w:proofErr w:type="spellEnd"/>
             <w:r>
               <w:t xml:space="preserve"> |length &gt; 0</w:t>
             </w:r>
@@ -6898,21 +6229,7 @@
               <w:rPr>
                 <w:lang w:val="en-US"/>
               </w:rPr>
-              <w:t xml:space="preserve">{% for item in </w:t>
-            </w:r>
-            <w:proofErr w:type="spellStart"/>
-            <w:r>
-              <w:rPr>
-                <w:lang w:val="en-US"/>
-              </w:rPr>
-              <w:t>template_dict.typo.comments</w:t>
-            </w:r>
-            <w:proofErr w:type="spellEnd"/>
-            <w:r>
-              <w:rPr>
-                <w:lang w:val="en-US"/>
-              </w:rPr>
-              <w:t xml:space="preserve"> %}</w:t>
+              <w:t>{% for item in template_dict.typo.comments %}</w:t>
             </w:r>
           </w:p>
           <w:p>
@@ -6927,21 +6244,7 @@
               <w:rPr>
                 <w:lang w:val="en-US"/>
               </w:rPr>
-              <w:t xml:space="preserve">{{ item }}{% </w:t>
-            </w:r>
-            <w:proofErr w:type="spellStart"/>
-            <w:r>
-              <w:rPr>
-                <w:lang w:val="en-US"/>
-              </w:rPr>
-              <w:t>endfor</w:t>
-            </w:r>
-            <w:proofErr w:type="spellEnd"/>
-            <w:r>
-              <w:rPr>
-                <w:lang w:val="en-US"/>
-              </w:rPr>
-              <w:t xml:space="preserve"> %}</w:t>
+              <w:t>{{ item }}{% endfor %}</w:t>
             </w:r>
           </w:p>
           <w:p>
@@ -7569,13 +6872,8 @@
             <w:r>
               <w:t xml:space="preserve">not </w:t>
             </w:r>
-            <w:proofErr w:type="spellStart"/>
-            <w:r>
-              <w:t>template_dict.none_author_affiliation</w:t>
-            </w:r>
-            <w:proofErr w:type="spellEnd"/>
-            <w:r>
-              <w:t xml:space="preserve"> %}X{% endif %}</w:t>
+            <w:r>
+              <w:t>template_dict.none_author_affiliation %}X{% endif %}</w:t>
             </w:r>
           </w:p>
         </w:tc>
@@ -7608,13 +6906,8 @@
             <w:r>
               <w:t xml:space="preserve"> </w:t>
             </w:r>
-            <w:proofErr w:type="spellStart"/>
-            <w:r>
-              <w:t>template_dict.none_author_affiliation</w:t>
-            </w:r>
-            <w:proofErr w:type="spellEnd"/>
-            <w:r>
-              <w:t xml:space="preserve"> %}X{% endif %}</w:t>
+            <w:r>
+              <w:t>template_dict.none_author_affiliation %}X{% endif %}</w:t>
             </w:r>
           </w:p>
         </w:tc>
@@ -7880,24 +7173,11 @@
               </w:rPr>
             </w:pPr>
             <w:r>
-              <w:t>This will check either ‘</w:t>
-            </w:r>
-            <w:proofErr w:type="spellStart"/>
-            <w:r>
-              <w:t>uoft</w:t>
-            </w:r>
-            <w:proofErr w:type="spellEnd"/>
-            <w:r>
-              <w:t>’, ‘u of t’ or ‘</w:t>
-            </w:r>
-            <w:r>
-              <w:t xml:space="preserve">university of </w:t>
-            </w:r>
-            <w:proofErr w:type="spellStart"/>
-            <w:r>
-              <w:t>toronto</w:t>
-            </w:r>
-            <w:proofErr w:type="spellEnd"/>
+              <w:t>This will check either ‘uoft’, ‘u of t’ or ‘</w:t>
+            </w:r>
+            <w:r>
+              <w:t>university of toronto</w:t>
+            </w:r>
             <w:r>
               <w:t xml:space="preserve">’ is filled for the </w:t>
             </w:r>
@@ -7939,24 +7219,14 @@
           </w:tcPr>
           <w:p>
             <w:r>
-              <w:t xml:space="preserve">{% if not </w:t>
-            </w:r>
-            <w:proofErr w:type="spellStart"/>
-            <w:r>
-              <w:t>template_dict</w:t>
-            </w:r>
-            <w:proofErr w:type="spellEnd"/>
-            <w:r>
-              <w:t>.</w:t>
-            </w:r>
-            <w:proofErr w:type="spellStart"/>
+              <w:t>{% if not template_dict.</w:t>
+            </w:r>
             <w:r>
               <w:rPr>
                 <w:lang w:val="en-US"/>
               </w:rPr>
               <w:t>none_author_affiliation_UT</w:t>
             </w:r>
-            <w:proofErr w:type="spellEnd"/>
             <w:r>
               <w:t>%}X{% endif %}</w:t>
             </w:r>
@@ -7980,24 +7250,14 @@
           </w:tcPr>
           <w:p>
             <w:r>
-              <w:t xml:space="preserve">{% if </w:t>
-            </w:r>
-            <w:proofErr w:type="spellStart"/>
-            <w:r>
-              <w:t>template_dict</w:t>
-            </w:r>
-            <w:proofErr w:type="spellEnd"/>
-            <w:r>
-              <w:t>.</w:t>
-            </w:r>
-            <w:proofErr w:type="spellStart"/>
+              <w:t>{% if template_dict.</w:t>
+            </w:r>
             <w:r>
               <w:rPr>
                 <w:lang w:val="en-US"/>
               </w:rPr>
               <w:t>none_author_affiliation_UT</w:t>
             </w:r>
-            <w:proofErr w:type="spellEnd"/>
             <w:r>
               <w:t xml:space="preserve"> %}X{% endif %}</w:t>
             </w:r>
@@ -8585,16 +7845,7 @@
                 <w:lang w:val="en-US"/>
               </w:rPr>
               <w:lastRenderedPageBreak/>
-              <w:t xml:space="preserve">contain any obvious sensitivity issues, such as direct </w:t>
-            </w:r>
-            <w:proofErr w:type="spellStart"/>
-            <w:r>
-              <w:rPr>
-                <w:b/>
-                <w:bCs/>
-                <w:lang w:val="en-US"/>
-              </w:rPr>
-              <w:t>identifiers?</w:t>
+              <w:t>contain any obvious sensitivity issues, such as direct identifiers?</w:t>
             </w:r>
             <w:r>
               <w:rPr>
@@ -8605,7 +7856,6 @@
               </w:rPr>
               <w:t>R</w:t>
             </w:r>
-            <w:proofErr w:type="spellEnd"/>
           </w:p>
         </w:tc>
         <w:tc>
@@ -8751,13 +8001,8 @@
                 <w:numId w:val="16"/>
               </w:numPr>
             </w:pPr>
-            <w:proofErr w:type="spellStart"/>
-            <w:r>
-              <w:t>vCards</w:t>
-            </w:r>
-            <w:proofErr w:type="spellEnd"/>
-            <w:r>
-              <w:t xml:space="preserve"> (Virtual Contact Files)</w:t>
+            <w:r>
+              <w:t>vCards (Virtual Contact Files)</w:t>
             </w:r>
           </w:p>
         </w:tc>
@@ -9657,11 +8902,7 @@
               <w:br/>
             </w:r>
             <w:r>
-              <w:t xml:space="preserve">{% if </w:t>
-            </w:r>
-            <w:proofErr w:type="spellStart"/>
-            <w:r>
-              <w:t>template_dict.restricted_files.comment</w:t>
+              <w:t>{% if template_dict.restricted_files.comment</w:t>
             </w:r>
             <w:r>
               <w:rPr>
@@ -9670,22 +8911,10 @@
               <w:t>s</w:t>
             </w:r>
             <w:r>
-              <w:t>|length</w:t>
-            </w:r>
-            <w:proofErr w:type="spellEnd"/>
-            <w:r>
-              <w:t xml:space="preserve"> &gt; 0</w:t>
-            </w:r>
-            <w:r>
-              <w:t xml:space="preserve"> %} {% for item in </w:t>
-            </w:r>
-            <w:proofErr w:type="spellStart"/>
-            <w:r>
-              <w:t>template_dict.restricted_files.comments</w:t>
-            </w:r>
-            <w:proofErr w:type="spellEnd"/>
-            <w:r>
-              <w:t xml:space="preserve"> %} </w:t>
+              <w:t>|length &gt; 0</w:t>
+            </w:r>
+            <w:r>
+              <w:t xml:space="preserve"> %} {% for item in template_dict.restricted_files.comments %} </w:t>
             </w:r>
           </w:p>
           <w:p>
@@ -9697,23 +8926,7 @@
               </w:numPr>
             </w:pPr>
             <w:r>
-              <w:t xml:space="preserve">{{ </w:t>
-            </w:r>
-            <w:proofErr w:type="spellStart"/>
-            <w:r>
-              <w:t>item.file_name</w:t>
-            </w:r>
-            <w:proofErr w:type="spellEnd"/>
-            <w:r>
-              <w:t xml:space="preserve"> }} {% </w:t>
-            </w:r>
-            <w:proofErr w:type="spellStart"/>
-            <w:r>
-              <w:t>endfor</w:t>
-            </w:r>
-            <w:proofErr w:type="spellEnd"/>
-            <w:r>
-              <w:t xml:space="preserve"> %}</w:t>
+              <w:t>{{ item.file_name }} {% endfor %}</w:t>
             </w:r>
           </w:p>
           <w:p>
@@ -9762,23 +8975,7 @@
               </w:rPr>
             </w:pPr>
             <w:r>
-              <w:t xml:space="preserve">{% if </w:t>
-            </w:r>
-            <w:proofErr w:type="spellStart"/>
-            <w:r>
-              <w:t>template_dict.terms_license.licenseName</w:t>
-            </w:r>
-            <w:proofErr w:type="spellEnd"/>
-            <w:r>
-              <w:t xml:space="preserve"> is not none %}{{ </w:t>
-            </w:r>
-            <w:proofErr w:type="spellStart"/>
-            <w:r>
-              <w:t>template_dict.terms_license.licenseName</w:t>
-            </w:r>
-            <w:proofErr w:type="spellEnd"/>
-            <w:r>
-              <w:t xml:space="preserve"> }}{% else %}(NONE){% endif %}</w:t>
+              <w:t>{% if template_dict.terms_license.licenseName is not none %}{{ template_dict.terms_license.licenseName }}{% else %}(NONE){% endif %}</w:t>
             </w:r>
           </w:p>
           <w:p>
@@ -9836,27 +9033,17 @@
                     </w:rPr>
                   </w:pPr>
                   <w:r>
-                    <w:t xml:space="preserve">{% if </w:t>
-                  </w:r>
-                  <w:proofErr w:type="spellStart"/>
-                  <w:r>
-                    <w:t>template_dict.terms_license.</w:t>
+                    <w:t>{% if template_dict.terms_license.</w:t>
                   </w:r>
                   <w:r>
                     <w:t>termsOfUse</w:t>
                   </w:r>
-                  <w:proofErr w:type="spellEnd"/>
                   <w:r>
-                    <w:t xml:space="preserve"> is not none %}{{ </w:t>
-                  </w:r>
-                  <w:proofErr w:type="spellStart"/>
-                  <w:r>
-                    <w:t>template_dict.terms_license.</w:t>
+                    <w:t xml:space="preserve"> is not none %}{{ template_dict.terms_license.</w:t>
                   </w:r>
                   <w:r>
                     <w:t>termsOfUse</w:t>
                   </w:r>
-                  <w:proofErr w:type="spellEnd"/>
                   <w:r>
                     <w:t xml:space="preserve"> }}{% else %}(NONE){% endif %}</w:t>
                   </w:r>
@@ -10112,19 +9299,11 @@
               <w:lastRenderedPageBreak/>
               <w:t xml:space="preserve">{% if </w:t>
             </w:r>
-            <w:proofErr w:type="spellStart"/>
-            <w:r>
-              <w:rPr>
-                <w:lang w:val="en-US"/>
-              </w:rPr>
-              <w:t>template_dict</w:t>
-            </w:r>
-            <w:proofErr w:type="spellEnd"/>
-            <w:r>
-              <w:rPr>
-                <w:lang w:val="en-US"/>
-              </w:rPr>
-              <w:t>.</w:t>
+            <w:r>
+              <w:rPr>
+                <w:lang w:val="en-US"/>
+              </w:rPr>
+              <w:t>template_dict.</w:t>
             </w:r>
             <w:r>
               <w:rPr>
@@ -10137,142 +9316,115 @@
               </w:rPr>
               <w:t xml:space="preserve"> </w:t>
             </w:r>
-            <w:proofErr w:type="spellStart"/>
             <w:r>
               <w:t>restricted_files</w:t>
             </w:r>
-            <w:proofErr w:type="spellEnd"/>
-            <w:r>
-              <w:rPr>
-                <w:lang w:val="en-US"/>
-              </w:rPr>
-              <w:t>.</w:t>
-            </w:r>
-            <w:proofErr w:type="spellStart"/>
-            <w:r>
-              <w:rPr>
-                <w:lang w:val="en-US"/>
-              </w:rPr>
-              <w:t>comments</w:t>
+            <w:r>
+              <w:rPr>
+                <w:lang w:val="en-US"/>
+              </w:rPr>
+              <w:t>.comments</w:t>
             </w:r>
             <w:r>
               <w:rPr>
                 <w:rFonts w:hint="eastAsia"/>
                 <w:lang w:val="en-US"/>
               </w:rPr>
-              <w:t>|length</w:t>
-            </w:r>
-            <w:proofErr w:type="spellEnd"/>
+              <w:t>|length &gt;</w:t>
+            </w:r>
+            <w:r>
+              <w:rPr>
+                <w:lang w:val="en-US"/>
+              </w:rPr>
+              <w:t xml:space="preserve"> 0 </w:t>
+            </w:r>
             <w:r>
               <w:rPr>
                 <w:rFonts w:hint="eastAsia"/>
                 <w:lang w:val="en-US"/>
               </w:rPr>
-              <w:t xml:space="preserve"> &gt;</w:t>
-            </w:r>
-            <w:r>
-              <w:rPr>
-                <w:lang w:val="en-US"/>
-              </w:rPr>
-              <w:t xml:space="preserve"> 0 </w:t>
-            </w:r>
+              <w:t xml:space="preserve">and </w:t>
+            </w:r>
+            <w:r>
+              <w:t>template_dict.terms_license.</w:t>
+            </w:r>
+            <w:r>
+              <w:t>termsOfAccess</w:t>
+            </w:r>
+            <w:r>
+              <w:t xml:space="preserve"> is not none</w:t>
+            </w:r>
+            <w:r>
+              <w:rPr>
+                <w:lang w:val="en-US"/>
+              </w:rPr>
+              <w:t xml:space="preserve"> %}</w:t>
+            </w:r>
+            <w:r>
+              <w:t>X{% endif %}</w:t>
+            </w:r>
+          </w:p>
+        </w:tc>
+        <w:tc>
+          <w:tcPr>
+            <w:tcW w:w="0" w:type="auto"/>
+            <w:tcBorders>
+              <w:top w:val="single" w:sz="8" w:space="0" w:color="000000"/>
+              <w:left w:val="single" w:sz="8" w:space="0" w:color="000000"/>
+              <w:bottom w:val="single" w:sz="8" w:space="0" w:color="000000"/>
+              <w:right w:val="single" w:sz="8" w:space="0" w:color="000000"/>
+            </w:tcBorders>
+            <w:tcMar>
+              <w:top w:w="100" w:type="dxa"/>
+              <w:left w:w="100" w:type="dxa"/>
+              <w:bottom w:w="100" w:type="dxa"/>
+              <w:right w:w="100" w:type="dxa"/>
+            </w:tcMar>
+            <w:hideMark/>
+          </w:tcPr>
+          <w:p>
+            <w:pPr>
+              <w:rPr>
+                <w:lang w:val="en-US"/>
+              </w:rPr>
+            </w:pPr>
+          </w:p>
+        </w:tc>
+        <w:tc>
+          <w:tcPr>
+            <w:tcW w:w="0" w:type="auto"/>
+            <w:tcBorders>
+              <w:top w:val="single" w:sz="8" w:space="0" w:color="000000"/>
+              <w:left w:val="single" w:sz="8" w:space="0" w:color="000000"/>
+              <w:bottom w:val="single" w:sz="8" w:space="0" w:color="000000"/>
+              <w:right w:val="single" w:sz="8" w:space="0" w:color="000000"/>
+            </w:tcBorders>
+            <w:tcMar>
+              <w:top w:w="100" w:type="dxa"/>
+              <w:left w:w="100" w:type="dxa"/>
+              <w:bottom w:w="100" w:type="dxa"/>
+              <w:right w:w="100" w:type="dxa"/>
+            </w:tcMar>
+            <w:hideMark/>
+          </w:tcPr>
+          <w:p>
+            <w:pPr>
+              <w:rPr>
+                <w:lang w:val="en-US"/>
+              </w:rPr>
+            </w:pPr>
             <w:r>
               <w:rPr>
                 <w:rFonts w:hint="eastAsia"/>
                 <w:lang w:val="en-US"/>
               </w:rPr>
-              <w:t xml:space="preserve">and </w:t>
-            </w:r>
-            <w:proofErr w:type="spellStart"/>
-            <w:r>
-              <w:t>template_dict.terms_license.</w:t>
-            </w:r>
-            <w:r>
-              <w:t>termsOfAccess</w:t>
-            </w:r>
-            <w:proofErr w:type="spellEnd"/>
-            <w:r>
-              <w:t xml:space="preserve"> is not none</w:t>
-            </w:r>
-            <w:r>
-              <w:rPr>
-                <w:lang w:val="en-US"/>
-              </w:rPr>
-              <w:t xml:space="preserve"> %}</w:t>
-            </w:r>
-            <w:r>
-              <w:t>X{% endif %}</w:t>
-            </w:r>
-          </w:p>
-        </w:tc>
-        <w:tc>
-          <w:tcPr>
-            <w:tcW w:w="0" w:type="auto"/>
-            <w:tcBorders>
-              <w:top w:val="single" w:sz="8" w:space="0" w:color="000000"/>
-              <w:left w:val="single" w:sz="8" w:space="0" w:color="000000"/>
-              <w:bottom w:val="single" w:sz="8" w:space="0" w:color="000000"/>
-              <w:right w:val="single" w:sz="8" w:space="0" w:color="000000"/>
-            </w:tcBorders>
-            <w:tcMar>
-              <w:top w:w="100" w:type="dxa"/>
-              <w:left w:w="100" w:type="dxa"/>
-              <w:bottom w:w="100" w:type="dxa"/>
-              <w:right w:w="100" w:type="dxa"/>
-            </w:tcMar>
-            <w:hideMark/>
-          </w:tcPr>
-          <w:p>
-            <w:pPr>
-              <w:rPr>
-                <w:lang w:val="en-US"/>
-              </w:rPr>
-            </w:pPr>
-          </w:p>
-        </w:tc>
-        <w:tc>
-          <w:tcPr>
-            <w:tcW w:w="0" w:type="auto"/>
-            <w:tcBorders>
-              <w:top w:val="single" w:sz="8" w:space="0" w:color="000000"/>
-              <w:left w:val="single" w:sz="8" w:space="0" w:color="000000"/>
-              <w:bottom w:val="single" w:sz="8" w:space="0" w:color="000000"/>
-              <w:right w:val="single" w:sz="8" w:space="0" w:color="000000"/>
-            </w:tcBorders>
-            <w:tcMar>
-              <w:top w:w="100" w:type="dxa"/>
-              <w:left w:w="100" w:type="dxa"/>
-              <w:bottom w:w="100" w:type="dxa"/>
-              <w:right w:w="100" w:type="dxa"/>
-            </w:tcMar>
-            <w:hideMark/>
-          </w:tcPr>
-          <w:p>
-            <w:pPr>
-              <w:rPr>
-                <w:lang w:val="en-US"/>
-              </w:rPr>
-            </w:pPr>
-            <w:r>
-              <w:rPr>
-                <w:rFonts w:hint="eastAsia"/>
-                <w:lang w:val="en-US"/>
-              </w:rPr>
               <w:t xml:space="preserve">{% if </w:t>
             </w:r>
-            <w:proofErr w:type="spellStart"/>
-            <w:r>
-              <w:rPr>
-                <w:lang w:val="en-US"/>
-              </w:rPr>
-              <w:t>template_dict</w:t>
-            </w:r>
-            <w:proofErr w:type="spellEnd"/>
-            <w:r>
-              <w:rPr>
-                <w:lang w:val="en-US"/>
-              </w:rPr>
-              <w:t>.</w:t>
+            <w:r>
+              <w:rPr>
+                <w:lang w:val="en-US"/>
+              </w:rPr>
+              <w:t>template_dict.</w:t>
             </w:r>
             <w:r>
               <w:rPr>
@@ -10285,142 +9437,115 @@
               </w:rPr>
               <w:t xml:space="preserve"> </w:t>
             </w:r>
-            <w:proofErr w:type="spellStart"/>
             <w:r>
               <w:t>restricted_files</w:t>
             </w:r>
-            <w:proofErr w:type="spellEnd"/>
-            <w:r>
-              <w:rPr>
-                <w:lang w:val="en-US"/>
-              </w:rPr>
-              <w:t>.</w:t>
-            </w:r>
-            <w:proofErr w:type="spellStart"/>
-            <w:r>
-              <w:rPr>
-                <w:lang w:val="en-US"/>
-              </w:rPr>
-              <w:t>comments</w:t>
+            <w:r>
+              <w:rPr>
+                <w:lang w:val="en-US"/>
+              </w:rPr>
+              <w:t>.comments</w:t>
             </w:r>
             <w:r>
               <w:rPr>
                 <w:rFonts w:hint="eastAsia"/>
                 <w:lang w:val="en-US"/>
               </w:rPr>
-              <w:t>|length</w:t>
-            </w:r>
-            <w:proofErr w:type="spellEnd"/>
+              <w:t>|length &gt;</w:t>
+            </w:r>
+            <w:r>
+              <w:rPr>
+                <w:lang w:val="en-US"/>
+              </w:rPr>
+              <w:t xml:space="preserve"> 0 </w:t>
+            </w:r>
             <w:r>
               <w:rPr>
                 <w:rFonts w:hint="eastAsia"/>
                 <w:lang w:val="en-US"/>
               </w:rPr>
-              <w:t xml:space="preserve"> &gt;</w:t>
-            </w:r>
-            <w:r>
-              <w:rPr>
-                <w:lang w:val="en-US"/>
-              </w:rPr>
-              <w:t xml:space="preserve"> 0 </w:t>
-            </w:r>
+              <w:t xml:space="preserve">and </w:t>
+            </w:r>
+            <w:r>
+              <w:t>template_dict.terms_license.</w:t>
+            </w:r>
+            <w:r>
+              <w:t>termsOfAccess</w:t>
+            </w:r>
+            <w:r>
+              <w:t xml:space="preserve"> is none</w:t>
+            </w:r>
+            <w:r>
+              <w:rPr>
+                <w:lang w:val="en-US"/>
+              </w:rPr>
+              <w:t xml:space="preserve"> %}</w:t>
+            </w:r>
+            <w:r>
+              <w:t>X{% endif %}</w:t>
+            </w:r>
+          </w:p>
+        </w:tc>
+        <w:tc>
+          <w:tcPr>
+            <w:tcW w:w="0" w:type="auto"/>
+            <w:tcBorders>
+              <w:top w:val="single" w:sz="8" w:space="0" w:color="000000"/>
+              <w:left w:val="single" w:sz="8" w:space="0" w:color="000000"/>
+              <w:bottom w:val="single" w:sz="8" w:space="0" w:color="000000"/>
+              <w:right w:val="single" w:sz="8" w:space="0" w:color="000000"/>
+            </w:tcBorders>
+            <w:tcMar>
+              <w:top w:w="100" w:type="dxa"/>
+              <w:left w:w="100" w:type="dxa"/>
+              <w:bottom w:w="100" w:type="dxa"/>
+              <w:right w:w="100" w:type="dxa"/>
+            </w:tcMar>
+            <w:hideMark/>
+          </w:tcPr>
+          <w:p>
+            <w:pPr>
+              <w:rPr>
+                <w:lang w:val="en-US"/>
+              </w:rPr>
+            </w:pPr>
+          </w:p>
+        </w:tc>
+        <w:tc>
+          <w:tcPr>
+            <w:tcW w:w="0" w:type="auto"/>
+            <w:tcBorders>
+              <w:top w:val="single" w:sz="8" w:space="0" w:color="000000"/>
+              <w:left w:val="single" w:sz="8" w:space="0" w:color="000000"/>
+              <w:bottom w:val="single" w:sz="8" w:space="0" w:color="000000"/>
+              <w:right w:val="single" w:sz="8" w:space="0" w:color="000000"/>
+            </w:tcBorders>
+            <w:tcMar>
+              <w:top w:w="100" w:type="dxa"/>
+              <w:left w:w="100" w:type="dxa"/>
+              <w:bottom w:w="100" w:type="dxa"/>
+              <w:right w:w="100" w:type="dxa"/>
+            </w:tcMar>
+            <w:hideMark/>
+          </w:tcPr>
+          <w:p>
+            <w:pPr>
+              <w:rPr>
+                <w:lang w:val="en-US"/>
+              </w:rPr>
+            </w:pPr>
             <w:r>
               <w:rPr>
                 <w:rFonts w:hint="eastAsia"/>
                 <w:lang w:val="en-US"/>
               </w:rPr>
-              <w:t xml:space="preserve">and </w:t>
-            </w:r>
-            <w:proofErr w:type="spellStart"/>
-            <w:r>
-              <w:t>template_dict.terms_license.</w:t>
-            </w:r>
-            <w:r>
-              <w:t>termsOfAccess</w:t>
-            </w:r>
-            <w:proofErr w:type="spellEnd"/>
-            <w:r>
-              <w:t xml:space="preserve"> is none</w:t>
-            </w:r>
-            <w:r>
-              <w:rPr>
-                <w:lang w:val="en-US"/>
-              </w:rPr>
-              <w:t xml:space="preserve"> %}</w:t>
-            </w:r>
-            <w:r>
-              <w:t>X{% endif %}</w:t>
-            </w:r>
-          </w:p>
-        </w:tc>
-        <w:tc>
-          <w:tcPr>
-            <w:tcW w:w="0" w:type="auto"/>
-            <w:tcBorders>
-              <w:top w:val="single" w:sz="8" w:space="0" w:color="000000"/>
-              <w:left w:val="single" w:sz="8" w:space="0" w:color="000000"/>
-              <w:bottom w:val="single" w:sz="8" w:space="0" w:color="000000"/>
-              <w:right w:val="single" w:sz="8" w:space="0" w:color="000000"/>
-            </w:tcBorders>
-            <w:tcMar>
-              <w:top w:w="100" w:type="dxa"/>
-              <w:left w:w="100" w:type="dxa"/>
-              <w:bottom w:w="100" w:type="dxa"/>
-              <w:right w:w="100" w:type="dxa"/>
-            </w:tcMar>
-            <w:hideMark/>
-          </w:tcPr>
-          <w:p>
-            <w:pPr>
-              <w:rPr>
-                <w:lang w:val="en-US"/>
-              </w:rPr>
-            </w:pPr>
-          </w:p>
-        </w:tc>
-        <w:tc>
-          <w:tcPr>
-            <w:tcW w:w="0" w:type="auto"/>
-            <w:tcBorders>
-              <w:top w:val="single" w:sz="8" w:space="0" w:color="000000"/>
-              <w:left w:val="single" w:sz="8" w:space="0" w:color="000000"/>
-              <w:bottom w:val="single" w:sz="8" w:space="0" w:color="000000"/>
-              <w:right w:val="single" w:sz="8" w:space="0" w:color="000000"/>
-            </w:tcBorders>
-            <w:tcMar>
-              <w:top w:w="100" w:type="dxa"/>
-              <w:left w:w="100" w:type="dxa"/>
-              <w:bottom w:w="100" w:type="dxa"/>
-              <w:right w:w="100" w:type="dxa"/>
-            </w:tcMar>
-            <w:hideMark/>
-          </w:tcPr>
-          <w:p>
-            <w:pPr>
-              <w:rPr>
-                <w:lang w:val="en-US"/>
-              </w:rPr>
-            </w:pPr>
-            <w:r>
-              <w:rPr>
-                <w:rFonts w:hint="eastAsia"/>
-                <w:lang w:val="en-US"/>
-              </w:rPr>
               <w:t xml:space="preserve">{% if </w:t>
             </w:r>
-            <w:proofErr w:type="spellStart"/>
-            <w:r>
-              <w:rPr>
-                <w:lang w:val="en-US"/>
-              </w:rPr>
-              <w:t>template_dict</w:t>
-            </w:r>
-            <w:proofErr w:type="spellEnd"/>
-            <w:r>
-              <w:rPr>
-                <w:lang w:val="en-US"/>
-              </w:rPr>
-              <w:t>.</w:t>
+            <w:r>
+              <w:rPr>
+                <w:lang w:val="en-US"/>
+              </w:rPr>
+              <w:t>template_dict.</w:t>
             </w:r>
             <w:r>
               <w:rPr>
@@ -10433,38 +9558,21 @@
               </w:rPr>
               <w:t xml:space="preserve"> </w:t>
             </w:r>
-            <w:proofErr w:type="spellStart"/>
             <w:r>
               <w:t>restricted_files</w:t>
             </w:r>
-            <w:proofErr w:type="spellEnd"/>
-            <w:r>
-              <w:rPr>
-                <w:lang w:val="en-US"/>
-              </w:rPr>
-              <w:t>.</w:t>
-            </w:r>
-            <w:proofErr w:type="spellStart"/>
-            <w:r>
-              <w:rPr>
-                <w:lang w:val="en-US"/>
-              </w:rPr>
-              <w:t>comments</w:t>
+            <w:r>
+              <w:rPr>
+                <w:lang w:val="en-US"/>
+              </w:rPr>
+              <w:t>.comments</w:t>
             </w:r>
             <w:r>
               <w:rPr>
                 <w:rFonts w:hint="eastAsia"/>
                 <w:lang w:val="en-US"/>
               </w:rPr>
-              <w:t>|length</w:t>
-            </w:r>
-            <w:proofErr w:type="spellEnd"/>
-            <w:r>
-              <w:rPr>
-                <w:rFonts w:hint="eastAsia"/>
-                <w:lang w:val="en-US"/>
-              </w:rPr>
-              <w:t xml:space="preserve"> ==</w:t>
+              <w:t>|length ==</w:t>
             </w:r>
             <w:r>
               <w:rPr>
@@ -10556,22 +9664,13 @@
                     </w:rPr>
                   </w:pPr>
                   <w:r>
-                    <w:t xml:space="preserve">{% if </w:t>
-                  </w:r>
-                  <w:proofErr w:type="spellStart"/>
-                  <w:r>
-                    <w:t>template_dict.terms_license.</w:t>
+                    <w:t>{% if template_dict.terms_license.</w:t>
                   </w:r>
                   <w:r>
                     <w:t>termsOfAccess</w:t>
                   </w:r>
-                  <w:proofErr w:type="spellEnd"/>
                   <w:r>
-                    <w:t xml:space="preserve"> is not none %}{{ </w:t>
-                  </w:r>
-                  <w:proofErr w:type="spellStart"/>
-                  <w:r>
-                    <w:t>template_dict.terms_license.</w:t>
+                    <w:t xml:space="preserve"> is not none %}{{ template_dict.terms_license.</w:t>
                   </w:r>
                   <w:r>
                     <w:t>term</w:t>
@@ -10580,7 +9679,6 @@
                     <w:lastRenderedPageBreak/>
                     <w:t>sOfAccess</w:t>
                   </w:r>
-                  <w:proofErr w:type="spellEnd"/>
                   <w:r>
                     <w:t xml:space="preserve"> }}{% else %}(NONE){% endif %}</w:t>
                   </w:r>

--- a/res/template_medium.docx
+++ b/res/template_medium.docx
@@ -1504,6 +1504,9 @@
                 <w:lang w:val="en-US"/>
               </w:rPr>
             </w:pPr>
+            <w:r>
+              <w:t>00:00</w:t>
+            </w:r>
           </w:p>
         </w:tc>
       </w:tr>
@@ -1930,6 +1933,9 @@
                 <w:lang w:val="en-US"/>
               </w:rPr>
             </w:pPr>
+            <w:r>
+              <w:t>00:00</w:t>
+            </w:r>
           </w:p>
         </w:tc>
       </w:tr>
@@ -2318,6 +2324,9 @@
                 <w:lang w:val="en-US"/>
               </w:rPr>
             </w:pPr>
+            <w:r>
+              <w:t>00:00</w:t>
+            </w:r>
           </w:p>
         </w:tc>
       </w:tr>
@@ -3110,6 +3119,9 @@
                 <w:lang w:val="en-US"/>
               </w:rPr>
             </w:pPr>
+            <w:r>
+              <w:t>00:00</w:t>
+            </w:r>
           </w:p>
         </w:tc>
       </w:tr>
@@ -3509,6 +3521,9 @@
                 <w:lang w:val="en-US"/>
               </w:rPr>
             </w:pPr>
+            <w:r>
+              <w:t>00:00</w:t>
+            </w:r>
           </w:p>
         </w:tc>
       </w:tr>
@@ -3943,6 +3958,9 @@
                 <w:lang w:val="en-US"/>
               </w:rPr>
             </w:pPr>
+            <w:r>
+              <w:t>00:00</w:t>
+            </w:r>
           </w:p>
         </w:tc>
       </w:tr>
@@ -4345,6 +4363,9 @@
                 <w:lang w:val="en-US"/>
               </w:rPr>
             </w:pPr>
+            <w:r>
+              <w:t>00:00</w:t>
+            </w:r>
           </w:p>
         </w:tc>
       </w:tr>
@@ -4704,6 +4725,9 @@
                 <w:lang w:val="en-US"/>
               </w:rPr>
             </w:pPr>
+            <w:r>
+              <w:t>00:00</w:t>
+            </w:r>
           </w:p>
         </w:tc>
       </w:tr>
@@ -5453,6 +5477,9 @@
                 <w:lang w:val="en-US"/>
               </w:rPr>
             </w:pPr>
+            <w:r>
+              <w:t>00:00</w:t>
+            </w:r>
           </w:p>
         </w:tc>
       </w:tr>
@@ -6325,6 +6352,9 @@
                 <w:lang w:val="en-US"/>
               </w:rPr>
             </w:pPr>
+            <w:r>
+              <w:t>00:00</w:t>
+            </w:r>
           </w:p>
         </w:tc>
       </w:tr>
@@ -6736,6 +6766,9 @@
                 <w:lang w:val="en-US"/>
               </w:rPr>
             </w:pPr>
+            <w:r>
+              <w:t>00:00</w:t>
+            </w:r>
           </w:p>
         </w:tc>
       </w:tr>
@@ -7072,6 +7105,9 @@
                 <w:lang w:val="en-US"/>
               </w:rPr>
             </w:pPr>
+            <w:r>
+              <w:t>00:00</w:t>
+            </w:r>
           </w:p>
         </w:tc>
       </w:tr>
@@ -7420,6 +7456,9 @@
                 <w:lang w:val="en-US"/>
               </w:rPr>
             </w:pPr>
+            <w:r>
+              <w:t>00:00</w:t>
+            </w:r>
           </w:p>
         </w:tc>
       </w:tr>
@@ -8262,6 +8301,9 @@
                 <w:lang w:val="en-US"/>
               </w:rPr>
             </w:pPr>
+            <w:r>
+              <w:t>00:00</w:t>
+            </w:r>
           </w:p>
         </w:tc>
       </w:tr>
@@ -8599,6 +8641,9 @@
                 <w:lang w:val="en-US"/>
               </w:rPr>
             </w:pPr>
+            <w:r>
+              <w:t>00:00</w:t>
+            </w:r>
           </w:p>
         </w:tc>
       </w:tr>
@@ -9113,6 +9158,9 @@
                 <w:lang w:val="en-US"/>
               </w:rPr>
             </w:pPr>
+            <w:r>
+              <w:t>00:00</w:t>
+            </w:r>
           </w:p>
         </w:tc>
       </w:tr>
@@ -9753,6 +9801,9 @@
                 <w:lang w:val="en-US"/>
               </w:rPr>
             </w:pPr>
+            <w:r>
+              <w:t>00:00</w:t>
+            </w:r>
           </w:p>
         </w:tc>
       </w:tr>
@@ -10088,6 +10139,9 @@
                 <w:lang w:val="en-US"/>
               </w:rPr>
             </w:pPr>
+            <w:r>
+              <w:t>00:00</w:t>
+            </w:r>
           </w:p>
         </w:tc>
       </w:tr>

--- a/res/template_medium.docx
+++ b/res/template_medium.docx
@@ -378,7 +378,13 @@
               <w:t>NS</w:t>
             </w:r>
             <w:r>
-              <w:t>: RQUt Sure</w:t>
+              <w:t xml:space="preserve">: </w:t>
+            </w:r>
+            <w:r>
+              <w:t>Not</w:t>
+            </w:r>
+            <w:r>
+              <w:t xml:space="preserve"> Sure</w:t>
             </w:r>
           </w:p>
           <w:p>
@@ -412,17 +418,17 @@
         <w:tblLook w:val="04A0" w:firstRow="1" w:lastRow="0" w:firstColumn="1" w:lastColumn="0" w:noHBand="0" w:noVBand="1"/>
       </w:tblPr>
       <w:tblGrid>
-        <w:gridCol w:w="496"/>
-        <w:gridCol w:w="1271"/>
-        <w:gridCol w:w="1862"/>
-        <w:gridCol w:w="3567"/>
-        <w:gridCol w:w="3100"/>
-        <w:gridCol w:w="3567"/>
-        <w:gridCol w:w="399"/>
-        <w:gridCol w:w="2354"/>
-        <w:gridCol w:w="4095"/>
-        <w:gridCol w:w="1037"/>
-        <w:gridCol w:w="603"/>
+        <w:gridCol w:w="492"/>
+        <w:gridCol w:w="1262"/>
+        <w:gridCol w:w="1848"/>
+        <w:gridCol w:w="3540"/>
+        <w:gridCol w:w="3076"/>
+        <w:gridCol w:w="3540"/>
+        <w:gridCol w:w="398"/>
+        <w:gridCol w:w="2336"/>
+        <w:gridCol w:w="4065"/>
+        <w:gridCol w:w="1030"/>
+        <w:gridCol w:w="764"/>
       </w:tblGrid>
       <w:tr>
         <w:trPr>
@@ -1505,7 +1511,7 @@
               </w:rPr>
             </w:pPr>
             <w:r>
-              <w:t>00:00</w:t>
+              <w:t>00:00:00</w:t>
             </w:r>
           </w:p>
         </w:tc>
@@ -1582,7 +1588,7 @@
                 <w:bCs/>
                 <w:lang w:val="en-US"/>
               </w:rPr>
-              <w:t xml:space="preserve">Has the depositor (or their research group) previously </w:t>
+              <w:t xml:space="preserve">Has the depositor (or their research group) </w:t>
             </w:r>
             <w:r>
               <w:rPr>
@@ -1591,7 +1597,7 @@
                 <w:lang w:val="en-US"/>
               </w:rPr>
               <w:lastRenderedPageBreak/>
-              <w:t xml:space="preserve">created or submitted to a </w:t>
+              <w:t xml:space="preserve">previously created or submitted to a </w:t>
             </w:r>
             <w:r>
               <w:rPr>
@@ -1657,14 +1663,14 @@
               <w:rPr>
                 <w:lang w:val="en-US"/>
               </w:rPr>
-              <w:t>Confirm whether the listed dataverse collectio</w:t>
+              <w:t>Confirm whether the listed datavers</w:t>
             </w:r>
             <w:r>
               <w:rPr>
                 <w:lang w:val="en-US"/>
               </w:rPr>
               <w:lastRenderedPageBreak/>
-              <w:t>n refers to the same researcher/author</w:t>
+              <w:t>e collection refers to the same researcher/author</w:t>
             </w:r>
           </w:p>
         </w:tc>
@@ -1934,7 +1940,7 @@
               </w:rPr>
             </w:pPr>
             <w:r>
-              <w:t>00:00</w:t>
+              <w:t>00:00:00</w:t>
             </w:r>
           </w:p>
         </w:tc>
@@ -2101,14 +2107,14 @@
               <w:rPr>
                 <w:lang w:val="en-US"/>
               </w:rPr>
-              <w:t xml:space="preserve">Confirm with the depositor that they actually require a </w:t>
+              <w:t xml:space="preserve">Confirm with the depositor that they </w:t>
             </w:r>
             <w:r>
               <w:rPr>
                 <w:lang w:val="en-US"/>
               </w:rPr>
               <w:lastRenderedPageBreak/>
-              <w:t>dataverse (e.g., will there be future deposits?)</w:t>
+              <w:t>actually require a dataverse (e.g., will there be future deposits?)</w:t>
             </w:r>
           </w:p>
         </w:tc>
@@ -2325,7 +2331,7 @@
               </w:rPr>
             </w:pPr>
             <w:r>
-              <w:t>00:00</w:t>
+              <w:t>00:00:00</w:t>
             </w:r>
           </w:p>
         </w:tc>
@@ -2946,25 +2952,13 @@
               <w:br/>
             </w:r>
             <w:r>
-              <w:t xml:space="preserve">{% if </w:t>
-            </w:r>
-            <w:r>
-              <w:rPr>
-                <w:lang w:val="en-US"/>
-              </w:rPr>
-              <w:t>template_dict.file_open.comments</w:t>
-            </w:r>
-            <w:r>
-              <w:t xml:space="preserve"> |length &gt; 0</w:t>
-            </w:r>
-            <w:r>
-              <w:t xml:space="preserve"> %}</w:t>
-            </w:r>
-            <w:r>
-              <w:rPr>
-                <w:lang w:val="en-US"/>
-              </w:rPr>
-              <w:t>{% for item in template_dict.file_open.comments %}</w:t>
+              <w:t xml:space="preserve">{% if template_dict.file_open.comments |length &gt; 0 and template_dict.file_open.comments |length &lt; </w:t>
+            </w:r>
+            <w:r>
+              <w:t>50</w:t>
+            </w:r>
+            <w:r>
+              <w:t xml:space="preserve"> %}{% for item in template_dict.file_open.comments %}</w:t>
             </w:r>
           </w:p>
           <w:p>
@@ -2986,11 +2980,11 @@
             </w:r>
           </w:p>
           <w:p>
-            <w:pPr>
-              <w:rPr>
-                <w:lang w:val="en-US"/>
-              </w:rPr>
-            </w:pPr>
+            <w:r>
+              <w:t>{% elif template_dict.file_open.comments |length &gt;= 50 %}(See the corrupted_files.txt)</w:t>
+            </w:r>
+          </w:p>
+          <w:p>
             <w:r>
               <w:t>{% else %}(NONE){% endif %}</w:t>
             </w:r>
@@ -3015,25 +3009,13 @@
               <w:br/>
             </w:r>
             <w:r>
-              <w:t xml:space="preserve">{% if </w:t>
-            </w:r>
-            <w:r>
-              <w:rPr>
-                <w:lang w:val="en-US"/>
-              </w:rPr>
-              <w:t>template_dict.file_open.not_checked</w:t>
-            </w:r>
-            <w:r>
-              <w:t xml:space="preserve"> |length &gt; 0</w:t>
-            </w:r>
-            <w:r>
-              <w:t xml:space="preserve"> %}</w:t>
-            </w:r>
-            <w:r>
-              <w:rPr>
-                <w:lang w:val="en-US"/>
-              </w:rPr>
-              <w:t>{% for item in template_dict.file_open.not_checked %}</w:t>
+              <w:t xml:space="preserve">{% if template_dict.file_open.not_checked |length &gt; 0 and template_dict.file_open.not_checked |length &lt; </w:t>
+            </w:r>
+            <w:r>
+              <w:t>50</w:t>
+            </w:r>
+            <w:r>
+              <w:t xml:space="preserve"> %}{% for item in template_dict.file_open.not_checked %}</w:t>
             </w:r>
           </w:p>
           <w:p>
@@ -3061,7 +3043,7 @@
               </w:rPr>
             </w:pPr>
             <w:r>
-              <w:t>{% else %}(NONE){% endif %}</w:t>
+              <w:t>{% elif template_dict.file_open.not_checked |length &gt;= 2 %}(See the unchecked_file_list.txt){% else %}(NONE){% endif %}</w:t>
             </w:r>
           </w:p>
         </w:tc>
@@ -3120,7 +3102,7 @@
               </w:rPr>
             </w:pPr>
             <w:r>
-              <w:t>00:00</w:t>
+              <w:t>00:00:00</w:t>
             </w:r>
           </w:p>
         </w:tc>
@@ -3190,7 +3172,7 @@
                 <w:bCs/>
                 <w:lang w:val="en-US"/>
               </w:rPr>
-              <w:t>Are all files free of the following special characters (</w:t>
+              <w:t xml:space="preserve">Are all files free of the following special </w:t>
             </w:r>
             <w:r>
               <w:rPr>
@@ -3198,7 +3180,8 @@
                 <w:bCs/>
                 <w:lang w:val="en-US"/>
               </w:rPr>
-              <w:t>&lt;&gt;:"/\|?*</w:t>
+              <w:lastRenderedPageBreak/>
+              <w:t>characters (</w:t>
             </w:r>
             <w:r>
               <w:rPr>
@@ -3206,6 +3189,14 @@
                 <w:bCs/>
                 <w:lang w:val="en-US"/>
               </w:rPr>
+              <w:t>&lt;&gt;:"/\|?*</w:t>
+            </w:r>
+            <w:r>
+              <w:rPr>
+                <w:b/>
+                <w:bCs/>
+                <w:lang w:val="en-US"/>
+              </w:rPr>
               <w:t>,@$~)?</w:t>
             </w:r>
           </w:p>
@@ -3237,6 +3228,7 @@
               <w:rPr>
                 <w:lang w:val="en-US"/>
               </w:rPr>
+              <w:lastRenderedPageBreak/>
               <w:t>Python scripted.</w:t>
             </w:r>
           </w:p>
@@ -3393,7 +3385,6 @@
               <w:bottom w:w="100" w:type="dxa"/>
               <w:right w:w="100" w:type="dxa"/>
             </w:tcMar>
-            <w:hideMark/>
           </w:tcPr>
           <w:p>
             <w:pPr>
@@ -3415,25 +3406,11 @@
               <w:br/>
             </w:r>
             <w:r>
-              <w:t>{% if template_dict.restricted_files.comment</w:t>
-            </w:r>
-            <w:r>
-              <w:rPr>
-                <w:rFonts w:hint="eastAsia"/>
-              </w:rPr>
-              <w:t>s</w:t>
-            </w:r>
-            <w:r>
-              <w:t>|length &gt; 0</w:t>
-            </w:r>
-            <w:r>
-              <w:t xml:space="preserve"> %}</w:t>
-            </w:r>
-            <w:r>
-              <w:rPr>
-                <w:lang w:val="en-US"/>
-              </w:rPr>
-              <w:t>{% for item in template_dict.special_characters.comments %}</w:t>
+              <w:t xml:space="preserve">{% if template_dict.restricted_files.comments|length &gt; 0 and </w:t>
+            </w:r>
+            <w:r>
+              <w:lastRenderedPageBreak/>
+              <w:t>template_dict.restricted_files.comments|length &lt; 50 %}{% for item in template_dict.special_characters.comments %}</w:t>
             </w:r>
           </w:p>
           <w:p>
@@ -3441,7 +3418,7 @@
               <w:pStyle w:val="ListParagraph"/>
               <w:numPr>
                 <w:ilvl w:val="0"/>
-                <w:numId w:val="25"/>
+                <w:numId w:val="34"/>
               </w:numPr>
             </w:pPr>
             <w:r>
@@ -3452,48 +3429,57 @@
             </w:r>
           </w:p>
           <w:p>
-            <w:pPr>
-              <w:pStyle w:val="ListParagraph"/>
-              <w:numPr>
-                <w:ilvl w:val="0"/>
-                <w:numId w:val="25"/>
-              </w:numPr>
-              <w:rPr>
-                <w:lang w:val="en-US"/>
-              </w:rPr>
-            </w:pPr>
+            <w:r>
+              <w:t>{% elif template_dict.restricted_files.comments|length &gt;= 50 %}(See the special_characters.txt)</w:t>
+            </w:r>
+          </w:p>
+          <w:p>
             <w:r>
               <w:t>{% else %}(NONE){% endif %}</w:t>
             </w:r>
           </w:p>
-        </w:tc>
-        <w:tc>
-          <w:tcPr>
-            <w:tcW w:w="0" w:type="auto"/>
-            <w:tcBorders>
-              <w:top w:val="single" w:sz="8" w:space="0" w:color="000000"/>
-              <w:left w:val="single" w:sz="8" w:space="0" w:color="000000"/>
-              <w:bottom w:val="single" w:sz="8" w:space="0" w:color="000000"/>
-              <w:right w:val="single" w:sz="8" w:space="0" w:color="000000"/>
-            </w:tcBorders>
-            <w:tcMar>
-              <w:top w:w="100" w:type="dxa"/>
-              <w:left w:w="100" w:type="dxa"/>
-              <w:bottom w:w="100" w:type="dxa"/>
-              <w:right w:w="100" w:type="dxa"/>
-            </w:tcMar>
-            <w:hideMark/>
-          </w:tcPr>
-          <w:p>
-            <w:pPr>
-              <w:rPr>
-                <w:lang w:val="en-US"/>
-              </w:rPr>
-            </w:pPr>
-            <w:r>
-              <w:rPr>
-                <w:lang w:val="en-US"/>
-              </w:rPr>
+          <w:p>
+            <w:pPr>
+              <w:rPr>
+                <w:lang w:val="en-US"/>
+              </w:rPr>
+            </w:pPr>
+            <w:r>
+              <w:rPr>
+                <w:u w:val="single"/>
+              </w:rPr>
+              <w:t>Curator’s comments:</w:t>
+            </w:r>
+          </w:p>
+        </w:tc>
+        <w:tc>
+          <w:tcPr>
+            <w:tcW w:w="0" w:type="auto"/>
+            <w:tcBorders>
+              <w:top w:val="single" w:sz="8" w:space="0" w:color="000000"/>
+              <w:left w:val="single" w:sz="8" w:space="0" w:color="000000"/>
+              <w:bottom w:val="single" w:sz="8" w:space="0" w:color="000000"/>
+              <w:right w:val="single" w:sz="8" w:space="0" w:color="000000"/>
+            </w:tcBorders>
+            <w:tcMar>
+              <w:top w:w="100" w:type="dxa"/>
+              <w:left w:w="100" w:type="dxa"/>
+              <w:bottom w:w="100" w:type="dxa"/>
+              <w:right w:w="100" w:type="dxa"/>
+            </w:tcMar>
+            <w:hideMark/>
+          </w:tcPr>
+          <w:p>
+            <w:pPr>
+              <w:rPr>
+                <w:lang w:val="en-US"/>
+              </w:rPr>
+            </w:pPr>
+            <w:r>
+              <w:rPr>
+                <w:lang w:val="en-US"/>
+              </w:rPr>
+              <w:lastRenderedPageBreak/>
               <w:t>Recommend</w:t>
             </w:r>
           </w:p>
@@ -3522,7 +3508,7 @@
               </w:rPr>
             </w:pPr>
             <w:r>
-              <w:t>00:00</w:t>
+              <w:t>00:00:00</w:t>
             </w:r>
           </w:p>
         </w:tc>
@@ -3638,45 +3624,37 @@
               <w:rPr>
                 <w:lang w:val="en-US"/>
               </w:rPr>
-              <w:t xml:space="preserve">Not all the files require a file extension (e.g. a </w:t>
-            </w:r>
-            <w:r>
-              <w:rPr>
-                <w:lang w:val="en-US"/>
-              </w:rPr>
-              <w:lastRenderedPageBreak/>
-              <w:t>README file can either be ‘README’ or ‘README.md’). Curator needs to check on a case-by-case basis.</w:t>
-            </w:r>
-          </w:p>
-        </w:tc>
-        <w:tc>
-          <w:tcPr>
-            <w:tcW w:w="0" w:type="auto"/>
-            <w:tcBorders>
-              <w:top w:val="single" w:sz="8" w:space="0" w:color="000000"/>
-              <w:left w:val="single" w:sz="8" w:space="0" w:color="000000"/>
-              <w:bottom w:val="single" w:sz="8" w:space="0" w:color="000000"/>
-              <w:right w:val="single" w:sz="8" w:space="0" w:color="000000"/>
-            </w:tcBorders>
-            <w:tcMar>
-              <w:top w:w="100" w:type="dxa"/>
-              <w:left w:w="100" w:type="dxa"/>
-              <w:bottom w:w="100" w:type="dxa"/>
-              <w:right w:w="100" w:type="dxa"/>
-            </w:tcMar>
-            <w:hideMark/>
-          </w:tcPr>
-          <w:p>
-            <w:pPr>
-              <w:rPr>
-                <w:lang w:val="en-US"/>
-              </w:rPr>
-            </w:pPr>
-            <w:r>
-              <w:rPr>
-                <w:lang w:val="en-US"/>
-              </w:rPr>
-              <w:lastRenderedPageBreak/>
+              <w:t>Not all the files require a file extension (e.g. a README file can either be ‘README’ or ‘README.md’). Curator needs to check on a case-by-case basis.</w:t>
+            </w:r>
+          </w:p>
+        </w:tc>
+        <w:tc>
+          <w:tcPr>
+            <w:tcW w:w="0" w:type="auto"/>
+            <w:tcBorders>
+              <w:top w:val="single" w:sz="8" w:space="0" w:color="000000"/>
+              <w:left w:val="single" w:sz="8" w:space="0" w:color="000000"/>
+              <w:bottom w:val="single" w:sz="8" w:space="0" w:color="000000"/>
+              <w:right w:val="single" w:sz="8" w:space="0" w:color="000000"/>
+            </w:tcBorders>
+            <w:tcMar>
+              <w:top w:w="100" w:type="dxa"/>
+              <w:left w:w="100" w:type="dxa"/>
+              <w:bottom w:w="100" w:type="dxa"/>
+              <w:right w:w="100" w:type="dxa"/>
+            </w:tcMar>
+            <w:hideMark/>
+          </w:tcPr>
+          <w:p>
+            <w:pPr>
+              <w:rPr>
+                <w:lang w:val="en-US"/>
+              </w:rPr>
+            </w:pPr>
+            <w:r>
+              <w:rPr>
+                <w:lang w:val="en-US"/>
+              </w:rPr>
               <w:t>{% if template_dict.</w:t>
             </w:r>
             <w:r>
@@ -3828,7 +3806,6 @@
               <w:bottom w:w="100" w:type="dxa"/>
               <w:right w:w="100" w:type="dxa"/>
             </w:tcMar>
-            <w:hideMark/>
           </w:tcPr>
           <w:p>
             <w:pPr>
@@ -3850,25 +3827,7 @@
               <w:br/>
             </w:r>
             <w:r>
-              <w:t xml:space="preserve">{% if </w:t>
-            </w:r>
-            <w:r>
-              <w:rPr>
-                <w:lang w:val="en-US"/>
-              </w:rPr>
-              <w:t>template_dict.file_ext.comments</w:t>
-            </w:r>
-            <w:r>
-              <w:t xml:space="preserve"> |length &gt; 0</w:t>
-            </w:r>
-            <w:r>
-              <w:t xml:space="preserve"> %}</w:t>
-            </w:r>
-            <w:r>
-              <w:rPr>
-                <w:lang w:val="en-US"/>
-              </w:rPr>
-              <w:t>{% for item in template_dict.file_ext.comments %}</w:t>
+              <w:t>{% if template_dict.file_ext.comments |length &gt; 0 and template_dict.file_ext.comments |length &lt; 50 %}{% for item in template_dict.file_ext.comments %}</w:t>
             </w:r>
           </w:p>
           <w:p>
@@ -3876,7 +3835,7 @@
               <w:pStyle w:val="ListParagraph"/>
               <w:numPr>
                 <w:ilvl w:val="0"/>
-                <w:numId w:val="26"/>
+                <w:numId w:val="35"/>
               </w:numPr>
               <w:spacing w:line="256" w:lineRule="auto"/>
             </w:pPr>
@@ -3892,45 +3851,55 @@
               <w:spacing w:line="256" w:lineRule="auto"/>
             </w:pPr>
             <w:r>
-              <w:lastRenderedPageBreak/>
-              <w:t>{% else %}(</w:t>
-            </w:r>
-            <w:r>
-              <w:t>NO README FILE FOUND</w:t>
-            </w:r>
-            <w:r>
-              <w:t>){% endif %}</w:t>
-            </w:r>
-          </w:p>
-        </w:tc>
-        <w:tc>
-          <w:tcPr>
-            <w:tcW w:w="0" w:type="auto"/>
-            <w:tcBorders>
-              <w:top w:val="single" w:sz="8" w:space="0" w:color="000000"/>
-              <w:left w:val="single" w:sz="8" w:space="0" w:color="000000"/>
-              <w:bottom w:val="single" w:sz="8" w:space="0" w:color="000000"/>
-              <w:right w:val="single" w:sz="8" w:space="0" w:color="000000"/>
-            </w:tcBorders>
-            <w:tcMar>
-              <w:top w:w="100" w:type="dxa"/>
-              <w:left w:w="100" w:type="dxa"/>
-              <w:bottom w:w="100" w:type="dxa"/>
-              <w:right w:w="100" w:type="dxa"/>
-            </w:tcMar>
-            <w:hideMark/>
-          </w:tcPr>
-          <w:p>
-            <w:pPr>
-              <w:rPr>
-                <w:lang w:val="en-US"/>
-              </w:rPr>
-            </w:pPr>
-            <w:r>
-              <w:rPr>
-                <w:lang w:val="en-US"/>
-              </w:rPr>
-              <w:lastRenderedPageBreak/>
+              <w:t>{% elif template_dict.file_ext.comments |length &gt;= 50 %}(See the no_file_extension.txt) {% else %}(NONE){% endif %}</w:t>
+            </w:r>
+          </w:p>
+          <w:p>
+            <w:pPr>
+              <w:rPr>
+                <w:u w:val="single"/>
+              </w:rPr>
+            </w:pPr>
+            <w:r>
+              <w:rPr>
+                <w:u w:val="single"/>
+              </w:rPr>
+              <w:t>Curator’s comments:</w:t>
+            </w:r>
+          </w:p>
+          <w:p>
+            <w:pPr>
+              <w:spacing w:line="256" w:lineRule="auto"/>
+            </w:pPr>
+          </w:p>
+        </w:tc>
+        <w:tc>
+          <w:tcPr>
+            <w:tcW w:w="0" w:type="auto"/>
+            <w:tcBorders>
+              <w:top w:val="single" w:sz="8" w:space="0" w:color="000000"/>
+              <w:left w:val="single" w:sz="8" w:space="0" w:color="000000"/>
+              <w:bottom w:val="single" w:sz="8" w:space="0" w:color="000000"/>
+              <w:right w:val="single" w:sz="8" w:space="0" w:color="000000"/>
+            </w:tcBorders>
+            <w:tcMar>
+              <w:top w:w="100" w:type="dxa"/>
+              <w:left w:w="100" w:type="dxa"/>
+              <w:bottom w:w="100" w:type="dxa"/>
+              <w:right w:w="100" w:type="dxa"/>
+            </w:tcMar>
+            <w:hideMark/>
+          </w:tcPr>
+          <w:p>
+            <w:pPr>
+              <w:rPr>
+                <w:lang w:val="en-US"/>
+              </w:rPr>
+            </w:pPr>
+            <w:r>
+              <w:rPr>
+                <w:lang w:val="en-US"/>
+              </w:rPr>
               <w:t>Require</w:t>
             </w:r>
           </w:p>
@@ -3959,7 +3928,7 @@
               </w:rPr>
             </w:pPr>
             <w:r>
-              <w:t>00:00</w:t>
+              <w:t>00:00:00</w:t>
             </w:r>
           </w:p>
         </w:tc>
@@ -4204,7 +4173,6 @@
               <w:bottom w:w="100" w:type="dxa"/>
               <w:right w:w="100" w:type="dxa"/>
             </w:tcMar>
-            <w:hideMark/>
           </w:tcPr>
           <w:p>
             <w:pPr>
@@ -4226,56 +4194,14 @@
               <w:br/>
             </w:r>
             <w:r>
-              <w:t xml:space="preserve">{% if </w:t>
-            </w:r>
-            <w:r>
-              <w:rPr>
-                <w:lang w:val="en-US"/>
-              </w:rPr>
-              <w:t>template_dict.</w:t>
-            </w:r>
-            <w:r>
-              <w:rPr>
-                <w:lang w:val="en-US"/>
-              </w:rPr>
-              <w:t>common_file_format</w:t>
-            </w:r>
-            <w:r>
-              <w:rPr>
-                <w:lang w:val="en-US"/>
-              </w:rPr>
-              <w:t>.comments</w:t>
-            </w:r>
-            <w:r>
-              <w:t>|length &gt; 0</w:t>
-            </w:r>
-            <w:r>
-              <w:t xml:space="preserve"> %}</w:t>
-            </w:r>
-            <w:r>
-              <w:rPr>
-                <w:lang w:val="en-US"/>
-              </w:rPr>
-              <w:t>{% for item in template_dict.</w:t>
-            </w:r>
-            <w:r>
-              <w:rPr>
-                <w:lang w:val="en-US"/>
-              </w:rPr>
-              <w:t>common_file_format</w:t>
-            </w:r>
-            <w:r>
-              <w:rPr>
-                <w:lang w:val="en-US"/>
-              </w:rPr>
-              <w:t>.comments %}</w:t>
+              <w:t>{% if template_dict.common_file_format.comments|length &gt; 0 and template_dict.common_file_format.comments|length &lt; 50 %}{% for item in template_dict.common_file_format.comments %}</w:t>
             </w:r>
           </w:p>
           <w:p>
             <w:pPr>
               <w:numPr>
                 <w:ilvl w:val="0"/>
-                <w:numId w:val="32"/>
+                <w:numId w:val="36"/>
               </w:numPr>
             </w:pPr>
             <w:r>
@@ -4299,6 +4225,12 @@
             </w:r>
           </w:p>
           <w:p>
+            <w:r>
+              <w:lastRenderedPageBreak/>
+              <w:t>{% elif template_dict.common_file_format.comments|length &gt;= 50 %}(See the uncommon_file_extension.txt)</w:t>
+            </w:r>
+          </w:p>
+          <w:p>
             <w:pPr>
               <w:rPr>
                 <w:lang w:val="en-US"/>
@@ -4336,6 +4268,7 @@
               <w:rPr>
                 <w:lang w:val="en-US"/>
               </w:rPr>
+              <w:lastRenderedPageBreak/>
               <w:t>Info</w:t>
             </w:r>
           </w:p>
@@ -4364,7 +4297,7 @@
               </w:rPr>
             </w:pPr>
             <w:r>
-              <w:t>00:00</w:t>
+              <w:t>00:00:00</w:t>
             </w:r>
           </w:p>
         </w:tc>
@@ -4611,19 +4544,16 @@
               <w:bottom w:w="100" w:type="dxa"/>
               <w:right w:w="100" w:type="dxa"/>
             </w:tcMar>
-            <w:hideMark/>
           </w:tcPr>
           <w:p>
             <w:pPr>
               <w:rPr>
                 <w:u w:val="single"/>
-                <w:lang w:val="en-US"/>
               </w:rPr>
             </w:pPr>
             <w:r>
               <w:rPr>
                 <w:u w:val="single"/>
-                <w:lang w:val="en-US"/>
               </w:rPr>
               <w:t>List the uncommon file format that has additional documentation:</w:t>
             </w:r>
@@ -4632,24 +4562,15 @@
             <w:pPr>
               <w:numPr>
                 <w:ilvl w:val="0"/>
-                <w:numId w:val="9"/>
+                <w:numId w:val="40"/>
               </w:numPr>
-              <w:rPr>
-                <w:lang w:val="en-US"/>
-              </w:rPr>
-            </w:pPr>
-          </w:p>
-          <w:p>
-            <w:pPr>
-              <w:rPr>
-                <w:lang w:val="en-US"/>
-              </w:rPr>
-            </w:pPr>
-          </w:p>
-          <w:p>
-            <w:pPr>
-              <w:rPr>
-                <w:lang w:val="en-US"/>
+            </w:pPr>
+          </w:p>
+          <w:p/>
+          <w:p>
+            <w:pPr>
+              <w:rPr>
+                <w:u w:val="single"/>
               </w:rPr>
             </w:pPr>
             <w:r>
@@ -4663,12 +4584,29 @@
             <w:pPr>
               <w:numPr>
                 <w:ilvl w:val="0"/>
-                <w:numId w:val="10"/>
+                <w:numId w:val="41"/>
               </w:numPr>
-              <w:rPr>
-                <w:lang w:val="en-US"/>
-              </w:rPr>
-            </w:pPr>
+            </w:pPr>
+          </w:p>
+          <w:p>
+            <w:pPr>
+              <w:rPr>
+                <w:u w:val="single"/>
+              </w:rPr>
+            </w:pPr>
+          </w:p>
+          <w:p>
+            <w:pPr>
+              <w:rPr>
+                <w:lang w:val="en-US"/>
+              </w:rPr>
+            </w:pPr>
+            <w:r>
+              <w:rPr>
+                <w:u w:val="single"/>
+              </w:rPr>
+              <w:t>Curator’s comments:</w:t>
+            </w:r>
           </w:p>
         </w:tc>
         <w:tc>
@@ -4726,7 +4664,7 @@
               </w:rPr>
             </w:pPr>
             <w:r>
-              <w:t>00:00</w:t>
+              <w:t>00:00:00</w:t>
             </w:r>
           </w:p>
         </w:tc>
@@ -4765,7 +4703,6 @@
                 <w:bCs/>
                 <w:lang w:val="en-US"/>
               </w:rPr>
-              <w:lastRenderedPageBreak/>
               <w:t>3.0</w:t>
             </w:r>
           </w:p>
@@ -5478,7 +5415,7 @@
               </w:rPr>
             </w:pPr>
             <w:r>
-              <w:t>00:00</w:t>
+              <w:t>00:00:00</w:t>
             </w:r>
           </w:p>
         </w:tc>
@@ -5517,6 +5454,7 @@
                 <w:bCs/>
                 <w:lang w:val="en-US"/>
               </w:rPr>
+              <w:lastRenderedPageBreak/>
               <w:t>4.0</w:t>
             </w:r>
           </w:p>
@@ -6051,14 +5989,7 @@
               <w:rPr>
                 <w:lang w:val="en-US"/>
               </w:rPr>
-              <w:t>Note that the automated process might flag wrongly (such as acronyms/specia</w:t>
-            </w:r>
-            <w:r>
-              <w:rPr>
-                <w:lang w:val="en-US"/>
-              </w:rPr>
-              <w:lastRenderedPageBreak/>
-              <w:t>lized terms. Delete the items from the list accordingly.</w:t>
+              <w:t>Note that the automated process might flag wrongly (such as acronyms/specialized terms. Delete the items from the list accordingly.</w:t>
             </w:r>
           </w:p>
         </w:tc>
@@ -6353,7 +6284,7 @@
               </w:rPr>
             </w:pPr>
             <w:r>
-              <w:t>00:00</w:t>
+              <w:t>00:00:00</w:t>
             </w:r>
           </w:p>
         </w:tc>
@@ -6767,7 +6698,7 @@
               </w:rPr>
             </w:pPr>
             <w:r>
-              <w:t>00:00</w:t>
+              <w:t>00:00:00</w:t>
             </w:r>
           </w:p>
         </w:tc>
@@ -6805,6 +6736,7 @@
                 <w:bCs/>
                 <w:lang w:val="en-US"/>
               </w:rPr>
+              <w:lastRenderedPageBreak/>
               <w:t>4.3</w:t>
             </w:r>
             <w:r>
@@ -7106,7 +7038,7 @@
               </w:rPr>
             </w:pPr>
             <w:r>
-              <w:t>00:00</w:t>
+              <w:t>00:00:00</w:t>
             </w:r>
           </w:p>
         </w:tc>
@@ -7457,7 +7389,7 @@
               </w:rPr>
             </w:pPr>
             <w:r>
-              <w:t>00:00</w:t>
+              <w:t>00:00:00</w:t>
             </w:r>
           </w:p>
         </w:tc>
@@ -7581,16 +7513,18 @@
           <w:p>
             <w:pPr>
               <w:rPr>
-                <w:lang w:val="en-US"/>
-              </w:rPr>
-            </w:pPr>
-            <w:r>
-              <w:rPr>
                 <w:b/>
                 <w:bCs/>
                 <w:lang w:val="en-US"/>
               </w:rPr>
-              <w:t>Yes</w:t>
+            </w:pPr>
+            <w:r>
+              <w:rPr>
+                <w:b/>
+                <w:bCs/>
+                <w:lang w:val="en-US"/>
+              </w:rPr>
+              <w:t>P</w:t>
             </w:r>
           </w:p>
         </w:tc>
@@ -7875,16 +7809,7 @@
                 <w:bCs/>
                 <w:lang w:val="en-US"/>
               </w:rPr>
-              <w:t xml:space="preserve">Does the dataset </w:t>
-            </w:r>
-            <w:r>
-              <w:rPr>
-                <w:b/>
-                <w:bCs/>
-                <w:lang w:val="en-US"/>
-              </w:rPr>
-              <w:lastRenderedPageBreak/>
-              <w:t>contain any obvious sensitivity issues, such as direct identifiers?</w:t>
+              <w:t>Does the dataset contain any obvious sensitivity issues, such as direct identifiers?</w:t>
             </w:r>
             <w:r>
               <w:rPr>
@@ -7928,15 +7853,7 @@
               <w:rPr>
                 <w:lang w:val="en-US"/>
               </w:rPr>
-              <w:lastRenderedPageBreak/>
-              <w:t>Review documen</w:t>
-            </w:r>
-            <w:r>
-              <w:rPr>
-                <w:lang w:val="en-US"/>
-              </w:rPr>
-              <w:lastRenderedPageBreak/>
-              <w:t>tation and file names and see if there are any that should be opened and reviewed (e.g. if a file is named “participant survey”, etc.) </w:t>
+              <w:t>Review documentation and file names and see if there are any that should be opened and reviewed (e.g. if a file is named “participant survey”, etc.) </w:t>
             </w:r>
           </w:p>
           <w:p>
@@ -7953,7 +7870,14 @@
               <w:rPr>
                 <w:lang w:val="en-US"/>
               </w:rPr>
-              <w:t>Review description, notes, and terms of access metadata fields.</w:t>
+              <w:t xml:space="preserve">Review description, </w:t>
+            </w:r>
+            <w:r>
+              <w:rPr>
+                <w:lang w:val="en-US"/>
+              </w:rPr>
+              <w:lastRenderedPageBreak/>
+              <w:t>notes, and terms of access metadata fields.</w:t>
             </w:r>
           </w:p>
           <w:p>
@@ -7981,11 +7905,7 @@
               </w:numPr>
             </w:pPr>
             <w:r>
-              <w:t>Social Security Number</w:t>
-            </w:r>
-            <w:r>
-              <w:lastRenderedPageBreak/>
-              <w:t>s (SSNs)</w:t>
+              <w:t>Social Security Numbers (SSNs)</w:t>
             </w:r>
           </w:p>
           <w:p>
@@ -7996,7 +7916,11 @@
               </w:numPr>
             </w:pPr>
             <w:r>
-              <w:t>Canadian Social Insurance Number (SINs)</w:t>
+              <w:t>Canadian Social Insuran</w:t>
+            </w:r>
+            <w:r>
+              <w:lastRenderedPageBreak/>
+              <w:t>ce Number (SINs)</w:t>
             </w:r>
           </w:p>
           <w:p>
@@ -8018,7 +7942,6 @@
               </w:numPr>
             </w:pPr>
             <w:r>
-              <w:lastRenderedPageBreak/>
               <w:t>Email addresses</w:t>
             </w:r>
           </w:p>
@@ -8030,7 +7953,11 @@
               </w:numPr>
             </w:pPr>
             <w:r>
-              <w:t>Phone numbers</w:t>
+              <w:t>Phone numb</w:t>
+            </w:r>
+            <w:r>
+              <w:lastRenderedPageBreak/>
+              <w:t>ers</w:t>
             </w:r>
           </w:p>
           <w:p>
@@ -8273,7 +8200,6 @@
               <w:rPr>
                 <w:lang w:val="en-US"/>
               </w:rPr>
-              <w:lastRenderedPageBreak/>
               <w:t>Require</w:t>
             </w:r>
           </w:p>
@@ -8302,7 +8228,7 @@
               </w:rPr>
             </w:pPr>
             <w:r>
-              <w:t>00:00</w:t>
+              <w:t>00:00:00</w:t>
             </w:r>
           </w:p>
         </w:tc>
@@ -8374,16 +8300,7 @@
                 <w:bCs/>
                 <w:lang w:val="en-US"/>
               </w:rPr>
-              <w:t xml:space="preserve">If something is flagged in the sensitive data </w:t>
-            </w:r>
-            <w:r>
-              <w:rPr>
-                <w:b/>
-                <w:bCs/>
-                <w:lang w:val="en-US"/>
-              </w:rPr>
-              <w:lastRenderedPageBreak/>
-              <w:t>review, does the depositor have REB approval to share the dataset?</w:t>
+              <w:t>If something is flagged in the sensitive data review, does the depositor have REB approval to share the dataset?</w:t>
             </w:r>
           </w:p>
         </w:tc>
@@ -8418,15 +8335,7 @@
               <w:rPr>
                 <w:lang w:val="en-US"/>
               </w:rPr>
-              <w:lastRenderedPageBreak/>
-              <w:t xml:space="preserve">If something is flagged in the sensitive </w:t>
-            </w:r>
-            <w:r>
-              <w:rPr>
-                <w:lang w:val="en-US"/>
-              </w:rPr>
-              <w:lastRenderedPageBreak/>
-              <w:t>data review (see question above), check the intake form to confirm information about their REB status.</w:t>
+              <w:t>If something is flagged in the sensitive data review (see question above), check the intake form to confirm information about their REB status.</w:t>
             </w:r>
           </w:p>
         </w:tc>
@@ -8642,7 +8551,7 @@
               </w:rPr>
             </w:pPr>
             <w:r>
-              <w:t>00:00</w:t>
+              <w:t>00:00:00</w:t>
             </w:r>
           </w:p>
         </w:tc>
@@ -8713,37 +8622,47 @@
                 <w:bCs/>
                 <w:lang w:val="en-US"/>
               </w:rPr>
-              <w:t>Has the depositor assigned an appropriate license to the dataset?</w:t>
-            </w:r>
-          </w:p>
-        </w:tc>
-        <w:tc>
-          <w:tcPr>
-            <w:tcW w:w="0" w:type="auto"/>
-            <w:tcBorders>
-              <w:top w:val="single" w:sz="8" w:space="0" w:color="000000"/>
-              <w:left w:val="single" w:sz="8" w:space="0" w:color="000000"/>
-              <w:bottom w:val="single" w:sz="8" w:space="0" w:color="000000"/>
-              <w:right w:val="single" w:sz="8" w:space="0" w:color="000000"/>
-            </w:tcBorders>
-            <w:tcMar>
-              <w:top w:w="100" w:type="dxa"/>
-              <w:left w:w="100" w:type="dxa"/>
-              <w:bottom w:w="100" w:type="dxa"/>
-              <w:right w:w="100" w:type="dxa"/>
-            </w:tcMar>
-            <w:hideMark/>
-          </w:tcPr>
-          <w:p>
-            <w:pPr>
-              <w:rPr>
-                <w:lang w:val="en-US"/>
-              </w:rPr>
-            </w:pPr>
-            <w:r>
-              <w:rPr>
-                <w:lang w:val="en-US"/>
-              </w:rPr>
+              <w:t>Has the depositor assigned an appropriat</w:t>
+            </w:r>
+            <w:r>
+              <w:rPr>
+                <w:b/>
+                <w:bCs/>
+                <w:lang w:val="en-US"/>
+              </w:rPr>
+              <w:lastRenderedPageBreak/>
+              <w:t>e license to the dataset?</w:t>
+            </w:r>
+          </w:p>
+        </w:tc>
+        <w:tc>
+          <w:tcPr>
+            <w:tcW w:w="0" w:type="auto"/>
+            <w:tcBorders>
+              <w:top w:val="single" w:sz="8" w:space="0" w:color="000000"/>
+              <w:left w:val="single" w:sz="8" w:space="0" w:color="000000"/>
+              <w:bottom w:val="single" w:sz="8" w:space="0" w:color="000000"/>
+              <w:right w:val="single" w:sz="8" w:space="0" w:color="000000"/>
+            </w:tcBorders>
+            <w:tcMar>
+              <w:top w:w="100" w:type="dxa"/>
+              <w:left w:w="100" w:type="dxa"/>
+              <w:bottom w:w="100" w:type="dxa"/>
+              <w:right w:w="100" w:type="dxa"/>
+            </w:tcMar>
+            <w:hideMark/>
+          </w:tcPr>
+          <w:p>
+            <w:pPr>
+              <w:rPr>
+                <w:lang w:val="en-US"/>
+              </w:rPr>
+            </w:pPr>
+            <w:r>
+              <w:rPr>
+                <w:lang w:val="en-US"/>
+              </w:rPr>
+              <w:lastRenderedPageBreak/>
               <w:t>Python scripted.</w:t>
             </w:r>
           </w:p>
@@ -8761,7 +8680,14 @@
               <w:rPr>
                 <w:lang w:val="en-US"/>
               </w:rPr>
-              <w:t>If the dataset uses CC0 - confirm this is what the depositor wants.</w:t>
+              <w:t xml:space="preserve">If the dataset uses CC0 - confirm </w:t>
+            </w:r>
+            <w:r>
+              <w:rPr>
+                <w:lang w:val="en-US"/>
+              </w:rPr>
+              <w:lastRenderedPageBreak/>
+              <w:t>this is what the depositor wants.</w:t>
             </w:r>
           </w:p>
           <w:p>
@@ -8959,7 +8885,11 @@
               <w:t>|length &gt; 0</w:t>
             </w:r>
             <w:r>
-              <w:t xml:space="preserve"> %} {% for item in template_dict.restricted_files.comments %} </w:t>
+              <w:t xml:space="preserve"> %} {% for item in </w:t>
+            </w:r>
+            <w:r>
+              <w:lastRenderedPageBreak/>
+              <w:t xml:space="preserve">template_dict.restricted_files.comments %} </w:t>
             </w:r>
           </w:p>
           <w:p>
@@ -9064,7 +8994,7 @@
               <w:tblLook w:val="04A0" w:firstRow="1" w:lastRow="0" w:firstColumn="1" w:lastColumn="0" w:noHBand="0" w:noVBand="1"/>
             </w:tblPr>
             <w:tblGrid>
-              <w:gridCol w:w="3885"/>
+              <w:gridCol w:w="3855"/>
             </w:tblGrid>
             <w:tr>
               <w:tc>
@@ -9131,6 +9061,7 @@
               <w:rPr>
                 <w:lang w:val="en-US"/>
               </w:rPr>
+              <w:lastRenderedPageBreak/>
               <w:t>Require</w:t>
             </w:r>
           </w:p>
@@ -9159,7 +9090,7 @@
               </w:rPr>
             </w:pPr>
             <w:r>
-              <w:t>00:00</w:t>
+              <w:t>00:00:00</w:t>
             </w:r>
           </w:p>
         </w:tc>
@@ -9230,47 +9161,37 @@
                 <w:bCs/>
                 <w:lang w:val="en-US"/>
               </w:rPr>
-              <w:t xml:space="preserve">Is the Terms of Access field complete if there </w:t>
-            </w:r>
-            <w:r>
-              <w:rPr>
-                <w:b/>
-                <w:bCs/>
-                <w:lang w:val="en-US"/>
-              </w:rPr>
-              <w:lastRenderedPageBreak/>
-              <w:t>are restricted files in the dataset?</w:t>
-            </w:r>
-          </w:p>
-        </w:tc>
-        <w:tc>
-          <w:tcPr>
-            <w:tcW w:w="0" w:type="auto"/>
-            <w:tcBorders>
-              <w:top w:val="single" w:sz="8" w:space="0" w:color="000000"/>
-              <w:left w:val="single" w:sz="8" w:space="0" w:color="000000"/>
-              <w:bottom w:val="single" w:sz="8" w:space="0" w:color="000000"/>
-              <w:right w:val="single" w:sz="8" w:space="0" w:color="000000"/>
-            </w:tcBorders>
-            <w:tcMar>
-              <w:top w:w="100" w:type="dxa"/>
-              <w:left w:w="100" w:type="dxa"/>
-              <w:bottom w:w="100" w:type="dxa"/>
-              <w:right w:w="100" w:type="dxa"/>
-            </w:tcMar>
-            <w:hideMark/>
-          </w:tcPr>
-          <w:p>
-            <w:pPr>
-              <w:rPr>
-                <w:lang w:val="en-US"/>
-              </w:rPr>
-            </w:pPr>
-            <w:r>
-              <w:rPr>
-                <w:lang w:val="en-US"/>
-              </w:rPr>
-              <w:lastRenderedPageBreak/>
+              <w:t>Is the Terms of Access field complete if there are restricted files in the dataset?</w:t>
+            </w:r>
+          </w:p>
+        </w:tc>
+        <w:tc>
+          <w:tcPr>
+            <w:tcW w:w="0" w:type="auto"/>
+            <w:tcBorders>
+              <w:top w:val="single" w:sz="8" w:space="0" w:color="000000"/>
+              <w:left w:val="single" w:sz="8" w:space="0" w:color="000000"/>
+              <w:bottom w:val="single" w:sz="8" w:space="0" w:color="000000"/>
+              <w:right w:val="single" w:sz="8" w:space="0" w:color="000000"/>
+            </w:tcBorders>
+            <w:tcMar>
+              <w:top w:w="100" w:type="dxa"/>
+              <w:left w:w="100" w:type="dxa"/>
+              <w:bottom w:w="100" w:type="dxa"/>
+              <w:right w:w="100" w:type="dxa"/>
+            </w:tcMar>
+            <w:hideMark/>
+          </w:tcPr>
+          <w:p>
+            <w:pPr>
+              <w:rPr>
+                <w:lang w:val="en-US"/>
+              </w:rPr>
+            </w:pPr>
+            <w:r>
+              <w:rPr>
+                <w:lang w:val="en-US"/>
+              </w:rPr>
               <w:t>Python scripted.</w:t>
             </w:r>
           </w:p>
@@ -9288,14 +9209,7 @@
               <w:rPr>
                 <w:lang w:val="en-US"/>
               </w:rPr>
-              <w:t xml:space="preserve">If there are restricted files and no Terms </w:t>
-            </w:r>
-            <w:r>
-              <w:rPr>
-                <w:lang w:val="en-US"/>
-              </w:rPr>
-              <w:lastRenderedPageBreak/>
-              <w:t>of Access, recommend including terms of access.</w:t>
+              <w:t>If there are restricted files and no Terms of Access, recommend including terms of access.</w:t>
             </w:r>
           </w:p>
           <w:p>
@@ -9344,7 +9258,6 @@
                 <w:rFonts w:hint="eastAsia"/>
                 <w:lang w:val="en-US"/>
               </w:rPr>
-              <w:lastRenderedPageBreak/>
               <w:t xml:space="preserve">{% if </w:t>
             </w:r>
             <w:r>
@@ -9698,7 +9611,7 @@
               <w:tblLook w:val="04A0" w:firstRow="1" w:lastRow="0" w:firstColumn="1" w:lastColumn="0" w:noHBand="0" w:noVBand="1"/>
             </w:tblPr>
             <w:tblGrid>
-              <w:gridCol w:w="3885"/>
+              <w:gridCol w:w="3855"/>
             </w:tblGrid>
             <w:tr>
               <w:tc>
@@ -9721,11 +9634,7 @@
                     <w:t xml:space="preserve"> is not none %}{{ template_dict.terms_license.</w:t>
                   </w:r>
                   <w:r>
-                    <w:t>term</w:t>
-                  </w:r>
-                  <w:r>
-                    <w:lastRenderedPageBreak/>
-                    <w:t>sOfAccess</w:t>
+                    <w:t>termsOfAccess</w:t>
                   </w:r>
                   <w:r>
                     <w:t xml:space="preserve"> }}{% else %}(NONE){% endif %}</w:t>
@@ -9773,7 +9682,6 @@
               <w:rPr>
                 <w:lang w:val="en-US"/>
               </w:rPr>
-              <w:lastRenderedPageBreak/>
               <w:t>Recommend</w:t>
             </w:r>
           </w:p>
@@ -9802,7 +9710,7 @@
               </w:rPr>
             </w:pPr>
             <w:r>
-              <w:t>00:00</w:t>
+              <w:t>00:00:00</w:t>
             </w:r>
           </w:p>
         </w:tc>
@@ -9842,6 +9750,7 @@
                 <w:bCs/>
                 <w:lang w:val="en-US"/>
               </w:rPr>
+              <w:lastRenderedPageBreak/>
               <w:t>5.5</w:t>
             </w:r>
           </w:p>
@@ -10140,7 +10049,7 @@
               </w:rPr>
             </w:pPr>
             <w:r>
-              <w:t>00:00</w:t>
+              <w:t>00:00:00</w:t>
             </w:r>
           </w:p>
         </w:tc>
@@ -12196,6 +12105,119 @@
     </w:lvl>
   </w:abstractNum>
   <w:abstractNum w:abstractNumId="17" w15:restartNumberingAfterBreak="0">
+    <w:nsid w:val="34846B28"/>
+    <w:multiLevelType w:val="multilevel"/>
+    <w:tmpl w:val="6E02A64C"/>
+    <w:lvl w:ilvl="0">
+      <w:start w:val="1"/>
+      <w:numFmt w:val="decimal"/>
+      <w:lvlText w:val="%1."/>
+      <w:lvlJc w:val="left"/>
+      <w:pPr>
+        <w:tabs>
+          <w:tab w:val="num" w:pos="720"/>
+        </w:tabs>
+        <w:ind w:left="720" w:hanging="360"/>
+      </w:pPr>
+    </w:lvl>
+    <w:lvl w:ilvl="1" w:tentative="1">
+      <w:start w:val="1"/>
+      <w:numFmt w:val="decimal"/>
+      <w:lvlText w:val="%2."/>
+      <w:lvlJc w:val="left"/>
+      <w:pPr>
+        <w:tabs>
+          <w:tab w:val="num" w:pos="1440"/>
+        </w:tabs>
+        <w:ind w:left="1440" w:hanging="360"/>
+      </w:pPr>
+    </w:lvl>
+    <w:lvl w:ilvl="2" w:tentative="1">
+      <w:start w:val="1"/>
+      <w:numFmt w:val="decimal"/>
+      <w:lvlText w:val="%3."/>
+      <w:lvlJc w:val="left"/>
+      <w:pPr>
+        <w:tabs>
+          <w:tab w:val="num" w:pos="2160"/>
+        </w:tabs>
+        <w:ind w:left="2160" w:hanging="360"/>
+      </w:pPr>
+    </w:lvl>
+    <w:lvl w:ilvl="3" w:tentative="1">
+      <w:start w:val="1"/>
+      <w:numFmt w:val="decimal"/>
+      <w:lvlText w:val="%4."/>
+      <w:lvlJc w:val="left"/>
+      <w:pPr>
+        <w:tabs>
+          <w:tab w:val="num" w:pos="2880"/>
+        </w:tabs>
+        <w:ind w:left="2880" w:hanging="360"/>
+      </w:pPr>
+    </w:lvl>
+    <w:lvl w:ilvl="4" w:tentative="1">
+      <w:start w:val="1"/>
+      <w:numFmt w:val="decimal"/>
+      <w:lvlText w:val="%5."/>
+      <w:lvlJc w:val="left"/>
+      <w:pPr>
+        <w:tabs>
+          <w:tab w:val="num" w:pos="3600"/>
+        </w:tabs>
+        <w:ind w:left="3600" w:hanging="360"/>
+      </w:pPr>
+    </w:lvl>
+    <w:lvl w:ilvl="5" w:tentative="1">
+      <w:start w:val="1"/>
+      <w:numFmt w:val="decimal"/>
+      <w:lvlText w:val="%6."/>
+      <w:lvlJc w:val="left"/>
+      <w:pPr>
+        <w:tabs>
+          <w:tab w:val="num" w:pos="4320"/>
+        </w:tabs>
+        <w:ind w:left="4320" w:hanging="360"/>
+      </w:pPr>
+    </w:lvl>
+    <w:lvl w:ilvl="6" w:tentative="1">
+      <w:start w:val="1"/>
+      <w:numFmt w:val="decimal"/>
+      <w:lvlText w:val="%7."/>
+      <w:lvlJc w:val="left"/>
+      <w:pPr>
+        <w:tabs>
+          <w:tab w:val="num" w:pos="5040"/>
+        </w:tabs>
+        <w:ind w:left="5040" w:hanging="360"/>
+      </w:pPr>
+    </w:lvl>
+    <w:lvl w:ilvl="7" w:tentative="1">
+      <w:start w:val="1"/>
+      <w:numFmt w:val="decimal"/>
+      <w:lvlText w:val="%8."/>
+      <w:lvlJc w:val="left"/>
+      <w:pPr>
+        <w:tabs>
+          <w:tab w:val="num" w:pos="5760"/>
+        </w:tabs>
+        <w:ind w:left="5760" w:hanging="360"/>
+      </w:pPr>
+    </w:lvl>
+    <w:lvl w:ilvl="8" w:tentative="1">
+      <w:start w:val="1"/>
+      <w:numFmt w:val="decimal"/>
+      <w:lvlText w:val="%9."/>
+      <w:lvlJc w:val="left"/>
+      <w:pPr>
+        <w:tabs>
+          <w:tab w:val="num" w:pos="6480"/>
+        </w:tabs>
+        <w:ind w:left="6480" w:hanging="360"/>
+      </w:pPr>
+    </w:lvl>
+  </w:abstractNum>
+  <w:abstractNum w:abstractNumId="18" w15:restartNumberingAfterBreak="0">
     <w:nsid w:val="371428FE"/>
     <w:multiLevelType w:val="multilevel"/>
     <w:tmpl w:val="B83EAA3E"/>
@@ -12308,7 +12330,7 @@
       </w:pPr>
     </w:lvl>
   </w:abstractNum>
-  <w:abstractNum w:abstractNumId="18" w15:restartNumberingAfterBreak="0">
+  <w:abstractNum w:abstractNumId="19" w15:restartNumberingAfterBreak="0">
     <w:nsid w:val="3AF51956"/>
     <w:multiLevelType w:val="multilevel"/>
     <w:tmpl w:val="71B816E4"/>
@@ -12421,7 +12443,120 @@
       </w:pPr>
     </w:lvl>
   </w:abstractNum>
-  <w:abstractNum w:abstractNumId="19" w15:restartNumberingAfterBreak="0">
+  <w:abstractNum w:abstractNumId="20" w15:restartNumberingAfterBreak="0">
+    <w:nsid w:val="3B1C7325"/>
+    <w:multiLevelType w:val="multilevel"/>
+    <w:tmpl w:val="C99876E8"/>
+    <w:lvl w:ilvl="0">
+      <w:start w:val="1"/>
+      <w:numFmt w:val="decimal"/>
+      <w:lvlText w:val="%1."/>
+      <w:lvlJc w:val="left"/>
+      <w:pPr>
+        <w:tabs>
+          <w:tab w:val="num" w:pos="720"/>
+        </w:tabs>
+        <w:ind w:left="720" w:hanging="360"/>
+      </w:pPr>
+    </w:lvl>
+    <w:lvl w:ilvl="1" w:tentative="1">
+      <w:start w:val="1"/>
+      <w:numFmt w:val="decimal"/>
+      <w:lvlText w:val="%2."/>
+      <w:lvlJc w:val="left"/>
+      <w:pPr>
+        <w:tabs>
+          <w:tab w:val="num" w:pos="1440"/>
+        </w:tabs>
+        <w:ind w:left="1440" w:hanging="360"/>
+      </w:pPr>
+    </w:lvl>
+    <w:lvl w:ilvl="2" w:tentative="1">
+      <w:start w:val="1"/>
+      <w:numFmt w:val="decimal"/>
+      <w:lvlText w:val="%3."/>
+      <w:lvlJc w:val="left"/>
+      <w:pPr>
+        <w:tabs>
+          <w:tab w:val="num" w:pos="2160"/>
+        </w:tabs>
+        <w:ind w:left="2160" w:hanging="360"/>
+      </w:pPr>
+    </w:lvl>
+    <w:lvl w:ilvl="3" w:tentative="1">
+      <w:start w:val="1"/>
+      <w:numFmt w:val="decimal"/>
+      <w:lvlText w:val="%4."/>
+      <w:lvlJc w:val="left"/>
+      <w:pPr>
+        <w:tabs>
+          <w:tab w:val="num" w:pos="2880"/>
+        </w:tabs>
+        <w:ind w:left="2880" w:hanging="360"/>
+      </w:pPr>
+    </w:lvl>
+    <w:lvl w:ilvl="4" w:tentative="1">
+      <w:start w:val="1"/>
+      <w:numFmt w:val="decimal"/>
+      <w:lvlText w:val="%5."/>
+      <w:lvlJc w:val="left"/>
+      <w:pPr>
+        <w:tabs>
+          <w:tab w:val="num" w:pos="3600"/>
+        </w:tabs>
+        <w:ind w:left="3600" w:hanging="360"/>
+      </w:pPr>
+    </w:lvl>
+    <w:lvl w:ilvl="5" w:tentative="1">
+      <w:start w:val="1"/>
+      <w:numFmt w:val="decimal"/>
+      <w:lvlText w:val="%6."/>
+      <w:lvlJc w:val="left"/>
+      <w:pPr>
+        <w:tabs>
+          <w:tab w:val="num" w:pos="4320"/>
+        </w:tabs>
+        <w:ind w:left="4320" w:hanging="360"/>
+      </w:pPr>
+    </w:lvl>
+    <w:lvl w:ilvl="6" w:tentative="1">
+      <w:start w:val="1"/>
+      <w:numFmt w:val="decimal"/>
+      <w:lvlText w:val="%7."/>
+      <w:lvlJc w:val="left"/>
+      <w:pPr>
+        <w:tabs>
+          <w:tab w:val="num" w:pos="5040"/>
+        </w:tabs>
+        <w:ind w:left="5040" w:hanging="360"/>
+      </w:pPr>
+    </w:lvl>
+    <w:lvl w:ilvl="7" w:tentative="1">
+      <w:start w:val="1"/>
+      <w:numFmt w:val="decimal"/>
+      <w:lvlText w:val="%8."/>
+      <w:lvlJc w:val="left"/>
+      <w:pPr>
+        <w:tabs>
+          <w:tab w:val="num" w:pos="5760"/>
+        </w:tabs>
+        <w:ind w:left="5760" w:hanging="360"/>
+      </w:pPr>
+    </w:lvl>
+    <w:lvl w:ilvl="8" w:tentative="1">
+      <w:start w:val="1"/>
+      <w:numFmt w:val="decimal"/>
+      <w:lvlText w:val="%9."/>
+      <w:lvlJc w:val="left"/>
+      <w:pPr>
+        <w:tabs>
+          <w:tab w:val="num" w:pos="6480"/>
+        </w:tabs>
+        <w:ind w:left="6480" w:hanging="360"/>
+      </w:pPr>
+    </w:lvl>
+  </w:abstractNum>
+  <w:abstractNum w:abstractNumId="21" w15:restartNumberingAfterBreak="0">
     <w:nsid w:val="472F23DD"/>
     <w:multiLevelType w:val="hybridMultilevel"/>
     <w:tmpl w:val="03DEC164"/>
@@ -12534,7 +12669,7 @@
       </w:rPr>
     </w:lvl>
   </w:abstractNum>
-  <w:abstractNum w:abstractNumId="20" w15:restartNumberingAfterBreak="0">
+  <w:abstractNum w:abstractNumId="22" w15:restartNumberingAfterBreak="0">
     <w:nsid w:val="48F76F1E"/>
     <w:multiLevelType w:val="hybridMultilevel"/>
     <w:tmpl w:val="03DEC164"/>
@@ -12647,7 +12782,7 @@
       </w:rPr>
     </w:lvl>
   </w:abstractNum>
-  <w:abstractNum w:abstractNumId="21" w15:restartNumberingAfterBreak="0">
+  <w:abstractNum w:abstractNumId="23" w15:restartNumberingAfterBreak="0">
     <w:nsid w:val="4F996F26"/>
     <w:multiLevelType w:val="multilevel"/>
     <w:tmpl w:val="C00C3956"/>
@@ -12796,7 +12931,7 @@
       </w:rPr>
     </w:lvl>
   </w:abstractNum>
-  <w:abstractNum w:abstractNumId="22" w15:restartNumberingAfterBreak="0">
+  <w:abstractNum w:abstractNumId="24" w15:restartNumberingAfterBreak="0">
     <w:nsid w:val="518805ED"/>
     <w:multiLevelType w:val="hybridMultilevel"/>
     <w:tmpl w:val="F1E46B5C"/>
@@ -12909,7 +13044,7 @@
       </w:rPr>
     </w:lvl>
   </w:abstractNum>
-  <w:abstractNum w:abstractNumId="23" w15:restartNumberingAfterBreak="0">
+  <w:abstractNum w:abstractNumId="25" w15:restartNumberingAfterBreak="0">
     <w:nsid w:val="561074E4"/>
     <w:multiLevelType w:val="hybridMultilevel"/>
     <w:tmpl w:val="4C4C890E"/>
@@ -12998,7 +13133,7 @@
       </w:pPr>
     </w:lvl>
   </w:abstractNum>
-  <w:abstractNum w:abstractNumId="24" w15:restartNumberingAfterBreak="0">
+  <w:abstractNum w:abstractNumId="26" w15:restartNumberingAfterBreak="0">
     <w:nsid w:val="572A226F"/>
     <w:multiLevelType w:val="multilevel"/>
     <w:tmpl w:val="81FC1D9E"/>
@@ -13111,7 +13246,7 @@
       </w:pPr>
     </w:lvl>
   </w:abstractNum>
-  <w:abstractNum w:abstractNumId="25" w15:restartNumberingAfterBreak="0">
+  <w:abstractNum w:abstractNumId="27" w15:restartNumberingAfterBreak="0">
     <w:nsid w:val="5BF5117B"/>
     <w:multiLevelType w:val="multilevel"/>
     <w:tmpl w:val="8A1481F6"/>
@@ -13224,7 +13359,7 @@
       </w:pPr>
     </w:lvl>
   </w:abstractNum>
-  <w:abstractNum w:abstractNumId="26" w15:restartNumberingAfterBreak="0">
+  <w:abstractNum w:abstractNumId="28" w15:restartNumberingAfterBreak="0">
     <w:nsid w:val="5D3E6FA0"/>
     <w:multiLevelType w:val="multilevel"/>
     <w:tmpl w:val="1DD496E8"/>
@@ -13337,7 +13472,7 @@
       </w:pPr>
     </w:lvl>
   </w:abstractNum>
-  <w:abstractNum w:abstractNumId="27" w15:restartNumberingAfterBreak="0">
+  <w:abstractNum w:abstractNumId="29" w15:restartNumberingAfterBreak="0">
     <w:nsid w:val="5F935511"/>
     <w:multiLevelType w:val="multilevel"/>
     <w:tmpl w:val="44AE5600"/>
@@ -13450,7 +13585,7 @@
       </w:pPr>
     </w:lvl>
   </w:abstractNum>
-  <w:abstractNum w:abstractNumId="28" w15:restartNumberingAfterBreak="0">
+  <w:abstractNum w:abstractNumId="30" w15:restartNumberingAfterBreak="0">
     <w:nsid w:val="5F9D519B"/>
     <w:multiLevelType w:val="multilevel"/>
     <w:tmpl w:val="C99876E8"/>
@@ -13563,7 +13698,7 @@
       </w:pPr>
     </w:lvl>
   </w:abstractNum>
-  <w:abstractNum w:abstractNumId="29" w15:restartNumberingAfterBreak="0">
+  <w:abstractNum w:abstractNumId="31" w15:restartNumberingAfterBreak="0">
     <w:nsid w:val="61537B94"/>
     <w:multiLevelType w:val="multilevel"/>
     <w:tmpl w:val="7F0EC644"/>
@@ -13712,7 +13847,7 @@
       </w:rPr>
     </w:lvl>
   </w:abstractNum>
-  <w:abstractNum w:abstractNumId="30" w15:restartNumberingAfterBreak="0">
+  <w:abstractNum w:abstractNumId="32" w15:restartNumberingAfterBreak="0">
     <w:nsid w:val="62330FFA"/>
     <w:multiLevelType w:val="multilevel"/>
     <w:tmpl w:val="1354050A"/>
@@ -13825,7 +13960,7 @@
       </w:pPr>
     </w:lvl>
   </w:abstractNum>
-  <w:abstractNum w:abstractNumId="31" w15:restartNumberingAfterBreak="0">
+  <w:abstractNum w:abstractNumId="33" w15:restartNumberingAfterBreak="0">
     <w:nsid w:val="653571BB"/>
     <w:multiLevelType w:val="multilevel"/>
     <w:tmpl w:val="E0F0DCF4"/>
@@ -13938,7 +14073,7 @@
       </w:pPr>
     </w:lvl>
   </w:abstractNum>
-  <w:abstractNum w:abstractNumId="32" w15:restartNumberingAfterBreak="0">
+  <w:abstractNum w:abstractNumId="34" w15:restartNumberingAfterBreak="0">
     <w:nsid w:val="69731E7F"/>
     <w:multiLevelType w:val="multilevel"/>
     <w:tmpl w:val="4FEA352E"/>
@@ -14087,7 +14222,7 @@
       </w:rPr>
     </w:lvl>
   </w:abstractNum>
-  <w:abstractNum w:abstractNumId="33" w15:restartNumberingAfterBreak="0">
+  <w:abstractNum w:abstractNumId="35" w15:restartNumberingAfterBreak="0">
     <w:nsid w:val="6DE2596E"/>
     <w:multiLevelType w:val="hybridMultilevel"/>
     <w:tmpl w:val="0D9C62AE"/>
@@ -14176,7 +14311,7 @@
       </w:pPr>
     </w:lvl>
   </w:abstractNum>
-  <w:abstractNum w:abstractNumId="34" w15:restartNumberingAfterBreak="0">
+  <w:abstractNum w:abstractNumId="36" w15:restartNumberingAfterBreak="0">
     <w:nsid w:val="75520C24"/>
     <w:multiLevelType w:val="hybridMultilevel"/>
     <w:tmpl w:val="FCCE1BF6"/>
@@ -14265,7 +14400,7 @@
       </w:pPr>
     </w:lvl>
   </w:abstractNum>
-  <w:abstractNum w:abstractNumId="35" w15:restartNumberingAfterBreak="0">
+  <w:abstractNum w:abstractNumId="37" w15:restartNumberingAfterBreak="0">
     <w:nsid w:val="76FC0259"/>
     <w:multiLevelType w:val="multilevel"/>
     <w:tmpl w:val="79680AA4"/>
@@ -14378,7 +14513,7 @@
       </w:pPr>
     </w:lvl>
   </w:abstractNum>
-  <w:abstractNum w:abstractNumId="36" w15:restartNumberingAfterBreak="0">
+  <w:abstractNum w:abstractNumId="38" w15:restartNumberingAfterBreak="0">
     <w:nsid w:val="77A70C23"/>
     <w:multiLevelType w:val="multilevel"/>
     <w:tmpl w:val="8E221C46"/>
@@ -14491,7 +14626,7 @@
       </w:pPr>
     </w:lvl>
   </w:abstractNum>
-  <w:abstractNum w:abstractNumId="37" w15:restartNumberingAfterBreak="0">
+  <w:abstractNum w:abstractNumId="39" w15:restartNumberingAfterBreak="0">
     <w:nsid w:val="7919052C"/>
     <w:multiLevelType w:val="hybridMultilevel"/>
     <w:tmpl w:val="CA523B24"/>
@@ -14587,19 +14722,19 @@
     <w:abstractNumId w:val="10"/>
   </w:num>
   <w:num w:numId="3" w16cid:durableId="1561554637">
-    <w:abstractNumId w:val="24"/>
+    <w:abstractNumId w:val="26"/>
   </w:num>
   <w:num w:numId="4" w16cid:durableId="1987002333">
-    <w:abstractNumId w:val="36"/>
+    <w:abstractNumId w:val="38"/>
   </w:num>
   <w:num w:numId="5" w16cid:durableId="1029794338">
-    <w:abstractNumId w:val="17"/>
+    <w:abstractNumId w:val="18"/>
   </w:num>
   <w:num w:numId="6" w16cid:durableId="1650086756">
-    <w:abstractNumId w:val="26"/>
+    <w:abstractNumId w:val="28"/>
   </w:num>
   <w:num w:numId="7" w16cid:durableId="1476222975">
-    <w:abstractNumId w:val="35"/>
+    <w:abstractNumId w:val="37"/>
   </w:num>
   <w:num w:numId="8" w16cid:durableId="1533764241">
     <w:abstractNumId w:val="3"/>
@@ -14611,40 +14746,40 @@
     <w:abstractNumId w:val="5"/>
   </w:num>
   <w:num w:numId="11" w16cid:durableId="793057457">
-    <w:abstractNumId w:val="25"/>
+    <w:abstractNumId w:val="27"/>
   </w:num>
   <w:num w:numId="12" w16cid:durableId="2146773725">
-    <w:abstractNumId w:val="31"/>
+    <w:abstractNumId w:val="33"/>
   </w:num>
   <w:num w:numId="13" w16cid:durableId="1026561013">
     <w:abstractNumId w:val="13"/>
   </w:num>
   <w:num w:numId="14" w16cid:durableId="1192110950">
-    <w:abstractNumId w:val="27"/>
+    <w:abstractNumId w:val="29"/>
   </w:num>
   <w:num w:numId="15" w16cid:durableId="1262841238">
     <w:abstractNumId w:val="12"/>
   </w:num>
   <w:num w:numId="16" w16cid:durableId="155341019">
-    <w:abstractNumId w:val="21"/>
+    <w:abstractNumId w:val="23"/>
   </w:num>
   <w:num w:numId="17" w16cid:durableId="1040785662">
-    <w:abstractNumId w:val="18"/>
+    <w:abstractNumId w:val="19"/>
   </w:num>
   <w:num w:numId="18" w16cid:durableId="1409767320">
-    <w:abstractNumId w:val="32"/>
+    <w:abstractNumId w:val="34"/>
   </w:num>
   <w:num w:numId="19" w16cid:durableId="2045591211">
     <w:abstractNumId w:val="14"/>
   </w:num>
   <w:num w:numId="20" w16cid:durableId="1764063768">
-    <w:abstractNumId w:val="30"/>
+    <w:abstractNumId w:val="32"/>
   </w:num>
   <w:num w:numId="21" w16cid:durableId="218832961">
     <w:abstractNumId w:val="16"/>
   </w:num>
   <w:num w:numId="22" w16cid:durableId="2045669289">
-    <w:abstractNumId w:val="34"/>
+    <w:abstractNumId w:val="36"/>
   </w:num>
   <w:num w:numId="23" w16cid:durableId="953443745">
     <w:abstractNumId w:val="9"/>
@@ -14656,19 +14791,19 @@
     <w:abstractNumId w:val="2"/>
   </w:num>
   <w:num w:numId="26" w16cid:durableId="1365129283">
-    <w:abstractNumId w:val="33"/>
+    <w:abstractNumId w:val="35"/>
   </w:num>
   <w:num w:numId="27" w16cid:durableId="1202403600">
     <w:abstractNumId w:val="15"/>
   </w:num>
   <w:num w:numId="28" w16cid:durableId="282420373">
-    <w:abstractNumId w:val="23"/>
+    <w:abstractNumId w:val="25"/>
   </w:num>
   <w:num w:numId="29" w16cid:durableId="101195959">
-    <w:abstractNumId w:val="19"/>
+    <w:abstractNumId w:val="21"/>
   </w:num>
   <w:num w:numId="30" w16cid:durableId="395199757">
-    <w:abstractNumId w:val="20"/>
+    <w:abstractNumId w:val="22"/>
   </w:num>
   <w:num w:numId="31" w16cid:durableId="1063218980">
     <w:abstractNumId w:val="11"/>
@@ -14677,13 +14812,13 @@
     <w:abstractNumId w:val="1"/>
   </w:num>
   <w:num w:numId="33" w16cid:durableId="1872569341">
-    <w:abstractNumId w:val="22"/>
+    <w:abstractNumId w:val="24"/>
   </w:num>
   <w:num w:numId="34" w16cid:durableId="176846594">
-    <w:abstractNumId w:val="37"/>
+    <w:abstractNumId w:val="39"/>
   </w:num>
   <w:num w:numId="35" w16cid:durableId="287975869">
-    <w:abstractNumId w:val="33"/>
+    <w:abstractNumId w:val="35"/>
     <w:lvlOverride w:ilvl="0">
       <w:startOverride w:val="1"/>
     </w:lvlOverride>
@@ -14713,16 +14848,22 @@
     </w:lvlOverride>
   </w:num>
   <w:num w:numId="36" w16cid:durableId="546376926">
-    <w:abstractNumId w:val="28"/>
+    <w:abstractNumId w:val="30"/>
   </w:num>
   <w:num w:numId="37" w16cid:durableId="1692758747">
-    <w:abstractNumId w:val="29"/>
+    <w:abstractNumId w:val="31"/>
   </w:num>
   <w:num w:numId="38" w16cid:durableId="566065764">
     <w:abstractNumId w:val="4"/>
   </w:num>
   <w:num w:numId="39" w16cid:durableId="1073969448">
     <w:abstractNumId w:val="7"/>
+  </w:num>
+  <w:num w:numId="40" w16cid:durableId="558904022">
+    <w:abstractNumId w:val="17"/>
+  </w:num>
+  <w:num w:numId="41" w16cid:durableId="541671923">
+    <w:abstractNumId w:val="20"/>
   </w:num>
 </w:numbering>
 </file>

--- a/res/template_medium.docx
+++ b/res/template_medium.docx
@@ -87,186 +87,412 @@
               <w:rPr>
                 <w:rFonts w:hint="eastAsia"/>
               </w:rPr>
-              <w:t xml:space="preserve">Ticket number: {{ </w:t>
-            </w:r>
-            <w:r>
-              <w:t>project_info</w:t>
-            </w:r>
+              <w:t xml:space="preserve">Ticket number: </w:t>
+            </w:r>
+            <w:proofErr w:type="gramStart"/>
             <w:r>
               <w:rPr>
                 <w:rFonts w:hint="eastAsia"/>
               </w:rPr>
+              <w:t xml:space="preserve">{{ </w:t>
+            </w:r>
+            <w:proofErr w:type="spellStart"/>
+            <w:r>
+              <w:t>project</w:t>
+            </w:r>
+            <w:proofErr w:type="gramEnd"/>
+            <w:r>
+              <w:t>_</w:t>
+            </w:r>
+            <w:proofErr w:type="gramStart"/>
+            <w:r>
+              <w:t>info</w:t>
+            </w:r>
+            <w:r>
+              <w:rPr>
+                <w:rFonts w:hint="eastAsia"/>
+              </w:rPr>
               <w:t>.</w:t>
             </w:r>
             <w:r>
-              <w:t>ticket_number</w:t>
-            </w:r>
+              <w:t>ticket</w:t>
+            </w:r>
+            <w:proofErr w:type="gramEnd"/>
+            <w:r>
+              <w:t>_</w:t>
+            </w:r>
+            <w:proofErr w:type="gramStart"/>
+            <w:r>
+              <w:t>number</w:t>
+            </w:r>
+            <w:proofErr w:type="spellEnd"/>
             <w:r>
               <w:rPr>
                 <w:rFonts w:hint="eastAsia"/>
               </w:rPr>
+              <w:t xml:space="preserve"> }</w:t>
+            </w:r>
+            <w:proofErr w:type="gramEnd"/>
+            <w:r>
+              <w:rPr>
+                <w:rFonts w:hint="eastAsia"/>
+              </w:rPr>
+              <w:t>}</w:t>
+            </w:r>
+          </w:p>
+          <w:p>
+            <w:pPr>
+              <w:spacing w:line="480" w:lineRule="auto"/>
+            </w:pPr>
+            <w:r>
+              <w:t xml:space="preserve">Curator </w:t>
+            </w:r>
+            <w:r>
+              <w:rPr>
+                <w:rFonts w:hint="eastAsia"/>
+              </w:rPr>
+              <w:t>name</w:t>
+            </w:r>
+            <w:r>
+              <w:t>:</w:t>
+            </w:r>
+            <w:r>
+              <w:rPr>
+                <w:rFonts w:hint="eastAsia"/>
+              </w:rPr>
+              <w:t xml:space="preserve"> </w:t>
+            </w:r>
+            <w:proofErr w:type="gramStart"/>
+            <w:r>
+              <w:rPr>
+                <w:rFonts w:hint="eastAsia"/>
+              </w:rPr>
+              <w:t xml:space="preserve">{{ </w:t>
+            </w:r>
+            <w:proofErr w:type="spellStart"/>
+            <w:r>
+              <w:t>project</w:t>
+            </w:r>
+            <w:proofErr w:type="gramEnd"/>
+            <w:r>
+              <w:t>_</w:t>
+            </w:r>
+            <w:proofErr w:type="gramStart"/>
+            <w:r>
+              <w:t>info</w:t>
+            </w:r>
+            <w:r>
+              <w:rPr>
+                <w:rFonts w:hint="eastAsia"/>
+              </w:rPr>
+              <w:t>.curator</w:t>
+            </w:r>
+            <w:proofErr w:type="gramEnd"/>
+            <w:r>
+              <w:rPr>
+                <w:rFonts w:hint="eastAsia"/>
+              </w:rPr>
+              <w:t>_</w:t>
+            </w:r>
+            <w:proofErr w:type="gramStart"/>
+            <w:r>
+              <w:rPr>
+                <w:rFonts w:hint="eastAsia"/>
+              </w:rPr>
+              <w:t>name</w:t>
+            </w:r>
+            <w:proofErr w:type="spellEnd"/>
+            <w:r>
+              <w:rPr>
+                <w:rFonts w:hint="eastAsia"/>
+              </w:rPr>
+              <w:t xml:space="preserve"> }</w:t>
+            </w:r>
+            <w:proofErr w:type="gramEnd"/>
+            <w:r>
+              <w:rPr>
+                <w:rFonts w:hint="eastAsia"/>
+              </w:rPr>
+              <w:t>}</w:t>
+            </w:r>
+          </w:p>
+          <w:p>
+            <w:pPr>
+              <w:spacing w:line="480" w:lineRule="auto"/>
+            </w:pPr>
+            <w:r>
+              <w:rPr>
+                <w:rFonts w:hint="eastAsia"/>
+              </w:rPr>
+              <w:t xml:space="preserve">Curator email: </w:t>
+            </w:r>
+            <w:proofErr w:type="gramStart"/>
+            <w:r>
+              <w:rPr>
+                <w:rFonts w:hint="eastAsia"/>
+              </w:rPr>
+              <w:t xml:space="preserve">{{ </w:t>
+            </w:r>
+            <w:proofErr w:type="spellStart"/>
+            <w:r>
+              <w:t>project</w:t>
+            </w:r>
+            <w:proofErr w:type="gramEnd"/>
+            <w:r>
+              <w:t>_</w:t>
+            </w:r>
+            <w:proofErr w:type="gramStart"/>
+            <w:r>
+              <w:t>info</w:t>
+            </w:r>
+            <w:r>
+              <w:rPr>
+                <w:rFonts w:hint="eastAsia"/>
+              </w:rPr>
+              <w:t>.</w:t>
+            </w:r>
+            <w:r>
+              <w:t>curator</w:t>
+            </w:r>
+            <w:proofErr w:type="gramEnd"/>
+            <w:r>
+              <w:t>_</w:t>
+            </w:r>
+            <w:proofErr w:type="gramStart"/>
+            <w:r>
+              <w:t>email</w:t>
+            </w:r>
+            <w:proofErr w:type="spellEnd"/>
+            <w:r>
+              <w:rPr>
+                <w:rFonts w:hint="eastAsia"/>
+              </w:rPr>
+              <w:t xml:space="preserve"> }</w:t>
+            </w:r>
+            <w:proofErr w:type="gramEnd"/>
+            <w:r>
+              <w:rPr>
+                <w:rFonts w:hint="eastAsia"/>
+              </w:rPr>
+              <w:t>}</w:t>
+            </w:r>
+          </w:p>
+          <w:p>
+            <w:pPr>
+              <w:spacing w:line="480" w:lineRule="auto"/>
+            </w:pPr>
+            <w:r>
+              <w:rPr>
+                <w:rFonts w:hint="eastAsia"/>
+              </w:rPr>
+              <w:t xml:space="preserve">Dataset title: </w:t>
+            </w:r>
+            <w:proofErr w:type="gramStart"/>
+            <w:r>
+              <w:rPr>
+                <w:rFonts w:hint="eastAsia"/>
+              </w:rPr>
+              <w:t xml:space="preserve">{{ </w:t>
+            </w:r>
+            <w:proofErr w:type="spellStart"/>
+            <w:r>
+              <w:rPr>
+                <w:rFonts w:hint="eastAsia"/>
+              </w:rPr>
+              <w:t>dataset</w:t>
+            </w:r>
+            <w:proofErr w:type="gramEnd"/>
+            <w:r>
+              <w:rPr>
+                <w:rFonts w:hint="eastAsia"/>
+              </w:rPr>
+              <w:t>.</w:t>
+            </w:r>
+            <w:proofErr w:type="gramStart"/>
+            <w:r>
+              <w:t>DatasetTitle</w:t>
+            </w:r>
+            <w:proofErr w:type="spellEnd"/>
+            <w:r>
+              <w:rPr>
+                <w:rFonts w:hint="eastAsia"/>
+              </w:rPr>
+              <w:t xml:space="preserve"> }</w:t>
+            </w:r>
+            <w:proofErr w:type="gramEnd"/>
+            <w:r>
+              <w:rPr>
+                <w:rFonts w:hint="eastAsia"/>
+              </w:rPr>
+              <w:t>}</w:t>
+            </w:r>
+          </w:p>
+          <w:p>
+            <w:pPr>
+              <w:spacing w:line="480" w:lineRule="auto"/>
+            </w:pPr>
+            <w:r>
+              <w:rPr>
+                <w:rFonts w:hint="eastAsia"/>
+              </w:rPr>
+              <w:t xml:space="preserve">Dataset </w:t>
+            </w:r>
+            <w:r>
+              <w:t>persistent</w:t>
+            </w:r>
+            <w:r>
+              <w:rPr>
+                <w:rFonts w:hint="eastAsia"/>
+              </w:rPr>
+              <w:t xml:space="preserve"> identifier: </w:t>
+            </w:r>
+            <w:proofErr w:type="gramStart"/>
+            <w:r>
+              <w:rPr>
+                <w:rFonts w:hint="eastAsia"/>
+              </w:rPr>
+              <w:t xml:space="preserve">{{ </w:t>
+            </w:r>
+            <w:proofErr w:type="spellStart"/>
+            <w:r>
+              <w:rPr>
+                <w:rFonts w:hint="eastAsia"/>
+              </w:rPr>
+              <w:t>dataset</w:t>
+            </w:r>
+            <w:proofErr w:type="gramEnd"/>
+            <w:r>
+              <w:rPr>
+                <w:rFonts w:hint="eastAsia"/>
+              </w:rPr>
+              <w:t>.</w:t>
+            </w:r>
+            <w:proofErr w:type="gramStart"/>
+            <w:r>
+              <w:t>DatasetPersistentId</w:t>
+            </w:r>
+            <w:proofErr w:type="spellEnd"/>
+            <w:r>
+              <w:rPr>
+                <w:rFonts w:hint="eastAsia"/>
+              </w:rPr>
+              <w:t xml:space="preserve">  }</w:t>
+            </w:r>
+            <w:proofErr w:type="gramEnd"/>
+            <w:r>
+              <w:rPr>
+                <w:rFonts w:hint="eastAsia"/>
+              </w:rPr>
+              <w:t>}</w:t>
+            </w:r>
+          </w:p>
+          <w:p>
+            <w:pPr>
+              <w:spacing w:line="480" w:lineRule="auto"/>
+            </w:pPr>
+            <w:r>
+              <w:rPr>
+                <w:rFonts w:hint="eastAsia"/>
+              </w:rPr>
+              <w:t xml:space="preserve">Dataset ID (versioned): </w:t>
+            </w:r>
+            <w:proofErr w:type="gramStart"/>
+            <w:r>
+              <w:rPr>
+                <w:rFonts w:hint="eastAsia"/>
+              </w:rPr>
+              <w:t>{{ dataset.ID  }</w:t>
+            </w:r>
+            <w:proofErr w:type="gramEnd"/>
+            <w:r>
+              <w:rPr>
+                <w:rFonts w:hint="eastAsia"/>
+              </w:rPr>
+              <w:t>}</w:t>
+            </w:r>
+          </w:p>
+          <w:p>
+            <w:pPr>
+              <w:spacing w:line="480" w:lineRule="auto"/>
+            </w:pPr>
+            <w:r>
+              <w:rPr>
+                <w:rFonts w:hint="eastAsia"/>
+              </w:rPr>
+              <w:t xml:space="preserve">Dataset access URL: </w:t>
+            </w:r>
+            <w:proofErr w:type="gramStart"/>
+            <w:r>
+              <w:rPr>
+                <w:rFonts w:hint="eastAsia"/>
+              </w:rPr>
+              <w:t xml:space="preserve">{{ </w:t>
+            </w:r>
+            <w:proofErr w:type="spellStart"/>
+            <w:r>
+              <w:rPr>
+                <w:rFonts w:hint="eastAsia"/>
+              </w:rPr>
+              <w:t>dataset</w:t>
+            </w:r>
+            <w:proofErr w:type="gramEnd"/>
+            <w:r>
+              <w:rPr>
+                <w:rFonts w:hint="eastAsia"/>
+              </w:rPr>
+              <w:t>.</w:t>
+            </w:r>
+            <w:proofErr w:type="gramStart"/>
+            <w:r>
+              <w:t>DatasetURL</w:t>
+            </w:r>
+            <w:proofErr w:type="spellEnd"/>
+            <w:r>
+              <w:rPr>
+                <w:rFonts w:hint="eastAsia"/>
+              </w:rPr>
+              <w:t xml:space="preserve"> }</w:t>
+            </w:r>
+            <w:proofErr w:type="gramEnd"/>
+            <w:r>
+              <w:rPr>
+                <w:rFonts w:hint="eastAsia"/>
+              </w:rPr>
+              <w:t>}</w:t>
+            </w:r>
+          </w:p>
+          <w:p>
+            <w:pPr>
+              <w:spacing w:line="480" w:lineRule="auto"/>
+            </w:pPr>
+            <w:r>
+              <w:rPr>
+                <w:rFonts w:hint="eastAsia"/>
+              </w:rPr>
+              <w:t xml:space="preserve">Log </w:t>
+            </w:r>
+            <w:r>
+              <w:t>initial</w:t>
+            </w:r>
+            <w:r>
+              <w:rPr>
+                <w:rFonts w:hint="eastAsia"/>
+              </w:rPr>
+              <w:t xml:space="preserve"> generated date: </w:t>
+            </w:r>
+            <w:proofErr w:type="gramStart"/>
+            <w:r>
+              <w:rPr>
+                <w:rFonts w:hint="eastAsia"/>
+              </w:rPr>
+              <w:t>{{ timestamp</w:t>
+            </w:r>
+            <w:proofErr w:type="gramEnd"/>
+            <w:r>
+              <w:rPr>
+                <w:rFonts w:hint="eastAsia"/>
+              </w:rPr>
               <w:t xml:space="preserve"> }}</w:t>
-            </w:r>
-          </w:p>
-          <w:p>
-            <w:pPr>
-              <w:spacing w:line="480" w:lineRule="auto"/>
-            </w:pPr>
-            <w:r>
-              <w:t xml:space="preserve">Curator </w:t>
-            </w:r>
-            <w:r>
-              <w:rPr>
-                <w:rFonts w:hint="eastAsia"/>
-              </w:rPr>
-              <w:t>name</w:t>
-            </w:r>
-            <w:r>
-              <w:t>:</w:t>
-            </w:r>
-            <w:r>
-              <w:rPr>
-                <w:rFonts w:hint="eastAsia"/>
-              </w:rPr>
-              <w:t xml:space="preserve"> {{ </w:t>
-            </w:r>
-            <w:r>
-              <w:t>project_info</w:t>
-            </w:r>
-            <w:r>
-              <w:rPr>
-                <w:rFonts w:hint="eastAsia"/>
-              </w:rPr>
-              <w:t>.curator_name }}</w:t>
-            </w:r>
-          </w:p>
-          <w:p>
-            <w:pPr>
-              <w:spacing w:line="480" w:lineRule="auto"/>
-            </w:pPr>
-            <w:r>
-              <w:rPr>
-                <w:rFonts w:hint="eastAsia"/>
-              </w:rPr>
-              <w:t xml:space="preserve">Curator email: {{ </w:t>
-            </w:r>
-            <w:r>
-              <w:t>project_info</w:t>
-            </w:r>
-            <w:r>
-              <w:rPr>
-                <w:rFonts w:hint="eastAsia"/>
-              </w:rPr>
-              <w:t>.</w:t>
-            </w:r>
-            <w:r>
-              <w:t>curator_email</w:t>
-            </w:r>
-            <w:r>
-              <w:rPr>
-                <w:rFonts w:hint="eastAsia"/>
-              </w:rPr>
-              <w:t xml:space="preserve"> }}</w:t>
-            </w:r>
-          </w:p>
-          <w:p>
-            <w:pPr>
-              <w:spacing w:line="480" w:lineRule="auto"/>
-            </w:pPr>
-            <w:r>
-              <w:rPr>
-                <w:rFonts w:hint="eastAsia"/>
-              </w:rPr>
-              <w:t>Dataset title: {{ dataset.</w:t>
-            </w:r>
-            <w:r>
-              <w:t>DatasetTitle</w:t>
-            </w:r>
-            <w:r>
-              <w:rPr>
-                <w:rFonts w:hint="eastAsia"/>
-              </w:rPr>
-              <w:t xml:space="preserve"> }}</w:t>
-            </w:r>
-          </w:p>
-          <w:p>
-            <w:pPr>
-              <w:spacing w:line="480" w:lineRule="auto"/>
-            </w:pPr>
-            <w:r>
-              <w:rPr>
-                <w:rFonts w:hint="eastAsia"/>
-              </w:rPr>
-              <w:t xml:space="preserve">Dataset </w:t>
-            </w:r>
-            <w:r>
-              <w:t>persistent</w:t>
-            </w:r>
-            <w:r>
-              <w:rPr>
-                <w:rFonts w:hint="eastAsia"/>
-              </w:rPr>
-              <w:t xml:space="preserve"> identifier: {{ dataset.</w:t>
-            </w:r>
-            <w:r>
-              <w:t>DatasetPersistentId</w:t>
-            </w:r>
-            <w:r>
-              <w:rPr>
-                <w:rFonts w:hint="eastAsia"/>
-              </w:rPr>
-              <w:t xml:space="preserve">  }}</w:t>
-            </w:r>
-          </w:p>
-          <w:p>
-            <w:pPr>
-              <w:spacing w:line="480" w:lineRule="auto"/>
-            </w:pPr>
-            <w:r>
-              <w:rPr>
-                <w:rFonts w:hint="eastAsia"/>
-              </w:rPr>
-              <w:t>Dataset ID (versioned): {{ dataset.ID  }}</w:t>
-            </w:r>
-          </w:p>
-          <w:p>
-            <w:pPr>
-              <w:spacing w:line="480" w:lineRule="auto"/>
-            </w:pPr>
-            <w:r>
-              <w:rPr>
-                <w:rFonts w:hint="eastAsia"/>
-              </w:rPr>
-              <w:t>Dataset access URL: {{ dataset.</w:t>
-            </w:r>
-            <w:r>
-              <w:t>DatasetURL</w:t>
-            </w:r>
-            <w:r>
-              <w:rPr>
-                <w:rFonts w:hint="eastAsia"/>
-              </w:rPr>
-              <w:t xml:space="preserve"> }}</w:t>
-            </w:r>
-          </w:p>
-          <w:p>
-            <w:pPr>
-              <w:spacing w:line="480" w:lineRule="auto"/>
-            </w:pPr>
-            <w:r>
-              <w:rPr>
-                <w:rFonts w:hint="eastAsia"/>
-              </w:rPr>
-              <w:t xml:space="preserve">Log </w:t>
-            </w:r>
-            <w:r>
-              <w:t>initial</w:t>
-            </w:r>
-            <w:r>
-              <w:rPr>
-                <w:rFonts w:hint="eastAsia"/>
-              </w:rPr>
-              <w:t xml:space="preserve"> generated date: {{ timestamp }}</w:t>
             </w:r>
           </w:p>
           <w:p>
@@ -1171,7 +1397,21 @@
               <w:rPr>
                 <w:lang w:val="en-US"/>
               </w:rPr>
-              <w:t>If the dataset is deposited in a sub-dataverse collection, include the name of the collection. </w:t>
+              <w:t>If the dataset is deposited in a sub-</w:t>
+            </w:r>
+            <w:proofErr w:type="spellStart"/>
+            <w:r>
+              <w:rPr>
+                <w:lang w:val="en-US"/>
+              </w:rPr>
+              <w:t>dataverse</w:t>
+            </w:r>
+            <w:proofErr w:type="spellEnd"/>
+            <w:r>
+              <w:rPr>
+                <w:lang w:val="en-US"/>
+              </w:rPr>
+              <w:t xml:space="preserve"> collection, include the name of the collection. </w:t>
             </w:r>
           </w:p>
           <w:p>
@@ -1340,21 +1580,44 @@
             <w:r>
               <w:br/>
             </w:r>
+            <w:proofErr w:type="gramStart"/>
             <w:r>
               <w:rPr>
                 <w:lang w:val="en-US"/>
               </w:rPr>
               <w:t xml:space="preserve">{{ </w:t>
             </w:r>
-            <w:r>
-              <w:t>template_dict.</w:t>
-            </w:r>
-            <w:r>
-              <w:rPr>
-                <w:lang w:val="en-US"/>
-              </w:rPr>
-              <w:t>ds_tree_info.path</w:t>
-            </w:r>
+            <w:proofErr w:type="spellStart"/>
+            <w:r>
+              <w:t>template_dict</w:t>
+            </w:r>
+            <w:proofErr w:type="spellEnd"/>
+            <w:r>
+              <w:t>.</w:t>
+            </w:r>
+            <w:proofErr w:type="spellStart"/>
+            <w:r>
+              <w:rPr>
+                <w:lang w:val="en-US"/>
+              </w:rPr>
+              <w:t>ds</w:t>
+            </w:r>
+            <w:proofErr w:type="gramEnd"/>
+            <w:r>
+              <w:rPr>
+                <w:lang w:val="en-US"/>
+              </w:rPr>
+              <w:t>_tree_</w:t>
+            </w:r>
+            <w:proofErr w:type="gramStart"/>
+            <w:r>
+              <w:rPr>
+                <w:lang w:val="en-US"/>
+              </w:rPr>
+              <w:t>info.path</w:t>
+            </w:r>
+            <w:proofErr w:type="spellEnd"/>
+            <w:proofErr w:type="gramEnd"/>
             <w:r>
               <w:t>}}</w:t>
             </w:r>
@@ -1387,27 +1650,37 @@
               </w:rPr>
               <w:t xml:space="preserve">parent </w:t>
             </w:r>
+            <w:proofErr w:type="spellStart"/>
             <w:r>
               <w:rPr>
                 <w:rFonts w:hint="eastAsia"/>
                 <w:u w:val="single"/>
                 <w:lang w:val="en-US"/>
               </w:rPr>
-              <w:t xml:space="preserve">dataverse </w:t>
-            </w:r>
-            <w:r>
-              <w:rPr>
-                <w:u w:val="single"/>
-                <w:lang w:val="en-US"/>
-              </w:rPr>
-              <w:t>collection</w:t>
-            </w:r>
+              <w:t>dataverse</w:t>
+            </w:r>
+            <w:proofErr w:type="spellEnd"/>
             <w:r>
               <w:rPr>
                 <w:rFonts w:hint="eastAsia"/>
                 <w:u w:val="single"/>
                 <w:lang w:val="en-US"/>
               </w:rPr>
+              <w:t xml:space="preserve"> </w:t>
+            </w:r>
+            <w:r>
+              <w:rPr>
+                <w:u w:val="single"/>
+                <w:lang w:val="en-US"/>
+              </w:rPr>
+              <w:t>collection</w:t>
+            </w:r>
+            <w:r>
+              <w:rPr>
+                <w:rFonts w:hint="eastAsia"/>
+                <w:u w:val="single"/>
+                <w:lang w:val="en-US"/>
+              </w:rPr>
               <w:t xml:space="preserve"> name:</w:t>
             </w:r>
             <w:r>
@@ -1416,6 +1689,7 @@
               </w:rPr>
               <w:br/>
             </w:r>
+            <w:proofErr w:type="gramStart"/>
             <w:r>
               <w:rPr>
                 <w:rFonts w:hint="eastAsia"/>
@@ -1423,20 +1697,37 @@
               </w:rPr>
               <w:t xml:space="preserve">{{ </w:t>
             </w:r>
+            <w:proofErr w:type="spellStart"/>
             <w:r>
               <w:t>template_dict</w:t>
             </w:r>
+            <w:proofErr w:type="spellEnd"/>
             <w:r>
               <w:rPr>
                 <w:rFonts w:hint="eastAsia"/>
               </w:rPr>
               <w:t>.</w:t>
             </w:r>
-            <w:r>
-              <w:rPr>
-                <w:lang w:val="en-US"/>
-              </w:rPr>
-              <w:t>ds_tree_info</w:t>
+            <w:proofErr w:type="spellStart"/>
+            <w:r>
+              <w:rPr>
+                <w:lang w:val="en-US"/>
+              </w:rPr>
+              <w:t>ds</w:t>
+            </w:r>
+            <w:proofErr w:type="gramEnd"/>
+            <w:r>
+              <w:rPr>
+                <w:lang w:val="en-US"/>
+              </w:rPr>
+              <w:t>_tree_</w:t>
+            </w:r>
+            <w:proofErr w:type="gramStart"/>
+            <w:r>
+              <w:rPr>
+                <w:lang w:val="en-US"/>
+              </w:rPr>
+              <w:t>info</w:t>
             </w:r>
             <w:r>
               <w:rPr>
@@ -1450,6 +1741,8 @@
               </w:rPr>
               <w:t>parentDataverseName</w:t>
             </w:r>
+            <w:proofErr w:type="spellEnd"/>
+            <w:proofErr w:type="gramEnd"/>
             <w:r>
               <w:rPr>
                 <w:rFonts w:hint="eastAsia"/>
@@ -1599,22 +1892,42 @@
               <w:lastRenderedPageBreak/>
               <w:t xml:space="preserve">previously created or submitted to a </w:t>
             </w:r>
+            <w:proofErr w:type="spellStart"/>
             <w:r>
               <w:rPr>
                 <w:b/>
                 <w:bCs/>
                 <w:lang w:val="en-US"/>
               </w:rPr>
-              <w:t xml:space="preserve">dataverse collection </w:t>
-            </w:r>
+              <w:t>dataverse</w:t>
+            </w:r>
+            <w:proofErr w:type="spellEnd"/>
             <w:r>
               <w:rPr>
                 <w:b/>
                 <w:bCs/>
                 <w:lang w:val="en-US"/>
               </w:rPr>
+              <w:t xml:space="preserve"> </w:t>
+            </w:r>
+            <w:proofErr w:type="gramStart"/>
+            <w:r>
+              <w:rPr>
+                <w:b/>
+                <w:bCs/>
+                <w:lang w:val="en-US"/>
+              </w:rPr>
+              <w:t xml:space="preserve">collection </w:t>
+            </w:r>
+            <w:r>
+              <w:rPr>
+                <w:b/>
+                <w:bCs/>
+                <w:lang w:val="en-US"/>
+              </w:rPr>
               <w:t>?</w:t>
             </w:r>
+            <w:proofErr w:type="gramEnd"/>
           </w:p>
         </w:tc>
         <w:tc>
@@ -1663,14 +1976,28 @@
               <w:rPr>
                 <w:lang w:val="en-US"/>
               </w:rPr>
-              <w:t>Confirm whether the listed datavers</w:t>
+              <w:t xml:space="preserve">Confirm whether the listed </w:t>
+            </w:r>
+            <w:proofErr w:type="spellStart"/>
+            <w:r>
+              <w:rPr>
+                <w:lang w:val="en-US"/>
+              </w:rPr>
+              <w:t>datavers</w:t>
             </w:r>
             <w:r>
               <w:rPr>
                 <w:lang w:val="en-US"/>
               </w:rPr>
               <w:lastRenderedPageBreak/>
-              <w:t>e collection refers to the same researcher/author</w:t>
+              <w:t>e</w:t>
+            </w:r>
+            <w:proofErr w:type="spellEnd"/>
+            <w:r>
+              <w:rPr>
+                <w:lang w:val="en-US"/>
+              </w:rPr>
+              <w:t xml:space="preserve"> collection refers to the same researcher/author</w:t>
             </w:r>
           </w:p>
         </w:tc>
@@ -1830,7 +2157,23 @@
                 <w:u w:val="single"/>
                 <w:lang w:val="en-US"/>
               </w:rPr>
-              <w:t>List all dataverse collections that contain the depositors' dataset:</w:t>
+              <w:t xml:space="preserve">List all </w:t>
+            </w:r>
+            <w:proofErr w:type="spellStart"/>
+            <w:r>
+              <w:rPr>
+                <w:u w:val="single"/>
+                <w:lang w:val="en-US"/>
+              </w:rPr>
+              <w:t>dataverse</w:t>
+            </w:r>
+            <w:proofErr w:type="spellEnd"/>
+            <w:r>
+              <w:rPr>
+                <w:u w:val="single"/>
+                <w:lang w:val="en-US"/>
+              </w:rPr>
+              <w:t xml:space="preserve"> collections that contain the depositors' dataset:</w:t>
             </w:r>
             <w:r>
               <w:rPr>
@@ -1839,13 +2182,60 @@
               <w:br/>
             </w:r>
             <w:r>
-              <w:t xml:space="preserve">{% for item in template_dict.dv_record.comments %} </w:t>
+              <w:t xml:space="preserve">{% for item in </w:t>
+            </w:r>
+            <w:proofErr w:type="spellStart"/>
+            <w:r>
+              <w:t>template_</w:t>
+            </w:r>
+            <w:proofErr w:type="gramStart"/>
+            <w:r>
+              <w:t>dict.dv</w:t>
+            </w:r>
+            <w:proofErr w:type="gramEnd"/>
+            <w:r>
+              <w:t>_</w:t>
+            </w:r>
+            <w:proofErr w:type="gramStart"/>
+            <w:r>
+              <w:t>record.comments</w:t>
+            </w:r>
+            <w:proofErr w:type="spellEnd"/>
+            <w:proofErr w:type="gramEnd"/>
+            <w:r>
+              <w:t xml:space="preserve"> %} </w:t>
             </w:r>
           </w:p>
           <w:p>
             <w:r>
               <w:lastRenderedPageBreak/>
-              <w:t>{% for author, dataverses in item.items() %} {{ author }}</w:t>
+              <w:t xml:space="preserve">{% for author, </w:t>
+            </w:r>
+            <w:proofErr w:type="spellStart"/>
+            <w:r>
+              <w:t>dataverses</w:t>
+            </w:r>
+            <w:proofErr w:type="spellEnd"/>
+            <w:r>
+              <w:t xml:space="preserve"> in </w:t>
+            </w:r>
+            <w:proofErr w:type="spellStart"/>
+            <w:proofErr w:type="gramStart"/>
+            <w:r>
+              <w:t>item.items</w:t>
+            </w:r>
+            <w:proofErr w:type="spellEnd"/>
+            <w:proofErr w:type="gramEnd"/>
+            <w:r>
+              <w:t xml:space="preserve">() %} </w:t>
+            </w:r>
+            <w:proofErr w:type="gramStart"/>
+            <w:r>
+              <w:t>{{ author</w:t>
+            </w:r>
+            <w:proofErr w:type="gramEnd"/>
+            <w:r>
+              <w:t xml:space="preserve"> }}</w:t>
             </w:r>
             <w:r>
               <w:rPr>
@@ -1856,10 +2246,39 @@
           </w:p>
           <w:p>
             <w:r>
-              <w:t xml:space="preserve">{% for dataverse in dataverses %} </w:t>
-            </w:r>
-            <w:r>
-              <w:t>{{ loop.index }}.</w:t>
+              <w:t xml:space="preserve">{% for dataverse in </w:t>
+            </w:r>
+            <w:proofErr w:type="spellStart"/>
+            <w:r>
+              <w:t>dataverses</w:t>
+            </w:r>
+            <w:proofErr w:type="spellEnd"/>
+            <w:r>
+              <w:t xml:space="preserve"> %} </w:t>
+            </w:r>
+            <w:proofErr w:type="gramStart"/>
+            <w:r>
+              <w:t xml:space="preserve">{{ </w:t>
+            </w:r>
+            <w:proofErr w:type="spellStart"/>
+            <w:r>
+              <w:t>loop</w:t>
+            </w:r>
+            <w:proofErr w:type="gramEnd"/>
+            <w:r>
+              <w:t>.</w:t>
+            </w:r>
+            <w:proofErr w:type="gramStart"/>
+            <w:r>
+              <w:t>index</w:t>
+            </w:r>
+            <w:proofErr w:type="spellEnd"/>
+            <w:r>
+              <w:t xml:space="preserve"> }</w:t>
+            </w:r>
+            <w:proofErr w:type="gramEnd"/>
+            <w:r>
+              <w:t>}.</w:t>
             </w:r>
             <w:r>
               <w:rPr>
@@ -1867,20 +2286,49 @@
               </w:rPr>
               <w:t xml:space="preserve"> </w:t>
             </w:r>
-            <w:r>
-              <w:t>{{ dataverse }}</w:t>
+            <w:proofErr w:type="gramStart"/>
+            <w:r>
+              <w:t>{{ dataverse</w:t>
+            </w:r>
+            <w:proofErr w:type="gramEnd"/>
+            <w:r>
+              <w:t xml:space="preserve"> }}</w:t>
             </w:r>
             <w:r>
               <w:br/>
             </w:r>
             <w:r>
-              <w:t xml:space="preserve">{% endfor %} </w:t>
+              <w:t xml:space="preserve">{% </w:t>
+            </w:r>
+            <w:proofErr w:type="spellStart"/>
+            <w:r>
+              <w:t>endfor</w:t>
+            </w:r>
+            <w:proofErr w:type="spellEnd"/>
+            <w:r>
+              <w:t xml:space="preserve"> %} </w:t>
             </w:r>
             <w:r>
               <w:br/>
             </w:r>
             <w:r>
-              <w:t>{% endfor %} {% endfor %}</w:t>
+              <w:t xml:space="preserve">{% </w:t>
+            </w:r>
+            <w:proofErr w:type="spellStart"/>
+            <w:r>
+              <w:t>endfor</w:t>
+            </w:r>
+            <w:proofErr w:type="spellEnd"/>
+            <w:r>
+              <w:t xml:space="preserve"> %} {% </w:t>
+            </w:r>
+            <w:proofErr w:type="spellStart"/>
+            <w:r>
+              <w:t>endfor</w:t>
+            </w:r>
+            <w:proofErr w:type="spellEnd"/>
+            <w:r>
+              <w:t xml:space="preserve"> %}</w:t>
             </w:r>
           </w:p>
         </w:tc>
@@ -2008,38 +2456,88 @@
                 <w:bCs/>
                 <w:lang w:val="en-US"/>
               </w:rPr>
-              <w:t>If the dataset was deposited in a sub-dataverse collection, does it require its own dataverse collection?</w:t>
-            </w:r>
-          </w:p>
-        </w:tc>
-        <w:tc>
-          <w:tcPr>
-            <w:tcW w:w="0" w:type="auto"/>
-            <w:tcBorders>
-              <w:top w:val="single" w:sz="8" w:space="0" w:color="000000"/>
-              <w:left w:val="single" w:sz="8" w:space="0" w:color="000000"/>
-              <w:bottom w:val="single" w:sz="8" w:space="0" w:color="000000"/>
-              <w:right w:val="single" w:sz="8" w:space="0" w:color="000000"/>
-            </w:tcBorders>
-            <w:tcMar>
-              <w:top w:w="100" w:type="dxa"/>
-              <w:left w:w="100" w:type="dxa"/>
-              <w:bottom w:w="100" w:type="dxa"/>
-              <w:right w:w="100" w:type="dxa"/>
-            </w:tcMar>
-            <w:hideMark/>
-          </w:tcPr>
-          <w:p>
-            <w:pPr>
-              <w:rPr>
-                <w:lang w:val="en-US"/>
-              </w:rPr>
-            </w:pPr>
-            <w:r>
-              <w:rPr>
-                <w:lang w:val="en-US"/>
-              </w:rPr>
-              <w:t>If the depositor created a dataverse with one dataset:</w:t>
+              <w:t>If the dataset was deposited in a sub-</w:t>
+            </w:r>
+            <w:proofErr w:type="spellStart"/>
+            <w:r>
+              <w:rPr>
+                <w:b/>
+                <w:bCs/>
+                <w:lang w:val="en-US"/>
+              </w:rPr>
+              <w:t>dataverse</w:t>
+            </w:r>
+            <w:proofErr w:type="spellEnd"/>
+            <w:r>
+              <w:rPr>
+                <w:b/>
+                <w:bCs/>
+                <w:lang w:val="en-US"/>
+              </w:rPr>
+              <w:t xml:space="preserve"> collection, does it require its own </w:t>
+            </w:r>
+            <w:proofErr w:type="spellStart"/>
+            <w:r>
+              <w:rPr>
+                <w:b/>
+                <w:bCs/>
+                <w:lang w:val="en-US"/>
+              </w:rPr>
+              <w:t>dataverse</w:t>
+            </w:r>
+            <w:proofErr w:type="spellEnd"/>
+            <w:r>
+              <w:rPr>
+                <w:b/>
+                <w:bCs/>
+                <w:lang w:val="en-US"/>
+              </w:rPr>
+              <w:t xml:space="preserve"> collection?</w:t>
+            </w:r>
+          </w:p>
+        </w:tc>
+        <w:tc>
+          <w:tcPr>
+            <w:tcW w:w="0" w:type="auto"/>
+            <w:tcBorders>
+              <w:top w:val="single" w:sz="8" w:space="0" w:color="000000"/>
+              <w:left w:val="single" w:sz="8" w:space="0" w:color="000000"/>
+              <w:bottom w:val="single" w:sz="8" w:space="0" w:color="000000"/>
+              <w:right w:val="single" w:sz="8" w:space="0" w:color="000000"/>
+            </w:tcBorders>
+            <w:tcMar>
+              <w:top w:w="100" w:type="dxa"/>
+              <w:left w:w="100" w:type="dxa"/>
+              <w:bottom w:w="100" w:type="dxa"/>
+              <w:right w:w="100" w:type="dxa"/>
+            </w:tcMar>
+            <w:hideMark/>
+          </w:tcPr>
+          <w:p>
+            <w:pPr>
+              <w:rPr>
+                <w:lang w:val="en-US"/>
+              </w:rPr>
+            </w:pPr>
+            <w:r>
+              <w:rPr>
+                <w:lang w:val="en-US"/>
+              </w:rPr>
+              <w:t xml:space="preserve">If the depositor created a </w:t>
+            </w:r>
+            <w:proofErr w:type="spellStart"/>
+            <w:r>
+              <w:rPr>
+                <w:lang w:val="en-US"/>
+              </w:rPr>
+              <w:t>dataverse</w:t>
+            </w:r>
+            <w:proofErr w:type="spellEnd"/>
+            <w:r>
+              <w:rPr>
+                <w:lang w:val="en-US"/>
+              </w:rPr>
+              <w:t xml:space="preserve"> with one dataset:</w:t>
             </w:r>
           </w:p>
           <w:p>
@@ -2056,7 +2554,21 @@
               <w:rPr>
                 <w:lang w:val="en-US"/>
               </w:rPr>
-              <w:t>Is it the only dataset in the sub-dataverse collection?</w:t>
+              <w:t>Is it the only dataset in the sub-</w:t>
+            </w:r>
+            <w:proofErr w:type="spellStart"/>
+            <w:r>
+              <w:rPr>
+                <w:lang w:val="en-US"/>
+              </w:rPr>
+              <w:t>dataverse</w:t>
+            </w:r>
+            <w:proofErr w:type="spellEnd"/>
+            <w:r>
+              <w:rPr>
+                <w:lang w:val="en-US"/>
+              </w:rPr>
+              <w:t xml:space="preserve"> collection?</w:t>
             </w:r>
           </w:p>
           <w:p>
@@ -2073,7 +2585,21 @@
               <w:rPr>
                 <w:lang w:val="en-US"/>
               </w:rPr>
-              <w:t>Is there another sub-dataverse collection it should be in?</w:t>
+              <w:t>Is there another sub-</w:t>
+            </w:r>
+            <w:proofErr w:type="spellStart"/>
+            <w:r>
+              <w:rPr>
+                <w:lang w:val="en-US"/>
+              </w:rPr>
+              <w:t>dataverse</w:t>
+            </w:r>
+            <w:proofErr w:type="spellEnd"/>
+            <w:r>
+              <w:rPr>
+                <w:lang w:val="en-US"/>
+              </w:rPr>
+              <w:t xml:space="preserve"> collection it should be in?</w:t>
             </w:r>
           </w:p>
           <w:p>
@@ -2109,12 +2635,34 @@
               </w:rPr>
               <w:t xml:space="preserve">Confirm with the depositor that they </w:t>
             </w:r>
+            <w:proofErr w:type="gramStart"/>
             <w:r>
               <w:rPr>
                 <w:lang w:val="en-US"/>
               </w:rPr>
               <w:lastRenderedPageBreak/>
-              <w:t>actually require a dataverse (e.g., will there be future deposits?)</w:t>
+              <w:t>actually require</w:t>
+            </w:r>
+            <w:proofErr w:type="gramEnd"/>
+            <w:r>
+              <w:rPr>
+                <w:lang w:val="en-US"/>
+              </w:rPr>
+              <w:t xml:space="preserve"> a </w:t>
+            </w:r>
+            <w:proofErr w:type="spellStart"/>
+            <w:r>
+              <w:rPr>
+                <w:lang w:val="en-US"/>
+              </w:rPr>
+              <w:t>dataverse</w:t>
+            </w:r>
+            <w:proofErr w:type="spellEnd"/>
+            <w:r>
+              <w:rPr>
+                <w:lang w:val="en-US"/>
+              </w:rPr>
+              <w:t xml:space="preserve"> (e.g., will there be future deposits?)</w:t>
             </w:r>
           </w:p>
         </w:tc>
@@ -2274,6 +2822,13 @@
               </w:rPr>
               <w:t>Curator’s comments:</w:t>
             </w:r>
+          </w:p>
+          <w:p>
+            <w:pPr>
+              <w:rPr>
+                <w:lang w:val="en-US"/>
+              </w:rPr>
+            </w:pPr>
           </w:p>
         </w:tc>
         <w:tc>
@@ -2805,38 +3360,150 @@
               <w:rPr>
                 <w:lang w:val="en-US"/>
               </w:rPr>
-              <w:t>{% if template_dict.file_ext.comments|length == 0 %}X{% endif %}</w:t>
-            </w:r>
-          </w:p>
-        </w:tc>
-        <w:tc>
-          <w:tcPr>
-            <w:tcW w:w="0" w:type="auto"/>
-            <w:tcBorders>
-              <w:top w:val="single" w:sz="8" w:space="0" w:color="000000"/>
-              <w:left w:val="single" w:sz="8" w:space="0" w:color="000000"/>
-              <w:bottom w:val="single" w:sz="8" w:space="0" w:color="000000"/>
-              <w:right w:val="single" w:sz="8" w:space="0" w:color="000000"/>
-            </w:tcBorders>
-            <w:tcMar>
-              <w:top w:w="100" w:type="dxa"/>
-              <w:left w:w="100" w:type="dxa"/>
-              <w:bottom w:w="100" w:type="dxa"/>
-              <w:right w:w="100" w:type="dxa"/>
-            </w:tcMar>
-            <w:hideMark/>
-          </w:tcPr>
-          <w:p>
-            <w:pPr>
-              <w:rPr>
-                <w:lang w:val="en-US"/>
-              </w:rPr>
-            </w:pPr>
-            <w:r>
-              <w:rPr>
-                <w:lang w:val="en-US"/>
-              </w:rPr>
-              <w:t>{% if template_dict.file_ext.comments|length &gt; 0 %}X{% endif %}</w:t>
+              <w:t xml:space="preserve">{% if </w:t>
+            </w:r>
+            <w:proofErr w:type="spellStart"/>
+            <w:r>
+              <w:rPr>
+                <w:lang w:val="en-US"/>
+              </w:rPr>
+              <w:t>template_</w:t>
+            </w:r>
+            <w:proofErr w:type="gramStart"/>
+            <w:r>
+              <w:rPr>
+                <w:lang w:val="en-US"/>
+              </w:rPr>
+              <w:t>dict.file</w:t>
+            </w:r>
+            <w:proofErr w:type="gramEnd"/>
+            <w:r>
+              <w:rPr>
+                <w:lang w:val="en-US"/>
+              </w:rPr>
+              <w:t>_</w:t>
+            </w:r>
+            <w:proofErr w:type="gramStart"/>
+            <w:r>
+              <w:rPr>
+                <w:lang w:val="en-US"/>
+              </w:rPr>
+              <w:t>ext.comments</w:t>
+            </w:r>
+            <w:proofErr w:type="gramEnd"/>
+            <w:r>
+              <w:rPr>
+                <w:lang w:val="en-US"/>
+              </w:rPr>
+              <w:t>|length</w:t>
+            </w:r>
+            <w:proofErr w:type="spellEnd"/>
+            <w:r>
+              <w:rPr>
+                <w:lang w:val="en-US"/>
+              </w:rPr>
+              <w:t xml:space="preserve"> == 0 %}</w:t>
+            </w:r>
+            <w:proofErr w:type="gramStart"/>
+            <w:r>
+              <w:rPr>
+                <w:lang w:val="en-US"/>
+              </w:rPr>
+              <w:t>X{</w:t>
+            </w:r>
+            <w:proofErr w:type="gramEnd"/>
+            <w:r>
+              <w:rPr>
+                <w:lang w:val="en-US"/>
+              </w:rPr>
+              <w:t>% endif %}</w:t>
+            </w:r>
+          </w:p>
+        </w:tc>
+        <w:tc>
+          <w:tcPr>
+            <w:tcW w:w="0" w:type="auto"/>
+            <w:tcBorders>
+              <w:top w:val="single" w:sz="8" w:space="0" w:color="000000"/>
+              <w:left w:val="single" w:sz="8" w:space="0" w:color="000000"/>
+              <w:bottom w:val="single" w:sz="8" w:space="0" w:color="000000"/>
+              <w:right w:val="single" w:sz="8" w:space="0" w:color="000000"/>
+            </w:tcBorders>
+            <w:tcMar>
+              <w:top w:w="100" w:type="dxa"/>
+              <w:left w:w="100" w:type="dxa"/>
+              <w:bottom w:w="100" w:type="dxa"/>
+              <w:right w:w="100" w:type="dxa"/>
+            </w:tcMar>
+            <w:hideMark/>
+          </w:tcPr>
+          <w:p>
+            <w:pPr>
+              <w:rPr>
+                <w:lang w:val="en-US"/>
+              </w:rPr>
+            </w:pPr>
+            <w:r>
+              <w:rPr>
+                <w:lang w:val="en-US"/>
+              </w:rPr>
+              <w:t xml:space="preserve">{% if </w:t>
+            </w:r>
+            <w:proofErr w:type="spellStart"/>
+            <w:r>
+              <w:rPr>
+                <w:lang w:val="en-US"/>
+              </w:rPr>
+              <w:t>template_</w:t>
+            </w:r>
+            <w:proofErr w:type="gramStart"/>
+            <w:r>
+              <w:rPr>
+                <w:lang w:val="en-US"/>
+              </w:rPr>
+              <w:t>dict.file</w:t>
+            </w:r>
+            <w:proofErr w:type="gramEnd"/>
+            <w:r>
+              <w:rPr>
+                <w:lang w:val="en-US"/>
+              </w:rPr>
+              <w:t>_</w:t>
+            </w:r>
+            <w:proofErr w:type="gramStart"/>
+            <w:r>
+              <w:rPr>
+                <w:lang w:val="en-US"/>
+              </w:rPr>
+              <w:t>ext.comments</w:t>
+            </w:r>
+            <w:proofErr w:type="gramEnd"/>
+            <w:r>
+              <w:rPr>
+                <w:lang w:val="en-US"/>
+              </w:rPr>
+              <w:t>|length</w:t>
+            </w:r>
+            <w:proofErr w:type="spellEnd"/>
+            <w:r>
+              <w:rPr>
+                <w:lang w:val="en-US"/>
+              </w:rPr>
+              <w:t xml:space="preserve"> &gt; 0 %}</w:t>
+            </w:r>
+            <w:proofErr w:type="gramStart"/>
+            <w:r>
+              <w:rPr>
+                <w:lang w:val="en-US"/>
+              </w:rPr>
+              <w:t>X{</w:t>
+            </w:r>
+            <w:proofErr w:type="gramEnd"/>
+            <w:r>
+              <w:rPr>
+                <w:lang w:val="en-US"/>
+              </w:rPr>
+              <w:t>% endif %}</w:t>
             </w:r>
           </w:p>
         </w:tc>
@@ -2952,13 +3619,84 @@
               <w:br/>
             </w:r>
             <w:r>
-              <w:t xml:space="preserve">{% if template_dict.file_open.comments |length &gt; 0 and template_dict.file_open.comments |length &lt; </w:t>
+              <w:t xml:space="preserve">{% if </w:t>
+            </w:r>
+            <w:proofErr w:type="spellStart"/>
+            <w:r>
+              <w:t>template_</w:t>
+            </w:r>
+            <w:proofErr w:type="gramStart"/>
+            <w:r>
+              <w:t>dict.file</w:t>
+            </w:r>
+            <w:proofErr w:type="gramEnd"/>
+            <w:r>
+              <w:t>_</w:t>
+            </w:r>
+            <w:proofErr w:type="gramStart"/>
+            <w:r>
+              <w:t>open.comments</w:t>
+            </w:r>
+            <w:proofErr w:type="spellEnd"/>
+            <w:proofErr w:type="gramEnd"/>
+            <w:r>
+              <w:t xml:space="preserve"> |length &gt; 0 and </w:t>
+            </w:r>
+            <w:proofErr w:type="spellStart"/>
+            <w:r>
+              <w:t>template_</w:t>
+            </w:r>
+            <w:proofErr w:type="gramStart"/>
+            <w:r>
+              <w:t>dict.file</w:t>
+            </w:r>
+            <w:proofErr w:type="gramEnd"/>
+            <w:r>
+              <w:t>_</w:t>
+            </w:r>
+            <w:proofErr w:type="gramStart"/>
+            <w:r>
+              <w:t>open.comments</w:t>
+            </w:r>
+            <w:proofErr w:type="spellEnd"/>
+            <w:proofErr w:type="gramEnd"/>
+            <w:r>
+              <w:t xml:space="preserve"> |length &lt; </w:t>
             </w:r>
             <w:r>
               <w:t>50</w:t>
             </w:r>
             <w:r>
-              <w:t xml:space="preserve"> %}{% for item in template_dict.file_open.comments %}</w:t>
+              <w:t xml:space="preserve"> </w:t>
+            </w:r>
+            <w:proofErr w:type="gramStart"/>
+            <w:r>
+              <w:t>%}{</w:t>
+            </w:r>
+            <w:proofErr w:type="gramEnd"/>
+            <w:r>
+              <w:t xml:space="preserve">% for item in </w:t>
+            </w:r>
+            <w:proofErr w:type="spellStart"/>
+            <w:r>
+              <w:t>template_</w:t>
+            </w:r>
+            <w:proofErr w:type="gramStart"/>
+            <w:r>
+              <w:t>dict.file</w:t>
+            </w:r>
+            <w:proofErr w:type="gramEnd"/>
+            <w:r>
+              <w:t>_</w:t>
+            </w:r>
+            <w:proofErr w:type="gramStart"/>
+            <w:r>
+              <w:t>open.comments</w:t>
+            </w:r>
+            <w:proofErr w:type="spellEnd"/>
+            <w:proofErr w:type="gramEnd"/>
+            <w:r>
+              <w:t xml:space="preserve"> %}</w:t>
             </w:r>
           </w:p>
           <w:p>
@@ -2972,21 +3710,126 @@
                 <w:lang w:val="en-US"/>
               </w:rPr>
             </w:pPr>
-            <w:r>
-              <w:rPr>
-                <w:lang w:val="en-US"/>
-              </w:rPr>
-              <w:t>{{ item.file_name }}{% endfor %}</w:t>
-            </w:r>
-          </w:p>
-          <w:p>
-            <w:r>
-              <w:t>{% elif template_dict.file_open.comments |length &gt;= 50 %}(See the corrupted_files.txt)</w:t>
-            </w:r>
-          </w:p>
-          <w:p>
-            <w:r>
-              <w:t>{% else %}(NONE){% endif %}</w:t>
+            <w:proofErr w:type="gramStart"/>
+            <w:r>
+              <w:rPr>
+                <w:lang w:val="en-US"/>
+              </w:rPr>
+              <w:t xml:space="preserve">{{ </w:t>
+            </w:r>
+            <w:proofErr w:type="spellStart"/>
+            <w:r>
+              <w:rPr>
+                <w:lang w:val="en-US"/>
+              </w:rPr>
+              <w:t>item</w:t>
+            </w:r>
+            <w:proofErr w:type="gramEnd"/>
+            <w:r>
+              <w:rPr>
+                <w:lang w:val="en-US"/>
+              </w:rPr>
+              <w:t>.file_</w:t>
+            </w:r>
+            <w:proofErr w:type="gramStart"/>
+            <w:r>
+              <w:rPr>
+                <w:lang w:val="en-US"/>
+              </w:rPr>
+              <w:t>name</w:t>
+            </w:r>
+            <w:proofErr w:type="spellEnd"/>
+            <w:r>
+              <w:rPr>
+                <w:lang w:val="en-US"/>
+              </w:rPr>
+              <w:t xml:space="preserve"> }}{</w:t>
+            </w:r>
+            <w:proofErr w:type="gramEnd"/>
+            <w:r>
+              <w:rPr>
+                <w:lang w:val="en-US"/>
+              </w:rPr>
+              <w:t xml:space="preserve">% </w:t>
+            </w:r>
+            <w:proofErr w:type="spellStart"/>
+            <w:proofErr w:type="gramStart"/>
+            <w:r>
+              <w:rPr>
+                <w:lang w:val="en-US"/>
+              </w:rPr>
+              <w:t>endfor</w:t>
+            </w:r>
+            <w:proofErr w:type="spellEnd"/>
+            <w:r>
+              <w:rPr>
+                <w:lang w:val="en-US"/>
+              </w:rPr>
+              <w:t xml:space="preserve"> %}</w:t>
+            </w:r>
+            <w:proofErr w:type="gramEnd"/>
+          </w:p>
+          <w:p>
+            <w:r>
+              <w:t xml:space="preserve">{% </w:t>
+            </w:r>
+            <w:proofErr w:type="spellStart"/>
+            <w:r>
+              <w:t>elif</w:t>
+            </w:r>
+            <w:proofErr w:type="spellEnd"/>
+            <w:r>
+              <w:t xml:space="preserve"> </w:t>
+            </w:r>
+            <w:proofErr w:type="spellStart"/>
+            <w:r>
+              <w:t>template_</w:t>
+            </w:r>
+            <w:proofErr w:type="gramStart"/>
+            <w:r>
+              <w:t>dict.file</w:t>
+            </w:r>
+            <w:proofErr w:type="gramEnd"/>
+            <w:r>
+              <w:t>_</w:t>
+            </w:r>
+            <w:proofErr w:type="gramStart"/>
+            <w:r>
+              <w:t>open.comments</w:t>
+            </w:r>
+            <w:proofErr w:type="spellEnd"/>
+            <w:proofErr w:type="gramEnd"/>
+            <w:r>
+              <w:t xml:space="preserve"> |length &gt;= 50 </w:t>
+            </w:r>
+            <w:proofErr w:type="gramStart"/>
+            <w:r>
+              <w:t>%}(</w:t>
+            </w:r>
+            <w:proofErr w:type="gramEnd"/>
+            <w:r>
+              <w:t>See the corrupted_files.txt)</w:t>
+            </w:r>
+          </w:p>
+          <w:p>
+            <w:r>
+              <w:t xml:space="preserve">{% else </w:t>
+            </w:r>
+            <w:proofErr w:type="gramStart"/>
+            <w:r>
+              <w:t>%}(</w:t>
+            </w:r>
+            <w:proofErr w:type="gramEnd"/>
+            <w:r>
+              <w:t>NONE</w:t>
+            </w:r>
+            <w:proofErr w:type="gramStart"/>
+            <w:r>
+              <w:t>){</w:t>
+            </w:r>
+            <w:proofErr w:type="gramEnd"/>
+            <w:r>
+              <w:t>% endif %}</w:t>
             </w:r>
           </w:p>
           <w:p>
@@ -3009,14 +3852,51 @@
               <w:br/>
             </w:r>
             <w:r>
-              <w:t xml:space="preserve">{% if template_dict.file_open.not_checked |length &gt; 0 and template_dict.file_open.not_checked |length &lt; </w:t>
+              <w:t xml:space="preserve">{% if </w:t>
+            </w:r>
+            <w:proofErr w:type="spellStart"/>
+            <w:r>
+              <w:t>template_dict.file_open.not_checked</w:t>
+            </w:r>
+            <w:proofErr w:type="spellEnd"/>
+            <w:r>
+              <w:t xml:space="preserve"> |length &gt; 0 and </w:t>
+            </w:r>
+            <w:proofErr w:type="spellStart"/>
+            <w:r>
+              <w:t>template_dict.file_open.not_checked</w:t>
+            </w:r>
+            <w:proofErr w:type="spellEnd"/>
+            <w:r>
+              <w:t xml:space="preserve"> |length &lt; </w:t>
             </w:r>
             <w:r>
               <w:t>50</w:t>
             </w:r>
             <w:r>
-              <w:t xml:space="preserve"> %}{% for item in template_dict.file_open.not_checked %}</w:t>
-            </w:r>
+              <w:t xml:space="preserve"> </w:t>
+            </w:r>
+            <w:proofErr w:type="gramStart"/>
+            <w:r>
+              <w:t>%}{</w:t>
+            </w:r>
+            <w:proofErr w:type="gramEnd"/>
+            <w:r>
+              <w:t xml:space="preserve">% for item in </w:t>
+            </w:r>
+            <w:proofErr w:type="spellStart"/>
+            <w:r>
+              <w:t>template_dict.file_open.not_</w:t>
+            </w:r>
+            <w:proofErr w:type="gramStart"/>
+            <w:r>
+              <w:t>checked</w:t>
+            </w:r>
+            <w:proofErr w:type="spellEnd"/>
+            <w:r>
+              <w:t xml:space="preserve"> %}</w:t>
+            </w:r>
+            <w:proofErr w:type="gramEnd"/>
           </w:p>
           <w:p>
             <w:pPr>
@@ -3029,22 +3909,140 @@
                 <w:lang w:val="en-US"/>
               </w:rPr>
             </w:pPr>
-            <w:r>
-              <w:rPr>
-                <w:lang w:val="en-US"/>
-              </w:rPr>
-              <w:t>{{ item.file_name }}{% endfor %}</w:t>
-            </w:r>
-          </w:p>
-          <w:p>
-            <w:pPr>
-              <w:rPr>
-                <w:lang w:val="en-US"/>
-              </w:rPr>
-            </w:pPr>
-            <w:r>
-              <w:t>{% elif template_dict.file_open.not_checked |length &gt;= 2 %}(See the unchecked_file_list.txt){% else %}(NONE){% endif %}</w:t>
-            </w:r>
+            <w:proofErr w:type="gramStart"/>
+            <w:r>
+              <w:rPr>
+                <w:lang w:val="en-US"/>
+              </w:rPr>
+              <w:t xml:space="preserve">{{ </w:t>
+            </w:r>
+            <w:proofErr w:type="spellStart"/>
+            <w:r>
+              <w:rPr>
+                <w:lang w:val="en-US"/>
+              </w:rPr>
+              <w:t>item</w:t>
+            </w:r>
+            <w:proofErr w:type="gramEnd"/>
+            <w:r>
+              <w:rPr>
+                <w:lang w:val="en-US"/>
+              </w:rPr>
+              <w:t>.file_</w:t>
+            </w:r>
+            <w:proofErr w:type="gramStart"/>
+            <w:r>
+              <w:rPr>
+                <w:lang w:val="en-US"/>
+              </w:rPr>
+              <w:t>name</w:t>
+            </w:r>
+            <w:proofErr w:type="spellEnd"/>
+            <w:r>
+              <w:rPr>
+                <w:lang w:val="en-US"/>
+              </w:rPr>
+              <w:t xml:space="preserve"> }}{</w:t>
+            </w:r>
+            <w:proofErr w:type="gramEnd"/>
+            <w:r>
+              <w:rPr>
+                <w:lang w:val="en-US"/>
+              </w:rPr>
+              <w:t xml:space="preserve">% </w:t>
+            </w:r>
+            <w:proofErr w:type="spellStart"/>
+            <w:proofErr w:type="gramStart"/>
+            <w:r>
+              <w:rPr>
+                <w:lang w:val="en-US"/>
+              </w:rPr>
+              <w:t>endfor</w:t>
+            </w:r>
+            <w:proofErr w:type="spellEnd"/>
+            <w:r>
+              <w:rPr>
+                <w:lang w:val="en-US"/>
+              </w:rPr>
+              <w:t xml:space="preserve"> %}</w:t>
+            </w:r>
+            <w:proofErr w:type="gramEnd"/>
+          </w:p>
+          <w:p>
+            <w:r>
+              <w:t xml:space="preserve">{% </w:t>
+            </w:r>
+            <w:proofErr w:type="spellStart"/>
+            <w:r>
+              <w:t>elif</w:t>
+            </w:r>
+            <w:proofErr w:type="spellEnd"/>
+            <w:r>
+              <w:t xml:space="preserve"> </w:t>
+            </w:r>
+            <w:proofErr w:type="spellStart"/>
+            <w:r>
+              <w:t>template_dict.file_open.not_checked</w:t>
+            </w:r>
+            <w:proofErr w:type="spellEnd"/>
+            <w:r>
+              <w:t xml:space="preserve"> |length &gt;= 2 </w:t>
+            </w:r>
+            <w:proofErr w:type="gramStart"/>
+            <w:r>
+              <w:t>%}(</w:t>
+            </w:r>
+            <w:proofErr w:type="gramEnd"/>
+            <w:r>
+              <w:t xml:space="preserve">See the </w:t>
+            </w:r>
+            <w:proofErr w:type="gramStart"/>
+            <w:r>
+              <w:t>unchecked_file_list.txt){</w:t>
+            </w:r>
+            <w:proofErr w:type="gramEnd"/>
+            <w:r>
+              <w:t xml:space="preserve">% else </w:t>
+            </w:r>
+            <w:proofErr w:type="gramStart"/>
+            <w:r>
+              <w:t>%}(</w:t>
+            </w:r>
+            <w:proofErr w:type="gramEnd"/>
+            <w:r>
+              <w:t>NONE</w:t>
+            </w:r>
+            <w:proofErr w:type="gramStart"/>
+            <w:r>
+              <w:t>){</w:t>
+            </w:r>
+            <w:proofErr w:type="gramEnd"/>
+            <w:r>
+              <w:t>% endif %}</w:t>
+            </w:r>
+          </w:p>
+          <w:p/>
+          <w:p>
+            <w:pPr>
+              <w:rPr>
+                <w:u w:val="single"/>
+                <w:lang w:val="en-US"/>
+              </w:rPr>
+            </w:pPr>
+            <w:r>
+              <w:rPr>
+                <w:u w:val="single"/>
+                <w:lang w:val="en-US"/>
+              </w:rPr>
+              <w:t>Curator’s comments:</w:t>
+            </w:r>
+          </w:p>
+          <w:p>
+            <w:pPr>
+              <w:rPr>
+                <w:lang w:val="en-US"/>
+              </w:rPr>
+            </w:pPr>
           </w:p>
         </w:tc>
         <w:tc>
@@ -3172,7 +4170,7 @@
                 <w:bCs/>
                 <w:lang w:val="en-US"/>
               </w:rPr>
-              <w:t xml:space="preserve">Are all files free of the following special </w:t>
+              <w:t xml:space="preserve">Are all files free </w:t>
             </w:r>
             <w:r>
               <w:rPr>
@@ -3181,7 +4179,7 @@
                 <w:lang w:val="en-US"/>
               </w:rPr>
               <w:lastRenderedPageBreak/>
-              <w:t>characters (</w:t>
+              <w:t>of the following special characters (</w:t>
             </w:r>
             <w:r>
               <w:rPr>
@@ -3189,14 +4187,24 @@
                 <w:bCs/>
                 <w:lang w:val="en-US"/>
               </w:rPr>
-              <w:t>&lt;&gt;:"/\|?*</w:t>
-            </w:r>
+              <w:t>&lt;&gt;:"/\</w:t>
+            </w:r>
+            <w:proofErr w:type="gramStart"/>
             <w:r>
               <w:rPr>
                 <w:b/>
                 <w:bCs/>
                 <w:lang w:val="en-US"/>
               </w:rPr>
+              <w:t>|?*</w:t>
+            </w:r>
+            <w:proofErr w:type="gramEnd"/>
+            <w:r>
+              <w:rPr>
+                <w:b/>
+                <w:bCs/>
+                <w:lang w:val="en-US"/>
+              </w:rPr>
               <w:t>,@$~)?</w:t>
             </w:r>
           </w:p>
@@ -3260,63 +4268,189 @@
               <w:rPr>
                 <w:lang w:val="en-US"/>
               </w:rPr>
-              <w:t>{% if template_dict.special_characters.comments|length == 0 %}X{% endif %}</w:t>
-            </w:r>
-          </w:p>
-        </w:tc>
-        <w:tc>
-          <w:tcPr>
-            <w:tcW w:w="0" w:type="auto"/>
-            <w:tcBorders>
-              <w:top w:val="single" w:sz="8" w:space="0" w:color="000000"/>
-              <w:left w:val="single" w:sz="8" w:space="0" w:color="000000"/>
-              <w:bottom w:val="single" w:sz="8" w:space="0" w:color="000000"/>
-              <w:right w:val="single" w:sz="8" w:space="0" w:color="000000"/>
-            </w:tcBorders>
-            <w:tcMar>
-              <w:top w:w="100" w:type="dxa"/>
-              <w:left w:w="100" w:type="dxa"/>
-              <w:bottom w:w="100" w:type="dxa"/>
-              <w:right w:w="100" w:type="dxa"/>
-            </w:tcMar>
-            <w:hideMark/>
-          </w:tcPr>
-          <w:p>
-            <w:pPr>
-              <w:rPr>
-                <w:lang w:val="en-US"/>
-              </w:rPr>
-            </w:pPr>
-          </w:p>
-        </w:tc>
-        <w:tc>
-          <w:tcPr>
-            <w:tcW w:w="0" w:type="auto"/>
-            <w:tcBorders>
-              <w:top w:val="single" w:sz="8" w:space="0" w:color="000000"/>
-              <w:left w:val="single" w:sz="8" w:space="0" w:color="000000"/>
-              <w:bottom w:val="single" w:sz="8" w:space="0" w:color="000000"/>
-              <w:right w:val="single" w:sz="8" w:space="0" w:color="000000"/>
-            </w:tcBorders>
-            <w:tcMar>
-              <w:top w:w="100" w:type="dxa"/>
-              <w:left w:w="100" w:type="dxa"/>
-              <w:bottom w:w="100" w:type="dxa"/>
-              <w:right w:w="100" w:type="dxa"/>
-            </w:tcMar>
-            <w:hideMark/>
-          </w:tcPr>
-          <w:p>
-            <w:pPr>
-              <w:rPr>
-                <w:lang w:val="en-US"/>
-              </w:rPr>
-            </w:pPr>
-            <w:r>
-              <w:rPr>
-                <w:lang w:val="en-US"/>
-              </w:rPr>
-              <w:t>{% if template_dict.special_characters.comments|length &gt; 0 %}X{% endif %}</w:t>
+              <w:t xml:space="preserve">{% if </w:t>
+            </w:r>
+            <w:proofErr w:type="spellStart"/>
+            <w:r>
+              <w:rPr>
+                <w:lang w:val="en-US"/>
+              </w:rPr>
+              <w:t>template_</w:t>
+            </w:r>
+            <w:proofErr w:type="gramStart"/>
+            <w:r>
+              <w:rPr>
+                <w:lang w:val="en-US"/>
+              </w:rPr>
+              <w:t>dict.special</w:t>
+            </w:r>
+            <w:proofErr w:type="gramEnd"/>
+            <w:r>
+              <w:rPr>
+                <w:lang w:val="en-US"/>
+              </w:rPr>
+              <w:t>_</w:t>
+            </w:r>
+            <w:proofErr w:type="gramStart"/>
+            <w:r>
+              <w:rPr>
+                <w:lang w:val="en-US"/>
+              </w:rPr>
+              <w:t>characters.</w:t>
+            </w:r>
+            <w:r>
+              <w:rPr>
+                <w:lang w:val="en-US"/>
+              </w:rPr>
+              <w:lastRenderedPageBreak/>
+              <w:t>comments</w:t>
+            </w:r>
+            <w:proofErr w:type="gramEnd"/>
+            <w:r>
+              <w:rPr>
+                <w:lang w:val="en-US"/>
+              </w:rPr>
+              <w:t>|length</w:t>
+            </w:r>
+            <w:proofErr w:type="spellEnd"/>
+            <w:r>
+              <w:rPr>
+                <w:lang w:val="en-US"/>
+              </w:rPr>
+              <w:t xml:space="preserve"> == 0 %}</w:t>
+            </w:r>
+            <w:proofErr w:type="gramStart"/>
+            <w:r>
+              <w:rPr>
+                <w:lang w:val="en-US"/>
+              </w:rPr>
+              <w:t>X{</w:t>
+            </w:r>
+            <w:proofErr w:type="gramEnd"/>
+            <w:r>
+              <w:rPr>
+                <w:lang w:val="en-US"/>
+              </w:rPr>
+              <w:t>% endif %}</w:t>
+            </w:r>
+          </w:p>
+        </w:tc>
+        <w:tc>
+          <w:tcPr>
+            <w:tcW w:w="0" w:type="auto"/>
+            <w:tcBorders>
+              <w:top w:val="single" w:sz="8" w:space="0" w:color="000000"/>
+              <w:left w:val="single" w:sz="8" w:space="0" w:color="000000"/>
+              <w:bottom w:val="single" w:sz="8" w:space="0" w:color="000000"/>
+              <w:right w:val="single" w:sz="8" w:space="0" w:color="000000"/>
+            </w:tcBorders>
+            <w:tcMar>
+              <w:top w:w="100" w:type="dxa"/>
+              <w:left w:w="100" w:type="dxa"/>
+              <w:bottom w:w="100" w:type="dxa"/>
+              <w:right w:w="100" w:type="dxa"/>
+            </w:tcMar>
+            <w:hideMark/>
+          </w:tcPr>
+          <w:p>
+            <w:pPr>
+              <w:rPr>
+                <w:lang w:val="en-US"/>
+              </w:rPr>
+            </w:pPr>
+          </w:p>
+        </w:tc>
+        <w:tc>
+          <w:tcPr>
+            <w:tcW w:w="0" w:type="auto"/>
+            <w:tcBorders>
+              <w:top w:val="single" w:sz="8" w:space="0" w:color="000000"/>
+              <w:left w:val="single" w:sz="8" w:space="0" w:color="000000"/>
+              <w:bottom w:val="single" w:sz="8" w:space="0" w:color="000000"/>
+              <w:right w:val="single" w:sz="8" w:space="0" w:color="000000"/>
+            </w:tcBorders>
+            <w:tcMar>
+              <w:top w:w="100" w:type="dxa"/>
+              <w:left w:w="100" w:type="dxa"/>
+              <w:bottom w:w="100" w:type="dxa"/>
+              <w:right w:w="100" w:type="dxa"/>
+            </w:tcMar>
+            <w:hideMark/>
+          </w:tcPr>
+          <w:p>
+            <w:pPr>
+              <w:rPr>
+                <w:lang w:val="en-US"/>
+              </w:rPr>
+            </w:pPr>
+            <w:r>
+              <w:rPr>
+                <w:lang w:val="en-US"/>
+              </w:rPr>
+              <w:t xml:space="preserve">{% if </w:t>
+            </w:r>
+            <w:proofErr w:type="spellStart"/>
+            <w:r>
+              <w:rPr>
+                <w:lang w:val="en-US"/>
+              </w:rPr>
+              <w:t>template_</w:t>
+            </w:r>
+            <w:proofErr w:type="gramStart"/>
+            <w:r>
+              <w:rPr>
+                <w:lang w:val="en-US"/>
+              </w:rPr>
+              <w:t>dict.special</w:t>
+            </w:r>
+            <w:proofErr w:type="gramEnd"/>
+            <w:r>
+              <w:rPr>
+                <w:lang w:val="en-US"/>
+              </w:rPr>
+              <w:t>_</w:t>
+            </w:r>
+            <w:proofErr w:type="gramStart"/>
+            <w:r>
+              <w:rPr>
+                <w:lang w:val="en-US"/>
+              </w:rPr>
+              <w:t>characters.</w:t>
+            </w:r>
+            <w:r>
+              <w:rPr>
+                <w:lang w:val="en-US"/>
+              </w:rPr>
+              <w:lastRenderedPageBreak/>
+              <w:t>comments</w:t>
+            </w:r>
+            <w:proofErr w:type="gramEnd"/>
+            <w:r>
+              <w:rPr>
+                <w:lang w:val="en-US"/>
+              </w:rPr>
+              <w:t>|length</w:t>
+            </w:r>
+            <w:proofErr w:type="spellEnd"/>
+            <w:r>
+              <w:rPr>
+                <w:lang w:val="en-US"/>
+              </w:rPr>
+              <w:t xml:space="preserve"> &gt; 0 %}</w:t>
+            </w:r>
+            <w:proofErr w:type="gramStart"/>
+            <w:r>
+              <w:rPr>
+                <w:lang w:val="en-US"/>
+              </w:rPr>
+              <w:t>X{</w:t>
+            </w:r>
+            <w:proofErr w:type="gramEnd"/>
+            <w:r>
+              <w:rPr>
+                <w:lang w:val="en-US"/>
+              </w:rPr>
+              <w:t>% endif %}</w:t>
             </w:r>
           </w:p>
         </w:tc>
@@ -3406,11 +4540,85 @@
               <w:br/>
             </w:r>
             <w:r>
-              <w:t xml:space="preserve">{% if template_dict.restricted_files.comments|length &gt; 0 and </w:t>
-            </w:r>
-            <w:r>
               <w:lastRenderedPageBreak/>
-              <w:t>template_dict.restricted_files.comments|length &lt; 50 %}{% for item in template_dict.special_characters.comments %}</w:t>
+              <w:t xml:space="preserve">{% if </w:t>
+            </w:r>
+            <w:proofErr w:type="spellStart"/>
+            <w:r>
+              <w:t>template_</w:t>
+            </w:r>
+            <w:proofErr w:type="gramStart"/>
+            <w:r>
+              <w:t>dict.restricted</w:t>
+            </w:r>
+            <w:proofErr w:type="gramEnd"/>
+            <w:r>
+              <w:t>_</w:t>
+            </w:r>
+            <w:proofErr w:type="gramStart"/>
+            <w:r>
+              <w:t>files.comments</w:t>
+            </w:r>
+            <w:proofErr w:type="gramEnd"/>
+            <w:r>
+              <w:t>|length</w:t>
+            </w:r>
+            <w:proofErr w:type="spellEnd"/>
+            <w:r>
+              <w:t xml:space="preserve"> &gt; 0 and </w:t>
+            </w:r>
+            <w:proofErr w:type="spellStart"/>
+            <w:r>
+              <w:t>template_</w:t>
+            </w:r>
+            <w:proofErr w:type="gramStart"/>
+            <w:r>
+              <w:t>dict.restricted</w:t>
+            </w:r>
+            <w:proofErr w:type="gramEnd"/>
+            <w:r>
+              <w:t>_</w:t>
+            </w:r>
+            <w:proofErr w:type="gramStart"/>
+            <w:r>
+              <w:t>files.comments</w:t>
+            </w:r>
+            <w:proofErr w:type="gramEnd"/>
+            <w:r>
+              <w:t>|length</w:t>
+            </w:r>
+            <w:proofErr w:type="spellEnd"/>
+            <w:r>
+              <w:t xml:space="preserve"> &lt; 50 </w:t>
+            </w:r>
+            <w:proofErr w:type="gramStart"/>
+            <w:r>
+              <w:t>%}{</w:t>
+            </w:r>
+            <w:proofErr w:type="gramEnd"/>
+            <w:r>
+              <w:t xml:space="preserve">% for item in </w:t>
+            </w:r>
+            <w:proofErr w:type="spellStart"/>
+            <w:r>
+              <w:t>template_</w:t>
+            </w:r>
+            <w:proofErr w:type="gramStart"/>
+            <w:r>
+              <w:t>dict.special</w:t>
+            </w:r>
+            <w:proofErr w:type="gramEnd"/>
+            <w:r>
+              <w:t>_</w:t>
+            </w:r>
+            <w:proofErr w:type="gramStart"/>
+            <w:r>
+              <w:t>characters.comments</w:t>
+            </w:r>
+            <w:proofErr w:type="spellEnd"/>
+            <w:proofErr w:type="gramEnd"/>
+            <w:r>
+              <w:t xml:space="preserve"> %}</w:t>
             </w:r>
           </w:p>
           <w:p>
@@ -3421,35 +4629,150 @@
                 <w:numId w:val="34"/>
               </w:numPr>
             </w:pPr>
-            <w:r>
-              <w:rPr>
-                <w:lang w:val="en-US"/>
-              </w:rPr>
-              <w:t>{{ item.file_name }}{% endfor %}</w:t>
-            </w:r>
-          </w:p>
-          <w:p>
-            <w:r>
-              <w:t>{% elif template_dict.restricted_files.comments|length &gt;= 50 %}(See the special_characters.txt)</w:t>
-            </w:r>
-          </w:p>
-          <w:p>
-            <w:r>
-              <w:t>{% else %}(NONE){% endif %}</w:t>
-            </w:r>
-          </w:p>
-          <w:p>
-            <w:pPr>
-              <w:rPr>
-                <w:lang w:val="en-US"/>
-              </w:rPr>
-            </w:pPr>
-            <w:r>
+            <w:proofErr w:type="gramStart"/>
+            <w:r>
+              <w:rPr>
+                <w:lang w:val="en-US"/>
+              </w:rPr>
+              <w:t xml:space="preserve">{{ </w:t>
+            </w:r>
+            <w:proofErr w:type="spellStart"/>
+            <w:r>
+              <w:rPr>
+                <w:lang w:val="en-US"/>
+              </w:rPr>
+              <w:t>item</w:t>
+            </w:r>
+            <w:proofErr w:type="gramEnd"/>
+            <w:r>
+              <w:rPr>
+                <w:lang w:val="en-US"/>
+              </w:rPr>
+              <w:t>.file_</w:t>
+            </w:r>
+            <w:proofErr w:type="gramStart"/>
+            <w:r>
+              <w:rPr>
+                <w:lang w:val="en-US"/>
+              </w:rPr>
+              <w:t>name</w:t>
+            </w:r>
+            <w:proofErr w:type="spellEnd"/>
+            <w:r>
+              <w:rPr>
+                <w:lang w:val="en-US"/>
+              </w:rPr>
+              <w:t xml:space="preserve"> }}{</w:t>
+            </w:r>
+            <w:proofErr w:type="gramEnd"/>
+            <w:r>
+              <w:rPr>
+                <w:lang w:val="en-US"/>
+              </w:rPr>
+              <w:t xml:space="preserve">% </w:t>
+            </w:r>
+            <w:proofErr w:type="spellStart"/>
+            <w:proofErr w:type="gramStart"/>
+            <w:r>
+              <w:rPr>
+                <w:lang w:val="en-US"/>
+              </w:rPr>
+              <w:t>endfor</w:t>
+            </w:r>
+            <w:proofErr w:type="spellEnd"/>
+            <w:r>
+              <w:rPr>
+                <w:lang w:val="en-US"/>
+              </w:rPr>
+              <w:t xml:space="preserve"> %}</w:t>
+            </w:r>
+            <w:proofErr w:type="gramEnd"/>
+          </w:p>
+          <w:p>
+            <w:r>
+              <w:t xml:space="preserve">{% </w:t>
+            </w:r>
+            <w:proofErr w:type="spellStart"/>
+            <w:r>
+              <w:t>elif</w:t>
+            </w:r>
+            <w:proofErr w:type="spellEnd"/>
+            <w:r>
+              <w:t xml:space="preserve"> </w:t>
+            </w:r>
+            <w:proofErr w:type="spellStart"/>
+            <w:r>
+              <w:t>template_</w:t>
+            </w:r>
+            <w:proofErr w:type="gramStart"/>
+            <w:r>
+              <w:t>dict.restricted</w:t>
+            </w:r>
+            <w:proofErr w:type="gramEnd"/>
+            <w:r>
+              <w:t>_</w:t>
+            </w:r>
+            <w:proofErr w:type="gramStart"/>
+            <w:r>
+              <w:t>files.comments</w:t>
+            </w:r>
+            <w:proofErr w:type="gramEnd"/>
+            <w:r>
+              <w:t>|length</w:t>
+            </w:r>
+            <w:proofErr w:type="spellEnd"/>
+            <w:r>
+              <w:t xml:space="preserve"> &gt;= 50 </w:t>
+            </w:r>
+            <w:proofErr w:type="gramStart"/>
+            <w:r>
+              <w:t>%}(</w:t>
+            </w:r>
+            <w:proofErr w:type="gramEnd"/>
+            <w:r>
+              <w:t>See the special_characters.txt)</w:t>
+            </w:r>
+          </w:p>
+          <w:p>
+            <w:r>
+              <w:t xml:space="preserve">{% else </w:t>
+            </w:r>
+            <w:proofErr w:type="gramStart"/>
+            <w:r>
+              <w:t>%}(</w:t>
+            </w:r>
+            <w:proofErr w:type="gramEnd"/>
+            <w:r>
+              <w:t>NONE</w:t>
+            </w:r>
+            <w:proofErr w:type="gramStart"/>
+            <w:r>
+              <w:t>){</w:t>
+            </w:r>
+            <w:proofErr w:type="gramEnd"/>
+            <w:r>
+              <w:t>% endif %}</w:t>
+            </w:r>
+          </w:p>
+          <w:p>
+            <w:pPr>
               <w:rPr>
                 <w:u w:val="single"/>
               </w:rPr>
+            </w:pPr>
+            <w:r>
+              <w:rPr>
+                <w:u w:val="single"/>
+              </w:rPr>
               <w:t>Curator’s comments:</w:t>
             </w:r>
+          </w:p>
+          <w:p>
+            <w:pPr>
+              <w:rPr>
+                <w:lang w:val="en-US"/>
+              </w:rPr>
+            </w:pPr>
           </w:p>
         </w:tc>
         <w:tc>
@@ -3655,64 +4978,178 @@
               <w:rPr>
                 <w:lang w:val="en-US"/>
               </w:rPr>
-              <w:t>{% if template_dict.</w:t>
+              <w:t xml:space="preserve">{% if </w:t>
+            </w:r>
+            <w:proofErr w:type="spellStart"/>
+            <w:r>
+              <w:rPr>
+                <w:lang w:val="en-US"/>
+              </w:rPr>
+              <w:t>template_</w:t>
+            </w:r>
+            <w:proofErr w:type="gramStart"/>
+            <w:r>
+              <w:rPr>
+                <w:lang w:val="en-US"/>
+              </w:rPr>
+              <w:t>dict.</w:t>
             </w:r>
             <w:r>
               <w:rPr>
                 <w:rFonts w:hint="eastAsia"/>
                 <w:lang w:val="en-US"/>
               </w:rPr>
-              <w:t>file_ext</w:t>
-            </w:r>
-            <w:r>
-              <w:rPr>
-                <w:lang w:val="en-US"/>
-              </w:rPr>
-              <w:t xml:space="preserve">.comments|length </w:t>
-            </w:r>
+              <w:t>file</w:t>
+            </w:r>
+            <w:proofErr w:type="gramEnd"/>
             <w:r>
               <w:rPr>
                 <w:rFonts w:hint="eastAsia"/>
                 <w:lang w:val="en-US"/>
               </w:rPr>
+              <w:t>_</w:t>
+            </w:r>
+            <w:proofErr w:type="gramStart"/>
+            <w:r>
+              <w:rPr>
+                <w:rFonts w:hint="eastAsia"/>
+                <w:lang w:val="en-US"/>
+              </w:rPr>
+              <w:t>ext</w:t>
+            </w:r>
+            <w:r>
+              <w:rPr>
+                <w:lang w:val="en-US"/>
+              </w:rPr>
+              <w:t>.comments</w:t>
+            </w:r>
+            <w:proofErr w:type="gramEnd"/>
+            <w:r>
+              <w:rPr>
+                <w:lang w:val="en-US"/>
+              </w:rPr>
+              <w:t>|length</w:t>
+            </w:r>
+            <w:proofErr w:type="spellEnd"/>
+            <w:r>
+              <w:rPr>
+                <w:lang w:val="en-US"/>
+              </w:rPr>
+              <w:t xml:space="preserve"> </w:t>
+            </w:r>
+            <w:r>
+              <w:rPr>
+                <w:rFonts w:hint="eastAsia"/>
+                <w:lang w:val="en-US"/>
+              </w:rPr>
               <w:t>==</w:t>
             </w:r>
             <w:r>
               <w:rPr>
                 <w:lang w:val="en-US"/>
               </w:rPr>
-              <w:t xml:space="preserve"> 0 %}X{% endif %}</w:t>
-            </w:r>
-          </w:p>
-        </w:tc>
-        <w:tc>
-          <w:tcPr>
-            <w:tcW w:w="0" w:type="auto"/>
-            <w:tcBorders>
-              <w:top w:val="single" w:sz="8" w:space="0" w:color="000000"/>
-              <w:left w:val="single" w:sz="8" w:space="0" w:color="000000"/>
-              <w:bottom w:val="single" w:sz="8" w:space="0" w:color="000000"/>
-              <w:right w:val="single" w:sz="8" w:space="0" w:color="000000"/>
-            </w:tcBorders>
-            <w:tcMar>
-              <w:top w:w="100" w:type="dxa"/>
-              <w:left w:w="100" w:type="dxa"/>
-              <w:bottom w:w="100" w:type="dxa"/>
-              <w:right w:w="100" w:type="dxa"/>
-            </w:tcMar>
-            <w:hideMark/>
-          </w:tcPr>
-          <w:p>
-            <w:pPr>
-              <w:rPr>
-                <w:lang w:val="en-US"/>
-              </w:rPr>
-            </w:pPr>
-            <w:r>
-              <w:rPr>
-                <w:lang w:val="en-US"/>
-              </w:rPr>
-              <w:t>{% if template_dict.file_ext.comments|length &gt; 0 %}X{% endif %}</w:t>
+              <w:t xml:space="preserve"> 0 %}</w:t>
+            </w:r>
+            <w:proofErr w:type="gramStart"/>
+            <w:r>
+              <w:rPr>
+                <w:lang w:val="en-US"/>
+              </w:rPr>
+              <w:t>X{</w:t>
+            </w:r>
+            <w:proofErr w:type="gramEnd"/>
+            <w:r>
+              <w:rPr>
+                <w:lang w:val="en-US"/>
+              </w:rPr>
+              <w:t>% endif %}</w:t>
+            </w:r>
+          </w:p>
+        </w:tc>
+        <w:tc>
+          <w:tcPr>
+            <w:tcW w:w="0" w:type="auto"/>
+            <w:tcBorders>
+              <w:top w:val="single" w:sz="8" w:space="0" w:color="000000"/>
+              <w:left w:val="single" w:sz="8" w:space="0" w:color="000000"/>
+              <w:bottom w:val="single" w:sz="8" w:space="0" w:color="000000"/>
+              <w:right w:val="single" w:sz="8" w:space="0" w:color="000000"/>
+            </w:tcBorders>
+            <w:tcMar>
+              <w:top w:w="100" w:type="dxa"/>
+              <w:left w:w="100" w:type="dxa"/>
+              <w:bottom w:w="100" w:type="dxa"/>
+              <w:right w:w="100" w:type="dxa"/>
+            </w:tcMar>
+            <w:hideMark/>
+          </w:tcPr>
+          <w:p>
+            <w:pPr>
+              <w:rPr>
+                <w:lang w:val="en-US"/>
+              </w:rPr>
+            </w:pPr>
+            <w:r>
+              <w:rPr>
+                <w:lang w:val="en-US"/>
+              </w:rPr>
+              <w:t xml:space="preserve">{% if </w:t>
+            </w:r>
+            <w:proofErr w:type="spellStart"/>
+            <w:r>
+              <w:rPr>
+                <w:lang w:val="en-US"/>
+              </w:rPr>
+              <w:t>template_</w:t>
+            </w:r>
+            <w:proofErr w:type="gramStart"/>
+            <w:r>
+              <w:rPr>
+                <w:lang w:val="en-US"/>
+              </w:rPr>
+              <w:t>dict.file</w:t>
+            </w:r>
+            <w:proofErr w:type="gramEnd"/>
+            <w:r>
+              <w:rPr>
+                <w:lang w:val="en-US"/>
+              </w:rPr>
+              <w:t>_</w:t>
+            </w:r>
+            <w:proofErr w:type="gramStart"/>
+            <w:r>
+              <w:rPr>
+                <w:lang w:val="en-US"/>
+              </w:rPr>
+              <w:t>ext.comments</w:t>
+            </w:r>
+            <w:proofErr w:type="gramEnd"/>
+            <w:r>
+              <w:rPr>
+                <w:lang w:val="en-US"/>
+              </w:rPr>
+              <w:t>|length</w:t>
+            </w:r>
+            <w:proofErr w:type="spellEnd"/>
+            <w:r>
+              <w:rPr>
+                <w:lang w:val="en-US"/>
+              </w:rPr>
+              <w:t xml:space="preserve"> &gt; 0 %}</w:t>
+            </w:r>
+            <w:proofErr w:type="gramStart"/>
+            <w:r>
+              <w:rPr>
+                <w:lang w:val="en-US"/>
+              </w:rPr>
+              <w:t>X{</w:t>
+            </w:r>
+            <w:proofErr w:type="gramEnd"/>
+            <w:r>
+              <w:rPr>
+                <w:lang w:val="en-US"/>
+              </w:rPr>
+              <w:t>% endif %}</w:t>
             </w:r>
           </w:p>
         </w:tc>
@@ -3827,7 +5264,78 @@
               <w:br/>
             </w:r>
             <w:r>
-              <w:t>{% if template_dict.file_ext.comments |length &gt; 0 and template_dict.file_ext.comments |length &lt; 50 %}{% for item in template_dict.file_ext.comments %}</w:t>
+              <w:t xml:space="preserve">{% if </w:t>
+            </w:r>
+            <w:proofErr w:type="spellStart"/>
+            <w:r>
+              <w:t>template_</w:t>
+            </w:r>
+            <w:proofErr w:type="gramStart"/>
+            <w:r>
+              <w:t>dict.file</w:t>
+            </w:r>
+            <w:proofErr w:type="gramEnd"/>
+            <w:r>
+              <w:t>_</w:t>
+            </w:r>
+            <w:proofErr w:type="gramStart"/>
+            <w:r>
+              <w:t>ext.comments</w:t>
+            </w:r>
+            <w:proofErr w:type="spellEnd"/>
+            <w:proofErr w:type="gramEnd"/>
+            <w:r>
+              <w:t xml:space="preserve"> |length &gt; 0 and </w:t>
+            </w:r>
+            <w:proofErr w:type="spellStart"/>
+            <w:r>
+              <w:t>template_</w:t>
+            </w:r>
+            <w:proofErr w:type="gramStart"/>
+            <w:r>
+              <w:t>dict.file</w:t>
+            </w:r>
+            <w:proofErr w:type="gramEnd"/>
+            <w:r>
+              <w:t>_</w:t>
+            </w:r>
+            <w:proofErr w:type="gramStart"/>
+            <w:r>
+              <w:t>ext.comments</w:t>
+            </w:r>
+            <w:proofErr w:type="spellEnd"/>
+            <w:proofErr w:type="gramEnd"/>
+            <w:r>
+              <w:t xml:space="preserve"> |length &lt; 50 </w:t>
+            </w:r>
+            <w:proofErr w:type="gramStart"/>
+            <w:r>
+              <w:t>%}{</w:t>
+            </w:r>
+            <w:proofErr w:type="gramEnd"/>
+            <w:r>
+              <w:t xml:space="preserve">% for item in </w:t>
+            </w:r>
+            <w:proofErr w:type="spellStart"/>
+            <w:r>
+              <w:t>template_</w:t>
+            </w:r>
+            <w:proofErr w:type="gramStart"/>
+            <w:r>
+              <w:t>dict.file</w:t>
+            </w:r>
+            <w:proofErr w:type="gramEnd"/>
+            <w:r>
+              <w:t>_</w:t>
+            </w:r>
+            <w:proofErr w:type="gramStart"/>
+            <w:r>
+              <w:t>ext.comments</w:t>
+            </w:r>
+            <w:proofErr w:type="spellEnd"/>
+            <w:proofErr w:type="gramEnd"/>
+            <w:r>
+              <w:t xml:space="preserve"> %}</w:t>
             </w:r>
           </w:p>
           <w:p>
@@ -3839,19 +5347,124 @@
               </w:numPr>
               <w:spacing w:line="256" w:lineRule="auto"/>
             </w:pPr>
-            <w:r>
-              <w:rPr>
-                <w:lang w:val="en-US"/>
-              </w:rPr>
-              <w:t>{{ item.file_name }}{% endfor %}</w:t>
-            </w:r>
+            <w:proofErr w:type="gramStart"/>
+            <w:r>
+              <w:rPr>
+                <w:lang w:val="en-US"/>
+              </w:rPr>
+              <w:t xml:space="preserve">{{ </w:t>
+            </w:r>
+            <w:proofErr w:type="spellStart"/>
+            <w:r>
+              <w:rPr>
+                <w:lang w:val="en-US"/>
+              </w:rPr>
+              <w:t>item</w:t>
+            </w:r>
+            <w:proofErr w:type="gramEnd"/>
+            <w:r>
+              <w:rPr>
+                <w:lang w:val="en-US"/>
+              </w:rPr>
+              <w:t>.file_</w:t>
+            </w:r>
+            <w:proofErr w:type="gramStart"/>
+            <w:r>
+              <w:rPr>
+                <w:lang w:val="en-US"/>
+              </w:rPr>
+              <w:t>name</w:t>
+            </w:r>
+            <w:proofErr w:type="spellEnd"/>
+            <w:r>
+              <w:rPr>
+                <w:lang w:val="en-US"/>
+              </w:rPr>
+              <w:t xml:space="preserve"> }}{</w:t>
+            </w:r>
+            <w:proofErr w:type="gramEnd"/>
+            <w:r>
+              <w:rPr>
+                <w:lang w:val="en-US"/>
+              </w:rPr>
+              <w:t xml:space="preserve">% </w:t>
+            </w:r>
+            <w:proofErr w:type="spellStart"/>
+            <w:proofErr w:type="gramStart"/>
+            <w:r>
+              <w:rPr>
+                <w:lang w:val="en-US"/>
+              </w:rPr>
+              <w:t>endfor</w:t>
+            </w:r>
+            <w:proofErr w:type="spellEnd"/>
+            <w:r>
+              <w:rPr>
+                <w:lang w:val="en-US"/>
+              </w:rPr>
+              <w:t xml:space="preserve"> %}</w:t>
+            </w:r>
+            <w:proofErr w:type="gramEnd"/>
           </w:p>
           <w:p>
             <w:pPr>
               <w:spacing w:line="256" w:lineRule="auto"/>
             </w:pPr>
             <w:r>
-              <w:t>{% elif template_dict.file_ext.comments |length &gt;= 50 %}(See the no_file_extension.txt) {% else %}(NONE){% endif %}</w:t>
+              <w:t xml:space="preserve">{% </w:t>
+            </w:r>
+            <w:proofErr w:type="spellStart"/>
+            <w:r>
+              <w:t>elif</w:t>
+            </w:r>
+            <w:proofErr w:type="spellEnd"/>
+            <w:r>
+              <w:t xml:space="preserve"> </w:t>
+            </w:r>
+            <w:proofErr w:type="spellStart"/>
+            <w:r>
+              <w:t>template_</w:t>
+            </w:r>
+            <w:proofErr w:type="gramStart"/>
+            <w:r>
+              <w:t>dict.file</w:t>
+            </w:r>
+            <w:proofErr w:type="gramEnd"/>
+            <w:r>
+              <w:t>_</w:t>
+            </w:r>
+            <w:proofErr w:type="gramStart"/>
+            <w:r>
+              <w:t>ext.comments</w:t>
+            </w:r>
+            <w:proofErr w:type="spellEnd"/>
+            <w:proofErr w:type="gramEnd"/>
+            <w:r>
+              <w:t xml:space="preserve"> |length &gt;= 50 </w:t>
+            </w:r>
+            <w:proofErr w:type="gramStart"/>
+            <w:r>
+              <w:t>%}(</w:t>
+            </w:r>
+            <w:proofErr w:type="gramEnd"/>
+            <w:r>
+              <w:t xml:space="preserve">See the no_file_extension.txt) {% else </w:t>
+            </w:r>
+            <w:proofErr w:type="gramStart"/>
+            <w:r>
+              <w:t>%}(</w:t>
+            </w:r>
+            <w:proofErr w:type="gramEnd"/>
+            <w:r>
+              <w:t>NONE</w:t>
+            </w:r>
+            <w:proofErr w:type="gramStart"/>
+            <w:r>
+              <w:t>){</w:t>
+            </w:r>
+            <w:proofErr w:type="gramEnd"/>
+            <w:r>
+              <w:t>% endif %}</w:t>
             </w:r>
           </w:p>
           <w:p>
@@ -4194,7 +5807,85 @@
               <w:br/>
             </w:r>
             <w:r>
-              <w:t>{% if template_dict.common_file_format.comments|length &gt; 0 and template_dict.common_file_format.comments|length &lt; 50 %}{% for item in template_dict.common_file_format.comments %}</w:t>
+              <w:t xml:space="preserve">{% if </w:t>
+            </w:r>
+            <w:proofErr w:type="spellStart"/>
+            <w:r>
+              <w:t>template_</w:t>
+            </w:r>
+            <w:proofErr w:type="gramStart"/>
+            <w:r>
+              <w:t>dict.common</w:t>
+            </w:r>
+            <w:proofErr w:type="gramEnd"/>
+            <w:r>
+              <w:t>_file_</w:t>
+            </w:r>
+            <w:proofErr w:type="gramStart"/>
+            <w:r>
+              <w:t>format.comments</w:t>
+            </w:r>
+            <w:proofErr w:type="gramEnd"/>
+            <w:r>
+              <w:t>|length</w:t>
+            </w:r>
+            <w:proofErr w:type="spellEnd"/>
+            <w:r>
+              <w:t xml:space="preserve"> &gt; 0 and </w:t>
+            </w:r>
+            <w:proofErr w:type="spellStart"/>
+            <w:r>
+              <w:t>template_</w:t>
+            </w:r>
+            <w:proofErr w:type="gramStart"/>
+            <w:r>
+              <w:t>dict.common</w:t>
+            </w:r>
+            <w:proofErr w:type="gramEnd"/>
+            <w:r>
+              <w:t>_file_</w:t>
+            </w:r>
+            <w:proofErr w:type="gramStart"/>
+            <w:r>
+              <w:t>format.comments</w:t>
+            </w:r>
+            <w:proofErr w:type="gramEnd"/>
+            <w:r>
+              <w:t>|length</w:t>
+            </w:r>
+            <w:proofErr w:type="spellEnd"/>
+            <w:r>
+              <w:t xml:space="preserve"> &lt; 50 </w:t>
+            </w:r>
+            <w:proofErr w:type="gramStart"/>
+            <w:r>
+              <w:t>%}{</w:t>
+            </w:r>
+            <w:proofErr w:type="gramEnd"/>
+            <w:r>
+              <w:t xml:space="preserve">% for item in </w:t>
+            </w:r>
+            <w:proofErr w:type="spellStart"/>
+            <w:r>
+              <w:lastRenderedPageBreak/>
+              <w:t>template_</w:t>
+            </w:r>
+            <w:proofErr w:type="gramStart"/>
+            <w:r>
+              <w:t>dict.common</w:t>
+            </w:r>
+            <w:proofErr w:type="gramEnd"/>
+            <w:r>
+              <w:t>_file_</w:t>
+            </w:r>
+            <w:proofErr w:type="gramStart"/>
+            <w:r>
+              <w:t>format.comments</w:t>
+            </w:r>
+            <w:proofErr w:type="spellEnd"/>
+            <w:proofErr w:type="gramEnd"/>
+            <w:r>
+              <w:t xml:space="preserve"> %}</w:t>
             </w:r>
           </w:p>
           <w:p>
@@ -4204,40 +5895,142 @@
                 <w:numId w:val="36"/>
               </w:numPr>
             </w:pPr>
-            <w:r>
-              <w:rPr>
-                <w:lang w:val="en-US"/>
-              </w:rPr>
-              <w:t>{{ item.file_name }}</w:t>
+            <w:proofErr w:type="gramStart"/>
+            <w:r>
+              <w:rPr>
+                <w:lang w:val="en-US"/>
+              </w:rPr>
+              <w:t xml:space="preserve">{{ </w:t>
+            </w:r>
+            <w:proofErr w:type="spellStart"/>
+            <w:r>
+              <w:rPr>
+                <w:lang w:val="en-US"/>
+              </w:rPr>
+              <w:t>item</w:t>
+            </w:r>
+            <w:proofErr w:type="gramEnd"/>
+            <w:r>
+              <w:rPr>
+                <w:lang w:val="en-US"/>
+              </w:rPr>
+              <w:t>.file_</w:t>
+            </w:r>
+            <w:proofErr w:type="gramStart"/>
+            <w:r>
+              <w:rPr>
+                <w:lang w:val="en-US"/>
+              </w:rPr>
+              <w:t>name</w:t>
+            </w:r>
+            <w:proofErr w:type="spellEnd"/>
+            <w:r>
+              <w:rPr>
+                <w:lang w:val="en-US"/>
+              </w:rPr>
+              <w:t xml:space="preserve"> }}</w:t>
             </w:r>
             <w:r>
               <w:rPr>
                 <w:rFonts w:hint="eastAsia"/>
                 <w:lang w:val="en-US"/>
               </w:rPr>
+              <w:t>{</w:t>
+            </w:r>
+            <w:proofErr w:type="gramEnd"/>
+            <w:r>
+              <w:rPr>
+                <w:rFonts w:hint="eastAsia"/>
+                <w:lang w:val="en-US"/>
+              </w:rPr>
+              <w:t xml:space="preserve">% </w:t>
+            </w:r>
+            <w:proofErr w:type="spellStart"/>
+            <w:proofErr w:type="gramStart"/>
+            <w:r>
+              <w:rPr>
+                <w:lang w:val="en-US"/>
+              </w:rPr>
+              <w:t>endfor</w:t>
+            </w:r>
+            <w:proofErr w:type="spellEnd"/>
+            <w:r>
+              <w:rPr>
+                <w:lang w:val="en-US"/>
+              </w:rPr>
+              <w:t xml:space="preserve"> %}</w:t>
+            </w:r>
+            <w:proofErr w:type="gramEnd"/>
+          </w:p>
+          <w:p>
+            <w:r>
               <w:t xml:space="preserve">{% </w:t>
             </w:r>
-            <w:r>
-              <w:rPr>
-                <w:lang w:val="en-US"/>
-              </w:rPr>
-              <w:t>endfor %}</w:t>
-            </w:r>
-          </w:p>
-          <w:p>
-            <w:r>
-              <w:lastRenderedPageBreak/>
-              <w:t>{% elif template_dict.common_file_format.comments|length &gt;= 50 %}(See the uncommon_file_extension.txt)</w:t>
-            </w:r>
-          </w:p>
-          <w:p>
-            <w:pPr>
-              <w:rPr>
-                <w:lang w:val="en-US"/>
-              </w:rPr>
-            </w:pPr>
-            <w:r>
-              <w:t>{% else %}(NONE){% endif %}</w:t>
+            <w:proofErr w:type="spellStart"/>
+            <w:r>
+              <w:t>elif</w:t>
+            </w:r>
+            <w:proofErr w:type="spellEnd"/>
+            <w:r>
+              <w:t xml:space="preserve"> </w:t>
+            </w:r>
+            <w:proofErr w:type="spellStart"/>
+            <w:r>
+              <w:t>template_</w:t>
+            </w:r>
+            <w:proofErr w:type="gramStart"/>
+            <w:r>
+              <w:t>dict.common</w:t>
+            </w:r>
+            <w:proofErr w:type="gramEnd"/>
+            <w:r>
+              <w:t>_file_</w:t>
+            </w:r>
+            <w:proofErr w:type="gramStart"/>
+            <w:r>
+              <w:t>format.comments</w:t>
+            </w:r>
+            <w:proofErr w:type="gramEnd"/>
+            <w:r>
+              <w:t>|length</w:t>
+            </w:r>
+            <w:proofErr w:type="spellEnd"/>
+            <w:r>
+              <w:t xml:space="preserve"> &gt;= 50 </w:t>
+            </w:r>
+            <w:proofErr w:type="gramStart"/>
+            <w:r>
+              <w:t>%}(</w:t>
+            </w:r>
+            <w:proofErr w:type="gramEnd"/>
+            <w:r>
+              <w:t>See the uncommon_file_extension.txt)</w:t>
+            </w:r>
+          </w:p>
+          <w:p>
+            <w:pPr>
+              <w:rPr>
+                <w:lang w:val="en-US"/>
+              </w:rPr>
+            </w:pPr>
+            <w:r>
+              <w:t xml:space="preserve">{% else </w:t>
+            </w:r>
+            <w:proofErr w:type="gramStart"/>
+            <w:r>
+              <w:t>%}(</w:t>
+            </w:r>
+            <w:proofErr w:type="gramEnd"/>
+            <w:r>
+              <w:t>NONE</w:t>
+            </w:r>
+            <w:proofErr w:type="gramStart"/>
+            <w:r>
+              <w:t>){</w:t>
+            </w:r>
+            <w:proofErr w:type="gramEnd"/>
+            <w:r>
+              <w:t>% endif %}</w:t>
             </w:r>
           </w:p>
         </w:tc>
@@ -4598,15 +6391,22 @@
           <w:p>
             <w:pPr>
               <w:rPr>
-                <w:lang w:val="en-US"/>
-              </w:rPr>
-            </w:pPr>
-            <w:r>
-              <w:rPr>
                 <w:u w:val="single"/>
               </w:rPr>
+            </w:pPr>
+            <w:r>
+              <w:rPr>
+                <w:u w:val="single"/>
+              </w:rPr>
               <w:t>Curator’s comments:</w:t>
             </w:r>
+          </w:p>
+          <w:p>
+            <w:pPr>
+              <w:rPr>
+                <w:lang w:val="en-US"/>
+              </w:rPr>
+            </w:pPr>
           </w:p>
         </w:tc>
         <w:tc>
@@ -5130,69 +6930,203 @@
               <w:rPr>
                 <w:lang w:val="en-US"/>
               </w:rPr>
-              <w:t>Read the `ds_tree.txt` file in the log_files folder to identify whether there is a README file, but it is not named with ‘README’</w:t>
-            </w:r>
-          </w:p>
-        </w:tc>
-        <w:tc>
-          <w:tcPr>
-            <w:tcW w:w="0" w:type="auto"/>
-            <w:tcBorders>
-              <w:top w:val="single" w:sz="8" w:space="0" w:color="000000"/>
-              <w:left w:val="single" w:sz="8" w:space="0" w:color="000000"/>
-              <w:bottom w:val="single" w:sz="8" w:space="0" w:color="000000"/>
-              <w:right w:val="single" w:sz="8" w:space="0" w:color="000000"/>
-            </w:tcBorders>
-            <w:tcMar>
-              <w:top w:w="100" w:type="dxa"/>
-              <w:left w:w="100" w:type="dxa"/>
-              <w:bottom w:w="100" w:type="dxa"/>
-              <w:right w:w="100" w:type="dxa"/>
-            </w:tcMar>
-            <w:hideMark/>
-          </w:tcPr>
-          <w:p>
-            <w:pPr>
-              <w:rPr>
-                <w:lang w:val="en-US"/>
-              </w:rPr>
-            </w:pPr>
-            <w:r>
-              <w:rPr>
-                <w:lang w:val="en-US"/>
-              </w:rPr>
-              <w:t>{% if template_dict.readme_file.comments|length &gt; 0 %}X{% endif %}</w:t>
-            </w:r>
-          </w:p>
-        </w:tc>
-        <w:tc>
-          <w:tcPr>
-            <w:tcW w:w="0" w:type="auto"/>
-            <w:tcBorders>
-              <w:top w:val="single" w:sz="8" w:space="0" w:color="000000"/>
-              <w:left w:val="single" w:sz="8" w:space="0" w:color="000000"/>
-              <w:bottom w:val="single" w:sz="8" w:space="0" w:color="000000"/>
-              <w:right w:val="single" w:sz="8" w:space="0" w:color="000000"/>
-            </w:tcBorders>
-            <w:tcMar>
-              <w:top w:w="100" w:type="dxa"/>
-              <w:left w:w="100" w:type="dxa"/>
-              <w:bottom w:w="100" w:type="dxa"/>
-              <w:right w:w="100" w:type="dxa"/>
-            </w:tcMar>
-            <w:hideMark/>
-          </w:tcPr>
-          <w:p>
-            <w:pPr>
-              <w:rPr>
-                <w:lang w:val="en-US"/>
-              </w:rPr>
-            </w:pPr>
-            <w:r>
-              <w:rPr>
-                <w:lang w:val="en-US"/>
-              </w:rPr>
-              <w:t>{% if template_dict.readme_file.comments|length == 0 %}X{% endif %}</w:t>
+              <w:t xml:space="preserve">Read the `ds_tree.txt` file in the </w:t>
+            </w:r>
+            <w:proofErr w:type="spellStart"/>
+            <w:r>
+              <w:rPr>
+                <w:lang w:val="en-US"/>
+              </w:rPr>
+              <w:t>log_files</w:t>
+            </w:r>
+            <w:proofErr w:type="spellEnd"/>
+            <w:r>
+              <w:rPr>
+                <w:lang w:val="en-US"/>
+              </w:rPr>
+              <w:t xml:space="preserve"> folder to identify whether there is a README file, but it is not </w:t>
+            </w:r>
+            <w:r>
+              <w:rPr>
+                <w:lang w:val="en-US"/>
+              </w:rPr>
+              <w:lastRenderedPageBreak/>
+              <w:t>named with ‘README’</w:t>
+            </w:r>
+          </w:p>
+        </w:tc>
+        <w:tc>
+          <w:tcPr>
+            <w:tcW w:w="0" w:type="auto"/>
+            <w:tcBorders>
+              <w:top w:val="single" w:sz="8" w:space="0" w:color="000000"/>
+              <w:left w:val="single" w:sz="8" w:space="0" w:color="000000"/>
+              <w:bottom w:val="single" w:sz="8" w:space="0" w:color="000000"/>
+              <w:right w:val="single" w:sz="8" w:space="0" w:color="000000"/>
+            </w:tcBorders>
+            <w:tcMar>
+              <w:top w:w="100" w:type="dxa"/>
+              <w:left w:w="100" w:type="dxa"/>
+              <w:bottom w:w="100" w:type="dxa"/>
+              <w:right w:w="100" w:type="dxa"/>
+            </w:tcMar>
+            <w:hideMark/>
+          </w:tcPr>
+          <w:p>
+            <w:pPr>
+              <w:rPr>
+                <w:lang w:val="en-US"/>
+              </w:rPr>
+            </w:pPr>
+            <w:r>
+              <w:rPr>
+                <w:lang w:val="en-US"/>
+              </w:rPr>
+              <w:lastRenderedPageBreak/>
+              <w:t xml:space="preserve">{% if </w:t>
+            </w:r>
+            <w:proofErr w:type="spellStart"/>
+            <w:r>
+              <w:rPr>
+                <w:lang w:val="en-US"/>
+              </w:rPr>
+              <w:t>template_</w:t>
+            </w:r>
+            <w:proofErr w:type="gramStart"/>
+            <w:r>
+              <w:rPr>
+                <w:lang w:val="en-US"/>
+              </w:rPr>
+              <w:t>dict.readme</w:t>
+            </w:r>
+            <w:proofErr w:type="gramEnd"/>
+            <w:r>
+              <w:rPr>
+                <w:lang w:val="en-US"/>
+              </w:rPr>
+              <w:t>_</w:t>
+            </w:r>
+            <w:proofErr w:type="gramStart"/>
+            <w:r>
+              <w:rPr>
+                <w:lang w:val="en-US"/>
+              </w:rPr>
+              <w:t>file.comments</w:t>
+            </w:r>
+            <w:proofErr w:type="gramEnd"/>
+            <w:r>
+              <w:rPr>
+                <w:lang w:val="en-US"/>
+              </w:rPr>
+              <w:t>|length</w:t>
+            </w:r>
+            <w:proofErr w:type="spellEnd"/>
+            <w:r>
+              <w:rPr>
+                <w:lang w:val="en-US"/>
+              </w:rPr>
+              <w:t xml:space="preserve"> &gt; 0 %}</w:t>
+            </w:r>
+            <w:proofErr w:type="gramStart"/>
+            <w:r>
+              <w:rPr>
+                <w:lang w:val="en-US"/>
+              </w:rPr>
+              <w:t>X{</w:t>
+            </w:r>
+            <w:proofErr w:type="gramEnd"/>
+            <w:r>
+              <w:rPr>
+                <w:lang w:val="en-US"/>
+              </w:rPr>
+              <w:t>% endif %}</w:t>
+            </w:r>
+          </w:p>
+        </w:tc>
+        <w:tc>
+          <w:tcPr>
+            <w:tcW w:w="0" w:type="auto"/>
+            <w:tcBorders>
+              <w:top w:val="single" w:sz="8" w:space="0" w:color="000000"/>
+              <w:left w:val="single" w:sz="8" w:space="0" w:color="000000"/>
+              <w:bottom w:val="single" w:sz="8" w:space="0" w:color="000000"/>
+              <w:right w:val="single" w:sz="8" w:space="0" w:color="000000"/>
+            </w:tcBorders>
+            <w:tcMar>
+              <w:top w:w="100" w:type="dxa"/>
+              <w:left w:w="100" w:type="dxa"/>
+              <w:bottom w:w="100" w:type="dxa"/>
+              <w:right w:w="100" w:type="dxa"/>
+            </w:tcMar>
+            <w:hideMark/>
+          </w:tcPr>
+          <w:p>
+            <w:pPr>
+              <w:rPr>
+                <w:lang w:val="en-US"/>
+              </w:rPr>
+            </w:pPr>
+            <w:r>
+              <w:rPr>
+                <w:lang w:val="en-US"/>
+              </w:rPr>
+              <w:t xml:space="preserve">{% if </w:t>
+            </w:r>
+            <w:proofErr w:type="spellStart"/>
+            <w:r>
+              <w:rPr>
+                <w:lang w:val="en-US"/>
+              </w:rPr>
+              <w:t>template_</w:t>
+            </w:r>
+            <w:proofErr w:type="gramStart"/>
+            <w:r>
+              <w:rPr>
+                <w:lang w:val="en-US"/>
+              </w:rPr>
+              <w:t>dict.readme</w:t>
+            </w:r>
+            <w:proofErr w:type="gramEnd"/>
+            <w:r>
+              <w:rPr>
+                <w:lang w:val="en-US"/>
+              </w:rPr>
+              <w:t>_</w:t>
+            </w:r>
+            <w:proofErr w:type="gramStart"/>
+            <w:r>
+              <w:rPr>
+                <w:lang w:val="en-US"/>
+              </w:rPr>
+              <w:t>file.comments</w:t>
+            </w:r>
+            <w:proofErr w:type="gramEnd"/>
+            <w:r>
+              <w:rPr>
+                <w:lang w:val="en-US"/>
+              </w:rPr>
+              <w:t>|length</w:t>
+            </w:r>
+            <w:proofErr w:type="spellEnd"/>
+            <w:r>
+              <w:rPr>
+                <w:lang w:val="en-US"/>
+              </w:rPr>
+              <w:t xml:space="preserve"> == 0 %}</w:t>
+            </w:r>
+            <w:proofErr w:type="gramStart"/>
+            <w:r>
+              <w:rPr>
+                <w:lang w:val="en-US"/>
+              </w:rPr>
+              <w:t>X{</w:t>
+            </w:r>
+            <w:proofErr w:type="gramEnd"/>
+            <w:r>
+              <w:rPr>
+                <w:lang w:val="en-US"/>
+              </w:rPr>
+              <w:t>% endif %}</w:t>
             </w:r>
           </w:p>
         </w:tc>
@@ -5324,40 +7258,248 @@
             <w:r>
               <w:t xml:space="preserve">{% if </w:t>
             </w:r>
-            <w:r>
-              <w:rPr>
-                <w:lang w:val="en-US"/>
-              </w:rPr>
-              <w:t>template_dict.readme_file.comments</w:t>
-            </w:r>
+            <w:proofErr w:type="spellStart"/>
+            <w:r>
+              <w:rPr>
+                <w:lang w:val="en-US"/>
+              </w:rPr>
+              <w:t>template_</w:t>
+            </w:r>
+            <w:proofErr w:type="gramStart"/>
+            <w:r>
+              <w:rPr>
+                <w:lang w:val="en-US"/>
+              </w:rPr>
+              <w:t>dict.readme</w:t>
+            </w:r>
+            <w:proofErr w:type="gramEnd"/>
+            <w:r>
+              <w:rPr>
+                <w:lang w:val="en-US"/>
+              </w:rPr>
+              <w:t>_</w:t>
+            </w:r>
+            <w:proofErr w:type="gramStart"/>
+            <w:r>
+              <w:rPr>
+                <w:lang w:val="en-US"/>
+              </w:rPr>
+              <w:t>file.comments</w:t>
+            </w:r>
+            <w:proofErr w:type="spellEnd"/>
+            <w:proofErr w:type="gramEnd"/>
             <w:r>
               <w:t xml:space="preserve"> |length &gt; 0</w:t>
             </w:r>
             <w:r>
+              <w:t xml:space="preserve"> </w:t>
+            </w:r>
+            <w:proofErr w:type="gramStart"/>
+            <w:r>
+              <w:t>%}</w:t>
+            </w:r>
+            <w:r>
+              <w:rPr>
+                <w:lang w:val="en-US"/>
+              </w:rPr>
+              <w:t>{</w:t>
+            </w:r>
+            <w:proofErr w:type="gramEnd"/>
+            <w:r>
+              <w:rPr>
+                <w:lang w:val="en-US"/>
+              </w:rPr>
+              <w:t xml:space="preserve">% for item in </w:t>
+            </w:r>
+            <w:proofErr w:type="spellStart"/>
+            <w:r>
+              <w:rPr>
+                <w:lang w:val="en-US"/>
+              </w:rPr>
+              <w:t>template_</w:t>
+            </w:r>
+            <w:proofErr w:type="gramStart"/>
+            <w:r>
+              <w:rPr>
+                <w:lang w:val="en-US"/>
+              </w:rPr>
+              <w:t>dict.readme</w:t>
+            </w:r>
+            <w:proofErr w:type="gramEnd"/>
+            <w:r>
+              <w:rPr>
+                <w:lang w:val="en-US"/>
+              </w:rPr>
+              <w:t>_</w:t>
+            </w:r>
+            <w:proofErr w:type="gramStart"/>
+            <w:r>
+              <w:rPr>
+                <w:lang w:val="en-US"/>
+              </w:rPr>
+              <w:t>file.comments</w:t>
+            </w:r>
+            <w:proofErr w:type="spellEnd"/>
+            <w:proofErr w:type="gramEnd"/>
+            <w:r>
+              <w:rPr>
+                <w:lang w:val="en-US"/>
+              </w:rPr>
+              <w:t xml:space="preserve"> </w:t>
+            </w:r>
+            <w:proofErr w:type="gramStart"/>
+            <w:r>
+              <w:rPr>
+                <w:lang w:val="en-US"/>
+              </w:rPr>
+              <w:t xml:space="preserve">%}{{ </w:t>
+            </w:r>
+            <w:proofErr w:type="spellStart"/>
+            <w:r>
+              <w:rPr>
+                <w:lang w:val="en-US"/>
+              </w:rPr>
+              <w:t>loop</w:t>
+            </w:r>
+            <w:proofErr w:type="gramEnd"/>
+            <w:r>
+              <w:rPr>
+                <w:lang w:val="en-US"/>
+              </w:rPr>
+              <w:t>.</w:t>
+            </w:r>
+            <w:proofErr w:type="gramStart"/>
+            <w:r>
+              <w:rPr>
+                <w:lang w:val="en-US"/>
+              </w:rPr>
+              <w:t>index</w:t>
+            </w:r>
+            <w:proofErr w:type="spellEnd"/>
+            <w:r>
+              <w:rPr>
+                <w:lang w:val="en-US"/>
+              </w:rPr>
+              <w:t xml:space="preserve"> }</w:t>
+            </w:r>
+            <w:proofErr w:type="gramEnd"/>
+            <w:r>
+              <w:rPr>
+                <w:lang w:val="en-US"/>
+              </w:rPr>
+              <w:t xml:space="preserve">}. </w:t>
+            </w:r>
+            <w:proofErr w:type="gramStart"/>
+            <w:r>
+              <w:rPr>
+                <w:lang w:val="en-US"/>
+              </w:rPr>
+              <w:t xml:space="preserve">{{ </w:t>
+            </w:r>
+            <w:proofErr w:type="spellStart"/>
+            <w:r>
+              <w:rPr>
+                <w:lang w:val="en-US"/>
+              </w:rPr>
+              <w:t>item</w:t>
+            </w:r>
+            <w:proofErr w:type="gramEnd"/>
+            <w:r>
+              <w:rPr>
+                <w:lang w:val="en-US"/>
+              </w:rPr>
+              <w:t>.file_</w:t>
+            </w:r>
+            <w:proofErr w:type="gramStart"/>
+            <w:r>
+              <w:rPr>
+                <w:lang w:val="en-US"/>
+              </w:rPr>
+              <w:t>name</w:t>
+            </w:r>
+            <w:proofErr w:type="spellEnd"/>
+            <w:r>
+              <w:rPr>
+                <w:lang w:val="en-US"/>
+              </w:rPr>
+              <w:t xml:space="preserve"> }}{</w:t>
+            </w:r>
+            <w:proofErr w:type="gramEnd"/>
+            <w:r>
+              <w:rPr>
+                <w:lang w:val="en-US"/>
+              </w:rPr>
+              <w:t xml:space="preserve">% </w:t>
+            </w:r>
+            <w:proofErr w:type="spellStart"/>
+            <w:proofErr w:type="gramStart"/>
+            <w:r>
+              <w:rPr>
+                <w:lang w:val="en-US"/>
+              </w:rPr>
+              <w:t>endfor</w:t>
+            </w:r>
+            <w:proofErr w:type="spellEnd"/>
+            <w:r>
+              <w:rPr>
+                <w:lang w:val="en-US"/>
+              </w:rPr>
               <w:t xml:space="preserve"> %}</w:t>
             </w:r>
-            <w:r>
-              <w:rPr>
-                <w:lang w:val="en-US"/>
-              </w:rPr>
-              <w:t>{% for item in template_dict.readme_file.comments %}{{ loop.index }}. {{ item.file_name }}{% endfor %}</w:t>
-            </w:r>
-          </w:p>
-          <w:p>
-            <w:pPr>
-              <w:rPr>
-                <w:lang w:val="en-US"/>
-              </w:rPr>
-            </w:pPr>
-            <w:r>
-              <w:t>{% else %}(</w:t>
-            </w:r>
-            <w:r>
-              <w:t>NO README FILE FOUND</w:t>
-            </w:r>
-            <w:r>
-              <w:t>){% endif %}</w:t>
-            </w:r>
+            <w:proofErr w:type="gramEnd"/>
+          </w:p>
+          <w:p>
+            <w:r>
+              <w:t xml:space="preserve">{% else </w:t>
+            </w:r>
+            <w:proofErr w:type="gramStart"/>
+            <w:r>
+              <w:t>%}(</w:t>
+            </w:r>
+            <w:proofErr w:type="gramEnd"/>
+            <w:r>
+              <w:t xml:space="preserve">NO README FILE </w:t>
+            </w:r>
+            <w:proofErr w:type="gramStart"/>
+            <w:r>
+              <w:t>FOUND</w:t>
+            </w:r>
+            <w:r>
+              <w:t>){</w:t>
+            </w:r>
+            <w:proofErr w:type="gramEnd"/>
+            <w:r>
+              <w:t>% endif %}</w:t>
+            </w:r>
+          </w:p>
+          <w:p>
+            <w:pPr>
+              <w:rPr>
+                <w:u w:val="single"/>
+                <w:lang w:val="en-US"/>
+              </w:rPr>
+            </w:pPr>
+            <w:r>
+              <w:rPr>
+                <w:u w:val="single"/>
+                <w:lang w:val="en-US"/>
+              </w:rPr>
+              <w:t>Curator’s comments:</w:t>
+            </w:r>
+          </w:p>
+          <w:p>
+            <w:pPr>
+              <w:rPr>
+                <w:lang w:val="en-US"/>
+              </w:rPr>
+            </w:pPr>
+          </w:p>
+          <w:p>
+            <w:pPr>
+              <w:rPr>
+                <w:lang w:val="en-US"/>
+              </w:rPr>
+            </w:pPr>
           </w:p>
         </w:tc>
         <w:tc>
@@ -5454,7 +7596,6 @@
                 <w:bCs/>
                 <w:lang w:val="en-US"/>
               </w:rPr>
-              <w:lastRenderedPageBreak/>
               <w:t>4.0</w:t>
             </w:r>
           </w:p>
@@ -6171,24 +8312,98 @@
             <w:r>
               <w:t xml:space="preserve">{% if </w:t>
             </w:r>
-            <w:r>
-              <w:rPr>
-                <w:lang w:val="en-US"/>
-              </w:rPr>
-              <w:t>template_dict.typo.comments</w:t>
-            </w:r>
-            <w:r>
-              <w:t xml:space="preserve"> |length &gt; 0</w:t>
-            </w:r>
-            <w:r>
+            <w:proofErr w:type="spellStart"/>
+            <w:r>
+              <w:rPr>
+                <w:lang w:val="en-US"/>
+              </w:rPr>
+              <w:t>template_</w:t>
+            </w:r>
+            <w:proofErr w:type="gramStart"/>
+            <w:r>
+              <w:rPr>
+                <w:lang w:val="en-US"/>
+              </w:rPr>
+              <w:t>dict.typo</w:t>
+            </w:r>
+            <w:proofErr w:type="gramEnd"/>
+            <w:r>
+              <w:rPr>
+                <w:lang w:val="en-US"/>
+              </w:rPr>
+              <w:t>.</w:t>
+            </w:r>
+            <w:proofErr w:type="gramStart"/>
+            <w:r>
+              <w:rPr>
+                <w:lang w:val="en-US"/>
+              </w:rPr>
+              <w:t>comments</w:t>
+            </w:r>
+            <w:proofErr w:type="spellEnd"/>
+            <w:r>
+              <w:t xml:space="preserve"> |length</w:t>
+            </w:r>
+            <w:proofErr w:type="gramEnd"/>
+            <w:r>
+              <w:t xml:space="preserve"> &gt; 0</w:t>
+            </w:r>
+            <w:r>
+              <w:t xml:space="preserve"> </w:t>
+            </w:r>
+            <w:proofErr w:type="gramStart"/>
+            <w:r>
+              <w:t>%}</w:t>
+            </w:r>
+            <w:r>
+              <w:rPr>
+                <w:lang w:val="en-US"/>
+              </w:rPr>
+              <w:t>{</w:t>
+            </w:r>
+            <w:proofErr w:type="gramEnd"/>
+            <w:r>
+              <w:rPr>
+                <w:lang w:val="en-US"/>
+              </w:rPr>
+              <w:t xml:space="preserve">% for item in </w:t>
+            </w:r>
+            <w:proofErr w:type="spellStart"/>
+            <w:r>
+              <w:rPr>
+                <w:lang w:val="en-US"/>
+              </w:rPr>
+              <w:t>template_</w:t>
+            </w:r>
+            <w:proofErr w:type="gramStart"/>
+            <w:r>
+              <w:rPr>
+                <w:lang w:val="en-US"/>
+              </w:rPr>
+              <w:t>dict.typo</w:t>
+            </w:r>
+            <w:proofErr w:type="gramEnd"/>
+            <w:r>
+              <w:rPr>
+                <w:lang w:val="en-US"/>
+              </w:rPr>
+              <w:t>.</w:t>
+            </w:r>
+            <w:proofErr w:type="gramStart"/>
+            <w:r>
+              <w:rPr>
+                <w:lang w:val="en-US"/>
+              </w:rPr>
+              <w:t>comments</w:t>
+            </w:r>
+            <w:proofErr w:type="spellEnd"/>
+            <w:r>
+              <w:rPr>
+                <w:lang w:val="en-US"/>
+              </w:rPr>
               <w:t xml:space="preserve"> %}</w:t>
             </w:r>
-            <w:r>
-              <w:rPr>
-                <w:lang w:val="en-US"/>
-              </w:rPr>
-              <w:t>{% for item in template_dict.typo.comments %}</w:t>
-            </w:r>
+            <w:proofErr w:type="gramEnd"/>
           </w:p>
           <w:p>
             <w:pPr>
@@ -6198,26 +8413,64 @@
                 <w:numId w:val="27"/>
               </w:numPr>
             </w:pPr>
-            <w:r>
-              <w:rPr>
-                <w:lang w:val="en-US"/>
-              </w:rPr>
-              <w:t>{{ item }}{% endfor %}</w:t>
-            </w:r>
-          </w:p>
-          <w:p>
-            <w:pPr>
-              <w:rPr>
-                <w:b/>
-                <w:bCs/>
-                <w:sz w:val="40"/>
-                <w:szCs w:val="40"/>
-                <w:lang w:val="en-US"/>
-              </w:rPr>
-            </w:pPr>
-            <w:r>
-              <w:t>{% else %}(NONE</w:t>
-            </w:r>
+            <w:proofErr w:type="gramStart"/>
+            <w:r>
+              <w:rPr>
+                <w:lang w:val="en-US"/>
+              </w:rPr>
+              <w:t>{{ item</w:t>
+            </w:r>
+            <w:proofErr w:type="gramEnd"/>
+            <w:r>
+              <w:rPr>
+                <w:lang w:val="en-US"/>
+              </w:rPr>
+              <w:t xml:space="preserve"> </w:t>
+            </w:r>
+            <w:proofErr w:type="gramStart"/>
+            <w:r>
+              <w:rPr>
+                <w:lang w:val="en-US"/>
+              </w:rPr>
+              <w:t>}}{</w:t>
+            </w:r>
+            <w:proofErr w:type="gramEnd"/>
+            <w:r>
+              <w:rPr>
+                <w:lang w:val="en-US"/>
+              </w:rPr>
+              <w:t xml:space="preserve">% </w:t>
+            </w:r>
+            <w:proofErr w:type="spellStart"/>
+            <w:proofErr w:type="gramStart"/>
+            <w:r>
+              <w:rPr>
+                <w:lang w:val="en-US"/>
+              </w:rPr>
+              <w:t>endfor</w:t>
+            </w:r>
+            <w:proofErr w:type="spellEnd"/>
+            <w:r>
+              <w:rPr>
+                <w:lang w:val="en-US"/>
+              </w:rPr>
+              <w:t xml:space="preserve"> %}</w:t>
+            </w:r>
+            <w:proofErr w:type="gramEnd"/>
+          </w:p>
+          <w:p>
+            <w:r>
+              <w:t xml:space="preserve">{% else </w:t>
+            </w:r>
+            <w:proofErr w:type="gramStart"/>
+            <w:r>
+              <w:t>%}(</w:t>
+            </w:r>
+            <w:proofErr w:type="gramEnd"/>
+            <w:r>
+              <w:t>NONE</w:t>
+            </w:r>
+            <w:proofErr w:type="gramStart"/>
             <w:r>
               <w:rPr>
                 <w:rFonts w:hint="eastAsia"/>
@@ -6225,9 +8478,30 @@
               <w:t>)</w:t>
             </w:r>
             <w:r>
-              <w:t>{% endif %}</w:t>
-            </w:r>
-          </w:p>
+              <w:t>{</w:t>
+            </w:r>
+            <w:proofErr w:type="gramEnd"/>
+            <w:r>
+              <w:t>% endif %}</w:t>
+            </w:r>
+          </w:p>
+          <w:p/>
+          <w:p>
+            <w:pPr>
+              <w:rPr>
+                <w:u w:val="single"/>
+                <w:lang w:val="en-US"/>
+              </w:rPr>
+            </w:pPr>
+            <w:r>
+              <w:rPr>
+                <w:u w:val="single"/>
+                <w:lang w:val="en-US"/>
+              </w:rPr>
+              <w:t>Curator’s comments:</w:t>
+            </w:r>
+          </w:p>
+          <w:p/>
         </w:tc>
         <w:tc>
           <w:tcPr>
@@ -6355,37 +8629,47 @@
                 <w:bCs/>
                 <w:lang w:val="en-US"/>
               </w:rPr>
-              <w:t>Do the metadata fields contain a valid entry (e.g. the content of the metadata field is relevant and meaningful)?</w:t>
-            </w:r>
-          </w:p>
-        </w:tc>
-        <w:tc>
-          <w:tcPr>
-            <w:tcW w:w="0" w:type="auto"/>
-            <w:tcBorders>
-              <w:top w:val="single" w:sz="8" w:space="0" w:color="000000"/>
-              <w:left w:val="single" w:sz="8" w:space="0" w:color="000000"/>
-              <w:bottom w:val="single" w:sz="8" w:space="0" w:color="000000"/>
-              <w:right w:val="single" w:sz="8" w:space="0" w:color="000000"/>
-            </w:tcBorders>
-            <w:tcMar>
-              <w:top w:w="100" w:type="dxa"/>
-              <w:left w:w="100" w:type="dxa"/>
-              <w:bottom w:w="100" w:type="dxa"/>
-              <w:right w:w="100" w:type="dxa"/>
-            </w:tcMar>
-            <w:hideMark/>
-          </w:tcPr>
-          <w:p>
-            <w:pPr>
-              <w:rPr>
-                <w:lang w:val="en-US"/>
-              </w:rPr>
-            </w:pPr>
-            <w:r>
-              <w:rPr>
-                <w:lang w:val="en-US"/>
-              </w:rPr>
+              <w:t xml:space="preserve">Do the metadata fields contain a valid entry (e.g. the content of the metadata field is relevant and </w:t>
+            </w:r>
+            <w:r>
+              <w:rPr>
+                <w:b/>
+                <w:bCs/>
+                <w:lang w:val="en-US"/>
+              </w:rPr>
+              <w:lastRenderedPageBreak/>
+              <w:t>meaningful)?</w:t>
+            </w:r>
+          </w:p>
+        </w:tc>
+        <w:tc>
+          <w:tcPr>
+            <w:tcW w:w="0" w:type="auto"/>
+            <w:tcBorders>
+              <w:top w:val="single" w:sz="8" w:space="0" w:color="000000"/>
+              <w:left w:val="single" w:sz="8" w:space="0" w:color="000000"/>
+              <w:bottom w:val="single" w:sz="8" w:space="0" w:color="000000"/>
+              <w:right w:val="single" w:sz="8" w:space="0" w:color="000000"/>
+            </w:tcBorders>
+            <w:tcMar>
+              <w:top w:w="100" w:type="dxa"/>
+              <w:left w:w="100" w:type="dxa"/>
+              <w:bottom w:w="100" w:type="dxa"/>
+              <w:right w:w="100" w:type="dxa"/>
+            </w:tcMar>
+            <w:hideMark/>
+          </w:tcPr>
+          <w:p>
+            <w:pPr>
+              <w:rPr>
+                <w:lang w:val="en-US"/>
+              </w:rPr>
+            </w:pPr>
+            <w:r>
+              <w:rPr>
+                <w:lang w:val="en-US"/>
+              </w:rPr>
+              <w:lastRenderedPageBreak/>
               <w:t>Review the following fields to ensure there is a valid entry and flag any issues:</w:t>
             </w:r>
           </w:p>
@@ -6454,6 +8738,7 @@
               <w:rPr>
                 <w:lang w:val="en-US"/>
               </w:rPr>
+              <w:lastRenderedPageBreak/>
               <w:t>Author name &amp; affiliation</w:t>
             </w:r>
           </w:p>
@@ -6633,10 +8918,30 @@
           </w:p>
           <w:p>
             <w:pPr>
+              <w:pStyle w:val="ListParagraph"/>
               <w:numPr>
                 <w:ilvl w:val="0"/>
-                <w:numId w:val="15"/>
+                <w:numId w:val="42"/>
               </w:numPr>
+            </w:pPr>
+          </w:p>
+          <w:p>
+            <w:pPr>
+              <w:rPr>
+                <w:u w:val="single"/>
+                <w:lang w:val="en-US"/>
+              </w:rPr>
+            </w:pPr>
+            <w:r>
+              <w:rPr>
+                <w:u w:val="single"/>
+                <w:lang w:val="en-US"/>
+              </w:rPr>
+              <w:t>Curator’s comments:</w:t>
+            </w:r>
+          </w:p>
+          <w:p>
+            <w:pPr>
               <w:rPr>
                 <w:lang w:val="en-US"/>
               </w:rPr>
@@ -6736,7 +9041,6 @@
                 <w:bCs/>
                 <w:lang w:val="en-US"/>
               </w:rPr>
-              <w:lastRenderedPageBreak/>
               <w:t>4.3</w:t>
             </w:r>
             <w:r>
@@ -6837,8 +9141,29 @@
             <w:r>
               <w:t xml:space="preserve">not </w:t>
             </w:r>
-            <w:r>
-              <w:t>template_dict.none_author_affiliation %}X{% endif %}</w:t>
+            <w:proofErr w:type="spellStart"/>
+            <w:r>
+              <w:t>template_</w:t>
+            </w:r>
+            <w:proofErr w:type="gramStart"/>
+            <w:r>
+              <w:t>dict.none</w:t>
+            </w:r>
+            <w:proofErr w:type="gramEnd"/>
+            <w:r>
+              <w:t>_author_affiliation</w:t>
+            </w:r>
+            <w:proofErr w:type="spellEnd"/>
+            <w:r>
+              <w:t xml:space="preserve"> %}</w:t>
+            </w:r>
+            <w:proofErr w:type="gramStart"/>
+            <w:r>
+              <w:t>X{</w:t>
+            </w:r>
+            <w:proofErr w:type="gramEnd"/>
+            <w:r>
+              <w:t>% endif %}</w:t>
             </w:r>
           </w:p>
         </w:tc>
@@ -6871,116 +9196,145 @@
             <w:r>
               <w:t xml:space="preserve"> </w:t>
             </w:r>
-            <w:r>
-              <w:t>template_dict.none_author_affiliation %}X{% endif %}</w:t>
-            </w:r>
-          </w:p>
-        </w:tc>
-        <w:tc>
-          <w:tcPr>
-            <w:tcW w:w="0" w:type="auto"/>
-            <w:tcBorders>
-              <w:top w:val="single" w:sz="8" w:space="0" w:color="000000"/>
-              <w:left w:val="single" w:sz="8" w:space="0" w:color="000000"/>
-              <w:bottom w:val="single" w:sz="8" w:space="0" w:color="000000"/>
-              <w:right w:val="single" w:sz="8" w:space="0" w:color="000000"/>
-            </w:tcBorders>
-            <w:tcMar>
-              <w:top w:w="100" w:type="dxa"/>
-              <w:left w:w="100" w:type="dxa"/>
-              <w:bottom w:w="100" w:type="dxa"/>
-              <w:right w:w="100" w:type="dxa"/>
-            </w:tcMar>
-            <w:hideMark/>
-          </w:tcPr>
-          <w:p>
-            <w:pPr>
-              <w:rPr>
-                <w:lang w:val="en-US"/>
-              </w:rPr>
-            </w:pPr>
-          </w:p>
-        </w:tc>
-        <w:tc>
-          <w:tcPr>
-            <w:tcW w:w="0" w:type="auto"/>
-            <w:tcBorders>
-              <w:top w:val="single" w:sz="8" w:space="0" w:color="000000"/>
-              <w:left w:val="single" w:sz="8" w:space="0" w:color="000000"/>
-              <w:bottom w:val="single" w:sz="8" w:space="0" w:color="000000"/>
-              <w:right w:val="single" w:sz="8" w:space="0" w:color="000000"/>
-            </w:tcBorders>
-            <w:tcMar>
-              <w:top w:w="100" w:type="dxa"/>
-              <w:left w:w="100" w:type="dxa"/>
-              <w:bottom w:w="100" w:type="dxa"/>
-              <w:right w:w="100" w:type="dxa"/>
-            </w:tcMar>
-            <w:hideMark/>
-          </w:tcPr>
-          <w:p>
-            <w:pPr>
-              <w:rPr>
-                <w:lang w:val="en-US"/>
-              </w:rPr>
-            </w:pPr>
-          </w:p>
-        </w:tc>
-        <w:tc>
-          <w:tcPr>
-            <w:tcW w:w="0" w:type="auto"/>
-            <w:tcBorders>
-              <w:top w:val="single" w:sz="8" w:space="0" w:color="000000"/>
-              <w:left w:val="single" w:sz="8" w:space="0" w:color="000000"/>
-              <w:bottom w:val="single" w:sz="8" w:space="0" w:color="000000"/>
-              <w:right w:val="single" w:sz="8" w:space="0" w:color="000000"/>
-            </w:tcBorders>
-            <w:tcMar>
-              <w:top w:w="100" w:type="dxa"/>
-              <w:left w:w="100" w:type="dxa"/>
-              <w:bottom w:w="100" w:type="dxa"/>
-              <w:right w:w="100" w:type="dxa"/>
-            </w:tcMar>
-            <w:hideMark/>
-          </w:tcPr>
-          <w:p>
-            <w:pPr>
-              <w:rPr>
-                <w:lang w:val="en-US"/>
-              </w:rPr>
-            </w:pPr>
-          </w:p>
-        </w:tc>
-        <w:tc>
-          <w:tcPr>
-            <w:tcW w:w="0" w:type="auto"/>
-            <w:tcBorders>
-              <w:top w:val="single" w:sz="8" w:space="0" w:color="000000"/>
-              <w:left w:val="single" w:sz="8" w:space="0" w:color="000000"/>
-              <w:bottom w:val="single" w:sz="8" w:space="0" w:color="000000"/>
-              <w:right w:val="single" w:sz="8" w:space="0" w:color="000000"/>
-            </w:tcBorders>
-            <w:tcMar>
-              <w:top w:w="100" w:type="dxa"/>
-              <w:left w:w="100" w:type="dxa"/>
-              <w:bottom w:w="100" w:type="dxa"/>
-              <w:right w:w="100" w:type="dxa"/>
-            </w:tcMar>
-            <w:hideMark/>
-          </w:tcPr>
-          <w:p>
-            <w:pPr>
-              <w:rPr>
-                <w:lang w:val="en-US"/>
-              </w:rPr>
-            </w:pPr>
-            <w:r>
+            <w:proofErr w:type="spellStart"/>
+            <w:r>
+              <w:t>template_</w:t>
+            </w:r>
+            <w:proofErr w:type="gramStart"/>
+            <w:r>
+              <w:t>dict.none</w:t>
+            </w:r>
+            <w:proofErr w:type="gramEnd"/>
+            <w:r>
+              <w:t>_author_affiliation</w:t>
+            </w:r>
+            <w:proofErr w:type="spellEnd"/>
+            <w:r>
+              <w:t xml:space="preserve"> %}</w:t>
+            </w:r>
+            <w:proofErr w:type="gramStart"/>
+            <w:r>
+              <w:t>X{</w:t>
+            </w:r>
+            <w:proofErr w:type="gramEnd"/>
+            <w:r>
+              <w:t>% endif %}</w:t>
+            </w:r>
+          </w:p>
+        </w:tc>
+        <w:tc>
+          <w:tcPr>
+            <w:tcW w:w="0" w:type="auto"/>
+            <w:tcBorders>
+              <w:top w:val="single" w:sz="8" w:space="0" w:color="000000"/>
+              <w:left w:val="single" w:sz="8" w:space="0" w:color="000000"/>
+              <w:bottom w:val="single" w:sz="8" w:space="0" w:color="000000"/>
+              <w:right w:val="single" w:sz="8" w:space="0" w:color="000000"/>
+            </w:tcBorders>
+            <w:tcMar>
+              <w:top w:w="100" w:type="dxa"/>
+              <w:left w:w="100" w:type="dxa"/>
+              <w:bottom w:w="100" w:type="dxa"/>
+              <w:right w:w="100" w:type="dxa"/>
+            </w:tcMar>
+            <w:hideMark/>
+          </w:tcPr>
+          <w:p>
+            <w:pPr>
+              <w:rPr>
+                <w:lang w:val="en-US"/>
+              </w:rPr>
+            </w:pPr>
+          </w:p>
+        </w:tc>
+        <w:tc>
+          <w:tcPr>
+            <w:tcW w:w="0" w:type="auto"/>
+            <w:tcBorders>
+              <w:top w:val="single" w:sz="8" w:space="0" w:color="000000"/>
+              <w:left w:val="single" w:sz="8" w:space="0" w:color="000000"/>
+              <w:bottom w:val="single" w:sz="8" w:space="0" w:color="000000"/>
+              <w:right w:val="single" w:sz="8" w:space="0" w:color="000000"/>
+            </w:tcBorders>
+            <w:tcMar>
+              <w:top w:w="100" w:type="dxa"/>
+              <w:left w:w="100" w:type="dxa"/>
+              <w:bottom w:w="100" w:type="dxa"/>
+              <w:right w:w="100" w:type="dxa"/>
+            </w:tcMar>
+            <w:hideMark/>
+          </w:tcPr>
+          <w:p>
+            <w:pPr>
+              <w:rPr>
+                <w:lang w:val="en-US"/>
+              </w:rPr>
+            </w:pPr>
+          </w:p>
+        </w:tc>
+        <w:tc>
+          <w:tcPr>
+            <w:tcW w:w="0" w:type="auto"/>
+            <w:tcBorders>
+              <w:top w:val="single" w:sz="8" w:space="0" w:color="000000"/>
+              <w:left w:val="single" w:sz="8" w:space="0" w:color="000000"/>
+              <w:bottom w:val="single" w:sz="8" w:space="0" w:color="000000"/>
+              <w:right w:val="single" w:sz="8" w:space="0" w:color="000000"/>
+            </w:tcBorders>
+            <w:tcMar>
+              <w:top w:w="100" w:type="dxa"/>
+              <w:left w:w="100" w:type="dxa"/>
+              <w:bottom w:w="100" w:type="dxa"/>
+              <w:right w:w="100" w:type="dxa"/>
+            </w:tcMar>
+            <w:hideMark/>
+          </w:tcPr>
+          <w:p>
+            <w:pPr>
+              <w:rPr>
+                <w:lang w:val="en-US"/>
+              </w:rPr>
+            </w:pPr>
+          </w:p>
+        </w:tc>
+        <w:tc>
+          <w:tcPr>
+            <w:tcW w:w="0" w:type="auto"/>
+            <w:tcBorders>
+              <w:top w:val="single" w:sz="8" w:space="0" w:color="000000"/>
+              <w:left w:val="single" w:sz="8" w:space="0" w:color="000000"/>
+              <w:bottom w:val="single" w:sz="8" w:space="0" w:color="000000"/>
+              <w:right w:val="single" w:sz="8" w:space="0" w:color="000000"/>
+            </w:tcBorders>
+            <w:tcMar>
+              <w:top w:w="100" w:type="dxa"/>
+              <w:left w:w="100" w:type="dxa"/>
+              <w:bottom w:w="100" w:type="dxa"/>
+              <w:right w:w="100" w:type="dxa"/>
+            </w:tcMar>
+            <w:hideMark/>
+          </w:tcPr>
+          <w:p>
+            <w:pPr>
               <w:rPr>
                 <w:u w:val="single"/>
                 <w:lang w:val="en-US"/>
               </w:rPr>
+            </w:pPr>
+            <w:r>
+              <w:rPr>
+                <w:u w:val="single"/>
+                <w:lang w:val="en-US"/>
+              </w:rPr>
               <w:t>Curator’s comments:</w:t>
             </w:r>
+          </w:p>
+          <w:p>
+            <w:pPr>
+              <w:rPr>
+                <w:lang w:val="en-US"/>
+              </w:rPr>
+            </w:pPr>
           </w:p>
         </w:tc>
         <w:tc>
@@ -7141,11 +9495,24 @@
               </w:rPr>
             </w:pPr>
             <w:r>
-              <w:t>This will check either ‘uoft’, ‘u of t’ or ‘</w:t>
-            </w:r>
-            <w:r>
-              <w:t>university of toronto</w:t>
-            </w:r>
+              <w:t>This will check either ‘</w:t>
+            </w:r>
+            <w:proofErr w:type="spellStart"/>
+            <w:r>
+              <w:t>uoft</w:t>
+            </w:r>
+            <w:proofErr w:type="spellEnd"/>
+            <w:r>
+              <w:t>’, ‘u of t’ or ‘</w:t>
+            </w:r>
+            <w:r>
+              <w:t xml:space="preserve">university of </w:t>
+            </w:r>
+            <w:proofErr w:type="spellStart"/>
+            <w:r>
+              <w:t>toronto</w:t>
+            </w:r>
+            <w:proofErr w:type="spellEnd"/>
             <w:r>
               <w:t xml:space="preserve">’ is filled for the </w:t>
             </w:r>
@@ -7187,156 +9554,217 @@
           </w:tcPr>
           <w:p>
             <w:r>
-              <w:t>{% if not template_dict.</w:t>
-            </w:r>
-            <w:r>
-              <w:rPr>
-                <w:lang w:val="en-US"/>
-              </w:rPr>
-              <w:t>none_author_affiliation_UT</w:t>
-            </w:r>
-            <w:r>
-              <w:t>%}X{% endif %}</w:t>
-            </w:r>
-          </w:p>
-        </w:tc>
-        <w:tc>
-          <w:tcPr>
-            <w:tcW w:w="0" w:type="auto"/>
-            <w:tcBorders>
-              <w:top w:val="single" w:sz="8" w:space="0" w:color="000000"/>
-              <w:left w:val="single" w:sz="8" w:space="0" w:color="000000"/>
-              <w:bottom w:val="single" w:sz="8" w:space="0" w:color="000000"/>
-              <w:right w:val="single" w:sz="8" w:space="0" w:color="000000"/>
-            </w:tcBorders>
-            <w:tcMar>
-              <w:top w:w="100" w:type="dxa"/>
-              <w:left w:w="100" w:type="dxa"/>
-              <w:bottom w:w="100" w:type="dxa"/>
-              <w:right w:w="100" w:type="dxa"/>
-            </w:tcMar>
-          </w:tcPr>
-          <w:p>
-            <w:r>
-              <w:t>{% if template_dict.</w:t>
-            </w:r>
-            <w:r>
-              <w:rPr>
-                <w:lang w:val="en-US"/>
-              </w:rPr>
-              <w:t>none_author_affiliation_UT</w:t>
-            </w:r>
-            <w:r>
-              <w:t xml:space="preserve"> %}X{% endif %}</w:t>
-            </w:r>
-          </w:p>
-        </w:tc>
-        <w:tc>
-          <w:tcPr>
-            <w:tcW w:w="0" w:type="auto"/>
-            <w:tcBorders>
-              <w:top w:val="single" w:sz="8" w:space="0" w:color="000000"/>
-              <w:left w:val="single" w:sz="8" w:space="0" w:color="000000"/>
-              <w:bottom w:val="single" w:sz="8" w:space="0" w:color="000000"/>
-              <w:right w:val="single" w:sz="8" w:space="0" w:color="000000"/>
-            </w:tcBorders>
-            <w:tcMar>
-              <w:top w:w="100" w:type="dxa"/>
-              <w:left w:w="100" w:type="dxa"/>
-              <w:bottom w:w="100" w:type="dxa"/>
-              <w:right w:w="100" w:type="dxa"/>
-            </w:tcMar>
-          </w:tcPr>
-          <w:p>
-            <w:pPr>
-              <w:rPr>
-                <w:lang w:val="en-US"/>
-              </w:rPr>
-            </w:pPr>
-          </w:p>
-        </w:tc>
-        <w:tc>
-          <w:tcPr>
-            <w:tcW w:w="0" w:type="auto"/>
-            <w:tcBorders>
-              <w:top w:val="single" w:sz="8" w:space="0" w:color="000000"/>
-              <w:left w:val="single" w:sz="8" w:space="0" w:color="000000"/>
-              <w:bottom w:val="single" w:sz="8" w:space="0" w:color="000000"/>
-              <w:right w:val="single" w:sz="8" w:space="0" w:color="000000"/>
-            </w:tcBorders>
-            <w:tcMar>
-              <w:top w:w="100" w:type="dxa"/>
-              <w:left w:w="100" w:type="dxa"/>
-              <w:bottom w:w="100" w:type="dxa"/>
-              <w:right w:w="100" w:type="dxa"/>
-            </w:tcMar>
-          </w:tcPr>
-          <w:p>
-            <w:pPr>
-              <w:rPr>
-                <w:lang w:val="en-US"/>
-              </w:rPr>
-            </w:pPr>
-          </w:p>
-        </w:tc>
-        <w:tc>
-          <w:tcPr>
-            <w:tcW w:w="0" w:type="auto"/>
-            <w:tcBorders>
-              <w:top w:val="single" w:sz="8" w:space="0" w:color="000000"/>
-              <w:left w:val="single" w:sz="8" w:space="0" w:color="000000"/>
-              <w:bottom w:val="single" w:sz="8" w:space="0" w:color="000000"/>
-              <w:right w:val="single" w:sz="8" w:space="0" w:color="000000"/>
-            </w:tcBorders>
-            <w:tcMar>
-              <w:top w:w="100" w:type="dxa"/>
-              <w:left w:w="100" w:type="dxa"/>
-              <w:bottom w:w="100" w:type="dxa"/>
-              <w:right w:w="100" w:type="dxa"/>
-            </w:tcMar>
-          </w:tcPr>
-          <w:p>
-            <w:pPr>
-              <w:rPr>
-                <w:lang w:val="en-US"/>
-              </w:rPr>
-            </w:pPr>
-          </w:p>
-        </w:tc>
-        <w:tc>
-          <w:tcPr>
-            <w:tcW w:w="0" w:type="auto"/>
-            <w:tcBorders>
-              <w:top w:val="single" w:sz="8" w:space="0" w:color="000000"/>
-              <w:left w:val="single" w:sz="8" w:space="0" w:color="000000"/>
-              <w:bottom w:val="single" w:sz="8" w:space="0" w:color="000000"/>
-              <w:right w:val="single" w:sz="8" w:space="0" w:color="000000"/>
-            </w:tcBorders>
-            <w:tcMar>
-              <w:top w:w="100" w:type="dxa"/>
-              <w:left w:w="100" w:type="dxa"/>
-              <w:bottom w:w="100" w:type="dxa"/>
-              <w:right w:w="100" w:type="dxa"/>
-            </w:tcMar>
-          </w:tcPr>
-          <w:p>
-            <w:pPr>
-              <w:rPr>
-                <w:b/>
-                <w:bCs/>
-                <w:color w:val="FF0000"/>
-                <w:sz w:val="40"/>
-                <w:szCs w:val="40"/>
-                <w:lang w:val="en-US"/>
-              </w:rPr>
-            </w:pPr>
-            <w:r>
+              <w:t xml:space="preserve">{% if not </w:t>
+            </w:r>
+            <w:proofErr w:type="spellStart"/>
+            <w:r>
+              <w:t>template_</w:t>
+            </w:r>
+            <w:proofErr w:type="gramStart"/>
+            <w:r>
+              <w:t>dict</w:t>
+            </w:r>
+            <w:proofErr w:type="spellEnd"/>
+            <w:r>
+              <w:t>.</w:t>
+            </w:r>
+            <w:proofErr w:type="spellStart"/>
+            <w:r>
+              <w:rPr>
+                <w:lang w:val="en-US"/>
+              </w:rPr>
+              <w:t>none</w:t>
+            </w:r>
+            <w:proofErr w:type="gramEnd"/>
+            <w:r>
+              <w:rPr>
+                <w:lang w:val="en-US"/>
+              </w:rPr>
+              <w:t>_author_affiliation_UT</w:t>
+            </w:r>
+            <w:proofErr w:type="spellEnd"/>
+            <w:r>
+              <w:t>%}</w:t>
+            </w:r>
+            <w:proofErr w:type="gramStart"/>
+            <w:r>
+              <w:t>X{</w:t>
+            </w:r>
+            <w:proofErr w:type="gramEnd"/>
+            <w:r>
+              <w:t>% endif %}</w:t>
+            </w:r>
+          </w:p>
+        </w:tc>
+        <w:tc>
+          <w:tcPr>
+            <w:tcW w:w="0" w:type="auto"/>
+            <w:tcBorders>
+              <w:top w:val="single" w:sz="8" w:space="0" w:color="000000"/>
+              <w:left w:val="single" w:sz="8" w:space="0" w:color="000000"/>
+              <w:bottom w:val="single" w:sz="8" w:space="0" w:color="000000"/>
+              <w:right w:val="single" w:sz="8" w:space="0" w:color="000000"/>
+            </w:tcBorders>
+            <w:tcMar>
+              <w:top w:w="100" w:type="dxa"/>
+              <w:left w:w="100" w:type="dxa"/>
+              <w:bottom w:w="100" w:type="dxa"/>
+              <w:right w:w="100" w:type="dxa"/>
+            </w:tcMar>
+          </w:tcPr>
+          <w:p>
+            <w:r>
+              <w:t xml:space="preserve">{% if </w:t>
+            </w:r>
+            <w:proofErr w:type="spellStart"/>
+            <w:r>
+              <w:t>template_</w:t>
+            </w:r>
+            <w:proofErr w:type="gramStart"/>
+            <w:r>
+              <w:t>dict</w:t>
+            </w:r>
+            <w:proofErr w:type="spellEnd"/>
+            <w:r>
+              <w:t>.</w:t>
+            </w:r>
+            <w:proofErr w:type="spellStart"/>
+            <w:r>
+              <w:rPr>
+                <w:lang w:val="en-US"/>
+              </w:rPr>
+              <w:t>none</w:t>
+            </w:r>
+            <w:proofErr w:type="gramEnd"/>
+            <w:r>
+              <w:rPr>
+                <w:lang w:val="en-US"/>
+              </w:rPr>
+              <w:t>_author_affiliation_UT</w:t>
+            </w:r>
+            <w:proofErr w:type="spellEnd"/>
+            <w:r>
+              <w:t xml:space="preserve"> %}</w:t>
+            </w:r>
+            <w:proofErr w:type="gramStart"/>
+            <w:r>
+              <w:t>X{</w:t>
+            </w:r>
+            <w:proofErr w:type="gramEnd"/>
+            <w:r>
+              <w:t>% endif %}</w:t>
+            </w:r>
+          </w:p>
+        </w:tc>
+        <w:tc>
+          <w:tcPr>
+            <w:tcW w:w="0" w:type="auto"/>
+            <w:tcBorders>
+              <w:top w:val="single" w:sz="8" w:space="0" w:color="000000"/>
+              <w:left w:val="single" w:sz="8" w:space="0" w:color="000000"/>
+              <w:bottom w:val="single" w:sz="8" w:space="0" w:color="000000"/>
+              <w:right w:val="single" w:sz="8" w:space="0" w:color="000000"/>
+            </w:tcBorders>
+            <w:tcMar>
+              <w:top w:w="100" w:type="dxa"/>
+              <w:left w:w="100" w:type="dxa"/>
+              <w:bottom w:w="100" w:type="dxa"/>
+              <w:right w:w="100" w:type="dxa"/>
+            </w:tcMar>
+          </w:tcPr>
+          <w:p>
+            <w:pPr>
+              <w:rPr>
+                <w:lang w:val="en-US"/>
+              </w:rPr>
+            </w:pPr>
+          </w:p>
+        </w:tc>
+        <w:tc>
+          <w:tcPr>
+            <w:tcW w:w="0" w:type="auto"/>
+            <w:tcBorders>
+              <w:top w:val="single" w:sz="8" w:space="0" w:color="000000"/>
+              <w:left w:val="single" w:sz="8" w:space="0" w:color="000000"/>
+              <w:bottom w:val="single" w:sz="8" w:space="0" w:color="000000"/>
+              <w:right w:val="single" w:sz="8" w:space="0" w:color="000000"/>
+            </w:tcBorders>
+            <w:tcMar>
+              <w:top w:w="100" w:type="dxa"/>
+              <w:left w:w="100" w:type="dxa"/>
+              <w:bottom w:w="100" w:type="dxa"/>
+              <w:right w:w="100" w:type="dxa"/>
+            </w:tcMar>
+          </w:tcPr>
+          <w:p>
+            <w:pPr>
+              <w:rPr>
+                <w:lang w:val="en-US"/>
+              </w:rPr>
+            </w:pPr>
+          </w:p>
+        </w:tc>
+        <w:tc>
+          <w:tcPr>
+            <w:tcW w:w="0" w:type="auto"/>
+            <w:tcBorders>
+              <w:top w:val="single" w:sz="8" w:space="0" w:color="000000"/>
+              <w:left w:val="single" w:sz="8" w:space="0" w:color="000000"/>
+              <w:bottom w:val="single" w:sz="8" w:space="0" w:color="000000"/>
+              <w:right w:val="single" w:sz="8" w:space="0" w:color="000000"/>
+            </w:tcBorders>
+            <w:tcMar>
+              <w:top w:w="100" w:type="dxa"/>
+              <w:left w:w="100" w:type="dxa"/>
+              <w:bottom w:w="100" w:type="dxa"/>
+              <w:right w:w="100" w:type="dxa"/>
+            </w:tcMar>
+          </w:tcPr>
+          <w:p>
+            <w:pPr>
+              <w:rPr>
+                <w:lang w:val="en-US"/>
+              </w:rPr>
+            </w:pPr>
+          </w:p>
+        </w:tc>
+        <w:tc>
+          <w:tcPr>
+            <w:tcW w:w="0" w:type="auto"/>
+            <w:tcBorders>
+              <w:top w:val="single" w:sz="8" w:space="0" w:color="000000"/>
+              <w:left w:val="single" w:sz="8" w:space="0" w:color="000000"/>
+              <w:bottom w:val="single" w:sz="8" w:space="0" w:color="000000"/>
+              <w:right w:val="single" w:sz="8" w:space="0" w:color="000000"/>
+            </w:tcBorders>
+            <w:tcMar>
+              <w:top w:w="100" w:type="dxa"/>
+ 